--- a/Window_function_Rank_DENSE_RANK_ROW_NUMBER.docx
+++ b/Window_function_Rank_DENSE_RANK_ROW_NUMBER.docx
@@ -2,6 +2,142 @@
 <file path=word/document.xml><?xml version="1.0" encoding="utf-8"?>
 <w:document xmlns:wpc="http://schemas.microsoft.com/office/word/2010/wordprocessingCanvas" xmlns:mc="http://schemas.openxmlformats.org/markup-compatibility/2006" xmlns:o="urn:schemas-microsoft-com:office:office" xmlns:r="http://schemas.openxmlformats.org/officeDocument/2006/relationships" xmlns:m="http://schemas.openxmlformats.org/officeDocument/2006/math" xmlns:v="urn:schemas-microsoft-com:vml" xmlns:wp14="http://schemas.microsoft.com/office/word/2010/wordprocessingDrawing" xmlns:wp="http://schemas.openxmlformats.org/drawingml/2006/wordprocessingDrawing" xmlns:w10="urn:schemas-microsoft-com:office:word" xmlns:w="http://schemas.openxmlformats.org/wordprocessingml/2006/main" xmlns:w14="http://schemas.microsoft.com/office/word/2010/wordml" xmlns:wpg="http://schemas.microsoft.com/office/word/2010/wordprocessingGroup" xmlns:wpi="http://schemas.microsoft.com/office/word/2010/wordprocessingInk" xmlns:wne="http://schemas.microsoft.com/office/word/2006/wordml" xmlns:wps="http://schemas.microsoft.com/office/word/2010/wordprocessingShape" mc:Ignorable="w14 wp14">
   <w:body>
+    <w:p>
+      <w:pPr>
+        <w:spacing w:after="0" w:line="240" w:lineRule="auto"/>
+        <w:outlineLvl w:val="0"/>
+        <w:rPr>
+          <w:rFonts w:eastAsia="Times New Roman" w:cstheme="minorHAnsi"/>
+          <w:b/>
+          <w:bCs/>
+          <w:kern w:val="36"/>
+          <w:lang w:eastAsia="en-IN"/>
+        </w:rPr>
+      </w:pPr>
+      <w:r>
+        <w:rPr>
+          <w:noProof/>
+          <w:lang w:eastAsia="en-IN"/>
+        </w:rPr>
+        <w:drawing>
+          <wp:inline distT="0" distB="0" distL="0" distR="0" wp14:anchorId="5118335E" wp14:editId="2877806E">
+            <wp:extent cx="5731510" cy="3402215"/>
+            <wp:effectExtent l="0" t="0" r="2540" b="8255"/>
+            <wp:docPr id="19" name="Picture 19"/>
+            <wp:cNvGraphicFramePr>
+              <a:graphicFrameLocks xmlns:a="http://schemas.openxmlformats.org/drawingml/2006/main" noChangeAspect="1"/>
+            </wp:cNvGraphicFramePr>
+            <a:graphic xmlns:a="http://schemas.openxmlformats.org/drawingml/2006/main">
+              <a:graphicData uri="http://schemas.openxmlformats.org/drawingml/2006/picture">
+                <pic:pic xmlns:pic="http://schemas.openxmlformats.org/drawingml/2006/picture">
+                  <pic:nvPicPr>
+                    <pic:cNvPr id="0" name=""/>
+                    <pic:cNvPicPr/>
+                  </pic:nvPicPr>
+                  <pic:blipFill>
+                    <a:blip r:embed="rId6"/>
+                    <a:stretch>
+                      <a:fillRect/>
+                    </a:stretch>
+                  </pic:blipFill>
+                  <pic:spPr>
+                    <a:xfrm>
+                      <a:off x="0" y="0"/>
+                      <a:ext cx="5731510" cy="3402215"/>
+                    </a:xfrm>
+                    <a:prstGeom prst="rect">
+                      <a:avLst/>
+                    </a:prstGeom>
+                  </pic:spPr>
+                </pic:pic>
+              </a:graphicData>
+            </a:graphic>
+          </wp:inline>
+        </w:drawing>
+      </w:r>
+    </w:p>
+    <w:p>
+      <w:pPr>
+        <w:spacing w:after="0" w:line="240" w:lineRule="auto"/>
+        <w:outlineLvl w:val="0"/>
+        <w:rPr>
+          <w:rFonts w:eastAsia="Times New Roman" w:cstheme="minorHAnsi"/>
+          <w:b/>
+          <w:bCs/>
+          <w:kern w:val="36"/>
+          <w:lang w:eastAsia="en-IN"/>
+        </w:rPr>
+      </w:pPr>
+      <w:bookmarkStart w:id="0" w:name="_GoBack"/>
+      <w:r>
+        <w:rPr>
+          <w:noProof/>
+          <w:lang w:eastAsia="en-IN"/>
+        </w:rPr>
+        <w:drawing>
+          <wp:inline distT="0" distB="0" distL="0" distR="0" wp14:anchorId="2815EE41" wp14:editId="6C61ECC8">
+            <wp:extent cx="4842635" cy="3752850"/>
+            <wp:effectExtent l="0" t="0" r="0" b="0"/>
+            <wp:docPr id="27" name="Picture 27"/>
+            <wp:cNvGraphicFramePr>
+              <a:graphicFrameLocks xmlns:a="http://schemas.openxmlformats.org/drawingml/2006/main" noChangeAspect="1"/>
+            </wp:cNvGraphicFramePr>
+            <a:graphic xmlns:a="http://schemas.openxmlformats.org/drawingml/2006/main">
+              <a:graphicData uri="http://schemas.openxmlformats.org/drawingml/2006/picture">
+                <pic:pic xmlns:pic="http://schemas.openxmlformats.org/drawingml/2006/picture">
+                  <pic:nvPicPr>
+                    <pic:cNvPr id="0" name=""/>
+                    <pic:cNvPicPr/>
+                  </pic:nvPicPr>
+                  <pic:blipFill>
+                    <a:blip r:embed="rId7"/>
+                    <a:stretch>
+                      <a:fillRect/>
+                    </a:stretch>
+                  </pic:blipFill>
+                  <pic:spPr>
+                    <a:xfrm>
+                      <a:off x="0" y="0"/>
+                      <a:ext cx="4842635" cy="3752850"/>
+                    </a:xfrm>
+                    <a:prstGeom prst="rect">
+                      <a:avLst/>
+                    </a:prstGeom>
+                  </pic:spPr>
+                </pic:pic>
+              </a:graphicData>
+            </a:graphic>
+          </wp:inline>
+        </w:drawing>
+      </w:r>
+      <w:bookmarkEnd w:id="0"/>
+    </w:p>
+    <w:p>
+      <w:pPr>
+        <w:spacing w:after="0" w:line="240" w:lineRule="auto"/>
+        <w:outlineLvl w:val="0"/>
+        <w:rPr>
+          <w:rFonts w:eastAsia="Times New Roman" w:cstheme="minorHAnsi"/>
+          <w:b/>
+          <w:bCs/>
+          <w:kern w:val="36"/>
+          <w:lang w:eastAsia="en-IN"/>
+        </w:rPr>
+      </w:pPr>
+    </w:p>
+    <w:p>
+      <w:pPr>
+        <w:spacing w:after="0" w:line="240" w:lineRule="auto"/>
+        <w:outlineLvl w:val="0"/>
+        <w:rPr>
+          <w:rFonts w:eastAsia="Times New Roman" w:cstheme="minorHAnsi"/>
+          <w:b/>
+          <w:bCs/>
+          <w:kern w:val="36"/>
+          <w:lang w:eastAsia="en-IN"/>
+        </w:rPr>
+      </w:pPr>
+    </w:p>
     <w:p>
       <w:pPr>
         <w:spacing w:after="0" w:line="240" w:lineRule="auto"/>
@@ -199,6 +335,7 @@
           <w:noProof/>
           <w:lang w:eastAsia="en-IN"/>
         </w:rPr>
+        <w:lastRenderedPageBreak/>
         <w:t>-------------------------</w:t>
       </w:r>
     </w:p>
@@ -1911,7 +2048,6 @@
           <w:bCs/>
           <w:lang w:eastAsia="en-IN"/>
         </w:rPr>
-        <w:lastRenderedPageBreak/>
         <w:t>Why Are They Called “Window” Functions?</w:t>
       </w:r>
     </w:p>
@@ -2096,6 +2232,7 @@
           <w:noProof/>
           <w:lang w:eastAsia="en-IN"/>
         </w:rPr>
+        <w:lastRenderedPageBreak/>
         <w:t xml:space="preserve">    PARTITION BY ...</w:t>
       </w:r>
     </w:p>
@@ -2602,8 +2739,6 @@
         </w:rPr>
         <w:t>Used for:</w:t>
       </w:r>
-      <w:bookmarkStart w:id="0" w:name="_GoBack"/>
-      <w:bookmarkEnd w:id="0"/>
     </w:p>
     <w:p>
       <w:pPr>
@@ -3204,7 +3339,6 @@
           <w:rFonts w:eastAsia="Times New Roman" w:cstheme="minorHAnsi"/>
           <w:lang w:eastAsia="en-IN"/>
         </w:rPr>
-        <w:lastRenderedPageBreak/>
         <w:t>Used for:</w:t>
       </w:r>
     </w:p>
@@ -3406,6 +3540,7 @@
           <w:noProof/>
           <w:lang w:eastAsia="en-IN"/>
         </w:rPr>
+        <w:lastRenderedPageBreak/>
         <w:t xml:space="preserve">    amount,</w:t>
       </w:r>
     </w:p>
@@ -6359,6 +6494,36 @@
     <w:basedOn w:val="DefaultParagraphFont"/>
     <w:rsid w:val="00B52E9B"/>
   </w:style>
+  <w:style w:type="paragraph" w:styleId="BalloonText">
+    <w:name w:val="Balloon Text"/>
+    <w:basedOn w:val="Normal"/>
+    <w:link w:val="BalloonTextChar"/>
+    <w:uiPriority w:val="99"/>
+    <w:semiHidden/>
+    <w:unhideWhenUsed/>
+    <w:rsid w:val="00163CF1"/>
+    <w:pPr>
+      <w:spacing w:after="0" w:line="240" w:lineRule="auto"/>
+    </w:pPr>
+    <w:rPr>
+      <w:rFonts w:ascii="Tahoma" w:hAnsi="Tahoma" w:cs="Tahoma"/>
+      <w:sz w:val="16"/>
+      <w:szCs w:val="16"/>
+    </w:rPr>
+  </w:style>
+  <w:style w:type="character" w:customStyle="1" w:styleId="BalloonTextChar">
+    <w:name w:val="Balloon Text Char"/>
+    <w:basedOn w:val="DefaultParagraphFont"/>
+    <w:link w:val="BalloonText"/>
+    <w:uiPriority w:val="99"/>
+    <w:semiHidden/>
+    <w:rsid w:val="00163CF1"/>
+    <w:rPr>
+      <w:rFonts w:ascii="Tahoma" w:hAnsi="Tahoma" w:cs="Tahoma"/>
+      <w:sz w:val="16"/>
+      <w:szCs w:val="16"/>
+    </w:rPr>
+  </w:style>
 </w:styles>
 </file>
 
@@ -6798,6 +6963,36 @@
     <w:basedOn w:val="DefaultParagraphFont"/>
     <w:rsid w:val="00B52E9B"/>
   </w:style>
+  <w:style w:type="paragraph" w:styleId="BalloonText">
+    <w:name w:val="Balloon Text"/>
+    <w:basedOn w:val="Normal"/>
+    <w:link w:val="BalloonTextChar"/>
+    <w:uiPriority w:val="99"/>
+    <w:semiHidden/>
+    <w:unhideWhenUsed/>
+    <w:rsid w:val="00163CF1"/>
+    <w:pPr>
+      <w:spacing w:after="0" w:line="240" w:lineRule="auto"/>
+    </w:pPr>
+    <w:rPr>
+      <w:rFonts w:ascii="Tahoma" w:hAnsi="Tahoma" w:cs="Tahoma"/>
+      <w:sz w:val="16"/>
+      <w:szCs w:val="16"/>
+    </w:rPr>
+  </w:style>
+  <w:style w:type="character" w:customStyle="1" w:styleId="BalloonTextChar">
+    <w:name w:val="Balloon Text Char"/>
+    <w:basedOn w:val="DefaultParagraphFont"/>
+    <w:link w:val="BalloonText"/>
+    <w:uiPriority w:val="99"/>
+    <w:semiHidden/>
+    <w:rsid w:val="00163CF1"/>
+    <w:rPr>
+      <w:rFonts w:ascii="Tahoma" w:hAnsi="Tahoma" w:cs="Tahoma"/>
+      <w:sz w:val="16"/>
+      <w:szCs w:val="16"/>
+    </w:rPr>
+  </w:style>
 </w:styles>
 </file>
 

--- a/Window_function_Rank_DENSE_RANK_ROW_NUMBER.docx
+++ b/Window_function_Rank_DENSE_RANK_ROW_NUMBER.docx
@@ -68,7 +68,6 @@
           <w:lang w:eastAsia="en-IN"/>
         </w:rPr>
       </w:pPr>
-      <w:bookmarkStart w:id="0" w:name="_GoBack"/>
       <w:r>
         <w:rPr>
           <w:noProof/>
@@ -110,7 +109,6 @@
           </wp:inline>
         </w:drawing>
       </w:r>
-      <w:bookmarkEnd w:id="0"/>
     </w:p>
     <w:p>
       <w:pPr>
@@ -2513,11 +2511,39 @@
           <w:lang w:eastAsia="en-IN"/>
         </w:rPr>
       </w:pPr>
-      <w:r>
-        <w:rPr>
-          <w:rFonts w:eastAsia="Times New Roman" w:cstheme="minorHAnsi"/>
-          <w:b/>
-          <w:bCs/>
+    </w:p>
+    <w:p>
+      <w:pPr>
+        <w:spacing w:after="0" w:line="240" w:lineRule="auto"/>
+        <w:outlineLvl w:val="1"/>
+        <w:rPr>
+          <w:rFonts w:eastAsia="Times New Roman" w:cstheme="minorHAnsi"/>
+          <w:b/>
+          <w:bCs/>
+          <w:lang w:eastAsia="en-IN"/>
+        </w:rPr>
+      </w:pPr>
+    </w:p>
+    <w:p>
+      <w:pPr>
+        <w:spacing w:after="0" w:line="240" w:lineRule="auto"/>
+        <w:outlineLvl w:val="1"/>
+        <w:rPr>
+          <w:rFonts w:eastAsia="Times New Roman" w:cstheme="minorHAnsi"/>
+          <w:b/>
+          <w:bCs/>
+          <w:sz w:val="36"/>
+          <w:szCs w:val="36"/>
+          <w:lang w:eastAsia="en-IN"/>
+        </w:rPr>
+      </w:pPr>
+      <w:r>
+        <w:rPr>
+          <w:rFonts w:eastAsia="Times New Roman" w:cstheme="minorHAnsi"/>
+          <w:b/>
+          <w:bCs/>
+          <w:sz w:val="36"/>
+          <w:szCs w:val="36"/>
           <w:lang w:eastAsia="en-IN"/>
         </w:rPr>
         <w:t>Common Window Functions (Must Know)</w:t>
@@ -3468,6 +3494,7 @@
           <w:rFonts w:eastAsia="Times New Roman" w:cstheme="minorHAnsi"/>
           <w:lang w:eastAsia="en-IN"/>
         </w:rPr>
+        <w:lastRenderedPageBreak/>
         <w:t>SELECT</w:t>
       </w:r>
     </w:p>
@@ -3540,7 +3567,6 @@
           <w:noProof/>
           <w:lang w:eastAsia="en-IN"/>
         </w:rPr>
-        <w:lastRenderedPageBreak/>
         <w:t xml:space="preserve">    amount,</w:t>
       </w:r>
     </w:p>
@@ -4246,6 +4272,5372 @@
           <w:lang w:eastAsia="en-IN"/>
         </w:rPr>
       </w:pPr>
+    </w:p>
+    <w:p>
+      <w:pPr>
+        <w:spacing w:after="0"/>
+        <w:rPr>
+          <w:rFonts w:cstheme="minorHAnsi"/>
+        </w:rPr>
+      </w:pPr>
+    </w:p>
+    <w:p>
+      <w:pPr>
+        <w:spacing w:after="0"/>
+        <w:rPr>
+          <w:rFonts w:cstheme="minorHAnsi"/>
+        </w:rPr>
+      </w:pPr>
+    </w:p>
+    <w:p>
+      <w:pPr>
+        <w:spacing w:after="0"/>
+        <w:rPr>
+          <w:rFonts w:cstheme="minorHAnsi"/>
+        </w:rPr>
+      </w:pPr>
+      <w:r>
+        <w:rPr>
+          <w:rFonts w:cstheme="minorHAnsi"/>
+        </w:rPr>
+        <w:t>+++++++++++++++++++++++++++++++++++++++++++++++++++++++++++++++++++++++++++++++++++++++++++++++++++++++++++++++++++++++++++++++++++++++++++++++++++++++++++++++++</w:t>
+      </w:r>
+    </w:p>
+    <w:p>
+      <w:pPr>
+        <w:spacing w:after="0"/>
+        <w:rPr>
+          <w:rFonts w:cstheme="minorHAnsi"/>
+        </w:rPr>
+      </w:pPr>
+    </w:p>
+    <w:p>
+      <w:pPr>
+        <w:spacing w:before="100" w:beforeAutospacing="1" w:after="100" w:afterAutospacing="1" w:line="240" w:lineRule="auto"/>
+        <w:outlineLvl w:val="0"/>
+        <w:rPr>
+          <w:rFonts w:eastAsia="Times New Roman" w:cstheme="minorHAnsi"/>
+          <w:b/>
+          <w:bCs/>
+          <w:kern w:val="36"/>
+          <w:lang w:eastAsia="en-IN"/>
+        </w:rPr>
+      </w:pPr>
+      <w:r>
+        <w:rPr>
+          <w:rFonts w:eastAsia="Times New Roman" w:cstheme="minorHAnsi"/>
+          <w:b/>
+          <w:bCs/>
+          <w:kern w:val="36"/>
+          <w:lang w:eastAsia="en-IN"/>
+        </w:rPr>
+        <w:t>Window Functions Overview</w:t>
+      </w:r>
+    </w:p>
+    <w:p>
+      <w:pPr>
+        <w:spacing w:before="100" w:beforeAutospacing="1" w:after="100" w:afterAutospacing="1" w:line="240" w:lineRule="auto"/>
+        <w:rPr>
+          <w:rFonts w:eastAsia="Times New Roman" w:cstheme="minorHAnsi"/>
+          <w:lang w:eastAsia="en-IN"/>
+        </w:rPr>
+      </w:pPr>
+      <w:r>
+        <w:rPr>
+          <w:rFonts w:eastAsia="Times New Roman" w:cstheme="minorHAnsi"/>
+          <w:lang w:eastAsia="en-IN"/>
+        </w:rPr>
+        <w:t xml:space="preserve">Window functions work on a </w:t>
+      </w:r>
+      <w:r>
+        <w:rPr>
+          <w:rFonts w:eastAsia="Times New Roman" w:cstheme="minorHAnsi"/>
+          <w:b/>
+          <w:bCs/>
+          <w:lang w:eastAsia="en-IN"/>
+        </w:rPr>
+        <w:t>set of rows (window)</w:t>
+      </w:r>
+      <w:r>
+        <w:rPr>
+          <w:rFonts w:eastAsia="Times New Roman" w:cstheme="minorHAnsi"/>
+          <w:lang w:eastAsia="en-IN"/>
+        </w:rPr>
+        <w:t xml:space="preserve"> </w:t>
+      </w:r>
+      <w:r>
+        <w:rPr>
+          <w:rFonts w:eastAsia="Times New Roman" w:cstheme="minorHAnsi"/>
+          <w:b/>
+          <w:bCs/>
+          <w:lang w:eastAsia="en-IN"/>
+        </w:rPr>
+        <w:t>without collapsing rows</w:t>
+      </w:r>
+      <w:r>
+        <w:rPr>
+          <w:rFonts w:eastAsia="Times New Roman" w:cstheme="minorHAnsi"/>
+          <w:lang w:eastAsia="en-IN"/>
+        </w:rPr>
+        <w:t xml:space="preserve"> like GROUP BY.</w:t>
+      </w:r>
+    </w:p>
+    <w:p>
+      <w:pPr>
+        <w:spacing w:before="100" w:beforeAutospacing="1" w:after="100" w:afterAutospacing="1" w:line="240" w:lineRule="auto"/>
+        <w:rPr>
+          <w:rFonts w:eastAsia="Times New Roman" w:cstheme="minorHAnsi"/>
+          <w:lang w:eastAsia="en-IN"/>
+        </w:rPr>
+      </w:pPr>
+      <w:r>
+        <w:rPr>
+          <w:rFonts w:eastAsia="Times New Roman" w:cstheme="minorHAnsi"/>
+          <w:lang w:eastAsia="en-IN"/>
+        </w:rPr>
+        <w:t>General syntax:</w:t>
+      </w:r>
+    </w:p>
+    <w:p>
+      <w:pPr>
+        <w:tabs>
+          <w:tab w:val="left" w:pos="916"/>
+          <w:tab w:val="left" w:pos="1832"/>
+          <w:tab w:val="left" w:pos="2748"/>
+          <w:tab w:val="left" w:pos="3664"/>
+          <w:tab w:val="left" w:pos="4580"/>
+          <w:tab w:val="left" w:pos="5496"/>
+          <w:tab w:val="left" w:pos="6412"/>
+          <w:tab w:val="left" w:pos="7328"/>
+          <w:tab w:val="left" w:pos="8244"/>
+          <w:tab w:val="left" w:pos="9160"/>
+          <w:tab w:val="left" w:pos="10076"/>
+          <w:tab w:val="left" w:pos="10992"/>
+          <w:tab w:val="left" w:pos="11908"/>
+          <w:tab w:val="left" w:pos="12824"/>
+          <w:tab w:val="left" w:pos="13740"/>
+          <w:tab w:val="left" w:pos="14656"/>
+        </w:tabs>
+        <w:spacing w:after="0" w:line="240" w:lineRule="auto"/>
+        <w:rPr>
+          <w:rFonts w:eastAsia="Times New Roman" w:cstheme="minorHAnsi"/>
+          <w:lang w:eastAsia="en-IN"/>
+        </w:rPr>
+      </w:pPr>
+      <w:proofErr w:type="spellStart"/>
+      <w:r>
+        <w:rPr>
+          <w:rFonts w:eastAsia="Times New Roman" w:cstheme="minorHAnsi"/>
+          <w:lang w:eastAsia="en-IN"/>
+        </w:rPr>
+        <w:t>function_</w:t>
+      </w:r>
+      <w:proofErr w:type="gramStart"/>
+      <w:r>
+        <w:rPr>
+          <w:rFonts w:eastAsia="Times New Roman" w:cstheme="minorHAnsi"/>
+          <w:lang w:eastAsia="en-IN"/>
+        </w:rPr>
+        <w:t>name</w:t>
+      </w:r>
+      <w:proofErr w:type="spellEnd"/>
+      <w:r>
+        <w:rPr>
+          <w:rFonts w:eastAsia="Times New Roman" w:cstheme="minorHAnsi"/>
+          <w:lang w:eastAsia="en-IN"/>
+        </w:rPr>
+        <w:t>(</w:t>
+      </w:r>
+      <w:proofErr w:type="gramEnd"/>
+      <w:r>
+        <w:rPr>
+          <w:rFonts w:eastAsia="Times New Roman" w:cstheme="minorHAnsi"/>
+          <w:lang w:eastAsia="en-IN"/>
+        </w:rPr>
+        <w:t>expression)</w:t>
+      </w:r>
+    </w:p>
+    <w:p>
+      <w:pPr>
+        <w:tabs>
+          <w:tab w:val="left" w:pos="916"/>
+          <w:tab w:val="left" w:pos="1832"/>
+          <w:tab w:val="left" w:pos="2748"/>
+          <w:tab w:val="left" w:pos="3664"/>
+          <w:tab w:val="left" w:pos="4580"/>
+          <w:tab w:val="left" w:pos="5496"/>
+          <w:tab w:val="left" w:pos="6412"/>
+          <w:tab w:val="left" w:pos="7328"/>
+          <w:tab w:val="left" w:pos="8244"/>
+          <w:tab w:val="left" w:pos="9160"/>
+          <w:tab w:val="left" w:pos="10076"/>
+          <w:tab w:val="left" w:pos="10992"/>
+          <w:tab w:val="left" w:pos="11908"/>
+          <w:tab w:val="left" w:pos="12824"/>
+          <w:tab w:val="left" w:pos="13740"/>
+          <w:tab w:val="left" w:pos="14656"/>
+        </w:tabs>
+        <w:spacing w:after="0" w:line="240" w:lineRule="auto"/>
+        <w:rPr>
+          <w:rFonts w:eastAsia="Times New Roman" w:cstheme="minorHAnsi"/>
+          <w:lang w:eastAsia="en-IN"/>
+        </w:rPr>
+      </w:pPr>
+      <w:r>
+        <w:rPr>
+          <w:rFonts w:eastAsia="Times New Roman" w:cstheme="minorHAnsi"/>
+          <w:lang w:eastAsia="en-IN"/>
+        </w:rPr>
+        <w:t>OVER (</w:t>
+      </w:r>
+    </w:p>
+    <w:p>
+      <w:pPr>
+        <w:tabs>
+          <w:tab w:val="left" w:pos="916"/>
+          <w:tab w:val="left" w:pos="1832"/>
+          <w:tab w:val="left" w:pos="2748"/>
+          <w:tab w:val="left" w:pos="3664"/>
+          <w:tab w:val="left" w:pos="4580"/>
+          <w:tab w:val="left" w:pos="5496"/>
+          <w:tab w:val="left" w:pos="6412"/>
+          <w:tab w:val="left" w:pos="7328"/>
+          <w:tab w:val="left" w:pos="8244"/>
+          <w:tab w:val="left" w:pos="9160"/>
+          <w:tab w:val="left" w:pos="10076"/>
+          <w:tab w:val="left" w:pos="10992"/>
+          <w:tab w:val="left" w:pos="11908"/>
+          <w:tab w:val="left" w:pos="12824"/>
+          <w:tab w:val="left" w:pos="13740"/>
+          <w:tab w:val="left" w:pos="14656"/>
+        </w:tabs>
+        <w:spacing w:after="0" w:line="240" w:lineRule="auto"/>
+        <w:rPr>
+          <w:rFonts w:eastAsia="Times New Roman" w:cstheme="minorHAnsi"/>
+          <w:lang w:eastAsia="en-IN"/>
+        </w:rPr>
+      </w:pPr>
+      <w:r>
+        <w:rPr>
+          <w:rFonts w:eastAsia="Times New Roman" w:cstheme="minorHAnsi"/>
+          <w:lang w:eastAsia="en-IN"/>
+        </w:rPr>
+        <w:t xml:space="preserve">    PARTITION BY </w:t>
+      </w:r>
+      <w:proofErr w:type="spellStart"/>
+      <w:r>
+        <w:rPr>
+          <w:rFonts w:eastAsia="Times New Roman" w:cstheme="minorHAnsi"/>
+          <w:lang w:eastAsia="en-IN"/>
+        </w:rPr>
+        <w:t>column_list</w:t>
+      </w:r>
+      <w:proofErr w:type="spellEnd"/>
+    </w:p>
+    <w:p>
+      <w:pPr>
+        <w:tabs>
+          <w:tab w:val="left" w:pos="916"/>
+          <w:tab w:val="left" w:pos="1832"/>
+          <w:tab w:val="left" w:pos="2748"/>
+          <w:tab w:val="left" w:pos="3664"/>
+          <w:tab w:val="left" w:pos="4580"/>
+          <w:tab w:val="left" w:pos="5496"/>
+          <w:tab w:val="left" w:pos="6412"/>
+          <w:tab w:val="left" w:pos="7328"/>
+          <w:tab w:val="left" w:pos="8244"/>
+          <w:tab w:val="left" w:pos="9160"/>
+          <w:tab w:val="left" w:pos="10076"/>
+          <w:tab w:val="left" w:pos="10992"/>
+          <w:tab w:val="left" w:pos="11908"/>
+          <w:tab w:val="left" w:pos="12824"/>
+          <w:tab w:val="left" w:pos="13740"/>
+          <w:tab w:val="left" w:pos="14656"/>
+        </w:tabs>
+        <w:spacing w:after="0" w:line="240" w:lineRule="auto"/>
+        <w:rPr>
+          <w:rFonts w:eastAsia="Times New Roman" w:cstheme="minorHAnsi"/>
+          <w:lang w:eastAsia="en-IN"/>
+        </w:rPr>
+      </w:pPr>
+      <w:r>
+        <w:rPr>
+          <w:rFonts w:eastAsia="Times New Roman" w:cstheme="minorHAnsi"/>
+          <w:lang w:eastAsia="en-IN"/>
+        </w:rPr>
+        <w:t xml:space="preserve">    ORDER BY </w:t>
+      </w:r>
+      <w:proofErr w:type="spellStart"/>
+      <w:r>
+        <w:rPr>
+          <w:rFonts w:eastAsia="Times New Roman" w:cstheme="minorHAnsi"/>
+          <w:lang w:eastAsia="en-IN"/>
+        </w:rPr>
+        <w:t>column_list</w:t>
+      </w:r>
+      <w:proofErr w:type="spellEnd"/>
+    </w:p>
+    <w:p>
+      <w:pPr>
+        <w:tabs>
+          <w:tab w:val="left" w:pos="916"/>
+          <w:tab w:val="left" w:pos="1832"/>
+          <w:tab w:val="left" w:pos="2748"/>
+          <w:tab w:val="left" w:pos="3664"/>
+          <w:tab w:val="left" w:pos="4580"/>
+          <w:tab w:val="left" w:pos="5496"/>
+          <w:tab w:val="left" w:pos="6412"/>
+          <w:tab w:val="left" w:pos="7328"/>
+          <w:tab w:val="left" w:pos="8244"/>
+          <w:tab w:val="left" w:pos="9160"/>
+          <w:tab w:val="left" w:pos="10076"/>
+          <w:tab w:val="left" w:pos="10992"/>
+          <w:tab w:val="left" w:pos="11908"/>
+          <w:tab w:val="left" w:pos="12824"/>
+          <w:tab w:val="left" w:pos="13740"/>
+          <w:tab w:val="left" w:pos="14656"/>
+        </w:tabs>
+        <w:spacing w:after="0" w:line="240" w:lineRule="auto"/>
+        <w:rPr>
+          <w:rFonts w:eastAsia="Times New Roman" w:cstheme="minorHAnsi"/>
+          <w:lang w:eastAsia="en-IN"/>
+        </w:rPr>
+      </w:pPr>
+      <w:r>
+        <w:rPr>
+          <w:rFonts w:eastAsia="Times New Roman" w:cstheme="minorHAnsi"/>
+          <w:lang w:eastAsia="en-IN"/>
+        </w:rPr>
+        <w:t>)</w:t>
+      </w:r>
+    </w:p>
+    <w:p>
+      <w:pPr>
+        <w:spacing w:after="0" w:line="240" w:lineRule="auto"/>
+        <w:rPr>
+          <w:rFonts w:eastAsia="Times New Roman" w:cstheme="minorHAnsi"/>
+          <w:lang w:eastAsia="en-IN"/>
+        </w:rPr>
+      </w:pPr>
+      <w:r>
+        <w:rPr>
+          <w:rFonts w:eastAsia="Times New Roman" w:cstheme="minorHAnsi"/>
+          <w:lang w:eastAsia="en-IN"/>
+        </w:rPr>
+        <w:pict>
+          <v:rect id="_x0000_i1040" style="width:0;height:1.5pt" o:hralign="center" o:hrstd="t" o:hr="t" fillcolor="#a0a0a0" stroked="f"/>
+        </w:pict>
+      </w:r>
+    </w:p>
+    <w:p>
+      <w:pPr>
+        <w:spacing w:before="100" w:beforeAutospacing="1" w:after="100" w:afterAutospacing="1" w:line="240" w:lineRule="auto"/>
+        <w:outlineLvl w:val="1"/>
+        <w:rPr>
+          <w:rFonts w:eastAsia="Times New Roman" w:cstheme="minorHAnsi"/>
+          <w:b/>
+          <w:bCs/>
+          <w:lang w:eastAsia="en-IN"/>
+        </w:rPr>
+      </w:pPr>
+      <w:r>
+        <w:rPr>
+          <w:rFonts w:eastAsia="Times New Roman" w:cstheme="minorHAnsi"/>
+          <w:b/>
+          <w:bCs/>
+          <w:lang w:eastAsia="en-IN"/>
+        </w:rPr>
+        <w:t>Sample Data (Employees)</w:t>
+      </w:r>
+    </w:p>
+    <w:tbl>
+      <w:tblPr>
+        <w:tblStyle w:val="TableGrid"/>
+        <w:tblW w:w="6739" w:type="dxa"/>
+        <w:tblLook w:val="04A0" w:firstRow="1" w:lastRow="0" w:firstColumn="1" w:lastColumn="0" w:noHBand="0" w:noVBand="1"/>
+      </w:tblPr>
+      <w:tblGrid>
+        <w:gridCol w:w="1421"/>
+        <w:gridCol w:w="1150"/>
+        <w:gridCol w:w="1004"/>
+        <w:gridCol w:w="1214"/>
+        <w:gridCol w:w="1950"/>
+      </w:tblGrid>
+      <w:tr>
+        <w:trPr>
+          <w:trHeight w:val="344"/>
+        </w:trPr>
+        <w:tc>
+          <w:tcPr>
+            <w:tcW w:w="0" w:type="auto"/>
+            <w:hideMark/>
+          </w:tcPr>
+          <w:p>
+            <w:pPr>
+              <w:jc w:val="center"/>
+              <w:rPr>
+                <w:rFonts w:eastAsia="Times New Roman" w:cstheme="minorHAnsi"/>
+                <w:b/>
+                <w:bCs/>
+                <w:lang w:eastAsia="en-IN"/>
+              </w:rPr>
+            </w:pPr>
+            <w:proofErr w:type="spellStart"/>
+            <w:r>
+              <w:rPr>
+                <w:rFonts w:eastAsia="Times New Roman" w:cstheme="minorHAnsi"/>
+                <w:b/>
+                <w:bCs/>
+                <w:lang w:eastAsia="en-IN"/>
+              </w:rPr>
+              <w:t>emp_id</w:t>
+            </w:r>
+            <w:proofErr w:type="spellEnd"/>
+          </w:p>
+        </w:tc>
+        <w:tc>
+          <w:tcPr>
+            <w:tcW w:w="0" w:type="auto"/>
+            <w:hideMark/>
+          </w:tcPr>
+          <w:p>
+            <w:pPr>
+              <w:jc w:val="center"/>
+              <w:rPr>
+                <w:rFonts w:eastAsia="Times New Roman" w:cstheme="minorHAnsi"/>
+                <w:b/>
+                <w:bCs/>
+                <w:lang w:eastAsia="en-IN"/>
+              </w:rPr>
+            </w:pPr>
+            <w:r>
+              <w:rPr>
+                <w:rFonts w:eastAsia="Times New Roman" w:cstheme="minorHAnsi"/>
+                <w:b/>
+                <w:bCs/>
+                <w:lang w:eastAsia="en-IN"/>
+              </w:rPr>
+              <w:t>name</w:t>
+            </w:r>
+          </w:p>
+        </w:tc>
+        <w:tc>
+          <w:tcPr>
+            <w:tcW w:w="0" w:type="auto"/>
+            <w:hideMark/>
+          </w:tcPr>
+          <w:p>
+            <w:pPr>
+              <w:jc w:val="center"/>
+              <w:rPr>
+                <w:rFonts w:eastAsia="Times New Roman" w:cstheme="minorHAnsi"/>
+                <w:b/>
+                <w:bCs/>
+                <w:lang w:eastAsia="en-IN"/>
+              </w:rPr>
+            </w:pPr>
+            <w:proofErr w:type="spellStart"/>
+            <w:r>
+              <w:rPr>
+                <w:rFonts w:eastAsia="Times New Roman" w:cstheme="minorHAnsi"/>
+                <w:b/>
+                <w:bCs/>
+                <w:lang w:eastAsia="en-IN"/>
+              </w:rPr>
+              <w:t>dept</w:t>
+            </w:r>
+            <w:proofErr w:type="spellEnd"/>
+          </w:p>
+        </w:tc>
+        <w:tc>
+          <w:tcPr>
+            <w:tcW w:w="0" w:type="auto"/>
+            <w:hideMark/>
+          </w:tcPr>
+          <w:p>
+            <w:pPr>
+              <w:jc w:val="center"/>
+              <w:rPr>
+                <w:rFonts w:eastAsia="Times New Roman" w:cstheme="minorHAnsi"/>
+                <w:b/>
+                <w:bCs/>
+                <w:lang w:eastAsia="en-IN"/>
+              </w:rPr>
+            </w:pPr>
+            <w:r>
+              <w:rPr>
+                <w:rFonts w:eastAsia="Times New Roman" w:cstheme="minorHAnsi"/>
+                <w:b/>
+                <w:bCs/>
+                <w:lang w:eastAsia="en-IN"/>
+              </w:rPr>
+              <w:t>salary</w:t>
+            </w:r>
+          </w:p>
+        </w:tc>
+        <w:tc>
+          <w:tcPr>
+            <w:tcW w:w="0" w:type="auto"/>
+            <w:hideMark/>
+          </w:tcPr>
+          <w:p>
+            <w:pPr>
+              <w:jc w:val="center"/>
+              <w:rPr>
+                <w:rFonts w:eastAsia="Times New Roman" w:cstheme="minorHAnsi"/>
+                <w:b/>
+                <w:bCs/>
+                <w:lang w:eastAsia="en-IN"/>
+              </w:rPr>
+            </w:pPr>
+            <w:proofErr w:type="spellStart"/>
+            <w:r>
+              <w:rPr>
+                <w:rFonts w:eastAsia="Times New Roman" w:cstheme="minorHAnsi"/>
+                <w:b/>
+                <w:bCs/>
+                <w:lang w:eastAsia="en-IN"/>
+              </w:rPr>
+              <w:t>join_date</w:t>
+            </w:r>
+            <w:proofErr w:type="spellEnd"/>
+          </w:p>
+        </w:tc>
+      </w:tr>
+      <w:tr>
+        <w:trPr>
+          <w:trHeight w:val="344"/>
+        </w:trPr>
+        <w:tc>
+          <w:tcPr>
+            <w:tcW w:w="0" w:type="auto"/>
+            <w:hideMark/>
+          </w:tcPr>
+          <w:p>
+            <w:pPr>
+              <w:rPr>
+                <w:rFonts w:eastAsia="Times New Roman" w:cstheme="minorHAnsi"/>
+                <w:lang w:eastAsia="en-IN"/>
+              </w:rPr>
+            </w:pPr>
+            <w:r>
+              <w:rPr>
+                <w:rFonts w:eastAsia="Times New Roman" w:cstheme="minorHAnsi"/>
+                <w:lang w:eastAsia="en-IN"/>
+              </w:rPr>
+              <w:lastRenderedPageBreak/>
+              <w:t>1</w:t>
+            </w:r>
+          </w:p>
+        </w:tc>
+        <w:tc>
+          <w:tcPr>
+            <w:tcW w:w="0" w:type="auto"/>
+            <w:hideMark/>
+          </w:tcPr>
+          <w:p>
+            <w:pPr>
+              <w:rPr>
+                <w:rFonts w:eastAsia="Times New Roman" w:cstheme="minorHAnsi"/>
+                <w:lang w:eastAsia="en-IN"/>
+              </w:rPr>
+            </w:pPr>
+            <w:proofErr w:type="spellStart"/>
+            <w:r>
+              <w:rPr>
+                <w:rFonts w:eastAsia="Times New Roman" w:cstheme="minorHAnsi"/>
+                <w:lang w:eastAsia="en-IN"/>
+              </w:rPr>
+              <w:t>Asha</w:t>
+            </w:r>
+            <w:proofErr w:type="spellEnd"/>
+          </w:p>
+        </w:tc>
+        <w:tc>
+          <w:tcPr>
+            <w:tcW w:w="0" w:type="auto"/>
+            <w:hideMark/>
+          </w:tcPr>
+          <w:p>
+            <w:pPr>
+              <w:rPr>
+                <w:rFonts w:eastAsia="Times New Roman" w:cstheme="minorHAnsi"/>
+                <w:lang w:eastAsia="en-IN"/>
+              </w:rPr>
+            </w:pPr>
+            <w:r>
+              <w:rPr>
+                <w:rFonts w:eastAsia="Times New Roman" w:cstheme="minorHAnsi"/>
+                <w:lang w:eastAsia="en-IN"/>
+              </w:rPr>
+              <w:t>IT</w:t>
+            </w:r>
+          </w:p>
+        </w:tc>
+        <w:tc>
+          <w:tcPr>
+            <w:tcW w:w="0" w:type="auto"/>
+            <w:hideMark/>
+          </w:tcPr>
+          <w:p>
+            <w:pPr>
+              <w:rPr>
+                <w:rFonts w:eastAsia="Times New Roman" w:cstheme="minorHAnsi"/>
+                <w:lang w:eastAsia="en-IN"/>
+              </w:rPr>
+            </w:pPr>
+            <w:r>
+              <w:rPr>
+                <w:rFonts w:eastAsia="Times New Roman" w:cstheme="minorHAnsi"/>
+                <w:lang w:eastAsia="en-IN"/>
+              </w:rPr>
+              <w:t>60000</w:t>
+            </w:r>
+          </w:p>
+        </w:tc>
+        <w:tc>
+          <w:tcPr>
+            <w:tcW w:w="0" w:type="auto"/>
+            <w:hideMark/>
+          </w:tcPr>
+          <w:p>
+            <w:pPr>
+              <w:rPr>
+                <w:rFonts w:eastAsia="Times New Roman" w:cstheme="minorHAnsi"/>
+                <w:lang w:eastAsia="en-IN"/>
+              </w:rPr>
+            </w:pPr>
+            <w:r>
+              <w:rPr>
+                <w:rFonts w:eastAsia="Times New Roman" w:cstheme="minorHAnsi"/>
+                <w:lang w:eastAsia="en-IN"/>
+              </w:rPr>
+              <w:t>2020-01-01</w:t>
+            </w:r>
+          </w:p>
+        </w:tc>
+      </w:tr>
+      <w:tr>
+        <w:trPr>
+          <w:trHeight w:val="358"/>
+        </w:trPr>
+        <w:tc>
+          <w:tcPr>
+            <w:tcW w:w="0" w:type="auto"/>
+            <w:hideMark/>
+          </w:tcPr>
+          <w:p>
+            <w:pPr>
+              <w:rPr>
+                <w:rFonts w:eastAsia="Times New Roman" w:cstheme="minorHAnsi"/>
+                <w:lang w:eastAsia="en-IN"/>
+              </w:rPr>
+            </w:pPr>
+            <w:r>
+              <w:rPr>
+                <w:rFonts w:eastAsia="Times New Roman" w:cstheme="minorHAnsi"/>
+                <w:lang w:eastAsia="en-IN"/>
+              </w:rPr>
+              <w:t>2</w:t>
+            </w:r>
+          </w:p>
+        </w:tc>
+        <w:tc>
+          <w:tcPr>
+            <w:tcW w:w="0" w:type="auto"/>
+            <w:hideMark/>
+          </w:tcPr>
+          <w:p>
+            <w:pPr>
+              <w:rPr>
+                <w:rFonts w:eastAsia="Times New Roman" w:cstheme="minorHAnsi"/>
+                <w:lang w:eastAsia="en-IN"/>
+              </w:rPr>
+            </w:pPr>
+            <w:r>
+              <w:rPr>
+                <w:rFonts w:eastAsia="Times New Roman" w:cstheme="minorHAnsi"/>
+                <w:lang w:eastAsia="en-IN"/>
+              </w:rPr>
+              <w:t>Ravi</w:t>
+            </w:r>
+          </w:p>
+        </w:tc>
+        <w:tc>
+          <w:tcPr>
+            <w:tcW w:w="0" w:type="auto"/>
+            <w:hideMark/>
+          </w:tcPr>
+          <w:p>
+            <w:pPr>
+              <w:rPr>
+                <w:rFonts w:eastAsia="Times New Roman" w:cstheme="minorHAnsi"/>
+                <w:lang w:eastAsia="en-IN"/>
+              </w:rPr>
+            </w:pPr>
+            <w:r>
+              <w:rPr>
+                <w:rFonts w:eastAsia="Times New Roman" w:cstheme="minorHAnsi"/>
+                <w:lang w:eastAsia="en-IN"/>
+              </w:rPr>
+              <w:t>IT</w:t>
+            </w:r>
+          </w:p>
+        </w:tc>
+        <w:tc>
+          <w:tcPr>
+            <w:tcW w:w="0" w:type="auto"/>
+            <w:hideMark/>
+          </w:tcPr>
+          <w:p>
+            <w:pPr>
+              <w:rPr>
+                <w:rFonts w:eastAsia="Times New Roman" w:cstheme="minorHAnsi"/>
+                <w:lang w:eastAsia="en-IN"/>
+              </w:rPr>
+            </w:pPr>
+            <w:r>
+              <w:rPr>
+                <w:rFonts w:eastAsia="Times New Roman" w:cstheme="minorHAnsi"/>
+                <w:lang w:eastAsia="en-IN"/>
+              </w:rPr>
+              <w:t>65000</w:t>
+            </w:r>
+          </w:p>
+        </w:tc>
+        <w:tc>
+          <w:tcPr>
+            <w:tcW w:w="0" w:type="auto"/>
+            <w:hideMark/>
+          </w:tcPr>
+          <w:p>
+            <w:pPr>
+              <w:rPr>
+                <w:rFonts w:eastAsia="Times New Roman" w:cstheme="minorHAnsi"/>
+                <w:lang w:eastAsia="en-IN"/>
+              </w:rPr>
+            </w:pPr>
+            <w:r>
+              <w:rPr>
+                <w:rFonts w:eastAsia="Times New Roman" w:cstheme="minorHAnsi"/>
+                <w:lang w:eastAsia="en-IN"/>
+              </w:rPr>
+              <w:t>2021-01-01</w:t>
+            </w:r>
+          </w:p>
+        </w:tc>
+      </w:tr>
+      <w:tr>
+        <w:trPr>
+          <w:trHeight w:val="358"/>
+        </w:trPr>
+        <w:tc>
+          <w:tcPr>
+            <w:tcW w:w="0" w:type="auto"/>
+            <w:hideMark/>
+          </w:tcPr>
+          <w:p>
+            <w:pPr>
+              <w:rPr>
+                <w:rFonts w:eastAsia="Times New Roman" w:cstheme="minorHAnsi"/>
+                <w:lang w:eastAsia="en-IN"/>
+              </w:rPr>
+            </w:pPr>
+            <w:r>
+              <w:rPr>
+                <w:rFonts w:eastAsia="Times New Roman" w:cstheme="minorHAnsi"/>
+                <w:lang w:eastAsia="en-IN"/>
+              </w:rPr>
+              <w:t>3</w:t>
+            </w:r>
+          </w:p>
+        </w:tc>
+        <w:tc>
+          <w:tcPr>
+            <w:tcW w:w="0" w:type="auto"/>
+            <w:hideMark/>
+          </w:tcPr>
+          <w:p>
+            <w:pPr>
+              <w:rPr>
+                <w:rFonts w:eastAsia="Times New Roman" w:cstheme="minorHAnsi"/>
+                <w:lang w:eastAsia="en-IN"/>
+              </w:rPr>
+            </w:pPr>
+            <w:proofErr w:type="spellStart"/>
+            <w:r>
+              <w:rPr>
+                <w:rFonts w:eastAsia="Times New Roman" w:cstheme="minorHAnsi"/>
+                <w:lang w:eastAsia="en-IN"/>
+              </w:rPr>
+              <w:t>Neha</w:t>
+            </w:r>
+            <w:proofErr w:type="spellEnd"/>
+          </w:p>
+        </w:tc>
+        <w:tc>
+          <w:tcPr>
+            <w:tcW w:w="0" w:type="auto"/>
+            <w:hideMark/>
+          </w:tcPr>
+          <w:p>
+            <w:pPr>
+              <w:rPr>
+                <w:rFonts w:eastAsia="Times New Roman" w:cstheme="minorHAnsi"/>
+                <w:lang w:eastAsia="en-IN"/>
+              </w:rPr>
+            </w:pPr>
+            <w:r>
+              <w:rPr>
+                <w:rFonts w:eastAsia="Times New Roman" w:cstheme="minorHAnsi"/>
+                <w:lang w:eastAsia="en-IN"/>
+              </w:rPr>
+              <w:t>IT</w:t>
+            </w:r>
+          </w:p>
+        </w:tc>
+        <w:tc>
+          <w:tcPr>
+            <w:tcW w:w="0" w:type="auto"/>
+            <w:hideMark/>
+          </w:tcPr>
+          <w:p>
+            <w:pPr>
+              <w:rPr>
+                <w:rFonts w:eastAsia="Times New Roman" w:cstheme="minorHAnsi"/>
+                <w:lang w:eastAsia="en-IN"/>
+              </w:rPr>
+            </w:pPr>
+            <w:r>
+              <w:rPr>
+                <w:rFonts w:eastAsia="Times New Roman" w:cstheme="minorHAnsi"/>
+                <w:lang w:eastAsia="en-IN"/>
+              </w:rPr>
+              <w:t>70000</w:t>
+            </w:r>
+          </w:p>
+        </w:tc>
+        <w:tc>
+          <w:tcPr>
+            <w:tcW w:w="0" w:type="auto"/>
+            <w:hideMark/>
+          </w:tcPr>
+          <w:p>
+            <w:pPr>
+              <w:rPr>
+                <w:rFonts w:eastAsia="Times New Roman" w:cstheme="minorHAnsi"/>
+                <w:lang w:eastAsia="en-IN"/>
+              </w:rPr>
+            </w:pPr>
+            <w:r>
+              <w:rPr>
+                <w:rFonts w:eastAsia="Times New Roman" w:cstheme="minorHAnsi"/>
+                <w:lang w:eastAsia="en-IN"/>
+              </w:rPr>
+              <w:t>2022-01-01</w:t>
+            </w:r>
+          </w:p>
+        </w:tc>
+      </w:tr>
+      <w:tr>
+        <w:trPr>
+          <w:trHeight w:val="344"/>
+        </w:trPr>
+        <w:tc>
+          <w:tcPr>
+            <w:tcW w:w="0" w:type="auto"/>
+            <w:hideMark/>
+          </w:tcPr>
+          <w:p>
+            <w:pPr>
+              <w:rPr>
+                <w:rFonts w:eastAsia="Times New Roman" w:cstheme="minorHAnsi"/>
+                <w:lang w:eastAsia="en-IN"/>
+              </w:rPr>
+            </w:pPr>
+            <w:r>
+              <w:rPr>
+                <w:rFonts w:eastAsia="Times New Roman" w:cstheme="minorHAnsi"/>
+                <w:lang w:eastAsia="en-IN"/>
+              </w:rPr>
+              <w:t>4</w:t>
+            </w:r>
+          </w:p>
+        </w:tc>
+        <w:tc>
+          <w:tcPr>
+            <w:tcW w:w="0" w:type="auto"/>
+            <w:hideMark/>
+          </w:tcPr>
+          <w:p>
+            <w:pPr>
+              <w:rPr>
+                <w:rFonts w:eastAsia="Times New Roman" w:cstheme="minorHAnsi"/>
+                <w:lang w:eastAsia="en-IN"/>
+              </w:rPr>
+            </w:pPr>
+            <w:proofErr w:type="spellStart"/>
+            <w:r>
+              <w:rPr>
+                <w:rFonts w:eastAsia="Times New Roman" w:cstheme="minorHAnsi"/>
+                <w:lang w:eastAsia="en-IN"/>
+              </w:rPr>
+              <w:t>Amit</w:t>
+            </w:r>
+            <w:proofErr w:type="spellEnd"/>
+          </w:p>
+        </w:tc>
+        <w:tc>
+          <w:tcPr>
+            <w:tcW w:w="0" w:type="auto"/>
+            <w:hideMark/>
+          </w:tcPr>
+          <w:p>
+            <w:pPr>
+              <w:rPr>
+                <w:rFonts w:eastAsia="Times New Roman" w:cstheme="minorHAnsi"/>
+                <w:lang w:eastAsia="en-IN"/>
+              </w:rPr>
+            </w:pPr>
+            <w:r>
+              <w:rPr>
+                <w:rFonts w:eastAsia="Times New Roman" w:cstheme="minorHAnsi"/>
+                <w:lang w:eastAsia="en-IN"/>
+              </w:rPr>
+              <w:t>HR</w:t>
+            </w:r>
+          </w:p>
+        </w:tc>
+        <w:tc>
+          <w:tcPr>
+            <w:tcW w:w="0" w:type="auto"/>
+            <w:hideMark/>
+          </w:tcPr>
+          <w:p>
+            <w:pPr>
+              <w:rPr>
+                <w:rFonts w:eastAsia="Times New Roman" w:cstheme="minorHAnsi"/>
+                <w:lang w:eastAsia="en-IN"/>
+              </w:rPr>
+            </w:pPr>
+            <w:r>
+              <w:rPr>
+                <w:rFonts w:eastAsia="Times New Roman" w:cstheme="minorHAnsi"/>
+                <w:lang w:eastAsia="en-IN"/>
+              </w:rPr>
+              <w:t>50000</w:t>
+            </w:r>
+          </w:p>
+        </w:tc>
+        <w:tc>
+          <w:tcPr>
+            <w:tcW w:w="0" w:type="auto"/>
+            <w:hideMark/>
+          </w:tcPr>
+          <w:p>
+            <w:pPr>
+              <w:rPr>
+                <w:rFonts w:eastAsia="Times New Roman" w:cstheme="minorHAnsi"/>
+                <w:lang w:eastAsia="en-IN"/>
+              </w:rPr>
+            </w:pPr>
+            <w:r>
+              <w:rPr>
+                <w:rFonts w:eastAsia="Times New Roman" w:cstheme="minorHAnsi"/>
+                <w:lang w:eastAsia="en-IN"/>
+              </w:rPr>
+              <w:t>2020-02-01</w:t>
+            </w:r>
+          </w:p>
+        </w:tc>
+      </w:tr>
+      <w:tr>
+        <w:trPr>
+          <w:trHeight w:val="358"/>
+        </w:trPr>
+        <w:tc>
+          <w:tcPr>
+            <w:tcW w:w="0" w:type="auto"/>
+            <w:hideMark/>
+          </w:tcPr>
+          <w:p>
+            <w:pPr>
+              <w:rPr>
+                <w:rFonts w:eastAsia="Times New Roman" w:cstheme="minorHAnsi"/>
+                <w:lang w:eastAsia="en-IN"/>
+              </w:rPr>
+            </w:pPr>
+            <w:r>
+              <w:rPr>
+                <w:rFonts w:eastAsia="Times New Roman" w:cstheme="minorHAnsi"/>
+                <w:lang w:eastAsia="en-IN"/>
+              </w:rPr>
+              <w:t>5</w:t>
+            </w:r>
+          </w:p>
+        </w:tc>
+        <w:tc>
+          <w:tcPr>
+            <w:tcW w:w="0" w:type="auto"/>
+            <w:hideMark/>
+          </w:tcPr>
+          <w:p>
+            <w:pPr>
+              <w:rPr>
+                <w:rFonts w:eastAsia="Times New Roman" w:cstheme="minorHAnsi"/>
+                <w:lang w:eastAsia="en-IN"/>
+              </w:rPr>
+            </w:pPr>
+            <w:proofErr w:type="spellStart"/>
+            <w:r>
+              <w:rPr>
+                <w:rFonts w:eastAsia="Times New Roman" w:cstheme="minorHAnsi"/>
+                <w:lang w:eastAsia="en-IN"/>
+              </w:rPr>
+              <w:t>Pooja</w:t>
+            </w:r>
+            <w:proofErr w:type="spellEnd"/>
+          </w:p>
+        </w:tc>
+        <w:tc>
+          <w:tcPr>
+            <w:tcW w:w="0" w:type="auto"/>
+            <w:hideMark/>
+          </w:tcPr>
+          <w:p>
+            <w:pPr>
+              <w:rPr>
+                <w:rFonts w:eastAsia="Times New Roman" w:cstheme="minorHAnsi"/>
+                <w:lang w:eastAsia="en-IN"/>
+              </w:rPr>
+            </w:pPr>
+            <w:r>
+              <w:rPr>
+                <w:rFonts w:eastAsia="Times New Roman" w:cstheme="minorHAnsi"/>
+                <w:lang w:eastAsia="en-IN"/>
+              </w:rPr>
+              <w:t>HR</w:t>
+            </w:r>
+          </w:p>
+        </w:tc>
+        <w:tc>
+          <w:tcPr>
+            <w:tcW w:w="0" w:type="auto"/>
+            <w:hideMark/>
+          </w:tcPr>
+          <w:p>
+            <w:pPr>
+              <w:rPr>
+                <w:rFonts w:eastAsia="Times New Roman" w:cstheme="minorHAnsi"/>
+                <w:lang w:eastAsia="en-IN"/>
+              </w:rPr>
+            </w:pPr>
+            <w:r>
+              <w:rPr>
+                <w:rFonts w:eastAsia="Times New Roman" w:cstheme="minorHAnsi"/>
+                <w:lang w:eastAsia="en-IN"/>
+              </w:rPr>
+              <w:t>55000</w:t>
+            </w:r>
+          </w:p>
+        </w:tc>
+        <w:tc>
+          <w:tcPr>
+            <w:tcW w:w="0" w:type="auto"/>
+            <w:hideMark/>
+          </w:tcPr>
+          <w:p>
+            <w:pPr>
+              <w:rPr>
+                <w:rFonts w:eastAsia="Times New Roman" w:cstheme="minorHAnsi"/>
+                <w:lang w:eastAsia="en-IN"/>
+              </w:rPr>
+            </w:pPr>
+            <w:r>
+              <w:rPr>
+                <w:rFonts w:eastAsia="Times New Roman" w:cstheme="minorHAnsi"/>
+                <w:lang w:eastAsia="en-IN"/>
+              </w:rPr>
+              <w:t>2021-02-01</w:t>
+            </w:r>
+          </w:p>
+        </w:tc>
+      </w:tr>
+    </w:tbl>
+    <w:p>
+      <w:pPr>
+        <w:spacing w:after="0" w:line="240" w:lineRule="auto"/>
+        <w:rPr>
+          <w:rFonts w:eastAsia="Times New Roman" w:cstheme="minorHAnsi"/>
+          <w:lang w:eastAsia="en-IN"/>
+        </w:rPr>
+      </w:pPr>
+      <w:r>
+        <w:rPr>
+          <w:rFonts w:eastAsia="Times New Roman" w:cstheme="minorHAnsi"/>
+          <w:lang w:eastAsia="en-IN"/>
+        </w:rPr>
+        <w:pict>
+          <v:rect id="_x0000_i1041" style="width:0;height:1.5pt" o:hralign="center" o:hrstd="t" o:hr="t" fillcolor="#a0a0a0" stroked="f"/>
+        </w:pict>
+      </w:r>
+    </w:p>
+    <w:p>
+      <w:pPr>
+        <w:spacing w:before="100" w:beforeAutospacing="1" w:after="100" w:afterAutospacing="1" w:line="240" w:lineRule="auto"/>
+        <w:outlineLvl w:val="1"/>
+        <w:rPr>
+          <w:rFonts w:eastAsia="Times New Roman" w:cstheme="minorHAnsi"/>
+          <w:b/>
+          <w:bCs/>
+          <w:noProof/>
+          <w:lang w:eastAsia="en-IN"/>
+        </w:rPr>
+      </w:pPr>
+      <w:r>
+        <w:rPr>
+          <w:rFonts w:eastAsia="Times New Roman" w:cstheme="minorHAnsi"/>
+          <w:b/>
+          <w:bCs/>
+          <w:lang w:eastAsia="en-IN"/>
+        </w:rPr>
+        <w:t xml:space="preserve">1. </w:t>
+      </w:r>
+      <w:r>
+        <w:rPr>
+          <w:rFonts w:eastAsia="Times New Roman" w:cstheme="minorHAnsi"/>
+          <w:b/>
+          <w:bCs/>
+          <w:noProof/>
+          <w:lang w:eastAsia="en-IN"/>
+        </w:rPr>
+        <w:t>LAG() — Previous row value</w:t>
+      </w:r>
+    </w:p>
+    <w:p>
+      <w:pPr>
+        <w:spacing w:before="100" w:beforeAutospacing="1" w:after="100" w:afterAutospacing="1" w:line="240" w:lineRule="auto"/>
+        <w:outlineLvl w:val="2"/>
+        <w:rPr>
+          <w:rFonts w:eastAsia="Times New Roman" w:cstheme="minorHAnsi"/>
+          <w:b/>
+          <w:bCs/>
+          <w:noProof/>
+          <w:lang w:eastAsia="en-IN"/>
+        </w:rPr>
+      </w:pPr>
+      <w:r>
+        <w:rPr>
+          <w:rFonts w:eastAsia="Times New Roman" w:cstheme="minorHAnsi"/>
+          <w:b/>
+          <w:bCs/>
+          <w:noProof/>
+          <w:lang w:eastAsia="en-IN"/>
+        </w:rPr>
+        <w:t>What it does</w:t>
+      </w:r>
+    </w:p>
+    <w:p>
+      <w:pPr>
+        <w:spacing w:beforeAutospacing="1" w:after="100" w:afterAutospacing="1" w:line="240" w:lineRule="auto"/>
+        <w:rPr>
+          <w:rFonts w:eastAsia="Times New Roman" w:cstheme="minorHAnsi"/>
+          <w:noProof/>
+          <w:lang w:eastAsia="en-IN"/>
+        </w:rPr>
+      </w:pPr>
+      <w:r>
+        <w:rPr>
+          <w:rFonts w:eastAsia="Times New Roman" w:cstheme="minorHAnsi"/>
+          <w:noProof/>
+          <w:lang w:eastAsia="en-IN"/>
+        </w:rPr>
+        <w:t xml:space="preserve">Returns a value from a </w:t>
+      </w:r>
+      <w:r>
+        <w:rPr>
+          <w:rFonts w:eastAsia="Times New Roman" w:cstheme="minorHAnsi"/>
+          <w:b/>
+          <w:bCs/>
+          <w:noProof/>
+          <w:lang w:eastAsia="en-IN"/>
+        </w:rPr>
+        <w:t>previous row</w:t>
+      </w:r>
+      <w:r>
+        <w:rPr>
+          <w:rFonts w:eastAsia="Times New Roman" w:cstheme="minorHAnsi"/>
+          <w:noProof/>
+          <w:lang w:eastAsia="en-IN"/>
+        </w:rPr>
+        <w:t xml:space="preserve"> in the same window.</w:t>
+      </w:r>
+    </w:p>
+    <w:p>
+      <w:pPr>
+        <w:spacing w:before="100" w:beforeAutospacing="1" w:after="100" w:afterAutospacing="1" w:line="240" w:lineRule="auto"/>
+        <w:outlineLvl w:val="2"/>
+        <w:rPr>
+          <w:rFonts w:eastAsia="Times New Roman" w:cstheme="minorHAnsi"/>
+          <w:b/>
+          <w:bCs/>
+          <w:noProof/>
+          <w:lang w:eastAsia="en-IN"/>
+        </w:rPr>
+      </w:pPr>
+      <w:r>
+        <w:rPr>
+          <w:rFonts w:eastAsia="Times New Roman" w:cstheme="minorHAnsi"/>
+          <w:b/>
+          <w:bCs/>
+          <w:noProof/>
+          <w:lang w:eastAsia="en-IN"/>
+        </w:rPr>
+        <w:t>Example: Salary difference from previous employee (per department)</w:t>
+      </w:r>
+    </w:p>
+    <w:p>
+      <w:pPr>
+        <w:tabs>
+          <w:tab w:val="left" w:pos="916"/>
+          <w:tab w:val="left" w:pos="1832"/>
+          <w:tab w:val="left" w:pos="2748"/>
+          <w:tab w:val="left" w:pos="3664"/>
+          <w:tab w:val="left" w:pos="4580"/>
+          <w:tab w:val="left" w:pos="5496"/>
+          <w:tab w:val="left" w:pos="6412"/>
+          <w:tab w:val="left" w:pos="7328"/>
+          <w:tab w:val="left" w:pos="8244"/>
+          <w:tab w:val="left" w:pos="9160"/>
+          <w:tab w:val="left" w:pos="10076"/>
+          <w:tab w:val="left" w:pos="10992"/>
+          <w:tab w:val="left" w:pos="11908"/>
+          <w:tab w:val="left" w:pos="12824"/>
+          <w:tab w:val="left" w:pos="13740"/>
+          <w:tab w:val="left" w:pos="14656"/>
+        </w:tabs>
+        <w:spacing w:after="0" w:line="240" w:lineRule="auto"/>
+        <w:rPr>
+          <w:rFonts w:eastAsia="Times New Roman" w:cstheme="minorHAnsi"/>
+          <w:noProof/>
+          <w:lang w:eastAsia="en-IN"/>
+        </w:rPr>
+      </w:pPr>
+      <w:r>
+        <w:rPr>
+          <w:rFonts w:eastAsia="Times New Roman" w:cstheme="minorHAnsi"/>
+          <w:noProof/>
+          <w:lang w:eastAsia="en-IN"/>
+        </w:rPr>
+        <w:t>SELECT emp_id, name, dept, salary,</w:t>
+      </w:r>
+    </w:p>
+    <w:p>
+      <w:pPr>
+        <w:tabs>
+          <w:tab w:val="left" w:pos="916"/>
+          <w:tab w:val="left" w:pos="1832"/>
+          <w:tab w:val="left" w:pos="2748"/>
+          <w:tab w:val="left" w:pos="3664"/>
+          <w:tab w:val="left" w:pos="4580"/>
+          <w:tab w:val="left" w:pos="5496"/>
+          <w:tab w:val="left" w:pos="6412"/>
+          <w:tab w:val="left" w:pos="7328"/>
+          <w:tab w:val="left" w:pos="8244"/>
+          <w:tab w:val="left" w:pos="9160"/>
+          <w:tab w:val="left" w:pos="10076"/>
+          <w:tab w:val="left" w:pos="10992"/>
+          <w:tab w:val="left" w:pos="11908"/>
+          <w:tab w:val="left" w:pos="12824"/>
+          <w:tab w:val="left" w:pos="13740"/>
+          <w:tab w:val="left" w:pos="14656"/>
+        </w:tabs>
+        <w:spacing w:after="0" w:line="240" w:lineRule="auto"/>
+        <w:rPr>
+          <w:rFonts w:eastAsia="Times New Roman" w:cstheme="minorHAnsi"/>
+          <w:noProof/>
+          <w:lang w:eastAsia="en-IN"/>
+        </w:rPr>
+      </w:pPr>
+      <w:r>
+        <w:rPr>
+          <w:rFonts w:eastAsia="Times New Roman" w:cstheme="minorHAnsi"/>
+          <w:noProof/>
+          <w:lang w:eastAsia="en-IN"/>
+        </w:rPr>
+        <w:t xml:space="preserve">       LAG(salary) OVER (</w:t>
+      </w:r>
+    </w:p>
+    <w:p>
+      <w:pPr>
+        <w:tabs>
+          <w:tab w:val="left" w:pos="916"/>
+          <w:tab w:val="left" w:pos="1832"/>
+          <w:tab w:val="left" w:pos="2748"/>
+          <w:tab w:val="left" w:pos="3664"/>
+          <w:tab w:val="left" w:pos="4580"/>
+          <w:tab w:val="left" w:pos="5496"/>
+          <w:tab w:val="left" w:pos="6412"/>
+          <w:tab w:val="left" w:pos="7328"/>
+          <w:tab w:val="left" w:pos="8244"/>
+          <w:tab w:val="left" w:pos="9160"/>
+          <w:tab w:val="left" w:pos="10076"/>
+          <w:tab w:val="left" w:pos="10992"/>
+          <w:tab w:val="left" w:pos="11908"/>
+          <w:tab w:val="left" w:pos="12824"/>
+          <w:tab w:val="left" w:pos="13740"/>
+          <w:tab w:val="left" w:pos="14656"/>
+        </w:tabs>
+        <w:spacing w:after="0" w:line="240" w:lineRule="auto"/>
+        <w:rPr>
+          <w:rFonts w:eastAsia="Times New Roman" w:cstheme="minorHAnsi"/>
+          <w:noProof/>
+          <w:lang w:eastAsia="en-IN"/>
+        </w:rPr>
+      </w:pPr>
+      <w:r>
+        <w:rPr>
+          <w:rFonts w:eastAsia="Times New Roman" w:cstheme="minorHAnsi"/>
+          <w:noProof/>
+          <w:lang w:eastAsia="en-IN"/>
+        </w:rPr>
+        <w:t xml:space="preserve">           PARTITION BY dept</w:t>
+      </w:r>
+    </w:p>
+    <w:p>
+      <w:pPr>
+        <w:tabs>
+          <w:tab w:val="left" w:pos="916"/>
+          <w:tab w:val="left" w:pos="1832"/>
+          <w:tab w:val="left" w:pos="2748"/>
+          <w:tab w:val="left" w:pos="3664"/>
+          <w:tab w:val="left" w:pos="4580"/>
+          <w:tab w:val="left" w:pos="5496"/>
+          <w:tab w:val="left" w:pos="6412"/>
+          <w:tab w:val="left" w:pos="7328"/>
+          <w:tab w:val="left" w:pos="8244"/>
+          <w:tab w:val="left" w:pos="9160"/>
+          <w:tab w:val="left" w:pos="10076"/>
+          <w:tab w:val="left" w:pos="10992"/>
+          <w:tab w:val="left" w:pos="11908"/>
+          <w:tab w:val="left" w:pos="12824"/>
+          <w:tab w:val="left" w:pos="13740"/>
+          <w:tab w:val="left" w:pos="14656"/>
+        </w:tabs>
+        <w:spacing w:after="0" w:line="240" w:lineRule="auto"/>
+        <w:rPr>
+          <w:rFonts w:eastAsia="Times New Roman" w:cstheme="minorHAnsi"/>
+          <w:noProof/>
+          <w:lang w:eastAsia="en-IN"/>
+        </w:rPr>
+      </w:pPr>
+      <w:r>
+        <w:rPr>
+          <w:rFonts w:eastAsia="Times New Roman" w:cstheme="minorHAnsi"/>
+          <w:noProof/>
+          <w:lang w:eastAsia="en-IN"/>
+        </w:rPr>
+        <w:t xml:space="preserve">           ORDER BY join_date</w:t>
+      </w:r>
+    </w:p>
+    <w:p>
+      <w:pPr>
+        <w:tabs>
+          <w:tab w:val="left" w:pos="916"/>
+          <w:tab w:val="left" w:pos="1832"/>
+          <w:tab w:val="left" w:pos="2748"/>
+          <w:tab w:val="left" w:pos="3664"/>
+          <w:tab w:val="left" w:pos="4580"/>
+          <w:tab w:val="left" w:pos="5496"/>
+          <w:tab w:val="left" w:pos="6412"/>
+          <w:tab w:val="left" w:pos="7328"/>
+          <w:tab w:val="left" w:pos="8244"/>
+          <w:tab w:val="left" w:pos="9160"/>
+          <w:tab w:val="left" w:pos="10076"/>
+          <w:tab w:val="left" w:pos="10992"/>
+          <w:tab w:val="left" w:pos="11908"/>
+          <w:tab w:val="left" w:pos="12824"/>
+          <w:tab w:val="left" w:pos="13740"/>
+          <w:tab w:val="left" w:pos="14656"/>
+        </w:tabs>
+        <w:spacing w:after="0" w:line="240" w:lineRule="auto"/>
+        <w:rPr>
+          <w:rFonts w:eastAsia="Times New Roman" w:cstheme="minorHAnsi"/>
+          <w:noProof/>
+          <w:lang w:eastAsia="en-IN"/>
+        </w:rPr>
+      </w:pPr>
+      <w:r>
+        <w:rPr>
+          <w:rFonts w:eastAsia="Times New Roman" w:cstheme="minorHAnsi"/>
+          <w:noProof/>
+          <w:lang w:eastAsia="en-IN"/>
+        </w:rPr>
+        <w:t xml:space="preserve">       ) AS prev_salary</w:t>
+      </w:r>
+    </w:p>
+    <w:p>
+      <w:pPr>
+        <w:tabs>
+          <w:tab w:val="left" w:pos="916"/>
+          <w:tab w:val="left" w:pos="1832"/>
+          <w:tab w:val="left" w:pos="2748"/>
+          <w:tab w:val="left" w:pos="3664"/>
+          <w:tab w:val="left" w:pos="4580"/>
+          <w:tab w:val="left" w:pos="5496"/>
+          <w:tab w:val="left" w:pos="6412"/>
+          <w:tab w:val="left" w:pos="7328"/>
+          <w:tab w:val="left" w:pos="8244"/>
+          <w:tab w:val="left" w:pos="9160"/>
+          <w:tab w:val="left" w:pos="10076"/>
+          <w:tab w:val="left" w:pos="10992"/>
+          <w:tab w:val="left" w:pos="11908"/>
+          <w:tab w:val="left" w:pos="12824"/>
+          <w:tab w:val="left" w:pos="13740"/>
+          <w:tab w:val="left" w:pos="14656"/>
+        </w:tabs>
+        <w:spacing w:after="0" w:line="240" w:lineRule="auto"/>
+        <w:rPr>
+          <w:rFonts w:eastAsia="Times New Roman" w:cstheme="minorHAnsi"/>
+          <w:noProof/>
+          <w:lang w:eastAsia="en-IN"/>
+        </w:rPr>
+      </w:pPr>
+      <w:r>
+        <w:rPr>
+          <w:rFonts w:eastAsia="Times New Roman" w:cstheme="minorHAnsi"/>
+          <w:noProof/>
+          <w:lang w:eastAsia="en-IN"/>
+        </w:rPr>
+        <w:t>FROM employees;</w:t>
+      </w:r>
+    </w:p>
+    <w:p>
+      <w:pPr>
+        <w:spacing w:before="100" w:beforeAutospacing="1" w:after="100" w:afterAutospacing="1" w:line="240" w:lineRule="auto"/>
+        <w:outlineLvl w:val="2"/>
+        <w:rPr>
+          <w:rFonts w:eastAsia="Times New Roman" w:cstheme="minorHAnsi"/>
+          <w:b/>
+          <w:bCs/>
+          <w:noProof/>
+          <w:lang w:eastAsia="en-IN"/>
+        </w:rPr>
+      </w:pPr>
+      <w:r>
+        <w:rPr>
+          <w:rFonts w:eastAsia="Times New Roman" w:cstheme="minorHAnsi"/>
+          <w:b/>
+          <w:bCs/>
+          <w:noProof/>
+          <w:lang w:eastAsia="en-IN"/>
+        </w:rPr>
+        <w:t>Output (IT department)</w:t>
+      </w:r>
+    </w:p>
+    <w:tbl>
+      <w:tblPr>
+        <w:tblStyle w:val="TableGrid"/>
+        <w:tblW w:w="3877" w:type="dxa"/>
+        <w:tblLook w:val="04A0" w:firstRow="1" w:lastRow="0" w:firstColumn="1" w:lastColumn="0" w:noHBand="0" w:noVBand="1"/>
+      </w:tblPr>
+      <w:tblGrid>
+        <w:gridCol w:w="1020"/>
+        <w:gridCol w:w="1077"/>
+        <w:gridCol w:w="1780"/>
+      </w:tblGrid>
+      <w:tr>
+        <w:trPr>
+          <w:trHeight w:val="577"/>
+        </w:trPr>
+        <w:tc>
+          <w:tcPr>
+            <w:tcW w:w="0" w:type="auto"/>
+            <w:hideMark/>
+          </w:tcPr>
+          <w:p>
+            <w:pPr>
+              <w:jc w:val="center"/>
+              <w:rPr>
+                <w:rFonts w:eastAsia="Times New Roman" w:cstheme="minorHAnsi"/>
+                <w:b/>
+                <w:bCs/>
+                <w:noProof/>
+                <w:lang w:eastAsia="en-IN"/>
+              </w:rPr>
+            </w:pPr>
+            <w:r>
+              <w:rPr>
+                <w:rFonts w:eastAsia="Times New Roman" w:cstheme="minorHAnsi"/>
+                <w:b/>
+                <w:bCs/>
+                <w:noProof/>
+                <w:lang w:eastAsia="en-IN"/>
+              </w:rPr>
+              <w:t>name</w:t>
+            </w:r>
+          </w:p>
+        </w:tc>
+        <w:tc>
+          <w:tcPr>
+            <w:tcW w:w="0" w:type="auto"/>
+            <w:hideMark/>
+          </w:tcPr>
+          <w:p>
+            <w:pPr>
+              <w:jc w:val="center"/>
+              <w:rPr>
+                <w:rFonts w:eastAsia="Times New Roman" w:cstheme="minorHAnsi"/>
+                <w:b/>
+                <w:bCs/>
+                <w:noProof/>
+                <w:lang w:eastAsia="en-IN"/>
+              </w:rPr>
+            </w:pPr>
+            <w:r>
+              <w:rPr>
+                <w:rFonts w:eastAsia="Times New Roman" w:cstheme="minorHAnsi"/>
+                <w:b/>
+                <w:bCs/>
+                <w:noProof/>
+                <w:lang w:eastAsia="en-IN"/>
+              </w:rPr>
+              <w:t>salary</w:t>
+            </w:r>
+          </w:p>
+        </w:tc>
+        <w:tc>
+          <w:tcPr>
+            <w:tcW w:w="0" w:type="auto"/>
+            <w:hideMark/>
+          </w:tcPr>
+          <w:p>
+            <w:pPr>
+              <w:jc w:val="center"/>
+              <w:rPr>
+                <w:rFonts w:eastAsia="Times New Roman" w:cstheme="minorHAnsi"/>
+                <w:b/>
+                <w:bCs/>
+                <w:noProof/>
+                <w:lang w:eastAsia="en-IN"/>
+              </w:rPr>
+            </w:pPr>
+            <w:r>
+              <w:rPr>
+                <w:rFonts w:eastAsia="Times New Roman" w:cstheme="minorHAnsi"/>
+                <w:b/>
+                <w:bCs/>
+                <w:noProof/>
+                <w:lang w:eastAsia="en-IN"/>
+              </w:rPr>
+              <w:t>prev_salary</w:t>
+            </w:r>
+          </w:p>
+        </w:tc>
+      </w:tr>
+      <w:tr>
+        <w:trPr>
+          <w:trHeight w:val="554"/>
+        </w:trPr>
+        <w:tc>
+          <w:tcPr>
+            <w:tcW w:w="0" w:type="auto"/>
+            <w:hideMark/>
+          </w:tcPr>
+          <w:p>
+            <w:pPr>
+              <w:rPr>
+                <w:rFonts w:eastAsia="Times New Roman" w:cstheme="minorHAnsi"/>
+                <w:noProof/>
+                <w:lang w:eastAsia="en-IN"/>
+              </w:rPr>
+            </w:pPr>
+            <w:r>
+              <w:rPr>
+                <w:rFonts w:eastAsia="Times New Roman" w:cstheme="minorHAnsi"/>
+                <w:noProof/>
+                <w:lang w:eastAsia="en-IN"/>
+              </w:rPr>
+              <w:t>Asha</w:t>
+            </w:r>
+          </w:p>
+        </w:tc>
+        <w:tc>
+          <w:tcPr>
+            <w:tcW w:w="0" w:type="auto"/>
+            <w:hideMark/>
+          </w:tcPr>
+          <w:p>
+            <w:pPr>
+              <w:rPr>
+                <w:rFonts w:eastAsia="Times New Roman" w:cstheme="minorHAnsi"/>
+                <w:noProof/>
+                <w:lang w:eastAsia="en-IN"/>
+              </w:rPr>
+            </w:pPr>
+            <w:r>
+              <w:rPr>
+                <w:rFonts w:eastAsia="Times New Roman" w:cstheme="minorHAnsi"/>
+                <w:noProof/>
+                <w:lang w:eastAsia="en-IN"/>
+              </w:rPr>
+              <w:t>60000</w:t>
+            </w:r>
+          </w:p>
+        </w:tc>
+        <w:tc>
+          <w:tcPr>
+            <w:tcW w:w="0" w:type="auto"/>
+            <w:hideMark/>
+          </w:tcPr>
+          <w:p>
+            <w:pPr>
+              <w:rPr>
+                <w:rFonts w:eastAsia="Times New Roman" w:cstheme="minorHAnsi"/>
+                <w:noProof/>
+                <w:lang w:eastAsia="en-IN"/>
+              </w:rPr>
+            </w:pPr>
+            <w:r>
+              <w:rPr>
+                <w:rFonts w:eastAsia="Times New Roman" w:cstheme="minorHAnsi"/>
+                <w:noProof/>
+                <w:lang w:eastAsia="en-IN"/>
+              </w:rPr>
+              <w:t>NULL</w:t>
+            </w:r>
+          </w:p>
+        </w:tc>
+      </w:tr>
+      <w:tr>
+        <w:trPr>
+          <w:trHeight w:val="554"/>
+        </w:trPr>
+        <w:tc>
+          <w:tcPr>
+            <w:tcW w:w="0" w:type="auto"/>
+            <w:hideMark/>
+          </w:tcPr>
+          <w:p>
+            <w:pPr>
+              <w:rPr>
+                <w:rFonts w:eastAsia="Times New Roman" w:cstheme="minorHAnsi"/>
+                <w:noProof/>
+                <w:lang w:eastAsia="en-IN"/>
+              </w:rPr>
+            </w:pPr>
+            <w:r>
+              <w:rPr>
+                <w:rFonts w:eastAsia="Times New Roman" w:cstheme="minorHAnsi"/>
+                <w:noProof/>
+                <w:lang w:eastAsia="en-IN"/>
+              </w:rPr>
+              <w:t>Ravi</w:t>
+            </w:r>
+          </w:p>
+        </w:tc>
+        <w:tc>
+          <w:tcPr>
+            <w:tcW w:w="0" w:type="auto"/>
+            <w:hideMark/>
+          </w:tcPr>
+          <w:p>
+            <w:pPr>
+              <w:rPr>
+                <w:rFonts w:eastAsia="Times New Roman" w:cstheme="minorHAnsi"/>
+                <w:noProof/>
+                <w:lang w:eastAsia="en-IN"/>
+              </w:rPr>
+            </w:pPr>
+            <w:r>
+              <w:rPr>
+                <w:rFonts w:eastAsia="Times New Roman" w:cstheme="minorHAnsi"/>
+                <w:noProof/>
+                <w:lang w:eastAsia="en-IN"/>
+              </w:rPr>
+              <w:t>65000</w:t>
+            </w:r>
+          </w:p>
+        </w:tc>
+        <w:tc>
+          <w:tcPr>
+            <w:tcW w:w="0" w:type="auto"/>
+            <w:hideMark/>
+          </w:tcPr>
+          <w:p>
+            <w:pPr>
+              <w:rPr>
+                <w:rFonts w:eastAsia="Times New Roman" w:cstheme="minorHAnsi"/>
+                <w:noProof/>
+                <w:lang w:eastAsia="en-IN"/>
+              </w:rPr>
+            </w:pPr>
+            <w:r>
+              <w:rPr>
+                <w:rFonts w:eastAsia="Times New Roman" w:cstheme="minorHAnsi"/>
+                <w:noProof/>
+                <w:lang w:eastAsia="en-IN"/>
+              </w:rPr>
+              <w:t>60000</w:t>
+            </w:r>
+          </w:p>
+        </w:tc>
+      </w:tr>
+      <w:tr>
+        <w:trPr>
+          <w:trHeight w:val="577"/>
+        </w:trPr>
+        <w:tc>
+          <w:tcPr>
+            <w:tcW w:w="0" w:type="auto"/>
+            <w:hideMark/>
+          </w:tcPr>
+          <w:p>
+            <w:pPr>
+              <w:rPr>
+                <w:rFonts w:eastAsia="Times New Roman" w:cstheme="minorHAnsi"/>
+                <w:noProof/>
+                <w:lang w:eastAsia="en-IN"/>
+              </w:rPr>
+            </w:pPr>
+            <w:r>
+              <w:rPr>
+                <w:rFonts w:eastAsia="Times New Roman" w:cstheme="minorHAnsi"/>
+                <w:noProof/>
+                <w:lang w:eastAsia="en-IN"/>
+              </w:rPr>
+              <w:t>Neha</w:t>
+            </w:r>
+          </w:p>
+        </w:tc>
+        <w:tc>
+          <w:tcPr>
+            <w:tcW w:w="0" w:type="auto"/>
+            <w:hideMark/>
+          </w:tcPr>
+          <w:p>
+            <w:pPr>
+              <w:rPr>
+                <w:rFonts w:eastAsia="Times New Roman" w:cstheme="minorHAnsi"/>
+                <w:noProof/>
+                <w:lang w:eastAsia="en-IN"/>
+              </w:rPr>
+            </w:pPr>
+            <w:r>
+              <w:rPr>
+                <w:rFonts w:eastAsia="Times New Roman" w:cstheme="minorHAnsi"/>
+                <w:noProof/>
+                <w:lang w:eastAsia="en-IN"/>
+              </w:rPr>
+              <w:t>70000</w:t>
+            </w:r>
+          </w:p>
+        </w:tc>
+        <w:tc>
+          <w:tcPr>
+            <w:tcW w:w="0" w:type="auto"/>
+            <w:hideMark/>
+          </w:tcPr>
+          <w:p>
+            <w:pPr>
+              <w:rPr>
+                <w:rFonts w:eastAsia="Times New Roman" w:cstheme="minorHAnsi"/>
+                <w:noProof/>
+                <w:lang w:eastAsia="en-IN"/>
+              </w:rPr>
+            </w:pPr>
+            <w:r>
+              <w:rPr>
+                <w:rFonts w:eastAsia="Times New Roman" w:cstheme="minorHAnsi"/>
+                <w:noProof/>
+                <w:lang w:eastAsia="en-IN"/>
+              </w:rPr>
+              <w:t>65000</w:t>
+            </w:r>
+          </w:p>
+        </w:tc>
+      </w:tr>
+    </w:tbl>
+    <w:p>
+      <w:pPr>
+        <w:spacing w:before="100" w:beforeAutospacing="1" w:after="100" w:afterAutospacing="1" w:line="240" w:lineRule="auto"/>
+        <w:outlineLvl w:val="2"/>
+        <w:rPr>
+          <w:rFonts w:eastAsia="Times New Roman" w:cstheme="minorHAnsi"/>
+          <w:b/>
+          <w:bCs/>
+          <w:lang w:eastAsia="en-IN"/>
+        </w:rPr>
+      </w:pPr>
+      <w:r>
+        <w:rPr>
+          <w:rFonts w:eastAsia="Times New Roman" w:cstheme="minorHAnsi"/>
+          <w:b/>
+          <w:bCs/>
+          <w:lang w:eastAsia="en-IN"/>
+        </w:rPr>
+        <w:t>Mental model</w:t>
+      </w:r>
+    </w:p>
+    <w:p>
+      <w:pPr>
+        <w:spacing w:beforeAutospacing="1" w:after="100" w:afterAutospacing="1" w:line="240" w:lineRule="auto"/>
+        <w:rPr>
+          <w:rFonts w:eastAsia="Times New Roman" w:cstheme="minorHAnsi"/>
+          <w:lang w:eastAsia="en-IN"/>
+        </w:rPr>
+      </w:pPr>
+      <w:r>
+        <w:rPr>
+          <w:rFonts w:eastAsia="Times New Roman" w:cstheme="minorHAnsi"/>
+          <w:lang w:eastAsia="en-IN"/>
+        </w:rPr>
+        <w:t xml:space="preserve">“Look </w:t>
+      </w:r>
+      <w:r>
+        <w:rPr>
+          <w:rFonts w:eastAsia="Times New Roman" w:cstheme="minorHAnsi"/>
+          <w:b/>
+          <w:bCs/>
+          <w:lang w:eastAsia="en-IN"/>
+        </w:rPr>
+        <w:t>backward</w:t>
+      </w:r>
+      <w:r>
+        <w:rPr>
+          <w:rFonts w:eastAsia="Times New Roman" w:cstheme="minorHAnsi"/>
+          <w:lang w:eastAsia="en-IN"/>
+        </w:rPr>
+        <w:t xml:space="preserve"> by one row”</w:t>
+      </w:r>
+    </w:p>
+    <w:p>
+      <w:pPr>
+        <w:spacing w:before="100" w:beforeAutospacing="1" w:after="100" w:afterAutospacing="1" w:line="240" w:lineRule="auto"/>
+        <w:outlineLvl w:val="2"/>
+        <w:rPr>
+          <w:rFonts w:eastAsia="Times New Roman" w:cstheme="minorHAnsi"/>
+          <w:b/>
+          <w:bCs/>
+          <w:lang w:eastAsia="en-IN"/>
+        </w:rPr>
+      </w:pPr>
+      <w:r>
+        <w:rPr>
+          <w:rFonts w:eastAsia="Times New Roman" w:cstheme="minorHAnsi"/>
+          <w:b/>
+          <w:bCs/>
+          <w:lang w:eastAsia="en-IN"/>
+        </w:rPr>
+        <w:t>Common uses</w:t>
+      </w:r>
+    </w:p>
+    <w:p>
+      <w:pPr>
+        <w:numPr>
+          <w:ilvl w:val="0"/>
+          <w:numId w:val="13"/>
+        </w:numPr>
+        <w:spacing w:before="100" w:beforeAutospacing="1" w:after="100" w:afterAutospacing="1" w:line="240" w:lineRule="auto"/>
+        <w:rPr>
+          <w:rFonts w:eastAsia="Times New Roman" w:cstheme="minorHAnsi"/>
+          <w:lang w:eastAsia="en-IN"/>
+        </w:rPr>
+      </w:pPr>
+      <w:r>
+        <w:rPr>
+          <w:rFonts w:eastAsia="Times New Roman" w:cstheme="minorHAnsi"/>
+          <w:lang w:eastAsia="en-IN"/>
+        </w:rPr>
+        <w:t>Month-over-month growth</w:t>
+      </w:r>
+    </w:p>
+    <w:p>
+      <w:pPr>
+        <w:numPr>
+          <w:ilvl w:val="0"/>
+          <w:numId w:val="13"/>
+        </w:numPr>
+        <w:spacing w:before="100" w:beforeAutospacing="1" w:after="100" w:afterAutospacing="1" w:line="240" w:lineRule="auto"/>
+        <w:rPr>
+          <w:rFonts w:eastAsia="Times New Roman" w:cstheme="minorHAnsi"/>
+          <w:lang w:eastAsia="en-IN"/>
+        </w:rPr>
+      </w:pPr>
+      <w:r>
+        <w:rPr>
+          <w:rFonts w:eastAsia="Times New Roman" w:cstheme="minorHAnsi"/>
+          <w:lang w:eastAsia="en-IN"/>
+        </w:rPr>
+        <w:t>Salary increment</w:t>
+      </w:r>
+    </w:p>
+    <w:p>
+      <w:pPr>
+        <w:numPr>
+          <w:ilvl w:val="0"/>
+          <w:numId w:val="13"/>
+        </w:numPr>
+        <w:spacing w:before="100" w:beforeAutospacing="1" w:after="100" w:afterAutospacing="1" w:line="240" w:lineRule="auto"/>
+        <w:rPr>
+          <w:rFonts w:eastAsia="Times New Roman" w:cstheme="minorHAnsi"/>
+          <w:lang w:eastAsia="en-IN"/>
+        </w:rPr>
+      </w:pPr>
+      <w:r>
+        <w:rPr>
+          <w:rFonts w:eastAsia="Times New Roman" w:cstheme="minorHAnsi"/>
+          <w:lang w:eastAsia="en-IN"/>
+        </w:rPr>
+        <w:t>Trend analysis</w:t>
+      </w:r>
+    </w:p>
+    <w:p>
+      <w:pPr>
+        <w:spacing w:after="0" w:line="240" w:lineRule="auto"/>
+        <w:rPr>
+          <w:rFonts w:eastAsia="Times New Roman" w:cstheme="minorHAnsi"/>
+          <w:lang w:eastAsia="en-IN"/>
+        </w:rPr>
+      </w:pPr>
+      <w:r>
+        <w:rPr>
+          <w:rFonts w:eastAsia="Times New Roman" w:cstheme="minorHAnsi"/>
+          <w:lang w:eastAsia="en-IN"/>
+        </w:rPr>
+        <w:pict>
+          <v:rect id="_x0000_i1042" style="width:0;height:1.5pt" o:hralign="center" o:hrstd="t" o:hr="t" fillcolor="#a0a0a0" stroked="f"/>
+        </w:pict>
+      </w:r>
+    </w:p>
+    <w:p>
+      <w:pPr>
+        <w:spacing w:before="100" w:beforeAutospacing="1" w:after="100" w:afterAutospacing="1" w:line="240" w:lineRule="auto"/>
+        <w:outlineLvl w:val="1"/>
+        <w:rPr>
+          <w:rFonts w:eastAsia="Times New Roman" w:cstheme="minorHAnsi"/>
+          <w:b/>
+          <w:bCs/>
+          <w:noProof/>
+          <w:lang w:eastAsia="en-IN"/>
+        </w:rPr>
+      </w:pPr>
+      <w:r>
+        <w:rPr>
+          <w:rFonts w:eastAsia="Times New Roman" w:cstheme="minorHAnsi"/>
+          <w:b/>
+          <w:bCs/>
+          <w:noProof/>
+          <w:lang w:eastAsia="en-IN"/>
+        </w:rPr>
+        <w:t>2. LEAD() — Next row value</w:t>
+      </w:r>
+    </w:p>
+    <w:p>
+      <w:pPr>
+        <w:spacing w:before="100" w:beforeAutospacing="1" w:after="100" w:afterAutospacing="1" w:line="240" w:lineRule="auto"/>
+        <w:outlineLvl w:val="2"/>
+        <w:rPr>
+          <w:rFonts w:eastAsia="Times New Roman" w:cstheme="minorHAnsi"/>
+          <w:b/>
+          <w:bCs/>
+          <w:noProof/>
+          <w:lang w:eastAsia="en-IN"/>
+        </w:rPr>
+      </w:pPr>
+      <w:r>
+        <w:rPr>
+          <w:rFonts w:eastAsia="Times New Roman" w:cstheme="minorHAnsi"/>
+          <w:b/>
+          <w:bCs/>
+          <w:noProof/>
+          <w:lang w:eastAsia="en-IN"/>
+        </w:rPr>
+        <w:t>What it does</w:t>
+      </w:r>
+    </w:p>
+    <w:p>
+      <w:pPr>
+        <w:spacing w:beforeAutospacing="1" w:after="100" w:afterAutospacing="1" w:line="240" w:lineRule="auto"/>
+        <w:rPr>
+          <w:rFonts w:eastAsia="Times New Roman" w:cstheme="minorHAnsi"/>
+          <w:noProof/>
+          <w:lang w:eastAsia="en-IN"/>
+        </w:rPr>
+      </w:pPr>
+      <w:r>
+        <w:rPr>
+          <w:rFonts w:eastAsia="Times New Roman" w:cstheme="minorHAnsi"/>
+          <w:noProof/>
+          <w:lang w:eastAsia="en-IN"/>
+        </w:rPr>
+        <w:lastRenderedPageBreak/>
+        <w:t xml:space="preserve">Returns a value from a </w:t>
+      </w:r>
+      <w:r>
+        <w:rPr>
+          <w:rFonts w:eastAsia="Times New Roman" w:cstheme="minorHAnsi"/>
+          <w:b/>
+          <w:bCs/>
+          <w:noProof/>
+          <w:lang w:eastAsia="en-IN"/>
+        </w:rPr>
+        <w:t>next row</w:t>
+      </w:r>
+      <w:r>
+        <w:rPr>
+          <w:rFonts w:eastAsia="Times New Roman" w:cstheme="minorHAnsi"/>
+          <w:noProof/>
+          <w:lang w:eastAsia="en-IN"/>
+        </w:rPr>
+        <w:t xml:space="preserve"> in the same window.</w:t>
+      </w:r>
+    </w:p>
+    <w:p>
+      <w:pPr>
+        <w:spacing w:before="100" w:beforeAutospacing="1" w:after="100" w:afterAutospacing="1" w:line="240" w:lineRule="auto"/>
+        <w:outlineLvl w:val="2"/>
+        <w:rPr>
+          <w:rFonts w:eastAsia="Times New Roman" w:cstheme="minorHAnsi"/>
+          <w:b/>
+          <w:bCs/>
+          <w:noProof/>
+          <w:lang w:eastAsia="en-IN"/>
+        </w:rPr>
+      </w:pPr>
+      <w:r>
+        <w:rPr>
+          <w:rFonts w:eastAsia="Times New Roman" w:cstheme="minorHAnsi"/>
+          <w:b/>
+          <w:bCs/>
+          <w:noProof/>
+          <w:lang w:eastAsia="en-IN"/>
+        </w:rPr>
+        <w:t>Example: Next employee’s salary</w:t>
+      </w:r>
+    </w:p>
+    <w:p>
+      <w:pPr>
+        <w:tabs>
+          <w:tab w:val="left" w:pos="916"/>
+          <w:tab w:val="left" w:pos="1832"/>
+          <w:tab w:val="left" w:pos="2748"/>
+          <w:tab w:val="left" w:pos="3664"/>
+          <w:tab w:val="left" w:pos="4580"/>
+          <w:tab w:val="left" w:pos="5496"/>
+          <w:tab w:val="left" w:pos="6412"/>
+          <w:tab w:val="left" w:pos="7328"/>
+          <w:tab w:val="left" w:pos="8244"/>
+          <w:tab w:val="left" w:pos="9160"/>
+          <w:tab w:val="left" w:pos="10076"/>
+          <w:tab w:val="left" w:pos="10992"/>
+          <w:tab w:val="left" w:pos="11908"/>
+          <w:tab w:val="left" w:pos="12824"/>
+          <w:tab w:val="left" w:pos="13740"/>
+          <w:tab w:val="left" w:pos="14656"/>
+        </w:tabs>
+        <w:spacing w:after="0" w:line="240" w:lineRule="auto"/>
+        <w:rPr>
+          <w:rFonts w:eastAsia="Times New Roman" w:cstheme="minorHAnsi"/>
+          <w:noProof/>
+          <w:lang w:eastAsia="en-IN"/>
+        </w:rPr>
+      </w:pPr>
+      <w:r>
+        <w:rPr>
+          <w:rFonts w:eastAsia="Times New Roman" w:cstheme="minorHAnsi"/>
+          <w:noProof/>
+          <w:lang w:eastAsia="en-IN"/>
+        </w:rPr>
+        <w:t>SELECT emp_id, name, dept, salary,</w:t>
+      </w:r>
+    </w:p>
+    <w:p>
+      <w:pPr>
+        <w:tabs>
+          <w:tab w:val="left" w:pos="916"/>
+          <w:tab w:val="left" w:pos="1832"/>
+          <w:tab w:val="left" w:pos="2748"/>
+          <w:tab w:val="left" w:pos="3664"/>
+          <w:tab w:val="left" w:pos="4580"/>
+          <w:tab w:val="left" w:pos="5496"/>
+          <w:tab w:val="left" w:pos="6412"/>
+          <w:tab w:val="left" w:pos="7328"/>
+          <w:tab w:val="left" w:pos="8244"/>
+          <w:tab w:val="left" w:pos="9160"/>
+          <w:tab w:val="left" w:pos="10076"/>
+          <w:tab w:val="left" w:pos="10992"/>
+          <w:tab w:val="left" w:pos="11908"/>
+          <w:tab w:val="left" w:pos="12824"/>
+          <w:tab w:val="left" w:pos="13740"/>
+          <w:tab w:val="left" w:pos="14656"/>
+        </w:tabs>
+        <w:spacing w:after="0" w:line="240" w:lineRule="auto"/>
+        <w:rPr>
+          <w:rFonts w:eastAsia="Times New Roman" w:cstheme="minorHAnsi"/>
+          <w:noProof/>
+          <w:lang w:eastAsia="en-IN"/>
+        </w:rPr>
+      </w:pPr>
+      <w:r>
+        <w:rPr>
+          <w:rFonts w:eastAsia="Times New Roman" w:cstheme="minorHAnsi"/>
+          <w:noProof/>
+          <w:lang w:eastAsia="en-IN"/>
+        </w:rPr>
+        <w:t xml:space="preserve">       LEAD(salary) OVER (</w:t>
+      </w:r>
+    </w:p>
+    <w:p>
+      <w:pPr>
+        <w:tabs>
+          <w:tab w:val="left" w:pos="916"/>
+          <w:tab w:val="left" w:pos="1832"/>
+          <w:tab w:val="left" w:pos="2748"/>
+          <w:tab w:val="left" w:pos="3664"/>
+          <w:tab w:val="left" w:pos="4580"/>
+          <w:tab w:val="left" w:pos="5496"/>
+          <w:tab w:val="left" w:pos="6412"/>
+          <w:tab w:val="left" w:pos="7328"/>
+          <w:tab w:val="left" w:pos="8244"/>
+          <w:tab w:val="left" w:pos="9160"/>
+          <w:tab w:val="left" w:pos="10076"/>
+          <w:tab w:val="left" w:pos="10992"/>
+          <w:tab w:val="left" w:pos="11908"/>
+          <w:tab w:val="left" w:pos="12824"/>
+          <w:tab w:val="left" w:pos="13740"/>
+          <w:tab w:val="left" w:pos="14656"/>
+        </w:tabs>
+        <w:spacing w:after="0" w:line="240" w:lineRule="auto"/>
+        <w:rPr>
+          <w:rFonts w:eastAsia="Times New Roman" w:cstheme="minorHAnsi"/>
+          <w:noProof/>
+          <w:lang w:eastAsia="en-IN"/>
+        </w:rPr>
+      </w:pPr>
+      <w:r>
+        <w:rPr>
+          <w:rFonts w:eastAsia="Times New Roman" w:cstheme="minorHAnsi"/>
+          <w:noProof/>
+          <w:lang w:eastAsia="en-IN"/>
+        </w:rPr>
+        <w:t xml:space="preserve">           PARTITION BY dept</w:t>
+      </w:r>
+    </w:p>
+    <w:p>
+      <w:pPr>
+        <w:tabs>
+          <w:tab w:val="left" w:pos="916"/>
+          <w:tab w:val="left" w:pos="1832"/>
+          <w:tab w:val="left" w:pos="2748"/>
+          <w:tab w:val="left" w:pos="3664"/>
+          <w:tab w:val="left" w:pos="4580"/>
+          <w:tab w:val="left" w:pos="5496"/>
+          <w:tab w:val="left" w:pos="6412"/>
+          <w:tab w:val="left" w:pos="7328"/>
+          <w:tab w:val="left" w:pos="8244"/>
+          <w:tab w:val="left" w:pos="9160"/>
+          <w:tab w:val="left" w:pos="10076"/>
+          <w:tab w:val="left" w:pos="10992"/>
+          <w:tab w:val="left" w:pos="11908"/>
+          <w:tab w:val="left" w:pos="12824"/>
+          <w:tab w:val="left" w:pos="13740"/>
+          <w:tab w:val="left" w:pos="14656"/>
+        </w:tabs>
+        <w:spacing w:after="0" w:line="240" w:lineRule="auto"/>
+        <w:rPr>
+          <w:rFonts w:eastAsia="Times New Roman" w:cstheme="minorHAnsi"/>
+          <w:noProof/>
+          <w:lang w:eastAsia="en-IN"/>
+        </w:rPr>
+      </w:pPr>
+      <w:r>
+        <w:rPr>
+          <w:rFonts w:eastAsia="Times New Roman" w:cstheme="minorHAnsi"/>
+          <w:noProof/>
+          <w:lang w:eastAsia="en-IN"/>
+        </w:rPr>
+        <w:t xml:space="preserve">           ORDER BY join_date</w:t>
+      </w:r>
+    </w:p>
+    <w:p>
+      <w:pPr>
+        <w:tabs>
+          <w:tab w:val="left" w:pos="916"/>
+          <w:tab w:val="left" w:pos="1832"/>
+          <w:tab w:val="left" w:pos="2748"/>
+          <w:tab w:val="left" w:pos="3664"/>
+          <w:tab w:val="left" w:pos="4580"/>
+          <w:tab w:val="left" w:pos="5496"/>
+          <w:tab w:val="left" w:pos="6412"/>
+          <w:tab w:val="left" w:pos="7328"/>
+          <w:tab w:val="left" w:pos="8244"/>
+          <w:tab w:val="left" w:pos="9160"/>
+          <w:tab w:val="left" w:pos="10076"/>
+          <w:tab w:val="left" w:pos="10992"/>
+          <w:tab w:val="left" w:pos="11908"/>
+          <w:tab w:val="left" w:pos="12824"/>
+          <w:tab w:val="left" w:pos="13740"/>
+          <w:tab w:val="left" w:pos="14656"/>
+        </w:tabs>
+        <w:spacing w:after="0" w:line="240" w:lineRule="auto"/>
+        <w:rPr>
+          <w:rFonts w:eastAsia="Times New Roman" w:cstheme="minorHAnsi"/>
+          <w:noProof/>
+          <w:lang w:eastAsia="en-IN"/>
+        </w:rPr>
+      </w:pPr>
+      <w:r>
+        <w:rPr>
+          <w:rFonts w:eastAsia="Times New Roman" w:cstheme="minorHAnsi"/>
+          <w:noProof/>
+          <w:lang w:eastAsia="en-IN"/>
+        </w:rPr>
+        <w:t xml:space="preserve">       ) AS next_salary</w:t>
+      </w:r>
+    </w:p>
+    <w:p>
+      <w:pPr>
+        <w:tabs>
+          <w:tab w:val="left" w:pos="916"/>
+          <w:tab w:val="left" w:pos="1832"/>
+          <w:tab w:val="left" w:pos="2748"/>
+          <w:tab w:val="left" w:pos="3664"/>
+          <w:tab w:val="left" w:pos="4580"/>
+          <w:tab w:val="left" w:pos="5496"/>
+          <w:tab w:val="left" w:pos="6412"/>
+          <w:tab w:val="left" w:pos="7328"/>
+          <w:tab w:val="left" w:pos="8244"/>
+          <w:tab w:val="left" w:pos="9160"/>
+          <w:tab w:val="left" w:pos="10076"/>
+          <w:tab w:val="left" w:pos="10992"/>
+          <w:tab w:val="left" w:pos="11908"/>
+          <w:tab w:val="left" w:pos="12824"/>
+          <w:tab w:val="left" w:pos="13740"/>
+          <w:tab w:val="left" w:pos="14656"/>
+        </w:tabs>
+        <w:spacing w:after="0" w:line="240" w:lineRule="auto"/>
+        <w:rPr>
+          <w:rFonts w:eastAsia="Times New Roman" w:cstheme="minorHAnsi"/>
+          <w:noProof/>
+          <w:lang w:eastAsia="en-IN"/>
+        </w:rPr>
+      </w:pPr>
+      <w:r>
+        <w:rPr>
+          <w:rFonts w:eastAsia="Times New Roman" w:cstheme="minorHAnsi"/>
+          <w:noProof/>
+          <w:lang w:eastAsia="en-IN"/>
+        </w:rPr>
+        <w:t>FROM employees;</w:t>
+      </w:r>
+    </w:p>
+    <w:p>
+      <w:pPr>
+        <w:spacing w:before="100" w:beforeAutospacing="1" w:after="100" w:afterAutospacing="1" w:line="240" w:lineRule="auto"/>
+        <w:outlineLvl w:val="2"/>
+        <w:rPr>
+          <w:rFonts w:eastAsia="Times New Roman" w:cstheme="minorHAnsi"/>
+          <w:b/>
+          <w:bCs/>
+          <w:noProof/>
+          <w:lang w:eastAsia="en-IN"/>
+        </w:rPr>
+      </w:pPr>
+      <w:r>
+        <w:rPr>
+          <w:rFonts w:eastAsia="Times New Roman" w:cstheme="minorHAnsi"/>
+          <w:b/>
+          <w:bCs/>
+          <w:noProof/>
+          <w:lang w:eastAsia="en-IN"/>
+        </w:rPr>
+        <w:t>Output (IT department)</w:t>
+      </w:r>
+    </w:p>
+    <w:tbl>
+      <w:tblPr>
+        <w:tblStyle w:val="TableGrid"/>
+        <w:tblW w:w="4924" w:type="dxa"/>
+        <w:tblLook w:val="04A0" w:firstRow="1" w:lastRow="0" w:firstColumn="1" w:lastColumn="0" w:noHBand="0" w:noVBand="1"/>
+      </w:tblPr>
+      <w:tblGrid>
+        <w:gridCol w:w="1298"/>
+        <w:gridCol w:w="1370"/>
+        <w:gridCol w:w="2256"/>
+      </w:tblGrid>
+      <w:tr>
+        <w:trPr>
+          <w:trHeight w:val="626"/>
+        </w:trPr>
+        <w:tc>
+          <w:tcPr>
+            <w:tcW w:w="0" w:type="auto"/>
+            <w:hideMark/>
+          </w:tcPr>
+          <w:p>
+            <w:pPr>
+              <w:jc w:val="center"/>
+              <w:rPr>
+                <w:rFonts w:eastAsia="Times New Roman" w:cstheme="minorHAnsi"/>
+                <w:b/>
+                <w:bCs/>
+                <w:noProof/>
+                <w:lang w:eastAsia="en-IN"/>
+              </w:rPr>
+            </w:pPr>
+            <w:r>
+              <w:rPr>
+                <w:rFonts w:eastAsia="Times New Roman" w:cstheme="minorHAnsi"/>
+                <w:b/>
+                <w:bCs/>
+                <w:noProof/>
+                <w:lang w:eastAsia="en-IN"/>
+              </w:rPr>
+              <w:t>name</w:t>
+            </w:r>
+          </w:p>
+        </w:tc>
+        <w:tc>
+          <w:tcPr>
+            <w:tcW w:w="0" w:type="auto"/>
+            <w:hideMark/>
+          </w:tcPr>
+          <w:p>
+            <w:pPr>
+              <w:jc w:val="center"/>
+              <w:rPr>
+                <w:rFonts w:eastAsia="Times New Roman" w:cstheme="minorHAnsi"/>
+                <w:b/>
+                <w:bCs/>
+                <w:noProof/>
+                <w:lang w:eastAsia="en-IN"/>
+              </w:rPr>
+            </w:pPr>
+            <w:r>
+              <w:rPr>
+                <w:rFonts w:eastAsia="Times New Roman" w:cstheme="minorHAnsi"/>
+                <w:b/>
+                <w:bCs/>
+                <w:noProof/>
+                <w:lang w:eastAsia="en-IN"/>
+              </w:rPr>
+              <w:t>salary</w:t>
+            </w:r>
+          </w:p>
+        </w:tc>
+        <w:tc>
+          <w:tcPr>
+            <w:tcW w:w="0" w:type="auto"/>
+            <w:hideMark/>
+          </w:tcPr>
+          <w:p>
+            <w:pPr>
+              <w:jc w:val="center"/>
+              <w:rPr>
+                <w:rFonts w:eastAsia="Times New Roman" w:cstheme="minorHAnsi"/>
+                <w:b/>
+                <w:bCs/>
+                <w:noProof/>
+                <w:lang w:eastAsia="en-IN"/>
+              </w:rPr>
+            </w:pPr>
+            <w:r>
+              <w:rPr>
+                <w:rFonts w:eastAsia="Times New Roman" w:cstheme="minorHAnsi"/>
+                <w:b/>
+                <w:bCs/>
+                <w:noProof/>
+                <w:lang w:eastAsia="en-IN"/>
+              </w:rPr>
+              <w:t>next_salary</w:t>
+            </w:r>
+          </w:p>
+        </w:tc>
+      </w:tr>
+      <w:tr>
+        <w:trPr>
+          <w:trHeight w:val="601"/>
+        </w:trPr>
+        <w:tc>
+          <w:tcPr>
+            <w:tcW w:w="0" w:type="auto"/>
+            <w:hideMark/>
+          </w:tcPr>
+          <w:p>
+            <w:pPr>
+              <w:rPr>
+                <w:rFonts w:eastAsia="Times New Roman" w:cstheme="minorHAnsi"/>
+                <w:noProof/>
+                <w:lang w:eastAsia="en-IN"/>
+              </w:rPr>
+            </w:pPr>
+            <w:r>
+              <w:rPr>
+                <w:rFonts w:eastAsia="Times New Roman" w:cstheme="minorHAnsi"/>
+                <w:noProof/>
+                <w:lang w:eastAsia="en-IN"/>
+              </w:rPr>
+              <w:t>Asha</w:t>
+            </w:r>
+          </w:p>
+        </w:tc>
+        <w:tc>
+          <w:tcPr>
+            <w:tcW w:w="0" w:type="auto"/>
+            <w:hideMark/>
+          </w:tcPr>
+          <w:p>
+            <w:pPr>
+              <w:rPr>
+                <w:rFonts w:eastAsia="Times New Roman" w:cstheme="minorHAnsi"/>
+                <w:noProof/>
+                <w:lang w:eastAsia="en-IN"/>
+              </w:rPr>
+            </w:pPr>
+            <w:r>
+              <w:rPr>
+                <w:rFonts w:eastAsia="Times New Roman" w:cstheme="minorHAnsi"/>
+                <w:noProof/>
+                <w:lang w:eastAsia="en-IN"/>
+              </w:rPr>
+              <w:t>60000</w:t>
+            </w:r>
+          </w:p>
+        </w:tc>
+        <w:tc>
+          <w:tcPr>
+            <w:tcW w:w="0" w:type="auto"/>
+            <w:hideMark/>
+          </w:tcPr>
+          <w:p>
+            <w:pPr>
+              <w:rPr>
+                <w:rFonts w:eastAsia="Times New Roman" w:cstheme="minorHAnsi"/>
+                <w:noProof/>
+                <w:lang w:eastAsia="en-IN"/>
+              </w:rPr>
+            </w:pPr>
+            <w:r>
+              <w:rPr>
+                <w:rFonts w:eastAsia="Times New Roman" w:cstheme="minorHAnsi"/>
+                <w:noProof/>
+                <w:lang w:eastAsia="en-IN"/>
+              </w:rPr>
+              <w:t>65000</w:t>
+            </w:r>
+          </w:p>
+        </w:tc>
+      </w:tr>
+      <w:tr>
+        <w:trPr>
+          <w:trHeight w:val="601"/>
+        </w:trPr>
+        <w:tc>
+          <w:tcPr>
+            <w:tcW w:w="0" w:type="auto"/>
+            <w:hideMark/>
+          </w:tcPr>
+          <w:p>
+            <w:pPr>
+              <w:rPr>
+                <w:rFonts w:eastAsia="Times New Roman" w:cstheme="minorHAnsi"/>
+                <w:noProof/>
+                <w:lang w:eastAsia="en-IN"/>
+              </w:rPr>
+            </w:pPr>
+            <w:r>
+              <w:rPr>
+                <w:rFonts w:eastAsia="Times New Roman" w:cstheme="minorHAnsi"/>
+                <w:noProof/>
+                <w:lang w:eastAsia="en-IN"/>
+              </w:rPr>
+              <w:t>Ravi</w:t>
+            </w:r>
+          </w:p>
+        </w:tc>
+        <w:tc>
+          <w:tcPr>
+            <w:tcW w:w="0" w:type="auto"/>
+            <w:hideMark/>
+          </w:tcPr>
+          <w:p>
+            <w:pPr>
+              <w:rPr>
+                <w:rFonts w:eastAsia="Times New Roman" w:cstheme="minorHAnsi"/>
+                <w:noProof/>
+                <w:lang w:eastAsia="en-IN"/>
+              </w:rPr>
+            </w:pPr>
+            <w:r>
+              <w:rPr>
+                <w:rFonts w:eastAsia="Times New Roman" w:cstheme="minorHAnsi"/>
+                <w:noProof/>
+                <w:lang w:eastAsia="en-IN"/>
+              </w:rPr>
+              <w:t>65000</w:t>
+            </w:r>
+          </w:p>
+        </w:tc>
+        <w:tc>
+          <w:tcPr>
+            <w:tcW w:w="0" w:type="auto"/>
+            <w:hideMark/>
+          </w:tcPr>
+          <w:p>
+            <w:pPr>
+              <w:rPr>
+                <w:rFonts w:eastAsia="Times New Roman" w:cstheme="minorHAnsi"/>
+                <w:noProof/>
+                <w:lang w:eastAsia="en-IN"/>
+              </w:rPr>
+            </w:pPr>
+            <w:r>
+              <w:rPr>
+                <w:rFonts w:eastAsia="Times New Roman" w:cstheme="minorHAnsi"/>
+                <w:noProof/>
+                <w:lang w:eastAsia="en-IN"/>
+              </w:rPr>
+              <w:t>70000</w:t>
+            </w:r>
+          </w:p>
+        </w:tc>
+      </w:tr>
+      <w:tr>
+        <w:trPr>
+          <w:trHeight w:val="626"/>
+        </w:trPr>
+        <w:tc>
+          <w:tcPr>
+            <w:tcW w:w="0" w:type="auto"/>
+            <w:hideMark/>
+          </w:tcPr>
+          <w:p>
+            <w:pPr>
+              <w:rPr>
+                <w:rFonts w:eastAsia="Times New Roman" w:cstheme="minorHAnsi"/>
+                <w:noProof/>
+                <w:lang w:eastAsia="en-IN"/>
+              </w:rPr>
+            </w:pPr>
+            <w:r>
+              <w:rPr>
+                <w:rFonts w:eastAsia="Times New Roman" w:cstheme="minorHAnsi"/>
+                <w:noProof/>
+                <w:lang w:eastAsia="en-IN"/>
+              </w:rPr>
+              <w:t>Neha</w:t>
+            </w:r>
+          </w:p>
+        </w:tc>
+        <w:tc>
+          <w:tcPr>
+            <w:tcW w:w="0" w:type="auto"/>
+            <w:hideMark/>
+          </w:tcPr>
+          <w:p>
+            <w:pPr>
+              <w:rPr>
+                <w:rFonts w:eastAsia="Times New Roman" w:cstheme="minorHAnsi"/>
+                <w:noProof/>
+                <w:lang w:eastAsia="en-IN"/>
+              </w:rPr>
+            </w:pPr>
+            <w:r>
+              <w:rPr>
+                <w:rFonts w:eastAsia="Times New Roman" w:cstheme="minorHAnsi"/>
+                <w:noProof/>
+                <w:lang w:eastAsia="en-IN"/>
+              </w:rPr>
+              <w:t>70000</w:t>
+            </w:r>
+          </w:p>
+        </w:tc>
+        <w:tc>
+          <w:tcPr>
+            <w:tcW w:w="0" w:type="auto"/>
+            <w:hideMark/>
+          </w:tcPr>
+          <w:p>
+            <w:pPr>
+              <w:rPr>
+                <w:rFonts w:eastAsia="Times New Roman" w:cstheme="minorHAnsi"/>
+                <w:noProof/>
+                <w:lang w:eastAsia="en-IN"/>
+              </w:rPr>
+            </w:pPr>
+            <w:r>
+              <w:rPr>
+                <w:rFonts w:eastAsia="Times New Roman" w:cstheme="minorHAnsi"/>
+                <w:noProof/>
+                <w:lang w:eastAsia="en-IN"/>
+              </w:rPr>
+              <w:t>NULL</w:t>
+            </w:r>
+          </w:p>
+        </w:tc>
+      </w:tr>
+    </w:tbl>
+    <w:p>
+      <w:pPr>
+        <w:spacing w:before="100" w:beforeAutospacing="1" w:after="100" w:afterAutospacing="1" w:line="240" w:lineRule="auto"/>
+        <w:outlineLvl w:val="2"/>
+        <w:rPr>
+          <w:rFonts w:eastAsia="Times New Roman" w:cstheme="minorHAnsi"/>
+          <w:b/>
+          <w:bCs/>
+          <w:lang w:eastAsia="en-IN"/>
+        </w:rPr>
+      </w:pPr>
+      <w:r>
+        <w:rPr>
+          <w:rFonts w:eastAsia="Times New Roman" w:cstheme="minorHAnsi"/>
+          <w:b/>
+          <w:bCs/>
+          <w:lang w:eastAsia="en-IN"/>
+        </w:rPr>
+        <w:t>Mental model</w:t>
+      </w:r>
+    </w:p>
+    <w:p>
+      <w:pPr>
+        <w:spacing w:beforeAutospacing="1" w:after="100" w:afterAutospacing="1" w:line="240" w:lineRule="auto"/>
+        <w:rPr>
+          <w:rFonts w:eastAsia="Times New Roman" w:cstheme="minorHAnsi"/>
+          <w:lang w:eastAsia="en-IN"/>
+        </w:rPr>
+      </w:pPr>
+      <w:r>
+        <w:rPr>
+          <w:rFonts w:eastAsia="Times New Roman" w:cstheme="minorHAnsi"/>
+          <w:lang w:eastAsia="en-IN"/>
+        </w:rPr>
+        <w:t xml:space="preserve">“Look </w:t>
+      </w:r>
+      <w:r>
+        <w:rPr>
+          <w:rFonts w:eastAsia="Times New Roman" w:cstheme="minorHAnsi"/>
+          <w:b/>
+          <w:bCs/>
+          <w:lang w:eastAsia="en-IN"/>
+        </w:rPr>
+        <w:t>forward</w:t>
+      </w:r>
+      <w:r>
+        <w:rPr>
+          <w:rFonts w:eastAsia="Times New Roman" w:cstheme="minorHAnsi"/>
+          <w:lang w:eastAsia="en-IN"/>
+        </w:rPr>
+        <w:t xml:space="preserve"> by one row”</w:t>
+      </w:r>
+    </w:p>
+    <w:p>
+      <w:pPr>
+        <w:spacing w:after="0" w:line="240" w:lineRule="auto"/>
+        <w:rPr>
+          <w:rFonts w:eastAsia="Times New Roman" w:cstheme="minorHAnsi"/>
+          <w:lang w:eastAsia="en-IN"/>
+        </w:rPr>
+      </w:pPr>
+      <w:r>
+        <w:rPr>
+          <w:rFonts w:eastAsia="Times New Roman" w:cstheme="minorHAnsi"/>
+          <w:lang w:eastAsia="en-IN"/>
+        </w:rPr>
+        <w:pict>
+          <v:rect id="_x0000_i1043" style="width:0;height:1.5pt" o:hralign="center" o:hrstd="t" o:hr="t" fillcolor="#a0a0a0" stroked="f"/>
+        </w:pict>
+      </w:r>
+    </w:p>
+    <w:p>
+      <w:pPr>
+        <w:spacing w:before="100" w:beforeAutospacing="1" w:after="100" w:afterAutospacing="1" w:line="240" w:lineRule="auto"/>
+        <w:outlineLvl w:val="1"/>
+        <w:rPr>
+          <w:rFonts w:eastAsia="Times New Roman" w:cstheme="minorHAnsi"/>
+          <w:b/>
+          <w:bCs/>
+          <w:noProof/>
+          <w:lang w:eastAsia="en-IN"/>
+        </w:rPr>
+      </w:pPr>
+      <w:r>
+        <w:rPr>
+          <w:rFonts w:eastAsia="Times New Roman" w:cstheme="minorHAnsi"/>
+          <w:b/>
+          <w:bCs/>
+          <w:lang w:eastAsia="en-IN"/>
+        </w:rPr>
+        <w:t>3</w:t>
+      </w:r>
+      <w:r>
+        <w:rPr>
+          <w:rFonts w:eastAsia="Times New Roman" w:cstheme="minorHAnsi"/>
+          <w:b/>
+          <w:bCs/>
+          <w:noProof/>
+          <w:lang w:eastAsia="en-IN"/>
+        </w:rPr>
+        <w:t>. FIRST_VALUE() — First value in window</w:t>
+      </w:r>
+    </w:p>
+    <w:p>
+      <w:pPr>
+        <w:spacing w:before="100" w:beforeAutospacing="1" w:after="100" w:afterAutospacing="1" w:line="240" w:lineRule="auto"/>
+        <w:outlineLvl w:val="2"/>
+        <w:rPr>
+          <w:rFonts w:eastAsia="Times New Roman" w:cstheme="minorHAnsi"/>
+          <w:b/>
+          <w:bCs/>
+          <w:noProof/>
+          <w:lang w:eastAsia="en-IN"/>
+        </w:rPr>
+      </w:pPr>
+      <w:r>
+        <w:rPr>
+          <w:rFonts w:eastAsia="Times New Roman" w:cstheme="minorHAnsi"/>
+          <w:b/>
+          <w:bCs/>
+          <w:noProof/>
+          <w:lang w:eastAsia="en-IN"/>
+        </w:rPr>
+        <w:t>What it does</w:t>
+      </w:r>
+    </w:p>
+    <w:p>
+      <w:pPr>
+        <w:spacing w:beforeAutospacing="1" w:after="100" w:afterAutospacing="1" w:line="240" w:lineRule="auto"/>
+        <w:rPr>
+          <w:rFonts w:eastAsia="Times New Roman" w:cstheme="minorHAnsi"/>
+          <w:noProof/>
+          <w:lang w:eastAsia="en-IN"/>
+        </w:rPr>
+      </w:pPr>
+      <w:r>
+        <w:rPr>
+          <w:rFonts w:eastAsia="Times New Roman" w:cstheme="minorHAnsi"/>
+          <w:noProof/>
+          <w:lang w:eastAsia="en-IN"/>
+        </w:rPr>
+        <w:t xml:space="preserve">Returns the </w:t>
+      </w:r>
+      <w:r>
+        <w:rPr>
+          <w:rFonts w:eastAsia="Times New Roman" w:cstheme="minorHAnsi"/>
+          <w:b/>
+          <w:bCs/>
+          <w:noProof/>
+          <w:lang w:eastAsia="en-IN"/>
+        </w:rPr>
+        <w:t>first value</w:t>
+      </w:r>
+      <w:r>
+        <w:rPr>
+          <w:rFonts w:eastAsia="Times New Roman" w:cstheme="minorHAnsi"/>
+          <w:noProof/>
+          <w:lang w:eastAsia="en-IN"/>
+        </w:rPr>
+        <w:t xml:space="preserve"> in the window based on ordering.</w:t>
+      </w:r>
+    </w:p>
+    <w:p>
+      <w:pPr>
+        <w:spacing w:before="100" w:beforeAutospacing="1" w:after="100" w:afterAutospacing="1" w:line="240" w:lineRule="auto"/>
+        <w:outlineLvl w:val="2"/>
+        <w:rPr>
+          <w:rFonts w:eastAsia="Times New Roman" w:cstheme="minorHAnsi"/>
+          <w:b/>
+          <w:bCs/>
+          <w:noProof/>
+          <w:lang w:eastAsia="en-IN"/>
+        </w:rPr>
+      </w:pPr>
+      <w:r>
+        <w:rPr>
+          <w:rFonts w:eastAsia="Times New Roman" w:cstheme="minorHAnsi"/>
+          <w:b/>
+          <w:bCs/>
+          <w:noProof/>
+          <w:lang w:eastAsia="en-IN"/>
+        </w:rPr>
+        <w:t>Example: First joined salary in each department</w:t>
+      </w:r>
+    </w:p>
+    <w:p>
+      <w:pPr>
+        <w:tabs>
+          <w:tab w:val="left" w:pos="916"/>
+          <w:tab w:val="left" w:pos="1832"/>
+          <w:tab w:val="left" w:pos="2748"/>
+          <w:tab w:val="left" w:pos="3664"/>
+          <w:tab w:val="left" w:pos="4580"/>
+          <w:tab w:val="left" w:pos="5496"/>
+          <w:tab w:val="left" w:pos="6412"/>
+          <w:tab w:val="left" w:pos="7328"/>
+          <w:tab w:val="left" w:pos="8244"/>
+          <w:tab w:val="left" w:pos="9160"/>
+          <w:tab w:val="left" w:pos="10076"/>
+          <w:tab w:val="left" w:pos="10992"/>
+          <w:tab w:val="left" w:pos="11908"/>
+          <w:tab w:val="left" w:pos="12824"/>
+          <w:tab w:val="left" w:pos="13740"/>
+          <w:tab w:val="left" w:pos="14656"/>
+        </w:tabs>
+        <w:spacing w:after="0" w:line="240" w:lineRule="auto"/>
+        <w:rPr>
+          <w:rFonts w:eastAsia="Times New Roman" w:cstheme="minorHAnsi"/>
+          <w:noProof/>
+          <w:lang w:eastAsia="en-IN"/>
+        </w:rPr>
+      </w:pPr>
+      <w:r>
+        <w:rPr>
+          <w:rFonts w:eastAsia="Times New Roman" w:cstheme="minorHAnsi"/>
+          <w:noProof/>
+          <w:lang w:eastAsia="en-IN"/>
+        </w:rPr>
+        <w:t>SELECT emp_id, name, dept, salary,</w:t>
+      </w:r>
+    </w:p>
+    <w:p>
+      <w:pPr>
+        <w:tabs>
+          <w:tab w:val="left" w:pos="916"/>
+          <w:tab w:val="left" w:pos="1832"/>
+          <w:tab w:val="left" w:pos="2748"/>
+          <w:tab w:val="left" w:pos="3664"/>
+          <w:tab w:val="left" w:pos="4580"/>
+          <w:tab w:val="left" w:pos="5496"/>
+          <w:tab w:val="left" w:pos="6412"/>
+          <w:tab w:val="left" w:pos="7328"/>
+          <w:tab w:val="left" w:pos="8244"/>
+          <w:tab w:val="left" w:pos="9160"/>
+          <w:tab w:val="left" w:pos="10076"/>
+          <w:tab w:val="left" w:pos="10992"/>
+          <w:tab w:val="left" w:pos="11908"/>
+          <w:tab w:val="left" w:pos="12824"/>
+          <w:tab w:val="left" w:pos="13740"/>
+          <w:tab w:val="left" w:pos="14656"/>
+        </w:tabs>
+        <w:spacing w:after="0" w:line="240" w:lineRule="auto"/>
+        <w:rPr>
+          <w:rFonts w:eastAsia="Times New Roman" w:cstheme="minorHAnsi"/>
+          <w:noProof/>
+          <w:lang w:eastAsia="en-IN"/>
+        </w:rPr>
+      </w:pPr>
+      <w:r>
+        <w:rPr>
+          <w:rFonts w:eastAsia="Times New Roman" w:cstheme="minorHAnsi"/>
+          <w:noProof/>
+          <w:lang w:eastAsia="en-IN"/>
+        </w:rPr>
+        <w:t xml:space="preserve">       FIRST_VALUE(salary) OVER (</w:t>
+      </w:r>
+    </w:p>
+    <w:p>
+      <w:pPr>
+        <w:tabs>
+          <w:tab w:val="left" w:pos="916"/>
+          <w:tab w:val="left" w:pos="1832"/>
+          <w:tab w:val="left" w:pos="2748"/>
+          <w:tab w:val="left" w:pos="3664"/>
+          <w:tab w:val="left" w:pos="4580"/>
+          <w:tab w:val="left" w:pos="5496"/>
+          <w:tab w:val="left" w:pos="6412"/>
+          <w:tab w:val="left" w:pos="7328"/>
+          <w:tab w:val="left" w:pos="8244"/>
+          <w:tab w:val="left" w:pos="9160"/>
+          <w:tab w:val="left" w:pos="10076"/>
+          <w:tab w:val="left" w:pos="10992"/>
+          <w:tab w:val="left" w:pos="11908"/>
+          <w:tab w:val="left" w:pos="12824"/>
+          <w:tab w:val="left" w:pos="13740"/>
+          <w:tab w:val="left" w:pos="14656"/>
+        </w:tabs>
+        <w:spacing w:after="0" w:line="240" w:lineRule="auto"/>
+        <w:rPr>
+          <w:rFonts w:eastAsia="Times New Roman" w:cstheme="minorHAnsi"/>
+          <w:noProof/>
+          <w:lang w:eastAsia="en-IN"/>
+        </w:rPr>
+      </w:pPr>
+      <w:r>
+        <w:rPr>
+          <w:rFonts w:eastAsia="Times New Roman" w:cstheme="minorHAnsi"/>
+          <w:noProof/>
+          <w:lang w:eastAsia="en-IN"/>
+        </w:rPr>
+        <w:t xml:space="preserve">           PARTITION BY dept</w:t>
+      </w:r>
+    </w:p>
+    <w:p>
+      <w:pPr>
+        <w:tabs>
+          <w:tab w:val="left" w:pos="916"/>
+          <w:tab w:val="left" w:pos="1832"/>
+          <w:tab w:val="left" w:pos="2748"/>
+          <w:tab w:val="left" w:pos="3664"/>
+          <w:tab w:val="left" w:pos="4580"/>
+          <w:tab w:val="left" w:pos="5496"/>
+          <w:tab w:val="left" w:pos="6412"/>
+          <w:tab w:val="left" w:pos="7328"/>
+          <w:tab w:val="left" w:pos="8244"/>
+          <w:tab w:val="left" w:pos="9160"/>
+          <w:tab w:val="left" w:pos="10076"/>
+          <w:tab w:val="left" w:pos="10992"/>
+          <w:tab w:val="left" w:pos="11908"/>
+          <w:tab w:val="left" w:pos="12824"/>
+          <w:tab w:val="left" w:pos="13740"/>
+          <w:tab w:val="left" w:pos="14656"/>
+        </w:tabs>
+        <w:spacing w:after="0" w:line="240" w:lineRule="auto"/>
+        <w:rPr>
+          <w:rFonts w:eastAsia="Times New Roman" w:cstheme="minorHAnsi"/>
+          <w:noProof/>
+          <w:lang w:eastAsia="en-IN"/>
+        </w:rPr>
+      </w:pPr>
+      <w:r>
+        <w:rPr>
+          <w:rFonts w:eastAsia="Times New Roman" w:cstheme="minorHAnsi"/>
+          <w:noProof/>
+          <w:lang w:eastAsia="en-IN"/>
+        </w:rPr>
+        <w:t xml:space="preserve">           ORDER BY join_date</w:t>
+      </w:r>
+    </w:p>
+    <w:p>
+      <w:pPr>
+        <w:tabs>
+          <w:tab w:val="left" w:pos="916"/>
+          <w:tab w:val="left" w:pos="1832"/>
+          <w:tab w:val="left" w:pos="2748"/>
+          <w:tab w:val="left" w:pos="3664"/>
+          <w:tab w:val="left" w:pos="4580"/>
+          <w:tab w:val="left" w:pos="5496"/>
+          <w:tab w:val="left" w:pos="6412"/>
+          <w:tab w:val="left" w:pos="7328"/>
+          <w:tab w:val="left" w:pos="8244"/>
+          <w:tab w:val="left" w:pos="9160"/>
+          <w:tab w:val="left" w:pos="10076"/>
+          <w:tab w:val="left" w:pos="10992"/>
+          <w:tab w:val="left" w:pos="11908"/>
+          <w:tab w:val="left" w:pos="12824"/>
+          <w:tab w:val="left" w:pos="13740"/>
+          <w:tab w:val="left" w:pos="14656"/>
+        </w:tabs>
+        <w:spacing w:after="0" w:line="240" w:lineRule="auto"/>
+        <w:rPr>
+          <w:rFonts w:eastAsia="Times New Roman" w:cstheme="minorHAnsi"/>
+          <w:noProof/>
+          <w:lang w:eastAsia="en-IN"/>
+        </w:rPr>
+      </w:pPr>
+      <w:r>
+        <w:rPr>
+          <w:rFonts w:eastAsia="Times New Roman" w:cstheme="minorHAnsi"/>
+          <w:noProof/>
+          <w:lang w:eastAsia="en-IN"/>
+        </w:rPr>
+        <w:t xml:space="preserve">       ) AS first_salary</w:t>
+      </w:r>
+    </w:p>
+    <w:p>
+      <w:pPr>
+        <w:tabs>
+          <w:tab w:val="left" w:pos="916"/>
+          <w:tab w:val="left" w:pos="1832"/>
+          <w:tab w:val="left" w:pos="2748"/>
+          <w:tab w:val="left" w:pos="3664"/>
+          <w:tab w:val="left" w:pos="4580"/>
+          <w:tab w:val="left" w:pos="5496"/>
+          <w:tab w:val="left" w:pos="6412"/>
+          <w:tab w:val="left" w:pos="7328"/>
+          <w:tab w:val="left" w:pos="8244"/>
+          <w:tab w:val="left" w:pos="9160"/>
+          <w:tab w:val="left" w:pos="10076"/>
+          <w:tab w:val="left" w:pos="10992"/>
+          <w:tab w:val="left" w:pos="11908"/>
+          <w:tab w:val="left" w:pos="12824"/>
+          <w:tab w:val="left" w:pos="13740"/>
+          <w:tab w:val="left" w:pos="14656"/>
+        </w:tabs>
+        <w:spacing w:after="0" w:line="240" w:lineRule="auto"/>
+        <w:rPr>
+          <w:rFonts w:eastAsia="Times New Roman" w:cstheme="minorHAnsi"/>
+          <w:noProof/>
+          <w:lang w:eastAsia="en-IN"/>
+        </w:rPr>
+      </w:pPr>
+      <w:r>
+        <w:rPr>
+          <w:rFonts w:eastAsia="Times New Roman" w:cstheme="minorHAnsi"/>
+          <w:noProof/>
+          <w:lang w:eastAsia="en-IN"/>
+        </w:rPr>
+        <w:t>FROM employees;</w:t>
+      </w:r>
+    </w:p>
+    <w:p>
+      <w:pPr>
+        <w:spacing w:before="100" w:beforeAutospacing="1" w:after="100" w:afterAutospacing="1" w:line="240" w:lineRule="auto"/>
+        <w:outlineLvl w:val="2"/>
+        <w:rPr>
+          <w:rFonts w:eastAsia="Times New Roman" w:cstheme="minorHAnsi"/>
+          <w:b/>
+          <w:bCs/>
+          <w:noProof/>
+          <w:lang w:eastAsia="en-IN"/>
+        </w:rPr>
+      </w:pPr>
+      <w:r>
+        <w:rPr>
+          <w:rFonts w:eastAsia="Times New Roman" w:cstheme="minorHAnsi"/>
+          <w:b/>
+          <w:bCs/>
+          <w:noProof/>
+          <w:lang w:eastAsia="en-IN"/>
+        </w:rPr>
+        <w:t>Output (IT)</w:t>
+      </w:r>
+    </w:p>
+    <w:tbl>
+      <w:tblPr>
+        <w:tblStyle w:val="TableGrid"/>
+        <w:tblW w:w="5015" w:type="dxa"/>
+        <w:tblLook w:val="04A0" w:firstRow="1" w:lastRow="0" w:firstColumn="1" w:lastColumn="0" w:noHBand="0" w:noVBand="1"/>
+      </w:tblPr>
+      <w:tblGrid>
+        <w:gridCol w:w="1341"/>
+        <w:gridCol w:w="1417"/>
+        <w:gridCol w:w="2257"/>
+      </w:tblGrid>
+      <w:tr>
+        <w:trPr>
+          <w:trHeight w:val="562"/>
+        </w:trPr>
+        <w:tc>
+          <w:tcPr>
+            <w:tcW w:w="0" w:type="auto"/>
+            <w:hideMark/>
+          </w:tcPr>
+          <w:p>
+            <w:pPr>
+              <w:jc w:val="center"/>
+              <w:rPr>
+                <w:rFonts w:eastAsia="Times New Roman" w:cstheme="minorHAnsi"/>
+                <w:b/>
+                <w:bCs/>
+                <w:noProof/>
+                <w:lang w:eastAsia="en-IN"/>
+              </w:rPr>
+            </w:pPr>
+            <w:r>
+              <w:rPr>
+                <w:rFonts w:eastAsia="Times New Roman" w:cstheme="minorHAnsi"/>
+                <w:b/>
+                <w:bCs/>
+                <w:noProof/>
+                <w:lang w:eastAsia="en-IN"/>
+              </w:rPr>
+              <w:t>name</w:t>
+            </w:r>
+          </w:p>
+        </w:tc>
+        <w:tc>
+          <w:tcPr>
+            <w:tcW w:w="0" w:type="auto"/>
+            <w:hideMark/>
+          </w:tcPr>
+          <w:p>
+            <w:pPr>
+              <w:jc w:val="center"/>
+              <w:rPr>
+                <w:rFonts w:eastAsia="Times New Roman" w:cstheme="minorHAnsi"/>
+                <w:b/>
+                <w:bCs/>
+                <w:noProof/>
+                <w:lang w:eastAsia="en-IN"/>
+              </w:rPr>
+            </w:pPr>
+            <w:r>
+              <w:rPr>
+                <w:rFonts w:eastAsia="Times New Roman" w:cstheme="minorHAnsi"/>
+                <w:b/>
+                <w:bCs/>
+                <w:noProof/>
+                <w:lang w:eastAsia="en-IN"/>
+              </w:rPr>
+              <w:t>salary</w:t>
+            </w:r>
+          </w:p>
+        </w:tc>
+        <w:tc>
+          <w:tcPr>
+            <w:tcW w:w="0" w:type="auto"/>
+            <w:hideMark/>
+          </w:tcPr>
+          <w:p>
+            <w:pPr>
+              <w:jc w:val="center"/>
+              <w:rPr>
+                <w:rFonts w:eastAsia="Times New Roman" w:cstheme="minorHAnsi"/>
+                <w:b/>
+                <w:bCs/>
+                <w:noProof/>
+                <w:lang w:eastAsia="en-IN"/>
+              </w:rPr>
+            </w:pPr>
+            <w:r>
+              <w:rPr>
+                <w:rFonts w:eastAsia="Times New Roman" w:cstheme="minorHAnsi"/>
+                <w:b/>
+                <w:bCs/>
+                <w:noProof/>
+                <w:lang w:eastAsia="en-IN"/>
+              </w:rPr>
+              <w:t>first_salary</w:t>
+            </w:r>
+          </w:p>
+        </w:tc>
+      </w:tr>
+      <w:tr>
+        <w:trPr>
+          <w:trHeight w:val="586"/>
+        </w:trPr>
+        <w:tc>
+          <w:tcPr>
+            <w:tcW w:w="0" w:type="auto"/>
+            <w:hideMark/>
+          </w:tcPr>
+          <w:p>
+            <w:pPr>
+              <w:rPr>
+                <w:rFonts w:eastAsia="Times New Roman" w:cstheme="minorHAnsi"/>
+                <w:noProof/>
+                <w:lang w:eastAsia="en-IN"/>
+              </w:rPr>
+            </w:pPr>
+            <w:r>
+              <w:rPr>
+                <w:rFonts w:eastAsia="Times New Roman" w:cstheme="minorHAnsi"/>
+                <w:noProof/>
+                <w:lang w:eastAsia="en-IN"/>
+              </w:rPr>
+              <w:t>Asha</w:t>
+            </w:r>
+          </w:p>
+        </w:tc>
+        <w:tc>
+          <w:tcPr>
+            <w:tcW w:w="0" w:type="auto"/>
+            <w:hideMark/>
+          </w:tcPr>
+          <w:p>
+            <w:pPr>
+              <w:rPr>
+                <w:rFonts w:eastAsia="Times New Roman" w:cstheme="minorHAnsi"/>
+                <w:noProof/>
+                <w:lang w:eastAsia="en-IN"/>
+              </w:rPr>
+            </w:pPr>
+            <w:r>
+              <w:rPr>
+                <w:rFonts w:eastAsia="Times New Roman" w:cstheme="minorHAnsi"/>
+                <w:noProof/>
+                <w:lang w:eastAsia="en-IN"/>
+              </w:rPr>
+              <w:t>60000</w:t>
+            </w:r>
+          </w:p>
+        </w:tc>
+        <w:tc>
+          <w:tcPr>
+            <w:tcW w:w="0" w:type="auto"/>
+            <w:hideMark/>
+          </w:tcPr>
+          <w:p>
+            <w:pPr>
+              <w:rPr>
+                <w:rFonts w:eastAsia="Times New Roman" w:cstheme="minorHAnsi"/>
+                <w:noProof/>
+                <w:lang w:eastAsia="en-IN"/>
+              </w:rPr>
+            </w:pPr>
+            <w:r>
+              <w:rPr>
+                <w:rFonts w:eastAsia="Times New Roman" w:cstheme="minorHAnsi"/>
+                <w:noProof/>
+                <w:lang w:eastAsia="en-IN"/>
+              </w:rPr>
+              <w:t>60000</w:t>
+            </w:r>
+          </w:p>
+        </w:tc>
+      </w:tr>
+      <w:tr>
+        <w:trPr>
+          <w:trHeight w:val="562"/>
+        </w:trPr>
+        <w:tc>
+          <w:tcPr>
+            <w:tcW w:w="0" w:type="auto"/>
+            <w:hideMark/>
+          </w:tcPr>
+          <w:p>
+            <w:pPr>
+              <w:rPr>
+                <w:rFonts w:eastAsia="Times New Roman" w:cstheme="minorHAnsi"/>
+                <w:noProof/>
+                <w:lang w:eastAsia="en-IN"/>
+              </w:rPr>
+            </w:pPr>
+            <w:r>
+              <w:rPr>
+                <w:rFonts w:eastAsia="Times New Roman" w:cstheme="minorHAnsi"/>
+                <w:noProof/>
+                <w:lang w:eastAsia="en-IN"/>
+              </w:rPr>
+              <w:lastRenderedPageBreak/>
+              <w:t>Ravi</w:t>
+            </w:r>
+          </w:p>
+        </w:tc>
+        <w:tc>
+          <w:tcPr>
+            <w:tcW w:w="0" w:type="auto"/>
+            <w:hideMark/>
+          </w:tcPr>
+          <w:p>
+            <w:pPr>
+              <w:rPr>
+                <w:rFonts w:eastAsia="Times New Roman" w:cstheme="minorHAnsi"/>
+                <w:noProof/>
+                <w:lang w:eastAsia="en-IN"/>
+              </w:rPr>
+            </w:pPr>
+            <w:r>
+              <w:rPr>
+                <w:rFonts w:eastAsia="Times New Roman" w:cstheme="minorHAnsi"/>
+                <w:noProof/>
+                <w:lang w:eastAsia="en-IN"/>
+              </w:rPr>
+              <w:t>65000</w:t>
+            </w:r>
+          </w:p>
+        </w:tc>
+        <w:tc>
+          <w:tcPr>
+            <w:tcW w:w="0" w:type="auto"/>
+            <w:hideMark/>
+          </w:tcPr>
+          <w:p>
+            <w:pPr>
+              <w:rPr>
+                <w:rFonts w:eastAsia="Times New Roman" w:cstheme="minorHAnsi"/>
+                <w:noProof/>
+                <w:lang w:eastAsia="en-IN"/>
+              </w:rPr>
+            </w:pPr>
+            <w:r>
+              <w:rPr>
+                <w:rFonts w:eastAsia="Times New Roman" w:cstheme="minorHAnsi"/>
+                <w:noProof/>
+                <w:lang w:eastAsia="en-IN"/>
+              </w:rPr>
+              <w:t>60000</w:t>
+            </w:r>
+          </w:p>
+        </w:tc>
+      </w:tr>
+      <w:tr>
+        <w:trPr>
+          <w:trHeight w:val="586"/>
+        </w:trPr>
+        <w:tc>
+          <w:tcPr>
+            <w:tcW w:w="0" w:type="auto"/>
+            <w:hideMark/>
+          </w:tcPr>
+          <w:p>
+            <w:pPr>
+              <w:rPr>
+                <w:rFonts w:eastAsia="Times New Roman" w:cstheme="minorHAnsi"/>
+                <w:noProof/>
+                <w:lang w:eastAsia="en-IN"/>
+              </w:rPr>
+            </w:pPr>
+            <w:r>
+              <w:rPr>
+                <w:rFonts w:eastAsia="Times New Roman" w:cstheme="minorHAnsi"/>
+                <w:noProof/>
+                <w:lang w:eastAsia="en-IN"/>
+              </w:rPr>
+              <w:t>Neha</w:t>
+            </w:r>
+          </w:p>
+        </w:tc>
+        <w:tc>
+          <w:tcPr>
+            <w:tcW w:w="0" w:type="auto"/>
+            <w:hideMark/>
+          </w:tcPr>
+          <w:p>
+            <w:pPr>
+              <w:rPr>
+                <w:rFonts w:eastAsia="Times New Roman" w:cstheme="minorHAnsi"/>
+                <w:noProof/>
+                <w:lang w:eastAsia="en-IN"/>
+              </w:rPr>
+            </w:pPr>
+            <w:r>
+              <w:rPr>
+                <w:rFonts w:eastAsia="Times New Roman" w:cstheme="minorHAnsi"/>
+                <w:noProof/>
+                <w:lang w:eastAsia="en-IN"/>
+              </w:rPr>
+              <w:t>70000</w:t>
+            </w:r>
+          </w:p>
+        </w:tc>
+        <w:tc>
+          <w:tcPr>
+            <w:tcW w:w="0" w:type="auto"/>
+            <w:hideMark/>
+          </w:tcPr>
+          <w:p>
+            <w:pPr>
+              <w:rPr>
+                <w:rFonts w:eastAsia="Times New Roman" w:cstheme="minorHAnsi"/>
+                <w:noProof/>
+                <w:lang w:eastAsia="en-IN"/>
+              </w:rPr>
+            </w:pPr>
+            <w:r>
+              <w:rPr>
+                <w:rFonts w:eastAsia="Times New Roman" w:cstheme="minorHAnsi"/>
+                <w:noProof/>
+                <w:lang w:eastAsia="en-IN"/>
+              </w:rPr>
+              <w:t>60000</w:t>
+            </w:r>
+          </w:p>
+        </w:tc>
+      </w:tr>
+    </w:tbl>
+    <w:p>
+      <w:pPr>
+        <w:spacing w:before="100" w:beforeAutospacing="1" w:after="100" w:afterAutospacing="1" w:line="240" w:lineRule="auto"/>
+        <w:outlineLvl w:val="2"/>
+        <w:rPr>
+          <w:rFonts w:eastAsia="Times New Roman" w:cstheme="minorHAnsi"/>
+          <w:b/>
+          <w:bCs/>
+          <w:lang w:eastAsia="en-IN"/>
+        </w:rPr>
+      </w:pPr>
+      <w:r>
+        <w:rPr>
+          <w:rFonts w:eastAsia="Times New Roman" w:cstheme="minorHAnsi"/>
+          <w:b/>
+          <w:bCs/>
+          <w:lang w:eastAsia="en-IN"/>
+        </w:rPr>
+        <w:t>Mental model</w:t>
+      </w:r>
+    </w:p>
+    <w:p>
+      <w:pPr>
+        <w:spacing w:beforeAutospacing="1" w:after="100" w:afterAutospacing="1" w:line="240" w:lineRule="auto"/>
+        <w:rPr>
+          <w:rFonts w:eastAsia="Times New Roman" w:cstheme="minorHAnsi"/>
+          <w:lang w:eastAsia="en-IN"/>
+        </w:rPr>
+      </w:pPr>
+      <w:r>
+        <w:rPr>
+          <w:rFonts w:eastAsia="Times New Roman" w:cstheme="minorHAnsi"/>
+          <w:lang w:eastAsia="en-IN"/>
+        </w:rPr>
+        <w:t xml:space="preserve">“Always show the </w:t>
+      </w:r>
+      <w:r>
+        <w:rPr>
+          <w:rFonts w:eastAsia="Times New Roman" w:cstheme="minorHAnsi"/>
+          <w:b/>
+          <w:bCs/>
+          <w:lang w:eastAsia="en-IN"/>
+        </w:rPr>
+        <w:t>starting point</w:t>
+      </w:r>
+      <w:r>
+        <w:rPr>
+          <w:rFonts w:eastAsia="Times New Roman" w:cstheme="minorHAnsi"/>
+          <w:lang w:eastAsia="en-IN"/>
+        </w:rPr>
+        <w:t>”</w:t>
+      </w:r>
+    </w:p>
+    <w:p>
+      <w:pPr>
+        <w:spacing w:after="0" w:line="240" w:lineRule="auto"/>
+        <w:rPr>
+          <w:rFonts w:eastAsia="Times New Roman" w:cstheme="minorHAnsi"/>
+          <w:lang w:eastAsia="en-IN"/>
+        </w:rPr>
+      </w:pPr>
+      <w:r>
+        <w:rPr>
+          <w:rFonts w:eastAsia="Times New Roman" w:cstheme="minorHAnsi"/>
+          <w:lang w:eastAsia="en-IN"/>
+        </w:rPr>
+        <w:pict>
+          <v:rect id="_x0000_i1044" style="width:0;height:1.5pt" o:hralign="center" o:hrstd="t" o:hr="t" fillcolor="#a0a0a0" stroked="f"/>
+        </w:pict>
+      </w:r>
+    </w:p>
+    <w:p>
+      <w:pPr>
+        <w:spacing w:before="100" w:beforeAutospacing="1" w:after="100" w:afterAutospacing="1" w:line="240" w:lineRule="auto"/>
+        <w:outlineLvl w:val="1"/>
+        <w:rPr>
+          <w:rFonts w:eastAsia="Times New Roman" w:cstheme="minorHAnsi"/>
+          <w:b/>
+          <w:bCs/>
+          <w:lang w:eastAsia="en-IN"/>
+        </w:rPr>
+      </w:pPr>
+      <w:r>
+        <w:rPr>
+          <w:rFonts w:eastAsia="Times New Roman" w:cstheme="minorHAnsi"/>
+          <w:b/>
+          <w:bCs/>
+          <w:lang w:eastAsia="en-IN"/>
+        </w:rPr>
+        <w:t>4. LAST_</w:t>
+      </w:r>
+      <w:proofErr w:type="gramStart"/>
+      <w:r>
+        <w:rPr>
+          <w:rFonts w:eastAsia="Times New Roman" w:cstheme="minorHAnsi"/>
+          <w:b/>
+          <w:bCs/>
+          <w:lang w:eastAsia="en-IN"/>
+        </w:rPr>
+        <w:t>VALUE(</w:t>
+      </w:r>
+      <w:proofErr w:type="gramEnd"/>
+      <w:r>
+        <w:rPr>
+          <w:rFonts w:eastAsia="Times New Roman" w:cstheme="minorHAnsi"/>
+          <w:b/>
+          <w:bCs/>
+          <w:lang w:eastAsia="en-IN"/>
+        </w:rPr>
+        <w:t xml:space="preserve">) — Last value in window </w:t>
+      </w:r>
+      <w:r>
+        <w:rPr>
+          <w:rFonts w:ascii="Calibri" w:eastAsia="Times New Roman" w:hAnsi="Calibri" w:cs="Calibri"/>
+          <w:b/>
+          <w:bCs/>
+          <w:lang w:eastAsia="en-IN"/>
+        </w:rPr>
+        <w:t>⚠️</w:t>
+      </w:r>
+      <w:r>
+        <w:rPr>
+          <w:rFonts w:eastAsia="Times New Roman" w:cstheme="minorHAnsi"/>
+          <w:b/>
+          <w:bCs/>
+          <w:lang w:eastAsia="en-IN"/>
+        </w:rPr>
+        <w:t xml:space="preserve"> TRICKY</w:t>
+      </w:r>
+    </w:p>
+    <w:p>
+      <w:pPr>
+        <w:spacing w:before="100" w:beforeAutospacing="1" w:after="100" w:afterAutospacing="1" w:line="240" w:lineRule="auto"/>
+        <w:outlineLvl w:val="2"/>
+        <w:rPr>
+          <w:rFonts w:eastAsia="Times New Roman" w:cstheme="minorHAnsi"/>
+          <w:b/>
+          <w:bCs/>
+          <w:lang w:eastAsia="en-IN"/>
+        </w:rPr>
+      </w:pPr>
+      <w:r>
+        <w:rPr>
+          <w:rFonts w:eastAsia="Times New Roman" w:cstheme="minorHAnsi"/>
+          <w:b/>
+          <w:bCs/>
+          <w:lang w:eastAsia="en-IN"/>
+        </w:rPr>
+        <w:t>What it does</w:t>
+      </w:r>
+    </w:p>
+    <w:p>
+      <w:pPr>
+        <w:spacing w:beforeAutospacing="1" w:after="100" w:afterAutospacing="1" w:line="240" w:lineRule="auto"/>
+        <w:rPr>
+          <w:rFonts w:eastAsia="Times New Roman" w:cstheme="minorHAnsi"/>
+          <w:lang w:eastAsia="en-IN"/>
+        </w:rPr>
+      </w:pPr>
+      <w:r>
+        <w:rPr>
+          <w:rFonts w:eastAsia="Times New Roman" w:cstheme="minorHAnsi"/>
+          <w:lang w:eastAsia="en-IN"/>
+        </w:rPr>
+        <w:t xml:space="preserve">Returns the </w:t>
+      </w:r>
+      <w:r>
+        <w:rPr>
+          <w:rFonts w:eastAsia="Times New Roman" w:cstheme="minorHAnsi"/>
+          <w:b/>
+          <w:bCs/>
+          <w:lang w:eastAsia="en-IN"/>
+        </w:rPr>
+        <w:t>last value in the current window frame</w:t>
+      </w:r>
+      <w:r>
+        <w:rPr>
+          <w:rFonts w:eastAsia="Times New Roman" w:cstheme="minorHAnsi"/>
+          <w:lang w:eastAsia="en-IN"/>
+        </w:rPr>
+        <w:t xml:space="preserve">, </w:t>
+      </w:r>
+      <w:r>
+        <w:rPr>
+          <w:rFonts w:eastAsia="Times New Roman" w:cstheme="minorHAnsi"/>
+          <w:b/>
+          <w:bCs/>
+          <w:lang w:eastAsia="en-IN"/>
+        </w:rPr>
+        <w:t>not entire partition by default</w:t>
+      </w:r>
+    </w:p>
+    <w:p>
+      <w:pPr>
+        <w:spacing w:after="0" w:line="240" w:lineRule="auto"/>
+        <w:rPr>
+          <w:rFonts w:eastAsia="Times New Roman" w:cstheme="minorHAnsi"/>
+          <w:lang w:eastAsia="en-IN"/>
+        </w:rPr>
+      </w:pPr>
+      <w:r>
+        <w:rPr>
+          <w:rFonts w:eastAsia="Times New Roman" w:cstheme="minorHAnsi"/>
+          <w:lang w:eastAsia="en-IN"/>
+        </w:rPr>
+        <w:pict>
+          <v:rect id="_x0000_i1045" style="width:0;height:1.5pt" o:hralign="center" o:hrstd="t" o:hr="t" fillcolor="#a0a0a0" stroked="f"/>
+        </w:pict>
+      </w:r>
+    </w:p>
+    <w:p>
+      <w:pPr>
+        <w:spacing w:before="100" w:beforeAutospacing="1" w:after="100" w:afterAutospacing="1" w:line="240" w:lineRule="auto"/>
+        <w:outlineLvl w:val="2"/>
+        <w:rPr>
+          <w:rFonts w:eastAsia="Times New Roman" w:cstheme="minorHAnsi"/>
+          <w:b/>
+          <w:bCs/>
+          <w:noProof/>
+          <w:lang w:eastAsia="en-IN"/>
+        </w:rPr>
+      </w:pPr>
+      <w:r>
+        <w:rPr>
+          <w:rFonts w:eastAsia="Times New Roman" w:cstheme="minorHAnsi"/>
+          <w:b/>
+          <w:bCs/>
+          <w:noProof/>
+          <w:lang w:eastAsia="en-IN"/>
+        </w:rPr>
+        <w:t>Wrong (default behavior)</w:t>
+      </w:r>
+    </w:p>
+    <w:p>
+      <w:pPr>
+        <w:tabs>
+          <w:tab w:val="left" w:pos="916"/>
+          <w:tab w:val="left" w:pos="1832"/>
+          <w:tab w:val="left" w:pos="2748"/>
+          <w:tab w:val="left" w:pos="3664"/>
+          <w:tab w:val="left" w:pos="4580"/>
+          <w:tab w:val="left" w:pos="5496"/>
+          <w:tab w:val="left" w:pos="6412"/>
+          <w:tab w:val="left" w:pos="7328"/>
+          <w:tab w:val="left" w:pos="8244"/>
+          <w:tab w:val="left" w:pos="9160"/>
+          <w:tab w:val="left" w:pos="10076"/>
+          <w:tab w:val="left" w:pos="10992"/>
+          <w:tab w:val="left" w:pos="11908"/>
+          <w:tab w:val="left" w:pos="12824"/>
+          <w:tab w:val="left" w:pos="13740"/>
+          <w:tab w:val="left" w:pos="14656"/>
+        </w:tabs>
+        <w:spacing w:after="0" w:line="240" w:lineRule="auto"/>
+        <w:rPr>
+          <w:rFonts w:eastAsia="Times New Roman" w:cstheme="minorHAnsi"/>
+          <w:noProof/>
+          <w:lang w:eastAsia="en-IN"/>
+        </w:rPr>
+      </w:pPr>
+      <w:r>
+        <w:rPr>
+          <w:rFonts w:eastAsia="Times New Roman" w:cstheme="minorHAnsi"/>
+          <w:noProof/>
+          <w:lang w:eastAsia="en-IN"/>
+        </w:rPr>
+        <w:t>SELECT emp_id, name, dept, salary,</w:t>
+      </w:r>
+    </w:p>
+    <w:p>
+      <w:pPr>
+        <w:tabs>
+          <w:tab w:val="left" w:pos="916"/>
+          <w:tab w:val="left" w:pos="1832"/>
+          <w:tab w:val="left" w:pos="2748"/>
+          <w:tab w:val="left" w:pos="3664"/>
+          <w:tab w:val="left" w:pos="4580"/>
+          <w:tab w:val="left" w:pos="5496"/>
+          <w:tab w:val="left" w:pos="6412"/>
+          <w:tab w:val="left" w:pos="7328"/>
+          <w:tab w:val="left" w:pos="8244"/>
+          <w:tab w:val="left" w:pos="9160"/>
+          <w:tab w:val="left" w:pos="10076"/>
+          <w:tab w:val="left" w:pos="10992"/>
+          <w:tab w:val="left" w:pos="11908"/>
+          <w:tab w:val="left" w:pos="12824"/>
+          <w:tab w:val="left" w:pos="13740"/>
+          <w:tab w:val="left" w:pos="14656"/>
+        </w:tabs>
+        <w:spacing w:after="0" w:line="240" w:lineRule="auto"/>
+        <w:rPr>
+          <w:rFonts w:eastAsia="Times New Roman" w:cstheme="minorHAnsi"/>
+          <w:noProof/>
+          <w:lang w:eastAsia="en-IN"/>
+        </w:rPr>
+      </w:pPr>
+      <w:r>
+        <w:rPr>
+          <w:rFonts w:eastAsia="Times New Roman" w:cstheme="minorHAnsi"/>
+          <w:noProof/>
+          <w:lang w:eastAsia="en-IN"/>
+        </w:rPr>
+        <w:t xml:space="preserve">       LAST_VALUE(salary) OVER (</w:t>
+      </w:r>
+    </w:p>
+    <w:p>
+      <w:pPr>
+        <w:tabs>
+          <w:tab w:val="left" w:pos="916"/>
+          <w:tab w:val="left" w:pos="1832"/>
+          <w:tab w:val="left" w:pos="2748"/>
+          <w:tab w:val="left" w:pos="3664"/>
+          <w:tab w:val="left" w:pos="4580"/>
+          <w:tab w:val="left" w:pos="5496"/>
+          <w:tab w:val="left" w:pos="6412"/>
+          <w:tab w:val="left" w:pos="7328"/>
+          <w:tab w:val="left" w:pos="8244"/>
+          <w:tab w:val="left" w:pos="9160"/>
+          <w:tab w:val="left" w:pos="10076"/>
+          <w:tab w:val="left" w:pos="10992"/>
+          <w:tab w:val="left" w:pos="11908"/>
+          <w:tab w:val="left" w:pos="12824"/>
+          <w:tab w:val="left" w:pos="13740"/>
+          <w:tab w:val="left" w:pos="14656"/>
+        </w:tabs>
+        <w:spacing w:after="0" w:line="240" w:lineRule="auto"/>
+        <w:rPr>
+          <w:rFonts w:eastAsia="Times New Roman" w:cstheme="minorHAnsi"/>
+          <w:noProof/>
+          <w:lang w:eastAsia="en-IN"/>
+        </w:rPr>
+      </w:pPr>
+      <w:r>
+        <w:rPr>
+          <w:rFonts w:eastAsia="Times New Roman" w:cstheme="minorHAnsi"/>
+          <w:noProof/>
+          <w:lang w:eastAsia="en-IN"/>
+        </w:rPr>
+        <w:t xml:space="preserve">           PARTITION BY dept</w:t>
+      </w:r>
+    </w:p>
+    <w:p>
+      <w:pPr>
+        <w:tabs>
+          <w:tab w:val="left" w:pos="916"/>
+          <w:tab w:val="left" w:pos="1832"/>
+          <w:tab w:val="left" w:pos="2748"/>
+          <w:tab w:val="left" w:pos="3664"/>
+          <w:tab w:val="left" w:pos="4580"/>
+          <w:tab w:val="left" w:pos="5496"/>
+          <w:tab w:val="left" w:pos="6412"/>
+          <w:tab w:val="left" w:pos="7328"/>
+          <w:tab w:val="left" w:pos="8244"/>
+          <w:tab w:val="left" w:pos="9160"/>
+          <w:tab w:val="left" w:pos="10076"/>
+          <w:tab w:val="left" w:pos="10992"/>
+          <w:tab w:val="left" w:pos="11908"/>
+          <w:tab w:val="left" w:pos="12824"/>
+          <w:tab w:val="left" w:pos="13740"/>
+          <w:tab w:val="left" w:pos="14656"/>
+        </w:tabs>
+        <w:spacing w:after="0" w:line="240" w:lineRule="auto"/>
+        <w:rPr>
+          <w:rFonts w:eastAsia="Times New Roman" w:cstheme="minorHAnsi"/>
+          <w:noProof/>
+          <w:lang w:eastAsia="en-IN"/>
+        </w:rPr>
+      </w:pPr>
+      <w:r>
+        <w:rPr>
+          <w:rFonts w:eastAsia="Times New Roman" w:cstheme="minorHAnsi"/>
+          <w:noProof/>
+          <w:lang w:eastAsia="en-IN"/>
+        </w:rPr>
+        <w:t xml:space="preserve">           ORDER BY join_date</w:t>
+      </w:r>
+    </w:p>
+    <w:p>
+      <w:pPr>
+        <w:tabs>
+          <w:tab w:val="left" w:pos="916"/>
+          <w:tab w:val="left" w:pos="1832"/>
+          <w:tab w:val="left" w:pos="2748"/>
+          <w:tab w:val="left" w:pos="3664"/>
+          <w:tab w:val="left" w:pos="4580"/>
+          <w:tab w:val="left" w:pos="5496"/>
+          <w:tab w:val="left" w:pos="6412"/>
+          <w:tab w:val="left" w:pos="7328"/>
+          <w:tab w:val="left" w:pos="8244"/>
+          <w:tab w:val="left" w:pos="9160"/>
+          <w:tab w:val="left" w:pos="10076"/>
+          <w:tab w:val="left" w:pos="10992"/>
+          <w:tab w:val="left" w:pos="11908"/>
+          <w:tab w:val="left" w:pos="12824"/>
+          <w:tab w:val="left" w:pos="13740"/>
+          <w:tab w:val="left" w:pos="14656"/>
+        </w:tabs>
+        <w:spacing w:after="0" w:line="240" w:lineRule="auto"/>
+        <w:rPr>
+          <w:rFonts w:eastAsia="Times New Roman" w:cstheme="minorHAnsi"/>
+          <w:noProof/>
+          <w:lang w:eastAsia="en-IN"/>
+        </w:rPr>
+      </w:pPr>
+      <w:r>
+        <w:rPr>
+          <w:rFonts w:eastAsia="Times New Roman" w:cstheme="minorHAnsi"/>
+          <w:noProof/>
+          <w:lang w:eastAsia="en-IN"/>
+        </w:rPr>
+        <w:t xml:space="preserve">       ) AS last_salary</w:t>
+      </w:r>
+    </w:p>
+    <w:p>
+      <w:pPr>
+        <w:tabs>
+          <w:tab w:val="left" w:pos="916"/>
+          <w:tab w:val="left" w:pos="1832"/>
+          <w:tab w:val="left" w:pos="2748"/>
+          <w:tab w:val="left" w:pos="3664"/>
+          <w:tab w:val="left" w:pos="4580"/>
+          <w:tab w:val="left" w:pos="5496"/>
+          <w:tab w:val="left" w:pos="6412"/>
+          <w:tab w:val="left" w:pos="7328"/>
+          <w:tab w:val="left" w:pos="8244"/>
+          <w:tab w:val="left" w:pos="9160"/>
+          <w:tab w:val="left" w:pos="10076"/>
+          <w:tab w:val="left" w:pos="10992"/>
+          <w:tab w:val="left" w:pos="11908"/>
+          <w:tab w:val="left" w:pos="12824"/>
+          <w:tab w:val="left" w:pos="13740"/>
+          <w:tab w:val="left" w:pos="14656"/>
+        </w:tabs>
+        <w:spacing w:after="0" w:line="240" w:lineRule="auto"/>
+        <w:rPr>
+          <w:rFonts w:eastAsia="Times New Roman" w:cstheme="minorHAnsi"/>
+          <w:noProof/>
+          <w:lang w:eastAsia="en-IN"/>
+        </w:rPr>
+      </w:pPr>
+      <w:r>
+        <w:rPr>
+          <w:rFonts w:eastAsia="Times New Roman" w:cstheme="minorHAnsi"/>
+          <w:noProof/>
+          <w:lang w:eastAsia="en-IN"/>
+        </w:rPr>
+        <w:t>FROM employees;</w:t>
+      </w:r>
+    </w:p>
+    <w:p>
+      <w:pPr>
+        <w:spacing w:before="100" w:beforeAutospacing="1" w:after="100" w:afterAutospacing="1" w:line="240" w:lineRule="auto"/>
+        <w:outlineLvl w:val="2"/>
+        <w:rPr>
+          <w:rFonts w:eastAsia="Times New Roman" w:cstheme="minorHAnsi"/>
+          <w:b/>
+          <w:bCs/>
+          <w:noProof/>
+          <w:lang w:eastAsia="en-IN"/>
+        </w:rPr>
+      </w:pPr>
+      <w:r>
+        <w:rPr>
+          <w:rFonts w:eastAsia="Times New Roman" w:cstheme="minorHAnsi"/>
+          <w:b/>
+          <w:bCs/>
+          <w:noProof/>
+          <w:lang w:eastAsia="en-IN"/>
+        </w:rPr>
+        <w:t>Why wrong?</w:t>
+      </w:r>
+    </w:p>
+    <w:p>
+      <w:pPr>
+        <w:spacing w:before="100" w:beforeAutospacing="1" w:after="100" w:afterAutospacing="1" w:line="240" w:lineRule="auto"/>
+        <w:rPr>
+          <w:rFonts w:eastAsia="Times New Roman" w:cstheme="minorHAnsi"/>
+          <w:lang w:eastAsia="en-IN"/>
+        </w:rPr>
+      </w:pPr>
+      <w:r>
+        <w:rPr>
+          <w:rFonts w:eastAsia="Times New Roman" w:cstheme="minorHAnsi"/>
+          <w:lang w:eastAsia="en-IN"/>
+        </w:rPr>
+        <w:t>Default frame is:</w:t>
+      </w:r>
+    </w:p>
+    <w:p>
+      <w:pPr>
+        <w:tabs>
+          <w:tab w:val="left" w:pos="916"/>
+          <w:tab w:val="left" w:pos="1832"/>
+          <w:tab w:val="left" w:pos="2748"/>
+          <w:tab w:val="left" w:pos="3664"/>
+          <w:tab w:val="left" w:pos="4580"/>
+          <w:tab w:val="left" w:pos="5496"/>
+          <w:tab w:val="left" w:pos="6412"/>
+          <w:tab w:val="left" w:pos="7328"/>
+          <w:tab w:val="left" w:pos="8244"/>
+          <w:tab w:val="left" w:pos="9160"/>
+          <w:tab w:val="left" w:pos="10076"/>
+          <w:tab w:val="left" w:pos="10992"/>
+          <w:tab w:val="left" w:pos="11908"/>
+          <w:tab w:val="left" w:pos="12824"/>
+          <w:tab w:val="left" w:pos="13740"/>
+          <w:tab w:val="left" w:pos="14656"/>
+        </w:tabs>
+        <w:spacing w:after="0" w:line="240" w:lineRule="auto"/>
+        <w:rPr>
+          <w:rFonts w:eastAsia="Times New Roman" w:cstheme="minorHAnsi"/>
+          <w:lang w:eastAsia="en-IN"/>
+        </w:rPr>
+      </w:pPr>
+      <w:r>
+        <w:rPr>
+          <w:rFonts w:eastAsia="Times New Roman" w:cstheme="minorHAnsi"/>
+          <w:lang w:eastAsia="en-IN"/>
+        </w:rPr>
+        <w:t>RANGE BETWEEN UNBOUNDED PRECEDING AND CURRENT ROW</w:t>
+      </w:r>
+    </w:p>
+    <w:p>
+      <w:pPr>
+        <w:spacing w:before="100" w:beforeAutospacing="1" w:after="100" w:afterAutospacing="1" w:line="240" w:lineRule="auto"/>
+        <w:rPr>
+          <w:rFonts w:eastAsia="Times New Roman" w:cstheme="minorHAnsi"/>
+          <w:lang w:eastAsia="en-IN"/>
+        </w:rPr>
+      </w:pPr>
+      <w:r>
+        <w:rPr>
+          <w:rFonts w:eastAsia="Times New Roman" w:cstheme="minorHAnsi"/>
+          <w:lang w:eastAsia="en-IN"/>
+        </w:rPr>
+        <w:t xml:space="preserve">So result becomes </w:t>
+      </w:r>
+      <w:r>
+        <w:rPr>
+          <w:rFonts w:eastAsia="Times New Roman" w:cstheme="minorHAnsi"/>
+          <w:b/>
+          <w:bCs/>
+          <w:lang w:eastAsia="en-IN"/>
+        </w:rPr>
+        <w:t>current row’s salary</w:t>
+      </w:r>
+      <w:r>
+        <w:rPr>
+          <w:rFonts w:eastAsia="Times New Roman" w:cstheme="minorHAnsi"/>
+          <w:lang w:eastAsia="en-IN"/>
+        </w:rPr>
+        <w:t>, not last.</w:t>
+      </w:r>
+    </w:p>
+    <w:p>
+      <w:pPr>
+        <w:spacing w:after="0" w:line="240" w:lineRule="auto"/>
+        <w:rPr>
+          <w:rFonts w:eastAsia="Times New Roman" w:cstheme="minorHAnsi"/>
+          <w:lang w:eastAsia="en-IN"/>
+        </w:rPr>
+      </w:pPr>
+      <w:r>
+        <w:rPr>
+          <w:rFonts w:eastAsia="Times New Roman" w:cstheme="minorHAnsi"/>
+          <w:lang w:eastAsia="en-IN"/>
+        </w:rPr>
+        <w:pict>
+          <v:rect id="_x0000_i1046" style="width:0;height:1.5pt" o:hralign="center" o:hrstd="t" o:hr="t" fillcolor="#a0a0a0" stroked="f"/>
+        </w:pict>
+      </w:r>
+    </w:p>
+    <w:p>
+      <w:pPr>
+        <w:spacing w:before="100" w:beforeAutospacing="1" w:after="100" w:afterAutospacing="1" w:line="240" w:lineRule="auto"/>
+        <w:outlineLvl w:val="2"/>
+        <w:rPr>
+          <w:rFonts w:eastAsia="Times New Roman" w:cstheme="minorHAnsi"/>
+          <w:b/>
+          <w:bCs/>
+          <w:lang w:eastAsia="en-IN"/>
+        </w:rPr>
+      </w:pPr>
+      <w:bookmarkStart w:id="0" w:name="_GoBack"/>
+      <w:bookmarkEnd w:id="0"/>
+      <w:r>
+        <w:rPr>
+          <w:rFonts w:eastAsia="Times New Roman" w:cstheme="minorHAnsi"/>
+          <w:b/>
+          <w:bCs/>
+          <w:lang w:eastAsia="en-IN"/>
+        </w:rPr>
+        <w:t>Correct usage (important!)</w:t>
+      </w:r>
+    </w:p>
+    <w:p>
+      <w:pPr>
+        <w:tabs>
+          <w:tab w:val="left" w:pos="916"/>
+          <w:tab w:val="left" w:pos="1832"/>
+          <w:tab w:val="left" w:pos="2748"/>
+          <w:tab w:val="left" w:pos="3664"/>
+          <w:tab w:val="left" w:pos="4580"/>
+          <w:tab w:val="left" w:pos="5496"/>
+          <w:tab w:val="left" w:pos="6412"/>
+          <w:tab w:val="left" w:pos="7328"/>
+          <w:tab w:val="left" w:pos="8244"/>
+          <w:tab w:val="left" w:pos="9160"/>
+          <w:tab w:val="left" w:pos="10076"/>
+          <w:tab w:val="left" w:pos="10992"/>
+          <w:tab w:val="left" w:pos="11908"/>
+          <w:tab w:val="left" w:pos="12824"/>
+          <w:tab w:val="left" w:pos="13740"/>
+          <w:tab w:val="left" w:pos="14656"/>
+        </w:tabs>
+        <w:spacing w:after="0" w:line="240" w:lineRule="auto"/>
+        <w:rPr>
+          <w:rFonts w:eastAsia="Times New Roman" w:cstheme="minorHAnsi"/>
+          <w:lang w:eastAsia="en-IN"/>
+        </w:rPr>
+      </w:pPr>
+      <w:r>
+        <w:rPr>
+          <w:rFonts w:eastAsia="Times New Roman" w:cstheme="minorHAnsi"/>
+          <w:lang w:eastAsia="en-IN"/>
+        </w:rPr>
+        <w:t xml:space="preserve">SELECT </w:t>
+      </w:r>
+      <w:proofErr w:type="spellStart"/>
+      <w:r>
+        <w:rPr>
+          <w:rFonts w:eastAsia="Times New Roman" w:cstheme="minorHAnsi"/>
+          <w:lang w:eastAsia="en-IN"/>
+        </w:rPr>
+        <w:t>emp_id</w:t>
+      </w:r>
+      <w:proofErr w:type="spellEnd"/>
+      <w:r>
+        <w:rPr>
+          <w:rFonts w:eastAsia="Times New Roman" w:cstheme="minorHAnsi"/>
+          <w:lang w:eastAsia="en-IN"/>
+        </w:rPr>
+        <w:t xml:space="preserve">, name, </w:t>
+      </w:r>
+      <w:proofErr w:type="spellStart"/>
+      <w:r>
+        <w:rPr>
+          <w:rFonts w:eastAsia="Times New Roman" w:cstheme="minorHAnsi"/>
+          <w:lang w:eastAsia="en-IN"/>
+        </w:rPr>
+        <w:t>dept</w:t>
+      </w:r>
+      <w:proofErr w:type="spellEnd"/>
+      <w:r>
+        <w:rPr>
+          <w:rFonts w:eastAsia="Times New Roman" w:cstheme="minorHAnsi"/>
+          <w:lang w:eastAsia="en-IN"/>
+        </w:rPr>
+        <w:t>, salary,</w:t>
+      </w:r>
+    </w:p>
+    <w:p>
+      <w:pPr>
+        <w:tabs>
+          <w:tab w:val="left" w:pos="916"/>
+          <w:tab w:val="left" w:pos="1832"/>
+          <w:tab w:val="left" w:pos="2748"/>
+          <w:tab w:val="left" w:pos="3664"/>
+          <w:tab w:val="left" w:pos="4580"/>
+          <w:tab w:val="left" w:pos="5496"/>
+          <w:tab w:val="left" w:pos="6412"/>
+          <w:tab w:val="left" w:pos="7328"/>
+          <w:tab w:val="left" w:pos="8244"/>
+          <w:tab w:val="left" w:pos="9160"/>
+          <w:tab w:val="left" w:pos="10076"/>
+          <w:tab w:val="left" w:pos="10992"/>
+          <w:tab w:val="left" w:pos="11908"/>
+          <w:tab w:val="left" w:pos="12824"/>
+          <w:tab w:val="left" w:pos="13740"/>
+          <w:tab w:val="left" w:pos="14656"/>
+        </w:tabs>
+        <w:spacing w:after="0" w:line="240" w:lineRule="auto"/>
+        <w:rPr>
+          <w:rFonts w:eastAsia="Times New Roman" w:cstheme="minorHAnsi"/>
+          <w:lang w:eastAsia="en-IN"/>
+        </w:rPr>
+      </w:pPr>
+      <w:r>
+        <w:rPr>
+          <w:rFonts w:eastAsia="Times New Roman" w:cstheme="minorHAnsi"/>
+          <w:lang w:eastAsia="en-IN"/>
+        </w:rPr>
+        <w:t xml:space="preserve">       LAST_</w:t>
+      </w:r>
+      <w:proofErr w:type="gramStart"/>
+      <w:r>
+        <w:rPr>
+          <w:rFonts w:eastAsia="Times New Roman" w:cstheme="minorHAnsi"/>
+          <w:lang w:eastAsia="en-IN"/>
+        </w:rPr>
+        <w:t>VALUE(</w:t>
+      </w:r>
+      <w:proofErr w:type="gramEnd"/>
+      <w:r>
+        <w:rPr>
+          <w:rFonts w:eastAsia="Times New Roman" w:cstheme="minorHAnsi"/>
+          <w:lang w:eastAsia="en-IN"/>
+        </w:rPr>
+        <w:t>salary) OVER (</w:t>
+      </w:r>
+    </w:p>
+    <w:p>
+      <w:pPr>
+        <w:tabs>
+          <w:tab w:val="left" w:pos="916"/>
+          <w:tab w:val="left" w:pos="1832"/>
+          <w:tab w:val="left" w:pos="2748"/>
+          <w:tab w:val="left" w:pos="3664"/>
+          <w:tab w:val="left" w:pos="4580"/>
+          <w:tab w:val="left" w:pos="5496"/>
+          <w:tab w:val="left" w:pos="6412"/>
+          <w:tab w:val="left" w:pos="7328"/>
+          <w:tab w:val="left" w:pos="8244"/>
+          <w:tab w:val="left" w:pos="9160"/>
+          <w:tab w:val="left" w:pos="10076"/>
+          <w:tab w:val="left" w:pos="10992"/>
+          <w:tab w:val="left" w:pos="11908"/>
+          <w:tab w:val="left" w:pos="12824"/>
+          <w:tab w:val="left" w:pos="13740"/>
+          <w:tab w:val="left" w:pos="14656"/>
+        </w:tabs>
+        <w:spacing w:after="0" w:line="240" w:lineRule="auto"/>
+        <w:rPr>
+          <w:rFonts w:eastAsia="Times New Roman" w:cstheme="minorHAnsi"/>
+          <w:lang w:eastAsia="en-IN"/>
+        </w:rPr>
+      </w:pPr>
+      <w:r>
+        <w:rPr>
+          <w:rFonts w:eastAsia="Times New Roman" w:cstheme="minorHAnsi"/>
+          <w:lang w:eastAsia="en-IN"/>
+        </w:rPr>
+        <w:t xml:space="preserve">           PARTITION BY </w:t>
+      </w:r>
+      <w:proofErr w:type="spellStart"/>
+      <w:r>
+        <w:rPr>
+          <w:rFonts w:eastAsia="Times New Roman" w:cstheme="minorHAnsi"/>
+          <w:lang w:eastAsia="en-IN"/>
+        </w:rPr>
+        <w:t>dept</w:t>
+      </w:r>
+      <w:proofErr w:type="spellEnd"/>
+    </w:p>
+    <w:p>
+      <w:pPr>
+        <w:tabs>
+          <w:tab w:val="left" w:pos="916"/>
+          <w:tab w:val="left" w:pos="1832"/>
+          <w:tab w:val="left" w:pos="2748"/>
+          <w:tab w:val="left" w:pos="3664"/>
+          <w:tab w:val="left" w:pos="4580"/>
+          <w:tab w:val="left" w:pos="5496"/>
+          <w:tab w:val="left" w:pos="6412"/>
+          <w:tab w:val="left" w:pos="7328"/>
+          <w:tab w:val="left" w:pos="8244"/>
+          <w:tab w:val="left" w:pos="9160"/>
+          <w:tab w:val="left" w:pos="10076"/>
+          <w:tab w:val="left" w:pos="10992"/>
+          <w:tab w:val="left" w:pos="11908"/>
+          <w:tab w:val="left" w:pos="12824"/>
+          <w:tab w:val="left" w:pos="13740"/>
+          <w:tab w:val="left" w:pos="14656"/>
+        </w:tabs>
+        <w:spacing w:after="0" w:line="240" w:lineRule="auto"/>
+        <w:rPr>
+          <w:rFonts w:eastAsia="Times New Roman" w:cstheme="minorHAnsi"/>
+          <w:lang w:eastAsia="en-IN"/>
+        </w:rPr>
+      </w:pPr>
+      <w:r>
+        <w:rPr>
+          <w:rFonts w:eastAsia="Times New Roman" w:cstheme="minorHAnsi"/>
+          <w:lang w:eastAsia="en-IN"/>
+        </w:rPr>
+        <w:t xml:space="preserve">           ORDER BY </w:t>
+      </w:r>
+      <w:proofErr w:type="spellStart"/>
+      <w:r>
+        <w:rPr>
+          <w:rFonts w:eastAsia="Times New Roman" w:cstheme="minorHAnsi"/>
+          <w:lang w:eastAsia="en-IN"/>
+        </w:rPr>
+        <w:t>join_date</w:t>
+      </w:r>
+      <w:proofErr w:type="spellEnd"/>
+    </w:p>
+    <w:p>
+      <w:pPr>
+        <w:tabs>
+          <w:tab w:val="left" w:pos="916"/>
+          <w:tab w:val="left" w:pos="1832"/>
+          <w:tab w:val="left" w:pos="2748"/>
+          <w:tab w:val="left" w:pos="3664"/>
+          <w:tab w:val="left" w:pos="4580"/>
+          <w:tab w:val="left" w:pos="5496"/>
+          <w:tab w:val="left" w:pos="6412"/>
+          <w:tab w:val="left" w:pos="7328"/>
+          <w:tab w:val="left" w:pos="8244"/>
+          <w:tab w:val="left" w:pos="9160"/>
+          <w:tab w:val="left" w:pos="10076"/>
+          <w:tab w:val="left" w:pos="10992"/>
+          <w:tab w:val="left" w:pos="11908"/>
+          <w:tab w:val="left" w:pos="12824"/>
+          <w:tab w:val="left" w:pos="13740"/>
+          <w:tab w:val="left" w:pos="14656"/>
+        </w:tabs>
+        <w:spacing w:after="0" w:line="240" w:lineRule="auto"/>
+        <w:rPr>
+          <w:rFonts w:eastAsia="Times New Roman" w:cstheme="minorHAnsi"/>
+          <w:lang w:eastAsia="en-IN"/>
+        </w:rPr>
+      </w:pPr>
+      <w:r>
+        <w:rPr>
+          <w:rFonts w:eastAsia="Times New Roman" w:cstheme="minorHAnsi"/>
+          <w:lang w:eastAsia="en-IN"/>
+        </w:rPr>
+        <w:t xml:space="preserve">           ROWS BETWEEN UNBOUNDED PRECEDING AND UNBOUNDED FOLLOWING</w:t>
+      </w:r>
+    </w:p>
+    <w:p>
+      <w:pPr>
+        <w:tabs>
+          <w:tab w:val="left" w:pos="916"/>
+          <w:tab w:val="left" w:pos="1832"/>
+          <w:tab w:val="left" w:pos="2748"/>
+          <w:tab w:val="left" w:pos="3664"/>
+          <w:tab w:val="left" w:pos="4580"/>
+          <w:tab w:val="left" w:pos="5496"/>
+          <w:tab w:val="left" w:pos="6412"/>
+          <w:tab w:val="left" w:pos="7328"/>
+          <w:tab w:val="left" w:pos="8244"/>
+          <w:tab w:val="left" w:pos="9160"/>
+          <w:tab w:val="left" w:pos="10076"/>
+          <w:tab w:val="left" w:pos="10992"/>
+          <w:tab w:val="left" w:pos="11908"/>
+          <w:tab w:val="left" w:pos="12824"/>
+          <w:tab w:val="left" w:pos="13740"/>
+          <w:tab w:val="left" w:pos="14656"/>
+        </w:tabs>
+        <w:spacing w:after="0" w:line="240" w:lineRule="auto"/>
+        <w:rPr>
+          <w:rFonts w:eastAsia="Times New Roman" w:cstheme="minorHAnsi"/>
+          <w:lang w:eastAsia="en-IN"/>
+        </w:rPr>
+      </w:pPr>
+      <w:r>
+        <w:rPr>
+          <w:rFonts w:eastAsia="Times New Roman" w:cstheme="minorHAnsi"/>
+          <w:lang w:eastAsia="en-IN"/>
+        </w:rPr>
+        <w:t xml:space="preserve">       ) AS </w:t>
+      </w:r>
+      <w:proofErr w:type="spellStart"/>
+      <w:r>
+        <w:rPr>
+          <w:rFonts w:eastAsia="Times New Roman" w:cstheme="minorHAnsi"/>
+          <w:lang w:eastAsia="en-IN"/>
+        </w:rPr>
+        <w:t>last_salary</w:t>
+      </w:r>
+      <w:proofErr w:type="spellEnd"/>
+    </w:p>
+    <w:p>
+      <w:pPr>
+        <w:tabs>
+          <w:tab w:val="left" w:pos="916"/>
+          <w:tab w:val="left" w:pos="1832"/>
+          <w:tab w:val="left" w:pos="2748"/>
+          <w:tab w:val="left" w:pos="3664"/>
+          <w:tab w:val="left" w:pos="4580"/>
+          <w:tab w:val="left" w:pos="5496"/>
+          <w:tab w:val="left" w:pos="6412"/>
+          <w:tab w:val="left" w:pos="7328"/>
+          <w:tab w:val="left" w:pos="8244"/>
+          <w:tab w:val="left" w:pos="9160"/>
+          <w:tab w:val="left" w:pos="10076"/>
+          <w:tab w:val="left" w:pos="10992"/>
+          <w:tab w:val="left" w:pos="11908"/>
+          <w:tab w:val="left" w:pos="12824"/>
+          <w:tab w:val="left" w:pos="13740"/>
+          <w:tab w:val="left" w:pos="14656"/>
+        </w:tabs>
+        <w:spacing w:after="0" w:line="240" w:lineRule="auto"/>
+        <w:rPr>
+          <w:rFonts w:eastAsia="Times New Roman" w:cstheme="minorHAnsi"/>
+          <w:lang w:eastAsia="en-IN"/>
+        </w:rPr>
+      </w:pPr>
+      <w:r>
+        <w:rPr>
+          <w:rFonts w:eastAsia="Times New Roman" w:cstheme="minorHAnsi"/>
+          <w:lang w:eastAsia="en-IN"/>
+        </w:rPr>
+        <w:t>FROM employees;</w:t>
+      </w:r>
+    </w:p>
+    <w:p>
+      <w:pPr>
+        <w:spacing w:before="100" w:beforeAutospacing="1" w:after="100" w:afterAutospacing="1" w:line="240" w:lineRule="auto"/>
+        <w:outlineLvl w:val="2"/>
+        <w:rPr>
+          <w:rFonts w:eastAsia="Times New Roman" w:cstheme="minorHAnsi"/>
+          <w:b/>
+          <w:bCs/>
+          <w:lang w:eastAsia="en-IN"/>
+        </w:rPr>
+      </w:pPr>
+      <w:r>
+        <w:rPr>
+          <w:rFonts w:eastAsia="Times New Roman" w:cstheme="minorHAnsi"/>
+          <w:b/>
+          <w:bCs/>
+          <w:lang w:eastAsia="en-IN"/>
+        </w:rPr>
+        <w:t>Output (IT)</w:t>
+      </w:r>
+    </w:p>
+    <w:tbl>
+      <w:tblPr>
+        <w:tblW w:w="0" w:type="auto"/>
+        <w:tblCellSpacing w:w="15" w:type="dxa"/>
+        <w:tblCellMar>
+          <w:top w:w="15" w:type="dxa"/>
+          <w:left w:w="15" w:type="dxa"/>
+          <w:bottom w:w="15" w:type="dxa"/>
+          <w:right w:w="15" w:type="dxa"/>
+        </w:tblCellMar>
+        <w:tblLook w:val="04A0" w:firstRow="1" w:lastRow="0" w:firstColumn="1" w:lastColumn="0" w:noHBand="0" w:noVBand="1"/>
+      </w:tblPr>
+      <w:tblGrid>
+        <w:gridCol w:w="592"/>
+        <w:gridCol w:w="618"/>
+        <w:gridCol w:w="1053"/>
+      </w:tblGrid>
+      <w:tr>
+        <w:trPr>
+          <w:tblHeader/>
+          <w:tblCellSpacing w:w="15" w:type="dxa"/>
+        </w:trPr>
+        <w:tc>
+          <w:tcPr>
+            <w:tcW w:w="0" w:type="auto"/>
+            <w:vAlign w:val="center"/>
+            <w:hideMark/>
+          </w:tcPr>
+          <w:p>
+            <w:pPr>
+              <w:spacing w:after="0" w:line="240" w:lineRule="auto"/>
+              <w:jc w:val="center"/>
+              <w:rPr>
+                <w:rFonts w:eastAsia="Times New Roman" w:cstheme="minorHAnsi"/>
+                <w:b/>
+                <w:bCs/>
+                <w:lang w:eastAsia="en-IN"/>
+              </w:rPr>
+            </w:pPr>
+            <w:r>
+              <w:rPr>
+                <w:rFonts w:eastAsia="Times New Roman" w:cstheme="minorHAnsi"/>
+                <w:b/>
+                <w:bCs/>
+                <w:lang w:eastAsia="en-IN"/>
+              </w:rPr>
+              <w:lastRenderedPageBreak/>
+              <w:t>name</w:t>
+            </w:r>
+          </w:p>
+        </w:tc>
+        <w:tc>
+          <w:tcPr>
+            <w:tcW w:w="0" w:type="auto"/>
+            <w:vAlign w:val="center"/>
+            <w:hideMark/>
+          </w:tcPr>
+          <w:p>
+            <w:pPr>
+              <w:spacing w:after="0" w:line="240" w:lineRule="auto"/>
+              <w:jc w:val="center"/>
+              <w:rPr>
+                <w:rFonts w:eastAsia="Times New Roman" w:cstheme="minorHAnsi"/>
+                <w:b/>
+                <w:bCs/>
+                <w:lang w:eastAsia="en-IN"/>
+              </w:rPr>
+            </w:pPr>
+            <w:r>
+              <w:rPr>
+                <w:rFonts w:eastAsia="Times New Roman" w:cstheme="minorHAnsi"/>
+                <w:b/>
+                <w:bCs/>
+                <w:lang w:eastAsia="en-IN"/>
+              </w:rPr>
+              <w:t>salary</w:t>
+            </w:r>
+          </w:p>
+        </w:tc>
+        <w:tc>
+          <w:tcPr>
+            <w:tcW w:w="0" w:type="auto"/>
+            <w:vAlign w:val="center"/>
+            <w:hideMark/>
+          </w:tcPr>
+          <w:p>
+            <w:pPr>
+              <w:spacing w:after="0" w:line="240" w:lineRule="auto"/>
+              <w:jc w:val="center"/>
+              <w:rPr>
+                <w:rFonts w:eastAsia="Times New Roman" w:cstheme="minorHAnsi"/>
+                <w:b/>
+                <w:bCs/>
+                <w:lang w:eastAsia="en-IN"/>
+              </w:rPr>
+            </w:pPr>
+            <w:proofErr w:type="spellStart"/>
+            <w:r>
+              <w:rPr>
+                <w:rFonts w:eastAsia="Times New Roman" w:cstheme="minorHAnsi"/>
+                <w:b/>
+                <w:bCs/>
+                <w:lang w:eastAsia="en-IN"/>
+              </w:rPr>
+              <w:t>last_salary</w:t>
+            </w:r>
+            <w:proofErr w:type="spellEnd"/>
+          </w:p>
+        </w:tc>
+      </w:tr>
+      <w:tr>
+        <w:trPr>
+          <w:tblCellSpacing w:w="15" w:type="dxa"/>
+        </w:trPr>
+        <w:tc>
+          <w:tcPr>
+            <w:tcW w:w="0" w:type="auto"/>
+            <w:vAlign w:val="center"/>
+            <w:hideMark/>
+          </w:tcPr>
+          <w:p>
+            <w:pPr>
+              <w:spacing w:after="0" w:line="240" w:lineRule="auto"/>
+              <w:rPr>
+                <w:rFonts w:eastAsia="Times New Roman" w:cstheme="minorHAnsi"/>
+                <w:lang w:eastAsia="en-IN"/>
+              </w:rPr>
+            </w:pPr>
+            <w:proofErr w:type="spellStart"/>
+            <w:r>
+              <w:rPr>
+                <w:rFonts w:eastAsia="Times New Roman" w:cstheme="minorHAnsi"/>
+                <w:lang w:eastAsia="en-IN"/>
+              </w:rPr>
+              <w:t>Asha</w:t>
+            </w:r>
+            <w:proofErr w:type="spellEnd"/>
+          </w:p>
+        </w:tc>
+        <w:tc>
+          <w:tcPr>
+            <w:tcW w:w="0" w:type="auto"/>
+            <w:vAlign w:val="center"/>
+            <w:hideMark/>
+          </w:tcPr>
+          <w:p>
+            <w:pPr>
+              <w:spacing w:after="0" w:line="240" w:lineRule="auto"/>
+              <w:rPr>
+                <w:rFonts w:eastAsia="Times New Roman" w:cstheme="minorHAnsi"/>
+                <w:lang w:eastAsia="en-IN"/>
+              </w:rPr>
+            </w:pPr>
+            <w:r>
+              <w:rPr>
+                <w:rFonts w:eastAsia="Times New Roman" w:cstheme="minorHAnsi"/>
+                <w:lang w:eastAsia="en-IN"/>
+              </w:rPr>
+              <w:t>60000</w:t>
+            </w:r>
+          </w:p>
+        </w:tc>
+        <w:tc>
+          <w:tcPr>
+            <w:tcW w:w="0" w:type="auto"/>
+            <w:vAlign w:val="center"/>
+            <w:hideMark/>
+          </w:tcPr>
+          <w:p>
+            <w:pPr>
+              <w:spacing w:after="0" w:line="240" w:lineRule="auto"/>
+              <w:rPr>
+                <w:rFonts w:eastAsia="Times New Roman" w:cstheme="minorHAnsi"/>
+                <w:lang w:eastAsia="en-IN"/>
+              </w:rPr>
+            </w:pPr>
+            <w:r>
+              <w:rPr>
+                <w:rFonts w:eastAsia="Times New Roman" w:cstheme="minorHAnsi"/>
+                <w:lang w:eastAsia="en-IN"/>
+              </w:rPr>
+              <w:t>70000</w:t>
+            </w:r>
+          </w:p>
+        </w:tc>
+      </w:tr>
+      <w:tr>
+        <w:trPr>
+          <w:tblCellSpacing w:w="15" w:type="dxa"/>
+        </w:trPr>
+        <w:tc>
+          <w:tcPr>
+            <w:tcW w:w="0" w:type="auto"/>
+            <w:vAlign w:val="center"/>
+            <w:hideMark/>
+          </w:tcPr>
+          <w:p>
+            <w:pPr>
+              <w:spacing w:after="0" w:line="240" w:lineRule="auto"/>
+              <w:rPr>
+                <w:rFonts w:eastAsia="Times New Roman" w:cstheme="minorHAnsi"/>
+                <w:lang w:eastAsia="en-IN"/>
+              </w:rPr>
+            </w:pPr>
+            <w:r>
+              <w:rPr>
+                <w:rFonts w:eastAsia="Times New Roman" w:cstheme="minorHAnsi"/>
+                <w:lang w:eastAsia="en-IN"/>
+              </w:rPr>
+              <w:t>Ravi</w:t>
+            </w:r>
+          </w:p>
+        </w:tc>
+        <w:tc>
+          <w:tcPr>
+            <w:tcW w:w="0" w:type="auto"/>
+            <w:vAlign w:val="center"/>
+            <w:hideMark/>
+          </w:tcPr>
+          <w:p>
+            <w:pPr>
+              <w:spacing w:after="0" w:line="240" w:lineRule="auto"/>
+              <w:rPr>
+                <w:rFonts w:eastAsia="Times New Roman" w:cstheme="minorHAnsi"/>
+                <w:lang w:eastAsia="en-IN"/>
+              </w:rPr>
+            </w:pPr>
+            <w:r>
+              <w:rPr>
+                <w:rFonts w:eastAsia="Times New Roman" w:cstheme="minorHAnsi"/>
+                <w:lang w:eastAsia="en-IN"/>
+              </w:rPr>
+              <w:t>65000</w:t>
+            </w:r>
+          </w:p>
+        </w:tc>
+        <w:tc>
+          <w:tcPr>
+            <w:tcW w:w="0" w:type="auto"/>
+            <w:vAlign w:val="center"/>
+            <w:hideMark/>
+          </w:tcPr>
+          <w:p>
+            <w:pPr>
+              <w:spacing w:after="0" w:line="240" w:lineRule="auto"/>
+              <w:rPr>
+                <w:rFonts w:eastAsia="Times New Roman" w:cstheme="minorHAnsi"/>
+                <w:lang w:eastAsia="en-IN"/>
+              </w:rPr>
+            </w:pPr>
+            <w:r>
+              <w:rPr>
+                <w:rFonts w:eastAsia="Times New Roman" w:cstheme="minorHAnsi"/>
+                <w:lang w:eastAsia="en-IN"/>
+              </w:rPr>
+              <w:t>70000</w:t>
+            </w:r>
+          </w:p>
+        </w:tc>
+      </w:tr>
+      <w:tr>
+        <w:trPr>
+          <w:tblCellSpacing w:w="15" w:type="dxa"/>
+        </w:trPr>
+        <w:tc>
+          <w:tcPr>
+            <w:tcW w:w="0" w:type="auto"/>
+            <w:vAlign w:val="center"/>
+            <w:hideMark/>
+          </w:tcPr>
+          <w:p>
+            <w:pPr>
+              <w:spacing w:after="0" w:line="240" w:lineRule="auto"/>
+              <w:rPr>
+                <w:rFonts w:eastAsia="Times New Roman" w:cstheme="minorHAnsi"/>
+                <w:lang w:eastAsia="en-IN"/>
+              </w:rPr>
+            </w:pPr>
+            <w:proofErr w:type="spellStart"/>
+            <w:r>
+              <w:rPr>
+                <w:rFonts w:eastAsia="Times New Roman" w:cstheme="minorHAnsi"/>
+                <w:lang w:eastAsia="en-IN"/>
+              </w:rPr>
+              <w:t>Neha</w:t>
+            </w:r>
+            <w:proofErr w:type="spellEnd"/>
+          </w:p>
+        </w:tc>
+        <w:tc>
+          <w:tcPr>
+            <w:tcW w:w="0" w:type="auto"/>
+            <w:vAlign w:val="center"/>
+            <w:hideMark/>
+          </w:tcPr>
+          <w:p>
+            <w:pPr>
+              <w:spacing w:after="0" w:line="240" w:lineRule="auto"/>
+              <w:rPr>
+                <w:rFonts w:eastAsia="Times New Roman" w:cstheme="minorHAnsi"/>
+                <w:lang w:eastAsia="en-IN"/>
+              </w:rPr>
+            </w:pPr>
+            <w:r>
+              <w:rPr>
+                <w:rFonts w:eastAsia="Times New Roman" w:cstheme="minorHAnsi"/>
+                <w:lang w:eastAsia="en-IN"/>
+              </w:rPr>
+              <w:t>70000</w:t>
+            </w:r>
+          </w:p>
+        </w:tc>
+        <w:tc>
+          <w:tcPr>
+            <w:tcW w:w="0" w:type="auto"/>
+            <w:vAlign w:val="center"/>
+            <w:hideMark/>
+          </w:tcPr>
+          <w:p>
+            <w:pPr>
+              <w:spacing w:after="0" w:line="240" w:lineRule="auto"/>
+              <w:rPr>
+                <w:rFonts w:eastAsia="Times New Roman" w:cstheme="minorHAnsi"/>
+                <w:lang w:eastAsia="en-IN"/>
+              </w:rPr>
+            </w:pPr>
+            <w:r>
+              <w:rPr>
+                <w:rFonts w:eastAsia="Times New Roman" w:cstheme="minorHAnsi"/>
+                <w:lang w:eastAsia="en-IN"/>
+              </w:rPr>
+              <w:t>70000</w:t>
+            </w:r>
+          </w:p>
+        </w:tc>
+      </w:tr>
+    </w:tbl>
+    <w:p>
+      <w:pPr>
+        <w:spacing w:before="100" w:beforeAutospacing="1" w:after="100" w:afterAutospacing="1" w:line="240" w:lineRule="auto"/>
+        <w:outlineLvl w:val="2"/>
+        <w:rPr>
+          <w:rFonts w:eastAsia="Times New Roman" w:cstheme="minorHAnsi"/>
+          <w:b/>
+          <w:bCs/>
+          <w:lang w:eastAsia="en-IN"/>
+        </w:rPr>
+      </w:pPr>
+      <w:r>
+        <w:rPr>
+          <w:rFonts w:eastAsia="Times New Roman" w:cstheme="minorHAnsi"/>
+          <w:b/>
+          <w:bCs/>
+          <w:lang w:eastAsia="en-IN"/>
+        </w:rPr>
+        <w:t>Mental model</w:t>
+      </w:r>
+    </w:p>
+    <w:p>
+      <w:pPr>
+        <w:spacing w:beforeAutospacing="1" w:after="100" w:afterAutospacing="1" w:line="240" w:lineRule="auto"/>
+        <w:rPr>
+          <w:rFonts w:eastAsia="Times New Roman" w:cstheme="minorHAnsi"/>
+          <w:lang w:eastAsia="en-IN"/>
+        </w:rPr>
+      </w:pPr>
+      <w:r>
+        <w:rPr>
+          <w:rFonts w:eastAsia="Times New Roman" w:cstheme="minorHAnsi"/>
+          <w:lang w:eastAsia="en-IN"/>
+        </w:rPr>
+        <w:t xml:space="preserve">“Show the </w:t>
+      </w:r>
+      <w:r>
+        <w:rPr>
+          <w:rFonts w:eastAsia="Times New Roman" w:cstheme="minorHAnsi"/>
+          <w:b/>
+          <w:bCs/>
+          <w:lang w:eastAsia="en-IN"/>
+        </w:rPr>
+        <w:t>ending point</w:t>
+      </w:r>
+      <w:r>
+        <w:rPr>
+          <w:rFonts w:eastAsia="Times New Roman" w:cstheme="minorHAnsi"/>
+          <w:lang w:eastAsia="en-IN"/>
+        </w:rPr>
+        <w:t xml:space="preserve"> for everyone”</w:t>
+      </w:r>
+    </w:p>
+    <w:p>
+      <w:pPr>
+        <w:spacing w:after="0" w:line="240" w:lineRule="auto"/>
+        <w:rPr>
+          <w:rFonts w:eastAsia="Times New Roman" w:cstheme="minorHAnsi"/>
+          <w:lang w:eastAsia="en-IN"/>
+        </w:rPr>
+      </w:pPr>
+      <w:r>
+        <w:rPr>
+          <w:rFonts w:eastAsia="Times New Roman" w:cstheme="minorHAnsi"/>
+          <w:lang w:eastAsia="en-IN"/>
+        </w:rPr>
+        <w:pict>
+          <v:rect id="_x0000_i1047" style="width:0;height:1.5pt" o:hralign="center" o:hrstd="t" o:hr="t" fillcolor="#a0a0a0" stroked="f"/>
+        </w:pict>
+      </w:r>
+    </w:p>
+    <w:p>
+      <w:pPr>
+        <w:spacing w:before="100" w:beforeAutospacing="1" w:after="100" w:afterAutospacing="1" w:line="240" w:lineRule="auto"/>
+        <w:outlineLvl w:val="1"/>
+        <w:rPr>
+          <w:rFonts w:eastAsia="Times New Roman" w:cstheme="minorHAnsi"/>
+          <w:b/>
+          <w:bCs/>
+          <w:lang w:eastAsia="en-IN"/>
+        </w:rPr>
+      </w:pPr>
+      <w:r>
+        <w:rPr>
+          <w:rFonts w:eastAsia="Times New Roman" w:cstheme="minorHAnsi"/>
+          <w:b/>
+          <w:bCs/>
+          <w:lang w:eastAsia="en-IN"/>
+        </w:rPr>
+        <w:t>Summary Table</w:t>
+      </w:r>
+    </w:p>
+    <w:tbl>
+      <w:tblPr>
+        <w:tblW w:w="0" w:type="auto"/>
+        <w:tblCellSpacing w:w="15" w:type="dxa"/>
+        <w:tblCellMar>
+          <w:top w:w="15" w:type="dxa"/>
+          <w:left w:w="15" w:type="dxa"/>
+          <w:bottom w:w="15" w:type="dxa"/>
+          <w:right w:w="15" w:type="dxa"/>
+        </w:tblCellMar>
+        <w:tblLook w:val="04A0" w:firstRow="1" w:lastRow="0" w:firstColumn="1" w:lastColumn="0" w:noHBand="0" w:noVBand="1"/>
+      </w:tblPr>
+      <w:tblGrid>
+        <w:gridCol w:w="1263"/>
+        <w:gridCol w:w="934"/>
+        <w:gridCol w:w="2529"/>
+      </w:tblGrid>
+      <w:tr>
+        <w:trPr>
+          <w:tblHeader/>
+          <w:tblCellSpacing w:w="15" w:type="dxa"/>
+        </w:trPr>
+        <w:tc>
+          <w:tcPr>
+            <w:tcW w:w="0" w:type="auto"/>
+            <w:vAlign w:val="center"/>
+            <w:hideMark/>
+          </w:tcPr>
+          <w:p>
+            <w:pPr>
+              <w:spacing w:after="0" w:line="240" w:lineRule="auto"/>
+              <w:jc w:val="center"/>
+              <w:rPr>
+                <w:rFonts w:eastAsia="Times New Roman" w:cstheme="minorHAnsi"/>
+                <w:b/>
+                <w:bCs/>
+                <w:lang w:eastAsia="en-IN"/>
+              </w:rPr>
+            </w:pPr>
+            <w:r>
+              <w:rPr>
+                <w:rFonts w:eastAsia="Times New Roman" w:cstheme="minorHAnsi"/>
+                <w:b/>
+                <w:bCs/>
+                <w:lang w:eastAsia="en-IN"/>
+              </w:rPr>
+              <w:t>Function</w:t>
+            </w:r>
+          </w:p>
+        </w:tc>
+        <w:tc>
+          <w:tcPr>
+            <w:tcW w:w="0" w:type="auto"/>
+            <w:vAlign w:val="center"/>
+            <w:hideMark/>
+          </w:tcPr>
+          <w:p>
+            <w:pPr>
+              <w:spacing w:after="0" w:line="240" w:lineRule="auto"/>
+              <w:jc w:val="center"/>
+              <w:rPr>
+                <w:rFonts w:eastAsia="Times New Roman" w:cstheme="minorHAnsi"/>
+                <w:b/>
+                <w:bCs/>
+                <w:lang w:eastAsia="en-IN"/>
+              </w:rPr>
+            </w:pPr>
+            <w:r>
+              <w:rPr>
+                <w:rFonts w:eastAsia="Times New Roman" w:cstheme="minorHAnsi"/>
+                <w:b/>
+                <w:bCs/>
+                <w:lang w:eastAsia="en-IN"/>
+              </w:rPr>
+              <w:t>Direction</w:t>
+            </w:r>
+          </w:p>
+        </w:tc>
+        <w:tc>
+          <w:tcPr>
+            <w:tcW w:w="0" w:type="auto"/>
+            <w:vAlign w:val="center"/>
+            <w:hideMark/>
+          </w:tcPr>
+          <w:p>
+            <w:pPr>
+              <w:spacing w:after="0" w:line="240" w:lineRule="auto"/>
+              <w:jc w:val="center"/>
+              <w:rPr>
+                <w:rFonts w:eastAsia="Times New Roman" w:cstheme="minorHAnsi"/>
+                <w:b/>
+                <w:bCs/>
+                <w:lang w:eastAsia="en-IN"/>
+              </w:rPr>
+            </w:pPr>
+            <w:r>
+              <w:rPr>
+                <w:rFonts w:eastAsia="Times New Roman" w:cstheme="minorHAnsi"/>
+                <w:b/>
+                <w:bCs/>
+                <w:lang w:eastAsia="en-IN"/>
+              </w:rPr>
+              <w:t>Purpose</w:t>
+            </w:r>
+          </w:p>
+        </w:tc>
+      </w:tr>
+      <w:tr>
+        <w:trPr>
+          <w:tblCellSpacing w:w="15" w:type="dxa"/>
+        </w:trPr>
+        <w:tc>
+          <w:tcPr>
+            <w:tcW w:w="0" w:type="auto"/>
+            <w:vAlign w:val="center"/>
+            <w:hideMark/>
+          </w:tcPr>
+          <w:p>
+            <w:pPr>
+              <w:spacing w:after="0" w:line="240" w:lineRule="auto"/>
+              <w:rPr>
+                <w:rFonts w:eastAsia="Times New Roman" w:cstheme="minorHAnsi"/>
+                <w:lang w:eastAsia="en-IN"/>
+              </w:rPr>
+            </w:pPr>
+            <w:r>
+              <w:rPr>
+                <w:rFonts w:eastAsia="Times New Roman" w:cstheme="minorHAnsi"/>
+                <w:lang w:eastAsia="en-IN"/>
+              </w:rPr>
+              <w:t>LAG</w:t>
+            </w:r>
+          </w:p>
+        </w:tc>
+        <w:tc>
+          <w:tcPr>
+            <w:tcW w:w="0" w:type="auto"/>
+            <w:vAlign w:val="center"/>
+            <w:hideMark/>
+          </w:tcPr>
+          <w:p>
+            <w:pPr>
+              <w:spacing w:after="0" w:line="240" w:lineRule="auto"/>
+              <w:rPr>
+                <w:rFonts w:eastAsia="Times New Roman" w:cstheme="minorHAnsi"/>
+                <w:lang w:eastAsia="en-IN"/>
+              </w:rPr>
+            </w:pPr>
+            <w:r>
+              <w:rPr>
+                <w:rFonts w:eastAsia="Times New Roman" w:cstheme="minorHAnsi"/>
+                <w:lang w:eastAsia="en-IN"/>
+              </w:rPr>
+              <w:t>Backward</w:t>
+            </w:r>
+          </w:p>
+        </w:tc>
+        <w:tc>
+          <w:tcPr>
+            <w:tcW w:w="0" w:type="auto"/>
+            <w:vAlign w:val="center"/>
+            <w:hideMark/>
+          </w:tcPr>
+          <w:p>
+            <w:pPr>
+              <w:spacing w:after="0" w:line="240" w:lineRule="auto"/>
+              <w:rPr>
+                <w:rFonts w:eastAsia="Times New Roman" w:cstheme="minorHAnsi"/>
+                <w:lang w:eastAsia="en-IN"/>
+              </w:rPr>
+            </w:pPr>
+            <w:r>
+              <w:rPr>
+                <w:rFonts w:eastAsia="Times New Roman" w:cstheme="minorHAnsi"/>
+                <w:lang w:eastAsia="en-IN"/>
+              </w:rPr>
+              <w:t>Compare previous row</w:t>
+            </w:r>
+          </w:p>
+        </w:tc>
+      </w:tr>
+      <w:tr>
+        <w:trPr>
+          <w:tblCellSpacing w:w="15" w:type="dxa"/>
+        </w:trPr>
+        <w:tc>
+          <w:tcPr>
+            <w:tcW w:w="0" w:type="auto"/>
+            <w:vAlign w:val="center"/>
+            <w:hideMark/>
+          </w:tcPr>
+          <w:p>
+            <w:pPr>
+              <w:spacing w:after="0" w:line="240" w:lineRule="auto"/>
+              <w:rPr>
+                <w:rFonts w:eastAsia="Times New Roman" w:cstheme="minorHAnsi"/>
+                <w:lang w:eastAsia="en-IN"/>
+              </w:rPr>
+            </w:pPr>
+            <w:r>
+              <w:rPr>
+                <w:rFonts w:eastAsia="Times New Roman" w:cstheme="minorHAnsi"/>
+                <w:lang w:eastAsia="en-IN"/>
+              </w:rPr>
+              <w:t>LEAD</w:t>
+            </w:r>
+          </w:p>
+        </w:tc>
+        <w:tc>
+          <w:tcPr>
+            <w:tcW w:w="0" w:type="auto"/>
+            <w:vAlign w:val="center"/>
+            <w:hideMark/>
+          </w:tcPr>
+          <w:p>
+            <w:pPr>
+              <w:spacing w:after="0" w:line="240" w:lineRule="auto"/>
+              <w:rPr>
+                <w:rFonts w:eastAsia="Times New Roman" w:cstheme="minorHAnsi"/>
+                <w:lang w:eastAsia="en-IN"/>
+              </w:rPr>
+            </w:pPr>
+            <w:r>
+              <w:rPr>
+                <w:rFonts w:eastAsia="Times New Roman" w:cstheme="minorHAnsi"/>
+                <w:lang w:eastAsia="en-IN"/>
+              </w:rPr>
+              <w:t>Forward</w:t>
+            </w:r>
+          </w:p>
+        </w:tc>
+        <w:tc>
+          <w:tcPr>
+            <w:tcW w:w="0" w:type="auto"/>
+            <w:vAlign w:val="center"/>
+            <w:hideMark/>
+          </w:tcPr>
+          <w:p>
+            <w:pPr>
+              <w:spacing w:after="0" w:line="240" w:lineRule="auto"/>
+              <w:rPr>
+                <w:rFonts w:eastAsia="Times New Roman" w:cstheme="minorHAnsi"/>
+                <w:lang w:eastAsia="en-IN"/>
+              </w:rPr>
+            </w:pPr>
+            <w:r>
+              <w:rPr>
+                <w:rFonts w:eastAsia="Times New Roman" w:cstheme="minorHAnsi"/>
+                <w:lang w:eastAsia="en-IN"/>
+              </w:rPr>
+              <w:t>Compare next row</w:t>
+            </w:r>
+          </w:p>
+        </w:tc>
+      </w:tr>
+      <w:tr>
+        <w:trPr>
+          <w:tblCellSpacing w:w="15" w:type="dxa"/>
+        </w:trPr>
+        <w:tc>
+          <w:tcPr>
+            <w:tcW w:w="0" w:type="auto"/>
+            <w:vAlign w:val="center"/>
+            <w:hideMark/>
+          </w:tcPr>
+          <w:p>
+            <w:pPr>
+              <w:spacing w:after="0" w:line="240" w:lineRule="auto"/>
+              <w:rPr>
+                <w:rFonts w:eastAsia="Times New Roman" w:cstheme="minorHAnsi"/>
+                <w:lang w:eastAsia="en-IN"/>
+              </w:rPr>
+            </w:pPr>
+            <w:r>
+              <w:rPr>
+                <w:rFonts w:eastAsia="Times New Roman" w:cstheme="minorHAnsi"/>
+                <w:lang w:eastAsia="en-IN"/>
+              </w:rPr>
+              <w:t>FIRST_VALUE</w:t>
+            </w:r>
+          </w:p>
+        </w:tc>
+        <w:tc>
+          <w:tcPr>
+            <w:tcW w:w="0" w:type="auto"/>
+            <w:vAlign w:val="center"/>
+            <w:hideMark/>
+          </w:tcPr>
+          <w:p>
+            <w:pPr>
+              <w:spacing w:after="0" w:line="240" w:lineRule="auto"/>
+              <w:rPr>
+                <w:rFonts w:eastAsia="Times New Roman" w:cstheme="minorHAnsi"/>
+                <w:lang w:eastAsia="en-IN"/>
+              </w:rPr>
+            </w:pPr>
+            <w:r>
+              <w:rPr>
+                <w:rFonts w:eastAsia="Times New Roman" w:cstheme="minorHAnsi"/>
+                <w:lang w:eastAsia="en-IN"/>
+              </w:rPr>
+              <w:t>Start</w:t>
+            </w:r>
+          </w:p>
+        </w:tc>
+        <w:tc>
+          <w:tcPr>
+            <w:tcW w:w="0" w:type="auto"/>
+            <w:vAlign w:val="center"/>
+            <w:hideMark/>
+          </w:tcPr>
+          <w:p>
+            <w:pPr>
+              <w:spacing w:after="0" w:line="240" w:lineRule="auto"/>
+              <w:rPr>
+                <w:rFonts w:eastAsia="Times New Roman" w:cstheme="minorHAnsi"/>
+                <w:lang w:eastAsia="en-IN"/>
+              </w:rPr>
+            </w:pPr>
+            <w:r>
+              <w:rPr>
+                <w:rFonts w:eastAsia="Times New Roman" w:cstheme="minorHAnsi"/>
+                <w:lang w:eastAsia="en-IN"/>
+              </w:rPr>
+              <w:t>First value in window</w:t>
+            </w:r>
+          </w:p>
+        </w:tc>
+      </w:tr>
+      <w:tr>
+        <w:trPr>
+          <w:tblCellSpacing w:w="15" w:type="dxa"/>
+        </w:trPr>
+        <w:tc>
+          <w:tcPr>
+            <w:tcW w:w="0" w:type="auto"/>
+            <w:vAlign w:val="center"/>
+            <w:hideMark/>
+          </w:tcPr>
+          <w:p>
+            <w:pPr>
+              <w:spacing w:after="0" w:line="240" w:lineRule="auto"/>
+              <w:rPr>
+                <w:rFonts w:eastAsia="Times New Roman" w:cstheme="minorHAnsi"/>
+                <w:lang w:eastAsia="en-IN"/>
+              </w:rPr>
+            </w:pPr>
+            <w:r>
+              <w:rPr>
+                <w:rFonts w:eastAsia="Times New Roman" w:cstheme="minorHAnsi"/>
+                <w:lang w:eastAsia="en-IN"/>
+              </w:rPr>
+              <w:t>LAST_VALUE</w:t>
+            </w:r>
+          </w:p>
+        </w:tc>
+        <w:tc>
+          <w:tcPr>
+            <w:tcW w:w="0" w:type="auto"/>
+            <w:vAlign w:val="center"/>
+            <w:hideMark/>
+          </w:tcPr>
+          <w:p>
+            <w:pPr>
+              <w:spacing w:after="0" w:line="240" w:lineRule="auto"/>
+              <w:rPr>
+                <w:rFonts w:eastAsia="Times New Roman" w:cstheme="minorHAnsi"/>
+                <w:lang w:eastAsia="en-IN"/>
+              </w:rPr>
+            </w:pPr>
+            <w:r>
+              <w:rPr>
+                <w:rFonts w:eastAsia="Times New Roman" w:cstheme="minorHAnsi"/>
+                <w:lang w:eastAsia="en-IN"/>
+              </w:rPr>
+              <w:t>End</w:t>
+            </w:r>
+          </w:p>
+        </w:tc>
+        <w:tc>
+          <w:tcPr>
+            <w:tcW w:w="0" w:type="auto"/>
+            <w:vAlign w:val="center"/>
+            <w:hideMark/>
+          </w:tcPr>
+          <w:p>
+            <w:pPr>
+              <w:spacing w:after="0" w:line="240" w:lineRule="auto"/>
+              <w:rPr>
+                <w:rFonts w:eastAsia="Times New Roman" w:cstheme="minorHAnsi"/>
+                <w:lang w:eastAsia="en-IN"/>
+              </w:rPr>
+            </w:pPr>
+            <w:r>
+              <w:rPr>
+                <w:rFonts w:eastAsia="Times New Roman" w:cstheme="minorHAnsi"/>
+                <w:lang w:eastAsia="en-IN"/>
+              </w:rPr>
+              <w:t>Last value (needs frame fix)</w:t>
+            </w:r>
+          </w:p>
+        </w:tc>
+      </w:tr>
+    </w:tbl>
+    <w:p>
+      <w:pPr>
+        <w:spacing w:after="0" w:line="240" w:lineRule="auto"/>
+        <w:rPr>
+          <w:rFonts w:eastAsia="Times New Roman" w:cstheme="minorHAnsi"/>
+          <w:lang w:eastAsia="en-IN"/>
+        </w:rPr>
+      </w:pPr>
+      <w:r>
+        <w:rPr>
+          <w:rFonts w:eastAsia="Times New Roman" w:cstheme="minorHAnsi"/>
+          <w:lang w:eastAsia="en-IN"/>
+        </w:rPr>
+        <w:pict>
+          <v:rect id="_x0000_i1048" style="width:0;height:1.5pt" o:hralign="center" o:hrstd="t" o:hr="t" fillcolor="#a0a0a0" stroked="f"/>
+        </w:pict>
+      </w:r>
+    </w:p>
+    <w:p>
+      <w:pPr>
+        <w:spacing w:before="100" w:beforeAutospacing="1" w:after="100" w:afterAutospacing="1" w:line="240" w:lineRule="auto"/>
+        <w:outlineLvl w:val="1"/>
+        <w:rPr>
+          <w:rFonts w:eastAsia="Times New Roman" w:cstheme="minorHAnsi"/>
+          <w:b/>
+          <w:bCs/>
+          <w:lang w:eastAsia="en-IN"/>
+        </w:rPr>
+      </w:pPr>
+      <w:r>
+        <w:rPr>
+          <w:rFonts w:eastAsia="Times New Roman" w:cstheme="minorHAnsi"/>
+          <w:b/>
+          <w:bCs/>
+          <w:lang w:eastAsia="en-IN"/>
+        </w:rPr>
+        <w:t xml:space="preserve">Interview traps </w:t>
+      </w:r>
+      <w:r>
+        <w:rPr>
+          <w:rFonts w:ascii="Calibri" w:eastAsia="Times New Roman" w:hAnsi="Calibri" w:cs="Calibri"/>
+          <w:b/>
+          <w:bCs/>
+          <w:lang w:eastAsia="en-IN"/>
+        </w:rPr>
+        <w:t>🚨</w:t>
+      </w:r>
+    </w:p>
+    <w:p>
+      <w:pPr>
+        <w:numPr>
+          <w:ilvl w:val="0"/>
+          <w:numId w:val="14"/>
+        </w:numPr>
+        <w:spacing w:before="100" w:beforeAutospacing="1" w:after="100" w:afterAutospacing="1" w:line="240" w:lineRule="auto"/>
+        <w:rPr>
+          <w:rFonts w:eastAsia="Times New Roman" w:cstheme="minorHAnsi"/>
+          <w:lang w:eastAsia="en-IN"/>
+        </w:rPr>
+      </w:pPr>
+      <w:r>
+        <w:rPr>
+          <w:rFonts w:eastAsia="Times New Roman" w:cstheme="minorHAnsi"/>
+          <w:b/>
+          <w:bCs/>
+          <w:lang w:eastAsia="en-IN"/>
+        </w:rPr>
+        <w:t>Forgetting ORDER BY</w:t>
+      </w:r>
+    </w:p>
+    <w:p>
+      <w:pPr>
+        <w:numPr>
+          <w:ilvl w:val="1"/>
+          <w:numId w:val="14"/>
+        </w:numPr>
+        <w:spacing w:before="100" w:beforeAutospacing="1" w:after="100" w:afterAutospacing="1" w:line="240" w:lineRule="auto"/>
+        <w:rPr>
+          <w:rFonts w:eastAsia="Times New Roman" w:cstheme="minorHAnsi"/>
+          <w:lang w:eastAsia="en-IN"/>
+        </w:rPr>
+      </w:pPr>
+      <w:r>
+        <w:rPr>
+          <w:rFonts w:eastAsia="Times New Roman" w:cstheme="minorHAnsi"/>
+          <w:lang w:eastAsia="en-IN"/>
+        </w:rPr>
+        <w:t>Window functions without ordering are meaningless</w:t>
+      </w:r>
+    </w:p>
+    <w:p>
+      <w:pPr>
+        <w:numPr>
+          <w:ilvl w:val="0"/>
+          <w:numId w:val="14"/>
+        </w:numPr>
+        <w:spacing w:before="100" w:beforeAutospacing="1" w:after="100" w:afterAutospacing="1" w:line="240" w:lineRule="auto"/>
+        <w:rPr>
+          <w:rFonts w:eastAsia="Times New Roman" w:cstheme="minorHAnsi"/>
+          <w:lang w:eastAsia="en-IN"/>
+        </w:rPr>
+      </w:pPr>
+      <w:r>
+        <w:rPr>
+          <w:rFonts w:eastAsia="Times New Roman" w:cstheme="minorHAnsi"/>
+          <w:b/>
+          <w:bCs/>
+          <w:lang w:eastAsia="en-IN"/>
+        </w:rPr>
+        <w:t>Wrong LAST_VALUE result</w:t>
+      </w:r>
+    </w:p>
+    <w:p>
+      <w:pPr>
+        <w:numPr>
+          <w:ilvl w:val="1"/>
+          <w:numId w:val="14"/>
+        </w:numPr>
+        <w:spacing w:before="100" w:beforeAutospacing="1" w:after="100" w:afterAutospacing="1" w:line="240" w:lineRule="auto"/>
+        <w:rPr>
+          <w:rFonts w:eastAsia="Times New Roman" w:cstheme="minorHAnsi"/>
+          <w:lang w:eastAsia="en-IN"/>
+        </w:rPr>
+      </w:pPr>
+      <w:r>
+        <w:rPr>
+          <w:rFonts w:eastAsia="Times New Roman" w:cstheme="minorHAnsi"/>
+          <w:lang w:eastAsia="en-IN"/>
+        </w:rPr>
+        <w:t>Must specify full frame</w:t>
+      </w:r>
+    </w:p>
+    <w:p>
+      <w:pPr>
+        <w:numPr>
+          <w:ilvl w:val="0"/>
+          <w:numId w:val="14"/>
+        </w:numPr>
+        <w:spacing w:before="100" w:beforeAutospacing="1" w:after="100" w:afterAutospacing="1" w:line="240" w:lineRule="auto"/>
+        <w:rPr>
+          <w:rFonts w:eastAsia="Times New Roman" w:cstheme="minorHAnsi"/>
+          <w:lang w:eastAsia="en-IN"/>
+        </w:rPr>
+      </w:pPr>
+      <w:r>
+        <w:rPr>
+          <w:rFonts w:eastAsia="Times New Roman" w:cstheme="minorHAnsi"/>
+          <w:b/>
+          <w:bCs/>
+          <w:lang w:eastAsia="en-IN"/>
+        </w:rPr>
+        <w:t>Using GROUP BY instead</w:t>
+      </w:r>
+    </w:p>
+    <w:p>
+      <w:pPr>
+        <w:numPr>
+          <w:ilvl w:val="1"/>
+          <w:numId w:val="14"/>
+        </w:numPr>
+        <w:spacing w:before="100" w:beforeAutospacing="1" w:after="100" w:afterAutospacing="1" w:line="240" w:lineRule="auto"/>
+        <w:rPr>
+          <w:rFonts w:eastAsia="Times New Roman" w:cstheme="minorHAnsi"/>
+          <w:lang w:eastAsia="en-IN"/>
+        </w:rPr>
+      </w:pPr>
+      <w:r>
+        <w:rPr>
+          <w:rFonts w:eastAsia="Times New Roman" w:cstheme="minorHAnsi"/>
+          <w:lang w:eastAsia="en-IN"/>
+        </w:rPr>
+        <w:t>Window functions preserve rows</w:t>
+      </w:r>
+    </w:p>
+    <w:p>
+      <w:pPr>
+        <w:spacing w:after="0" w:line="240" w:lineRule="auto"/>
+        <w:rPr>
+          <w:rFonts w:eastAsia="Times New Roman" w:cstheme="minorHAnsi"/>
+          <w:lang w:eastAsia="en-IN"/>
+        </w:rPr>
+      </w:pPr>
+      <w:r>
+        <w:rPr>
+          <w:rFonts w:eastAsia="Times New Roman" w:cstheme="minorHAnsi"/>
+          <w:lang w:eastAsia="en-IN"/>
+        </w:rPr>
+        <w:pict>
+          <v:rect id="_x0000_i1049" style="width:0;height:1.5pt" o:hralign="center" o:hrstd="t" o:hr="t" fillcolor="#a0a0a0" stroked="f"/>
+        </w:pict>
+      </w:r>
+    </w:p>
+    <w:p>
+      <w:pPr>
+        <w:spacing w:before="100" w:beforeAutospacing="1" w:after="100" w:afterAutospacing="1" w:line="240" w:lineRule="auto"/>
+        <w:outlineLvl w:val="1"/>
+        <w:rPr>
+          <w:rFonts w:eastAsia="Times New Roman" w:cstheme="minorHAnsi"/>
+          <w:b/>
+          <w:bCs/>
+          <w:lang w:eastAsia="en-IN"/>
+        </w:rPr>
+      </w:pPr>
+      <w:r>
+        <w:rPr>
+          <w:rFonts w:eastAsia="Times New Roman" w:cstheme="minorHAnsi"/>
+          <w:b/>
+          <w:bCs/>
+          <w:lang w:eastAsia="en-IN"/>
+        </w:rPr>
+        <w:t>One-line interview explanation</w:t>
+      </w:r>
+    </w:p>
+    <w:p>
+      <w:pPr>
+        <w:spacing w:beforeAutospacing="1" w:after="100" w:afterAutospacing="1" w:line="240" w:lineRule="auto"/>
+        <w:rPr>
+          <w:rFonts w:eastAsia="Times New Roman" w:cstheme="minorHAnsi"/>
+          <w:lang w:eastAsia="en-IN"/>
+        </w:rPr>
+      </w:pPr>
+      <w:r>
+        <w:rPr>
+          <w:rFonts w:eastAsia="Times New Roman" w:cstheme="minorHAnsi"/>
+          <w:b/>
+          <w:bCs/>
+          <w:lang w:eastAsia="en-IN"/>
+        </w:rPr>
+        <w:t xml:space="preserve">LAG and LEAD compare </w:t>
+      </w:r>
+      <w:proofErr w:type="spellStart"/>
+      <w:r>
+        <w:rPr>
+          <w:rFonts w:eastAsia="Times New Roman" w:cstheme="minorHAnsi"/>
+          <w:b/>
+          <w:bCs/>
+          <w:lang w:eastAsia="en-IN"/>
+        </w:rPr>
+        <w:t>neighboring</w:t>
+      </w:r>
+      <w:proofErr w:type="spellEnd"/>
+      <w:r>
+        <w:rPr>
+          <w:rFonts w:eastAsia="Times New Roman" w:cstheme="minorHAnsi"/>
+          <w:b/>
+          <w:bCs/>
+          <w:lang w:eastAsia="en-IN"/>
+        </w:rPr>
+        <w:t xml:space="preserve"> rows, while FIRST_VALUE and LAST_VALUE return boundary values of a window without collapsing rows.</w:t>
+      </w:r>
     </w:p>
     <w:p>
       <w:pPr>
@@ -4828,6 +10220,123 @@
     </w:lvl>
   </w:abstractNum>
   <w:abstractNum w:abstractNumId="4">
+    <w:nsid w:val="242F5710"/>
+    <w:multiLevelType w:val="multilevel"/>
+    <w:tmpl w:val="834A5644"/>
+    <w:lvl w:ilvl="0">
+      <w:start w:val="1"/>
+      <w:numFmt w:val="decimal"/>
+      <w:lvlText w:val="%1."/>
+      <w:lvlJc w:val="left"/>
+      <w:pPr>
+        <w:tabs>
+          <w:tab w:val="num" w:pos="720"/>
+        </w:tabs>
+        <w:ind w:left="720" w:hanging="360"/>
+      </w:pPr>
+    </w:lvl>
+    <w:lvl w:ilvl="1">
+      <w:start w:val="1"/>
+      <w:numFmt w:val="bullet"/>
+      <w:lvlText w:val="o"/>
+      <w:lvlJc w:val="left"/>
+      <w:pPr>
+        <w:tabs>
+          <w:tab w:val="num" w:pos="1440"/>
+        </w:tabs>
+        <w:ind w:left="1440" w:hanging="360"/>
+      </w:pPr>
+      <w:rPr>
+        <w:rFonts w:ascii="Courier New" w:hAnsi="Courier New" w:hint="default"/>
+        <w:sz w:val="20"/>
+      </w:rPr>
+    </w:lvl>
+    <w:lvl w:ilvl="2" w:tentative="1">
+      <w:start w:val="1"/>
+      <w:numFmt w:val="decimal"/>
+      <w:lvlText w:val="%3."/>
+      <w:lvlJc w:val="left"/>
+      <w:pPr>
+        <w:tabs>
+          <w:tab w:val="num" w:pos="2160"/>
+        </w:tabs>
+        <w:ind w:left="2160" w:hanging="360"/>
+      </w:pPr>
+    </w:lvl>
+    <w:lvl w:ilvl="3" w:tentative="1">
+      <w:start w:val="1"/>
+      <w:numFmt w:val="decimal"/>
+      <w:lvlText w:val="%4."/>
+      <w:lvlJc w:val="left"/>
+      <w:pPr>
+        <w:tabs>
+          <w:tab w:val="num" w:pos="2880"/>
+        </w:tabs>
+        <w:ind w:left="2880" w:hanging="360"/>
+      </w:pPr>
+    </w:lvl>
+    <w:lvl w:ilvl="4" w:tentative="1">
+      <w:start w:val="1"/>
+      <w:numFmt w:val="decimal"/>
+      <w:lvlText w:val="%5."/>
+      <w:lvlJc w:val="left"/>
+      <w:pPr>
+        <w:tabs>
+          <w:tab w:val="num" w:pos="3600"/>
+        </w:tabs>
+        <w:ind w:left="3600" w:hanging="360"/>
+      </w:pPr>
+    </w:lvl>
+    <w:lvl w:ilvl="5" w:tentative="1">
+      <w:start w:val="1"/>
+      <w:numFmt w:val="decimal"/>
+      <w:lvlText w:val="%6."/>
+      <w:lvlJc w:val="left"/>
+      <w:pPr>
+        <w:tabs>
+          <w:tab w:val="num" w:pos="4320"/>
+        </w:tabs>
+        <w:ind w:left="4320" w:hanging="360"/>
+      </w:pPr>
+    </w:lvl>
+    <w:lvl w:ilvl="6" w:tentative="1">
+      <w:start w:val="1"/>
+      <w:numFmt w:val="decimal"/>
+      <w:lvlText w:val="%7."/>
+      <w:lvlJc w:val="left"/>
+      <w:pPr>
+        <w:tabs>
+          <w:tab w:val="num" w:pos="5040"/>
+        </w:tabs>
+        <w:ind w:left="5040" w:hanging="360"/>
+      </w:pPr>
+    </w:lvl>
+    <w:lvl w:ilvl="7" w:tentative="1">
+      <w:start w:val="1"/>
+      <w:numFmt w:val="decimal"/>
+      <w:lvlText w:val="%8."/>
+      <w:lvlJc w:val="left"/>
+      <w:pPr>
+        <w:tabs>
+          <w:tab w:val="num" w:pos="5760"/>
+        </w:tabs>
+        <w:ind w:left="5760" w:hanging="360"/>
+      </w:pPr>
+    </w:lvl>
+    <w:lvl w:ilvl="8" w:tentative="1">
+      <w:start w:val="1"/>
+      <w:numFmt w:val="decimal"/>
+      <w:lvlText w:val="%9."/>
+      <w:lvlJc w:val="left"/>
+      <w:pPr>
+        <w:tabs>
+          <w:tab w:val="num" w:pos="6480"/>
+        </w:tabs>
+        <w:ind w:left="6480" w:hanging="360"/>
+      </w:pPr>
+    </w:lvl>
+  </w:abstractNum>
+  <w:abstractNum w:abstractNumId="5">
     <w:nsid w:val="2BC00F0D"/>
     <w:multiLevelType w:val="multilevel"/>
     <w:tmpl w:val="4EC43EEC"/>
@@ -4976,7 +10485,7 @@
       </w:rPr>
     </w:lvl>
   </w:abstractNum>
-  <w:abstractNum w:abstractNumId="5">
+  <w:abstractNum w:abstractNumId="6">
     <w:nsid w:val="337B2475"/>
     <w:multiLevelType w:val="multilevel"/>
     <w:tmpl w:val="C5FA895C"/>
@@ -5125,7 +10634,7 @@
       </w:rPr>
     </w:lvl>
   </w:abstractNum>
-  <w:abstractNum w:abstractNumId="6">
+  <w:abstractNum w:abstractNumId="7">
     <w:nsid w:val="37D80BAD"/>
     <w:multiLevelType w:val="multilevel"/>
     <w:tmpl w:val="32E290EC"/>
@@ -5274,7 +10783,7 @@
       </w:rPr>
     </w:lvl>
   </w:abstractNum>
-  <w:abstractNum w:abstractNumId="7">
+  <w:abstractNum w:abstractNumId="8">
     <w:nsid w:val="3EC67C57"/>
     <w:multiLevelType w:val="multilevel"/>
     <w:tmpl w:val="AD24D90A"/>
@@ -5423,10 +10932,10 @@
       </w:rPr>
     </w:lvl>
   </w:abstractNum>
-  <w:abstractNum w:abstractNumId="8">
-    <w:nsid w:val="59710789"/>
+  <w:abstractNum w:abstractNumId="9">
+    <w:nsid w:val="498369EE"/>
     <w:multiLevelType w:val="multilevel"/>
-    <w:tmpl w:val="9E2EF114"/>
+    <w:tmpl w:val="36189436"/>
     <w:lvl w:ilvl="0">
       <w:start w:val="1"/>
       <w:numFmt w:val="bullet"/>
@@ -5572,10 +11081,10 @@
       </w:rPr>
     </w:lvl>
   </w:abstractNum>
-  <w:abstractNum w:abstractNumId="9">
-    <w:nsid w:val="5B952E2D"/>
+  <w:abstractNum w:abstractNumId="10">
+    <w:nsid w:val="59710789"/>
     <w:multiLevelType w:val="multilevel"/>
-    <w:tmpl w:val="55086D8E"/>
+    <w:tmpl w:val="9E2EF114"/>
     <w:lvl w:ilvl="0">
       <w:start w:val="1"/>
       <w:numFmt w:val="bullet"/>
@@ -5721,10 +11230,10 @@
       </w:rPr>
     </w:lvl>
   </w:abstractNum>
-  <w:abstractNum w:abstractNumId="10">
-    <w:nsid w:val="653B534A"/>
+  <w:abstractNum w:abstractNumId="11">
+    <w:nsid w:val="5B952E2D"/>
     <w:multiLevelType w:val="multilevel"/>
-    <w:tmpl w:val="F0A44418"/>
+    <w:tmpl w:val="55086D8E"/>
     <w:lvl w:ilvl="0">
       <w:start w:val="1"/>
       <w:numFmt w:val="bullet"/>
@@ -5870,10 +11379,10 @@
       </w:rPr>
     </w:lvl>
   </w:abstractNum>
-  <w:abstractNum w:abstractNumId="11">
-    <w:nsid w:val="66E47A7F"/>
+  <w:abstractNum w:abstractNumId="12">
+    <w:nsid w:val="653B534A"/>
     <w:multiLevelType w:val="multilevel"/>
-    <w:tmpl w:val="676C1BEA"/>
+    <w:tmpl w:val="F0A44418"/>
     <w:lvl w:ilvl="0">
       <w:start w:val="1"/>
       <w:numFmt w:val="bullet"/>
@@ -6019,41 +11528,196 @@
       </w:rPr>
     </w:lvl>
   </w:abstractNum>
+  <w:abstractNum w:abstractNumId="13">
+    <w:nsid w:val="66E47A7F"/>
+    <w:multiLevelType w:val="multilevel"/>
+    <w:tmpl w:val="676C1BEA"/>
+    <w:lvl w:ilvl="0">
+      <w:start w:val="1"/>
+      <w:numFmt w:val="bullet"/>
+      <w:lvlText w:val=""/>
+      <w:lvlJc w:val="left"/>
+      <w:pPr>
+        <w:tabs>
+          <w:tab w:val="num" w:pos="720"/>
+        </w:tabs>
+        <w:ind w:left="720" w:hanging="360"/>
+      </w:pPr>
+      <w:rPr>
+        <w:rFonts w:ascii="Symbol" w:hAnsi="Symbol" w:hint="default"/>
+        <w:sz w:val="20"/>
+      </w:rPr>
+    </w:lvl>
+    <w:lvl w:ilvl="1" w:tentative="1">
+      <w:start w:val="1"/>
+      <w:numFmt w:val="bullet"/>
+      <w:lvlText w:val="o"/>
+      <w:lvlJc w:val="left"/>
+      <w:pPr>
+        <w:tabs>
+          <w:tab w:val="num" w:pos="1440"/>
+        </w:tabs>
+        <w:ind w:left="1440" w:hanging="360"/>
+      </w:pPr>
+      <w:rPr>
+        <w:rFonts w:ascii="Courier New" w:hAnsi="Courier New" w:hint="default"/>
+        <w:sz w:val="20"/>
+      </w:rPr>
+    </w:lvl>
+    <w:lvl w:ilvl="2" w:tentative="1">
+      <w:start w:val="1"/>
+      <w:numFmt w:val="bullet"/>
+      <w:lvlText w:val=""/>
+      <w:lvlJc w:val="left"/>
+      <w:pPr>
+        <w:tabs>
+          <w:tab w:val="num" w:pos="2160"/>
+        </w:tabs>
+        <w:ind w:left="2160" w:hanging="360"/>
+      </w:pPr>
+      <w:rPr>
+        <w:rFonts w:ascii="Wingdings" w:hAnsi="Wingdings" w:hint="default"/>
+        <w:sz w:val="20"/>
+      </w:rPr>
+    </w:lvl>
+    <w:lvl w:ilvl="3" w:tentative="1">
+      <w:start w:val="1"/>
+      <w:numFmt w:val="bullet"/>
+      <w:lvlText w:val=""/>
+      <w:lvlJc w:val="left"/>
+      <w:pPr>
+        <w:tabs>
+          <w:tab w:val="num" w:pos="2880"/>
+        </w:tabs>
+        <w:ind w:left="2880" w:hanging="360"/>
+      </w:pPr>
+      <w:rPr>
+        <w:rFonts w:ascii="Wingdings" w:hAnsi="Wingdings" w:hint="default"/>
+        <w:sz w:val="20"/>
+      </w:rPr>
+    </w:lvl>
+    <w:lvl w:ilvl="4" w:tentative="1">
+      <w:start w:val="1"/>
+      <w:numFmt w:val="bullet"/>
+      <w:lvlText w:val=""/>
+      <w:lvlJc w:val="left"/>
+      <w:pPr>
+        <w:tabs>
+          <w:tab w:val="num" w:pos="3600"/>
+        </w:tabs>
+        <w:ind w:left="3600" w:hanging="360"/>
+      </w:pPr>
+      <w:rPr>
+        <w:rFonts w:ascii="Wingdings" w:hAnsi="Wingdings" w:hint="default"/>
+        <w:sz w:val="20"/>
+      </w:rPr>
+    </w:lvl>
+    <w:lvl w:ilvl="5" w:tentative="1">
+      <w:start w:val="1"/>
+      <w:numFmt w:val="bullet"/>
+      <w:lvlText w:val=""/>
+      <w:lvlJc w:val="left"/>
+      <w:pPr>
+        <w:tabs>
+          <w:tab w:val="num" w:pos="4320"/>
+        </w:tabs>
+        <w:ind w:left="4320" w:hanging="360"/>
+      </w:pPr>
+      <w:rPr>
+        <w:rFonts w:ascii="Wingdings" w:hAnsi="Wingdings" w:hint="default"/>
+        <w:sz w:val="20"/>
+      </w:rPr>
+    </w:lvl>
+    <w:lvl w:ilvl="6" w:tentative="1">
+      <w:start w:val="1"/>
+      <w:numFmt w:val="bullet"/>
+      <w:lvlText w:val=""/>
+      <w:lvlJc w:val="left"/>
+      <w:pPr>
+        <w:tabs>
+          <w:tab w:val="num" w:pos="5040"/>
+        </w:tabs>
+        <w:ind w:left="5040" w:hanging="360"/>
+      </w:pPr>
+      <w:rPr>
+        <w:rFonts w:ascii="Wingdings" w:hAnsi="Wingdings" w:hint="default"/>
+        <w:sz w:val="20"/>
+      </w:rPr>
+    </w:lvl>
+    <w:lvl w:ilvl="7" w:tentative="1">
+      <w:start w:val="1"/>
+      <w:numFmt w:val="bullet"/>
+      <w:lvlText w:val=""/>
+      <w:lvlJc w:val="left"/>
+      <w:pPr>
+        <w:tabs>
+          <w:tab w:val="num" w:pos="5760"/>
+        </w:tabs>
+        <w:ind w:left="5760" w:hanging="360"/>
+      </w:pPr>
+      <w:rPr>
+        <w:rFonts w:ascii="Wingdings" w:hAnsi="Wingdings" w:hint="default"/>
+        <w:sz w:val="20"/>
+      </w:rPr>
+    </w:lvl>
+    <w:lvl w:ilvl="8" w:tentative="1">
+      <w:start w:val="1"/>
+      <w:numFmt w:val="bullet"/>
+      <w:lvlText w:val=""/>
+      <w:lvlJc w:val="left"/>
+      <w:pPr>
+        <w:tabs>
+          <w:tab w:val="num" w:pos="6480"/>
+        </w:tabs>
+        <w:ind w:left="6480" w:hanging="360"/>
+      </w:pPr>
+      <w:rPr>
+        <w:rFonts w:ascii="Wingdings" w:hAnsi="Wingdings" w:hint="default"/>
+        <w:sz w:val="20"/>
+      </w:rPr>
+    </w:lvl>
+  </w:abstractNum>
   <w:num w:numId="1">
     <w:abstractNumId w:val="3"/>
   </w:num>
   <w:num w:numId="2">
-    <w:abstractNumId w:val="4"/>
+    <w:abstractNumId w:val="5"/>
   </w:num>
   <w:num w:numId="3">
-    <w:abstractNumId w:val="6"/>
+    <w:abstractNumId w:val="7"/>
   </w:num>
   <w:num w:numId="4">
-    <w:abstractNumId w:val="7"/>
+    <w:abstractNumId w:val="8"/>
   </w:num>
   <w:num w:numId="5">
-    <w:abstractNumId w:val="9"/>
+    <w:abstractNumId w:val="11"/>
   </w:num>
   <w:num w:numId="6">
     <w:abstractNumId w:val="2"/>
   </w:num>
   <w:num w:numId="7">
-    <w:abstractNumId w:val="10"/>
+    <w:abstractNumId w:val="12"/>
   </w:num>
   <w:num w:numId="8">
-    <w:abstractNumId w:val="8"/>
+    <w:abstractNumId w:val="10"/>
   </w:num>
   <w:num w:numId="9">
     <w:abstractNumId w:val="0"/>
   </w:num>
   <w:num w:numId="10">
-    <w:abstractNumId w:val="5"/>
+    <w:abstractNumId w:val="6"/>
   </w:num>
   <w:num w:numId="11">
-    <w:abstractNumId w:val="11"/>
+    <w:abstractNumId w:val="13"/>
   </w:num>
   <w:num w:numId="12">
     <w:abstractNumId w:val="1"/>
+  </w:num>
+  <w:num w:numId="13">
+    <w:abstractNumId w:val="9"/>
+  </w:num>
+  <w:num w:numId="14">
+    <w:abstractNumId w:val="4"/>
   </w:num>
 </w:numbering>
 </file>
@@ -6524,6 +12188,11 @@
       <w:szCs w:val="16"/>
     </w:rPr>
   </w:style>
+  <w:style w:type="character" w:customStyle="1" w:styleId="hljs-type">
+    <w:name w:val="hljs-type"/>
+    <w:basedOn w:val="DefaultParagraphFont"/>
+    <w:rsid w:val="00E8074A"/>
+  </w:style>
 </w:styles>
 </file>
 
@@ -6993,6 +12662,11 @@
       <w:szCs w:val="16"/>
     </w:rPr>
   </w:style>
+  <w:style w:type="character" w:customStyle="1" w:styleId="hljs-type">
+    <w:name w:val="hljs-type"/>
+    <w:basedOn w:val="DefaultParagraphFont"/>
+    <w:rsid w:val="00E8074A"/>
+  </w:style>
 </w:styles>
 </file>
 

--- a/Window_function_Rank_DENSE_RANK_ROW_NUMBER.docx
+++ b/Window_function_Rank_DENSE_RANK_ROW_NUMBER.docx
@@ -8209,8 +8209,6 @@
           <w:lang w:eastAsia="en-IN"/>
         </w:rPr>
       </w:pPr>
-      <w:bookmarkStart w:id="0" w:name="_GoBack"/>
-      <w:bookmarkEnd w:id="0"/>
       <w:r>
         <w:rPr>
           <w:rFonts w:eastAsia="Times New Roman" w:cstheme="minorHAnsi"/>
@@ -9647,6 +9645,6581 @@
         </w:rPr>
       </w:pPr>
     </w:p>
+    <w:p>
+      <w:pPr>
+        <w:spacing w:after="0"/>
+        <w:rPr>
+          <w:rFonts w:cstheme="minorHAnsi"/>
+        </w:rPr>
+      </w:pPr>
+    </w:p>
+    <w:p>
+      <w:pPr>
+        <w:spacing w:after="0"/>
+        <w:rPr>
+          <w:rFonts w:cstheme="minorHAnsi"/>
+        </w:rPr>
+      </w:pPr>
+      <w:r>
+        <w:rPr>
+          <w:rFonts w:cstheme="minorHAnsi"/>
+        </w:rPr>
+        <w:t>+++++++++++++++++++++++++++++++++++++++++++++++++++++</w:t>
+      </w:r>
+      <w:r>
+        <w:rPr>
+          <w:rFonts w:cstheme="minorHAnsi"/>
+        </w:rPr>
+        <w:t>+++++++++++++++++++++++++++++</w:t>
+      </w:r>
+    </w:p>
+    <w:p>
+      <w:pPr>
+        <w:spacing w:after="0"/>
+        <w:rPr>
+          <w:rFonts w:cstheme="minorHAnsi"/>
+        </w:rPr>
+      </w:pPr>
+    </w:p>
+    <w:p>
+      <w:pPr>
+        <w:spacing w:after="0"/>
+        <w:rPr>
+          <w:rFonts w:cstheme="minorHAnsi"/>
+        </w:rPr>
+      </w:pPr>
+    </w:p>
+    <w:p>
+      <w:pPr>
+        <w:spacing w:after="0" w:line="240" w:lineRule="auto"/>
+        <w:rPr>
+          <w:rFonts w:eastAsia="Times New Roman" w:cstheme="minorHAnsi"/>
+          <w:b/>
+          <w:noProof/>
+          <w:sz w:val="36"/>
+          <w:szCs w:val="36"/>
+          <w:lang w:eastAsia="en-IN"/>
+        </w:rPr>
+      </w:pPr>
+      <w:r>
+        <w:rPr>
+          <w:rFonts w:eastAsia="Times New Roman" w:cstheme="minorHAnsi"/>
+          <w:b/>
+          <w:sz w:val="36"/>
+          <w:szCs w:val="36"/>
+          <w:lang w:eastAsia="en-IN"/>
+        </w:rPr>
+        <w:t xml:space="preserve">Advanced window functions (Amazon </w:t>
+      </w:r>
+      <w:r>
+        <w:rPr>
+          <w:rFonts w:eastAsia="Times New Roman" w:cstheme="minorHAnsi"/>
+          <w:b/>
+          <w:noProof/>
+          <w:sz w:val="36"/>
+          <w:szCs w:val="36"/>
+          <w:lang w:eastAsia="en-IN"/>
+        </w:rPr>
+        <w:t>favorite)</w:t>
+      </w:r>
+    </w:p>
+    <w:p>
+      <w:pPr>
+        <w:spacing w:before="100" w:beforeAutospacing="1" w:after="100" w:afterAutospacing="1" w:line="240" w:lineRule="auto"/>
+        <w:rPr>
+          <w:rFonts w:eastAsia="Times New Roman" w:cstheme="minorHAnsi"/>
+          <w:lang w:eastAsia="en-IN"/>
+        </w:rPr>
+      </w:pPr>
+      <w:r>
+        <w:rPr>
+          <w:rFonts w:eastAsia="Times New Roman" w:cstheme="minorHAnsi"/>
+          <w:lang w:eastAsia="en-IN"/>
+        </w:rPr>
+        <w:t xml:space="preserve">We’ll do </w:t>
+      </w:r>
+      <w:r>
+        <w:rPr>
+          <w:rFonts w:eastAsia="Times New Roman" w:cstheme="minorHAnsi"/>
+          <w:b/>
+          <w:bCs/>
+          <w:lang w:eastAsia="en-IN"/>
+        </w:rPr>
+        <w:t>Advanced Window Functions</w:t>
+      </w:r>
+      <w:r>
+        <w:rPr>
+          <w:rFonts w:eastAsia="Times New Roman" w:cstheme="minorHAnsi"/>
+          <w:lang w:eastAsia="en-IN"/>
+        </w:rPr>
+        <w:t xml:space="preserve"> the </w:t>
+      </w:r>
+      <w:r>
+        <w:rPr>
+          <w:rFonts w:eastAsia="Times New Roman" w:cstheme="minorHAnsi"/>
+          <w:i/>
+          <w:iCs/>
+          <w:lang w:eastAsia="en-IN"/>
+        </w:rPr>
+        <w:t>interview way</w:t>
+      </w:r>
+      <w:r>
+        <w:rPr>
+          <w:rFonts w:eastAsia="Times New Roman" w:cstheme="minorHAnsi"/>
+          <w:lang w:eastAsia="en-IN"/>
+        </w:rPr>
+        <w:t>:</w:t>
+      </w:r>
+    </w:p>
+    <w:p>
+      <w:pPr>
+        <w:numPr>
+          <w:ilvl w:val="0"/>
+          <w:numId w:val="15"/>
+        </w:numPr>
+        <w:spacing w:before="100" w:beforeAutospacing="1" w:after="100" w:afterAutospacing="1" w:line="240" w:lineRule="auto"/>
+        <w:rPr>
+          <w:rFonts w:eastAsia="Times New Roman" w:cstheme="minorHAnsi"/>
+          <w:lang w:eastAsia="en-IN"/>
+        </w:rPr>
+      </w:pPr>
+      <w:r>
+        <w:rPr>
+          <w:rFonts w:eastAsia="Times New Roman" w:cstheme="minorHAnsi"/>
+          <w:lang w:eastAsia="en-IN"/>
+        </w:rPr>
+        <w:t>Short datasets</w:t>
+      </w:r>
+    </w:p>
+    <w:p>
+      <w:pPr>
+        <w:numPr>
+          <w:ilvl w:val="0"/>
+          <w:numId w:val="15"/>
+        </w:numPr>
+        <w:spacing w:before="100" w:beforeAutospacing="1" w:after="100" w:afterAutospacing="1" w:line="240" w:lineRule="auto"/>
+        <w:rPr>
+          <w:rFonts w:eastAsia="Times New Roman" w:cstheme="minorHAnsi"/>
+          <w:lang w:eastAsia="en-IN"/>
+        </w:rPr>
+      </w:pPr>
+      <w:r>
+        <w:rPr>
+          <w:rFonts w:eastAsia="Times New Roman" w:cstheme="minorHAnsi"/>
+          <w:lang w:eastAsia="en-IN"/>
+        </w:rPr>
+        <w:t>Predict output</w:t>
+      </w:r>
+    </w:p>
+    <w:p>
+      <w:pPr>
+        <w:numPr>
+          <w:ilvl w:val="0"/>
+          <w:numId w:val="15"/>
+        </w:numPr>
+        <w:spacing w:before="100" w:beforeAutospacing="1" w:after="100" w:afterAutospacing="1" w:line="240" w:lineRule="auto"/>
+        <w:rPr>
+          <w:rFonts w:eastAsia="Times New Roman" w:cstheme="minorHAnsi"/>
+          <w:lang w:eastAsia="en-IN"/>
+        </w:rPr>
+      </w:pPr>
+      <w:r>
+        <w:rPr>
+          <w:rFonts w:eastAsia="Times New Roman" w:cstheme="minorHAnsi"/>
+          <w:lang w:eastAsia="en-IN"/>
+        </w:rPr>
+        <w:lastRenderedPageBreak/>
+        <w:t>Traps + fixes</w:t>
+      </w:r>
+    </w:p>
+    <w:p>
+      <w:pPr>
+        <w:numPr>
+          <w:ilvl w:val="0"/>
+          <w:numId w:val="15"/>
+        </w:numPr>
+        <w:spacing w:before="100" w:beforeAutospacing="1" w:after="100" w:afterAutospacing="1" w:line="240" w:lineRule="auto"/>
+        <w:rPr>
+          <w:rFonts w:eastAsia="Times New Roman" w:cstheme="minorHAnsi"/>
+          <w:lang w:eastAsia="en-IN"/>
+        </w:rPr>
+      </w:pPr>
+      <w:r>
+        <w:rPr>
+          <w:rFonts w:eastAsia="Times New Roman" w:cstheme="minorHAnsi"/>
+          <w:lang w:eastAsia="en-IN"/>
+        </w:rPr>
+        <w:t xml:space="preserve">How to </w:t>
+      </w:r>
+      <w:r>
+        <w:rPr>
+          <w:rFonts w:eastAsia="Times New Roman" w:cstheme="minorHAnsi"/>
+          <w:b/>
+          <w:bCs/>
+          <w:lang w:eastAsia="en-IN"/>
+        </w:rPr>
+        <w:t>explain aloud</w:t>
+      </w:r>
+    </w:p>
+    <w:p>
+      <w:pPr>
+        <w:spacing w:before="100" w:beforeAutospacing="1" w:after="100" w:afterAutospacing="1" w:line="240" w:lineRule="auto"/>
+        <w:rPr>
+          <w:rFonts w:eastAsia="Times New Roman" w:cstheme="minorHAnsi"/>
+          <w:lang w:eastAsia="en-IN"/>
+        </w:rPr>
+      </w:pPr>
+      <w:r>
+        <w:rPr>
+          <w:rFonts w:eastAsia="Times New Roman" w:cstheme="minorHAnsi"/>
+          <w:lang w:eastAsia="en-IN"/>
+        </w:rPr>
+        <w:t xml:space="preserve">No fluff. By the end, you’ll </w:t>
+      </w:r>
+      <w:r>
+        <w:rPr>
+          <w:rFonts w:eastAsia="Times New Roman" w:cstheme="minorHAnsi"/>
+          <w:b/>
+          <w:bCs/>
+          <w:lang w:eastAsia="en-IN"/>
+        </w:rPr>
+        <w:t>think in windows</w:t>
+      </w:r>
+      <w:r>
+        <w:rPr>
+          <w:rFonts w:eastAsia="Times New Roman" w:cstheme="minorHAnsi"/>
+          <w:lang w:eastAsia="en-IN"/>
+        </w:rPr>
+        <w:t>.</w:t>
+      </w:r>
+    </w:p>
+    <w:p>
+      <w:pPr>
+        <w:spacing w:after="0" w:line="240" w:lineRule="auto"/>
+        <w:rPr>
+          <w:rFonts w:eastAsia="Times New Roman" w:cstheme="minorHAnsi"/>
+          <w:lang w:eastAsia="en-IN"/>
+        </w:rPr>
+      </w:pPr>
+      <w:r>
+        <w:rPr>
+          <w:rFonts w:eastAsia="Times New Roman" w:cstheme="minorHAnsi"/>
+          <w:lang w:eastAsia="en-IN"/>
+        </w:rPr>
+        <w:pict>
+          <v:rect id="_x0000_i1050" style="width:0;height:1.5pt" o:hralign="center" o:hrstd="t" o:hr="t" fillcolor="#a0a0a0" stroked="f"/>
+        </w:pict>
+      </w:r>
+    </w:p>
+    <w:p>
+      <w:pPr>
+        <w:spacing w:before="100" w:beforeAutospacing="1" w:after="100" w:afterAutospacing="1" w:line="240" w:lineRule="auto"/>
+        <w:outlineLvl w:val="1"/>
+        <w:rPr>
+          <w:rFonts w:eastAsia="Times New Roman" w:cstheme="minorHAnsi"/>
+          <w:b/>
+          <w:bCs/>
+          <w:lang w:eastAsia="en-IN"/>
+        </w:rPr>
+      </w:pPr>
+      <w:r>
+        <w:rPr>
+          <w:rFonts w:ascii="Calibri" w:eastAsia="Times New Roman" w:hAnsi="Calibri" w:cs="Calibri"/>
+          <w:b/>
+          <w:bCs/>
+          <w:lang w:eastAsia="en-IN"/>
+        </w:rPr>
+        <w:t>🧠</w:t>
+      </w:r>
+      <w:r>
+        <w:rPr>
+          <w:rFonts w:eastAsia="Times New Roman" w:cstheme="minorHAnsi"/>
+          <w:b/>
+          <w:bCs/>
+          <w:lang w:eastAsia="en-IN"/>
+        </w:rPr>
+        <w:t xml:space="preserve"> GOLDEN RULE (say this in interview)</w:t>
+      </w:r>
+    </w:p>
+    <w:p>
+      <w:pPr>
+        <w:spacing w:beforeAutospacing="1" w:after="100" w:afterAutospacing="1" w:line="240" w:lineRule="auto"/>
+        <w:rPr>
+          <w:rFonts w:eastAsia="Times New Roman" w:cstheme="minorHAnsi"/>
+          <w:lang w:eastAsia="en-IN"/>
+        </w:rPr>
+      </w:pPr>
+      <w:r>
+        <w:rPr>
+          <w:rFonts w:eastAsia="Times New Roman" w:cstheme="minorHAnsi"/>
+          <w:lang w:eastAsia="en-IN"/>
+        </w:rPr>
+        <w:t>“Window functions don’t reduce rows.</w:t>
+      </w:r>
+      <w:r>
+        <w:rPr>
+          <w:rFonts w:eastAsia="Times New Roman" w:cstheme="minorHAnsi"/>
+          <w:lang w:eastAsia="en-IN"/>
+        </w:rPr>
+        <w:br/>
+        <w:t xml:space="preserve">They calculate values </w:t>
+      </w:r>
+      <w:r>
+        <w:rPr>
+          <w:rFonts w:eastAsia="Times New Roman" w:cstheme="minorHAnsi"/>
+          <w:b/>
+          <w:bCs/>
+          <w:lang w:eastAsia="en-IN"/>
+        </w:rPr>
+        <w:t>across related rows</w:t>
+      </w:r>
+      <w:r>
+        <w:rPr>
+          <w:rFonts w:eastAsia="Times New Roman" w:cstheme="minorHAnsi"/>
+          <w:lang w:eastAsia="en-IN"/>
+        </w:rPr>
+        <w:t>.”</w:t>
+      </w:r>
+    </w:p>
+    <w:p>
+      <w:pPr>
+        <w:spacing w:before="100" w:beforeAutospacing="1" w:after="100" w:afterAutospacing="1" w:line="240" w:lineRule="auto"/>
+        <w:rPr>
+          <w:rFonts w:eastAsia="Times New Roman" w:cstheme="minorHAnsi"/>
+          <w:lang w:eastAsia="en-IN"/>
+        </w:rPr>
+      </w:pPr>
+      <w:r>
+        <w:rPr>
+          <w:rFonts w:eastAsia="Times New Roman" w:cstheme="minorHAnsi"/>
+          <w:lang w:eastAsia="en-IN"/>
+        </w:rPr>
+        <w:t>If you say this confidently — interviewer nods.</w:t>
+      </w:r>
+    </w:p>
+    <w:p>
+      <w:pPr>
+        <w:spacing w:after="0" w:line="240" w:lineRule="auto"/>
+        <w:rPr>
+          <w:rFonts w:eastAsia="Times New Roman" w:cstheme="minorHAnsi"/>
+          <w:lang w:eastAsia="en-IN"/>
+        </w:rPr>
+      </w:pPr>
+      <w:r>
+        <w:rPr>
+          <w:rFonts w:eastAsia="Times New Roman" w:cstheme="minorHAnsi"/>
+          <w:lang w:eastAsia="en-IN"/>
+        </w:rPr>
+        <w:pict>
+          <v:rect id="_x0000_i1051" style="width:0;height:1.5pt" o:hralign="center" o:hrstd="t" o:hr="t" fillcolor="#a0a0a0" stroked="f"/>
+        </w:pict>
+      </w:r>
+    </w:p>
+    <w:p>
+      <w:pPr>
+        <w:spacing w:before="100" w:beforeAutospacing="1" w:after="100" w:afterAutospacing="1" w:line="240" w:lineRule="auto"/>
+        <w:outlineLvl w:val="0"/>
+        <w:rPr>
+          <w:rFonts w:eastAsia="Times New Roman" w:cstheme="minorHAnsi"/>
+          <w:b/>
+          <w:bCs/>
+          <w:noProof/>
+          <w:kern w:val="36"/>
+          <w:lang w:eastAsia="en-IN"/>
+        </w:rPr>
+      </w:pPr>
+      <w:r>
+        <w:rPr>
+          <w:rFonts w:eastAsia="Times New Roman" w:cstheme="minorHAnsi"/>
+          <w:b/>
+          <w:bCs/>
+          <w:kern w:val="36"/>
+          <w:lang w:eastAsia="en-IN"/>
+        </w:rPr>
+        <w:t xml:space="preserve">LEVEL 1 — </w:t>
+      </w:r>
+      <w:r>
+        <w:rPr>
+          <w:rFonts w:eastAsia="Times New Roman" w:cstheme="minorHAnsi"/>
+          <w:b/>
+          <w:bCs/>
+          <w:noProof/>
+          <w:kern w:val="36"/>
+          <w:lang w:eastAsia="en-IN"/>
+        </w:rPr>
+        <w:t>ROW_NUMBER vs RANK vs DENSE_RANK (Amazon loves this)</w:t>
+      </w:r>
+    </w:p>
+    <w:p>
+      <w:pPr>
+        <w:spacing w:before="100" w:beforeAutospacing="1" w:after="100" w:afterAutospacing="1" w:line="240" w:lineRule="auto"/>
+        <w:outlineLvl w:val="2"/>
+        <w:rPr>
+          <w:rFonts w:eastAsia="Times New Roman" w:cstheme="minorHAnsi"/>
+          <w:b/>
+          <w:bCs/>
+          <w:noProof/>
+          <w:lang w:eastAsia="en-IN"/>
+        </w:rPr>
+      </w:pPr>
+      <w:r>
+        <w:rPr>
+          <w:rFonts w:eastAsia="Times New Roman" w:cstheme="minorHAnsi"/>
+          <w:b/>
+          <w:bCs/>
+          <w:noProof/>
+          <w:lang w:eastAsia="en-IN"/>
+        </w:rPr>
+        <w:t>Data</w:t>
+      </w:r>
+    </w:p>
+    <w:tbl>
+      <w:tblPr>
+        <w:tblStyle w:val="TableGrid"/>
+        <w:tblW w:w="4102" w:type="dxa"/>
+        <w:tblLook w:val="04A0" w:firstRow="1" w:lastRow="0" w:firstColumn="1" w:lastColumn="0" w:noHBand="0" w:noVBand="1"/>
+      </w:tblPr>
+      <w:tblGrid>
+        <w:gridCol w:w="1266"/>
+        <w:gridCol w:w="1298"/>
+        <w:gridCol w:w="1538"/>
+      </w:tblGrid>
+      <w:tr>
+        <w:trPr>
+          <w:trHeight w:val="461"/>
+        </w:trPr>
+        <w:tc>
+          <w:tcPr>
+            <w:tcW w:w="0" w:type="auto"/>
+            <w:hideMark/>
+          </w:tcPr>
+          <w:p>
+            <w:pPr>
+              <w:jc w:val="center"/>
+              <w:rPr>
+                <w:rFonts w:eastAsia="Times New Roman" w:cstheme="minorHAnsi"/>
+                <w:b/>
+                <w:bCs/>
+                <w:noProof/>
+                <w:lang w:eastAsia="en-IN"/>
+              </w:rPr>
+            </w:pPr>
+            <w:r>
+              <w:rPr>
+                <w:rFonts w:eastAsia="Times New Roman" w:cstheme="minorHAnsi"/>
+                <w:b/>
+                <w:bCs/>
+                <w:noProof/>
+                <w:lang w:eastAsia="en-IN"/>
+              </w:rPr>
+              <w:t>emp</w:t>
+            </w:r>
+          </w:p>
+        </w:tc>
+        <w:tc>
+          <w:tcPr>
+            <w:tcW w:w="0" w:type="auto"/>
+            <w:hideMark/>
+          </w:tcPr>
+          <w:p>
+            <w:pPr>
+              <w:jc w:val="center"/>
+              <w:rPr>
+                <w:rFonts w:eastAsia="Times New Roman" w:cstheme="minorHAnsi"/>
+                <w:b/>
+                <w:bCs/>
+                <w:noProof/>
+                <w:lang w:eastAsia="en-IN"/>
+              </w:rPr>
+            </w:pPr>
+            <w:r>
+              <w:rPr>
+                <w:rFonts w:eastAsia="Times New Roman" w:cstheme="minorHAnsi"/>
+                <w:b/>
+                <w:bCs/>
+                <w:noProof/>
+                <w:lang w:eastAsia="en-IN"/>
+              </w:rPr>
+              <w:t>dept</w:t>
+            </w:r>
+          </w:p>
+        </w:tc>
+        <w:tc>
+          <w:tcPr>
+            <w:tcW w:w="0" w:type="auto"/>
+            <w:hideMark/>
+          </w:tcPr>
+          <w:p>
+            <w:pPr>
+              <w:jc w:val="center"/>
+              <w:rPr>
+                <w:rFonts w:eastAsia="Times New Roman" w:cstheme="minorHAnsi"/>
+                <w:b/>
+                <w:bCs/>
+                <w:noProof/>
+                <w:lang w:eastAsia="en-IN"/>
+              </w:rPr>
+            </w:pPr>
+            <w:r>
+              <w:rPr>
+                <w:rFonts w:eastAsia="Times New Roman" w:cstheme="minorHAnsi"/>
+                <w:b/>
+                <w:bCs/>
+                <w:noProof/>
+                <w:lang w:eastAsia="en-IN"/>
+              </w:rPr>
+              <w:t>salary</w:t>
+            </w:r>
+          </w:p>
+        </w:tc>
+      </w:tr>
+      <w:tr>
+        <w:trPr>
+          <w:trHeight w:val="435"/>
+        </w:trPr>
+        <w:tc>
+          <w:tcPr>
+            <w:tcW w:w="0" w:type="auto"/>
+            <w:hideMark/>
+          </w:tcPr>
+          <w:p>
+            <w:pPr>
+              <w:rPr>
+                <w:rFonts w:eastAsia="Times New Roman" w:cstheme="minorHAnsi"/>
+                <w:noProof/>
+                <w:lang w:eastAsia="en-IN"/>
+              </w:rPr>
+            </w:pPr>
+            <w:r>
+              <w:rPr>
+                <w:rFonts w:eastAsia="Times New Roman" w:cstheme="minorHAnsi"/>
+                <w:noProof/>
+                <w:lang w:eastAsia="en-IN"/>
+              </w:rPr>
+              <w:t>A</w:t>
+            </w:r>
+          </w:p>
+        </w:tc>
+        <w:tc>
+          <w:tcPr>
+            <w:tcW w:w="0" w:type="auto"/>
+            <w:hideMark/>
+          </w:tcPr>
+          <w:p>
+            <w:pPr>
+              <w:rPr>
+                <w:rFonts w:eastAsia="Times New Roman" w:cstheme="minorHAnsi"/>
+                <w:noProof/>
+                <w:lang w:eastAsia="en-IN"/>
+              </w:rPr>
+            </w:pPr>
+            <w:r>
+              <w:rPr>
+                <w:rFonts w:eastAsia="Times New Roman" w:cstheme="minorHAnsi"/>
+                <w:noProof/>
+                <w:lang w:eastAsia="en-IN"/>
+              </w:rPr>
+              <w:t>IT</w:t>
+            </w:r>
+          </w:p>
+        </w:tc>
+        <w:tc>
+          <w:tcPr>
+            <w:tcW w:w="0" w:type="auto"/>
+            <w:hideMark/>
+          </w:tcPr>
+          <w:p>
+            <w:pPr>
+              <w:rPr>
+                <w:rFonts w:eastAsia="Times New Roman" w:cstheme="minorHAnsi"/>
+                <w:noProof/>
+                <w:lang w:eastAsia="en-IN"/>
+              </w:rPr>
+            </w:pPr>
+            <w:r>
+              <w:rPr>
+                <w:rFonts w:eastAsia="Times New Roman" w:cstheme="minorHAnsi"/>
+                <w:noProof/>
+                <w:lang w:eastAsia="en-IN"/>
+              </w:rPr>
+              <w:t>100</w:t>
+            </w:r>
+          </w:p>
+        </w:tc>
+      </w:tr>
+      <w:tr>
+        <w:trPr>
+          <w:trHeight w:val="461"/>
+        </w:trPr>
+        <w:tc>
+          <w:tcPr>
+            <w:tcW w:w="0" w:type="auto"/>
+            <w:hideMark/>
+          </w:tcPr>
+          <w:p>
+            <w:pPr>
+              <w:rPr>
+                <w:rFonts w:eastAsia="Times New Roman" w:cstheme="minorHAnsi"/>
+                <w:lang w:eastAsia="en-IN"/>
+              </w:rPr>
+            </w:pPr>
+            <w:r>
+              <w:rPr>
+                <w:rFonts w:eastAsia="Times New Roman" w:cstheme="minorHAnsi"/>
+                <w:lang w:eastAsia="en-IN"/>
+              </w:rPr>
+              <w:t>B</w:t>
+            </w:r>
+          </w:p>
+        </w:tc>
+        <w:tc>
+          <w:tcPr>
+            <w:tcW w:w="0" w:type="auto"/>
+            <w:hideMark/>
+          </w:tcPr>
+          <w:p>
+            <w:pPr>
+              <w:rPr>
+                <w:rFonts w:eastAsia="Times New Roman" w:cstheme="minorHAnsi"/>
+                <w:lang w:eastAsia="en-IN"/>
+              </w:rPr>
+            </w:pPr>
+            <w:r>
+              <w:rPr>
+                <w:rFonts w:eastAsia="Times New Roman" w:cstheme="minorHAnsi"/>
+                <w:lang w:eastAsia="en-IN"/>
+              </w:rPr>
+              <w:t>IT</w:t>
+            </w:r>
+          </w:p>
+        </w:tc>
+        <w:tc>
+          <w:tcPr>
+            <w:tcW w:w="0" w:type="auto"/>
+            <w:hideMark/>
+          </w:tcPr>
+          <w:p>
+            <w:pPr>
+              <w:rPr>
+                <w:rFonts w:eastAsia="Times New Roman" w:cstheme="minorHAnsi"/>
+                <w:lang w:eastAsia="en-IN"/>
+              </w:rPr>
+            </w:pPr>
+            <w:r>
+              <w:rPr>
+                <w:rFonts w:eastAsia="Times New Roman" w:cstheme="minorHAnsi"/>
+                <w:lang w:eastAsia="en-IN"/>
+              </w:rPr>
+              <w:t>100</w:t>
+            </w:r>
+          </w:p>
+        </w:tc>
+      </w:tr>
+      <w:tr>
+        <w:trPr>
+          <w:trHeight w:val="435"/>
+        </w:trPr>
+        <w:tc>
+          <w:tcPr>
+            <w:tcW w:w="0" w:type="auto"/>
+            <w:hideMark/>
+          </w:tcPr>
+          <w:p>
+            <w:pPr>
+              <w:rPr>
+                <w:rFonts w:eastAsia="Times New Roman" w:cstheme="minorHAnsi"/>
+                <w:lang w:eastAsia="en-IN"/>
+              </w:rPr>
+            </w:pPr>
+            <w:r>
+              <w:rPr>
+                <w:rFonts w:eastAsia="Times New Roman" w:cstheme="minorHAnsi"/>
+                <w:lang w:eastAsia="en-IN"/>
+              </w:rPr>
+              <w:t>C</w:t>
+            </w:r>
+          </w:p>
+        </w:tc>
+        <w:tc>
+          <w:tcPr>
+            <w:tcW w:w="0" w:type="auto"/>
+            <w:hideMark/>
+          </w:tcPr>
+          <w:p>
+            <w:pPr>
+              <w:rPr>
+                <w:rFonts w:eastAsia="Times New Roman" w:cstheme="minorHAnsi"/>
+                <w:lang w:eastAsia="en-IN"/>
+              </w:rPr>
+            </w:pPr>
+            <w:r>
+              <w:rPr>
+                <w:rFonts w:eastAsia="Times New Roman" w:cstheme="minorHAnsi"/>
+                <w:lang w:eastAsia="en-IN"/>
+              </w:rPr>
+              <w:t>IT</w:t>
+            </w:r>
+          </w:p>
+        </w:tc>
+        <w:tc>
+          <w:tcPr>
+            <w:tcW w:w="0" w:type="auto"/>
+            <w:hideMark/>
+          </w:tcPr>
+          <w:p>
+            <w:pPr>
+              <w:rPr>
+                <w:rFonts w:eastAsia="Times New Roman" w:cstheme="minorHAnsi"/>
+                <w:lang w:eastAsia="en-IN"/>
+              </w:rPr>
+            </w:pPr>
+            <w:r>
+              <w:rPr>
+                <w:rFonts w:eastAsia="Times New Roman" w:cstheme="minorHAnsi"/>
+                <w:lang w:eastAsia="en-IN"/>
+              </w:rPr>
+              <w:t>90</w:t>
+            </w:r>
+          </w:p>
+        </w:tc>
+      </w:tr>
+      <w:tr>
+        <w:trPr>
+          <w:trHeight w:val="461"/>
+        </w:trPr>
+        <w:tc>
+          <w:tcPr>
+            <w:tcW w:w="0" w:type="auto"/>
+            <w:hideMark/>
+          </w:tcPr>
+          <w:p>
+            <w:pPr>
+              <w:rPr>
+                <w:rFonts w:eastAsia="Times New Roman" w:cstheme="minorHAnsi"/>
+                <w:lang w:eastAsia="en-IN"/>
+              </w:rPr>
+            </w:pPr>
+            <w:r>
+              <w:rPr>
+                <w:rFonts w:eastAsia="Times New Roman" w:cstheme="minorHAnsi"/>
+                <w:lang w:eastAsia="en-IN"/>
+              </w:rPr>
+              <w:t>D</w:t>
+            </w:r>
+          </w:p>
+        </w:tc>
+        <w:tc>
+          <w:tcPr>
+            <w:tcW w:w="0" w:type="auto"/>
+            <w:hideMark/>
+          </w:tcPr>
+          <w:p>
+            <w:pPr>
+              <w:rPr>
+                <w:rFonts w:eastAsia="Times New Roman" w:cstheme="minorHAnsi"/>
+                <w:lang w:eastAsia="en-IN"/>
+              </w:rPr>
+            </w:pPr>
+            <w:r>
+              <w:rPr>
+                <w:rFonts w:eastAsia="Times New Roman" w:cstheme="minorHAnsi"/>
+                <w:lang w:eastAsia="en-IN"/>
+              </w:rPr>
+              <w:t>HR</w:t>
+            </w:r>
+          </w:p>
+        </w:tc>
+        <w:tc>
+          <w:tcPr>
+            <w:tcW w:w="0" w:type="auto"/>
+            <w:hideMark/>
+          </w:tcPr>
+          <w:p>
+            <w:pPr>
+              <w:rPr>
+                <w:rFonts w:eastAsia="Times New Roman" w:cstheme="minorHAnsi"/>
+                <w:lang w:eastAsia="en-IN"/>
+              </w:rPr>
+            </w:pPr>
+            <w:r>
+              <w:rPr>
+                <w:rFonts w:eastAsia="Times New Roman" w:cstheme="minorHAnsi"/>
+                <w:lang w:eastAsia="en-IN"/>
+              </w:rPr>
+              <w:t>120</w:t>
+            </w:r>
+          </w:p>
+        </w:tc>
+      </w:tr>
+    </w:tbl>
+    <w:p>
+      <w:pPr>
+        <w:spacing w:after="0" w:line="240" w:lineRule="auto"/>
+        <w:rPr>
+          <w:rFonts w:eastAsia="Times New Roman" w:cstheme="minorHAnsi"/>
+          <w:lang w:eastAsia="en-IN"/>
+        </w:rPr>
+      </w:pPr>
+      <w:r>
+        <w:rPr>
+          <w:rFonts w:eastAsia="Times New Roman" w:cstheme="minorHAnsi"/>
+          <w:lang w:eastAsia="en-IN"/>
+        </w:rPr>
+        <w:pict>
+          <v:rect id="_x0000_i1052" style="width:0;height:1.5pt" o:hralign="center" o:hrstd="t" o:hr="t" fillcolor="#a0a0a0" stroked="f"/>
+        </w:pict>
+      </w:r>
+    </w:p>
+    <w:p>
+      <w:pPr>
+        <w:spacing w:before="100" w:beforeAutospacing="1" w:after="100" w:afterAutospacing="1" w:line="240" w:lineRule="auto"/>
+        <w:outlineLvl w:val="2"/>
+        <w:rPr>
+          <w:rFonts w:eastAsia="Times New Roman" w:cstheme="minorHAnsi"/>
+          <w:b/>
+          <w:bCs/>
+          <w:lang w:eastAsia="en-IN"/>
+        </w:rPr>
+      </w:pPr>
+      <w:r>
+        <w:rPr>
+          <w:rFonts w:eastAsia="Times New Roman" w:cstheme="minorHAnsi"/>
+          <w:b/>
+          <w:bCs/>
+          <w:lang w:eastAsia="en-IN"/>
+        </w:rPr>
+        <w:t>ROW_NUMBER</w:t>
+      </w:r>
+    </w:p>
+    <w:p>
+      <w:pPr>
+        <w:tabs>
+          <w:tab w:val="left" w:pos="916"/>
+          <w:tab w:val="left" w:pos="1832"/>
+          <w:tab w:val="left" w:pos="2748"/>
+          <w:tab w:val="left" w:pos="3664"/>
+          <w:tab w:val="left" w:pos="4580"/>
+          <w:tab w:val="left" w:pos="5496"/>
+          <w:tab w:val="left" w:pos="6412"/>
+          <w:tab w:val="left" w:pos="7328"/>
+          <w:tab w:val="left" w:pos="8244"/>
+          <w:tab w:val="left" w:pos="9160"/>
+          <w:tab w:val="left" w:pos="10076"/>
+          <w:tab w:val="left" w:pos="10992"/>
+          <w:tab w:val="left" w:pos="11908"/>
+          <w:tab w:val="left" w:pos="12824"/>
+          <w:tab w:val="left" w:pos="13740"/>
+          <w:tab w:val="left" w:pos="14656"/>
+        </w:tabs>
+        <w:spacing w:after="0" w:line="240" w:lineRule="auto"/>
+        <w:rPr>
+          <w:rFonts w:eastAsia="Times New Roman" w:cstheme="minorHAnsi"/>
+          <w:noProof/>
+          <w:lang w:eastAsia="en-IN"/>
+        </w:rPr>
+      </w:pPr>
+      <w:r>
+        <w:rPr>
+          <w:rFonts w:eastAsia="Times New Roman" w:cstheme="minorHAnsi"/>
+          <w:noProof/>
+          <w:lang w:eastAsia="en-IN"/>
+        </w:rPr>
+        <w:t>ROW_NUMBER()</w:t>
+      </w:r>
+      <w:r>
+        <w:rPr>
+          <w:rFonts w:eastAsia="Times New Roman" w:cstheme="minorHAnsi"/>
+          <w:lang w:eastAsia="en-IN"/>
+        </w:rPr>
+        <w:t xml:space="preserve"> OVER (</w:t>
+      </w:r>
+      <w:r>
+        <w:rPr>
+          <w:rFonts w:eastAsia="Times New Roman" w:cstheme="minorHAnsi"/>
+          <w:noProof/>
+          <w:lang w:eastAsia="en-IN"/>
+        </w:rPr>
+        <w:t>PARTITION BY dept ORDER BY salary DESC)</w:t>
+      </w:r>
+    </w:p>
+    <w:p>
+      <w:pPr>
+        <w:tabs>
+          <w:tab w:val="left" w:pos="916"/>
+          <w:tab w:val="left" w:pos="1832"/>
+          <w:tab w:val="left" w:pos="2748"/>
+          <w:tab w:val="left" w:pos="3664"/>
+          <w:tab w:val="left" w:pos="4580"/>
+          <w:tab w:val="left" w:pos="5496"/>
+          <w:tab w:val="left" w:pos="6412"/>
+          <w:tab w:val="left" w:pos="7328"/>
+          <w:tab w:val="left" w:pos="8244"/>
+          <w:tab w:val="left" w:pos="9160"/>
+          <w:tab w:val="left" w:pos="10076"/>
+          <w:tab w:val="left" w:pos="10992"/>
+          <w:tab w:val="left" w:pos="11908"/>
+          <w:tab w:val="left" w:pos="12824"/>
+          <w:tab w:val="left" w:pos="13740"/>
+          <w:tab w:val="left" w:pos="14656"/>
+        </w:tabs>
+        <w:spacing w:after="0" w:line="240" w:lineRule="auto"/>
+        <w:rPr>
+          <w:rFonts w:eastAsia="Times New Roman" w:cstheme="minorHAnsi"/>
+          <w:noProof/>
+          <w:lang w:eastAsia="en-IN"/>
+        </w:rPr>
+      </w:pPr>
+      <w:bookmarkStart w:id="0" w:name="_GoBack"/>
+      <w:bookmarkEnd w:id="0"/>
+    </w:p>
+    <w:tbl>
+      <w:tblPr>
+        <w:tblStyle w:val="TableGrid"/>
+        <w:tblW w:w="4389" w:type="dxa"/>
+        <w:tblLook w:val="04A0" w:firstRow="1" w:lastRow="0" w:firstColumn="1" w:lastColumn="0" w:noHBand="0" w:noVBand="1"/>
+      </w:tblPr>
+      <w:tblGrid>
+        <w:gridCol w:w="1633"/>
+        <w:gridCol w:w="1675"/>
+        <w:gridCol w:w="1081"/>
+      </w:tblGrid>
+      <w:tr>
+        <w:trPr>
+          <w:trHeight w:val="461"/>
+        </w:trPr>
+        <w:tc>
+          <w:tcPr>
+            <w:tcW w:w="0" w:type="auto"/>
+            <w:hideMark/>
+          </w:tcPr>
+          <w:p>
+            <w:pPr>
+              <w:jc w:val="center"/>
+              <w:rPr>
+                <w:rFonts w:eastAsia="Times New Roman" w:cstheme="minorHAnsi"/>
+                <w:b/>
+                <w:bCs/>
+                <w:noProof/>
+                <w:lang w:eastAsia="en-IN"/>
+              </w:rPr>
+            </w:pPr>
+            <w:r>
+              <w:rPr>
+                <w:rFonts w:eastAsia="Times New Roman" w:cstheme="minorHAnsi"/>
+                <w:b/>
+                <w:bCs/>
+                <w:noProof/>
+                <w:lang w:eastAsia="en-IN"/>
+              </w:rPr>
+              <w:t>emp</w:t>
+            </w:r>
+          </w:p>
+        </w:tc>
+        <w:tc>
+          <w:tcPr>
+            <w:tcW w:w="0" w:type="auto"/>
+            <w:hideMark/>
+          </w:tcPr>
+          <w:p>
+            <w:pPr>
+              <w:jc w:val="center"/>
+              <w:rPr>
+                <w:rFonts w:eastAsia="Times New Roman" w:cstheme="minorHAnsi"/>
+                <w:b/>
+                <w:bCs/>
+                <w:noProof/>
+                <w:lang w:eastAsia="en-IN"/>
+              </w:rPr>
+            </w:pPr>
+            <w:r>
+              <w:rPr>
+                <w:rFonts w:eastAsia="Times New Roman" w:cstheme="minorHAnsi"/>
+                <w:b/>
+                <w:bCs/>
+                <w:noProof/>
+                <w:lang w:eastAsia="en-IN"/>
+              </w:rPr>
+              <w:t>dept</w:t>
+            </w:r>
+          </w:p>
+        </w:tc>
+        <w:tc>
+          <w:tcPr>
+            <w:tcW w:w="0" w:type="auto"/>
+            <w:hideMark/>
+          </w:tcPr>
+          <w:p>
+            <w:pPr>
+              <w:jc w:val="center"/>
+              <w:rPr>
+                <w:rFonts w:eastAsia="Times New Roman" w:cstheme="minorHAnsi"/>
+                <w:b/>
+                <w:bCs/>
+                <w:noProof/>
+                <w:lang w:eastAsia="en-IN"/>
+              </w:rPr>
+            </w:pPr>
+            <w:r>
+              <w:rPr>
+                <w:rFonts w:eastAsia="Times New Roman" w:cstheme="minorHAnsi"/>
+                <w:b/>
+                <w:bCs/>
+                <w:noProof/>
+                <w:lang w:eastAsia="en-IN"/>
+              </w:rPr>
+              <w:t>rn</w:t>
+            </w:r>
+          </w:p>
+        </w:tc>
+      </w:tr>
+      <w:tr>
+        <w:trPr>
+          <w:trHeight w:val="436"/>
+        </w:trPr>
+        <w:tc>
+          <w:tcPr>
+            <w:tcW w:w="0" w:type="auto"/>
+            <w:hideMark/>
+          </w:tcPr>
+          <w:p>
+            <w:pPr>
+              <w:rPr>
+                <w:rFonts w:eastAsia="Times New Roman" w:cstheme="minorHAnsi"/>
+                <w:lang w:eastAsia="en-IN"/>
+              </w:rPr>
+            </w:pPr>
+            <w:r>
+              <w:rPr>
+                <w:rFonts w:eastAsia="Times New Roman" w:cstheme="minorHAnsi"/>
+                <w:lang w:eastAsia="en-IN"/>
+              </w:rPr>
+              <w:t>A</w:t>
+            </w:r>
+          </w:p>
+        </w:tc>
+        <w:tc>
+          <w:tcPr>
+            <w:tcW w:w="0" w:type="auto"/>
+            <w:hideMark/>
+          </w:tcPr>
+          <w:p>
+            <w:pPr>
+              <w:rPr>
+                <w:rFonts w:eastAsia="Times New Roman" w:cstheme="minorHAnsi"/>
+                <w:lang w:eastAsia="en-IN"/>
+              </w:rPr>
+            </w:pPr>
+            <w:r>
+              <w:rPr>
+                <w:rFonts w:eastAsia="Times New Roman" w:cstheme="minorHAnsi"/>
+                <w:lang w:eastAsia="en-IN"/>
+              </w:rPr>
+              <w:t>IT</w:t>
+            </w:r>
+          </w:p>
+        </w:tc>
+        <w:tc>
+          <w:tcPr>
+            <w:tcW w:w="0" w:type="auto"/>
+            <w:hideMark/>
+          </w:tcPr>
+          <w:p>
+            <w:pPr>
+              <w:rPr>
+                <w:rFonts w:eastAsia="Times New Roman" w:cstheme="minorHAnsi"/>
+                <w:lang w:eastAsia="en-IN"/>
+              </w:rPr>
+            </w:pPr>
+            <w:r>
+              <w:rPr>
+                <w:rFonts w:eastAsia="Times New Roman" w:cstheme="minorHAnsi"/>
+                <w:lang w:eastAsia="en-IN"/>
+              </w:rPr>
+              <w:t>1</w:t>
+            </w:r>
+          </w:p>
+        </w:tc>
+      </w:tr>
+      <w:tr>
+        <w:trPr>
+          <w:trHeight w:val="461"/>
+        </w:trPr>
+        <w:tc>
+          <w:tcPr>
+            <w:tcW w:w="0" w:type="auto"/>
+            <w:hideMark/>
+          </w:tcPr>
+          <w:p>
+            <w:pPr>
+              <w:rPr>
+                <w:rFonts w:eastAsia="Times New Roman" w:cstheme="minorHAnsi"/>
+                <w:lang w:eastAsia="en-IN"/>
+              </w:rPr>
+            </w:pPr>
+            <w:r>
+              <w:rPr>
+                <w:rFonts w:eastAsia="Times New Roman" w:cstheme="minorHAnsi"/>
+                <w:lang w:eastAsia="en-IN"/>
+              </w:rPr>
+              <w:t>B</w:t>
+            </w:r>
+          </w:p>
+        </w:tc>
+        <w:tc>
+          <w:tcPr>
+            <w:tcW w:w="0" w:type="auto"/>
+            <w:hideMark/>
+          </w:tcPr>
+          <w:p>
+            <w:pPr>
+              <w:rPr>
+                <w:rFonts w:eastAsia="Times New Roman" w:cstheme="minorHAnsi"/>
+                <w:lang w:eastAsia="en-IN"/>
+              </w:rPr>
+            </w:pPr>
+            <w:r>
+              <w:rPr>
+                <w:rFonts w:eastAsia="Times New Roman" w:cstheme="minorHAnsi"/>
+                <w:lang w:eastAsia="en-IN"/>
+              </w:rPr>
+              <w:t>IT</w:t>
+            </w:r>
+          </w:p>
+        </w:tc>
+        <w:tc>
+          <w:tcPr>
+            <w:tcW w:w="0" w:type="auto"/>
+            <w:hideMark/>
+          </w:tcPr>
+          <w:p>
+            <w:pPr>
+              <w:rPr>
+                <w:rFonts w:eastAsia="Times New Roman" w:cstheme="minorHAnsi"/>
+                <w:lang w:eastAsia="en-IN"/>
+              </w:rPr>
+            </w:pPr>
+            <w:r>
+              <w:rPr>
+                <w:rFonts w:eastAsia="Times New Roman" w:cstheme="minorHAnsi"/>
+                <w:lang w:eastAsia="en-IN"/>
+              </w:rPr>
+              <w:t>2</w:t>
+            </w:r>
+          </w:p>
+        </w:tc>
+      </w:tr>
+      <w:tr>
+        <w:trPr>
+          <w:trHeight w:val="436"/>
+        </w:trPr>
+        <w:tc>
+          <w:tcPr>
+            <w:tcW w:w="0" w:type="auto"/>
+            <w:hideMark/>
+          </w:tcPr>
+          <w:p>
+            <w:pPr>
+              <w:rPr>
+                <w:rFonts w:eastAsia="Times New Roman" w:cstheme="minorHAnsi"/>
+                <w:lang w:eastAsia="en-IN"/>
+              </w:rPr>
+            </w:pPr>
+            <w:r>
+              <w:rPr>
+                <w:rFonts w:eastAsia="Times New Roman" w:cstheme="minorHAnsi"/>
+                <w:lang w:eastAsia="en-IN"/>
+              </w:rPr>
+              <w:t>C</w:t>
+            </w:r>
+          </w:p>
+        </w:tc>
+        <w:tc>
+          <w:tcPr>
+            <w:tcW w:w="0" w:type="auto"/>
+            <w:hideMark/>
+          </w:tcPr>
+          <w:p>
+            <w:pPr>
+              <w:rPr>
+                <w:rFonts w:eastAsia="Times New Roman" w:cstheme="minorHAnsi"/>
+                <w:lang w:eastAsia="en-IN"/>
+              </w:rPr>
+            </w:pPr>
+            <w:r>
+              <w:rPr>
+                <w:rFonts w:eastAsia="Times New Roman" w:cstheme="minorHAnsi"/>
+                <w:lang w:eastAsia="en-IN"/>
+              </w:rPr>
+              <w:t>IT</w:t>
+            </w:r>
+          </w:p>
+        </w:tc>
+        <w:tc>
+          <w:tcPr>
+            <w:tcW w:w="0" w:type="auto"/>
+            <w:hideMark/>
+          </w:tcPr>
+          <w:p>
+            <w:pPr>
+              <w:rPr>
+                <w:rFonts w:eastAsia="Times New Roman" w:cstheme="minorHAnsi"/>
+                <w:lang w:eastAsia="en-IN"/>
+              </w:rPr>
+            </w:pPr>
+            <w:r>
+              <w:rPr>
+                <w:rFonts w:eastAsia="Times New Roman" w:cstheme="minorHAnsi"/>
+                <w:lang w:eastAsia="en-IN"/>
+              </w:rPr>
+              <w:t>3</w:t>
+            </w:r>
+          </w:p>
+        </w:tc>
+      </w:tr>
+      <w:tr>
+        <w:trPr>
+          <w:trHeight w:val="487"/>
+        </w:trPr>
+        <w:tc>
+          <w:tcPr>
+            <w:tcW w:w="0" w:type="auto"/>
+            <w:hideMark/>
+          </w:tcPr>
+          <w:p>
+            <w:pPr>
+              <w:rPr>
+                <w:rFonts w:eastAsia="Times New Roman" w:cstheme="minorHAnsi"/>
+                <w:lang w:eastAsia="en-IN"/>
+              </w:rPr>
+            </w:pPr>
+            <w:r>
+              <w:rPr>
+                <w:rFonts w:eastAsia="Times New Roman" w:cstheme="minorHAnsi"/>
+                <w:lang w:eastAsia="en-IN"/>
+              </w:rPr>
+              <w:t>D</w:t>
+            </w:r>
+          </w:p>
+        </w:tc>
+        <w:tc>
+          <w:tcPr>
+            <w:tcW w:w="0" w:type="auto"/>
+            <w:hideMark/>
+          </w:tcPr>
+          <w:p>
+            <w:pPr>
+              <w:rPr>
+                <w:rFonts w:eastAsia="Times New Roman" w:cstheme="minorHAnsi"/>
+                <w:lang w:eastAsia="en-IN"/>
+              </w:rPr>
+            </w:pPr>
+            <w:r>
+              <w:rPr>
+                <w:rFonts w:eastAsia="Times New Roman" w:cstheme="minorHAnsi"/>
+                <w:lang w:eastAsia="en-IN"/>
+              </w:rPr>
+              <w:t>HR</w:t>
+            </w:r>
+          </w:p>
+        </w:tc>
+        <w:tc>
+          <w:tcPr>
+            <w:tcW w:w="0" w:type="auto"/>
+            <w:hideMark/>
+          </w:tcPr>
+          <w:p>
+            <w:pPr>
+              <w:rPr>
+                <w:rFonts w:eastAsia="Times New Roman" w:cstheme="minorHAnsi"/>
+                <w:lang w:eastAsia="en-IN"/>
+              </w:rPr>
+            </w:pPr>
+            <w:r>
+              <w:rPr>
+                <w:rFonts w:eastAsia="Times New Roman" w:cstheme="minorHAnsi"/>
+                <w:lang w:eastAsia="en-IN"/>
+              </w:rPr>
+              <w:t>1</w:t>
+            </w:r>
+          </w:p>
+        </w:tc>
+      </w:tr>
+    </w:tbl>
+    <w:p>
+      <w:pPr>
+        <w:spacing w:before="100" w:beforeAutospacing="1" w:after="100" w:afterAutospacing="1" w:line="240" w:lineRule="auto"/>
+        <w:rPr>
+          <w:rFonts w:eastAsia="Times New Roman" w:cstheme="minorHAnsi"/>
+          <w:lang w:eastAsia="en-IN"/>
+        </w:rPr>
+      </w:pPr>
+      <w:r>
+        <w:rPr>
+          <w:rFonts w:ascii="Calibri" w:eastAsia="Times New Roman" w:hAnsi="Calibri" w:cs="Calibri"/>
+          <w:lang w:eastAsia="en-IN"/>
+        </w:rPr>
+        <w:t>👉</w:t>
+      </w:r>
+      <w:r>
+        <w:rPr>
+          <w:rFonts w:eastAsia="Times New Roman" w:cstheme="minorHAnsi"/>
+          <w:lang w:eastAsia="en-IN"/>
+        </w:rPr>
+        <w:t xml:space="preserve"> No ties respected</w:t>
+      </w:r>
+    </w:p>
+    <w:p>
+      <w:pPr>
+        <w:spacing w:after="0" w:line="240" w:lineRule="auto"/>
+        <w:rPr>
+          <w:rFonts w:eastAsia="Times New Roman" w:cstheme="minorHAnsi"/>
+          <w:lang w:eastAsia="en-IN"/>
+        </w:rPr>
+      </w:pPr>
+      <w:r>
+        <w:rPr>
+          <w:rFonts w:eastAsia="Times New Roman" w:cstheme="minorHAnsi"/>
+          <w:lang w:eastAsia="en-IN"/>
+        </w:rPr>
+        <w:pict>
+          <v:rect id="_x0000_i1053" style="width:0;height:1.5pt" o:hralign="center" o:hrstd="t" o:hr="t" fillcolor="#a0a0a0" stroked="f"/>
+        </w:pict>
+      </w:r>
+    </w:p>
+    <w:p>
+      <w:pPr>
+        <w:spacing w:before="100" w:beforeAutospacing="1" w:after="100" w:afterAutospacing="1" w:line="240" w:lineRule="auto"/>
+        <w:outlineLvl w:val="2"/>
+        <w:rPr>
+          <w:rFonts w:eastAsia="Times New Roman" w:cstheme="minorHAnsi"/>
+          <w:b/>
+          <w:bCs/>
+          <w:lang w:eastAsia="en-IN"/>
+        </w:rPr>
+      </w:pPr>
+      <w:r>
+        <w:rPr>
+          <w:rFonts w:eastAsia="Times New Roman" w:cstheme="minorHAnsi"/>
+          <w:b/>
+          <w:bCs/>
+          <w:lang w:eastAsia="en-IN"/>
+        </w:rPr>
+        <w:t>RANK</w:t>
+      </w:r>
+    </w:p>
+    <w:p>
+      <w:pPr>
+        <w:tabs>
+          <w:tab w:val="left" w:pos="916"/>
+          <w:tab w:val="left" w:pos="1832"/>
+          <w:tab w:val="left" w:pos="2748"/>
+          <w:tab w:val="left" w:pos="3664"/>
+          <w:tab w:val="left" w:pos="4580"/>
+          <w:tab w:val="left" w:pos="5496"/>
+          <w:tab w:val="left" w:pos="6412"/>
+          <w:tab w:val="left" w:pos="7328"/>
+          <w:tab w:val="left" w:pos="8244"/>
+          <w:tab w:val="left" w:pos="9160"/>
+          <w:tab w:val="left" w:pos="10076"/>
+          <w:tab w:val="left" w:pos="10992"/>
+          <w:tab w:val="left" w:pos="11908"/>
+          <w:tab w:val="left" w:pos="12824"/>
+          <w:tab w:val="left" w:pos="13740"/>
+          <w:tab w:val="left" w:pos="14656"/>
+        </w:tabs>
+        <w:spacing w:after="0" w:line="240" w:lineRule="auto"/>
+        <w:rPr>
+          <w:rFonts w:eastAsia="Times New Roman" w:cstheme="minorHAnsi"/>
+          <w:lang w:eastAsia="en-IN"/>
+        </w:rPr>
+      </w:pPr>
+      <w:proofErr w:type="gramStart"/>
+      <w:r>
+        <w:rPr>
+          <w:rFonts w:eastAsia="Times New Roman" w:cstheme="minorHAnsi"/>
+          <w:lang w:eastAsia="en-IN"/>
+        </w:rPr>
+        <w:t>RANK(</w:t>
+      </w:r>
+      <w:proofErr w:type="gramEnd"/>
+      <w:r>
+        <w:rPr>
+          <w:rFonts w:eastAsia="Times New Roman" w:cstheme="minorHAnsi"/>
+          <w:lang w:eastAsia="en-IN"/>
+        </w:rPr>
+        <w:t xml:space="preserve">) OVER (PARTITION BY </w:t>
+      </w:r>
+      <w:proofErr w:type="spellStart"/>
+      <w:r>
+        <w:rPr>
+          <w:rFonts w:eastAsia="Times New Roman" w:cstheme="minorHAnsi"/>
+          <w:lang w:eastAsia="en-IN"/>
+        </w:rPr>
+        <w:t>dept</w:t>
+      </w:r>
+      <w:proofErr w:type="spellEnd"/>
+      <w:r>
+        <w:rPr>
+          <w:rFonts w:eastAsia="Times New Roman" w:cstheme="minorHAnsi"/>
+          <w:lang w:eastAsia="en-IN"/>
+        </w:rPr>
+        <w:t xml:space="preserve"> ORDER BY salary DESC)</w:t>
+      </w:r>
+    </w:p>
+    <w:tbl>
+      <w:tblPr>
+        <w:tblW w:w="0" w:type="auto"/>
+        <w:tblCellSpacing w:w="15" w:type="dxa"/>
+        <w:tblCellMar>
+          <w:top w:w="15" w:type="dxa"/>
+          <w:left w:w="15" w:type="dxa"/>
+          <w:bottom w:w="15" w:type="dxa"/>
+          <w:right w:w="15" w:type="dxa"/>
+        </w:tblCellMar>
+        <w:tblLook w:val="04A0" w:firstRow="1" w:lastRow="0" w:firstColumn="1" w:lastColumn="0" w:noHBand="0" w:noVBand="1"/>
+      </w:tblPr>
+      <w:tblGrid>
+        <w:gridCol w:w="483"/>
+        <w:gridCol w:w="484"/>
+        <w:gridCol w:w="486"/>
+      </w:tblGrid>
+      <w:tr>
+        <w:trPr>
+          <w:tblHeader/>
+          <w:tblCellSpacing w:w="15" w:type="dxa"/>
+        </w:trPr>
+        <w:tc>
+          <w:tcPr>
+            <w:tcW w:w="0" w:type="auto"/>
+            <w:vAlign w:val="center"/>
+            <w:hideMark/>
+          </w:tcPr>
+          <w:p>
+            <w:pPr>
+              <w:spacing w:after="0" w:line="240" w:lineRule="auto"/>
+              <w:jc w:val="center"/>
+              <w:rPr>
+                <w:rFonts w:eastAsia="Times New Roman" w:cstheme="minorHAnsi"/>
+                <w:b/>
+                <w:bCs/>
+                <w:lang w:eastAsia="en-IN"/>
+              </w:rPr>
+            </w:pPr>
+            <w:proofErr w:type="spellStart"/>
+            <w:r>
+              <w:rPr>
+                <w:rFonts w:eastAsia="Times New Roman" w:cstheme="minorHAnsi"/>
+                <w:b/>
+                <w:bCs/>
+                <w:lang w:eastAsia="en-IN"/>
+              </w:rPr>
+              <w:lastRenderedPageBreak/>
+              <w:t>emp</w:t>
+            </w:r>
+            <w:proofErr w:type="spellEnd"/>
+          </w:p>
+        </w:tc>
+        <w:tc>
+          <w:tcPr>
+            <w:tcW w:w="0" w:type="auto"/>
+            <w:vAlign w:val="center"/>
+            <w:hideMark/>
+          </w:tcPr>
+          <w:p>
+            <w:pPr>
+              <w:spacing w:after="0" w:line="240" w:lineRule="auto"/>
+              <w:jc w:val="center"/>
+              <w:rPr>
+                <w:rFonts w:eastAsia="Times New Roman" w:cstheme="minorHAnsi"/>
+                <w:b/>
+                <w:bCs/>
+                <w:lang w:eastAsia="en-IN"/>
+              </w:rPr>
+            </w:pPr>
+            <w:proofErr w:type="spellStart"/>
+            <w:r>
+              <w:rPr>
+                <w:rFonts w:eastAsia="Times New Roman" w:cstheme="minorHAnsi"/>
+                <w:b/>
+                <w:bCs/>
+                <w:lang w:eastAsia="en-IN"/>
+              </w:rPr>
+              <w:t>dept</w:t>
+            </w:r>
+            <w:proofErr w:type="spellEnd"/>
+          </w:p>
+        </w:tc>
+        <w:tc>
+          <w:tcPr>
+            <w:tcW w:w="0" w:type="auto"/>
+            <w:vAlign w:val="center"/>
+            <w:hideMark/>
+          </w:tcPr>
+          <w:p>
+            <w:pPr>
+              <w:spacing w:after="0" w:line="240" w:lineRule="auto"/>
+              <w:jc w:val="center"/>
+              <w:rPr>
+                <w:rFonts w:eastAsia="Times New Roman" w:cstheme="minorHAnsi"/>
+                <w:b/>
+                <w:bCs/>
+                <w:lang w:eastAsia="en-IN"/>
+              </w:rPr>
+            </w:pPr>
+            <w:r>
+              <w:rPr>
+                <w:rFonts w:eastAsia="Times New Roman" w:cstheme="minorHAnsi"/>
+                <w:b/>
+                <w:bCs/>
+                <w:lang w:eastAsia="en-IN"/>
+              </w:rPr>
+              <w:t>rank</w:t>
+            </w:r>
+          </w:p>
+        </w:tc>
+      </w:tr>
+      <w:tr>
+        <w:trPr>
+          <w:tblCellSpacing w:w="15" w:type="dxa"/>
+        </w:trPr>
+        <w:tc>
+          <w:tcPr>
+            <w:tcW w:w="0" w:type="auto"/>
+            <w:vAlign w:val="center"/>
+            <w:hideMark/>
+          </w:tcPr>
+          <w:p>
+            <w:pPr>
+              <w:spacing w:after="0" w:line="240" w:lineRule="auto"/>
+              <w:rPr>
+                <w:rFonts w:eastAsia="Times New Roman" w:cstheme="minorHAnsi"/>
+                <w:lang w:eastAsia="en-IN"/>
+              </w:rPr>
+            </w:pPr>
+            <w:r>
+              <w:rPr>
+                <w:rFonts w:eastAsia="Times New Roman" w:cstheme="minorHAnsi"/>
+                <w:lang w:eastAsia="en-IN"/>
+              </w:rPr>
+              <w:t>A</w:t>
+            </w:r>
+          </w:p>
+        </w:tc>
+        <w:tc>
+          <w:tcPr>
+            <w:tcW w:w="0" w:type="auto"/>
+            <w:vAlign w:val="center"/>
+            <w:hideMark/>
+          </w:tcPr>
+          <w:p>
+            <w:pPr>
+              <w:spacing w:after="0" w:line="240" w:lineRule="auto"/>
+              <w:rPr>
+                <w:rFonts w:eastAsia="Times New Roman" w:cstheme="minorHAnsi"/>
+                <w:lang w:eastAsia="en-IN"/>
+              </w:rPr>
+            </w:pPr>
+            <w:r>
+              <w:rPr>
+                <w:rFonts w:eastAsia="Times New Roman" w:cstheme="minorHAnsi"/>
+                <w:lang w:eastAsia="en-IN"/>
+              </w:rPr>
+              <w:t>IT</w:t>
+            </w:r>
+          </w:p>
+        </w:tc>
+        <w:tc>
+          <w:tcPr>
+            <w:tcW w:w="0" w:type="auto"/>
+            <w:vAlign w:val="center"/>
+            <w:hideMark/>
+          </w:tcPr>
+          <w:p>
+            <w:pPr>
+              <w:spacing w:after="0" w:line="240" w:lineRule="auto"/>
+              <w:rPr>
+                <w:rFonts w:eastAsia="Times New Roman" w:cstheme="minorHAnsi"/>
+                <w:lang w:eastAsia="en-IN"/>
+              </w:rPr>
+            </w:pPr>
+            <w:r>
+              <w:rPr>
+                <w:rFonts w:eastAsia="Times New Roman" w:cstheme="minorHAnsi"/>
+                <w:lang w:eastAsia="en-IN"/>
+              </w:rPr>
+              <w:t>1</w:t>
+            </w:r>
+          </w:p>
+        </w:tc>
+      </w:tr>
+      <w:tr>
+        <w:trPr>
+          <w:tblCellSpacing w:w="15" w:type="dxa"/>
+        </w:trPr>
+        <w:tc>
+          <w:tcPr>
+            <w:tcW w:w="0" w:type="auto"/>
+            <w:vAlign w:val="center"/>
+            <w:hideMark/>
+          </w:tcPr>
+          <w:p>
+            <w:pPr>
+              <w:spacing w:after="0" w:line="240" w:lineRule="auto"/>
+              <w:rPr>
+                <w:rFonts w:eastAsia="Times New Roman" w:cstheme="minorHAnsi"/>
+                <w:lang w:eastAsia="en-IN"/>
+              </w:rPr>
+            </w:pPr>
+            <w:r>
+              <w:rPr>
+                <w:rFonts w:eastAsia="Times New Roman" w:cstheme="minorHAnsi"/>
+                <w:lang w:eastAsia="en-IN"/>
+              </w:rPr>
+              <w:t>B</w:t>
+            </w:r>
+          </w:p>
+        </w:tc>
+        <w:tc>
+          <w:tcPr>
+            <w:tcW w:w="0" w:type="auto"/>
+            <w:vAlign w:val="center"/>
+            <w:hideMark/>
+          </w:tcPr>
+          <w:p>
+            <w:pPr>
+              <w:spacing w:after="0" w:line="240" w:lineRule="auto"/>
+              <w:rPr>
+                <w:rFonts w:eastAsia="Times New Roman" w:cstheme="minorHAnsi"/>
+                <w:lang w:eastAsia="en-IN"/>
+              </w:rPr>
+            </w:pPr>
+            <w:r>
+              <w:rPr>
+                <w:rFonts w:eastAsia="Times New Roman" w:cstheme="minorHAnsi"/>
+                <w:lang w:eastAsia="en-IN"/>
+              </w:rPr>
+              <w:t>IT</w:t>
+            </w:r>
+          </w:p>
+        </w:tc>
+        <w:tc>
+          <w:tcPr>
+            <w:tcW w:w="0" w:type="auto"/>
+            <w:vAlign w:val="center"/>
+            <w:hideMark/>
+          </w:tcPr>
+          <w:p>
+            <w:pPr>
+              <w:spacing w:after="0" w:line="240" w:lineRule="auto"/>
+              <w:rPr>
+                <w:rFonts w:eastAsia="Times New Roman" w:cstheme="minorHAnsi"/>
+                <w:lang w:eastAsia="en-IN"/>
+              </w:rPr>
+            </w:pPr>
+            <w:r>
+              <w:rPr>
+                <w:rFonts w:eastAsia="Times New Roman" w:cstheme="minorHAnsi"/>
+                <w:lang w:eastAsia="en-IN"/>
+              </w:rPr>
+              <w:t>1</w:t>
+            </w:r>
+          </w:p>
+        </w:tc>
+      </w:tr>
+      <w:tr>
+        <w:trPr>
+          <w:tblCellSpacing w:w="15" w:type="dxa"/>
+        </w:trPr>
+        <w:tc>
+          <w:tcPr>
+            <w:tcW w:w="0" w:type="auto"/>
+            <w:vAlign w:val="center"/>
+            <w:hideMark/>
+          </w:tcPr>
+          <w:p>
+            <w:pPr>
+              <w:spacing w:after="0" w:line="240" w:lineRule="auto"/>
+              <w:rPr>
+                <w:rFonts w:eastAsia="Times New Roman" w:cstheme="minorHAnsi"/>
+                <w:lang w:eastAsia="en-IN"/>
+              </w:rPr>
+            </w:pPr>
+            <w:r>
+              <w:rPr>
+                <w:rFonts w:eastAsia="Times New Roman" w:cstheme="minorHAnsi"/>
+                <w:lang w:eastAsia="en-IN"/>
+              </w:rPr>
+              <w:t>C</w:t>
+            </w:r>
+          </w:p>
+        </w:tc>
+        <w:tc>
+          <w:tcPr>
+            <w:tcW w:w="0" w:type="auto"/>
+            <w:vAlign w:val="center"/>
+            <w:hideMark/>
+          </w:tcPr>
+          <w:p>
+            <w:pPr>
+              <w:spacing w:after="0" w:line="240" w:lineRule="auto"/>
+              <w:rPr>
+                <w:rFonts w:eastAsia="Times New Roman" w:cstheme="minorHAnsi"/>
+                <w:lang w:eastAsia="en-IN"/>
+              </w:rPr>
+            </w:pPr>
+            <w:r>
+              <w:rPr>
+                <w:rFonts w:eastAsia="Times New Roman" w:cstheme="minorHAnsi"/>
+                <w:lang w:eastAsia="en-IN"/>
+              </w:rPr>
+              <w:t>IT</w:t>
+            </w:r>
+          </w:p>
+        </w:tc>
+        <w:tc>
+          <w:tcPr>
+            <w:tcW w:w="0" w:type="auto"/>
+            <w:vAlign w:val="center"/>
+            <w:hideMark/>
+          </w:tcPr>
+          <w:p>
+            <w:pPr>
+              <w:spacing w:after="0" w:line="240" w:lineRule="auto"/>
+              <w:rPr>
+                <w:rFonts w:eastAsia="Times New Roman" w:cstheme="minorHAnsi"/>
+                <w:lang w:eastAsia="en-IN"/>
+              </w:rPr>
+            </w:pPr>
+            <w:r>
+              <w:rPr>
+                <w:rFonts w:eastAsia="Times New Roman" w:cstheme="minorHAnsi"/>
+                <w:lang w:eastAsia="en-IN"/>
+              </w:rPr>
+              <w:t>3</w:t>
+            </w:r>
+          </w:p>
+        </w:tc>
+      </w:tr>
+    </w:tbl>
+    <w:p>
+      <w:pPr>
+        <w:spacing w:before="100" w:beforeAutospacing="1" w:after="100" w:afterAutospacing="1" w:line="240" w:lineRule="auto"/>
+        <w:rPr>
+          <w:rFonts w:eastAsia="Times New Roman" w:cstheme="minorHAnsi"/>
+          <w:lang w:eastAsia="en-IN"/>
+        </w:rPr>
+      </w:pPr>
+      <w:r>
+        <w:rPr>
+          <w:rFonts w:ascii="Calibri" w:eastAsia="Times New Roman" w:hAnsi="Calibri" w:cs="Calibri"/>
+          <w:lang w:eastAsia="en-IN"/>
+        </w:rPr>
+        <w:t>👉</w:t>
+      </w:r>
+      <w:r>
+        <w:rPr>
+          <w:rFonts w:eastAsia="Times New Roman" w:cstheme="minorHAnsi"/>
+          <w:lang w:eastAsia="en-IN"/>
+        </w:rPr>
+        <w:t xml:space="preserve"> Gaps exist</w:t>
+      </w:r>
+    </w:p>
+    <w:p>
+      <w:pPr>
+        <w:spacing w:after="0" w:line="240" w:lineRule="auto"/>
+        <w:rPr>
+          <w:rFonts w:eastAsia="Times New Roman" w:cstheme="minorHAnsi"/>
+          <w:lang w:eastAsia="en-IN"/>
+        </w:rPr>
+      </w:pPr>
+      <w:r>
+        <w:rPr>
+          <w:rFonts w:eastAsia="Times New Roman" w:cstheme="minorHAnsi"/>
+          <w:lang w:eastAsia="en-IN"/>
+        </w:rPr>
+        <w:pict>
+          <v:rect id="_x0000_i1054" style="width:0;height:1.5pt" o:hralign="center" o:hrstd="t" o:hr="t" fillcolor="#a0a0a0" stroked="f"/>
+        </w:pict>
+      </w:r>
+    </w:p>
+    <w:p>
+      <w:pPr>
+        <w:spacing w:before="100" w:beforeAutospacing="1" w:after="100" w:afterAutospacing="1" w:line="240" w:lineRule="auto"/>
+        <w:outlineLvl w:val="2"/>
+        <w:rPr>
+          <w:rFonts w:eastAsia="Times New Roman" w:cstheme="minorHAnsi"/>
+          <w:b/>
+          <w:bCs/>
+          <w:lang w:eastAsia="en-IN"/>
+        </w:rPr>
+      </w:pPr>
+      <w:r>
+        <w:rPr>
+          <w:rFonts w:eastAsia="Times New Roman" w:cstheme="minorHAnsi"/>
+          <w:b/>
+          <w:bCs/>
+          <w:lang w:eastAsia="en-IN"/>
+        </w:rPr>
+        <w:t>DENSE_RANK</w:t>
+      </w:r>
+    </w:p>
+    <w:p>
+      <w:pPr>
+        <w:tabs>
+          <w:tab w:val="left" w:pos="916"/>
+          <w:tab w:val="left" w:pos="1832"/>
+          <w:tab w:val="left" w:pos="2748"/>
+          <w:tab w:val="left" w:pos="3664"/>
+          <w:tab w:val="left" w:pos="4580"/>
+          <w:tab w:val="left" w:pos="5496"/>
+          <w:tab w:val="left" w:pos="6412"/>
+          <w:tab w:val="left" w:pos="7328"/>
+          <w:tab w:val="left" w:pos="8244"/>
+          <w:tab w:val="left" w:pos="9160"/>
+          <w:tab w:val="left" w:pos="10076"/>
+          <w:tab w:val="left" w:pos="10992"/>
+          <w:tab w:val="left" w:pos="11908"/>
+          <w:tab w:val="left" w:pos="12824"/>
+          <w:tab w:val="left" w:pos="13740"/>
+          <w:tab w:val="left" w:pos="14656"/>
+        </w:tabs>
+        <w:spacing w:after="0" w:line="240" w:lineRule="auto"/>
+        <w:rPr>
+          <w:rFonts w:eastAsia="Times New Roman" w:cstheme="minorHAnsi"/>
+          <w:lang w:eastAsia="en-IN"/>
+        </w:rPr>
+      </w:pPr>
+      <w:r>
+        <w:rPr>
+          <w:rFonts w:eastAsia="Times New Roman" w:cstheme="minorHAnsi"/>
+          <w:lang w:eastAsia="en-IN"/>
+        </w:rPr>
+        <w:t>DENSE_</w:t>
+      </w:r>
+      <w:proofErr w:type="gramStart"/>
+      <w:r>
+        <w:rPr>
+          <w:rFonts w:eastAsia="Times New Roman" w:cstheme="minorHAnsi"/>
+          <w:lang w:eastAsia="en-IN"/>
+        </w:rPr>
+        <w:t>RANK(</w:t>
+      </w:r>
+      <w:proofErr w:type="gramEnd"/>
+      <w:r>
+        <w:rPr>
+          <w:rFonts w:eastAsia="Times New Roman" w:cstheme="minorHAnsi"/>
+          <w:lang w:eastAsia="en-IN"/>
+        </w:rPr>
+        <w:t xml:space="preserve">) OVER (PARTITION BY </w:t>
+      </w:r>
+      <w:proofErr w:type="spellStart"/>
+      <w:r>
+        <w:rPr>
+          <w:rFonts w:eastAsia="Times New Roman" w:cstheme="minorHAnsi"/>
+          <w:lang w:eastAsia="en-IN"/>
+        </w:rPr>
+        <w:t>dept</w:t>
+      </w:r>
+      <w:proofErr w:type="spellEnd"/>
+      <w:r>
+        <w:rPr>
+          <w:rFonts w:eastAsia="Times New Roman" w:cstheme="minorHAnsi"/>
+          <w:lang w:eastAsia="en-IN"/>
+        </w:rPr>
+        <w:t xml:space="preserve"> ORDER BY salary DESC)</w:t>
+      </w:r>
+    </w:p>
+    <w:tbl>
+      <w:tblPr>
+        <w:tblW w:w="0" w:type="auto"/>
+        <w:tblCellSpacing w:w="15" w:type="dxa"/>
+        <w:tblCellMar>
+          <w:top w:w="15" w:type="dxa"/>
+          <w:left w:w="15" w:type="dxa"/>
+          <w:bottom w:w="15" w:type="dxa"/>
+          <w:right w:w="15" w:type="dxa"/>
+        </w:tblCellMar>
+        <w:tblLook w:val="04A0" w:firstRow="1" w:lastRow="0" w:firstColumn="1" w:lastColumn="0" w:noHBand="0" w:noVBand="1"/>
+      </w:tblPr>
+      <w:tblGrid>
+        <w:gridCol w:w="483"/>
+        <w:gridCol w:w="484"/>
+        <w:gridCol w:w="272"/>
+      </w:tblGrid>
+      <w:tr>
+        <w:trPr>
+          <w:tblHeader/>
+          <w:tblCellSpacing w:w="15" w:type="dxa"/>
+        </w:trPr>
+        <w:tc>
+          <w:tcPr>
+            <w:tcW w:w="0" w:type="auto"/>
+            <w:vAlign w:val="center"/>
+            <w:hideMark/>
+          </w:tcPr>
+          <w:p>
+            <w:pPr>
+              <w:spacing w:after="0" w:line="240" w:lineRule="auto"/>
+              <w:jc w:val="center"/>
+              <w:rPr>
+                <w:rFonts w:eastAsia="Times New Roman" w:cstheme="minorHAnsi"/>
+                <w:b/>
+                <w:bCs/>
+                <w:lang w:eastAsia="en-IN"/>
+              </w:rPr>
+            </w:pPr>
+            <w:proofErr w:type="spellStart"/>
+            <w:r>
+              <w:rPr>
+                <w:rFonts w:eastAsia="Times New Roman" w:cstheme="minorHAnsi"/>
+                <w:b/>
+                <w:bCs/>
+                <w:lang w:eastAsia="en-IN"/>
+              </w:rPr>
+              <w:t>emp</w:t>
+            </w:r>
+            <w:proofErr w:type="spellEnd"/>
+          </w:p>
+        </w:tc>
+        <w:tc>
+          <w:tcPr>
+            <w:tcW w:w="0" w:type="auto"/>
+            <w:vAlign w:val="center"/>
+            <w:hideMark/>
+          </w:tcPr>
+          <w:p>
+            <w:pPr>
+              <w:spacing w:after="0" w:line="240" w:lineRule="auto"/>
+              <w:jc w:val="center"/>
+              <w:rPr>
+                <w:rFonts w:eastAsia="Times New Roman" w:cstheme="minorHAnsi"/>
+                <w:b/>
+                <w:bCs/>
+                <w:lang w:eastAsia="en-IN"/>
+              </w:rPr>
+            </w:pPr>
+            <w:proofErr w:type="spellStart"/>
+            <w:r>
+              <w:rPr>
+                <w:rFonts w:eastAsia="Times New Roman" w:cstheme="minorHAnsi"/>
+                <w:b/>
+                <w:bCs/>
+                <w:lang w:eastAsia="en-IN"/>
+              </w:rPr>
+              <w:t>dept</w:t>
+            </w:r>
+            <w:proofErr w:type="spellEnd"/>
+          </w:p>
+        </w:tc>
+        <w:tc>
+          <w:tcPr>
+            <w:tcW w:w="0" w:type="auto"/>
+            <w:vAlign w:val="center"/>
+            <w:hideMark/>
+          </w:tcPr>
+          <w:p>
+            <w:pPr>
+              <w:spacing w:after="0" w:line="240" w:lineRule="auto"/>
+              <w:jc w:val="center"/>
+              <w:rPr>
+                <w:rFonts w:eastAsia="Times New Roman" w:cstheme="minorHAnsi"/>
+                <w:b/>
+                <w:bCs/>
+                <w:lang w:eastAsia="en-IN"/>
+              </w:rPr>
+            </w:pPr>
+            <w:proofErr w:type="spellStart"/>
+            <w:r>
+              <w:rPr>
+                <w:rFonts w:eastAsia="Times New Roman" w:cstheme="minorHAnsi"/>
+                <w:b/>
+                <w:bCs/>
+                <w:lang w:eastAsia="en-IN"/>
+              </w:rPr>
+              <w:t>dr</w:t>
+            </w:r>
+            <w:proofErr w:type="spellEnd"/>
+          </w:p>
+        </w:tc>
+      </w:tr>
+      <w:tr>
+        <w:trPr>
+          <w:tblCellSpacing w:w="15" w:type="dxa"/>
+        </w:trPr>
+        <w:tc>
+          <w:tcPr>
+            <w:tcW w:w="0" w:type="auto"/>
+            <w:vAlign w:val="center"/>
+            <w:hideMark/>
+          </w:tcPr>
+          <w:p>
+            <w:pPr>
+              <w:spacing w:after="0" w:line="240" w:lineRule="auto"/>
+              <w:rPr>
+                <w:rFonts w:eastAsia="Times New Roman" w:cstheme="minorHAnsi"/>
+                <w:lang w:eastAsia="en-IN"/>
+              </w:rPr>
+            </w:pPr>
+            <w:r>
+              <w:rPr>
+                <w:rFonts w:eastAsia="Times New Roman" w:cstheme="minorHAnsi"/>
+                <w:lang w:eastAsia="en-IN"/>
+              </w:rPr>
+              <w:t>A</w:t>
+            </w:r>
+          </w:p>
+        </w:tc>
+        <w:tc>
+          <w:tcPr>
+            <w:tcW w:w="0" w:type="auto"/>
+            <w:vAlign w:val="center"/>
+            <w:hideMark/>
+          </w:tcPr>
+          <w:p>
+            <w:pPr>
+              <w:spacing w:after="0" w:line="240" w:lineRule="auto"/>
+              <w:rPr>
+                <w:rFonts w:eastAsia="Times New Roman" w:cstheme="minorHAnsi"/>
+                <w:lang w:eastAsia="en-IN"/>
+              </w:rPr>
+            </w:pPr>
+            <w:r>
+              <w:rPr>
+                <w:rFonts w:eastAsia="Times New Roman" w:cstheme="minorHAnsi"/>
+                <w:lang w:eastAsia="en-IN"/>
+              </w:rPr>
+              <w:t>IT</w:t>
+            </w:r>
+          </w:p>
+        </w:tc>
+        <w:tc>
+          <w:tcPr>
+            <w:tcW w:w="0" w:type="auto"/>
+            <w:vAlign w:val="center"/>
+            <w:hideMark/>
+          </w:tcPr>
+          <w:p>
+            <w:pPr>
+              <w:spacing w:after="0" w:line="240" w:lineRule="auto"/>
+              <w:rPr>
+                <w:rFonts w:eastAsia="Times New Roman" w:cstheme="minorHAnsi"/>
+                <w:lang w:eastAsia="en-IN"/>
+              </w:rPr>
+            </w:pPr>
+            <w:r>
+              <w:rPr>
+                <w:rFonts w:eastAsia="Times New Roman" w:cstheme="minorHAnsi"/>
+                <w:lang w:eastAsia="en-IN"/>
+              </w:rPr>
+              <w:t>1</w:t>
+            </w:r>
+          </w:p>
+        </w:tc>
+      </w:tr>
+      <w:tr>
+        <w:trPr>
+          <w:tblCellSpacing w:w="15" w:type="dxa"/>
+        </w:trPr>
+        <w:tc>
+          <w:tcPr>
+            <w:tcW w:w="0" w:type="auto"/>
+            <w:vAlign w:val="center"/>
+            <w:hideMark/>
+          </w:tcPr>
+          <w:p>
+            <w:pPr>
+              <w:spacing w:after="0" w:line="240" w:lineRule="auto"/>
+              <w:rPr>
+                <w:rFonts w:eastAsia="Times New Roman" w:cstheme="minorHAnsi"/>
+                <w:lang w:eastAsia="en-IN"/>
+              </w:rPr>
+            </w:pPr>
+            <w:r>
+              <w:rPr>
+                <w:rFonts w:eastAsia="Times New Roman" w:cstheme="minorHAnsi"/>
+                <w:lang w:eastAsia="en-IN"/>
+              </w:rPr>
+              <w:t>B</w:t>
+            </w:r>
+          </w:p>
+        </w:tc>
+        <w:tc>
+          <w:tcPr>
+            <w:tcW w:w="0" w:type="auto"/>
+            <w:vAlign w:val="center"/>
+            <w:hideMark/>
+          </w:tcPr>
+          <w:p>
+            <w:pPr>
+              <w:spacing w:after="0" w:line="240" w:lineRule="auto"/>
+              <w:rPr>
+                <w:rFonts w:eastAsia="Times New Roman" w:cstheme="minorHAnsi"/>
+                <w:lang w:eastAsia="en-IN"/>
+              </w:rPr>
+            </w:pPr>
+            <w:r>
+              <w:rPr>
+                <w:rFonts w:eastAsia="Times New Roman" w:cstheme="minorHAnsi"/>
+                <w:lang w:eastAsia="en-IN"/>
+              </w:rPr>
+              <w:t>IT</w:t>
+            </w:r>
+          </w:p>
+        </w:tc>
+        <w:tc>
+          <w:tcPr>
+            <w:tcW w:w="0" w:type="auto"/>
+            <w:vAlign w:val="center"/>
+            <w:hideMark/>
+          </w:tcPr>
+          <w:p>
+            <w:pPr>
+              <w:spacing w:after="0" w:line="240" w:lineRule="auto"/>
+              <w:rPr>
+                <w:rFonts w:eastAsia="Times New Roman" w:cstheme="minorHAnsi"/>
+                <w:lang w:eastAsia="en-IN"/>
+              </w:rPr>
+            </w:pPr>
+            <w:r>
+              <w:rPr>
+                <w:rFonts w:eastAsia="Times New Roman" w:cstheme="minorHAnsi"/>
+                <w:lang w:eastAsia="en-IN"/>
+              </w:rPr>
+              <w:t>1</w:t>
+            </w:r>
+          </w:p>
+        </w:tc>
+      </w:tr>
+      <w:tr>
+        <w:trPr>
+          <w:tblCellSpacing w:w="15" w:type="dxa"/>
+        </w:trPr>
+        <w:tc>
+          <w:tcPr>
+            <w:tcW w:w="0" w:type="auto"/>
+            <w:vAlign w:val="center"/>
+            <w:hideMark/>
+          </w:tcPr>
+          <w:p>
+            <w:pPr>
+              <w:spacing w:after="0" w:line="240" w:lineRule="auto"/>
+              <w:rPr>
+                <w:rFonts w:eastAsia="Times New Roman" w:cstheme="minorHAnsi"/>
+                <w:lang w:eastAsia="en-IN"/>
+              </w:rPr>
+            </w:pPr>
+            <w:r>
+              <w:rPr>
+                <w:rFonts w:eastAsia="Times New Roman" w:cstheme="minorHAnsi"/>
+                <w:lang w:eastAsia="en-IN"/>
+              </w:rPr>
+              <w:t>C</w:t>
+            </w:r>
+          </w:p>
+        </w:tc>
+        <w:tc>
+          <w:tcPr>
+            <w:tcW w:w="0" w:type="auto"/>
+            <w:vAlign w:val="center"/>
+            <w:hideMark/>
+          </w:tcPr>
+          <w:p>
+            <w:pPr>
+              <w:spacing w:after="0" w:line="240" w:lineRule="auto"/>
+              <w:rPr>
+                <w:rFonts w:eastAsia="Times New Roman" w:cstheme="minorHAnsi"/>
+                <w:lang w:eastAsia="en-IN"/>
+              </w:rPr>
+            </w:pPr>
+            <w:r>
+              <w:rPr>
+                <w:rFonts w:eastAsia="Times New Roman" w:cstheme="minorHAnsi"/>
+                <w:lang w:eastAsia="en-IN"/>
+              </w:rPr>
+              <w:t>IT</w:t>
+            </w:r>
+          </w:p>
+        </w:tc>
+        <w:tc>
+          <w:tcPr>
+            <w:tcW w:w="0" w:type="auto"/>
+            <w:vAlign w:val="center"/>
+            <w:hideMark/>
+          </w:tcPr>
+          <w:p>
+            <w:pPr>
+              <w:spacing w:after="0" w:line="240" w:lineRule="auto"/>
+              <w:rPr>
+                <w:rFonts w:eastAsia="Times New Roman" w:cstheme="minorHAnsi"/>
+                <w:lang w:eastAsia="en-IN"/>
+              </w:rPr>
+            </w:pPr>
+            <w:r>
+              <w:rPr>
+                <w:rFonts w:eastAsia="Times New Roman" w:cstheme="minorHAnsi"/>
+                <w:lang w:eastAsia="en-IN"/>
+              </w:rPr>
+              <w:t>2</w:t>
+            </w:r>
+          </w:p>
+        </w:tc>
+      </w:tr>
+    </w:tbl>
+    <w:p>
+      <w:pPr>
+        <w:spacing w:before="100" w:beforeAutospacing="1" w:after="100" w:afterAutospacing="1" w:line="240" w:lineRule="auto"/>
+        <w:rPr>
+          <w:rFonts w:eastAsia="Times New Roman" w:cstheme="minorHAnsi"/>
+          <w:lang w:eastAsia="en-IN"/>
+        </w:rPr>
+      </w:pPr>
+      <w:r>
+        <w:rPr>
+          <w:rFonts w:ascii="Calibri" w:eastAsia="Times New Roman" w:hAnsi="Calibri" w:cs="Calibri"/>
+          <w:lang w:eastAsia="en-IN"/>
+        </w:rPr>
+        <w:t>👉</w:t>
+      </w:r>
+      <w:r>
+        <w:rPr>
+          <w:rFonts w:eastAsia="Times New Roman" w:cstheme="minorHAnsi"/>
+          <w:lang w:eastAsia="en-IN"/>
+        </w:rPr>
+        <w:t xml:space="preserve"> No gaps</w:t>
+      </w:r>
+    </w:p>
+    <w:p>
+      <w:pPr>
+        <w:spacing w:before="100" w:beforeAutospacing="1" w:after="100" w:afterAutospacing="1" w:line="240" w:lineRule="auto"/>
+        <w:rPr>
+          <w:rFonts w:eastAsia="Times New Roman" w:cstheme="minorHAnsi"/>
+          <w:lang w:eastAsia="en-IN"/>
+        </w:rPr>
+      </w:pPr>
+      <w:r>
+        <w:rPr>
+          <w:rFonts w:ascii="Calibri" w:eastAsia="Times New Roman" w:hAnsi="Calibri" w:cs="Calibri"/>
+          <w:lang w:eastAsia="en-IN"/>
+        </w:rPr>
+        <w:t>🎯</w:t>
+      </w:r>
+      <w:r>
+        <w:rPr>
+          <w:rFonts w:eastAsia="Times New Roman" w:cstheme="minorHAnsi"/>
+          <w:lang w:eastAsia="en-IN"/>
+        </w:rPr>
+        <w:t xml:space="preserve"> </w:t>
+      </w:r>
+      <w:r>
+        <w:rPr>
+          <w:rFonts w:eastAsia="Times New Roman" w:cstheme="minorHAnsi"/>
+          <w:b/>
+          <w:bCs/>
+          <w:lang w:eastAsia="en-IN"/>
+        </w:rPr>
+        <w:t>Interview tip</w:t>
+      </w:r>
+    </w:p>
+    <w:p>
+      <w:pPr>
+        <w:numPr>
+          <w:ilvl w:val="0"/>
+          <w:numId w:val="16"/>
+        </w:numPr>
+        <w:spacing w:before="100" w:beforeAutospacing="1" w:after="100" w:afterAutospacing="1" w:line="240" w:lineRule="auto"/>
+        <w:rPr>
+          <w:rFonts w:eastAsia="Times New Roman" w:cstheme="minorHAnsi"/>
+          <w:lang w:eastAsia="en-IN"/>
+        </w:rPr>
+      </w:pPr>
+      <w:r>
+        <w:rPr>
+          <w:rFonts w:eastAsia="Times New Roman" w:cstheme="minorHAnsi"/>
+          <w:i/>
+          <w:iCs/>
+          <w:lang w:eastAsia="en-IN"/>
+        </w:rPr>
+        <w:t>Top N rows</w:t>
+      </w:r>
+      <w:r>
+        <w:rPr>
+          <w:rFonts w:eastAsia="Times New Roman" w:cstheme="minorHAnsi"/>
+          <w:lang w:eastAsia="en-IN"/>
+        </w:rPr>
+        <w:t xml:space="preserve"> → ROW_NUMBER</w:t>
+      </w:r>
+    </w:p>
+    <w:p>
+      <w:pPr>
+        <w:numPr>
+          <w:ilvl w:val="0"/>
+          <w:numId w:val="16"/>
+        </w:numPr>
+        <w:spacing w:before="100" w:beforeAutospacing="1" w:after="100" w:afterAutospacing="1" w:line="240" w:lineRule="auto"/>
+        <w:rPr>
+          <w:rFonts w:eastAsia="Times New Roman" w:cstheme="minorHAnsi"/>
+          <w:lang w:eastAsia="en-IN"/>
+        </w:rPr>
+      </w:pPr>
+      <w:r>
+        <w:rPr>
+          <w:rFonts w:eastAsia="Times New Roman" w:cstheme="minorHAnsi"/>
+          <w:i/>
+          <w:iCs/>
+          <w:lang w:eastAsia="en-IN"/>
+        </w:rPr>
+        <w:t>Nth highest</w:t>
+      </w:r>
+      <w:r>
+        <w:rPr>
+          <w:rFonts w:eastAsia="Times New Roman" w:cstheme="minorHAnsi"/>
+          <w:lang w:eastAsia="en-IN"/>
+        </w:rPr>
+        <w:t xml:space="preserve"> → DENSE_RANK</w:t>
+      </w:r>
+    </w:p>
+    <w:p>
+      <w:pPr>
+        <w:spacing w:after="0" w:line="240" w:lineRule="auto"/>
+        <w:rPr>
+          <w:rFonts w:eastAsia="Times New Roman" w:cstheme="minorHAnsi"/>
+          <w:lang w:eastAsia="en-IN"/>
+        </w:rPr>
+      </w:pPr>
+      <w:r>
+        <w:rPr>
+          <w:rFonts w:eastAsia="Times New Roman" w:cstheme="minorHAnsi"/>
+          <w:lang w:eastAsia="en-IN"/>
+        </w:rPr>
+        <w:pict>
+          <v:rect id="_x0000_i1055" style="width:0;height:1.5pt" o:hralign="center" o:hrstd="t" o:hr="t" fillcolor="#a0a0a0" stroked="f"/>
+        </w:pict>
+      </w:r>
+    </w:p>
+    <w:p>
+      <w:pPr>
+        <w:spacing w:before="100" w:beforeAutospacing="1" w:after="100" w:afterAutospacing="1" w:line="240" w:lineRule="auto"/>
+        <w:outlineLvl w:val="0"/>
+        <w:rPr>
+          <w:rFonts w:eastAsia="Times New Roman" w:cstheme="minorHAnsi"/>
+          <w:b/>
+          <w:bCs/>
+          <w:kern w:val="36"/>
+          <w:lang w:eastAsia="en-IN"/>
+        </w:rPr>
+      </w:pPr>
+      <w:r>
+        <w:rPr>
+          <w:rFonts w:eastAsia="Times New Roman" w:cstheme="minorHAnsi"/>
+          <w:b/>
+          <w:bCs/>
+          <w:kern w:val="36"/>
+          <w:lang w:eastAsia="en-IN"/>
+        </w:rPr>
+        <w:t>LEVEL 2 — TOP N PER GROUP (MOST ASKED)</w:t>
+      </w:r>
+    </w:p>
+    <w:p>
+      <w:pPr>
+        <w:spacing w:before="100" w:beforeAutospacing="1" w:after="100" w:afterAutospacing="1" w:line="240" w:lineRule="auto"/>
+        <w:outlineLvl w:val="2"/>
+        <w:rPr>
+          <w:rFonts w:eastAsia="Times New Roman" w:cstheme="minorHAnsi"/>
+          <w:b/>
+          <w:bCs/>
+          <w:lang w:eastAsia="en-IN"/>
+        </w:rPr>
+      </w:pPr>
+      <w:r>
+        <w:rPr>
+          <w:rFonts w:eastAsia="Times New Roman" w:cstheme="minorHAnsi"/>
+          <w:b/>
+          <w:bCs/>
+          <w:lang w:eastAsia="en-IN"/>
+        </w:rPr>
+        <w:t>Question</w:t>
+      </w:r>
+    </w:p>
+    <w:p>
+      <w:pPr>
+        <w:spacing w:before="100" w:beforeAutospacing="1" w:after="100" w:afterAutospacing="1" w:line="240" w:lineRule="auto"/>
+        <w:rPr>
+          <w:rFonts w:eastAsia="Times New Roman" w:cstheme="minorHAnsi"/>
+          <w:lang w:eastAsia="en-IN"/>
+        </w:rPr>
+      </w:pPr>
+      <w:r>
+        <w:rPr>
+          <w:rFonts w:eastAsia="Times New Roman" w:cstheme="minorHAnsi"/>
+          <w:lang w:eastAsia="en-IN"/>
+        </w:rPr>
+        <w:t>Top 2 salaries per department</w:t>
+      </w:r>
+    </w:p>
+    <w:p>
+      <w:pPr>
+        <w:spacing w:before="100" w:beforeAutospacing="1" w:after="100" w:afterAutospacing="1" w:line="240" w:lineRule="auto"/>
+        <w:outlineLvl w:val="2"/>
+        <w:rPr>
+          <w:rFonts w:eastAsia="Times New Roman" w:cstheme="minorHAnsi"/>
+          <w:b/>
+          <w:bCs/>
+          <w:lang w:eastAsia="en-IN"/>
+        </w:rPr>
+      </w:pPr>
+      <w:r>
+        <w:rPr>
+          <w:rFonts w:eastAsia="Times New Roman" w:cstheme="minorHAnsi"/>
+          <w:b/>
+          <w:bCs/>
+          <w:lang w:eastAsia="en-IN"/>
+        </w:rPr>
+        <w:t>Correct</w:t>
+      </w:r>
+    </w:p>
+    <w:p>
+      <w:pPr>
+        <w:tabs>
+          <w:tab w:val="left" w:pos="916"/>
+          <w:tab w:val="left" w:pos="1832"/>
+          <w:tab w:val="left" w:pos="2748"/>
+          <w:tab w:val="left" w:pos="3664"/>
+          <w:tab w:val="left" w:pos="4580"/>
+          <w:tab w:val="left" w:pos="5496"/>
+          <w:tab w:val="left" w:pos="6412"/>
+          <w:tab w:val="left" w:pos="7328"/>
+          <w:tab w:val="left" w:pos="8244"/>
+          <w:tab w:val="left" w:pos="9160"/>
+          <w:tab w:val="left" w:pos="10076"/>
+          <w:tab w:val="left" w:pos="10992"/>
+          <w:tab w:val="left" w:pos="11908"/>
+          <w:tab w:val="left" w:pos="12824"/>
+          <w:tab w:val="left" w:pos="13740"/>
+          <w:tab w:val="left" w:pos="14656"/>
+        </w:tabs>
+        <w:spacing w:after="0" w:line="240" w:lineRule="auto"/>
+        <w:rPr>
+          <w:rFonts w:eastAsia="Times New Roman" w:cstheme="minorHAnsi"/>
+          <w:lang w:eastAsia="en-IN"/>
+        </w:rPr>
+      </w:pPr>
+      <w:r>
+        <w:rPr>
+          <w:rFonts w:eastAsia="Times New Roman" w:cstheme="minorHAnsi"/>
+          <w:lang w:eastAsia="en-IN"/>
+        </w:rPr>
+        <w:t>SELECT *</w:t>
+      </w:r>
+    </w:p>
+    <w:p>
+      <w:pPr>
+        <w:tabs>
+          <w:tab w:val="left" w:pos="916"/>
+          <w:tab w:val="left" w:pos="1832"/>
+          <w:tab w:val="left" w:pos="2748"/>
+          <w:tab w:val="left" w:pos="3664"/>
+          <w:tab w:val="left" w:pos="4580"/>
+          <w:tab w:val="left" w:pos="5496"/>
+          <w:tab w:val="left" w:pos="6412"/>
+          <w:tab w:val="left" w:pos="7328"/>
+          <w:tab w:val="left" w:pos="8244"/>
+          <w:tab w:val="left" w:pos="9160"/>
+          <w:tab w:val="left" w:pos="10076"/>
+          <w:tab w:val="left" w:pos="10992"/>
+          <w:tab w:val="left" w:pos="11908"/>
+          <w:tab w:val="left" w:pos="12824"/>
+          <w:tab w:val="left" w:pos="13740"/>
+          <w:tab w:val="left" w:pos="14656"/>
+        </w:tabs>
+        <w:spacing w:after="0" w:line="240" w:lineRule="auto"/>
+        <w:rPr>
+          <w:rFonts w:eastAsia="Times New Roman" w:cstheme="minorHAnsi"/>
+          <w:lang w:eastAsia="en-IN"/>
+        </w:rPr>
+      </w:pPr>
+      <w:r>
+        <w:rPr>
+          <w:rFonts w:eastAsia="Times New Roman" w:cstheme="minorHAnsi"/>
+          <w:lang w:eastAsia="en-IN"/>
+        </w:rPr>
+        <w:t>FROM (</w:t>
+      </w:r>
+    </w:p>
+    <w:p>
+      <w:pPr>
+        <w:tabs>
+          <w:tab w:val="left" w:pos="916"/>
+          <w:tab w:val="left" w:pos="1832"/>
+          <w:tab w:val="left" w:pos="2748"/>
+          <w:tab w:val="left" w:pos="3664"/>
+          <w:tab w:val="left" w:pos="4580"/>
+          <w:tab w:val="left" w:pos="5496"/>
+          <w:tab w:val="left" w:pos="6412"/>
+          <w:tab w:val="left" w:pos="7328"/>
+          <w:tab w:val="left" w:pos="8244"/>
+          <w:tab w:val="left" w:pos="9160"/>
+          <w:tab w:val="left" w:pos="10076"/>
+          <w:tab w:val="left" w:pos="10992"/>
+          <w:tab w:val="left" w:pos="11908"/>
+          <w:tab w:val="left" w:pos="12824"/>
+          <w:tab w:val="left" w:pos="13740"/>
+          <w:tab w:val="left" w:pos="14656"/>
+        </w:tabs>
+        <w:spacing w:after="0" w:line="240" w:lineRule="auto"/>
+        <w:rPr>
+          <w:rFonts w:eastAsia="Times New Roman" w:cstheme="minorHAnsi"/>
+          <w:lang w:eastAsia="en-IN"/>
+        </w:rPr>
+      </w:pPr>
+      <w:r>
+        <w:rPr>
+          <w:rFonts w:eastAsia="Times New Roman" w:cstheme="minorHAnsi"/>
+          <w:lang w:eastAsia="en-IN"/>
+        </w:rPr>
+        <w:t xml:space="preserve">  SELECT *,</w:t>
+      </w:r>
+    </w:p>
+    <w:p>
+      <w:pPr>
+        <w:tabs>
+          <w:tab w:val="left" w:pos="916"/>
+          <w:tab w:val="left" w:pos="1832"/>
+          <w:tab w:val="left" w:pos="2748"/>
+          <w:tab w:val="left" w:pos="3664"/>
+          <w:tab w:val="left" w:pos="4580"/>
+          <w:tab w:val="left" w:pos="5496"/>
+          <w:tab w:val="left" w:pos="6412"/>
+          <w:tab w:val="left" w:pos="7328"/>
+          <w:tab w:val="left" w:pos="8244"/>
+          <w:tab w:val="left" w:pos="9160"/>
+          <w:tab w:val="left" w:pos="10076"/>
+          <w:tab w:val="left" w:pos="10992"/>
+          <w:tab w:val="left" w:pos="11908"/>
+          <w:tab w:val="left" w:pos="12824"/>
+          <w:tab w:val="left" w:pos="13740"/>
+          <w:tab w:val="left" w:pos="14656"/>
+        </w:tabs>
+        <w:spacing w:after="0" w:line="240" w:lineRule="auto"/>
+        <w:rPr>
+          <w:rFonts w:eastAsia="Times New Roman" w:cstheme="minorHAnsi"/>
+          <w:lang w:eastAsia="en-IN"/>
+        </w:rPr>
+      </w:pPr>
+      <w:r>
+        <w:rPr>
+          <w:rFonts w:eastAsia="Times New Roman" w:cstheme="minorHAnsi"/>
+          <w:lang w:eastAsia="en-IN"/>
+        </w:rPr>
+        <w:t xml:space="preserve">         ROW_</w:t>
+      </w:r>
+      <w:proofErr w:type="gramStart"/>
+      <w:r>
+        <w:rPr>
+          <w:rFonts w:eastAsia="Times New Roman" w:cstheme="minorHAnsi"/>
+          <w:lang w:eastAsia="en-IN"/>
+        </w:rPr>
+        <w:t>NUMBER(</w:t>
+      </w:r>
+      <w:proofErr w:type="gramEnd"/>
+      <w:r>
+        <w:rPr>
+          <w:rFonts w:eastAsia="Times New Roman" w:cstheme="minorHAnsi"/>
+          <w:lang w:eastAsia="en-IN"/>
+        </w:rPr>
+        <w:t xml:space="preserve">) OVER (PARTITION BY </w:t>
+      </w:r>
+      <w:proofErr w:type="spellStart"/>
+      <w:r>
+        <w:rPr>
+          <w:rFonts w:eastAsia="Times New Roman" w:cstheme="minorHAnsi"/>
+          <w:lang w:eastAsia="en-IN"/>
+        </w:rPr>
+        <w:t>dept</w:t>
+      </w:r>
+      <w:proofErr w:type="spellEnd"/>
+      <w:r>
+        <w:rPr>
+          <w:rFonts w:eastAsia="Times New Roman" w:cstheme="minorHAnsi"/>
+          <w:lang w:eastAsia="en-IN"/>
+        </w:rPr>
+        <w:t xml:space="preserve"> ORDER BY salary DESC) </w:t>
+      </w:r>
+      <w:proofErr w:type="spellStart"/>
+      <w:r>
+        <w:rPr>
+          <w:rFonts w:eastAsia="Times New Roman" w:cstheme="minorHAnsi"/>
+          <w:lang w:eastAsia="en-IN"/>
+        </w:rPr>
+        <w:t>rn</w:t>
+      </w:r>
+      <w:proofErr w:type="spellEnd"/>
+    </w:p>
+    <w:p>
+      <w:pPr>
+        <w:tabs>
+          <w:tab w:val="left" w:pos="916"/>
+          <w:tab w:val="left" w:pos="1832"/>
+          <w:tab w:val="left" w:pos="2748"/>
+          <w:tab w:val="left" w:pos="3664"/>
+          <w:tab w:val="left" w:pos="4580"/>
+          <w:tab w:val="left" w:pos="5496"/>
+          <w:tab w:val="left" w:pos="6412"/>
+          <w:tab w:val="left" w:pos="7328"/>
+          <w:tab w:val="left" w:pos="8244"/>
+          <w:tab w:val="left" w:pos="9160"/>
+          <w:tab w:val="left" w:pos="10076"/>
+          <w:tab w:val="left" w:pos="10992"/>
+          <w:tab w:val="left" w:pos="11908"/>
+          <w:tab w:val="left" w:pos="12824"/>
+          <w:tab w:val="left" w:pos="13740"/>
+          <w:tab w:val="left" w:pos="14656"/>
+        </w:tabs>
+        <w:spacing w:after="0" w:line="240" w:lineRule="auto"/>
+        <w:rPr>
+          <w:rFonts w:eastAsia="Times New Roman" w:cstheme="minorHAnsi"/>
+          <w:lang w:eastAsia="en-IN"/>
+        </w:rPr>
+      </w:pPr>
+      <w:r>
+        <w:rPr>
+          <w:rFonts w:eastAsia="Times New Roman" w:cstheme="minorHAnsi"/>
+          <w:lang w:eastAsia="en-IN"/>
+        </w:rPr>
+        <w:t xml:space="preserve">  FROM employees</w:t>
+      </w:r>
+    </w:p>
+    <w:p>
+      <w:pPr>
+        <w:tabs>
+          <w:tab w:val="left" w:pos="916"/>
+          <w:tab w:val="left" w:pos="1832"/>
+          <w:tab w:val="left" w:pos="2748"/>
+          <w:tab w:val="left" w:pos="3664"/>
+          <w:tab w:val="left" w:pos="4580"/>
+          <w:tab w:val="left" w:pos="5496"/>
+          <w:tab w:val="left" w:pos="6412"/>
+          <w:tab w:val="left" w:pos="7328"/>
+          <w:tab w:val="left" w:pos="8244"/>
+          <w:tab w:val="left" w:pos="9160"/>
+          <w:tab w:val="left" w:pos="10076"/>
+          <w:tab w:val="left" w:pos="10992"/>
+          <w:tab w:val="left" w:pos="11908"/>
+          <w:tab w:val="left" w:pos="12824"/>
+          <w:tab w:val="left" w:pos="13740"/>
+          <w:tab w:val="left" w:pos="14656"/>
+        </w:tabs>
+        <w:spacing w:after="0" w:line="240" w:lineRule="auto"/>
+        <w:rPr>
+          <w:rFonts w:eastAsia="Times New Roman" w:cstheme="minorHAnsi"/>
+          <w:lang w:eastAsia="en-IN"/>
+        </w:rPr>
+      </w:pPr>
+      <w:r>
+        <w:rPr>
+          <w:rFonts w:eastAsia="Times New Roman" w:cstheme="minorHAnsi"/>
+          <w:lang w:eastAsia="en-IN"/>
+        </w:rPr>
+        <w:t>) t</w:t>
+      </w:r>
+    </w:p>
+    <w:p>
+      <w:pPr>
+        <w:tabs>
+          <w:tab w:val="left" w:pos="916"/>
+          <w:tab w:val="left" w:pos="1832"/>
+          <w:tab w:val="left" w:pos="2748"/>
+          <w:tab w:val="left" w:pos="3664"/>
+          <w:tab w:val="left" w:pos="4580"/>
+          <w:tab w:val="left" w:pos="5496"/>
+          <w:tab w:val="left" w:pos="6412"/>
+          <w:tab w:val="left" w:pos="7328"/>
+          <w:tab w:val="left" w:pos="8244"/>
+          <w:tab w:val="left" w:pos="9160"/>
+          <w:tab w:val="left" w:pos="10076"/>
+          <w:tab w:val="left" w:pos="10992"/>
+          <w:tab w:val="left" w:pos="11908"/>
+          <w:tab w:val="left" w:pos="12824"/>
+          <w:tab w:val="left" w:pos="13740"/>
+          <w:tab w:val="left" w:pos="14656"/>
+        </w:tabs>
+        <w:spacing w:after="0" w:line="240" w:lineRule="auto"/>
+        <w:rPr>
+          <w:rFonts w:eastAsia="Times New Roman" w:cstheme="minorHAnsi"/>
+          <w:lang w:eastAsia="en-IN"/>
+        </w:rPr>
+      </w:pPr>
+      <w:r>
+        <w:rPr>
+          <w:rFonts w:eastAsia="Times New Roman" w:cstheme="minorHAnsi"/>
+          <w:lang w:eastAsia="en-IN"/>
+        </w:rPr>
+        <w:t xml:space="preserve">WHERE </w:t>
+      </w:r>
+      <w:proofErr w:type="spellStart"/>
+      <w:r>
+        <w:rPr>
+          <w:rFonts w:eastAsia="Times New Roman" w:cstheme="minorHAnsi"/>
+          <w:lang w:eastAsia="en-IN"/>
+        </w:rPr>
+        <w:t>rn</w:t>
+      </w:r>
+      <w:proofErr w:type="spellEnd"/>
+      <w:r>
+        <w:rPr>
+          <w:rFonts w:eastAsia="Times New Roman" w:cstheme="minorHAnsi"/>
+          <w:lang w:eastAsia="en-IN"/>
+        </w:rPr>
+        <w:t xml:space="preserve"> &lt;= 2;</w:t>
+      </w:r>
+    </w:p>
+    <w:p>
+      <w:pPr>
+        <w:spacing w:before="100" w:beforeAutospacing="1" w:after="100" w:afterAutospacing="1" w:line="240" w:lineRule="auto"/>
+        <w:rPr>
+          <w:rFonts w:eastAsia="Times New Roman" w:cstheme="minorHAnsi"/>
+          <w:lang w:eastAsia="en-IN"/>
+        </w:rPr>
+      </w:pPr>
+      <w:r>
+        <w:rPr>
+          <w:rFonts w:ascii="Calibri" w:eastAsia="Times New Roman" w:hAnsi="Calibri" w:cs="Calibri"/>
+          <w:lang w:eastAsia="en-IN"/>
+        </w:rPr>
+        <w:t>🚫</w:t>
+      </w:r>
+      <w:r>
+        <w:rPr>
+          <w:rFonts w:eastAsia="Times New Roman" w:cstheme="minorHAnsi"/>
+          <w:lang w:eastAsia="en-IN"/>
+        </w:rPr>
+        <w:t xml:space="preserve"> </w:t>
+      </w:r>
+      <w:r>
+        <w:rPr>
+          <w:rFonts w:eastAsia="Times New Roman" w:cstheme="minorHAnsi"/>
+          <w:lang w:eastAsia="en-IN"/>
+        </w:rPr>
+        <w:t>LIMIT</w:t>
+      </w:r>
+      <w:r>
+        <w:rPr>
+          <w:rFonts w:eastAsia="Times New Roman" w:cstheme="minorHAnsi"/>
+          <w:lang w:eastAsia="en-IN"/>
+        </w:rPr>
+        <w:t xml:space="preserve"> does </w:t>
+      </w:r>
+      <w:r>
+        <w:rPr>
+          <w:rFonts w:eastAsia="Times New Roman" w:cstheme="minorHAnsi"/>
+          <w:b/>
+          <w:bCs/>
+          <w:lang w:eastAsia="en-IN"/>
+        </w:rPr>
+        <w:t>NOT</w:t>
+      </w:r>
+      <w:r>
+        <w:rPr>
+          <w:rFonts w:eastAsia="Times New Roman" w:cstheme="minorHAnsi"/>
+          <w:lang w:eastAsia="en-IN"/>
+        </w:rPr>
+        <w:t xml:space="preserve"> work per group</w:t>
+      </w:r>
+    </w:p>
+    <w:p>
+      <w:pPr>
+        <w:spacing w:after="0" w:line="240" w:lineRule="auto"/>
+        <w:rPr>
+          <w:rFonts w:eastAsia="Times New Roman" w:cstheme="minorHAnsi"/>
+          <w:lang w:eastAsia="en-IN"/>
+        </w:rPr>
+      </w:pPr>
+      <w:r>
+        <w:rPr>
+          <w:rFonts w:eastAsia="Times New Roman" w:cstheme="minorHAnsi"/>
+          <w:lang w:eastAsia="en-IN"/>
+        </w:rPr>
+        <w:pict>
+          <v:rect id="_x0000_i1056" style="width:0;height:1.5pt" o:hralign="center" o:hrstd="t" o:hr="t" fillcolor="#a0a0a0" stroked="f"/>
+        </w:pict>
+      </w:r>
+    </w:p>
+    <w:p>
+      <w:pPr>
+        <w:spacing w:before="100" w:beforeAutospacing="1" w:after="100" w:afterAutospacing="1" w:line="240" w:lineRule="auto"/>
+        <w:outlineLvl w:val="0"/>
+        <w:rPr>
+          <w:rFonts w:eastAsia="Times New Roman" w:cstheme="minorHAnsi"/>
+          <w:b/>
+          <w:bCs/>
+          <w:kern w:val="36"/>
+          <w:lang w:eastAsia="en-IN"/>
+        </w:rPr>
+      </w:pPr>
+      <w:r>
+        <w:rPr>
+          <w:rFonts w:eastAsia="Times New Roman" w:cstheme="minorHAnsi"/>
+          <w:b/>
+          <w:bCs/>
+          <w:kern w:val="36"/>
+          <w:lang w:eastAsia="en-IN"/>
+        </w:rPr>
+        <w:t xml:space="preserve">LEVEL 3 — LAG / LEAD (Amazon metrics </w:t>
+      </w:r>
+      <w:proofErr w:type="spellStart"/>
+      <w:r>
+        <w:rPr>
+          <w:rFonts w:eastAsia="Times New Roman" w:cstheme="minorHAnsi"/>
+          <w:b/>
+          <w:bCs/>
+          <w:kern w:val="36"/>
+          <w:lang w:eastAsia="en-IN"/>
+        </w:rPr>
+        <w:t>favorite</w:t>
+      </w:r>
+      <w:proofErr w:type="spellEnd"/>
+      <w:r>
+        <w:rPr>
+          <w:rFonts w:eastAsia="Times New Roman" w:cstheme="minorHAnsi"/>
+          <w:b/>
+          <w:bCs/>
+          <w:kern w:val="36"/>
+          <w:lang w:eastAsia="en-IN"/>
+        </w:rPr>
+        <w:t>)</w:t>
+      </w:r>
+    </w:p>
+    <w:p>
+      <w:pPr>
+        <w:spacing w:before="100" w:beforeAutospacing="1" w:after="100" w:afterAutospacing="1" w:line="240" w:lineRule="auto"/>
+        <w:outlineLvl w:val="2"/>
+        <w:rPr>
+          <w:rFonts w:eastAsia="Times New Roman" w:cstheme="minorHAnsi"/>
+          <w:b/>
+          <w:bCs/>
+          <w:lang w:eastAsia="en-IN"/>
+        </w:rPr>
+      </w:pPr>
+      <w:r>
+        <w:rPr>
+          <w:rFonts w:eastAsia="Times New Roman" w:cstheme="minorHAnsi"/>
+          <w:b/>
+          <w:bCs/>
+          <w:lang w:eastAsia="en-IN"/>
+        </w:rPr>
+        <w:t>Data (daily sales)</w:t>
+      </w:r>
+    </w:p>
+    <w:tbl>
+      <w:tblPr>
+        <w:tblW w:w="0" w:type="auto"/>
+        <w:tblCellSpacing w:w="15" w:type="dxa"/>
+        <w:tblCellMar>
+          <w:top w:w="15" w:type="dxa"/>
+          <w:left w:w="15" w:type="dxa"/>
+          <w:bottom w:w="15" w:type="dxa"/>
+          <w:right w:w="15" w:type="dxa"/>
+        </w:tblCellMar>
+        <w:tblLook w:val="04A0" w:firstRow="1" w:lastRow="0" w:firstColumn="1" w:lastColumn="0" w:noHBand="0" w:noVBand="1"/>
+      </w:tblPr>
+      <w:tblGrid>
+        <w:gridCol w:w="528"/>
+        <w:gridCol w:w="524"/>
+      </w:tblGrid>
+      <w:tr>
+        <w:trPr>
+          <w:tblHeader/>
+          <w:tblCellSpacing w:w="15" w:type="dxa"/>
+        </w:trPr>
+        <w:tc>
+          <w:tcPr>
+            <w:tcW w:w="0" w:type="auto"/>
+            <w:vAlign w:val="center"/>
+            <w:hideMark/>
+          </w:tcPr>
+          <w:p>
+            <w:pPr>
+              <w:spacing w:after="0" w:line="240" w:lineRule="auto"/>
+              <w:jc w:val="center"/>
+              <w:rPr>
+                <w:rFonts w:eastAsia="Times New Roman" w:cstheme="minorHAnsi"/>
+                <w:b/>
+                <w:bCs/>
+                <w:lang w:eastAsia="en-IN"/>
+              </w:rPr>
+            </w:pPr>
+            <w:r>
+              <w:rPr>
+                <w:rFonts w:eastAsia="Times New Roman" w:cstheme="minorHAnsi"/>
+                <w:b/>
+                <w:bCs/>
+                <w:lang w:eastAsia="en-IN"/>
+              </w:rPr>
+              <w:lastRenderedPageBreak/>
+              <w:t>date</w:t>
+            </w:r>
+          </w:p>
+        </w:tc>
+        <w:tc>
+          <w:tcPr>
+            <w:tcW w:w="0" w:type="auto"/>
+            <w:vAlign w:val="center"/>
+            <w:hideMark/>
+          </w:tcPr>
+          <w:p>
+            <w:pPr>
+              <w:spacing w:after="0" w:line="240" w:lineRule="auto"/>
+              <w:jc w:val="center"/>
+              <w:rPr>
+                <w:rFonts w:eastAsia="Times New Roman" w:cstheme="minorHAnsi"/>
+                <w:b/>
+                <w:bCs/>
+                <w:lang w:eastAsia="en-IN"/>
+              </w:rPr>
+            </w:pPr>
+            <w:r>
+              <w:rPr>
+                <w:rFonts w:eastAsia="Times New Roman" w:cstheme="minorHAnsi"/>
+                <w:b/>
+                <w:bCs/>
+                <w:lang w:eastAsia="en-IN"/>
+              </w:rPr>
+              <w:t>sales</w:t>
+            </w:r>
+          </w:p>
+        </w:tc>
+      </w:tr>
+      <w:tr>
+        <w:trPr>
+          <w:tblCellSpacing w:w="15" w:type="dxa"/>
+        </w:trPr>
+        <w:tc>
+          <w:tcPr>
+            <w:tcW w:w="0" w:type="auto"/>
+            <w:vAlign w:val="center"/>
+            <w:hideMark/>
+          </w:tcPr>
+          <w:p>
+            <w:pPr>
+              <w:spacing w:after="0" w:line="240" w:lineRule="auto"/>
+              <w:rPr>
+                <w:rFonts w:eastAsia="Times New Roman" w:cstheme="minorHAnsi"/>
+                <w:lang w:eastAsia="en-IN"/>
+              </w:rPr>
+            </w:pPr>
+            <w:r>
+              <w:rPr>
+                <w:rFonts w:eastAsia="Times New Roman" w:cstheme="minorHAnsi"/>
+                <w:lang w:eastAsia="en-IN"/>
+              </w:rPr>
+              <w:t>1 Jan</w:t>
+            </w:r>
+          </w:p>
+        </w:tc>
+        <w:tc>
+          <w:tcPr>
+            <w:tcW w:w="0" w:type="auto"/>
+            <w:vAlign w:val="center"/>
+            <w:hideMark/>
+          </w:tcPr>
+          <w:p>
+            <w:pPr>
+              <w:spacing w:after="0" w:line="240" w:lineRule="auto"/>
+              <w:rPr>
+                <w:rFonts w:eastAsia="Times New Roman" w:cstheme="minorHAnsi"/>
+                <w:lang w:eastAsia="en-IN"/>
+              </w:rPr>
+            </w:pPr>
+            <w:r>
+              <w:rPr>
+                <w:rFonts w:eastAsia="Times New Roman" w:cstheme="minorHAnsi"/>
+                <w:lang w:eastAsia="en-IN"/>
+              </w:rPr>
+              <w:t>100</w:t>
+            </w:r>
+          </w:p>
+        </w:tc>
+      </w:tr>
+      <w:tr>
+        <w:trPr>
+          <w:tblCellSpacing w:w="15" w:type="dxa"/>
+        </w:trPr>
+        <w:tc>
+          <w:tcPr>
+            <w:tcW w:w="0" w:type="auto"/>
+            <w:vAlign w:val="center"/>
+            <w:hideMark/>
+          </w:tcPr>
+          <w:p>
+            <w:pPr>
+              <w:spacing w:after="0" w:line="240" w:lineRule="auto"/>
+              <w:rPr>
+                <w:rFonts w:eastAsia="Times New Roman" w:cstheme="minorHAnsi"/>
+                <w:lang w:eastAsia="en-IN"/>
+              </w:rPr>
+            </w:pPr>
+            <w:r>
+              <w:rPr>
+                <w:rFonts w:eastAsia="Times New Roman" w:cstheme="minorHAnsi"/>
+                <w:lang w:eastAsia="en-IN"/>
+              </w:rPr>
+              <w:t>2 Jan</w:t>
+            </w:r>
+          </w:p>
+        </w:tc>
+        <w:tc>
+          <w:tcPr>
+            <w:tcW w:w="0" w:type="auto"/>
+            <w:vAlign w:val="center"/>
+            <w:hideMark/>
+          </w:tcPr>
+          <w:p>
+            <w:pPr>
+              <w:spacing w:after="0" w:line="240" w:lineRule="auto"/>
+              <w:rPr>
+                <w:rFonts w:eastAsia="Times New Roman" w:cstheme="minorHAnsi"/>
+                <w:lang w:eastAsia="en-IN"/>
+              </w:rPr>
+            </w:pPr>
+            <w:r>
+              <w:rPr>
+                <w:rFonts w:eastAsia="Times New Roman" w:cstheme="minorHAnsi"/>
+                <w:lang w:eastAsia="en-IN"/>
+              </w:rPr>
+              <w:t>130</w:t>
+            </w:r>
+          </w:p>
+        </w:tc>
+      </w:tr>
+      <w:tr>
+        <w:trPr>
+          <w:tblCellSpacing w:w="15" w:type="dxa"/>
+        </w:trPr>
+        <w:tc>
+          <w:tcPr>
+            <w:tcW w:w="0" w:type="auto"/>
+            <w:vAlign w:val="center"/>
+            <w:hideMark/>
+          </w:tcPr>
+          <w:p>
+            <w:pPr>
+              <w:spacing w:after="0" w:line="240" w:lineRule="auto"/>
+              <w:rPr>
+                <w:rFonts w:eastAsia="Times New Roman" w:cstheme="minorHAnsi"/>
+                <w:lang w:eastAsia="en-IN"/>
+              </w:rPr>
+            </w:pPr>
+            <w:r>
+              <w:rPr>
+                <w:rFonts w:eastAsia="Times New Roman" w:cstheme="minorHAnsi"/>
+                <w:lang w:eastAsia="en-IN"/>
+              </w:rPr>
+              <w:t>3 Jan</w:t>
+            </w:r>
+          </w:p>
+        </w:tc>
+        <w:tc>
+          <w:tcPr>
+            <w:tcW w:w="0" w:type="auto"/>
+            <w:vAlign w:val="center"/>
+            <w:hideMark/>
+          </w:tcPr>
+          <w:p>
+            <w:pPr>
+              <w:spacing w:after="0" w:line="240" w:lineRule="auto"/>
+              <w:rPr>
+                <w:rFonts w:eastAsia="Times New Roman" w:cstheme="minorHAnsi"/>
+                <w:lang w:eastAsia="en-IN"/>
+              </w:rPr>
+            </w:pPr>
+            <w:r>
+              <w:rPr>
+                <w:rFonts w:eastAsia="Times New Roman" w:cstheme="minorHAnsi"/>
+                <w:lang w:eastAsia="en-IN"/>
+              </w:rPr>
+              <w:t>90</w:t>
+            </w:r>
+          </w:p>
+        </w:tc>
+      </w:tr>
+    </w:tbl>
+    <w:p>
+      <w:pPr>
+        <w:spacing w:after="0" w:line="240" w:lineRule="auto"/>
+        <w:rPr>
+          <w:rFonts w:eastAsia="Times New Roman" w:cstheme="minorHAnsi"/>
+          <w:lang w:eastAsia="en-IN"/>
+        </w:rPr>
+      </w:pPr>
+      <w:r>
+        <w:rPr>
+          <w:rFonts w:eastAsia="Times New Roman" w:cstheme="minorHAnsi"/>
+          <w:lang w:eastAsia="en-IN"/>
+        </w:rPr>
+        <w:pict>
+          <v:rect id="_x0000_i1057" style="width:0;height:1.5pt" o:hralign="center" o:hrstd="t" o:hr="t" fillcolor="#a0a0a0" stroked="f"/>
+        </w:pict>
+      </w:r>
+    </w:p>
+    <w:p>
+      <w:pPr>
+        <w:spacing w:before="100" w:beforeAutospacing="1" w:after="100" w:afterAutospacing="1" w:line="240" w:lineRule="auto"/>
+        <w:outlineLvl w:val="2"/>
+        <w:rPr>
+          <w:rFonts w:eastAsia="Times New Roman" w:cstheme="minorHAnsi"/>
+          <w:b/>
+          <w:bCs/>
+          <w:lang w:eastAsia="en-IN"/>
+        </w:rPr>
+      </w:pPr>
+      <w:r>
+        <w:rPr>
+          <w:rFonts w:eastAsia="Times New Roman" w:cstheme="minorHAnsi"/>
+          <w:b/>
+          <w:bCs/>
+          <w:lang w:eastAsia="en-IN"/>
+        </w:rPr>
+        <w:t>Day-over-day change</w:t>
+      </w:r>
+    </w:p>
+    <w:p>
+      <w:pPr>
+        <w:tabs>
+          <w:tab w:val="left" w:pos="916"/>
+          <w:tab w:val="left" w:pos="1832"/>
+          <w:tab w:val="left" w:pos="2748"/>
+          <w:tab w:val="left" w:pos="3664"/>
+          <w:tab w:val="left" w:pos="4580"/>
+          <w:tab w:val="left" w:pos="5496"/>
+          <w:tab w:val="left" w:pos="6412"/>
+          <w:tab w:val="left" w:pos="7328"/>
+          <w:tab w:val="left" w:pos="8244"/>
+          <w:tab w:val="left" w:pos="9160"/>
+          <w:tab w:val="left" w:pos="10076"/>
+          <w:tab w:val="left" w:pos="10992"/>
+          <w:tab w:val="left" w:pos="11908"/>
+          <w:tab w:val="left" w:pos="12824"/>
+          <w:tab w:val="left" w:pos="13740"/>
+          <w:tab w:val="left" w:pos="14656"/>
+        </w:tabs>
+        <w:spacing w:after="0" w:line="240" w:lineRule="auto"/>
+        <w:rPr>
+          <w:rFonts w:eastAsia="Times New Roman" w:cstheme="minorHAnsi"/>
+          <w:lang w:eastAsia="en-IN"/>
+        </w:rPr>
+      </w:pPr>
+      <w:r>
+        <w:rPr>
+          <w:rFonts w:eastAsia="Times New Roman" w:cstheme="minorHAnsi"/>
+          <w:lang w:eastAsia="en-IN"/>
+        </w:rPr>
+        <w:t>SELECT date,</w:t>
+      </w:r>
+    </w:p>
+    <w:p>
+      <w:pPr>
+        <w:tabs>
+          <w:tab w:val="left" w:pos="916"/>
+          <w:tab w:val="left" w:pos="1832"/>
+          <w:tab w:val="left" w:pos="2748"/>
+          <w:tab w:val="left" w:pos="3664"/>
+          <w:tab w:val="left" w:pos="4580"/>
+          <w:tab w:val="left" w:pos="5496"/>
+          <w:tab w:val="left" w:pos="6412"/>
+          <w:tab w:val="left" w:pos="7328"/>
+          <w:tab w:val="left" w:pos="8244"/>
+          <w:tab w:val="left" w:pos="9160"/>
+          <w:tab w:val="left" w:pos="10076"/>
+          <w:tab w:val="left" w:pos="10992"/>
+          <w:tab w:val="left" w:pos="11908"/>
+          <w:tab w:val="left" w:pos="12824"/>
+          <w:tab w:val="left" w:pos="13740"/>
+          <w:tab w:val="left" w:pos="14656"/>
+        </w:tabs>
+        <w:spacing w:after="0" w:line="240" w:lineRule="auto"/>
+        <w:rPr>
+          <w:rFonts w:eastAsia="Times New Roman" w:cstheme="minorHAnsi"/>
+          <w:lang w:eastAsia="en-IN"/>
+        </w:rPr>
+      </w:pPr>
+      <w:r>
+        <w:rPr>
+          <w:rFonts w:eastAsia="Times New Roman" w:cstheme="minorHAnsi"/>
+          <w:lang w:eastAsia="en-IN"/>
+        </w:rPr>
+        <w:t xml:space="preserve">       </w:t>
+      </w:r>
+      <w:proofErr w:type="gramStart"/>
+      <w:r>
+        <w:rPr>
+          <w:rFonts w:eastAsia="Times New Roman" w:cstheme="minorHAnsi"/>
+          <w:lang w:eastAsia="en-IN"/>
+        </w:rPr>
+        <w:t>sales</w:t>
+      </w:r>
+      <w:proofErr w:type="gramEnd"/>
+      <w:r>
+        <w:rPr>
+          <w:rFonts w:eastAsia="Times New Roman" w:cstheme="minorHAnsi"/>
+          <w:lang w:eastAsia="en-IN"/>
+        </w:rPr>
+        <w:t>,</w:t>
+      </w:r>
+    </w:p>
+    <w:p>
+      <w:pPr>
+        <w:tabs>
+          <w:tab w:val="left" w:pos="916"/>
+          <w:tab w:val="left" w:pos="1832"/>
+          <w:tab w:val="left" w:pos="2748"/>
+          <w:tab w:val="left" w:pos="3664"/>
+          <w:tab w:val="left" w:pos="4580"/>
+          <w:tab w:val="left" w:pos="5496"/>
+          <w:tab w:val="left" w:pos="6412"/>
+          <w:tab w:val="left" w:pos="7328"/>
+          <w:tab w:val="left" w:pos="8244"/>
+          <w:tab w:val="left" w:pos="9160"/>
+          <w:tab w:val="left" w:pos="10076"/>
+          <w:tab w:val="left" w:pos="10992"/>
+          <w:tab w:val="left" w:pos="11908"/>
+          <w:tab w:val="left" w:pos="12824"/>
+          <w:tab w:val="left" w:pos="13740"/>
+          <w:tab w:val="left" w:pos="14656"/>
+        </w:tabs>
+        <w:spacing w:after="0" w:line="240" w:lineRule="auto"/>
+        <w:rPr>
+          <w:rFonts w:eastAsia="Times New Roman" w:cstheme="minorHAnsi"/>
+          <w:lang w:eastAsia="en-IN"/>
+        </w:rPr>
+      </w:pPr>
+      <w:r>
+        <w:rPr>
+          <w:rFonts w:eastAsia="Times New Roman" w:cstheme="minorHAnsi"/>
+          <w:lang w:eastAsia="en-IN"/>
+        </w:rPr>
+        <w:t xml:space="preserve">       </w:t>
+      </w:r>
+      <w:proofErr w:type="gramStart"/>
+      <w:r>
+        <w:rPr>
+          <w:rFonts w:eastAsia="Times New Roman" w:cstheme="minorHAnsi"/>
+          <w:lang w:eastAsia="en-IN"/>
+        </w:rPr>
+        <w:t>sales</w:t>
+      </w:r>
+      <w:proofErr w:type="gramEnd"/>
+      <w:r>
+        <w:rPr>
+          <w:rFonts w:eastAsia="Times New Roman" w:cstheme="minorHAnsi"/>
+          <w:lang w:eastAsia="en-IN"/>
+        </w:rPr>
+        <w:t xml:space="preserve"> - LAG(sales) OVER (ORDER BY date) AS diff</w:t>
+      </w:r>
+    </w:p>
+    <w:p>
+      <w:pPr>
+        <w:tabs>
+          <w:tab w:val="left" w:pos="916"/>
+          <w:tab w:val="left" w:pos="1832"/>
+          <w:tab w:val="left" w:pos="2748"/>
+          <w:tab w:val="left" w:pos="3664"/>
+          <w:tab w:val="left" w:pos="4580"/>
+          <w:tab w:val="left" w:pos="5496"/>
+          <w:tab w:val="left" w:pos="6412"/>
+          <w:tab w:val="left" w:pos="7328"/>
+          <w:tab w:val="left" w:pos="8244"/>
+          <w:tab w:val="left" w:pos="9160"/>
+          <w:tab w:val="left" w:pos="10076"/>
+          <w:tab w:val="left" w:pos="10992"/>
+          <w:tab w:val="left" w:pos="11908"/>
+          <w:tab w:val="left" w:pos="12824"/>
+          <w:tab w:val="left" w:pos="13740"/>
+          <w:tab w:val="left" w:pos="14656"/>
+        </w:tabs>
+        <w:spacing w:after="0" w:line="240" w:lineRule="auto"/>
+        <w:rPr>
+          <w:rFonts w:eastAsia="Times New Roman" w:cstheme="minorHAnsi"/>
+          <w:lang w:eastAsia="en-IN"/>
+        </w:rPr>
+      </w:pPr>
+      <w:r>
+        <w:rPr>
+          <w:rFonts w:eastAsia="Times New Roman" w:cstheme="minorHAnsi"/>
+          <w:lang w:eastAsia="en-IN"/>
+        </w:rPr>
+        <w:t>FROM sales;</w:t>
+      </w:r>
+    </w:p>
+    <w:tbl>
+      <w:tblPr>
+        <w:tblW w:w="0" w:type="auto"/>
+        <w:tblCellSpacing w:w="15" w:type="dxa"/>
+        <w:tblCellMar>
+          <w:top w:w="15" w:type="dxa"/>
+          <w:left w:w="15" w:type="dxa"/>
+          <w:bottom w:w="15" w:type="dxa"/>
+          <w:right w:w="15" w:type="dxa"/>
+        </w:tblCellMar>
+        <w:tblLook w:val="04A0" w:firstRow="1" w:lastRow="0" w:firstColumn="1" w:lastColumn="0" w:noHBand="0" w:noVBand="1"/>
+      </w:tblPr>
+      <w:tblGrid>
+        <w:gridCol w:w="528"/>
+        <w:gridCol w:w="544"/>
+      </w:tblGrid>
+      <w:tr>
+        <w:trPr>
+          <w:tblHeader/>
+          <w:tblCellSpacing w:w="15" w:type="dxa"/>
+        </w:trPr>
+        <w:tc>
+          <w:tcPr>
+            <w:tcW w:w="0" w:type="auto"/>
+            <w:vAlign w:val="center"/>
+            <w:hideMark/>
+          </w:tcPr>
+          <w:p>
+            <w:pPr>
+              <w:spacing w:after="0" w:line="240" w:lineRule="auto"/>
+              <w:jc w:val="center"/>
+              <w:rPr>
+                <w:rFonts w:eastAsia="Times New Roman" w:cstheme="minorHAnsi"/>
+                <w:b/>
+                <w:bCs/>
+                <w:lang w:eastAsia="en-IN"/>
+              </w:rPr>
+            </w:pPr>
+            <w:r>
+              <w:rPr>
+                <w:rFonts w:eastAsia="Times New Roman" w:cstheme="minorHAnsi"/>
+                <w:b/>
+                <w:bCs/>
+                <w:lang w:eastAsia="en-IN"/>
+              </w:rPr>
+              <w:t>date</w:t>
+            </w:r>
+          </w:p>
+        </w:tc>
+        <w:tc>
+          <w:tcPr>
+            <w:tcW w:w="0" w:type="auto"/>
+            <w:vAlign w:val="center"/>
+            <w:hideMark/>
+          </w:tcPr>
+          <w:p>
+            <w:pPr>
+              <w:spacing w:after="0" w:line="240" w:lineRule="auto"/>
+              <w:jc w:val="center"/>
+              <w:rPr>
+                <w:rFonts w:eastAsia="Times New Roman" w:cstheme="minorHAnsi"/>
+                <w:b/>
+                <w:bCs/>
+                <w:lang w:eastAsia="en-IN"/>
+              </w:rPr>
+            </w:pPr>
+            <w:r>
+              <w:rPr>
+                <w:rFonts w:eastAsia="Times New Roman" w:cstheme="minorHAnsi"/>
+                <w:b/>
+                <w:bCs/>
+                <w:lang w:eastAsia="en-IN"/>
+              </w:rPr>
+              <w:t>diff</w:t>
+            </w:r>
+          </w:p>
+        </w:tc>
+      </w:tr>
+      <w:tr>
+        <w:trPr>
+          <w:tblCellSpacing w:w="15" w:type="dxa"/>
+        </w:trPr>
+        <w:tc>
+          <w:tcPr>
+            <w:tcW w:w="0" w:type="auto"/>
+            <w:vAlign w:val="center"/>
+            <w:hideMark/>
+          </w:tcPr>
+          <w:p>
+            <w:pPr>
+              <w:spacing w:after="0" w:line="240" w:lineRule="auto"/>
+              <w:rPr>
+                <w:rFonts w:eastAsia="Times New Roman" w:cstheme="minorHAnsi"/>
+                <w:lang w:eastAsia="en-IN"/>
+              </w:rPr>
+            </w:pPr>
+            <w:r>
+              <w:rPr>
+                <w:rFonts w:eastAsia="Times New Roman" w:cstheme="minorHAnsi"/>
+                <w:lang w:eastAsia="en-IN"/>
+              </w:rPr>
+              <w:t>1 Jan</w:t>
+            </w:r>
+          </w:p>
+        </w:tc>
+        <w:tc>
+          <w:tcPr>
+            <w:tcW w:w="0" w:type="auto"/>
+            <w:vAlign w:val="center"/>
+            <w:hideMark/>
+          </w:tcPr>
+          <w:p>
+            <w:pPr>
+              <w:spacing w:after="0" w:line="240" w:lineRule="auto"/>
+              <w:rPr>
+                <w:rFonts w:eastAsia="Times New Roman" w:cstheme="minorHAnsi"/>
+                <w:lang w:eastAsia="en-IN"/>
+              </w:rPr>
+            </w:pPr>
+            <w:r>
+              <w:rPr>
+                <w:rFonts w:eastAsia="Times New Roman" w:cstheme="minorHAnsi"/>
+                <w:lang w:eastAsia="en-IN"/>
+              </w:rPr>
+              <w:t>NULL</w:t>
+            </w:r>
+          </w:p>
+        </w:tc>
+      </w:tr>
+      <w:tr>
+        <w:trPr>
+          <w:tblCellSpacing w:w="15" w:type="dxa"/>
+        </w:trPr>
+        <w:tc>
+          <w:tcPr>
+            <w:tcW w:w="0" w:type="auto"/>
+            <w:vAlign w:val="center"/>
+            <w:hideMark/>
+          </w:tcPr>
+          <w:p>
+            <w:pPr>
+              <w:spacing w:after="0" w:line="240" w:lineRule="auto"/>
+              <w:rPr>
+                <w:rFonts w:eastAsia="Times New Roman" w:cstheme="minorHAnsi"/>
+                <w:lang w:eastAsia="en-IN"/>
+              </w:rPr>
+            </w:pPr>
+            <w:r>
+              <w:rPr>
+                <w:rFonts w:eastAsia="Times New Roman" w:cstheme="minorHAnsi"/>
+                <w:lang w:eastAsia="en-IN"/>
+              </w:rPr>
+              <w:t>2 Jan</w:t>
+            </w:r>
+          </w:p>
+        </w:tc>
+        <w:tc>
+          <w:tcPr>
+            <w:tcW w:w="0" w:type="auto"/>
+            <w:vAlign w:val="center"/>
+            <w:hideMark/>
+          </w:tcPr>
+          <w:p>
+            <w:pPr>
+              <w:spacing w:after="0" w:line="240" w:lineRule="auto"/>
+              <w:rPr>
+                <w:rFonts w:eastAsia="Times New Roman" w:cstheme="minorHAnsi"/>
+                <w:lang w:eastAsia="en-IN"/>
+              </w:rPr>
+            </w:pPr>
+            <w:r>
+              <w:rPr>
+                <w:rFonts w:eastAsia="Times New Roman" w:cstheme="minorHAnsi"/>
+                <w:lang w:eastAsia="en-IN"/>
+              </w:rPr>
+              <w:t>30</w:t>
+            </w:r>
+          </w:p>
+        </w:tc>
+      </w:tr>
+      <w:tr>
+        <w:trPr>
+          <w:tblCellSpacing w:w="15" w:type="dxa"/>
+        </w:trPr>
+        <w:tc>
+          <w:tcPr>
+            <w:tcW w:w="0" w:type="auto"/>
+            <w:vAlign w:val="center"/>
+            <w:hideMark/>
+          </w:tcPr>
+          <w:p>
+            <w:pPr>
+              <w:spacing w:after="0" w:line="240" w:lineRule="auto"/>
+              <w:rPr>
+                <w:rFonts w:eastAsia="Times New Roman" w:cstheme="minorHAnsi"/>
+                <w:lang w:eastAsia="en-IN"/>
+              </w:rPr>
+            </w:pPr>
+            <w:r>
+              <w:rPr>
+                <w:rFonts w:eastAsia="Times New Roman" w:cstheme="minorHAnsi"/>
+                <w:lang w:eastAsia="en-IN"/>
+              </w:rPr>
+              <w:t>3 Jan</w:t>
+            </w:r>
+          </w:p>
+        </w:tc>
+        <w:tc>
+          <w:tcPr>
+            <w:tcW w:w="0" w:type="auto"/>
+            <w:vAlign w:val="center"/>
+            <w:hideMark/>
+          </w:tcPr>
+          <w:p>
+            <w:pPr>
+              <w:spacing w:after="0" w:line="240" w:lineRule="auto"/>
+              <w:rPr>
+                <w:rFonts w:eastAsia="Times New Roman" w:cstheme="minorHAnsi"/>
+                <w:lang w:eastAsia="en-IN"/>
+              </w:rPr>
+            </w:pPr>
+            <w:r>
+              <w:rPr>
+                <w:rFonts w:eastAsia="Times New Roman" w:cstheme="minorHAnsi"/>
+                <w:lang w:eastAsia="en-IN"/>
+              </w:rPr>
+              <w:t>-40</w:t>
+            </w:r>
+          </w:p>
+        </w:tc>
+      </w:tr>
+    </w:tbl>
+    <w:p>
+      <w:pPr>
+        <w:spacing w:before="100" w:beforeAutospacing="1" w:after="100" w:afterAutospacing="1" w:line="240" w:lineRule="auto"/>
+        <w:outlineLvl w:val="2"/>
+        <w:rPr>
+          <w:rFonts w:eastAsia="Times New Roman" w:cstheme="minorHAnsi"/>
+          <w:b/>
+          <w:bCs/>
+          <w:lang w:eastAsia="en-IN"/>
+        </w:rPr>
+      </w:pPr>
+      <w:r>
+        <w:rPr>
+          <w:rFonts w:eastAsia="Times New Roman" w:cstheme="minorHAnsi"/>
+          <w:b/>
+          <w:bCs/>
+          <w:lang w:eastAsia="en-IN"/>
+        </w:rPr>
+        <w:t>How to explain</w:t>
+      </w:r>
+    </w:p>
+    <w:p>
+      <w:pPr>
+        <w:spacing w:beforeAutospacing="1" w:after="100" w:afterAutospacing="1" w:line="240" w:lineRule="auto"/>
+        <w:rPr>
+          <w:rFonts w:eastAsia="Times New Roman" w:cstheme="minorHAnsi"/>
+          <w:lang w:eastAsia="en-IN"/>
+        </w:rPr>
+      </w:pPr>
+      <w:r>
+        <w:rPr>
+          <w:rFonts w:eastAsia="Times New Roman" w:cstheme="minorHAnsi"/>
+          <w:lang w:eastAsia="en-IN"/>
+        </w:rPr>
+        <w:t>“LAG accesses previous row without self-join.”</w:t>
+      </w:r>
+    </w:p>
+    <w:p>
+      <w:pPr>
+        <w:spacing w:after="0" w:line="240" w:lineRule="auto"/>
+        <w:rPr>
+          <w:rFonts w:eastAsia="Times New Roman" w:cstheme="minorHAnsi"/>
+          <w:lang w:eastAsia="en-IN"/>
+        </w:rPr>
+      </w:pPr>
+      <w:r>
+        <w:rPr>
+          <w:rFonts w:eastAsia="Times New Roman" w:cstheme="minorHAnsi"/>
+          <w:lang w:eastAsia="en-IN"/>
+        </w:rPr>
+        <w:pict>
+          <v:rect id="_x0000_i1058" style="width:0;height:1.5pt" o:hralign="center" o:hrstd="t" o:hr="t" fillcolor="#a0a0a0" stroked="f"/>
+        </w:pict>
+      </w:r>
+    </w:p>
+    <w:p>
+      <w:pPr>
+        <w:spacing w:before="100" w:beforeAutospacing="1" w:after="100" w:afterAutospacing="1" w:line="240" w:lineRule="auto"/>
+        <w:outlineLvl w:val="0"/>
+        <w:rPr>
+          <w:rFonts w:eastAsia="Times New Roman" w:cstheme="minorHAnsi"/>
+          <w:b/>
+          <w:bCs/>
+          <w:kern w:val="36"/>
+          <w:lang w:eastAsia="en-IN"/>
+        </w:rPr>
+      </w:pPr>
+      <w:r>
+        <w:rPr>
+          <w:rFonts w:eastAsia="Times New Roman" w:cstheme="minorHAnsi"/>
+          <w:b/>
+          <w:bCs/>
+          <w:kern w:val="36"/>
+          <w:lang w:eastAsia="en-IN"/>
+        </w:rPr>
+        <w:t>LEVEL 4 — Running Total (VERY COMMON)</w:t>
+      </w:r>
+    </w:p>
+    <w:p>
+      <w:pPr>
+        <w:tabs>
+          <w:tab w:val="left" w:pos="916"/>
+          <w:tab w:val="left" w:pos="1832"/>
+          <w:tab w:val="left" w:pos="2748"/>
+          <w:tab w:val="left" w:pos="3664"/>
+          <w:tab w:val="left" w:pos="4580"/>
+          <w:tab w:val="left" w:pos="5496"/>
+          <w:tab w:val="left" w:pos="6412"/>
+          <w:tab w:val="left" w:pos="7328"/>
+          <w:tab w:val="left" w:pos="8244"/>
+          <w:tab w:val="left" w:pos="9160"/>
+          <w:tab w:val="left" w:pos="10076"/>
+          <w:tab w:val="left" w:pos="10992"/>
+          <w:tab w:val="left" w:pos="11908"/>
+          <w:tab w:val="left" w:pos="12824"/>
+          <w:tab w:val="left" w:pos="13740"/>
+          <w:tab w:val="left" w:pos="14656"/>
+        </w:tabs>
+        <w:spacing w:after="0" w:line="240" w:lineRule="auto"/>
+        <w:rPr>
+          <w:rFonts w:eastAsia="Times New Roman" w:cstheme="minorHAnsi"/>
+          <w:lang w:eastAsia="en-IN"/>
+        </w:rPr>
+      </w:pPr>
+      <w:r>
+        <w:rPr>
+          <w:rFonts w:eastAsia="Times New Roman" w:cstheme="minorHAnsi"/>
+          <w:lang w:eastAsia="en-IN"/>
+        </w:rPr>
+        <w:t>SELECT date,</w:t>
+      </w:r>
+    </w:p>
+    <w:p>
+      <w:pPr>
+        <w:tabs>
+          <w:tab w:val="left" w:pos="916"/>
+          <w:tab w:val="left" w:pos="1832"/>
+          <w:tab w:val="left" w:pos="2748"/>
+          <w:tab w:val="left" w:pos="3664"/>
+          <w:tab w:val="left" w:pos="4580"/>
+          <w:tab w:val="left" w:pos="5496"/>
+          <w:tab w:val="left" w:pos="6412"/>
+          <w:tab w:val="left" w:pos="7328"/>
+          <w:tab w:val="left" w:pos="8244"/>
+          <w:tab w:val="left" w:pos="9160"/>
+          <w:tab w:val="left" w:pos="10076"/>
+          <w:tab w:val="left" w:pos="10992"/>
+          <w:tab w:val="left" w:pos="11908"/>
+          <w:tab w:val="left" w:pos="12824"/>
+          <w:tab w:val="left" w:pos="13740"/>
+          <w:tab w:val="left" w:pos="14656"/>
+        </w:tabs>
+        <w:spacing w:after="0" w:line="240" w:lineRule="auto"/>
+        <w:rPr>
+          <w:rFonts w:eastAsia="Times New Roman" w:cstheme="minorHAnsi"/>
+          <w:lang w:eastAsia="en-IN"/>
+        </w:rPr>
+      </w:pPr>
+      <w:r>
+        <w:rPr>
+          <w:rFonts w:eastAsia="Times New Roman" w:cstheme="minorHAnsi"/>
+          <w:lang w:eastAsia="en-IN"/>
+        </w:rPr>
+        <w:t xml:space="preserve">       </w:t>
+      </w:r>
+      <w:proofErr w:type="gramStart"/>
+      <w:r>
+        <w:rPr>
+          <w:rFonts w:eastAsia="Times New Roman" w:cstheme="minorHAnsi"/>
+          <w:lang w:eastAsia="en-IN"/>
+        </w:rPr>
+        <w:t>SUM(</w:t>
+      </w:r>
+      <w:proofErr w:type="gramEnd"/>
+      <w:r>
+        <w:rPr>
+          <w:rFonts w:eastAsia="Times New Roman" w:cstheme="minorHAnsi"/>
+          <w:lang w:eastAsia="en-IN"/>
+        </w:rPr>
+        <w:t xml:space="preserve">sales) OVER (ORDER BY date) AS </w:t>
+      </w:r>
+      <w:proofErr w:type="spellStart"/>
+      <w:r>
+        <w:rPr>
+          <w:rFonts w:eastAsia="Times New Roman" w:cstheme="minorHAnsi"/>
+          <w:lang w:eastAsia="en-IN"/>
+        </w:rPr>
+        <w:t>running_total</w:t>
+      </w:r>
+      <w:proofErr w:type="spellEnd"/>
+    </w:p>
+    <w:p>
+      <w:pPr>
+        <w:tabs>
+          <w:tab w:val="left" w:pos="916"/>
+          <w:tab w:val="left" w:pos="1832"/>
+          <w:tab w:val="left" w:pos="2748"/>
+          <w:tab w:val="left" w:pos="3664"/>
+          <w:tab w:val="left" w:pos="4580"/>
+          <w:tab w:val="left" w:pos="5496"/>
+          <w:tab w:val="left" w:pos="6412"/>
+          <w:tab w:val="left" w:pos="7328"/>
+          <w:tab w:val="left" w:pos="8244"/>
+          <w:tab w:val="left" w:pos="9160"/>
+          <w:tab w:val="left" w:pos="10076"/>
+          <w:tab w:val="left" w:pos="10992"/>
+          <w:tab w:val="left" w:pos="11908"/>
+          <w:tab w:val="left" w:pos="12824"/>
+          <w:tab w:val="left" w:pos="13740"/>
+          <w:tab w:val="left" w:pos="14656"/>
+        </w:tabs>
+        <w:spacing w:after="0" w:line="240" w:lineRule="auto"/>
+        <w:rPr>
+          <w:rFonts w:eastAsia="Times New Roman" w:cstheme="minorHAnsi"/>
+          <w:lang w:eastAsia="en-IN"/>
+        </w:rPr>
+      </w:pPr>
+      <w:r>
+        <w:rPr>
+          <w:rFonts w:eastAsia="Times New Roman" w:cstheme="minorHAnsi"/>
+          <w:lang w:eastAsia="en-IN"/>
+        </w:rPr>
+        <w:t>FROM sales;</w:t>
+      </w:r>
+    </w:p>
+    <w:p>
+      <w:pPr>
+        <w:spacing w:before="100" w:beforeAutospacing="1" w:after="100" w:afterAutospacing="1" w:line="240" w:lineRule="auto"/>
+        <w:rPr>
+          <w:rFonts w:eastAsia="Times New Roman" w:cstheme="minorHAnsi"/>
+          <w:lang w:eastAsia="en-IN"/>
+        </w:rPr>
+      </w:pPr>
+      <w:r>
+        <w:rPr>
+          <w:rFonts w:ascii="Calibri" w:eastAsia="Times New Roman" w:hAnsi="Calibri" w:cs="Calibri"/>
+          <w:lang w:eastAsia="en-IN"/>
+        </w:rPr>
+        <w:t>📌</w:t>
+      </w:r>
+      <w:r>
+        <w:rPr>
+          <w:rFonts w:eastAsia="Times New Roman" w:cstheme="minorHAnsi"/>
+          <w:lang w:eastAsia="en-IN"/>
+        </w:rPr>
+        <w:t xml:space="preserve"> No GROUP BY needed</w:t>
+      </w:r>
+    </w:p>
+    <w:p>
+      <w:pPr>
+        <w:spacing w:after="0" w:line="240" w:lineRule="auto"/>
+        <w:rPr>
+          <w:rFonts w:eastAsia="Times New Roman" w:cstheme="minorHAnsi"/>
+          <w:lang w:eastAsia="en-IN"/>
+        </w:rPr>
+      </w:pPr>
+      <w:r>
+        <w:rPr>
+          <w:rFonts w:eastAsia="Times New Roman" w:cstheme="minorHAnsi"/>
+          <w:lang w:eastAsia="en-IN"/>
+        </w:rPr>
+        <w:pict>
+          <v:rect id="_x0000_i1059" style="width:0;height:1.5pt" o:hralign="center" o:hrstd="t" o:hr="t" fillcolor="#a0a0a0" stroked="f"/>
+        </w:pict>
+      </w:r>
+    </w:p>
+    <w:p>
+      <w:pPr>
+        <w:spacing w:before="100" w:beforeAutospacing="1" w:after="100" w:afterAutospacing="1" w:line="240" w:lineRule="auto"/>
+        <w:outlineLvl w:val="0"/>
+        <w:rPr>
+          <w:rFonts w:eastAsia="Times New Roman" w:cstheme="minorHAnsi"/>
+          <w:b/>
+          <w:bCs/>
+          <w:kern w:val="36"/>
+          <w:lang w:eastAsia="en-IN"/>
+        </w:rPr>
+      </w:pPr>
+      <w:r>
+        <w:rPr>
+          <w:rFonts w:eastAsia="Times New Roman" w:cstheme="minorHAnsi"/>
+          <w:b/>
+          <w:bCs/>
+          <w:kern w:val="36"/>
+          <w:lang w:eastAsia="en-IN"/>
+        </w:rPr>
+        <w:t>LEVEL 5 — Moving Average (Amazon dashboards)</w:t>
+      </w:r>
+    </w:p>
+    <w:p>
+      <w:pPr>
+        <w:spacing w:before="100" w:beforeAutospacing="1" w:after="100" w:afterAutospacing="1" w:line="240" w:lineRule="auto"/>
+        <w:outlineLvl w:val="2"/>
+        <w:rPr>
+          <w:rFonts w:eastAsia="Times New Roman" w:cstheme="minorHAnsi"/>
+          <w:b/>
+          <w:bCs/>
+          <w:lang w:eastAsia="en-IN"/>
+        </w:rPr>
+      </w:pPr>
+      <w:r>
+        <w:rPr>
+          <w:rFonts w:eastAsia="Times New Roman" w:cstheme="minorHAnsi"/>
+          <w:b/>
+          <w:bCs/>
+          <w:lang w:eastAsia="en-IN"/>
+        </w:rPr>
+        <w:t xml:space="preserve">3-day moving </w:t>
+      </w:r>
+      <w:proofErr w:type="spellStart"/>
+      <w:r>
+        <w:rPr>
+          <w:rFonts w:eastAsia="Times New Roman" w:cstheme="minorHAnsi"/>
+          <w:b/>
+          <w:bCs/>
+          <w:lang w:eastAsia="en-IN"/>
+        </w:rPr>
+        <w:t>avg</w:t>
+      </w:r>
+      <w:proofErr w:type="spellEnd"/>
+    </w:p>
+    <w:p>
+      <w:pPr>
+        <w:tabs>
+          <w:tab w:val="left" w:pos="916"/>
+          <w:tab w:val="left" w:pos="1832"/>
+          <w:tab w:val="left" w:pos="2748"/>
+          <w:tab w:val="left" w:pos="3664"/>
+          <w:tab w:val="left" w:pos="4580"/>
+          <w:tab w:val="left" w:pos="5496"/>
+          <w:tab w:val="left" w:pos="6412"/>
+          <w:tab w:val="left" w:pos="7328"/>
+          <w:tab w:val="left" w:pos="8244"/>
+          <w:tab w:val="left" w:pos="9160"/>
+          <w:tab w:val="left" w:pos="10076"/>
+          <w:tab w:val="left" w:pos="10992"/>
+          <w:tab w:val="left" w:pos="11908"/>
+          <w:tab w:val="left" w:pos="12824"/>
+          <w:tab w:val="left" w:pos="13740"/>
+          <w:tab w:val="left" w:pos="14656"/>
+        </w:tabs>
+        <w:spacing w:after="0" w:line="240" w:lineRule="auto"/>
+        <w:rPr>
+          <w:rFonts w:eastAsia="Times New Roman" w:cstheme="minorHAnsi"/>
+          <w:lang w:eastAsia="en-IN"/>
+        </w:rPr>
+      </w:pPr>
+      <w:r>
+        <w:rPr>
+          <w:rFonts w:eastAsia="Times New Roman" w:cstheme="minorHAnsi"/>
+          <w:lang w:eastAsia="en-IN"/>
+        </w:rPr>
+        <w:t>SELECT date,</w:t>
+      </w:r>
+    </w:p>
+    <w:p>
+      <w:pPr>
+        <w:tabs>
+          <w:tab w:val="left" w:pos="916"/>
+          <w:tab w:val="left" w:pos="1832"/>
+          <w:tab w:val="left" w:pos="2748"/>
+          <w:tab w:val="left" w:pos="3664"/>
+          <w:tab w:val="left" w:pos="4580"/>
+          <w:tab w:val="left" w:pos="5496"/>
+          <w:tab w:val="left" w:pos="6412"/>
+          <w:tab w:val="left" w:pos="7328"/>
+          <w:tab w:val="left" w:pos="8244"/>
+          <w:tab w:val="left" w:pos="9160"/>
+          <w:tab w:val="left" w:pos="10076"/>
+          <w:tab w:val="left" w:pos="10992"/>
+          <w:tab w:val="left" w:pos="11908"/>
+          <w:tab w:val="left" w:pos="12824"/>
+          <w:tab w:val="left" w:pos="13740"/>
+          <w:tab w:val="left" w:pos="14656"/>
+        </w:tabs>
+        <w:spacing w:after="0" w:line="240" w:lineRule="auto"/>
+        <w:rPr>
+          <w:rFonts w:eastAsia="Times New Roman" w:cstheme="minorHAnsi"/>
+          <w:lang w:eastAsia="en-IN"/>
+        </w:rPr>
+      </w:pPr>
+      <w:r>
+        <w:rPr>
+          <w:rFonts w:eastAsia="Times New Roman" w:cstheme="minorHAnsi"/>
+          <w:lang w:eastAsia="en-IN"/>
+        </w:rPr>
+        <w:t xml:space="preserve">       </w:t>
+      </w:r>
+      <w:proofErr w:type="gramStart"/>
+      <w:r>
+        <w:rPr>
+          <w:rFonts w:eastAsia="Times New Roman" w:cstheme="minorHAnsi"/>
+          <w:lang w:eastAsia="en-IN"/>
+        </w:rPr>
+        <w:t>AVG(</w:t>
+      </w:r>
+      <w:proofErr w:type="gramEnd"/>
+      <w:r>
+        <w:rPr>
+          <w:rFonts w:eastAsia="Times New Roman" w:cstheme="minorHAnsi"/>
+          <w:lang w:eastAsia="en-IN"/>
+        </w:rPr>
+        <w:t>sales) OVER (</w:t>
+      </w:r>
+    </w:p>
+    <w:p>
+      <w:pPr>
+        <w:tabs>
+          <w:tab w:val="left" w:pos="916"/>
+          <w:tab w:val="left" w:pos="1832"/>
+          <w:tab w:val="left" w:pos="2748"/>
+          <w:tab w:val="left" w:pos="3664"/>
+          <w:tab w:val="left" w:pos="4580"/>
+          <w:tab w:val="left" w:pos="5496"/>
+          <w:tab w:val="left" w:pos="6412"/>
+          <w:tab w:val="left" w:pos="7328"/>
+          <w:tab w:val="left" w:pos="8244"/>
+          <w:tab w:val="left" w:pos="9160"/>
+          <w:tab w:val="left" w:pos="10076"/>
+          <w:tab w:val="left" w:pos="10992"/>
+          <w:tab w:val="left" w:pos="11908"/>
+          <w:tab w:val="left" w:pos="12824"/>
+          <w:tab w:val="left" w:pos="13740"/>
+          <w:tab w:val="left" w:pos="14656"/>
+        </w:tabs>
+        <w:spacing w:after="0" w:line="240" w:lineRule="auto"/>
+        <w:rPr>
+          <w:rFonts w:eastAsia="Times New Roman" w:cstheme="minorHAnsi"/>
+          <w:lang w:eastAsia="en-IN"/>
+        </w:rPr>
+      </w:pPr>
+      <w:r>
+        <w:rPr>
+          <w:rFonts w:eastAsia="Times New Roman" w:cstheme="minorHAnsi"/>
+          <w:lang w:eastAsia="en-IN"/>
+        </w:rPr>
+        <w:t xml:space="preserve">         ORDER BY date</w:t>
+      </w:r>
+    </w:p>
+    <w:p>
+      <w:pPr>
+        <w:tabs>
+          <w:tab w:val="left" w:pos="916"/>
+          <w:tab w:val="left" w:pos="1832"/>
+          <w:tab w:val="left" w:pos="2748"/>
+          <w:tab w:val="left" w:pos="3664"/>
+          <w:tab w:val="left" w:pos="4580"/>
+          <w:tab w:val="left" w:pos="5496"/>
+          <w:tab w:val="left" w:pos="6412"/>
+          <w:tab w:val="left" w:pos="7328"/>
+          <w:tab w:val="left" w:pos="8244"/>
+          <w:tab w:val="left" w:pos="9160"/>
+          <w:tab w:val="left" w:pos="10076"/>
+          <w:tab w:val="left" w:pos="10992"/>
+          <w:tab w:val="left" w:pos="11908"/>
+          <w:tab w:val="left" w:pos="12824"/>
+          <w:tab w:val="left" w:pos="13740"/>
+          <w:tab w:val="left" w:pos="14656"/>
+        </w:tabs>
+        <w:spacing w:after="0" w:line="240" w:lineRule="auto"/>
+        <w:rPr>
+          <w:rFonts w:eastAsia="Times New Roman" w:cstheme="minorHAnsi"/>
+          <w:lang w:eastAsia="en-IN"/>
+        </w:rPr>
+      </w:pPr>
+      <w:r>
+        <w:rPr>
+          <w:rFonts w:eastAsia="Times New Roman" w:cstheme="minorHAnsi"/>
+          <w:lang w:eastAsia="en-IN"/>
+        </w:rPr>
+        <w:t xml:space="preserve">         ROWS BETWEEN 2 </w:t>
+      </w:r>
+      <w:proofErr w:type="gramStart"/>
+      <w:r>
+        <w:rPr>
+          <w:rFonts w:eastAsia="Times New Roman" w:cstheme="minorHAnsi"/>
+          <w:lang w:eastAsia="en-IN"/>
+        </w:rPr>
+        <w:t>PRECEDING</w:t>
+      </w:r>
+      <w:proofErr w:type="gramEnd"/>
+      <w:r>
+        <w:rPr>
+          <w:rFonts w:eastAsia="Times New Roman" w:cstheme="minorHAnsi"/>
+          <w:lang w:eastAsia="en-IN"/>
+        </w:rPr>
+        <w:t xml:space="preserve"> AND CURRENT ROW</w:t>
+      </w:r>
+    </w:p>
+    <w:p>
+      <w:pPr>
+        <w:tabs>
+          <w:tab w:val="left" w:pos="916"/>
+          <w:tab w:val="left" w:pos="1832"/>
+          <w:tab w:val="left" w:pos="2748"/>
+          <w:tab w:val="left" w:pos="3664"/>
+          <w:tab w:val="left" w:pos="4580"/>
+          <w:tab w:val="left" w:pos="5496"/>
+          <w:tab w:val="left" w:pos="6412"/>
+          <w:tab w:val="left" w:pos="7328"/>
+          <w:tab w:val="left" w:pos="8244"/>
+          <w:tab w:val="left" w:pos="9160"/>
+          <w:tab w:val="left" w:pos="10076"/>
+          <w:tab w:val="left" w:pos="10992"/>
+          <w:tab w:val="left" w:pos="11908"/>
+          <w:tab w:val="left" w:pos="12824"/>
+          <w:tab w:val="left" w:pos="13740"/>
+          <w:tab w:val="left" w:pos="14656"/>
+        </w:tabs>
+        <w:spacing w:after="0" w:line="240" w:lineRule="auto"/>
+        <w:rPr>
+          <w:rFonts w:eastAsia="Times New Roman" w:cstheme="minorHAnsi"/>
+          <w:lang w:eastAsia="en-IN"/>
+        </w:rPr>
+      </w:pPr>
+      <w:r>
+        <w:rPr>
+          <w:rFonts w:eastAsia="Times New Roman" w:cstheme="minorHAnsi"/>
+          <w:lang w:eastAsia="en-IN"/>
+        </w:rPr>
+        <w:t xml:space="preserve">       ) AS </w:t>
+      </w:r>
+      <w:proofErr w:type="spellStart"/>
+      <w:r>
+        <w:rPr>
+          <w:rFonts w:eastAsia="Times New Roman" w:cstheme="minorHAnsi"/>
+          <w:lang w:eastAsia="en-IN"/>
+        </w:rPr>
+        <w:t>mov_avg</w:t>
+      </w:r>
+      <w:proofErr w:type="spellEnd"/>
+    </w:p>
+    <w:p>
+      <w:pPr>
+        <w:tabs>
+          <w:tab w:val="left" w:pos="916"/>
+          <w:tab w:val="left" w:pos="1832"/>
+          <w:tab w:val="left" w:pos="2748"/>
+          <w:tab w:val="left" w:pos="3664"/>
+          <w:tab w:val="left" w:pos="4580"/>
+          <w:tab w:val="left" w:pos="5496"/>
+          <w:tab w:val="left" w:pos="6412"/>
+          <w:tab w:val="left" w:pos="7328"/>
+          <w:tab w:val="left" w:pos="8244"/>
+          <w:tab w:val="left" w:pos="9160"/>
+          <w:tab w:val="left" w:pos="10076"/>
+          <w:tab w:val="left" w:pos="10992"/>
+          <w:tab w:val="left" w:pos="11908"/>
+          <w:tab w:val="left" w:pos="12824"/>
+          <w:tab w:val="left" w:pos="13740"/>
+          <w:tab w:val="left" w:pos="14656"/>
+        </w:tabs>
+        <w:spacing w:after="0" w:line="240" w:lineRule="auto"/>
+        <w:rPr>
+          <w:rFonts w:eastAsia="Times New Roman" w:cstheme="minorHAnsi"/>
+          <w:lang w:eastAsia="en-IN"/>
+        </w:rPr>
+      </w:pPr>
+      <w:r>
+        <w:rPr>
+          <w:rFonts w:eastAsia="Times New Roman" w:cstheme="minorHAnsi"/>
+          <w:lang w:eastAsia="en-IN"/>
+        </w:rPr>
+        <w:t>FROM sales;</w:t>
+      </w:r>
+    </w:p>
+    <w:p>
+      <w:pPr>
+        <w:spacing w:before="100" w:beforeAutospacing="1" w:after="100" w:afterAutospacing="1" w:line="240" w:lineRule="auto"/>
+        <w:rPr>
+          <w:rFonts w:eastAsia="Times New Roman" w:cstheme="minorHAnsi"/>
+          <w:lang w:eastAsia="en-IN"/>
+        </w:rPr>
+      </w:pPr>
+      <w:r>
+        <w:rPr>
+          <w:rFonts w:ascii="Calibri" w:eastAsia="Times New Roman" w:hAnsi="Calibri" w:cs="Calibri"/>
+          <w:lang w:eastAsia="en-IN"/>
+        </w:rPr>
+        <w:t>🎯</w:t>
+      </w:r>
+      <w:r>
+        <w:rPr>
+          <w:rFonts w:eastAsia="Times New Roman" w:cstheme="minorHAnsi"/>
+          <w:lang w:eastAsia="en-IN"/>
+        </w:rPr>
+        <w:t xml:space="preserve"> Say this:</w:t>
+      </w:r>
+    </w:p>
+    <w:p>
+      <w:pPr>
+        <w:spacing w:beforeAutospacing="1" w:after="100" w:afterAutospacing="1" w:line="240" w:lineRule="auto"/>
+        <w:rPr>
+          <w:rFonts w:eastAsia="Times New Roman" w:cstheme="minorHAnsi"/>
+          <w:lang w:eastAsia="en-IN"/>
+        </w:rPr>
+      </w:pPr>
+      <w:r>
+        <w:rPr>
+          <w:rFonts w:eastAsia="Times New Roman" w:cstheme="minorHAnsi"/>
+          <w:lang w:eastAsia="en-IN"/>
+        </w:rPr>
+        <w:t>“ROWS ensures row-based window, not value-based.”</w:t>
+      </w:r>
+    </w:p>
+    <w:p>
+      <w:pPr>
+        <w:spacing w:after="0" w:line="240" w:lineRule="auto"/>
+        <w:rPr>
+          <w:rFonts w:eastAsia="Times New Roman" w:cstheme="minorHAnsi"/>
+          <w:lang w:eastAsia="en-IN"/>
+        </w:rPr>
+      </w:pPr>
+      <w:r>
+        <w:rPr>
+          <w:rFonts w:eastAsia="Times New Roman" w:cstheme="minorHAnsi"/>
+          <w:lang w:eastAsia="en-IN"/>
+        </w:rPr>
+        <w:pict>
+          <v:rect id="_x0000_i1060" style="width:0;height:1.5pt" o:hralign="center" o:hrstd="t" o:hr="t" fillcolor="#a0a0a0" stroked="f"/>
+        </w:pict>
+      </w:r>
+    </w:p>
+    <w:p>
+      <w:pPr>
+        <w:spacing w:before="100" w:beforeAutospacing="1" w:after="100" w:afterAutospacing="1" w:line="240" w:lineRule="auto"/>
+        <w:outlineLvl w:val="0"/>
+        <w:rPr>
+          <w:rFonts w:eastAsia="Times New Roman" w:cstheme="minorHAnsi"/>
+          <w:b/>
+          <w:bCs/>
+          <w:kern w:val="36"/>
+          <w:lang w:eastAsia="en-IN"/>
+        </w:rPr>
+      </w:pPr>
+      <w:r>
+        <w:rPr>
+          <w:rFonts w:eastAsia="Times New Roman" w:cstheme="minorHAnsi"/>
+          <w:b/>
+          <w:bCs/>
+          <w:kern w:val="36"/>
+          <w:lang w:eastAsia="en-IN"/>
+        </w:rPr>
+        <w:lastRenderedPageBreak/>
+        <w:t xml:space="preserve">LEVEL 6 — FIRST_VALUE </w:t>
+      </w:r>
+      <w:proofErr w:type="spellStart"/>
+      <w:r>
+        <w:rPr>
+          <w:rFonts w:eastAsia="Times New Roman" w:cstheme="minorHAnsi"/>
+          <w:b/>
+          <w:bCs/>
+          <w:kern w:val="36"/>
+          <w:lang w:eastAsia="en-IN"/>
+        </w:rPr>
+        <w:t>vs</w:t>
+      </w:r>
+      <w:proofErr w:type="spellEnd"/>
+      <w:r>
+        <w:rPr>
+          <w:rFonts w:eastAsia="Times New Roman" w:cstheme="minorHAnsi"/>
+          <w:b/>
+          <w:bCs/>
+          <w:kern w:val="36"/>
+          <w:lang w:eastAsia="en-IN"/>
+        </w:rPr>
+        <w:t xml:space="preserve"> LAST_VALUE (TRAP)</w:t>
+      </w:r>
+    </w:p>
+    <w:p>
+      <w:pPr>
+        <w:spacing w:before="100" w:beforeAutospacing="1" w:after="100" w:afterAutospacing="1" w:line="240" w:lineRule="auto"/>
+        <w:outlineLvl w:val="2"/>
+        <w:rPr>
+          <w:rFonts w:eastAsia="Times New Roman" w:cstheme="minorHAnsi"/>
+          <w:b/>
+          <w:bCs/>
+          <w:lang w:eastAsia="en-IN"/>
+        </w:rPr>
+      </w:pPr>
+      <w:r>
+        <w:rPr>
+          <w:rFonts w:eastAsia="Times New Roman" w:cstheme="minorHAnsi"/>
+          <w:b/>
+          <w:bCs/>
+          <w:lang w:eastAsia="en-IN"/>
+        </w:rPr>
+        <w:t>WRONG</w:t>
+      </w:r>
+    </w:p>
+    <w:p>
+      <w:pPr>
+        <w:tabs>
+          <w:tab w:val="left" w:pos="916"/>
+          <w:tab w:val="left" w:pos="1832"/>
+          <w:tab w:val="left" w:pos="2748"/>
+          <w:tab w:val="left" w:pos="3664"/>
+          <w:tab w:val="left" w:pos="4580"/>
+          <w:tab w:val="left" w:pos="5496"/>
+          <w:tab w:val="left" w:pos="6412"/>
+          <w:tab w:val="left" w:pos="7328"/>
+          <w:tab w:val="left" w:pos="8244"/>
+          <w:tab w:val="left" w:pos="9160"/>
+          <w:tab w:val="left" w:pos="10076"/>
+          <w:tab w:val="left" w:pos="10992"/>
+          <w:tab w:val="left" w:pos="11908"/>
+          <w:tab w:val="left" w:pos="12824"/>
+          <w:tab w:val="left" w:pos="13740"/>
+          <w:tab w:val="left" w:pos="14656"/>
+        </w:tabs>
+        <w:spacing w:after="0" w:line="240" w:lineRule="auto"/>
+        <w:rPr>
+          <w:rFonts w:eastAsia="Times New Roman" w:cstheme="minorHAnsi"/>
+          <w:lang w:eastAsia="en-IN"/>
+        </w:rPr>
+      </w:pPr>
+      <w:r>
+        <w:rPr>
+          <w:rFonts w:eastAsia="Times New Roman" w:cstheme="minorHAnsi"/>
+          <w:lang w:eastAsia="en-IN"/>
+        </w:rPr>
+        <w:t>LAST_</w:t>
+      </w:r>
+      <w:proofErr w:type="gramStart"/>
+      <w:r>
+        <w:rPr>
+          <w:rFonts w:eastAsia="Times New Roman" w:cstheme="minorHAnsi"/>
+          <w:lang w:eastAsia="en-IN"/>
+        </w:rPr>
+        <w:t>VALUE(</w:t>
+      </w:r>
+      <w:proofErr w:type="gramEnd"/>
+      <w:r>
+        <w:rPr>
+          <w:rFonts w:eastAsia="Times New Roman" w:cstheme="minorHAnsi"/>
+          <w:lang w:eastAsia="en-IN"/>
+        </w:rPr>
+        <w:t xml:space="preserve">sales) OVER (PARTITION BY </w:t>
+      </w:r>
+      <w:proofErr w:type="spellStart"/>
+      <w:r>
+        <w:rPr>
+          <w:rFonts w:eastAsia="Times New Roman" w:cstheme="minorHAnsi"/>
+          <w:lang w:eastAsia="en-IN"/>
+        </w:rPr>
+        <w:t>dept</w:t>
+      </w:r>
+      <w:proofErr w:type="spellEnd"/>
+      <w:r>
+        <w:rPr>
+          <w:rFonts w:eastAsia="Times New Roman" w:cstheme="minorHAnsi"/>
+          <w:lang w:eastAsia="en-IN"/>
+        </w:rPr>
+        <w:t xml:space="preserve"> ORDER BY date)</w:t>
+      </w:r>
+    </w:p>
+    <w:p>
+      <w:pPr>
+        <w:spacing w:before="100" w:beforeAutospacing="1" w:after="100" w:afterAutospacing="1" w:line="240" w:lineRule="auto"/>
+        <w:rPr>
+          <w:rFonts w:eastAsia="Times New Roman" w:cstheme="minorHAnsi"/>
+          <w:lang w:eastAsia="en-IN"/>
+        </w:rPr>
+      </w:pPr>
+      <w:r>
+        <w:rPr>
+          <w:rFonts w:ascii="Calibri" w:eastAsia="Times New Roman" w:hAnsi="Calibri" w:cs="Calibri"/>
+          <w:lang w:eastAsia="en-IN"/>
+        </w:rPr>
+        <w:t>👉</w:t>
+      </w:r>
+      <w:r>
+        <w:rPr>
+          <w:rFonts w:eastAsia="Times New Roman" w:cstheme="minorHAnsi"/>
+          <w:lang w:eastAsia="en-IN"/>
+        </w:rPr>
+        <w:t xml:space="preserve"> Returns </w:t>
+      </w:r>
+      <w:r>
+        <w:rPr>
+          <w:rFonts w:eastAsia="Times New Roman" w:cstheme="minorHAnsi"/>
+          <w:b/>
+          <w:bCs/>
+          <w:lang w:eastAsia="en-IN"/>
+        </w:rPr>
+        <w:t>current row value</w:t>
+      </w:r>
+    </w:p>
+    <w:p>
+      <w:pPr>
+        <w:spacing w:after="0" w:line="240" w:lineRule="auto"/>
+        <w:rPr>
+          <w:rFonts w:eastAsia="Times New Roman" w:cstheme="minorHAnsi"/>
+          <w:lang w:eastAsia="en-IN"/>
+        </w:rPr>
+      </w:pPr>
+      <w:r>
+        <w:rPr>
+          <w:rFonts w:eastAsia="Times New Roman" w:cstheme="minorHAnsi"/>
+          <w:lang w:eastAsia="en-IN"/>
+        </w:rPr>
+        <w:pict>
+          <v:rect id="_x0000_i1061" style="width:0;height:1.5pt" o:hralign="center" o:hrstd="t" o:hr="t" fillcolor="#a0a0a0" stroked="f"/>
+        </w:pict>
+      </w:r>
+    </w:p>
+    <w:p>
+      <w:pPr>
+        <w:spacing w:before="100" w:beforeAutospacing="1" w:after="100" w:afterAutospacing="1" w:line="240" w:lineRule="auto"/>
+        <w:outlineLvl w:val="2"/>
+        <w:rPr>
+          <w:rFonts w:eastAsia="Times New Roman" w:cstheme="minorHAnsi"/>
+          <w:b/>
+          <w:bCs/>
+          <w:lang w:eastAsia="en-IN"/>
+        </w:rPr>
+      </w:pPr>
+      <w:r>
+        <w:rPr>
+          <w:rFonts w:eastAsia="Times New Roman" w:cstheme="minorHAnsi"/>
+          <w:b/>
+          <w:bCs/>
+          <w:lang w:eastAsia="en-IN"/>
+        </w:rPr>
+        <w:t>CORRECT</w:t>
+      </w:r>
+    </w:p>
+    <w:p>
+      <w:pPr>
+        <w:tabs>
+          <w:tab w:val="left" w:pos="916"/>
+          <w:tab w:val="left" w:pos="1832"/>
+          <w:tab w:val="left" w:pos="2748"/>
+          <w:tab w:val="left" w:pos="3664"/>
+          <w:tab w:val="left" w:pos="4580"/>
+          <w:tab w:val="left" w:pos="5496"/>
+          <w:tab w:val="left" w:pos="6412"/>
+          <w:tab w:val="left" w:pos="7328"/>
+          <w:tab w:val="left" w:pos="8244"/>
+          <w:tab w:val="left" w:pos="9160"/>
+          <w:tab w:val="left" w:pos="10076"/>
+          <w:tab w:val="left" w:pos="10992"/>
+          <w:tab w:val="left" w:pos="11908"/>
+          <w:tab w:val="left" w:pos="12824"/>
+          <w:tab w:val="left" w:pos="13740"/>
+          <w:tab w:val="left" w:pos="14656"/>
+        </w:tabs>
+        <w:spacing w:after="0" w:line="240" w:lineRule="auto"/>
+        <w:rPr>
+          <w:rFonts w:eastAsia="Times New Roman" w:cstheme="minorHAnsi"/>
+          <w:lang w:eastAsia="en-IN"/>
+        </w:rPr>
+      </w:pPr>
+      <w:r>
+        <w:rPr>
+          <w:rFonts w:eastAsia="Times New Roman" w:cstheme="minorHAnsi"/>
+          <w:lang w:eastAsia="en-IN"/>
+        </w:rPr>
+        <w:t>LAST_</w:t>
+      </w:r>
+      <w:proofErr w:type="gramStart"/>
+      <w:r>
+        <w:rPr>
+          <w:rFonts w:eastAsia="Times New Roman" w:cstheme="minorHAnsi"/>
+          <w:lang w:eastAsia="en-IN"/>
+        </w:rPr>
+        <w:t>VALUE(</w:t>
+      </w:r>
+      <w:proofErr w:type="gramEnd"/>
+      <w:r>
+        <w:rPr>
+          <w:rFonts w:eastAsia="Times New Roman" w:cstheme="minorHAnsi"/>
+          <w:lang w:eastAsia="en-IN"/>
+        </w:rPr>
+        <w:t>sales) OVER (</w:t>
+      </w:r>
+    </w:p>
+    <w:p>
+      <w:pPr>
+        <w:tabs>
+          <w:tab w:val="left" w:pos="916"/>
+          <w:tab w:val="left" w:pos="1832"/>
+          <w:tab w:val="left" w:pos="2748"/>
+          <w:tab w:val="left" w:pos="3664"/>
+          <w:tab w:val="left" w:pos="4580"/>
+          <w:tab w:val="left" w:pos="5496"/>
+          <w:tab w:val="left" w:pos="6412"/>
+          <w:tab w:val="left" w:pos="7328"/>
+          <w:tab w:val="left" w:pos="8244"/>
+          <w:tab w:val="left" w:pos="9160"/>
+          <w:tab w:val="left" w:pos="10076"/>
+          <w:tab w:val="left" w:pos="10992"/>
+          <w:tab w:val="left" w:pos="11908"/>
+          <w:tab w:val="left" w:pos="12824"/>
+          <w:tab w:val="left" w:pos="13740"/>
+          <w:tab w:val="left" w:pos="14656"/>
+        </w:tabs>
+        <w:spacing w:after="0" w:line="240" w:lineRule="auto"/>
+        <w:rPr>
+          <w:rFonts w:eastAsia="Times New Roman" w:cstheme="minorHAnsi"/>
+          <w:lang w:eastAsia="en-IN"/>
+        </w:rPr>
+      </w:pPr>
+      <w:r>
+        <w:rPr>
+          <w:rFonts w:eastAsia="Times New Roman" w:cstheme="minorHAnsi"/>
+          <w:lang w:eastAsia="en-IN"/>
+        </w:rPr>
+        <w:t xml:space="preserve">  PARTITION BY </w:t>
+      </w:r>
+      <w:proofErr w:type="spellStart"/>
+      <w:r>
+        <w:rPr>
+          <w:rFonts w:eastAsia="Times New Roman" w:cstheme="minorHAnsi"/>
+          <w:lang w:eastAsia="en-IN"/>
+        </w:rPr>
+        <w:t>dept</w:t>
+      </w:r>
+      <w:proofErr w:type="spellEnd"/>
+    </w:p>
+    <w:p>
+      <w:pPr>
+        <w:tabs>
+          <w:tab w:val="left" w:pos="916"/>
+          <w:tab w:val="left" w:pos="1832"/>
+          <w:tab w:val="left" w:pos="2748"/>
+          <w:tab w:val="left" w:pos="3664"/>
+          <w:tab w:val="left" w:pos="4580"/>
+          <w:tab w:val="left" w:pos="5496"/>
+          <w:tab w:val="left" w:pos="6412"/>
+          <w:tab w:val="left" w:pos="7328"/>
+          <w:tab w:val="left" w:pos="8244"/>
+          <w:tab w:val="left" w:pos="9160"/>
+          <w:tab w:val="left" w:pos="10076"/>
+          <w:tab w:val="left" w:pos="10992"/>
+          <w:tab w:val="left" w:pos="11908"/>
+          <w:tab w:val="left" w:pos="12824"/>
+          <w:tab w:val="left" w:pos="13740"/>
+          <w:tab w:val="left" w:pos="14656"/>
+        </w:tabs>
+        <w:spacing w:after="0" w:line="240" w:lineRule="auto"/>
+        <w:rPr>
+          <w:rFonts w:eastAsia="Times New Roman" w:cstheme="minorHAnsi"/>
+          <w:lang w:eastAsia="en-IN"/>
+        </w:rPr>
+      </w:pPr>
+      <w:r>
+        <w:rPr>
+          <w:rFonts w:eastAsia="Times New Roman" w:cstheme="minorHAnsi"/>
+          <w:lang w:eastAsia="en-IN"/>
+        </w:rPr>
+        <w:t xml:space="preserve">  ORDER BY date</w:t>
+      </w:r>
+    </w:p>
+    <w:p>
+      <w:pPr>
+        <w:tabs>
+          <w:tab w:val="left" w:pos="916"/>
+          <w:tab w:val="left" w:pos="1832"/>
+          <w:tab w:val="left" w:pos="2748"/>
+          <w:tab w:val="left" w:pos="3664"/>
+          <w:tab w:val="left" w:pos="4580"/>
+          <w:tab w:val="left" w:pos="5496"/>
+          <w:tab w:val="left" w:pos="6412"/>
+          <w:tab w:val="left" w:pos="7328"/>
+          <w:tab w:val="left" w:pos="8244"/>
+          <w:tab w:val="left" w:pos="9160"/>
+          <w:tab w:val="left" w:pos="10076"/>
+          <w:tab w:val="left" w:pos="10992"/>
+          <w:tab w:val="left" w:pos="11908"/>
+          <w:tab w:val="left" w:pos="12824"/>
+          <w:tab w:val="left" w:pos="13740"/>
+          <w:tab w:val="left" w:pos="14656"/>
+        </w:tabs>
+        <w:spacing w:after="0" w:line="240" w:lineRule="auto"/>
+        <w:rPr>
+          <w:rFonts w:eastAsia="Times New Roman" w:cstheme="minorHAnsi"/>
+          <w:lang w:eastAsia="en-IN"/>
+        </w:rPr>
+      </w:pPr>
+      <w:r>
+        <w:rPr>
+          <w:rFonts w:eastAsia="Times New Roman" w:cstheme="minorHAnsi"/>
+          <w:lang w:eastAsia="en-IN"/>
+        </w:rPr>
+        <w:t xml:space="preserve">  ROWS BETWEEN UNBOUNDED PRECEDING AND UNBOUNDED FOLLOWING</w:t>
+      </w:r>
+    </w:p>
+    <w:p>
+      <w:pPr>
+        <w:tabs>
+          <w:tab w:val="left" w:pos="916"/>
+          <w:tab w:val="left" w:pos="1832"/>
+          <w:tab w:val="left" w:pos="2748"/>
+          <w:tab w:val="left" w:pos="3664"/>
+          <w:tab w:val="left" w:pos="4580"/>
+          <w:tab w:val="left" w:pos="5496"/>
+          <w:tab w:val="left" w:pos="6412"/>
+          <w:tab w:val="left" w:pos="7328"/>
+          <w:tab w:val="left" w:pos="8244"/>
+          <w:tab w:val="left" w:pos="9160"/>
+          <w:tab w:val="left" w:pos="10076"/>
+          <w:tab w:val="left" w:pos="10992"/>
+          <w:tab w:val="left" w:pos="11908"/>
+          <w:tab w:val="left" w:pos="12824"/>
+          <w:tab w:val="left" w:pos="13740"/>
+          <w:tab w:val="left" w:pos="14656"/>
+        </w:tabs>
+        <w:spacing w:after="0" w:line="240" w:lineRule="auto"/>
+        <w:rPr>
+          <w:rFonts w:eastAsia="Times New Roman" w:cstheme="minorHAnsi"/>
+          <w:lang w:eastAsia="en-IN"/>
+        </w:rPr>
+      </w:pPr>
+      <w:r>
+        <w:rPr>
+          <w:rFonts w:eastAsia="Times New Roman" w:cstheme="minorHAnsi"/>
+          <w:lang w:eastAsia="en-IN"/>
+        </w:rPr>
+        <w:t>)</w:t>
+      </w:r>
+    </w:p>
+    <w:p>
+      <w:pPr>
+        <w:spacing w:before="100" w:beforeAutospacing="1" w:after="100" w:afterAutospacing="1" w:line="240" w:lineRule="auto"/>
+        <w:rPr>
+          <w:rFonts w:eastAsia="Times New Roman" w:cstheme="minorHAnsi"/>
+          <w:lang w:eastAsia="en-IN"/>
+        </w:rPr>
+      </w:pPr>
+      <w:r>
+        <w:rPr>
+          <w:rFonts w:ascii="Calibri" w:eastAsia="Times New Roman" w:hAnsi="Calibri" w:cs="Calibri"/>
+          <w:lang w:eastAsia="en-IN"/>
+        </w:rPr>
+        <w:t>🔥</w:t>
+      </w:r>
+      <w:r>
+        <w:rPr>
+          <w:rFonts w:eastAsia="Times New Roman" w:cstheme="minorHAnsi"/>
+          <w:lang w:eastAsia="en-IN"/>
+        </w:rPr>
+        <w:t xml:space="preserve"> Frame clause is mandatory</w:t>
+      </w:r>
+    </w:p>
+    <w:p>
+      <w:pPr>
+        <w:spacing w:after="0" w:line="240" w:lineRule="auto"/>
+        <w:rPr>
+          <w:rFonts w:eastAsia="Times New Roman" w:cstheme="minorHAnsi"/>
+          <w:lang w:eastAsia="en-IN"/>
+        </w:rPr>
+      </w:pPr>
+      <w:r>
+        <w:rPr>
+          <w:rFonts w:eastAsia="Times New Roman" w:cstheme="minorHAnsi"/>
+          <w:lang w:eastAsia="en-IN"/>
+        </w:rPr>
+        <w:pict>
+          <v:rect id="_x0000_i1062" style="width:0;height:1.5pt" o:hralign="center" o:hrstd="t" o:hr="t" fillcolor="#a0a0a0" stroked="f"/>
+        </w:pict>
+      </w:r>
+    </w:p>
+    <w:p>
+      <w:pPr>
+        <w:spacing w:before="100" w:beforeAutospacing="1" w:after="100" w:afterAutospacing="1" w:line="240" w:lineRule="auto"/>
+        <w:outlineLvl w:val="0"/>
+        <w:rPr>
+          <w:rFonts w:eastAsia="Times New Roman" w:cstheme="minorHAnsi"/>
+          <w:b/>
+          <w:bCs/>
+          <w:kern w:val="36"/>
+          <w:lang w:eastAsia="en-IN"/>
+        </w:rPr>
+      </w:pPr>
+      <w:r>
+        <w:rPr>
+          <w:rFonts w:eastAsia="Times New Roman" w:cstheme="minorHAnsi"/>
+          <w:b/>
+          <w:bCs/>
+          <w:kern w:val="36"/>
+          <w:lang w:eastAsia="en-IN"/>
+        </w:rPr>
+        <w:t xml:space="preserve">LEVEL 7 — </w:t>
+      </w:r>
+      <w:proofErr w:type="spellStart"/>
+      <w:r>
+        <w:rPr>
+          <w:rFonts w:eastAsia="Times New Roman" w:cstheme="minorHAnsi"/>
+          <w:b/>
+          <w:bCs/>
+          <w:kern w:val="36"/>
+          <w:lang w:eastAsia="en-IN"/>
+        </w:rPr>
+        <w:t>Deduplication</w:t>
+      </w:r>
+      <w:proofErr w:type="spellEnd"/>
+      <w:r>
+        <w:rPr>
+          <w:rFonts w:eastAsia="Times New Roman" w:cstheme="minorHAnsi"/>
+          <w:b/>
+          <w:bCs/>
+          <w:kern w:val="36"/>
+          <w:lang w:eastAsia="en-IN"/>
+        </w:rPr>
+        <w:t xml:space="preserve"> (VERY HOT)</w:t>
+      </w:r>
+    </w:p>
+    <w:p>
+      <w:pPr>
+        <w:spacing w:before="100" w:beforeAutospacing="1" w:after="100" w:afterAutospacing="1" w:line="240" w:lineRule="auto"/>
+        <w:outlineLvl w:val="2"/>
+        <w:rPr>
+          <w:rFonts w:eastAsia="Times New Roman" w:cstheme="minorHAnsi"/>
+          <w:b/>
+          <w:bCs/>
+          <w:lang w:eastAsia="en-IN"/>
+        </w:rPr>
+      </w:pPr>
+      <w:r>
+        <w:rPr>
+          <w:rFonts w:eastAsia="Times New Roman" w:cstheme="minorHAnsi"/>
+          <w:b/>
+          <w:bCs/>
+          <w:lang w:eastAsia="en-IN"/>
+        </w:rPr>
+        <w:t>Remove duplicates, keep latest record</w:t>
+      </w:r>
+    </w:p>
+    <w:p>
+      <w:pPr>
+        <w:tabs>
+          <w:tab w:val="left" w:pos="916"/>
+          <w:tab w:val="left" w:pos="1832"/>
+          <w:tab w:val="left" w:pos="2748"/>
+          <w:tab w:val="left" w:pos="3664"/>
+          <w:tab w:val="left" w:pos="4580"/>
+          <w:tab w:val="left" w:pos="5496"/>
+          <w:tab w:val="left" w:pos="6412"/>
+          <w:tab w:val="left" w:pos="7328"/>
+          <w:tab w:val="left" w:pos="8244"/>
+          <w:tab w:val="left" w:pos="9160"/>
+          <w:tab w:val="left" w:pos="10076"/>
+          <w:tab w:val="left" w:pos="10992"/>
+          <w:tab w:val="left" w:pos="11908"/>
+          <w:tab w:val="left" w:pos="12824"/>
+          <w:tab w:val="left" w:pos="13740"/>
+          <w:tab w:val="left" w:pos="14656"/>
+        </w:tabs>
+        <w:spacing w:after="0" w:line="240" w:lineRule="auto"/>
+        <w:rPr>
+          <w:rFonts w:eastAsia="Times New Roman" w:cstheme="minorHAnsi"/>
+          <w:lang w:eastAsia="en-IN"/>
+        </w:rPr>
+      </w:pPr>
+      <w:r>
+        <w:rPr>
+          <w:rFonts w:eastAsia="Times New Roman" w:cstheme="minorHAnsi"/>
+          <w:lang w:eastAsia="en-IN"/>
+        </w:rPr>
+        <w:t>SELECT *</w:t>
+      </w:r>
+    </w:p>
+    <w:p>
+      <w:pPr>
+        <w:tabs>
+          <w:tab w:val="left" w:pos="916"/>
+          <w:tab w:val="left" w:pos="1832"/>
+          <w:tab w:val="left" w:pos="2748"/>
+          <w:tab w:val="left" w:pos="3664"/>
+          <w:tab w:val="left" w:pos="4580"/>
+          <w:tab w:val="left" w:pos="5496"/>
+          <w:tab w:val="left" w:pos="6412"/>
+          <w:tab w:val="left" w:pos="7328"/>
+          <w:tab w:val="left" w:pos="8244"/>
+          <w:tab w:val="left" w:pos="9160"/>
+          <w:tab w:val="left" w:pos="10076"/>
+          <w:tab w:val="left" w:pos="10992"/>
+          <w:tab w:val="left" w:pos="11908"/>
+          <w:tab w:val="left" w:pos="12824"/>
+          <w:tab w:val="left" w:pos="13740"/>
+          <w:tab w:val="left" w:pos="14656"/>
+        </w:tabs>
+        <w:spacing w:after="0" w:line="240" w:lineRule="auto"/>
+        <w:rPr>
+          <w:rFonts w:eastAsia="Times New Roman" w:cstheme="minorHAnsi"/>
+          <w:lang w:eastAsia="en-IN"/>
+        </w:rPr>
+      </w:pPr>
+      <w:r>
+        <w:rPr>
+          <w:rFonts w:eastAsia="Times New Roman" w:cstheme="minorHAnsi"/>
+          <w:lang w:eastAsia="en-IN"/>
+        </w:rPr>
+        <w:t>FROM (</w:t>
+      </w:r>
+    </w:p>
+    <w:p>
+      <w:pPr>
+        <w:tabs>
+          <w:tab w:val="left" w:pos="916"/>
+          <w:tab w:val="left" w:pos="1832"/>
+          <w:tab w:val="left" w:pos="2748"/>
+          <w:tab w:val="left" w:pos="3664"/>
+          <w:tab w:val="left" w:pos="4580"/>
+          <w:tab w:val="left" w:pos="5496"/>
+          <w:tab w:val="left" w:pos="6412"/>
+          <w:tab w:val="left" w:pos="7328"/>
+          <w:tab w:val="left" w:pos="8244"/>
+          <w:tab w:val="left" w:pos="9160"/>
+          <w:tab w:val="left" w:pos="10076"/>
+          <w:tab w:val="left" w:pos="10992"/>
+          <w:tab w:val="left" w:pos="11908"/>
+          <w:tab w:val="left" w:pos="12824"/>
+          <w:tab w:val="left" w:pos="13740"/>
+          <w:tab w:val="left" w:pos="14656"/>
+        </w:tabs>
+        <w:spacing w:after="0" w:line="240" w:lineRule="auto"/>
+        <w:rPr>
+          <w:rFonts w:eastAsia="Times New Roman" w:cstheme="minorHAnsi"/>
+          <w:lang w:eastAsia="en-IN"/>
+        </w:rPr>
+      </w:pPr>
+      <w:r>
+        <w:rPr>
+          <w:rFonts w:eastAsia="Times New Roman" w:cstheme="minorHAnsi"/>
+          <w:lang w:eastAsia="en-IN"/>
+        </w:rPr>
+        <w:t xml:space="preserve">  SELECT *,</w:t>
+      </w:r>
+    </w:p>
+    <w:p>
+      <w:pPr>
+        <w:tabs>
+          <w:tab w:val="left" w:pos="916"/>
+          <w:tab w:val="left" w:pos="1832"/>
+          <w:tab w:val="left" w:pos="2748"/>
+          <w:tab w:val="left" w:pos="3664"/>
+          <w:tab w:val="left" w:pos="4580"/>
+          <w:tab w:val="left" w:pos="5496"/>
+          <w:tab w:val="left" w:pos="6412"/>
+          <w:tab w:val="left" w:pos="7328"/>
+          <w:tab w:val="left" w:pos="8244"/>
+          <w:tab w:val="left" w:pos="9160"/>
+          <w:tab w:val="left" w:pos="10076"/>
+          <w:tab w:val="left" w:pos="10992"/>
+          <w:tab w:val="left" w:pos="11908"/>
+          <w:tab w:val="left" w:pos="12824"/>
+          <w:tab w:val="left" w:pos="13740"/>
+          <w:tab w:val="left" w:pos="14656"/>
+        </w:tabs>
+        <w:spacing w:after="0" w:line="240" w:lineRule="auto"/>
+        <w:rPr>
+          <w:rFonts w:eastAsia="Times New Roman" w:cstheme="minorHAnsi"/>
+          <w:lang w:eastAsia="en-IN"/>
+        </w:rPr>
+      </w:pPr>
+      <w:r>
+        <w:rPr>
+          <w:rFonts w:eastAsia="Times New Roman" w:cstheme="minorHAnsi"/>
+          <w:lang w:eastAsia="en-IN"/>
+        </w:rPr>
+        <w:t xml:space="preserve">         ROW_</w:t>
+      </w:r>
+      <w:proofErr w:type="gramStart"/>
+      <w:r>
+        <w:rPr>
+          <w:rFonts w:eastAsia="Times New Roman" w:cstheme="minorHAnsi"/>
+          <w:lang w:eastAsia="en-IN"/>
+        </w:rPr>
+        <w:t>NUMBER(</w:t>
+      </w:r>
+      <w:proofErr w:type="gramEnd"/>
+      <w:r>
+        <w:rPr>
+          <w:rFonts w:eastAsia="Times New Roman" w:cstheme="minorHAnsi"/>
+          <w:lang w:eastAsia="en-IN"/>
+        </w:rPr>
+        <w:t xml:space="preserve">) OVER (PARTITION BY email ORDER BY </w:t>
+      </w:r>
+      <w:proofErr w:type="spellStart"/>
+      <w:r>
+        <w:rPr>
+          <w:rFonts w:eastAsia="Times New Roman" w:cstheme="minorHAnsi"/>
+          <w:lang w:eastAsia="en-IN"/>
+        </w:rPr>
+        <w:t>updated_at</w:t>
+      </w:r>
+      <w:proofErr w:type="spellEnd"/>
+      <w:r>
+        <w:rPr>
+          <w:rFonts w:eastAsia="Times New Roman" w:cstheme="minorHAnsi"/>
+          <w:lang w:eastAsia="en-IN"/>
+        </w:rPr>
+        <w:t xml:space="preserve"> DESC) </w:t>
+      </w:r>
+      <w:proofErr w:type="spellStart"/>
+      <w:r>
+        <w:rPr>
+          <w:rFonts w:eastAsia="Times New Roman" w:cstheme="minorHAnsi"/>
+          <w:lang w:eastAsia="en-IN"/>
+        </w:rPr>
+        <w:t>rn</w:t>
+      </w:r>
+      <w:proofErr w:type="spellEnd"/>
+    </w:p>
+    <w:p>
+      <w:pPr>
+        <w:tabs>
+          <w:tab w:val="left" w:pos="916"/>
+          <w:tab w:val="left" w:pos="1832"/>
+          <w:tab w:val="left" w:pos="2748"/>
+          <w:tab w:val="left" w:pos="3664"/>
+          <w:tab w:val="left" w:pos="4580"/>
+          <w:tab w:val="left" w:pos="5496"/>
+          <w:tab w:val="left" w:pos="6412"/>
+          <w:tab w:val="left" w:pos="7328"/>
+          <w:tab w:val="left" w:pos="8244"/>
+          <w:tab w:val="left" w:pos="9160"/>
+          <w:tab w:val="left" w:pos="10076"/>
+          <w:tab w:val="left" w:pos="10992"/>
+          <w:tab w:val="left" w:pos="11908"/>
+          <w:tab w:val="left" w:pos="12824"/>
+          <w:tab w:val="left" w:pos="13740"/>
+          <w:tab w:val="left" w:pos="14656"/>
+        </w:tabs>
+        <w:spacing w:after="0" w:line="240" w:lineRule="auto"/>
+        <w:rPr>
+          <w:rFonts w:eastAsia="Times New Roman" w:cstheme="minorHAnsi"/>
+          <w:lang w:eastAsia="en-IN"/>
+        </w:rPr>
+      </w:pPr>
+      <w:r>
+        <w:rPr>
+          <w:rFonts w:eastAsia="Times New Roman" w:cstheme="minorHAnsi"/>
+          <w:lang w:eastAsia="en-IN"/>
+        </w:rPr>
+        <w:t xml:space="preserve">  FROM users</w:t>
+      </w:r>
+    </w:p>
+    <w:p>
+      <w:pPr>
+        <w:tabs>
+          <w:tab w:val="left" w:pos="916"/>
+          <w:tab w:val="left" w:pos="1832"/>
+          <w:tab w:val="left" w:pos="2748"/>
+          <w:tab w:val="left" w:pos="3664"/>
+          <w:tab w:val="left" w:pos="4580"/>
+          <w:tab w:val="left" w:pos="5496"/>
+          <w:tab w:val="left" w:pos="6412"/>
+          <w:tab w:val="left" w:pos="7328"/>
+          <w:tab w:val="left" w:pos="8244"/>
+          <w:tab w:val="left" w:pos="9160"/>
+          <w:tab w:val="left" w:pos="10076"/>
+          <w:tab w:val="left" w:pos="10992"/>
+          <w:tab w:val="left" w:pos="11908"/>
+          <w:tab w:val="left" w:pos="12824"/>
+          <w:tab w:val="left" w:pos="13740"/>
+          <w:tab w:val="left" w:pos="14656"/>
+        </w:tabs>
+        <w:spacing w:after="0" w:line="240" w:lineRule="auto"/>
+        <w:rPr>
+          <w:rFonts w:eastAsia="Times New Roman" w:cstheme="minorHAnsi"/>
+          <w:lang w:eastAsia="en-IN"/>
+        </w:rPr>
+      </w:pPr>
+      <w:r>
+        <w:rPr>
+          <w:rFonts w:eastAsia="Times New Roman" w:cstheme="minorHAnsi"/>
+          <w:lang w:eastAsia="en-IN"/>
+        </w:rPr>
+        <w:t>) t</w:t>
+      </w:r>
+    </w:p>
+    <w:p>
+      <w:pPr>
+        <w:tabs>
+          <w:tab w:val="left" w:pos="916"/>
+          <w:tab w:val="left" w:pos="1832"/>
+          <w:tab w:val="left" w:pos="2748"/>
+          <w:tab w:val="left" w:pos="3664"/>
+          <w:tab w:val="left" w:pos="4580"/>
+          <w:tab w:val="left" w:pos="5496"/>
+          <w:tab w:val="left" w:pos="6412"/>
+          <w:tab w:val="left" w:pos="7328"/>
+          <w:tab w:val="left" w:pos="8244"/>
+          <w:tab w:val="left" w:pos="9160"/>
+          <w:tab w:val="left" w:pos="10076"/>
+          <w:tab w:val="left" w:pos="10992"/>
+          <w:tab w:val="left" w:pos="11908"/>
+          <w:tab w:val="left" w:pos="12824"/>
+          <w:tab w:val="left" w:pos="13740"/>
+          <w:tab w:val="left" w:pos="14656"/>
+        </w:tabs>
+        <w:spacing w:after="0" w:line="240" w:lineRule="auto"/>
+        <w:rPr>
+          <w:rFonts w:eastAsia="Times New Roman" w:cstheme="minorHAnsi"/>
+          <w:lang w:eastAsia="en-IN"/>
+        </w:rPr>
+      </w:pPr>
+      <w:r>
+        <w:rPr>
+          <w:rFonts w:eastAsia="Times New Roman" w:cstheme="minorHAnsi"/>
+          <w:lang w:eastAsia="en-IN"/>
+        </w:rPr>
+        <w:t xml:space="preserve">WHERE </w:t>
+      </w:r>
+      <w:proofErr w:type="spellStart"/>
+      <w:r>
+        <w:rPr>
+          <w:rFonts w:eastAsia="Times New Roman" w:cstheme="minorHAnsi"/>
+          <w:lang w:eastAsia="en-IN"/>
+        </w:rPr>
+        <w:t>rn</w:t>
+      </w:r>
+      <w:proofErr w:type="spellEnd"/>
+      <w:r>
+        <w:rPr>
+          <w:rFonts w:eastAsia="Times New Roman" w:cstheme="minorHAnsi"/>
+          <w:lang w:eastAsia="en-IN"/>
+        </w:rPr>
+        <w:t xml:space="preserve"> = 1;</w:t>
+      </w:r>
+    </w:p>
+    <w:p>
+      <w:pPr>
+        <w:spacing w:after="0" w:line="240" w:lineRule="auto"/>
+        <w:rPr>
+          <w:rFonts w:eastAsia="Times New Roman" w:cstheme="minorHAnsi"/>
+          <w:lang w:eastAsia="en-IN"/>
+        </w:rPr>
+      </w:pPr>
+      <w:r>
+        <w:rPr>
+          <w:rFonts w:eastAsia="Times New Roman" w:cstheme="minorHAnsi"/>
+          <w:lang w:eastAsia="en-IN"/>
+        </w:rPr>
+        <w:pict>
+          <v:rect id="_x0000_i1063" style="width:0;height:1.5pt" o:hralign="center" o:hrstd="t" o:hr="t" fillcolor="#a0a0a0" stroked="f"/>
+        </w:pict>
+      </w:r>
+    </w:p>
+    <w:p>
+      <w:pPr>
+        <w:spacing w:before="100" w:beforeAutospacing="1" w:after="100" w:afterAutospacing="1" w:line="240" w:lineRule="auto"/>
+        <w:outlineLvl w:val="0"/>
+        <w:rPr>
+          <w:rFonts w:eastAsia="Times New Roman" w:cstheme="minorHAnsi"/>
+          <w:b/>
+          <w:bCs/>
+          <w:kern w:val="36"/>
+          <w:lang w:eastAsia="en-IN"/>
+        </w:rPr>
+      </w:pPr>
+      <w:r>
+        <w:rPr>
+          <w:rFonts w:eastAsia="Times New Roman" w:cstheme="minorHAnsi"/>
+          <w:b/>
+          <w:bCs/>
+          <w:kern w:val="36"/>
+          <w:lang w:eastAsia="en-IN"/>
+        </w:rPr>
+        <w:t>LEVEL 8 — Percentiles (Amazon uses this)</w:t>
+      </w:r>
+    </w:p>
+    <w:p>
+      <w:pPr>
+        <w:spacing w:before="100" w:beforeAutospacing="1" w:after="100" w:afterAutospacing="1" w:line="240" w:lineRule="auto"/>
+        <w:outlineLvl w:val="2"/>
+        <w:rPr>
+          <w:rFonts w:eastAsia="Times New Roman" w:cstheme="minorHAnsi"/>
+          <w:b/>
+          <w:bCs/>
+          <w:lang w:eastAsia="en-IN"/>
+        </w:rPr>
+      </w:pPr>
+      <w:r>
+        <w:rPr>
+          <w:rFonts w:eastAsia="Times New Roman" w:cstheme="minorHAnsi"/>
+          <w:b/>
+          <w:bCs/>
+          <w:lang w:eastAsia="en-IN"/>
+        </w:rPr>
+        <w:t>Find top 10% customers by spend</w:t>
+      </w:r>
+    </w:p>
+    <w:p>
+      <w:pPr>
+        <w:tabs>
+          <w:tab w:val="left" w:pos="916"/>
+          <w:tab w:val="left" w:pos="1832"/>
+          <w:tab w:val="left" w:pos="2748"/>
+          <w:tab w:val="left" w:pos="3664"/>
+          <w:tab w:val="left" w:pos="4580"/>
+          <w:tab w:val="left" w:pos="5496"/>
+          <w:tab w:val="left" w:pos="6412"/>
+          <w:tab w:val="left" w:pos="7328"/>
+          <w:tab w:val="left" w:pos="8244"/>
+          <w:tab w:val="left" w:pos="9160"/>
+          <w:tab w:val="left" w:pos="10076"/>
+          <w:tab w:val="left" w:pos="10992"/>
+          <w:tab w:val="left" w:pos="11908"/>
+          <w:tab w:val="left" w:pos="12824"/>
+          <w:tab w:val="left" w:pos="13740"/>
+          <w:tab w:val="left" w:pos="14656"/>
+        </w:tabs>
+        <w:spacing w:after="0" w:line="240" w:lineRule="auto"/>
+        <w:rPr>
+          <w:rFonts w:eastAsia="Times New Roman" w:cstheme="minorHAnsi"/>
+          <w:lang w:eastAsia="en-IN"/>
+        </w:rPr>
+      </w:pPr>
+      <w:r>
+        <w:rPr>
+          <w:rFonts w:eastAsia="Times New Roman" w:cstheme="minorHAnsi"/>
+          <w:lang w:eastAsia="en-IN"/>
+        </w:rPr>
+        <w:t>SELECT *</w:t>
+      </w:r>
+    </w:p>
+    <w:p>
+      <w:pPr>
+        <w:tabs>
+          <w:tab w:val="left" w:pos="916"/>
+          <w:tab w:val="left" w:pos="1832"/>
+          <w:tab w:val="left" w:pos="2748"/>
+          <w:tab w:val="left" w:pos="3664"/>
+          <w:tab w:val="left" w:pos="4580"/>
+          <w:tab w:val="left" w:pos="5496"/>
+          <w:tab w:val="left" w:pos="6412"/>
+          <w:tab w:val="left" w:pos="7328"/>
+          <w:tab w:val="left" w:pos="8244"/>
+          <w:tab w:val="left" w:pos="9160"/>
+          <w:tab w:val="left" w:pos="10076"/>
+          <w:tab w:val="left" w:pos="10992"/>
+          <w:tab w:val="left" w:pos="11908"/>
+          <w:tab w:val="left" w:pos="12824"/>
+          <w:tab w:val="left" w:pos="13740"/>
+          <w:tab w:val="left" w:pos="14656"/>
+        </w:tabs>
+        <w:spacing w:after="0" w:line="240" w:lineRule="auto"/>
+        <w:rPr>
+          <w:rFonts w:eastAsia="Times New Roman" w:cstheme="minorHAnsi"/>
+          <w:lang w:eastAsia="en-IN"/>
+        </w:rPr>
+      </w:pPr>
+      <w:r>
+        <w:rPr>
+          <w:rFonts w:eastAsia="Times New Roman" w:cstheme="minorHAnsi"/>
+          <w:lang w:eastAsia="en-IN"/>
+        </w:rPr>
+        <w:t>FROM (</w:t>
+      </w:r>
+    </w:p>
+    <w:p>
+      <w:pPr>
+        <w:tabs>
+          <w:tab w:val="left" w:pos="916"/>
+          <w:tab w:val="left" w:pos="1832"/>
+          <w:tab w:val="left" w:pos="2748"/>
+          <w:tab w:val="left" w:pos="3664"/>
+          <w:tab w:val="left" w:pos="4580"/>
+          <w:tab w:val="left" w:pos="5496"/>
+          <w:tab w:val="left" w:pos="6412"/>
+          <w:tab w:val="left" w:pos="7328"/>
+          <w:tab w:val="left" w:pos="8244"/>
+          <w:tab w:val="left" w:pos="9160"/>
+          <w:tab w:val="left" w:pos="10076"/>
+          <w:tab w:val="left" w:pos="10992"/>
+          <w:tab w:val="left" w:pos="11908"/>
+          <w:tab w:val="left" w:pos="12824"/>
+          <w:tab w:val="left" w:pos="13740"/>
+          <w:tab w:val="left" w:pos="14656"/>
+        </w:tabs>
+        <w:spacing w:after="0" w:line="240" w:lineRule="auto"/>
+        <w:rPr>
+          <w:rFonts w:eastAsia="Times New Roman" w:cstheme="minorHAnsi"/>
+          <w:lang w:eastAsia="en-IN"/>
+        </w:rPr>
+      </w:pPr>
+      <w:r>
+        <w:rPr>
+          <w:rFonts w:eastAsia="Times New Roman" w:cstheme="minorHAnsi"/>
+          <w:lang w:eastAsia="en-IN"/>
+        </w:rPr>
+        <w:t xml:space="preserve">  SELECT *,</w:t>
+      </w:r>
+    </w:p>
+    <w:p>
+      <w:pPr>
+        <w:tabs>
+          <w:tab w:val="left" w:pos="916"/>
+          <w:tab w:val="left" w:pos="1832"/>
+          <w:tab w:val="left" w:pos="2748"/>
+          <w:tab w:val="left" w:pos="3664"/>
+          <w:tab w:val="left" w:pos="4580"/>
+          <w:tab w:val="left" w:pos="5496"/>
+          <w:tab w:val="left" w:pos="6412"/>
+          <w:tab w:val="left" w:pos="7328"/>
+          <w:tab w:val="left" w:pos="8244"/>
+          <w:tab w:val="left" w:pos="9160"/>
+          <w:tab w:val="left" w:pos="10076"/>
+          <w:tab w:val="left" w:pos="10992"/>
+          <w:tab w:val="left" w:pos="11908"/>
+          <w:tab w:val="left" w:pos="12824"/>
+          <w:tab w:val="left" w:pos="13740"/>
+          <w:tab w:val="left" w:pos="14656"/>
+        </w:tabs>
+        <w:spacing w:after="0" w:line="240" w:lineRule="auto"/>
+        <w:rPr>
+          <w:rFonts w:eastAsia="Times New Roman" w:cstheme="minorHAnsi"/>
+          <w:lang w:eastAsia="en-IN"/>
+        </w:rPr>
+      </w:pPr>
+      <w:r>
+        <w:rPr>
+          <w:rFonts w:eastAsia="Times New Roman" w:cstheme="minorHAnsi"/>
+          <w:lang w:eastAsia="en-IN"/>
+        </w:rPr>
+        <w:t xml:space="preserve">         </w:t>
+      </w:r>
+      <w:proofErr w:type="gramStart"/>
+      <w:r>
+        <w:rPr>
+          <w:rFonts w:eastAsia="Times New Roman" w:cstheme="minorHAnsi"/>
+          <w:lang w:eastAsia="en-IN"/>
+        </w:rPr>
+        <w:t>NTILE(</w:t>
+      </w:r>
+      <w:proofErr w:type="gramEnd"/>
+      <w:r>
+        <w:rPr>
+          <w:rFonts w:eastAsia="Times New Roman" w:cstheme="minorHAnsi"/>
+          <w:lang w:eastAsia="en-IN"/>
+        </w:rPr>
+        <w:t xml:space="preserve">10) OVER (ORDER BY </w:t>
+      </w:r>
+      <w:proofErr w:type="spellStart"/>
+      <w:r>
+        <w:rPr>
+          <w:rFonts w:eastAsia="Times New Roman" w:cstheme="minorHAnsi"/>
+          <w:lang w:eastAsia="en-IN"/>
+        </w:rPr>
+        <w:t>total_spend</w:t>
+      </w:r>
+      <w:proofErr w:type="spellEnd"/>
+      <w:r>
+        <w:rPr>
+          <w:rFonts w:eastAsia="Times New Roman" w:cstheme="minorHAnsi"/>
+          <w:lang w:eastAsia="en-IN"/>
+        </w:rPr>
+        <w:t xml:space="preserve"> DESC) bucket</w:t>
+      </w:r>
+    </w:p>
+    <w:p>
+      <w:pPr>
+        <w:tabs>
+          <w:tab w:val="left" w:pos="916"/>
+          <w:tab w:val="left" w:pos="1832"/>
+          <w:tab w:val="left" w:pos="2748"/>
+          <w:tab w:val="left" w:pos="3664"/>
+          <w:tab w:val="left" w:pos="4580"/>
+          <w:tab w:val="left" w:pos="5496"/>
+          <w:tab w:val="left" w:pos="6412"/>
+          <w:tab w:val="left" w:pos="7328"/>
+          <w:tab w:val="left" w:pos="8244"/>
+          <w:tab w:val="left" w:pos="9160"/>
+          <w:tab w:val="left" w:pos="10076"/>
+          <w:tab w:val="left" w:pos="10992"/>
+          <w:tab w:val="left" w:pos="11908"/>
+          <w:tab w:val="left" w:pos="12824"/>
+          <w:tab w:val="left" w:pos="13740"/>
+          <w:tab w:val="left" w:pos="14656"/>
+        </w:tabs>
+        <w:spacing w:after="0" w:line="240" w:lineRule="auto"/>
+        <w:rPr>
+          <w:rFonts w:eastAsia="Times New Roman" w:cstheme="minorHAnsi"/>
+          <w:lang w:eastAsia="en-IN"/>
+        </w:rPr>
+      </w:pPr>
+      <w:r>
+        <w:rPr>
+          <w:rFonts w:eastAsia="Times New Roman" w:cstheme="minorHAnsi"/>
+          <w:lang w:eastAsia="en-IN"/>
+        </w:rPr>
+        <w:t xml:space="preserve">  FROM customers</w:t>
+      </w:r>
+    </w:p>
+    <w:p>
+      <w:pPr>
+        <w:tabs>
+          <w:tab w:val="left" w:pos="916"/>
+          <w:tab w:val="left" w:pos="1832"/>
+          <w:tab w:val="left" w:pos="2748"/>
+          <w:tab w:val="left" w:pos="3664"/>
+          <w:tab w:val="left" w:pos="4580"/>
+          <w:tab w:val="left" w:pos="5496"/>
+          <w:tab w:val="left" w:pos="6412"/>
+          <w:tab w:val="left" w:pos="7328"/>
+          <w:tab w:val="left" w:pos="8244"/>
+          <w:tab w:val="left" w:pos="9160"/>
+          <w:tab w:val="left" w:pos="10076"/>
+          <w:tab w:val="left" w:pos="10992"/>
+          <w:tab w:val="left" w:pos="11908"/>
+          <w:tab w:val="left" w:pos="12824"/>
+          <w:tab w:val="left" w:pos="13740"/>
+          <w:tab w:val="left" w:pos="14656"/>
+        </w:tabs>
+        <w:spacing w:after="0" w:line="240" w:lineRule="auto"/>
+        <w:rPr>
+          <w:rFonts w:eastAsia="Times New Roman" w:cstheme="minorHAnsi"/>
+          <w:lang w:eastAsia="en-IN"/>
+        </w:rPr>
+      </w:pPr>
+      <w:r>
+        <w:rPr>
+          <w:rFonts w:eastAsia="Times New Roman" w:cstheme="minorHAnsi"/>
+          <w:lang w:eastAsia="en-IN"/>
+        </w:rPr>
+        <w:t>) t</w:t>
+      </w:r>
+    </w:p>
+    <w:p>
+      <w:pPr>
+        <w:tabs>
+          <w:tab w:val="left" w:pos="916"/>
+          <w:tab w:val="left" w:pos="1832"/>
+          <w:tab w:val="left" w:pos="2748"/>
+          <w:tab w:val="left" w:pos="3664"/>
+          <w:tab w:val="left" w:pos="4580"/>
+          <w:tab w:val="left" w:pos="5496"/>
+          <w:tab w:val="left" w:pos="6412"/>
+          <w:tab w:val="left" w:pos="7328"/>
+          <w:tab w:val="left" w:pos="8244"/>
+          <w:tab w:val="left" w:pos="9160"/>
+          <w:tab w:val="left" w:pos="10076"/>
+          <w:tab w:val="left" w:pos="10992"/>
+          <w:tab w:val="left" w:pos="11908"/>
+          <w:tab w:val="left" w:pos="12824"/>
+          <w:tab w:val="left" w:pos="13740"/>
+          <w:tab w:val="left" w:pos="14656"/>
+        </w:tabs>
+        <w:spacing w:after="0" w:line="240" w:lineRule="auto"/>
+        <w:rPr>
+          <w:rFonts w:eastAsia="Times New Roman" w:cstheme="minorHAnsi"/>
+          <w:lang w:eastAsia="en-IN"/>
+        </w:rPr>
+      </w:pPr>
+      <w:r>
+        <w:rPr>
+          <w:rFonts w:eastAsia="Times New Roman" w:cstheme="minorHAnsi"/>
+          <w:lang w:eastAsia="en-IN"/>
+        </w:rPr>
+        <w:t>WHERE bucket = 1;</w:t>
+      </w:r>
+    </w:p>
+    <w:p>
+      <w:pPr>
+        <w:spacing w:after="0" w:line="240" w:lineRule="auto"/>
+        <w:rPr>
+          <w:rFonts w:eastAsia="Times New Roman" w:cstheme="minorHAnsi"/>
+          <w:lang w:eastAsia="en-IN"/>
+        </w:rPr>
+      </w:pPr>
+      <w:r>
+        <w:rPr>
+          <w:rFonts w:eastAsia="Times New Roman" w:cstheme="minorHAnsi"/>
+          <w:lang w:eastAsia="en-IN"/>
+        </w:rPr>
+        <w:pict>
+          <v:rect id="_x0000_i1064" style="width:0;height:1.5pt" o:hralign="center" o:hrstd="t" o:hr="t" fillcolor="#a0a0a0" stroked="f"/>
+        </w:pict>
+      </w:r>
+    </w:p>
+    <w:p>
+      <w:pPr>
+        <w:spacing w:before="100" w:beforeAutospacing="1" w:after="100" w:afterAutospacing="1" w:line="240" w:lineRule="auto"/>
+        <w:outlineLvl w:val="0"/>
+        <w:rPr>
+          <w:rFonts w:eastAsia="Times New Roman" w:cstheme="minorHAnsi"/>
+          <w:b/>
+          <w:bCs/>
+          <w:kern w:val="36"/>
+          <w:lang w:eastAsia="en-IN"/>
+        </w:rPr>
+      </w:pPr>
+      <w:r>
+        <w:rPr>
+          <w:rFonts w:eastAsia="Times New Roman" w:cstheme="minorHAnsi"/>
+          <w:b/>
+          <w:bCs/>
+          <w:kern w:val="36"/>
+          <w:lang w:eastAsia="en-IN"/>
+        </w:rPr>
+        <w:t>LEVEL 9 — Cumulative % Contribution (ADVANCED)</w:t>
+      </w:r>
+    </w:p>
+    <w:p>
+      <w:pPr>
+        <w:tabs>
+          <w:tab w:val="left" w:pos="916"/>
+          <w:tab w:val="left" w:pos="1832"/>
+          <w:tab w:val="left" w:pos="2748"/>
+          <w:tab w:val="left" w:pos="3664"/>
+          <w:tab w:val="left" w:pos="4580"/>
+          <w:tab w:val="left" w:pos="5496"/>
+          <w:tab w:val="left" w:pos="6412"/>
+          <w:tab w:val="left" w:pos="7328"/>
+          <w:tab w:val="left" w:pos="8244"/>
+          <w:tab w:val="left" w:pos="9160"/>
+          <w:tab w:val="left" w:pos="10076"/>
+          <w:tab w:val="left" w:pos="10992"/>
+          <w:tab w:val="left" w:pos="11908"/>
+          <w:tab w:val="left" w:pos="12824"/>
+          <w:tab w:val="left" w:pos="13740"/>
+          <w:tab w:val="left" w:pos="14656"/>
+        </w:tabs>
+        <w:spacing w:after="0" w:line="240" w:lineRule="auto"/>
+        <w:rPr>
+          <w:rFonts w:eastAsia="Times New Roman" w:cstheme="minorHAnsi"/>
+          <w:lang w:eastAsia="en-IN"/>
+        </w:rPr>
+      </w:pPr>
+      <w:r>
+        <w:rPr>
+          <w:rFonts w:eastAsia="Times New Roman" w:cstheme="minorHAnsi"/>
+          <w:lang w:eastAsia="en-IN"/>
+        </w:rPr>
+        <w:t xml:space="preserve">SELECT </w:t>
+      </w:r>
+      <w:proofErr w:type="spellStart"/>
+      <w:r>
+        <w:rPr>
+          <w:rFonts w:eastAsia="Times New Roman" w:cstheme="minorHAnsi"/>
+          <w:lang w:eastAsia="en-IN"/>
+        </w:rPr>
+        <w:t>customer_id</w:t>
+      </w:r>
+      <w:proofErr w:type="spellEnd"/>
+      <w:r>
+        <w:rPr>
+          <w:rFonts w:eastAsia="Times New Roman" w:cstheme="minorHAnsi"/>
+          <w:lang w:eastAsia="en-IN"/>
+        </w:rPr>
+        <w:t>,</w:t>
+      </w:r>
+    </w:p>
+    <w:p>
+      <w:pPr>
+        <w:tabs>
+          <w:tab w:val="left" w:pos="916"/>
+          <w:tab w:val="left" w:pos="1832"/>
+          <w:tab w:val="left" w:pos="2748"/>
+          <w:tab w:val="left" w:pos="3664"/>
+          <w:tab w:val="left" w:pos="4580"/>
+          <w:tab w:val="left" w:pos="5496"/>
+          <w:tab w:val="left" w:pos="6412"/>
+          <w:tab w:val="left" w:pos="7328"/>
+          <w:tab w:val="left" w:pos="8244"/>
+          <w:tab w:val="left" w:pos="9160"/>
+          <w:tab w:val="left" w:pos="10076"/>
+          <w:tab w:val="left" w:pos="10992"/>
+          <w:tab w:val="left" w:pos="11908"/>
+          <w:tab w:val="left" w:pos="12824"/>
+          <w:tab w:val="left" w:pos="13740"/>
+          <w:tab w:val="left" w:pos="14656"/>
+        </w:tabs>
+        <w:spacing w:after="0" w:line="240" w:lineRule="auto"/>
+        <w:rPr>
+          <w:rFonts w:eastAsia="Times New Roman" w:cstheme="minorHAnsi"/>
+          <w:lang w:eastAsia="en-IN"/>
+        </w:rPr>
+      </w:pPr>
+      <w:r>
+        <w:rPr>
+          <w:rFonts w:eastAsia="Times New Roman" w:cstheme="minorHAnsi"/>
+          <w:lang w:eastAsia="en-IN"/>
+        </w:rPr>
+        <w:lastRenderedPageBreak/>
+        <w:t xml:space="preserve">       </w:t>
+      </w:r>
+      <w:proofErr w:type="gramStart"/>
+      <w:r>
+        <w:rPr>
+          <w:rFonts w:eastAsia="Times New Roman" w:cstheme="minorHAnsi"/>
+          <w:lang w:eastAsia="en-IN"/>
+        </w:rPr>
+        <w:t>SUM(</w:t>
+      </w:r>
+      <w:proofErr w:type="gramEnd"/>
+      <w:r>
+        <w:rPr>
+          <w:rFonts w:eastAsia="Times New Roman" w:cstheme="minorHAnsi"/>
+          <w:lang w:eastAsia="en-IN"/>
+        </w:rPr>
+        <w:t>amount) OVER (ORDER BY amount DESC)</w:t>
+      </w:r>
+    </w:p>
+    <w:p>
+      <w:pPr>
+        <w:tabs>
+          <w:tab w:val="left" w:pos="916"/>
+          <w:tab w:val="left" w:pos="1832"/>
+          <w:tab w:val="left" w:pos="2748"/>
+          <w:tab w:val="left" w:pos="3664"/>
+          <w:tab w:val="left" w:pos="4580"/>
+          <w:tab w:val="left" w:pos="5496"/>
+          <w:tab w:val="left" w:pos="6412"/>
+          <w:tab w:val="left" w:pos="7328"/>
+          <w:tab w:val="left" w:pos="8244"/>
+          <w:tab w:val="left" w:pos="9160"/>
+          <w:tab w:val="left" w:pos="10076"/>
+          <w:tab w:val="left" w:pos="10992"/>
+          <w:tab w:val="left" w:pos="11908"/>
+          <w:tab w:val="left" w:pos="12824"/>
+          <w:tab w:val="left" w:pos="13740"/>
+          <w:tab w:val="left" w:pos="14656"/>
+        </w:tabs>
+        <w:spacing w:after="0" w:line="240" w:lineRule="auto"/>
+        <w:rPr>
+          <w:rFonts w:eastAsia="Times New Roman" w:cstheme="minorHAnsi"/>
+          <w:lang w:eastAsia="en-IN"/>
+        </w:rPr>
+      </w:pPr>
+      <w:r>
+        <w:rPr>
+          <w:rFonts w:eastAsia="Times New Roman" w:cstheme="minorHAnsi"/>
+          <w:lang w:eastAsia="en-IN"/>
+        </w:rPr>
+        <w:t xml:space="preserve">       / </w:t>
+      </w:r>
+      <w:proofErr w:type="gramStart"/>
+      <w:r>
+        <w:rPr>
+          <w:rFonts w:eastAsia="Times New Roman" w:cstheme="minorHAnsi"/>
+          <w:lang w:eastAsia="en-IN"/>
+        </w:rPr>
+        <w:t>SUM(</w:t>
+      </w:r>
+      <w:proofErr w:type="gramEnd"/>
+      <w:r>
+        <w:rPr>
+          <w:rFonts w:eastAsia="Times New Roman" w:cstheme="minorHAnsi"/>
+          <w:lang w:eastAsia="en-IN"/>
+        </w:rPr>
+        <w:t xml:space="preserve">amount) OVER () AS </w:t>
+      </w:r>
+      <w:proofErr w:type="spellStart"/>
+      <w:r>
+        <w:rPr>
+          <w:rFonts w:eastAsia="Times New Roman" w:cstheme="minorHAnsi"/>
+          <w:lang w:eastAsia="en-IN"/>
+        </w:rPr>
+        <w:t>cumulative_pct</w:t>
+      </w:r>
+      <w:proofErr w:type="spellEnd"/>
+    </w:p>
+    <w:p>
+      <w:pPr>
+        <w:tabs>
+          <w:tab w:val="left" w:pos="916"/>
+          <w:tab w:val="left" w:pos="1832"/>
+          <w:tab w:val="left" w:pos="2748"/>
+          <w:tab w:val="left" w:pos="3664"/>
+          <w:tab w:val="left" w:pos="4580"/>
+          <w:tab w:val="left" w:pos="5496"/>
+          <w:tab w:val="left" w:pos="6412"/>
+          <w:tab w:val="left" w:pos="7328"/>
+          <w:tab w:val="left" w:pos="8244"/>
+          <w:tab w:val="left" w:pos="9160"/>
+          <w:tab w:val="left" w:pos="10076"/>
+          <w:tab w:val="left" w:pos="10992"/>
+          <w:tab w:val="left" w:pos="11908"/>
+          <w:tab w:val="left" w:pos="12824"/>
+          <w:tab w:val="left" w:pos="13740"/>
+          <w:tab w:val="left" w:pos="14656"/>
+        </w:tabs>
+        <w:spacing w:after="0" w:line="240" w:lineRule="auto"/>
+        <w:rPr>
+          <w:rFonts w:eastAsia="Times New Roman" w:cstheme="minorHAnsi"/>
+          <w:lang w:eastAsia="en-IN"/>
+        </w:rPr>
+      </w:pPr>
+      <w:r>
+        <w:rPr>
+          <w:rFonts w:eastAsia="Times New Roman" w:cstheme="minorHAnsi"/>
+          <w:lang w:eastAsia="en-IN"/>
+        </w:rPr>
+        <w:t>FROM orders;</w:t>
+      </w:r>
+    </w:p>
+    <w:p>
+      <w:pPr>
+        <w:spacing w:before="100" w:beforeAutospacing="1" w:after="100" w:afterAutospacing="1" w:line="240" w:lineRule="auto"/>
+        <w:rPr>
+          <w:rFonts w:eastAsia="Times New Roman" w:cstheme="minorHAnsi"/>
+          <w:lang w:eastAsia="en-IN"/>
+        </w:rPr>
+      </w:pPr>
+      <w:r>
+        <w:rPr>
+          <w:rFonts w:ascii="Calibri" w:eastAsia="Times New Roman" w:hAnsi="Calibri" w:cs="Calibri"/>
+          <w:lang w:eastAsia="en-IN"/>
+        </w:rPr>
+        <w:t>🎯</w:t>
+      </w:r>
+      <w:r>
+        <w:rPr>
+          <w:rFonts w:eastAsia="Times New Roman" w:cstheme="minorHAnsi"/>
+          <w:lang w:eastAsia="en-IN"/>
+        </w:rPr>
+        <w:t xml:space="preserve"> Used in </w:t>
+      </w:r>
+      <w:r>
+        <w:rPr>
+          <w:rFonts w:eastAsia="Times New Roman" w:cstheme="minorHAnsi"/>
+          <w:b/>
+          <w:bCs/>
+          <w:lang w:eastAsia="en-IN"/>
+        </w:rPr>
+        <w:t>Pareto analysis (80/20)</w:t>
+      </w:r>
+    </w:p>
+    <w:p>
+      <w:pPr>
+        <w:spacing w:after="0" w:line="240" w:lineRule="auto"/>
+        <w:rPr>
+          <w:rFonts w:eastAsia="Times New Roman" w:cstheme="minorHAnsi"/>
+          <w:lang w:eastAsia="en-IN"/>
+        </w:rPr>
+      </w:pPr>
+      <w:r>
+        <w:rPr>
+          <w:rFonts w:eastAsia="Times New Roman" w:cstheme="minorHAnsi"/>
+          <w:lang w:eastAsia="en-IN"/>
+        </w:rPr>
+        <w:pict>
+          <v:rect id="_x0000_i1065" style="width:0;height:1.5pt" o:hralign="center" o:hrstd="t" o:hr="t" fillcolor="#a0a0a0" stroked="f"/>
+        </w:pict>
+      </w:r>
+    </w:p>
+    <w:p>
+      <w:pPr>
+        <w:spacing w:before="100" w:beforeAutospacing="1" w:after="100" w:afterAutospacing="1" w:line="240" w:lineRule="auto"/>
+        <w:outlineLvl w:val="0"/>
+        <w:rPr>
+          <w:rFonts w:eastAsia="Times New Roman" w:cstheme="minorHAnsi"/>
+          <w:b/>
+          <w:bCs/>
+          <w:kern w:val="36"/>
+          <w:lang w:eastAsia="en-IN"/>
+        </w:rPr>
+      </w:pPr>
+      <w:r>
+        <w:rPr>
+          <w:rFonts w:eastAsia="Times New Roman" w:cstheme="minorHAnsi"/>
+          <w:b/>
+          <w:bCs/>
+          <w:kern w:val="36"/>
+          <w:lang w:eastAsia="en-IN"/>
+        </w:rPr>
+        <w:t>LEVEL 10 — Interview Killer Question</w:t>
+      </w:r>
+    </w:p>
+    <w:p>
+      <w:pPr>
+        <w:spacing w:before="100" w:beforeAutospacing="1" w:after="100" w:afterAutospacing="1" w:line="240" w:lineRule="auto"/>
+        <w:outlineLvl w:val="2"/>
+        <w:rPr>
+          <w:rFonts w:eastAsia="Times New Roman" w:cstheme="minorHAnsi"/>
+          <w:b/>
+          <w:bCs/>
+          <w:lang w:eastAsia="en-IN"/>
+        </w:rPr>
+      </w:pPr>
+      <w:r>
+        <w:rPr>
+          <w:rFonts w:eastAsia="Times New Roman" w:cstheme="minorHAnsi"/>
+          <w:b/>
+          <w:bCs/>
+          <w:lang w:eastAsia="en-IN"/>
+        </w:rPr>
+        <w:t>Question</w:t>
+      </w:r>
+    </w:p>
+    <w:p>
+      <w:pPr>
+        <w:spacing w:before="100" w:beforeAutospacing="1" w:after="100" w:afterAutospacing="1" w:line="240" w:lineRule="auto"/>
+        <w:rPr>
+          <w:rFonts w:eastAsia="Times New Roman" w:cstheme="minorHAnsi"/>
+          <w:lang w:eastAsia="en-IN"/>
+        </w:rPr>
+      </w:pPr>
+      <w:r>
+        <w:rPr>
+          <w:rFonts w:eastAsia="Times New Roman" w:cstheme="minorHAnsi"/>
+          <w:lang w:eastAsia="en-IN"/>
+        </w:rPr>
+        <w:t xml:space="preserve">Find customers whose order amount is </w:t>
+      </w:r>
+      <w:r>
+        <w:rPr>
+          <w:rFonts w:eastAsia="Times New Roman" w:cstheme="minorHAnsi"/>
+          <w:b/>
+          <w:bCs/>
+          <w:lang w:eastAsia="en-IN"/>
+        </w:rPr>
+        <w:t>greater than their previous order</w:t>
+      </w:r>
+    </w:p>
+    <w:p>
+      <w:pPr>
+        <w:spacing w:before="100" w:beforeAutospacing="1" w:after="100" w:afterAutospacing="1" w:line="240" w:lineRule="auto"/>
+        <w:outlineLvl w:val="2"/>
+        <w:rPr>
+          <w:rFonts w:eastAsia="Times New Roman" w:cstheme="minorHAnsi"/>
+          <w:b/>
+          <w:bCs/>
+          <w:lang w:eastAsia="en-IN"/>
+        </w:rPr>
+      </w:pPr>
+      <w:r>
+        <w:rPr>
+          <w:rFonts w:eastAsia="Times New Roman" w:cstheme="minorHAnsi"/>
+          <w:b/>
+          <w:bCs/>
+          <w:lang w:eastAsia="en-IN"/>
+        </w:rPr>
+        <w:t>Query</w:t>
+      </w:r>
+    </w:p>
+    <w:p>
+      <w:pPr>
+        <w:tabs>
+          <w:tab w:val="left" w:pos="916"/>
+          <w:tab w:val="left" w:pos="1832"/>
+          <w:tab w:val="left" w:pos="2748"/>
+          <w:tab w:val="left" w:pos="3664"/>
+          <w:tab w:val="left" w:pos="4580"/>
+          <w:tab w:val="left" w:pos="5496"/>
+          <w:tab w:val="left" w:pos="6412"/>
+          <w:tab w:val="left" w:pos="7328"/>
+          <w:tab w:val="left" w:pos="8244"/>
+          <w:tab w:val="left" w:pos="9160"/>
+          <w:tab w:val="left" w:pos="10076"/>
+          <w:tab w:val="left" w:pos="10992"/>
+          <w:tab w:val="left" w:pos="11908"/>
+          <w:tab w:val="left" w:pos="12824"/>
+          <w:tab w:val="left" w:pos="13740"/>
+          <w:tab w:val="left" w:pos="14656"/>
+        </w:tabs>
+        <w:spacing w:after="0" w:line="240" w:lineRule="auto"/>
+        <w:rPr>
+          <w:rFonts w:eastAsia="Times New Roman" w:cstheme="minorHAnsi"/>
+          <w:lang w:eastAsia="en-IN"/>
+        </w:rPr>
+      </w:pPr>
+      <w:r>
+        <w:rPr>
+          <w:rFonts w:eastAsia="Times New Roman" w:cstheme="minorHAnsi"/>
+          <w:lang w:eastAsia="en-IN"/>
+        </w:rPr>
+        <w:t>SELECT *</w:t>
+      </w:r>
+    </w:p>
+    <w:p>
+      <w:pPr>
+        <w:tabs>
+          <w:tab w:val="left" w:pos="916"/>
+          <w:tab w:val="left" w:pos="1832"/>
+          <w:tab w:val="left" w:pos="2748"/>
+          <w:tab w:val="left" w:pos="3664"/>
+          <w:tab w:val="left" w:pos="4580"/>
+          <w:tab w:val="left" w:pos="5496"/>
+          <w:tab w:val="left" w:pos="6412"/>
+          <w:tab w:val="left" w:pos="7328"/>
+          <w:tab w:val="left" w:pos="8244"/>
+          <w:tab w:val="left" w:pos="9160"/>
+          <w:tab w:val="left" w:pos="10076"/>
+          <w:tab w:val="left" w:pos="10992"/>
+          <w:tab w:val="left" w:pos="11908"/>
+          <w:tab w:val="left" w:pos="12824"/>
+          <w:tab w:val="left" w:pos="13740"/>
+          <w:tab w:val="left" w:pos="14656"/>
+        </w:tabs>
+        <w:spacing w:after="0" w:line="240" w:lineRule="auto"/>
+        <w:rPr>
+          <w:rFonts w:eastAsia="Times New Roman" w:cstheme="minorHAnsi"/>
+          <w:lang w:eastAsia="en-IN"/>
+        </w:rPr>
+      </w:pPr>
+      <w:r>
+        <w:rPr>
+          <w:rFonts w:eastAsia="Times New Roman" w:cstheme="minorHAnsi"/>
+          <w:lang w:eastAsia="en-IN"/>
+        </w:rPr>
+        <w:t>FROM (</w:t>
+      </w:r>
+    </w:p>
+    <w:p>
+      <w:pPr>
+        <w:tabs>
+          <w:tab w:val="left" w:pos="916"/>
+          <w:tab w:val="left" w:pos="1832"/>
+          <w:tab w:val="left" w:pos="2748"/>
+          <w:tab w:val="left" w:pos="3664"/>
+          <w:tab w:val="left" w:pos="4580"/>
+          <w:tab w:val="left" w:pos="5496"/>
+          <w:tab w:val="left" w:pos="6412"/>
+          <w:tab w:val="left" w:pos="7328"/>
+          <w:tab w:val="left" w:pos="8244"/>
+          <w:tab w:val="left" w:pos="9160"/>
+          <w:tab w:val="left" w:pos="10076"/>
+          <w:tab w:val="left" w:pos="10992"/>
+          <w:tab w:val="left" w:pos="11908"/>
+          <w:tab w:val="left" w:pos="12824"/>
+          <w:tab w:val="left" w:pos="13740"/>
+          <w:tab w:val="left" w:pos="14656"/>
+        </w:tabs>
+        <w:spacing w:after="0" w:line="240" w:lineRule="auto"/>
+        <w:rPr>
+          <w:rFonts w:eastAsia="Times New Roman" w:cstheme="minorHAnsi"/>
+          <w:lang w:eastAsia="en-IN"/>
+        </w:rPr>
+      </w:pPr>
+      <w:r>
+        <w:rPr>
+          <w:rFonts w:eastAsia="Times New Roman" w:cstheme="minorHAnsi"/>
+          <w:lang w:eastAsia="en-IN"/>
+        </w:rPr>
+        <w:t xml:space="preserve">  SELECT *,</w:t>
+      </w:r>
+    </w:p>
+    <w:p>
+      <w:pPr>
+        <w:tabs>
+          <w:tab w:val="left" w:pos="916"/>
+          <w:tab w:val="left" w:pos="1832"/>
+          <w:tab w:val="left" w:pos="2748"/>
+          <w:tab w:val="left" w:pos="3664"/>
+          <w:tab w:val="left" w:pos="4580"/>
+          <w:tab w:val="left" w:pos="5496"/>
+          <w:tab w:val="left" w:pos="6412"/>
+          <w:tab w:val="left" w:pos="7328"/>
+          <w:tab w:val="left" w:pos="8244"/>
+          <w:tab w:val="left" w:pos="9160"/>
+          <w:tab w:val="left" w:pos="10076"/>
+          <w:tab w:val="left" w:pos="10992"/>
+          <w:tab w:val="left" w:pos="11908"/>
+          <w:tab w:val="left" w:pos="12824"/>
+          <w:tab w:val="left" w:pos="13740"/>
+          <w:tab w:val="left" w:pos="14656"/>
+        </w:tabs>
+        <w:spacing w:after="0" w:line="240" w:lineRule="auto"/>
+        <w:rPr>
+          <w:rFonts w:eastAsia="Times New Roman" w:cstheme="minorHAnsi"/>
+          <w:lang w:eastAsia="en-IN"/>
+        </w:rPr>
+      </w:pPr>
+      <w:r>
+        <w:rPr>
+          <w:rFonts w:eastAsia="Times New Roman" w:cstheme="minorHAnsi"/>
+          <w:lang w:eastAsia="en-IN"/>
+        </w:rPr>
+        <w:t xml:space="preserve">         </w:t>
+      </w:r>
+      <w:proofErr w:type="gramStart"/>
+      <w:r>
+        <w:rPr>
+          <w:rFonts w:eastAsia="Times New Roman" w:cstheme="minorHAnsi"/>
+          <w:lang w:eastAsia="en-IN"/>
+        </w:rPr>
+        <w:t>LAG(</w:t>
+      </w:r>
+      <w:proofErr w:type="gramEnd"/>
+      <w:r>
+        <w:rPr>
+          <w:rFonts w:eastAsia="Times New Roman" w:cstheme="minorHAnsi"/>
+          <w:lang w:eastAsia="en-IN"/>
+        </w:rPr>
+        <w:t xml:space="preserve">amount) OVER (PARTITION BY </w:t>
+      </w:r>
+      <w:proofErr w:type="spellStart"/>
+      <w:r>
+        <w:rPr>
+          <w:rFonts w:eastAsia="Times New Roman" w:cstheme="minorHAnsi"/>
+          <w:lang w:eastAsia="en-IN"/>
+        </w:rPr>
+        <w:t>customer_id</w:t>
+      </w:r>
+      <w:proofErr w:type="spellEnd"/>
+      <w:r>
+        <w:rPr>
+          <w:rFonts w:eastAsia="Times New Roman" w:cstheme="minorHAnsi"/>
+          <w:lang w:eastAsia="en-IN"/>
+        </w:rPr>
+        <w:t xml:space="preserve"> ORDER BY </w:t>
+      </w:r>
+      <w:proofErr w:type="spellStart"/>
+      <w:r>
+        <w:rPr>
+          <w:rFonts w:eastAsia="Times New Roman" w:cstheme="minorHAnsi"/>
+          <w:lang w:eastAsia="en-IN"/>
+        </w:rPr>
+        <w:t>order_date</w:t>
+      </w:r>
+      <w:proofErr w:type="spellEnd"/>
+      <w:r>
+        <w:rPr>
+          <w:rFonts w:eastAsia="Times New Roman" w:cstheme="minorHAnsi"/>
+          <w:lang w:eastAsia="en-IN"/>
+        </w:rPr>
+        <w:t xml:space="preserve">) </w:t>
+      </w:r>
+      <w:proofErr w:type="spellStart"/>
+      <w:r>
+        <w:rPr>
+          <w:rFonts w:eastAsia="Times New Roman" w:cstheme="minorHAnsi"/>
+          <w:lang w:eastAsia="en-IN"/>
+        </w:rPr>
+        <w:t>prev_amt</w:t>
+      </w:r>
+      <w:proofErr w:type="spellEnd"/>
+    </w:p>
+    <w:p>
+      <w:pPr>
+        <w:tabs>
+          <w:tab w:val="left" w:pos="916"/>
+          <w:tab w:val="left" w:pos="1832"/>
+          <w:tab w:val="left" w:pos="2748"/>
+          <w:tab w:val="left" w:pos="3664"/>
+          <w:tab w:val="left" w:pos="4580"/>
+          <w:tab w:val="left" w:pos="5496"/>
+          <w:tab w:val="left" w:pos="6412"/>
+          <w:tab w:val="left" w:pos="7328"/>
+          <w:tab w:val="left" w:pos="8244"/>
+          <w:tab w:val="left" w:pos="9160"/>
+          <w:tab w:val="left" w:pos="10076"/>
+          <w:tab w:val="left" w:pos="10992"/>
+          <w:tab w:val="left" w:pos="11908"/>
+          <w:tab w:val="left" w:pos="12824"/>
+          <w:tab w:val="left" w:pos="13740"/>
+          <w:tab w:val="left" w:pos="14656"/>
+        </w:tabs>
+        <w:spacing w:after="0" w:line="240" w:lineRule="auto"/>
+        <w:rPr>
+          <w:rFonts w:eastAsia="Times New Roman" w:cstheme="minorHAnsi"/>
+          <w:lang w:eastAsia="en-IN"/>
+        </w:rPr>
+      </w:pPr>
+      <w:r>
+        <w:rPr>
+          <w:rFonts w:eastAsia="Times New Roman" w:cstheme="minorHAnsi"/>
+          <w:lang w:eastAsia="en-IN"/>
+        </w:rPr>
+        <w:t xml:space="preserve">  FROM orders</w:t>
+      </w:r>
+    </w:p>
+    <w:p>
+      <w:pPr>
+        <w:tabs>
+          <w:tab w:val="left" w:pos="916"/>
+          <w:tab w:val="left" w:pos="1832"/>
+          <w:tab w:val="left" w:pos="2748"/>
+          <w:tab w:val="left" w:pos="3664"/>
+          <w:tab w:val="left" w:pos="4580"/>
+          <w:tab w:val="left" w:pos="5496"/>
+          <w:tab w:val="left" w:pos="6412"/>
+          <w:tab w:val="left" w:pos="7328"/>
+          <w:tab w:val="left" w:pos="8244"/>
+          <w:tab w:val="left" w:pos="9160"/>
+          <w:tab w:val="left" w:pos="10076"/>
+          <w:tab w:val="left" w:pos="10992"/>
+          <w:tab w:val="left" w:pos="11908"/>
+          <w:tab w:val="left" w:pos="12824"/>
+          <w:tab w:val="left" w:pos="13740"/>
+          <w:tab w:val="left" w:pos="14656"/>
+        </w:tabs>
+        <w:spacing w:after="0" w:line="240" w:lineRule="auto"/>
+        <w:rPr>
+          <w:rFonts w:eastAsia="Times New Roman" w:cstheme="minorHAnsi"/>
+          <w:lang w:eastAsia="en-IN"/>
+        </w:rPr>
+      </w:pPr>
+      <w:r>
+        <w:rPr>
+          <w:rFonts w:eastAsia="Times New Roman" w:cstheme="minorHAnsi"/>
+          <w:lang w:eastAsia="en-IN"/>
+        </w:rPr>
+        <w:t>) t</w:t>
+      </w:r>
+    </w:p>
+    <w:p>
+      <w:pPr>
+        <w:tabs>
+          <w:tab w:val="left" w:pos="916"/>
+          <w:tab w:val="left" w:pos="1832"/>
+          <w:tab w:val="left" w:pos="2748"/>
+          <w:tab w:val="left" w:pos="3664"/>
+          <w:tab w:val="left" w:pos="4580"/>
+          <w:tab w:val="left" w:pos="5496"/>
+          <w:tab w:val="left" w:pos="6412"/>
+          <w:tab w:val="left" w:pos="7328"/>
+          <w:tab w:val="left" w:pos="8244"/>
+          <w:tab w:val="left" w:pos="9160"/>
+          <w:tab w:val="left" w:pos="10076"/>
+          <w:tab w:val="left" w:pos="10992"/>
+          <w:tab w:val="left" w:pos="11908"/>
+          <w:tab w:val="left" w:pos="12824"/>
+          <w:tab w:val="left" w:pos="13740"/>
+          <w:tab w:val="left" w:pos="14656"/>
+        </w:tabs>
+        <w:spacing w:after="0" w:line="240" w:lineRule="auto"/>
+        <w:rPr>
+          <w:rFonts w:eastAsia="Times New Roman" w:cstheme="minorHAnsi"/>
+          <w:lang w:eastAsia="en-IN"/>
+        </w:rPr>
+      </w:pPr>
+      <w:r>
+        <w:rPr>
+          <w:rFonts w:eastAsia="Times New Roman" w:cstheme="minorHAnsi"/>
+          <w:lang w:eastAsia="en-IN"/>
+        </w:rPr>
+        <w:t xml:space="preserve">WHERE amount &gt; </w:t>
+      </w:r>
+      <w:proofErr w:type="spellStart"/>
+      <w:r>
+        <w:rPr>
+          <w:rFonts w:eastAsia="Times New Roman" w:cstheme="minorHAnsi"/>
+          <w:lang w:eastAsia="en-IN"/>
+        </w:rPr>
+        <w:t>prev_amt</w:t>
+      </w:r>
+      <w:proofErr w:type="spellEnd"/>
+      <w:r>
+        <w:rPr>
+          <w:rFonts w:eastAsia="Times New Roman" w:cstheme="minorHAnsi"/>
+          <w:lang w:eastAsia="en-IN"/>
+        </w:rPr>
+        <w:t>;</w:t>
+      </w:r>
+    </w:p>
+    <w:p>
+      <w:pPr>
+        <w:spacing w:after="0" w:line="240" w:lineRule="auto"/>
+        <w:rPr>
+          <w:rFonts w:eastAsia="Times New Roman" w:cstheme="minorHAnsi"/>
+          <w:lang w:eastAsia="en-IN"/>
+        </w:rPr>
+      </w:pPr>
+      <w:r>
+        <w:rPr>
+          <w:rFonts w:eastAsia="Times New Roman" w:cstheme="minorHAnsi"/>
+          <w:lang w:eastAsia="en-IN"/>
+        </w:rPr>
+        <w:pict>
+          <v:rect id="_x0000_i1066" style="width:0;height:1.5pt" o:hralign="center" o:hrstd="t" o:hr="t" fillcolor="#a0a0a0" stroked="f"/>
+        </w:pict>
+      </w:r>
+    </w:p>
+    <w:p>
+      <w:pPr>
+        <w:spacing w:before="100" w:beforeAutospacing="1" w:after="100" w:afterAutospacing="1" w:line="240" w:lineRule="auto"/>
+        <w:outlineLvl w:val="0"/>
+        <w:rPr>
+          <w:rFonts w:eastAsia="Times New Roman" w:cstheme="minorHAnsi"/>
+          <w:b/>
+          <w:bCs/>
+          <w:kern w:val="36"/>
+          <w:lang w:eastAsia="en-IN"/>
+        </w:rPr>
+      </w:pPr>
+      <w:r>
+        <w:rPr>
+          <w:rFonts w:eastAsia="Times New Roman" w:cstheme="minorHAnsi"/>
+          <w:b/>
+          <w:bCs/>
+          <w:kern w:val="36"/>
+          <w:lang w:eastAsia="en-IN"/>
+        </w:rPr>
+        <w:t>HOW TO SPEAK IN INTERVIEW (</w:t>
+      </w:r>
+      <w:proofErr w:type="gramStart"/>
+      <w:r>
+        <w:rPr>
+          <w:rFonts w:eastAsia="Times New Roman" w:cstheme="minorHAnsi"/>
+          <w:b/>
+          <w:bCs/>
+          <w:kern w:val="36"/>
+          <w:lang w:eastAsia="en-IN"/>
+        </w:rPr>
+        <w:t>THIS MATTERS</w:t>
+      </w:r>
+      <w:proofErr w:type="gramEnd"/>
+      <w:r>
+        <w:rPr>
+          <w:rFonts w:eastAsia="Times New Roman" w:cstheme="minorHAnsi"/>
+          <w:b/>
+          <w:bCs/>
+          <w:kern w:val="36"/>
+          <w:lang w:eastAsia="en-IN"/>
+        </w:rPr>
+        <w:t>)</w:t>
+      </w:r>
+    </w:p>
+    <w:p>
+      <w:pPr>
+        <w:spacing w:before="100" w:beforeAutospacing="1" w:after="100" w:afterAutospacing="1" w:line="240" w:lineRule="auto"/>
+        <w:rPr>
+          <w:rFonts w:eastAsia="Times New Roman" w:cstheme="minorHAnsi"/>
+          <w:lang w:eastAsia="en-IN"/>
+        </w:rPr>
+      </w:pPr>
+      <w:r>
+        <w:rPr>
+          <w:rFonts w:eastAsia="Times New Roman" w:cstheme="minorHAnsi"/>
+          <w:lang w:eastAsia="en-IN"/>
+        </w:rPr>
+        <w:t>Say:</w:t>
+      </w:r>
+    </w:p>
+    <w:p>
+      <w:pPr>
+        <w:spacing w:beforeAutospacing="1" w:after="100" w:afterAutospacing="1" w:line="240" w:lineRule="auto"/>
+        <w:rPr>
+          <w:rFonts w:eastAsia="Times New Roman" w:cstheme="minorHAnsi"/>
+          <w:lang w:eastAsia="en-IN"/>
+        </w:rPr>
+      </w:pPr>
+      <w:r>
+        <w:rPr>
+          <w:rFonts w:eastAsia="Times New Roman" w:cstheme="minorHAnsi"/>
+          <w:lang w:eastAsia="en-IN"/>
+        </w:rPr>
+        <w:t>“I use window functions when I need row-level output with aggregated context.”</w:t>
+      </w:r>
+    </w:p>
+    <w:p>
+      <w:pPr>
+        <w:spacing w:before="100" w:beforeAutospacing="1" w:after="100" w:afterAutospacing="1" w:line="240" w:lineRule="auto"/>
+        <w:rPr>
+          <w:rFonts w:eastAsia="Times New Roman" w:cstheme="minorHAnsi"/>
+          <w:lang w:eastAsia="en-IN"/>
+        </w:rPr>
+      </w:pPr>
+      <w:r>
+        <w:rPr>
+          <w:rFonts w:eastAsia="Times New Roman" w:cstheme="minorHAnsi"/>
+          <w:lang w:eastAsia="en-IN"/>
+        </w:rPr>
+        <w:t xml:space="preserve">Do </w:t>
+      </w:r>
+      <w:r>
+        <w:rPr>
+          <w:rFonts w:eastAsia="Times New Roman" w:cstheme="minorHAnsi"/>
+          <w:b/>
+          <w:bCs/>
+          <w:lang w:eastAsia="en-IN"/>
+        </w:rPr>
+        <w:t>NOT</w:t>
+      </w:r>
+      <w:r>
+        <w:rPr>
+          <w:rFonts w:eastAsia="Times New Roman" w:cstheme="minorHAnsi"/>
+          <w:lang w:eastAsia="en-IN"/>
+        </w:rPr>
+        <w:t xml:space="preserve"> say</w:t>
+      </w:r>
+      <w:proofErr w:type="gramStart"/>
+      <w:r>
+        <w:rPr>
+          <w:rFonts w:eastAsia="Times New Roman" w:cstheme="minorHAnsi"/>
+          <w:lang w:eastAsia="en-IN"/>
+        </w:rPr>
+        <w:t>:</w:t>
+      </w:r>
+      <w:proofErr w:type="gramEnd"/>
+      <w:r>
+        <w:rPr>
+          <w:rFonts w:eastAsia="Times New Roman" w:cstheme="minorHAnsi"/>
+          <w:lang w:eastAsia="en-IN"/>
+        </w:rPr>
+        <w:br/>
+      </w:r>
+      <w:r>
+        <w:rPr>
+          <w:rFonts w:ascii="Calibri" w:eastAsia="Times New Roman" w:hAnsi="Calibri" w:cs="Calibri"/>
+          <w:lang w:eastAsia="en-IN"/>
+        </w:rPr>
+        <w:t>❌</w:t>
+      </w:r>
+      <w:r>
+        <w:rPr>
+          <w:rFonts w:eastAsia="Times New Roman" w:cstheme="minorHAnsi"/>
+          <w:lang w:eastAsia="en-IN"/>
+        </w:rPr>
+        <w:t xml:space="preserve"> </w:t>
+      </w:r>
+      <w:r>
+        <w:rPr>
+          <w:rFonts w:ascii="Calibri" w:eastAsia="Times New Roman" w:hAnsi="Calibri" w:cs="Calibri"/>
+          <w:lang w:eastAsia="en-IN"/>
+        </w:rPr>
+        <w:t>“</w:t>
+      </w:r>
+      <w:r>
+        <w:rPr>
+          <w:rFonts w:eastAsia="Times New Roman" w:cstheme="minorHAnsi"/>
+          <w:lang w:eastAsia="en-IN"/>
+        </w:rPr>
+        <w:t>I used GROUP BY and then…”</w:t>
+      </w:r>
+    </w:p>
+    <w:p>
+      <w:pPr>
+        <w:spacing w:after="0" w:line="240" w:lineRule="auto"/>
+        <w:rPr>
+          <w:rFonts w:eastAsia="Times New Roman" w:cstheme="minorHAnsi"/>
+          <w:lang w:eastAsia="en-IN"/>
+        </w:rPr>
+      </w:pPr>
+      <w:r>
+        <w:rPr>
+          <w:rFonts w:eastAsia="Times New Roman" w:cstheme="minorHAnsi"/>
+          <w:lang w:eastAsia="en-IN"/>
+        </w:rPr>
+        <w:pict>
+          <v:rect id="_x0000_i1067" style="width:0;height:1.5pt" o:hralign="center" o:hrstd="t" o:hr="t" fillcolor="#a0a0a0" stroked="f"/>
+        </w:pict>
+      </w:r>
+    </w:p>
+    <w:p>
+      <w:pPr>
+        <w:spacing w:before="100" w:beforeAutospacing="1" w:after="100" w:afterAutospacing="1" w:line="240" w:lineRule="auto"/>
+        <w:outlineLvl w:val="0"/>
+        <w:rPr>
+          <w:rFonts w:eastAsia="Times New Roman" w:cstheme="minorHAnsi"/>
+          <w:b/>
+          <w:bCs/>
+          <w:kern w:val="36"/>
+          <w:lang w:eastAsia="en-IN"/>
+        </w:rPr>
+      </w:pPr>
+      <w:r>
+        <w:rPr>
+          <w:rFonts w:ascii="Calibri" w:eastAsia="Times New Roman" w:hAnsi="Calibri" w:cs="Calibri"/>
+          <w:b/>
+          <w:bCs/>
+          <w:kern w:val="36"/>
+          <w:lang w:eastAsia="en-IN"/>
+        </w:rPr>
+        <w:t>🔥</w:t>
+      </w:r>
+      <w:r>
+        <w:rPr>
+          <w:rFonts w:eastAsia="Times New Roman" w:cstheme="minorHAnsi"/>
+          <w:b/>
+          <w:bCs/>
+          <w:kern w:val="36"/>
+          <w:lang w:eastAsia="en-IN"/>
+        </w:rPr>
+        <w:t xml:space="preserve"> FINAL AMAZON RAPID QUESTIONS</w:t>
+      </w:r>
+    </w:p>
+    <w:tbl>
+      <w:tblPr>
+        <w:tblW w:w="0" w:type="auto"/>
+        <w:tblCellSpacing w:w="15" w:type="dxa"/>
+        <w:tblCellMar>
+          <w:top w:w="15" w:type="dxa"/>
+          <w:left w:w="15" w:type="dxa"/>
+          <w:bottom w:w="15" w:type="dxa"/>
+          <w:right w:w="15" w:type="dxa"/>
+        </w:tblCellMar>
+        <w:tblLook w:val="04A0" w:firstRow="1" w:lastRow="0" w:firstColumn="1" w:lastColumn="0" w:noHBand="0" w:noVBand="1"/>
+      </w:tblPr>
+      <w:tblGrid>
+        <w:gridCol w:w="1535"/>
+        <w:gridCol w:w="1464"/>
+      </w:tblGrid>
+      <w:tr>
+        <w:trPr>
+          <w:tblHeader/>
+          <w:tblCellSpacing w:w="15" w:type="dxa"/>
+        </w:trPr>
+        <w:tc>
+          <w:tcPr>
+            <w:tcW w:w="0" w:type="auto"/>
+            <w:vAlign w:val="center"/>
+            <w:hideMark/>
+          </w:tcPr>
+          <w:p>
+            <w:pPr>
+              <w:spacing w:after="0" w:line="240" w:lineRule="auto"/>
+              <w:jc w:val="center"/>
+              <w:rPr>
+                <w:rFonts w:eastAsia="Times New Roman" w:cstheme="minorHAnsi"/>
+                <w:b/>
+                <w:bCs/>
+                <w:lang w:eastAsia="en-IN"/>
+              </w:rPr>
+            </w:pPr>
+            <w:r>
+              <w:rPr>
+                <w:rFonts w:eastAsia="Times New Roman" w:cstheme="minorHAnsi"/>
+                <w:b/>
+                <w:bCs/>
+                <w:lang w:eastAsia="en-IN"/>
+              </w:rPr>
+              <w:t>Question</w:t>
+            </w:r>
+          </w:p>
+        </w:tc>
+        <w:tc>
+          <w:tcPr>
+            <w:tcW w:w="0" w:type="auto"/>
+            <w:vAlign w:val="center"/>
+            <w:hideMark/>
+          </w:tcPr>
+          <w:p>
+            <w:pPr>
+              <w:spacing w:after="0" w:line="240" w:lineRule="auto"/>
+              <w:jc w:val="center"/>
+              <w:rPr>
+                <w:rFonts w:eastAsia="Times New Roman" w:cstheme="minorHAnsi"/>
+                <w:b/>
+                <w:bCs/>
+                <w:lang w:eastAsia="en-IN"/>
+              </w:rPr>
+            </w:pPr>
+            <w:r>
+              <w:rPr>
+                <w:rFonts w:eastAsia="Times New Roman" w:cstheme="minorHAnsi"/>
+                <w:b/>
+                <w:bCs/>
+                <w:lang w:eastAsia="en-IN"/>
+              </w:rPr>
+              <w:t>Function</w:t>
+            </w:r>
+          </w:p>
+        </w:tc>
+      </w:tr>
+      <w:tr>
+        <w:trPr>
+          <w:tblCellSpacing w:w="15" w:type="dxa"/>
+        </w:trPr>
+        <w:tc>
+          <w:tcPr>
+            <w:tcW w:w="0" w:type="auto"/>
+            <w:vAlign w:val="center"/>
+            <w:hideMark/>
+          </w:tcPr>
+          <w:p>
+            <w:pPr>
+              <w:spacing w:after="0" w:line="240" w:lineRule="auto"/>
+              <w:rPr>
+                <w:rFonts w:eastAsia="Times New Roman" w:cstheme="minorHAnsi"/>
+                <w:lang w:eastAsia="en-IN"/>
+              </w:rPr>
+            </w:pPr>
+            <w:r>
+              <w:rPr>
+                <w:rFonts w:eastAsia="Times New Roman" w:cstheme="minorHAnsi"/>
+                <w:lang w:eastAsia="en-IN"/>
+              </w:rPr>
+              <w:t>Top N per group</w:t>
+            </w:r>
+          </w:p>
+        </w:tc>
+        <w:tc>
+          <w:tcPr>
+            <w:tcW w:w="0" w:type="auto"/>
+            <w:vAlign w:val="center"/>
+            <w:hideMark/>
+          </w:tcPr>
+          <w:p>
+            <w:pPr>
+              <w:spacing w:after="0" w:line="240" w:lineRule="auto"/>
+              <w:rPr>
+                <w:rFonts w:eastAsia="Times New Roman" w:cstheme="minorHAnsi"/>
+                <w:lang w:eastAsia="en-IN"/>
+              </w:rPr>
+            </w:pPr>
+            <w:r>
+              <w:rPr>
+                <w:rFonts w:eastAsia="Times New Roman" w:cstheme="minorHAnsi"/>
+                <w:lang w:eastAsia="en-IN"/>
+              </w:rPr>
+              <w:t>ROW_NUMBER</w:t>
+            </w:r>
+          </w:p>
+        </w:tc>
+      </w:tr>
+      <w:tr>
+        <w:trPr>
+          <w:tblCellSpacing w:w="15" w:type="dxa"/>
+        </w:trPr>
+        <w:tc>
+          <w:tcPr>
+            <w:tcW w:w="0" w:type="auto"/>
+            <w:vAlign w:val="center"/>
+            <w:hideMark/>
+          </w:tcPr>
+          <w:p>
+            <w:pPr>
+              <w:spacing w:after="0" w:line="240" w:lineRule="auto"/>
+              <w:rPr>
+                <w:rFonts w:eastAsia="Times New Roman" w:cstheme="minorHAnsi"/>
+                <w:lang w:eastAsia="en-IN"/>
+              </w:rPr>
+            </w:pPr>
+            <w:r>
+              <w:rPr>
+                <w:rFonts w:eastAsia="Times New Roman" w:cstheme="minorHAnsi"/>
+                <w:lang w:eastAsia="en-IN"/>
+              </w:rPr>
+              <w:t>Trend analysis</w:t>
+            </w:r>
+          </w:p>
+        </w:tc>
+        <w:tc>
+          <w:tcPr>
+            <w:tcW w:w="0" w:type="auto"/>
+            <w:vAlign w:val="center"/>
+            <w:hideMark/>
+          </w:tcPr>
+          <w:p>
+            <w:pPr>
+              <w:spacing w:after="0" w:line="240" w:lineRule="auto"/>
+              <w:rPr>
+                <w:rFonts w:eastAsia="Times New Roman" w:cstheme="minorHAnsi"/>
+                <w:lang w:eastAsia="en-IN"/>
+              </w:rPr>
+            </w:pPr>
+            <w:r>
+              <w:rPr>
+                <w:rFonts w:eastAsia="Times New Roman" w:cstheme="minorHAnsi"/>
+                <w:lang w:eastAsia="en-IN"/>
+              </w:rPr>
+              <w:t>LAG / LEAD</w:t>
+            </w:r>
+          </w:p>
+        </w:tc>
+      </w:tr>
+      <w:tr>
+        <w:trPr>
+          <w:tblCellSpacing w:w="15" w:type="dxa"/>
+        </w:trPr>
+        <w:tc>
+          <w:tcPr>
+            <w:tcW w:w="0" w:type="auto"/>
+            <w:vAlign w:val="center"/>
+            <w:hideMark/>
+          </w:tcPr>
+          <w:p>
+            <w:pPr>
+              <w:spacing w:after="0" w:line="240" w:lineRule="auto"/>
+              <w:rPr>
+                <w:rFonts w:eastAsia="Times New Roman" w:cstheme="minorHAnsi"/>
+                <w:lang w:eastAsia="en-IN"/>
+              </w:rPr>
+            </w:pPr>
+            <w:proofErr w:type="spellStart"/>
+            <w:r>
+              <w:rPr>
+                <w:rFonts w:eastAsia="Times New Roman" w:cstheme="minorHAnsi"/>
+                <w:lang w:eastAsia="en-IN"/>
+              </w:rPr>
+              <w:t>Deduplication</w:t>
+            </w:r>
+            <w:proofErr w:type="spellEnd"/>
+          </w:p>
+        </w:tc>
+        <w:tc>
+          <w:tcPr>
+            <w:tcW w:w="0" w:type="auto"/>
+            <w:vAlign w:val="center"/>
+            <w:hideMark/>
+          </w:tcPr>
+          <w:p>
+            <w:pPr>
+              <w:spacing w:after="0" w:line="240" w:lineRule="auto"/>
+              <w:rPr>
+                <w:rFonts w:eastAsia="Times New Roman" w:cstheme="minorHAnsi"/>
+                <w:lang w:eastAsia="en-IN"/>
+              </w:rPr>
+            </w:pPr>
+            <w:r>
+              <w:rPr>
+                <w:rFonts w:eastAsia="Times New Roman" w:cstheme="minorHAnsi"/>
+                <w:lang w:eastAsia="en-IN"/>
+              </w:rPr>
+              <w:t>ROW_NUMBER</w:t>
+            </w:r>
+          </w:p>
+        </w:tc>
+      </w:tr>
+      <w:tr>
+        <w:trPr>
+          <w:tblCellSpacing w:w="15" w:type="dxa"/>
+        </w:trPr>
+        <w:tc>
+          <w:tcPr>
+            <w:tcW w:w="0" w:type="auto"/>
+            <w:vAlign w:val="center"/>
+            <w:hideMark/>
+          </w:tcPr>
+          <w:p>
+            <w:pPr>
+              <w:spacing w:after="0" w:line="240" w:lineRule="auto"/>
+              <w:rPr>
+                <w:rFonts w:eastAsia="Times New Roman" w:cstheme="minorHAnsi"/>
+                <w:lang w:eastAsia="en-IN"/>
+              </w:rPr>
+            </w:pPr>
+            <w:r>
+              <w:rPr>
+                <w:rFonts w:eastAsia="Times New Roman" w:cstheme="minorHAnsi"/>
+                <w:lang w:eastAsia="en-IN"/>
+              </w:rPr>
+              <w:t>Running total</w:t>
+            </w:r>
+          </w:p>
+        </w:tc>
+        <w:tc>
+          <w:tcPr>
+            <w:tcW w:w="0" w:type="auto"/>
+            <w:vAlign w:val="center"/>
+            <w:hideMark/>
+          </w:tcPr>
+          <w:p>
+            <w:pPr>
+              <w:spacing w:after="0" w:line="240" w:lineRule="auto"/>
+              <w:rPr>
+                <w:rFonts w:eastAsia="Times New Roman" w:cstheme="minorHAnsi"/>
+                <w:lang w:eastAsia="en-IN"/>
+              </w:rPr>
+            </w:pPr>
+            <w:r>
+              <w:rPr>
+                <w:rFonts w:eastAsia="Times New Roman" w:cstheme="minorHAnsi"/>
+                <w:lang w:eastAsia="en-IN"/>
+              </w:rPr>
+              <w:t>SUM OVER</w:t>
+            </w:r>
+          </w:p>
+        </w:tc>
+      </w:tr>
+      <w:tr>
+        <w:trPr>
+          <w:tblCellSpacing w:w="15" w:type="dxa"/>
+        </w:trPr>
+        <w:tc>
+          <w:tcPr>
+            <w:tcW w:w="0" w:type="auto"/>
+            <w:vAlign w:val="center"/>
+            <w:hideMark/>
+          </w:tcPr>
+          <w:p>
+            <w:pPr>
+              <w:spacing w:after="0" w:line="240" w:lineRule="auto"/>
+              <w:rPr>
+                <w:rFonts w:eastAsia="Times New Roman" w:cstheme="minorHAnsi"/>
+                <w:lang w:eastAsia="en-IN"/>
+              </w:rPr>
+            </w:pPr>
+            <w:r>
+              <w:rPr>
+                <w:rFonts w:eastAsia="Times New Roman" w:cstheme="minorHAnsi"/>
+                <w:lang w:eastAsia="en-IN"/>
+              </w:rPr>
+              <w:t>Percentile</w:t>
+            </w:r>
+          </w:p>
+        </w:tc>
+        <w:tc>
+          <w:tcPr>
+            <w:tcW w:w="0" w:type="auto"/>
+            <w:vAlign w:val="center"/>
+            <w:hideMark/>
+          </w:tcPr>
+          <w:p>
+            <w:pPr>
+              <w:spacing w:after="0" w:line="240" w:lineRule="auto"/>
+              <w:rPr>
+                <w:rFonts w:eastAsia="Times New Roman" w:cstheme="minorHAnsi"/>
+                <w:lang w:eastAsia="en-IN"/>
+              </w:rPr>
+            </w:pPr>
+            <w:r>
+              <w:rPr>
+                <w:rFonts w:eastAsia="Times New Roman" w:cstheme="minorHAnsi"/>
+                <w:lang w:eastAsia="en-IN"/>
+              </w:rPr>
+              <w:t>NTILE</w:t>
+            </w:r>
+          </w:p>
+        </w:tc>
+      </w:tr>
+      <w:tr>
+        <w:trPr>
+          <w:tblCellSpacing w:w="15" w:type="dxa"/>
+        </w:trPr>
+        <w:tc>
+          <w:tcPr>
+            <w:tcW w:w="0" w:type="auto"/>
+            <w:vAlign w:val="center"/>
+            <w:hideMark/>
+          </w:tcPr>
+          <w:p>
+            <w:pPr>
+              <w:spacing w:after="0" w:line="240" w:lineRule="auto"/>
+              <w:rPr>
+                <w:rFonts w:eastAsia="Times New Roman" w:cstheme="minorHAnsi"/>
+                <w:lang w:eastAsia="en-IN"/>
+              </w:rPr>
+            </w:pPr>
+            <w:r>
+              <w:rPr>
+                <w:rFonts w:eastAsia="Times New Roman" w:cstheme="minorHAnsi"/>
+                <w:lang w:eastAsia="en-IN"/>
+              </w:rPr>
+              <w:t>Nth highest</w:t>
+            </w:r>
+          </w:p>
+        </w:tc>
+        <w:tc>
+          <w:tcPr>
+            <w:tcW w:w="0" w:type="auto"/>
+            <w:vAlign w:val="center"/>
+            <w:hideMark/>
+          </w:tcPr>
+          <w:p>
+            <w:pPr>
+              <w:spacing w:after="0" w:line="240" w:lineRule="auto"/>
+              <w:rPr>
+                <w:rFonts w:eastAsia="Times New Roman" w:cstheme="minorHAnsi"/>
+                <w:lang w:eastAsia="en-IN"/>
+              </w:rPr>
+            </w:pPr>
+            <w:r>
+              <w:rPr>
+                <w:rFonts w:eastAsia="Times New Roman" w:cstheme="minorHAnsi"/>
+                <w:lang w:eastAsia="en-IN"/>
+              </w:rPr>
+              <w:t>DENSE_RANK</w:t>
+            </w:r>
+          </w:p>
+        </w:tc>
+      </w:tr>
+    </w:tbl>
+    <w:p>
+      <w:pPr>
+        <w:spacing w:after="0"/>
+        <w:rPr>
+          <w:rFonts w:cstheme="minorHAnsi"/>
+        </w:rPr>
+      </w:pPr>
+    </w:p>
     <w:sectPr>
       <w:pgSz w:w="11906" w:h="16838"/>
       <w:pgMar w:top="1440" w:right="1440" w:bottom="1440" w:left="1440" w:header="708" w:footer="708" w:gutter="0"/>
@@ -10337,9 +16910,9 @@
     </w:lvl>
   </w:abstractNum>
   <w:abstractNum w:abstractNumId="5">
-    <w:nsid w:val="2BC00F0D"/>
+    <w:nsid w:val="28FB6D73"/>
     <w:multiLevelType w:val="multilevel"/>
-    <w:tmpl w:val="4EC43EEC"/>
+    <w:tmpl w:val="64AEC1B8"/>
     <w:lvl w:ilvl="0">
       <w:start w:val="1"/>
       <w:numFmt w:val="bullet"/>
@@ -10486,9 +17059,9 @@
     </w:lvl>
   </w:abstractNum>
   <w:abstractNum w:abstractNumId="6">
-    <w:nsid w:val="337B2475"/>
+    <w:nsid w:val="2BC00F0D"/>
     <w:multiLevelType w:val="multilevel"/>
-    <w:tmpl w:val="C5FA895C"/>
+    <w:tmpl w:val="4EC43EEC"/>
     <w:lvl w:ilvl="0">
       <w:start w:val="1"/>
       <w:numFmt w:val="bullet"/>
@@ -10635,9 +17208,9 @@
     </w:lvl>
   </w:abstractNum>
   <w:abstractNum w:abstractNumId="7">
-    <w:nsid w:val="37D80BAD"/>
+    <w:nsid w:val="337B2475"/>
     <w:multiLevelType w:val="multilevel"/>
-    <w:tmpl w:val="32E290EC"/>
+    <w:tmpl w:val="C5FA895C"/>
     <w:lvl w:ilvl="0">
       <w:start w:val="1"/>
       <w:numFmt w:val="bullet"/>
@@ -10784,9 +17357,9 @@
     </w:lvl>
   </w:abstractNum>
   <w:abstractNum w:abstractNumId="8">
-    <w:nsid w:val="3EC67C57"/>
+    <w:nsid w:val="37D80BAD"/>
     <w:multiLevelType w:val="multilevel"/>
-    <w:tmpl w:val="AD24D90A"/>
+    <w:tmpl w:val="32E290EC"/>
     <w:lvl w:ilvl="0">
       <w:start w:val="1"/>
       <w:numFmt w:val="bullet"/>
@@ -10933,9 +17506,9 @@
     </w:lvl>
   </w:abstractNum>
   <w:abstractNum w:abstractNumId="9">
-    <w:nsid w:val="498369EE"/>
+    <w:nsid w:val="3EC67C57"/>
     <w:multiLevelType w:val="multilevel"/>
-    <w:tmpl w:val="36189436"/>
+    <w:tmpl w:val="AD24D90A"/>
     <w:lvl w:ilvl="0">
       <w:start w:val="1"/>
       <w:numFmt w:val="bullet"/>
@@ -11082,9 +17655,9 @@
     </w:lvl>
   </w:abstractNum>
   <w:abstractNum w:abstractNumId="10">
-    <w:nsid w:val="59710789"/>
+    <w:nsid w:val="498369EE"/>
     <w:multiLevelType w:val="multilevel"/>
-    <w:tmpl w:val="9E2EF114"/>
+    <w:tmpl w:val="36189436"/>
     <w:lvl w:ilvl="0">
       <w:start w:val="1"/>
       <w:numFmt w:val="bullet"/>
@@ -11231,9 +17804,9 @@
     </w:lvl>
   </w:abstractNum>
   <w:abstractNum w:abstractNumId="11">
-    <w:nsid w:val="5B952E2D"/>
+    <w:nsid w:val="59710789"/>
     <w:multiLevelType w:val="multilevel"/>
-    <w:tmpl w:val="55086D8E"/>
+    <w:tmpl w:val="9E2EF114"/>
     <w:lvl w:ilvl="0">
       <w:start w:val="1"/>
       <w:numFmt w:val="bullet"/>
@@ -11380,9 +17953,9 @@
     </w:lvl>
   </w:abstractNum>
   <w:abstractNum w:abstractNumId="12">
-    <w:nsid w:val="653B534A"/>
+    <w:nsid w:val="5B952E2D"/>
     <w:multiLevelType w:val="multilevel"/>
-    <w:tmpl w:val="F0A44418"/>
+    <w:tmpl w:val="55086D8E"/>
     <w:lvl w:ilvl="0">
       <w:start w:val="1"/>
       <w:numFmt w:val="bullet"/>
@@ -11529,9 +18102,9 @@
     </w:lvl>
   </w:abstractNum>
   <w:abstractNum w:abstractNumId="13">
-    <w:nsid w:val="66E47A7F"/>
+    <w:nsid w:val="653B534A"/>
     <w:multiLevelType w:val="multilevel"/>
-    <w:tmpl w:val="676C1BEA"/>
+    <w:tmpl w:val="F0A44418"/>
     <w:lvl w:ilvl="0">
       <w:start w:val="1"/>
       <w:numFmt w:val="bullet"/>
@@ -11677,47 +18250,351 @@
       </w:rPr>
     </w:lvl>
   </w:abstractNum>
+  <w:abstractNum w:abstractNumId="14">
+    <w:nsid w:val="66E47A7F"/>
+    <w:multiLevelType w:val="multilevel"/>
+    <w:tmpl w:val="676C1BEA"/>
+    <w:lvl w:ilvl="0">
+      <w:start w:val="1"/>
+      <w:numFmt w:val="bullet"/>
+      <w:lvlText w:val=""/>
+      <w:lvlJc w:val="left"/>
+      <w:pPr>
+        <w:tabs>
+          <w:tab w:val="num" w:pos="720"/>
+        </w:tabs>
+        <w:ind w:left="720" w:hanging="360"/>
+      </w:pPr>
+      <w:rPr>
+        <w:rFonts w:ascii="Symbol" w:hAnsi="Symbol" w:hint="default"/>
+        <w:sz w:val="20"/>
+      </w:rPr>
+    </w:lvl>
+    <w:lvl w:ilvl="1" w:tentative="1">
+      <w:start w:val="1"/>
+      <w:numFmt w:val="bullet"/>
+      <w:lvlText w:val="o"/>
+      <w:lvlJc w:val="left"/>
+      <w:pPr>
+        <w:tabs>
+          <w:tab w:val="num" w:pos="1440"/>
+        </w:tabs>
+        <w:ind w:left="1440" w:hanging="360"/>
+      </w:pPr>
+      <w:rPr>
+        <w:rFonts w:ascii="Courier New" w:hAnsi="Courier New" w:hint="default"/>
+        <w:sz w:val="20"/>
+      </w:rPr>
+    </w:lvl>
+    <w:lvl w:ilvl="2" w:tentative="1">
+      <w:start w:val="1"/>
+      <w:numFmt w:val="bullet"/>
+      <w:lvlText w:val=""/>
+      <w:lvlJc w:val="left"/>
+      <w:pPr>
+        <w:tabs>
+          <w:tab w:val="num" w:pos="2160"/>
+        </w:tabs>
+        <w:ind w:left="2160" w:hanging="360"/>
+      </w:pPr>
+      <w:rPr>
+        <w:rFonts w:ascii="Wingdings" w:hAnsi="Wingdings" w:hint="default"/>
+        <w:sz w:val="20"/>
+      </w:rPr>
+    </w:lvl>
+    <w:lvl w:ilvl="3" w:tentative="1">
+      <w:start w:val="1"/>
+      <w:numFmt w:val="bullet"/>
+      <w:lvlText w:val=""/>
+      <w:lvlJc w:val="left"/>
+      <w:pPr>
+        <w:tabs>
+          <w:tab w:val="num" w:pos="2880"/>
+        </w:tabs>
+        <w:ind w:left="2880" w:hanging="360"/>
+      </w:pPr>
+      <w:rPr>
+        <w:rFonts w:ascii="Wingdings" w:hAnsi="Wingdings" w:hint="default"/>
+        <w:sz w:val="20"/>
+      </w:rPr>
+    </w:lvl>
+    <w:lvl w:ilvl="4" w:tentative="1">
+      <w:start w:val="1"/>
+      <w:numFmt w:val="bullet"/>
+      <w:lvlText w:val=""/>
+      <w:lvlJc w:val="left"/>
+      <w:pPr>
+        <w:tabs>
+          <w:tab w:val="num" w:pos="3600"/>
+        </w:tabs>
+        <w:ind w:left="3600" w:hanging="360"/>
+      </w:pPr>
+      <w:rPr>
+        <w:rFonts w:ascii="Wingdings" w:hAnsi="Wingdings" w:hint="default"/>
+        <w:sz w:val="20"/>
+      </w:rPr>
+    </w:lvl>
+    <w:lvl w:ilvl="5" w:tentative="1">
+      <w:start w:val="1"/>
+      <w:numFmt w:val="bullet"/>
+      <w:lvlText w:val=""/>
+      <w:lvlJc w:val="left"/>
+      <w:pPr>
+        <w:tabs>
+          <w:tab w:val="num" w:pos="4320"/>
+        </w:tabs>
+        <w:ind w:left="4320" w:hanging="360"/>
+      </w:pPr>
+      <w:rPr>
+        <w:rFonts w:ascii="Wingdings" w:hAnsi="Wingdings" w:hint="default"/>
+        <w:sz w:val="20"/>
+      </w:rPr>
+    </w:lvl>
+    <w:lvl w:ilvl="6" w:tentative="1">
+      <w:start w:val="1"/>
+      <w:numFmt w:val="bullet"/>
+      <w:lvlText w:val=""/>
+      <w:lvlJc w:val="left"/>
+      <w:pPr>
+        <w:tabs>
+          <w:tab w:val="num" w:pos="5040"/>
+        </w:tabs>
+        <w:ind w:left="5040" w:hanging="360"/>
+      </w:pPr>
+      <w:rPr>
+        <w:rFonts w:ascii="Wingdings" w:hAnsi="Wingdings" w:hint="default"/>
+        <w:sz w:val="20"/>
+      </w:rPr>
+    </w:lvl>
+    <w:lvl w:ilvl="7" w:tentative="1">
+      <w:start w:val="1"/>
+      <w:numFmt w:val="bullet"/>
+      <w:lvlText w:val=""/>
+      <w:lvlJc w:val="left"/>
+      <w:pPr>
+        <w:tabs>
+          <w:tab w:val="num" w:pos="5760"/>
+        </w:tabs>
+        <w:ind w:left="5760" w:hanging="360"/>
+      </w:pPr>
+      <w:rPr>
+        <w:rFonts w:ascii="Wingdings" w:hAnsi="Wingdings" w:hint="default"/>
+        <w:sz w:val="20"/>
+      </w:rPr>
+    </w:lvl>
+    <w:lvl w:ilvl="8" w:tentative="1">
+      <w:start w:val="1"/>
+      <w:numFmt w:val="bullet"/>
+      <w:lvlText w:val=""/>
+      <w:lvlJc w:val="left"/>
+      <w:pPr>
+        <w:tabs>
+          <w:tab w:val="num" w:pos="6480"/>
+        </w:tabs>
+        <w:ind w:left="6480" w:hanging="360"/>
+      </w:pPr>
+      <w:rPr>
+        <w:rFonts w:ascii="Wingdings" w:hAnsi="Wingdings" w:hint="default"/>
+        <w:sz w:val="20"/>
+      </w:rPr>
+    </w:lvl>
+  </w:abstractNum>
+  <w:abstractNum w:abstractNumId="15">
+    <w:nsid w:val="68821FBB"/>
+    <w:multiLevelType w:val="multilevel"/>
+    <w:tmpl w:val="092AE2A4"/>
+    <w:lvl w:ilvl="0">
+      <w:start w:val="1"/>
+      <w:numFmt w:val="bullet"/>
+      <w:lvlText w:val=""/>
+      <w:lvlJc w:val="left"/>
+      <w:pPr>
+        <w:tabs>
+          <w:tab w:val="num" w:pos="720"/>
+        </w:tabs>
+        <w:ind w:left="720" w:hanging="360"/>
+      </w:pPr>
+      <w:rPr>
+        <w:rFonts w:ascii="Symbol" w:hAnsi="Symbol" w:hint="default"/>
+        <w:sz w:val="20"/>
+      </w:rPr>
+    </w:lvl>
+    <w:lvl w:ilvl="1" w:tentative="1">
+      <w:start w:val="1"/>
+      <w:numFmt w:val="bullet"/>
+      <w:lvlText w:val="o"/>
+      <w:lvlJc w:val="left"/>
+      <w:pPr>
+        <w:tabs>
+          <w:tab w:val="num" w:pos="1440"/>
+        </w:tabs>
+        <w:ind w:left="1440" w:hanging="360"/>
+      </w:pPr>
+      <w:rPr>
+        <w:rFonts w:ascii="Courier New" w:hAnsi="Courier New" w:hint="default"/>
+        <w:sz w:val="20"/>
+      </w:rPr>
+    </w:lvl>
+    <w:lvl w:ilvl="2" w:tentative="1">
+      <w:start w:val="1"/>
+      <w:numFmt w:val="bullet"/>
+      <w:lvlText w:val=""/>
+      <w:lvlJc w:val="left"/>
+      <w:pPr>
+        <w:tabs>
+          <w:tab w:val="num" w:pos="2160"/>
+        </w:tabs>
+        <w:ind w:left="2160" w:hanging="360"/>
+      </w:pPr>
+      <w:rPr>
+        <w:rFonts w:ascii="Wingdings" w:hAnsi="Wingdings" w:hint="default"/>
+        <w:sz w:val="20"/>
+      </w:rPr>
+    </w:lvl>
+    <w:lvl w:ilvl="3" w:tentative="1">
+      <w:start w:val="1"/>
+      <w:numFmt w:val="bullet"/>
+      <w:lvlText w:val=""/>
+      <w:lvlJc w:val="left"/>
+      <w:pPr>
+        <w:tabs>
+          <w:tab w:val="num" w:pos="2880"/>
+        </w:tabs>
+        <w:ind w:left="2880" w:hanging="360"/>
+      </w:pPr>
+      <w:rPr>
+        <w:rFonts w:ascii="Wingdings" w:hAnsi="Wingdings" w:hint="default"/>
+        <w:sz w:val="20"/>
+      </w:rPr>
+    </w:lvl>
+    <w:lvl w:ilvl="4" w:tentative="1">
+      <w:start w:val="1"/>
+      <w:numFmt w:val="bullet"/>
+      <w:lvlText w:val=""/>
+      <w:lvlJc w:val="left"/>
+      <w:pPr>
+        <w:tabs>
+          <w:tab w:val="num" w:pos="3600"/>
+        </w:tabs>
+        <w:ind w:left="3600" w:hanging="360"/>
+      </w:pPr>
+      <w:rPr>
+        <w:rFonts w:ascii="Wingdings" w:hAnsi="Wingdings" w:hint="default"/>
+        <w:sz w:val="20"/>
+      </w:rPr>
+    </w:lvl>
+    <w:lvl w:ilvl="5" w:tentative="1">
+      <w:start w:val="1"/>
+      <w:numFmt w:val="bullet"/>
+      <w:lvlText w:val=""/>
+      <w:lvlJc w:val="left"/>
+      <w:pPr>
+        <w:tabs>
+          <w:tab w:val="num" w:pos="4320"/>
+        </w:tabs>
+        <w:ind w:left="4320" w:hanging="360"/>
+      </w:pPr>
+      <w:rPr>
+        <w:rFonts w:ascii="Wingdings" w:hAnsi="Wingdings" w:hint="default"/>
+        <w:sz w:val="20"/>
+      </w:rPr>
+    </w:lvl>
+    <w:lvl w:ilvl="6" w:tentative="1">
+      <w:start w:val="1"/>
+      <w:numFmt w:val="bullet"/>
+      <w:lvlText w:val=""/>
+      <w:lvlJc w:val="left"/>
+      <w:pPr>
+        <w:tabs>
+          <w:tab w:val="num" w:pos="5040"/>
+        </w:tabs>
+        <w:ind w:left="5040" w:hanging="360"/>
+      </w:pPr>
+      <w:rPr>
+        <w:rFonts w:ascii="Wingdings" w:hAnsi="Wingdings" w:hint="default"/>
+        <w:sz w:val="20"/>
+      </w:rPr>
+    </w:lvl>
+    <w:lvl w:ilvl="7" w:tentative="1">
+      <w:start w:val="1"/>
+      <w:numFmt w:val="bullet"/>
+      <w:lvlText w:val=""/>
+      <w:lvlJc w:val="left"/>
+      <w:pPr>
+        <w:tabs>
+          <w:tab w:val="num" w:pos="5760"/>
+        </w:tabs>
+        <w:ind w:left="5760" w:hanging="360"/>
+      </w:pPr>
+      <w:rPr>
+        <w:rFonts w:ascii="Wingdings" w:hAnsi="Wingdings" w:hint="default"/>
+        <w:sz w:val="20"/>
+      </w:rPr>
+    </w:lvl>
+    <w:lvl w:ilvl="8" w:tentative="1">
+      <w:start w:val="1"/>
+      <w:numFmt w:val="bullet"/>
+      <w:lvlText w:val=""/>
+      <w:lvlJc w:val="left"/>
+      <w:pPr>
+        <w:tabs>
+          <w:tab w:val="num" w:pos="6480"/>
+        </w:tabs>
+        <w:ind w:left="6480" w:hanging="360"/>
+      </w:pPr>
+      <w:rPr>
+        <w:rFonts w:ascii="Wingdings" w:hAnsi="Wingdings" w:hint="default"/>
+        <w:sz w:val="20"/>
+      </w:rPr>
+    </w:lvl>
+  </w:abstractNum>
   <w:num w:numId="1">
     <w:abstractNumId w:val="3"/>
   </w:num>
   <w:num w:numId="2">
-    <w:abstractNumId w:val="5"/>
+    <w:abstractNumId w:val="6"/>
   </w:num>
   <w:num w:numId="3">
-    <w:abstractNumId w:val="7"/>
+    <w:abstractNumId w:val="8"/>
   </w:num>
   <w:num w:numId="4">
-    <w:abstractNumId w:val="8"/>
+    <w:abstractNumId w:val="9"/>
   </w:num>
   <w:num w:numId="5">
-    <w:abstractNumId w:val="11"/>
+    <w:abstractNumId w:val="12"/>
   </w:num>
   <w:num w:numId="6">
     <w:abstractNumId w:val="2"/>
   </w:num>
   <w:num w:numId="7">
-    <w:abstractNumId w:val="12"/>
+    <w:abstractNumId w:val="13"/>
   </w:num>
   <w:num w:numId="8">
-    <w:abstractNumId w:val="10"/>
+    <w:abstractNumId w:val="11"/>
   </w:num>
   <w:num w:numId="9">
     <w:abstractNumId w:val="0"/>
   </w:num>
   <w:num w:numId="10">
-    <w:abstractNumId w:val="6"/>
+    <w:abstractNumId w:val="7"/>
   </w:num>
   <w:num w:numId="11">
-    <w:abstractNumId w:val="13"/>
+    <w:abstractNumId w:val="14"/>
   </w:num>
   <w:num w:numId="12">
     <w:abstractNumId w:val="1"/>
   </w:num>
   <w:num w:numId="13">
-    <w:abstractNumId w:val="9"/>
+    <w:abstractNumId w:val="10"/>
   </w:num>
   <w:num w:numId="14">
     <w:abstractNumId w:val="4"/>
+  </w:num>
+  <w:num w:numId="15">
+    <w:abstractNumId w:val="5"/>
+  </w:num>
+  <w:num w:numId="16">
+    <w:abstractNumId w:val="15"/>
   </w:num>
 </w:numbering>
 </file>
@@ -12193,6 +19070,17 @@
     <w:basedOn w:val="DefaultParagraphFont"/>
     <w:rsid w:val="00E8074A"/>
   </w:style>
+  <w:style w:type="character" w:styleId="Emphasis">
+    <w:name w:val="Emphasis"/>
+    <w:basedOn w:val="DefaultParagraphFont"/>
+    <w:uiPriority w:val="20"/>
+    <w:qFormat/>
+    <w:rsid w:val="00FB6A84"/>
+    <w:rPr>
+      <w:i/>
+      <w:iCs/>
+    </w:rPr>
+  </w:style>
 </w:styles>
 </file>
 
@@ -12667,6 +19555,17 @@
     <w:basedOn w:val="DefaultParagraphFont"/>
     <w:rsid w:val="00E8074A"/>
   </w:style>
+  <w:style w:type="character" w:styleId="Emphasis">
+    <w:name w:val="Emphasis"/>
+    <w:basedOn w:val="DefaultParagraphFont"/>
+    <w:uiPriority w:val="20"/>
+    <w:qFormat/>
+    <w:rsid w:val="00FB6A84"/>
+    <w:rPr>
+      <w:i/>
+      <w:iCs/>
+    </w:rPr>
+  </w:style>
 </w:styles>
 </file>
 

--- a/Window_function_Rank_DENSE_RANK_ROW_NUMBER.docx
+++ b/Window_function_Rank_DENSE_RANK_ROW_NUMBER.docx
@@ -21,8 +21,8 @@
         </w:rPr>
         <w:drawing>
           <wp:inline distT="0" distB="0" distL="0" distR="0" wp14:anchorId="5118335E" wp14:editId="2877806E">
-            <wp:extent cx="5731510" cy="3402215"/>
-            <wp:effectExtent l="0" t="0" r="2540" b="8255"/>
+            <wp:extent cx="6434527" cy="3819525"/>
+            <wp:effectExtent l="0" t="0" r="4445" b="0"/>
             <wp:docPr id="19" name="Picture 19"/>
             <wp:cNvGraphicFramePr>
               <a:graphicFrameLocks xmlns:a="http://schemas.openxmlformats.org/drawingml/2006/main" noChangeAspect="1"/>
@@ -43,7 +43,7 @@
                   <pic:spPr>
                     <a:xfrm>
                       <a:off x="0" y="0"/>
-                      <a:ext cx="5731510" cy="3402215"/>
+                      <a:ext cx="6437914" cy="3821536"/>
                     </a:xfrm>
                     <a:prstGeom prst="rect">
                       <a:avLst/>
@@ -75,8 +75,8 @@
         </w:rPr>
         <w:drawing>
           <wp:inline distT="0" distB="0" distL="0" distR="0" wp14:anchorId="2815EE41" wp14:editId="6C61ECC8">
-            <wp:extent cx="4842635" cy="3752850"/>
-            <wp:effectExtent l="0" t="0" r="0" b="0"/>
+            <wp:extent cx="6438900" cy="4989893"/>
+            <wp:effectExtent l="0" t="0" r="0" b="1270"/>
             <wp:docPr id="27" name="Picture 27"/>
             <wp:cNvGraphicFramePr>
               <a:graphicFrameLocks xmlns:a="http://schemas.openxmlformats.org/drawingml/2006/main" noChangeAspect="1"/>
@@ -97,7 +97,155 @@
                   <pic:spPr>
                     <a:xfrm>
                       <a:off x="0" y="0"/>
-                      <a:ext cx="4842635" cy="3752850"/>
+                      <a:ext cx="6449678" cy="4998245"/>
+                    </a:xfrm>
+                    <a:prstGeom prst="rect">
+                      <a:avLst/>
+                    </a:prstGeom>
+                  </pic:spPr>
+                </pic:pic>
+              </a:graphicData>
+            </a:graphic>
+          </wp:inline>
+        </w:drawing>
+      </w:r>
+    </w:p>
+    <w:p>
+      <w:pPr>
+        <w:spacing w:after="0" w:line="240" w:lineRule="auto"/>
+        <w:outlineLvl w:val="0"/>
+        <w:rPr>
+          <w:rFonts w:eastAsia="Times New Roman" w:cstheme="minorHAnsi"/>
+          <w:b/>
+          <w:bCs/>
+          <w:kern w:val="36"/>
+          <w:lang w:eastAsia="en-IN"/>
+        </w:rPr>
+      </w:pPr>
+      <w:r>
+        <w:rPr>
+          <w:noProof/>
+          <w:lang w:eastAsia="en-IN"/>
+        </w:rPr>
+        <w:lastRenderedPageBreak/>
+        <w:drawing>
+          <wp:inline distT="0" distB="0" distL="0" distR="0" wp14:anchorId="40C4FB72" wp14:editId="705A9876">
+            <wp:extent cx="6606541" cy="3305175"/>
+            <wp:effectExtent l="0" t="0" r="3810" b="0"/>
+            <wp:docPr id="1" name="Picture 1"/>
+            <wp:cNvGraphicFramePr>
+              <a:graphicFrameLocks xmlns:a="http://schemas.openxmlformats.org/drawingml/2006/main" noChangeAspect="1"/>
+            </wp:cNvGraphicFramePr>
+            <a:graphic xmlns:a="http://schemas.openxmlformats.org/drawingml/2006/main">
+              <a:graphicData uri="http://schemas.openxmlformats.org/drawingml/2006/picture">
+                <pic:pic xmlns:pic="http://schemas.openxmlformats.org/drawingml/2006/picture">
+                  <pic:nvPicPr>
+                    <pic:cNvPr id="0" name=""/>
+                    <pic:cNvPicPr/>
+                  </pic:nvPicPr>
+                  <pic:blipFill>
+                    <a:blip r:embed="rId8"/>
+                    <a:stretch>
+                      <a:fillRect/>
+                    </a:stretch>
+                  </pic:blipFill>
+                  <pic:spPr>
+                    <a:xfrm>
+                      <a:off x="0" y="0"/>
+                      <a:ext cx="6603615" cy="3303711"/>
+                    </a:xfrm>
+                    <a:prstGeom prst="rect">
+                      <a:avLst/>
+                    </a:prstGeom>
+                  </pic:spPr>
+                </pic:pic>
+              </a:graphicData>
+            </a:graphic>
+          </wp:inline>
+        </w:drawing>
+      </w:r>
+    </w:p>
+    <w:p>
+      <w:pPr>
+        <w:spacing w:after="0" w:line="240" w:lineRule="auto"/>
+        <w:outlineLvl w:val="0"/>
+        <w:rPr>
+          <w:rFonts w:eastAsia="Times New Roman" w:cstheme="minorHAnsi"/>
+          <w:b/>
+          <w:bCs/>
+          <w:kern w:val="36"/>
+          <w:lang w:eastAsia="en-IN"/>
+        </w:rPr>
+      </w:pPr>
+    </w:p>
+    <w:p>
+      <w:pPr>
+        <w:spacing w:after="0" w:line="240" w:lineRule="auto"/>
+        <w:outlineLvl w:val="0"/>
+        <w:rPr>
+          <w:rFonts w:eastAsia="Times New Roman" w:cstheme="minorHAnsi"/>
+          <w:b/>
+          <w:bCs/>
+          <w:kern w:val="36"/>
+          <w:lang w:eastAsia="en-IN"/>
+        </w:rPr>
+      </w:pPr>
+    </w:p>
+    <w:p>
+      <w:pPr>
+        <w:spacing w:after="0" w:line="240" w:lineRule="auto"/>
+        <w:outlineLvl w:val="0"/>
+        <w:rPr>
+          <w:rFonts w:eastAsia="Times New Roman" w:cstheme="minorHAnsi"/>
+          <w:b/>
+          <w:bCs/>
+          <w:kern w:val="36"/>
+          <w:lang w:eastAsia="en-IN"/>
+        </w:rPr>
+      </w:pPr>
+    </w:p>
+    <w:p>
+      <w:pPr>
+        <w:spacing w:after="0" w:line="240" w:lineRule="auto"/>
+        <w:outlineLvl w:val="0"/>
+        <w:rPr>
+          <w:rFonts w:eastAsia="Times New Roman" w:cstheme="minorHAnsi"/>
+          <w:b/>
+          <w:bCs/>
+          <w:kern w:val="36"/>
+          <w:lang w:eastAsia="en-IN"/>
+        </w:rPr>
+      </w:pPr>
+      <w:r>
+        <w:rPr>
+          <w:noProof/>
+          <w:lang w:eastAsia="en-IN"/>
+        </w:rPr>
+        <w:drawing>
+          <wp:inline distT="0" distB="0" distL="0" distR="0" wp14:anchorId="57ED3141" wp14:editId="6263CB33">
+            <wp:extent cx="6419850" cy="3187291"/>
+            <wp:effectExtent l="0" t="0" r="0" b="0"/>
+            <wp:docPr id="2" name="Picture 2"/>
+            <wp:cNvGraphicFramePr>
+              <a:graphicFrameLocks xmlns:a="http://schemas.openxmlformats.org/drawingml/2006/main" noChangeAspect="1"/>
+            </wp:cNvGraphicFramePr>
+            <a:graphic xmlns:a="http://schemas.openxmlformats.org/drawingml/2006/main">
+              <a:graphicData uri="http://schemas.openxmlformats.org/drawingml/2006/picture">
+                <pic:pic xmlns:pic="http://schemas.openxmlformats.org/drawingml/2006/picture">
+                  <pic:nvPicPr>
+                    <pic:cNvPr id="0" name=""/>
+                    <pic:cNvPicPr/>
+                  </pic:nvPicPr>
+                  <pic:blipFill>
+                    <a:blip r:embed="rId9"/>
+                    <a:stretch>
+                      <a:fillRect/>
+                    </a:stretch>
+                  </pic:blipFill>
+                  <pic:spPr>
+                    <a:xfrm>
+                      <a:off x="0" y="0"/>
+                      <a:ext cx="6417006" cy="3185879"/>
                     </a:xfrm>
                     <a:prstGeom prst="rect">
                       <a:avLst/>
@@ -333,7 +481,6 @@
           <w:noProof/>
           <w:lang w:eastAsia="en-IN"/>
         </w:rPr>
-        <w:lastRenderedPageBreak/>
         <w:t>-------------------------</w:t>
       </w:r>
     </w:p>
@@ -370,6 +517,7 @@
           <w:noProof/>
           <w:lang w:eastAsia="en-IN"/>
         </w:rPr>
+        <w:lastRenderedPageBreak/>
         <w:t>emp_id | department | salary</w:t>
       </w:r>
     </w:p>
@@ -800,6 +948,15 @@
           <w:lang w:eastAsia="en-IN"/>
         </w:rPr>
       </w:pPr>
+    </w:p>
+    <w:p>
+      <w:pPr>
+        <w:spacing w:after="0" w:line="240" w:lineRule="auto"/>
+        <w:rPr>
+          <w:rFonts w:eastAsia="Times New Roman" w:cstheme="minorHAnsi"/>
+          <w:lang w:eastAsia="en-IN"/>
+        </w:rPr>
+      </w:pPr>
       <w:r>
         <w:rPr>
           <w:rFonts w:eastAsia="Times New Roman" w:cstheme="minorHAnsi"/>
@@ -4421,40 +4578,17 @@
         <w:spacing w:after="0" w:line="240" w:lineRule="auto"/>
         <w:rPr>
           <w:rFonts w:eastAsia="Times New Roman" w:cstheme="minorHAnsi"/>
-          <w:lang w:eastAsia="en-IN"/>
-        </w:rPr>
-      </w:pPr>
-      <w:proofErr w:type="spellStart"/>
-      <w:r>
-        <w:rPr>
-          <w:rFonts w:eastAsia="Times New Roman" w:cstheme="minorHAnsi"/>
-          <w:lang w:eastAsia="en-IN"/>
-        </w:rPr>
-        <w:t>function_</w:t>
-      </w:r>
-      <w:proofErr w:type="gramStart"/>
-      <w:r>
-        <w:rPr>
-          <w:rFonts w:eastAsia="Times New Roman" w:cstheme="minorHAnsi"/>
-          <w:lang w:eastAsia="en-IN"/>
-        </w:rPr>
-        <w:t>name</w:t>
-      </w:r>
-      <w:proofErr w:type="spellEnd"/>
-      <w:r>
-        <w:rPr>
-          <w:rFonts w:eastAsia="Times New Roman" w:cstheme="minorHAnsi"/>
-          <w:lang w:eastAsia="en-IN"/>
-        </w:rPr>
-        <w:t>(</w:t>
-      </w:r>
-      <w:proofErr w:type="gramEnd"/>
-      <w:r>
-        <w:rPr>
-          <w:rFonts w:eastAsia="Times New Roman" w:cstheme="minorHAnsi"/>
-          <w:lang w:eastAsia="en-IN"/>
-        </w:rPr>
-        <w:t>expression)</w:t>
+          <w:noProof/>
+          <w:lang w:eastAsia="en-IN"/>
+        </w:rPr>
+      </w:pPr>
+      <w:r>
+        <w:rPr>
+          <w:rFonts w:eastAsia="Times New Roman" w:cstheme="minorHAnsi"/>
+          <w:noProof/>
+          <w:lang w:eastAsia="en-IN"/>
+        </w:rPr>
+        <w:t>function_name(expression)</w:t>
       </w:r>
     </w:p>
     <w:p>
@@ -4480,12 +4614,14 @@
         <w:spacing w:after="0" w:line="240" w:lineRule="auto"/>
         <w:rPr>
           <w:rFonts w:eastAsia="Times New Roman" w:cstheme="minorHAnsi"/>
-          <w:lang w:eastAsia="en-IN"/>
-        </w:rPr>
-      </w:pPr>
-      <w:r>
-        <w:rPr>
-          <w:rFonts w:eastAsia="Times New Roman" w:cstheme="minorHAnsi"/>
+          <w:noProof/>
+          <w:lang w:eastAsia="en-IN"/>
+        </w:rPr>
+      </w:pPr>
+      <w:r>
+        <w:rPr>
+          <w:rFonts w:eastAsia="Times New Roman" w:cstheme="minorHAnsi"/>
+          <w:noProof/>
           <w:lang w:eastAsia="en-IN"/>
         </w:rPr>
         <w:t>OVER (</w:t>
@@ -4514,25 +4650,18 @@
         <w:spacing w:after="0" w:line="240" w:lineRule="auto"/>
         <w:rPr>
           <w:rFonts w:eastAsia="Times New Roman" w:cstheme="minorHAnsi"/>
-          <w:lang w:eastAsia="en-IN"/>
-        </w:rPr>
-      </w:pPr>
-      <w:r>
-        <w:rPr>
-          <w:rFonts w:eastAsia="Times New Roman" w:cstheme="minorHAnsi"/>
-          <w:lang w:eastAsia="en-IN"/>
-        </w:rPr>
-        <w:t xml:space="preserve">    PARTITION BY </w:t>
-      </w:r>
-      <w:proofErr w:type="spellStart"/>
-      <w:r>
-        <w:rPr>
-          <w:rFonts w:eastAsia="Times New Roman" w:cstheme="minorHAnsi"/>
-          <w:lang w:eastAsia="en-IN"/>
-        </w:rPr>
-        <w:t>column_list</w:t>
-      </w:r>
-      <w:proofErr w:type="spellEnd"/>
+          <w:noProof/>
+          <w:lang w:eastAsia="en-IN"/>
+        </w:rPr>
+      </w:pPr>
+      <w:r>
+        <w:rPr>
+          <w:rFonts w:eastAsia="Times New Roman" w:cstheme="minorHAnsi"/>
+          <w:noProof/>
+          <w:lang w:eastAsia="en-IN"/>
+        </w:rPr>
+        <w:t xml:space="preserve">    PARTITION BY column_list</w:t>
+      </w:r>
     </w:p>
     <w:p>
       <w:pPr>
@@ -4557,25 +4686,18 @@
         <w:spacing w:after="0" w:line="240" w:lineRule="auto"/>
         <w:rPr>
           <w:rFonts w:eastAsia="Times New Roman" w:cstheme="minorHAnsi"/>
-          <w:lang w:eastAsia="en-IN"/>
-        </w:rPr>
-      </w:pPr>
-      <w:r>
-        <w:rPr>
-          <w:rFonts w:eastAsia="Times New Roman" w:cstheme="minorHAnsi"/>
-          <w:lang w:eastAsia="en-IN"/>
-        </w:rPr>
-        <w:t xml:space="preserve">    ORDER BY </w:t>
-      </w:r>
-      <w:proofErr w:type="spellStart"/>
-      <w:r>
-        <w:rPr>
-          <w:rFonts w:eastAsia="Times New Roman" w:cstheme="minorHAnsi"/>
-          <w:lang w:eastAsia="en-IN"/>
-        </w:rPr>
-        <w:t>column_list</w:t>
-      </w:r>
-      <w:proofErr w:type="spellEnd"/>
+          <w:noProof/>
+          <w:lang w:eastAsia="en-IN"/>
+        </w:rPr>
+      </w:pPr>
+      <w:r>
+        <w:rPr>
+          <w:rFonts w:eastAsia="Times New Roman" w:cstheme="minorHAnsi"/>
+          <w:noProof/>
+          <w:lang w:eastAsia="en-IN"/>
+        </w:rPr>
+        <w:t xml:space="preserve">    ORDER BY column_list</w:t>
+      </w:r>
     </w:p>
     <w:p>
       <w:pPr>
@@ -4600,12 +4722,14 @@
         <w:spacing w:after="0" w:line="240" w:lineRule="auto"/>
         <w:rPr>
           <w:rFonts w:eastAsia="Times New Roman" w:cstheme="minorHAnsi"/>
-          <w:lang w:eastAsia="en-IN"/>
-        </w:rPr>
-      </w:pPr>
-      <w:r>
-        <w:rPr>
-          <w:rFonts w:eastAsia="Times New Roman" w:cstheme="minorHAnsi"/>
+          <w:noProof/>
+          <w:lang w:eastAsia="en-IN"/>
+        </w:rPr>
+      </w:pPr>
+      <w:r>
+        <w:rPr>
+          <w:rFonts w:eastAsia="Times New Roman" w:cstheme="minorHAnsi"/>
+          <w:noProof/>
           <w:lang w:eastAsia="en-IN"/>
         </w:rPr>
         <w:t>)</w:t>
@@ -4616,12 +4740,14 @@
         <w:spacing w:after="0" w:line="240" w:lineRule="auto"/>
         <w:rPr>
           <w:rFonts w:eastAsia="Times New Roman" w:cstheme="minorHAnsi"/>
-          <w:lang w:eastAsia="en-IN"/>
-        </w:rPr>
-      </w:pPr>
-      <w:r>
-        <w:rPr>
-          <w:rFonts w:eastAsia="Times New Roman" w:cstheme="minorHAnsi"/>
+          <w:noProof/>
+          <w:lang w:eastAsia="en-IN"/>
+        </w:rPr>
+      </w:pPr>
+      <w:r>
+        <w:rPr>
+          <w:rFonts w:eastAsia="Times New Roman" w:cstheme="minorHAnsi"/>
+          <w:noProof/>
           <w:lang w:eastAsia="en-IN"/>
         </w:rPr>
         <w:pict>
@@ -4637,14 +4763,16 @@
           <w:rFonts w:eastAsia="Times New Roman" w:cstheme="minorHAnsi"/>
           <w:b/>
           <w:bCs/>
-          <w:lang w:eastAsia="en-IN"/>
-        </w:rPr>
-      </w:pPr>
-      <w:r>
-        <w:rPr>
-          <w:rFonts w:eastAsia="Times New Roman" w:cstheme="minorHAnsi"/>
-          <w:b/>
-          <w:bCs/>
+          <w:noProof/>
+          <w:lang w:eastAsia="en-IN"/>
+        </w:rPr>
+      </w:pPr>
+      <w:r>
+        <w:rPr>
+          <w:rFonts w:eastAsia="Times New Roman" w:cstheme="minorHAnsi"/>
+          <w:b/>
+          <w:bCs/>
+          <w:noProof/>
           <w:lang w:eastAsia="en-IN"/>
         </w:rPr>
         <w:t>Sample Data (Employees)</w:t>
@@ -4679,20 +4807,20 @@
                 <w:rFonts w:eastAsia="Times New Roman" w:cstheme="minorHAnsi"/>
                 <w:b/>
                 <w:bCs/>
-                <w:lang w:eastAsia="en-IN"/>
-              </w:rPr>
-            </w:pPr>
-            <w:proofErr w:type="spellStart"/>
+                <w:noProof/>
+                <w:lang w:eastAsia="en-IN"/>
+              </w:rPr>
+            </w:pPr>
             <w:r>
               <w:rPr>
                 <w:rFonts w:eastAsia="Times New Roman" w:cstheme="minorHAnsi"/>
                 <w:b/>
                 <w:bCs/>
+                <w:noProof/>
                 <w:lang w:eastAsia="en-IN"/>
               </w:rPr>
               <w:t>emp_id</w:t>
             </w:r>
-            <w:proofErr w:type="spellEnd"/>
           </w:p>
         </w:tc>
         <w:tc>
@@ -4707,6 +4835,7 @@
                 <w:rFonts w:eastAsia="Times New Roman" w:cstheme="minorHAnsi"/>
                 <w:b/>
                 <w:bCs/>
+                <w:noProof/>
                 <w:lang w:eastAsia="en-IN"/>
               </w:rPr>
             </w:pPr>
@@ -4715,6 +4844,7 @@
                 <w:rFonts w:eastAsia="Times New Roman" w:cstheme="minorHAnsi"/>
                 <w:b/>
                 <w:bCs/>
+                <w:noProof/>
                 <w:lang w:eastAsia="en-IN"/>
               </w:rPr>
               <w:t>name</w:t>
@@ -4733,20 +4863,20 @@
                 <w:rFonts w:eastAsia="Times New Roman" w:cstheme="minorHAnsi"/>
                 <w:b/>
                 <w:bCs/>
-                <w:lang w:eastAsia="en-IN"/>
-              </w:rPr>
-            </w:pPr>
-            <w:proofErr w:type="spellStart"/>
+                <w:noProof/>
+                <w:lang w:eastAsia="en-IN"/>
+              </w:rPr>
+            </w:pPr>
             <w:r>
               <w:rPr>
                 <w:rFonts w:eastAsia="Times New Roman" w:cstheme="minorHAnsi"/>
                 <w:b/>
                 <w:bCs/>
+                <w:noProof/>
                 <w:lang w:eastAsia="en-IN"/>
               </w:rPr>
               <w:t>dept</w:t>
             </w:r>
-            <w:proofErr w:type="spellEnd"/>
           </w:p>
         </w:tc>
         <w:tc>
@@ -4761,6 +4891,7 @@
                 <w:rFonts w:eastAsia="Times New Roman" w:cstheme="minorHAnsi"/>
                 <w:b/>
                 <w:bCs/>
+                <w:noProof/>
                 <w:lang w:eastAsia="en-IN"/>
               </w:rPr>
             </w:pPr>
@@ -4769,6 +4900,7 @@
                 <w:rFonts w:eastAsia="Times New Roman" w:cstheme="minorHAnsi"/>
                 <w:b/>
                 <w:bCs/>
+                <w:noProof/>
                 <w:lang w:eastAsia="en-IN"/>
               </w:rPr>
               <w:t>salary</w:t>
@@ -4787,20 +4919,20 @@
                 <w:rFonts w:eastAsia="Times New Roman" w:cstheme="minorHAnsi"/>
                 <w:b/>
                 <w:bCs/>
-                <w:lang w:eastAsia="en-IN"/>
-              </w:rPr>
-            </w:pPr>
-            <w:proofErr w:type="spellStart"/>
+                <w:noProof/>
+                <w:lang w:eastAsia="en-IN"/>
+              </w:rPr>
+            </w:pPr>
             <w:r>
               <w:rPr>
                 <w:rFonts w:eastAsia="Times New Roman" w:cstheme="minorHAnsi"/>
                 <w:b/>
                 <w:bCs/>
+                <w:noProof/>
                 <w:lang w:eastAsia="en-IN"/>
               </w:rPr>
               <w:t>join_date</w:t>
             </w:r>
-            <w:proofErr w:type="spellEnd"/>
           </w:p>
         </w:tc>
       </w:tr>
@@ -4817,12 +4949,14 @@
             <w:pPr>
               <w:rPr>
                 <w:rFonts w:eastAsia="Times New Roman" w:cstheme="minorHAnsi"/>
-                <w:lang w:eastAsia="en-IN"/>
-              </w:rPr>
-            </w:pPr>
-            <w:r>
-              <w:rPr>
-                <w:rFonts w:eastAsia="Times New Roman" w:cstheme="minorHAnsi"/>
+                <w:noProof/>
+                <w:lang w:eastAsia="en-IN"/>
+              </w:rPr>
+            </w:pPr>
+            <w:r>
+              <w:rPr>
+                <w:rFonts w:eastAsia="Times New Roman" w:cstheme="minorHAnsi"/>
+                <w:noProof/>
                 <w:lang w:eastAsia="en-IN"/>
               </w:rPr>
               <w:lastRenderedPageBreak/>
@@ -4839,35 +4973,37 @@
             <w:pPr>
               <w:rPr>
                 <w:rFonts w:eastAsia="Times New Roman" w:cstheme="minorHAnsi"/>
-                <w:lang w:eastAsia="en-IN"/>
-              </w:rPr>
-            </w:pPr>
-            <w:proofErr w:type="spellStart"/>
-            <w:r>
-              <w:rPr>
-                <w:rFonts w:eastAsia="Times New Roman" w:cstheme="minorHAnsi"/>
+                <w:noProof/>
+                <w:lang w:eastAsia="en-IN"/>
+              </w:rPr>
+            </w:pPr>
+            <w:r>
+              <w:rPr>
+                <w:rFonts w:eastAsia="Times New Roman" w:cstheme="minorHAnsi"/>
+                <w:noProof/>
                 <w:lang w:eastAsia="en-IN"/>
               </w:rPr>
               <w:t>Asha</w:t>
             </w:r>
-            <w:proofErr w:type="spellEnd"/>
-          </w:p>
-        </w:tc>
-        <w:tc>
-          <w:tcPr>
-            <w:tcW w:w="0" w:type="auto"/>
-            <w:hideMark/>
-          </w:tcPr>
-          <w:p>
-            <w:pPr>
-              <w:rPr>
-                <w:rFonts w:eastAsia="Times New Roman" w:cstheme="minorHAnsi"/>
-                <w:lang w:eastAsia="en-IN"/>
-              </w:rPr>
-            </w:pPr>
-            <w:r>
-              <w:rPr>
-                <w:rFonts w:eastAsia="Times New Roman" w:cstheme="minorHAnsi"/>
+          </w:p>
+        </w:tc>
+        <w:tc>
+          <w:tcPr>
+            <w:tcW w:w="0" w:type="auto"/>
+            <w:hideMark/>
+          </w:tcPr>
+          <w:p>
+            <w:pPr>
+              <w:rPr>
+                <w:rFonts w:eastAsia="Times New Roman" w:cstheme="minorHAnsi"/>
+                <w:noProof/>
+                <w:lang w:eastAsia="en-IN"/>
+              </w:rPr>
+            </w:pPr>
+            <w:r>
+              <w:rPr>
+                <w:rFonts w:eastAsia="Times New Roman" w:cstheme="minorHAnsi"/>
+                <w:noProof/>
                 <w:lang w:eastAsia="en-IN"/>
               </w:rPr>
               <w:t>IT</w:t>
@@ -4883,12 +5019,14 @@
             <w:pPr>
               <w:rPr>
                 <w:rFonts w:eastAsia="Times New Roman" w:cstheme="minorHAnsi"/>
-                <w:lang w:eastAsia="en-IN"/>
-              </w:rPr>
-            </w:pPr>
-            <w:r>
-              <w:rPr>
-                <w:rFonts w:eastAsia="Times New Roman" w:cstheme="minorHAnsi"/>
+                <w:noProof/>
+                <w:lang w:eastAsia="en-IN"/>
+              </w:rPr>
+            </w:pPr>
+            <w:r>
+              <w:rPr>
+                <w:rFonts w:eastAsia="Times New Roman" w:cstheme="minorHAnsi"/>
+                <w:noProof/>
                 <w:lang w:eastAsia="en-IN"/>
               </w:rPr>
               <w:t>60000</w:t>
@@ -4904,12 +5042,14 @@
             <w:pPr>
               <w:rPr>
                 <w:rFonts w:eastAsia="Times New Roman" w:cstheme="minorHAnsi"/>
-                <w:lang w:eastAsia="en-IN"/>
-              </w:rPr>
-            </w:pPr>
-            <w:r>
-              <w:rPr>
-                <w:rFonts w:eastAsia="Times New Roman" w:cstheme="minorHAnsi"/>
+                <w:noProof/>
+                <w:lang w:eastAsia="en-IN"/>
+              </w:rPr>
+            </w:pPr>
+            <w:r>
+              <w:rPr>
+                <w:rFonts w:eastAsia="Times New Roman" w:cstheme="minorHAnsi"/>
+                <w:noProof/>
                 <w:lang w:eastAsia="en-IN"/>
               </w:rPr>
               <w:t>2020-01-01</w:t>
@@ -4930,12 +5070,14 @@
             <w:pPr>
               <w:rPr>
                 <w:rFonts w:eastAsia="Times New Roman" w:cstheme="minorHAnsi"/>
-                <w:lang w:eastAsia="en-IN"/>
-              </w:rPr>
-            </w:pPr>
-            <w:r>
-              <w:rPr>
-                <w:rFonts w:eastAsia="Times New Roman" w:cstheme="minorHAnsi"/>
+                <w:noProof/>
+                <w:lang w:eastAsia="en-IN"/>
+              </w:rPr>
+            </w:pPr>
+            <w:r>
+              <w:rPr>
+                <w:rFonts w:eastAsia="Times New Roman" w:cstheme="minorHAnsi"/>
+                <w:noProof/>
                 <w:lang w:eastAsia="en-IN"/>
               </w:rPr>
               <w:t>2</w:t>
@@ -4951,12 +5093,14 @@
             <w:pPr>
               <w:rPr>
                 <w:rFonts w:eastAsia="Times New Roman" w:cstheme="minorHAnsi"/>
-                <w:lang w:eastAsia="en-IN"/>
-              </w:rPr>
-            </w:pPr>
-            <w:r>
-              <w:rPr>
-                <w:rFonts w:eastAsia="Times New Roman" w:cstheme="minorHAnsi"/>
+                <w:noProof/>
+                <w:lang w:eastAsia="en-IN"/>
+              </w:rPr>
+            </w:pPr>
+            <w:r>
+              <w:rPr>
+                <w:rFonts w:eastAsia="Times New Roman" w:cstheme="minorHAnsi"/>
+                <w:noProof/>
                 <w:lang w:eastAsia="en-IN"/>
               </w:rPr>
               <w:t>Ravi</w:t>
@@ -4972,12 +5116,14 @@
             <w:pPr>
               <w:rPr>
                 <w:rFonts w:eastAsia="Times New Roman" w:cstheme="minorHAnsi"/>
-                <w:lang w:eastAsia="en-IN"/>
-              </w:rPr>
-            </w:pPr>
-            <w:r>
-              <w:rPr>
-                <w:rFonts w:eastAsia="Times New Roman" w:cstheme="minorHAnsi"/>
+                <w:noProof/>
+                <w:lang w:eastAsia="en-IN"/>
+              </w:rPr>
+            </w:pPr>
+            <w:r>
+              <w:rPr>
+                <w:rFonts w:eastAsia="Times New Roman" w:cstheme="minorHAnsi"/>
+                <w:noProof/>
                 <w:lang w:eastAsia="en-IN"/>
               </w:rPr>
               <w:t>IT</w:t>
@@ -4993,12 +5139,14 @@
             <w:pPr>
               <w:rPr>
                 <w:rFonts w:eastAsia="Times New Roman" w:cstheme="minorHAnsi"/>
-                <w:lang w:eastAsia="en-IN"/>
-              </w:rPr>
-            </w:pPr>
-            <w:r>
-              <w:rPr>
-                <w:rFonts w:eastAsia="Times New Roman" w:cstheme="minorHAnsi"/>
+                <w:noProof/>
+                <w:lang w:eastAsia="en-IN"/>
+              </w:rPr>
+            </w:pPr>
+            <w:r>
+              <w:rPr>
+                <w:rFonts w:eastAsia="Times New Roman" w:cstheme="minorHAnsi"/>
+                <w:noProof/>
                 <w:lang w:eastAsia="en-IN"/>
               </w:rPr>
               <w:t>65000</w:t>
@@ -5014,12 +5162,14 @@
             <w:pPr>
               <w:rPr>
                 <w:rFonts w:eastAsia="Times New Roman" w:cstheme="minorHAnsi"/>
-                <w:lang w:eastAsia="en-IN"/>
-              </w:rPr>
-            </w:pPr>
-            <w:r>
-              <w:rPr>
-                <w:rFonts w:eastAsia="Times New Roman" w:cstheme="minorHAnsi"/>
+                <w:noProof/>
+                <w:lang w:eastAsia="en-IN"/>
+              </w:rPr>
+            </w:pPr>
+            <w:r>
+              <w:rPr>
+                <w:rFonts w:eastAsia="Times New Roman" w:cstheme="minorHAnsi"/>
+                <w:noProof/>
                 <w:lang w:eastAsia="en-IN"/>
               </w:rPr>
               <w:t>2021-01-01</w:t>
@@ -5040,12 +5190,14 @@
             <w:pPr>
               <w:rPr>
                 <w:rFonts w:eastAsia="Times New Roman" w:cstheme="minorHAnsi"/>
-                <w:lang w:eastAsia="en-IN"/>
-              </w:rPr>
-            </w:pPr>
-            <w:r>
-              <w:rPr>
-                <w:rFonts w:eastAsia="Times New Roman" w:cstheme="minorHAnsi"/>
+                <w:noProof/>
+                <w:lang w:eastAsia="en-IN"/>
+              </w:rPr>
+            </w:pPr>
+            <w:r>
+              <w:rPr>
+                <w:rFonts w:eastAsia="Times New Roman" w:cstheme="minorHAnsi"/>
+                <w:noProof/>
                 <w:lang w:eastAsia="en-IN"/>
               </w:rPr>
               <w:t>3</w:t>
@@ -5061,35 +5213,37 @@
             <w:pPr>
               <w:rPr>
                 <w:rFonts w:eastAsia="Times New Roman" w:cstheme="minorHAnsi"/>
-                <w:lang w:eastAsia="en-IN"/>
-              </w:rPr>
-            </w:pPr>
-            <w:proofErr w:type="spellStart"/>
-            <w:r>
-              <w:rPr>
-                <w:rFonts w:eastAsia="Times New Roman" w:cstheme="minorHAnsi"/>
+                <w:noProof/>
+                <w:lang w:eastAsia="en-IN"/>
+              </w:rPr>
+            </w:pPr>
+            <w:r>
+              <w:rPr>
+                <w:rFonts w:eastAsia="Times New Roman" w:cstheme="minorHAnsi"/>
+                <w:noProof/>
                 <w:lang w:eastAsia="en-IN"/>
               </w:rPr>
               <w:t>Neha</w:t>
             </w:r>
-            <w:proofErr w:type="spellEnd"/>
-          </w:p>
-        </w:tc>
-        <w:tc>
-          <w:tcPr>
-            <w:tcW w:w="0" w:type="auto"/>
-            <w:hideMark/>
-          </w:tcPr>
-          <w:p>
-            <w:pPr>
-              <w:rPr>
-                <w:rFonts w:eastAsia="Times New Roman" w:cstheme="minorHAnsi"/>
-                <w:lang w:eastAsia="en-IN"/>
-              </w:rPr>
-            </w:pPr>
-            <w:r>
-              <w:rPr>
-                <w:rFonts w:eastAsia="Times New Roman" w:cstheme="minorHAnsi"/>
+          </w:p>
+        </w:tc>
+        <w:tc>
+          <w:tcPr>
+            <w:tcW w:w="0" w:type="auto"/>
+            <w:hideMark/>
+          </w:tcPr>
+          <w:p>
+            <w:pPr>
+              <w:rPr>
+                <w:rFonts w:eastAsia="Times New Roman" w:cstheme="minorHAnsi"/>
+                <w:noProof/>
+                <w:lang w:eastAsia="en-IN"/>
+              </w:rPr>
+            </w:pPr>
+            <w:r>
+              <w:rPr>
+                <w:rFonts w:eastAsia="Times New Roman" w:cstheme="minorHAnsi"/>
+                <w:noProof/>
                 <w:lang w:eastAsia="en-IN"/>
               </w:rPr>
               <w:t>IT</w:t>
@@ -5105,12 +5259,14 @@
             <w:pPr>
               <w:rPr>
                 <w:rFonts w:eastAsia="Times New Roman" w:cstheme="minorHAnsi"/>
-                <w:lang w:eastAsia="en-IN"/>
-              </w:rPr>
-            </w:pPr>
-            <w:r>
-              <w:rPr>
-                <w:rFonts w:eastAsia="Times New Roman" w:cstheme="minorHAnsi"/>
+                <w:noProof/>
+                <w:lang w:eastAsia="en-IN"/>
+              </w:rPr>
+            </w:pPr>
+            <w:r>
+              <w:rPr>
+                <w:rFonts w:eastAsia="Times New Roman" w:cstheme="minorHAnsi"/>
+                <w:noProof/>
                 <w:lang w:eastAsia="en-IN"/>
               </w:rPr>
               <w:t>70000</w:t>
@@ -5126,12 +5282,14 @@
             <w:pPr>
               <w:rPr>
                 <w:rFonts w:eastAsia="Times New Roman" w:cstheme="minorHAnsi"/>
-                <w:lang w:eastAsia="en-IN"/>
-              </w:rPr>
-            </w:pPr>
-            <w:r>
-              <w:rPr>
-                <w:rFonts w:eastAsia="Times New Roman" w:cstheme="minorHAnsi"/>
+                <w:noProof/>
+                <w:lang w:eastAsia="en-IN"/>
+              </w:rPr>
+            </w:pPr>
+            <w:r>
+              <w:rPr>
+                <w:rFonts w:eastAsia="Times New Roman" w:cstheme="minorHAnsi"/>
+                <w:noProof/>
                 <w:lang w:eastAsia="en-IN"/>
               </w:rPr>
               <w:t>2022-01-01</w:t>
@@ -5152,12 +5310,14 @@
             <w:pPr>
               <w:rPr>
                 <w:rFonts w:eastAsia="Times New Roman" w:cstheme="minorHAnsi"/>
-                <w:lang w:eastAsia="en-IN"/>
-              </w:rPr>
-            </w:pPr>
-            <w:r>
-              <w:rPr>
-                <w:rFonts w:eastAsia="Times New Roman" w:cstheme="minorHAnsi"/>
+                <w:noProof/>
+                <w:lang w:eastAsia="en-IN"/>
+              </w:rPr>
+            </w:pPr>
+            <w:r>
+              <w:rPr>
+                <w:rFonts w:eastAsia="Times New Roman" w:cstheme="minorHAnsi"/>
+                <w:noProof/>
                 <w:lang w:eastAsia="en-IN"/>
               </w:rPr>
               <w:t>4</w:t>
@@ -5173,35 +5333,37 @@
             <w:pPr>
               <w:rPr>
                 <w:rFonts w:eastAsia="Times New Roman" w:cstheme="minorHAnsi"/>
-                <w:lang w:eastAsia="en-IN"/>
-              </w:rPr>
-            </w:pPr>
-            <w:proofErr w:type="spellStart"/>
-            <w:r>
-              <w:rPr>
-                <w:rFonts w:eastAsia="Times New Roman" w:cstheme="minorHAnsi"/>
+                <w:noProof/>
+                <w:lang w:eastAsia="en-IN"/>
+              </w:rPr>
+            </w:pPr>
+            <w:r>
+              <w:rPr>
+                <w:rFonts w:eastAsia="Times New Roman" w:cstheme="minorHAnsi"/>
+                <w:noProof/>
                 <w:lang w:eastAsia="en-IN"/>
               </w:rPr>
               <w:t>Amit</w:t>
             </w:r>
-            <w:proofErr w:type="spellEnd"/>
-          </w:p>
-        </w:tc>
-        <w:tc>
-          <w:tcPr>
-            <w:tcW w:w="0" w:type="auto"/>
-            <w:hideMark/>
-          </w:tcPr>
-          <w:p>
-            <w:pPr>
-              <w:rPr>
-                <w:rFonts w:eastAsia="Times New Roman" w:cstheme="minorHAnsi"/>
-                <w:lang w:eastAsia="en-IN"/>
-              </w:rPr>
-            </w:pPr>
-            <w:r>
-              <w:rPr>
-                <w:rFonts w:eastAsia="Times New Roman" w:cstheme="minorHAnsi"/>
+          </w:p>
+        </w:tc>
+        <w:tc>
+          <w:tcPr>
+            <w:tcW w:w="0" w:type="auto"/>
+            <w:hideMark/>
+          </w:tcPr>
+          <w:p>
+            <w:pPr>
+              <w:rPr>
+                <w:rFonts w:eastAsia="Times New Roman" w:cstheme="minorHAnsi"/>
+                <w:noProof/>
+                <w:lang w:eastAsia="en-IN"/>
+              </w:rPr>
+            </w:pPr>
+            <w:r>
+              <w:rPr>
+                <w:rFonts w:eastAsia="Times New Roman" w:cstheme="minorHAnsi"/>
+                <w:noProof/>
                 <w:lang w:eastAsia="en-IN"/>
               </w:rPr>
               <w:t>HR</w:t>
@@ -5217,12 +5379,14 @@
             <w:pPr>
               <w:rPr>
                 <w:rFonts w:eastAsia="Times New Roman" w:cstheme="minorHAnsi"/>
-                <w:lang w:eastAsia="en-IN"/>
-              </w:rPr>
-            </w:pPr>
-            <w:r>
-              <w:rPr>
-                <w:rFonts w:eastAsia="Times New Roman" w:cstheme="minorHAnsi"/>
+                <w:noProof/>
+                <w:lang w:eastAsia="en-IN"/>
+              </w:rPr>
+            </w:pPr>
+            <w:r>
+              <w:rPr>
+                <w:rFonts w:eastAsia="Times New Roman" w:cstheme="minorHAnsi"/>
+                <w:noProof/>
                 <w:lang w:eastAsia="en-IN"/>
               </w:rPr>
               <w:t>50000</w:t>
@@ -5238,12 +5402,14 @@
             <w:pPr>
               <w:rPr>
                 <w:rFonts w:eastAsia="Times New Roman" w:cstheme="minorHAnsi"/>
-                <w:lang w:eastAsia="en-IN"/>
-              </w:rPr>
-            </w:pPr>
-            <w:r>
-              <w:rPr>
-                <w:rFonts w:eastAsia="Times New Roman" w:cstheme="minorHAnsi"/>
+                <w:noProof/>
+                <w:lang w:eastAsia="en-IN"/>
+              </w:rPr>
+            </w:pPr>
+            <w:r>
+              <w:rPr>
+                <w:rFonts w:eastAsia="Times New Roman" w:cstheme="minorHAnsi"/>
+                <w:noProof/>
                 <w:lang w:eastAsia="en-IN"/>
               </w:rPr>
               <w:t>2020-02-01</w:t>
@@ -5264,12 +5430,14 @@
             <w:pPr>
               <w:rPr>
                 <w:rFonts w:eastAsia="Times New Roman" w:cstheme="minorHAnsi"/>
-                <w:lang w:eastAsia="en-IN"/>
-              </w:rPr>
-            </w:pPr>
-            <w:r>
-              <w:rPr>
-                <w:rFonts w:eastAsia="Times New Roman" w:cstheme="minorHAnsi"/>
+                <w:noProof/>
+                <w:lang w:eastAsia="en-IN"/>
+              </w:rPr>
+            </w:pPr>
+            <w:r>
+              <w:rPr>
+                <w:rFonts w:eastAsia="Times New Roman" w:cstheme="minorHAnsi"/>
+                <w:noProof/>
                 <w:lang w:eastAsia="en-IN"/>
               </w:rPr>
               <w:t>5</w:t>
@@ -5285,35 +5453,37 @@
             <w:pPr>
               <w:rPr>
                 <w:rFonts w:eastAsia="Times New Roman" w:cstheme="minorHAnsi"/>
-                <w:lang w:eastAsia="en-IN"/>
-              </w:rPr>
-            </w:pPr>
-            <w:proofErr w:type="spellStart"/>
-            <w:r>
-              <w:rPr>
-                <w:rFonts w:eastAsia="Times New Roman" w:cstheme="minorHAnsi"/>
+                <w:noProof/>
+                <w:lang w:eastAsia="en-IN"/>
+              </w:rPr>
+            </w:pPr>
+            <w:r>
+              <w:rPr>
+                <w:rFonts w:eastAsia="Times New Roman" w:cstheme="minorHAnsi"/>
+                <w:noProof/>
                 <w:lang w:eastAsia="en-IN"/>
               </w:rPr>
               <w:t>Pooja</w:t>
             </w:r>
-            <w:proofErr w:type="spellEnd"/>
-          </w:p>
-        </w:tc>
-        <w:tc>
-          <w:tcPr>
-            <w:tcW w:w="0" w:type="auto"/>
-            <w:hideMark/>
-          </w:tcPr>
-          <w:p>
-            <w:pPr>
-              <w:rPr>
-                <w:rFonts w:eastAsia="Times New Roman" w:cstheme="minorHAnsi"/>
-                <w:lang w:eastAsia="en-IN"/>
-              </w:rPr>
-            </w:pPr>
-            <w:r>
-              <w:rPr>
-                <w:rFonts w:eastAsia="Times New Roman" w:cstheme="minorHAnsi"/>
+          </w:p>
+        </w:tc>
+        <w:tc>
+          <w:tcPr>
+            <w:tcW w:w="0" w:type="auto"/>
+            <w:hideMark/>
+          </w:tcPr>
+          <w:p>
+            <w:pPr>
+              <w:rPr>
+                <w:rFonts w:eastAsia="Times New Roman" w:cstheme="minorHAnsi"/>
+                <w:noProof/>
+                <w:lang w:eastAsia="en-IN"/>
+              </w:rPr>
+            </w:pPr>
+            <w:r>
+              <w:rPr>
+                <w:rFonts w:eastAsia="Times New Roman" w:cstheme="minorHAnsi"/>
+                <w:noProof/>
                 <w:lang w:eastAsia="en-IN"/>
               </w:rPr>
               <w:t>HR</w:t>
@@ -5329,12 +5499,14 @@
             <w:pPr>
               <w:rPr>
                 <w:rFonts w:eastAsia="Times New Roman" w:cstheme="minorHAnsi"/>
-                <w:lang w:eastAsia="en-IN"/>
-              </w:rPr>
-            </w:pPr>
-            <w:r>
-              <w:rPr>
-                <w:rFonts w:eastAsia="Times New Roman" w:cstheme="minorHAnsi"/>
+                <w:noProof/>
+                <w:lang w:eastAsia="en-IN"/>
+              </w:rPr>
+            </w:pPr>
+            <w:r>
+              <w:rPr>
+                <w:rFonts w:eastAsia="Times New Roman" w:cstheme="minorHAnsi"/>
+                <w:noProof/>
                 <w:lang w:eastAsia="en-IN"/>
               </w:rPr>
               <w:t>55000</w:t>
@@ -5350,12 +5522,14 @@
             <w:pPr>
               <w:rPr>
                 <w:rFonts w:eastAsia="Times New Roman" w:cstheme="minorHAnsi"/>
-                <w:lang w:eastAsia="en-IN"/>
-              </w:rPr>
-            </w:pPr>
-            <w:r>
-              <w:rPr>
-                <w:rFonts w:eastAsia="Times New Roman" w:cstheme="minorHAnsi"/>
+                <w:noProof/>
+                <w:lang w:eastAsia="en-IN"/>
+              </w:rPr>
+            </w:pPr>
+            <w:r>
+              <w:rPr>
+                <w:rFonts w:eastAsia="Times New Roman" w:cstheme="minorHAnsi"/>
+                <w:noProof/>
                 <w:lang w:eastAsia="en-IN"/>
               </w:rPr>
               <w:t>2021-02-01</w:t>
@@ -7646,6 +7820,8 @@
         </w:rPr>
         <w:t>Mental model</w:t>
       </w:r>
+      <w:bookmarkStart w:id="0" w:name="_GoBack"/>
+      <w:bookmarkEnd w:id="0"/>
     </w:p>
     <w:p>
       <w:pPr>
@@ -7715,27 +7891,26 @@
           <w:bCs/>
           <w:lang w:eastAsia="en-IN"/>
         </w:rPr>
-        <w:t>4. LAST_</w:t>
-      </w:r>
-      <w:proofErr w:type="gramStart"/>
-      <w:r>
-        <w:rPr>
-          <w:rFonts w:eastAsia="Times New Roman" w:cstheme="minorHAnsi"/>
-          <w:b/>
-          <w:bCs/>
-          <w:lang w:eastAsia="en-IN"/>
-        </w:rPr>
-        <w:t>VALUE(</w:t>
-      </w:r>
-      <w:proofErr w:type="gramEnd"/>
-      <w:r>
-        <w:rPr>
-          <w:rFonts w:eastAsia="Times New Roman" w:cstheme="minorHAnsi"/>
-          <w:b/>
-          <w:bCs/>
-          <w:lang w:eastAsia="en-IN"/>
-        </w:rPr>
-        <w:t xml:space="preserve">) — Last value in window </w:t>
+        <w:t xml:space="preserve">4. </w:t>
+      </w:r>
+      <w:r>
+        <w:rPr>
+          <w:rFonts w:eastAsia="Times New Roman" w:cstheme="minorHAnsi"/>
+          <w:b/>
+          <w:bCs/>
+          <w:noProof/>
+          <w:lang w:eastAsia="en-IN"/>
+        </w:rPr>
+        <w:t>LAST_VALUE() —</w:t>
+      </w:r>
+      <w:r>
+        <w:rPr>
+          <w:rFonts w:eastAsia="Times New Roman" w:cstheme="minorHAnsi"/>
+          <w:b/>
+          <w:bCs/>
+          <w:lang w:eastAsia="en-IN"/>
+        </w:rPr>
+        <w:t xml:space="preserve"> Last value in window </w:t>
       </w:r>
       <w:r>
         <w:rPr>
@@ -8242,47 +8417,17 @@
         <w:spacing w:after="0" w:line="240" w:lineRule="auto"/>
         <w:rPr>
           <w:rFonts w:eastAsia="Times New Roman" w:cstheme="minorHAnsi"/>
-          <w:lang w:eastAsia="en-IN"/>
-        </w:rPr>
-      </w:pPr>
-      <w:r>
-        <w:rPr>
-          <w:rFonts w:eastAsia="Times New Roman" w:cstheme="minorHAnsi"/>
-          <w:lang w:eastAsia="en-IN"/>
-        </w:rPr>
-        <w:t xml:space="preserve">SELECT </w:t>
-      </w:r>
-      <w:proofErr w:type="spellStart"/>
-      <w:r>
-        <w:rPr>
-          <w:rFonts w:eastAsia="Times New Roman" w:cstheme="minorHAnsi"/>
-          <w:lang w:eastAsia="en-IN"/>
-        </w:rPr>
-        <w:t>emp_id</w:t>
-      </w:r>
-      <w:proofErr w:type="spellEnd"/>
-      <w:r>
-        <w:rPr>
-          <w:rFonts w:eastAsia="Times New Roman" w:cstheme="minorHAnsi"/>
-          <w:lang w:eastAsia="en-IN"/>
-        </w:rPr>
-        <w:t xml:space="preserve">, name, </w:t>
-      </w:r>
-      <w:proofErr w:type="spellStart"/>
-      <w:r>
-        <w:rPr>
-          <w:rFonts w:eastAsia="Times New Roman" w:cstheme="minorHAnsi"/>
-          <w:lang w:eastAsia="en-IN"/>
-        </w:rPr>
-        <w:t>dept</w:t>
-      </w:r>
-      <w:proofErr w:type="spellEnd"/>
-      <w:r>
-        <w:rPr>
-          <w:rFonts w:eastAsia="Times New Roman" w:cstheme="minorHAnsi"/>
-          <w:lang w:eastAsia="en-IN"/>
-        </w:rPr>
-        <w:t>, salary,</w:t>
+          <w:noProof/>
+          <w:lang w:eastAsia="en-IN"/>
+        </w:rPr>
+      </w:pPr>
+      <w:r>
+        <w:rPr>
+          <w:rFonts w:eastAsia="Times New Roman" w:cstheme="minorHAnsi"/>
+          <w:noProof/>
+          <w:lang w:eastAsia="en-IN"/>
+        </w:rPr>
+        <w:t>SELECT emp_id, name, dept, salary,</w:t>
       </w:r>
     </w:p>
     <w:p>
@@ -8308,31 +8453,17 @@
         <w:spacing w:after="0" w:line="240" w:lineRule="auto"/>
         <w:rPr>
           <w:rFonts w:eastAsia="Times New Roman" w:cstheme="minorHAnsi"/>
-          <w:lang w:eastAsia="en-IN"/>
-        </w:rPr>
-      </w:pPr>
-      <w:r>
-        <w:rPr>
-          <w:rFonts w:eastAsia="Times New Roman" w:cstheme="minorHAnsi"/>
-          <w:lang w:eastAsia="en-IN"/>
-        </w:rPr>
-        <w:t xml:space="preserve">       LAST_</w:t>
-      </w:r>
-      <w:proofErr w:type="gramStart"/>
-      <w:r>
-        <w:rPr>
-          <w:rFonts w:eastAsia="Times New Roman" w:cstheme="minorHAnsi"/>
-          <w:lang w:eastAsia="en-IN"/>
-        </w:rPr>
-        <w:t>VALUE(</w:t>
-      </w:r>
-      <w:proofErr w:type="gramEnd"/>
-      <w:r>
-        <w:rPr>
-          <w:rFonts w:eastAsia="Times New Roman" w:cstheme="minorHAnsi"/>
-          <w:lang w:eastAsia="en-IN"/>
-        </w:rPr>
-        <w:t>salary) OVER (</w:t>
+          <w:noProof/>
+          <w:lang w:eastAsia="en-IN"/>
+        </w:rPr>
+      </w:pPr>
+      <w:r>
+        <w:rPr>
+          <w:rFonts w:eastAsia="Times New Roman" w:cstheme="minorHAnsi"/>
+          <w:noProof/>
+          <w:lang w:eastAsia="en-IN"/>
+        </w:rPr>
+        <w:t xml:space="preserve">       LAST_VALUE(salary) OVER (</w:t>
       </w:r>
     </w:p>
     <w:p>
@@ -8358,25 +8489,18 @@
         <w:spacing w:after="0" w:line="240" w:lineRule="auto"/>
         <w:rPr>
           <w:rFonts w:eastAsia="Times New Roman" w:cstheme="minorHAnsi"/>
-          <w:lang w:eastAsia="en-IN"/>
-        </w:rPr>
-      </w:pPr>
-      <w:r>
-        <w:rPr>
-          <w:rFonts w:eastAsia="Times New Roman" w:cstheme="minorHAnsi"/>
-          <w:lang w:eastAsia="en-IN"/>
-        </w:rPr>
-        <w:t xml:space="preserve">           PARTITION BY </w:t>
-      </w:r>
-      <w:proofErr w:type="spellStart"/>
-      <w:r>
-        <w:rPr>
-          <w:rFonts w:eastAsia="Times New Roman" w:cstheme="minorHAnsi"/>
-          <w:lang w:eastAsia="en-IN"/>
-        </w:rPr>
-        <w:t>dept</w:t>
-      </w:r>
-      <w:proofErr w:type="spellEnd"/>
+          <w:noProof/>
+          <w:lang w:eastAsia="en-IN"/>
+        </w:rPr>
+      </w:pPr>
+      <w:r>
+        <w:rPr>
+          <w:rFonts w:eastAsia="Times New Roman" w:cstheme="minorHAnsi"/>
+          <w:noProof/>
+          <w:lang w:eastAsia="en-IN"/>
+        </w:rPr>
+        <w:t xml:space="preserve">           PARTITION BY dept</w:t>
+      </w:r>
     </w:p>
     <w:p>
       <w:pPr>
@@ -8401,25 +8525,18 @@
         <w:spacing w:after="0" w:line="240" w:lineRule="auto"/>
         <w:rPr>
           <w:rFonts w:eastAsia="Times New Roman" w:cstheme="minorHAnsi"/>
-          <w:lang w:eastAsia="en-IN"/>
-        </w:rPr>
-      </w:pPr>
-      <w:r>
-        <w:rPr>
-          <w:rFonts w:eastAsia="Times New Roman" w:cstheme="minorHAnsi"/>
-          <w:lang w:eastAsia="en-IN"/>
-        </w:rPr>
-        <w:t xml:space="preserve">           ORDER BY </w:t>
-      </w:r>
-      <w:proofErr w:type="spellStart"/>
-      <w:r>
-        <w:rPr>
-          <w:rFonts w:eastAsia="Times New Roman" w:cstheme="minorHAnsi"/>
-          <w:lang w:eastAsia="en-IN"/>
-        </w:rPr>
-        <w:t>join_date</w:t>
-      </w:r>
-      <w:proofErr w:type="spellEnd"/>
+          <w:noProof/>
+          <w:lang w:eastAsia="en-IN"/>
+        </w:rPr>
+      </w:pPr>
+      <w:r>
+        <w:rPr>
+          <w:rFonts w:eastAsia="Times New Roman" w:cstheme="minorHAnsi"/>
+          <w:noProof/>
+          <w:lang w:eastAsia="en-IN"/>
+        </w:rPr>
+        <w:t xml:space="preserve">           ORDER BY join_date</w:t>
+      </w:r>
     </w:p>
     <w:p>
       <w:pPr>
@@ -8444,12 +8561,14 @@
         <w:spacing w:after="0" w:line="240" w:lineRule="auto"/>
         <w:rPr>
           <w:rFonts w:eastAsia="Times New Roman" w:cstheme="minorHAnsi"/>
-          <w:lang w:eastAsia="en-IN"/>
-        </w:rPr>
-      </w:pPr>
-      <w:r>
-        <w:rPr>
-          <w:rFonts w:eastAsia="Times New Roman" w:cstheme="minorHAnsi"/>
+          <w:noProof/>
+          <w:lang w:eastAsia="en-IN"/>
+        </w:rPr>
+      </w:pPr>
+      <w:r>
+        <w:rPr>
+          <w:rFonts w:eastAsia="Times New Roman" w:cstheme="minorHAnsi"/>
+          <w:noProof/>
           <w:lang w:eastAsia="en-IN"/>
         </w:rPr>
         <w:t xml:space="preserve">           ROWS BETWEEN UNBOUNDED PRECEDING AND UNBOUNDED FOLLOWING</w:t>
@@ -8478,25 +8597,18 @@
         <w:spacing w:after="0" w:line="240" w:lineRule="auto"/>
         <w:rPr>
           <w:rFonts w:eastAsia="Times New Roman" w:cstheme="minorHAnsi"/>
-          <w:lang w:eastAsia="en-IN"/>
-        </w:rPr>
-      </w:pPr>
-      <w:r>
-        <w:rPr>
-          <w:rFonts w:eastAsia="Times New Roman" w:cstheme="minorHAnsi"/>
-          <w:lang w:eastAsia="en-IN"/>
-        </w:rPr>
-        <w:t xml:space="preserve">       ) AS </w:t>
-      </w:r>
-      <w:proofErr w:type="spellStart"/>
-      <w:r>
-        <w:rPr>
-          <w:rFonts w:eastAsia="Times New Roman" w:cstheme="minorHAnsi"/>
-          <w:lang w:eastAsia="en-IN"/>
-        </w:rPr>
-        <w:t>last_salary</w:t>
-      </w:r>
-      <w:proofErr w:type="spellEnd"/>
+          <w:noProof/>
+          <w:lang w:eastAsia="en-IN"/>
+        </w:rPr>
+      </w:pPr>
+      <w:r>
+        <w:rPr>
+          <w:rFonts w:eastAsia="Times New Roman" w:cstheme="minorHAnsi"/>
+          <w:noProof/>
+          <w:lang w:eastAsia="en-IN"/>
+        </w:rPr>
+        <w:t xml:space="preserve">       ) AS last_salary</w:t>
+      </w:r>
     </w:p>
     <w:p>
       <w:pPr>
@@ -8521,12 +8633,14 @@
         <w:spacing w:after="0" w:line="240" w:lineRule="auto"/>
         <w:rPr>
           <w:rFonts w:eastAsia="Times New Roman" w:cstheme="minorHAnsi"/>
-          <w:lang w:eastAsia="en-IN"/>
-        </w:rPr>
-      </w:pPr>
-      <w:r>
-        <w:rPr>
-          <w:rFonts w:eastAsia="Times New Roman" w:cstheme="minorHAnsi"/>
+          <w:noProof/>
+          <w:lang w:eastAsia="en-IN"/>
+        </w:rPr>
+      </w:pPr>
+      <w:r>
+        <w:rPr>
+          <w:rFonts w:eastAsia="Times New Roman" w:cstheme="minorHAnsi"/>
+          <w:noProof/>
           <w:lang w:eastAsia="en-IN"/>
         </w:rPr>
         <w:t>FROM employees;</w:t>
@@ -8555,40 +8669,32 @@
     </w:p>
     <w:tbl>
       <w:tblPr>
-        <w:tblW w:w="0" w:type="auto"/>
-        <w:tblCellSpacing w:w="15" w:type="dxa"/>
-        <w:tblCellMar>
-          <w:top w:w="15" w:type="dxa"/>
-          <w:left w:w="15" w:type="dxa"/>
-          <w:bottom w:w="15" w:type="dxa"/>
-          <w:right w:w="15" w:type="dxa"/>
-        </w:tblCellMar>
+        <w:tblStyle w:val="TableGrid"/>
+        <w:tblW w:w="4782" w:type="dxa"/>
         <w:tblLook w:val="04A0" w:firstRow="1" w:lastRow="0" w:firstColumn="1" w:lastColumn="0" w:noHBand="0" w:noVBand="1"/>
       </w:tblPr>
       <w:tblGrid>
-        <w:gridCol w:w="592"/>
-        <w:gridCol w:w="618"/>
-        <w:gridCol w:w="1053"/>
+        <w:gridCol w:w="1298"/>
+        <w:gridCol w:w="1370"/>
+        <w:gridCol w:w="2114"/>
       </w:tblGrid>
       <w:tr>
         <w:trPr>
-          <w:tblHeader/>
-          <w:tblCellSpacing w:w="15" w:type="dxa"/>
+          <w:trHeight w:val="620"/>
         </w:trPr>
         <w:tc>
           <w:tcPr>
             <w:tcW w:w="0" w:type="auto"/>
-            <w:vAlign w:val="center"/>
-            <w:hideMark/>
-          </w:tcPr>
-          <w:p>
-            <w:pPr>
-              <w:spacing w:after="0" w:line="240" w:lineRule="auto"/>
+            <w:hideMark/>
+          </w:tcPr>
+          <w:p>
+            <w:pPr>
               <w:jc w:val="center"/>
               <w:rPr>
                 <w:rFonts w:eastAsia="Times New Roman" w:cstheme="minorHAnsi"/>
                 <w:b/>
                 <w:bCs/>
+                <w:noProof/>
                 <w:lang w:eastAsia="en-IN"/>
               </w:rPr>
             </w:pPr>
@@ -8597,6 +8703,7 @@
                 <w:rFonts w:eastAsia="Times New Roman" w:cstheme="minorHAnsi"/>
                 <w:b/>
                 <w:bCs/>
+                <w:noProof/>
                 <w:lang w:eastAsia="en-IN"/>
               </w:rPr>
               <w:lastRenderedPageBreak/>
@@ -8607,17 +8714,16 @@
         <w:tc>
           <w:tcPr>
             <w:tcW w:w="0" w:type="auto"/>
-            <w:vAlign w:val="center"/>
-            <w:hideMark/>
-          </w:tcPr>
-          <w:p>
-            <w:pPr>
-              <w:spacing w:after="0" w:line="240" w:lineRule="auto"/>
+            <w:hideMark/>
+          </w:tcPr>
+          <w:p>
+            <w:pPr>
               <w:jc w:val="center"/>
               <w:rPr>
                 <w:rFonts w:eastAsia="Times New Roman" w:cstheme="minorHAnsi"/>
                 <w:b/>
                 <w:bCs/>
+                <w:noProof/>
                 <w:lang w:eastAsia="en-IN"/>
               </w:rPr>
             </w:pPr>
@@ -8626,6 +8732,7 @@
                 <w:rFonts w:eastAsia="Times New Roman" w:cstheme="minorHAnsi"/>
                 <w:b/>
                 <w:bCs/>
+                <w:noProof/>
                 <w:lang w:eastAsia="en-IN"/>
               </w:rPr>
               <w:t>salary</w:t>
@@ -8635,80 +8742,76 @@
         <w:tc>
           <w:tcPr>
             <w:tcW w:w="0" w:type="auto"/>
-            <w:vAlign w:val="center"/>
-            <w:hideMark/>
-          </w:tcPr>
-          <w:p>
-            <w:pPr>
-              <w:spacing w:after="0" w:line="240" w:lineRule="auto"/>
+            <w:hideMark/>
+          </w:tcPr>
+          <w:p>
+            <w:pPr>
               <w:jc w:val="center"/>
               <w:rPr>
                 <w:rFonts w:eastAsia="Times New Roman" w:cstheme="minorHAnsi"/>
                 <w:b/>
                 <w:bCs/>
-                <w:lang w:eastAsia="en-IN"/>
-              </w:rPr>
-            </w:pPr>
-            <w:proofErr w:type="spellStart"/>
+                <w:noProof/>
+                <w:lang w:eastAsia="en-IN"/>
+              </w:rPr>
+            </w:pPr>
             <w:r>
               <w:rPr>
                 <w:rFonts w:eastAsia="Times New Roman" w:cstheme="minorHAnsi"/>
                 <w:b/>
                 <w:bCs/>
+                <w:noProof/>
                 <w:lang w:eastAsia="en-IN"/>
               </w:rPr>
               <w:t>last_salary</w:t>
             </w:r>
-            <w:proofErr w:type="spellEnd"/>
           </w:p>
         </w:tc>
       </w:tr>
       <w:tr>
         <w:trPr>
-          <w:tblCellSpacing w:w="15" w:type="dxa"/>
+          <w:trHeight w:val="586"/>
         </w:trPr>
         <w:tc>
           <w:tcPr>
             <w:tcW w:w="0" w:type="auto"/>
-            <w:vAlign w:val="center"/>
-            <w:hideMark/>
-          </w:tcPr>
-          <w:p>
-            <w:pPr>
-              <w:spacing w:after="0" w:line="240" w:lineRule="auto"/>
-              <w:rPr>
-                <w:rFonts w:eastAsia="Times New Roman" w:cstheme="minorHAnsi"/>
-                <w:lang w:eastAsia="en-IN"/>
-              </w:rPr>
-            </w:pPr>
-            <w:proofErr w:type="spellStart"/>
-            <w:r>
-              <w:rPr>
-                <w:rFonts w:eastAsia="Times New Roman" w:cstheme="minorHAnsi"/>
+            <w:hideMark/>
+          </w:tcPr>
+          <w:p>
+            <w:pPr>
+              <w:rPr>
+                <w:rFonts w:eastAsia="Times New Roman" w:cstheme="minorHAnsi"/>
+                <w:noProof/>
+                <w:lang w:eastAsia="en-IN"/>
+              </w:rPr>
+            </w:pPr>
+            <w:r>
+              <w:rPr>
+                <w:rFonts w:eastAsia="Times New Roman" w:cstheme="minorHAnsi"/>
+                <w:noProof/>
                 <w:lang w:eastAsia="en-IN"/>
               </w:rPr>
               <w:t>Asha</w:t>
             </w:r>
-            <w:proofErr w:type="spellEnd"/>
-          </w:p>
-        </w:tc>
-        <w:tc>
-          <w:tcPr>
-            <w:tcW w:w="0" w:type="auto"/>
-            <w:vAlign w:val="center"/>
-            <w:hideMark/>
-          </w:tcPr>
-          <w:p>
-            <w:pPr>
-              <w:spacing w:after="0" w:line="240" w:lineRule="auto"/>
-              <w:rPr>
-                <w:rFonts w:eastAsia="Times New Roman" w:cstheme="minorHAnsi"/>
-                <w:lang w:eastAsia="en-IN"/>
-              </w:rPr>
-            </w:pPr>
-            <w:r>
-              <w:rPr>
-                <w:rFonts w:eastAsia="Times New Roman" w:cstheme="minorHAnsi"/>
+          </w:p>
+        </w:tc>
+        <w:tc>
+          <w:tcPr>
+            <w:tcW w:w="0" w:type="auto"/>
+            <w:hideMark/>
+          </w:tcPr>
+          <w:p>
+            <w:pPr>
+              <w:rPr>
+                <w:rFonts w:eastAsia="Times New Roman" w:cstheme="minorHAnsi"/>
+                <w:noProof/>
+                <w:lang w:eastAsia="en-IN"/>
+              </w:rPr>
+            </w:pPr>
+            <w:r>
+              <w:rPr>
+                <w:rFonts w:eastAsia="Times New Roman" w:cstheme="minorHAnsi"/>
+                <w:noProof/>
                 <w:lang w:eastAsia="en-IN"/>
               </w:rPr>
               <w:t>60000</w:t>
@@ -8718,20 +8821,20 @@
         <w:tc>
           <w:tcPr>
             <w:tcW w:w="0" w:type="auto"/>
-            <w:vAlign w:val="center"/>
-            <w:hideMark/>
-          </w:tcPr>
-          <w:p>
-            <w:pPr>
-              <w:spacing w:after="0" w:line="240" w:lineRule="auto"/>
-              <w:rPr>
-                <w:rFonts w:eastAsia="Times New Roman" w:cstheme="minorHAnsi"/>
-                <w:lang w:eastAsia="en-IN"/>
-              </w:rPr>
-            </w:pPr>
-            <w:r>
-              <w:rPr>
-                <w:rFonts w:eastAsia="Times New Roman" w:cstheme="minorHAnsi"/>
+            <w:hideMark/>
+          </w:tcPr>
+          <w:p>
+            <w:pPr>
+              <w:rPr>
+                <w:rFonts w:eastAsia="Times New Roman" w:cstheme="minorHAnsi"/>
+                <w:noProof/>
+                <w:lang w:eastAsia="en-IN"/>
+              </w:rPr>
+            </w:pPr>
+            <w:r>
+              <w:rPr>
+                <w:rFonts w:eastAsia="Times New Roman" w:cstheme="minorHAnsi"/>
+                <w:noProof/>
                 <w:lang w:eastAsia="en-IN"/>
               </w:rPr>
               <w:t>70000</w:t>
@@ -8741,25 +8844,25 @@
       </w:tr>
       <w:tr>
         <w:trPr>
-          <w:tblCellSpacing w:w="15" w:type="dxa"/>
+          <w:trHeight w:val="620"/>
         </w:trPr>
         <w:tc>
           <w:tcPr>
             <w:tcW w:w="0" w:type="auto"/>
-            <w:vAlign w:val="center"/>
-            <w:hideMark/>
-          </w:tcPr>
-          <w:p>
-            <w:pPr>
-              <w:spacing w:after="0" w:line="240" w:lineRule="auto"/>
-              <w:rPr>
-                <w:rFonts w:eastAsia="Times New Roman" w:cstheme="minorHAnsi"/>
-                <w:lang w:eastAsia="en-IN"/>
-              </w:rPr>
-            </w:pPr>
-            <w:r>
-              <w:rPr>
-                <w:rFonts w:eastAsia="Times New Roman" w:cstheme="minorHAnsi"/>
+            <w:hideMark/>
+          </w:tcPr>
+          <w:p>
+            <w:pPr>
+              <w:rPr>
+                <w:rFonts w:eastAsia="Times New Roman" w:cstheme="minorHAnsi"/>
+                <w:noProof/>
+                <w:lang w:eastAsia="en-IN"/>
+              </w:rPr>
+            </w:pPr>
+            <w:r>
+              <w:rPr>
+                <w:rFonts w:eastAsia="Times New Roman" w:cstheme="minorHAnsi"/>
+                <w:noProof/>
                 <w:lang w:eastAsia="en-IN"/>
               </w:rPr>
               <w:t>Ravi</w:t>
@@ -8769,20 +8872,20 @@
         <w:tc>
           <w:tcPr>
             <w:tcW w:w="0" w:type="auto"/>
-            <w:vAlign w:val="center"/>
-            <w:hideMark/>
-          </w:tcPr>
-          <w:p>
-            <w:pPr>
-              <w:spacing w:after="0" w:line="240" w:lineRule="auto"/>
-              <w:rPr>
-                <w:rFonts w:eastAsia="Times New Roman" w:cstheme="minorHAnsi"/>
-                <w:lang w:eastAsia="en-IN"/>
-              </w:rPr>
-            </w:pPr>
-            <w:r>
-              <w:rPr>
-                <w:rFonts w:eastAsia="Times New Roman" w:cstheme="minorHAnsi"/>
+            <w:hideMark/>
+          </w:tcPr>
+          <w:p>
+            <w:pPr>
+              <w:rPr>
+                <w:rFonts w:eastAsia="Times New Roman" w:cstheme="minorHAnsi"/>
+                <w:noProof/>
+                <w:lang w:eastAsia="en-IN"/>
+              </w:rPr>
+            </w:pPr>
+            <w:r>
+              <w:rPr>
+                <w:rFonts w:eastAsia="Times New Roman" w:cstheme="minorHAnsi"/>
+                <w:noProof/>
                 <w:lang w:eastAsia="en-IN"/>
               </w:rPr>
               <w:t>65000</w:t>
@@ -8792,20 +8895,20 @@
         <w:tc>
           <w:tcPr>
             <w:tcW w:w="0" w:type="auto"/>
-            <w:vAlign w:val="center"/>
-            <w:hideMark/>
-          </w:tcPr>
-          <w:p>
-            <w:pPr>
-              <w:spacing w:after="0" w:line="240" w:lineRule="auto"/>
-              <w:rPr>
-                <w:rFonts w:eastAsia="Times New Roman" w:cstheme="minorHAnsi"/>
-                <w:lang w:eastAsia="en-IN"/>
-              </w:rPr>
-            </w:pPr>
-            <w:r>
-              <w:rPr>
-                <w:rFonts w:eastAsia="Times New Roman" w:cstheme="minorHAnsi"/>
+            <w:hideMark/>
+          </w:tcPr>
+          <w:p>
+            <w:pPr>
+              <w:rPr>
+                <w:rFonts w:eastAsia="Times New Roman" w:cstheme="minorHAnsi"/>
+                <w:noProof/>
+                <w:lang w:eastAsia="en-IN"/>
+              </w:rPr>
+            </w:pPr>
+            <w:r>
+              <w:rPr>
+                <w:rFonts w:eastAsia="Times New Roman" w:cstheme="minorHAnsi"/>
+                <w:noProof/>
                 <w:lang w:eastAsia="en-IN"/>
               </w:rPr>
               <w:t>70000</w:t>
@@ -8815,50 +8918,48 @@
       </w:tr>
       <w:tr>
         <w:trPr>
-          <w:tblCellSpacing w:w="15" w:type="dxa"/>
+          <w:trHeight w:val="620"/>
         </w:trPr>
         <w:tc>
           <w:tcPr>
             <w:tcW w:w="0" w:type="auto"/>
-            <w:vAlign w:val="center"/>
-            <w:hideMark/>
-          </w:tcPr>
-          <w:p>
-            <w:pPr>
-              <w:spacing w:after="0" w:line="240" w:lineRule="auto"/>
-              <w:rPr>
-                <w:rFonts w:eastAsia="Times New Roman" w:cstheme="minorHAnsi"/>
-                <w:lang w:eastAsia="en-IN"/>
-              </w:rPr>
-            </w:pPr>
-            <w:proofErr w:type="spellStart"/>
-            <w:r>
-              <w:rPr>
-                <w:rFonts w:eastAsia="Times New Roman" w:cstheme="minorHAnsi"/>
+            <w:hideMark/>
+          </w:tcPr>
+          <w:p>
+            <w:pPr>
+              <w:rPr>
+                <w:rFonts w:eastAsia="Times New Roman" w:cstheme="minorHAnsi"/>
+                <w:noProof/>
+                <w:lang w:eastAsia="en-IN"/>
+              </w:rPr>
+            </w:pPr>
+            <w:r>
+              <w:rPr>
+                <w:rFonts w:eastAsia="Times New Roman" w:cstheme="minorHAnsi"/>
+                <w:noProof/>
                 <w:lang w:eastAsia="en-IN"/>
               </w:rPr>
               <w:t>Neha</w:t>
             </w:r>
-            <w:proofErr w:type="spellEnd"/>
-          </w:p>
-        </w:tc>
-        <w:tc>
-          <w:tcPr>
-            <w:tcW w:w="0" w:type="auto"/>
-            <w:vAlign w:val="center"/>
-            <w:hideMark/>
-          </w:tcPr>
-          <w:p>
-            <w:pPr>
-              <w:spacing w:after="0" w:line="240" w:lineRule="auto"/>
-              <w:rPr>
-                <w:rFonts w:eastAsia="Times New Roman" w:cstheme="minorHAnsi"/>
-                <w:lang w:eastAsia="en-IN"/>
-              </w:rPr>
-            </w:pPr>
-            <w:r>
-              <w:rPr>
-                <w:rFonts w:eastAsia="Times New Roman" w:cstheme="minorHAnsi"/>
+          </w:p>
+        </w:tc>
+        <w:tc>
+          <w:tcPr>
+            <w:tcW w:w="0" w:type="auto"/>
+            <w:hideMark/>
+          </w:tcPr>
+          <w:p>
+            <w:pPr>
+              <w:rPr>
+                <w:rFonts w:eastAsia="Times New Roman" w:cstheme="minorHAnsi"/>
+                <w:noProof/>
+                <w:lang w:eastAsia="en-IN"/>
+              </w:rPr>
+            </w:pPr>
+            <w:r>
+              <w:rPr>
+                <w:rFonts w:eastAsia="Times New Roman" w:cstheme="minorHAnsi"/>
+                <w:noProof/>
                 <w:lang w:eastAsia="en-IN"/>
               </w:rPr>
               <w:t>70000</w:t>
@@ -8868,20 +8969,20 @@
         <w:tc>
           <w:tcPr>
             <w:tcW w:w="0" w:type="auto"/>
-            <w:vAlign w:val="center"/>
-            <w:hideMark/>
-          </w:tcPr>
-          <w:p>
-            <w:pPr>
-              <w:spacing w:after="0" w:line="240" w:lineRule="auto"/>
-              <w:rPr>
-                <w:rFonts w:eastAsia="Times New Roman" w:cstheme="minorHAnsi"/>
-                <w:lang w:eastAsia="en-IN"/>
-              </w:rPr>
-            </w:pPr>
-            <w:r>
-              <w:rPr>
-                <w:rFonts w:eastAsia="Times New Roman" w:cstheme="minorHAnsi"/>
+            <w:hideMark/>
+          </w:tcPr>
+          <w:p>
+            <w:pPr>
+              <w:rPr>
+                <w:rFonts w:eastAsia="Times New Roman" w:cstheme="minorHAnsi"/>
+                <w:noProof/>
+                <w:lang w:eastAsia="en-IN"/>
+              </w:rPr>
+            </w:pPr>
+            <w:r>
+              <w:rPr>
+                <w:rFonts w:eastAsia="Times New Roman" w:cstheme="minorHAnsi"/>
+                <w:noProof/>
                 <w:lang w:eastAsia="en-IN"/>
               </w:rPr>
               <w:t>70000</w:t>
@@ -8984,35 +9085,26 @@
     </w:p>
     <w:tbl>
       <w:tblPr>
-        <w:tblW w:w="0" w:type="auto"/>
-        <w:tblCellSpacing w:w="15" w:type="dxa"/>
-        <w:tblCellMar>
-          <w:top w:w="15" w:type="dxa"/>
-          <w:left w:w="15" w:type="dxa"/>
-          <w:bottom w:w="15" w:type="dxa"/>
-          <w:right w:w="15" w:type="dxa"/>
-        </w:tblCellMar>
+        <w:tblStyle w:val="TableGrid"/>
+        <w:tblW w:w="6760" w:type="dxa"/>
         <w:tblLook w:val="04A0" w:firstRow="1" w:lastRow="0" w:firstColumn="1" w:lastColumn="0" w:noHBand="0" w:noVBand="1"/>
       </w:tblPr>
       <w:tblGrid>
-        <w:gridCol w:w="1263"/>
-        <w:gridCol w:w="934"/>
-        <w:gridCol w:w="2529"/>
+        <w:gridCol w:w="1838"/>
+        <w:gridCol w:w="1427"/>
+        <w:gridCol w:w="3495"/>
       </w:tblGrid>
       <w:tr>
         <w:trPr>
-          <w:tblHeader/>
-          <w:tblCellSpacing w:w="15" w:type="dxa"/>
+          <w:trHeight w:val="596"/>
         </w:trPr>
         <w:tc>
           <w:tcPr>
             <w:tcW w:w="0" w:type="auto"/>
-            <w:vAlign w:val="center"/>
-            <w:hideMark/>
-          </w:tcPr>
-          <w:p>
-            <w:pPr>
-              <w:spacing w:after="0" w:line="240" w:lineRule="auto"/>
+            <w:hideMark/>
+          </w:tcPr>
+          <w:p>
+            <w:pPr>
               <w:jc w:val="center"/>
               <w:rPr>
                 <w:rFonts w:eastAsia="Times New Roman" w:cstheme="minorHAnsi"/>
@@ -9035,12 +9127,10 @@
         <w:tc>
           <w:tcPr>
             <w:tcW w:w="0" w:type="auto"/>
-            <w:vAlign w:val="center"/>
-            <w:hideMark/>
-          </w:tcPr>
-          <w:p>
-            <w:pPr>
-              <w:spacing w:after="0" w:line="240" w:lineRule="auto"/>
+            <w:hideMark/>
+          </w:tcPr>
+          <w:p>
+            <w:pPr>
               <w:jc w:val="center"/>
               <w:rPr>
                 <w:rFonts w:eastAsia="Times New Roman" w:cstheme="minorHAnsi"/>
@@ -9063,12 +9153,10 @@
         <w:tc>
           <w:tcPr>
             <w:tcW w:w="0" w:type="auto"/>
-            <w:vAlign w:val="center"/>
-            <w:hideMark/>
-          </w:tcPr>
-          <w:p>
-            <w:pPr>
-              <w:spacing w:after="0" w:line="240" w:lineRule="auto"/>
+            <w:hideMark/>
+          </w:tcPr>
+          <w:p>
+            <w:pPr>
               <w:jc w:val="center"/>
               <w:rPr>
                 <w:rFonts w:eastAsia="Times New Roman" w:cstheme="minorHAnsi"/>
@@ -9091,17 +9179,15 @@
       </w:tr>
       <w:tr>
         <w:trPr>
-          <w:tblCellSpacing w:w="15" w:type="dxa"/>
+          <w:trHeight w:val="631"/>
         </w:trPr>
         <w:tc>
           <w:tcPr>
             <w:tcW w:w="0" w:type="auto"/>
-            <w:vAlign w:val="center"/>
-            <w:hideMark/>
-          </w:tcPr>
-          <w:p>
-            <w:pPr>
-              <w:spacing w:after="0" w:line="240" w:lineRule="auto"/>
+            <w:hideMark/>
+          </w:tcPr>
+          <w:p>
+            <w:pPr>
               <w:rPr>
                 <w:rFonts w:eastAsia="Times New Roman" w:cstheme="minorHAnsi"/>
                 <w:lang w:eastAsia="en-IN"/>
@@ -9119,12 +9205,10 @@
         <w:tc>
           <w:tcPr>
             <w:tcW w:w="0" w:type="auto"/>
-            <w:vAlign w:val="center"/>
-            <w:hideMark/>
-          </w:tcPr>
-          <w:p>
-            <w:pPr>
-              <w:spacing w:after="0" w:line="240" w:lineRule="auto"/>
+            <w:hideMark/>
+          </w:tcPr>
+          <w:p>
+            <w:pPr>
               <w:rPr>
                 <w:rFonts w:eastAsia="Times New Roman" w:cstheme="minorHAnsi"/>
                 <w:lang w:eastAsia="en-IN"/>
@@ -9142,12 +9226,10 @@
         <w:tc>
           <w:tcPr>
             <w:tcW w:w="0" w:type="auto"/>
-            <w:vAlign w:val="center"/>
-            <w:hideMark/>
-          </w:tcPr>
-          <w:p>
-            <w:pPr>
-              <w:spacing w:after="0" w:line="240" w:lineRule="auto"/>
+            <w:hideMark/>
+          </w:tcPr>
+          <w:p>
+            <w:pPr>
               <w:rPr>
                 <w:rFonts w:eastAsia="Times New Roman" w:cstheme="minorHAnsi"/>
                 <w:lang w:eastAsia="en-IN"/>
@@ -9165,17 +9247,15 @@
       </w:tr>
       <w:tr>
         <w:trPr>
-          <w:tblCellSpacing w:w="15" w:type="dxa"/>
+          <w:trHeight w:val="596"/>
         </w:trPr>
         <w:tc>
           <w:tcPr>
             <w:tcW w:w="0" w:type="auto"/>
-            <w:vAlign w:val="center"/>
-            <w:hideMark/>
-          </w:tcPr>
-          <w:p>
-            <w:pPr>
-              <w:spacing w:after="0" w:line="240" w:lineRule="auto"/>
+            <w:hideMark/>
+          </w:tcPr>
+          <w:p>
+            <w:pPr>
               <w:rPr>
                 <w:rFonts w:eastAsia="Times New Roman" w:cstheme="minorHAnsi"/>
                 <w:lang w:eastAsia="en-IN"/>
@@ -9193,12 +9273,10 @@
         <w:tc>
           <w:tcPr>
             <w:tcW w:w="0" w:type="auto"/>
-            <w:vAlign w:val="center"/>
-            <w:hideMark/>
-          </w:tcPr>
-          <w:p>
-            <w:pPr>
-              <w:spacing w:after="0" w:line="240" w:lineRule="auto"/>
+            <w:hideMark/>
+          </w:tcPr>
+          <w:p>
+            <w:pPr>
               <w:rPr>
                 <w:rFonts w:eastAsia="Times New Roman" w:cstheme="minorHAnsi"/>
                 <w:lang w:eastAsia="en-IN"/>
@@ -9216,12 +9294,10 @@
         <w:tc>
           <w:tcPr>
             <w:tcW w:w="0" w:type="auto"/>
-            <w:vAlign w:val="center"/>
-            <w:hideMark/>
-          </w:tcPr>
-          <w:p>
-            <w:pPr>
-              <w:spacing w:after="0" w:line="240" w:lineRule="auto"/>
+            <w:hideMark/>
+          </w:tcPr>
+          <w:p>
+            <w:pPr>
               <w:rPr>
                 <w:rFonts w:eastAsia="Times New Roman" w:cstheme="minorHAnsi"/>
                 <w:lang w:eastAsia="en-IN"/>
@@ -9239,17 +9315,15 @@
       </w:tr>
       <w:tr>
         <w:trPr>
-          <w:tblCellSpacing w:w="15" w:type="dxa"/>
+          <w:trHeight w:val="631"/>
         </w:trPr>
         <w:tc>
           <w:tcPr>
             <w:tcW w:w="0" w:type="auto"/>
-            <w:vAlign w:val="center"/>
-            <w:hideMark/>
-          </w:tcPr>
-          <w:p>
-            <w:pPr>
-              <w:spacing w:after="0" w:line="240" w:lineRule="auto"/>
+            <w:hideMark/>
+          </w:tcPr>
+          <w:p>
+            <w:pPr>
               <w:rPr>
                 <w:rFonts w:eastAsia="Times New Roman" w:cstheme="minorHAnsi"/>
                 <w:lang w:eastAsia="en-IN"/>
@@ -9267,12 +9341,10 @@
         <w:tc>
           <w:tcPr>
             <w:tcW w:w="0" w:type="auto"/>
-            <w:vAlign w:val="center"/>
-            <w:hideMark/>
-          </w:tcPr>
-          <w:p>
-            <w:pPr>
-              <w:spacing w:after="0" w:line="240" w:lineRule="auto"/>
+            <w:hideMark/>
+          </w:tcPr>
+          <w:p>
+            <w:pPr>
               <w:rPr>
                 <w:rFonts w:eastAsia="Times New Roman" w:cstheme="minorHAnsi"/>
                 <w:lang w:eastAsia="en-IN"/>
@@ -9290,12 +9362,10 @@
         <w:tc>
           <w:tcPr>
             <w:tcW w:w="0" w:type="auto"/>
-            <w:vAlign w:val="center"/>
-            <w:hideMark/>
-          </w:tcPr>
-          <w:p>
-            <w:pPr>
-              <w:spacing w:after="0" w:line="240" w:lineRule="auto"/>
+            <w:hideMark/>
+          </w:tcPr>
+          <w:p>
+            <w:pPr>
               <w:rPr>
                 <w:rFonts w:eastAsia="Times New Roman" w:cstheme="minorHAnsi"/>
                 <w:lang w:eastAsia="en-IN"/>
@@ -9313,17 +9383,15 @@
       </w:tr>
       <w:tr>
         <w:trPr>
-          <w:tblCellSpacing w:w="15" w:type="dxa"/>
+          <w:trHeight w:val="631"/>
         </w:trPr>
         <w:tc>
           <w:tcPr>
             <w:tcW w:w="0" w:type="auto"/>
-            <w:vAlign w:val="center"/>
-            <w:hideMark/>
-          </w:tcPr>
-          <w:p>
-            <w:pPr>
-              <w:spacing w:after="0" w:line="240" w:lineRule="auto"/>
+            <w:hideMark/>
+          </w:tcPr>
+          <w:p>
+            <w:pPr>
               <w:rPr>
                 <w:rFonts w:eastAsia="Times New Roman" w:cstheme="minorHAnsi"/>
                 <w:lang w:eastAsia="en-IN"/>
@@ -9341,12 +9409,10 @@
         <w:tc>
           <w:tcPr>
             <w:tcW w:w="0" w:type="auto"/>
-            <w:vAlign w:val="center"/>
-            <w:hideMark/>
-          </w:tcPr>
-          <w:p>
-            <w:pPr>
-              <w:spacing w:after="0" w:line="240" w:lineRule="auto"/>
+            <w:hideMark/>
+          </w:tcPr>
+          <w:p>
+            <w:pPr>
               <w:rPr>
                 <w:rFonts w:eastAsia="Times New Roman" w:cstheme="minorHAnsi"/>
                 <w:lang w:eastAsia="en-IN"/>
@@ -9364,12 +9430,10 @@
         <w:tc>
           <w:tcPr>
             <w:tcW w:w="0" w:type="auto"/>
-            <w:vAlign w:val="center"/>
-            <w:hideMark/>
-          </w:tcPr>
-          <w:p>
-            <w:pPr>
-              <w:spacing w:after="0" w:line="240" w:lineRule="auto"/>
+            <w:hideMark/>
+          </w:tcPr>
+          <w:p>
+            <w:pPr>
               <w:rPr>
                 <w:rFonts w:eastAsia="Times New Roman" w:cstheme="minorHAnsi"/>
                 <w:lang w:eastAsia="en-IN"/>
@@ -9422,16 +9486,7 @@
           <w:bCs/>
           <w:lang w:eastAsia="en-IN"/>
         </w:rPr>
-        <w:t xml:space="preserve">Interview traps </w:t>
-      </w:r>
-      <w:r>
-        <w:rPr>
-          <w:rFonts w:ascii="Calibri" w:eastAsia="Times New Roman" w:hAnsi="Calibri" w:cs="Calibri"/>
-          <w:b/>
-          <w:bCs/>
-          <w:lang w:eastAsia="en-IN"/>
-        </w:rPr>
-        <w:t>🚨</w:t>
+        <w:t>Interview traps</w:t>
       </w:r>
     </w:p>
     <w:p>
@@ -9616,17 +9671,16 @@
         </w:rPr>
         <w:t xml:space="preserve">LAG and LEAD compare </w:t>
       </w:r>
-      <w:proofErr w:type="spellStart"/>
-      <w:r>
-        <w:rPr>
-          <w:rFonts w:eastAsia="Times New Roman" w:cstheme="minorHAnsi"/>
-          <w:b/>
-          <w:bCs/>
+      <w:r>
+        <w:rPr>
+          <w:rFonts w:eastAsia="Times New Roman" w:cstheme="minorHAnsi"/>
+          <w:b/>
+          <w:bCs/>
+          <w:noProof/>
           <w:lang w:eastAsia="en-IN"/>
         </w:rPr>
         <w:t>neighboring</w:t>
       </w:r>
-      <w:proofErr w:type="spellEnd"/>
       <w:r>
         <w:rPr>
           <w:rFonts w:eastAsia="Times New Roman" w:cstheme="minorHAnsi"/>
@@ -9828,7 +9882,6 @@
           <w:rFonts w:eastAsia="Times New Roman" w:cstheme="minorHAnsi"/>
           <w:lang w:eastAsia="en-IN"/>
         </w:rPr>
-        <w:lastRenderedPageBreak/>
         <w:t>Traps + fixes</w:t>
       </w:r>
     </w:p>
@@ -10569,8 +10622,6 @@
           <w:lang w:eastAsia="en-IN"/>
         </w:rPr>
       </w:pPr>
-      <w:bookmarkStart w:id="0" w:name="_GoBack"/>
-      <w:bookmarkEnd w:id="0"/>
     </w:p>
     <w:tbl>
       <w:tblPr>
@@ -10897,6 +10948,7 @@
                 <w:rFonts w:eastAsia="Times New Roman" w:cstheme="minorHAnsi"/>
                 <w:lang w:eastAsia="en-IN"/>
               </w:rPr>
+              <w:lastRenderedPageBreak/>
               <w:t>D</w:t>
             </w:r>
           </w:p>
@@ -10950,23 +11002,275 @@
         <w:spacing w:before="100" w:beforeAutospacing="1" w:after="100" w:afterAutospacing="1" w:line="240" w:lineRule="auto"/>
         <w:rPr>
           <w:rFonts w:eastAsia="Times New Roman" w:cstheme="minorHAnsi"/>
-          <w:lang w:eastAsia="en-IN"/>
-        </w:rPr>
-      </w:pPr>
-      <w:r>
-        <w:rPr>
-          <w:rFonts w:ascii="Calibri" w:eastAsia="Times New Roman" w:hAnsi="Calibri" w:cs="Calibri"/>
-          <w:lang w:eastAsia="en-IN"/>
-        </w:rPr>
-        <w:t>👉</w:t>
-      </w:r>
-      <w:r>
-        <w:rPr>
-          <w:rFonts w:eastAsia="Times New Roman" w:cstheme="minorHAnsi"/>
-          <w:lang w:eastAsia="en-IN"/>
-        </w:rPr>
-        <w:t xml:space="preserve"> No ties respected</w:t>
-      </w:r>
+          <w:sz w:val="28"/>
+          <w:lang w:eastAsia="en-IN"/>
+        </w:rPr>
+      </w:pPr>
+      <w:r>
+        <w:rPr>
+          <w:rFonts w:eastAsia="Times New Roman" w:cstheme="minorHAnsi"/>
+          <w:sz w:val="28"/>
+          <w:highlight w:val="green"/>
+          <w:lang w:eastAsia="en-IN"/>
+        </w:rPr>
+        <w:t>No ties respected</w:t>
+      </w:r>
+    </w:p>
+    <w:p>
+      <w:pPr>
+        <w:spacing w:before="100" w:beforeAutospacing="1" w:after="100" w:afterAutospacing="1" w:line="240" w:lineRule="auto"/>
+        <w:rPr>
+          <w:rFonts w:eastAsia="Times New Roman" w:cstheme="minorHAnsi"/>
+          <w:sz w:val="28"/>
+          <w:lang w:eastAsia="en-IN"/>
+        </w:rPr>
+      </w:pPr>
+    </w:p>
+    <w:p>
+      <w:pPr>
+        <w:spacing w:before="100" w:beforeAutospacing="1" w:after="100" w:afterAutospacing="1" w:line="240" w:lineRule="auto"/>
+        <w:rPr>
+          <w:rFonts w:ascii="Times New Roman" w:eastAsia="Times New Roman" w:hAnsi="Times New Roman" w:cs="Times New Roman"/>
+          <w:sz w:val="24"/>
+          <w:szCs w:val="24"/>
+          <w:lang w:eastAsia="en-IN"/>
+        </w:rPr>
+      </w:pPr>
+      <w:r>
+        <w:rPr>
+          <w:rFonts w:ascii="Times New Roman" w:eastAsia="Times New Roman" w:hAnsi="Times New Roman" w:cs="Times New Roman"/>
+          <w:sz w:val="24"/>
+          <w:szCs w:val="24"/>
+          <w:lang w:eastAsia="en-IN"/>
+        </w:rPr>
+        <w:t>IT department rows ordered by salary DESC:</w:t>
+      </w:r>
+    </w:p>
+    <w:p>
+      <w:pPr>
+        <w:spacing w:before="100" w:beforeAutospacing="1" w:after="100" w:afterAutospacing="1" w:line="240" w:lineRule="auto"/>
+        <w:rPr>
+          <w:rFonts w:ascii="Times New Roman" w:eastAsia="Times New Roman" w:hAnsi="Times New Roman" w:cs="Times New Roman"/>
+          <w:noProof/>
+          <w:sz w:val="24"/>
+          <w:szCs w:val="24"/>
+          <w:lang w:eastAsia="en-IN"/>
+        </w:rPr>
+      </w:pPr>
+      <w:r>
+        <w:rPr>
+          <w:rFonts w:ascii="Times New Roman" w:eastAsia="Times New Roman" w:hAnsi="Times New Roman" w:cs="Times New Roman"/>
+          <w:noProof/>
+          <w:sz w:val="24"/>
+          <w:szCs w:val="24"/>
+          <w:lang w:eastAsia="en-IN"/>
+        </w:rPr>
+        <w:t>emp | salary</w:t>
+      </w:r>
+      <w:r>
+        <w:rPr>
+          <w:rFonts w:ascii="Times New Roman" w:eastAsia="Times New Roman" w:hAnsi="Times New Roman" w:cs="Times New Roman"/>
+          <w:noProof/>
+          <w:sz w:val="24"/>
+          <w:szCs w:val="24"/>
+          <w:lang w:eastAsia="en-IN"/>
+        </w:rPr>
+        <w:br/>
+        <w:t>A | 100</w:t>
+      </w:r>
+      <w:r>
+        <w:rPr>
+          <w:rFonts w:ascii="Times New Roman" w:eastAsia="Times New Roman" w:hAnsi="Times New Roman" w:cs="Times New Roman"/>
+          <w:noProof/>
+          <w:sz w:val="24"/>
+          <w:szCs w:val="24"/>
+          <w:lang w:eastAsia="en-IN"/>
+        </w:rPr>
+        <w:br/>
+        <w:t>B | 100</w:t>
+      </w:r>
+      <w:r>
+        <w:rPr>
+          <w:rFonts w:ascii="Times New Roman" w:eastAsia="Times New Roman" w:hAnsi="Times New Roman" w:cs="Times New Roman"/>
+          <w:noProof/>
+          <w:sz w:val="24"/>
+          <w:szCs w:val="24"/>
+          <w:lang w:eastAsia="en-IN"/>
+        </w:rPr>
+        <w:br/>
+        <w:t>C | 90</w:t>
+      </w:r>
+    </w:p>
+    <w:p>
+      <w:pPr>
+        <w:spacing w:before="100" w:beforeAutospacing="1" w:after="100" w:afterAutospacing="1" w:line="240" w:lineRule="auto"/>
+        <w:rPr>
+          <w:rFonts w:ascii="Times New Roman" w:eastAsia="Times New Roman" w:hAnsi="Times New Roman" w:cs="Times New Roman"/>
+          <w:noProof/>
+          <w:sz w:val="24"/>
+          <w:szCs w:val="24"/>
+          <w:lang w:eastAsia="en-IN"/>
+        </w:rPr>
+      </w:pPr>
+      <w:r>
+        <w:rPr>
+          <w:rFonts w:ascii="Times New Roman" w:eastAsia="Times New Roman" w:hAnsi="Times New Roman" w:cs="Times New Roman"/>
+          <w:noProof/>
+          <w:sz w:val="24"/>
+          <w:szCs w:val="24"/>
+          <w:lang w:eastAsia="en-IN"/>
+        </w:rPr>
+        <w:t xml:space="preserve">Even though </w:t>
+      </w:r>
+      <w:r>
+        <w:rPr>
+          <w:rFonts w:ascii="Times New Roman" w:eastAsia="Times New Roman" w:hAnsi="Times New Roman" w:cs="Times New Roman"/>
+          <w:b/>
+          <w:bCs/>
+          <w:noProof/>
+          <w:sz w:val="24"/>
+          <w:szCs w:val="24"/>
+          <w:lang w:eastAsia="en-IN"/>
+        </w:rPr>
+        <w:t>A and B have the same salary</w:t>
+      </w:r>
+      <w:r>
+        <w:rPr>
+          <w:rFonts w:ascii="Times New Roman" w:eastAsia="Times New Roman" w:hAnsi="Times New Roman" w:cs="Times New Roman"/>
+          <w:noProof/>
+          <w:sz w:val="24"/>
+          <w:szCs w:val="24"/>
+          <w:lang w:eastAsia="en-IN"/>
+        </w:rPr>
+        <w:t>, ROW_NUMBER must still number them differently:</w:t>
+      </w:r>
+    </w:p>
+    <w:p>
+      <w:pPr>
+        <w:spacing w:before="100" w:beforeAutospacing="1" w:after="100" w:afterAutospacing="1" w:line="240" w:lineRule="auto"/>
+        <w:rPr>
+          <w:rFonts w:ascii="Times New Roman" w:eastAsia="Times New Roman" w:hAnsi="Times New Roman" w:cs="Times New Roman"/>
+          <w:noProof/>
+          <w:sz w:val="24"/>
+          <w:szCs w:val="24"/>
+          <w:lang w:eastAsia="en-IN"/>
+        </w:rPr>
+      </w:pPr>
+      <w:r>
+        <w:rPr>
+          <w:rFonts w:ascii="Times New Roman" w:eastAsia="Times New Roman" w:hAnsi="Times New Roman" w:cs="Times New Roman"/>
+          <w:noProof/>
+          <w:sz w:val="24"/>
+          <w:szCs w:val="24"/>
+          <w:lang w:eastAsia="en-IN"/>
+        </w:rPr>
+        <w:t>emp | rn</w:t>
+      </w:r>
+      <w:r>
+        <w:rPr>
+          <w:rFonts w:ascii="Times New Roman" w:eastAsia="Times New Roman" w:hAnsi="Times New Roman" w:cs="Times New Roman"/>
+          <w:noProof/>
+          <w:sz w:val="24"/>
+          <w:szCs w:val="24"/>
+          <w:lang w:eastAsia="en-IN"/>
+        </w:rPr>
+        <w:br/>
+        <w:t>A | 1</w:t>
+      </w:r>
+      <w:r>
+        <w:rPr>
+          <w:rFonts w:ascii="Times New Roman" w:eastAsia="Times New Roman" w:hAnsi="Times New Roman" w:cs="Times New Roman"/>
+          <w:noProof/>
+          <w:sz w:val="24"/>
+          <w:szCs w:val="24"/>
+          <w:lang w:eastAsia="en-IN"/>
+        </w:rPr>
+        <w:br/>
+        <w:t>B | 2</w:t>
+      </w:r>
+      <w:r>
+        <w:rPr>
+          <w:rFonts w:ascii="Times New Roman" w:eastAsia="Times New Roman" w:hAnsi="Times New Roman" w:cs="Times New Roman"/>
+          <w:noProof/>
+          <w:sz w:val="24"/>
+          <w:szCs w:val="24"/>
+          <w:lang w:eastAsia="en-IN"/>
+        </w:rPr>
+        <w:br/>
+        <w:t>C | 3</w:t>
+      </w:r>
+    </w:p>
+    <w:p>
+      <w:pPr>
+        <w:spacing w:before="100" w:beforeAutospacing="1" w:after="100" w:afterAutospacing="1" w:line="240" w:lineRule="auto"/>
+        <w:rPr>
+          <w:rFonts w:ascii="Times New Roman" w:eastAsia="Times New Roman" w:hAnsi="Times New Roman" w:cs="Times New Roman"/>
+          <w:sz w:val="24"/>
+          <w:szCs w:val="24"/>
+          <w:lang w:eastAsia="en-IN"/>
+        </w:rPr>
+      </w:pPr>
+      <w:r>
+        <w:rPr>
+          <w:rFonts w:ascii="Times New Roman" w:eastAsia="Times New Roman" w:hAnsi="Times New Roman" w:cs="Times New Roman"/>
+          <w:noProof/>
+          <w:sz w:val="24"/>
+          <w:szCs w:val="24"/>
+          <w:lang w:eastAsia="en-IN"/>
+        </w:rPr>
+        <w:t xml:space="preserve">It does </w:t>
+      </w:r>
+      <w:r>
+        <w:rPr>
+          <w:rFonts w:ascii="Times New Roman" w:eastAsia="Times New Roman" w:hAnsi="Times New Roman" w:cs="Times New Roman"/>
+          <w:b/>
+          <w:bCs/>
+          <w:noProof/>
+          <w:sz w:val="24"/>
+          <w:szCs w:val="24"/>
+          <w:lang w:eastAsia="en-IN"/>
+        </w:rPr>
+        <w:t>not care</w:t>
+      </w:r>
+      <w:r>
+        <w:rPr>
+          <w:rFonts w:ascii="Times New Roman" w:eastAsia="Times New Roman" w:hAnsi="Times New Roman" w:cs="Times New Roman"/>
+          <w:noProof/>
+          <w:sz w:val="24"/>
+          <w:szCs w:val="24"/>
+          <w:lang w:eastAsia="en-IN"/>
+        </w:rPr>
+        <w:t xml:space="preserve"> that A and B are tied on salary</w:t>
+      </w:r>
+      <w:r>
+        <w:rPr>
+          <w:rFonts w:ascii="Times New Roman" w:eastAsia="Times New Roman" w:hAnsi="Times New Roman" w:cs="Times New Roman"/>
+          <w:sz w:val="24"/>
+          <w:szCs w:val="24"/>
+          <w:lang w:eastAsia="en-IN"/>
+        </w:rPr>
+        <w:t>.</w:t>
+      </w:r>
+      <w:r>
+        <w:rPr>
+          <w:rFonts w:ascii="Times New Roman" w:eastAsia="Times New Roman" w:hAnsi="Times New Roman" w:cs="Times New Roman"/>
+          <w:sz w:val="24"/>
+          <w:szCs w:val="24"/>
+          <w:lang w:eastAsia="en-IN"/>
+        </w:rPr>
+        <w:br/>
+        <w:t>It arbitrarily picks an order and assigns different numbers.</w:t>
+      </w:r>
+    </w:p>
+    <w:p>
+      <w:pPr>
+        <w:spacing w:before="100" w:beforeAutospacing="1" w:after="100" w:afterAutospacing="1" w:line="240" w:lineRule="auto"/>
+        <w:rPr>
+          <w:rFonts w:eastAsia="Times New Roman" w:cstheme="minorHAnsi"/>
+          <w:sz w:val="28"/>
+          <w:lang w:eastAsia="en-IN"/>
+        </w:rPr>
+      </w:pPr>
     </w:p>
     <w:p>
       <w:pPr>
@@ -10985,6 +11289,30 @@
           <v:rect id="_x0000_i1053" style="width:0;height:1.5pt" o:hralign="center" o:hrstd="t" o:hr="t" fillcolor="#a0a0a0" stroked="f"/>
         </w:pict>
       </w:r>
+    </w:p>
+    <w:p>
+      <w:pPr>
+        <w:spacing w:before="100" w:beforeAutospacing="1" w:after="100" w:afterAutospacing="1" w:line="240" w:lineRule="auto"/>
+        <w:outlineLvl w:val="2"/>
+        <w:rPr>
+          <w:rFonts w:eastAsia="Times New Roman" w:cstheme="minorHAnsi"/>
+          <w:b/>
+          <w:bCs/>
+          <w:lang w:eastAsia="en-IN"/>
+        </w:rPr>
+      </w:pPr>
+    </w:p>
+    <w:p>
+      <w:pPr>
+        <w:spacing w:before="100" w:beforeAutospacing="1" w:after="100" w:afterAutospacing="1" w:line="240" w:lineRule="auto"/>
+        <w:outlineLvl w:val="2"/>
+        <w:rPr>
+          <w:rFonts w:eastAsia="Times New Roman" w:cstheme="minorHAnsi"/>
+          <w:b/>
+          <w:bCs/>
+          <w:lang w:eastAsia="en-IN"/>
+        </w:rPr>
+      </w:pPr>
     </w:p>
     <w:p>
       <w:pPr>
@@ -11030,437 +11358,17 @@
         <w:spacing w:after="0" w:line="240" w:lineRule="auto"/>
         <w:rPr>
           <w:rFonts w:eastAsia="Times New Roman" w:cstheme="minorHAnsi"/>
-          <w:lang w:eastAsia="en-IN"/>
-        </w:rPr>
-      </w:pPr>
-      <w:proofErr w:type="gramStart"/>
-      <w:r>
-        <w:rPr>
-          <w:rFonts w:eastAsia="Times New Roman" w:cstheme="minorHAnsi"/>
-          <w:lang w:eastAsia="en-IN"/>
-        </w:rPr>
-        <w:t>RANK(</w:t>
-      </w:r>
-      <w:proofErr w:type="gramEnd"/>
-      <w:r>
-        <w:rPr>
-          <w:rFonts w:eastAsia="Times New Roman" w:cstheme="minorHAnsi"/>
-          <w:lang w:eastAsia="en-IN"/>
-        </w:rPr>
-        <w:t xml:space="preserve">) OVER (PARTITION BY </w:t>
-      </w:r>
-      <w:proofErr w:type="spellStart"/>
-      <w:r>
-        <w:rPr>
-          <w:rFonts w:eastAsia="Times New Roman" w:cstheme="minorHAnsi"/>
-          <w:lang w:eastAsia="en-IN"/>
-        </w:rPr>
-        <w:t>dept</w:t>
-      </w:r>
-      <w:proofErr w:type="spellEnd"/>
-      <w:r>
-        <w:rPr>
-          <w:rFonts w:eastAsia="Times New Roman" w:cstheme="minorHAnsi"/>
-          <w:lang w:eastAsia="en-IN"/>
-        </w:rPr>
-        <w:t xml:space="preserve"> ORDER BY salary DESC)</w:t>
-      </w:r>
-    </w:p>
-    <w:tbl>
-      <w:tblPr>
-        <w:tblW w:w="0" w:type="auto"/>
-        <w:tblCellSpacing w:w="15" w:type="dxa"/>
-        <w:tblCellMar>
-          <w:top w:w="15" w:type="dxa"/>
-          <w:left w:w="15" w:type="dxa"/>
-          <w:bottom w:w="15" w:type="dxa"/>
-          <w:right w:w="15" w:type="dxa"/>
-        </w:tblCellMar>
-        <w:tblLook w:val="04A0" w:firstRow="1" w:lastRow="0" w:firstColumn="1" w:lastColumn="0" w:noHBand="0" w:noVBand="1"/>
-      </w:tblPr>
-      <w:tblGrid>
-        <w:gridCol w:w="483"/>
-        <w:gridCol w:w="484"/>
-        <w:gridCol w:w="486"/>
-      </w:tblGrid>
-      <w:tr>
-        <w:trPr>
-          <w:tblHeader/>
-          <w:tblCellSpacing w:w="15" w:type="dxa"/>
-        </w:trPr>
-        <w:tc>
-          <w:tcPr>
-            <w:tcW w:w="0" w:type="auto"/>
-            <w:vAlign w:val="center"/>
-            <w:hideMark/>
-          </w:tcPr>
-          <w:p>
-            <w:pPr>
-              <w:spacing w:after="0" w:line="240" w:lineRule="auto"/>
-              <w:jc w:val="center"/>
-              <w:rPr>
-                <w:rFonts w:eastAsia="Times New Roman" w:cstheme="minorHAnsi"/>
-                <w:b/>
-                <w:bCs/>
-                <w:lang w:eastAsia="en-IN"/>
-              </w:rPr>
-            </w:pPr>
-            <w:proofErr w:type="spellStart"/>
-            <w:r>
-              <w:rPr>
-                <w:rFonts w:eastAsia="Times New Roman" w:cstheme="minorHAnsi"/>
-                <w:b/>
-                <w:bCs/>
-                <w:lang w:eastAsia="en-IN"/>
-              </w:rPr>
-              <w:lastRenderedPageBreak/>
-              <w:t>emp</w:t>
-            </w:r>
-            <w:proofErr w:type="spellEnd"/>
-          </w:p>
-        </w:tc>
-        <w:tc>
-          <w:tcPr>
-            <w:tcW w:w="0" w:type="auto"/>
-            <w:vAlign w:val="center"/>
-            <w:hideMark/>
-          </w:tcPr>
-          <w:p>
-            <w:pPr>
-              <w:spacing w:after="0" w:line="240" w:lineRule="auto"/>
-              <w:jc w:val="center"/>
-              <w:rPr>
-                <w:rFonts w:eastAsia="Times New Roman" w:cstheme="minorHAnsi"/>
-                <w:b/>
-                <w:bCs/>
-                <w:lang w:eastAsia="en-IN"/>
-              </w:rPr>
-            </w:pPr>
-            <w:proofErr w:type="spellStart"/>
-            <w:r>
-              <w:rPr>
-                <w:rFonts w:eastAsia="Times New Roman" w:cstheme="minorHAnsi"/>
-                <w:b/>
-                <w:bCs/>
-                <w:lang w:eastAsia="en-IN"/>
-              </w:rPr>
-              <w:t>dept</w:t>
-            </w:r>
-            <w:proofErr w:type="spellEnd"/>
-          </w:p>
-        </w:tc>
-        <w:tc>
-          <w:tcPr>
-            <w:tcW w:w="0" w:type="auto"/>
-            <w:vAlign w:val="center"/>
-            <w:hideMark/>
-          </w:tcPr>
-          <w:p>
-            <w:pPr>
-              <w:spacing w:after="0" w:line="240" w:lineRule="auto"/>
-              <w:jc w:val="center"/>
-              <w:rPr>
-                <w:rFonts w:eastAsia="Times New Roman" w:cstheme="minorHAnsi"/>
-                <w:b/>
-                <w:bCs/>
-                <w:lang w:eastAsia="en-IN"/>
-              </w:rPr>
-            </w:pPr>
-            <w:r>
-              <w:rPr>
-                <w:rFonts w:eastAsia="Times New Roman" w:cstheme="minorHAnsi"/>
-                <w:b/>
-                <w:bCs/>
-                <w:lang w:eastAsia="en-IN"/>
-              </w:rPr>
-              <w:t>rank</w:t>
-            </w:r>
-          </w:p>
-        </w:tc>
-      </w:tr>
-      <w:tr>
-        <w:trPr>
-          <w:tblCellSpacing w:w="15" w:type="dxa"/>
-        </w:trPr>
-        <w:tc>
-          <w:tcPr>
-            <w:tcW w:w="0" w:type="auto"/>
-            <w:vAlign w:val="center"/>
-            <w:hideMark/>
-          </w:tcPr>
-          <w:p>
-            <w:pPr>
-              <w:spacing w:after="0" w:line="240" w:lineRule="auto"/>
-              <w:rPr>
-                <w:rFonts w:eastAsia="Times New Roman" w:cstheme="minorHAnsi"/>
-                <w:lang w:eastAsia="en-IN"/>
-              </w:rPr>
-            </w:pPr>
-            <w:r>
-              <w:rPr>
-                <w:rFonts w:eastAsia="Times New Roman" w:cstheme="minorHAnsi"/>
-                <w:lang w:eastAsia="en-IN"/>
-              </w:rPr>
-              <w:t>A</w:t>
-            </w:r>
-          </w:p>
-        </w:tc>
-        <w:tc>
-          <w:tcPr>
-            <w:tcW w:w="0" w:type="auto"/>
-            <w:vAlign w:val="center"/>
-            <w:hideMark/>
-          </w:tcPr>
-          <w:p>
-            <w:pPr>
-              <w:spacing w:after="0" w:line="240" w:lineRule="auto"/>
-              <w:rPr>
-                <w:rFonts w:eastAsia="Times New Roman" w:cstheme="minorHAnsi"/>
-                <w:lang w:eastAsia="en-IN"/>
-              </w:rPr>
-            </w:pPr>
-            <w:r>
-              <w:rPr>
-                <w:rFonts w:eastAsia="Times New Roman" w:cstheme="minorHAnsi"/>
-                <w:lang w:eastAsia="en-IN"/>
-              </w:rPr>
-              <w:t>IT</w:t>
-            </w:r>
-          </w:p>
-        </w:tc>
-        <w:tc>
-          <w:tcPr>
-            <w:tcW w:w="0" w:type="auto"/>
-            <w:vAlign w:val="center"/>
-            <w:hideMark/>
-          </w:tcPr>
-          <w:p>
-            <w:pPr>
-              <w:spacing w:after="0" w:line="240" w:lineRule="auto"/>
-              <w:rPr>
-                <w:rFonts w:eastAsia="Times New Roman" w:cstheme="minorHAnsi"/>
-                <w:lang w:eastAsia="en-IN"/>
-              </w:rPr>
-            </w:pPr>
-            <w:r>
-              <w:rPr>
-                <w:rFonts w:eastAsia="Times New Roman" w:cstheme="minorHAnsi"/>
-                <w:lang w:eastAsia="en-IN"/>
-              </w:rPr>
-              <w:t>1</w:t>
-            </w:r>
-          </w:p>
-        </w:tc>
-      </w:tr>
-      <w:tr>
-        <w:trPr>
-          <w:tblCellSpacing w:w="15" w:type="dxa"/>
-        </w:trPr>
-        <w:tc>
-          <w:tcPr>
-            <w:tcW w:w="0" w:type="auto"/>
-            <w:vAlign w:val="center"/>
-            <w:hideMark/>
-          </w:tcPr>
-          <w:p>
-            <w:pPr>
-              <w:spacing w:after="0" w:line="240" w:lineRule="auto"/>
-              <w:rPr>
-                <w:rFonts w:eastAsia="Times New Roman" w:cstheme="minorHAnsi"/>
-                <w:lang w:eastAsia="en-IN"/>
-              </w:rPr>
-            </w:pPr>
-            <w:r>
-              <w:rPr>
-                <w:rFonts w:eastAsia="Times New Roman" w:cstheme="minorHAnsi"/>
-                <w:lang w:eastAsia="en-IN"/>
-              </w:rPr>
-              <w:t>B</w:t>
-            </w:r>
-          </w:p>
-        </w:tc>
-        <w:tc>
-          <w:tcPr>
-            <w:tcW w:w="0" w:type="auto"/>
-            <w:vAlign w:val="center"/>
-            <w:hideMark/>
-          </w:tcPr>
-          <w:p>
-            <w:pPr>
-              <w:spacing w:after="0" w:line="240" w:lineRule="auto"/>
-              <w:rPr>
-                <w:rFonts w:eastAsia="Times New Roman" w:cstheme="minorHAnsi"/>
-                <w:lang w:eastAsia="en-IN"/>
-              </w:rPr>
-            </w:pPr>
-            <w:r>
-              <w:rPr>
-                <w:rFonts w:eastAsia="Times New Roman" w:cstheme="minorHAnsi"/>
-                <w:lang w:eastAsia="en-IN"/>
-              </w:rPr>
-              <w:t>IT</w:t>
-            </w:r>
-          </w:p>
-        </w:tc>
-        <w:tc>
-          <w:tcPr>
-            <w:tcW w:w="0" w:type="auto"/>
-            <w:vAlign w:val="center"/>
-            <w:hideMark/>
-          </w:tcPr>
-          <w:p>
-            <w:pPr>
-              <w:spacing w:after="0" w:line="240" w:lineRule="auto"/>
-              <w:rPr>
-                <w:rFonts w:eastAsia="Times New Roman" w:cstheme="minorHAnsi"/>
-                <w:lang w:eastAsia="en-IN"/>
-              </w:rPr>
-            </w:pPr>
-            <w:r>
-              <w:rPr>
-                <w:rFonts w:eastAsia="Times New Roman" w:cstheme="minorHAnsi"/>
-                <w:lang w:eastAsia="en-IN"/>
-              </w:rPr>
-              <w:t>1</w:t>
-            </w:r>
-          </w:p>
-        </w:tc>
-      </w:tr>
-      <w:tr>
-        <w:trPr>
-          <w:tblCellSpacing w:w="15" w:type="dxa"/>
-        </w:trPr>
-        <w:tc>
-          <w:tcPr>
-            <w:tcW w:w="0" w:type="auto"/>
-            <w:vAlign w:val="center"/>
-            <w:hideMark/>
-          </w:tcPr>
-          <w:p>
-            <w:pPr>
-              <w:spacing w:after="0" w:line="240" w:lineRule="auto"/>
-              <w:rPr>
-                <w:rFonts w:eastAsia="Times New Roman" w:cstheme="minorHAnsi"/>
-                <w:lang w:eastAsia="en-IN"/>
-              </w:rPr>
-            </w:pPr>
-            <w:r>
-              <w:rPr>
-                <w:rFonts w:eastAsia="Times New Roman" w:cstheme="minorHAnsi"/>
-                <w:lang w:eastAsia="en-IN"/>
-              </w:rPr>
-              <w:t>C</w:t>
-            </w:r>
-          </w:p>
-        </w:tc>
-        <w:tc>
-          <w:tcPr>
-            <w:tcW w:w="0" w:type="auto"/>
-            <w:vAlign w:val="center"/>
-            <w:hideMark/>
-          </w:tcPr>
-          <w:p>
-            <w:pPr>
-              <w:spacing w:after="0" w:line="240" w:lineRule="auto"/>
-              <w:rPr>
-                <w:rFonts w:eastAsia="Times New Roman" w:cstheme="minorHAnsi"/>
-                <w:lang w:eastAsia="en-IN"/>
-              </w:rPr>
-            </w:pPr>
-            <w:r>
-              <w:rPr>
-                <w:rFonts w:eastAsia="Times New Roman" w:cstheme="minorHAnsi"/>
-                <w:lang w:eastAsia="en-IN"/>
-              </w:rPr>
-              <w:t>IT</w:t>
-            </w:r>
-          </w:p>
-        </w:tc>
-        <w:tc>
-          <w:tcPr>
-            <w:tcW w:w="0" w:type="auto"/>
-            <w:vAlign w:val="center"/>
-            <w:hideMark/>
-          </w:tcPr>
-          <w:p>
-            <w:pPr>
-              <w:spacing w:after="0" w:line="240" w:lineRule="auto"/>
-              <w:rPr>
-                <w:rFonts w:eastAsia="Times New Roman" w:cstheme="minorHAnsi"/>
-                <w:lang w:eastAsia="en-IN"/>
-              </w:rPr>
-            </w:pPr>
-            <w:r>
-              <w:rPr>
-                <w:rFonts w:eastAsia="Times New Roman" w:cstheme="minorHAnsi"/>
-                <w:lang w:eastAsia="en-IN"/>
-              </w:rPr>
-              <w:t>3</w:t>
-            </w:r>
-          </w:p>
-        </w:tc>
-      </w:tr>
-    </w:tbl>
-    <w:p>
-      <w:pPr>
-        <w:spacing w:before="100" w:beforeAutospacing="1" w:after="100" w:afterAutospacing="1" w:line="240" w:lineRule="auto"/>
-        <w:rPr>
-          <w:rFonts w:eastAsia="Times New Roman" w:cstheme="minorHAnsi"/>
-          <w:lang w:eastAsia="en-IN"/>
-        </w:rPr>
-      </w:pPr>
-      <w:r>
-        <w:rPr>
-          <w:rFonts w:ascii="Calibri" w:eastAsia="Times New Roman" w:hAnsi="Calibri" w:cs="Calibri"/>
-          <w:lang w:eastAsia="en-IN"/>
-        </w:rPr>
-        <w:t>👉</w:t>
-      </w:r>
-      <w:r>
-        <w:rPr>
-          <w:rFonts w:eastAsia="Times New Roman" w:cstheme="minorHAnsi"/>
-          <w:lang w:eastAsia="en-IN"/>
-        </w:rPr>
-        <w:t xml:space="preserve"> Gaps exist</w:t>
-      </w:r>
-    </w:p>
-    <w:p>
-      <w:pPr>
-        <w:spacing w:after="0" w:line="240" w:lineRule="auto"/>
-        <w:rPr>
-          <w:rFonts w:eastAsia="Times New Roman" w:cstheme="minorHAnsi"/>
-          <w:lang w:eastAsia="en-IN"/>
-        </w:rPr>
-      </w:pPr>
-      <w:r>
-        <w:rPr>
-          <w:rFonts w:eastAsia="Times New Roman" w:cstheme="minorHAnsi"/>
-          <w:lang w:eastAsia="en-IN"/>
-        </w:rPr>
-        <w:pict>
-          <v:rect id="_x0000_i1054" style="width:0;height:1.5pt" o:hralign="center" o:hrstd="t" o:hr="t" fillcolor="#a0a0a0" stroked="f"/>
-        </w:pict>
-      </w:r>
-    </w:p>
-    <w:p>
-      <w:pPr>
-        <w:spacing w:before="100" w:beforeAutospacing="1" w:after="100" w:afterAutospacing="1" w:line="240" w:lineRule="auto"/>
-        <w:outlineLvl w:val="2"/>
-        <w:rPr>
-          <w:rFonts w:eastAsia="Times New Roman" w:cstheme="minorHAnsi"/>
-          <w:b/>
-          <w:bCs/>
-          <w:lang w:eastAsia="en-IN"/>
-        </w:rPr>
-      </w:pPr>
-      <w:r>
-        <w:rPr>
-          <w:rFonts w:eastAsia="Times New Roman" w:cstheme="minorHAnsi"/>
-          <w:b/>
-          <w:bCs/>
-          <w:lang w:eastAsia="en-IN"/>
-        </w:rPr>
-        <w:t>DENSE_RANK</w:t>
+          <w:noProof/>
+          <w:lang w:eastAsia="en-IN"/>
+        </w:rPr>
+      </w:pPr>
+      <w:r>
+        <w:rPr>
+          <w:rFonts w:eastAsia="Times New Roman" w:cstheme="minorHAnsi"/>
+          <w:noProof/>
+          <w:lang w:eastAsia="en-IN"/>
+        </w:rPr>
+        <w:t>RANK() OVER (PARTITION BY dept ORDER BY salary DESC)</w:t>
       </w:r>
     </w:p>
     <w:p>
@@ -11486,183 +11394,132 @@
         <w:spacing w:after="0" w:line="240" w:lineRule="auto"/>
         <w:rPr>
           <w:rFonts w:eastAsia="Times New Roman" w:cstheme="minorHAnsi"/>
-          <w:lang w:eastAsia="en-IN"/>
-        </w:rPr>
-      </w:pPr>
-      <w:r>
-        <w:rPr>
-          <w:rFonts w:eastAsia="Times New Roman" w:cstheme="minorHAnsi"/>
-          <w:lang w:eastAsia="en-IN"/>
-        </w:rPr>
-        <w:t>DENSE_</w:t>
-      </w:r>
-      <w:proofErr w:type="gramStart"/>
-      <w:r>
-        <w:rPr>
-          <w:rFonts w:eastAsia="Times New Roman" w:cstheme="minorHAnsi"/>
-          <w:lang w:eastAsia="en-IN"/>
-        </w:rPr>
-        <w:t>RANK(</w:t>
-      </w:r>
-      <w:proofErr w:type="gramEnd"/>
-      <w:r>
-        <w:rPr>
-          <w:rFonts w:eastAsia="Times New Roman" w:cstheme="minorHAnsi"/>
-          <w:lang w:eastAsia="en-IN"/>
-        </w:rPr>
-        <w:t xml:space="preserve">) OVER (PARTITION BY </w:t>
-      </w:r>
-      <w:proofErr w:type="spellStart"/>
-      <w:r>
-        <w:rPr>
-          <w:rFonts w:eastAsia="Times New Roman" w:cstheme="minorHAnsi"/>
-          <w:lang w:eastAsia="en-IN"/>
-        </w:rPr>
-        <w:t>dept</w:t>
-      </w:r>
-      <w:proofErr w:type="spellEnd"/>
-      <w:r>
-        <w:rPr>
-          <w:rFonts w:eastAsia="Times New Roman" w:cstheme="minorHAnsi"/>
-          <w:lang w:eastAsia="en-IN"/>
-        </w:rPr>
-        <w:t xml:space="preserve"> ORDER BY salary DESC)</w:t>
-      </w:r>
+          <w:noProof/>
+          <w:lang w:eastAsia="en-IN"/>
+        </w:rPr>
+      </w:pPr>
     </w:p>
     <w:tbl>
       <w:tblPr>
-        <w:tblW w:w="0" w:type="auto"/>
-        <w:tblCellSpacing w:w="15" w:type="dxa"/>
-        <w:tblCellMar>
-          <w:top w:w="15" w:type="dxa"/>
-          <w:left w:w="15" w:type="dxa"/>
-          <w:bottom w:w="15" w:type="dxa"/>
-          <w:right w:w="15" w:type="dxa"/>
-        </w:tblCellMar>
+        <w:tblStyle w:val="TableGrid"/>
+        <w:tblW w:w="4295" w:type="dxa"/>
         <w:tblLook w:val="04A0" w:firstRow="1" w:lastRow="0" w:firstColumn="1" w:lastColumn="0" w:noHBand="0" w:noVBand="1"/>
       </w:tblPr>
       <w:tblGrid>
-        <w:gridCol w:w="483"/>
-        <w:gridCol w:w="484"/>
-        <w:gridCol w:w="272"/>
+        <w:gridCol w:w="1417"/>
+        <w:gridCol w:w="1454"/>
+        <w:gridCol w:w="1424"/>
       </w:tblGrid>
       <w:tr>
         <w:trPr>
-          <w:tblHeader/>
-          <w:tblCellSpacing w:w="15" w:type="dxa"/>
+          <w:trHeight w:val="511"/>
         </w:trPr>
         <w:tc>
           <w:tcPr>
             <w:tcW w:w="0" w:type="auto"/>
-            <w:vAlign w:val="center"/>
-            <w:hideMark/>
-          </w:tcPr>
-          <w:p>
-            <w:pPr>
-              <w:spacing w:after="0" w:line="240" w:lineRule="auto"/>
+            <w:hideMark/>
+          </w:tcPr>
+          <w:p>
+            <w:pPr>
               <w:jc w:val="center"/>
               <w:rPr>
                 <w:rFonts w:eastAsia="Times New Roman" w:cstheme="minorHAnsi"/>
                 <w:b/>
                 <w:bCs/>
-                <w:lang w:eastAsia="en-IN"/>
-              </w:rPr>
-            </w:pPr>
-            <w:proofErr w:type="spellStart"/>
+                <w:noProof/>
+                <w:lang w:eastAsia="en-IN"/>
+              </w:rPr>
+            </w:pPr>
             <w:r>
               <w:rPr>
                 <w:rFonts w:eastAsia="Times New Roman" w:cstheme="minorHAnsi"/>
                 <w:b/>
                 <w:bCs/>
+                <w:noProof/>
                 <w:lang w:eastAsia="en-IN"/>
               </w:rPr>
               <w:t>emp</w:t>
             </w:r>
-            <w:proofErr w:type="spellEnd"/>
-          </w:p>
-        </w:tc>
-        <w:tc>
-          <w:tcPr>
-            <w:tcW w:w="0" w:type="auto"/>
-            <w:vAlign w:val="center"/>
-            <w:hideMark/>
-          </w:tcPr>
-          <w:p>
-            <w:pPr>
-              <w:spacing w:after="0" w:line="240" w:lineRule="auto"/>
+          </w:p>
+        </w:tc>
+        <w:tc>
+          <w:tcPr>
+            <w:tcW w:w="0" w:type="auto"/>
+            <w:hideMark/>
+          </w:tcPr>
+          <w:p>
+            <w:pPr>
               <w:jc w:val="center"/>
               <w:rPr>
                 <w:rFonts w:eastAsia="Times New Roman" w:cstheme="minorHAnsi"/>
                 <w:b/>
                 <w:bCs/>
-                <w:lang w:eastAsia="en-IN"/>
-              </w:rPr>
-            </w:pPr>
-            <w:proofErr w:type="spellStart"/>
+                <w:noProof/>
+                <w:lang w:eastAsia="en-IN"/>
+              </w:rPr>
+            </w:pPr>
             <w:r>
               <w:rPr>
                 <w:rFonts w:eastAsia="Times New Roman" w:cstheme="minorHAnsi"/>
                 <w:b/>
                 <w:bCs/>
+                <w:noProof/>
                 <w:lang w:eastAsia="en-IN"/>
               </w:rPr>
               <w:t>dept</w:t>
             </w:r>
-            <w:proofErr w:type="spellEnd"/>
-          </w:p>
-        </w:tc>
-        <w:tc>
-          <w:tcPr>
-            <w:tcW w:w="0" w:type="auto"/>
-            <w:vAlign w:val="center"/>
-            <w:hideMark/>
-          </w:tcPr>
-          <w:p>
-            <w:pPr>
-              <w:spacing w:after="0" w:line="240" w:lineRule="auto"/>
+          </w:p>
+        </w:tc>
+        <w:tc>
+          <w:tcPr>
+            <w:tcW w:w="0" w:type="auto"/>
+            <w:hideMark/>
+          </w:tcPr>
+          <w:p>
+            <w:pPr>
               <w:jc w:val="center"/>
               <w:rPr>
                 <w:rFonts w:eastAsia="Times New Roman" w:cstheme="minorHAnsi"/>
                 <w:b/>
                 <w:bCs/>
-                <w:lang w:eastAsia="en-IN"/>
-              </w:rPr>
-            </w:pPr>
-            <w:proofErr w:type="spellStart"/>
+                <w:noProof/>
+                <w:lang w:eastAsia="en-IN"/>
+              </w:rPr>
+            </w:pPr>
             <w:r>
               <w:rPr>
                 <w:rFonts w:eastAsia="Times New Roman" w:cstheme="minorHAnsi"/>
                 <w:b/>
                 <w:bCs/>
-                <w:lang w:eastAsia="en-IN"/>
-              </w:rPr>
-              <w:t>dr</w:t>
-            </w:r>
-            <w:proofErr w:type="spellEnd"/>
+                <w:noProof/>
+                <w:lang w:eastAsia="en-IN"/>
+              </w:rPr>
+              <w:t>rank</w:t>
+            </w:r>
           </w:p>
         </w:tc>
       </w:tr>
       <w:tr>
         <w:trPr>
-          <w:tblCellSpacing w:w="15" w:type="dxa"/>
+          <w:trHeight w:val="482"/>
         </w:trPr>
         <w:tc>
           <w:tcPr>
             <w:tcW w:w="0" w:type="auto"/>
-            <w:vAlign w:val="center"/>
-            <w:hideMark/>
-          </w:tcPr>
-          <w:p>
-            <w:pPr>
-              <w:spacing w:after="0" w:line="240" w:lineRule="auto"/>
-              <w:rPr>
-                <w:rFonts w:eastAsia="Times New Roman" w:cstheme="minorHAnsi"/>
-                <w:lang w:eastAsia="en-IN"/>
-              </w:rPr>
-            </w:pPr>
-            <w:r>
-              <w:rPr>
-                <w:rFonts w:eastAsia="Times New Roman" w:cstheme="minorHAnsi"/>
+            <w:hideMark/>
+          </w:tcPr>
+          <w:p>
+            <w:pPr>
+              <w:rPr>
+                <w:rFonts w:eastAsia="Times New Roman" w:cstheme="minorHAnsi"/>
+                <w:noProof/>
+                <w:lang w:eastAsia="en-IN"/>
+              </w:rPr>
+            </w:pPr>
+            <w:r>
+              <w:rPr>
+                <w:rFonts w:eastAsia="Times New Roman" w:cstheme="minorHAnsi"/>
+                <w:noProof/>
                 <w:lang w:eastAsia="en-IN"/>
               </w:rPr>
               <w:t>A</w:t>
@@ -11672,20 +11529,20 @@
         <w:tc>
           <w:tcPr>
             <w:tcW w:w="0" w:type="auto"/>
-            <w:vAlign w:val="center"/>
-            <w:hideMark/>
-          </w:tcPr>
-          <w:p>
-            <w:pPr>
-              <w:spacing w:after="0" w:line="240" w:lineRule="auto"/>
-              <w:rPr>
-                <w:rFonts w:eastAsia="Times New Roman" w:cstheme="minorHAnsi"/>
-                <w:lang w:eastAsia="en-IN"/>
-              </w:rPr>
-            </w:pPr>
-            <w:r>
-              <w:rPr>
-                <w:rFonts w:eastAsia="Times New Roman" w:cstheme="minorHAnsi"/>
+            <w:hideMark/>
+          </w:tcPr>
+          <w:p>
+            <w:pPr>
+              <w:rPr>
+                <w:rFonts w:eastAsia="Times New Roman" w:cstheme="minorHAnsi"/>
+                <w:noProof/>
+                <w:lang w:eastAsia="en-IN"/>
+              </w:rPr>
+            </w:pPr>
+            <w:r>
+              <w:rPr>
+                <w:rFonts w:eastAsia="Times New Roman" w:cstheme="minorHAnsi"/>
+                <w:noProof/>
                 <w:lang w:eastAsia="en-IN"/>
               </w:rPr>
               <w:t>IT</w:t>
@@ -11695,20 +11552,20 @@
         <w:tc>
           <w:tcPr>
             <w:tcW w:w="0" w:type="auto"/>
-            <w:vAlign w:val="center"/>
-            <w:hideMark/>
-          </w:tcPr>
-          <w:p>
-            <w:pPr>
-              <w:spacing w:after="0" w:line="240" w:lineRule="auto"/>
-              <w:rPr>
-                <w:rFonts w:eastAsia="Times New Roman" w:cstheme="minorHAnsi"/>
-                <w:lang w:eastAsia="en-IN"/>
-              </w:rPr>
-            </w:pPr>
-            <w:r>
-              <w:rPr>
-                <w:rFonts w:eastAsia="Times New Roman" w:cstheme="minorHAnsi"/>
+            <w:hideMark/>
+          </w:tcPr>
+          <w:p>
+            <w:pPr>
+              <w:rPr>
+                <w:rFonts w:eastAsia="Times New Roman" w:cstheme="minorHAnsi"/>
+                <w:noProof/>
+                <w:lang w:eastAsia="en-IN"/>
+              </w:rPr>
+            </w:pPr>
+            <w:r>
+              <w:rPr>
+                <w:rFonts w:eastAsia="Times New Roman" w:cstheme="minorHAnsi"/>
+                <w:noProof/>
                 <w:lang w:eastAsia="en-IN"/>
               </w:rPr>
               <w:t>1</w:t>
@@ -11718,25 +11575,25 @@
       </w:tr>
       <w:tr>
         <w:trPr>
-          <w:tblCellSpacing w:w="15" w:type="dxa"/>
+          <w:trHeight w:val="511"/>
         </w:trPr>
         <w:tc>
           <w:tcPr>
             <w:tcW w:w="0" w:type="auto"/>
-            <w:vAlign w:val="center"/>
-            <w:hideMark/>
-          </w:tcPr>
-          <w:p>
-            <w:pPr>
-              <w:spacing w:after="0" w:line="240" w:lineRule="auto"/>
-              <w:rPr>
-                <w:rFonts w:eastAsia="Times New Roman" w:cstheme="minorHAnsi"/>
-                <w:lang w:eastAsia="en-IN"/>
-              </w:rPr>
-            </w:pPr>
-            <w:r>
-              <w:rPr>
-                <w:rFonts w:eastAsia="Times New Roman" w:cstheme="minorHAnsi"/>
+            <w:hideMark/>
+          </w:tcPr>
+          <w:p>
+            <w:pPr>
+              <w:rPr>
+                <w:rFonts w:eastAsia="Times New Roman" w:cstheme="minorHAnsi"/>
+                <w:noProof/>
+                <w:lang w:eastAsia="en-IN"/>
+              </w:rPr>
+            </w:pPr>
+            <w:r>
+              <w:rPr>
+                <w:rFonts w:eastAsia="Times New Roman" w:cstheme="minorHAnsi"/>
+                <w:noProof/>
                 <w:lang w:eastAsia="en-IN"/>
               </w:rPr>
               <w:t>B</w:t>
@@ -11746,20 +11603,20 @@
         <w:tc>
           <w:tcPr>
             <w:tcW w:w="0" w:type="auto"/>
-            <w:vAlign w:val="center"/>
-            <w:hideMark/>
-          </w:tcPr>
-          <w:p>
-            <w:pPr>
-              <w:spacing w:after="0" w:line="240" w:lineRule="auto"/>
-              <w:rPr>
-                <w:rFonts w:eastAsia="Times New Roman" w:cstheme="minorHAnsi"/>
-                <w:lang w:eastAsia="en-IN"/>
-              </w:rPr>
-            </w:pPr>
-            <w:r>
-              <w:rPr>
-                <w:rFonts w:eastAsia="Times New Roman" w:cstheme="minorHAnsi"/>
+            <w:hideMark/>
+          </w:tcPr>
+          <w:p>
+            <w:pPr>
+              <w:rPr>
+                <w:rFonts w:eastAsia="Times New Roman" w:cstheme="minorHAnsi"/>
+                <w:noProof/>
+                <w:lang w:eastAsia="en-IN"/>
+              </w:rPr>
+            </w:pPr>
+            <w:r>
+              <w:rPr>
+                <w:rFonts w:eastAsia="Times New Roman" w:cstheme="minorHAnsi"/>
+                <w:noProof/>
                 <w:lang w:eastAsia="en-IN"/>
               </w:rPr>
               <w:t>IT</w:t>
@@ -11769,20 +11626,20 @@
         <w:tc>
           <w:tcPr>
             <w:tcW w:w="0" w:type="auto"/>
-            <w:vAlign w:val="center"/>
-            <w:hideMark/>
-          </w:tcPr>
-          <w:p>
-            <w:pPr>
-              <w:spacing w:after="0" w:line="240" w:lineRule="auto"/>
-              <w:rPr>
-                <w:rFonts w:eastAsia="Times New Roman" w:cstheme="minorHAnsi"/>
-                <w:lang w:eastAsia="en-IN"/>
-              </w:rPr>
-            </w:pPr>
-            <w:r>
-              <w:rPr>
-                <w:rFonts w:eastAsia="Times New Roman" w:cstheme="minorHAnsi"/>
+            <w:hideMark/>
+          </w:tcPr>
+          <w:p>
+            <w:pPr>
+              <w:rPr>
+                <w:rFonts w:eastAsia="Times New Roman" w:cstheme="minorHAnsi"/>
+                <w:noProof/>
+                <w:lang w:eastAsia="en-IN"/>
+              </w:rPr>
+            </w:pPr>
+            <w:r>
+              <w:rPr>
+                <w:rFonts w:eastAsia="Times New Roman" w:cstheme="minorHAnsi"/>
+                <w:noProof/>
                 <w:lang w:eastAsia="en-IN"/>
               </w:rPr>
               <w:t>1</w:t>
@@ -11792,25 +11649,25 @@
       </w:tr>
       <w:tr>
         <w:trPr>
-          <w:tblCellSpacing w:w="15" w:type="dxa"/>
+          <w:trHeight w:val="511"/>
         </w:trPr>
         <w:tc>
           <w:tcPr>
             <w:tcW w:w="0" w:type="auto"/>
-            <w:vAlign w:val="center"/>
-            <w:hideMark/>
-          </w:tcPr>
-          <w:p>
-            <w:pPr>
-              <w:spacing w:after="0" w:line="240" w:lineRule="auto"/>
-              <w:rPr>
-                <w:rFonts w:eastAsia="Times New Roman" w:cstheme="minorHAnsi"/>
-                <w:lang w:eastAsia="en-IN"/>
-              </w:rPr>
-            </w:pPr>
-            <w:r>
-              <w:rPr>
-                <w:rFonts w:eastAsia="Times New Roman" w:cstheme="minorHAnsi"/>
+            <w:hideMark/>
+          </w:tcPr>
+          <w:p>
+            <w:pPr>
+              <w:rPr>
+                <w:rFonts w:eastAsia="Times New Roman" w:cstheme="minorHAnsi"/>
+                <w:noProof/>
+                <w:lang w:eastAsia="en-IN"/>
+              </w:rPr>
+            </w:pPr>
+            <w:r>
+              <w:rPr>
+                <w:rFonts w:eastAsia="Times New Roman" w:cstheme="minorHAnsi"/>
+                <w:noProof/>
                 <w:lang w:eastAsia="en-IN"/>
               </w:rPr>
               <w:t>C</w:t>
@@ -11820,20 +11677,20 @@
         <w:tc>
           <w:tcPr>
             <w:tcW w:w="0" w:type="auto"/>
-            <w:vAlign w:val="center"/>
-            <w:hideMark/>
-          </w:tcPr>
-          <w:p>
-            <w:pPr>
-              <w:spacing w:after="0" w:line="240" w:lineRule="auto"/>
-              <w:rPr>
-                <w:rFonts w:eastAsia="Times New Roman" w:cstheme="minorHAnsi"/>
-                <w:lang w:eastAsia="en-IN"/>
-              </w:rPr>
-            </w:pPr>
-            <w:r>
-              <w:rPr>
-                <w:rFonts w:eastAsia="Times New Roman" w:cstheme="minorHAnsi"/>
+            <w:hideMark/>
+          </w:tcPr>
+          <w:p>
+            <w:pPr>
+              <w:rPr>
+                <w:rFonts w:eastAsia="Times New Roman" w:cstheme="minorHAnsi"/>
+                <w:noProof/>
+                <w:lang w:eastAsia="en-IN"/>
+              </w:rPr>
+            </w:pPr>
+            <w:r>
+              <w:rPr>
+                <w:rFonts w:eastAsia="Times New Roman" w:cstheme="minorHAnsi"/>
+                <w:noProof/>
                 <w:lang w:eastAsia="en-IN"/>
               </w:rPr>
               <w:t>IT</w:t>
@@ -11843,23 +11700,24 @@
         <w:tc>
           <w:tcPr>
             <w:tcW w:w="0" w:type="auto"/>
-            <w:vAlign w:val="center"/>
-            <w:hideMark/>
-          </w:tcPr>
-          <w:p>
-            <w:pPr>
-              <w:spacing w:after="0" w:line="240" w:lineRule="auto"/>
-              <w:rPr>
-                <w:rFonts w:eastAsia="Times New Roman" w:cstheme="minorHAnsi"/>
-                <w:lang w:eastAsia="en-IN"/>
-              </w:rPr>
-            </w:pPr>
-            <w:r>
-              <w:rPr>
-                <w:rFonts w:eastAsia="Times New Roman" w:cstheme="minorHAnsi"/>
-                <w:lang w:eastAsia="en-IN"/>
-              </w:rPr>
-              <w:t>2</w:t>
+            <w:hideMark/>
+          </w:tcPr>
+          <w:p>
+            <w:pPr>
+              <w:rPr>
+                <w:rFonts w:eastAsia="Times New Roman" w:cstheme="minorHAnsi"/>
+                <w:noProof/>
+                <w:lang w:eastAsia="en-IN"/>
+              </w:rPr>
+            </w:pPr>
+            <w:r>
+              <w:rPr>
+                <w:rFonts w:eastAsia="Times New Roman" w:cstheme="minorHAnsi"/>
+                <w:noProof/>
+                <w:highlight w:val="green"/>
+                <w:lang w:eastAsia="en-IN"/>
+              </w:rPr>
+              <w:t>3</w:t>
             </w:r>
           </w:p>
         </w:tc>
@@ -11870,112 +11728,18 @@
         <w:spacing w:before="100" w:beforeAutospacing="1" w:after="100" w:afterAutospacing="1" w:line="240" w:lineRule="auto"/>
         <w:rPr>
           <w:rFonts w:eastAsia="Times New Roman" w:cstheme="minorHAnsi"/>
-          <w:lang w:eastAsia="en-IN"/>
-        </w:rPr>
-      </w:pPr>
-      <w:r>
-        <w:rPr>
-          <w:rFonts w:ascii="Calibri" w:eastAsia="Times New Roman" w:hAnsi="Calibri" w:cs="Calibri"/>
-          <w:lang w:eastAsia="en-IN"/>
-        </w:rPr>
-        <w:t>👉</w:t>
-      </w:r>
-      <w:r>
-        <w:rPr>
-          <w:rFonts w:eastAsia="Times New Roman" w:cstheme="minorHAnsi"/>
-          <w:lang w:eastAsia="en-IN"/>
-        </w:rPr>
-        <w:t xml:space="preserve"> No gaps</w:t>
-      </w:r>
-    </w:p>
-    <w:p>
-      <w:pPr>
-        <w:spacing w:before="100" w:beforeAutospacing="1" w:after="100" w:afterAutospacing="1" w:line="240" w:lineRule="auto"/>
-        <w:rPr>
-          <w:rFonts w:eastAsia="Times New Roman" w:cstheme="minorHAnsi"/>
-          <w:lang w:eastAsia="en-IN"/>
-        </w:rPr>
-      </w:pPr>
-      <w:r>
-        <w:rPr>
-          <w:rFonts w:ascii="Calibri" w:eastAsia="Times New Roman" w:hAnsi="Calibri" w:cs="Calibri"/>
-          <w:lang w:eastAsia="en-IN"/>
-        </w:rPr>
-        <w:t>🎯</w:t>
-      </w:r>
-      <w:r>
-        <w:rPr>
-          <w:rFonts w:eastAsia="Times New Roman" w:cstheme="minorHAnsi"/>
-          <w:lang w:eastAsia="en-IN"/>
-        </w:rPr>
-        <w:t xml:space="preserve"> </w:t>
-      </w:r>
-      <w:r>
-        <w:rPr>
-          <w:rFonts w:eastAsia="Times New Roman" w:cstheme="minorHAnsi"/>
-          <w:b/>
-          <w:bCs/>
-          <w:lang w:eastAsia="en-IN"/>
-        </w:rPr>
-        <w:t>Interview tip</w:t>
-      </w:r>
-    </w:p>
-    <w:p>
-      <w:pPr>
-        <w:numPr>
-          <w:ilvl w:val="0"/>
-          <w:numId w:val="16"/>
-        </w:numPr>
-        <w:spacing w:before="100" w:beforeAutospacing="1" w:after="100" w:afterAutospacing="1" w:line="240" w:lineRule="auto"/>
-        <w:rPr>
-          <w:rFonts w:eastAsia="Times New Roman" w:cstheme="minorHAnsi"/>
-          <w:lang w:eastAsia="en-IN"/>
-        </w:rPr>
-      </w:pPr>
-      <w:r>
-        <w:rPr>
-          <w:rFonts w:eastAsia="Times New Roman" w:cstheme="minorHAnsi"/>
-          <w:i/>
-          <w:iCs/>
-          <w:lang w:eastAsia="en-IN"/>
-        </w:rPr>
-        <w:t>Top N rows</w:t>
-      </w:r>
-      <w:r>
-        <w:rPr>
-          <w:rFonts w:eastAsia="Times New Roman" w:cstheme="minorHAnsi"/>
-          <w:lang w:eastAsia="en-IN"/>
-        </w:rPr>
-        <w:t xml:space="preserve"> → ROW_NUMBER</w:t>
-      </w:r>
-    </w:p>
-    <w:p>
-      <w:pPr>
-        <w:numPr>
-          <w:ilvl w:val="0"/>
-          <w:numId w:val="16"/>
-        </w:numPr>
-        <w:spacing w:before="100" w:beforeAutospacing="1" w:after="100" w:afterAutospacing="1" w:line="240" w:lineRule="auto"/>
-        <w:rPr>
-          <w:rFonts w:eastAsia="Times New Roman" w:cstheme="minorHAnsi"/>
-          <w:lang w:eastAsia="en-IN"/>
-        </w:rPr>
-      </w:pPr>
-      <w:r>
-        <w:rPr>
-          <w:rFonts w:eastAsia="Times New Roman" w:cstheme="minorHAnsi"/>
-          <w:i/>
-          <w:iCs/>
-          <w:lang w:eastAsia="en-IN"/>
-        </w:rPr>
-        <w:t>Nth highest</w:t>
-      </w:r>
-      <w:r>
-        <w:rPr>
-          <w:rFonts w:eastAsia="Times New Roman" w:cstheme="minorHAnsi"/>
-          <w:lang w:eastAsia="en-IN"/>
-        </w:rPr>
-        <w:t xml:space="preserve"> → DENSE_RANK</w:t>
+          <w:sz w:val="28"/>
+          <w:lang w:eastAsia="en-IN"/>
+        </w:rPr>
+      </w:pPr>
+      <w:r>
+        <w:rPr>
+          <w:rFonts w:eastAsia="Times New Roman" w:cstheme="minorHAnsi"/>
+          <w:sz w:val="28"/>
+          <w:highlight w:val="green"/>
+          <w:lang w:eastAsia="en-IN"/>
+        </w:rPr>
+        <w:t>Gaps exist</w:t>
       </w:r>
     </w:p>
     <w:p>
@@ -11992,31 +11756,8 @@
           <w:lang w:eastAsia="en-IN"/>
         </w:rPr>
         <w:pict>
-          <v:rect id="_x0000_i1055" style="width:0;height:1.5pt" o:hralign="center" o:hrstd="t" o:hr="t" fillcolor="#a0a0a0" stroked="f"/>
+          <v:rect id="_x0000_i1054" style="width:0;height:1.5pt" o:hralign="center" o:hrstd="t" o:hr="t" fillcolor="#a0a0a0" stroked="f"/>
         </w:pict>
-      </w:r>
-    </w:p>
-    <w:p>
-      <w:pPr>
-        <w:spacing w:before="100" w:beforeAutospacing="1" w:after="100" w:afterAutospacing="1" w:line="240" w:lineRule="auto"/>
-        <w:outlineLvl w:val="0"/>
-        <w:rPr>
-          <w:rFonts w:eastAsia="Times New Roman" w:cstheme="minorHAnsi"/>
-          <w:b/>
-          <w:bCs/>
-          <w:kern w:val="36"/>
-          <w:lang w:eastAsia="en-IN"/>
-        </w:rPr>
-      </w:pPr>
-      <w:r>
-        <w:rPr>
-          <w:rFonts w:eastAsia="Times New Roman" w:cstheme="minorHAnsi"/>
-          <w:b/>
-          <w:bCs/>
-          <w:kern w:val="36"/>
-          <w:lang w:eastAsia="en-IN"/>
-        </w:rPr>
-        <w:t>LEVEL 2 — TOP N PER GROUP (MOST ASKED)</w:t>
       </w:r>
     </w:p>
     <w:p>
@@ -12027,54 +11768,20 @@
           <w:rFonts w:eastAsia="Times New Roman" w:cstheme="minorHAnsi"/>
           <w:b/>
           <w:bCs/>
-          <w:lang w:eastAsia="en-IN"/>
-        </w:rPr>
-      </w:pPr>
-      <w:r>
-        <w:rPr>
-          <w:rFonts w:eastAsia="Times New Roman" w:cstheme="minorHAnsi"/>
-          <w:b/>
-          <w:bCs/>
-          <w:lang w:eastAsia="en-IN"/>
-        </w:rPr>
-        <w:t>Question</w:t>
-      </w:r>
-    </w:p>
-    <w:p>
-      <w:pPr>
-        <w:spacing w:before="100" w:beforeAutospacing="1" w:after="100" w:afterAutospacing="1" w:line="240" w:lineRule="auto"/>
-        <w:rPr>
-          <w:rFonts w:eastAsia="Times New Roman" w:cstheme="minorHAnsi"/>
-          <w:lang w:eastAsia="en-IN"/>
-        </w:rPr>
-      </w:pPr>
-      <w:r>
-        <w:rPr>
-          <w:rFonts w:eastAsia="Times New Roman" w:cstheme="minorHAnsi"/>
-          <w:lang w:eastAsia="en-IN"/>
-        </w:rPr>
-        <w:t>Top 2 salaries per department</w:t>
-      </w:r>
-    </w:p>
-    <w:p>
-      <w:pPr>
-        <w:spacing w:before="100" w:beforeAutospacing="1" w:after="100" w:afterAutospacing="1" w:line="240" w:lineRule="auto"/>
-        <w:outlineLvl w:val="2"/>
-        <w:rPr>
-          <w:rFonts w:eastAsia="Times New Roman" w:cstheme="minorHAnsi"/>
-          <w:b/>
-          <w:bCs/>
-          <w:lang w:eastAsia="en-IN"/>
-        </w:rPr>
-      </w:pPr>
-      <w:r>
-        <w:rPr>
-          <w:rFonts w:eastAsia="Times New Roman" w:cstheme="minorHAnsi"/>
-          <w:b/>
-          <w:bCs/>
-          <w:lang w:eastAsia="en-IN"/>
-        </w:rPr>
-        <w:t>Correct</w:t>
+          <w:noProof/>
+          <w:lang w:eastAsia="en-IN"/>
+        </w:rPr>
+      </w:pPr>
+      <w:r>
+        <w:rPr>
+          <w:rFonts w:eastAsia="Times New Roman" w:cstheme="minorHAnsi"/>
+          <w:b/>
+          <w:bCs/>
+          <w:noProof/>
+          <w:lang w:eastAsia="en-IN"/>
+        </w:rPr>
+        <w:lastRenderedPageBreak/>
+        <w:t>DENSE_RANK</w:t>
       </w:r>
     </w:p>
     <w:p>
@@ -12100,15 +11807,17 @@
         <w:spacing w:after="0" w:line="240" w:lineRule="auto"/>
         <w:rPr>
           <w:rFonts w:eastAsia="Times New Roman" w:cstheme="minorHAnsi"/>
-          <w:lang w:eastAsia="en-IN"/>
-        </w:rPr>
-      </w:pPr>
-      <w:r>
-        <w:rPr>
-          <w:rFonts w:eastAsia="Times New Roman" w:cstheme="minorHAnsi"/>
-          <w:lang w:eastAsia="en-IN"/>
-        </w:rPr>
-        <w:t>SELECT *</w:t>
+          <w:noProof/>
+          <w:lang w:eastAsia="en-IN"/>
+        </w:rPr>
+      </w:pPr>
+      <w:r>
+        <w:rPr>
+          <w:rFonts w:eastAsia="Times New Roman" w:cstheme="minorHAnsi"/>
+          <w:noProof/>
+          <w:lang w:eastAsia="en-IN"/>
+        </w:rPr>
+        <w:t>DENSE_RANK() OVER (PARTITION BY dept ORDER BY salary DESC)</w:t>
       </w:r>
     </w:p>
     <w:p>
@@ -12134,15 +11843,509 @@
         <w:spacing w:after="0" w:line="240" w:lineRule="auto"/>
         <w:rPr>
           <w:rFonts w:eastAsia="Times New Roman" w:cstheme="minorHAnsi"/>
-          <w:lang w:eastAsia="en-IN"/>
-        </w:rPr>
-      </w:pPr>
-      <w:r>
-        <w:rPr>
-          <w:rFonts w:eastAsia="Times New Roman" w:cstheme="minorHAnsi"/>
-          <w:lang w:eastAsia="en-IN"/>
-        </w:rPr>
-        <w:t>FROM (</w:t>
+          <w:noProof/>
+          <w:lang w:eastAsia="en-IN"/>
+        </w:rPr>
+      </w:pPr>
+    </w:p>
+    <w:tbl>
+      <w:tblPr>
+        <w:tblStyle w:val="TableGrid"/>
+        <w:tblW w:w="5090" w:type="dxa"/>
+        <w:tblLook w:val="04A0" w:firstRow="1" w:lastRow="0" w:firstColumn="1" w:lastColumn="0" w:noHBand="0" w:noVBand="1"/>
+      </w:tblPr>
+      <w:tblGrid>
+        <w:gridCol w:w="1893"/>
+        <w:gridCol w:w="1943"/>
+        <w:gridCol w:w="1254"/>
+      </w:tblGrid>
+      <w:tr>
+        <w:trPr>
+          <w:trHeight w:val="580"/>
+        </w:trPr>
+        <w:tc>
+          <w:tcPr>
+            <w:tcW w:w="0" w:type="auto"/>
+            <w:hideMark/>
+          </w:tcPr>
+          <w:p>
+            <w:pPr>
+              <w:jc w:val="center"/>
+              <w:rPr>
+                <w:rFonts w:eastAsia="Times New Roman" w:cstheme="minorHAnsi"/>
+                <w:b/>
+                <w:bCs/>
+                <w:noProof/>
+                <w:lang w:eastAsia="en-IN"/>
+              </w:rPr>
+            </w:pPr>
+            <w:r>
+              <w:rPr>
+                <w:rFonts w:eastAsia="Times New Roman" w:cstheme="minorHAnsi"/>
+                <w:b/>
+                <w:bCs/>
+                <w:noProof/>
+                <w:lang w:eastAsia="en-IN"/>
+              </w:rPr>
+              <w:t>emp</w:t>
+            </w:r>
+          </w:p>
+        </w:tc>
+        <w:tc>
+          <w:tcPr>
+            <w:tcW w:w="0" w:type="auto"/>
+            <w:hideMark/>
+          </w:tcPr>
+          <w:p>
+            <w:pPr>
+              <w:jc w:val="center"/>
+              <w:rPr>
+                <w:rFonts w:eastAsia="Times New Roman" w:cstheme="minorHAnsi"/>
+                <w:b/>
+                <w:bCs/>
+                <w:noProof/>
+                <w:lang w:eastAsia="en-IN"/>
+              </w:rPr>
+            </w:pPr>
+            <w:r>
+              <w:rPr>
+                <w:rFonts w:eastAsia="Times New Roman" w:cstheme="minorHAnsi"/>
+                <w:b/>
+                <w:bCs/>
+                <w:noProof/>
+                <w:lang w:eastAsia="en-IN"/>
+              </w:rPr>
+              <w:t>dept</w:t>
+            </w:r>
+          </w:p>
+        </w:tc>
+        <w:tc>
+          <w:tcPr>
+            <w:tcW w:w="0" w:type="auto"/>
+            <w:hideMark/>
+          </w:tcPr>
+          <w:p>
+            <w:pPr>
+              <w:jc w:val="center"/>
+              <w:rPr>
+                <w:rFonts w:eastAsia="Times New Roman" w:cstheme="minorHAnsi"/>
+                <w:b/>
+                <w:bCs/>
+                <w:noProof/>
+                <w:lang w:eastAsia="en-IN"/>
+              </w:rPr>
+            </w:pPr>
+            <w:r>
+              <w:rPr>
+                <w:rFonts w:eastAsia="Times New Roman" w:cstheme="minorHAnsi"/>
+                <w:b/>
+                <w:bCs/>
+                <w:noProof/>
+                <w:lang w:eastAsia="en-IN"/>
+              </w:rPr>
+              <w:t>dr</w:t>
+            </w:r>
+          </w:p>
+        </w:tc>
+      </w:tr>
+      <w:tr>
+        <w:trPr>
+          <w:trHeight w:val="548"/>
+        </w:trPr>
+        <w:tc>
+          <w:tcPr>
+            <w:tcW w:w="0" w:type="auto"/>
+            <w:hideMark/>
+          </w:tcPr>
+          <w:p>
+            <w:pPr>
+              <w:rPr>
+                <w:rFonts w:eastAsia="Times New Roman" w:cstheme="minorHAnsi"/>
+                <w:lang w:eastAsia="en-IN"/>
+              </w:rPr>
+            </w:pPr>
+            <w:r>
+              <w:rPr>
+                <w:rFonts w:eastAsia="Times New Roman" w:cstheme="minorHAnsi"/>
+                <w:lang w:eastAsia="en-IN"/>
+              </w:rPr>
+              <w:t>A</w:t>
+            </w:r>
+          </w:p>
+        </w:tc>
+        <w:tc>
+          <w:tcPr>
+            <w:tcW w:w="0" w:type="auto"/>
+            <w:hideMark/>
+          </w:tcPr>
+          <w:p>
+            <w:pPr>
+              <w:rPr>
+                <w:rFonts w:eastAsia="Times New Roman" w:cstheme="minorHAnsi"/>
+                <w:lang w:eastAsia="en-IN"/>
+              </w:rPr>
+            </w:pPr>
+            <w:r>
+              <w:rPr>
+                <w:rFonts w:eastAsia="Times New Roman" w:cstheme="minorHAnsi"/>
+                <w:lang w:eastAsia="en-IN"/>
+              </w:rPr>
+              <w:t>IT</w:t>
+            </w:r>
+          </w:p>
+        </w:tc>
+        <w:tc>
+          <w:tcPr>
+            <w:tcW w:w="0" w:type="auto"/>
+            <w:hideMark/>
+          </w:tcPr>
+          <w:p>
+            <w:pPr>
+              <w:rPr>
+                <w:rFonts w:eastAsia="Times New Roman" w:cstheme="minorHAnsi"/>
+                <w:lang w:eastAsia="en-IN"/>
+              </w:rPr>
+            </w:pPr>
+            <w:r>
+              <w:rPr>
+                <w:rFonts w:eastAsia="Times New Roman" w:cstheme="minorHAnsi"/>
+                <w:lang w:eastAsia="en-IN"/>
+              </w:rPr>
+              <w:t>1</w:t>
+            </w:r>
+          </w:p>
+        </w:tc>
+      </w:tr>
+      <w:tr>
+        <w:trPr>
+          <w:trHeight w:val="580"/>
+        </w:trPr>
+        <w:tc>
+          <w:tcPr>
+            <w:tcW w:w="0" w:type="auto"/>
+            <w:hideMark/>
+          </w:tcPr>
+          <w:p>
+            <w:pPr>
+              <w:rPr>
+                <w:rFonts w:eastAsia="Times New Roman" w:cstheme="minorHAnsi"/>
+                <w:lang w:eastAsia="en-IN"/>
+              </w:rPr>
+            </w:pPr>
+            <w:r>
+              <w:rPr>
+                <w:rFonts w:eastAsia="Times New Roman" w:cstheme="minorHAnsi"/>
+                <w:lang w:eastAsia="en-IN"/>
+              </w:rPr>
+              <w:t>B</w:t>
+            </w:r>
+          </w:p>
+        </w:tc>
+        <w:tc>
+          <w:tcPr>
+            <w:tcW w:w="0" w:type="auto"/>
+            <w:hideMark/>
+          </w:tcPr>
+          <w:p>
+            <w:pPr>
+              <w:rPr>
+                <w:rFonts w:eastAsia="Times New Roman" w:cstheme="minorHAnsi"/>
+                <w:lang w:eastAsia="en-IN"/>
+              </w:rPr>
+            </w:pPr>
+            <w:r>
+              <w:rPr>
+                <w:rFonts w:eastAsia="Times New Roman" w:cstheme="minorHAnsi"/>
+                <w:lang w:eastAsia="en-IN"/>
+              </w:rPr>
+              <w:t>IT</w:t>
+            </w:r>
+          </w:p>
+        </w:tc>
+        <w:tc>
+          <w:tcPr>
+            <w:tcW w:w="0" w:type="auto"/>
+            <w:hideMark/>
+          </w:tcPr>
+          <w:p>
+            <w:pPr>
+              <w:rPr>
+                <w:rFonts w:eastAsia="Times New Roman" w:cstheme="minorHAnsi"/>
+                <w:lang w:eastAsia="en-IN"/>
+              </w:rPr>
+            </w:pPr>
+            <w:r>
+              <w:rPr>
+                <w:rFonts w:eastAsia="Times New Roman" w:cstheme="minorHAnsi"/>
+                <w:lang w:eastAsia="en-IN"/>
+              </w:rPr>
+              <w:t>1</w:t>
+            </w:r>
+          </w:p>
+        </w:tc>
+      </w:tr>
+      <w:tr>
+        <w:trPr>
+          <w:trHeight w:val="580"/>
+        </w:trPr>
+        <w:tc>
+          <w:tcPr>
+            <w:tcW w:w="0" w:type="auto"/>
+            <w:hideMark/>
+          </w:tcPr>
+          <w:p>
+            <w:pPr>
+              <w:rPr>
+                <w:rFonts w:eastAsia="Times New Roman" w:cstheme="minorHAnsi"/>
+                <w:lang w:eastAsia="en-IN"/>
+              </w:rPr>
+            </w:pPr>
+            <w:r>
+              <w:rPr>
+                <w:rFonts w:eastAsia="Times New Roman" w:cstheme="minorHAnsi"/>
+                <w:lang w:eastAsia="en-IN"/>
+              </w:rPr>
+              <w:t>C</w:t>
+            </w:r>
+          </w:p>
+        </w:tc>
+        <w:tc>
+          <w:tcPr>
+            <w:tcW w:w="0" w:type="auto"/>
+            <w:hideMark/>
+          </w:tcPr>
+          <w:p>
+            <w:pPr>
+              <w:rPr>
+                <w:rFonts w:eastAsia="Times New Roman" w:cstheme="minorHAnsi"/>
+                <w:lang w:eastAsia="en-IN"/>
+              </w:rPr>
+            </w:pPr>
+            <w:r>
+              <w:rPr>
+                <w:rFonts w:eastAsia="Times New Roman" w:cstheme="minorHAnsi"/>
+                <w:lang w:eastAsia="en-IN"/>
+              </w:rPr>
+              <w:t>IT</w:t>
+            </w:r>
+          </w:p>
+        </w:tc>
+        <w:tc>
+          <w:tcPr>
+            <w:tcW w:w="0" w:type="auto"/>
+            <w:hideMark/>
+          </w:tcPr>
+          <w:p>
+            <w:pPr>
+              <w:rPr>
+                <w:rFonts w:eastAsia="Times New Roman" w:cstheme="minorHAnsi"/>
+                <w:lang w:eastAsia="en-IN"/>
+              </w:rPr>
+            </w:pPr>
+            <w:r>
+              <w:rPr>
+                <w:rFonts w:eastAsia="Times New Roman" w:cstheme="minorHAnsi"/>
+                <w:highlight w:val="green"/>
+                <w:lang w:eastAsia="en-IN"/>
+              </w:rPr>
+              <w:t>2</w:t>
+            </w:r>
+          </w:p>
+        </w:tc>
+      </w:tr>
+    </w:tbl>
+    <w:p>
+      <w:pPr>
+        <w:spacing w:before="100" w:beforeAutospacing="1" w:after="100" w:afterAutospacing="1" w:line="240" w:lineRule="auto"/>
+        <w:rPr>
+          <w:rFonts w:eastAsia="Times New Roman" w:cstheme="minorHAnsi"/>
+          <w:sz w:val="32"/>
+          <w:lang w:eastAsia="en-IN"/>
+        </w:rPr>
+      </w:pPr>
+      <w:r>
+        <w:rPr>
+          <w:rFonts w:eastAsia="Times New Roman" w:cstheme="minorHAnsi"/>
+          <w:sz w:val="32"/>
+          <w:highlight w:val="green"/>
+          <w:lang w:eastAsia="en-IN"/>
+        </w:rPr>
+        <w:t>No gaps</w:t>
+      </w:r>
+    </w:p>
+    <w:p>
+      <w:pPr>
+        <w:spacing w:before="100" w:beforeAutospacing="1" w:after="100" w:afterAutospacing="1" w:line="240" w:lineRule="auto"/>
+        <w:rPr>
+          <w:rFonts w:eastAsia="Times New Roman" w:cstheme="minorHAnsi"/>
+          <w:lang w:eastAsia="en-IN"/>
+        </w:rPr>
+      </w:pPr>
+      <w:r>
+        <w:rPr>
+          <w:rFonts w:eastAsia="Times New Roman" w:cstheme="minorHAnsi"/>
+          <w:b/>
+          <w:bCs/>
+          <w:lang w:eastAsia="en-IN"/>
+        </w:rPr>
+        <w:t>Interview tip</w:t>
+      </w:r>
+    </w:p>
+    <w:p>
+      <w:pPr>
+        <w:numPr>
+          <w:ilvl w:val="0"/>
+          <w:numId w:val="16"/>
+        </w:numPr>
+        <w:spacing w:before="100" w:beforeAutospacing="1" w:after="100" w:afterAutospacing="1" w:line="240" w:lineRule="auto"/>
+        <w:rPr>
+          <w:rFonts w:eastAsia="Times New Roman" w:cstheme="minorHAnsi"/>
+          <w:lang w:eastAsia="en-IN"/>
+        </w:rPr>
+      </w:pPr>
+      <w:r>
+        <w:rPr>
+          <w:rFonts w:eastAsia="Times New Roman" w:cstheme="minorHAnsi"/>
+          <w:i/>
+          <w:iCs/>
+          <w:lang w:eastAsia="en-IN"/>
+        </w:rPr>
+        <w:t>Top N rows</w:t>
+      </w:r>
+      <w:r>
+        <w:rPr>
+          <w:rFonts w:eastAsia="Times New Roman" w:cstheme="minorHAnsi"/>
+          <w:lang w:eastAsia="en-IN"/>
+        </w:rPr>
+        <w:t xml:space="preserve"> → ROW_NUMBER</w:t>
+      </w:r>
+    </w:p>
+    <w:p>
+      <w:pPr>
+        <w:numPr>
+          <w:ilvl w:val="0"/>
+          <w:numId w:val="16"/>
+        </w:numPr>
+        <w:spacing w:before="100" w:beforeAutospacing="1" w:after="100" w:afterAutospacing="1" w:line="240" w:lineRule="auto"/>
+        <w:rPr>
+          <w:rFonts w:eastAsia="Times New Roman" w:cstheme="minorHAnsi"/>
+          <w:lang w:eastAsia="en-IN"/>
+        </w:rPr>
+      </w:pPr>
+      <w:r>
+        <w:rPr>
+          <w:rFonts w:eastAsia="Times New Roman" w:cstheme="minorHAnsi"/>
+          <w:i/>
+          <w:iCs/>
+          <w:lang w:eastAsia="en-IN"/>
+        </w:rPr>
+        <w:t>Nth highest</w:t>
+      </w:r>
+      <w:r>
+        <w:rPr>
+          <w:rFonts w:eastAsia="Times New Roman" w:cstheme="minorHAnsi"/>
+          <w:lang w:eastAsia="en-IN"/>
+        </w:rPr>
+        <w:t xml:space="preserve"> → DENSE_RANK</w:t>
+      </w:r>
+    </w:p>
+    <w:p>
+      <w:pPr>
+        <w:spacing w:after="0" w:line="240" w:lineRule="auto"/>
+        <w:rPr>
+          <w:rFonts w:eastAsia="Times New Roman" w:cstheme="minorHAnsi"/>
+          <w:lang w:eastAsia="en-IN"/>
+        </w:rPr>
+      </w:pPr>
+      <w:r>
+        <w:rPr>
+          <w:rFonts w:eastAsia="Times New Roman" w:cstheme="minorHAnsi"/>
+          <w:lang w:eastAsia="en-IN"/>
+        </w:rPr>
+        <w:pict>
+          <v:rect id="_x0000_i1055" style="width:0;height:1.5pt" o:hralign="center" o:hrstd="t" o:hr="t" fillcolor="#a0a0a0" stroked="f"/>
+        </w:pict>
+      </w:r>
+    </w:p>
+    <w:p>
+      <w:pPr>
+        <w:spacing w:before="100" w:beforeAutospacing="1" w:after="100" w:afterAutospacing="1" w:line="240" w:lineRule="auto"/>
+        <w:outlineLvl w:val="0"/>
+        <w:rPr>
+          <w:rFonts w:eastAsia="Times New Roman" w:cstheme="minorHAnsi"/>
+          <w:b/>
+          <w:bCs/>
+          <w:kern w:val="36"/>
+          <w:lang w:eastAsia="en-IN"/>
+        </w:rPr>
+      </w:pPr>
+      <w:r>
+        <w:rPr>
+          <w:rFonts w:eastAsia="Times New Roman" w:cstheme="minorHAnsi"/>
+          <w:b/>
+          <w:bCs/>
+          <w:kern w:val="36"/>
+          <w:lang w:eastAsia="en-IN"/>
+        </w:rPr>
+        <w:t>LEVEL 2 — TOP N PER GROUP (MOST ASKED)</w:t>
+      </w:r>
+    </w:p>
+    <w:p>
+      <w:pPr>
+        <w:spacing w:before="100" w:beforeAutospacing="1" w:after="100" w:afterAutospacing="1" w:line="240" w:lineRule="auto"/>
+        <w:outlineLvl w:val="2"/>
+        <w:rPr>
+          <w:rFonts w:eastAsia="Times New Roman" w:cstheme="minorHAnsi"/>
+          <w:b/>
+          <w:bCs/>
+          <w:lang w:eastAsia="en-IN"/>
+        </w:rPr>
+      </w:pPr>
+      <w:r>
+        <w:rPr>
+          <w:rFonts w:eastAsia="Times New Roman" w:cstheme="minorHAnsi"/>
+          <w:b/>
+          <w:bCs/>
+          <w:lang w:eastAsia="en-IN"/>
+        </w:rPr>
+        <w:t>Question</w:t>
+      </w:r>
+    </w:p>
+    <w:p>
+      <w:pPr>
+        <w:spacing w:before="100" w:beforeAutospacing="1" w:after="100" w:afterAutospacing="1" w:line="240" w:lineRule="auto"/>
+        <w:rPr>
+          <w:rFonts w:eastAsia="Times New Roman" w:cstheme="minorHAnsi"/>
+          <w:lang w:eastAsia="en-IN"/>
+        </w:rPr>
+      </w:pPr>
+      <w:r>
+        <w:rPr>
+          <w:rFonts w:eastAsia="Times New Roman" w:cstheme="minorHAnsi"/>
+          <w:lang w:eastAsia="en-IN"/>
+        </w:rPr>
+        <w:t>Top 2 salaries per department</w:t>
+      </w:r>
+    </w:p>
+    <w:p>
+      <w:pPr>
+        <w:spacing w:before="100" w:beforeAutospacing="1" w:after="100" w:afterAutospacing="1" w:line="240" w:lineRule="auto"/>
+        <w:outlineLvl w:val="2"/>
+        <w:rPr>
+          <w:rFonts w:eastAsia="Times New Roman" w:cstheme="minorHAnsi"/>
+          <w:b/>
+          <w:bCs/>
+          <w:lang w:eastAsia="en-IN"/>
+        </w:rPr>
+      </w:pPr>
+      <w:r>
+        <w:rPr>
+          <w:rFonts w:eastAsia="Times New Roman" w:cstheme="minorHAnsi"/>
+          <w:b/>
+          <w:bCs/>
+          <w:lang w:eastAsia="en-IN"/>
+        </w:rPr>
+        <w:t>Correct</w:t>
       </w:r>
     </w:p>
     <w:p>
@@ -12168,15 +12371,17 @@
         <w:spacing w:after="0" w:line="240" w:lineRule="auto"/>
         <w:rPr>
           <w:rFonts w:eastAsia="Times New Roman" w:cstheme="minorHAnsi"/>
-          <w:lang w:eastAsia="en-IN"/>
-        </w:rPr>
-      </w:pPr>
-      <w:r>
-        <w:rPr>
-          <w:rFonts w:eastAsia="Times New Roman" w:cstheme="minorHAnsi"/>
-          <w:lang w:eastAsia="en-IN"/>
-        </w:rPr>
-        <w:t xml:space="preserve">  SELECT *,</w:t>
+          <w:noProof/>
+          <w:lang w:eastAsia="en-IN"/>
+        </w:rPr>
+      </w:pPr>
+      <w:r>
+        <w:rPr>
+          <w:rFonts w:eastAsia="Times New Roman" w:cstheme="minorHAnsi"/>
+          <w:noProof/>
+          <w:lang w:eastAsia="en-IN"/>
+        </w:rPr>
+        <w:t>SELECT *</w:t>
       </w:r>
     </w:p>
     <w:p>
@@ -12202,57 +12407,18 @@
         <w:spacing w:after="0" w:line="240" w:lineRule="auto"/>
         <w:rPr>
           <w:rFonts w:eastAsia="Times New Roman" w:cstheme="minorHAnsi"/>
-          <w:lang w:eastAsia="en-IN"/>
-        </w:rPr>
-      </w:pPr>
-      <w:r>
-        <w:rPr>
-          <w:rFonts w:eastAsia="Times New Roman" w:cstheme="minorHAnsi"/>
-          <w:lang w:eastAsia="en-IN"/>
-        </w:rPr>
-        <w:t xml:space="preserve">         ROW_</w:t>
-      </w:r>
-      <w:proofErr w:type="gramStart"/>
-      <w:r>
-        <w:rPr>
-          <w:rFonts w:eastAsia="Times New Roman" w:cstheme="minorHAnsi"/>
-          <w:lang w:eastAsia="en-IN"/>
-        </w:rPr>
-        <w:t>NUMBER(</w:t>
-      </w:r>
-      <w:proofErr w:type="gramEnd"/>
-      <w:r>
-        <w:rPr>
-          <w:rFonts w:eastAsia="Times New Roman" w:cstheme="minorHAnsi"/>
-          <w:lang w:eastAsia="en-IN"/>
-        </w:rPr>
-        <w:t xml:space="preserve">) OVER (PARTITION BY </w:t>
-      </w:r>
-      <w:proofErr w:type="spellStart"/>
-      <w:r>
-        <w:rPr>
-          <w:rFonts w:eastAsia="Times New Roman" w:cstheme="minorHAnsi"/>
-          <w:lang w:eastAsia="en-IN"/>
-        </w:rPr>
-        <w:t>dept</w:t>
-      </w:r>
-      <w:proofErr w:type="spellEnd"/>
-      <w:r>
-        <w:rPr>
-          <w:rFonts w:eastAsia="Times New Roman" w:cstheme="minorHAnsi"/>
-          <w:lang w:eastAsia="en-IN"/>
-        </w:rPr>
-        <w:t xml:space="preserve"> ORDER BY salary DESC) </w:t>
-      </w:r>
-      <w:proofErr w:type="spellStart"/>
-      <w:r>
-        <w:rPr>
-          <w:rFonts w:eastAsia="Times New Roman" w:cstheme="minorHAnsi"/>
-          <w:lang w:eastAsia="en-IN"/>
-        </w:rPr>
-        <w:t>rn</w:t>
-      </w:r>
-      <w:proofErr w:type="spellEnd"/>
+          <w:noProof/>
+          <w:lang w:eastAsia="en-IN"/>
+        </w:rPr>
+      </w:pPr>
+      <w:r>
+        <w:rPr>
+          <w:rFonts w:eastAsia="Times New Roman" w:cstheme="minorHAnsi"/>
+          <w:noProof/>
+          <w:lang w:eastAsia="en-IN"/>
+        </w:rPr>
+        <w:t>FROM (</w:t>
+      </w:r>
     </w:p>
     <w:p>
       <w:pPr>
@@ -12277,15 +12443,17 @@
         <w:spacing w:after="0" w:line="240" w:lineRule="auto"/>
         <w:rPr>
           <w:rFonts w:eastAsia="Times New Roman" w:cstheme="minorHAnsi"/>
-          <w:lang w:eastAsia="en-IN"/>
-        </w:rPr>
-      </w:pPr>
-      <w:r>
-        <w:rPr>
-          <w:rFonts w:eastAsia="Times New Roman" w:cstheme="minorHAnsi"/>
-          <w:lang w:eastAsia="en-IN"/>
-        </w:rPr>
-        <w:t xml:space="preserve">  FROM employees</w:t>
+          <w:noProof/>
+          <w:lang w:eastAsia="en-IN"/>
+        </w:rPr>
+      </w:pPr>
+      <w:r>
+        <w:rPr>
+          <w:rFonts w:eastAsia="Times New Roman" w:cstheme="minorHAnsi"/>
+          <w:noProof/>
+          <w:lang w:eastAsia="en-IN"/>
+        </w:rPr>
+        <w:t xml:space="preserve">  SELECT *,</w:t>
       </w:r>
     </w:p>
     <w:p>
@@ -12311,15 +12479,17 @@
         <w:spacing w:after="0" w:line="240" w:lineRule="auto"/>
         <w:rPr>
           <w:rFonts w:eastAsia="Times New Roman" w:cstheme="minorHAnsi"/>
-          <w:lang w:eastAsia="en-IN"/>
-        </w:rPr>
-      </w:pPr>
-      <w:r>
-        <w:rPr>
-          <w:rFonts w:eastAsia="Times New Roman" w:cstheme="minorHAnsi"/>
-          <w:lang w:eastAsia="en-IN"/>
-        </w:rPr>
-        <w:t>) t</w:t>
+          <w:noProof/>
+          <w:lang w:eastAsia="en-IN"/>
+        </w:rPr>
+      </w:pPr>
+      <w:r>
+        <w:rPr>
+          <w:rFonts w:eastAsia="Times New Roman" w:cstheme="minorHAnsi"/>
+          <w:noProof/>
+          <w:lang w:eastAsia="en-IN"/>
+        </w:rPr>
+        <w:t xml:space="preserve">         ROW_NUMBER() OVER (PARTITION BY dept ORDER BY salary DESC) rn</w:t>
       </w:r>
     </w:p>
     <w:p>
@@ -12345,440 +12515,17 @@
         <w:spacing w:after="0" w:line="240" w:lineRule="auto"/>
         <w:rPr>
           <w:rFonts w:eastAsia="Times New Roman" w:cstheme="minorHAnsi"/>
-          <w:lang w:eastAsia="en-IN"/>
-        </w:rPr>
-      </w:pPr>
-      <w:r>
-        <w:rPr>
-          <w:rFonts w:eastAsia="Times New Roman" w:cstheme="minorHAnsi"/>
-          <w:lang w:eastAsia="en-IN"/>
-        </w:rPr>
-        <w:t xml:space="preserve">WHERE </w:t>
-      </w:r>
-      <w:proofErr w:type="spellStart"/>
-      <w:r>
-        <w:rPr>
-          <w:rFonts w:eastAsia="Times New Roman" w:cstheme="minorHAnsi"/>
-          <w:lang w:eastAsia="en-IN"/>
-        </w:rPr>
-        <w:t>rn</w:t>
-      </w:r>
-      <w:proofErr w:type="spellEnd"/>
-      <w:r>
-        <w:rPr>
-          <w:rFonts w:eastAsia="Times New Roman" w:cstheme="minorHAnsi"/>
-          <w:lang w:eastAsia="en-IN"/>
-        </w:rPr>
-        <w:t xml:space="preserve"> &lt;= 2;</w:t>
-      </w:r>
-    </w:p>
-    <w:p>
-      <w:pPr>
-        <w:spacing w:before="100" w:beforeAutospacing="1" w:after="100" w:afterAutospacing="1" w:line="240" w:lineRule="auto"/>
-        <w:rPr>
-          <w:rFonts w:eastAsia="Times New Roman" w:cstheme="minorHAnsi"/>
-          <w:lang w:eastAsia="en-IN"/>
-        </w:rPr>
-      </w:pPr>
-      <w:r>
-        <w:rPr>
-          <w:rFonts w:ascii="Calibri" w:eastAsia="Times New Roman" w:hAnsi="Calibri" w:cs="Calibri"/>
-          <w:lang w:eastAsia="en-IN"/>
-        </w:rPr>
-        <w:t>🚫</w:t>
-      </w:r>
-      <w:r>
-        <w:rPr>
-          <w:rFonts w:eastAsia="Times New Roman" w:cstheme="minorHAnsi"/>
-          <w:lang w:eastAsia="en-IN"/>
-        </w:rPr>
-        <w:t xml:space="preserve"> </w:t>
-      </w:r>
-      <w:r>
-        <w:rPr>
-          <w:rFonts w:eastAsia="Times New Roman" w:cstheme="minorHAnsi"/>
-          <w:lang w:eastAsia="en-IN"/>
-        </w:rPr>
-        <w:t>LIMIT</w:t>
-      </w:r>
-      <w:r>
-        <w:rPr>
-          <w:rFonts w:eastAsia="Times New Roman" w:cstheme="minorHAnsi"/>
-          <w:lang w:eastAsia="en-IN"/>
-        </w:rPr>
-        <w:t xml:space="preserve"> does </w:t>
-      </w:r>
-      <w:r>
-        <w:rPr>
-          <w:rFonts w:eastAsia="Times New Roman" w:cstheme="minorHAnsi"/>
-          <w:b/>
-          <w:bCs/>
-          <w:lang w:eastAsia="en-IN"/>
-        </w:rPr>
-        <w:t>NOT</w:t>
-      </w:r>
-      <w:r>
-        <w:rPr>
-          <w:rFonts w:eastAsia="Times New Roman" w:cstheme="minorHAnsi"/>
-          <w:lang w:eastAsia="en-IN"/>
-        </w:rPr>
-        <w:t xml:space="preserve"> work per group</w:t>
-      </w:r>
-    </w:p>
-    <w:p>
-      <w:pPr>
-        <w:spacing w:after="0" w:line="240" w:lineRule="auto"/>
-        <w:rPr>
-          <w:rFonts w:eastAsia="Times New Roman" w:cstheme="minorHAnsi"/>
-          <w:lang w:eastAsia="en-IN"/>
-        </w:rPr>
-      </w:pPr>
-      <w:r>
-        <w:rPr>
-          <w:rFonts w:eastAsia="Times New Roman" w:cstheme="minorHAnsi"/>
-          <w:lang w:eastAsia="en-IN"/>
-        </w:rPr>
-        <w:pict>
-          <v:rect id="_x0000_i1056" style="width:0;height:1.5pt" o:hralign="center" o:hrstd="t" o:hr="t" fillcolor="#a0a0a0" stroked="f"/>
-        </w:pict>
-      </w:r>
-    </w:p>
-    <w:p>
-      <w:pPr>
-        <w:spacing w:before="100" w:beforeAutospacing="1" w:after="100" w:afterAutospacing="1" w:line="240" w:lineRule="auto"/>
-        <w:outlineLvl w:val="0"/>
-        <w:rPr>
-          <w:rFonts w:eastAsia="Times New Roman" w:cstheme="minorHAnsi"/>
-          <w:b/>
-          <w:bCs/>
-          <w:kern w:val="36"/>
-          <w:lang w:eastAsia="en-IN"/>
-        </w:rPr>
-      </w:pPr>
-      <w:r>
-        <w:rPr>
-          <w:rFonts w:eastAsia="Times New Roman" w:cstheme="minorHAnsi"/>
-          <w:b/>
-          <w:bCs/>
-          <w:kern w:val="36"/>
-          <w:lang w:eastAsia="en-IN"/>
-        </w:rPr>
-        <w:t xml:space="preserve">LEVEL 3 — LAG / LEAD (Amazon metrics </w:t>
-      </w:r>
-      <w:proofErr w:type="spellStart"/>
-      <w:r>
-        <w:rPr>
-          <w:rFonts w:eastAsia="Times New Roman" w:cstheme="minorHAnsi"/>
-          <w:b/>
-          <w:bCs/>
-          <w:kern w:val="36"/>
-          <w:lang w:eastAsia="en-IN"/>
-        </w:rPr>
-        <w:t>favorite</w:t>
-      </w:r>
-      <w:proofErr w:type="spellEnd"/>
-      <w:r>
-        <w:rPr>
-          <w:rFonts w:eastAsia="Times New Roman" w:cstheme="minorHAnsi"/>
-          <w:b/>
-          <w:bCs/>
-          <w:kern w:val="36"/>
-          <w:lang w:eastAsia="en-IN"/>
-        </w:rPr>
-        <w:t>)</w:t>
-      </w:r>
-    </w:p>
-    <w:p>
-      <w:pPr>
-        <w:spacing w:before="100" w:beforeAutospacing="1" w:after="100" w:afterAutospacing="1" w:line="240" w:lineRule="auto"/>
-        <w:outlineLvl w:val="2"/>
-        <w:rPr>
-          <w:rFonts w:eastAsia="Times New Roman" w:cstheme="minorHAnsi"/>
-          <w:b/>
-          <w:bCs/>
-          <w:lang w:eastAsia="en-IN"/>
-        </w:rPr>
-      </w:pPr>
-      <w:r>
-        <w:rPr>
-          <w:rFonts w:eastAsia="Times New Roman" w:cstheme="minorHAnsi"/>
-          <w:b/>
-          <w:bCs/>
-          <w:lang w:eastAsia="en-IN"/>
-        </w:rPr>
-        <w:t>Data (daily sales)</w:t>
-      </w:r>
-    </w:p>
-    <w:tbl>
-      <w:tblPr>
-        <w:tblW w:w="0" w:type="auto"/>
-        <w:tblCellSpacing w:w="15" w:type="dxa"/>
-        <w:tblCellMar>
-          <w:top w:w="15" w:type="dxa"/>
-          <w:left w:w="15" w:type="dxa"/>
-          <w:bottom w:w="15" w:type="dxa"/>
-          <w:right w:w="15" w:type="dxa"/>
-        </w:tblCellMar>
-        <w:tblLook w:val="04A0" w:firstRow="1" w:lastRow="0" w:firstColumn="1" w:lastColumn="0" w:noHBand="0" w:noVBand="1"/>
-      </w:tblPr>
-      <w:tblGrid>
-        <w:gridCol w:w="528"/>
-        <w:gridCol w:w="524"/>
-      </w:tblGrid>
-      <w:tr>
-        <w:trPr>
-          <w:tblHeader/>
-          <w:tblCellSpacing w:w="15" w:type="dxa"/>
-        </w:trPr>
-        <w:tc>
-          <w:tcPr>
-            <w:tcW w:w="0" w:type="auto"/>
-            <w:vAlign w:val="center"/>
-            <w:hideMark/>
-          </w:tcPr>
-          <w:p>
-            <w:pPr>
-              <w:spacing w:after="0" w:line="240" w:lineRule="auto"/>
-              <w:jc w:val="center"/>
-              <w:rPr>
-                <w:rFonts w:eastAsia="Times New Roman" w:cstheme="minorHAnsi"/>
-                <w:b/>
-                <w:bCs/>
-                <w:lang w:eastAsia="en-IN"/>
-              </w:rPr>
-            </w:pPr>
-            <w:r>
-              <w:rPr>
-                <w:rFonts w:eastAsia="Times New Roman" w:cstheme="minorHAnsi"/>
-                <w:b/>
-                <w:bCs/>
-                <w:lang w:eastAsia="en-IN"/>
-              </w:rPr>
-              <w:lastRenderedPageBreak/>
-              <w:t>date</w:t>
-            </w:r>
-          </w:p>
-        </w:tc>
-        <w:tc>
-          <w:tcPr>
-            <w:tcW w:w="0" w:type="auto"/>
-            <w:vAlign w:val="center"/>
-            <w:hideMark/>
-          </w:tcPr>
-          <w:p>
-            <w:pPr>
-              <w:spacing w:after="0" w:line="240" w:lineRule="auto"/>
-              <w:jc w:val="center"/>
-              <w:rPr>
-                <w:rFonts w:eastAsia="Times New Roman" w:cstheme="minorHAnsi"/>
-                <w:b/>
-                <w:bCs/>
-                <w:lang w:eastAsia="en-IN"/>
-              </w:rPr>
-            </w:pPr>
-            <w:r>
-              <w:rPr>
-                <w:rFonts w:eastAsia="Times New Roman" w:cstheme="minorHAnsi"/>
-                <w:b/>
-                <w:bCs/>
-                <w:lang w:eastAsia="en-IN"/>
-              </w:rPr>
-              <w:t>sales</w:t>
-            </w:r>
-          </w:p>
-        </w:tc>
-      </w:tr>
-      <w:tr>
-        <w:trPr>
-          <w:tblCellSpacing w:w="15" w:type="dxa"/>
-        </w:trPr>
-        <w:tc>
-          <w:tcPr>
-            <w:tcW w:w="0" w:type="auto"/>
-            <w:vAlign w:val="center"/>
-            <w:hideMark/>
-          </w:tcPr>
-          <w:p>
-            <w:pPr>
-              <w:spacing w:after="0" w:line="240" w:lineRule="auto"/>
-              <w:rPr>
-                <w:rFonts w:eastAsia="Times New Roman" w:cstheme="minorHAnsi"/>
-                <w:lang w:eastAsia="en-IN"/>
-              </w:rPr>
-            </w:pPr>
-            <w:r>
-              <w:rPr>
-                <w:rFonts w:eastAsia="Times New Roman" w:cstheme="minorHAnsi"/>
-                <w:lang w:eastAsia="en-IN"/>
-              </w:rPr>
-              <w:t>1 Jan</w:t>
-            </w:r>
-          </w:p>
-        </w:tc>
-        <w:tc>
-          <w:tcPr>
-            <w:tcW w:w="0" w:type="auto"/>
-            <w:vAlign w:val="center"/>
-            <w:hideMark/>
-          </w:tcPr>
-          <w:p>
-            <w:pPr>
-              <w:spacing w:after="0" w:line="240" w:lineRule="auto"/>
-              <w:rPr>
-                <w:rFonts w:eastAsia="Times New Roman" w:cstheme="minorHAnsi"/>
-                <w:lang w:eastAsia="en-IN"/>
-              </w:rPr>
-            </w:pPr>
-            <w:r>
-              <w:rPr>
-                <w:rFonts w:eastAsia="Times New Roman" w:cstheme="minorHAnsi"/>
-                <w:lang w:eastAsia="en-IN"/>
-              </w:rPr>
-              <w:t>100</w:t>
-            </w:r>
-          </w:p>
-        </w:tc>
-      </w:tr>
-      <w:tr>
-        <w:trPr>
-          <w:tblCellSpacing w:w="15" w:type="dxa"/>
-        </w:trPr>
-        <w:tc>
-          <w:tcPr>
-            <w:tcW w:w="0" w:type="auto"/>
-            <w:vAlign w:val="center"/>
-            <w:hideMark/>
-          </w:tcPr>
-          <w:p>
-            <w:pPr>
-              <w:spacing w:after="0" w:line="240" w:lineRule="auto"/>
-              <w:rPr>
-                <w:rFonts w:eastAsia="Times New Roman" w:cstheme="minorHAnsi"/>
-                <w:lang w:eastAsia="en-IN"/>
-              </w:rPr>
-            </w:pPr>
-            <w:r>
-              <w:rPr>
-                <w:rFonts w:eastAsia="Times New Roman" w:cstheme="minorHAnsi"/>
-                <w:lang w:eastAsia="en-IN"/>
-              </w:rPr>
-              <w:t>2 Jan</w:t>
-            </w:r>
-          </w:p>
-        </w:tc>
-        <w:tc>
-          <w:tcPr>
-            <w:tcW w:w="0" w:type="auto"/>
-            <w:vAlign w:val="center"/>
-            <w:hideMark/>
-          </w:tcPr>
-          <w:p>
-            <w:pPr>
-              <w:spacing w:after="0" w:line="240" w:lineRule="auto"/>
-              <w:rPr>
-                <w:rFonts w:eastAsia="Times New Roman" w:cstheme="minorHAnsi"/>
-                <w:lang w:eastAsia="en-IN"/>
-              </w:rPr>
-            </w:pPr>
-            <w:r>
-              <w:rPr>
-                <w:rFonts w:eastAsia="Times New Roman" w:cstheme="minorHAnsi"/>
-                <w:lang w:eastAsia="en-IN"/>
-              </w:rPr>
-              <w:t>130</w:t>
-            </w:r>
-          </w:p>
-        </w:tc>
-      </w:tr>
-      <w:tr>
-        <w:trPr>
-          <w:tblCellSpacing w:w="15" w:type="dxa"/>
-        </w:trPr>
-        <w:tc>
-          <w:tcPr>
-            <w:tcW w:w="0" w:type="auto"/>
-            <w:vAlign w:val="center"/>
-            <w:hideMark/>
-          </w:tcPr>
-          <w:p>
-            <w:pPr>
-              <w:spacing w:after="0" w:line="240" w:lineRule="auto"/>
-              <w:rPr>
-                <w:rFonts w:eastAsia="Times New Roman" w:cstheme="minorHAnsi"/>
-                <w:lang w:eastAsia="en-IN"/>
-              </w:rPr>
-            </w:pPr>
-            <w:r>
-              <w:rPr>
-                <w:rFonts w:eastAsia="Times New Roman" w:cstheme="minorHAnsi"/>
-                <w:lang w:eastAsia="en-IN"/>
-              </w:rPr>
-              <w:t>3 Jan</w:t>
-            </w:r>
-          </w:p>
-        </w:tc>
-        <w:tc>
-          <w:tcPr>
-            <w:tcW w:w="0" w:type="auto"/>
-            <w:vAlign w:val="center"/>
-            <w:hideMark/>
-          </w:tcPr>
-          <w:p>
-            <w:pPr>
-              <w:spacing w:after="0" w:line="240" w:lineRule="auto"/>
-              <w:rPr>
-                <w:rFonts w:eastAsia="Times New Roman" w:cstheme="minorHAnsi"/>
-                <w:lang w:eastAsia="en-IN"/>
-              </w:rPr>
-            </w:pPr>
-            <w:r>
-              <w:rPr>
-                <w:rFonts w:eastAsia="Times New Roman" w:cstheme="minorHAnsi"/>
-                <w:lang w:eastAsia="en-IN"/>
-              </w:rPr>
-              <w:t>90</w:t>
-            </w:r>
-          </w:p>
-        </w:tc>
-      </w:tr>
-    </w:tbl>
-    <w:p>
-      <w:pPr>
-        <w:spacing w:after="0" w:line="240" w:lineRule="auto"/>
-        <w:rPr>
-          <w:rFonts w:eastAsia="Times New Roman" w:cstheme="minorHAnsi"/>
-          <w:lang w:eastAsia="en-IN"/>
-        </w:rPr>
-      </w:pPr>
-      <w:r>
-        <w:rPr>
-          <w:rFonts w:eastAsia="Times New Roman" w:cstheme="minorHAnsi"/>
-          <w:lang w:eastAsia="en-IN"/>
-        </w:rPr>
-        <w:pict>
-          <v:rect id="_x0000_i1057" style="width:0;height:1.5pt" o:hralign="center" o:hrstd="t" o:hr="t" fillcolor="#a0a0a0" stroked="f"/>
-        </w:pict>
-      </w:r>
-    </w:p>
-    <w:p>
-      <w:pPr>
-        <w:spacing w:before="100" w:beforeAutospacing="1" w:after="100" w:afterAutospacing="1" w:line="240" w:lineRule="auto"/>
-        <w:outlineLvl w:val="2"/>
-        <w:rPr>
-          <w:rFonts w:eastAsia="Times New Roman" w:cstheme="minorHAnsi"/>
-          <w:b/>
-          <w:bCs/>
-          <w:lang w:eastAsia="en-IN"/>
-        </w:rPr>
-      </w:pPr>
-      <w:r>
-        <w:rPr>
-          <w:rFonts w:eastAsia="Times New Roman" w:cstheme="minorHAnsi"/>
-          <w:b/>
-          <w:bCs/>
-          <w:lang w:eastAsia="en-IN"/>
-        </w:rPr>
-        <w:t>Day-over-day change</w:t>
+          <w:noProof/>
+          <w:lang w:eastAsia="en-IN"/>
+        </w:rPr>
+      </w:pPr>
+      <w:r>
+        <w:rPr>
+          <w:rFonts w:eastAsia="Times New Roman" w:cstheme="minorHAnsi"/>
+          <w:noProof/>
+          <w:lang w:eastAsia="en-IN"/>
+        </w:rPr>
+        <w:t xml:space="preserve">  FROM employees</w:t>
       </w:r>
     </w:p>
     <w:p>
@@ -12804,15 +12551,17 @@
         <w:spacing w:after="0" w:line="240" w:lineRule="auto"/>
         <w:rPr>
           <w:rFonts w:eastAsia="Times New Roman" w:cstheme="minorHAnsi"/>
-          <w:lang w:eastAsia="en-IN"/>
-        </w:rPr>
-      </w:pPr>
-      <w:r>
-        <w:rPr>
-          <w:rFonts w:eastAsia="Times New Roman" w:cstheme="minorHAnsi"/>
-          <w:lang w:eastAsia="en-IN"/>
-        </w:rPr>
-        <w:t>SELECT date,</w:t>
+          <w:noProof/>
+          <w:lang w:eastAsia="en-IN"/>
+        </w:rPr>
+      </w:pPr>
+      <w:r>
+        <w:rPr>
+          <w:rFonts w:eastAsia="Times New Roman" w:cstheme="minorHAnsi"/>
+          <w:noProof/>
+          <w:lang w:eastAsia="en-IN"/>
+        </w:rPr>
+        <w:t>) t</w:t>
       </w:r>
     </w:p>
     <w:p>
@@ -12838,31 +12587,378 @@
         <w:spacing w:after="0" w:line="240" w:lineRule="auto"/>
         <w:rPr>
           <w:rFonts w:eastAsia="Times New Roman" w:cstheme="minorHAnsi"/>
-          <w:lang w:eastAsia="en-IN"/>
-        </w:rPr>
-      </w:pPr>
-      <w:r>
-        <w:rPr>
-          <w:rFonts w:eastAsia="Times New Roman" w:cstheme="minorHAnsi"/>
-          <w:lang w:eastAsia="en-IN"/>
-        </w:rPr>
-        <w:t xml:space="preserve">       </w:t>
-      </w:r>
-      <w:proofErr w:type="gramStart"/>
-      <w:r>
-        <w:rPr>
-          <w:rFonts w:eastAsia="Times New Roman" w:cstheme="minorHAnsi"/>
-          <w:lang w:eastAsia="en-IN"/>
-        </w:rPr>
-        <w:t>sales</w:t>
-      </w:r>
-      <w:proofErr w:type="gramEnd"/>
-      <w:r>
-        <w:rPr>
-          <w:rFonts w:eastAsia="Times New Roman" w:cstheme="minorHAnsi"/>
-          <w:lang w:eastAsia="en-IN"/>
-        </w:rPr>
-        <w:t>,</w:t>
+          <w:noProof/>
+          <w:lang w:eastAsia="en-IN"/>
+        </w:rPr>
+      </w:pPr>
+      <w:r>
+        <w:rPr>
+          <w:rFonts w:eastAsia="Times New Roman" w:cstheme="minorHAnsi"/>
+          <w:noProof/>
+          <w:lang w:eastAsia="en-IN"/>
+        </w:rPr>
+        <w:t>WHERE rn &lt;= 2;</w:t>
+      </w:r>
+    </w:p>
+    <w:p>
+      <w:pPr>
+        <w:spacing w:before="100" w:beforeAutospacing="1" w:after="100" w:afterAutospacing="1" w:line="240" w:lineRule="auto"/>
+        <w:rPr>
+          <w:rFonts w:eastAsia="Times New Roman" w:cstheme="minorHAnsi"/>
+          <w:lang w:eastAsia="en-IN"/>
+        </w:rPr>
+      </w:pPr>
+      <w:r>
+        <w:rPr>
+          <w:rFonts w:eastAsia="Times New Roman" w:cstheme="minorHAnsi"/>
+          <w:lang w:eastAsia="en-IN"/>
+        </w:rPr>
+        <w:t>LIMIT</w:t>
+      </w:r>
+      <w:r>
+        <w:rPr>
+          <w:rFonts w:eastAsia="Times New Roman" w:cstheme="minorHAnsi"/>
+          <w:lang w:eastAsia="en-IN"/>
+        </w:rPr>
+        <w:t xml:space="preserve"> does </w:t>
+      </w:r>
+      <w:r>
+        <w:rPr>
+          <w:rFonts w:eastAsia="Times New Roman" w:cstheme="minorHAnsi"/>
+          <w:b/>
+          <w:bCs/>
+          <w:lang w:eastAsia="en-IN"/>
+        </w:rPr>
+        <w:t>NOT</w:t>
+      </w:r>
+      <w:r>
+        <w:rPr>
+          <w:rFonts w:eastAsia="Times New Roman" w:cstheme="minorHAnsi"/>
+          <w:lang w:eastAsia="en-IN"/>
+        </w:rPr>
+        <w:t xml:space="preserve"> work per group</w:t>
+      </w:r>
+    </w:p>
+    <w:p>
+      <w:pPr>
+        <w:spacing w:after="0" w:line="240" w:lineRule="auto"/>
+        <w:rPr>
+          <w:rFonts w:eastAsia="Times New Roman" w:cstheme="minorHAnsi"/>
+          <w:lang w:eastAsia="en-IN"/>
+        </w:rPr>
+      </w:pPr>
+      <w:r>
+        <w:rPr>
+          <w:rFonts w:eastAsia="Times New Roman" w:cstheme="minorHAnsi"/>
+          <w:lang w:eastAsia="en-IN"/>
+        </w:rPr>
+        <w:pict>
+          <v:rect id="_x0000_i1056" style="width:0;height:1.5pt" o:hralign="center" o:hrstd="t" o:hr="t" fillcolor="#a0a0a0" stroked="f"/>
+        </w:pict>
+      </w:r>
+    </w:p>
+    <w:p>
+      <w:pPr>
+        <w:spacing w:before="100" w:beforeAutospacing="1" w:after="100" w:afterAutospacing="1" w:line="240" w:lineRule="auto"/>
+        <w:outlineLvl w:val="0"/>
+        <w:rPr>
+          <w:rFonts w:eastAsia="Times New Roman" w:cstheme="minorHAnsi"/>
+          <w:b/>
+          <w:bCs/>
+          <w:kern w:val="36"/>
+          <w:lang w:eastAsia="en-IN"/>
+        </w:rPr>
+      </w:pPr>
+      <w:r>
+        <w:rPr>
+          <w:rFonts w:eastAsia="Times New Roman" w:cstheme="minorHAnsi"/>
+          <w:b/>
+          <w:bCs/>
+          <w:kern w:val="36"/>
+          <w:lang w:eastAsia="en-IN"/>
+        </w:rPr>
+        <w:t xml:space="preserve">LEVEL 3 — LAG / LEAD (Amazon </w:t>
+      </w:r>
+      <w:r>
+        <w:rPr>
+          <w:rFonts w:eastAsia="Times New Roman" w:cstheme="minorHAnsi"/>
+          <w:b/>
+          <w:bCs/>
+          <w:noProof/>
+          <w:kern w:val="36"/>
+          <w:lang w:eastAsia="en-IN"/>
+        </w:rPr>
+        <w:t>metrics favorite)</w:t>
+      </w:r>
+    </w:p>
+    <w:p>
+      <w:pPr>
+        <w:spacing w:before="100" w:beforeAutospacing="1" w:after="100" w:afterAutospacing="1" w:line="240" w:lineRule="auto"/>
+        <w:outlineLvl w:val="2"/>
+        <w:rPr>
+          <w:rFonts w:eastAsia="Times New Roman" w:cstheme="minorHAnsi"/>
+          <w:b/>
+          <w:bCs/>
+          <w:lang w:eastAsia="en-IN"/>
+        </w:rPr>
+      </w:pPr>
+      <w:r>
+        <w:rPr>
+          <w:rFonts w:eastAsia="Times New Roman" w:cstheme="minorHAnsi"/>
+          <w:b/>
+          <w:bCs/>
+          <w:lang w:eastAsia="en-IN"/>
+        </w:rPr>
+        <w:t>Data (daily sales)</w:t>
+      </w:r>
+    </w:p>
+    <w:tbl>
+      <w:tblPr>
+        <w:tblStyle w:val="TableGrid"/>
+        <w:tblW w:w="5591" w:type="dxa"/>
+        <w:tblLook w:val="04A0" w:firstRow="1" w:lastRow="0" w:firstColumn="1" w:lastColumn="0" w:noHBand="0" w:noVBand="1"/>
+      </w:tblPr>
+      <w:tblGrid>
+        <w:gridCol w:w="2804"/>
+        <w:gridCol w:w="2787"/>
+      </w:tblGrid>
+      <w:tr>
+        <w:trPr>
+          <w:trHeight w:val="527"/>
+        </w:trPr>
+        <w:tc>
+          <w:tcPr>
+            <w:tcW w:w="0" w:type="auto"/>
+            <w:hideMark/>
+          </w:tcPr>
+          <w:p>
+            <w:pPr>
+              <w:jc w:val="center"/>
+              <w:rPr>
+                <w:rFonts w:eastAsia="Times New Roman" w:cstheme="minorHAnsi"/>
+                <w:b/>
+                <w:bCs/>
+                <w:lang w:eastAsia="en-IN"/>
+              </w:rPr>
+            </w:pPr>
+            <w:r>
+              <w:rPr>
+                <w:rFonts w:eastAsia="Times New Roman" w:cstheme="minorHAnsi"/>
+                <w:b/>
+                <w:bCs/>
+                <w:lang w:eastAsia="en-IN"/>
+              </w:rPr>
+              <w:t>date</w:t>
+            </w:r>
+          </w:p>
+        </w:tc>
+        <w:tc>
+          <w:tcPr>
+            <w:tcW w:w="0" w:type="auto"/>
+            <w:hideMark/>
+          </w:tcPr>
+          <w:p>
+            <w:pPr>
+              <w:jc w:val="center"/>
+              <w:rPr>
+                <w:rFonts w:eastAsia="Times New Roman" w:cstheme="minorHAnsi"/>
+                <w:b/>
+                <w:bCs/>
+                <w:lang w:eastAsia="en-IN"/>
+              </w:rPr>
+            </w:pPr>
+            <w:r>
+              <w:rPr>
+                <w:rFonts w:eastAsia="Times New Roman" w:cstheme="minorHAnsi"/>
+                <w:b/>
+                <w:bCs/>
+                <w:lang w:eastAsia="en-IN"/>
+              </w:rPr>
+              <w:t>sales</w:t>
+            </w:r>
+          </w:p>
+        </w:tc>
+      </w:tr>
+      <w:tr>
+        <w:trPr>
+          <w:trHeight w:val="558"/>
+        </w:trPr>
+        <w:tc>
+          <w:tcPr>
+            <w:tcW w:w="0" w:type="auto"/>
+            <w:hideMark/>
+          </w:tcPr>
+          <w:p>
+            <w:pPr>
+              <w:rPr>
+                <w:rFonts w:eastAsia="Times New Roman" w:cstheme="minorHAnsi"/>
+                <w:lang w:eastAsia="en-IN"/>
+              </w:rPr>
+            </w:pPr>
+            <w:r>
+              <w:rPr>
+                <w:rFonts w:eastAsia="Times New Roman" w:cstheme="minorHAnsi"/>
+                <w:lang w:eastAsia="en-IN"/>
+              </w:rPr>
+              <w:t>1 Jan</w:t>
+            </w:r>
+          </w:p>
+        </w:tc>
+        <w:tc>
+          <w:tcPr>
+            <w:tcW w:w="0" w:type="auto"/>
+            <w:hideMark/>
+          </w:tcPr>
+          <w:p>
+            <w:pPr>
+              <w:rPr>
+                <w:rFonts w:eastAsia="Times New Roman" w:cstheme="minorHAnsi"/>
+                <w:lang w:eastAsia="en-IN"/>
+              </w:rPr>
+            </w:pPr>
+            <w:r>
+              <w:rPr>
+                <w:rFonts w:eastAsia="Times New Roman" w:cstheme="minorHAnsi"/>
+                <w:lang w:eastAsia="en-IN"/>
+              </w:rPr>
+              <w:t>100</w:t>
+            </w:r>
+          </w:p>
+        </w:tc>
+      </w:tr>
+      <w:tr>
+        <w:trPr>
+          <w:trHeight w:val="558"/>
+        </w:trPr>
+        <w:tc>
+          <w:tcPr>
+            <w:tcW w:w="0" w:type="auto"/>
+            <w:hideMark/>
+          </w:tcPr>
+          <w:p>
+            <w:pPr>
+              <w:rPr>
+                <w:rFonts w:eastAsia="Times New Roman" w:cstheme="minorHAnsi"/>
+                <w:lang w:eastAsia="en-IN"/>
+              </w:rPr>
+            </w:pPr>
+            <w:r>
+              <w:rPr>
+                <w:rFonts w:eastAsia="Times New Roman" w:cstheme="minorHAnsi"/>
+                <w:lang w:eastAsia="en-IN"/>
+              </w:rPr>
+              <w:lastRenderedPageBreak/>
+              <w:t>2 Jan</w:t>
+            </w:r>
+          </w:p>
+        </w:tc>
+        <w:tc>
+          <w:tcPr>
+            <w:tcW w:w="0" w:type="auto"/>
+            <w:hideMark/>
+          </w:tcPr>
+          <w:p>
+            <w:pPr>
+              <w:rPr>
+                <w:rFonts w:eastAsia="Times New Roman" w:cstheme="minorHAnsi"/>
+                <w:lang w:eastAsia="en-IN"/>
+              </w:rPr>
+            </w:pPr>
+            <w:r>
+              <w:rPr>
+                <w:rFonts w:eastAsia="Times New Roman" w:cstheme="minorHAnsi"/>
+                <w:lang w:eastAsia="en-IN"/>
+              </w:rPr>
+              <w:t>130</w:t>
+            </w:r>
+          </w:p>
+        </w:tc>
+      </w:tr>
+      <w:tr>
+        <w:trPr>
+          <w:trHeight w:val="558"/>
+        </w:trPr>
+        <w:tc>
+          <w:tcPr>
+            <w:tcW w:w="0" w:type="auto"/>
+            <w:hideMark/>
+          </w:tcPr>
+          <w:p>
+            <w:pPr>
+              <w:rPr>
+                <w:rFonts w:eastAsia="Times New Roman" w:cstheme="minorHAnsi"/>
+                <w:lang w:eastAsia="en-IN"/>
+              </w:rPr>
+            </w:pPr>
+            <w:r>
+              <w:rPr>
+                <w:rFonts w:eastAsia="Times New Roman" w:cstheme="minorHAnsi"/>
+                <w:lang w:eastAsia="en-IN"/>
+              </w:rPr>
+              <w:t>3 Jan</w:t>
+            </w:r>
+          </w:p>
+        </w:tc>
+        <w:tc>
+          <w:tcPr>
+            <w:tcW w:w="0" w:type="auto"/>
+            <w:hideMark/>
+          </w:tcPr>
+          <w:p>
+            <w:pPr>
+              <w:rPr>
+                <w:rFonts w:eastAsia="Times New Roman" w:cstheme="minorHAnsi"/>
+                <w:lang w:eastAsia="en-IN"/>
+              </w:rPr>
+            </w:pPr>
+            <w:r>
+              <w:rPr>
+                <w:rFonts w:eastAsia="Times New Roman" w:cstheme="minorHAnsi"/>
+                <w:lang w:eastAsia="en-IN"/>
+              </w:rPr>
+              <w:t>90</w:t>
+            </w:r>
+          </w:p>
+        </w:tc>
+      </w:tr>
+    </w:tbl>
+    <w:p>
+      <w:pPr>
+        <w:spacing w:after="0" w:line="240" w:lineRule="auto"/>
+        <w:rPr>
+          <w:rFonts w:eastAsia="Times New Roman" w:cstheme="minorHAnsi"/>
+          <w:lang w:eastAsia="en-IN"/>
+        </w:rPr>
+      </w:pPr>
+      <w:r>
+        <w:rPr>
+          <w:rFonts w:eastAsia="Times New Roman" w:cstheme="minorHAnsi"/>
+          <w:lang w:eastAsia="en-IN"/>
+        </w:rPr>
+        <w:pict>
+          <v:rect id="_x0000_i1057" style="width:0;height:1.5pt" o:hralign="center" o:hrstd="t" o:hr="t" fillcolor="#a0a0a0" stroked="f"/>
+        </w:pict>
+      </w:r>
+    </w:p>
+    <w:p>
+      <w:pPr>
+        <w:spacing w:before="100" w:beforeAutospacing="1" w:after="100" w:afterAutospacing="1" w:line="240" w:lineRule="auto"/>
+        <w:outlineLvl w:val="2"/>
+        <w:rPr>
+          <w:rFonts w:eastAsia="Times New Roman" w:cstheme="minorHAnsi"/>
+          <w:b/>
+          <w:bCs/>
+          <w:lang w:eastAsia="en-IN"/>
+        </w:rPr>
+      </w:pPr>
+      <w:r>
+        <w:rPr>
+          <w:rFonts w:eastAsia="Times New Roman" w:cstheme="minorHAnsi"/>
+          <w:b/>
+          <w:bCs/>
+          <w:lang w:eastAsia="en-IN"/>
+        </w:rPr>
+        <w:t>Day-over-day change</w:t>
       </w:r>
     </w:p>
     <w:p>
@@ -12888,31 +12984,19 @@
         <w:spacing w:after="0" w:line="240" w:lineRule="auto"/>
         <w:rPr>
           <w:rFonts w:eastAsia="Times New Roman" w:cstheme="minorHAnsi"/>
-          <w:lang w:eastAsia="en-IN"/>
-        </w:rPr>
-      </w:pPr>
-      <w:r>
-        <w:rPr>
-          <w:rFonts w:eastAsia="Times New Roman" w:cstheme="minorHAnsi"/>
-          <w:lang w:eastAsia="en-IN"/>
-        </w:rPr>
-        <w:t xml:space="preserve">       </w:t>
-      </w:r>
-      <w:proofErr w:type="gramStart"/>
-      <w:r>
-        <w:rPr>
-          <w:rFonts w:eastAsia="Times New Roman" w:cstheme="minorHAnsi"/>
-          <w:lang w:eastAsia="en-IN"/>
-        </w:rPr>
-        <w:t>sales</w:t>
-      </w:r>
-      <w:proofErr w:type="gramEnd"/>
-      <w:r>
-        <w:rPr>
-          <w:rFonts w:eastAsia="Times New Roman" w:cstheme="minorHAnsi"/>
-          <w:lang w:eastAsia="en-IN"/>
-        </w:rPr>
-        <w:t xml:space="preserve"> - LAG(sales) OVER (ORDER BY date) AS diff</w:t>
+          <w:noProof/>
+          <w:sz w:val="24"/>
+          <w:lang w:eastAsia="en-IN"/>
+        </w:rPr>
+      </w:pPr>
+      <w:r>
+        <w:rPr>
+          <w:rFonts w:eastAsia="Times New Roman" w:cstheme="minorHAnsi"/>
+          <w:noProof/>
+          <w:sz w:val="24"/>
+          <w:lang w:eastAsia="en-IN"/>
+        </w:rPr>
+        <w:t>SELECT date,</w:t>
       </w:r>
     </w:p>
     <w:p>
@@ -12938,325 +13022,19 @@
         <w:spacing w:after="0" w:line="240" w:lineRule="auto"/>
         <w:rPr>
           <w:rFonts w:eastAsia="Times New Roman" w:cstheme="minorHAnsi"/>
-          <w:lang w:eastAsia="en-IN"/>
-        </w:rPr>
-      </w:pPr>
-      <w:r>
-        <w:rPr>
-          <w:rFonts w:eastAsia="Times New Roman" w:cstheme="minorHAnsi"/>
-          <w:lang w:eastAsia="en-IN"/>
-        </w:rPr>
-        <w:t>FROM sales;</w:t>
-      </w:r>
-    </w:p>
-    <w:tbl>
-      <w:tblPr>
-        <w:tblW w:w="0" w:type="auto"/>
-        <w:tblCellSpacing w:w="15" w:type="dxa"/>
-        <w:tblCellMar>
-          <w:top w:w="15" w:type="dxa"/>
-          <w:left w:w="15" w:type="dxa"/>
-          <w:bottom w:w="15" w:type="dxa"/>
-          <w:right w:w="15" w:type="dxa"/>
-        </w:tblCellMar>
-        <w:tblLook w:val="04A0" w:firstRow="1" w:lastRow="0" w:firstColumn="1" w:lastColumn="0" w:noHBand="0" w:noVBand="1"/>
-      </w:tblPr>
-      <w:tblGrid>
-        <w:gridCol w:w="528"/>
-        <w:gridCol w:w="544"/>
-      </w:tblGrid>
-      <w:tr>
-        <w:trPr>
-          <w:tblHeader/>
-          <w:tblCellSpacing w:w="15" w:type="dxa"/>
-        </w:trPr>
-        <w:tc>
-          <w:tcPr>
-            <w:tcW w:w="0" w:type="auto"/>
-            <w:vAlign w:val="center"/>
-            <w:hideMark/>
-          </w:tcPr>
-          <w:p>
-            <w:pPr>
-              <w:spacing w:after="0" w:line="240" w:lineRule="auto"/>
-              <w:jc w:val="center"/>
-              <w:rPr>
-                <w:rFonts w:eastAsia="Times New Roman" w:cstheme="minorHAnsi"/>
-                <w:b/>
-                <w:bCs/>
-                <w:lang w:eastAsia="en-IN"/>
-              </w:rPr>
-            </w:pPr>
-            <w:r>
-              <w:rPr>
-                <w:rFonts w:eastAsia="Times New Roman" w:cstheme="minorHAnsi"/>
-                <w:b/>
-                <w:bCs/>
-                <w:lang w:eastAsia="en-IN"/>
-              </w:rPr>
-              <w:t>date</w:t>
-            </w:r>
-          </w:p>
-        </w:tc>
-        <w:tc>
-          <w:tcPr>
-            <w:tcW w:w="0" w:type="auto"/>
-            <w:vAlign w:val="center"/>
-            <w:hideMark/>
-          </w:tcPr>
-          <w:p>
-            <w:pPr>
-              <w:spacing w:after="0" w:line="240" w:lineRule="auto"/>
-              <w:jc w:val="center"/>
-              <w:rPr>
-                <w:rFonts w:eastAsia="Times New Roman" w:cstheme="minorHAnsi"/>
-                <w:b/>
-                <w:bCs/>
-                <w:lang w:eastAsia="en-IN"/>
-              </w:rPr>
-            </w:pPr>
-            <w:r>
-              <w:rPr>
-                <w:rFonts w:eastAsia="Times New Roman" w:cstheme="minorHAnsi"/>
-                <w:b/>
-                <w:bCs/>
-                <w:lang w:eastAsia="en-IN"/>
-              </w:rPr>
-              <w:t>diff</w:t>
-            </w:r>
-          </w:p>
-        </w:tc>
-      </w:tr>
-      <w:tr>
-        <w:trPr>
-          <w:tblCellSpacing w:w="15" w:type="dxa"/>
-        </w:trPr>
-        <w:tc>
-          <w:tcPr>
-            <w:tcW w:w="0" w:type="auto"/>
-            <w:vAlign w:val="center"/>
-            <w:hideMark/>
-          </w:tcPr>
-          <w:p>
-            <w:pPr>
-              <w:spacing w:after="0" w:line="240" w:lineRule="auto"/>
-              <w:rPr>
-                <w:rFonts w:eastAsia="Times New Roman" w:cstheme="minorHAnsi"/>
-                <w:lang w:eastAsia="en-IN"/>
-              </w:rPr>
-            </w:pPr>
-            <w:r>
-              <w:rPr>
-                <w:rFonts w:eastAsia="Times New Roman" w:cstheme="minorHAnsi"/>
-                <w:lang w:eastAsia="en-IN"/>
-              </w:rPr>
-              <w:t>1 Jan</w:t>
-            </w:r>
-          </w:p>
-        </w:tc>
-        <w:tc>
-          <w:tcPr>
-            <w:tcW w:w="0" w:type="auto"/>
-            <w:vAlign w:val="center"/>
-            <w:hideMark/>
-          </w:tcPr>
-          <w:p>
-            <w:pPr>
-              <w:spacing w:after="0" w:line="240" w:lineRule="auto"/>
-              <w:rPr>
-                <w:rFonts w:eastAsia="Times New Roman" w:cstheme="minorHAnsi"/>
-                <w:lang w:eastAsia="en-IN"/>
-              </w:rPr>
-            </w:pPr>
-            <w:r>
-              <w:rPr>
-                <w:rFonts w:eastAsia="Times New Roman" w:cstheme="minorHAnsi"/>
-                <w:lang w:eastAsia="en-IN"/>
-              </w:rPr>
-              <w:t>NULL</w:t>
-            </w:r>
-          </w:p>
-        </w:tc>
-      </w:tr>
-      <w:tr>
-        <w:trPr>
-          <w:tblCellSpacing w:w="15" w:type="dxa"/>
-        </w:trPr>
-        <w:tc>
-          <w:tcPr>
-            <w:tcW w:w="0" w:type="auto"/>
-            <w:vAlign w:val="center"/>
-            <w:hideMark/>
-          </w:tcPr>
-          <w:p>
-            <w:pPr>
-              <w:spacing w:after="0" w:line="240" w:lineRule="auto"/>
-              <w:rPr>
-                <w:rFonts w:eastAsia="Times New Roman" w:cstheme="minorHAnsi"/>
-                <w:lang w:eastAsia="en-IN"/>
-              </w:rPr>
-            </w:pPr>
-            <w:r>
-              <w:rPr>
-                <w:rFonts w:eastAsia="Times New Roman" w:cstheme="minorHAnsi"/>
-                <w:lang w:eastAsia="en-IN"/>
-              </w:rPr>
-              <w:t>2 Jan</w:t>
-            </w:r>
-          </w:p>
-        </w:tc>
-        <w:tc>
-          <w:tcPr>
-            <w:tcW w:w="0" w:type="auto"/>
-            <w:vAlign w:val="center"/>
-            <w:hideMark/>
-          </w:tcPr>
-          <w:p>
-            <w:pPr>
-              <w:spacing w:after="0" w:line="240" w:lineRule="auto"/>
-              <w:rPr>
-                <w:rFonts w:eastAsia="Times New Roman" w:cstheme="minorHAnsi"/>
-                <w:lang w:eastAsia="en-IN"/>
-              </w:rPr>
-            </w:pPr>
-            <w:r>
-              <w:rPr>
-                <w:rFonts w:eastAsia="Times New Roman" w:cstheme="minorHAnsi"/>
-                <w:lang w:eastAsia="en-IN"/>
-              </w:rPr>
-              <w:t>30</w:t>
-            </w:r>
-          </w:p>
-        </w:tc>
-      </w:tr>
-      <w:tr>
-        <w:trPr>
-          <w:tblCellSpacing w:w="15" w:type="dxa"/>
-        </w:trPr>
-        <w:tc>
-          <w:tcPr>
-            <w:tcW w:w="0" w:type="auto"/>
-            <w:vAlign w:val="center"/>
-            <w:hideMark/>
-          </w:tcPr>
-          <w:p>
-            <w:pPr>
-              <w:spacing w:after="0" w:line="240" w:lineRule="auto"/>
-              <w:rPr>
-                <w:rFonts w:eastAsia="Times New Roman" w:cstheme="minorHAnsi"/>
-                <w:lang w:eastAsia="en-IN"/>
-              </w:rPr>
-            </w:pPr>
-            <w:r>
-              <w:rPr>
-                <w:rFonts w:eastAsia="Times New Roman" w:cstheme="minorHAnsi"/>
-                <w:lang w:eastAsia="en-IN"/>
-              </w:rPr>
-              <w:t>3 Jan</w:t>
-            </w:r>
-          </w:p>
-        </w:tc>
-        <w:tc>
-          <w:tcPr>
-            <w:tcW w:w="0" w:type="auto"/>
-            <w:vAlign w:val="center"/>
-            <w:hideMark/>
-          </w:tcPr>
-          <w:p>
-            <w:pPr>
-              <w:spacing w:after="0" w:line="240" w:lineRule="auto"/>
-              <w:rPr>
-                <w:rFonts w:eastAsia="Times New Roman" w:cstheme="minorHAnsi"/>
-                <w:lang w:eastAsia="en-IN"/>
-              </w:rPr>
-            </w:pPr>
-            <w:r>
-              <w:rPr>
-                <w:rFonts w:eastAsia="Times New Roman" w:cstheme="minorHAnsi"/>
-                <w:lang w:eastAsia="en-IN"/>
-              </w:rPr>
-              <w:t>-40</w:t>
-            </w:r>
-          </w:p>
-        </w:tc>
-      </w:tr>
-    </w:tbl>
-    <w:p>
-      <w:pPr>
-        <w:spacing w:before="100" w:beforeAutospacing="1" w:after="100" w:afterAutospacing="1" w:line="240" w:lineRule="auto"/>
-        <w:outlineLvl w:val="2"/>
-        <w:rPr>
-          <w:rFonts w:eastAsia="Times New Roman" w:cstheme="minorHAnsi"/>
-          <w:b/>
-          <w:bCs/>
-          <w:lang w:eastAsia="en-IN"/>
-        </w:rPr>
-      </w:pPr>
-      <w:r>
-        <w:rPr>
-          <w:rFonts w:eastAsia="Times New Roman" w:cstheme="minorHAnsi"/>
-          <w:b/>
-          <w:bCs/>
-          <w:lang w:eastAsia="en-IN"/>
-        </w:rPr>
-        <w:t>How to explain</w:t>
-      </w:r>
-    </w:p>
-    <w:p>
-      <w:pPr>
-        <w:spacing w:beforeAutospacing="1" w:after="100" w:afterAutospacing="1" w:line="240" w:lineRule="auto"/>
-        <w:rPr>
-          <w:rFonts w:eastAsia="Times New Roman" w:cstheme="minorHAnsi"/>
-          <w:lang w:eastAsia="en-IN"/>
-        </w:rPr>
-      </w:pPr>
-      <w:r>
-        <w:rPr>
-          <w:rFonts w:eastAsia="Times New Roman" w:cstheme="minorHAnsi"/>
-          <w:lang w:eastAsia="en-IN"/>
-        </w:rPr>
-        <w:t>“LAG accesses previous row without self-join.”</w:t>
-      </w:r>
-    </w:p>
-    <w:p>
-      <w:pPr>
-        <w:spacing w:after="0" w:line="240" w:lineRule="auto"/>
-        <w:rPr>
-          <w:rFonts w:eastAsia="Times New Roman" w:cstheme="minorHAnsi"/>
-          <w:lang w:eastAsia="en-IN"/>
-        </w:rPr>
-      </w:pPr>
-      <w:r>
-        <w:rPr>
-          <w:rFonts w:eastAsia="Times New Roman" w:cstheme="minorHAnsi"/>
-          <w:lang w:eastAsia="en-IN"/>
-        </w:rPr>
-        <w:pict>
-          <v:rect id="_x0000_i1058" style="width:0;height:1.5pt" o:hralign="center" o:hrstd="t" o:hr="t" fillcolor="#a0a0a0" stroked="f"/>
-        </w:pict>
-      </w:r>
-    </w:p>
-    <w:p>
-      <w:pPr>
-        <w:spacing w:before="100" w:beforeAutospacing="1" w:after="100" w:afterAutospacing="1" w:line="240" w:lineRule="auto"/>
-        <w:outlineLvl w:val="0"/>
-        <w:rPr>
-          <w:rFonts w:eastAsia="Times New Roman" w:cstheme="minorHAnsi"/>
-          <w:b/>
-          <w:bCs/>
-          <w:kern w:val="36"/>
-          <w:lang w:eastAsia="en-IN"/>
-        </w:rPr>
-      </w:pPr>
-      <w:r>
-        <w:rPr>
-          <w:rFonts w:eastAsia="Times New Roman" w:cstheme="minorHAnsi"/>
-          <w:b/>
-          <w:bCs/>
-          <w:kern w:val="36"/>
-          <w:lang w:eastAsia="en-IN"/>
-        </w:rPr>
-        <w:t>LEVEL 4 — Running Total (VERY COMMON)</w:t>
+          <w:noProof/>
+          <w:sz w:val="24"/>
+          <w:lang w:eastAsia="en-IN"/>
+        </w:rPr>
+      </w:pPr>
+      <w:r>
+        <w:rPr>
+          <w:rFonts w:eastAsia="Times New Roman" w:cstheme="minorHAnsi"/>
+          <w:noProof/>
+          <w:sz w:val="24"/>
+          <w:lang w:eastAsia="en-IN"/>
+        </w:rPr>
+        <w:t xml:space="preserve">       sales,</w:t>
       </w:r>
     </w:p>
     <w:p>
@@ -13282,15 +13060,19 @@
         <w:spacing w:after="0" w:line="240" w:lineRule="auto"/>
         <w:rPr>
           <w:rFonts w:eastAsia="Times New Roman" w:cstheme="minorHAnsi"/>
-          <w:lang w:eastAsia="en-IN"/>
-        </w:rPr>
-      </w:pPr>
-      <w:r>
-        <w:rPr>
-          <w:rFonts w:eastAsia="Times New Roman" w:cstheme="minorHAnsi"/>
-          <w:lang w:eastAsia="en-IN"/>
-        </w:rPr>
-        <w:t>SELECT date,</w:t>
+          <w:noProof/>
+          <w:sz w:val="24"/>
+          <w:lang w:eastAsia="en-IN"/>
+        </w:rPr>
+      </w:pPr>
+      <w:r>
+        <w:rPr>
+          <w:rFonts w:eastAsia="Times New Roman" w:cstheme="minorHAnsi"/>
+          <w:noProof/>
+          <w:sz w:val="24"/>
+          <w:lang w:eastAsia="en-IN"/>
+        </w:rPr>
+        <w:t xml:space="preserve">       sales - LAG(sales) OVER (ORDER BY date) AS diff</w:t>
       </w:r>
     </w:p>
     <w:p>
@@ -13316,41 +13098,20 @@
         <w:spacing w:after="0" w:line="240" w:lineRule="auto"/>
         <w:rPr>
           <w:rFonts w:eastAsia="Times New Roman" w:cstheme="minorHAnsi"/>
-          <w:lang w:eastAsia="en-IN"/>
-        </w:rPr>
-      </w:pPr>
-      <w:r>
-        <w:rPr>
-          <w:rFonts w:eastAsia="Times New Roman" w:cstheme="minorHAnsi"/>
-          <w:lang w:eastAsia="en-IN"/>
-        </w:rPr>
-        <w:t xml:space="preserve">       </w:t>
-      </w:r>
-      <w:proofErr w:type="gramStart"/>
-      <w:r>
-        <w:rPr>
-          <w:rFonts w:eastAsia="Times New Roman" w:cstheme="minorHAnsi"/>
-          <w:lang w:eastAsia="en-IN"/>
-        </w:rPr>
-        <w:t>SUM(</w:t>
-      </w:r>
-      <w:proofErr w:type="gramEnd"/>
-      <w:r>
-        <w:rPr>
-          <w:rFonts w:eastAsia="Times New Roman" w:cstheme="minorHAnsi"/>
-          <w:lang w:eastAsia="en-IN"/>
-        </w:rPr>
-        <w:t xml:space="preserve">sales) OVER (ORDER BY date) AS </w:t>
-      </w:r>
-      <w:proofErr w:type="spellStart"/>
-      <w:r>
-        <w:rPr>
-          <w:rFonts w:eastAsia="Times New Roman" w:cstheme="minorHAnsi"/>
-          <w:lang w:eastAsia="en-IN"/>
-        </w:rPr>
-        <w:t>running_total</w:t>
-      </w:r>
-      <w:proofErr w:type="spellEnd"/>
+          <w:noProof/>
+          <w:sz w:val="24"/>
+          <w:lang w:eastAsia="en-IN"/>
+        </w:rPr>
+      </w:pPr>
+      <w:r>
+        <w:rPr>
+          <w:rFonts w:eastAsia="Times New Roman" w:cstheme="minorHAnsi"/>
+          <w:noProof/>
+          <w:sz w:val="24"/>
+          <w:lang w:eastAsia="en-IN"/>
+        </w:rPr>
+        <w:t>FROM sales;</w:t>
+      </w:r>
     </w:p>
     <w:p>
       <w:pPr>
@@ -13378,35 +13139,251 @@
           <w:lang w:eastAsia="en-IN"/>
         </w:rPr>
       </w:pPr>
-      <w:r>
-        <w:rPr>
-          <w:rFonts w:eastAsia="Times New Roman" w:cstheme="minorHAnsi"/>
-          <w:lang w:eastAsia="en-IN"/>
-        </w:rPr>
-        <w:t>FROM sales;</w:t>
-      </w:r>
-    </w:p>
+    </w:p>
+    <w:tbl>
+      <w:tblPr>
+        <w:tblStyle w:val="TableGrid"/>
+        <w:tblW w:w="4121" w:type="dxa"/>
+        <w:tblLook w:val="04A0" w:firstRow="1" w:lastRow="0" w:firstColumn="1" w:lastColumn="0" w:noHBand="0" w:noVBand="1"/>
+      </w:tblPr>
+      <w:tblGrid>
+        <w:gridCol w:w="2036"/>
+        <w:gridCol w:w="2085"/>
+      </w:tblGrid>
+      <w:tr>
+        <w:trPr>
+          <w:trHeight w:val="461"/>
+        </w:trPr>
+        <w:tc>
+          <w:tcPr>
+            <w:tcW w:w="0" w:type="auto"/>
+            <w:hideMark/>
+          </w:tcPr>
+          <w:p>
+            <w:pPr>
+              <w:jc w:val="center"/>
+              <w:rPr>
+                <w:rFonts w:eastAsia="Times New Roman" w:cstheme="minorHAnsi"/>
+                <w:b/>
+                <w:bCs/>
+                <w:lang w:eastAsia="en-IN"/>
+              </w:rPr>
+            </w:pPr>
+            <w:r>
+              <w:rPr>
+                <w:rFonts w:eastAsia="Times New Roman" w:cstheme="minorHAnsi"/>
+                <w:b/>
+                <w:bCs/>
+                <w:lang w:eastAsia="en-IN"/>
+              </w:rPr>
+              <w:t>date</w:t>
+            </w:r>
+          </w:p>
+        </w:tc>
+        <w:tc>
+          <w:tcPr>
+            <w:tcW w:w="0" w:type="auto"/>
+            <w:hideMark/>
+          </w:tcPr>
+          <w:p>
+            <w:pPr>
+              <w:jc w:val="center"/>
+              <w:rPr>
+                <w:rFonts w:eastAsia="Times New Roman" w:cstheme="minorHAnsi"/>
+                <w:b/>
+                <w:bCs/>
+                <w:lang w:eastAsia="en-IN"/>
+              </w:rPr>
+            </w:pPr>
+            <w:r>
+              <w:rPr>
+                <w:rFonts w:eastAsia="Times New Roman" w:cstheme="minorHAnsi"/>
+                <w:b/>
+                <w:bCs/>
+                <w:lang w:eastAsia="en-IN"/>
+              </w:rPr>
+              <w:t>diff</w:t>
+            </w:r>
+          </w:p>
+        </w:tc>
+      </w:tr>
+      <w:tr>
+        <w:trPr>
+          <w:trHeight w:val="488"/>
+        </w:trPr>
+        <w:tc>
+          <w:tcPr>
+            <w:tcW w:w="0" w:type="auto"/>
+            <w:hideMark/>
+          </w:tcPr>
+          <w:p>
+            <w:pPr>
+              <w:rPr>
+                <w:rFonts w:eastAsia="Times New Roman" w:cstheme="minorHAnsi"/>
+                <w:lang w:eastAsia="en-IN"/>
+              </w:rPr>
+            </w:pPr>
+            <w:r>
+              <w:rPr>
+                <w:rFonts w:eastAsia="Times New Roman" w:cstheme="minorHAnsi"/>
+                <w:lang w:eastAsia="en-IN"/>
+              </w:rPr>
+              <w:t>1 Jan</w:t>
+            </w:r>
+          </w:p>
+        </w:tc>
+        <w:tc>
+          <w:tcPr>
+            <w:tcW w:w="0" w:type="auto"/>
+            <w:hideMark/>
+          </w:tcPr>
+          <w:p>
+            <w:pPr>
+              <w:rPr>
+                <w:rFonts w:eastAsia="Times New Roman" w:cstheme="minorHAnsi"/>
+                <w:lang w:eastAsia="en-IN"/>
+              </w:rPr>
+            </w:pPr>
+            <w:r>
+              <w:rPr>
+                <w:rFonts w:eastAsia="Times New Roman" w:cstheme="minorHAnsi"/>
+                <w:lang w:eastAsia="en-IN"/>
+              </w:rPr>
+              <w:t>NULL</w:t>
+            </w:r>
+          </w:p>
+        </w:tc>
+      </w:tr>
+      <w:tr>
+        <w:trPr>
+          <w:trHeight w:val="461"/>
+        </w:trPr>
+        <w:tc>
+          <w:tcPr>
+            <w:tcW w:w="0" w:type="auto"/>
+            <w:hideMark/>
+          </w:tcPr>
+          <w:p>
+            <w:pPr>
+              <w:rPr>
+                <w:rFonts w:eastAsia="Times New Roman" w:cstheme="minorHAnsi"/>
+                <w:lang w:eastAsia="en-IN"/>
+              </w:rPr>
+            </w:pPr>
+            <w:r>
+              <w:rPr>
+                <w:rFonts w:eastAsia="Times New Roman" w:cstheme="minorHAnsi"/>
+                <w:lang w:eastAsia="en-IN"/>
+              </w:rPr>
+              <w:t>2 Jan</w:t>
+            </w:r>
+          </w:p>
+        </w:tc>
+        <w:tc>
+          <w:tcPr>
+            <w:tcW w:w="0" w:type="auto"/>
+            <w:hideMark/>
+          </w:tcPr>
+          <w:p>
+            <w:pPr>
+              <w:rPr>
+                <w:rFonts w:eastAsia="Times New Roman" w:cstheme="minorHAnsi"/>
+                <w:lang w:eastAsia="en-IN"/>
+              </w:rPr>
+            </w:pPr>
+            <w:r>
+              <w:rPr>
+                <w:rFonts w:eastAsia="Times New Roman" w:cstheme="minorHAnsi"/>
+                <w:lang w:eastAsia="en-IN"/>
+              </w:rPr>
+              <w:t>30</w:t>
+            </w:r>
+          </w:p>
+        </w:tc>
+      </w:tr>
+      <w:tr>
+        <w:trPr>
+          <w:trHeight w:val="488"/>
+        </w:trPr>
+        <w:tc>
+          <w:tcPr>
+            <w:tcW w:w="0" w:type="auto"/>
+            <w:hideMark/>
+          </w:tcPr>
+          <w:p>
+            <w:pPr>
+              <w:rPr>
+                <w:rFonts w:eastAsia="Times New Roman" w:cstheme="minorHAnsi"/>
+                <w:lang w:eastAsia="en-IN"/>
+              </w:rPr>
+            </w:pPr>
+            <w:r>
+              <w:rPr>
+                <w:rFonts w:eastAsia="Times New Roman" w:cstheme="minorHAnsi"/>
+                <w:lang w:eastAsia="en-IN"/>
+              </w:rPr>
+              <w:t>3 Jan</w:t>
+            </w:r>
+          </w:p>
+        </w:tc>
+        <w:tc>
+          <w:tcPr>
+            <w:tcW w:w="0" w:type="auto"/>
+            <w:hideMark/>
+          </w:tcPr>
+          <w:p>
+            <w:pPr>
+              <w:rPr>
+                <w:rFonts w:eastAsia="Times New Roman" w:cstheme="minorHAnsi"/>
+                <w:lang w:eastAsia="en-IN"/>
+              </w:rPr>
+            </w:pPr>
+            <w:r>
+              <w:rPr>
+                <w:rFonts w:eastAsia="Times New Roman" w:cstheme="minorHAnsi"/>
+                <w:lang w:eastAsia="en-IN"/>
+              </w:rPr>
+              <w:t>-40</w:t>
+            </w:r>
+          </w:p>
+        </w:tc>
+      </w:tr>
+    </w:tbl>
     <w:p>
       <w:pPr>
         <w:spacing w:before="100" w:beforeAutospacing="1" w:after="100" w:afterAutospacing="1" w:line="240" w:lineRule="auto"/>
-        <w:rPr>
-          <w:rFonts w:eastAsia="Times New Roman" w:cstheme="minorHAnsi"/>
-          <w:lang w:eastAsia="en-IN"/>
-        </w:rPr>
-      </w:pPr>
-      <w:r>
-        <w:rPr>
-          <w:rFonts w:ascii="Calibri" w:eastAsia="Times New Roman" w:hAnsi="Calibri" w:cs="Calibri"/>
-          <w:lang w:eastAsia="en-IN"/>
-        </w:rPr>
-        <w:t>📌</w:t>
-      </w:r>
-      <w:r>
-        <w:rPr>
-          <w:rFonts w:eastAsia="Times New Roman" w:cstheme="minorHAnsi"/>
-          <w:lang w:eastAsia="en-IN"/>
-        </w:rPr>
-        <w:t xml:space="preserve"> No GROUP BY needed</w:t>
+        <w:outlineLvl w:val="2"/>
+        <w:rPr>
+          <w:rFonts w:eastAsia="Times New Roman" w:cstheme="minorHAnsi"/>
+          <w:b/>
+          <w:bCs/>
+          <w:lang w:eastAsia="en-IN"/>
+        </w:rPr>
+      </w:pPr>
+      <w:r>
+        <w:rPr>
+          <w:rFonts w:eastAsia="Times New Roman" w:cstheme="minorHAnsi"/>
+          <w:b/>
+          <w:bCs/>
+          <w:lang w:eastAsia="en-IN"/>
+        </w:rPr>
+        <w:t>How to explain</w:t>
+      </w:r>
+    </w:p>
+    <w:p>
+      <w:pPr>
+        <w:spacing w:beforeAutospacing="1" w:after="100" w:afterAutospacing="1" w:line="240" w:lineRule="auto"/>
+        <w:rPr>
+          <w:rFonts w:eastAsia="Times New Roman" w:cstheme="minorHAnsi"/>
+          <w:lang w:eastAsia="en-IN"/>
+        </w:rPr>
+      </w:pPr>
+      <w:r>
+        <w:rPr>
+          <w:rFonts w:eastAsia="Times New Roman" w:cstheme="minorHAnsi"/>
+          <w:lang w:eastAsia="en-IN"/>
+        </w:rPr>
+        <w:t>“LAG accesses previous row without self-join.”</w:t>
       </w:r>
     </w:p>
     <w:p>
@@ -13423,7 +13400,7 @@
           <w:lang w:eastAsia="en-IN"/>
         </w:rPr>
         <w:pict>
-          <v:rect id="_x0000_i1059" style="width:0;height:1.5pt" o:hralign="center" o:hrstd="t" o:hr="t" fillcolor="#a0a0a0" stroked="f"/>
+          <v:rect id="_x0000_i1058" style="width:0;height:1.5pt" o:hralign="center" o:hrstd="t" o:hr="t" fillcolor="#a0a0a0" stroked="f"/>
         </w:pict>
       </w:r>
     </w:p>
@@ -13447,40 +13424,8 @@
           <w:kern w:val="36"/>
           <w:lang w:eastAsia="en-IN"/>
         </w:rPr>
-        <w:t>LEVEL 5 — Moving Average (Amazon dashboards)</w:t>
-      </w:r>
-    </w:p>
-    <w:p>
-      <w:pPr>
-        <w:spacing w:before="100" w:beforeAutospacing="1" w:after="100" w:afterAutospacing="1" w:line="240" w:lineRule="auto"/>
-        <w:outlineLvl w:val="2"/>
-        <w:rPr>
-          <w:rFonts w:eastAsia="Times New Roman" w:cstheme="minorHAnsi"/>
-          <w:b/>
-          <w:bCs/>
-          <w:lang w:eastAsia="en-IN"/>
-        </w:rPr>
-      </w:pPr>
-      <w:r>
-        <w:rPr>
-          <w:rFonts w:eastAsia="Times New Roman" w:cstheme="minorHAnsi"/>
-          <w:b/>
-          <w:bCs/>
-          <w:lang w:eastAsia="en-IN"/>
-        </w:rPr>
-        <w:t xml:space="preserve">3-day moving </w:t>
-      </w:r>
-      <w:proofErr w:type="spellStart"/>
-      <w:r>
-        <w:rPr>
-          <w:rFonts w:eastAsia="Times New Roman" w:cstheme="minorHAnsi"/>
-          <w:b/>
-          <w:bCs/>
-          <w:lang w:eastAsia="en-IN"/>
-        </w:rPr>
-        <w:t>avg</w:t>
-      </w:r>
-      <w:proofErr w:type="spellEnd"/>
+        <w:t>LEVEL 4 — Running Total (VERY COMMON)</w:t>
+      </w:r>
     </w:p>
     <w:p>
       <w:pPr>
@@ -13539,31 +13484,17 @@
         <w:spacing w:after="0" w:line="240" w:lineRule="auto"/>
         <w:rPr>
           <w:rFonts w:eastAsia="Times New Roman" w:cstheme="minorHAnsi"/>
-          <w:lang w:eastAsia="en-IN"/>
-        </w:rPr>
-      </w:pPr>
-      <w:r>
-        <w:rPr>
-          <w:rFonts w:eastAsia="Times New Roman" w:cstheme="minorHAnsi"/>
-          <w:lang w:eastAsia="en-IN"/>
-        </w:rPr>
-        <w:t xml:space="preserve">       </w:t>
-      </w:r>
-      <w:proofErr w:type="gramStart"/>
-      <w:r>
-        <w:rPr>
-          <w:rFonts w:eastAsia="Times New Roman" w:cstheme="minorHAnsi"/>
-          <w:lang w:eastAsia="en-IN"/>
-        </w:rPr>
-        <w:t>AVG(</w:t>
-      </w:r>
-      <w:proofErr w:type="gramEnd"/>
-      <w:r>
-        <w:rPr>
-          <w:rFonts w:eastAsia="Times New Roman" w:cstheme="minorHAnsi"/>
-          <w:lang w:eastAsia="en-IN"/>
-        </w:rPr>
-        <w:t>sales) OVER (</w:t>
+          <w:noProof/>
+          <w:lang w:eastAsia="en-IN"/>
+        </w:rPr>
+      </w:pPr>
+      <w:r>
+        <w:rPr>
+          <w:rFonts w:eastAsia="Times New Roman" w:cstheme="minorHAnsi"/>
+          <w:noProof/>
+          <w:lang w:eastAsia="en-IN"/>
+        </w:rPr>
+        <w:t xml:space="preserve">       SUM(sales) OVER (ORDER BY date) AS running_total</w:t>
       </w:r>
     </w:p>
     <w:p>
@@ -13589,15 +13520,106 @@
         <w:spacing w:after="0" w:line="240" w:lineRule="auto"/>
         <w:rPr>
           <w:rFonts w:eastAsia="Times New Roman" w:cstheme="minorHAnsi"/>
-          <w:lang w:eastAsia="en-IN"/>
-        </w:rPr>
-      </w:pPr>
-      <w:r>
-        <w:rPr>
-          <w:rFonts w:eastAsia="Times New Roman" w:cstheme="minorHAnsi"/>
-          <w:lang w:eastAsia="en-IN"/>
-        </w:rPr>
-        <w:t xml:space="preserve">         ORDER BY date</w:t>
+          <w:noProof/>
+          <w:lang w:eastAsia="en-IN"/>
+        </w:rPr>
+      </w:pPr>
+      <w:r>
+        <w:rPr>
+          <w:rFonts w:eastAsia="Times New Roman" w:cstheme="minorHAnsi"/>
+          <w:noProof/>
+          <w:lang w:eastAsia="en-IN"/>
+        </w:rPr>
+        <w:t>FROM sales;</w:t>
+      </w:r>
+    </w:p>
+    <w:p>
+      <w:pPr>
+        <w:spacing w:before="100" w:beforeAutospacing="1" w:after="100" w:afterAutospacing="1" w:line="240" w:lineRule="auto"/>
+        <w:rPr>
+          <w:rFonts w:eastAsia="Times New Roman" w:cstheme="minorHAnsi"/>
+          <w:lang w:eastAsia="en-IN"/>
+        </w:rPr>
+      </w:pPr>
+      <w:r>
+        <w:rPr>
+          <w:rFonts w:eastAsia="Times New Roman" w:cstheme="minorHAnsi"/>
+          <w:lang w:eastAsia="en-IN"/>
+        </w:rPr>
+        <w:t>No GROUP BY needed</w:t>
+      </w:r>
+    </w:p>
+    <w:p>
+      <w:pPr>
+        <w:spacing w:after="0" w:line="240" w:lineRule="auto"/>
+        <w:rPr>
+          <w:rFonts w:eastAsia="Times New Roman" w:cstheme="minorHAnsi"/>
+          <w:lang w:eastAsia="en-IN"/>
+        </w:rPr>
+      </w:pPr>
+      <w:r>
+        <w:rPr>
+          <w:rFonts w:eastAsia="Times New Roman" w:cstheme="minorHAnsi"/>
+          <w:lang w:eastAsia="en-IN"/>
+        </w:rPr>
+        <w:pict>
+          <v:rect id="_x0000_i1059" style="width:0;height:1.5pt" o:hralign="center" o:hrstd="t" o:hr="t" fillcolor="#a0a0a0" stroked="f"/>
+        </w:pict>
+      </w:r>
+    </w:p>
+    <w:p>
+      <w:pPr>
+        <w:spacing w:before="100" w:beforeAutospacing="1" w:after="100" w:afterAutospacing="1" w:line="240" w:lineRule="auto"/>
+        <w:outlineLvl w:val="0"/>
+        <w:rPr>
+          <w:rFonts w:eastAsia="Times New Roman" w:cstheme="minorHAnsi"/>
+          <w:b/>
+          <w:bCs/>
+          <w:kern w:val="36"/>
+          <w:lang w:eastAsia="en-IN"/>
+        </w:rPr>
+      </w:pPr>
+      <w:r>
+        <w:rPr>
+          <w:rFonts w:eastAsia="Times New Roman" w:cstheme="minorHAnsi"/>
+          <w:b/>
+          <w:bCs/>
+          <w:kern w:val="36"/>
+          <w:lang w:eastAsia="en-IN"/>
+        </w:rPr>
+        <w:t>LEVEL 5 — Moving Average (Amazon dashboards)</w:t>
+      </w:r>
+    </w:p>
+    <w:p>
+      <w:pPr>
+        <w:spacing w:before="100" w:beforeAutospacing="1" w:after="100" w:afterAutospacing="1" w:line="240" w:lineRule="auto"/>
+        <w:outlineLvl w:val="2"/>
+        <w:rPr>
+          <w:rFonts w:eastAsia="Times New Roman" w:cstheme="minorHAnsi"/>
+          <w:b/>
+          <w:bCs/>
+          <w:noProof/>
+          <w:lang w:eastAsia="en-IN"/>
+        </w:rPr>
+      </w:pPr>
+      <w:r>
+        <w:rPr>
+          <w:rFonts w:eastAsia="Times New Roman" w:cstheme="minorHAnsi"/>
+          <w:b/>
+          <w:bCs/>
+          <w:lang w:eastAsia="en-IN"/>
+        </w:rPr>
+        <w:t xml:space="preserve">3-day </w:t>
+      </w:r>
+      <w:r>
+        <w:rPr>
+          <w:rFonts w:eastAsia="Times New Roman" w:cstheme="minorHAnsi"/>
+          <w:b/>
+          <w:bCs/>
+          <w:noProof/>
+          <w:lang w:eastAsia="en-IN"/>
+        </w:rPr>
+        <w:t>moving avg</w:t>
       </w:r>
     </w:p>
     <w:p>
@@ -13623,31 +13645,17 @@
         <w:spacing w:after="0" w:line="240" w:lineRule="auto"/>
         <w:rPr>
           <w:rFonts w:eastAsia="Times New Roman" w:cstheme="minorHAnsi"/>
-          <w:lang w:eastAsia="en-IN"/>
-        </w:rPr>
-      </w:pPr>
-      <w:r>
-        <w:rPr>
-          <w:rFonts w:eastAsia="Times New Roman" w:cstheme="minorHAnsi"/>
-          <w:lang w:eastAsia="en-IN"/>
-        </w:rPr>
-        <w:t xml:space="preserve">         ROWS BETWEEN 2 </w:t>
-      </w:r>
-      <w:proofErr w:type="gramStart"/>
-      <w:r>
-        <w:rPr>
-          <w:rFonts w:eastAsia="Times New Roman" w:cstheme="minorHAnsi"/>
-          <w:lang w:eastAsia="en-IN"/>
-        </w:rPr>
-        <w:t>PRECEDING</w:t>
-      </w:r>
-      <w:proofErr w:type="gramEnd"/>
-      <w:r>
-        <w:rPr>
-          <w:rFonts w:eastAsia="Times New Roman" w:cstheme="minorHAnsi"/>
-          <w:lang w:eastAsia="en-IN"/>
-        </w:rPr>
-        <w:t xml:space="preserve"> AND CURRENT ROW</w:t>
+          <w:noProof/>
+          <w:lang w:eastAsia="en-IN"/>
+        </w:rPr>
+      </w:pPr>
+      <w:r>
+        <w:rPr>
+          <w:rFonts w:eastAsia="Times New Roman" w:cstheme="minorHAnsi"/>
+          <w:noProof/>
+          <w:lang w:eastAsia="en-IN"/>
+        </w:rPr>
+        <w:t>SELECT date,</w:t>
       </w:r>
     </w:p>
     <w:p>
@@ -13673,25 +13681,18 @@
         <w:spacing w:after="0" w:line="240" w:lineRule="auto"/>
         <w:rPr>
           <w:rFonts w:eastAsia="Times New Roman" w:cstheme="minorHAnsi"/>
-          <w:lang w:eastAsia="en-IN"/>
-        </w:rPr>
-      </w:pPr>
-      <w:r>
-        <w:rPr>
-          <w:rFonts w:eastAsia="Times New Roman" w:cstheme="minorHAnsi"/>
-          <w:lang w:eastAsia="en-IN"/>
-        </w:rPr>
-        <w:t xml:space="preserve">       ) AS </w:t>
-      </w:r>
-      <w:proofErr w:type="spellStart"/>
-      <w:r>
-        <w:rPr>
-          <w:rFonts w:eastAsia="Times New Roman" w:cstheme="minorHAnsi"/>
-          <w:lang w:eastAsia="en-IN"/>
-        </w:rPr>
-        <w:t>mov_avg</w:t>
-      </w:r>
-      <w:proofErr w:type="spellEnd"/>
+          <w:noProof/>
+          <w:lang w:eastAsia="en-IN"/>
+        </w:rPr>
+      </w:pPr>
+      <w:r>
+        <w:rPr>
+          <w:rFonts w:eastAsia="Times New Roman" w:cstheme="minorHAnsi"/>
+          <w:noProof/>
+          <w:lang w:eastAsia="en-IN"/>
+        </w:rPr>
+        <w:t xml:space="preserve">       AVG(sales) OVER (</w:t>
+      </w:r>
     </w:p>
     <w:p>
       <w:pPr>
@@ -13716,139 +13717,17 @@
         <w:spacing w:after="0" w:line="240" w:lineRule="auto"/>
         <w:rPr>
           <w:rFonts w:eastAsia="Times New Roman" w:cstheme="minorHAnsi"/>
-          <w:lang w:eastAsia="en-IN"/>
-        </w:rPr>
-      </w:pPr>
-      <w:r>
-        <w:rPr>
-          <w:rFonts w:eastAsia="Times New Roman" w:cstheme="minorHAnsi"/>
-          <w:lang w:eastAsia="en-IN"/>
-        </w:rPr>
-        <w:t>FROM sales;</w:t>
-      </w:r>
-    </w:p>
-    <w:p>
-      <w:pPr>
-        <w:spacing w:before="100" w:beforeAutospacing="1" w:after="100" w:afterAutospacing="1" w:line="240" w:lineRule="auto"/>
-        <w:rPr>
-          <w:rFonts w:eastAsia="Times New Roman" w:cstheme="minorHAnsi"/>
-          <w:lang w:eastAsia="en-IN"/>
-        </w:rPr>
-      </w:pPr>
-      <w:r>
-        <w:rPr>
-          <w:rFonts w:ascii="Calibri" w:eastAsia="Times New Roman" w:hAnsi="Calibri" w:cs="Calibri"/>
-          <w:lang w:eastAsia="en-IN"/>
-        </w:rPr>
-        <w:t>🎯</w:t>
-      </w:r>
-      <w:r>
-        <w:rPr>
-          <w:rFonts w:eastAsia="Times New Roman" w:cstheme="minorHAnsi"/>
-          <w:lang w:eastAsia="en-IN"/>
-        </w:rPr>
-        <w:t xml:space="preserve"> Say this:</w:t>
-      </w:r>
-    </w:p>
-    <w:p>
-      <w:pPr>
-        <w:spacing w:beforeAutospacing="1" w:after="100" w:afterAutospacing="1" w:line="240" w:lineRule="auto"/>
-        <w:rPr>
-          <w:rFonts w:eastAsia="Times New Roman" w:cstheme="minorHAnsi"/>
-          <w:lang w:eastAsia="en-IN"/>
-        </w:rPr>
-      </w:pPr>
-      <w:r>
-        <w:rPr>
-          <w:rFonts w:eastAsia="Times New Roman" w:cstheme="minorHAnsi"/>
-          <w:lang w:eastAsia="en-IN"/>
-        </w:rPr>
-        <w:t>“ROWS ensures row-based window, not value-based.”</w:t>
-      </w:r>
-    </w:p>
-    <w:p>
-      <w:pPr>
-        <w:spacing w:after="0" w:line="240" w:lineRule="auto"/>
-        <w:rPr>
-          <w:rFonts w:eastAsia="Times New Roman" w:cstheme="minorHAnsi"/>
-          <w:lang w:eastAsia="en-IN"/>
-        </w:rPr>
-      </w:pPr>
-      <w:r>
-        <w:rPr>
-          <w:rFonts w:eastAsia="Times New Roman" w:cstheme="minorHAnsi"/>
-          <w:lang w:eastAsia="en-IN"/>
-        </w:rPr>
-        <w:pict>
-          <v:rect id="_x0000_i1060" style="width:0;height:1.5pt" o:hralign="center" o:hrstd="t" o:hr="t" fillcolor="#a0a0a0" stroked="f"/>
-        </w:pict>
-      </w:r>
-    </w:p>
-    <w:p>
-      <w:pPr>
-        <w:spacing w:before="100" w:beforeAutospacing="1" w:after="100" w:afterAutospacing="1" w:line="240" w:lineRule="auto"/>
-        <w:outlineLvl w:val="0"/>
-        <w:rPr>
-          <w:rFonts w:eastAsia="Times New Roman" w:cstheme="minorHAnsi"/>
-          <w:b/>
-          <w:bCs/>
-          <w:kern w:val="36"/>
-          <w:lang w:eastAsia="en-IN"/>
-        </w:rPr>
-      </w:pPr>
-      <w:r>
-        <w:rPr>
-          <w:rFonts w:eastAsia="Times New Roman" w:cstheme="minorHAnsi"/>
-          <w:b/>
-          <w:bCs/>
-          <w:kern w:val="36"/>
-          <w:lang w:eastAsia="en-IN"/>
-        </w:rPr>
-        <w:lastRenderedPageBreak/>
-        <w:t xml:space="preserve">LEVEL 6 — FIRST_VALUE </w:t>
-      </w:r>
-      <w:proofErr w:type="spellStart"/>
-      <w:r>
-        <w:rPr>
-          <w:rFonts w:eastAsia="Times New Roman" w:cstheme="minorHAnsi"/>
-          <w:b/>
-          <w:bCs/>
-          <w:kern w:val="36"/>
-          <w:lang w:eastAsia="en-IN"/>
-        </w:rPr>
-        <w:t>vs</w:t>
-      </w:r>
-      <w:proofErr w:type="spellEnd"/>
-      <w:r>
-        <w:rPr>
-          <w:rFonts w:eastAsia="Times New Roman" w:cstheme="minorHAnsi"/>
-          <w:b/>
-          <w:bCs/>
-          <w:kern w:val="36"/>
-          <w:lang w:eastAsia="en-IN"/>
-        </w:rPr>
-        <w:t xml:space="preserve"> LAST_VALUE (TRAP)</w:t>
-      </w:r>
-    </w:p>
-    <w:p>
-      <w:pPr>
-        <w:spacing w:before="100" w:beforeAutospacing="1" w:after="100" w:afterAutospacing="1" w:line="240" w:lineRule="auto"/>
-        <w:outlineLvl w:val="2"/>
-        <w:rPr>
-          <w:rFonts w:eastAsia="Times New Roman" w:cstheme="minorHAnsi"/>
-          <w:b/>
-          <w:bCs/>
-          <w:lang w:eastAsia="en-IN"/>
-        </w:rPr>
-      </w:pPr>
-      <w:r>
-        <w:rPr>
-          <w:rFonts w:eastAsia="Times New Roman" w:cstheme="minorHAnsi"/>
-          <w:b/>
-          <w:bCs/>
-          <w:lang w:eastAsia="en-IN"/>
-        </w:rPr>
-        <w:t>WRONG</w:t>
+          <w:noProof/>
+          <w:lang w:eastAsia="en-IN"/>
+        </w:rPr>
+      </w:pPr>
+      <w:r>
+        <w:rPr>
+          <w:rFonts w:eastAsia="Times New Roman" w:cstheme="minorHAnsi"/>
+          <w:noProof/>
+          <w:lang w:eastAsia="en-IN"/>
+        </w:rPr>
+        <w:t xml:space="preserve">         ORDER BY date</w:t>
       </w:r>
     </w:p>
     <w:p>
@@ -13874,118 +13753,17 @@
         <w:spacing w:after="0" w:line="240" w:lineRule="auto"/>
         <w:rPr>
           <w:rFonts w:eastAsia="Times New Roman" w:cstheme="minorHAnsi"/>
-          <w:lang w:eastAsia="en-IN"/>
-        </w:rPr>
-      </w:pPr>
-      <w:r>
-        <w:rPr>
-          <w:rFonts w:eastAsia="Times New Roman" w:cstheme="minorHAnsi"/>
-          <w:lang w:eastAsia="en-IN"/>
-        </w:rPr>
-        <w:t>LAST_</w:t>
-      </w:r>
-      <w:proofErr w:type="gramStart"/>
-      <w:r>
-        <w:rPr>
-          <w:rFonts w:eastAsia="Times New Roman" w:cstheme="minorHAnsi"/>
-          <w:lang w:eastAsia="en-IN"/>
-        </w:rPr>
-        <w:t>VALUE(</w:t>
-      </w:r>
-      <w:proofErr w:type="gramEnd"/>
-      <w:r>
-        <w:rPr>
-          <w:rFonts w:eastAsia="Times New Roman" w:cstheme="minorHAnsi"/>
-          <w:lang w:eastAsia="en-IN"/>
-        </w:rPr>
-        <w:t xml:space="preserve">sales) OVER (PARTITION BY </w:t>
-      </w:r>
-      <w:proofErr w:type="spellStart"/>
-      <w:r>
-        <w:rPr>
-          <w:rFonts w:eastAsia="Times New Roman" w:cstheme="minorHAnsi"/>
-          <w:lang w:eastAsia="en-IN"/>
-        </w:rPr>
-        <w:t>dept</w:t>
-      </w:r>
-      <w:proofErr w:type="spellEnd"/>
-      <w:r>
-        <w:rPr>
-          <w:rFonts w:eastAsia="Times New Roman" w:cstheme="minorHAnsi"/>
-          <w:lang w:eastAsia="en-IN"/>
-        </w:rPr>
-        <w:t xml:space="preserve"> ORDER BY date)</w:t>
-      </w:r>
-    </w:p>
-    <w:p>
-      <w:pPr>
-        <w:spacing w:before="100" w:beforeAutospacing="1" w:after="100" w:afterAutospacing="1" w:line="240" w:lineRule="auto"/>
-        <w:rPr>
-          <w:rFonts w:eastAsia="Times New Roman" w:cstheme="minorHAnsi"/>
-          <w:lang w:eastAsia="en-IN"/>
-        </w:rPr>
-      </w:pPr>
-      <w:r>
-        <w:rPr>
-          <w:rFonts w:ascii="Calibri" w:eastAsia="Times New Roman" w:hAnsi="Calibri" w:cs="Calibri"/>
-          <w:lang w:eastAsia="en-IN"/>
-        </w:rPr>
-        <w:t>👉</w:t>
-      </w:r>
-      <w:r>
-        <w:rPr>
-          <w:rFonts w:eastAsia="Times New Roman" w:cstheme="minorHAnsi"/>
-          <w:lang w:eastAsia="en-IN"/>
-        </w:rPr>
-        <w:t xml:space="preserve"> Returns </w:t>
-      </w:r>
-      <w:r>
-        <w:rPr>
-          <w:rFonts w:eastAsia="Times New Roman" w:cstheme="minorHAnsi"/>
-          <w:b/>
-          <w:bCs/>
-          <w:lang w:eastAsia="en-IN"/>
-        </w:rPr>
-        <w:t>current row value</w:t>
-      </w:r>
-    </w:p>
-    <w:p>
-      <w:pPr>
-        <w:spacing w:after="0" w:line="240" w:lineRule="auto"/>
-        <w:rPr>
-          <w:rFonts w:eastAsia="Times New Roman" w:cstheme="minorHAnsi"/>
-          <w:lang w:eastAsia="en-IN"/>
-        </w:rPr>
-      </w:pPr>
-      <w:r>
-        <w:rPr>
-          <w:rFonts w:eastAsia="Times New Roman" w:cstheme="minorHAnsi"/>
-          <w:lang w:eastAsia="en-IN"/>
-        </w:rPr>
-        <w:pict>
-          <v:rect id="_x0000_i1061" style="width:0;height:1.5pt" o:hralign="center" o:hrstd="t" o:hr="t" fillcolor="#a0a0a0" stroked="f"/>
-        </w:pict>
-      </w:r>
-    </w:p>
-    <w:p>
-      <w:pPr>
-        <w:spacing w:before="100" w:beforeAutospacing="1" w:after="100" w:afterAutospacing="1" w:line="240" w:lineRule="auto"/>
-        <w:outlineLvl w:val="2"/>
-        <w:rPr>
-          <w:rFonts w:eastAsia="Times New Roman" w:cstheme="minorHAnsi"/>
-          <w:b/>
-          <w:bCs/>
-          <w:lang w:eastAsia="en-IN"/>
-        </w:rPr>
-      </w:pPr>
-      <w:r>
-        <w:rPr>
-          <w:rFonts w:eastAsia="Times New Roman" w:cstheme="minorHAnsi"/>
-          <w:b/>
-          <w:bCs/>
-          <w:lang w:eastAsia="en-IN"/>
-        </w:rPr>
-        <w:t>CORRECT</w:t>
+          <w:noProof/>
+          <w:lang w:eastAsia="en-IN"/>
+        </w:rPr>
+      </w:pPr>
+      <w:r>
+        <w:rPr>
+          <w:rFonts w:eastAsia="Times New Roman" w:cstheme="minorHAnsi"/>
+          <w:noProof/>
+          <w:lang w:eastAsia="en-IN"/>
+        </w:rPr>
+        <w:t xml:space="preserve">         ROWS BETWEEN 2 PRECEDING AND CURRENT ROW</w:t>
       </w:r>
     </w:p>
     <w:p>
@@ -14011,31 +13789,17 @@
         <w:spacing w:after="0" w:line="240" w:lineRule="auto"/>
         <w:rPr>
           <w:rFonts w:eastAsia="Times New Roman" w:cstheme="minorHAnsi"/>
-          <w:lang w:eastAsia="en-IN"/>
-        </w:rPr>
-      </w:pPr>
-      <w:r>
-        <w:rPr>
-          <w:rFonts w:eastAsia="Times New Roman" w:cstheme="minorHAnsi"/>
-          <w:lang w:eastAsia="en-IN"/>
-        </w:rPr>
-        <w:t>LAST_</w:t>
-      </w:r>
-      <w:proofErr w:type="gramStart"/>
-      <w:r>
-        <w:rPr>
-          <w:rFonts w:eastAsia="Times New Roman" w:cstheme="minorHAnsi"/>
-          <w:lang w:eastAsia="en-IN"/>
-        </w:rPr>
-        <w:t>VALUE(</w:t>
-      </w:r>
-      <w:proofErr w:type="gramEnd"/>
-      <w:r>
-        <w:rPr>
-          <w:rFonts w:eastAsia="Times New Roman" w:cstheme="minorHAnsi"/>
-          <w:lang w:eastAsia="en-IN"/>
-        </w:rPr>
-        <w:t>sales) OVER (</w:t>
+          <w:noProof/>
+          <w:lang w:eastAsia="en-IN"/>
+        </w:rPr>
+      </w:pPr>
+      <w:r>
+        <w:rPr>
+          <w:rFonts w:eastAsia="Times New Roman" w:cstheme="minorHAnsi"/>
+          <w:noProof/>
+          <w:lang w:eastAsia="en-IN"/>
+        </w:rPr>
+        <w:t xml:space="preserve">       ) AS mov_avg</w:t>
       </w:r>
     </w:p>
     <w:p>
@@ -14061,25 +13825,137 @@
         <w:spacing w:after="0" w:line="240" w:lineRule="auto"/>
         <w:rPr>
           <w:rFonts w:eastAsia="Times New Roman" w:cstheme="minorHAnsi"/>
-          <w:lang w:eastAsia="en-IN"/>
-        </w:rPr>
-      </w:pPr>
-      <w:r>
-        <w:rPr>
-          <w:rFonts w:eastAsia="Times New Roman" w:cstheme="minorHAnsi"/>
-          <w:lang w:eastAsia="en-IN"/>
-        </w:rPr>
-        <w:t xml:space="preserve">  PARTITION BY </w:t>
+          <w:noProof/>
+          <w:lang w:eastAsia="en-IN"/>
+        </w:rPr>
+      </w:pPr>
+      <w:r>
+        <w:rPr>
+          <w:rFonts w:eastAsia="Times New Roman" w:cstheme="minorHAnsi"/>
+          <w:noProof/>
+          <w:lang w:eastAsia="en-IN"/>
+        </w:rPr>
+        <w:t>FROM sales;</w:t>
+      </w:r>
+    </w:p>
+    <w:p>
+      <w:pPr>
+        <w:spacing w:before="100" w:beforeAutospacing="1" w:after="100" w:afterAutospacing="1" w:line="240" w:lineRule="auto"/>
+        <w:rPr>
+          <w:rFonts w:eastAsia="Times New Roman" w:cstheme="minorHAnsi"/>
+          <w:lang w:eastAsia="en-IN"/>
+        </w:rPr>
+      </w:pPr>
+      <w:r>
+        <w:rPr>
+          <w:rFonts w:eastAsia="Times New Roman" w:cstheme="minorHAnsi"/>
+          <w:lang w:eastAsia="en-IN"/>
+        </w:rPr>
+        <w:t>Say this:</w:t>
+      </w:r>
+    </w:p>
+    <w:p>
+      <w:pPr>
+        <w:spacing w:beforeAutospacing="1" w:after="100" w:afterAutospacing="1" w:line="240" w:lineRule="auto"/>
+        <w:rPr>
+          <w:rFonts w:eastAsia="Times New Roman" w:cstheme="minorHAnsi"/>
+          <w:lang w:eastAsia="en-IN"/>
+        </w:rPr>
+      </w:pPr>
+      <w:r>
+        <w:rPr>
+          <w:rFonts w:eastAsia="Times New Roman" w:cstheme="minorHAnsi"/>
+          <w:lang w:eastAsia="en-IN"/>
+        </w:rPr>
+        <w:lastRenderedPageBreak/>
+        <w:t>“ROWS ensures row-based window, not value-based.”</w:t>
+      </w:r>
+    </w:p>
+    <w:p>
+      <w:pPr>
+        <w:spacing w:after="0" w:line="240" w:lineRule="auto"/>
+        <w:rPr>
+          <w:rFonts w:eastAsia="Times New Roman" w:cstheme="minorHAnsi"/>
+          <w:lang w:eastAsia="en-IN"/>
+        </w:rPr>
+      </w:pPr>
+      <w:r>
+        <w:rPr>
+          <w:rFonts w:eastAsia="Times New Roman" w:cstheme="minorHAnsi"/>
+          <w:lang w:eastAsia="en-IN"/>
+        </w:rPr>
+        <w:pict>
+          <v:rect id="_x0000_i1060" style="width:0;height:1.5pt" o:hralign="center" o:hrstd="t" o:hr="t" fillcolor="#a0a0a0" stroked="f"/>
+        </w:pict>
+      </w:r>
+    </w:p>
+    <w:p>
+      <w:pPr>
+        <w:spacing w:before="100" w:beforeAutospacing="1" w:after="100" w:afterAutospacing="1" w:line="240" w:lineRule="auto"/>
+        <w:outlineLvl w:val="0"/>
+        <w:rPr>
+          <w:rFonts w:eastAsia="Times New Roman" w:cstheme="minorHAnsi"/>
+          <w:b/>
+          <w:bCs/>
+          <w:kern w:val="36"/>
+          <w:lang w:eastAsia="en-IN"/>
+        </w:rPr>
+      </w:pPr>
+      <w:r>
+        <w:rPr>
+          <w:rFonts w:eastAsia="Times New Roman" w:cstheme="minorHAnsi"/>
+          <w:b/>
+          <w:bCs/>
+          <w:kern w:val="36"/>
+          <w:lang w:eastAsia="en-IN"/>
+        </w:rPr>
+        <w:t xml:space="preserve">LEVEL 6 — FIRST_VALUE </w:t>
       </w:r>
       <w:proofErr w:type="spellStart"/>
       <w:r>
         <w:rPr>
           <w:rFonts w:eastAsia="Times New Roman" w:cstheme="minorHAnsi"/>
-          <w:lang w:eastAsia="en-IN"/>
-        </w:rPr>
-        <w:t>dept</w:t>
+          <w:b/>
+          <w:bCs/>
+          <w:kern w:val="36"/>
+          <w:lang w:eastAsia="en-IN"/>
+        </w:rPr>
+        <w:t>vs</w:t>
       </w:r>
       <w:proofErr w:type="spellEnd"/>
+      <w:r>
+        <w:rPr>
+          <w:rFonts w:eastAsia="Times New Roman" w:cstheme="minorHAnsi"/>
+          <w:b/>
+          <w:bCs/>
+          <w:kern w:val="36"/>
+          <w:lang w:eastAsia="en-IN"/>
+        </w:rPr>
+        <w:t xml:space="preserve"> LAST_VALUE (TRAP)</w:t>
+      </w:r>
+    </w:p>
+    <w:p>
+      <w:pPr>
+        <w:spacing w:before="100" w:beforeAutospacing="1" w:after="100" w:afterAutospacing="1" w:line="240" w:lineRule="auto"/>
+        <w:outlineLvl w:val="2"/>
+        <w:rPr>
+          <w:rFonts w:eastAsia="Times New Roman" w:cstheme="minorHAnsi"/>
+          <w:b/>
+          <w:bCs/>
+          <w:color w:val="FF0000"/>
+          <w:lang w:eastAsia="en-IN"/>
+        </w:rPr>
+      </w:pPr>
+      <w:r>
+        <w:rPr>
+          <w:rFonts w:eastAsia="Times New Roman" w:cstheme="minorHAnsi"/>
+          <w:b/>
+          <w:bCs/>
+          <w:color w:val="FF0000"/>
+          <w:lang w:eastAsia="en-IN"/>
+        </w:rPr>
+        <w:t>WRONG</w:t>
+      </w:r>
     </w:p>
     <w:p>
       <w:pPr>
@@ -14104,15 +13980,90 @@
         <w:spacing w:after="0" w:line="240" w:lineRule="auto"/>
         <w:rPr>
           <w:rFonts w:eastAsia="Times New Roman" w:cstheme="minorHAnsi"/>
-          <w:lang w:eastAsia="en-IN"/>
-        </w:rPr>
-      </w:pPr>
-      <w:r>
-        <w:rPr>
-          <w:rFonts w:eastAsia="Times New Roman" w:cstheme="minorHAnsi"/>
-          <w:lang w:eastAsia="en-IN"/>
-        </w:rPr>
-        <w:t xml:space="preserve">  ORDER BY date</w:t>
+          <w:noProof/>
+          <w:lang w:eastAsia="en-IN"/>
+        </w:rPr>
+      </w:pPr>
+      <w:r>
+        <w:rPr>
+          <w:rFonts w:eastAsia="Times New Roman" w:cstheme="minorHAnsi"/>
+          <w:noProof/>
+          <w:lang w:eastAsia="en-IN"/>
+        </w:rPr>
+        <w:t>LAST_VALUE(sales) OVER (PARTITION BY dept ORDER BY date)</w:t>
+      </w:r>
+    </w:p>
+    <w:p>
+      <w:pPr>
+        <w:spacing w:before="100" w:beforeAutospacing="1" w:after="100" w:afterAutospacing="1" w:line="240" w:lineRule="auto"/>
+        <w:rPr>
+          <w:rFonts w:eastAsia="Times New Roman" w:cstheme="minorHAnsi"/>
+          <w:noProof/>
+          <w:lang w:eastAsia="en-IN"/>
+        </w:rPr>
+      </w:pPr>
+      <w:r>
+        <w:rPr>
+          <w:rFonts w:eastAsia="Times New Roman" w:cstheme="minorHAnsi"/>
+          <w:noProof/>
+          <w:lang w:eastAsia="en-IN"/>
+        </w:rPr>
+        <w:t xml:space="preserve">Returns </w:t>
+      </w:r>
+      <w:r>
+        <w:rPr>
+          <w:rFonts w:eastAsia="Times New Roman" w:cstheme="minorHAnsi"/>
+          <w:b/>
+          <w:bCs/>
+          <w:noProof/>
+          <w:lang w:eastAsia="en-IN"/>
+        </w:rPr>
+        <w:t>current row value</w:t>
+      </w:r>
+    </w:p>
+    <w:p>
+      <w:pPr>
+        <w:spacing w:after="0" w:line="240" w:lineRule="auto"/>
+        <w:rPr>
+          <w:rFonts w:eastAsia="Times New Roman" w:cstheme="minorHAnsi"/>
+          <w:noProof/>
+          <w:lang w:eastAsia="en-IN"/>
+        </w:rPr>
+      </w:pPr>
+      <w:r>
+        <w:rPr>
+          <w:rFonts w:eastAsia="Times New Roman" w:cstheme="minorHAnsi"/>
+          <w:noProof/>
+          <w:lang w:eastAsia="en-IN"/>
+        </w:rPr>
+        <w:pict>
+          <v:rect id="_x0000_i1061" style="width:0;height:1.5pt" o:hralign="center" o:hrstd="t" o:hr="t" fillcolor="#a0a0a0" stroked="f"/>
+        </w:pict>
+      </w:r>
+    </w:p>
+    <w:p>
+      <w:pPr>
+        <w:spacing w:before="100" w:beforeAutospacing="1" w:after="100" w:afterAutospacing="1" w:line="240" w:lineRule="auto"/>
+        <w:outlineLvl w:val="2"/>
+        <w:rPr>
+          <w:rFonts w:eastAsia="Times New Roman" w:cstheme="minorHAnsi"/>
+          <w:b/>
+          <w:bCs/>
+          <w:noProof/>
+          <w:color w:val="00B050"/>
+          <w:lang w:eastAsia="en-IN"/>
+        </w:rPr>
+      </w:pPr>
+      <w:r>
+        <w:rPr>
+          <w:rFonts w:eastAsia="Times New Roman" w:cstheme="minorHAnsi"/>
+          <w:b/>
+          <w:bCs/>
+          <w:noProof/>
+          <w:color w:val="00B050"/>
+          <w:lang w:eastAsia="en-IN"/>
+        </w:rPr>
+        <w:t>CORRECT</w:t>
       </w:r>
     </w:p>
     <w:p>
@@ -14138,15 +14089,17 @@
         <w:spacing w:after="0" w:line="240" w:lineRule="auto"/>
         <w:rPr>
           <w:rFonts w:eastAsia="Times New Roman" w:cstheme="minorHAnsi"/>
-          <w:lang w:eastAsia="en-IN"/>
-        </w:rPr>
-      </w:pPr>
-      <w:r>
-        <w:rPr>
-          <w:rFonts w:eastAsia="Times New Roman" w:cstheme="minorHAnsi"/>
-          <w:lang w:eastAsia="en-IN"/>
-        </w:rPr>
-        <w:t xml:space="preserve">  ROWS BETWEEN UNBOUNDED PRECEDING AND UNBOUNDED FOLLOWING</w:t>
+          <w:noProof/>
+          <w:lang w:eastAsia="en-IN"/>
+        </w:rPr>
+      </w:pPr>
+      <w:r>
+        <w:rPr>
+          <w:rFonts w:eastAsia="Times New Roman" w:cstheme="minorHAnsi"/>
+          <w:noProof/>
+          <w:lang w:eastAsia="en-IN"/>
+        </w:rPr>
+        <w:t>LAST_VALUE(sales) OVER (</w:t>
       </w:r>
     </w:p>
     <w:p>
@@ -14172,122 +14125,17 @@
         <w:spacing w:after="0" w:line="240" w:lineRule="auto"/>
         <w:rPr>
           <w:rFonts w:eastAsia="Times New Roman" w:cstheme="minorHAnsi"/>
-          <w:lang w:eastAsia="en-IN"/>
-        </w:rPr>
-      </w:pPr>
-      <w:r>
-        <w:rPr>
-          <w:rFonts w:eastAsia="Times New Roman" w:cstheme="minorHAnsi"/>
-          <w:lang w:eastAsia="en-IN"/>
-        </w:rPr>
-        <w:t>)</w:t>
-      </w:r>
-    </w:p>
-    <w:p>
-      <w:pPr>
-        <w:spacing w:before="100" w:beforeAutospacing="1" w:after="100" w:afterAutospacing="1" w:line="240" w:lineRule="auto"/>
-        <w:rPr>
-          <w:rFonts w:eastAsia="Times New Roman" w:cstheme="minorHAnsi"/>
-          <w:lang w:eastAsia="en-IN"/>
-        </w:rPr>
-      </w:pPr>
-      <w:r>
-        <w:rPr>
-          <w:rFonts w:ascii="Calibri" w:eastAsia="Times New Roman" w:hAnsi="Calibri" w:cs="Calibri"/>
-          <w:lang w:eastAsia="en-IN"/>
-        </w:rPr>
-        <w:t>🔥</w:t>
-      </w:r>
-      <w:r>
-        <w:rPr>
-          <w:rFonts w:eastAsia="Times New Roman" w:cstheme="minorHAnsi"/>
-          <w:lang w:eastAsia="en-IN"/>
-        </w:rPr>
-        <w:t xml:space="preserve"> Frame clause is mandatory</w:t>
-      </w:r>
-    </w:p>
-    <w:p>
-      <w:pPr>
-        <w:spacing w:after="0" w:line="240" w:lineRule="auto"/>
-        <w:rPr>
-          <w:rFonts w:eastAsia="Times New Roman" w:cstheme="minorHAnsi"/>
-          <w:lang w:eastAsia="en-IN"/>
-        </w:rPr>
-      </w:pPr>
-      <w:r>
-        <w:rPr>
-          <w:rFonts w:eastAsia="Times New Roman" w:cstheme="minorHAnsi"/>
-          <w:lang w:eastAsia="en-IN"/>
-        </w:rPr>
-        <w:pict>
-          <v:rect id="_x0000_i1062" style="width:0;height:1.5pt" o:hralign="center" o:hrstd="t" o:hr="t" fillcolor="#a0a0a0" stroked="f"/>
-        </w:pict>
-      </w:r>
-    </w:p>
-    <w:p>
-      <w:pPr>
-        <w:spacing w:before="100" w:beforeAutospacing="1" w:after="100" w:afterAutospacing="1" w:line="240" w:lineRule="auto"/>
-        <w:outlineLvl w:val="0"/>
-        <w:rPr>
-          <w:rFonts w:eastAsia="Times New Roman" w:cstheme="minorHAnsi"/>
-          <w:b/>
-          <w:bCs/>
-          <w:kern w:val="36"/>
-          <w:lang w:eastAsia="en-IN"/>
-        </w:rPr>
-      </w:pPr>
-      <w:r>
-        <w:rPr>
-          <w:rFonts w:eastAsia="Times New Roman" w:cstheme="minorHAnsi"/>
-          <w:b/>
-          <w:bCs/>
-          <w:kern w:val="36"/>
-          <w:lang w:eastAsia="en-IN"/>
-        </w:rPr>
-        <w:t xml:space="preserve">LEVEL 7 — </w:t>
-      </w:r>
-      <w:proofErr w:type="spellStart"/>
-      <w:r>
-        <w:rPr>
-          <w:rFonts w:eastAsia="Times New Roman" w:cstheme="minorHAnsi"/>
-          <w:b/>
-          <w:bCs/>
-          <w:kern w:val="36"/>
-          <w:lang w:eastAsia="en-IN"/>
-        </w:rPr>
-        <w:t>Deduplication</w:t>
-      </w:r>
-      <w:proofErr w:type="spellEnd"/>
-      <w:r>
-        <w:rPr>
-          <w:rFonts w:eastAsia="Times New Roman" w:cstheme="minorHAnsi"/>
-          <w:b/>
-          <w:bCs/>
-          <w:kern w:val="36"/>
-          <w:lang w:eastAsia="en-IN"/>
-        </w:rPr>
-        <w:t xml:space="preserve"> (VERY HOT)</w:t>
-      </w:r>
-    </w:p>
-    <w:p>
-      <w:pPr>
-        <w:spacing w:before="100" w:beforeAutospacing="1" w:after="100" w:afterAutospacing="1" w:line="240" w:lineRule="auto"/>
-        <w:outlineLvl w:val="2"/>
-        <w:rPr>
-          <w:rFonts w:eastAsia="Times New Roman" w:cstheme="minorHAnsi"/>
-          <w:b/>
-          <w:bCs/>
-          <w:lang w:eastAsia="en-IN"/>
-        </w:rPr>
-      </w:pPr>
-      <w:r>
-        <w:rPr>
-          <w:rFonts w:eastAsia="Times New Roman" w:cstheme="minorHAnsi"/>
-          <w:b/>
-          <w:bCs/>
-          <w:lang w:eastAsia="en-IN"/>
-        </w:rPr>
-        <w:t>Remove duplicates, keep latest record</w:t>
+          <w:noProof/>
+          <w:lang w:eastAsia="en-IN"/>
+        </w:rPr>
+      </w:pPr>
+      <w:r>
+        <w:rPr>
+          <w:rFonts w:eastAsia="Times New Roman" w:cstheme="minorHAnsi"/>
+          <w:noProof/>
+          <w:lang w:eastAsia="en-IN"/>
+        </w:rPr>
+        <w:t xml:space="preserve">  PARTITION BY dept</w:t>
       </w:r>
     </w:p>
     <w:p>
@@ -14313,15 +14161,17 @@
         <w:spacing w:after="0" w:line="240" w:lineRule="auto"/>
         <w:rPr>
           <w:rFonts w:eastAsia="Times New Roman" w:cstheme="minorHAnsi"/>
-          <w:lang w:eastAsia="en-IN"/>
-        </w:rPr>
-      </w:pPr>
-      <w:r>
-        <w:rPr>
-          <w:rFonts w:eastAsia="Times New Roman" w:cstheme="minorHAnsi"/>
-          <w:lang w:eastAsia="en-IN"/>
-        </w:rPr>
-        <w:t>SELECT *</w:t>
+          <w:noProof/>
+          <w:lang w:eastAsia="en-IN"/>
+        </w:rPr>
+      </w:pPr>
+      <w:r>
+        <w:rPr>
+          <w:rFonts w:eastAsia="Times New Roman" w:cstheme="minorHAnsi"/>
+          <w:noProof/>
+          <w:lang w:eastAsia="en-IN"/>
+        </w:rPr>
+        <w:t xml:space="preserve">  ORDER BY date</w:t>
       </w:r>
     </w:p>
     <w:p>
@@ -14347,15 +14197,17 @@
         <w:spacing w:after="0" w:line="240" w:lineRule="auto"/>
         <w:rPr>
           <w:rFonts w:eastAsia="Times New Roman" w:cstheme="minorHAnsi"/>
-          <w:lang w:eastAsia="en-IN"/>
-        </w:rPr>
-      </w:pPr>
-      <w:r>
-        <w:rPr>
-          <w:rFonts w:eastAsia="Times New Roman" w:cstheme="minorHAnsi"/>
-          <w:lang w:eastAsia="en-IN"/>
-        </w:rPr>
-        <w:t>FROM (</w:t>
+          <w:noProof/>
+          <w:lang w:eastAsia="en-IN"/>
+        </w:rPr>
+      </w:pPr>
+      <w:r>
+        <w:rPr>
+          <w:rFonts w:eastAsia="Times New Roman" w:cstheme="minorHAnsi"/>
+          <w:noProof/>
+          <w:lang w:eastAsia="en-IN"/>
+        </w:rPr>
+        <w:t xml:space="preserve">  ROWS BETWEEN UNBOUNDED PRECEDING AND UNBOUNDED FOLLOWING</w:t>
       </w:r>
     </w:p>
     <w:p>
@@ -14381,15 +14233,101 @@
         <w:spacing w:after="0" w:line="240" w:lineRule="auto"/>
         <w:rPr>
           <w:rFonts w:eastAsia="Times New Roman" w:cstheme="minorHAnsi"/>
-          <w:lang w:eastAsia="en-IN"/>
-        </w:rPr>
-      </w:pPr>
-      <w:r>
-        <w:rPr>
-          <w:rFonts w:eastAsia="Times New Roman" w:cstheme="minorHAnsi"/>
-          <w:lang w:eastAsia="en-IN"/>
-        </w:rPr>
-        <w:t xml:space="preserve">  SELECT *,</w:t>
+          <w:noProof/>
+          <w:lang w:eastAsia="en-IN"/>
+        </w:rPr>
+      </w:pPr>
+      <w:r>
+        <w:rPr>
+          <w:rFonts w:eastAsia="Times New Roman" w:cstheme="minorHAnsi"/>
+          <w:noProof/>
+          <w:lang w:eastAsia="en-IN"/>
+        </w:rPr>
+        <w:t>)</w:t>
+      </w:r>
+    </w:p>
+    <w:p>
+      <w:pPr>
+        <w:spacing w:before="100" w:beforeAutospacing="1" w:after="100" w:afterAutospacing="1" w:line="240" w:lineRule="auto"/>
+        <w:rPr>
+          <w:rFonts w:eastAsia="Times New Roman" w:cstheme="minorHAnsi"/>
+          <w:noProof/>
+          <w:lang w:eastAsia="en-IN"/>
+        </w:rPr>
+      </w:pPr>
+      <w:r>
+        <w:rPr>
+          <w:rFonts w:eastAsia="Times New Roman" w:cstheme="minorHAnsi"/>
+          <w:noProof/>
+          <w:lang w:eastAsia="en-IN"/>
+        </w:rPr>
+        <w:t>Frame clause is mandatory</w:t>
+      </w:r>
+    </w:p>
+    <w:p>
+      <w:pPr>
+        <w:spacing w:after="0" w:line="240" w:lineRule="auto"/>
+        <w:rPr>
+          <w:rFonts w:eastAsia="Times New Roman" w:cstheme="minorHAnsi"/>
+          <w:noProof/>
+          <w:lang w:eastAsia="en-IN"/>
+        </w:rPr>
+      </w:pPr>
+      <w:r>
+        <w:rPr>
+          <w:rFonts w:eastAsia="Times New Roman" w:cstheme="minorHAnsi"/>
+          <w:noProof/>
+          <w:lang w:eastAsia="en-IN"/>
+        </w:rPr>
+        <w:pict>
+          <v:rect id="_x0000_i1062" style="width:0;height:1.5pt" o:hralign="center" o:hrstd="t" o:hr="t" fillcolor="#a0a0a0" stroked="f"/>
+        </w:pict>
+      </w:r>
+    </w:p>
+    <w:p>
+      <w:pPr>
+        <w:spacing w:before="100" w:beforeAutospacing="1" w:after="100" w:afterAutospacing="1" w:line="240" w:lineRule="auto"/>
+        <w:outlineLvl w:val="0"/>
+        <w:rPr>
+          <w:rFonts w:eastAsia="Times New Roman" w:cstheme="minorHAnsi"/>
+          <w:b/>
+          <w:bCs/>
+          <w:noProof/>
+          <w:kern w:val="36"/>
+          <w:lang w:eastAsia="en-IN"/>
+        </w:rPr>
+      </w:pPr>
+      <w:r>
+        <w:rPr>
+          <w:rFonts w:eastAsia="Times New Roman" w:cstheme="minorHAnsi"/>
+          <w:b/>
+          <w:bCs/>
+          <w:noProof/>
+          <w:kern w:val="36"/>
+          <w:lang w:eastAsia="en-IN"/>
+        </w:rPr>
+        <w:t>LEVEL 7 — Deduplication (VERY HOT)</w:t>
+      </w:r>
+    </w:p>
+    <w:p>
+      <w:pPr>
+        <w:spacing w:before="100" w:beforeAutospacing="1" w:after="100" w:afterAutospacing="1" w:line="240" w:lineRule="auto"/>
+        <w:outlineLvl w:val="2"/>
+        <w:rPr>
+          <w:rFonts w:eastAsia="Times New Roman" w:cstheme="minorHAnsi"/>
+          <w:b/>
+          <w:bCs/>
+          <w:lang w:eastAsia="en-IN"/>
+        </w:rPr>
+      </w:pPr>
+      <w:r>
+        <w:rPr>
+          <w:rFonts w:eastAsia="Times New Roman" w:cstheme="minorHAnsi"/>
+          <w:b/>
+          <w:bCs/>
+          <w:lang w:eastAsia="en-IN"/>
+        </w:rPr>
+        <w:t>Remove duplicates, keep latest record</w:t>
       </w:r>
     </w:p>
     <w:p>
@@ -14415,57 +14353,18 @@
         <w:spacing w:after="0" w:line="240" w:lineRule="auto"/>
         <w:rPr>
           <w:rFonts w:eastAsia="Times New Roman" w:cstheme="minorHAnsi"/>
-          <w:lang w:eastAsia="en-IN"/>
-        </w:rPr>
-      </w:pPr>
-      <w:r>
-        <w:rPr>
-          <w:rFonts w:eastAsia="Times New Roman" w:cstheme="minorHAnsi"/>
-          <w:lang w:eastAsia="en-IN"/>
-        </w:rPr>
-        <w:t xml:space="preserve">         ROW_</w:t>
-      </w:r>
-      <w:proofErr w:type="gramStart"/>
-      <w:r>
-        <w:rPr>
-          <w:rFonts w:eastAsia="Times New Roman" w:cstheme="minorHAnsi"/>
-          <w:lang w:eastAsia="en-IN"/>
-        </w:rPr>
-        <w:t>NUMBER(</w:t>
-      </w:r>
-      <w:proofErr w:type="gramEnd"/>
-      <w:r>
-        <w:rPr>
-          <w:rFonts w:eastAsia="Times New Roman" w:cstheme="minorHAnsi"/>
-          <w:lang w:eastAsia="en-IN"/>
-        </w:rPr>
-        <w:t xml:space="preserve">) OVER (PARTITION BY email ORDER BY </w:t>
-      </w:r>
-      <w:proofErr w:type="spellStart"/>
-      <w:r>
-        <w:rPr>
-          <w:rFonts w:eastAsia="Times New Roman" w:cstheme="minorHAnsi"/>
-          <w:lang w:eastAsia="en-IN"/>
-        </w:rPr>
-        <w:t>updated_at</w:t>
-      </w:r>
-      <w:proofErr w:type="spellEnd"/>
-      <w:r>
-        <w:rPr>
-          <w:rFonts w:eastAsia="Times New Roman" w:cstheme="minorHAnsi"/>
-          <w:lang w:eastAsia="en-IN"/>
-        </w:rPr>
-        <w:t xml:space="preserve"> DESC) </w:t>
-      </w:r>
-      <w:proofErr w:type="spellStart"/>
-      <w:r>
-        <w:rPr>
-          <w:rFonts w:eastAsia="Times New Roman" w:cstheme="minorHAnsi"/>
-          <w:lang w:eastAsia="en-IN"/>
-        </w:rPr>
-        <w:t>rn</w:t>
-      </w:r>
-      <w:proofErr w:type="spellEnd"/>
+          <w:noProof/>
+          <w:lang w:eastAsia="en-IN"/>
+        </w:rPr>
+      </w:pPr>
+      <w:r>
+        <w:rPr>
+          <w:rFonts w:eastAsia="Times New Roman" w:cstheme="minorHAnsi"/>
+          <w:noProof/>
+          <w:lang w:eastAsia="en-IN"/>
+        </w:rPr>
+        <w:t>SELECT *</w:t>
+      </w:r>
     </w:p>
     <w:p>
       <w:pPr>
@@ -14490,15 +14389,17 @@
         <w:spacing w:after="0" w:line="240" w:lineRule="auto"/>
         <w:rPr>
           <w:rFonts w:eastAsia="Times New Roman" w:cstheme="minorHAnsi"/>
-          <w:lang w:eastAsia="en-IN"/>
-        </w:rPr>
-      </w:pPr>
-      <w:r>
-        <w:rPr>
-          <w:rFonts w:eastAsia="Times New Roman" w:cstheme="minorHAnsi"/>
-          <w:lang w:eastAsia="en-IN"/>
-        </w:rPr>
-        <w:t xml:space="preserve">  FROM users</w:t>
+          <w:noProof/>
+          <w:lang w:eastAsia="en-IN"/>
+        </w:rPr>
+      </w:pPr>
+      <w:r>
+        <w:rPr>
+          <w:rFonts w:eastAsia="Times New Roman" w:cstheme="minorHAnsi"/>
+          <w:noProof/>
+          <w:lang w:eastAsia="en-IN"/>
+        </w:rPr>
+        <w:t>FROM (</w:t>
       </w:r>
     </w:p>
     <w:p>
@@ -14524,15 +14425,17 @@
         <w:spacing w:after="0" w:line="240" w:lineRule="auto"/>
         <w:rPr>
           <w:rFonts w:eastAsia="Times New Roman" w:cstheme="minorHAnsi"/>
-          <w:lang w:eastAsia="en-IN"/>
-        </w:rPr>
-      </w:pPr>
-      <w:r>
-        <w:rPr>
-          <w:rFonts w:eastAsia="Times New Roman" w:cstheme="minorHAnsi"/>
-          <w:lang w:eastAsia="en-IN"/>
-        </w:rPr>
-        <w:t>) t</w:t>
+          <w:noProof/>
+          <w:lang w:eastAsia="en-IN"/>
+        </w:rPr>
+      </w:pPr>
+      <w:r>
+        <w:rPr>
+          <w:rFonts w:eastAsia="Times New Roman" w:cstheme="minorHAnsi"/>
+          <w:noProof/>
+          <w:lang w:eastAsia="en-IN"/>
+        </w:rPr>
+        <w:t xml:space="preserve">  SELECT *,</w:t>
       </w:r>
     </w:p>
     <w:p>
@@ -14558,93 +14461,17 @@
         <w:spacing w:after="0" w:line="240" w:lineRule="auto"/>
         <w:rPr>
           <w:rFonts w:eastAsia="Times New Roman" w:cstheme="minorHAnsi"/>
-          <w:lang w:eastAsia="en-IN"/>
-        </w:rPr>
-      </w:pPr>
-      <w:r>
-        <w:rPr>
-          <w:rFonts w:eastAsia="Times New Roman" w:cstheme="minorHAnsi"/>
-          <w:lang w:eastAsia="en-IN"/>
-        </w:rPr>
-        <w:t xml:space="preserve">WHERE </w:t>
-      </w:r>
-      <w:proofErr w:type="spellStart"/>
-      <w:r>
-        <w:rPr>
-          <w:rFonts w:eastAsia="Times New Roman" w:cstheme="minorHAnsi"/>
-          <w:lang w:eastAsia="en-IN"/>
-        </w:rPr>
-        <w:t>rn</w:t>
-      </w:r>
-      <w:proofErr w:type="spellEnd"/>
-      <w:r>
-        <w:rPr>
-          <w:rFonts w:eastAsia="Times New Roman" w:cstheme="minorHAnsi"/>
-          <w:lang w:eastAsia="en-IN"/>
-        </w:rPr>
-        <w:t xml:space="preserve"> = 1;</w:t>
-      </w:r>
-    </w:p>
-    <w:p>
-      <w:pPr>
-        <w:spacing w:after="0" w:line="240" w:lineRule="auto"/>
-        <w:rPr>
-          <w:rFonts w:eastAsia="Times New Roman" w:cstheme="minorHAnsi"/>
-          <w:lang w:eastAsia="en-IN"/>
-        </w:rPr>
-      </w:pPr>
-      <w:r>
-        <w:rPr>
-          <w:rFonts w:eastAsia="Times New Roman" w:cstheme="minorHAnsi"/>
-          <w:lang w:eastAsia="en-IN"/>
-        </w:rPr>
-        <w:pict>
-          <v:rect id="_x0000_i1063" style="width:0;height:1.5pt" o:hralign="center" o:hrstd="t" o:hr="t" fillcolor="#a0a0a0" stroked="f"/>
-        </w:pict>
-      </w:r>
-    </w:p>
-    <w:p>
-      <w:pPr>
-        <w:spacing w:before="100" w:beforeAutospacing="1" w:after="100" w:afterAutospacing="1" w:line="240" w:lineRule="auto"/>
-        <w:outlineLvl w:val="0"/>
-        <w:rPr>
-          <w:rFonts w:eastAsia="Times New Roman" w:cstheme="minorHAnsi"/>
-          <w:b/>
-          <w:bCs/>
-          <w:kern w:val="36"/>
-          <w:lang w:eastAsia="en-IN"/>
-        </w:rPr>
-      </w:pPr>
-      <w:r>
-        <w:rPr>
-          <w:rFonts w:eastAsia="Times New Roman" w:cstheme="minorHAnsi"/>
-          <w:b/>
-          <w:bCs/>
-          <w:kern w:val="36"/>
-          <w:lang w:eastAsia="en-IN"/>
-        </w:rPr>
-        <w:t>LEVEL 8 — Percentiles (Amazon uses this)</w:t>
-      </w:r>
-    </w:p>
-    <w:p>
-      <w:pPr>
-        <w:spacing w:before="100" w:beforeAutospacing="1" w:after="100" w:afterAutospacing="1" w:line="240" w:lineRule="auto"/>
-        <w:outlineLvl w:val="2"/>
-        <w:rPr>
-          <w:rFonts w:eastAsia="Times New Roman" w:cstheme="minorHAnsi"/>
-          <w:b/>
-          <w:bCs/>
-          <w:lang w:eastAsia="en-IN"/>
-        </w:rPr>
-      </w:pPr>
-      <w:r>
-        <w:rPr>
-          <w:rFonts w:eastAsia="Times New Roman" w:cstheme="minorHAnsi"/>
-          <w:b/>
-          <w:bCs/>
-          <w:lang w:eastAsia="en-IN"/>
-        </w:rPr>
-        <w:t>Find top 10% customers by spend</w:t>
+          <w:noProof/>
+          <w:lang w:eastAsia="en-IN"/>
+        </w:rPr>
+      </w:pPr>
+      <w:r>
+        <w:rPr>
+          <w:rFonts w:eastAsia="Times New Roman" w:cstheme="minorHAnsi"/>
+          <w:noProof/>
+          <w:lang w:eastAsia="en-IN"/>
+        </w:rPr>
+        <w:t xml:space="preserve">         ROW_NUMBER() OVER (PARTITION BY email ORDER BY updated_at DESC) rn</w:t>
       </w:r>
     </w:p>
     <w:p>
@@ -14670,15 +14497,17 @@
         <w:spacing w:after="0" w:line="240" w:lineRule="auto"/>
         <w:rPr>
           <w:rFonts w:eastAsia="Times New Roman" w:cstheme="minorHAnsi"/>
-          <w:lang w:eastAsia="en-IN"/>
-        </w:rPr>
-      </w:pPr>
-      <w:r>
-        <w:rPr>
-          <w:rFonts w:eastAsia="Times New Roman" w:cstheme="minorHAnsi"/>
-          <w:lang w:eastAsia="en-IN"/>
-        </w:rPr>
-        <w:t>SELECT *</w:t>
+          <w:noProof/>
+          <w:lang w:eastAsia="en-IN"/>
+        </w:rPr>
+      </w:pPr>
+      <w:r>
+        <w:rPr>
+          <w:rFonts w:eastAsia="Times New Roman" w:cstheme="minorHAnsi"/>
+          <w:noProof/>
+          <w:lang w:eastAsia="en-IN"/>
+        </w:rPr>
+        <w:t xml:space="preserve">  FROM users</w:t>
       </w:r>
     </w:p>
     <w:p>
@@ -14704,15 +14533,17 @@
         <w:spacing w:after="0" w:line="240" w:lineRule="auto"/>
         <w:rPr>
           <w:rFonts w:eastAsia="Times New Roman" w:cstheme="minorHAnsi"/>
-          <w:lang w:eastAsia="en-IN"/>
-        </w:rPr>
-      </w:pPr>
-      <w:r>
-        <w:rPr>
-          <w:rFonts w:eastAsia="Times New Roman" w:cstheme="minorHAnsi"/>
-          <w:lang w:eastAsia="en-IN"/>
-        </w:rPr>
-        <w:t>FROM (</w:t>
+          <w:noProof/>
+          <w:lang w:eastAsia="en-IN"/>
+        </w:rPr>
+      </w:pPr>
+      <w:r>
+        <w:rPr>
+          <w:rFonts w:eastAsia="Times New Roman" w:cstheme="minorHAnsi"/>
+          <w:noProof/>
+          <w:lang w:eastAsia="en-IN"/>
+        </w:rPr>
+        <w:t>) t</w:t>
       </w:r>
     </w:p>
     <w:p>
@@ -14738,15 +14569,79 @@
         <w:spacing w:after="0" w:line="240" w:lineRule="auto"/>
         <w:rPr>
           <w:rFonts w:eastAsia="Times New Roman" w:cstheme="minorHAnsi"/>
-          <w:lang w:eastAsia="en-IN"/>
-        </w:rPr>
-      </w:pPr>
-      <w:r>
-        <w:rPr>
-          <w:rFonts w:eastAsia="Times New Roman" w:cstheme="minorHAnsi"/>
-          <w:lang w:eastAsia="en-IN"/>
-        </w:rPr>
-        <w:t xml:space="preserve">  SELECT *,</w:t>
+          <w:noProof/>
+          <w:lang w:eastAsia="en-IN"/>
+        </w:rPr>
+      </w:pPr>
+      <w:r>
+        <w:rPr>
+          <w:rFonts w:eastAsia="Times New Roman" w:cstheme="minorHAnsi"/>
+          <w:noProof/>
+          <w:lang w:eastAsia="en-IN"/>
+        </w:rPr>
+        <w:t>WHERE rn = 1;</w:t>
+      </w:r>
+    </w:p>
+    <w:p>
+      <w:pPr>
+        <w:spacing w:after="0" w:line="240" w:lineRule="auto"/>
+        <w:rPr>
+          <w:rFonts w:eastAsia="Times New Roman" w:cstheme="minorHAnsi"/>
+          <w:lang w:eastAsia="en-IN"/>
+        </w:rPr>
+      </w:pPr>
+      <w:r>
+        <w:rPr>
+          <w:rFonts w:eastAsia="Times New Roman" w:cstheme="minorHAnsi"/>
+          <w:lang w:eastAsia="en-IN"/>
+        </w:rPr>
+        <w:pict>
+          <v:rect id="_x0000_i1063" style="width:0;height:1.5pt" o:hralign="center" o:hrstd="t" o:hr="t" fillcolor="#a0a0a0" stroked="f"/>
+        </w:pict>
+      </w:r>
+    </w:p>
+    <w:p>
+      <w:pPr>
+        <w:spacing w:before="100" w:beforeAutospacing="1" w:after="100" w:afterAutospacing="1" w:line="240" w:lineRule="auto"/>
+        <w:outlineLvl w:val="0"/>
+        <w:rPr>
+          <w:rFonts w:eastAsia="Times New Roman" w:cstheme="minorHAnsi"/>
+          <w:b/>
+          <w:bCs/>
+          <w:kern w:val="36"/>
+          <w:lang w:eastAsia="en-IN"/>
+        </w:rPr>
+      </w:pPr>
+      <w:r>
+        <w:rPr>
+          <w:rFonts w:eastAsia="Times New Roman" w:cstheme="minorHAnsi"/>
+          <w:b/>
+          <w:bCs/>
+          <w:kern w:val="36"/>
+          <w:lang w:eastAsia="en-IN"/>
+        </w:rPr>
+        <w:t>LEVEL 8 — Percentiles (Amazon uses this)</w:t>
+      </w:r>
+    </w:p>
+    <w:p>
+      <w:pPr>
+        <w:spacing w:before="100" w:beforeAutospacing="1" w:after="100" w:afterAutospacing="1" w:line="240" w:lineRule="auto"/>
+        <w:outlineLvl w:val="2"/>
+        <w:rPr>
+          <w:rFonts w:eastAsia="Times New Roman" w:cstheme="minorHAnsi"/>
+          <w:b/>
+          <w:bCs/>
+          <w:lang w:eastAsia="en-IN"/>
+        </w:rPr>
+      </w:pPr>
+      <w:r>
+        <w:rPr>
+          <w:rFonts w:eastAsia="Times New Roman" w:cstheme="minorHAnsi"/>
+          <w:b/>
+          <w:bCs/>
+          <w:lang w:eastAsia="en-IN"/>
+        </w:rPr>
+        <w:t>Find top 10% customers by spend</w:t>
       </w:r>
     </w:p>
     <w:p>
@@ -14780,39 +14675,7 @@
           <w:rFonts w:eastAsia="Times New Roman" w:cstheme="minorHAnsi"/>
           <w:lang w:eastAsia="en-IN"/>
         </w:rPr>
-        <w:t xml:space="preserve">         </w:t>
-      </w:r>
-      <w:proofErr w:type="gramStart"/>
-      <w:r>
-        <w:rPr>
-          <w:rFonts w:eastAsia="Times New Roman" w:cstheme="minorHAnsi"/>
-          <w:lang w:eastAsia="en-IN"/>
-        </w:rPr>
-        <w:t>NTILE(</w:t>
-      </w:r>
-      <w:proofErr w:type="gramEnd"/>
-      <w:r>
-        <w:rPr>
-          <w:rFonts w:eastAsia="Times New Roman" w:cstheme="minorHAnsi"/>
-          <w:lang w:eastAsia="en-IN"/>
-        </w:rPr>
-        <w:t xml:space="preserve">10) OVER (ORDER BY </w:t>
-      </w:r>
-      <w:proofErr w:type="spellStart"/>
-      <w:r>
-        <w:rPr>
-          <w:rFonts w:eastAsia="Times New Roman" w:cstheme="minorHAnsi"/>
-          <w:lang w:eastAsia="en-IN"/>
-        </w:rPr>
-        <w:t>total_spend</w:t>
-      </w:r>
-      <w:proofErr w:type="spellEnd"/>
-      <w:r>
-        <w:rPr>
-          <w:rFonts w:eastAsia="Times New Roman" w:cstheme="minorHAnsi"/>
-          <w:lang w:eastAsia="en-IN"/>
-        </w:rPr>
-        <w:t xml:space="preserve"> DESC) bucket</w:t>
+        <w:t>SELECT *</w:t>
       </w:r>
     </w:p>
     <w:p>
@@ -14838,15 +14701,17 @@
         <w:spacing w:after="0" w:line="240" w:lineRule="auto"/>
         <w:rPr>
           <w:rFonts w:eastAsia="Times New Roman" w:cstheme="minorHAnsi"/>
-          <w:lang w:eastAsia="en-IN"/>
-        </w:rPr>
-      </w:pPr>
-      <w:r>
-        <w:rPr>
-          <w:rFonts w:eastAsia="Times New Roman" w:cstheme="minorHAnsi"/>
-          <w:lang w:eastAsia="en-IN"/>
-        </w:rPr>
-        <w:t xml:space="preserve">  FROM customers</w:t>
+          <w:noProof/>
+          <w:lang w:eastAsia="en-IN"/>
+        </w:rPr>
+      </w:pPr>
+      <w:r>
+        <w:rPr>
+          <w:rFonts w:eastAsia="Times New Roman" w:cstheme="minorHAnsi"/>
+          <w:noProof/>
+          <w:lang w:eastAsia="en-IN"/>
+        </w:rPr>
+        <w:t>FROM (</w:t>
       </w:r>
     </w:p>
     <w:p>
@@ -14872,15 +14737,17 @@
         <w:spacing w:after="0" w:line="240" w:lineRule="auto"/>
         <w:rPr>
           <w:rFonts w:eastAsia="Times New Roman" w:cstheme="minorHAnsi"/>
-          <w:lang w:eastAsia="en-IN"/>
-        </w:rPr>
-      </w:pPr>
-      <w:r>
-        <w:rPr>
-          <w:rFonts w:eastAsia="Times New Roman" w:cstheme="minorHAnsi"/>
-          <w:lang w:eastAsia="en-IN"/>
-        </w:rPr>
-        <w:t>) t</w:t>
+          <w:noProof/>
+          <w:lang w:eastAsia="en-IN"/>
+        </w:rPr>
+      </w:pPr>
+      <w:r>
+        <w:rPr>
+          <w:rFonts w:eastAsia="Times New Roman" w:cstheme="minorHAnsi"/>
+          <w:noProof/>
+          <w:lang w:eastAsia="en-IN"/>
+        </w:rPr>
+        <w:t xml:space="preserve">  SELECT *,</w:t>
       </w:r>
     </w:p>
     <w:p>
@@ -14906,56 +14773,17 @@
         <w:spacing w:after="0" w:line="240" w:lineRule="auto"/>
         <w:rPr>
           <w:rFonts w:eastAsia="Times New Roman" w:cstheme="minorHAnsi"/>
-          <w:lang w:eastAsia="en-IN"/>
-        </w:rPr>
-      </w:pPr>
-      <w:r>
-        <w:rPr>
-          <w:rFonts w:eastAsia="Times New Roman" w:cstheme="minorHAnsi"/>
-          <w:lang w:eastAsia="en-IN"/>
-        </w:rPr>
-        <w:t>WHERE bucket = 1;</w:t>
-      </w:r>
-    </w:p>
-    <w:p>
-      <w:pPr>
-        <w:spacing w:after="0" w:line="240" w:lineRule="auto"/>
-        <w:rPr>
-          <w:rFonts w:eastAsia="Times New Roman" w:cstheme="minorHAnsi"/>
-          <w:lang w:eastAsia="en-IN"/>
-        </w:rPr>
-      </w:pPr>
-      <w:r>
-        <w:rPr>
-          <w:rFonts w:eastAsia="Times New Roman" w:cstheme="minorHAnsi"/>
-          <w:lang w:eastAsia="en-IN"/>
-        </w:rPr>
-        <w:pict>
-          <v:rect id="_x0000_i1064" style="width:0;height:1.5pt" o:hralign="center" o:hrstd="t" o:hr="t" fillcolor="#a0a0a0" stroked="f"/>
-        </w:pict>
-      </w:r>
-    </w:p>
-    <w:p>
-      <w:pPr>
-        <w:spacing w:before="100" w:beforeAutospacing="1" w:after="100" w:afterAutospacing="1" w:line="240" w:lineRule="auto"/>
-        <w:outlineLvl w:val="0"/>
-        <w:rPr>
-          <w:rFonts w:eastAsia="Times New Roman" w:cstheme="minorHAnsi"/>
-          <w:b/>
-          <w:bCs/>
-          <w:kern w:val="36"/>
-          <w:lang w:eastAsia="en-IN"/>
-        </w:rPr>
-      </w:pPr>
-      <w:r>
-        <w:rPr>
-          <w:rFonts w:eastAsia="Times New Roman" w:cstheme="minorHAnsi"/>
-          <w:b/>
-          <w:bCs/>
-          <w:kern w:val="36"/>
-          <w:lang w:eastAsia="en-IN"/>
-        </w:rPr>
-        <w:t>LEVEL 9 — Cumulative % Contribution (ADVANCED)</w:t>
+          <w:noProof/>
+          <w:lang w:eastAsia="en-IN"/>
+        </w:rPr>
+      </w:pPr>
+      <w:r>
+        <w:rPr>
+          <w:rFonts w:eastAsia="Times New Roman" w:cstheme="minorHAnsi"/>
+          <w:noProof/>
+          <w:lang w:eastAsia="en-IN"/>
+        </w:rPr>
+        <w:t xml:space="preserve">         NTILE(10) OVER (ORDER BY total_spend DESC) bucket</w:t>
       </w:r>
     </w:p>
     <w:p>
@@ -14981,31 +14809,17 @@
         <w:spacing w:after="0" w:line="240" w:lineRule="auto"/>
         <w:rPr>
           <w:rFonts w:eastAsia="Times New Roman" w:cstheme="minorHAnsi"/>
-          <w:lang w:eastAsia="en-IN"/>
-        </w:rPr>
-      </w:pPr>
-      <w:r>
-        <w:rPr>
-          <w:rFonts w:eastAsia="Times New Roman" w:cstheme="minorHAnsi"/>
-          <w:lang w:eastAsia="en-IN"/>
-        </w:rPr>
-        <w:t xml:space="preserve">SELECT </w:t>
-      </w:r>
-      <w:proofErr w:type="spellStart"/>
-      <w:r>
-        <w:rPr>
-          <w:rFonts w:eastAsia="Times New Roman" w:cstheme="minorHAnsi"/>
-          <w:lang w:eastAsia="en-IN"/>
-        </w:rPr>
-        <w:t>customer_id</w:t>
-      </w:r>
-      <w:proofErr w:type="spellEnd"/>
-      <w:r>
-        <w:rPr>
-          <w:rFonts w:eastAsia="Times New Roman" w:cstheme="minorHAnsi"/>
-          <w:lang w:eastAsia="en-IN"/>
-        </w:rPr>
-        <w:t>,</w:t>
+          <w:noProof/>
+          <w:lang w:eastAsia="en-IN"/>
+        </w:rPr>
+      </w:pPr>
+      <w:r>
+        <w:rPr>
+          <w:rFonts w:eastAsia="Times New Roman" w:cstheme="minorHAnsi"/>
+          <w:noProof/>
+          <w:lang w:eastAsia="en-IN"/>
+        </w:rPr>
+        <w:t xml:space="preserve">  FROM customers</w:t>
       </w:r>
     </w:p>
     <w:p>
@@ -15031,32 +14845,17 @@
         <w:spacing w:after="0" w:line="240" w:lineRule="auto"/>
         <w:rPr>
           <w:rFonts w:eastAsia="Times New Roman" w:cstheme="minorHAnsi"/>
-          <w:lang w:eastAsia="en-IN"/>
-        </w:rPr>
-      </w:pPr>
-      <w:r>
-        <w:rPr>
-          <w:rFonts w:eastAsia="Times New Roman" w:cstheme="minorHAnsi"/>
-          <w:lang w:eastAsia="en-IN"/>
-        </w:rPr>
-        <w:lastRenderedPageBreak/>
-        <w:t xml:space="preserve">       </w:t>
-      </w:r>
-      <w:proofErr w:type="gramStart"/>
-      <w:r>
-        <w:rPr>
-          <w:rFonts w:eastAsia="Times New Roman" w:cstheme="minorHAnsi"/>
-          <w:lang w:eastAsia="en-IN"/>
-        </w:rPr>
-        <w:t>SUM(</w:t>
-      </w:r>
-      <w:proofErr w:type="gramEnd"/>
-      <w:r>
-        <w:rPr>
-          <w:rFonts w:eastAsia="Times New Roman" w:cstheme="minorHAnsi"/>
-          <w:lang w:eastAsia="en-IN"/>
-        </w:rPr>
-        <w:t>amount) OVER (ORDER BY amount DESC)</w:t>
+          <w:noProof/>
+          <w:lang w:eastAsia="en-IN"/>
+        </w:rPr>
+      </w:pPr>
+      <w:r>
+        <w:rPr>
+          <w:rFonts w:eastAsia="Times New Roman" w:cstheme="minorHAnsi"/>
+          <w:noProof/>
+          <w:lang w:eastAsia="en-IN"/>
+        </w:rPr>
+        <w:t>) t</w:t>
       </w:r>
     </w:p>
     <w:p>
@@ -15082,41 +14881,60 @@
         <w:spacing w:after="0" w:line="240" w:lineRule="auto"/>
         <w:rPr>
           <w:rFonts w:eastAsia="Times New Roman" w:cstheme="minorHAnsi"/>
-          <w:lang w:eastAsia="en-IN"/>
-        </w:rPr>
-      </w:pPr>
-      <w:r>
-        <w:rPr>
-          <w:rFonts w:eastAsia="Times New Roman" w:cstheme="minorHAnsi"/>
-          <w:lang w:eastAsia="en-IN"/>
-        </w:rPr>
-        <w:t xml:space="preserve">       / </w:t>
-      </w:r>
-      <w:proofErr w:type="gramStart"/>
-      <w:r>
-        <w:rPr>
-          <w:rFonts w:eastAsia="Times New Roman" w:cstheme="minorHAnsi"/>
-          <w:lang w:eastAsia="en-IN"/>
-        </w:rPr>
-        <w:t>SUM(</w:t>
-      </w:r>
-      <w:proofErr w:type="gramEnd"/>
-      <w:r>
-        <w:rPr>
-          <w:rFonts w:eastAsia="Times New Roman" w:cstheme="minorHAnsi"/>
-          <w:lang w:eastAsia="en-IN"/>
-        </w:rPr>
-        <w:t xml:space="preserve">amount) OVER () AS </w:t>
-      </w:r>
-      <w:proofErr w:type="spellStart"/>
-      <w:r>
-        <w:rPr>
-          <w:rFonts w:eastAsia="Times New Roman" w:cstheme="minorHAnsi"/>
-          <w:lang w:eastAsia="en-IN"/>
-        </w:rPr>
-        <w:t>cumulative_pct</w:t>
-      </w:r>
-      <w:proofErr w:type="spellEnd"/>
+          <w:noProof/>
+          <w:lang w:eastAsia="en-IN"/>
+        </w:rPr>
+      </w:pPr>
+      <w:r>
+        <w:rPr>
+          <w:rFonts w:eastAsia="Times New Roman" w:cstheme="minorHAnsi"/>
+          <w:noProof/>
+          <w:lang w:eastAsia="en-IN"/>
+        </w:rPr>
+        <w:t>WHERE bucket = 1;</w:t>
+      </w:r>
+    </w:p>
+    <w:p>
+      <w:pPr>
+        <w:spacing w:after="0" w:line="240" w:lineRule="auto"/>
+        <w:rPr>
+          <w:rFonts w:eastAsia="Times New Roman" w:cstheme="minorHAnsi"/>
+          <w:lang w:eastAsia="en-IN"/>
+        </w:rPr>
+      </w:pPr>
+      <w:r>
+        <w:rPr>
+          <w:rFonts w:eastAsia="Times New Roman" w:cstheme="minorHAnsi"/>
+          <w:lang w:eastAsia="en-IN"/>
+        </w:rPr>
+        <w:pict>
+          <v:rect id="_x0000_i1064" style="width:0;height:1.5pt" o:hralign="center" o:hrstd="t" o:hr="t" fillcolor="#a0a0a0" stroked="f"/>
+        </w:pict>
+      </w:r>
+    </w:p>
+    <w:p>
+      <w:pPr>
+        <w:spacing w:before="100" w:beforeAutospacing="1" w:after="100" w:afterAutospacing="1" w:line="240" w:lineRule="auto"/>
+        <w:outlineLvl w:val="0"/>
+        <w:rPr>
+          <w:rFonts w:eastAsia="Times New Roman" w:cstheme="minorHAnsi"/>
+          <w:b/>
+          <w:bCs/>
+          <w:kern w:val="36"/>
+          <w:lang w:eastAsia="en-IN"/>
+        </w:rPr>
+      </w:pPr>
+      <w:r>
+        <w:rPr>
+          <w:rFonts w:eastAsia="Times New Roman" w:cstheme="minorHAnsi"/>
+          <w:b/>
+          <w:bCs/>
+          <w:kern w:val="36"/>
+          <w:lang w:eastAsia="en-IN"/>
+        </w:rPr>
+        <w:lastRenderedPageBreak/>
+        <w:t>LEVEL 9 — Cumulative % Contribution (ADVANCED)</w:t>
+      </w:r>
     </w:p>
     <w:p>
       <w:pPr>
@@ -15141,155 +14959,17 @@
         <w:spacing w:after="0" w:line="240" w:lineRule="auto"/>
         <w:rPr>
           <w:rFonts w:eastAsia="Times New Roman" w:cstheme="minorHAnsi"/>
-          <w:lang w:eastAsia="en-IN"/>
-        </w:rPr>
-      </w:pPr>
-      <w:r>
-        <w:rPr>
-          <w:rFonts w:eastAsia="Times New Roman" w:cstheme="minorHAnsi"/>
-          <w:lang w:eastAsia="en-IN"/>
-        </w:rPr>
-        <w:t>FROM orders;</w:t>
-      </w:r>
-    </w:p>
-    <w:p>
-      <w:pPr>
-        <w:spacing w:before="100" w:beforeAutospacing="1" w:after="100" w:afterAutospacing="1" w:line="240" w:lineRule="auto"/>
-        <w:rPr>
-          <w:rFonts w:eastAsia="Times New Roman" w:cstheme="minorHAnsi"/>
-          <w:lang w:eastAsia="en-IN"/>
-        </w:rPr>
-      </w:pPr>
-      <w:r>
-        <w:rPr>
-          <w:rFonts w:ascii="Calibri" w:eastAsia="Times New Roman" w:hAnsi="Calibri" w:cs="Calibri"/>
-          <w:lang w:eastAsia="en-IN"/>
-        </w:rPr>
-        <w:t>🎯</w:t>
-      </w:r>
-      <w:r>
-        <w:rPr>
-          <w:rFonts w:eastAsia="Times New Roman" w:cstheme="minorHAnsi"/>
-          <w:lang w:eastAsia="en-IN"/>
-        </w:rPr>
-        <w:t xml:space="preserve"> Used in </w:t>
-      </w:r>
-      <w:r>
-        <w:rPr>
-          <w:rFonts w:eastAsia="Times New Roman" w:cstheme="minorHAnsi"/>
-          <w:b/>
-          <w:bCs/>
-          <w:lang w:eastAsia="en-IN"/>
-        </w:rPr>
-        <w:t>Pareto analysis (80/20)</w:t>
-      </w:r>
-    </w:p>
-    <w:p>
-      <w:pPr>
-        <w:spacing w:after="0" w:line="240" w:lineRule="auto"/>
-        <w:rPr>
-          <w:rFonts w:eastAsia="Times New Roman" w:cstheme="minorHAnsi"/>
-          <w:lang w:eastAsia="en-IN"/>
-        </w:rPr>
-      </w:pPr>
-      <w:r>
-        <w:rPr>
-          <w:rFonts w:eastAsia="Times New Roman" w:cstheme="minorHAnsi"/>
-          <w:lang w:eastAsia="en-IN"/>
-        </w:rPr>
-        <w:pict>
-          <v:rect id="_x0000_i1065" style="width:0;height:1.5pt" o:hralign="center" o:hrstd="t" o:hr="t" fillcolor="#a0a0a0" stroked="f"/>
-        </w:pict>
-      </w:r>
-    </w:p>
-    <w:p>
-      <w:pPr>
-        <w:spacing w:before="100" w:beforeAutospacing="1" w:after="100" w:afterAutospacing="1" w:line="240" w:lineRule="auto"/>
-        <w:outlineLvl w:val="0"/>
-        <w:rPr>
-          <w:rFonts w:eastAsia="Times New Roman" w:cstheme="minorHAnsi"/>
-          <w:b/>
-          <w:bCs/>
-          <w:kern w:val="36"/>
-          <w:lang w:eastAsia="en-IN"/>
-        </w:rPr>
-      </w:pPr>
-      <w:r>
-        <w:rPr>
-          <w:rFonts w:eastAsia="Times New Roman" w:cstheme="minorHAnsi"/>
-          <w:b/>
-          <w:bCs/>
-          <w:kern w:val="36"/>
-          <w:lang w:eastAsia="en-IN"/>
-        </w:rPr>
-        <w:t>LEVEL 10 — Interview Killer Question</w:t>
-      </w:r>
-    </w:p>
-    <w:p>
-      <w:pPr>
-        <w:spacing w:before="100" w:beforeAutospacing="1" w:after="100" w:afterAutospacing="1" w:line="240" w:lineRule="auto"/>
-        <w:outlineLvl w:val="2"/>
-        <w:rPr>
-          <w:rFonts w:eastAsia="Times New Roman" w:cstheme="minorHAnsi"/>
-          <w:b/>
-          <w:bCs/>
-          <w:lang w:eastAsia="en-IN"/>
-        </w:rPr>
-      </w:pPr>
-      <w:r>
-        <w:rPr>
-          <w:rFonts w:eastAsia="Times New Roman" w:cstheme="minorHAnsi"/>
-          <w:b/>
-          <w:bCs/>
-          <w:lang w:eastAsia="en-IN"/>
-        </w:rPr>
-        <w:t>Question</w:t>
-      </w:r>
-    </w:p>
-    <w:p>
-      <w:pPr>
-        <w:spacing w:before="100" w:beforeAutospacing="1" w:after="100" w:afterAutospacing="1" w:line="240" w:lineRule="auto"/>
-        <w:rPr>
-          <w:rFonts w:eastAsia="Times New Roman" w:cstheme="minorHAnsi"/>
-          <w:lang w:eastAsia="en-IN"/>
-        </w:rPr>
-      </w:pPr>
-      <w:r>
-        <w:rPr>
-          <w:rFonts w:eastAsia="Times New Roman" w:cstheme="minorHAnsi"/>
-          <w:lang w:eastAsia="en-IN"/>
-        </w:rPr>
-        <w:t xml:space="preserve">Find customers whose order amount is </w:t>
-      </w:r>
-      <w:r>
-        <w:rPr>
-          <w:rFonts w:eastAsia="Times New Roman" w:cstheme="minorHAnsi"/>
-          <w:b/>
-          <w:bCs/>
-          <w:lang w:eastAsia="en-IN"/>
-        </w:rPr>
-        <w:t>greater than their previous order</w:t>
-      </w:r>
-    </w:p>
-    <w:p>
-      <w:pPr>
-        <w:spacing w:before="100" w:beforeAutospacing="1" w:after="100" w:afterAutospacing="1" w:line="240" w:lineRule="auto"/>
-        <w:outlineLvl w:val="2"/>
-        <w:rPr>
-          <w:rFonts w:eastAsia="Times New Roman" w:cstheme="minorHAnsi"/>
-          <w:b/>
-          <w:bCs/>
-          <w:lang w:eastAsia="en-IN"/>
-        </w:rPr>
-      </w:pPr>
-      <w:r>
-        <w:rPr>
-          <w:rFonts w:eastAsia="Times New Roman" w:cstheme="minorHAnsi"/>
-          <w:b/>
-          <w:bCs/>
-          <w:lang w:eastAsia="en-IN"/>
-        </w:rPr>
-        <w:t>Query</w:t>
+          <w:noProof/>
+          <w:lang w:eastAsia="en-IN"/>
+        </w:rPr>
+      </w:pPr>
+      <w:r>
+        <w:rPr>
+          <w:rFonts w:eastAsia="Times New Roman" w:cstheme="minorHAnsi"/>
+          <w:noProof/>
+          <w:lang w:eastAsia="en-IN"/>
+        </w:rPr>
+        <w:t>SELECT customer_id,</w:t>
       </w:r>
     </w:p>
     <w:p>
@@ -15315,15 +14995,17 @@
         <w:spacing w:after="0" w:line="240" w:lineRule="auto"/>
         <w:rPr>
           <w:rFonts w:eastAsia="Times New Roman" w:cstheme="minorHAnsi"/>
-          <w:lang w:eastAsia="en-IN"/>
-        </w:rPr>
-      </w:pPr>
-      <w:r>
-        <w:rPr>
-          <w:rFonts w:eastAsia="Times New Roman" w:cstheme="minorHAnsi"/>
-          <w:lang w:eastAsia="en-IN"/>
-        </w:rPr>
-        <w:t>SELECT *</w:t>
+          <w:noProof/>
+          <w:lang w:eastAsia="en-IN"/>
+        </w:rPr>
+      </w:pPr>
+      <w:r>
+        <w:rPr>
+          <w:rFonts w:eastAsia="Times New Roman" w:cstheme="minorHAnsi"/>
+          <w:noProof/>
+          <w:lang w:eastAsia="en-IN"/>
+        </w:rPr>
+        <w:t xml:space="preserve">       SUM(amount) OVER (ORDER BY amount DESC)</w:t>
       </w:r>
     </w:p>
     <w:p>
@@ -15349,15 +15031,17 @@
         <w:spacing w:after="0" w:line="240" w:lineRule="auto"/>
         <w:rPr>
           <w:rFonts w:eastAsia="Times New Roman" w:cstheme="minorHAnsi"/>
-          <w:lang w:eastAsia="en-IN"/>
-        </w:rPr>
-      </w:pPr>
-      <w:r>
-        <w:rPr>
-          <w:rFonts w:eastAsia="Times New Roman" w:cstheme="minorHAnsi"/>
-          <w:lang w:eastAsia="en-IN"/>
-        </w:rPr>
-        <w:t>FROM (</w:t>
+          <w:noProof/>
+          <w:lang w:eastAsia="en-IN"/>
+        </w:rPr>
+      </w:pPr>
+      <w:r>
+        <w:rPr>
+          <w:rFonts w:eastAsia="Times New Roman" w:cstheme="minorHAnsi"/>
+          <w:noProof/>
+          <w:lang w:eastAsia="en-IN"/>
+        </w:rPr>
+        <w:t xml:space="preserve">       / SUM(amount) OVER () AS cumulative_pct</w:t>
       </w:r>
     </w:p>
     <w:p>
@@ -15383,15 +15067,150 @@
         <w:spacing w:after="0" w:line="240" w:lineRule="auto"/>
         <w:rPr>
           <w:rFonts w:eastAsia="Times New Roman" w:cstheme="minorHAnsi"/>
-          <w:lang w:eastAsia="en-IN"/>
-        </w:rPr>
-      </w:pPr>
-      <w:r>
-        <w:rPr>
-          <w:rFonts w:eastAsia="Times New Roman" w:cstheme="minorHAnsi"/>
-          <w:lang w:eastAsia="en-IN"/>
-        </w:rPr>
-        <w:t xml:space="preserve">  SELECT *,</w:t>
+          <w:noProof/>
+          <w:lang w:eastAsia="en-IN"/>
+        </w:rPr>
+      </w:pPr>
+      <w:r>
+        <w:rPr>
+          <w:rFonts w:eastAsia="Times New Roman" w:cstheme="minorHAnsi"/>
+          <w:noProof/>
+          <w:lang w:eastAsia="en-IN"/>
+        </w:rPr>
+        <w:t>FROM orders;</w:t>
+      </w:r>
+    </w:p>
+    <w:p>
+      <w:pPr>
+        <w:spacing w:before="100" w:beforeAutospacing="1" w:after="100" w:afterAutospacing="1" w:line="240" w:lineRule="auto"/>
+        <w:rPr>
+          <w:rFonts w:eastAsia="Times New Roman" w:cstheme="minorHAnsi"/>
+          <w:lang w:eastAsia="en-IN"/>
+        </w:rPr>
+      </w:pPr>
+      <w:r>
+        <w:rPr>
+          <w:rFonts w:eastAsia="Times New Roman" w:cstheme="minorHAnsi"/>
+          <w:lang w:eastAsia="en-IN"/>
+        </w:rPr>
+        <w:t xml:space="preserve">Used in </w:t>
+      </w:r>
+      <w:r>
+        <w:rPr>
+          <w:rFonts w:eastAsia="Times New Roman" w:cstheme="minorHAnsi"/>
+          <w:b/>
+          <w:bCs/>
+          <w:lang w:eastAsia="en-IN"/>
+        </w:rPr>
+        <w:t>Pareto analysis (80/20)</w:t>
+      </w:r>
+    </w:p>
+    <w:p>
+      <w:pPr>
+        <w:spacing w:after="0" w:line="240" w:lineRule="auto"/>
+        <w:rPr>
+          <w:rFonts w:eastAsia="Times New Roman" w:cstheme="minorHAnsi"/>
+          <w:lang w:eastAsia="en-IN"/>
+        </w:rPr>
+      </w:pPr>
+      <w:r>
+        <w:rPr>
+          <w:rFonts w:eastAsia="Times New Roman" w:cstheme="minorHAnsi"/>
+          <w:lang w:eastAsia="en-IN"/>
+        </w:rPr>
+        <w:pict>
+          <v:rect id="_x0000_i1065" style="width:0;height:1.5pt" o:hralign="center" o:hrstd="t" o:hr="t" fillcolor="#a0a0a0" stroked="f"/>
+        </w:pict>
+      </w:r>
+    </w:p>
+    <w:p>
+      <w:pPr>
+        <w:spacing w:before="100" w:beforeAutospacing="1" w:after="100" w:afterAutospacing="1" w:line="240" w:lineRule="auto"/>
+        <w:outlineLvl w:val="0"/>
+        <w:rPr>
+          <w:rFonts w:eastAsia="Times New Roman" w:cstheme="minorHAnsi"/>
+          <w:b/>
+          <w:bCs/>
+          <w:kern w:val="36"/>
+          <w:lang w:eastAsia="en-IN"/>
+        </w:rPr>
+      </w:pPr>
+      <w:r>
+        <w:rPr>
+          <w:rFonts w:eastAsia="Times New Roman" w:cstheme="minorHAnsi"/>
+          <w:b/>
+          <w:bCs/>
+          <w:kern w:val="36"/>
+          <w:lang w:eastAsia="en-IN"/>
+        </w:rPr>
+        <w:t>LEVEL 10 — Interview Killer Question</w:t>
+      </w:r>
+    </w:p>
+    <w:p>
+      <w:pPr>
+        <w:spacing w:before="100" w:beforeAutospacing="1" w:after="100" w:afterAutospacing="1" w:line="240" w:lineRule="auto"/>
+        <w:outlineLvl w:val="2"/>
+        <w:rPr>
+          <w:rFonts w:eastAsia="Times New Roman" w:cstheme="minorHAnsi"/>
+          <w:b/>
+          <w:bCs/>
+          <w:lang w:eastAsia="en-IN"/>
+        </w:rPr>
+      </w:pPr>
+      <w:r>
+        <w:rPr>
+          <w:rFonts w:eastAsia="Times New Roman" w:cstheme="minorHAnsi"/>
+          <w:b/>
+          <w:bCs/>
+          <w:lang w:eastAsia="en-IN"/>
+        </w:rPr>
+        <w:t>Question</w:t>
+      </w:r>
+    </w:p>
+    <w:p>
+      <w:pPr>
+        <w:spacing w:before="100" w:beforeAutospacing="1" w:after="100" w:afterAutospacing="1" w:line="240" w:lineRule="auto"/>
+        <w:rPr>
+          <w:rFonts w:eastAsia="Times New Roman" w:cstheme="minorHAnsi"/>
+          <w:lang w:eastAsia="en-IN"/>
+        </w:rPr>
+      </w:pPr>
+      <w:r>
+        <w:rPr>
+          <w:rFonts w:eastAsia="Times New Roman" w:cstheme="minorHAnsi"/>
+          <w:lang w:eastAsia="en-IN"/>
+        </w:rPr>
+        <w:t xml:space="preserve">Find customers whose order amount is </w:t>
+      </w:r>
+      <w:r>
+        <w:rPr>
+          <w:rFonts w:eastAsia="Times New Roman" w:cstheme="minorHAnsi"/>
+          <w:b/>
+          <w:bCs/>
+          <w:lang w:eastAsia="en-IN"/>
+        </w:rPr>
+        <w:t>greater than their previous order</w:t>
+      </w:r>
+    </w:p>
+    <w:p>
+      <w:pPr>
+        <w:spacing w:before="100" w:beforeAutospacing="1" w:after="100" w:afterAutospacing="1" w:line="240" w:lineRule="auto"/>
+        <w:outlineLvl w:val="2"/>
+        <w:rPr>
+          <w:rFonts w:eastAsia="Times New Roman" w:cstheme="minorHAnsi"/>
+          <w:b/>
+          <w:bCs/>
+          <w:lang w:eastAsia="en-IN"/>
+        </w:rPr>
+      </w:pPr>
+      <w:r>
+        <w:rPr>
+          <w:rFonts w:eastAsia="Times New Roman" w:cstheme="minorHAnsi"/>
+          <w:b/>
+          <w:bCs/>
+          <w:lang w:eastAsia="en-IN"/>
+        </w:rPr>
+        <w:t>Query</w:t>
       </w:r>
     </w:p>
     <w:p>
@@ -15425,65 +15244,8 @@
           <w:rFonts w:eastAsia="Times New Roman" w:cstheme="minorHAnsi"/>
           <w:lang w:eastAsia="en-IN"/>
         </w:rPr>
-        <w:t xml:space="preserve">         </w:t>
-      </w:r>
-      <w:proofErr w:type="gramStart"/>
-      <w:r>
-        <w:rPr>
-          <w:rFonts w:eastAsia="Times New Roman" w:cstheme="minorHAnsi"/>
-          <w:lang w:eastAsia="en-IN"/>
-        </w:rPr>
-        <w:t>LAG(</w:t>
-      </w:r>
-      <w:proofErr w:type="gramEnd"/>
-      <w:r>
-        <w:rPr>
-          <w:rFonts w:eastAsia="Times New Roman" w:cstheme="minorHAnsi"/>
-          <w:lang w:eastAsia="en-IN"/>
-        </w:rPr>
-        <w:t xml:space="preserve">amount) OVER (PARTITION BY </w:t>
-      </w:r>
-      <w:proofErr w:type="spellStart"/>
-      <w:r>
-        <w:rPr>
-          <w:rFonts w:eastAsia="Times New Roman" w:cstheme="minorHAnsi"/>
-          <w:lang w:eastAsia="en-IN"/>
-        </w:rPr>
-        <w:t>customer_id</w:t>
-      </w:r>
-      <w:proofErr w:type="spellEnd"/>
-      <w:r>
-        <w:rPr>
-          <w:rFonts w:eastAsia="Times New Roman" w:cstheme="minorHAnsi"/>
-          <w:lang w:eastAsia="en-IN"/>
-        </w:rPr>
-        <w:t xml:space="preserve"> ORDER BY </w:t>
-      </w:r>
-      <w:proofErr w:type="spellStart"/>
-      <w:r>
-        <w:rPr>
-          <w:rFonts w:eastAsia="Times New Roman" w:cstheme="minorHAnsi"/>
-          <w:lang w:eastAsia="en-IN"/>
-        </w:rPr>
-        <w:t>order_date</w:t>
-      </w:r>
-      <w:proofErr w:type="spellEnd"/>
-      <w:r>
-        <w:rPr>
-          <w:rFonts w:eastAsia="Times New Roman" w:cstheme="minorHAnsi"/>
-          <w:lang w:eastAsia="en-IN"/>
-        </w:rPr>
-        <w:t xml:space="preserve">) </w:t>
-      </w:r>
-      <w:proofErr w:type="spellStart"/>
-      <w:r>
-        <w:rPr>
-          <w:rFonts w:eastAsia="Times New Roman" w:cstheme="minorHAnsi"/>
-          <w:lang w:eastAsia="en-IN"/>
-        </w:rPr>
-        <w:t>prev_amt</w:t>
-      </w:r>
-      <w:proofErr w:type="spellEnd"/>
+        <w:t>SELECT *</w:t>
+      </w:r>
     </w:p>
     <w:p>
       <w:pPr>
@@ -15516,7 +15278,7 @@
           <w:rFonts w:eastAsia="Times New Roman" w:cstheme="minorHAnsi"/>
           <w:lang w:eastAsia="en-IN"/>
         </w:rPr>
-        <w:t xml:space="preserve">  FROM orders</w:t>
+        <w:t>FROM (</w:t>
       </w:r>
     </w:p>
     <w:p>
@@ -15550,7 +15312,7 @@
           <w:rFonts w:eastAsia="Times New Roman" w:cstheme="minorHAnsi"/>
           <w:lang w:eastAsia="en-IN"/>
         </w:rPr>
-        <w:t>) t</w:t>
+        <w:t xml:space="preserve">  SELECT *,</w:t>
       </w:r>
     </w:p>
     <w:p>
@@ -15576,31 +15338,125 @@
         <w:spacing w:after="0" w:line="240" w:lineRule="auto"/>
         <w:rPr>
           <w:rFonts w:eastAsia="Times New Roman" w:cstheme="minorHAnsi"/>
-          <w:lang w:eastAsia="en-IN"/>
-        </w:rPr>
-      </w:pPr>
-      <w:r>
-        <w:rPr>
-          <w:rFonts w:eastAsia="Times New Roman" w:cstheme="minorHAnsi"/>
-          <w:lang w:eastAsia="en-IN"/>
-        </w:rPr>
-        <w:t xml:space="preserve">WHERE amount &gt; </w:t>
-      </w:r>
-      <w:proofErr w:type="spellStart"/>
-      <w:r>
-        <w:rPr>
-          <w:rFonts w:eastAsia="Times New Roman" w:cstheme="minorHAnsi"/>
-          <w:lang w:eastAsia="en-IN"/>
-        </w:rPr>
-        <w:t>prev_amt</w:t>
-      </w:r>
-      <w:proofErr w:type="spellEnd"/>
-      <w:r>
-        <w:rPr>
-          <w:rFonts w:eastAsia="Times New Roman" w:cstheme="minorHAnsi"/>
-          <w:lang w:eastAsia="en-IN"/>
-        </w:rPr>
-        <w:t>;</w:t>
+          <w:noProof/>
+          <w:lang w:eastAsia="en-IN"/>
+        </w:rPr>
+      </w:pPr>
+      <w:r>
+        <w:rPr>
+          <w:rFonts w:eastAsia="Times New Roman" w:cstheme="minorHAnsi"/>
+          <w:noProof/>
+          <w:lang w:eastAsia="en-IN"/>
+        </w:rPr>
+        <w:t xml:space="preserve">         LAG(amount) OVER (PARTITION BY customer_id ORDER BY order_date) prev_amt</w:t>
+      </w:r>
+    </w:p>
+    <w:p>
+      <w:pPr>
+        <w:tabs>
+          <w:tab w:val="left" w:pos="916"/>
+          <w:tab w:val="left" w:pos="1832"/>
+          <w:tab w:val="left" w:pos="2748"/>
+          <w:tab w:val="left" w:pos="3664"/>
+          <w:tab w:val="left" w:pos="4580"/>
+          <w:tab w:val="left" w:pos="5496"/>
+          <w:tab w:val="left" w:pos="6412"/>
+          <w:tab w:val="left" w:pos="7328"/>
+          <w:tab w:val="left" w:pos="8244"/>
+          <w:tab w:val="left" w:pos="9160"/>
+          <w:tab w:val="left" w:pos="10076"/>
+          <w:tab w:val="left" w:pos="10992"/>
+          <w:tab w:val="left" w:pos="11908"/>
+          <w:tab w:val="left" w:pos="12824"/>
+          <w:tab w:val="left" w:pos="13740"/>
+          <w:tab w:val="left" w:pos="14656"/>
+        </w:tabs>
+        <w:spacing w:after="0" w:line="240" w:lineRule="auto"/>
+        <w:rPr>
+          <w:rFonts w:eastAsia="Times New Roman" w:cstheme="minorHAnsi"/>
+          <w:noProof/>
+          <w:lang w:eastAsia="en-IN"/>
+        </w:rPr>
+      </w:pPr>
+      <w:r>
+        <w:rPr>
+          <w:rFonts w:eastAsia="Times New Roman" w:cstheme="minorHAnsi"/>
+          <w:noProof/>
+          <w:lang w:eastAsia="en-IN"/>
+        </w:rPr>
+        <w:t xml:space="preserve">  FROM orders</w:t>
+      </w:r>
+    </w:p>
+    <w:p>
+      <w:pPr>
+        <w:tabs>
+          <w:tab w:val="left" w:pos="916"/>
+          <w:tab w:val="left" w:pos="1832"/>
+          <w:tab w:val="left" w:pos="2748"/>
+          <w:tab w:val="left" w:pos="3664"/>
+          <w:tab w:val="left" w:pos="4580"/>
+          <w:tab w:val="left" w:pos="5496"/>
+          <w:tab w:val="left" w:pos="6412"/>
+          <w:tab w:val="left" w:pos="7328"/>
+          <w:tab w:val="left" w:pos="8244"/>
+          <w:tab w:val="left" w:pos="9160"/>
+          <w:tab w:val="left" w:pos="10076"/>
+          <w:tab w:val="left" w:pos="10992"/>
+          <w:tab w:val="left" w:pos="11908"/>
+          <w:tab w:val="left" w:pos="12824"/>
+          <w:tab w:val="left" w:pos="13740"/>
+          <w:tab w:val="left" w:pos="14656"/>
+        </w:tabs>
+        <w:spacing w:after="0" w:line="240" w:lineRule="auto"/>
+        <w:rPr>
+          <w:rFonts w:eastAsia="Times New Roman" w:cstheme="minorHAnsi"/>
+          <w:noProof/>
+          <w:lang w:eastAsia="en-IN"/>
+        </w:rPr>
+      </w:pPr>
+      <w:r>
+        <w:rPr>
+          <w:rFonts w:eastAsia="Times New Roman" w:cstheme="minorHAnsi"/>
+          <w:noProof/>
+          <w:lang w:eastAsia="en-IN"/>
+        </w:rPr>
+        <w:t>) t</w:t>
+      </w:r>
+    </w:p>
+    <w:p>
+      <w:pPr>
+        <w:tabs>
+          <w:tab w:val="left" w:pos="916"/>
+          <w:tab w:val="left" w:pos="1832"/>
+          <w:tab w:val="left" w:pos="2748"/>
+          <w:tab w:val="left" w:pos="3664"/>
+          <w:tab w:val="left" w:pos="4580"/>
+          <w:tab w:val="left" w:pos="5496"/>
+          <w:tab w:val="left" w:pos="6412"/>
+          <w:tab w:val="left" w:pos="7328"/>
+          <w:tab w:val="left" w:pos="8244"/>
+          <w:tab w:val="left" w:pos="9160"/>
+          <w:tab w:val="left" w:pos="10076"/>
+          <w:tab w:val="left" w:pos="10992"/>
+          <w:tab w:val="left" w:pos="11908"/>
+          <w:tab w:val="left" w:pos="12824"/>
+          <w:tab w:val="left" w:pos="13740"/>
+          <w:tab w:val="left" w:pos="14656"/>
+        </w:tabs>
+        <w:spacing w:after="0" w:line="240" w:lineRule="auto"/>
+        <w:rPr>
+          <w:rFonts w:eastAsia="Times New Roman" w:cstheme="minorHAnsi"/>
+          <w:noProof/>
+          <w:lang w:eastAsia="en-IN"/>
+        </w:rPr>
+      </w:pPr>
+      <w:r>
+        <w:rPr>
+          <w:rFonts w:eastAsia="Times New Roman" w:cstheme="minorHAnsi"/>
+          <w:noProof/>
+          <w:lang w:eastAsia="en-IN"/>
+        </w:rPr>
+        <w:t>WHERE amount &gt; prev_amt;</w:t>
       </w:r>
     </w:p>
     <w:p>
@@ -15641,123 +15497,98 @@
           <w:kern w:val="36"/>
           <w:lang w:eastAsia="en-IN"/>
         </w:rPr>
-        <w:t>HOW TO SPEAK IN INTERVIEW (</w:t>
+        <w:t xml:space="preserve">HOW TO SPEAK IN </w:t>
+      </w:r>
+      <w:r>
+        <w:rPr>
+          <w:rFonts w:eastAsia="Times New Roman" w:cstheme="minorHAnsi"/>
+          <w:b/>
+          <w:bCs/>
+          <w:noProof/>
+          <w:kern w:val="36"/>
+          <w:lang w:eastAsia="en-IN"/>
+        </w:rPr>
+        <w:t>INTERVIEW (THIS MATTERS)</w:t>
+      </w:r>
+    </w:p>
+    <w:p>
+      <w:pPr>
+        <w:spacing w:before="100" w:beforeAutospacing="1" w:after="100" w:afterAutospacing="1" w:line="240" w:lineRule="auto"/>
+        <w:rPr>
+          <w:rFonts w:eastAsia="Times New Roman" w:cstheme="minorHAnsi"/>
+          <w:lang w:eastAsia="en-IN"/>
+        </w:rPr>
+      </w:pPr>
+      <w:r>
+        <w:rPr>
+          <w:rFonts w:eastAsia="Times New Roman" w:cstheme="minorHAnsi"/>
+          <w:lang w:eastAsia="en-IN"/>
+        </w:rPr>
+        <w:t>Say:</w:t>
+      </w:r>
+    </w:p>
+    <w:p>
+      <w:pPr>
+        <w:spacing w:beforeAutospacing="1" w:after="100" w:afterAutospacing="1" w:line="240" w:lineRule="auto"/>
+        <w:rPr>
+          <w:rFonts w:eastAsia="Times New Roman" w:cstheme="minorHAnsi"/>
+          <w:lang w:eastAsia="en-IN"/>
+        </w:rPr>
+      </w:pPr>
+      <w:r>
+        <w:rPr>
+          <w:rFonts w:eastAsia="Times New Roman" w:cstheme="minorHAnsi"/>
+          <w:lang w:eastAsia="en-IN"/>
+        </w:rPr>
+        <w:t>“I use window functions when I need row-level output with aggregated context.”</w:t>
+      </w:r>
+    </w:p>
+    <w:p>
+      <w:pPr>
+        <w:spacing w:before="100" w:beforeAutospacing="1" w:after="100" w:afterAutospacing="1" w:line="240" w:lineRule="auto"/>
+        <w:rPr>
+          <w:rFonts w:eastAsia="Times New Roman" w:cstheme="minorHAnsi"/>
+          <w:lang w:eastAsia="en-IN"/>
+        </w:rPr>
+      </w:pPr>
+      <w:r>
+        <w:rPr>
+          <w:rFonts w:eastAsia="Times New Roman" w:cstheme="minorHAnsi"/>
+          <w:lang w:eastAsia="en-IN"/>
+        </w:rPr>
+        <w:t xml:space="preserve">Do </w:t>
+      </w:r>
+      <w:r>
+        <w:rPr>
+          <w:rFonts w:eastAsia="Times New Roman" w:cstheme="minorHAnsi"/>
+          <w:b/>
+          <w:bCs/>
+          <w:lang w:eastAsia="en-IN"/>
+        </w:rPr>
+        <w:t>NOT</w:t>
+      </w:r>
+      <w:r>
+        <w:rPr>
+          <w:rFonts w:eastAsia="Times New Roman" w:cstheme="minorHAnsi"/>
+          <w:lang w:eastAsia="en-IN"/>
+        </w:rPr>
+        <w:t xml:space="preserve"> say</w:t>
       </w:r>
       <w:proofErr w:type="gramStart"/>
       <w:r>
         <w:rPr>
           <w:rFonts w:eastAsia="Times New Roman" w:cstheme="minorHAnsi"/>
-          <w:b/>
-          <w:bCs/>
-          <w:kern w:val="36"/>
-          <w:lang w:eastAsia="en-IN"/>
-        </w:rPr>
-        <w:t>THIS MATTERS</w:t>
+          <w:lang w:eastAsia="en-IN"/>
+        </w:rPr>
+        <w:t>:</w:t>
       </w:r>
       <w:proofErr w:type="gramEnd"/>
       <w:r>
         <w:rPr>
           <w:rFonts w:eastAsia="Times New Roman" w:cstheme="minorHAnsi"/>
-          <w:b/>
-          <w:bCs/>
-          <w:kern w:val="36"/>
-          <w:lang w:eastAsia="en-IN"/>
-        </w:rPr>
-        <w:t>)</w:t>
-      </w:r>
-    </w:p>
-    <w:p>
-      <w:pPr>
-        <w:spacing w:before="100" w:beforeAutospacing="1" w:after="100" w:afterAutospacing="1" w:line="240" w:lineRule="auto"/>
-        <w:rPr>
-          <w:rFonts w:eastAsia="Times New Roman" w:cstheme="minorHAnsi"/>
-          <w:lang w:eastAsia="en-IN"/>
-        </w:rPr>
-      </w:pPr>
-      <w:r>
-        <w:rPr>
-          <w:rFonts w:eastAsia="Times New Roman" w:cstheme="minorHAnsi"/>
-          <w:lang w:eastAsia="en-IN"/>
-        </w:rPr>
-        <w:t>Say:</w:t>
-      </w:r>
-    </w:p>
-    <w:p>
-      <w:pPr>
-        <w:spacing w:beforeAutospacing="1" w:after="100" w:afterAutospacing="1" w:line="240" w:lineRule="auto"/>
-        <w:rPr>
-          <w:rFonts w:eastAsia="Times New Roman" w:cstheme="minorHAnsi"/>
-          <w:lang w:eastAsia="en-IN"/>
-        </w:rPr>
-      </w:pPr>
-      <w:r>
-        <w:rPr>
-          <w:rFonts w:eastAsia="Times New Roman" w:cstheme="minorHAnsi"/>
-          <w:lang w:eastAsia="en-IN"/>
-        </w:rPr>
-        <w:t>“I use window functions when I need row-level output with aggregated context.”</w:t>
-      </w:r>
-    </w:p>
-    <w:p>
-      <w:pPr>
-        <w:spacing w:before="100" w:beforeAutospacing="1" w:after="100" w:afterAutospacing="1" w:line="240" w:lineRule="auto"/>
-        <w:rPr>
-          <w:rFonts w:eastAsia="Times New Roman" w:cstheme="minorHAnsi"/>
-          <w:lang w:eastAsia="en-IN"/>
-        </w:rPr>
-      </w:pPr>
-      <w:r>
-        <w:rPr>
-          <w:rFonts w:eastAsia="Times New Roman" w:cstheme="minorHAnsi"/>
-          <w:lang w:eastAsia="en-IN"/>
-        </w:rPr>
-        <w:t xml:space="preserve">Do </w:t>
-      </w:r>
-      <w:r>
-        <w:rPr>
-          <w:rFonts w:eastAsia="Times New Roman" w:cstheme="minorHAnsi"/>
-          <w:b/>
-          <w:bCs/>
-          <w:lang w:eastAsia="en-IN"/>
-        </w:rPr>
-        <w:t>NOT</w:t>
-      </w:r>
-      <w:r>
-        <w:rPr>
-          <w:rFonts w:eastAsia="Times New Roman" w:cstheme="minorHAnsi"/>
-          <w:lang w:eastAsia="en-IN"/>
-        </w:rPr>
-        <w:t xml:space="preserve"> say</w:t>
-      </w:r>
-      <w:proofErr w:type="gramStart"/>
-      <w:r>
-        <w:rPr>
-          <w:rFonts w:eastAsia="Times New Roman" w:cstheme="minorHAnsi"/>
-          <w:lang w:eastAsia="en-IN"/>
-        </w:rPr>
-        <w:t>:</w:t>
-      </w:r>
-      <w:proofErr w:type="gramEnd"/>
-      <w:r>
-        <w:rPr>
-          <w:rFonts w:eastAsia="Times New Roman" w:cstheme="minorHAnsi"/>
           <w:lang w:eastAsia="en-IN"/>
         </w:rPr>
         <w:br/>
-      </w:r>
-      <w:r>
-        <w:rPr>
-          <w:rFonts w:ascii="Calibri" w:eastAsia="Times New Roman" w:hAnsi="Calibri" w:cs="Calibri"/>
-          <w:lang w:eastAsia="en-IN"/>
-        </w:rPr>
-        <w:t>❌</w:t>
-      </w:r>
-      <w:r>
-        <w:rPr>
-          <w:rFonts w:eastAsia="Times New Roman" w:cstheme="minorHAnsi"/>
-          <w:lang w:eastAsia="en-IN"/>
-        </w:rPr>
-        <w:t xml:space="preserve"> </w:t>
       </w:r>
       <w:r>
         <w:rPr>
@@ -15806,60 +15637,42 @@
       </w:pPr>
       <w:r>
         <w:rPr>
-          <w:rFonts w:ascii="Calibri" w:eastAsia="Times New Roman" w:hAnsi="Calibri" w:cs="Calibri"/>
+          <w:rFonts w:eastAsia="Times New Roman" w:cstheme="minorHAnsi"/>
           <w:b/>
           <w:bCs/>
           <w:kern w:val="36"/>
           <w:lang w:eastAsia="en-IN"/>
         </w:rPr>
-        <w:t>🔥</w:t>
-      </w:r>
-      <w:r>
-        <w:rPr>
-          <w:rFonts w:eastAsia="Times New Roman" w:cstheme="minorHAnsi"/>
-          <w:b/>
-          <w:bCs/>
-          <w:kern w:val="36"/>
-          <w:lang w:eastAsia="en-IN"/>
-        </w:rPr>
-        <w:t xml:space="preserve"> FINAL AMAZON RAPID QUESTIONS</w:t>
+        <w:t>FINAL AMAZON RAPID QUESTIONS</w:t>
       </w:r>
     </w:p>
     <w:tbl>
       <w:tblPr>
-        <w:tblW w:w="0" w:type="auto"/>
-        <w:tblCellSpacing w:w="15" w:type="dxa"/>
-        <w:tblCellMar>
-          <w:top w:w="15" w:type="dxa"/>
-          <w:left w:w="15" w:type="dxa"/>
-          <w:bottom w:w="15" w:type="dxa"/>
-          <w:right w:w="15" w:type="dxa"/>
-        </w:tblCellMar>
+        <w:tblStyle w:val="TableGrid"/>
+        <w:tblW w:w="6591" w:type="dxa"/>
         <w:tblLook w:val="04A0" w:firstRow="1" w:lastRow="0" w:firstColumn="1" w:lastColumn="0" w:noHBand="0" w:noVBand="1"/>
       </w:tblPr>
       <w:tblGrid>
-        <w:gridCol w:w="1535"/>
-        <w:gridCol w:w="1464"/>
+        <w:gridCol w:w="3367"/>
+        <w:gridCol w:w="3224"/>
       </w:tblGrid>
       <w:tr>
         <w:trPr>
-          <w:tblHeader/>
-          <w:tblCellSpacing w:w="15" w:type="dxa"/>
+          <w:trHeight w:val="426"/>
         </w:trPr>
         <w:tc>
           <w:tcPr>
             <w:tcW w:w="0" w:type="auto"/>
-            <w:vAlign w:val="center"/>
-            <w:hideMark/>
-          </w:tcPr>
-          <w:p>
-            <w:pPr>
-              <w:spacing w:after="0" w:line="240" w:lineRule="auto"/>
+            <w:hideMark/>
+          </w:tcPr>
+          <w:p>
+            <w:pPr>
               <w:jc w:val="center"/>
               <w:rPr>
                 <w:rFonts w:eastAsia="Times New Roman" w:cstheme="minorHAnsi"/>
                 <w:b/>
                 <w:bCs/>
+                <w:noProof/>
                 <w:lang w:eastAsia="en-IN"/>
               </w:rPr>
             </w:pPr>
@@ -15868,6 +15681,7 @@
                 <w:rFonts w:eastAsia="Times New Roman" w:cstheme="minorHAnsi"/>
                 <w:b/>
                 <w:bCs/>
+                <w:noProof/>
                 <w:lang w:eastAsia="en-IN"/>
               </w:rPr>
               <w:t>Question</w:t>
@@ -15877,17 +15691,16 @@
         <w:tc>
           <w:tcPr>
             <w:tcW w:w="0" w:type="auto"/>
-            <w:vAlign w:val="center"/>
-            <w:hideMark/>
-          </w:tcPr>
-          <w:p>
-            <w:pPr>
-              <w:spacing w:after="0" w:line="240" w:lineRule="auto"/>
+            <w:hideMark/>
+          </w:tcPr>
+          <w:p>
+            <w:pPr>
               <w:jc w:val="center"/>
               <w:rPr>
                 <w:rFonts w:eastAsia="Times New Roman" w:cstheme="minorHAnsi"/>
                 <w:b/>
                 <w:bCs/>
+                <w:noProof/>
                 <w:lang w:eastAsia="en-IN"/>
               </w:rPr>
             </w:pPr>
@@ -15896,6 +15709,7 @@
                 <w:rFonts w:eastAsia="Times New Roman" w:cstheme="minorHAnsi"/>
                 <w:b/>
                 <w:bCs/>
+                <w:noProof/>
                 <w:lang w:eastAsia="en-IN"/>
               </w:rPr>
               <w:t>Function</w:t>
@@ -15905,25 +15719,25 @@
       </w:tr>
       <w:tr>
         <w:trPr>
-          <w:tblCellSpacing w:w="15" w:type="dxa"/>
+          <w:trHeight w:val="402"/>
         </w:trPr>
         <w:tc>
           <w:tcPr>
             <w:tcW w:w="0" w:type="auto"/>
-            <w:vAlign w:val="center"/>
-            <w:hideMark/>
-          </w:tcPr>
-          <w:p>
-            <w:pPr>
-              <w:spacing w:after="0" w:line="240" w:lineRule="auto"/>
-              <w:rPr>
-                <w:rFonts w:eastAsia="Times New Roman" w:cstheme="minorHAnsi"/>
-                <w:lang w:eastAsia="en-IN"/>
-              </w:rPr>
-            </w:pPr>
-            <w:r>
-              <w:rPr>
-                <w:rFonts w:eastAsia="Times New Roman" w:cstheme="minorHAnsi"/>
+            <w:hideMark/>
+          </w:tcPr>
+          <w:p>
+            <w:pPr>
+              <w:rPr>
+                <w:rFonts w:eastAsia="Times New Roman" w:cstheme="minorHAnsi"/>
+                <w:noProof/>
+                <w:lang w:eastAsia="en-IN"/>
+              </w:rPr>
+            </w:pPr>
+            <w:r>
+              <w:rPr>
+                <w:rFonts w:eastAsia="Times New Roman" w:cstheme="minorHAnsi"/>
+                <w:noProof/>
                 <w:lang w:eastAsia="en-IN"/>
               </w:rPr>
               <w:t>Top N per group</w:t>
@@ -15933,20 +15747,20 @@
         <w:tc>
           <w:tcPr>
             <w:tcW w:w="0" w:type="auto"/>
-            <w:vAlign w:val="center"/>
-            <w:hideMark/>
-          </w:tcPr>
-          <w:p>
-            <w:pPr>
-              <w:spacing w:after="0" w:line="240" w:lineRule="auto"/>
-              <w:rPr>
-                <w:rFonts w:eastAsia="Times New Roman" w:cstheme="minorHAnsi"/>
-                <w:lang w:eastAsia="en-IN"/>
-              </w:rPr>
-            </w:pPr>
-            <w:r>
-              <w:rPr>
-                <w:rFonts w:eastAsia="Times New Roman" w:cstheme="minorHAnsi"/>
+            <w:hideMark/>
+          </w:tcPr>
+          <w:p>
+            <w:pPr>
+              <w:rPr>
+                <w:rFonts w:eastAsia="Times New Roman" w:cstheme="minorHAnsi"/>
+                <w:noProof/>
+                <w:lang w:eastAsia="en-IN"/>
+              </w:rPr>
+            </w:pPr>
+            <w:r>
+              <w:rPr>
+                <w:rFonts w:eastAsia="Times New Roman" w:cstheme="minorHAnsi"/>
+                <w:noProof/>
                 <w:lang w:eastAsia="en-IN"/>
               </w:rPr>
               <w:t>ROW_NUMBER</w:t>
@@ -15956,25 +15770,25 @@
       </w:tr>
       <w:tr>
         <w:trPr>
-          <w:tblCellSpacing w:w="15" w:type="dxa"/>
+          <w:trHeight w:val="426"/>
         </w:trPr>
         <w:tc>
           <w:tcPr>
             <w:tcW w:w="0" w:type="auto"/>
-            <w:vAlign w:val="center"/>
-            <w:hideMark/>
-          </w:tcPr>
-          <w:p>
-            <w:pPr>
-              <w:spacing w:after="0" w:line="240" w:lineRule="auto"/>
-              <w:rPr>
-                <w:rFonts w:eastAsia="Times New Roman" w:cstheme="minorHAnsi"/>
-                <w:lang w:eastAsia="en-IN"/>
-              </w:rPr>
-            </w:pPr>
-            <w:r>
-              <w:rPr>
-                <w:rFonts w:eastAsia="Times New Roman" w:cstheme="minorHAnsi"/>
+            <w:hideMark/>
+          </w:tcPr>
+          <w:p>
+            <w:pPr>
+              <w:rPr>
+                <w:rFonts w:eastAsia="Times New Roman" w:cstheme="minorHAnsi"/>
+                <w:noProof/>
+                <w:lang w:eastAsia="en-IN"/>
+              </w:rPr>
+            </w:pPr>
+            <w:r>
+              <w:rPr>
+                <w:rFonts w:eastAsia="Times New Roman" w:cstheme="minorHAnsi"/>
+                <w:noProof/>
                 <w:lang w:eastAsia="en-IN"/>
               </w:rPr>
               <w:t>Trend analysis</w:t>
@@ -15984,20 +15798,20 @@
         <w:tc>
           <w:tcPr>
             <w:tcW w:w="0" w:type="auto"/>
-            <w:vAlign w:val="center"/>
-            <w:hideMark/>
-          </w:tcPr>
-          <w:p>
-            <w:pPr>
-              <w:spacing w:after="0" w:line="240" w:lineRule="auto"/>
-              <w:rPr>
-                <w:rFonts w:eastAsia="Times New Roman" w:cstheme="minorHAnsi"/>
-                <w:lang w:eastAsia="en-IN"/>
-              </w:rPr>
-            </w:pPr>
-            <w:r>
-              <w:rPr>
-                <w:rFonts w:eastAsia="Times New Roman" w:cstheme="minorHAnsi"/>
+            <w:hideMark/>
+          </w:tcPr>
+          <w:p>
+            <w:pPr>
+              <w:rPr>
+                <w:rFonts w:eastAsia="Times New Roman" w:cstheme="minorHAnsi"/>
+                <w:noProof/>
+                <w:lang w:eastAsia="en-IN"/>
+              </w:rPr>
+            </w:pPr>
+            <w:r>
+              <w:rPr>
+                <w:rFonts w:eastAsia="Times New Roman" w:cstheme="minorHAnsi"/>
+                <w:noProof/>
                 <w:lang w:eastAsia="en-IN"/>
               </w:rPr>
               <w:t>LAG / LEAD</w:t>
@@ -16007,50 +15821,48 @@
       </w:tr>
       <w:tr>
         <w:trPr>
-          <w:tblCellSpacing w:w="15" w:type="dxa"/>
+          <w:trHeight w:val="426"/>
         </w:trPr>
         <w:tc>
           <w:tcPr>
             <w:tcW w:w="0" w:type="auto"/>
-            <w:vAlign w:val="center"/>
-            <w:hideMark/>
-          </w:tcPr>
-          <w:p>
-            <w:pPr>
-              <w:spacing w:after="0" w:line="240" w:lineRule="auto"/>
-              <w:rPr>
-                <w:rFonts w:eastAsia="Times New Roman" w:cstheme="minorHAnsi"/>
-                <w:lang w:eastAsia="en-IN"/>
-              </w:rPr>
-            </w:pPr>
-            <w:proofErr w:type="spellStart"/>
-            <w:r>
-              <w:rPr>
-                <w:rFonts w:eastAsia="Times New Roman" w:cstheme="minorHAnsi"/>
+            <w:hideMark/>
+          </w:tcPr>
+          <w:p>
+            <w:pPr>
+              <w:rPr>
+                <w:rFonts w:eastAsia="Times New Roman" w:cstheme="minorHAnsi"/>
+                <w:noProof/>
+                <w:lang w:eastAsia="en-IN"/>
+              </w:rPr>
+            </w:pPr>
+            <w:r>
+              <w:rPr>
+                <w:rFonts w:eastAsia="Times New Roman" w:cstheme="minorHAnsi"/>
+                <w:noProof/>
                 <w:lang w:eastAsia="en-IN"/>
               </w:rPr>
               <w:t>Deduplication</w:t>
             </w:r>
-            <w:proofErr w:type="spellEnd"/>
-          </w:p>
-        </w:tc>
-        <w:tc>
-          <w:tcPr>
-            <w:tcW w:w="0" w:type="auto"/>
-            <w:vAlign w:val="center"/>
-            <w:hideMark/>
-          </w:tcPr>
-          <w:p>
-            <w:pPr>
-              <w:spacing w:after="0" w:line="240" w:lineRule="auto"/>
-              <w:rPr>
-                <w:rFonts w:eastAsia="Times New Roman" w:cstheme="minorHAnsi"/>
-                <w:lang w:eastAsia="en-IN"/>
-              </w:rPr>
-            </w:pPr>
-            <w:r>
-              <w:rPr>
-                <w:rFonts w:eastAsia="Times New Roman" w:cstheme="minorHAnsi"/>
+          </w:p>
+        </w:tc>
+        <w:tc>
+          <w:tcPr>
+            <w:tcW w:w="0" w:type="auto"/>
+            <w:hideMark/>
+          </w:tcPr>
+          <w:p>
+            <w:pPr>
+              <w:rPr>
+                <w:rFonts w:eastAsia="Times New Roman" w:cstheme="minorHAnsi"/>
+                <w:noProof/>
+                <w:lang w:eastAsia="en-IN"/>
+              </w:rPr>
+            </w:pPr>
+            <w:r>
+              <w:rPr>
+                <w:rFonts w:eastAsia="Times New Roman" w:cstheme="minorHAnsi"/>
+                <w:noProof/>
                 <w:lang w:eastAsia="en-IN"/>
               </w:rPr>
               <w:t>ROW_NUMBER</w:t>
@@ -16060,25 +15872,25 @@
       </w:tr>
       <w:tr>
         <w:trPr>
-          <w:tblCellSpacing w:w="15" w:type="dxa"/>
+          <w:trHeight w:val="402"/>
         </w:trPr>
         <w:tc>
           <w:tcPr>
             <w:tcW w:w="0" w:type="auto"/>
-            <w:vAlign w:val="center"/>
-            <w:hideMark/>
-          </w:tcPr>
-          <w:p>
-            <w:pPr>
-              <w:spacing w:after="0" w:line="240" w:lineRule="auto"/>
-              <w:rPr>
-                <w:rFonts w:eastAsia="Times New Roman" w:cstheme="minorHAnsi"/>
-                <w:lang w:eastAsia="en-IN"/>
-              </w:rPr>
-            </w:pPr>
-            <w:r>
-              <w:rPr>
-                <w:rFonts w:eastAsia="Times New Roman" w:cstheme="minorHAnsi"/>
+            <w:hideMark/>
+          </w:tcPr>
+          <w:p>
+            <w:pPr>
+              <w:rPr>
+                <w:rFonts w:eastAsia="Times New Roman" w:cstheme="minorHAnsi"/>
+                <w:noProof/>
+                <w:lang w:eastAsia="en-IN"/>
+              </w:rPr>
+            </w:pPr>
+            <w:r>
+              <w:rPr>
+                <w:rFonts w:eastAsia="Times New Roman" w:cstheme="minorHAnsi"/>
+                <w:noProof/>
                 <w:lang w:eastAsia="en-IN"/>
               </w:rPr>
               <w:t>Running total</w:t>
@@ -16088,20 +15900,20 @@
         <w:tc>
           <w:tcPr>
             <w:tcW w:w="0" w:type="auto"/>
-            <w:vAlign w:val="center"/>
-            <w:hideMark/>
-          </w:tcPr>
-          <w:p>
-            <w:pPr>
-              <w:spacing w:after="0" w:line="240" w:lineRule="auto"/>
-              <w:rPr>
-                <w:rFonts w:eastAsia="Times New Roman" w:cstheme="minorHAnsi"/>
-                <w:lang w:eastAsia="en-IN"/>
-              </w:rPr>
-            </w:pPr>
-            <w:r>
-              <w:rPr>
-                <w:rFonts w:eastAsia="Times New Roman" w:cstheme="minorHAnsi"/>
+            <w:hideMark/>
+          </w:tcPr>
+          <w:p>
+            <w:pPr>
+              <w:rPr>
+                <w:rFonts w:eastAsia="Times New Roman" w:cstheme="minorHAnsi"/>
+                <w:noProof/>
+                <w:lang w:eastAsia="en-IN"/>
+              </w:rPr>
+            </w:pPr>
+            <w:r>
+              <w:rPr>
+                <w:rFonts w:eastAsia="Times New Roman" w:cstheme="minorHAnsi"/>
+                <w:noProof/>
                 <w:lang w:eastAsia="en-IN"/>
               </w:rPr>
               <w:t>SUM OVER</w:t>
@@ -16111,25 +15923,25 @@
       </w:tr>
       <w:tr>
         <w:trPr>
-          <w:tblCellSpacing w:w="15" w:type="dxa"/>
+          <w:trHeight w:val="426"/>
         </w:trPr>
         <w:tc>
           <w:tcPr>
             <w:tcW w:w="0" w:type="auto"/>
-            <w:vAlign w:val="center"/>
-            <w:hideMark/>
-          </w:tcPr>
-          <w:p>
-            <w:pPr>
-              <w:spacing w:after="0" w:line="240" w:lineRule="auto"/>
-              <w:rPr>
-                <w:rFonts w:eastAsia="Times New Roman" w:cstheme="minorHAnsi"/>
-                <w:lang w:eastAsia="en-IN"/>
-              </w:rPr>
-            </w:pPr>
-            <w:r>
-              <w:rPr>
-                <w:rFonts w:eastAsia="Times New Roman" w:cstheme="minorHAnsi"/>
+            <w:hideMark/>
+          </w:tcPr>
+          <w:p>
+            <w:pPr>
+              <w:rPr>
+                <w:rFonts w:eastAsia="Times New Roman" w:cstheme="minorHAnsi"/>
+                <w:noProof/>
+                <w:lang w:eastAsia="en-IN"/>
+              </w:rPr>
+            </w:pPr>
+            <w:r>
+              <w:rPr>
+                <w:rFonts w:eastAsia="Times New Roman" w:cstheme="minorHAnsi"/>
+                <w:noProof/>
                 <w:lang w:eastAsia="en-IN"/>
               </w:rPr>
               <w:t>Percentile</w:t>
@@ -16139,20 +15951,20 @@
         <w:tc>
           <w:tcPr>
             <w:tcW w:w="0" w:type="auto"/>
-            <w:vAlign w:val="center"/>
-            <w:hideMark/>
-          </w:tcPr>
-          <w:p>
-            <w:pPr>
-              <w:spacing w:after="0" w:line="240" w:lineRule="auto"/>
-              <w:rPr>
-                <w:rFonts w:eastAsia="Times New Roman" w:cstheme="minorHAnsi"/>
-                <w:lang w:eastAsia="en-IN"/>
-              </w:rPr>
-            </w:pPr>
-            <w:r>
-              <w:rPr>
-                <w:rFonts w:eastAsia="Times New Roman" w:cstheme="minorHAnsi"/>
+            <w:hideMark/>
+          </w:tcPr>
+          <w:p>
+            <w:pPr>
+              <w:rPr>
+                <w:rFonts w:eastAsia="Times New Roman" w:cstheme="minorHAnsi"/>
+                <w:noProof/>
+                <w:lang w:eastAsia="en-IN"/>
+              </w:rPr>
+            </w:pPr>
+            <w:r>
+              <w:rPr>
+                <w:rFonts w:eastAsia="Times New Roman" w:cstheme="minorHAnsi"/>
+                <w:noProof/>
                 <w:lang w:eastAsia="en-IN"/>
               </w:rPr>
               <w:t>NTILE</w:t>
@@ -16162,27 +15974,28 @@
       </w:tr>
       <w:tr>
         <w:trPr>
-          <w:tblCellSpacing w:w="15" w:type="dxa"/>
+          <w:trHeight w:val="426"/>
         </w:trPr>
         <w:tc>
           <w:tcPr>
             <w:tcW w:w="0" w:type="auto"/>
-            <w:vAlign w:val="center"/>
-            <w:hideMark/>
-          </w:tcPr>
-          <w:p>
-            <w:pPr>
-              <w:spacing w:after="0" w:line="240" w:lineRule="auto"/>
-              <w:rPr>
-                <w:rFonts w:eastAsia="Times New Roman" w:cstheme="minorHAnsi"/>
-                <w:lang w:eastAsia="en-IN"/>
-              </w:rPr>
-            </w:pPr>
-            <w:r>
-              <w:rPr>
-                <w:rFonts w:eastAsia="Times New Roman" w:cstheme="minorHAnsi"/>
-                <w:lang w:eastAsia="en-IN"/>
-              </w:rPr>
+            <w:hideMark/>
+          </w:tcPr>
+          <w:p>
+            <w:pPr>
+              <w:rPr>
+                <w:rFonts w:eastAsia="Times New Roman" w:cstheme="minorHAnsi"/>
+                <w:noProof/>
+                <w:lang w:eastAsia="en-IN"/>
+              </w:rPr>
+            </w:pPr>
+            <w:r>
+              <w:rPr>
+                <w:rFonts w:eastAsia="Times New Roman" w:cstheme="minorHAnsi"/>
+                <w:noProof/>
+                <w:lang w:eastAsia="en-IN"/>
+              </w:rPr>
+              <w:lastRenderedPageBreak/>
               <w:t>Nth highest</w:t>
             </w:r>
           </w:p>
@@ -16190,20 +16003,20 @@
         <w:tc>
           <w:tcPr>
             <w:tcW w:w="0" w:type="auto"/>
-            <w:vAlign w:val="center"/>
-            <w:hideMark/>
-          </w:tcPr>
-          <w:p>
-            <w:pPr>
-              <w:spacing w:after="0" w:line="240" w:lineRule="auto"/>
-              <w:rPr>
-                <w:rFonts w:eastAsia="Times New Roman" w:cstheme="minorHAnsi"/>
-                <w:lang w:eastAsia="en-IN"/>
-              </w:rPr>
-            </w:pPr>
-            <w:r>
-              <w:rPr>
-                <w:rFonts w:eastAsia="Times New Roman" w:cstheme="minorHAnsi"/>
+            <w:hideMark/>
+          </w:tcPr>
+          <w:p>
+            <w:pPr>
+              <w:rPr>
+                <w:rFonts w:eastAsia="Times New Roman" w:cstheme="minorHAnsi"/>
+                <w:noProof/>
+                <w:lang w:eastAsia="en-IN"/>
+              </w:rPr>
+            </w:pPr>
+            <w:r>
+              <w:rPr>
+                <w:rFonts w:eastAsia="Times New Roman" w:cstheme="minorHAnsi"/>
+                <w:noProof/>
                 <w:lang w:eastAsia="en-IN"/>
               </w:rPr>
               <w:t>DENSE_RANK</w:t>

--- a/Window_function_Rank_DENSE_RANK_ROW_NUMBER.docx
+++ b/Window_function_Rank_DENSE_RANK_ROW_NUMBER.docx
@@ -3542,23 +3542,7 @@
           <w:rFonts w:eastAsia="Times New Roman" w:cstheme="minorHAnsi"/>
           <w:lang w:eastAsia="en-IN"/>
         </w:rPr>
-        <w:t xml:space="preserve">Previous </w:t>
-      </w:r>
-      <w:proofErr w:type="spellStart"/>
-      <w:r>
-        <w:rPr>
-          <w:rFonts w:eastAsia="Times New Roman" w:cstheme="minorHAnsi"/>
-          <w:lang w:eastAsia="en-IN"/>
-        </w:rPr>
-        <w:t>vs</w:t>
-      </w:r>
-      <w:proofErr w:type="spellEnd"/>
-      <w:r>
-        <w:rPr>
-          <w:rFonts w:eastAsia="Times New Roman" w:cstheme="minorHAnsi"/>
-          <w:lang w:eastAsia="en-IN"/>
-        </w:rPr>
-        <w:t xml:space="preserve"> current comparison</w:t>
+        <w:t>Previous vs current comparison</w:t>
       </w:r>
     </w:p>
     <w:p>
@@ -3832,27 +3816,7 @@
           <w:bCs/>
           <w:lang w:eastAsia="en-IN"/>
         </w:rPr>
-        <w:t xml:space="preserve">Key Differences: GROUP BY </w:t>
-      </w:r>
-      <w:proofErr w:type="spellStart"/>
-      <w:r>
-        <w:rPr>
-          <w:rFonts w:eastAsia="Times New Roman" w:cstheme="minorHAnsi"/>
-          <w:b/>
-          <w:bCs/>
-          <w:lang w:eastAsia="en-IN"/>
-        </w:rPr>
-        <w:t>vs</w:t>
-      </w:r>
-      <w:proofErr w:type="spellEnd"/>
-      <w:r>
-        <w:rPr>
-          <w:rFonts w:eastAsia="Times New Roman" w:cstheme="minorHAnsi"/>
-          <w:b/>
-          <w:bCs/>
-          <w:lang w:eastAsia="en-IN"/>
-        </w:rPr>
-        <w:t xml:space="preserve"> Window Function</w:t>
+        <w:t>Key Differences: GROUP BY vs Window Function</w:t>
       </w:r>
     </w:p>
     <w:p>
@@ -6264,6 +6228,7 @@
       <w:r>
         <w:rPr>
           <w:rFonts w:eastAsia="Times New Roman" w:cstheme="minorHAnsi"/>
+          <w:highlight w:val="magenta"/>
           <w:lang w:eastAsia="en-IN"/>
         </w:rPr>
         <w:t xml:space="preserve">“Look </w:t>
@@ -6273,6 +6238,7 @@
           <w:rFonts w:eastAsia="Times New Roman" w:cstheme="minorHAnsi"/>
           <w:b/>
           <w:bCs/>
+          <w:highlight w:val="magenta"/>
           <w:lang w:eastAsia="en-IN"/>
         </w:rPr>
         <w:t>backward</w:t>
@@ -6280,6 +6246,7 @@
       <w:r>
         <w:rPr>
           <w:rFonts w:eastAsia="Times New Roman" w:cstheme="minorHAnsi"/>
+          <w:highlight w:val="magenta"/>
           <w:lang w:eastAsia="en-IN"/>
         </w:rPr>
         <w:t xml:space="preserve"> by one row”</w:t>
@@ -7084,6 +7051,7 @@
       <w:r>
         <w:rPr>
           <w:rFonts w:eastAsia="Times New Roman" w:cstheme="minorHAnsi"/>
+          <w:highlight w:val="magenta"/>
           <w:lang w:eastAsia="en-IN"/>
         </w:rPr>
         <w:t xml:space="preserve">“Look </w:t>
@@ -7093,6 +7061,7 @@
           <w:rFonts w:eastAsia="Times New Roman" w:cstheme="minorHAnsi"/>
           <w:b/>
           <w:bCs/>
+          <w:highlight w:val="magenta"/>
           <w:lang w:eastAsia="en-IN"/>
         </w:rPr>
         <w:t>forward</w:t>
@@ -7100,6 +7069,7 @@
       <w:r>
         <w:rPr>
           <w:rFonts w:eastAsia="Times New Roman" w:cstheme="minorHAnsi"/>
+          <w:highlight w:val="magenta"/>
           <w:lang w:eastAsia="en-IN"/>
         </w:rPr>
         <w:t xml:space="preserve"> by one row”</w:t>
@@ -7820,8 +7790,6 @@
         </w:rPr>
         <w:t>Mental model</w:t>
       </w:r>
-      <w:bookmarkStart w:id="0" w:name="_GoBack"/>
-      <w:bookmarkEnd w:id="0"/>
     </w:p>
     <w:p>
       <w:pPr>
@@ -9977,21 +9945,12 @@
       </w:pPr>
       <w:r>
         <w:rPr>
-          <w:rFonts w:ascii="Calibri" w:eastAsia="Times New Roman" w:hAnsi="Calibri" w:cs="Calibri"/>
-          <w:b/>
-          <w:bCs/>
-          <w:lang w:eastAsia="en-IN"/>
-        </w:rPr>
-        <w:t>🧠</w:t>
-      </w:r>
-      <w:r>
-        <w:rPr>
-          <w:rFonts w:eastAsia="Times New Roman" w:cstheme="minorHAnsi"/>
-          <w:b/>
-          <w:bCs/>
-          <w:lang w:eastAsia="en-IN"/>
-        </w:rPr>
-        <w:t xml:space="preserve"> GOLDEN RULE (say this in interview)</w:t>
+          <w:rFonts w:eastAsia="Times New Roman" w:cstheme="minorHAnsi"/>
+          <w:b/>
+          <w:bCs/>
+          <w:lang w:eastAsia="en-IN"/>
+        </w:rPr>
+        <w:t>GOLDEN RULE (say this in interview)</w:t>
       </w:r>
     </w:p>
     <w:p>
@@ -12316,12 +12275,14 @@
         <w:spacing w:before="100" w:beforeAutospacing="1" w:after="100" w:afterAutospacing="1" w:line="240" w:lineRule="auto"/>
         <w:rPr>
           <w:rFonts w:eastAsia="Times New Roman" w:cstheme="minorHAnsi"/>
-          <w:lang w:eastAsia="en-IN"/>
-        </w:rPr>
-      </w:pPr>
-      <w:r>
-        <w:rPr>
-          <w:rFonts w:eastAsia="Times New Roman" w:cstheme="minorHAnsi"/>
+          <w:sz w:val="24"/>
+          <w:lang w:eastAsia="en-IN"/>
+        </w:rPr>
+      </w:pPr>
+      <w:r>
+        <w:rPr>
+          <w:rFonts w:eastAsia="Times New Roman" w:cstheme="minorHAnsi"/>
+          <w:sz w:val="24"/>
           <w:lang w:eastAsia="en-IN"/>
         </w:rPr>
         <w:t>Top 2 salaries per department</w:t>
@@ -12335,14 +12296,16 @@
           <w:rFonts w:eastAsia="Times New Roman" w:cstheme="minorHAnsi"/>
           <w:b/>
           <w:bCs/>
-          <w:lang w:eastAsia="en-IN"/>
-        </w:rPr>
-      </w:pPr>
-      <w:r>
-        <w:rPr>
-          <w:rFonts w:eastAsia="Times New Roman" w:cstheme="minorHAnsi"/>
-          <w:b/>
-          <w:bCs/>
+          <w:sz w:val="24"/>
+          <w:lang w:eastAsia="en-IN"/>
+        </w:rPr>
+      </w:pPr>
+      <w:r>
+        <w:rPr>
+          <w:rFonts w:eastAsia="Times New Roman" w:cstheme="minorHAnsi"/>
+          <w:b/>
+          <w:bCs/>
+          <w:sz w:val="24"/>
           <w:lang w:eastAsia="en-IN"/>
         </w:rPr>
         <w:t>Correct</w:t>
@@ -12372,13 +12335,15 @@
         <w:rPr>
           <w:rFonts w:eastAsia="Times New Roman" w:cstheme="minorHAnsi"/>
           <w:noProof/>
-          <w:lang w:eastAsia="en-IN"/>
-        </w:rPr>
-      </w:pPr>
-      <w:r>
-        <w:rPr>
-          <w:rFonts w:eastAsia="Times New Roman" w:cstheme="minorHAnsi"/>
-          <w:noProof/>
+          <w:sz w:val="24"/>
+          <w:lang w:eastAsia="en-IN"/>
+        </w:rPr>
+      </w:pPr>
+      <w:r>
+        <w:rPr>
+          <w:rFonts w:eastAsia="Times New Roman" w:cstheme="minorHAnsi"/>
+          <w:noProof/>
+          <w:sz w:val="24"/>
           <w:lang w:eastAsia="en-IN"/>
         </w:rPr>
         <w:t>SELECT *</w:t>
@@ -12408,13 +12373,15 @@
         <w:rPr>
           <w:rFonts w:eastAsia="Times New Roman" w:cstheme="minorHAnsi"/>
           <w:noProof/>
-          <w:lang w:eastAsia="en-IN"/>
-        </w:rPr>
-      </w:pPr>
-      <w:r>
-        <w:rPr>
-          <w:rFonts w:eastAsia="Times New Roman" w:cstheme="minorHAnsi"/>
-          <w:noProof/>
+          <w:sz w:val="24"/>
+          <w:lang w:eastAsia="en-IN"/>
+        </w:rPr>
+      </w:pPr>
+      <w:r>
+        <w:rPr>
+          <w:rFonts w:eastAsia="Times New Roman" w:cstheme="minorHAnsi"/>
+          <w:noProof/>
+          <w:sz w:val="24"/>
           <w:lang w:eastAsia="en-IN"/>
         </w:rPr>
         <w:t>FROM (</w:t>
@@ -12444,13 +12411,15 @@
         <w:rPr>
           <w:rFonts w:eastAsia="Times New Roman" w:cstheme="minorHAnsi"/>
           <w:noProof/>
-          <w:lang w:eastAsia="en-IN"/>
-        </w:rPr>
-      </w:pPr>
-      <w:r>
-        <w:rPr>
-          <w:rFonts w:eastAsia="Times New Roman" w:cstheme="minorHAnsi"/>
-          <w:noProof/>
+          <w:sz w:val="24"/>
+          <w:lang w:eastAsia="en-IN"/>
+        </w:rPr>
+      </w:pPr>
+      <w:r>
+        <w:rPr>
+          <w:rFonts w:eastAsia="Times New Roman" w:cstheme="minorHAnsi"/>
+          <w:noProof/>
+          <w:sz w:val="24"/>
           <w:lang w:eastAsia="en-IN"/>
         </w:rPr>
         <w:t xml:space="preserve">  SELECT *,</w:t>
@@ -12480,13 +12449,15 @@
         <w:rPr>
           <w:rFonts w:eastAsia="Times New Roman" w:cstheme="minorHAnsi"/>
           <w:noProof/>
-          <w:lang w:eastAsia="en-IN"/>
-        </w:rPr>
-      </w:pPr>
-      <w:r>
-        <w:rPr>
-          <w:rFonts w:eastAsia="Times New Roman" w:cstheme="minorHAnsi"/>
-          <w:noProof/>
+          <w:sz w:val="24"/>
+          <w:lang w:eastAsia="en-IN"/>
+        </w:rPr>
+      </w:pPr>
+      <w:r>
+        <w:rPr>
+          <w:rFonts w:eastAsia="Times New Roman" w:cstheme="minorHAnsi"/>
+          <w:noProof/>
+          <w:sz w:val="24"/>
           <w:lang w:eastAsia="en-IN"/>
         </w:rPr>
         <w:t xml:space="preserve">         ROW_NUMBER() OVER (PARTITION BY dept ORDER BY salary DESC) rn</w:t>
@@ -12516,13 +12487,15 @@
         <w:rPr>
           <w:rFonts w:eastAsia="Times New Roman" w:cstheme="minorHAnsi"/>
           <w:noProof/>
-          <w:lang w:eastAsia="en-IN"/>
-        </w:rPr>
-      </w:pPr>
-      <w:r>
-        <w:rPr>
-          <w:rFonts w:eastAsia="Times New Roman" w:cstheme="minorHAnsi"/>
-          <w:noProof/>
+          <w:sz w:val="24"/>
+          <w:lang w:eastAsia="en-IN"/>
+        </w:rPr>
+      </w:pPr>
+      <w:r>
+        <w:rPr>
+          <w:rFonts w:eastAsia="Times New Roman" w:cstheme="minorHAnsi"/>
+          <w:noProof/>
+          <w:sz w:val="24"/>
           <w:lang w:eastAsia="en-IN"/>
         </w:rPr>
         <w:t xml:space="preserve">  FROM employees</w:t>
@@ -12552,13 +12525,15 @@
         <w:rPr>
           <w:rFonts w:eastAsia="Times New Roman" w:cstheme="minorHAnsi"/>
           <w:noProof/>
-          <w:lang w:eastAsia="en-IN"/>
-        </w:rPr>
-      </w:pPr>
-      <w:r>
-        <w:rPr>
-          <w:rFonts w:eastAsia="Times New Roman" w:cstheme="minorHAnsi"/>
-          <w:noProof/>
+          <w:sz w:val="24"/>
+          <w:lang w:eastAsia="en-IN"/>
+        </w:rPr>
+      </w:pPr>
+      <w:r>
+        <w:rPr>
+          <w:rFonts w:eastAsia="Times New Roman" w:cstheme="minorHAnsi"/>
+          <w:noProof/>
+          <w:sz w:val="24"/>
           <w:lang w:eastAsia="en-IN"/>
         </w:rPr>
         <w:t>) t</w:t>
@@ -12588,13 +12563,15 @@
         <w:rPr>
           <w:rFonts w:eastAsia="Times New Roman" w:cstheme="minorHAnsi"/>
           <w:noProof/>
-          <w:lang w:eastAsia="en-IN"/>
-        </w:rPr>
-      </w:pPr>
-      <w:r>
-        <w:rPr>
-          <w:rFonts w:eastAsia="Times New Roman" w:cstheme="minorHAnsi"/>
-          <w:noProof/>
+          <w:sz w:val="24"/>
+          <w:lang w:eastAsia="en-IN"/>
+        </w:rPr>
+      </w:pPr>
+      <w:r>
+        <w:rPr>
+          <w:rFonts w:eastAsia="Times New Roman" w:cstheme="minorHAnsi"/>
+          <w:noProof/>
+          <w:sz w:val="24"/>
           <w:lang w:eastAsia="en-IN"/>
         </w:rPr>
         <w:t>WHERE rn &lt;= 2;</w:t>
@@ -12605,28 +12582,24 @@
         <w:spacing w:before="100" w:beforeAutospacing="1" w:after="100" w:afterAutospacing="1" w:line="240" w:lineRule="auto"/>
         <w:rPr>
           <w:rFonts w:eastAsia="Times New Roman" w:cstheme="minorHAnsi"/>
-          <w:lang w:eastAsia="en-IN"/>
-        </w:rPr>
-      </w:pPr>
-      <w:r>
-        <w:rPr>
-          <w:rFonts w:eastAsia="Times New Roman" w:cstheme="minorHAnsi"/>
-          <w:lang w:eastAsia="en-IN"/>
-        </w:rPr>
-        <w:t>LIMIT</w:t>
-      </w:r>
-      <w:r>
-        <w:rPr>
-          <w:rFonts w:eastAsia="Times New Roman" w:cstheme="minorHAnsi"/>
-          <w:lang w:eastAsia="en-IN"/>
-        </w:rPr>
-        <w:t xml:space="preserve"> does </w:t>
-      </w:r>
-      <w:r>
-        <w:rPr>
-          <w:rFonts w:eastAsia="Times New Roman" w:cstheme="minorHAnsi"/>
-          <w:b/>
-          <w:bCs/>
+          <w:sz w:val="24"/>
+          <w:lang w:eastAsia="en-IN"/>
+        </w:rPr>
+      </w:pPr>
+      <w:r>
+        <w:rPr>
+          <w:rFonts w:eastAsia="Times New Roman" w:cstheme="minorHAnsi"/>
+          <w:sz w:val="24"/>
+          <w:lang w:eastAsia="en-IN"/>
+        </w:rPr>
+        <w:t xml:space="preserve">LIMIT does </w:t>
+      </w:r>
+      <w:r>
+        <w:rPr>
+          <w:rFonts w:eastAsia="Times New Roman" w:cstheme="minorHAnsi"/>
+          <w:b/>
+          <w:bCs/>
+          <w:sz w:val="24"/>
           <w:lang w:eastAsia="en-IN"/>
         </w:rPr>
         <w:t>NOT</w:t>
@@ -12634,6 +12607,7 @@
       <w:r>
         <w:rPr>
           <w:rFonts w:eastAsia="Times New Roman" w:cstheme="minorHAnsi"/>
+          <w:sz w:val="24"/>
           <w:lang w:eastAsia="en-IN"/>
         </w:rPr>
         <w:t xml:space="preserve"> work per group</w:t>
@@ -12666,6 +12640,7 @@
           <w:b/>
           <w:bCs/>
           <w:kern w:val="36"/>
+          <w:sz w:val="32"/>
           <w:lang w:eastAsia="en-IN"/>
         </w:rPr>
       </w:pPr>
@@ -12675,6 +12650,7 @@
           <w:b/>
           <w:bCs/>
           <w:kern w:val="36"/>
+          <w:sz w:val="32"/>
           <w:lang w:eastAsia="en-IN"/>
         </w:rPr>
         <w:t xml:space="preserve">LEVEL 3 — LAG / LEAD (Amazon </w:t>
@@ -12686,6 +12662,7 @@
           <w:bCs/>
           <w:noProof/>
           <w:kern w:val="36"/>
+          <w:sz w:val="32"/>
           <w:lang w:eastAsia="en-IN"/>
         </w:rPr>
         <w:t>metrics favorite)</w:t>
@@ -12800,6 +12777,7 @@
                 <w:rFonts w:eastAsia="Times New Roman" w:cstheme="minorHAnsi"/>
                 <w:lang w:eastAsia="en-IN"/>
               </w:rPr>
+              <w:lastRenderedPageBreak/>
               <w:t>1 Jan</w:t>
             </w:r>
           </w:p>
@@ -12847,7 +12825,6 @@
                 <w:rFonts w:eastAsia="Times New Roman" w:cstheme="minorHAnsi"/>
                 <w:lang w:eastAsia="en-IN"/>
               </w:rPr>
-              <w:lastRenderedPageBreak/>
               <w:t>2 Jan</w:t>
             </w:r>
           </w:p>
@@ -13763,8 +13740,19 @@
           <w:noProof/>
           <w:lang w:eastAsia="en-IN"/>
         </w:rPr>
-        <w:t xml:space="preserve">         ROWS BETWEEN 2 PRECEDING AND CURRENT ROW</w:t>
-      </w:r>
+        <w:t xml:space="preserve">         ROWS BETWEEN 2 </w:t>
+      </w:r>
+      <w:r>
+        <w:rPr>
+          <w:rFonts w:eastAsia="Times New Roman" w:cstheme="minorHAnsi"/>
+          <w:noProof/>
+          <w:highlight w:val="magenta"/>
+          <w:lang w:eastAsia="en-IN"/>
+        </w:rPr>
+        <w:t>PRECEDING AND CURRENT ROW</w:t>
+      </w:r>
+      <w:bookmarkStart w:id="0" w:name="_GoBack"/>
+      <w:bookmarkEnd w:id="0"/>
     </w:p>
     <w:p>
       <w:pPr>
@@ -13851,6 +13839,7 @@
           <w:rFonts w:eastAsia="Times New Roman" w:cstheme="minorHAnsi"/>
           <w:lang w:eastAsia="en-IN"/>
         </w:rPr>
+        <w:lastRenderedPageBreak/>
         <w:t>Say this:</w:t>
       </w:r>
     </w:p>
@@ -13867,7 +13856,6 @@
           <w:rFonts w:eastAsia="Times New Roman" w:cstheme="minorHAnsi"/>
           <w:lang w:eastAsia="en-IN"/>
         </w:rPr>
-        <w:lastRenderedPageBreak/>
         <w:t>“ROWS ensures row-based window, not value-based.”</w:t>
       </w:r>
     </w:p>
@@ -13909,29 +13897,7 @@
           <w:kern w:val="36"/>
           <w:lang w:eastAsia="en-IN"/>
         </w:rPr>
-        <w:t xml:space="preserve">LEVEL 6 — FIRST_VALUE </w:t>
-      </w:r>
-      <w:proofErr w:type="spellStart"/>
-      <w:r>
-        <w:rPr>
-          <w:rFonts w:eastAsia="Times New Roman" w:cstheme="minorHAnsi"/>
-          <w:b/>
-          <w:bCs/>
-          <w:kern w:val="36"/>
-          <w:lang w:eastAsia="en-IN"/>
-        </w:rPr>
-        <w:t>vs</w:t>
-      </w:r>
-      <w:proofErr w:type="spellEnd"/>
-      <w:r>
-        <w:rPr>
-          <w:rFonts w:eastAsia="Times New Roman" w:cstheme="minorHAnsi"/>
-          <w:b/>
-          <w:bCs/>
-          <w:kern w:val="36"/>
-          <w:lang w:eastAsia="en-IN"/>
-        </w:rPr>
-        <w:t xml:space="preserve"> LAST_VALUE (TRAP)</w:t>
+        <w:t>LEVEL 6 — FIRST_VALUE vs LAST_VALUE (TRAP)</w:t>
       </w:r>
     </w:p>
     <w:p>
@@ -14207,7 +14173,41 @@
           <w:noProof/>
           <w:lang w:eastAsia="en-IN"/>
         </w:rPr>
-        <w:t xml:space="preserve">  ROWS BETWEEN UNBOUNDED PRECEDING AND UNBOUNDED FOLLOWING</w:t>
+        <w:t xml:space="preserve">  ROWS BETWEEN </w:t>
+      </w:r>
+      <w:r>
+        <w:rPr>
+          <w:rFonts w:eastAsia="Times New Roman" w:cstheme="minorHAnsi"/>
+          <w:noProof/>
+          <w:highlight w:val="magenta"/>
+          <w:lang w:eastAsia="en-IN"/>
+        </w:rPr>
+        <w:t>UNBOUNDED</w:t>
+      </w:r>
+      <w:r>
+        <w:rPr>
+          <w:rFonts w:eastAsia="Times New Roman" w:cstheme="minorHAnsi"/>
+          <w:noProof/>
+          <w:lang w:eastAsia="en-IN"/>
+        </w:rPr>
+        <w:t xml:space="preserve"> PRECEDING AND </w:t>
+      </w:r>
+      <w:r>
+        <w:rPr>
+          <w:rFonts w:eastAsia="Times New Roman" w:cstheme="minorHAnsi"/>
+          <w:noProof/>
+          <w:highlight w:val="magenta"/>
+          <w:lang w:eastAsia="en-IN"/>
+        </w:rPr>
+        <w:t>UNBOUNDED</w:t>
+      </w:r>
+      <w:r>
+        <w:rPr>
+          <w:rFonts w:eastAsia="Times New Roman" w:cstheme="minorHAnsi"/>
+          <w:noProof/>
+          <w:lang w:eastAsia="en-IN"/>
+        </w:rPr>
+        <w:t xml:space="preserve"> FOLLOWING</w:t>
       </w:r>
     </w:p>
     <w:p>
@@ -14891,6 +14891,7 @@
           <w:noProof/>
           <w:lang w:eastAsia="en-IN"/>
         </w:rPr>
+        <w:lastRenderedPageBreak/>
         <w:t>WHERE bucket = 1;</w:t>
       </w:r>
     </w:p>
@@ -14932,7 +14933,6 @@
           <w:kern w:val="36"/>
           <w:lang w:eastAsia="en-IN"/>
         </w:rPr>
-        <w:lastRenderedPageBreak/>
         <w:t>LEVEL 9 — Cumulative % Contribution (ADVANCED)</w:t>
       </w:r>
     </w:p>
@@ -15893,6 +15893,7 @@
                 <w:noProof/>
                 <w:lang w:eastAsia="en-IN"/>
               </w:rPr>
+              <w:lastRenderedPageBreak/>
               <w:t>Running total</w:t>
             </w:r>
           </w:p>
@@ -15995,7 +15996,6 @@
                 <w:noProof/>
                 <w:lang w:eastAsia="en-IN"/>
               </w:rPr>
-              <w:lastRenderedPageBreak/>
               <w:t>Nth highest</w:t>
             </w:r>
           </w:p>

--- a/Window_function_Rank_DENSE_RANK_ROW_NUMBER.docx
+++ b/Window_function_Rank_DENSE_RANK_ROW_NUMBER.docx
@@ -130,8 +130,8 @@
         <w:lastRenderedPageBreak/>
         <w:drawing>
           <wp:inline distT="0" distB="0" distL="0" distR="0" wp14:anchorId="40C4FB72" wp14:editId="705A9876">
-            <wp:extent cx="6606541" cy="3305175"/>
-            <wp:effectExtent l="0" t="0" r="3810" b="0"/>
+            <wp:extent cx="6488264" cy="3305672"/>
+            <wp:effectExtent l="0" t="0" r="8255" b="9525"/>
             <wp:docPr id="1" name="Picture 1"/>
             <wp:cNvGraphicFramePr>
               <a:graphicFrameLocks xmlns:a="http://schemas.openxmlformats.org/drawingml/2006/main" noChangeAspect="1"/>
@@ -152,7 +152,7 @@
                   <pic:spPr>
                     <a:xfrm>
                       <a:off x="0" y="0"/>
-                      <a:ext cx="6603615" cy="3303711"/>
+                      <a:ext cx="6484416" cy="3303711"/>
                     </a:xfrm>
                     <a:prstGeom prst="rect">
                       <a:avLst/>
@@ -13751,8 +13751,6 @@
         </w:rPr>
         <w:t>PRECEDING AND CURRENT ROW</w:t>
       </w:r>
-      <w:bookmarkStart w:id="0" w:name="_GoBack"/>
-      <w:bookmarkEnd w:id="0"/>
     </w:p>
     <w:p>
       <w:pPr>
@@ -16033,6 +16031,4625 @@
         </w:rPr>
       </w:pPr>
     </w:p>
+    <w:p>
+      <w:pPr>
+        <w:spacing w:after="0"/>
+        <w:rPr>
+          <w:rFonts w:cstheme="minorHAnsi"/>
+        </w:rPr>
+      </w:pPr>
+    </w:p>
+    <w:p>
+      <w:pPr>
+        <w:spacing w:after="0"/>
+        <w:rPr>
+          <w:rFonts w:cstheme="minorHAnsi"/>
+        </w:rPr>
+      </w:pPr>
+      <w:r>
+        <w:rPr>
+          <w:rFonts w:cstheme="minorHAnsi"/>
+        </w:rPr>
+        <w:t>++++++++++++++++++++++++++++++++++++++++++++++++++++++++++++++++++++++++++++++=</w:t>
+      </w:r>
+    </w:p>
+    <w:p>
+      <w:pPr>
+        <w:spacing w:after="0"/>
+        <w:rPr>
+          <w:rFonts w:cstheme="minorHAnsi"/>
+        </w:rPr>
+      </w:pPr>
+    </w:p>
+    <w:p>
+      <w:pPr>
+        <w:spacing w:after="0"/>
+        <w:rPr>
+          <w:rFonts w:cstheme="minorHAnsi"/>
+          <w:noProof/>
+        </w:rPr>
+      </w:pPr>
+      <w:r>
+        <w:rPr>
+          <w:noProof/>
+          <w:lang w:eastAsia="en-IN"/>
+        </w:rPr>
+        <w:drawing>
+          <wp:inline distT="0" distB="0" distL="0" distR="0" wp14:anchorId="6A2FE1BF" wp14:editId="6704E0E7">
+            <wp:extent cx="6257677" cy="4084204"/>
+            <wp:effectExtent l="0" t="0" r="0" b="0"/>
+            <wp:docPr id="3" name="Picture 3"/>
+            <wp:cNvGraphicFramePr>
+              <a:graphicFrameLocks xmlns:a="http://schemas.openxmlformats.org/drawingml/2006/main" noChangeAspect="1"/>
+            </wp:cNvGraphicFramePr>
+            <a:graphic xmlns:a="http://schemas.openxmlformats.org/drawingml/2006/main">
+              <a:graphicData uri="http://schemas.openxmlformats.org/drawingml/2006/picture">
+                <pic:pic xmlns:pic="http://schemas.openxmlformats.org/drawingml/2006/picture">
+                  <pic:nvPicPr>
+                    <pic:cNvPr id="0" name=""/>
+                    <pic:cNvPicPr/>
+                  </pic:nvPicPr>
+                  <pic:blipFill>
+                    <a:blip r:embed="rId10"/>
+                    <a:stretch>
+                      <a:fillRect/>
+                    </a:stretch>
+                  </pic:blipFill>
+                  <pic:spPr>
+                    <a:xfrm>
+                      <a:off x="0" y="0"/>
+                      <a:ext cx="6263832" cy="4088221"/>
+                    </a:xfrm>
+                    <a:prstGeom prst="rect">
+                      <a:avLst/>
+                    </a:prstGeom>
+                  </pic:spPr>
+                </pic:pic>
+              </a:graphicData>
+            </a:graphic>
+          </wp:inline>
+        </w:drawing>
+      </w:r>
+    </w:p>
+    <w:p>
+      <w:pPr>
+        <w:spacing w:before="100" w:beforeAutospacing="1" w:after="100" w:afterAutospacing="1" w:line="240" w:lineRule="auto"/>
+        <w:rPr>
+          <w:rFonts w:ascii="Times New Roman" w:eastAsia="Times New Roman" w:hAnsi="Times New Roman" w:cs="Times New Roman"/>
+          <w:noProof/>
+          <w:sz w:val="24"/>
+          <w:szCs w:val="24"/>
+          <w:lang w:eastAsia="en-IN"/>
+        </w:rPr>
+      </w:pPr>
+      <w:r>
+        <w:rPr>
+          <w:rFonts w:ascii="Times New Roman" w:eastAsia="Times New Roman" w:hAnsi="Times New Roman" w:cs="Times New Roman"/>
+          <w:noProof/>
+          <w:sz w:val="24"/>
+          <w:szCs w:val="24"/>
+          <w:lang w:eastAsia="en-IN"/>
+        </w:rPr>
+        <w:t xml:space="preserve">This is a classic </w:t>
+      </w:r>
+      <w:r>
+        <w:rPr>
+          <w:rFonts w:ascii="Times New Roman" w:eastAsia="Times New Roman" w:hAnsi="Times New Roman" w:cs="Times New Roman"/>
+          <w:b/>
+          <w:bCs/>
+          <w:noProof/>
+          <w:sz w:val="24"/>
+          <w:szCs w:val="24"/>
+          <w:lang w:eastAsia="en-IN"/>
+        </w:rPr>
+        <w:t>window function (LAG)</w:t>
+      </w:r>
+      <w:r>
+        <w:rPr>
+          <w:rFonts w:ascii="Times New Roman" w:eastAsia="Times New Roman" w:hAnsi="Times New Roman" w:cs="Times New Roman"/>
+          <w:noProof/>
+          <w:sz w:val="24"/>
+          <w:szCs w:val="24"/>
+          <w:lang w:eastAsia="en-IN"/>
+        </w:rPr>
+        <w:t xml:space="preserve"> case</w:t>
+      </w:r>
+      <w:r>
+        <w:rPr>
+          <w:rFonts w:ascii="Times New Roman" w:eastAsia="Times New Roman" w:hAnsi="Times New Roman" w:cs="Times New Roman"/>
+          <w:noProof/>
+          <w:sz w:val="24"/>
+          <w:szCs w:val="24"/>
+          <w:lang w:eastAsia="en-IN"/>
+        </w:rPr>
+        <w:br/>
+        <w:t xml:space="preserve">You want the </w:t>
+      </w:r>
+      <w:r>
+        <w:rPr>
+          <w:rFonts w:ascii="Times New Roman" w:eastAsia="Times New Roman" w:hAnsi="Times New Roman" w:cs="Times New Roman"/>
+          <w:b/>
+          <w:bCs/>
+          <w:noProof/>
+          <w:sz w:val="24"/>
+          <w:szCs w:val="24"/>
+          <w:lang w:eastAsia="en-IN"/>
+        </w:rPr>
+        <w:t>previous order date per customer</w:t>
+      </w:r>
+      <w:r>
+        <w:rPr>
+          <w:rFonts w:ascii="Times New Roman" w:eastAsia="Times New Roman" w:hAnsi="Times New Roman" w:cs="Times New Roman"/>
+          <w:noProof/>
+          <w:sz w:val="24"/>
+          <w:szCs w:val="24"/>
+          <w:lang w:eastAsia="en-IN"/>
+        </w:rPr>
+        <w:t>, ordered by date.</w:t>
+      </w:r>
+    </w:p>
+    <w:p>
+      <w:pPr>
+        <w:spacing w:after="0" w:line="240" w:lineRule="auto"/>
+        <w:rPr>
+          <w:rFonts w:ascii="Times New Roman" w:eastAsia="Times New Roman" w:hAnsi="Times New Roman" w:cs="Times New Roman"/>
+          <w:sz w:val="24"/>
+          <w:szCs w:val="24"/>
+          <w:lang w:eastAsia="en-IN"/>
+        </w:rPr>
+      </w:pPr>
+      <w:r>
+        <w:rPr>
+          <w:rFonts w:ascii="Times New Roman" w:eastAsia="Times New Roman" w:hAnsi="Times New Roman" w:cs="Times New Roman"/>
+          <w:sz w:val="24"/>
+          <w:szCs w:val="24"/>
+          <w:lang w:eastAsia="en-IN"/>
+        </w:rPr>
+        <w:pict>
+          <v:rect id="_x0000_i1068" style="width:0;height:1.5pt" o:hralign="center" o:hrstd="t" o:hr="t" fillcolor="#a0a0a0" stroked="f"/>
+        </w:pict>
+      </w:r>
+    </w:p>
+    <w:p>
+      <w:pPr>
+        <w:spacing w:before="100" w:beforeAutospacing="1" w:after="100" w:afterAutospacing="1" w:line="240" w:lineRule="auto"/>
+        <w:outlineLvl w:val="1"/>
+        <w:rPr>
+          <w:rFonts w:ascii="Times New Roman" w:eastAsia="Times New Roman" w:hAnsi="Times New Roman" w:cs="Times New Roman"/>
+          <w:b/>
+          <w:bCs/>
+          <w:noProof/>
+          <w:sz w:val="36"/>
+          <w:szCs w:val="36"/>
+          <w:lang w:eastAsia="en-IN"/>
+        </w:rPr>
+      </w:pPr>
+      <w:r>
+        <w:rPr>
+          <w:rFonts w:ascii="Times New Roman" w:eastAsia="Times New Roman" w:hAnsi="Times New Roman" w:cs="Times New Roman"/>
+          <w:b/>
+          <w:bCs/>
+          <w:noProof/>
+          <w:sz w:val="36"/>
+          <w:szCs w:val="36"/>
+          <w:lang w:eastAsia="en-IN"/>
+        </w:rPr>
+        <w:t>SQL Solution (Most Common)</w:t>
+      </w:r>
+    </w:p>
+    <w:p>
+      <w:pPr>
+        <w:tabs>
+          <w:tab w:val="left" w:pos="916"/>
+          <w:tab w:val="left" w:pos="1832"/>
+          <w:tab w:val="left" w:pos="2748"/>
+          <w:tab w:val="left" w:pos="3664"/>
+          <w:tab w:val="left" w:pos="4580"/>
+          <w:tab w:val="left" w:pos="5496"/>
+          <w:tab w:val="left" w:pos="6412"/>
+          <w:tab w:val="left" w:pos="7328"/>
+          <w:tab w:val="left" w:pos="8244"/>
+          <w:tab w:val="left" w:pos="9160"/>
+          <w:tab w:val="left" w:pos="10076"/>
+          <w:tab w:val="left" w:pos="10992"/>
+          <w:tab w:val="left" w:pos="11908"/>
+          <w:tab w:val="left" w:pos="12824"/>
+          <w:tab w:val="left" w:pos="13740"/>
+          <w:tab w:val="left" w:pos="14656"/>
+        </w:tabs>
+        <w:spacing w:after="0" w:line="240" w:lineRule="auto"/>
+        <w:rPr>
+          <w:rFonts w:ascii="Courier New" w:eastAsia="Times New Roman" w:hAnsi="Courier New" w:cs="Courier New"/>
+          <w:noProof/>
+          <w:sz w:val="20"/>
+          <w:szCs w:val="20"/>
+          <w:lang w:eastAsia="en-IN"/>
+        </w:rPr>
+      </w:pPr>
+      <w:r>
+        <w:rPr>
+          <w:rFonts w:ascii="Courier New" w:eastAsia="Times New Roman" w:hAnsi="Courier New" w:cs="Courier New"/>
+          <w:noProof/>
+          <w:sz w:val="20"/>
+          <w:szCs w:val="20"/>
+          <w:lang w:eastAsia="en-IN"/>
+        </w:rPr>
+        <w:t>SELECT</w:t>
+      </w:r>
+    </w:p>
+    <w:p>
+      <w:pPr>
+        <w:tabs>
+          <w:tab w:val="left" w:pos="916"/>
+          <w:tab w:val="left" w:pos="1832"/>
+          <w:tab w:val="left" w:pos="2748"/>
+          <w:tab w:val="left" w:pos="3664"/>
+          <w:tab w:val="left" w:pos="4580"/>
+          <w:tab w:val="left" w:pos="5496"/>
+          <w:tab w:val="left" w:pos="6412"/>
+          <w:tab w:val="left" w:pos="7328"/>
+          <w:tab w:val="left" w:pos="8244"/>
+          <w:tab w:val="left" w:pos="9160"/>
+          <w:tab w:val="left" w:pos="10076"/>
+          <w:tab w:val="left" w:pos="10992"/>
+          <w:tab w:val="left" w:pos="11908"/>
+          <w:tab w:val="left" w:pos="12824"/>
+          <w:tab w:val="left" w:pos="13740"/>
+          <w:tab w:val="left" w:pos="14656"/>
+        </w:tabs>
+        <w:spacing w:after="0" w:line="240" w:lineRule="auto"/>
+        <w:rPr>
+          <w:rFonts w:ascii="Courier New" w:eastAsia="Times New Roman" w:hAnsi="Courier New" w:cs="Courier New"/>
+          <w:noProof/>
+          <w:sz w:val="20"/>
+          <w:szCs w:val="20"/>
+          <w:lang w:eastAsia="en-IN"/>
+        </w:rPr>
+      </w:pPr>
+      <w:r>
+        <w:rPr>
+          <w:rFonts w:ascii="Courier New" w:eastAsia="Times New Roman" w:hAnsi="Courier New" w:cs="Courier New"/>
+          <w:noProof/>
+          <w:sz w:val="20"/>
+          <w:szCs w:val="20"/>
+          <w:lang w:eastAsia="en-IN"/>
+        </w:rPr>
+        <w:t xml:space="preserve">    id,</w:t>
+      </w:r>
+    </w:p>
+    <w:p>
+      <w:pPr>
+        <w:tabs>
+          <w:tab w:val="left" w:pos="916"/>
+          <w:tab w:val="left" w:pos="1832"/>
+          <w:tab w:val="left" w:pos="2748"/>
+          <w:tab w:val="left" w:pos="3664"/>
+          <w:tab w:val="left" w:pos="4580"/>
+          <w:tab w:val="left" w:pos="5496"/>
+          <w:tab w:val="left" w:pos="6412"/>
+          <w:tab w:val="left" w:pos="7328"/>
+          <w:tab w:val="left" w:pos="8244"/>
+          <w:tab w:val="left" w:pos="9160"/>
+          <w:tab w:val="left" w:pos="10076"/>
+          <w:tab w:val="left" w:pos="10992"/>
+          <w:tab w:val="left" w:pos="11908"/>
+          <w:tab w:val="left" w:pos="12824"/>
+          <w:tab w:val="left" w:pos="13740"/>
+          <w:tab w:val="left" w:pos="14656"/>
+        </w:tabs>
+        <w:spacing w:after="0" w:line="240" w:lineRule="auto"/>
+        <w:rPr>
+          <w:rFonts w:ascii="Courier New" w:eastAsia="Times New Roman" w:hAnsi="Courier New" w:cs="Courier New"/>
+          <w:noProof/>
+          <w:sz w:val="20"/>
+          <w:szCs w:val="20"/>
+          <w:lang w:eastAsia="en-IN"/>
+        </w:rPr>
+      </w:pPr>
+      <w:r>
+        <w:rPr>
+          <w:rFonts w:ascii="Courier New" w:eastAsia="Times New Roman" w:hAnsi="Courier New" w:cs="Courier New"/>
+          <w:noProof/>
+          <w:sz w:val="20"/>
+          <w:szCs w:val="20"/>
+          <w:lang w:eastAsia="en-IN"/>
+        </w:rPr>
+        <w:t xml:space="preserve">    Custid,</w:t>
+      </w:r>
+    </w:p>
+    <w:p>
+      <w:pPr>
+        <w:tabs>
+          <w:tab w:val="left" w:pos="916"/>
+          <w:tab w:val="left" w:pos="1832"/>
+          <w:tab w:val="left" w:pos="2748"/>
+          <w:tab w:val="left" w:pos="3664"/>
+          <w:tab w:val="left" w:pos="4580"/>
+          <w:tab w:val="left" w:pos="5496"/>
+          <w:tab w:val="left" w:pos="6412"/>
+          <w:tab w:val="left" w:pos="7328"/>
+          <w:tab w:val="left" w:pos="8244"/>
+          <w:tab w:val="left" w:pos="9160"/>
+          <w:tab w:val="left" w:pos="10076"/>
+          <w:tab w:val="left" w:pos="10992"/>
+          <w:tab w:val="left" w:pos="11908"/>
+          <w:tab w:val="left" w:pos="12824"/>
+          <w:tab w:val="left" w:pos="13740"/>
+          <w:tab w:val="left" w:pos="14656"/>
+        </w:tabs>
+        <w:spacing w:after="0" w:line="240" w:lineRule="auto"/>
+        <w:rPr>
+          <w:rFonts w:ascii="Courier New" w:eastAsia="Times New Roman" w:hAnsi="Courier New" w:cs="Courier New"/>
+          <w:noProof/>
+          <w:sz w:val="20"/>
+          <w:szCs w:val="20"/>
+          <w:lang w:eastAsia="en-IN"/>
+        </w:rPr>
+      </w:pPr>
+      <w:r>
+        <w:rPr>
+          <w:rFonts w:ascii="Courier New" w:eastAsia="Times New Roman" w:hAnsi="Courier New" w:cs="Courier New"/>
+          <w:noProof/>
+          <w:sz w:val="20"/>
+          <w:szCs w:val="20"/>
+          <w:lang w:eastAsia="en-IN"/>
+        </w:rPr>
+        <w:t xml:space="preserve">    order_date,</w:t>
+      </w:r>
+    </w:p>
+    <w:p>
+      <w:pPr>
+        <w:tabs>
+          <w:tab w:val="left" w:pos="916"/>
+          <w:tab w:val="left" w:pos="1832"/>
+          <w:tab w:val="left" w:pos="2748"/>
+          <w:tab w:val="left" w:pos="3664"/>
+          <w:tab w:val="left" w:pos="4580"/>
+          <w:tab w:val="left" w:pos="5496"/>
+          <w:tab w:val="left" w:pos="6412"/>
+          <w:tab w:val="left" w:pos="7328"/>
+          <w:tab w:val="left" w:pos="8244"/>
+          <w:tab w:val="left" w:pos="9160"/>
+          <w:tab w:val="left" w:pos="10076"/>
+          <w:tab w:val="left" w:pos="10992"/>
+          <w:tab w:val="left" w:pos="11908"/>
+          <w:tab w:val="left" w:pos="12824"/>
+          <w:tab w:val="left" w:pos="13740"/>
+          <w:tab w:val="left" w:pos="14656"/>
+        </w:tabs>
+        <w:spacing w:after="0" w:line="240" w:lineRule="auto"/>
+        <w:rPr>
+          <w:rFonts w:ascii="Courier New" w:eastAsia="Times New Roman" w:hAnsi="Courier New" w:cs="Courier New"/>
+          <w:noProof/>
+          <w:sz w:val="20"/>
+          <w:szCs w:val="20"/>
+          <w:lang w:eastAsia="en-IN"/>
+        </w:rPr>
+      </w:pPr>
+      <w:r>
+        <w:rPr>
+          <w:rFonts w:ascii="Courier New" w:eastAsia="Times New Roman" w:hAnsi="Courier New" w:cs="Courier New"/>
+          <w:noProof/>
+          <w:sz w:val="20"/>
+          <w:szCs w:val="20"/>
+          <w:lang w:eastAsia="en-IN"/>
+        </w:rPr>
+        <w:t xml:space="preserve">    LAG(order_date) OVER (</w:t>
+      </w:r>
+    </w:p>
+    <w:p>
+      <w:pPr>
+        <w:tabs>
+          <w:tab w:val="left" w:pos="916"/>
+          <w:tab w:val="left" w:pos="1832"/>
+          <w:tab w:val="left" w:pos="2748"/>
+          <w:tab w:val="left" w:pos="3664"/>
+          <w:tab w:val="left" w:pos="4580"/>
+          <w:tab w:val="left" w:pos="5496"/>
+          <w:tab w:val="left" w:pos="6412"/>
+          <w:tab w:val="left" w:pos="7328"/>
+          <w:tab w:val="left" w:pos="8244"/>
+          <w:tab w:val="left" w:pos="9160"/>
+          <w:tab w:val="left" w:pos="10076"/>
+          <w:tab w:val="left" w:pos="10992"/>
+          <w:tab w:val="left" w:pos="11908"/>
+          <w:tab w:val="left" w:pos="12824"/>
+          <w:tab w:val="left" w:pos="13740"/>
+          <w:tab w:val="left" w:pos="14656"/>
+        </w:tabs>
+        <w:spacing w:after="0" w:line="240" w:lineRule="auto"/>
+        <w:rPr>
+          <w:rFonts w:ascii="Courier New" w:eastAsia="Times New Roman" w:hAnsi="Courier New" w:cs="Courier New"/>
+          <w:noProof/>
+          <w:sz w:val="20"/>
+          <w:szCs w:val="20"/>
+          <w:lang w:eastAsia="en-IN"/>
+        </w:rPr>
+      </w:pPr>
+      <w:r>
+        <w:rPr>
+          <w:rFonts w:ascii="Courier New" w:eastAsia="Times New Roman" w:hAnsi="Courier New" w:cs="Courier New"/>
+          <w:noProof/>
+          <w:sz w:val="20"/>
+          <w:szCs w:val="20"/>
+          <w:lang w:eastAsia="en-IN"/>
+        </w:rPr>
+        <w:t xml:space="preserve">        PARTITION BY Custid</w:t>
+      </w:r>
+    </w:p>
+    <w:p>
+      <w:pPr>
+        <w:tabs>
+          <w:tab w:val="left" w:pos="916"/>
+          <w:tab w:val="left" w:pos="1832"/>
+          <w:tab w:val="left" w:pos="2748"/>
+          <w:tab w:val="left" w:pos="3664"/>
+          <w:tab w:val="left" w:pos="4580"/>
+          <w:tab w:val="left" w:pos="5496"/>
+          <w:tab w:val="left" w:pos="6412"/>
+          <w:tab w:val="left" w:pos="7328"/>
+          <w:tab w:val="left" w:pos="8244"/>
+          <w:tab w:val="left" w:pos="9160"/>
+          <w:tab w:val="left" w:pos="10076"/>
+          <w:tab w:val="left" w:pos="10992"/>
+          <w:tab w:val="left" w:pos="11908"/>
+          <w:tab w:val="left" w:pos="12824"/>
+          <w:tab w:val="left" w:pos="13740"/>
+          <w:tab w:val="left" w:pos="14656"/>
+        </w:tabs>
+        <w:spacing w:after="0" w:line="240" w:lineRule="auto"/>
+        <w:rPr>
+          <w:rFonts w:ascii="Courier New" w:eastAsia="Times New Roman" w:hAnsi="Courier New" w:cs="Courier New"/>
+          <w:noProof/>
+          <w:sz w:val="20"/>
+          <w:szCs w:val="20"/>
+          <w:lang w:eastAsia="en-IN"/>
+        </w:rPr>
+      </w:pPr>
+      <w:r>
+        <w:rPr>
+          <w:rFonts w:ascii="Courier New" w:eastAsia="Times New Roman" w:hAnsi="Courier New" w:cs="Courier New"/>
+          <w:noProof/>
+          <w:sz w:val="20"/>
+          <w:szCs w:val="20"/>
+          <w:lang w:eastAsia="en-IN"/>
+        </w:rPr>
+        <w:t xml:space="preserve">        ORDER BY order_date</w:t>
+      </w:r>
+    </w:p>
+    <w:p>
+      <w:pPr>
+        <w:tabs>
+          <w:tab w:val="left" w:pos="916"/>
+          <w:tab w:val="left" w:pos="1832"/>
+          <w:tab w:val="left" w:pos="2748"/>
+          <w:tab w:val="left" w:pos="3664"/>
+          <w:tab w:val="left" w:pos="4580"/>
+          <w:tab w:val="left" w:pos="5496"/>
+          <w:tab w:val="left" w:pos="6412"/>
+          <w:tab w:val="left" w:pos="7328"/>
+          <w:tab w:val="left" w:pos="8244"/>
+          <w:tab w:val="left" w:pos="9160"/>
+          <w:tab w:val="left" w:pos="10076"/>
+          <w:tab w:val="left" w:pos="10992"/>
+          <w:tab w:val="left" w:pos="11908"/>
+          <w:tab w:val="left" w:pos="12824"/>
+          <w:tab w:val="left" w:pos="13740"/>
+          <w:tab w:val="left" w:pos="14656"/>
+        </w:tabs>
+        <w:spacing w:after="0" w:line="240" w:lineRule="auto"/>
+        <w:rPr>
+          <w:rFonts w:ascii="Courier New" w:eastAsia="Times New Roman" w:hAnsi="Courier New" w:cs="Courier New"/>
+          <w:noProof/>
+          <w:sz w:val="20"/>
+          <w:szCs w:val="20"/>
+          <w:lang w:eastAsia="en-IN"/>
+        </w:rPr>
+      </w:pPr>
+      <w:r>
+        <w:rPr>
+          <w:rFonts w:ascii="Courier New" w:eastAsia="Times New Roman" w:hAnsi="Courier New" w:cs="Courier New"/>
+          <w:noProof/>
+          <w:sz w:val="20"/>
+          <w:szCs w:val="20"/>
+          <w:lang w:eastAsia="en-IN"/>
+        </w:rPr>
+        <w:t xml:space="preserve">    ) AS prev_order_date</w:t>
+      </w:r>
+    </w:p>
+    <w:p>
+      <w:pPr>
+        <w:tabs>
+          <w:tab w:val="left" w:pos="916"/>
+          <w:tab w:val="left" w:pos="1832"/>
+          <w:tab w:val="left" w:pos="2748"/>
+          <w:tab w:val="left" w:pos="3664"/>
+          <w:tab w:val="left" w:pos="4580"/>
+          <w:tab w:val="left" w:pos="5496"/>
+          <w:tab w:val="left" w:pos="6412"/>
+          <w:tab w:val="left" w:pos="7328"/>
+          <w:tab w:val="left" w:pos="8244"/>
+          <w:tab w:val="left" w:pos="9160"/>
+          <w:tab w:val="left" w:pos="10076"/>
+          <w:tab w:val="left" w:pos="10992"/>
+          <w:tab w:val="left" w:pos="11908"/>
+          <w:tab w:val="left" w:pos="12824"/>
+          <w:tab w:val="left" w:pos="13740"/>
+          <w:tab w:val="left" w:pos="14656"/>
+        </w:tabs>
+        <w:spacing w:after="0" w:line="240" w:lineRule="auto"/>
+        <w:rPr>
+          <w:rFonts w:ascii="Courier New" w:eastAsia="Times New Roman" w:hAnsi="Courier New" w:cs="Courier New"/>
+          <w:noProof/>
+          <w:sz w:val="20"/>
+          <w:szCs w:val="20"/>
+          <w:lang w:eastAsia="en-IN"/>
+        </w:rPr>
+      </w:pPr>
+      <w:r>
+        <w:rPr>
+          <w:rFonts w:ascii="Courier New" w:eastAsia="Times New Roman" w:hAnsi="Courier New" w:cs="Courier New"/>
+          <w:noProof/>
+          <w:sz w:val="20"/>
+          <w:szCs w:val="20"/>
+          <w:lang w:eastAsia="en-IN"/>
+        </w:rPr>
+        <w:t>FROM orders;</w:t>
+      </w:r>
+    </w:p>
+    <w:p>
+      <w:pPr>
+        <w:spacing w:before="100" w:beforeAutospacing="1" w:after="100" w:afterAutospacing="1" w:line="240" w:lineRule="auto"/>
+        <w:outlineLvl w:val="2"/>
+        <w:rPr>
+          <w:rFonts w:ascii="Times New Roman" w:eastAsia="Times New Roman" w:hAnsi="Times New Roman" w:cs="Times New Roman"/>
+          <w:b/>
+          <w:bCs/>
+          <w:noProof/>
+          <w:sz w:val="27"/>
+          <w:szCs w:val="27"/>
+          <w:lang w:eastAsia="en-IN"/>
+        </w:rPr>
+      </w:pPr>
+      <w:r>
+        <w:rPr>
+          <w:rFonts w:ascii="Times New Roman" w:eastAsia="Times New Roman" w:hAnsi="Times New Roman" w:cs="Times New Roman"/>
+          <w:b/>
+          <w:bCs/>
+          <w:noProof/>
+          <w:sz w:val="27"/>
+          <w:szCs w:val="27"/>
+          <w:lang w:eastAsia="en-IN"/>
+        </w:rPr>
+        <w:lastRenderedPageBreak/>
+        <w:t>Why this works</w:t>
+      </w:r>
+    </w:p>
+    <w:p>
+      <w:pPr>
+        <w:numPr>
+          <w:ilvl w:val="0"/>
+          <w:numId w:val="17"/>
+        </w:numPr>
+        <w:spacing w:before="100" w:beforeAutospacing="1" w:after="100" w:afterAutospacing="1" w:line="240" w:lineRule="auto"/>
+        <w:rPr>
+          <w:rFonts w:ascii="Times New Roman" w:eastAsia="Times New Roman" w:hAnsi="Times New Roman" w:cs="Times New Roman"/>
+          <w:noProof/>
+          <w:sz w:val="24"/>
+          <w:szCs w:val="24"/>
+          <w:lang w:eastAsia="en-IN"/>
+        </w:rPr>
+      </w:pPr>
+      <w:r>
+        <w:rPr>
+          <w:rFonts w:ascii="Courier New" w:eastAsia="Times New Roman" w:hAnsi="Courier New" w:cs="Courier New"/>
+          <w:noProof/>
+          <w:sz w:val="20"/>
+          <w:szCs w:val="20"/>
+          <w:lang w:eastAsia="en-IN"/>
+        </w:rPr>
+        <w:t>PARTITION BY Custid</w:t>
+      </w:r>
+      <w:r>
+        <w:rPr>
+          <w:rFonts w:ascii="Times New Roman" w:eastAsia="Times New Roman" w:hAnsi="Times New Roman" w:cs="Times New Roman"/>
+          <w:noProof/>
+          <w:sz w:val="24"/>
+          <w:szCs w:val="24"/>
+          <w:lang w:eastAsia="en-IN"/>
+        </w:rPr>
+        <w:t xml:space="preserve"> → resets calculation per customer</w:t>
+      </w:r>
+    </w:p>
+    <w:p>
+      <w:pPr>
+        <w:numPr>
+          <w:ilvl w:val="0"/>
+          <w:numId w:val="17"/>
+        </w:numPr>
+        <w:spacing w:before="100" w:beforeAutospacing="1" w:after="100" w:afterAutospacing="1" w:line="240" w:lineRule="auto"/>
+        <w:rPr>
+          <w:rFonts w:ascii="Times New Roman" w:eastAsia="Times New Roman" w:hAnsi="Times New Roman" w:cs="Times New Roman"/>
+          <w:noProof/>
+          <w:sz w:val="24"/>
+          <w:szCs w:val="24"/>
+          <w:lang w:eastAsia="en-IN"/>
+        </w:rPr>
+      </w:pPr>
+      <w:r>
+        <w:rPr>
+          <w:rFonts w:ascii="Courier New" w:eastAsia="Times New Roman" w:hAnsi="Courier New" w:cs="Courier New"/>
+          <w:noProof/>
+          <w:sz w:val="20"/>
+          <w:szCs w:val="20"/>
+          <w:lang w:eastAsia="en-IN"/>
+        </w:rPr>
+        <w:t>ORDER BY order_date</w:t>
+      </w:r>
+      <w:r>
+        <w:rPr>
+          <w:rFonts w:ascii="Times New Roman" w:eastAsia="Times New Roman" w:hAnsi="Times New Roman" w:cs="Times New Roman"/>
+          <w:noProof/>
+          <w:sz w:val="24"/>
+          <w:szCs w:val="24"/>
+          <w:lang w:eastAsia="en-IN"/>
+        </w:rPr>
+        <w:t xml:space="preserve"> → defines the sequence</w:t>
+      </w:r>
+    </w:p>
+    <w:p>
+      <w:pPr>
+        <w:numPr>
+          <w:ilvl w:val="0"/>
+          <w:numId w:val="17"/>
+        </w:numPr>
+        <w:spacing w:before="100" w:beforeAutospacing="1" w:after="100" w:afterAutospacing="1" w:line="240" w:lineRule="auto"/>
+        <w:rPr>
+          <w:rFonts w:ascii="Times New Roman" w:eastAsia="Times New Roman" w:hAnsi="Times New Roman" w:cs="Times New Roman"/>
+          <w:noProof/>
+          <w:sz w:val="24"/>
+          <w:szCs w:val="24"/>
+          <w:lang w:eastAsia="en-IN"/>
+        </w:rPr>
+      </w:pPr>
+      <w:r>
+        <w:rPr>
+          <w:rFonts w:ascii="Courier New" w:eastAsia="Times New Roman" w:hAnsi="Courier New" w:cs="Courier New"/>
+          <w:noProof/>
+          <w:sz w:val="20"/>
+          <w:szCs w:val="20"/>
+          <w:lang w:eastAsia="en-IN"/>
+        </w:rPr>
+        <w:t>LAG(order_date)</w:t>
+      </w:r>
+      <w:r>
+        <w:rPr>
+          <w:rFonts w:ascii="Times New Roman" w:eastAsia="Times New Roman" w:hAnsi="Times New Roman" w:cs="Times New Roman"/>
+          <w:noProof/>
+          <w:sz w:val="24"/>
+          <w:szCs w:val="24"/>
+          <w:lang w:eastAsia="en-IN"/>
+        </w:rPr>
+        <w:t xml:space="preserve"> → picks previous row’s date</w:t>
+      </w:r>
+    </w:p>
+    <w:p>
+      <w:pPr>
+        <w:numPr>
+          <w:ilvl w:val="0"/>
+          <w:numId w:val="17"/>
+        </w:numPr>
+        <w:spacing w:before="100" w:beforeAutospacing="1" w:after="100" w:afterAutospacing="1" w:line="240" w:lineRule="auto"/>
+        <w:rPr>
+          <w:rFonts w:ascii="Times New Roman" w:eastAsia="Times New Roman" w:hAnsi="Times New Roman" w:cs="Times New Roman"/>
+          <w:noProof/>
+          <w:sz w:val="24"/>
+          <w:szCs w:val="24"/>
+          <w:lang w:eastAsia="en-IN"/>
+        </w:rPr>
+      </w:pPr>
+      <w:r>
+        <w:rPr>
+          <w:rFonts w:ascii="Times New Roman" w:eastAsia="Times New Roman" w:hAnsi="Times New Roman" w:cs="Times New Roman"/>
+          <w:noProof/>
+          <w:sz w:val="24"/>
+          <w:szCs w:val="24"/>
+          <w:lang w:eastAsia="en-IN"/>
+        </w:rPr>
+        <w:t xml:space="preserve">First row per customer → automatically </w:t>
+      </w:r>
+      <w:r>
+        <w:rPr>
+          <w:rFonts w:ascii="Times New Roman" w:eastAsia="Times New Roman" w:hAnsi="Times New Roman" w:cs="Times New Roman"/>
+          <w:b/>
+          <w:bCs/>
+          <w:noProof/>
+          <w:sz w:val="24"/>
+          <w:szCs w:val="24"/>
+          <w:lang w:eastAsia="en-IN"/>
+        </w:rPr>
+        <w:t>NULL</w:t>
+      </w:r>
+    </w:p>
+    <w:p>
+      <w:pPr>
+        <w:spacing w:after="0" w:line="240" w:lineRule="auto"/>
+        <w:rPr>
+          <w:rFonts w:ascii="Times New Roman" w:eastAsia="Times New Roman" w:hAnsi="Times New Roman" w:cs="Times New Roman"/>
+          <w:sz w:val="24"/>
+          <w:szCs w:val="24"/>
+          <w:lang w:eastAsia="en-IN"/>
+        </w:rPr>
+      </w:pPr>
+      <w:r>
+        <w:rPr>
+          <w:rFonts w:ascii="Times New Roman" w:eastAsia="Times New Roman" w:hAnsi="Times New Roman" w:cs="Times New Roman"/>
+          <w:sz w:val="24"/>
+          <w:szCs w:val="24"/>
+          <w:lang w:eastAsia="en-IN"/>
+        </w:rPr>
+        <w:pict>
+          <v:rect id="_x0000_i1069" style="width:0;height:1.5pt" o:hralign="center" o:hrstd="t" o:hr="t" fillcolor="#a0a0a0" stroked="f"/>
+        </w:pict>
+      </w:r>
+    </w:p>
+    <w:p>
+      <w:pPr>
+        <w:spacing w:before="100" w:beforeAutospacing="1" w:after="100" w:afterAutospacing="1" w:line="240" w:lineRule="auto"/>
+        <w:outlineLvl w:val="1"/>
+        <w:rPr>
+          <w:rFonts w:ascii="Times New Roman" w:eastAsia="Times New Roman" w:hAnsi="Times New Roman" w:cs="Times New Roman"/>
+          <w:b/>
+          <w:bCs/>
+          <w:noProof/>
+          <w:sz w:val="36"/>
+          <w:szCs w:val="36"/>
+          <w:lang w:eastAsia="en-IN"/>
+        </w:rPr>
+      </w:pPr>
+      <w:r>
+        <w:rPr>
+          <w:rFonts w:ascii="Times New Roman" w:eastAsia="Times New Roman" w:hAnsi="Times New Roman" w:cs="Times New Roman"/>
+          <w:b/>
+          <w:bCs/>
+          <w:noProof/>
+          <w:sz w:val="36"/>
+          <w:szCs w:val="36"/>
+          <w:lang w:eastAsia="en-IN"/>
+        </w:rPr>
+        <w:t>PySpark / Databricks Solution</w:t>
+      </w:r>
+    </w:p>
+    <w:p>
+      <w:pPr>
+        <w:tabs>
+          <w:tab w:val="left" w:pos="916"/>
+          <w:tab w:val="left" w:pos="1832"/>
+          <w:tab w:val="left" w:pos="2748"/>
+          <w:tab w:val="left" w:pos="3664"/>
+          <w:tab w:val="left" w:pos="4580"/>
+          <w:tab w:val="left" w:pos="5496"/>
+          <w:tab w:val="left" w:pos="6412"/>
+          <w:tab w:val="left" w:pos="7328"/>
+          <w:tab w:val="left" w:pos="8244"/>
+          <w:tab w:val="left" w:pos="9160"/>
+          <w:tab w:val="left" w:pos="10076"/>
+          <w:tab w:val="left" w:pos="10992"/>
+          <w:tab w:val="left" w:pos="11908"/>
+          <w:tab w:val="left" w:pos="12824"/>
+          <w:tab w:val="left" w:pos="13740"/>
+          <w:tab w:val="left" w:pos="14656"/>
+        </w:tabs>
+        <w:spacing w:after="0" w:line="240" w:lineRule="auto"/>
+        <w:rPr>
+          <w:rFonts w:ascii="Courier New" w:eastAsia="Times New Roman" w:hAnsi="Courier New" w:cs="Courier New"/>
+          <w:noProof/>
+          <w:sz w:val="20"/>
+          <w:szCs w:val="20"/>
+          <w:lang w:eastAsia="en-IN"/>
+        </w:rPr>
+      </w:pPr>
+      <w:r>
+        <w:rPr>
+          <w:rFonts w:ascii="Courier New" w:eastAsia="Times New Roman" w:hAnsi="Courier New" w:cs="Courier New"/>
+          <w:noProof/>
+          <w:sz w:val="20"/>
+          <w:szCs w:val="20"/>
+          <w:lang w:eastAsia="en-IN"/>
+        </w:rPr>
+        <w:t>from pyspark.sql import functions as F</w:t>
+      </w:r>
+    </w:p>
+    <w:p>
+      <w:pPr>
+        <w:tabs>
+          <w:tab w:val="left" w:pos="916"/>
+          <w:tab w:val="left" w:pos="1832"/>
+          <w:tab w:val="left" w:pos="2748"/>
+          <w:tab w:val="left" w:pos="3664"/>
+          <w:tab w:val="left" w:pos="4580"/>
+          <w:tab w:val="left" w:pos="5496"/>
+          <w:tab w:val="left" w:pos="6412"/>
+          <w:tab w:val="left" w:pos="7328"/>
+          <w:tab w:val="left" w:pos="8244"/>
+          <w:tab w:val="left" w:pos="9160"/>
+          <w:tab w:val="left" w:pos="10076"/>
+          <w:tab w:val="left" w:pos="10992"/>
+          <w:tab w:val="left" w:pos="11908"/>
+          <w:tab w:val="left" w:pos="12824"/>
+          <w:tab w:val="left" w:pos="13740"/>
+          <w:tab w:val="left" w:pos="14656"/>
+        </w:tabs>
+        <w:spacing w:after="0" w:line="240" w:lineRule="auto"/>
+        <w:rPr>
+          <w:rFonts w:ascii="Courier New" w:eastAsia="Times New Roman" w:hAnsi="Courier New" w:cs="Courier New"/>
+          <w:noProof/>
+          <w:sz w:val="20"/>
+          <w:szCs w:val="20"/>
+          <w:lang w:eastAsia="en-IN"/>
+        </w:rPr>
+      </w:pPr>
+      <w:r>
+        <w:rPr>
+          <w:rFonts w:ascii="Courier New" w:eastAsia="Times New Roman" w:hAnsi="Courier New" w:cs="Courier New"/>
+          <w:noProof/>
+          <w:sz w:val="20"/>
+          <w:szCs w:val="20"/>
+          <w:lang w:eastAsia="en-IN"/>
+        </w:rPr>
+        <w:t>from pyspark.sql.window import Window</w:t>
+      </w:r>
+    </w:p>
+    <w:p>
+      <w:pPr>
+        <w:tabs>
+          <w:tab w:val="left" w:pos="916"/>
+          <w:tab w:val="left" w:pos="1832"/>
+          <w:tab w:val="left" w:pos="2748"/>
+          <w:tab w:val="left" w:pos="3664"/>
+          <w:tab w:val="left" w:pos="4580"/>
+          <w:tab w:val="left" w:pos="5496"/>
+          <w:tab w:val="left" w:pos="6412"/>
+          <w:tab w:val="left" w:pos="7328"/>
+          <w:tab w:val="left" w:pos="8244"/>
+          <w:tab w:val="left" w:pos="9160"/>
+          <w:tab w:val="left" w:pos="10076"/>
+          <w:tab w:val="left" w:pos="10992"/>
+          <w:tab w:val="left" w:pos="11908"/>
+          <w:tab w:val="left" w:pos="12824"/>
+          <w:tab w:val="left" w:pos="13740"/>
+          <w:tab w:val="left" w:pos="14656"/>
+        </w:tabs>
+        <w:spacing w:after="0" w:line="240" w:lineRule="auto"/>
+        <w:rPr>
+          <w:rFonts w:ascii="Courier New" w:eastAsia="Times New Roman" w:hAnsi="Courier New" w:cs="Courier New"/>
+          <w:noProof/>
+          <w:sz w:val="20"/>
+          <w:szCs w:val="20"/>
+          <w:lang w:eastAsia="en-IN"/>
+        </w:rPr>
+      </w:pPr>
+    </w:p>
+    <w:p>
+      <w:pPr>
+        <w:tabs>
+          <w:tab w:val="left" w:pos="916"/>
+          <w:tab w:val="left" w:pos="1832"/>
+          <w:tab w:val="left" w:pos="2748"/>
+          <w:tab w:val="left" w:pos="3664"/>
+          <w:tab w:val="left" w:pos="4580"/>
+          <w:tab w:val="left" w:pos="5496"/>
+          <w:tab w:val="left" w:pos="6412"/>
+          <w:tab w:val="left" w:pos="7328"/>
+          <w:tab w:val="left" w:pos="8244"/>
+          <w:tab w:val="left" w:pos="9160"/>
+          <w:tab w:val="left" w:pos="10076"/>
+          <w:tab w:val="left" w:pos="10992"/>
+          <w:tab w:val="left" w:pos="11908"/>
+          <w:tab w:val="left" w:pos="12824"/>
+          <w:tab w:val="left" w:pos="13740"/>
+          <w:tab w:val="left" w:pos="14656"/>
+        </w:tabs>
+        <w:spacing w:after="0" w:line="240" w:lineRule="auto"/>
+        <w:rPr>
+          <w:rFonts w:ascii="Courier New" w:eastAsia="Times New Roman" w:hAnsi="Courier New" w:cs="Courier New"/>
+          <w:noProof/>
+          <w:sz w:val="20"/>
+          <w:szCs w:val="20"/>
+          <w:lang w:eastAsia="en-IN"/>
+        </w:rPr>
+      </w:pPr>
+      <w:r>
+        <w:rPr>
+          <w:rFonts w:ascii="Courier New" w:eastAsia="Times New Roman" w:hAnsi="Courier New" w:cs="Courier New"/>
+          <w:noProof/>
+          <w:sz w:val="20"/>
+          <w:szCs w:val="20"/>
+          <w:lang w:eastAsia="en-IN"/>
+        </w:rPr>
+        <w:t>w = Window.partitionBy("Custid").orderBy("order_date")</w:t>
+      </w:r>
+    </w:p>
+    <w:p>
+      <w:pPr>
+        <w:tabs>
+          <w:tab w:val="left" w:pos="916"/>
+          <w:tab w:val="left" w:pos="1832"/>
+          <w:tab w:val="left" w:pos="2748"/>
+          <w:tab w:val="left" w:pos="3664"/>
+          <w:tab w:val="left" w:pos="4580"/>
+          <w:tab w:val="left" w:pos="5496"/>
+          <w:tab w:val="left" w:pos="6412"/>
+          <w:tab w:val="left" w:pos="7328"/>
+          <w:tab w:val="left" w:pos="8244"/>
+          <w:tab w:val="left" w:pos="9160"/>
+          <w:tab w:val="left" w:pos="10076"/>
+          <w:tab w:val="left" w:pos="10992"/>
+          <w:tab w:val="left" w:pos="11908"/>
+          <w:tab w:val="left" w:pos="12824"/>
+          <w:tab w:val="left" w:pos="13740"/>
+          <w:tab w:val="left" w:pos="14656"/>
+        </w:tabs>
+        <w:spacing w:after="0" w:line="240" w:lineRule="auto"/>
+        <w:rPr>
+          <w:rFonts w:ascii="Courier New" w:eastAsia="Times New Roman" w:hAnsi="Courier New" w:cs="Courier New"/>
+          <w:noProof/>
+          <w:sz w:val="20"/>
+          <w:szCs w:val="20"/>
+          <w:lang w:eastAsia="en-IN"/>
+        </w:rPr>
+      </w:pPr>
+    </w:p>
+    <w:p>
+      <w:pPr>
+        <w:tabs>
+          <w:tab w:val="left" w:pos="916"/>
+          <w:tab w:val="left" w:pos="1832"/>
+          <w:tab w:val="left" w:pos="2748"/>
+          <w:tab w:val="left" w:pos="3664"/>
+          <w:tab w:val="left" w:pos="4580"/>
+          <w:tab w:val="left" w:pos="5496"/>
+          <w:tab w:val="left" w:pos="6412"/>
+          <w:tab w:val="left" w:pos="7328"/>
+          <w:tab w:val="left" w:pos="8244"/>
+          <w:tab w:val="left" w:pos="9160"/>
+          <w:tab w:val="left" w:pos="10076"/>
+          <w:tab w:val="left" w:pos="10992"/>
+          <w:tab w:val="left" w:pos="11908"/>
+          <w:tab w:val="left" w:pos="12824"/>
+          <w:tab w:val="left" w:pos="13740"/>
+          <w:tab w:val="left" w:pos="14656"/>
+        </w:tabs>
+        <w:spacing w:after="0" w:line="240" w:lineRule="auto"/>
+        <w:rPr>
+          <w:rFonts w:ascii="Courier New" w:eastAsia="Times New Roman" w:hAnsi="Courier New" w:cs="Courier New"/>
+          <w:noProof/>
+          <w:sz w:val="20"/>
+          <w:szCs w:val="20"/>
+          <w:lang w:eastAsia="en-IN"/>
+        </w:rPr>
+      </w:pPr>
+      <w:r>
+        <w:rPr>
+          <w:rFonts w:ascii="Courier New" w:eastAsia="Times New Roman" w:hAnsi="Courier New" w:cs="Courier New"/>
+          <w:noProof/>
+          <w:sz w:val="20"/>
+          <w:szCs w:val="20"/>
+          <w:lang w:eastAsia="en-IN"/>
+        </w:rPr>
+        <w:t>df.withColumn(</w:t>
+      </w:r>
+    </w:p>
+    <w:p>
+      <w:pPr>
+        <w:tabs>
+          <w:tab w:val="left" w:pos="916"/>
+          <w:tab w:val="left" w:pos="1832"/>
+          <w:tab w:val="left" w:pos="2748"/>
+          <w:tab w:val="left" w:pos="3664"/>
+          <w:tab w:val="left" w:pos="4580"/>
+          <w:tab w:val="left" w:pos="5496"/>
+          <w:tab w:val="left" w:pos="6412"/>
+          <w:tab w:val="left" w:pos="7328"/>
+          <w:tab w:val="left" w:pos="8244"/>
+          <w:tab w:val="left" w:pos="9160"/>
+          <w:tab w:val="left" w:pos="10076"/>
+          <w:tab w:val="left" w:pos="10992"/>
+          <w:tab w:val="left" w:pos="11908"/>
+          <w:tab w:val="left" w:pos="12824"/>
+          <w:tab w:val="left" w:pos="13740"/>
+          <w:tab w:val="left" w:pos="14656"/>
+        </w:tabs>
+        <w:spacing w:after="0" w:line="240" w:lineRule="auto"/>
+        <w:rPr>
+          <w:rFonts w:ascii="Courier New" w:eastAsia="Times New Roman" w:hAnsi="Courier New" w:cs="Courier New"/>
+          <w:noProof/>
+          <w:sz w:val="20"/>
+          <w:szCs w:val="20"/>
+          <w:lang w:eastAsia="en-IN"/>
+        </w:rPr>
+      </w:pPr>
+      <w:r>
+        <w:rPr>
+          <w:rFonts w:ascii="Courier New" w:eastAsia="Times New Roman" w:hAnsi="Courier New" w:cs="Courier New"/>
+          <w:noProof/>
+          <w:sz w:val="20"/>
+          <w:szCs w:val="20"/>
+          <w:lang w:eastAsia="en-IN"/>
+        </w:rPr>
+        <w:t xml:space="preserve">    "prev_order_date",</w:t>
+      </w:r>
+    </w:p>
+    <w:p>
+      <w:pPr>
+        <w:tabs>
+          <w:tab w:val="left" w:pos="916"/>
+          <w:tab w:val="left" w:pos="1832"/>
+          <w:tab w:val="left" w:pos="2748"/>
+          <w:tab w:val="left" w:pos="3664"/>
+          <w:tab w:val="left" w:pos="4580"/>
+          <w:tab w:val="left" w:pos="5496"/>
+          <w:tab w:val="left" w:pos="6412"/>
+          <w:tab w:val="left" w:pos="7328"/>
+          <w:tab w:val="left" w:pos="8244"/>
+          <w:tab w:val="left" w:pos="9160"/>
+          <w:tab w:val="left" w:pos="10076"/>
+          <w:tab w:val="left" w:pos="10992"/>
+          <w:tab w:val="left" w:pos="11908"/>
+          <w:tab w:val="left" w:pos="12824"/>
+          <w:tab w:val="left" w:pos="13740"/>
+          <w:tab w:val="left" w:pos="14656"/>
+        </w:tabs>
+        <w:spacing w:after="0" w:line="240" w:lineRule="auto"/>
+        <w:rPr>
+          <w:rFonts w:ascii="Courier New" w:eastAsia="Times New Roman" w:hAnsi="Courier New" w:cs="Courier New"/>
+          <w:noProof/>
+          <w:sz w:val="20"/>
+          <w:szCs w:val="20"/>
+          <w:lang w:eastAsia="en-IN"/>
+        </w:rPr>
+      </w:pPr>
+      <w:r>
+        <w:rPr>
+          <w:rFonts w:ascii="Courier New" w:eastAsia="Times New Roman" w:hAnsi="Courier New" w:cs="Courier New"/>
+          <w:noProof/>
+          <w:sz w:val="20"/>
+          <w:szCs w:val="20"/>
+          <w:lang w:eastAsia="en-IN"/>
+        </w:rPr>
+        <w:t xml:space="preserve">    F.lag("order_date").over(w)</w:t>
+      </w:r>
+    </w:p>
+    <w:p>
+      <w:pPr>
+        <w:tabs>
+          <w:tab w:val="left" w:pos="916"/>
+          <w:tab w:val="left" w:pos="1832"/>
+          <w:tab w:val="left" w:pos="2748"/>
+          <w:tab w:val="left" w:pos="3664"/>
+          <w:tab w:val="left" w:pos="4580"/>
+          <w:tab w:val="left" w:pos="5496"/>
+          <w:tab w:val="left" w:pos="6412"/>
+          <w:tab w:val="left" w:pos="7328"/>
+          <w:tab w:val="left" w:pos="8244"/>
+          <w:tab w:val="left" w:pos="9160"/>
+          <w:tab w:val="left" w:pos="10076"/>
+          <w:tab w:val="left" w:pos="10992"/>
+          <w:tab w:val="left" w:pos="11908"/>
+          <w:tab w:val="left" w:pos="12824"/>
+          <w:tab w:val="left" w:pos="13740"/>
+          <w:tab w:val="left" w:pos="14656"/>
+        </w:tabs>
+        <w:spacing w:after="0" w:line="240" w:lineRule="auto"/>
+        <w:rPr>
+          <w:rFonts w:ascii="Courier New" w:eastAsia="Times New Roman" w:hAnsi="Courier New" w:cs="Courier New"/>
+          <w:noProof/>
+          <w:sz w:val="20"/>
+          <w:szCs w:val="20"/>
+          <w:lang w:eastAsia="en-IN"/>
+        </w:rPr>
+      </w:pPr>
+      <w:r>
+        <w:rPr>
+          <w:rFonts w:ascii="Courier New" w:eastAsia="Times New Roman" w:hAnsi="Courier New" w:cs="Courier New"/>
+          <w:noProof/>
+          <w:sz w:val="20"/>
+          <w:szCs w:val="20"/>
+          <w:lang w:eastAsia="en-IN"/>
+        </w:rPr>
+        <w:t>).show()</w:t>
+      </w:r>
+    </w:p>
+    <w:p>
+      <w:pPr>
+        <w:spacing w:after="0" w:line="240" w:lineRule="auto"/>
+        <w:rPr>
+          <w:rFonts w:ascii="Times New Roman" w:eastAsia="Times New Roman" w:hAnsi="Times New Roman" w:cs="Times New Roman"/>
+          <w:noProof/>
+          <w:sz w:val="24"/>
+          <w:szCs w:val="24"/>
+          <w:lang w:eastAsia="en-IN"/>
+        </w:rPr>
+      </w:pPr>
+      <w:r>
+        <w:rPr>
+          <w:rFonts w:ascii="Times New Roman" w:eastAsia="Times New Roman" w:hAnsi="Times New Roman" w:cs="Times New Roman"/>
+          <w:noProof/>
+          <w:sz w:val="24"/>
+          <w:szCs w:val="24"/>
+          <w:lang w:eastAsia="en-IN"/>
+        </w:rPr>
+        <w:pict>
+          <v:rect id="_x0000_i1070" style="width:0;height:1.5pt" o:hralign="center" o:hrstd="t" o:hr="t" fillcolor="#a0a0a0" stroked="f"/>
+        </w:pict>
+      </w:r>
+    </w:p>
+    <w:p>
+      <w:pPr>
+        <w:spacing w:before="100" w:beforeAutospacing="1" w:after="100" w:afterAutospacing="1" w:line="240" w:lineRule="auto"/>
+        <w:outlineLvl w:val="1"/>
+        <w:rPr>
+          <w:rFonts w:ascii="Times New Roman" w:eastAsia="Times New Roman" w:hAnsi="Times New Roman" w:cs="Times New Roman"/>
+          <w:b/>
+          <w:bCs/>
+          <w:noProof/>
+          <w:sz w:val="36"/>
+          <w:szCs w:val="36"/>
+          <w:lang w:eastAsia="en-IN"/>
+        </w:rPr>
+      </w:pPr>
+      <w:r>
+        <w:rPr>
+          <w:rFonts w:ascii="Times New Roman" w:eastAsia="Times New Roman" w:hAnsi="Times New Roman" w:cs="Times New Roman"/>
+          <w:b/>
+          <w:bCs/>
+          <w:noProof/>
+          <w:sz w:val="36"/>
+          <w:szCs w:val="36"/>
+          <w:lang w:eastAsia="en-IN"/>
+        </w:rPr>
+        <w:t>Input → Output Logic (Simple Explanation)</w:t>
+      </w:r>
+    </w:p>
+    <w:p>
+      <w:pPr>
+        <w:spacing w:before="100" w:beforeAutospacing="1" w:after="100" w:afterAutospacing="1" w:line="240" w:lineRule="auto"/>
+        <w:rPr>
+          <w:rFonts w:ascii="Times New Roman" w:eastAsia="Times New Roman" w:hAnsi="Times New Roman" w:cs="Times New Roman"/>
+          <w:noProof/>
+          <w:sz w:val="24"/>
+          <w:szCs w:val="24"/>
+          <w:lang w:eastAsia="en-IN"/>
+        </w:rPr>
+      </w:pPr>
+      <w:r>
+        <w:rPr>
+          <w:rFonts w:ascii="Times New Roman" w:eastAsia="Times New Roman" w:hAnsi="Times New Roman" w:cs="Times New Roman"/>
+          <w:noProof/>
+          <w:sz w:val="24"/>
+          <w:szCs w:val="24"/>
+          <w:lang w:eastAsia="en-IN"/>
+        </w:rPr>
+        <w:t xml:space="preserve">For each </w:t>
+      </w:r>
+      <w:r>
+        <w:rPr>
+          <w:rFonts w:ascii="Courier New" w:eastAsia="Times New Roman" w:hAnsi="Courier New" w:cs="Courier New"/>
+          <w:noProof/>
+          <w:sz w:val="20"/>
+          <w:szCs w:val="20"/>
+          <w:lang w:eastAsia="en-IN"/>
+        </w:rPr>
+        <w:t>Custid</w:t>
+      </w:r>
+      <w:r>
+        <w:rPr>
+          <w:rFonts w:ascii="Times New Roman" w:eastAsia="Times New Roman" w:hAnsi="Times New Roman" w:cs="Times New Roman"/>
+          <w:noProof/>
+          <w:sz w:val="24"/>
+          <w:szCs w:val="24"/>
+          <w:lang w:eastAsia="en-IN"/>
+        </w:rPr>
+        <w:t>:</w:t>
+      </w:r>
+    </w:p>
+    <w:p>
+      <w:pPr>
+        <w:numPr>
+          <w:ilvl w:val="0"/>
+          <w:numId w:val="18"/>
+        </w:numPr>
+        <w:spacing w:before="100" w:beforeAutospacing="1" w:after="100" w:afterAutospacing="1" w:line="240" w:lineRule="auto"/>
+        <w:rPr>
+          <w:rFonts w:ascii="Times New Roman" w:eastAsia="Times New Roman" w:hAnsi="Times New Roman" w:cs="Times New Roman"/>
+          <w:noProof/>
+          <w:sz w:val="24"/>
+          <w:szCs w:val="24"/>
+          <w:lang w:eastAsia="en-IN"/>
+        </w:rPr>
+      </w:pPr>
+      <w:r>
+        <w:rPr>
+          <w:rFonts w:ascii="Times New Roman" w:eastAsia="Times New Roman" w:hAnsi="Times New Roman" w:cs="Times New Roman"/>
+          <w:noProof/>
+          <w:sz w:val="24"/>
+          <w:szCs w:val="24"/>
+          <w:lang w:eastAsia="en-IN"/>
+        </w:rPr>
+        <w:t xml:space="preserve">Sort orders by </w:t>
+      </w:r>
+      <w:r>
+        <w:rPr>
+          <w:rFonts w:ascii="Courier New" w:eastAsia="Times New Roman" w:hAnsi="Courier New" w:cs="Courier New"/>
+          <w:noProof/>
+          <w:sz w:val="20"/>
+          <w:szCs w:val="20"/>
+          <w:lang w:eastAsia="en-IN"/>
+        </w:rPr>
+        <w:t>order_date</w:t>
+      </w:r>
+    </w:p>
+    <w:p>
+      <w:pPr>
+        <w:numPr>
+          <w:ilvl w:val="0"/>
+          <w:numId w:val="18"/>
+        </w:numPr>
+        <w:spacing w:before="100" w:beforeAutospacing="1" w:after="100" w:afterAutospacing="1" w:line="240" w:lineRule="auto"/>
+        <w:rPr>
+          <w:rFonts w:ascii="Times New Roman" w:eastAsia="Times New Roman" w:hAnsi="Times New Roman" w:cs="Times New Roman"/>
+          <w:noProof/>
+          <w:sz w:val="24"/>
+          <w:szCs w:val="24"/>
+          <w:lang w:eastAsia="en-IN"/>
+        </w:rPr>
+      </w:pPr>
+      <w:r>
+        <w:rPr>
+          <w:rFonts w:ascii="Times New Roman" w:eastAsia="Times New Roman" w:hAnsi="Times New Roman" w:cs="Times New Roman"/>
+          <w:noProof/>
+          <w:sz w:val="24"/>
+          <w:szCs w:val="24"/>
+          <w:lang w:eastAsia="en-IN"/>
+        </w:rPr>
+        <w:t xml:space="preserve">Look </w:t>
+      </w:r>
+      <w:r>
+        <w:rPr>
+          <w:rFonts w:ascii="Times New Roman" w:eastAsia="Times New Roman" w:hAnsi="Times New Roman" w:cs="Times New Roman"/>
+          <w:b/>
+          <w:bCs/>
+          <w:noProof/>
+          <w:sz w:val="24"/>
+          <w:szCs w:val="24"/>
+          <w:lang w:eastAsia="en-IN"/>
+        </w:rPr>
+        <w:t>one row back</w:t>
+      </w:r>
+    </w:p>
+    <w:p>
+      <w:pPr>
+        <w:numPr>
+          <w:ilvl w:val="0"/>
+          <w:numId w:val="18"/>
+        </w:numPr>
+        <w:spacing w:before="100" w:beforeAutospacing="1" w:after="100" w:afterAutospacing="1" w:line="240" w:lineRule="auto"/>
+        <w:rPr>
+          <w:rFonts w:ascii="Times New Roman" w:eastAsia="Times New Roman" w:hAnsi="Times New Roman" w:cs="Times New Roman"/>
+          <w:noProof/>
+          <w:sz w:val="24"/>
+          <w:szCs w:val="24"/>
+          <w:lang w:eastAsia="en-IN"/>
+        </w:rPr>
+      </w:pPr>
+      <w:r>
+        <w:rPr>
+          <w:rFonts w:ascii="Times New Roman" w:eastAsia="Times New Roman" w:hAnsi="Times New Roman" w:cs="Times New Roman"/>
+          <w:noProof/>
+          <w:sz w:val="24"/>
+          <w:szCs w:val="24"/>
+          <w:lang w:eastAsia="en-IN"/>
+        </w:rPr>
+        <w:t xml:space="preserve">If no previous row → </w:t>
+      </w:r>
+      <w:r>
+        <w:rPr>
+          <w:rFonts w:ascii="Courier New" w:eastAsia="Times New Roman" w:hAnsi="Courier New" w:cs="Courier New"/>
+          <w:noProof/>
+          <w:sz w:val="20"/>
+          <w:szCs w:val="20"/>
+          <w:lang w:eastAsia="en-IN"/>
+        </w:rPr>
+        <w:t>NULL</w:t>
+      </w:r>
+    </w:p>
+    <w:p>
+      <w:pPr>
+        <w:spacing w:after="0" w:line="240" w:lineRule="auto"/>
+        <w:rPr>
+          <w:rFonts w:ascii="Times New Roman" w:eastAsia="Times New Roman" w:hAnsi="Times New Roman" w:cs="Times New Roman"/>
+          <w:noProof/>
+          <w:sz w:val="24"/>
+          <w:szCs w:val="24"/>
+          <w:lang w:eastAsia="en-IN"/>
+        </w:rPr>
+      </w:pPr>
+      <w:r>
+        <w:rPr>
+          <w:rFonts w:ascii="Times New Roman" w:eastAsia="Times New Roman" w:hAnsi="Times New Roman" w:cs="Times New Roman"/>
+          <w:noProof/>
+          <w:sz w:val="24"/>
+          <w:szCs w:val="24"/>
+          <w:lang w:eastAsia="en-IN"/>
+        </w:rPr>
+        <w:pict>
+          <v:rect id="_x0000_i1071" style="width:0;height:1.5pt" o:hralign="center" o:hrstd="t" o:hr="t" fillcolor="#a0a0a0" stroked="f"/>
+        </w:pict>
+      </w:r>
+    </w:p>
+    <w:p>
+      <w:pPr>
+        <w:spacing w:before="100" w:beforeAutospacing="1" w:after="100" w:afterAutospacing="1" w:line="240" w:lineRule="auto"/>
+        <w:outlineLvl w:val="1"/>
+        <w:rPr>
+          <w:rFonts w:ascii="Times New Roman" w:eastAsia="Times New Roman" w:hAnsi="Times New Roman" w:cs="Times New Roman"/>
+          <w:b/>
+          <w:bCs/>
+          <w:noProof/>
+          <w:sz w:val="36"/>
+          <w:szCs w:val="36"/>
+          <w:lang w:eastAsia="en-IN"/>
+        </w:rPr>
+      </w:pPr>
+      <w:r>
+        <w:rPr>
+          <w:rFonts w:ascii="Times New Roman" w:eastAsia="Times New Roman" w:hAnsi="Times New Roman" w:cs="Times New Roman"/>
+          <w:b/>
+          <w:bCs/>
+          <w:noProof/>
+          <w:sz w:val="36"/>
+          <w:szCs w:val="36"/>
+          <w:lang w:eastAsia="en-IN"/>
+        </w:rPr>
+        <w:t>Important Interview Point</w:t>
+      </w:r>
+    </w:p>
+    <w:p>
+      <w:pPr>
+        <w:spacing w:before="100" w:beforeAutospacing="1" w:after="100" w:afterAutospacing="1" w:line="240" w:lineRule="auto"/>
+        <w:rPr>
+          <w:rFonts w:ascii="Times New Roman" w:eastAsia="Times New Roman" w:hAnsi="Times New Roman" w:cs="Times New Roman"/>
+          <w:sz w:val="24"/>
+          <w:szCs w:val="24"/>
+          <w:lang w:eastAsia="en-IN"/>
+        </w:rPr>
+      </w:pPr>
+      <w:r>
+        <w:rPr>
+          <w:rFonts w:ascii="Times New Roman" w:eastAsia="Times New Roman" w:hAnsi="Times New Roman" w:cs="Times New Roman"/>
+          <w:i/>
+          <w:iCs/>
+          <w:noProof/>
+          <w:sz w:val="24"/>
+          <w:szCs w:val="24"/>
+          <w:lang w:eastAsia="en-IN"/>
+        </w:rPr>
+        <w:t>Why not use self join?</w:t>
+      </w:r>
+      <w:r>
+        <w:rPr>
+          <w:rFonts w:ascii="Times New Roman" w:eastAsia="Times New Roman" w:hAnsi="Times New Roman" w:cs="Times New Roman"/>
+          <w:sz w:val="24"/>
+          <w:szCs w:val="24"/>
+          <w:lang w:eastAsia="en-IN"/>
+        </w:rPr>
+        <w:br/>
+      </w:r>
+      <w:bookmarkStart w:id="0" w:name="_GoBack"/>
+      <w:bookmarkEnd w:id="0"/>
+      <w:r>
+        <w:rPr>
+          <w:rFonts w:ascii="Times New Roman" w:eastAsia="Times New Roman" w:hAnsi="Times New Roman" w:cs="Times New Roman"/>
+          <w:sz w:val="24"/>
+          <w:szCs w:val="24"/>
+          <w:lang w:eastAsia="en-IN"/>
+        </w:rPr>
+        <w:t>Window functions are:</w:t>
+      </w:r>
+    </w:p>
+    <w:p>
+      <w:pPr>
+        <w:numPr>
+          <w:ilvl w:val="0"/>
+          <w:numId w:val="19"/>
+        </w:numPr>
+        <w:spacing w:before="100" w:beforeAutospacing="1" w:after="100" w:afterAutospacing="1" w:line="240" w:lineRule="auto"/>
+        <w:rPr>
+          <w:rFonts w:ascii="Times New Roman" w:eastAsia="Times New Roman" w:hAnsi="Times New Roman" w:cs="Times New Roman"/>
+          <w:sz w:val="24"/>
+          <w:szCs w:val="24"/>
+          <w:lang w:eastAsia="en-IN"/>
+        </w:rPr>
+      </w:pPr>
+      <w:r>
+        <w:rPr>
+          <w:rFonts w:ascii="Times New Roman" w:eastAsia="Times New Roman" w:hAnsi="Times New Roman" w:cs="Times New Roman"/>
+          <w:sz w:val="24"/>
+          <w:szCs w:val="24"/>
+          <w:lang w:eastAsia="en-IN"/>
+        </w:rPr>
+        <w:t>Faster</w:t>
+      </w:r>
+    </w:p>
+    <w:p>
+      <w:pPr>
+        <w:numPr>
+          <w:ilvl w:val="0"/>
+          <w:numId w:val="19"/>
+        </w:numPr>
+        <w:spacing w:before="100" w:beforeAutospacing="1" w:after="100" w:afterAutospacing="1" w:line="240" w:lineRule="auto"/>
+        <w:rPr>
+          <w:rFonts w:ascii="Times New Roman" w:eastAsia="Times New Roman" w:hAnsi="Times New Roman" w:cs="Times New Roman"/>
+          <w:sz w:val="24"/>
+          <w:szCs w:val="24"/>
+          <w:lang w:eastAsia="en-IN"/>
+        </w:rPr>
+      </w:pPr>
+      <w:r>
+        <w:rPr>
+          <w:rFonts w:ascii="Times New Roman" w:eastAsia="Times New Roman" w:hAnsi="Times New Roman" w:cs="Times New Roman"/>
+          <w:sz w:val="24"/>
+          <w:szCs w:val="24"/>
+          <w:lang w:eastAsia="en-IN"/>
+        </w:rPr>
+        <w:t>Cleaner</w:t>
+      </w:r>
+    </w:p>
+    <w:p>
+      <w:pPr>
+        <w:numPr>
+          <w:ilvl w:val="0"/>
+          <w:numId w:val="19"/>
+        </w:numPr>
+        <w:spacing w:before="100" w:beforeAutospacing="1" w:after="100" w:afterAutospacing="1" w:line="240" w:lineRule="auto"/>
+        <w:rPr>
+          <w:rFonts w:ascii="Times New Roman" w:eastAsia="Times New Roman" w:hAnsi="Times New Roman" w:cs="Times New Roman"/>
+          <w:sz w:val="24"/>
+          <w:szCs w:val="24"/>
+          <w:lang w:eastAsia="en-IN"/>
+        </w:rPr>
+      </w:pPr>
+      <w:r>
+        <w:rPr>
+          <w:rFonts w:ascii="Times New Roman" w:eastAsia="Times New Roman" w:hAnsi="Times New Roman" w:cs="Times New Roman"/>
+          <w:sz w:val="24"/>
+          <w:szCs w:val="24"/>
+          <w:lang w:eastAsia="en-IN"/>
+        </w:rPr>
+        <w:t>More readable</w:t>
+      </w:r>
+    </w:p>
+    <w:p>
+      <w:pPr>
+        <w:numPr>
+          <w:ilvl w:val="0"/>
+          <w:numId w:val="19"/>
+        </w:numPr>
+        <w:spacing w:before="100" w:beforeAutospacing="1" w:after="100" w:afterAutospacing="1" w:line="240" w:lineRule="auto"/>
+        <w:rPr>
+          <w:rFonts w:ascii="Times New Roman" w:eastAsia="Times New Roman" w:hAnsi="Times New Roman" w:cs="Times New Roman"/>
+          <w:sz w:val="24"/>
+          <w:szCs w:val="24"/>
+          <w:lang w:eastAsia="en-IN"/>
+        </w:rPr>
+      </w:pPr>
+      <w:r>
+        <w:rPr>
+          <w:rFonts w:ascii="Times New Roman" w:eastAsia="Times New Roman" w:hAnsi="Times New Roman" w:cs="Times New Roman"/>
+          <w:sz w:val="24"/>
+          <w:szCs w:val="24"/>
+          <w:lang w:eastAsia="en-IN"/>
+        </w:rPr>
+        <w:t>Designed exactly for this use case</w:t>
+      </w:r>
+    </w:p>
+    <w:p>
+      <w:pPr>
+        <w:spacing w:after="0" w:line="240" w:lineRule="auto"/>
+        <w:rPr>
+          <w:rFonts w:ascii="Times New Roman" w:eastAsia="Times New Roman" w:hAnsi="Times New Roman" w:cs="Times New Roman"/>
+          <w:sz w:val="24"/>
+          <w:szCs w:val="24"/>
+          <w:lang w:eastAsia="en-IN"/>
+        </w:rPr>
+      </w:pPr>
+      <w:r>
+        <w:rPr>
+          <w:rFonts w:ascii="Times New Roman" w:eastAsia="Times New Roman" w:hAnsi="Times New Roman" w:cs="Times New Roman"/>
+          <w:sz w:val="24"/>
+          <w:szCs w:val="24"/>
+          <w:lang w:eastAsia="en-IN"/>
+        </w:rPr>
+        <w:pict>
+          <v:rect id="_x0000_i1072" style="width:0;height:1.5pt" o:hralign="center" o:hrstd="t" o:hr="t" fillcolor="#a0a0a0" stroked="f"/>
+        </w:pict>
+      </w:r>
+    </w:p>
+    <w:p>
+      <w:pPr>
+        <w:spacing w:before="100" w:beforeAutospacing="1" w:after="100" w:afterAutospacing="1" w:line="240" w:lineRule="auto"/>
+        <w:outlineLvl w:val="1"/>
+        <w:rPr>
+          <w:rFonts w:ascii="Times New Roman" w:eastAsia="Times New Roman" w:hAnsi="Times New Roman" w:cs="Times New Roman"/>
+          <w:b/>
+          <w:bCs/>
+          <w:sz w:val="36"/>
+          <w:szCs w:val="36"/>
+          <w:lang w:eastAsia="en-IN"/>
+        </w:rPr>
+      </w:pPr>
+      <w:r>
+        <w:rPr>
+          <w:rFonts w:ascii="Times New Roman" w:eastAsia="Times New Roman" w:hAnsi="Times New Roman" w:cs="Times New Roman"/>
+          <w:b/>
+          <w:bCs/>
+          <w:sz w:val="36"/>
+          <w:szCs w:val="36"/>
+          <w:lang w:eastAsia="en-IN"/>
+        </w:rPr>
+        <w:t>Final One-Line Answer</w:t>
+      </w:r>
+    </w:p>
+    <w:p>
+      <w:pPr>
+        <w:spacing w:beforeAutospacing="1" w:after="100" w:afterAutospacing="1" w:line="240" w:lineRule="auto"/>
+        <w:rPr>
+          <w:rFonts w:ascii="Times New Roman" w:eastAsia="Times New Roman" w:hAnsi="Times New Roman" w:cs="Times New Roman"/>
+          <w:noProof/>
+          <w:sz w:val="24"/>
+          <w:szCs w:val="24"/>
+          <w:lang w:eastAsia="en-IN"/>
+        </w:rPr>
+      </w:pPr>
+      <w:r>
+        <w:rPr>
+          <w:rFonts w:ascii="Times New Roman" w:eastAsia="Times New Roman" w:hAnsi="Times New Roman" w:cs="Times New Roman"/>
+          <w:noProof/>
+          <w:sz w:val="24"/>
+          <w:szCs w:val="24"/>
+          <w:lang w:eastAsia="en-IN"/>
+        </w:rPr>
+        <w:t xml:space="preserve">Use </w:t>
+      </w:r>
+      <w:r>
+        <w:rPr>
+          <w:rFonts w:ascii="Times New Roman" w:eastAsia="Times New Roman" w:hAnsi="Times New Roman" w:cs="Times New Roman"/>
+          <w:b/>
+          <w:bCs/>
+          <w:noProof/>
+          <w:sz w:val="24"/>
+          <w:szCs w:val="24"/>
+          <w:lang w:eastAsia="en-IN"/>
+        </w:rPr>
+        <w:t>LAG(order_date)</w:t>
+      </w:r>
+      <w:r>
+        <w:rPr>
+          <w:rFonts w:ascii="Times New Roman" w:eastAsia="Times New Roman" w:hAnsi="Times New Roman" w:cs="Times New Roman"/>
+          <w:noProof/>
+          <w:sz w:val="24"/>
+          <w:szCs w:val="24"/>
+          <w:lang w:eastAsia="en-IN"/>
+        </w:rPr>
+        <w:t xml:space="preserve"> with </w:t>
+      </w:r>
+      <w:r>
+        <w:rPr>
+          <w:rFonts w:ascii="Times New Roman" w:eastAsia="Times New Roman" w:hAnsi="Times New Roman" w:cs="Times New Roman"/>
+          <w:b/>
+          <w:bCs/>
+          <w:noProof/>
+          <w:sz w:val="24"/>
+          <w:szCs w:val="24"/>
+          <w:lang w:eastAsia="en-IN"/>
+        </w:rPr>
+        <w:t>PARTITION BY Custid</w:t>
+      </w:r>
+      <w:r>
+        <w:rPr>
+          <w:rFonts w:ascii="Times New Roman" w:eastAsia="Times New Roman" w:hAnsi="Times New Roman" w:cs="Times New Roman"/>
+          <w:noProof/>
+          <w:sz w:val="24"/>
+          <w:szCs w:val="24"/>
+          <w:lang w:eastAsia="en-IN"/>
+        </w:rPr>
+        <w:t xml:space="preserve"> and </w:t>
+      </w:r>
+      <w:r>
+        <w:rPr>
+          <w:rFonts w:ascii="Times New Roman" w:eastAsia="Times New Roman" w:hAnsi="Times New Roman" w:cs="Times New Roman"/>
+          <w:b/>
+          <w:bCs/>
+          <w:noProof/>
+          <w:sz w:val="24"/>
+          <w:szCs w:val="24"/>
+          <w:lang w:eastAsia="en-IN"/>
+        </w:rPr>
+        <w:t>ORDER BY order_date</w:t>
+      </w:r>
+      <w:r>
+        <w:rPr>
+          <w:rFonts w:ascii="Times New Roman" w:eastAsia="Times New Roman" w:hAnsi="Times New Roman" w:cs="Times New Roman"/>
+          <w:noProof/>
+          <w:sz w:val="24"/>
+          <w:szCs w:val="24"/>
+          <w:lang w:eastAsia="en-IN"/>
+        </w:rPr>
+        <w:t xml:space="preserve"> to get previous order date.</w:t>
+      </w:r>
+    </w:p>
+    <w:p>
+      <w:pPr>
+        <w:spacing w:after="0"/>
+        <w:rPr>
+          <w:rFonts w:cstheme="minorHAnsi"/>
+        </w:rPr>
+      </w:pPr>
+      <w:r>
+        <w:rPr>
+          <w:rFonts w:cstheme="minorHAnsi"/>
+        </w:rPr>
+        <w:lastRenderedPageBreak/>
+        <w:t>++++++++++++++++++++++++++++++++++++++++++++++++++++++++++++++++++++++++++++++</w:t>
+      </w:r>
+    </w:p>
+    <w:p>
+      <w:pPr>
+        <w:spacing w:after="0"/>
+        <w:rPr>
+          <w:rFonts w:cstheme="minorHAnsi"/>
+        </w:rPr>
+      </w:pPr>
+    </w:p>
+    <w:p>
+      <w:pPr>
+        <w:spacing w:after="0" w:line="240" w:lineRule="auto"/>
+        <w:rPr>
+          <w:rFonts w:ascii="Times New Roman" w:eastAsia="Times New Roman" w:hAnsi="Times New Roman" w:cs="Times New Roman"/>
+          <w:b/>
+          <w:sz w:val="40"/>
+          <w:szCs w:val="24"/>
+          <w:lang w:eastAsia="en-IN"/>
+        </w:rPr>
+      </w:pPr>
+      <w:r>
+        <w:rPr>
+          <w:rFonts w:ascii="Times New Roman" w:eastAsia="Times New Roman" w:hAnsi="Times New Roman" w:cs="Times New Roman"/>
+          <w:b/>
+          <w:sz w:val="40"/>
+          <w:szCs w:val="24"/>
+          <w:lang w:eastAsia="en-IN"/>
+        </w:rPr>
+        <w:t>I</w:t>
+      </w:r>
+      <w:r>
+        <w:rPr>
+          <w:rFonts w:ascii="Times New Roman" w:eastAsia="Times New Roman" w:hAnsi="Times New Roman" w:cs="Times New Roman"/>
+          <w:b/>
+          <w:sz w:val="40"/>
+          <w:szCs w:val="24"/>
+          <w:lang w:eastAsia="en-IN"/>
+        </w:rPr>
+        <w:t xml:space="preserve">n sql when to use only order by or only partition by or both </w:t>
+      </w:r>
+      <w:r>
+        <w:rPr>
+          <w:rFonts w:ascii="Times New Roman" w:eastAsia="Times New Roman" w:hAnsi="Times New Roman" w:cs="Times New Roman"/>
+          <w:b/>
+          <w:sz w:val="40"/>
+          <w:szCs w:val="24"/>
+          <w:lang w:eastAsia="en-IN"/>
+        </w:rPr>
+        <w:t>?</w:t>
+      </w:r>
+    </w:p>
+    <w:p>
+      <w:pPr>
+        <w:spacing w:before="100" w:beforeAutospacing="1" w:after="100" w:afterAutospacing="1" w:line="240" w:lineRule="auto"/>
+        <w:rPr>
+          <w:rFonts w:ascii="Times New Roman" w:eastAsia="Times New Roman" w:hAnsi="Times New Roman" w:cs="Times New Roman"/>
+          <w:sz w:val="24"/>
+          <w:szCs w:val="24"/>
+          <w:lang w:eastAsia="en-IN"/>
+        </w:rPr>
+      </w:pPr>
+      <w:r>
+        <w:rPr>
+          <w:rFonts w:ascii="Times New Roman" w:eastAsia="Times New Roman" w:hAnsi="Times New Roman" w:cs="Times New Roman"/>
+          <w:sz w:val="24"/>
+          <w:szCs w:val="24"/>
+          <w:lang w:eastAsia="en-IN"/>
+        </w:rPr>
+        <w:t xml:space="preserve">This is a </w:t>
+      </w:r>
+      <w:r>
+        <w:rPr>
+          <w:rFonts w:ascii="Times New Roman" w:eastAsia="Times New Roman" w:hAnsi="Times New Roman" w:cs="Times New Roman"/>
+          <w:b/>
+          <w:bCs/>
+          <w:sz w:val="24"/>
+          <w:szCs w:val="24"/>
+          <w:lang w:eastAsia="en-IN"/>
+        </w:rPr>
+        <w:t>very important SQL concept</w:t>
+      </w:r>
+      <w:r>
+        <w:rPr>
+          <w:rFonts w:ascii="Times New Roman" w:eastAsia="Times New Roman" w:hAnsi="Times New Roman" w:cs="Times New Roman"/>
+          <w:sz w:val="24"/>
+          <w:szCs w:val="24"/>
+          <w:lang w:eastAsia="en-IN"/>
+        </w:rPr>
+        <w:t xml:space="preserve"> 👍 — once this clicks, window functions become easy.</w:t>
+      </w:r>
+    </w:p>
+    <w:p>
+      <w:pPr>
+        <w:spacing w:before="100" w:beforeAutospacing="1" w:after="100" w:afterAutospacing="1" w:line="240" w:lineRule="auto"/>
+        <w:rPr>
+          <w:rFonts w:ascii="Times New Roman" w:eastAsia="Times New Roman" w:hAnsi="Times New Roman" w:cs="Times New Roman"/>
+          <w:sz w:val="24"/>
+          <w:szCs w:val="24"/>
+          <w:lang w:eastAsia="en-IN"/>
+        </w:rPr>
+      </w:pPr>
+      <w:r>
+        <w:rPr>
+          <w:rFonts w:ascii="Times New Roman" w:eastAsia="Times New Roman" w:hAnsi="Times New Roman" w:cs="Times New Roman"/>
+          <w:sz w:val="24"/>
+          <w:szCs w:val="24"/>
+          <w:lang w:eastAsia="en-IN"/>
+        </w:rPr>
+        <w:t xml:space="preserve">I’ll explain it </w:t>
+      </w:r>
+      <w:r>
+        <w:rPr>
+          <w:rFonts w:ascii="Times New Roman" w:eastAsia="Times New Roman" w:hAnsi="Times New Roman" w:cs="Times New Roman"/>
+          <w:b/>
+          <w:bCs/>
+          <w:sz w:val="24"/>
+          <w:szCs w:val="24"/>
+          <w:lang w:eastAsia="en-IN"/>
+        </w:rPr>
+        <w:t>intuitively</w:t>
+      </w:r>
+      <w:r>
+        <w:rPr>
+          <w:rFonts w:ascii="Times New Roman" w:eastAsia="Times New Roman" w:hAnsi="Times New Roman" w:cs="Times New Roman"/>
+          <w:sz w:val="24"/>
+          <w:szCs w:val="24"/>
+          <w:lang w:eastAsia="en-IN"/>
+        </w:rPr>
+        <w:t>, not textbook-style.</w:t>
+      </w:r>
+    </w:p>
+    <w:p>
+      <w:pPr>
+        <w:spacing w:after="0" w:line="240" w:lineRule="auto"/>
+        <w:rPr>
+          <w:rFonts w:ascii="Times New Roman" w:eastAsia="Times New Roman" w:hAnsi="Times New Roman" w:cs="Times New Roman"/>
+          <w:sz w:val="24"/>
+          <w:szCs w:val="24"/>
+          <w:lang w:eastAsia="en-IN"/>
+        </w:rPr>
+      </w:pPr>
+      <w:r>
+        <w:rPr>
+          <w:rFonts w:ascii="Times New Roman" w:eastAsia="Times New Roman" w:hAnsi="Times New Roman" w:cs="Times New Roman"/>
+          <w:sz w:val="24"/>
+          <w:szCs w:val="24"/>
+          <w:lang w:eastAsia="en-IN"/>
+        </w:rPr>
+        <w:pict>
+          <v:rect id="_x0000_i1073" style="width:0;height:1.5pt" o:hralign="center" o:hrstd="t" o:hr="t" fillcolor="#a0a0a0" stroked="f"/>
+        </w:pict>
+      </w:r>
+    </w:p>
+    <w:p>
+      <w:pPr>
+        <w:spacing w:before="100" w:beforeAutospacing="1" w:after="100" w:afterAutospacing="1" w:line="240" w:lineRule="auto"/>
+        <w:outlineLvl w:val="1"/>
+        <w:rPr>
+          <w:rFonts w:ascii="Times New Roman" w:eastAsia="Times New Roman" w:hAnsi="Times New Roman" w:cs="Times New Roman"/>
+          <w:b/>
+          <w:bCs/>
+          <w:sz w:val="36"/>
+          <w:szCs w:val="36"/>
+          <w:lang w:eastAsia="en-IN"/>
+        </w:rPr>
+      </w:pPr>
+      <w:r>
+        <w:rPr>
+          <w:rFonts w:ascii="Times New Roman" w:eastAsia="Times New Roman" w:hAnsi="Times New Roman" w:cs="Times New Roman"/>
+          <w:b/>
+          <w:bCs/>
+          <w:sz w:val="36"/>
+          <w:szCs w:val="36"/>
+          <w:lang w:eastAsia="en-IN"/>
+        </w:rPr>
+        <w:t>Think of Window Functions like this</w:t>
+      </w:r>
+    </w:p>
+    <w:p>
+      <w:pPr>
+        <w:spacing w:beforeAutospacing="1" w:after="100" w:afterAutospacing="1" w:line="240" w:lineRule="auto"/>
+        <w:rPr>
+          <w:rFonts w:ascii="Times New Roman" w:eastAsia="Times New Roman" w:hAnsi="Times New Roman" w:cs="Times New Roman"/>
+          <w:sz w:val="24"/>
+          <w:szCs w:val="24"/>
+          <w:lang w:eastAsia="en-IN"/>
+        </w:rPr>
+      </w:pPr>
+      <w:r>
+        <w:rPr>
+          <w:rFonts w:ascii="Times New Roman" w:eastAsia="Times New Roman" w:hAnsi="Times New Roman" w:cs="Times New Roman"/>
+          <w:b/>
+          <w:bCs/>
+          <w:sz w:val="24"/>
+          <w:szCs w:val="24"/>
+          <w:lang w:eastAsia="en-IN"/>
+        </w:rPr>
+        <w:t>PARTITION BY</w:t>
+      </w:r>
+      <w:r>
+        <w:rPr>
+          <w:rFonts w:ascii="Times New Roman" w:eastAsia="Times New Roman" w:hAnsi="Times New Roman" w:cs="Times New Roman"/>
+          <w:sz w:val="24"/>
+          <w:szCs w:val="24"/>
+          <w:lang w:eastAsia="en-IN"/>
+        </w:rPr>
+        <w:t xml:space="preserve"> → </w:t>
+      </w:r>
+      <w:r>
+        <w:rPr>
+          <w:rFonts w:ascii="Times New Roman" w:eastAsia="Times New Roman" w:hAnsi="Times New Roman" w:cs="Times New Roman"/>
+          <w:i/>
+          <w:iCs/>
+          <w:sz w:val="24"/>
+          <w:szCs w:val="24"/>
+          <w:lang w:eastAsia="en-IN"/>
+        </w:rPr>
+        <w:t>group boundary</w:t>
+      </w:r>
+      <w:r>
+        <w:rPr>
+          <w:rFonts w:ascii="Times New Roman" w:eastAsia="Times New Roman" w:hAnsi="Times New Roman" w:cs="Times New Roman"/>
+          <w:sz w:val="24"/>
+          <w:szCs w:val="24"/>
+          <w:lang w:eastAsia="en-IN"/>
+        </w:rPr>
+        <w:br/>
+      </w:r>
+      <w:r>
+        <w:rPr>
+          <w:rFonts w:ascii="Times New Roman" w:eastAsia="Times New Roman" w:hAnsi="Times New Roman" w:cs="Times New Roman"/>
+          <w:b/>
+          <w:bCs/>
+          <w:sz w:val="24"/>
+          <w:szCs w:val="24"/>
+          <w:lang w:eastAsia="en-IN"/>
+        </w:rPr>
+        <w:t>ORDER BY</w:t>
+      </w:r>
+      <w:r>
+        <w:rPr>
+          <w:rFonts w:ascii="Times New Roman" w:eastAsia="Times New Roman" w:hAnsi="Times New Roman" w:cs="Times New Roman"/>
+          <w:sz w:val="24"/>
+          <w:szCs w:val="24"/>
+          <w:lang w:eastAsia="en-IN"/>
+        </w:rPr>
+        <w:t xml:space="preserve"> → </w:t>
+      </w:r>
+      <w:r>
+        <w:rPr>
+          <w:rFonts w:ascii="Times New Roman" w:eastAsia="Times New Roman" w:hAnsi="Times New Roman" w:cs="Times New Roman"/>
+          <w:i/>
+          <w:iCs/>
+          <w:sz w:val="24"/>
+          <w:szCs w:val="24"/>
+          <w:lang w:eastAsia="en-IN"/>
+        </w:rPr>
+        <w:t>sequence inside that group</w:t>
+      </w:r>
+    </w:p>
+    <w:p>
+      <w:pPr>
+        <w:spacing w:before="100" w:beforeAutospacing="1" w:after="100" w:afterAutospacing="1" w:line="240" w:lineRule="auto"/>
+        <w:rPr>
+          <w:rFonts w:ascii="Times New Roman" w:eastAsia="Times New Roman" w:hAnsi="Times New Roman" w:cs="Times New Roman"/>
+          <w:sz w:val="24"/>
+          <w:szCs w:val="24"/>
+          <w:lang w:eastAsia="en-IN"/>
+        </w:rPr>
+      </w:pPr>
+      <w:r>
+        <w:rPr>
+          <w:rFonts w:ascii="Times New Roman" w:eastAsia="Times New Roman" w:hAnsi="Times New Roman" w:cs="Times New Roman"/>
+          <w:sz w:val="24"/>
+          <w:szCs w:val="24"/>
+          <w:lang w:eastAsia="en-IN"/>
+        </w:rPr>
+        <w:t xml:space="preserve">They answer </w:t>
+      </w:r>
+      <w:r>
+        <w:rPr>
+          <w:rFonts w:ascii="Times New Roman" w:eastAsia="Times New Roman" w:hAnsi="Times New Roman" w:cs="Times New Roman"/>
+          <w:b/>
+          <w:bCs/>
+          <w:sz w:val="24"/>
+          <w:szCs w:val="24"/>
+          <w:lang w:eastAsia="en-IN"/>
+        </w:rPr>
+        <w:t>different questions</w:t>
+      </w:r>
+      <w:r>
+        <w:rPr>
+          <w:rFonts w:ascii="Times New Roman" w:eastAsia="Times New Roman" w:hAnsi="Times New Roman" w:cs="Times New Roman"/>
+          <w:sz w:val="24"/>
+          <w:szCs w:val="24"/>
+          <w:lang w:eastAsia="en-IN"/>
+        </w:rPr>
+        <w:t>.</w:t>
+      </w:r>
+    </w:p>
+    <w:p>
+      <w:pPr>
+        <w:spacing w:after="0" w:line="240" w:lineRule="auto"/>
+        <w:rPr>
+          <w:rFonts w:ascii="Times New Roman" w:eastAsia="Times New Roman" w:hAnsi="Times New Roman" w:cs="Times New Roman"/>
+          <w:sz w:val="24"/>
+          <w:szCs w:val="24"/>
+          <w:lang w:eastAsia="en-IN"/>
+        </w:rPr>
+      </w:pPr>
+      <w:r>
+        <w:rPr>
+          <w:rFonts w:ascii="Times New Roman" w:eastAsia="Times New Roman" w:hAnsi="Times New Roman" w:cs="Times New Roman"/>
+          <w:sz w:val="24"/>
+          <w:szCs w:val="24"/>
+          <w:lang w:eastAsia="en-IN"/>
+        </w:rPr>
+        <w:pict>
+          <v:rect id="_x0000_i1074" style="width:0;height:1.5pt" o:hralign="center" o:hrstd="t" o:hr="t" fillcolor="#a0a0a0" stroked="f"/>
+        </w:pict>
+      </w:r>
+    </w:p>
+    <w:p>
+      <w:pPr>
+        <w:spacing w:before="100" w:beforeAutospacing="1" w:after="100" w:afterAutospacing="1" w:line="240" w:lineRule="auto"/>
+        <w:outlineLvl w:val="1"/>
+        <w:rPr>
+          <w:rFonts w:ascii="Times New Roman" w:eastAsia="Times New Roman" w:hAnsi="Times New Roman" w:cs="Times New Roman"/>
+          <w:b/>
+          <w:bCs/>
+          <w:sz w:val="36"/>
+          <w:szCs w:val="36"/>
+          <w:lang w:eastAsia="en-IN"/>
+        </w:rPr>
+      </w:pPr>
+      <w:r>
+        <w:rPr>
+          <w:rFonts w:ascii="Times New Roman" w:eastAsia="Times New Roman" w:hAnsi="Times New Roman" w:cs="Times New Roman"/>
+          <w:b/>
+          <w:bCs/>
+          <w:sz w:val="36"/>
+          <w:szCs w:val="36"/>
+          <w:lang w:eastAsia="en-IN"/>
+        </w:rPr>
+        <w:t>1</w:t>
+      </w:r>
+      <w:r>
+        <w:rPr>
+          <w:rFonts w:ascii="Times New Roman" w:eastAsia="Times New Roman" w:hAnsi="Times New Roman" w:cs="Times New Roman"/>
+          <w:b/>
+          <w:bCs/>
+          <w:sz w:val="36"/>
+          <w:szCs w:val="36"/>
+          <w:lang w:eastAsia="en-IN"/>
+        </w:rPr>
+        <w:t>.</w:t>
+      </w:r>
+      <w:r>
+        <w:rPr>
+          <w:rFonts w:ascii="Times New Roman" w:eastAsia="Times New Roman" w:hAnsi="Times New Roman" w:cs="Times New Roman"/>
+          <w:b/>
+          <w:bCs/>
+          <w:sz w:val="36"/>
+          <w:szCs w:val="36"/>
+          <w:lang w:eastAsia="en-IN"/>
+        </w:rPr>
+        <w:t xml:space="preserve"> Use ONLY PARTITION BY</w:t>
+      </w:r>
+    </w:p>
+    <w:p>
+      <w:pPr>
+        <w:spacing w:before="100" w:beforeAutospacing="1" w:after="100" w:afterAutospacing="1" w:line="240" w:lineRule="auto"/>
+        <w:rPr>
+          <w:rFonts w:ascii="Times New Roman" w:eastAsia="Times New Roman" w:hAnsi="Times New Roman" w:cs="Times New Roman"/>
+          <w:sz w:val="24"/>
+          <w:szCs w:val="24"/>
+          <w:lang w:eastAsia="en-IN"/>
+        </w:rPr>
+      </w:pPr>
+      <w:r>
+        <w:rPr>
+          <w:rFonts w:ascii="Times New Roman" w:eastAsia="Times New Roman" w:hAnsi="Times New Roman" w:cs="Times New Roman"/>
+          <w:sz w:val="24"/>
+          <w:szCs w:val="24"/>
+          <w:lang w:eastAsia="en-IN"/>
+        </w:rPr>
+        <w:t xml:space="preserve">When you need </w:t>
+      </w:r>
+      <w:r>
+        <w:rPr>
+          <w:rFonts w:ascii="Times New Roman" w:eastAsia="Times New Roman" w:hAnsi="Times New Roman" w:cs="Times New Roman"/>
+          <w:b/>
+          <w:bCs/>
+          <w:sz w:val="24"/>
+          <w:szCs w:val="24"/>
+          <w:lang w:eastAsia="en-IN"/>
+        </w:rPr>
+        <w:t>group-level info</w:t>
+      </w:r>
+      <w:r>
+        <w:rPr>
+          <w:rFonts w:ascii="Times New Roman" w:eastAsia="Times New Roman" w:hAnsi="Times New Roman" w:cs="Times New Roman"/>
+          <w:sz w:val="24"/>
+          <w:szCs w:val="24"/>
+          <w:lang w:eastAsia="en-IN"/>
+        </w:rPr>
+        <w:t xml:space="preserve">, but </w:t>
+      </w:r>
+      <w:r>
+        <w:rPr>
+          <w:rFonts w:ascii="Times New Roman" w:eastAsia="Times New Roman" w:hAnsi="Times New Roman" w:cs="Times New Roman"/>
+          <w:b/>
+          <w:bCs/>
+          <w:sz w:val="24"/>
+          <w:szCs w:val="24"/>
+          <w:lang w:eastAsia="en-IN"/>
+        </w:rPr>
+        <w:t>row order does NOT matter</w:t>
+      </w:r>
+      <w:r>
+        <w:rPr>
+          <w:rFonts w:ascii="Times New Roman" w:eastAsia="Times New Roman" w:hAnsi="Times New Roman" w:cs="Times New Roman"/>
+          <w:sz w:val="24"/>
+          <w:szCs w:val="24"/>
+          <w:lang w:eastAsia="en-IN"/>
+        </w:rPr>
+        <w:t>.</w:t>
+      </w:r>
+    </w:p>
+    <w:p>
+      <w:pPr>
+        <w:spacing w:before="100" w:beforeAutospacing="1" w:after="100" w:afterAutospacing="1" w:line="240" w:lineRule="auto"/>
+        <w:outlineLvl w:val="2"/>
+        <w:rPr>
+          <w:rFonts w:ascii="Times New Roman" w:eastAsia="Times New Roman" w:hAnsi="Times New Roman" w:cs="Times New Roman"/>
+          <w:b/>
+          <w:bCs/>
+          <w:sz w:val="27"/>
+          <w:szCs w:val="27"/>
+          <w:lang w:eastAsia="en-IN"/>
+        </w:rPr>
+      </w:pPr>
+      <w:r>
+        <w:rPr>
+          <w:rFonts w:ascii="Times New Roman" w:eastAsia="Times New Roman" w:hAnsi="Times New Roman" w:cs="Times New Roman"/>
+          <w:b/>
+          <w:bCs/>
+          <w:sz w:val="27"/>
+          <w:szCs w:val="27"/>
+          <w:lang w:eastAsia="en-IN"/>
+        </w:rPr>
+        <w:t>Example: total orders per customer</w:t>
+      </w:r>
+    </w:p>
+    <w:p>
+      <w:pPr>
+        <w:tabs>
+          <w:tab w:val="left" w:pos="916"/>
+          <w:tab w:val="left" w:pos="1832"/>
+          <w:tab w:val="left" w:pos="2748"/>
+          <w:tab w:val="left" w:pos="3664"/>
+          <w:tab w:val="left" w:pos="4580"/>
+          <w:tab w:val="left" w:pos="5496"/>
+          <w:tab w:val="left" w:pos="6412"/>
+          <w:tab w:val="left" w:pos="7328"/>
+          <w:tab w:val="left" w:pos="8244"/>
+          <w:tab w:val="left" w:pos="9160"/>
+          <w:tab w:val="left" w:pos="10076"/>
+          <w:tab w:val="left" w:pos="10992"/>
+          <w:tab w:val="left" w:pos="11908"/>
+          <w:tab w:val="left" w:pos="12824"/>
+          <w:tab w:val="left" w:pos="13740"/>
+          <w:tab w:val="left" w:pos="14656"/>
+        </w:tabs>
+        <w:spacing w:after="0" w:line="240" w:lineRule="auto"/>
+        <w:rPr>
+          <w:rFonts w:ascii="Courier New" w:eastAsia="Times New Roman" w:hAnsi="Courier New" w:cs="Courier New"/>
+          <w:noProof/>
+          <w:sz w:val="20"/>
+          <w:szCs w:val="20"/>
+          <w:lang w:eastAsia="en-IN"/>
+        </w:rPr>
+      </w:pPr>
+      <w:r>
+        <w:rPr>
+          <w:rFonts w:ascii="Courier New" w:eastAsia="Times New Roman" w:hAnsi="Courier New" w:cs="Courier New"/>
+          <w:noProof/>
+          <w:sz w:val="20"/>
+          <w:szCs w:val="20"/>
+          <w:lang w:eastAsia="en-IN"/>
+        </w:rPr>
+        <w:t>SELECT</w:t>
+      </w:r>
+    </w:p>
+    <w:p>
+      <w:pPr>
+        <w:tabs>
+          <w:tab w:val="left" w:pos="916"/>
+          <w:tab w:val="left" w:pos="1832"/>
+          <w:tab w:val="left" w:pos="2748"/>
+          <w:tab w:val="left" w:pos="3664"/>
+          <w:tab w:val="left" w:pos="4580"/>
+          <w:tab w:val="left" w:pos="5496"/>
+          <w:tab w:val="left" w:pos="6412"/>
+          <w:tab w:val="left" w:pos="7328"/>
+          <w:tab w:val="left" w:pos="8244"/>
+          <w:tab w:val="left" w:pos="9160"/>
+          <w:tab w:val="left" w:pos="10076"/>
+          <w:tab w:val="left" w:pos="10992"/>
+          <w:tab w:val="left" w:pos="11908"/>
+          <w:tab w:val="left" w:pos="12824"/>
+          <w:tab w:val="left" w:pos="13740"/>
+          <w:tab w:val="left" w:pos="14656"/>
+        </w:tabs>
+        <w:spacing w:after="0" w:line="240" w:lineRule="auto"/>
+        <w:rPr>
+          <w:rFonts w:ascii="Courier New" w:eastAsia="Times New Roman" w:hAnsi="Courier New" w:cs="Courier New"/>
+          <w:noProof/>
+          <w:sz w:val="20"/>
+          <w:szCs w:val="20"/>
+          <w:lang w:eastAsia="en-IN"/>
+        </w:rPr>
+      </w:pPr>
+      <w:r>
+        <w:rPr>
+          <w:rFonts w:ascii="Courier New" w:eastAsia="Times New Roman" w:hAnsi="Courier New" w:cs="Courier New"/>
+          <w:noProof/>
+          <w:sz w:val="20"/>
+          <w:szCs w:val="20"/>
+          <w:lang w:eastAsia="en-IN"/>
+        </w:rPr>
+        <w:t xml:space="preserve">  id,</w:t>
+      </w:r>
+    </w:p>
+    <w:p>
+      <w:pPr>
+        <w:tabs>
+          <w:tab w:val="left" w:pos="916"/>
+          <w:tab w:val="left" w:pos="1832"/>
+          <w:tab w:val="left" w:pos="2748"/>
+          <w:tab w:val="left" w:pos="3664"/>
+          <w:tab w:val="left" w:pos="4580"/>
+          <w:tab w:val="left" w:pos="5496"/>
+          <w:tab w:val="left" w:pos="6412"/>
+          <w:tab w:val="left" w:pos="7328"/>
+          <w:tab w:val="left" w:pos="8244"/>
+          <w:tab w:val="left" w:pos="9160"/>
+          <w:tab w:val="left" w:pos="10076"/>
+          <w:tab w:val="left" w:pos="10992"/>
+          <w:tab w:val="left" w:pos="11908"/>
+          <w:tab w:val="left" w:pos="12824"/>
+          <w:tab w:val="left" w:pos="13740"/>
+          <w:tab w:val="left" w:pos="14656"/>
+        </w:tabs>
+        <w:spacing w:after="0" w:line="240" w:lineRule="auto"/>
+        <w:rPr>
+          <w:rFonts w:ascii="Courier New" w:eastAsia="Times New Roman" w:hAnsi="Courier New" w:cs="Courier New"/>
+          <w:noProof/>
+          <w:sz w:val="20"/>
+          <w:szCs w:val="20"/>
+          <w:lang w:eastAsia="en-IN"/>
+        </w:rPr>
+      </w:pPr>
+      <w:r>
+        <w:rPr>
+          <w:rFonts w:ascii="Courier New" w:eastAsia="Times New Roman" w:hAnsi="Courier New" w:cs="Courier New"/>
+          <w:noProof/>
+          <w:sz w:val="20"/>
+          <w:szCs w:val="20"/>
+          <w:lang w:eastAsia="en-IN"/>
+        </w:rPr>
+        <w:t xml:space="preserve">  Custid,</w:t>
+      </w:r>
+    </w:p>
+    <w:p>
+      <w:pPr>
+        <w:tabs>
+          <w:tab w:val="left" w:pos="916"/>
+          <w:tab w:val="left" w:pos="1832"/>
+          <w:tab w:val="left" w:pos="2748"/>
+          <w:tab w:val="left" w:pos="3664"/>
+          <w:tab w:val="left" w:pos="4580"/>
+          <w:tab w:val="left" w:pos="5496"/>
+          <w:tab w:val="left" w:pos="6412"/>
+          <w:tab w:val="left" w:pos="7328"/>
+          <w:tab w:val="left" w:pos="8244"/>
+          <w:tab w:val="left" w:pos="9160"/>
+          <w:tab w:val="left" w:pos="10076"/>
+          <w:tab w:val="left" w:pos="10992"/>
+          <w:tab w:val="left" w:pos="11908"/>
+          <w:tab w:val="left" w:pos="12824"/>
+          <w:tab w:val="left" w:pos="13740"/>
+          <w:tab w:val="left" w:pos="14656"/>
+        </w:tabs>
+        <w:spacing w:after="0" w:line="240" w:lineRule="auto"/>
+        <w:rPr>
+          <w:rFonts w:ascii="Courier New" w:eastAsia="Times New Roman" w:hAnsi="Courier New" w:cs="Courier New"/>
+          <w:noProof/>
+          <w:sz w:val="20"/>
+          <w:szCs w:val="20"/>
+          <w:lang w:eastAsia="en-IN"/>
+        </w:rPr>
+      </w:pPr>
+      <w:r>
+        <w:rPr>
+          <w:rFonts w:ascii="Courier New" w:eastAsia="Times New Roman" w:hAnsi="Courier New" w:cs="Courier New"/>
+          <w:noProof/>
+          <w:sz w:val="20"/>
+          <w:szCs w:val="20"/>
+          <w:lang w:eastAsia="en-IN"/>
+        </w:rPr>
+        <w:t xml:space="preserve">  COUNT(*) OVER (PARTITION BY Custid) AS total_orders</w:t>
+      </w:r>
+    </w:p>
+    <w:p>
+      <w:pPr>
+        <w:tabs>
+          <w:tab w:val="left" w:pos="916"/>
+          <w:tab w:val="left" w:pos="1832"/>
+          <w:tab w:val="left" w:pos="2748"/>
+          <w:tab w:val="left" w:pos="3664"/>
+          <w:tab w:val="left" w:pos="4580"/>
+          <w:tab w:val="left" w:pos="5496"/>
+          <w:tab w:val="left" w:pos="6412"/>
+          <w:tab w:val="left" w:pos="7328"/>
+          <w:tab w:val="left" w:pos="8244"/>
+          <w:tab w:val="left" w:pos="9160"/>
+          <w:tab w:val="left" w:pos="10076"/>
+          <w:tab w:val="left" w:pos="10992"/>
+          <w:tab w:val="left" w:pos="11908"/>
+          <w:tab w:val="left" w:pos="12824"/>
+          <w:tab w:val="left" w:pos="13740"/>
+          <w:tab w:val="left" w:pos="14656"/>
+        </w:tabs>
+        <w:spacing w:after="0" w:line="240" w:lineRule="auto"/>
+        <w:rPr>
+          <w:rFonts w:ascii="Courier New" w:eastAsia="Times New Roman" w:hAnsi="Courier New" w:cs="Courier New"/>
+          <w:noProof/>
+          <w:sz w:val="20"/>
+          <w:szCs w:val="20"/>
+          <w:lang w:eastAsia="en-IN"/>
+        </w:rPr>
+      </w:pPr>
+      <w:r>
+        <w:rPr>
+          <w:rFonts w:ascii="Courier New" w:eastAsia="Times New Roman" w:hAnsi="Courier New" w:cs="Courier New"/>
+          <w:noProof/>
+          <w:sz w:val="20"/>
+          <w:szCs w:val="20"/>
+          <w:lang w:eastAsia="en-IN"/>
+        </w:rPr>
+        <w:t>FROM orders;</w:t>
+      </w:r>
+    </w:p>
+    <w:p>
+      <w:pPr>
+        <w:spacing w:before="100" w:beforeAutospacing="1" w:after="100" w:afterAutospacing="1" w:line="240" w:lineRule="auto"/>
+        <w:outlineLvl w:val="2"/>
+        <w:rPr>
+          <w:rFonts w:ascii="Times New Roman" w:eastAsia="Times New Roman" w:hAnsi="Times New Roman" w:cs="Times New Roman"/>
+          <w:b/>
+          <w:bCs/>
+          <w:noProof/>
+          <w:sz w:val="27"/>
+          <w:szCs w:val="27"/>
+          <w:lang w:eastAsia="en-IN"/>
+        </w:rPr>
+      </w:pPr>
+      <w:r>
+        <w:rPr>
+          <w:rFonts w:ascii="Times New Roman" w:eastAsia="Times New Roman" w:hAnsi="Times New Roman" w:cs="Times New Roman"/>
+          <w:b/>
+          <w:bCs/>
+          <w:noProof/>
+          <w:sz w:val="27"/>
+          <w:szCs w:val="27"/>
+          <w:lang w:eastAsia="en-IN"/>
+        </w:rPr>
+        <w:t>Output idea</w:t>
+      </w:r>
+    </w:p>
+    <w:p>
+      <w:pPr>
+        <w:spacing w:before="100" w:beforeAutospacing="1" w:after="100" w:afterAutospacing="1" w:line="240" w:lineRule="auto"/>
+        <w:rPr>
+          <w:rFonts w:ascii="Times New Roman" w:eastAsia="Times New Roman" w:hAnsi="Times New Roman" w:cs="Times New Roman"/>
+          <w:sz w:val="24"/>
+          <w:szCs w:val="24"/>
+          <w:lang w:eastAsia="en-IN"/>
+        </w:rPr>
+      </w:pPr>
+      <w:r>
+        <w:rPr>
+          <w:rFonts w:ascii="Times New Roman" w:eastAsia="Times New Roman" w:hAnsi="Times New Roman" w:cs="Times New Roman"/>
+          <w:sz w:val="24"/>
+          <w:szCs w:val="24"/>
+          <w:lang w:eastAsia="en-IN"/>
+        </w:rPr>
+        <w:t xml:space="preserve">Every row of the same </w:t>
+      </w:r>
+      <w:r>
+        <w:rPr>
+          <w:rFonts w:ascii="Courier New" w:eastAsia="Times New Roman" w:hAnsi="Courier New" w:cs="Courier New"/>
+          <w:sz w:val="20"/>
+          <w:szCs w:val="20"/>
+          <w:lang w:eastAsia="en-IN"/>
+        </w:rPr>
+        <w:t>Custid</w:t>
+      </w:r>
+      <w:r>
+        <w:rPr>
+          <w:rFonts w:ascii="Times New Roman" w:eastAsia="Times New Roman" w:hAnsi="Times New Roman" w:cs="Times New Roman"/>
+          <w:sz w:val="24"/>
+          <w:szCs w:val="24"/>
+          <w:lang w:eastAsia="en-IN"/>
+        </w:rPr>
+        <w:t xml:space="preserve"> shows the </w:t>
+      </w:r>
+      <w:r>
+        <w:rPr>
+          <w:rFonts w:ascii="Times New Roman" w:eastAsia="Times New Roman" w:hAnsi="Times New Roman" w:cs="Times New Roman"/>
+          <w:b/>
+          <w:bCs/>
+          <w:sz w:val="24"/>
+          <w:szCs w:val="24"/>
+          <w:lang w:eastAsia="en-IN"/>
+        </w:rPr>
+        <w:t>same count</w:t>
+      </w:r>
+      <w:r>
+        <w:rPr>
+          <w:rFonts w:ascii="Times New Roman" w:eastAsia="Times New Roman" w:hAnsi="Times New Roman" w:cs="Times New Roman"/>
+          <w:sz w:val="24"/>
+          <w:szCs w:val="24"/>
+          <w:lang w:eastAsia="en-IN"/>
+        </w:rPr>
+        <w:t>.</w:t>
+      </w:r>
+    </w:p>
+    <w:p>
+      <w:pPr>
+        <w:spacing w:before="100" w:beforeAutospacing="1" w:after="100" w:afterAutospacing="1" w:line="240" w:lineRule="auto"/>
+        <w:rPr>
+          <w:rFonts w:ascii="Times New Roman" w:eastAsia="Times New Roman" w:hAnsi="Times New Roman" w:cs="Times New Roman"/>
+          <w:sz w:val="24"/>
+          <w:szCs w:val="24"/>
+          <w:lang w:eastAsia="en-IN"/>
+        </w:rPr>
+      </w:pPr>
+      <w:r>
+        <w:rPr>
+          <w:rFonts w:ascii="MS Gothic" w:eastAsia="MS Gothic" w:hAnsi="MS Gothic" w:cs="MS Gothic" w:hint="eastAsia"/>
+          <w:sz w:val="24"/>
+          <w:szCs w:val="24"/>
+          <w:lang w:eastAsia="en-IN"/>
+        </w:rPr>
+        <w:t>✔</w:t>
+      </w:r>
+      <w:r>
+        <w:rPr>
+          <w:rFonts w:ascii="Times New Roman" w:eastAsia="Times New Roman" w:hAnsi="Times New Roman" w:cs="Times New Roman"/>
+          <w:sz w:val="24"/>
+          <w:szCs w:val="24"/>
+          <w:lang w:eastAsia="en-IN"/>
+        </w:rPr>
+        <w:t xml:space="preserve"> No ordering needed</w:t>
+      </w:r>
+      <w:r>
+        <w:rPr>
+          <w:rFonts w:ascii="Times New Roman" w:eastAsia="Times New Roman" w:hAnsi="Times New Roman" w:cs="Times New Roman"/>
+          <w:sz w:val="24"/>
+          <w:szCs w:val="24"/>
+          <w:lang w:eastAsia="en-IN"/>
+        </w:rPr>
+        <w:br/>
+      </w:r>
+      <w:r>
+        <w:rPr>
+          <w:rFonts w:ascii="MS Gothic" w:eastAsia="MS Gothic" w:hAnsi="MS Gothic" w:cs="MS Gothic" w:hint="eastAsia"/>
+          <w:sz w:val="24"/>
+          <w:szCs w:val="24"/>
+          <w:lang w:eastAsia="en-IN"/>
+        </w:rPr>
+        <w:t>✔</w:t>
+      </w:r>
+      <w:r>
+        <w:rPr>
+          <w:rFonts w:ascii="Times New Roman" w:eastAsia="Times New Roman" w:hAnsi="Times New Roman" w:cs="Times New Roman"/>
+          <w:sz w:val="24"/>
+          <w:szCs w:val="24"/>
+          <w:lang w:eastAsia="en-IN"/>
+        </w:rPr>
+        <w:t xml:space="preserve"> No concept of previous/next row</w:t>
+      </w:r>
+    </w:p>
+    <w:p>
+      <w:pPr>
+        <w:spacing w:before="100" w:beforeAutospacing="1" w:after="100" w:afterAutospacing="1" w:line="240" w:lineRule="auto"/>
+        <w:outlineLvl w:val="2"/>
+        <w:rPr>
+          <w:rFonts w:ascii="Times New Roman" w:eastAsia="Times New Roman" w:hAnsi="Times New Roman" w:cs="Times New Roman"/>
+          <w:b/>
+          <w:bCs/>
+          <w:sz w:val="27"/>
+          <w:szCs w:val="27"/>
+          <w:lang w:eastAsia="en-IN"/>
+        </w:rPr>
+      </w:pPr>
+      <w:r>
+        <w:rPr>
+          <w:rFonts w:ascii="Times New Roman" w:eastAsia="Times New Roman" w:hAnsi="Times New Roman" w:cs="Times New Roman"/>
+          <w:b/>
+          <w:bCs/>
+          <w:sz w:val="27"/>
+          <w:szCs w:val="27"/>
+          <w:lang w:eastAsia="en-IN"/>
+        </w:rPr>
+        <w:t>Use cases</w:t>
+      </w:r>
+    </w:p>
+    <w:p>
+      <w:pPr>
+        <w:numPr>
+          <w:ilvl w:val="0"/>
+          <w:numId w:val="20"/>
+        </w:numPr>
+        <w:spacing w:before="100" w:beforeAutospacing="1" w:after="100" w:afterAutospacing="1" w:line="240" w:lineRule="auto"/>
+        <w:rPr>
+          <w:rFonts w:ascii="Times New Roman" w:eastAsia="Times New Roman" w:hAnsi="Times New Roman" w:cs="Times New Roman"/>
+          <w:sz w:val="24"/>
+          <w:szCs w:val="24"/>
+          <w:lang w:eastAsia="en-IN"/>
+        </w:rPr>
+      </w:pPr>
+      <w:r>
+        <w:rPr>
+          <w:rFonts w:ascii="Times New Roman" w:eastAsia="Times New Roman" w:hAnsi="Times New Roman" w:cs="Times New Roman"/>
+          <w:sz w:val="24"/>
+          <w:szCs w:val="24"/>
+          <w:lang w:eastAsia="en-IN"/>
+        </w:rPr>
+        <w:t>Total count per group</w:t>
+      </w:r>
+    </w:p>
+    <w:p>
+      <w:pPr>
+        <w:numPr>
+          <w:ilvl w:val="0"/>
+          <w:numId w:val="20"/>
+        </w:numPr>
+        <w:spacing w:before="100" w:beforeAutospacing="1" w:after="100" w:afterAutospacing="1" w:line="240" w:lineRule="auto"/>
+        <w:rPr>
+          <w:rFonts w:ascii="Times New Roman" w:eastAsia="Times New Roman" w:hAnsi="Times New Roman" w:cs="Times New Roman"/>
+          <w:sz w:val="24"/>
+          <w:szCs w:val="24"/>
+          <w:lang w:eastAsia="en-IN"/>
+        </w:rPr>
+      </w:pPr>
+      <w:r>
+        <w:rPr>
+          <w:rFonts w:ascii="Times New Roman" w:eastAsia="Times New Roman" w:hAnsi="Times New Roman" w:cs="Times New Roman"/>
+          <w:sz w:val="24"/>
+          <w:szCs w:val="24"/>
+          <w:lang w:eastAsia="en-IN"/>
+        </w:rPr>
+        <w:t>Sum per group</w:t>
+      </w:r>
+    </w:p>
+    <w:p>
+      <w:pPr>
+        <w:numPr>
+          <w:ilvl w:val="0"/>
+          <w:numId w:val="20"/>
+        </w:numPr>
+        <w:spacing w:before="100" w:beforeAutospacing="1" w:after="100" w:afterAutospacing="1" w:line="240" w:lineRule="auto"/>
+        <w:rPr>
+          <w:rFonts w:ascii="Times New Roman" w:eastAsia="Times New Roman" w:hAnsi="Times New Roman" w:cs="Times New Roman"/>
+          <w:sz w:val="24"/>
+          <w:szCs w:val="24"/>
+          <w:lang w:eastAsia="en-IN"/>
+        </w:rPr>
+      </w:pPr>
+      <w:r>
+        <w:rPr>
+          <w:rFonts w:ascii="Times New Roman" w:eastAsia="Times New Roman" w:hAnsi="Times New Roman" w:cs="Times New Roman"/>
+          <w:sz w:val="24"/>
+          <w:szCs w:val="24"/>
+          <w:lang w:eastAsia="en-IN"/>
+        </w:rPr>
+        <w:t>Max / Min per group (same value on every row)</w:t>
+      </w:r>
+    </w:p>
+    <w:p>
+      <w:pPr>
+        <w:spacing w:after="0" w:line="240" w:lineRule="auto"/>
+        <w:rPr>
+          <w:rFonts w:ascii="Times New Roman" w:eastAsia="Times New Roman" w:hAnsi="Times New Roman" w:cs="Times New Roman"/>
+          <w:sz w:val="24"/>
+          <w:szCs w:val="24"/>
+          <w:lang w:eastAsia="en-IN"/>
+        </w:rPr>
+      </w:pPr>
+      <w:r>
+        <w:rPr>
+          <w:rFonts w:ascii="Times New Roman" w:eastAsia="Times New Roman" w:hAnsi="Times New Roman" w:cs="Times New Roman"/>
+          <w:sz w:val="24"/>
+          <w:szCs w:val="24"/>
+          <w:lang w:eastAsia="en-IN"/>
+        </w:rPr>
+        <w:pict>
+          <v:rect id="_x0000_i1075" style="width:0;height:1.5pt" o:hralign="center" o:hrstd="t" o:hr="t" fillcolor="#a0a0a0" stroked="f"/>
+        </w:pict>
+      </w:r>
+    </w:p>
+    <w:p>
+      <w:pPr>
+        <w:spacing w:before="100" w:beforeAutospacing="1" w:after="100" w:afterAutospacing="1" w:line="240" w:lineRule="auto"/>
+        <w:outlineLvl w:val="1"/>
+        <w:rPr>
+          <w:rFonts w:ascii="Times New Roman" w:eastAsia="Times New Roman" w:hAnsi="Times New Roman" w:cs="Times New Roman"/>
+          <w:b/>
+          <w:bCs/>
+          <w:sz w:val="36"/>
+          <w:szCs w:val="36"/>
+          <w:lang w:eastAsia="en-IN"/>
+        </w:rPr>
+      </w:pPr>
+      <w:r>
+        <w:rPr>
+          <w:rFonts w:ascii="Times New Roman" w:eastAsia="Times New Roman" w:hAnsi="Times New Roman" w:cs="Times New Roman"/>
+          <w:b/>
+          <w:bCs/>
+          <w:sz w:val="36"/>
+          <w:szCs w:val="36"/>
+          <w:lang w:eastAsia="en-IN"/>
+        </w:rPr>
+        <w:lastRenderedPageBreak/>
+        <w:t>2</w:t>
+      </w:r>
+      <w:r>
+        <w:rPr>
+          <w:rFonts w:ascii="Times New Roman" w:eastAsia="Times New Roman" w:hAnsi="Times New Roman" w:cs="Times New Roman"/>
+          <w:b/>
+          <w:bCs/>
+          <w:sz w:val="36"/>
+          <w:szCs w:val="36"/>
+          <w:lang w:eastAsia="en-IN"/>
+        </w:rPr>
+        <w:t>.</w:t>
+      </w:r>
+      <w:r>
+        <w:rPr>
+          <w:rFonts w:ascii="Times New Roman" w:eastAsia="Times New Roman" w:hAnsi="Times New Roman" w:cs="Times New Roman"/>
+          <w:b/>
+          <w:bCs/>
+          <w:sz w:val="36"/>
+          <w:szCs w:val="36"/>
+          <w:lang w:eastAsia="en-IN"/>
+        </w:rPr>
+        <w:t xml:space="preserve"> Use ONLY ORDER BY</w:t>
+      </w:r>
+    </w:p>
+    <w:p>
+      <w:pPr>
+        <w:spacing w:before="100" w:beforeAutospacing="1" w:after="100" w:afterAutospacing="1" w:line="240" w:lineRule="auto"/>
+        <w:rPr>
+          <w:rFonts w:ascii="Times New Roman" w:eastAsia="Times New Roman" w:hAnsi="Times New Roman" w:cs="Times New Roman"/>
+          <w:noProof/>
+          <w:sz w:val="24"/>
+          <w:szCs w:val="24"/>
+          <w:lang w:eastAsia="en-IN"/>
+        </w:rPr>
+      </w:pPr>
+      <w:r>
+        <w:rPr>
+          <w:rFonts w:ascii="Times New Roman" w:eastAsia="Times New Roman" w:hAnsi="Times New Roman" w:cs="Times New Roman"/>
+          <w:noProof/>
+          <w:sz w:val="24"/>
+          <w:szCs w:val="24"/>
+          <w:lang w:eastAsia="en-IN"/>
+        </w:rPr>
+        <w:t xml:space="preserve">When you want </w:t>
+      </w:r>
+      <w:r>
+        <w:rPr>
+          <w:rFonts w:ascii="Times New Roman" w:eastAsia="Times New Roman" w:hAnsi="Times New Roman" w:cs="Times New Roman"/>
+          <w:b/>
+          <w:bCs/>
+          <w:noProof/>
+          <w:sz w:val="24"/>
+          <w:szCs w:val="24"/>
+          <w:lang w:eastAsia="en-IN"/>
+        </w:rPr>
+        <w:t>running / cumulative results across the whole table</w:t>
+      </w:r>
+      <w:r>
+        <w:rPr>
+          <w:rFonts w:ascii="Times New Roman" w:eastAsia="Times New Roman" w:hAnsi="Times New Roman" w:cs="Times New Roman"/>
+          <w:noProof/>
+          <w:sz w:val="24"/>
+          <w:szCs w:val="24"/>
+          <w:lang w:eastAsia="en-IN"/>
+        </w:rPr>
+        <w:t>.</w:t>
+      </w:r>
+    </w:p>
+    <w:p>
+      <w:pPr>
+        <w:spacing w:before="100" w:beforeAutospacing="1" w:after="100" w:afterAutospacing="1" w:line="240" w:lineRule="auto"/>
+        <w:outlineLvl w:val="2"/>
+        <w:rPr>
+          <w:rFonts w:ascii="Times New Roman" w:eastAsia="Times New Roman" w:hAnsi="Times New Roman" w:cs="Times New Roman"/>
+          <w:b/>
+          <w:bCs/>
+          <w:noProof/>
+          <w:sz w:val="27"/>
+          <w:szCs w:val="27"/>
+          <w:lang w:eastAsia="en-IN"/>
+        </w:rPr>
+      </w:pPr>
+      <w:r>
+        <w:rPr>
+          <w:rFonts w:ascii="Times New Roman" w:eastAsia="Times New Roman" w:hAnsi="Times New Roman" w:cs="Times New Roman"/>
+          <w:b/>
+          <w:bCs/>
+          <w:noProof/>
+          <w:sz w:val="27"/>
+          <w:szCs w:val="27"/>
+          <w:lang w:eastAsia="en-IN"/>
+        </w:rPr>
+        <w:t>Example: running total of all orders</w:t>
+      </w:r>
+    </w:p>
+    <w:p>
+      <w:pPr>
+        <w:tabs>
+          <w:tab w:val="left" w:pos="916"/>
+          <w:tab w:val="left" w:pos="1832"/>
+          <w:tab w:val="left" w:pos="2748"/>
+          <w:tab w:val="left" w:pos="3664"/>
+          <w:tab w:val="left" w:pos="4580"/>
+          <w:tab w:val="left" w:pos="5496"/>
+          <w:tab w:val="left" w:pos="6412"/>
+          <w:tab w:val="left" w:pos="7328"/>
+          <w:tab w:val="left" w:pos="8244"/>
+          <w:tab w:val="left" w:pos="9160"/>
+          <w:tab w:val="left" w:pos="10076"/>
+          <w:tab w:val="left" w:pos="10992"/>
+          <w:tab w:val="left" w:pos="11908"/>
+          <w:tab w:val="left" w:pos="12824"/>
+          <w:tab w:val="left" w:pos="13740"/>
+          <w:tab w:val="left" w:pos="14656"/>
+        </w:tabs>
+        <w:spacing w:after="0" w:line="240" w:lineRule="auto"/>
+        <w:rPr>
+          <w:rFonts w:ascii="Courier New" w:eastAsia="Times New Roman" w:hAnsi="Courier New" w:cs="Courier New"/>
+          <w:noProof/>
+          <w:sz w:val="20"/>
+          <w:szCs w:val="20"/>
+          <w:lang w:eastAsia="en-IN"/>
+        </w:rPr>
+      </w:pPr>
+      <w:r>
+        <w:rPr>
+          <w:rFonts w:ascii="Courier New" w:eastAsia="Times New Roman" w:hAnsi="Courier New" w:cs="Courier New"/>
+          <w:noProof/>
+          <w:sz w:val="20"/>
+          <w:szCs w:val="20"/>
+          <w:lang w:eastAsia="en-IN"/>
+        </w:rPr>
+        <w:t>SELECT</w:t>
+      </w:r>
+    </w:p>
+    <w:p>
+      <w:pPr>
+        <w:tabs>
+          <w:tab w:val="left" w:pos="916"/>
+          <w:tab w:val="left" w:pos="1832"/>
+          <w:tab w:val="left" w:pos="2748"/>
+          <w:tab w:val="left" w:pos="3664"/>
+          <w:tab w:val="left" w:pos="4580"/>
+          <w:tab w:val="left" w:pos="5496"/>
+          <w:tab w:val="left" w:pos="6412"/>
+          <w:tab w:val="left" w:pos="7328"/>
+          <w:tab w:val="left" w:pos="8244"/>
+          <w:tab w:val="left" w:pos="9160"/>
+          <w:tab w:val="left" w:pos="10076"/>
+          <w:tab w:val="left" w:pos="10992"/>
+          <w:tab w:val="left" w:pos="11908"/>
+          <w:tab w:val="left" w:pos="12824"/>
+          <w:tab w:val="left" w:pos="13740"/>
+          <w:tab w:val="left" w:pos="14656"/>
+        </w:tabs>
+        <w:spacing w:after="0" w:line="240" w:lineRule="auto"/>
+        <w:rPr>
+          <w:rFonts w:ascii="Courier New" w:eastAsia="Times New Roman" w:hAnsi="Courier New" w:cs="Courier New"/>
+          <w:noProof/>
+          <w:sz w:val="20"/>
+          <w:szCs w:val="20"/>
+          <w:lang w:eastAsia="en-IN"/>
+        </w:rPr>
+      </w:pPr>
+      <w:r>
+        <w:rPr>
+          <w:rFonts w:ascii="Courier New" w:eastAsia="Times New Roman" w:hAnsi="Courier New" w:cs="Courier New"/>
+          <w:noProof/>
+          <w:sz w:val="20"/>
+          <w:szCs w:val="20"/>
+          <w:lang w:eastAsia="en-IN"/>
+        </w:rPr>
+        <w:t xml:space="preserve">  id,</w:t>
+      </w:r>
+    </w:p>
+    <w:p>
+      <w:pPr>
+        <w:tabs>
+          <w:tab w:val="left" w:pos="916"/>
+          <w:tab w:val="left" w:pos="1832"/>
+          <w:tab w:val="left" w:pos="2748"/>
+          <w:tab w:val="left" w:pos="3664"/>
+          <w:tab w:val="left" w:pos="4580"/>
+          <w:tab w:val="left" w:pos="5496"/>
+          <w:tab w:val="left" w:pos="6412"/>
+          <w:tab w:val="left" w:pos="7328"/>
+          <w:tab w:val="left" w:pos="8244"/>
+          <w:tab w:val="left" w:pos="9160"/>
+          <w:tab w:val="left" w:pos="10076"/>
+          <w:tab w:val="left" w:pos="10992"/>
+          <w:tab w:val="left" w:pos="11908"/>
+          <w:tab w:val="left" w:pos="12824"/>
+          <w:tab w:val="left" w:pos="13740"/>
+          <w:tab w:val="left" w:pos="14656"/>
+        </w:tabs>
+        <w:spacing w:after="0" w:line="240" w:lineRule="auto"/>
+        <w:rPr>
+          <w:rFonts w:ascii="Courier New" w:eastAsia="Times New Roman" w:hAnsi="Courier New" w:cs="Courier New"/>
+          <w:noProof/>
+          <w:sz w:val="20"/>
+          <w:szCs w:val="20"/>
+          <w:lang w:eastAsia="en-IN"/>
+        </w:rPr>
+      </w:pPr>
+      <w:r>
+        <w:rPr>
+          <w:rFonts w:ascii="Courier New" w:eastAsia="Times New Roman" w:hAnsi="Courier New" w:cs="Courier New"/>
+          <w:noProof/>
+          <w:sz w:val="20"/>
+          <w:szCs w:val="20"/>
+          <w:lang w:eastAsia="en-IN"/>
+        </w:rPr>
+        <w:t xml:space="preserve">  order_date,</w:t>
+      </w:r>
+    </w:p>
+    <w:p>
+      <w:pPr>
+        <w:tabs>
+          <w:tab w:val="left" w:pos="916"/>
+          <w:tab w:val="left" w:pos="1832"/>
+          <w:tab w:val="left" w:pos="2748"/>
+          <w:tab w:val="left" w:pos="3664"/>
+          <w:tab w:val="left" w:pos="4580"/>
+          <w:tab w:val="left" w:pos="5496"/>
+          <w:tab w:val="left" w:pos="6412"/>
+          <w:tab w:val="left" w:pos="7328"/>
+          <w:tab w:val="left" w:pos="8244"/>
+          <w:tab w:val="left" w:pos="9160"/>
+          <w:tab w:val="left" w:pos="10076"/>
+          <w:tab w:val="left" w:pos="10992"/>
+          <w:tab w:val="left" w:pos="11908"/>
+          <w:tab w:val="left" w:pos="12824"/>
+          <w:tab w:val="left" w:pos="13740"/>
+          <w:tab w:val="left" w:pos="14656"/>
+        </w:tabs>
+        <w:spacing w:after="0" w:line="240" w:lineRule="auto"/>
+        <w:rPr>
+          <w:rFonts w:ascii="Courier New" w:eastAsia="Times New Roman" w:hAnsi="Courier New" w:cs="Courier New"/>
+          <w:noProof/>
+          <w:sz w:val="20"/>
+          <w:szCs w:val="20"/>
+          <w:lang w:eastAsia="en-IN"/>
+        </w:rPr>
+      </w:pPr>
+      <w:r>
+        <w:rPr>
+          <w:rFonts w:ascii="Courier New" w:eastAsia="Times New Roman" w:hAnsi="Courier New" w:cs="Courier New"/>
+          <w:noProof/>
+          <w:sz w:val="20"/>
+          <w:szCs w:val="20"/>
+          <w:lang w:eastAsia="en-IN"/>
+        </w:rPr>
+        <w:t xml:space="preserve">  SUM(amount) OVER (ORDER BY order_date) AS running_total</w:t>
+      </w:r>
+    </w:p>
+    <w:p>
+      <w:pPr>
+        <w:tabs>
+          <w:tab w:val="left" w:pos="916"/>
+          <w:tab w:val="left" w:pos="1832"/>
+          <w:tab w:val="left" w:pos="2748"/>
+          <w:tab w:val="left" w:pos="3664"/>
+          <w:tab w:val="left" w:pos="4580"/>
+          <w:tab w:val="left" w:pos="5496"/>
+          <w:tab w:val="left" w:pos="6412"/>
+          <w:tab w:val="left" w:pos="7328"/>
+          <w:tab w:val="left" w:pos="8244"/>
+          <w:tab w:val="left" w:pos="9160"/>
+          <w:tab w:val="left" w:pos="10076"/>
+          <w:tab w:val="left" w:pos="10992"/>
+          <w:tab w:val="left" w:pos="11908"/>
+          <w:tab w:val="left" w:pos="12824"/>
+          <w:tab w:val="left" w:pos="13740"/>
+          <w:tab w:val="left" w:pos="14656"/>
+        </w:tabs>
+        <w:spacing w:after="0" w:line="240" w:lineRule="auto"/>
+        <w:rPr>
+          <w:rFonts w:ascii="Courier New" w:eastAsia="Times New Roman" w:hAnsi="Courier New" w:cs="Courier New"/>
+          <w:noProof/>
+          <w:sz w:val="20"/>
+          <w:szCs w:val="20"/>
+          <w:lang w:eastAsia="en-IN"/>
+        </w:rPr>
+      </w:pPr>
+      <w:r>
+        <w:rPr>
+          <w:rFonts w:ascii="Courier New" w:eastAsia="Times New Roman" w:hAnsi="Courier New" w:cs="Courier New"/>
+          <w:noProof/>
+          <w:sz w:val="20"/>
+          <w:szCs w:val="20"/>
+          <w:lang w:eastAsia="en-IN"/>
+        </w:rPr>
+        <w:t>FROM orders;</w:t>
+      </w:r>
+    </w:p>
+    <w:p>
+      <w:pPr>
+        <w:spacing w:before="100" w:beforeAutospacing="1" w:after="100" w:afterAutospacing="1" w:line="240" w:lineRule="auto"/>
+        <w:outlineLvl w:val="2"/>
+        <w:rPr>
+          <w:rFonts w:ascii="Times New Roman" w:eastAsia="Times New Roman" w:hAnsi="Times New Roman" w:cs="Times New Roman"/>
+          <w:b/>
+          <w:bCs/>
+          <w:sz w:val="27"/>
+          <w:szCs w:val="27"/>
+          <w:lang w:eastAsia="en-IN"/>
+        </w:rPr>
+      </w:pPr>
+      <w:r>
+        <w:rPr>
+          <w:rFonts w:ascii="Times New Roman" w:eastAsia="Times New Roman" w:hAnsi="Times New Roman" w:cs="Times New Roman"/>
+          <w:b/>
+          <w:bCs/>
+          <w:sz w:val="27"/>
+          <w:szCs w:val="27"/>
+          <w:lang w:eastAsia="en-IN"/>
+        </w:rPr>
+        <w:t>What this means</w:t>
+      </w:r>
+    </w:p>
+    <w:p>
+      <w:pPr>
+        <w:numPr>
+          <w:ilvl w:val="0"/>
+          <w:numId w:val="21"/>
+        </w:numPr>
+        <w:spacing w:before="100" w:beforeAutospacing="1" w:after="100" w:afterAutospacing="1" w:line="240" w:lineRule="auto"/>
+        <w:rPr>
+          <w:rFonts w:ascii="Times New Roman" w:eastAsia="Times New Roman" w:hAnsi="Times New Roman" w:cs="Times New Roman"/>
+          <w:sz w:val="24"/>
+          <w:szCs w:val="24"/>
+          <w:lang w:eastAsia="en-IN"/>
+        </w:rPr>
+      </w:pPr>
+      <w:r>
+        <w:rPr>
+          <w:rFonts w:ascii="Times New Roman" w:eastAsia="Times New Roman" w:hAnsi="Times New Roman" w:cs="Times New Roman"/>
+          <w:sz w:val="24"/>
+          <w:szCs w:val="24"/>
+          <w:lang w:eastAsia="en-IN"/>
+        </w:rPr>
+        <w:t>No grouping</w:t>
+      </w:r>
+    </w:p>
+    <w:p>
+      <w:pPr>
+        <w:numPr>
+          <w:ilvl w:val="0"/>
+          <w:numId w:val="21"/>
+        </w:numPr>
+        <w:spacing w:before="100" w:beforeAutospacing="1" w:after="100" w:afterAutospacing="1" w:line="240" w:lineRule="auto"/>
+        <w:rPr>
+          <w:rFonts w:ascii="Times New Roman" w:eastAsia="Times New Roman" w:hAnsi="Times New Roman" w:cs="Times New Roman"/>
+          <w:sz w:val="24"/>
+          <w:szCs w:val="24"/>
+          <w:lang w:eastAsia="en-IN"/>
+        </w:rPr>
+      </w:pPr>
+      <w:r>
+        <w:rPr>
+          <w:rFonts w:ascii="Times New Roman" w:eastAsia="Times New Roman" w:hAnsi="Times New Roman" w:cs="Times New Roman"/>
+          <w:sz w:val="24"/>
+          <w:szCs w:val="24"/>
+          <w:lang w:eastAsia="en-IN"/>
+        </w:rPr>
+        <w:t>One continuous timeline</w:t>
+      </w:r>
+    </w:p>
+    <w:p>
+      <w:pPr>
+        <w:numPr>
+          <w:ilvl w:val="0"/>
+          <w:numId w:val="21"/>
+        </w:numPr>
+        <w:spacing w:before="100" w:beforeAutospacing="1" w:after="100" w:afterAutospacing="1" w:line="240" w:lineRule="auto"/>
+        <w:rPr>
+          <w:rFonts w:ascii="Times New Roman" w:eastAsia="Times New Roman" w:hAnsi="Times New Roman" w:cs="Times New Roman"/>
+          <w:sz w:val="24"/>
+          <w:szCs w:val="24"/>
+          <w:lang w:eastAsia="en-IN"/>
+        </w:rPr>
+      </w:pPr>
+      <w:r>
+        <w:rPr>
+          <w:rFonts w:ascii="Times New Roman" w:eastAsia="Times New Roman" w:hAnsi="Times New Roman" w:cs="Times New Roman"/>
+          <w:sz w:val="24"/>
+          <w:szCs w:val="24"/>
+          <w:lang w:eastAsia="en-IN"/>
+        </w:rPr>
+        <w:t>Each row builds on previous row</w:t>
+      </w:r>
+    </w:p>
+    <w:p>
+      <w:pPr>
+        <w:spacing w:before="100" w:beforeAutospacing="1" w:after="100" w:afterAutospacing="1" w:line="240" w:lineRule="auto"/>
+        <w:outlineLvl w:val="2"/>
+        <w:rPr>
+          <w:rFonts w:ascii="Times New Roman" w:eastAsia="Times New Roman" w:hAnsi="Times New Roman" w:cs="Times New Roman"/>
+          <w:b/>
+          <w:bCs/>
+          <w:sz w:val="27"/>
+          <w:szCs w:val="27"/>
+          <w:lang w:eastAsia="en-IN"/>
+        </w:rPr>
+      </w:pPr>
+      <w:r>
+        <w:rPr>
+          <w:rFonts w:ascii="Times New Roman" w:eastAsia="Times New Roman" w:hAnsi="Times New Roman" w:cs="Times New Roman"/>
+          <w:b/>
+          <w:bCs/>
+          <w:sz w:val="27"/>
+          <w:szCs w:val="27"/>
+          <w:lang w:eastAsia="en-IN"/>
+        </w:rPr>
+        <w:t>Use cases</w:t>
+      </w:r>
+    </w:p>
+    <w:p>
+      <w:pPr>
+        <w:numPr>
+          <w:ilvl w:val="0"/>
+          <w:numId w:val="22"/>
+        </w:numPr>
+        <w:spacing w:before="100" w:beforeAutospacing="1" w:after="100" w:afterAutospacing="1" w:line="240" w:lineRule="auto"/>
+        <w:rPr>
+          <w:rFonts w:ascii="Times New Roman" w:eastAsia="Times New Roman" w:hAnsi="Times New Roman" w:cs="Times New Roman"/>
+          <w:sz w:val="24"/>
+          <w:szCs w:val="24"/>
+          <w:lang w:eastAsia="en-IN"/>
+        </w:rPr>
+      </w:pPr>
+      <w:r>
+        <w:rPr>
+          <w:rFonts w:ascii="Times New Roman" w:eastAsia="Times New Roman" w:hAnsi="Times New Roman" w:cs="Times New Roman"/>
+          <w:sz w:val="24"/>
+          <w:szCs w:val="24"/>
+          <w:lang w:eastAsia="en-IN"/>
+        </w:rPr>
+        <w:t>Running totals</w:t>
+      </w:r>
+    </w:p>
+    <w:p>
+      <w:pPr>
+        <w:numPr>
+          <w:ilvl w:val="0"/>
+          <w:numId w:val="22"/>
+        </w:numPr>
+        <w:spacing w:before="100" w:beforeAutospacing="1" w:after="100" w:afterAutospacing="1" w:line="240" w:lineRule="auto"/>
+        <w:rPr>
+          <w:rFonts w:ascii="Times New Roman" w:eastAsia="Times New Roman" w:hAnsi="Times New Roman" w:cs="Times New Roman"/>
+          <w:sz w:val="24"/>
+          <w:szCs w:val="24"/>
+          <w:lang w:eastAsia="en-IN"/>
+        </w:rPr>
+      </w:pPr>
+      <w:r>
+        <w:rPr>
+          <w:rFonts w:ascii="Times New Roman" w:eastAsia="Times New Roman" w:hAnsi="Times New Roman" w:cs="Times New Roman"/>
+          <w:sz w:val="24"/>
+          <w:szCs w:val="24"/>
+          <w:lang w:eastAsia="en-IN"/>
+        </w:rPr>
+        <w:t>Global ranking</w:t>
+      </w:r>
+    </w:p>
+    <w:p>
+      <w:pPr>
+        <w:numPr>
+          <w:ilvl w:val="0"/>
+          <w:numId w:val="22"/>
+        </w:numPr>
+        <w:spacing w:before="100" w:beforeAutospacing="1" w:after="100" w:afterAutospacing="1" w:line="240" w:lineRule="auto"/>
+        <w:rPr>
+          <w:rFonts w:ascii="Times New Roman" w:eastAsia="Times New Roman" w:hAnsi="Times New Roman" w:cs="Times New Roman"/>
+          <w:sz w:val="24"/>
+          <w:szCs w:val="24"/>
+          <w:lang w:eastAsia="en-IN"/>
+        </w:rPr>
+      </w:pPr>
+      <w:r>
+        <w:rPr>
+          <w:rFonts w:ascii="Times New Roman" w:eastAsia="Times New Roman" w:hAnsi="Times New Roman" w:cs="Times New Roman"/>
+          <w:sz w:val="24"/>
+          <w:szCs w:val="24"/>
+          <w:lang w:eastAsia="en-IN"/>
+        </w:rPr>
+        <w:t>Time-based cumulative metrics</w:t>
+      </w:r>
+    </w:p>
+    <w:p>
+      <w:pPr>
+        <w:spacing w:after="0" w:line="240" w:lineRule="auto"/>
+        <w:rPr>
+          <w:rFonts w:ascii="Times New Roman" w:eastAsia="Times New Roman" w:hAnsi="Times New Roman" w:cs="Times New Roman"/>
+          <w:sz w:val="24"/>
+          <w:szCs w:val="24"/>
+          <w:lang w:eastAsia="en-IN"/>
+        </w:rPr>
+      </w:pPr>
+      <w:r>
+        <w:rPr>
+          <w:rFonts w:ascii="Times New Roman" w:eastAsia="Times New Roman" w:hAnsi="Times New Roman" w:cs="Times New Roman"/>
+          <w:sz w:val="24"/>
+          <w:szCs w:val="24"/>
+          <w:lang w:eastAsia="en-IN"/>
+        </w:rPr>
+        <w:pict>
+          <v:rect id="_x0000_i1076" style="width:0;height:1.5pt" o:hralign="center" o:hrstd="t" o:hr="t" fillcolor="#a0a0a0" stroked="f"/>
+        </w:pict>
+      </w:r>
+    </w:p>
+    <w:p>
+      <w:pPr>
+        <w:spacing w:before="100" w:beforeAutospacing="1" w:after="100" w:afterAutospacing="1" w:line="240" w:lineRule="auto"/>
+        <w:outlineLvl w:val="1"/>
+        <w:rPr>
+          <w:rFonts w:ascii="Times New Roman" w:eastAsia="Times New Roman" w:hAnsi="Times New Roman" w:cs="Times New Roman"/>
+          <w:b/>
+          <w:bCs/>
+          <w:sz w:val="36"/>
+          <w:szCs w:val="36"/>
+          <w:lang w:eastAsia="en-IN"/>
+        </w:rPr>
+      </w:pPr>
+      <w:r>
+        <w:rPr>
+          <w:rFonts w:ascii="Times New Roman" w:eastAsia="Times New Roman" w:hAnsi="Times New Roman" w:cs="Times New Roman"/>
+          <w:b/>
+          <w:bCs/>
+          <w:sz w:val="36"/>
+          <w:szCs w:val="36"/>
+          <w:lang w:eastAsia="en-IN"/>
+        </w:rPr>
+        <w:t>3</w:t>
+      </w:r>
+      <w:r>
+        <w:rPr>
+          <w:rFonts w:ascii="Times New Roman" w:eastAsia="Times New Roman" w:hAnsi="Times New Roman" w:cs="Times New Roman"/>
+          <w:b/>
+          <w:bCs/>
+          <w:sz w:val="36"/>
+          <w:szCs w:val="36"/>
+          <w:lang w:eastAsia="en-IN"/>
+        </w:rPr>
+        <w:t>.</w:t>
+      </w:r>
+      <w:r>
+        <w:rPr>
+          <w:rFonts w:ascii="Times New Roman" w:eastAsia="Times New Roman" w:hAnsi="Times New Roman" w:cs="Times New Roman"/>
+          <w:b/>
+          <w:bCs/>
+          <w:sz w:val="36"/>
+          <w:szCs w:val="36"/>
+          <w:lang w:eastAsia="en-IN"/>
+        </w:rPr>
+        <w:t xml:space="preserve"> Use BOTH PARTITION BY + ORDER BY (Most Common)</w:t>
+      </w:r>
+    </w:p>
+    <w:p>
+      <w:pPr>
+        <w:spacing w:before="100" w:beforeAutospacing="1" w:after="100" w:afterAutospacing="1" w:line="240" w:lineRule="auto"/>
+        <w:rPr>
+          <w:rFonts w:ascii="Times New Roman" w:eastAsia="Times New Roman" w:hAnsi="Times New Roman" w:cs="Times New Roman"/>
+          <w:noProof/>
+          <w:sz w:val="24"/>
+          <w:szCs w:val="24"/>
+          <w:lang w:eastAsia="en-IN"/>
+        </w:rPr>
+      </w:pPr>
+      <w:r>
+        <w:rPr>
+          <w:rFonts w:ascii="Times New Roman" w:eastAsia="Times New Roman" w:hAnsi="Times New Roman" w:cs="Times New Roman"/>
+          <w:noProof/>
+          <w:sz w:val="24"/>
+          <w:szCs w:val="24"/>
+          <w:lang w:eastAsia="en-IN"/>
+        </w:rPr>
+        <w:t xml:space="preserve">When you want </w:t>
+      </w:r>
+      <w:r>
+        <w:rPr>
+          <w:rFonts w:ascii="Times New Roman" w:eastAsia="Times New Roman" w:hAnsi="Times New Roman" w:cs="Times New Roman"/>
+          <w:b/>
+          <w:bCs/>
+          <w:noProof/>
+          <w:sz w:val="24"/>
+          <w:szCs w:val="24"/>
+          <w:lang w:eastAsia="en-IN"/>
+        </w:rPr>
+        <w:t>row-by-row comparison inside each group</w:t>
+      </w:r>
+      <w:r>
+        <w:rPr>
+          <w:rFonts w:ascii="Times New Roman" w:eastAsia="Times New Roman" w:hAnsi="Times New Roman" w:cs="Times New Roman"/>
+          <w:noProof/>
+          <w:sz w:val="24"/>
+          <w:szCs w:val="24"/>
+          <w:lang w:eastAsia="en-IN"/>
+        </w:rPr>
+        <w:t>.</w:t>
+      </w:r>
+    </w:p>
+    <w:p>
+      <w:pPr>
+        <w:spacing w:before="100" w:beforeAutospacing="1" w:after="100" w:afterAutospacing="1" w:line="240" w:lineRule="auto"/>
+        <w:outlineLvl w:val="2"/>
+        <w:rPr>
+          <w:rFonts w:ascii="Times New Roman" w:eastAsia="Times New Roman" w:hAnsi="Times New Roman" w:cs="Times New Roman"/>
+          <w:b/>
+          <w:bCs/>
+          <w:noProof/>
+          <w:sz w:val="27"/>
+          <w:szCs w:val="27"/>
+          <w:lang w:eastAsia="en-IN"/>
+        </w:rPr>
+      </w:pPr>
+      <w:r>
+        <w:rPr>
+          <w:rFonts w:ascii="Times New Roman" w:eastAsia="Times New Roman" w:hAnsi="Times New Roman" w:cs="Times New Roman"/>
+          <w:b/>
+          <w:bCs/>
+          <w:noProof/>
+          <w:sz w:val="27"/>
+          <w:szCs w:val="27"/>
+          <w:lang w:eastAsia="en-IN"/>
+        </w:rPr>
+        <w:t>Example: previous order date per customer</w:t>
+      </w:r>
+    </w:p>
+    <w:p>
+      <w:pPr>
+        <w:tabs>
+          <w:tab w:val="left" w:pos="916"/>
+          <w:tab w:val="left" w:pos="1832"/>
+          <w:tab w:val="left" w:pos="2748"/>
+          <w:tab w:val="left" w:pos="3664"/>
+          <w:tab w:val="left" w:pos="4580"/>
+          <w:tab w:val="left" w:pos="5496"/>
+          <w:tab w:val="left" w:pos="6412"/>
+          <w:tab w:val="left" w:pos="7328"/>
+          <w:tab w:val="left" w:pos="8244"/>
+          <w:tab w:val="left" w:pos="9160"/>
+          <w:tab w:val="left" w:pos="10076"/>
+          <w:tab w:val="left" w:pos="10992"/>
+          <w:tab w:val="left" w:pos="11908"/>
+          <w:tab w:val="left" w:pos="12824"/>
+          <w:tab w:val="left" w:pos="13740"/>
+          <w:tab w:val="left" w:pos="14656"/>
+        </w:tabs>
+        <w:spacing w:after="0" w:line="240" w:lineRule="auto"/>
+        <w:rPr>
+          <w:rFonts w:ascii="Courier New" w:eastAsia="Times New Roman" w:hAnsi="Courier New" w:cs="Courier New"/>
+          <w:noProof/>
+          <w:sz w:val="20"/>
+          <w:szCs w:val="20"/>
+          <w:lang w:eastAsia="en-IN"/>
+        </w:rPr>
+      </w:pPr>
+      <w:r>
+        <w:rPr>
+          <w:rFonts w:ascii="Courier New" w:eastAsia="Times New Roman" w:hAnsi="Courier New" w:cs="Courier New"/>
+          <w:noProof/>
+          <w:sz w:val="20"/>
+          <w:szCs w:val="20"/>
+          <w:lang w:eastAsia="en-IN"/>
+        </w:rPr>
+        <w:t>SELECT</w:t>
+      </w:r>
+    </w:p>
+    <w:p>
+      <w:pPr>
+        <w:tabs>
+          <w:tab w:val="left" w:pos="916"/>
+          <w:tab w:val="left" w:pos="1832"/>
+          <w:tab w:val="left" w:pos="2748"/>
+          <w:tab w:val="left" w:pos="3664"/>
+          <w:tab w:val="left" w:pos="4580"/>
+          <w:tab w:val="left" w:pos="5496"/>
+          <w:tab w:val="left" w:pos="6412"/>
+          <w:tab w:val="left" w:pos="7328"/>
+          <w:tab w:val="left" w:pos="8244"/>
+          <w:tab w:val="left" w:pos="9160"/>
+          <w:tab w:val="left" w:pos="10076"/>
+          <w:tab w:val="left" w:pos="10992"/>
+          <w:tab w:val="left" w:pos="11908"/>
+          <w:tab w:val="left" w:pos="12824"/>
+          <w:tab w:val="left" w:pos="13740"/>
+          <w:tab w:val="left" w:pos="14656"/>
+        </w:tabs>
+        <w:spacing w:after="0" w:line="240" w:lineRule="auto"/>
+        <w:rPr>
+          <w:rFonts w:ascii="Courier New" w:eastAsia="Times New Roman" w:hAnsi="Courier New" w:cs="Courier New"/>
+          <w:noProof/>
+          <w:sz w:val="20"/>
+          <w:szCs w:val="20"/>
+          <w:lang w:eastAsia="en-IN"/>
+        </w:rPr>
+      </w:pPr>
+      <w:r>
+        <w:rPr>
+          <w:rFonts w:ascii="Courier New" w:eastAsia="Times New Roman" w:hAnsi="Courier New" w:cs="Courier New"/>
+          <w:noProof/>
+          <w:sz w:val="20"/>
+          <w:szCs w:val="20"/>
+          <w:lang w:eastAsia="en-IN"/>
+        </w:rPr>
+        <w:t xml:space="preserve">  id,</w:t>
+      </w:r>
+    </w:p>
+    <w:p>
+      <w:pPr>
+        <w:tabs>
+          <w:tab w:val="left" w:pos="916"/>
+          <w:tab w:val="left" w:pos="1832"/>
+          <w:tab w:val="left" w:pos="2748"/>
+          <w:tab w:val="left" w:pos="3664"/>
+          <w:tab w:val="left" w:pos="4580"/>
+          <w:tab w:val="left" w:pos="5496"/>
+          <w:tab w:val="left" w:pos="6412"/>
+          <w:tab w:val="left" w:pos="7328"/>
+          <w:tab w:val="left" w:pos="8244"/>
+          <w:tab w:val="left" w:pos="9160"/>
+          <w:tab w:val="left" w:pos="10076"/>
+          <w:tab w:val="left" w:pos="10992"/>
+          <w:tab w:val="left" w:pos="11908"/>
+          <w:tab w:val="left" w:pos="12824"/>
+          <w:tab w:val="left" w:pos="13740"/>
+          <w:tab w:val="left" w:pos="14656"/>
+        </w:tabs>
+        <w:spacing w:after="0" w:line="240" w:lineRule="auto"/>
+        <w:rPr>
+          <w:rFonts w:ascii="Courier New" w:eastAsia="Times New Roman" w:hAnsi="Courier New" w:cs="Courier New"/>
+          <w:noProof/>
+          <w:sz w:val="20"/>
+          <w:szCs w:val="20"/>
+          <w:lang w:eastAsia="en-IN"/>
+        </w:rPr>
+      </w:pPr>
+      <w:r>
+        <w:rPr>
+          <w:rFonts w:ascii="Courier New" w:eastAsia="Times New Roman" w:hAnsi="Courier New" w:cs="Courier New"/>
+          <w:noProof/>
+          <w:sz w:val="20"/>
+          <w:szCs w:val="20"/>
+          <w:lang w:eastAsia="en-IN"/>
+        </w:rPr>
+        <w:t xml:space="preserve">  Custid,</w:t>
+      </w:r>
+    </w:p>
+    <w:p>
+      <w:pPr>
+        <w:tabs>
+          <w:tab w:val="left" w:pos="916"/>
+          <w:tab w:val="left" w:pos="1832"/>
+          <w:tab w:val="left" w:pos="2748"/>
+          <w:tab w:val="left" w:pos="3664"/>
+          <w:tab w:val="left" w:pos="4580"/>
+          <w:tab w:val="left" w:pos="5496"/>
+          <w:tab w:val="left" w:pos="6412"/>
+          <w:tab w:val="left" w:pos="7328"/>
+          <w:tab w:val="left" w:pos="8244"/>
+          <w:tab w:val="left" w:pos="9160"/>
+          <w:tab w:val="left" w:pos="10076"/>
+          <w:tab w:val="left" w:pos="10992"/>
+          <w:tab w:val="left" w:pos="11908"/>
+          <w:tab w:val="left" w:pos="12824"/>
+          <w:tab w:val="left" w:pos="13740"/>
+          <w:tab w:val="left" w:pos="14656"/>
+        </w:tabs>
+        <w:spacing w:after="0" w:line="240" w:lineRule="auto"/>
+        <w:rPr>
+          <w:rFonts w:ascii="Courier New" w:eastAsia="Times New Roman" w:hAnsi="Courier New" w:cs="Courier New"/>
+          <w:noProof/>
+          <w:sz w:val="20"/>
+          <w:szCs w:val="20"/>
+          <w:lang w:eastAsia="en-IN"/>
+        </w:rPr>
+      </w:pPr>
+      <w:r>
+        <w:rPr>
+          <w:rFonts w:ascii="Courier New" w:eastAsia="Times New Roman" w:hAnsi="Courier New" w:cs="Courier New"/>
+          <w:noProof/>
+          <w:sz w:val="20"/>
+          <w:szCs w:val="20"/>
+          <w:lang w:eastAsia="en-IN"/>
+        </w:rPr>
+        <w:t xml:space="preserve">  order_date,</w:t>
+      </w:r>
+    </w:p>
+    <w:p>
+      <w:pPr>
+        <w:tabs>
+          <w:tab w:val="left" w:pos="916"/>
+          <w:tab w:val="left" w:pos="1832"/>
+          <w:tab w:val="left" w:pos="2748"/>
+          <w:tab w:val="left" w:pos="3664"/>
+          <w:tab w:val="left" w:pos="4580"/>
+          <w:tab w:val="left" w:pos="5496"/>
+          <w:tab w:val="left" w:pos="6412"/>
+          <w:tab w:val="left" w:pos="7328"/>
+          <w:tab w:val="left" w:pos="8244"/>
+          <w:tab w:val="left" w:pos="9160"/>
+          <w:tab w:val="left" w:pos="10076"/>
+          <w:tab w:val="left" w:pos="10992"/>
+          <w:tab w:val="left" w:pos="11908"/>
+          <w:tab w:val="left" w:pos="12824"/>
+          <w:tab w:val="left" w:pos="13740"/>
+          <w:tab w:val="left" w:pos="14656"/>
+        </w:tabs>
+        <w:spacing w:after="0" w:line="240" w:lineRule="auto"/>
+        <w:rPr>
+          <w:rFonts w:ascii="Courier New" w:eastAsia="Times New Roman" w:hAnsi="Courier New" w:cs="Courier New"/>
+          <w:noProof/>
+          <w:sz w:val="20"/>
+          <w:szCs w:val="20"/>
+          <w:lang w:eastAsia="en-IN"/>
+        </w:rPr>
+      </w:pPr>
+      <w:r>
+        <w:rPr>
+          <w:rFonts w:ascii="Courier New" w:eastAsia="Times New Roman" w:hAnsi="Courier New" w:cs="Courier New"/>
+          <w:noProof/>
+          <w:sz w:val="20"/>
+          <w:szCs w:val="20"/>
+          <w:lang w:eastAsia="en-IN"/>
+        </w:rPr>
+        <w:t xml:space="preserve">  LAG(order_date) OVER (</w:t>
+      </w:r>
+    </w:p>
+    <w:p>
+      <w:pPr>
+        <w:tabs>
+          <w:tab w:val="left" w:pos="916"/>
+          <w:tab w:val="left" w:pos="1832"/>
+          <w:tab w:val="left" w:pos="2748"/>
+          <w:tab w:val="left" w:pos="3664"/>
+          <w:tab w:val="left" w:pos="4580"/>
+          <w:tab w:val="left" w:pos="5496"/>
+          <w:tab w:val="left" w:pos="6412"/>
+          <w:tab w:val="left" w:pos="7328"/>
+          <w:tab w:val="left" w:pos="8244"/>
+          <w:tab w:val="left" w:pos="9160"/>
+          <w:tab w:val="left" w:pos="10076"/>
+          <w:tab w:val="left" w:pos="10992"/>
+          <w:tab w:val="left" w:pos="11908"/>
+          <w:tab w:val="left" w:pos="12824"/>
+          <w:tab w:val="left" w:pos="13740"/>
+          <w:tab w:val="left" w:pos="14656"/>
+        </w:tabs>
+        <w:spacing w:after="0" w:line="240" w:lineRule="auto"/>
+        <w:rPr>
+          <w:rFonts w:ascii="Courier New" w:eastAsia="Times New Roman" w:hAnsi="Courier New" w:cs="Courier New"/>
+          <w:noProof/>
+          <w:sz w:val="20"/>
+          <w:szCs w:val="20"/>
+          <w:lang w:eastAsia="en-IN"/>
+        </w:rPr>
+      </w:pPr>
+      <w:r>
+        <w:rPr>
+          <w:rFonts w:ascii="Courier New" w:eastAsia="Times New Roman" w:hAnsi="Courier New" w:cs="Courier New"/>
+          <w:noProof/>
+          <w:sz w:val="20"/>
+          <w:szCs w:val="20"/>
+          <w:lang w:eastAsia="en-IN"/>
+        </w:rPr>
+        <w:t xml:space="preserve">    PARTITION BY Custid</w:t>
+      </w:r>
+    </w:p>
+    <w:p>
+      <w:pPr>
+        <w:tabs>
+          <w:tab w:val="left" w:pos="916"/>
+          <w:tab w:val="left" w:pos="1832"/>
+          <w:tab w:val="left" w:pos="2748"/>
+          <w:tab w:val="left" w:pos="3664"/>
+          <w:tab w:val="left" w:pos="4580"/>
+          <w:tab w:val="left" w:pos="5496"/>
+          <w:tab w:val="left" w:pos="6412"/>
+          <w:tab w:val="left" w:pos="7328"/>
+          <w:tab w:val="left" w:pos="8244"/>
+          <w:tab w:val="left" w:pos="9160"/>
+          <w:tab w:val="left" w:pos="10076"/>
+          <w:tab w:val="left" w:pos="10992"/>
+          <w:tab w:val="left" w:pos="11908"/>
+          <w:tab w:val="left" w:pos="12824"/>
+          <w:tab w:val="left" w:pos="13740"/>
+          <w:tab w:val="left" w:pos="14656"/>
+        </w:tabs>
+        <w:spacing w:after="0" w:line="240" w:lineRule="auto"/>
+        <w:rPr>
+          <w:rFonts w:ascii="Courier New" w:eastAsia="Times New Roman" w:hAnsi="Courier New" w:cs="Courier New"/>
+          <w:noProof/>
+          <w:sz w:val="20"/>
+          <w:szCs w:val="20"/>
+          <w:lang w:eastAsia="en-IN"/>
+        </w:rPr>
+      </w:pPr>
+      <w:r>
+        <w:rPr>
+          <w:rFonts w:ascii="Courier New" w:eastAsia="Times New Roman" w:hAnsi="Courier New" w:cs="Courier New"/>
+          <w:noProof/>
+          <w:sz w:val="20"/>
+          <w:szCs w:val="20"/>
+          <w:lang w:eastAsia="en-IN"/>
+        </w:rPr>
+        <w:t xml:space="preserve">    ORDER BY order_date</w:t>
+      </w:r>
+    </w:p>
+    <w:p>
+      <w:pPr>
+        <w:tabs>
+          <w:tab w:val="left" w:pos="916"/>
+          <w:tab w:val="left" w:pos="1832"/>
+          <w:tab w:val="left" w:pos="2748"/>
+          <w:tab w:val="left" w:pos="3664"/>
+          <w:tab w:val="left" w:pos="4580"/>
+          <w:tab w:val="left" w:pos="5496"/>
+          <w:tab w:val="left" w:pos="6412"/>
+          <w:tab w:val="left" w:pos="7328"/>
+          <w:tab w:val="left" w:pos="8244"/>
+          <w:tab w:val="left" w:pos="9160"/>
+          <w:tab w:val="left" w:pos="10076"/>
+          <w:tab w:val="left" w:pos="10992"/>
+          <w:tab w:val="left" w:pos="11908"/>
+          <w:tab w:val="left" w:pos="12824"/>
+          <w:tab w:val="left" w:pos="13740"/>
+          <w:tab w:val="left" w:pos="14656"/>
+        </w:tabs>
+        <w:spacing w:after="0" w:line="240" w:lineRule="auto"/>
+        <w:rPr>
+          <w:rFonts w:ascii="Courier New" w:eastAsia="Times New Roman" w:hAnsi="Courier New" w:cs="Courier New"/>
+          <w:noProof/>
+          <w:sz w:val="20"/>
+          <w:szCs w:val="20"/>
+          <w:lang w:eastAsia="en-IN"/>
+        </w:rPr>
+      </w:pPr>
+      <w:r>
+        <w:rPr>
+          <w:rFonts w:ascii="Courier New" w:eastAsia="Times New Roman" w:hAnsi="Courier New" w:cs="Courier New"/>
+          <w:noProof/>
+          <w:sz w:val="20"/>
+          <w:szCs w:val="20"/>
+          <w:lang w:eastAsia="en-IN"/>
+        </w:rPr>
+        <w:t xml:space="preserve">  ) AS prev_order_date</w:t>
+      </w:r>
+    </w:p>
+    <w:p>
+      <w:pPr>
+        <w:tabs>
+          <w:tab w:val="left" w:pos="916"/>
+          <w:tab w:val="left" w:pos="1832"/>
+          <w:tab w:val="left" w:pos="2748"/>
+          <w:tab w:val="left" w:pos="3664"/>
+          <w:tab w:val="left" w:pos="4580"/>
+          <w:tab w:val="left" w:pos="5496"/>
+          <w:tab w:val="left" w:pos="6412"/>
+          <w:tab w:val="left" w:pos="7328"/>
+          <w:tab w:val="left" w:pos="8244"/>
+          <w:tab w:val="left" w:pos="9160"/>
+          <w:tab w:val="left" w:pos="10076"/>
+          <w:tab w:val="left" w:pos="10992"/>
+          <w:tab w:val="left" w:pos="11908"/>
+          <w:tab w:val="left" w:pos="12824"/>
+          <w:tab w:val="left" w:pos="13740"/>
+          <w:tab w:val="left" w:pos="14656"/>
+        </w:tabs>
+        <w:spacing w:after="0" w:line="240" w:lineRule="auto"/>
+        <w:rPr>
+          <w:rFonts w:ascii="Courier New" w:eastAsia="Times New Roman" w:hAnsi="Courier New" w:cs="Courier New"/>
+          <w:noProof/>
+          <w:sz w:val="20"/>
+          <w:szCs w:val="20"/>
+          <w:lang w:eastAsia="en-IN"/>
+        </w:rPr>
+      </w:pPr>
+      <w:r>
+        <w:rPr>
+          <w:rFonts w:ascii="Courier New" w:eastAsia="Times New Roman" w:hAnsi="Courier New" w:cs="Courier New"/>
+          <w:noProof/>
+          <w:sz w:val="20"/>
+          <w:szCs w:val="20"/>
+          <w:lang w:eastAsia="en-IN"/>
+        </w:rPr>
+        <w:t>FROM orders;</w:t>
+      </w:r>
+    </w:p>
+    <w:p>
+      <w:pPr>
+        <w:spacing w:before="100" w:beforeAutospacing="1" w:after="100" w:afterAutospacing="1" w:line="240" w:lineRule="auto"/>
+        <w:outlineLvl w:val="2"/>
+        <w:rPr>
+          <w:rFonts w:ascii="Times New Roman" w:eastAsia="Times New Roman" w:hAnsi="Times New Roman" w:cs="Times New Roman"/>
+          <w:b/>
+          <w:bCs/>
+          <w:sz w:val="27"/>
+          <w:szCs w:val="27"/>
+          <w:lang w:eastAsia="en-IN"/>
+        </w:rPr>
+      </w:pPr>
+      <w:r>
+        <w:rPr>
+          <w:rFonts w:ascii="Times New Roman" w:eastAsia="Times New Roman" w:hAnsi="Times New Roman" w:cs="Times New Roman"/>
+          <w:b/>
+          <w:bCs/>
+          <w:sz w:val="27"/>
+          <w:szCs w:val="27"/>
+          <w:lang w:eastAsia="en-IN"/>
+        </w:rPr>
+        <w:t>What happens</w:t>
+      </w:r>
+    </w:p>
+    <w:p>
+      <w:pPr>
+        <w:numPr>
+          <w:ilvl w:val="0"/>
+          <w:numId w:val="23"/>
+        </w:numPr>
+        <w:spacing w:before="100" w:beforeAutospacing="1" w:after="100" w:afterAutospacing="1" w:line="240" w:lineRule="auto"/>
+        <w:rPr>
+          <w:rFonts w:ascii="Times New Roman" w:eastAsia="Times New Roman" w:hAnsi="Times New Roman" w:cs="Times New Roman"/>
+          <w:sz w:val="24"/>
+          <w:szCs w:val="24"/>
+          <w:lang w:eastAsia="en-IN"/>
+        </w:rPr>
+      </w:pPr>
+      <w:r>
+        <w:rPr>
+          <w:rFonts w:ascii="Times New Roman" w:eastAsia="Times New Roman" w:hAnsi="Times New Roman" w:cs="Times New Roman"/>
+          <w:sz w:val="24"/>
+          <w:szCs w:val="24"/>
+          <w:lang w:eastAsia="en-IN"/>
+        </w:rPr>
+        <w:t xml:space="preserve">Data is split by </w:t>
+      </w:r>
+      <w:r>
+        <w:rPr>
+          <w:rFonts w:ascii="Courier New" w:eastAsia="Times New Roman" w:hAnsi="Courier New" w:cs="Courier New"/>
+          <w:sz w:val="20"/>
+          <w:szCs w:val="20"/>
+          <w:lang w:eastAsia="en-IN"/>
+        </w:rPr>
+        <w:t>Custid</w:t>
+      </w:r>
+    </w:p>
+    <w:p>
+      <w:pPr>
+        <w:numPr>
+          <w:ilvl w:val="0"/>
+          <w:numId w:val="23"/>
+        </w:numPr>
+        <w:spacing w:before="100" w:beforeAutospacing="1" w:after="100" w:afterAutospacing="1" w:line="240" w:lineRule="auto"/>
+        <w:rPr>
+          <w:rFonts w:ascii="Times New Roman" w:eastAsia="Times New Roman" w:hAnsi="Times New Roman" w:cs="Times New Roman"/>
+          <w:sz w:val="24"/>
+          <w:szCs w:val="24"/>
+          <w:lang w:eastAsia="en-IN"/>
+        </w:rPr>
+      </w:pPr>
+      <w:r>
+        <w:rPr>
+          <w:rFonts w:ascii="Times New Roman" w:eastAsia="Times New Roman" w:hAnsi="Times New Roman" w:cs="Times New Roman"/>
+          <w:sz w:val="24"/>
+          <w:szCs w:val="24"/>
+          <w:lang w:eastAsia="en-IN"/>
+        </w:rPr>
+        <w:t>Inside each customer → ordered by date</w:t>
+      </w:r>
+    </w:p>
+    <w:p>
+      <w:pPr>
+        <w:numPr>
+          <w:ilvl w:val="0"/>
+          <w:numId w:val="23"/>
+        </w:numPr>
+        <w:spacing w:before="100" w:beforeAutospacing="1" w:after="100" w:afterAutospacing="1" w:line="240" w:lineRule="auto"/>
+        <w:rPr>
+          <w:rFonts w:ascii="Times New Roman" w:eastAsia="Times New Roman" w:hAnsi="Times New Roman" w:cs="Times New Roman"/>
+          <w:sz w:val="24"/>
+          <w:szCs w:val="24"/>
+          <w:lang w:eastAsia="en-IN"/>
+        </w:rPr>
+      </w:pPr>
+      <w:r>
+        <w:rPr>
+          <w:rFonts w:ascii="Courier New" w:eastAsia="Times New Roman" w:hAnsi="Courier New" w:cs="Courier New"/>
+          <w:sz w:val="20"/>
+          <w:szCs w:val="20"/>
+          <w:lang w:eastAsia="en-IN"/>
+        </w:rPr>
+        <w:t>LAG()</w:t>
+      </w:r>
+      <w:r>
+        <w:rPr>
+          <w:rFonts w:ascii="Times New Roman" w:eastAsia="Times New Roman" w:hAnsi="Times New Roman" w:cs="Times New Roman"/>
+          <w:sz w:val="24"/>
+          <w:szCs w:val="24"/>
+          <w:lang w:eastAsia="en-IN"/>
+        </w:rPr>
+        <w:t xml:space="preserve"> looks at previous row </w:t>
+      </w:r>
+      <w:r>
+        <w:rPr>
+          <w:rFonts w:ascii="Times New Roman" w:eastAsia="Times New Roman" w:hAnsi="Times New Roman" w:cs="Times New Roman"/>
+          <w:b/>
+          <w:bCs/>
+          <w:sz w:val="24"/>
+          <w:szCs w:val="24"/>
+          <w:lang w:eastAsia="en-IN"/>
+        </w:rPr>
+        <w:t>within that customer</w:t>
+      </w:r>
+    </w:p>
+    <w:p>
+      <w:pPr>
+        <w:spacing w:before="100" w:beforeAutospacing="1" w:after="100" w:afterAutospacing="1" w:line="240" w:lineRule="auto"/>
+        <w:outlineLvl w:val="2"/>
+        <w:rPr>
+          <w:rFonts w:ascii="Times New Roman" w:eastAsia="Times New Roman" w:hAnsi="Times New Roman" w:cs="Times New Roman"/>
+          <w:b/>
+          <w:bCs/>
+          <w:sz w:val="27"/>
+          <w:szCs w:val="27"/>
+          <w:lang w:eastAsia="en-IN"/>
+        </w:rPr>
+      </w:pPr>
+      <w:r>
+        <w:rPr>
+          <w:rFonts w:ascii="Times New Roman" w:eastAsia="Times New Roman" w:hAnsi="Times New Roman" w:cs="Times New Roman"/>
+          <w:b/>
+          <w:bCs/>
+          <w:sz w:val="27"/>
+          <w:szCs w:val="27"/>
+          <w:lang w:eastAsia="en-IN"/>
+        </w:rPr>
+        <w:t>Use cases</w:t>
+      </w:r>
+    </w:p>
+    <w:p>
+      <w:pPr>
+        <w:numPr>
+          <w:ilvl w:val="0"/>
+          <w:numId w:val="24"/>
+        </w:numPr>
+        <w:spacing w:before="100" w:beforeAutospacing="1" w:after="100" w:afterAutospacing="1" w:line="240" w:lineRule="auto"/>
+        <w:rPr>
+          <w:rFonts w:ascii="Times New Roman" w:eastAsia="Times New Roman" w:hAnsi="Times New Roman" w:cs="Times New Roman"/>
+          <w:sz w:val="24"/>
+          <w:szCs w:val="24"/>
+          <w:lang w:eastAsia="en-IN"/>
+        </w:rPr>
+      </w:pPr>
+      <w:r>
+        <w:rPr>
+          <w:rFonts w:ascii="Times New Roman" w:eastAsia="Times New Roman" w:hAnsi="Times New Roman" w:cs="Times New Roman"/>
+          <w:sz w:val="24"/>
+          <w:szCs w:val="24"/>
+          <w:lang w:eastAsia="en-IN"/>
+        </w:rPr>
+        <w:lastRenderedPageBreak/>
+        <w:t>LAG / LEAD</w:t>
+      </w:r>
+    </w:p>
+    <w:p>
+      <w:pPr>
+        <w:numPr>
+          <w:ilvl w:val="0"/>
+          <w:numId w:val="24"/>
+        </w:numPr>
+        <w:spacing w:before="100" w:beforeAutospacing="1" w:after="100" w:afterAutospacing="1" w:line="240" w:lineRule="auto"/>
+        <w:rPr>
+          <w:rFonts w:ascii="Times New Roman" w:eastAsia="Times New Roman" w:hAnsi="Times New Roman" w:cs="Times New Roman"/>
+          <w:sz w:val="24"/>
+          <w:szCs w:val="24"/>
+          <w:lang w:eastAsia="en-IN"/>
+        </w:rPr>
+      </w:pPr>
+      <w:r>
+        <w:rPr>
+          <w:rFonts w:ascii="Times New Roman" w:eastAsia="Times New Roman" w:hAnsi="Times New Roman" w:cs="Times New Roman"/>
+          <w:sz w:val="24"/>
+          <w:szCs w:val="24"/>
+          <w:lang w:eastAsia="en-IN"/>
+        </w:rPr>
+        <w:t>Row-to-row comparison</w:t>
+      </w:r>
+    </w:p>
+    <w:p>
+      <w:pPr>
+        <w:numPr>
+          <w:ilvl w:val="0"/>
+          <w:numId w:val="24"/>
+        </w:numPr>
+        <w:spacing w:before="100" w:beforeAutospacing="1" w:after="100" w:afterAutospacing="1" w:line="240" w:lineRule="auto"/>
+        <w:rPr>
+          <w:rFonts w:ascii="Times New Roman" w:eastAsia="Times New Roman" w:hAnsi="Times New Roman" w:cs="Times New Roman"/>
+          <w:sz w:val="24"/>
+          <w:szCs w:val="24"/>
+          <w:lang w:eastAsia="en-IN"/>
+        </w:rPr>
+      </w:pPr>
+      <w:r>
+        <w:rPr>
+          <w:rFonts w:ascii="Times New Roman" w:eastAsia="Times New Roman" w:hAnsi="Times New Roman" w:cs="Times New Roman"/>
+          <w:sz w:val="24"/>
+          <w:szCs w:val="24"/>
+          <w:lang w:eastAsia="en-IN"/>
+        </w:rPr>
+        <w:t>Ranking per group</w:t>
+      </w:r>
+    </w:p>
+    <w:p>
+      <w:pPr>
+        <w:numPr>
+          <w:ilvl w:val="0"/>
+          <w:numId w:val="24"/>
+        </w:numPr>
+        <w:spacing w:before="100" w:beforeAutospacing="1" w:after="100" w:afterAutospacing="1" w:line="240" w:lineRule="auto"/>
+        <w:rPr>
+          <w:rFonts w:ascii="Times New Roman" w:eastAsia="Times New Roman" w:hAnsi="Times New Roman" w:cs="Times New Roman"/>
+          <w:sz w:val="24"/>
+          <w:szCs w:val="24"/>
+          <w:lang w:eastAsia="en-IN"/>
+        </w:rPr>
+      </w:pPr>
+      <w:r>
+        <w:rPr>
+          <w:rFonts w:ascii="Times New Roman" w:eastAsia="Times New Roman" w:hAnsi="Times New Roman" w:cs="Times New Roman"/>
+          <w:sz w:val="24"/>
+          <w:szCs w:val="24"/>
+          <w:lang w:eastAsia="en-IN"/>
+        </w:rPr>
+        <w:t>Deduplication logic</w:t>
+      </w:r>
+    </w:p>
+    <w:p>
+      <w:pPr>
+        <w:spacing w:after="0" w:line="240" w:lineRule="auto"/>
+        <w:rPr>
+          <w:rFonts w:ascii="Times New Roman" w:eastAsia="Times New Roman" w:hAnsi="Times New Roman" w:cs="Times New Roman"/>
+          <w:sz w:val="24"/>
+          <w:szCs w:val="24"/>
+          <w:lang w:eastAsia="en-IN"/>
+        </w:rPr>
+      </w:pPr>
+      <w:r>
+        <w:rPr>
+          <w:rFonts w:ascii="Times New Roman" w:eastAsia="Times New Roman" w:hAnsi="Times New Roman" w:cs="Times New Roman"/>
+          <w:sz w:val="24"/>
+          <w:szCs w:val="24"/>
+          <w:lang w:eastAsia="en-IN"/>
+        </w:rPr>
+        <w:pict>
+          <v:rect id="_x0000_i1077" style="width:0;height:1.5pt" o:hralign="center" o:hrstd="t" o:hr="t" fillcolor="#a0a0a0" stroked="f"/>
+        </w:pict>
+      </w:r>
+    </w:p>
+    <w:p>
+      <w:pPr>
+        <w:spacing w:before="100" w:beforeAutospacing="1" w:after="100" w:afterAutospacing="1" w:line="240" w:lineRule="auto"/>
+        <w:outlineLvl w:val="1"/>
+        <w:rPr>
+          <w:rFonts w:ascii="Times New Roman" w:eastAsia="Times New Roman" w:hAnsi="Times New Roman" w:cs="Times New Roman"/>
+          <w:b/>
+          <w:bCs/>
+          <w:sz w:val="36"/>
+          <w:szCs w:val="36"/>
+          <w:lang w:eastAsia="en-IN"/>
+        </w:rPr>
+      </w:pPr>
+      <w:r>
+        <w:rPr>
+          <w:rFonts w:ascii="Times New Roman" w:eastAsia="Times New Roman" w:hAnsi="Times New Roman" w:cs="Times New Roman"/>
+          <w:b/>
+          <w:bCs/>
+          <w:sz w:val="36"/>
+          <w:szCs w:val="36"/>
+          <w:lang w:eastAsia="en-IN"/>
+        </w:rPr>
+        <w:t>Very Important Rule (Interview Favorite)</w:t>
+      </w:r>
+    </w:p>
+    <w:p>
+      <w:pPr>
+        <w:spacing w:before="100" w:beforeAutospacing="1" w:after="100" w:afterAutospacing="1" w:line="240" w:lineRule="auto"/>
+        <w:rPr>
+          <w:rFonts w:ascii="Times New Roman" w:eastAsia="Times New Roman" w:hAnsi="Times New Roman" w:cs="Times New Roman"/>
+          <w:sz w:val="24"/>
+          <w:szCs w:val="24"/>
+          <w:lang w:eastAsia="en-IN"/>
+        </w:rPr>
+      </w:pPr>
+      <w:r>
+        <w:rPr>
+          <w:rFonts w:ascii="Times New Roman" w:eastAsia="Times New Roman" w:hAnsi="Times New Roman" w:cs="Times New Roman"/>
+          <w:i/>
+          <w:iCs/>
+          <w:sz w:val="24"/>
+          <w:szCs w:val="24"/>
+          <w:lang w:eastAsia="en-IN"/>
+        </w:rPr>
+        <w:t>Can LAG work without ORDER BY?</w:t>
+      </w:r>
+      <w:r>
+        <w:rPr>
+          <w:rFonts w:ascii="Times New Roman" w:eastAsia="Times New Roman" w:hAnsi="Times New Roman" w:cs="Times New Roman"/>
+          <w:sz w:val="24"/>
+          <w:szCs w:val="24"/>
+          <w:lang w:eastAsia="en-IN"/>
+        </w:rPr>
+        <w:br/>
+        <w:t xml:space="preserve">No — previous/next has </w:t>
+      </w:r>
+      <w:r>
+        <w:rPr>
+          <w:rFonts w:ascii="Times New Roman" w:eastAsia="Times New Roman" w:hAnsi="Times New Roman" w:cs="Times New Roman"/>
+          <w:b/>
+          <w:bCs/>
+          <w:sz w:val="24"/>
+          <w:szCs w:val="24"/>
+          <w:lang w:eastAsia="en-IN"/>
+        </w:rPr>
+        <w:t>no meaning without order</w:t>
+      </w:r>
+    </w:p>
+    <w:p>
+      <w:pPr>
+        <w:spacing w:before="100" w:beforeAutospacing="1" w:after="100" w:afterAutospacing="1" w:line="240" w:lineRule="auto"/>
+        <w:rPr>
+          <w:rFonts w:ascii="Times New Roman" w:eastAsia="Times New Roman" w:hAnsi="Times New Roman" w:cs="Times New Roman"/>
+          <w:sz w:val="24"/>
+          <w:szCs w:val="24"/>
+          <w:lang w:eastAsia="en-IN"/>
+        </w:rPr>
+      </w:pPr>
+      <w:r>
+        <w:rPr>
+          <w:rFonts w:ascii="Times New Roman" w:eastAsia="Times New Roman" w:hAnsi="Times New Roman" w:cs="Times New Roman"/>
+          <w:i/>
+          <w:iCs/>
+          <w:sz w:val="24"/>
+          <w:szCs w:val="24"/>
+          <w:lang w:eastAsia="en-IN"/>
+        </w:rPr>
+        <w:t>Can SUM work without ORDER BY?</w:t>
+      </w:r>
+      <w:r>
+        <w:rPr>
+          <w:rFonts w:ascii="Times New Roman" w:eastAsia="Times New Roman" w:hAnsi="Times New Roman" w:cs="Times New Roman"/>
+          <w:sz w:val="24"/>
+          <w:szCs w:val="24"/>
+          <w:lang w:eastAsia="en-IN"/>
+        </w:rPr>
+        <w:br/>
+        <w:t>Yes — because it’s just aggregation</w:t>
+      </w:r>
+    </w:p>
+    <w:p>
+      <w:pPr>
+        <w:spacing w:after="0" w:line="240" w:lineRule="auto"/>
+        <w:rPr>
+          <w:rFonts w:ascii="Times New Roman" w:eastAsia="Times New Roman" w:hAnsi="Times New Roman" w:cs="Times New Roman"/>
+          <w:sz w:val="24"/>
+          <w:szCs w:val="24"/>
+          <w:lang w:eastAsia="en-IN"/>
+        </w:rPr>
+      </w:pPr>
+      <w:r>
+        <w:rPr>
+          <w:rFonts w:ascii="Times New Roman" w:eastAsia="Times New Roman" w:hAnsi="Times New Roman" w:cs="Times New Roman"/>
+          <w:sz w:val="24"/>
+          <w:szCs w:val="24"/>
+          <w:lang w:eastAsia="en-IN"/>
+        </w:rPr>
+        <w:pict>
+          <v:rect id="_x0000_i1078" style="width:0;height:1.5pt" o:hralign="center" o:hrstd="t" o:hr="t" fillcolor="#a0a0a0" stroked="f"/>
+        </w:pict>
+      </w:r>
+    </w:p>
+    <w:p>
+      <w:pPr>
+        <w:spacing w:before="100" w:beforeAutospacing="1" w:after="100" w:afterAutospacing="1" w:line="240" w:lineRule="auto"/>
+        <w:outlineLvl w:val="1"/>
+        <w:rPr>
+          <w:rFonts w:ascii="Times New Roman" w:eastAsia="Times New Roman" w:hAnsi="Times New Roman" w:cs="Times New Roman"/>
+          <w:b/>
+          <w:bCs/>
+          <w:sz w:val="36"/>
+          <w:szCs w:val="36"/>
+          <w:lang w:eastAsia="en-IN"/>
+        </w:rPr>
+      </w:pPr>
+      <w:r>
+        <w:rPr>
+          <w:rFonts w:ascii="Times New Roman" w:eastAsia="Times New Roman" w:hAnsi="Times New Roman" w:cs="Times New Roman"/>
+          <w:b/>
+          <w:bCs/>
+          <w:sz w:val="36"/>
+          <w:szCs w:val="36"/>
+          <w:lang w:eastAsia="en-IN"/>
+        </w:rPr>
+        <w:t>Quick Decision Table</w:t>
+      </w:r>
+    </w:p>
+    <w:tbl>
+      <w:tblPr>
+        <w:tblStyle w:val="TableGrid"/>
+        <w:tblW w:w="7287" w:type="dxa"/>
+        <w:tblLook w:val="04A0" w:firstRow="1" w:lastRow="0" w:firstColumn="1" w:lastColumn="0" w:noHBand="0" w:noVBand="1"/>
+      </w:tblPr>
+      <w:tblGrid>
+        <w:gridCol w:w="2954"/>
+        <w:gridCol w:w="2476"/>
+        <w:gridCol w:w="1857"/>
+      </w:tblGrid>
+      <w:tr>
+        <w:trPr>
+          <w:trHeight w:val="476"/>
+        </w:trPr>
+        <w:tc>
+          <w:tcPr>
+            <w:tcW w:w="0" w:type="auto"/>
+            <w:hideMark/>
+          </w:tcPr>
+          <w:p>
+            <w:pPr>
+              <w:jc w:val="center"/>
+              <w:rPr>
+                <w:rFonts w:ascii="Times New Roman" w:eastAsia="Times New Roman" w:hAnsi="Times New Roman" w:cs="Times New Roman"/>
+                <w:b/>
+                <w:bCs/>
+                <w:sz w:val="24"/>
+                <w:szCs w:val="24"/>
+                <w:lang w:eastAsia="en-IN"/>
+              </w:rPr>
+            </w:pPr>
+            <w:r>
+              <w:rPr>
+                <w:rFonts w:ascii="Times New Roman" w:eastAsia="Times New Roman" w:hAnsi="Times New Roman" w:cs="Times New Roman"/>
+                <w:b/>
+                <w:bCs/>
+                <w:sz w:val="24"/>
+                <w:szCs w:val="24"/>
+                <w:lang w:eastAsia="en-IN"/>
+              </w:rPr>
+              <w:t>Requirement</w:t>
+            </w:r>
+          </w:p>
+        </w:tc>
+        <w:tc>
+          <w:tcPr>
+            <w:tcW w:w="0" w:type="auto"/>
+            <w:hideMark/>
+          </w:tcPr>
+          <w:p>
+            <w:pPr>
+              <w:jc w:val="center"/>
+              <w:rPr>
+                <w:rFonts w:ascii="Times New Roman" w:eastAsia="Times New Roman" w:hAnsi="Times New Roman" w:cs="Times New Roman"/>
+                <w:b/>
+                <w:bCs/>
+                <w:sz w:val="24"/>
+                <w:szCs w:val="24"/>
+                <w:lang w:eastAsia="en-IN"/>
+              </w:rPr>
+            </w:pPr>
+            <w:r>
+              <w:rPr>
+                <w:rFonts w:ascii="Times New Roman" w:eastAsia="Times New Roman" w:hAnsi="Times New Roman" w:cs="Times New Roman"/>
+                <w:b/>
+                <w:bCs/>
+                <w:sz w:val="24"/>
+                <w:szCs w:val="24"/>
+                <w:lang w:eastAsia="en-IN"/>
+              </w:rPr>
+              <w:t>PARTITION BY</w:t>
+            </w:r>
+          </w:p>
+        </w:tc>
+        <w:tc>
+          <w:tcPr>
+            <w:tcW w:w="0" w:type="auto"/>
+            <w:hideMark/>
+          </w:tcPr>
+          <w:p>
+            <w:pPr>
+              <w:jc w:val="center"/>
+              <w:rPr>
+                <w:rFonts w:ascii="Times New Roman" w:eastAsia="Times New Roman" w:hAnsi="Times New Roman" w:cs="Times New Roman"/>
+                <w:b/>
+                <w:bCs/>
+                <w:sz w:val="24"/>
+                <w:szCs w:val="24"/>
+                <w:lang w:eastAsia="en-IN"/>
+              </w:rPr>
+            </w:pPr>
+            <w:r>
+              <w:rPr>
+                <w:rFonts w:ascii="Times New Roman" w:eastAsia="Times New Roman" w:hAnsi="Times New Roman" w:cs="Times New Roman"/>
+                <w:b/>
+                <w:bCs/>
+                <w:sz w:val="24"/>
+                <w:szCs w:val="24"/>
+                <w:lang w:eastAsia="en-IN"/>
+              </w:rPr>
+              <w:t>ORDER BY</w:t>
+            </w:r>
+          </w:p>
+        </w:tc>
+      </w:tr>
+      <w:tr>
+        <w:trPr>
+          <w:trHeight w:val="455"/>
+        </w:trPr>
+        <w:tc>
+          <w:tcPr>
+            <w:tcW w:w="0" w:type="auto"/>
+            <w:hideMark/>
+          </w:tcPr>
+          <w:p>
+            <w:pPr>
+              <w:rPr>
+                <w:rFonts w:ascii="Times New Roman" w:eastAsia="Times New Roman" w:hAnsi="Times New Roman" w:cs="Times New Roman"/>
+                <w:sz w:val="24"/>
+                <w:szCs w:val="24"/>
+                <w:lang w:eastAsia="en-IN"/>
+              </w:rPr>
+            </w:pPr>
+            <w:r>
+              <w:rPr>
+                <w:rFonts w:ascii="Times New Roman" w:eastAsia="Times New Roman" w:hAnsi="Times New Roman" w:cs="Times New Roman"/>
+                <w:sz w:val="24"/>
+                <w:szCs w:val="24"/>
+                <w:lang w:eastAsia="en-IN"/>
+              </w:rPr>
+              <w:t>Group totals</w:t>
+            </w:r>
+          </w:p>
+        </w:tc>
+        <w:tc>
+          <w:tcPr>
+            <w:tcW w:w="0" w:type="auto"/>
+            <w:hideMark/>
+          </w:tcPr>
+          <w:p>
+            <w:pPr>
+              <w:rPr>
+                <w:rFonts w:ascii="Times New Roman" w:eastAsia="Times New Roman" w:hAnsi="Times New Roman" w:cs="Times New Roman"/>
+                <w:sz w:val="24"/>
+                <w:szCs w:val="24"/>
+                <w:lang w:eastAsia="en-IN"/>
+              </w:rPr>
+            </w:pPr>
+            <w:r>
+              <w:rPr>
+                <w:rFonts w:ascii="Times New Roman" w:eastAsia="Times New Roman" w:hAnsi="Times New Roman" w:cs="Times New Roman"/>
+                <w:sz w:val="24"/>
+                <w:szCs w:val="24"/>
+                <w:lang w:eastAsia="en-IN"/>
+              </w:rPr>
+              <w:t>✅</w:t>
+            </w:r>
+          </w:p>
+        </w:tc>
+        <w:tc>
+          <w:tcPr>
+            <w:tcW w:w="0" w:type="auto"/>
+            <w:hideMark/>
+          </w:tcPr>
+          <w:p>
+            <w:pPr>
+              <w:rPr>
+                <w:rFonts w:ascii="Times New Roman" w:eastAsia="Times New Roman" w:hAnsi="Times New Roman" w:cs="Times New Roman"/>
+                <w:sz w:val="24"/>
+                <w:szCs w:val="24"/>
+                <w:lang w:eastAsia="en-IN"/>
+              </w:rPr>
+            </w:pPr>
+            <w:r>
+              <w:rPr>
+                <w:rFonts w:ascii="Times New Roman" w:eastAsia="Times New Roman" w:hAnsi="Times New Roman" w:cs="Times New Roman"/>
+                <w:sz w:val="24"/>
+                <w:szCs w:val="24"/>
+                <w:lang w:eastAsia="en-IN"/>
+              </w:rPr>
+              <w:t>❌</w:t>
+            </w:r>
+          </w:p>
+        </w:tc>
+      </w:tr>
+      <w:tr>
+        <w:trPr>
+          <w:trHeight w:val="476"/>
+        </w:trPr>
+        <w:tc>
+          <w:tcPr>
+            <w:tcW w:w="0" w:type="auto"/>
+            <w:hideMark/>
+          </w:tcPr>
+          <w:p>
+            <w:pPr>
+              <w:rPr>
+                <w:rFonts w:ascii="Times New Roman" w:eastAsia="Times New Roman" w:hAnsi="Times New Roman" w:cs="Times New Roman"/>
+                <w:sz w:val="24"/>
+                <w:szCs w:val="24"/>
+                <w:lang w:eastAsia="en-IN"/>
+              </w:rPr>
+            </w:pPr>
+            <w:r>
+              <w:rPr>
+                <w:rFonts w:ascii="Times New Roman" w:eastAsia="Times New Roman" w:hAnsi="Times New Roman" w:cs="Times New Roman"/>
+                <w:sz w:val="24"/>
+                <w:szCs w:val="24"/>
+                <w:lang w:eastAsia="en-IN"/>
+              </w:rPr>
+              <w:t>Running total (global)</w:t>
+            </w:r>
+          </w:p>
+        </w:tc>
+        <w:tc>
+          <w:tcPr>
+            <w:tcW w:w="0" w:type="auto"/>
+            <w:hideMark/>
+          </w:tcPr>
+          <w:p>
+            <w:pPr>
+              <w:rPr>
+                <w:rFonts w:ascii="Times New Roman" w:eastAsia="Times New Roman" w:hAnsi="Times New Roman" w:cs="Times New Roman"/>
+                <w:sz w:val="24"/>
+                <w:szCs w:val="24"/>
+                <w:lang w:eastAsia="en-IN"/>
+              </w:rPr>
+            </w:pPr>
+            <w:r>
+              <w:rPr>
+                <w:rFonts w:ascii="Times New Roman" w:eastAsia="Times New Roman" w:hAnsi="Times New Roman" w:cs="Times New Roman"/>
+                <w:sz w:val="24"/>
+                <w:szCs w:val="24"/>
+                <w:lang w:eastAsia="en-IN"/>
+              </w:rPr>
+              <w:t>❌</w:t>
+            </w:r>
+          </w:p>
+        </w:tc>
+        <w:tc>
+          <w:tcPr>
+            <w:tcW w:w="0" w:type="auto"/>
+            <w:hideMark/>
+          </w:tcPr>
+          <w:p>
+            <w:pPr>
+              <w:rPr>
+                <w:rFonts w:ascii="Times New Roman" w:eastAsia="Times New Roman" w:hAnsi="Times New Roman" w:cs="Times New Roman"/>
+                <w:sz w:val="24"/>
+                <w:szCs w:val="24"/>
+                <w:lang w:eastAsia="en-IN"/>
+              </w:rPr>
+            </w:pPr>
+            <w:r>
+              <w:rPr>
+                <w:rFonts w:ascii="Times New Roman" w:eastAsia="Times New Roman" w:hAnsi="Times New Roman" w:cs="Times New Roman"/>
+                <w:sz w:val="24"/>
+                <w:szCs w:val="24"/>
+                <w:lang w:eastAsia="en-IN"/>
+              </w:rPr>
+              <w:t>✅</w:t>
+            </w:r>
+          </w:p>
+        </w:tc>
+      </w:tr>
+      <w:tr>
+        <w:trPr>
+          <w:trHeight w:val="476"/>
+        </w:trPr>
+        <w:tc>
+          <w:tcPr>
+            <w:tcW w:w="0" w:type="auto"/>
+            <w:hideMark/>
+          </w:tcPr>
+          <w:p>
+            <w:pPr>
+              <w:rPr>
+                <w:rFonts w:ascii="Times New Roman" w:eastAsia="Times New Roman" w:hAnsi="Times New Roman" w:cs="Times New Roman"/>
+                <w:sz w:val="24"/>
+                <w:szCs w:val="24"/>
+                <w:lang w:eastAsia="en-IN"/>
+              </w:rPr>
+            </w:pPr>
+            <w:r>
+              <w:rPr>
+                <w:rFonts w:ascii="Times New Roman" w:eastAsia="Times New Roman" w:hAnsi="Times New Roman" w:cs="Times New Roman"/>
+                <w:sz w:val="24"/>
+                <w:szCs w:val="24"/>
+                <w:lang w:eastAsia="en-IN"/>
+              </w:rPr>
+              <w:t>Previous / Next row</w:t>
+            </w:r>
+          </w:p>
+        </w:tc>
+        <w:tc>
+          <w:tcPr>
+            <w:tcW w:w="0" w:type="auto"/>
+            <w:hideMark/>
+          </w:tcPr>
+          <w:p>
+            <w:pPr>
+              <w:rPr>
+                <w:rFonts w:ascii="Times New Roman" w:eastAsia="Times New Roman" w:hAnsi="Times New Roman" w:cs="Times New Roman"/>
+                <w:sz w:val="24"/>
+                <w:szCs w:val="24"/>
+                <w:lang w:eastAsia="en-IN"/>
+              </w:rPr>
+            </w:pPr>
+            <w:r>
+              <w:rPr>
+                <w:rFonts w:ascii="Times New Roman" w:eastAsia="Times New Roman" w:hAnsi="Times New Roman" w:cs="Times New Roman"/>
+                <w:sz w:val="24"/>
+                <w:szCs w:val="24"/>
+                <w:lang w:eastAsia="en-IN"/>
+              </w:rPr>
+              <w:t>✅</w:t>
+            </w:r>
+          </w:p>
+        </w:tc>
+        <w:tc>
+          <w:tcPr>
+            <w:tcW w:w="0" w:type="auto"/>
+            <w:hideMark/>
+          </w:tcPr>
+          <w:p>
+            <w:pPr>
+              <w:rPr>
+                <w:rFonts w:ascii="Times New Roman" w:eastAsia="Times New Roman" w:hAnsi="Times New Roman" w:cs="Times New Roman"/>
+                <w:sz w:val="24"/>
+                <w:szCs w:val="24"/>
+                <w:lang w:eastAsia="en-IN"/>
+              </w:rPr>
+            </w:pPr>
+            <w:r>
+              <w:rPr>
+                <w:rFonts w:ascii="Times New Roman" w:eastAsia="Times New Roman" w:hAnsi="Times New Roman" w:cs="Times New Roman"/>
+                <w:sz w:val="24"/>
+                <w:szCs w:val="24"/>
+                <w:lang w:eastAsia="en-IN"/>
+              </w:rPr>
+              <w:t>✅</w:t>
+            </w:r>
+          </w:p>
+        </w:tc>
+      </w:tr>
+      <w:tr>
+        <w:trPr>
+          <w:trHeight w:val="476"/>
+        </w:trPr>
+        <w:tc>
+          <w:tcPr>
+            <w:tcW w:w="0" w:type="auto"/>
+            <w:hideMark/>
+          </w:tcPr>
+          <w:p>
+            <w:pPr>
+              <w:rPr>
+                <w:rFonts w:ascii="Times New Roman" w:eastAsia="Times New Roman" w:hAnsi="Times New Roman" w:cs="Times New Roman"/>
+                <w:sz w:val="24"/>
+                <w:szCs w:val="24"/>
+                <w:lang w:eastAsia="en-IN"/>
+              </w:rPr>
+            </w:pPr>
+            <w:r>
+              <w:rPr>
+                <w:rFonts w:ascii="Times New Roman" w:eastAsia="Times New Roman" w:hAnsi="Times New Roman" w:cs="Times New Roman"/>
+                <w:sz w:val="24"/>
+                <w:szCs w:val="24"/>
+                <w:lang w:eastAsia="en-IN"/>
+              </w:rPr>
+              <w:t>Rank per group</w:t>
+            </w:r>
+          </w:p>
+        </w:tc>
+        <w:tc>
+          <w:tcPr>
+            <w:tcW w:w="0" w:type="auto"/>
+            <w:hideMark/>
+          </w:tcPr>
+          <w:p>
+            <w:pPr>
+              <w:rPr>
+                <w:rFonts w:ascii="Times New Roman" w:eastAsia="Times New Roman" w:hAnsi="Times New Roman" w:cs="Times New Roman"/>
+                <w:sz w:val="24"/>
+                <w:szCs w:val="24"/>
+                <w:lang w:eastAsia="en-IN"/>
+              </w:rPr>
+            </w:pPr>
+            <w:r>
+              <w:rPr>
+                <w:rFonts w:ascii="Times New Roman" w:eastAsia="Times New Roman" w:hAnsi="Times New Roman" w:cs="Times New Roman"/>
+                <w:sz w:val="24"/>
+                <w:szCs w:val="24"/>
+                <w:lang w:eastAsia="en-IN"/>
+              </w:rPr>
+              <w:t>✅</w:t>
+            </w:r>
+          </w:p>
+        </w:tc>
+        <w:tc>
+          <w:tcPr>
+            <w:tcW w:w="0" w:type="auto"/>
+            <w:hideMark/>
+          </w:tcPr>
+          <w:p>
+            <w:pPr>
+              <w:rPr>
+                <w:rFonts w:ascii="Times New Roman" w:eastAsia="Times New Roman" w:hAnsi="Times New Roman" w:cs="Times New Roman"/>
+                <w:sz w:val="24"/>
+                <w:szCs w:val="24"/>
+                <w:lang w:eastAsia="en-IN"/>
+              </w:rPr>
+            </w:pPr>
+            <w:r>
+              <w:rPr>
+                <w:rFonts w:ascii="Times New Roman" w:eastAsia="Times New Roman" w:hAnsi="Times New Roman" w:cs="Times New Roman"/>
+                <w:sz w:val="24"/>
+                <w:szCs w:val="24"/>
+                <w:lang w:eastAsia="en-IN"/>
+              </w:rPr>
+              <w:t>✅</w:t>
+            </w:r>
+          </w:p>
+        </w:tc>
+      </w:tr>
+      <w:tr>
+        <w:trPr>
+          <w:trHeight w:val="498"/>
+        </w:trPr>
+        <w:tc>
+          <w:tcPr>
+            <w:tcW w:w="0" w:type="auto"/>
+            <w:hideMark/>
+          </w:tcPr>
+          <w:p>
+            <w:pPr>
+              <w:rPr>
+                <w:rFonts w:ascii="Times New Roman" w:eastAsia="Times New Roman" w:hAnsi="Times New Roman" w:cs="Times New Roman"/>
+                <w:sz w:val="24"/>
+                <w:szCs w:val="24"/>
+                <w:lang w:eastAsia="en-IN"/>
+              </w:rPr>
+            </w:pPr>
+            <w:r>
+              <w:rPr>
+                <w:rFonts w:ascii="Times New Roman" w:eastAsia="Times New Roman" w:hAnsi="Times New Roman" w:cs="Times New Roman"/>
+                <w:sz w:val="24"/>
+                <w:szCs w:val="24"/>
+                <w:lang w:eastAsia="en-IN"/>
+              </w:rPr>
+              <w:t>Overall rank</w:t>
+            </w:r>
+          </w:p>
+        </w:tc>
+        <w:tc>
+          <w:tcPr>
+            <w:tcW w:w="0" w:type="auto"/>
+            <w:hideMark/>
+          </w:tcPr>
+          <w:p>
+            <w:pPr>
+              <w:rPr>
+                <w:rFonts w:ascii="Times New Roman" w:eastAsia="Times New Roman" w:hAnsi="Times New Roman" w:cs="Times New Roman"/>
+                <w:sz w:val="24"/>
+                <w:szCs w:val="24"/>
+                <w:lang w:eastAsia="en-IN"/>
+              </w:rPr>
+            </w:pPr>
+            <w:r>
+              <w:rPr>
+                <w:rFonts w:ascii="Times New Roman" w:eastAsia="Times New Roman" w:hAnsi="Times New Roman" w:cs="Times New Roman"/>
+                <w:sz w:val="24"/>
+                <w:szCs w:val="24"/>
+                <w:lang w:eastAsia="en-IN"/>
+              </w:rPr>
+              <w:t>❌</w:t>
+            </w:r>
+          </w:p>
+        </w:tc>
+        <w:tc>
+          <w:tcPr>
+            <w:tcW w:w="0" w:type="auto"/>
+            <w:hideMark/>
+          </w:tcPr>
+          <w:p>
+            <w:pPr>
+              <w:rPr>
+                <w:rFonts w:ascii="Times New Roman" w:eastAsia="Times New Roman" w:hAnsi="Times New Roman" w:cs="Times New Roman"/>
+                <w:sz w:val="24"/>
+                <w:szCs w:val="24"/>
+                <w:lang w:eastAsia="en-IN"/>
+              </w:rPr>
+            </w:pPr>
+            <w:r>
+              <w:rPr>
+                <w:rFonts w:ascii="Times New Roman" w:eastAsia="Times New Roman" w:hAnsi="Times New Roman" w:cs="Times New Roman"/>
+                <w:sz w:val="24"/>
+                <w:szCs w:val="24"/>
+                <w:lang w:eastAsia="en-IN"/>
+              </w:rPr>
+              <w:t>✅</w:t>
+            </w:r>
+          </w:p>
+        </w:tc>
+      </w:tr>
+    </w:tbl>
+    <w:p>
+      <w:pPr>
+        <w:spacing w:after="0" w:line="240" w:lineRule="auto"/>
+        <w:rPr>
+          <w:rFonts w:ascii="Times New Roman" w:eastAsia="Times New Roman" w:hAnsi="Times New Roman" w:cs="Times New Roman"/>
+          <w:sz w:val="24"/>
+          <w:szCs w:val="24"/>
+          <w:lang w:eastAsia="en-IN"/>
+        </w:rPr>
+      </w:pPr>
+      <w:r>
+        <w:rPr>
+          <w:rFonts w:ascii="Times New Roman" w:eastAsia="Times New Roman" w:hAnsi="Times New Roman" w:cs="Times New Roman"/>
+          <w:sz w:val="24"/>
+          <w:szCs w:val="24"/>
+          <w:lang w:eastAsia="en-IN"/>
+        </w:rPr>
+        <w:pict>
+          <v:rect id="_x0000_i1079" style="width:0;height:1.5pt" o:hralign="center" o:hrstd="t" o:hr="t" fillcolor="#a0a0a0" stroked="f"/>
+        </w:pict>
+      </w:r>
+    </w:p>
+    <w:p>
+      <w:pPr>
+        <w:spacing w:before="100" w:beforeAutospacing="1" w:after="100" w:afterAutospacing="1" w:line="240" w:lineRule="auto"/>
+        <w:outlineLvl w:val="1"/>
+        <w:rPr>
+          <w:rFonts w:ascii="Times New Roman" w:eastAsia="Times New Roman" w:hAnsi="Times New Roman" w:cs="Times New Roman"/>
+          <w:b/>
+          <w:bCs/>
+          <w:sz w:val="36"/>
+          <w:szCs w:val="36"/>
+          <w:lang w:eastAsia="en-IN"/>
+        </w:rPr>
+      </w:pPr>
+      <w:r>
+        <w:rPr>
+          <w:rFonts w:ascii="Times New Roman" w:eastAsia="Times New Roman" w:hAnsi="Times New Roman" w:cs="Times New Roman"/>
+          <w:b/>
+          <w:bCs/>
+          <w:sz w:val="36"/>
+          <w:szCs w:val="36"/>
+          <w:lang w:eastAsia="en-IN"/>
+        </w:rPr>
+        <w:t>One-Line Memory Trick</w:t>
+      </w:r>
+    </w:p>
+    <w:p>
+      <w:pPr>
+        <w:spacing w:beforeAutospacing="1" w:after="100" w:afterAutospacing="1" w:line="240" w:lineRule="auto"/>
+        <w:rPr>
+          <w:rFonts w:ascii="Times New Roman" w:eastAsia="Times New Roman" w:hAnsi="Times New Roman" w:cs="Times New Roman"/>
+          <w:sz w:val="24"/>
+          <w:szCs w:val="24"/>
+          <w:lang w:eastAsia="en-IN"/>
+        </w:rPr>
+      </w:pPr>
+      <w:r>
+        <w:rPr>
+          <w:rFonts w:ascii="Times New Roman" w:eastAsia="Times New Roman" w:hAnsi="Times New Roman" w:cs="Times New Roman"/>
+          <w:b/>
+          <w:bCs/>
+          <w:sz w:val="24"/>
+          <w:szCs w:val="24"/>
+          <w:lang w:eastAsia="en-IN"/>
+        </w:rPr>
+        <w:t>PARTITION BY = WHO</w:t>
+      </w:r>
+      <w:r>
+        <w:rPr>
+          <w:rFonts w:ascii="Times New Roman" w:eastAsia="Times New Roman" w:hAnsi="Times New Roman" w:cs="Times New Roman"/>
+          <w:sz w:val="24"/>
+          <w:szCs w:val="24"/>
+          <w:lang w:eastAsia="en-IN"/>
+        </w:rPr>
+        <w:br/>
+      </w:r>
+      <w:r>
+        <w:rPr>
+          <w:rFonts w:ascii="Times New Roman" w:eastAsia="Times New Roman" w:hAnsi="Times New Roman" w:cs="Times New Roman"/>
+          <w:b/>
+          <w:bCs/>
+          <w:sz w:val="24"/>
+          <w:szCs w:val="24"/>
+          <w:lang w:eastAsia="en-IN"/>
+        </w:rPr>
+        <w:t>ORDER BY = WHEN</w:t>
+      </w:r>
+    </w:p>
+    <w:p>
+      <w:pPr>
+        <w:spacing w:after="0"/>
+        <w:rPr>
+          <w:rFonts w:cstheme="minorHAnsi"/>
+        </w:rPr>
+      </w:pPr>
+    </w:p>
     <w:sectPr>
       <w:pgSz w:w="11906" w:h="16838"/>
       <w:pgMar w:top="1440" w:right="1440" w:bottom="1440" w:left="1440" w:header="708" w:footer="708" w:gutter="0"/>
@@ -16308,9 +20925,9 @@
     </w:lvl>
   </w:abstractNum>
   <w:abstractNum w:abstractNumId="2">
-    <w:nsid w:val="16416B86"/>
+    <w:nsid w:val="11075CBD"/>
     <w:multiLevelType w:val="multilevel"/>
-    <w:tmpl w:val="887A4780"/>
+    <w:tmpl w:val="04546E12"/>
     <w:lvl w:ilvl="0">
       <w:start w:val="1"/>
       <w:numFmt w:val="bullet"/>
@@ -16457,9 +21074,9 @@
     </w:lvl>
   </w:abstractNum>
   <w:abstractNum w:abstractNumId="3">
-    <w:nsid w:val="1C5824C4"/>
+    <w:nsid w:val="16416B86"/>
     <w:multiLevelType w:val="multilevel"/>
-    <w:tmpl w:val="45D2101E"/>
+    <w:tmpl w:val="887A4780"/>
     <w:lvl w:ilvl="0">
       <w:start w:val="1"/>
       <w:numFmt w:val="bullet"/>
@@ -16606,6 +21223,155 @@
     </w:lvl>
   </w:abstractNum>
   <w:abstractNum w:abstractNumId="4">
+    <w:nsid w:val="1C5824C4"/>
+    <w:multiLevelType w:val="multilevel"/>
+    <w:tmpl w:val="45D2101E"/>
+    <w:lvl w:ilvl="0">
+      <w:start w:val="1"/>
+      <w:numFmt w:val="bullet"/>
+      <w:lvlText w:val=""/>
+      <w:lvlJc w:val="left"/>
+      <w:pPr>
+        <w:tabs>
+          <w:tab w:val="num" w:pos="720"/>
+        </w:tabs>
+        <w:ind w:left="720" w:hanging="360"/>
+      </w:pPr>
+      <w:rPr>
+        <w:rFonts w:ascii="Symbol" w:hAnsi="Symbol" w:hint="default"/>
+        <w:sz w:val="20"/>
+      </w:rPr>
+    </w:lvl>
+    <w:lvl w:ilvl="1" w:tentative="1">
+      <w:start w:val="1"/>
+      <w:numFmt w:val="bullet"/>
+      <w:lvlText w:val="o"/>
+      <w:lvlJc w:val="left"/>
+      <w:pPr>
+        <w:tabs>
+          <w:tab w:val="num" w:pos="1440"/>
+        </w:tabs>
+        <w:ind w:left="1440" w:hanging="360"/>
+      </w:pPr>
+      <w:rPr>
+        <w:rFonts w:ascii="Courier New" w:hAnsi="Courier New" w:hint="default"/>
+        <w:sz w:val="20"/>
+      </w:rPr>
+    </w:lvl>
+    <w:lvl w:ilvl="2" w:tentative="1">
+      <w:start w:val="1"/>
+      <w:numFmt w:val="bullet"/>
+      <w:lvlText w:val=""/>
+      <w:lvlJc w:val="left"/>
+      <w:pPr>
+        <w:tabs>
+          <w:tab w:val="num" w:pos="2160"/>
+        </w:tabs>
+        <w:ind w:left="2160" w:hanging="360"/>
+      </w:pPr>
+      <w:rPr>
+        <w:rFonts w:ascii="Wingdings" w:hAnsi="Wingdings" w:hint="default"/>
+        <w:sz w:val="20"/>
+      </w:rPr>
+    </w:lvl>
+    <w:lvl w:ilvl="3" w:tentative="1">
+      <w:start w:val="1"/>
+      <w:numFmt w:val="bullet"/>
+      <w:lvlText w:val=""/>
+      <w:lvlJc w:val="left"/>
+      <w:pPr>
+        <w:tabs>
+          <w:tab w:val="num" w:pos="2880"/>
+        </w:tabs>
+        <w:ind w:left="2880" w:hanging="360"/>
+      </w:pPr>
+      <w:rPr>
+        <w:rFonts w:ascii="Wingdings" w:hAnsi="Wingdings" w:hint="default"/>
+        <w:sz w:val="20"/>
+      </w:rPr>
+    </w:lvl>
+    <w:lvl w:ilvl="4" w:tentative="1">
+      <w:start w:val="1"/>
+      <w:numFmt w:val="bullet"/>
+      <w:lvlText w:val=""/>
+      <w:lvlJc w:val="left"/>
+      <w:pPr>
+        <w:tabs>
+          <w:tab w:val="num" w:pos="3600"/>
+        </w:tabs>
+        <w:ind w:left="3600" w:hanging="360"/>
+      </w:pPr>
+      <w:rPr>
+        <w:rFonts w:ascii="Wingdings" w:hAnsi="Wingdings" w:hint="default"/>
+        <w:sz w:val="20"/>
+      </w:rPr>
+    </w:lvl>
+    <w:lvl w:ilvl="5" w:tentative="1">
+      <w:start w:val="1"/>
+      <w:numFmt w:val="bullet"/>
+      <w:lvlText w:val=""/>
+      <w:lvlJc w:val="left"/>
+      <w:pPr>
+        <w:tabs>
+          <w:tab w:val="num" w:pos="4320"/>
+        </w:tabs>
+        <w:ind w:left="4320" w:hanging="360"/>
+      </w:pPr>
+      <w:rPr>
+        <w:rFonts w:ascii="Wingdings" w:hAnsi="Wingdings" w:hint="default"/>
+        <w:sz w:val="20"/>
+      </w:rPr>
+    </w:lvl>
+    <w:lvl w:ilvl="6" w:tentative="1">
+      <w:start w:val="1"/>
+      <w:numFmt w:val="bullet"/>
+      <w:lvlText w:val=""/>
+      <w:lvlJc w:val="left"/>
+      <w:pPr>
+        <w:tabs>
+          <w:tab w:val="num" w:pos="5040"/>
+        </w:tabs>
+        <w:ind w:left="5040" w:hanging="360"/>
+      </w:pPr>
+      <w:rPr>
+        <w:rFonts w:ascii="Wingdings" w:hAnsi="Wingdings" w:hint="default"/>
+        <w:sz w:val="20"/>
+      </w:rPr>
+    </w:lvl>
+    <w:lvl w:ilvl="7" w:tentative="1">
+      <w:start w:val="1"/>
+      <w:numFmt w:val="bullet"/>
+      <w:lvlText w:val=""/>
+      <w:lvlJc w:val="left"/>
+      <w:pPr>
+        <w:tabs>
+          <w:tab w:val="num" w:pos="5760"/>
+        </w:tabs>
+        <w:ind w:left="5760" w:hanging="360"/>
+      </w:pPr>
+      <w:rPr>
+        <w:rFonts w:ascii="Wingdings" w:hAnsi="Wingdings" w:hint="default"/>
+        <w:sz w:val="20"/>
+      </w:rPr>
+    </w:lvl>
+    <w:lvl w:ilvl="8" w:tentative="1">
+      <w:start w:val="1"/>
+      <w:numFmt w:val="bullet"/>
+      <w:lvlText w:val=""/>
+      <w:lvlJc w:val="left"/>
+      <w:pPr>
+        <w:tabs>
+          <w:tab w:val="num" w:pos="6480"/>
+        </w:tabs>
+        <w:ind w:left="6480" w:hanging="360"/>
+      </w:pPr>
+      <w:rPr>
+        <w:rFonts w:ascii="Wingdings" w:hAnsi="Wingdings" w:hint="default"/>
+        <w:sz w:val="20"/>
+      </w:rPr>
+    </w:lvl>
+  </w:abstractNum>
+  <w:abstractNum w:abstractNumId="5">
     <w:nsid w:val="242F5710"/>
     <w:multiLevelType w:val="multilevel"/>
     <w:tmpl w:val="834A5644"/>
@@ -16722,10 +21488,10 @@
       </w:pPr>
     </w:lvl>
   </w:abstractNum>
-  <w:abstractNum w:abstractNumId="5">
-    <w:nsid w:val="28FB6D73"/>
+  <w:abstractNum w:abstractNumId="6">
+    <w:nsid w:val="28186C28"/>
     <w:multiLevelType w:val="multilevel"/>
-    <w:tmpl w:val="64AEC1B8"/>
+    <w:tmpl w:val="2CFC3BBA"/>
     <w:lvl w:ilvl="0">
       <w:start w:val="1"/>
       <w:numFmt w:val="bullet"/>
@@ -16871,10 +21637,10 @@
       </w:rPr>
     </w:lvl>
   </w:abstractNum>
-  <w:abstractNum w:abstractNumId="6">
-    <w:nsid w:val="2BC00F0D"/>
+  <w:abstractNum w:abstractNumId="7">
+    <w:nsid w:val="28FB6D73"/>
     <w:multiLevelType w:val="multilevel"/>
-    <w:tmpl w:val="4EC43EEC"/>
+    <w:tmpl w:val="64AEC1B8"/>
     <w:lvl w:ilvl="0">
       <w:start w:val="1"/>
       <w:numFmt w:val="bullet"/>
@@ -17020,10 +21786,10 @@
       </w:rPr>
     </w:lvl>
   </w:abstractNum>
-  <w:abstractNum w:abstractNumId="7">
-    <w:nsid w:val="337B2475"/>
+  <w:abstractNum w:abstractNumId="8">
+    <w:nsid w:val="2BC00F0D"/>
     <w:multiLevelType w:val="multilevel"/>
-    <w:tmpl w:val="C5FA895C"/>
+    <w:tmpl w:val="4EC43EEC"/>
     <w:lvl w:ilvl="0">
       <w:start w:val="1"/>
       <w:numFmt w:val="bullet"/>
@@ -17169,10 +21935,10 @@
       </w:rPr>
     </w:lvl>
   </w:abstractNum>
-  <w:abstractNum w:abstractNumId="8">
-    <w:nsid w:val="37D80BAD"/>
+  <w:abstractNum w:abstractNumId="9">
+    <w:nsid w:val="336E3D7C"/>
     <w:multiLevelType w:val="multilevel"/>
-    <w:tmpl w:val="32E290EC"/>
+    <w:tmpl w:val="F466B53C"/>
     <w:lvl w:ilvl="0">
       <w:start w:val="1"/>
       <w:numFmt w:val="bullet"/>
@@ -17318,10 +22084,10 @@
       </w:rPr>
     </w:lvl>
   </w:abstractNum>
-  <w:abstractNum w:abstractNumId="9">
-    <w:nsid w:val="3EC67C57"/>
+  <w:abstractNum w:abstractNumId="10">
+    <w:nsid w:val="337B2475"/>
     <w:multiLevelType w:val="multilevel"/>
-    <w:tmpl w:val="AD24D90A"/>
+    <w:tmpl w:val="C5FA895C"/>
     <w:lvl w:ilvl="0">
       <w:start w:val="1"/>
       <w:numFmt w:val="bullet"/>
@@ -17467,10 +22233,10 @@
       </w:rPr>
     </w:lvl>
   </w:abstractNum>
-  <w:abstractNum w:abstractNumId="10">
-    <w:nsid w:val="498369EE"/>
+  <w:abstractNum w:abstractNumId="11">
+    <w:nsid w:val="33B15860"/>
     <w:multiLevelType w:val="multilevel"/>
-    <w:tmpl w:val="36189436"/>
+    <w:tmpl w:val="22D81DB2"/>
     <w:lvl w:ilvl="0">
       <w:start w:val="1"/>
       <w:numFmt w:val="bullet"/>
@@ -17616,10 +22382,10 @@
       </w:rPr>
     </w:lvl>
   </w:abstractNum>
-  <w:abstractNum w:abstractNumId="11">
-    <w:nsid w:val="59710789"/>
+  <w:abstractNum w:abstractNumId="12">
+    <w:nsid w:val="37D80BAD"/>
     <w:multiLevelType w:val="multilevel"/>
-    <w:tmpl w:val="9E2EF114"/>
+    <w:tmpl w:val="32E290EC"/>
     <w:lvl w:ilvl="0">
       <w:start w:val="1"/>
       <w:numFmt w:val="bullet"/>
@@ -17765,10 +22531,10 @@
       </w:rPr>
     </w:lvl>
   </w:abstractNum>
-  <w:abstractNum w:abstractNumId="12">
-    <w:nsid w:val="5B952E2D"/>
+  <w:abstractNum w:abstractNumId="13">
+    <w:nsid w:val="38E72FB2"/>
     <w:multiLevelType w:val="multilevel"/>
-    <w:tmpl w:val="55086D8E"/>
+    <w:tmpl w:val="016843B2"/>
     <w:lvl w:ilvl="0">
       <w:start w:val="1"/>
       <w:numFmt w:val="bullet"/>
@@ -17914,10 +22680,10 @@
       </w:rPr>
     </w:lvl>
   </w:abstractNum>
-  <w:abstractNum w:abstractNumId="13">
-    <w:nsid w:val="653B534A"/>
+  <w:abstractNum w:abstractNumId="14">
+    <w:nsid w:val="3EC67C57"/>
     <w:multiLevelType w:val="multilevel"/>
-    <w:tmpl w:val="F0A44418"/>
+    <w:tmpl w:val="AD24D90A"/>
     <w:lvl w:ilvl="0">
       <w:start w:val="1"/>
       <w:numFmt w:val="bullet"/>
@@ -18063,10 +22829,10 @@
       </w:rPr>
     </w:lvl>
   </w:abstractNum>
-  <w:abstractNum w:abstractNumId="14">
-    <w:nsid w:val="66E47A7F"/>
+  <w:abstractNum w:abstractNumId="15">
+    <w:nsid w:val="4185554C"/>
     <w:multiLevelType w:val="multilevel"/>
-    <w:tmpl w:val="676C1BEA"/>
+    <w:tmpl w:val="2D80078C"/>
     <w:lvl w:ilvl="0">
       <w:start w:val="1"/>
       <w:numFmt w:val="bullet"/>
@@ -18212,10 +22978,10 @@
       </w:rPr>
     </w:lvl>
   </w:abstractNum>
-  <w:abstractNum w:abstractNumId="15">
-    <w:nsid w:val="68821FBB"/>
+  <w:abstractNum w:abstractNumId="16">
+    <w:nsid w:val="44C162DB"/>
     <w:multiLevelType w:val="multilevel"/>
-    <w:tmpl w:val="092AE2A4"/>
+    <w:tmpl w:val="9276342C"/>
     <w:lvl w:ilvl="0">
       <w:start w:val="1"/>
       <w:numFmt w:val="bullet"/>
@@ -18361,52 +23127,1119 @@
       </w:rPr>
     </w:lvl>
   </w:abstractNum>
+  <w:abstractNum w:abstractNumId="17">
+    <w:nsid w:val="498369EE"/>
+    <w:multiLevelType w:val="multilevel"/>
+    <w:tmpl w:val="36189436"/>
+    <w:lvl w:ilvl="0">
+      <w:start w:val="1"/>
+      <w:numFmt w:val="bullet"/>
+      <w:lvlText w:val=""/>
+      <w:lvlJc w:val="left"/>
+      <w:pPr>
+        <w:tabs>
+          <w:tab w:val="num" w:pos="720"/>
+        </w:tabs>
+        <w:ind w:left="720" w:hanging="360"/>
+      </w:pPr>
+      <w:rPr>
+        <w:rFonts w:ascii="Symbol" w:hAnsi="Symbol" w:hint="default"/>
+        <w:sz w:val="20"/>
+      </w:rPr>
+    </w:lvl>
+    <w:lvl w:ilvl="1" w:tentative="1">
+      <w:start w:val="1"/>
+      <w:numFmt w:val="bullet"/>
+      <w:lvlText w:val="o"/>
+      <w:lvlJc w:val="left"/>
+      <w:pPr>
+        <w:tabs>
+          <w:tab w:val="num" w:pos="1440"/>
+        </w:tabs>
+        <w:ind w:left="1440" w:hanging="360"/>
+      </w:pPr>
+      <w:rPr>
+        <w:rFonts w:ascii="Courier New" w:hAnsi="Courier New" w:hint="default"/>
+        <w:sz w:val="20"/>
+      </w:rPr>
+    </w:lvl>
+    <w:lvl w:ilvl="2" w:tentative="1">
+      <w:start w:val="1"/>
+      <w:numFmt w:val="bullet"/>
+      <w:lvlText w:val=""/>
+      <w:lvlJc w:val="left"/>
+      <w:pPr>
+        <w:tabs>
+          <w:tab w:val="num" w:pos="2160"/>
+        </w:tabs>
+        <w:ind w:left="2160" w:hanging="360"/>
+      </w:pPr>
+      <w:rPr>
+        <w:rFonts w:ascii="Wingdings" w:hAnsi="Wingdings" w:hint="default"/>
+        <w:sz w:val="20"/>
+      </w:rPr>
+    </w:lvl>
+    <w:lvl w:ilvl="3" w:tentative="1">
+      <w:start w:val="1"/>
+      <w:numFmt w:val="bullet"/>
+      <w:lvlText w:val=""/>
+      <w:lvlJc w:val="left"/>
+      <w:pPr>
+        <w:tabs>
+          <w:tab w:val="num" w:pos="2880"/>
+        </w:tabs>
+        <w:ind w:left="2880" w:hanging="360"/>
+      </w:pPr>
+      <w:rPr>
+        <w:rFonts w:ascii="Wingdings" w:hAnsi="Wingdings" w:hint="default"/>
+        <w:sz w:val="20"/>
+      </w:rPr>
+    </w:lvl>
+    <w:lvl w:ilvl="4" w:tentative="1">
+      <w:start w:val="1"/>
+      <w:numFmt w:val="bullet"/>
+      <w:lvlText w:val=""/>
+      <w:lvlJc w:val="left"/>
+      <w:pPr>
+        <w:tabs>
+          <w:tab w:val="num" w:pos="3600"/>
+        </w:tabs>
+        <w:ind w:left="3600" w:hanging="360"/>
+      </w:pPr>
+      <w:rPr>
+        <w:rFonts w:ascii="Wingdings" w:hAnsi="Wingdings" w:hint="default"/>
+        <w:sz w:val="20"/>
+      </w:rPr>
+    </w:lvl>
+    <w:lvl w:ilvl="5" w:tentative="1">
+      <w:start w:val="1"/>
+      <w:numFmt w:val="bullet"/>
+      <w:lvlText w:val=""/>
+      <w:lvlJc w:val="left"/>
+      <w:pPr>
+        <w:tabs>
+          <w:tab w:val="num" w:pos="4320"/>
+        </w:tabs>
+        <w:ind w:left="4320" w:hanging="360"/>
+      </w:pPr>
+      <w:rPr>
+        <w:rFonts w:ascii="Wingdings" w:hAnsi="Wingdings" w:hint="default"/>
+        <w:sz w:val="20"/>
+      </w:rPr>
+    </w:lvl>
+    <w:lvl w:ilvl="6" w:tentative="1">
+      <w:start w:val="1"/>
+      <w:numFmt w:val="bullet"/>
+      <w:lvlText w:val=""/>
+      <w:lvlJc w:val="left"/>
+      <w:pPr>
+        <w:tabs>
+          <w:tab w:val="num" w:pos="5040"/>
+        </w:tabs>
+        <w:ind w:left="5040" w:hanging="360"/>
+      </w:pPr>
+      <w:rPr>
+        <w:rFonts w:ascii="Wingdings" w:hAnsi="Wingdings" w:hint="default"/>
+        <w:sz w:val="20"/>
+      </w:rPr>
+    </w:lvl>
+    <w:lvl w:ilvl="7" w:tentative="1">
+      <w:start w:val="1"/>
+      <w:numFmt w:val="bullet"/>
+      <w:lvlText w:val=""/>
+      <w:lvlJc w:val="left"/>
+      <w:pPr>
+        <w:tabs>
+          <w:tab w:val="num" w:pos="5760"/>
+        </w:tabs>
+        <w:ind w:left="5760" w:hanging="360"/>
+      </w:pPr>
+      <w:rPr>
+        <w:rFonts w:ascii="Wingdings" w:hAnsi="Wingdings" w:hint="default"/>
+        <w:sz w:val="20"/>
+      </w:rPr>
+    </w:lvl>
+    <w:lvl w:ilvl="8" w:tentative="1">
+      <w:start w:val="1"/>
+      <w:numFmt w:val="bullet"/>
+      <w:lvlText w:val=""/>
+      <w:lvlJc w:val="left"/>
+      <w:pPr>
+        <w:tabs>
+          <w:tab w:val="num" w:pos="6480"/>
+        </w:tabs>
+        <w:ind w:left="6480" w:hanging="360"/>
+      </w:pPr>
+      <w:rPr>
+        <w:rFonts w:ascii="Wingdings" w:hAnsi="Wingdings" w:hint="default"/>
+        <w:sz w:val="20"/>
+      </w:rPr>
+    </w:lvl>
+  </w:abstractNum>
+  <w:abstractNum w:abstractNumId="18">
+    <w:nsid w:val="59710789"/>
+    <w:multiLevelType w:val="multilevel"/>
+    <w:tmpl w:val="9E2EF114"/>
+    <w:lvl w:ilvl="0">
+      <w:start w:val="1"/>
+      <w:numFmt w:val="bullet"/>
+      <w:lvlText w:val=""/>
+      <w:lvlJc w:val="left"/>
+      <w:pPr>
+        <w:tabs>
+          <w:tab w:val="num" w:pos="720"/>
+        </w:tabs>
+        <w:ind w:left="720" w:hanging="360"/>
+      </w:pPr>
+      <w:rPr>
+        <w:rFonts w:ascii="Symbol" w:hAnsi="Symbol" w:hint="default"/>
+        <w:sz w:val="20"/>
+      </w:rPr>
+    </w:lvl>
+    <w:lvl w:ilvl="1" w:tentative="1">
+      <w:start w:val="1"/>
+      <w:numFmt w:val="bullet"/>
+      <w:lvlText w:val="o"/>
+      <w:lvlJc w:val="left"/>
+      <w:pPr>
+        <w:tabs>
+          <w:tab w:val="num" w:pos="1440"/>
+        </w:tabs>
+        <w:ind w:left="1440" w:hanging="360"/>
+      </w:pPr>
+      <w:rPr>
+        <w:rFonts w:ascii="Courier New" w:hAnsi="Courier New" w:hint="default"/>
+        <w:sz w:val="20"/>
+      </w:rPr>
+    </w:lvl>
+    <w:lvl w:ilvl="2" w:tentative="1">
+      <w:start w:val="1"/>
+      <w:numFmt w:val="bullet"/>
+      <w:lvlText w:val=""/>
+      <w:lvlJc w:val="left"/>
+      <w:pPr>
+        <w:tabs>
+          <w:tab w:val="num" w:pos="2160"/>
+        </w:tabs>
+        <w:ind w:left="2160" w:hanging="360"/>
+      </w:pPr>
+      <w:rPr>
+        <w:rFonts w:ascii="Wingdings" w:hAnsi="Wingdings" w:hint="default"/>
+        <w:sz w:val="20"/>
+      </w:rPr>
+    </w:lvl>
+    <w:lvl w:ilvl="3" w:tentative="1">
+      <w:start w:val="1"/>
+      <w:numFmt w:val="bullet"/>
+      <w:lvlText w:val=""/>
+      <w:lvlJc w:val="left"/>
+      <w:pPr>
+        <w:tabs>
+          <w:tab w:val="num" w:pos="2880"/>
+        </w:tabs>
+        <w:ind w:left="2880" w:hanging="360"/>
+      </w:pPr>
+      <w:rPr>
+        <w:rFonts w:ascii="Wingdings" w:hAnsi="Wingdings" w:hint="default"/>
+        <w:sz w:val="20"/>
+      </w:rPr>
+    </w:lvl>
+    <w:lvl w:ilvl="4" w:tentative="1">
+      <w:start w:val="1"/>
+      <w:numFmt w:val="bullet"/>
+      <w:lvlText w:val=""/>
+      <w:lvlJc w:val="left"/>
+      <w:pPr>
+        <w:tabs>
+          <w:tab w:val="num" w:pos="3600"/>
+        </w:tabs>
+        <w:ind w:left="3600" w:hanging="360"/>
+      </w:pPr>
+      <w:rPr>
+        <w:rFonts w:ascii="Wingdings" w:hAnsi="Wingdings" w:hint="default"/>
+        <w:sz w:val="20"/>
+      </w:rPr>
+    </w:lvl>
+    <w:lvl w:ilvl="5" w:tentative="1">
+      <w:start w:val="1"/>
+      <w:numFmt w:val="bullet"/>
+      <w:lvlText w:val=""/>
+      <w:lvlJc w:val="left"/>
+      <w:pPr>
+        <w:tabs>
+          <w:tab w:val="num" w:pos="4320"/>
+        </w:tabs>
+        <w:ind w:left="4320" w:hanging="360"/>
+      </w:pPr>
+      <w:rPr>
+        <w:rFonts w:ascii="Wingdings" w:hAnsi="Wingdings" w:hint="default"/>
+        <w:sz w:val="20"/>
+      </w:rPr>
+    </w:lvl>
+    <w:lvl w:ilvl="6" w:tentative="1">
+      <w:start w:val="1"/>
+      <w:numFmt w:val="bullet"/>
+      <w:lvlText w:val=""/>
+      <w:lvlJc w:val="left"/>
+      <w:pPr>
+        <w:tabs>
+          <w:tab w:val="num" w:pos="5040"/>
+        </w:tabs>
+        <w:ind w:left="5040" w:hanging="360"/>
+      </w:pPr>
+      <w:rPr>
+        <w:rFonts w:ascii="Wingdings" w:hAnsi="Wingdings" w:hint="default"/>
+        <w:sz w:val="20"/>
+      </w:rPr>
+    </w:lvl>
+    <w:lvl w:ilvl="7" w:tentative="1">
+      <w:start w:val="1"/>
+      <w:numFmt w:val="bullet"/>
+      <w:lvlText w:val=""/>
+      <w:lvlJc w:val="left"/>
+      <w:pPr>
+        <w:tabs>
+          <w:tab w:val="num" w:pos="5760"/>
+        </w:tabs>
+        <w:ind w:left="5760" w:hanging="360"/>
+      </w:pPr>
+      <w:rPr>
+        <w:rFonts w:ascii="Wingdings" w:hAnsi="Wingdings" w:hint="default"/>
+        <w:sz w:val="20"/>
+      </w:rPr>
+    </w:lvl>
+    <w:lvl w:ilvl="8" w:tentative="1">
+      <w:start w:val="1"/>
+      <w:numFmt w:val="bullet"/>
+      <w:lvlText w:val=""/>
+      <w:lvlJc w:val="left"/>
+      <w:pPr>
+        <w:tabs>
+          <w:tab w:val="num" w:pos="6480"/>
+        </w:tabs>
+        <w:ind w:left="6480" w:hanging="360"/>
+      </w:pPr>
+      <w:rPr>
+        <w:rFonts w:ascii="Wingdings" w:hAnsi="Wingdings" w:hint="default"/>
+        <w:sz w:val="20"/>
+      </w:rPr>
+    </w:lvl>
+  </w:abstractNum>
+  <w:abstractNum w:abstractNumId="19">
+    <w:nsid w:val="5B952E2D"/>
+    <w:multiLevelType w:val="multilevel"/>
+    <w:tmpl w:val="55086D8E"/>
+    <w:lvl w:ilvl="0">
+      <w:start w:val="1"/>
+      <w:numFmt w:val="bullet"/>
+      <w:lvlText w:val=""/>
+      <w:lvlJc w:val="left"/>
+      <w:pPr>
+        <w:tabs>
+          <w:tab w:val="num" w:pos="720"/>
+        </w:tabs>
+        <w:ind w:left="720" w:hanging="360"/>
+      </w:pPr>
+      <w:rPr>
+        <w:rFonts w:ascii="Symbol" w:hAnsi="Symbol" w:hint="default"/>
+        <w:sz w:val="20"/>
+      </w:rPr>
+    </w:lvl>
+    <w:lvl w:ilvl="1" w:tentative="1">
+      <w:start w:val="1"/>
+      <w:numFmt w:val="bullet"/>
+      <w:lvlText w:val="o"/>
+      <w:lvlJc w:val="left"/>
+      <w:pPr>
+        <w:tabs>
+          <w:tab w:val="num" w:pos="1440"/>
+        </w:tabs>
+        <w:ind w:left="1440" w:hanging="360"/>
+      </w:pPr>
+      <w:rPr>
+        <w:rFonts w:ascii="Courier New" w:hAnsi="Courier New" w:hint="default"/>
+        <w:sz w:val="20"/>
+      </w:rPr>
+    </w:lvl>
+    <w:lvl w:ilvl="2" w:tentative="1">
+      <w:start w:val="1"/>
+      <w:numFmt w:val="bullet"/>
+      <w:lvlText w:val=""/>
+      <w:lvlJc w:val="left"/>
+      <w:pPr>
+        <w:tabs>
+          <w:tab w:val="num" w:pos="2160"/>
+        </w:tabs>
+        <w:ind w:left="2160" w:hanging="360"/>
+      </w:pPr>
+      <w:rPr>
+        <w:rFonts w:ascii="Wingdings" w:hAnsi="Wingdings" w:hint="default"/>
+        <w:sz w:val="20"/>
+      </w:rPr>
+    </w:lvl>
+    <w:lvl w:ilvl="3" w:tentative="1">
+      <w:start w:val="1"/>
+      <w:numFmt w:val="bullet"/>
+      <w:lvlText w:val=""/>
+      <w:lvlJc w:val="left"/>
+      <w:pPr>
+        <w:tabs>
+          <w:tab w:val="num" w:pos="2880"/>
+        </w:tabs>
+        <w:ind w:left="2880" w:hanging="360"/>
+      </w:pPr>
+      <w:rPr>
+        <w:rFonts w:ascii="Wingdings" w:hAnsi="Wingdings" w:hint="default"/>
+        <w:sz w:val="20"/>
+      </w:rPr>
+    </w:lvl>
+    <w:lvl w:ilvl="4" w:tentative="1">
+      <w:start w:val="1"/>
+      <w:numFmt w:val="bullet"/>
+      <w:lvlText w:val=""/>
+      <w:lvlJc w:val="left"/>
+      <w:pPr>
+        <w:tabs>
+          <w:tab w:val="num" w:pos="3600"/>
+        </w:tabs>
+        <w:ind w:left="3600" w:hanging="360"/>
+      </w:pPr>
+      <w:rPr>
+        <w:rFonts w:ascii="Wingdings" w:hAnsi="Wingdings" w:hint="default"/>
+        <w:sz w:val="20"/>
+      </w:rPr>
+    </w:lvl>
+    <w:lvl w:ilvl="5" w:tentative="1">
+      <w:start w:val="1"/>
+      <w:numFmt w:val="bullet"/>
+      <w:lvlText w:val=""/>
+      <w:lvlJc w:val="left"/>
+      <w:pPr>
+        <w:tabs>
+          <w:tab w:val="num" w:pos="4320"/>
+        </w:tabs>
+        <w:ind w:left="4320" w:hanging="360"/>
+      </w:pPr>
+      <w:rPr>
+        <w:rFonts w:ascii="Wingdings" w:hAnsi="Wingdings" w:hint="default"/>
+        <w:sz w:val="20"/>
+      </w:rPr>
+    </w:lvl>
+    <w:lvl w:ilvl="6" w:tentative="1">
+      <w:start w:val="1"/>
+      <w:numFmt w:val="bullet"/>
+      <w:lvlText w:val=""/>
+      <w:lvlJc w:val="left"/>
+      <w:pPr>
+        <w:tabs>
+          <w:tab w:val="num" w:pos="5040"/>
+        </w:tabs>
+        <w:ind w:left="5040" w:hanging="360"/>
+      </w:pPr>
+      <w:rPr>
+        <w:rFonts w:ascii="Wingdings" w:hAnsi="Wingdings" w:hint="default"/>
+        <w:sz w:val="20"/>
+      </w:rPr>
+    </w:lvl>
+    <w:lvl w:ilvl="7" w:tentative="1">
+      <w:start w:val="1"/>
+      <w:numFmt w:val="bullet"/>
+      <w:lvlText w:val=""/>
+      <w:lvlJc w:val="left"/>
+      <w:pPr>
+        <w:tabs>
+          <w:tab w:val="num" w:pos="5760"/>
+        </w:tabs>
+        <w:ind w:left="5760" w:hanging="360"/>
+      </w:pPr>
+      <w:rPr>
+        <w:rFonts w:ascii="Wingdings" w:hAnsi="Wingdings" w:hint="default"/>
+        <w:sz w:val="20"/>
+      </w:rPr>
+    </w:lvl>
+    <w:lvl w:ilvl="8" w:tentative="1">
+      <w:start w:val="1"/>
+      <w:numFmt w:val="bullet"/>
+      <w:lvlText w:val=""/>
+      <w:lvlJc w:val="left"/>
+      <w:pPr>
+        <w:tabs>
+          <w:tab w:val="num" w:pos="6480"/>
+        </w:tabs>
+        <w:ind w:left="6480" w:hanging="360"/>
+      </w:pPr>
+      <w:rPr>
+        <w:rFonts w:ascii="Wingdings" w:hAnsi="Wingdings" w:hint="default"/>
+        <w:sz w:val="20"/>
+      </w:rPr>
+    </w:lvl>
+  </w:abstractNum>
+  <w:abstractNum w:abstractNumId="20">
+    <w:nsid w:val="61CA4BF2"/>
+    <w:multiLevelType w:val="multilevel"/>
+    <w:tmpl w:val="A8F06DA0"/>
+    <w:lvl w:ilvl="0">
+      <w:start w:val="1"/>
+      <w:numFmt w:val="bullet"/>
+      <w:lvlText w:val=""/>
+      <w:lvlJc w:val="left"/>
+      <w:pPr>
+        <w:tabs>
+          <w:tab w:val="num" w:pos="720"/>
+        </w:tabs>
+        <w:ind w:left="720" w:hanging="360"/>
+      </w:pPr>
+      <w:rPr>
+        <w:rFonts w:ascii="Symbol" w:hAnsi="Symbol" w:hint="default"/>
+        <w:sz w:val="20"/>
+      </w:rPr>
+    </w:lvl>
+    <w:lvl w:ilvl="1" w:tentative="1">
+      <w:start w:val="1"/>
+      <w:numFmt w:val="bullet"/>
+      <w:lvlText w:val="o"/>
+      <w:lvlJc w:val="left"/>
+      <w:pPr>
+        <w:tabs>
+          <w:tab w:val="num" w:pos="1440"/>
+        </w:tabs>
+        <w:ind w:left="1440" w:hanging="360"/>
+      </w:pPr>
+      <w:rPr>
+        <w:rFonts w:ascii="Courier New" w:hAnsi="Courier New" w:hint="default"/>
+        <w:sz w:val="20"/>
+      </w:rPr>
+    </w:lvl>
+    <w:lvl w:ilvl="2" w:tentative="1">
+      <w:start w:val="1"/>
+      <w:numFmt w:val="bullet"/>
+      <w:lvlText w:val=""/>
+      <w:lvlJc w:val="left"/>
+      <w:pPr>
+        <w:tabs>
+          <w:tab w:val="num" w:pos="2160"/>
+        </w:tabs>
+        <w:ind w:left="2160" w:hanging="360"/>
+      </w:pPr>
+      <w:rPr>
+        <w:rFonts w:ascii="Wingdings" w:hAnsi="Wingdings" w:hint="default"/>
+        <w:sz w:val="20"/>
+      </w:rPr>
+    </w:lvl>
+    <w:lvl w:ilvl="3" w:tentative="1">
+      <w:start w:val="1"/>
+      <w:numFmt w:val="bullet"/>
+      <w:lvlText w:val=""/>
+      <w:lvlJc w:val="left"/>
+      <w:pPr>
+        <w:tabs>
+          <w:tab w:val="num" w:pos="2880"/>
+        </w:tabs>
+        <w:ind w:left="2880" w:hanging="360"/>
+      </w:pPr>
+      <w:rPr>
+        <w:rFonts w:ascii="Wingdings" w:hAnsi="Wingdings" w:hint="default"/>
+        <w:sz w:val="20"/>
+      </w:rPr>
+    </w:lvl>
+    <w:lvl w:ilvl="4" w:tentative="1">
+      <w:start w:val="1"/>
+      <w:numFmt w:val="bullet"/>
+      <w:lvlText w:val=""/>
+      <w:lvlJc w:val="left"/>
+      <w:pPr>
+        <w:tabs>
+          <w:tab w:val="num" w:pos="3600"/>
+        </w:tabs>
+        <w:ind w:left="3600" w:hanging="360"/>
+      </w:pPr>
+      <w:rPr>
+        <w:rFonts w:ascii="Wingdings" w:hAnsi="Wingdings" w:hint="default"/>
+        <w:sz w:val="20"/>
+      </w:rPr>
+    </w:lvl>
+    <w:lvl w:ilvl="5" w:tentative="1">
+      <w:start w:val="1"/>
+      <w:numFmt w:val="bullet"/>
+      <w:lvlText w:val=""/>
+      <w:lvlJc w:val="left"/>
+      <w:pPr>
+        <w:tabs>
+          <w:tab w:val="num" w:pos="4320"/>
+        </w:tabs>
+        <w:ind w:left="4320" w:hanging="360"/>
+      </w:pPr>
+      <w:rPr>
+        <w:rFonts w:ascii="Wingdings" w:hAnsi="Wingdings" w:hint="default"/>
+        <w:sz w:val="20"/>
+      </w:rPr>
+    </w:lvl>
+    <w:lvl w:ilvl="6" w:tentative="1">
+      <w:start w:val="1"/>
+      <w:numFmt w:val="bullet"/>
+      <w:lvlText w:val=""/>
+      <w:lvlJc w:val="left"/>
+      <w:pPr>
+        <w:tabs>
+          <w:tab w:val="num" w:pos="5040"/>
+        </w:tabs>
+        <w:ind w:left="5040" w:hanging="360"/>
+      </w:pPr>
+      <w:rPr>
+        <w:rFonts w:ascii="Wingdings" w:hAnsi="Wingdings" w:hint="default"/>
+        <w:sz w:val="20"/>
+      </w:rPr>
+    </w:lvl>
+    <w:lvl w:ilvl="7" w:tentative="1">
+      <w:start w:val="1"/>
+      <w:numFmt w:val="bullet"/>
+      <w:lvlText w:val=""/>
+      <w:lvlJc w:val="left"/>
+      <w:pPr>
+        <w:tabs>
+          <w:tab w:val="num" w:pos="5760"/>
+        </w:tabs>
+        <w:ind w:left="5760" w:hanging="360"/>
+      </w:pPr>
+      <w:rPr>
+        <w:rFonts w:ascii="Wingdings" w:hAnsi="Wingdings" w:hint="default"/>
+        <w:sz w:val="20"/>
+      </w:rPr>
+    </w:lvl>
+    <w:lvl w:ilvl="8" w:tentative="1">
+      <w:start w:val="1"/>
+      <w:numFmt w:val="bullet"/>
+      <w:lvlText w:val=""/>
+      <w:lvlJc w:val="left"/>
+      <w:pPr>
+        <w:tabs>
+          <w:tab w:val="num" w:pos="6480"/>
+        </w:tabs>
+        <w:ind w:left="6480" w:hanging="360"/>
+      </w:pPr>
+      <w:rPr>
+        <w:rFonts w:ascii="Wingdings" w:hAnsi="Wingdings" w:hint="default"/>
+        <w:sz w:val="20"/>
+      </w:rPr>
+    </w:lvl>
+  </w:abstractNum>
+  <w:abstractNum w:abstractNumId="21">
+    <w:nsid w:val="653B534A"/>
+    <w:multiLevelType w:val="multilevel"/>
+    <w:tmpl w:val="F0A44418"/>
+    <w:lvl w:ilvl="0">
+      <w:start w:val="1"/>
+      <w:numFmt w:val="bullet"/>
+      <w:lvlText w:val=""/>
+      <w:lvlJc w:val="left"/>
+      <w:pPr>
+        <w:tabs>
+          <w:tab w:val="num" w:pos="720"/>
+        </w:tabs>
+        <w:ind w:left="720" w:hanging="360"/>
+      </w:pPr>
+      <w:rPr>
+        <w:rFonts w:ascii="Symbol" w:hAnsi="Symbol" w:hint="default"/>
+        <w:sz w:val="20"/>
+      </w:rPr>
+    </w:lvl>
+    <w:lvl w:ilvl="1" w:tentative="1">
+      <w:start w:val="1"/>
+      <w:numFmt w:val="bullet"/>
+      <w:lvlText w:val="o"/>
+      <w:lvlJc w:val="left"/>
+      <w:pPr>
+        <w:tabs>
+          <w:tab w:val="num" w:pos="1440"/>
+        </w:tabs>
+        <w:ind w:left="1440" w:hanging="360"/>
+      </w:pPr>
+      <w:rPr>
+        <w:rFonts w:ascii="Courier New" w:hAnsi="Courier New" w:hint="default"/>
+        <w:sz w:val="20"/>
+      </w:rPr>
+    </w:lvl>
+    <w:lvl w:ilvl="2" w:tentative="1">
+      <w:start w:val="1"/>
+      <w:numFmt w:val="bullet"/>
+      <w:lvlText w:val=""/>
+      <w:lvlJc w:val="left"/>
+      <w:pPr>
+        <w:tabs>
+          <w:tab w:val="num" w:pos="2160"/>
+        </w:tabs>
+        <w:ind w:left="2160" w:hanging="360"/>
+      </w:pPr>
+      <w:rPr>
+        <w:rFonts w:ascii="Wingdings" w:hAnsi="Wingdings" w:hint="default"/>
+        <w:sz w:val="20"/>
+      </w:rPr>
+    </w:lvl>
+    <w:lvl w:ilvl="3" w:tentative="1">
+      <w:start w:val="1"/>
+      <w:numFmt w:val="bullet"/>
+      <w:lvlText w:val=""/>
+      <w:lvlJc w:val="left"/>
+      <w:pPr>
+        <w:tabs>
+          <w:tab w:val="num" w:pos="2880"/>
+        </w:tabs>
+        <w:ind w:left="2880" w:hanging="360"/>
+      </w:pPr>
+      <w:rPr>
+        <w:rFonts w:ascii="Wingdings" w:hAnsi="Wingdings" w:hint="default"/>
+        <w:sz w:val="20"/>
+      </w:rPr>
+    </w:lvl>
+    <w:lvl w:ilvl="4" w:tentative="1">
+      <w:start w:val="1"/>
+      <w:numFmt w:val="bullet"/>
+      <w:lvlText w:val=""/>
+      <w:lvlJc w:val="left"/>
+      <w:pPr>
+        <w:tabs>
+          <w:tab w:val="num" w:pos="3600"/>
+        </w:tabs>
+        <w:ind w:left="3600" w:hanging="360"/>
+      </w:pPr>
+      <w:rPr>
+        <w:rFonts w:ascii="Wingdings" w:hAnsi="Wingdings" w:hint="default"/>
+        <w:sz w:val="20"/>
+      </w:rPr>
+    </w:lvl>
+    <w:lvl w:ilvl="5" w:tentative="1">
+      <w:start w:val="1"/>
+      <w:numFmt w:val="bullet"/>
+      <w:lvlText w:val=""/>
+      <w:lvlJc w:val="left"/>
+      <w:pPr>
+        <w:tabs>
+          <w:tab w:val="num" w:pos="4320"/>
+        </w:tabs>
+        <w:ind w:left="4320" w:hanging="360"/>
+      </w:pPr>
+      <w:rPr>
+        <w:rFonts w:ascii="Wingdings" w:hAnsi="Wingdings" w:hint="default"/>
+        <w:sz w:val="20"/>
+      </w:rPr>
+    </w:lvl>
+    <w:lvl w:ilvl="6" w:tentative="1">
+      <w:start w:val="1"/>
+      <w:numFmt w:val="bullet"/>
+      <w:lvlText w:val=""/>
+      <w:lvlJc w:val="left"/>
+      <w:pPr>
+        <w:tabs>
+          <w:tab w:val="num" w:pos="5040"/>
+        </w:tabs>
+        <w:ind w:left="5040" w:hanging="360"/>
+      </w:pPr>
+      <w:rPr>
+        <w:rFonts w:ascii="Wingdings" w:hAnsi="Wingdings" w:hint="default"/>
+        <w:sz w:val="20"/>
+      </w:rPr>
+    </w:lvl>
+    <w:lvl w:ilvl="7" w:tentative="1">
+      <w:start w:val="1"/>
+      <w:numFmt w:val="bullet"/>
+      <w:lvlText w:val=""/>
+      <w:lvlJc w:val="left"/>
+      <w:pPr>
+        <w:tabs>
+          <w:tab w:val="num" w:pos="5760"/>
+        </w:tabs>
+        <w:ind w:left="5760" w:hanging="360"/>
+      </w:pPr>
+      <w:rPr>
+        <w:rFonts w:ascii="Wingdings" w:hAnsi="Wingdings" w:hint="default"/>
+        <w:sz w:val="20"/>
+      </w:rPr>
+    </w:lvl>
+    <w:lvl w:ilvl="8" w:tentative="1">
+      <w:start w:val="1"/>
+      <w:numFmt w:val="bullet"/>
+      <w:lvlText w:val=""/>
+      <w:lvlJc w:val="left"/>
+      <w:pPr>
+        <w:tabs>
+          <w:tab w:val="num" w:pos="6480"/>
+        </w:tabs>
+        <w:ind w:left="6480" w:hanging="360"/>
+      </w:pPr>
+      <w:rPr>
+        <w:rFonts w:ascii="Wingdings" w:hAnsi="Wingdings" w:hint="default"/>
+        <w:sz w:val="20"/>
+      </w:rPr>
+    </w:lvl>
+  </w:abstractNum>
+  <w:abstractNum w:abstractNumId="22">
+    <w:nsid w:val="66E47A7F"/>
+    <w:multiLevelType w:val="multilevel"/>
+    <w:tmpl w:val="676C1BEA"/>
+    <w:lvl w:ilvl="0">
+      <w:start w:val="1"/>
+      <w:numFmt w:val="bullet"/>
+      <w:lvlText w:val=""/>
+      <w:lvlJc w:val="left"/>
+      <w:pPr>
+        <w:tabs>
+          <w:tab w:val="num" w:pos="720"/>
+        </w:tabs>
+        <w:ind w:left="720" w:hanging="360"/>
+      </w:pPr>
+      <w:rPr>
+        <w:rFonts w:ascii="Symbol" w:hAnsi="Symbol" w:hint="default"/>
+        <w:sz w:val="20"/>
+      </w:rPr>
+    </w:lvl>
+    <w:lvl w:ilvl="1" w:tentative="1">
+      <w:start w:val="1"/>
+      <w:numFmt w:val="bullet"/>
+      <w:lvlText w:val="o"/>
+      <w:lvlJc w:val="left"/>
+      <w:pPr>
+        <w:tabs>
+          <w:tab w:val="num" w:pos="1440"/>
+        </w:tabs>
+        <w:ind w:left="1440" w:hanging="360"/>
+      </w:pPr>
+      <w:rPr>
+        <w:rFonts w:ascii="Courier New" w:hAnsi="Courier New" w:hint="default"/>
+        <w:sz w:val="20"/>
+      </w:rPr>
+    </w:lvl>
+    <w:lvl w:ilvl="2" w:tentative="1">
+      <w:start w:val="1"/>
+      <w:numFmt w:val="bullet"/>
+      <w:lvlText w:val=""/>
+      <w:lvlJc w:val="left"/>
+      <w:pPr>
+        <w:tabs>
+          <w:tab w:val="num" w:pos="2160"/>
+        </w:tabs>
+        <w:ind w:left="2160" w:hanging="360"/>
+      </w:pPr>
+      <w:rPr>
+        <w:rFonts w:ascii="Wingdings" w:hAnsi="Wingdings" w:hint="default"/>
+        <w:sz w:val="20"/>
+      </w:rPr>
+    </w:lvl>
+    <w:lvl w:ilvl="3" w:tentative="1">
+      <w:start w:val="1"/>
+      <w:numFmt w:val="bullet"/>
+      <w:lvlText w:val=""/>
+      <w:lvlJc w:val="left"/>
+      <w:pPr>
+        <w:tabs>
+          <w:tab w:val="num" w:pos="2880"/>
+        </w:tabs>
+        <w:ind w:left="2880" w:hanging="360"/>
+      </w:pPr>
+      <w:rPr>
+        <w:rFonts w:ascii="Wingdings" w:hAnsi="Wingdings" w:hint="default"/>
+        <w:sz w:val="20"/>
+      </w:rPr>
+    </w:lvl>
+    <w:lvl w:ilvl="4" w:tentative="1">
+      <w:start w:val="1"/>
+      <w:numFmt w:val="bullet"/>
+      <w:lvlText w:val=""/>
+      <w:lvlJc w:val="left"/>
+      <w:pPr>
+        <w:tabs>
+          <w:tab w:val="num" w:pos="3600"/>
+        </w:tabs>
+        <w:ind w:left="3600" w:hanging="360"/>
+      </w:pPr>
+      <w:rPr>
+        <w:rFonts w:ascii="Wingdings" w:hAnsi="Wingdings" w:hint="default"/>
+        <w:sz w:val="20"/>
+      </w:rPr>
+    </w:lvl>
+    <w:lvl w:ilvl="5" w:tentative="1">
+      <w:start w:val="1"/>
+      <w:numFmt w:val="bullet"/>
+      <w:lvlText w:val=""/>
+      <w:lvlJc w:val="left"/>
+      <w:pPr>
+        <w:tabs>
+          <w:tab w:val="num" w:pos="4320"/>
+        </w:tabs>
+        <w:ind w:left="4320" w:hanging="360"/>
+      </w:pPr>
+      <w:rPr>
+        <w:rFonts w:ascii="Wingdings" w:hAnsi="Wingdings" w:hint="default"/>
+        <w:sz w:val="20"/>
+      </w:rPr>
+    </w:lvl>
+    <w:lvl w:ilvl="6" w:tentative="1">
+      <w:start w:val="1"/>
+      <w:numFmt w:val="bullet"/>
+      <w:lvlText w:val=""/>
+      <w:lvlJc w:val="left"/>
+      <w:pPr>
+        <w:tabs>
+          <w:tab w:val="num" w:pos="5040"/>
+        </w:tabs>
+        <w:ind w:left="5040" w:hanging="360"/>
+      </w:pPr>
+      <w:rPr>
+        <w:rFonts w:ascii="Wingdings" w:hAnsi="Wingdings" w:hint="default"/>
+        <w:sz w:val="20"/>
+      </w:rPr>
+    </w:lvl>
+    <w:lvl w:ilvl="7" w:tentative="1">
+      <w:start w:val="1"/>
+      <w:numFmt w:val="bullet"/>
+      <w:lvlText w:val=""/>
+      <w:lvlJc w:val="left"/>
+      <w:pPr>
+        <w:tabs>
+          <w:tab w:val="num" w:pos="5760"/>
+        </w:tabs>
+        <w:ind w:left="5760" w:hanging="360"/>
+      </w:pPr>
+      <w:rPr>
+        <w:rFonts w:ascii="Wingdings" w:hAnsi="Wingdings" w:hint="default"/>
+        <w:sz w:val="20"/>
+      </w:rPr>
+    </w:lvl>
+    <w:lvl w:ilvl="8" w:tentative="1">
+      <w:start w:val="1"/>
+      <w:numFmt w:val="bullet"/>
+      <w:lvlText w:val=""/>
+      <w:lvlJc w:val="left"/>
+      <w:pPr>
+        <w:tabs>
+          <w:tab w:val="num" w:pos="6480"/>
+        </w:tabs>
+        <w:ind w:left="6480" w:hanging="360"/>
+      </w:pPr>
+      <w:rPr>
+        <w:rFonts w:ascii="Wingdings" w:hAnsi="Wingdings" w:hint="default"/>
+        <w:sz w:val="20"/>
+      </w:rPr>
+    </w:lvl>
+  </w:abstractNum>
+  <w:abstractNum w:abstractNumId="23">
+    <w:nsid w:val="68821FBB"/>
+    <w:multiLevelType w:val="multilevel"/>
+    <w:tmpl w:val="092AE2A4"/>
+    <w:lvl w:ilvl="0">
+      <w:start w:val="1"/>
+      <w:numFmt w:val="bullet"/>
+      <w:lvlText w:val=""/>
+      <w:lvlJc w:val="left"/>
+      <w:pPr>
+        <w:tabs>
+          <w:tab w:val="num" w:pos="720"/>
+        </w:tabs>
+        <w:ind w:left="720" w:hanging="360"/>
+      </w:pPr>
+      <w:rPr>
+        <w:rFonts w:ascii="Symbol" w:hAnsi="Symbol" w:hint="default"/>
+        <w:sz w:val="20"/>
+      </w:rPr>
+    </w:lvl>
+    <w:lvl w:ilvl="1" w:tentative="1">
+      <w:start w:val="1"/>
+      <w:numFmt w:val="bullet"/>
+      <w:lvlText w:val="o"/>
+      <w:lvlJc w:val="left"/>
+      <w:pPr>
+        <w:tabs>
+          <w:tab w:val="num" w:pos="1440"/>
+        </w:tabs>
+        <w:ind w:left="1440" w:hanging="360"/>
+      </w:pPr>
+      <w:rPr>
+        <w:rFonts w:ascii="Courier New" w:hAnsi="Courier New" w:hint="default"/>
+        <w:sz w:val="20"/>
+      </w:rPr>
+    </w:lvl>
+    <w:lvl w:ilvl="2" w:tentative="1">
+      <w:start w:val="1"/>
+      <w:numFmt w:val="bullet"/>
+      <w:lvlText w:val=""/>
+      <w:lvlJc w:val="left"/>
+      <w:pPr>
+        <w:tabs>
+          <w:tab w:val="num" w:pos="2160"/>
+        </w:tabs>
+        <w:ind w:left="2160" w:hanging="360"/>
+      </w:pPr>
+      <w:rPr>
+        <w:rFonts w:ascii="Wingdings" w:hAnsi="Wingdings" w:hint="default"/>
+        <w:sz w:val="20"/>
+      </w:rPr>
+    </w:lvl>
+    <w:lvl w:ilvl="3" w:tentative="1">
+      <w:start w:val="1"/>
+      <w:numFmt w:val="bullet"/>
+      <w:lvlText w:val=""/>
+      <w:lvlJc w:val="left"/>
+      <w:pPr>
+        <w:tabs>
+          <w:tab w:val="num" w:pos="2880"/>
+        </w:tabs>
+        <w:ind w:left="2880" w:hanging="360"/>
+      </w:pPr>
+      <w:rPr>
+        <w:rFonts w:ascii="Wingdings" w:hAnsi="Wingdings" w:hint="default"/>
+        <w:sz w:val="20"/>
+      </w:rPr>
+    </w:lvl>
+    <w:lvl w:ilvl="4" w:tentative="1">
+      <w:start w:val="1"/>
+      <w:numFmt w:val="bullet"/>
+      <w:lvlText w:val=""/>
+      <w:lvlJc w:val="left"/>
+      <w:pPr>
+        <w:tabs>
+          <w:tab w:val="num" w:pos="3600"/>
+        </w:tabs>
+        <w:ind w:left="3600" w:hanging="360"/>
+      </w:pPr>
+      <w:rPr>
+        <w:rFonts w:ascii="Wingdings" w:hAnsi="Wingdings" w:hint="default"/>
+        <w:sz w:val="20"/>
+      </w:rPr>
+    </w:lvl>
+    <w:lvl w:ilvl="5" w:tentative="1">
+      <w:start w:val="1"/>
+      <w:numFmt w:val="bullet"/>
+      <w:lvlText w:val=""/>
+      <w:lvlJc w:val="left"/>
+      <w:pPr>
+        <w:tabs>
+          <w:tab w:val="num" w:pos="4320"/>
+        </w:tabs>
+        <w:ind w:left="4320" w:hanging="360"/>
+      </w:pPr>
+      <w:rPr>
+        <w:rFonts w:ascii="Wingdings" w:hAnsi="Wingdings" w:hint="default"/>
+        <w:sz w:val="20"/>
+      </w:rPr>
+    </w:lvl>
+    <w:lvl w:ilvl="6" w:tentative="1">
+      <w:start w:val="1"/>
+      <w:numFmt w:val="bullet"/>
+      <w:lvlText w:val=""/>
+      <w:lvlJc w:val="left"/>
+      <w:pPr>
+        <w:tabs>
+          <w:tab w:val="num" w:pos="5040"/>
+        </w:tabs>
+        <w:ind w:left="5040" w:hanging="360"/>
+      </w:pPr>
+      <w:rPr>
+        <w:rFonts w:ascii="Wingdings" w:hAnsi="Wingdings" w:hint="default"/>
+        <w:sz w:val="20"/>
+      </w:rPr>
+    </w:lvl>
+    <w:lvl w:ilvl="7" w:tentative="1">
+      <w:start w:val="1"/>
+      <w:numFmt w:val="bullet"/>
+      <w:lvlText w:val=""/>
+      <w:lvlJc w:val="left"/>
+      <w:pPr>
+        <w:tabs>
+          <w:tab w:val="num" w:pos="5760"/>
+        </w:tabs>
+        <w:ind w:left="5760" w:hanging="360"/>
+      </w:pPr>
+      <w:rPr>
+        <w:rFonts w:ascii="Wingdings" w:hAnsi="Wingdings" w:hint="default"/>
+        <w:sz w:val="20"/>
+      </w:rPr>
+    </w:lvl>
+    <w:lvl w:ilvl="8" w:tentative="1">
+      <w:start w:val="1"/>
+      <w:numFmt w:val="bullet"/>
+      <w:lvlText w:val=""/>
+      <w:lvlJc w:val="left"/>
+      <w:pPr>
+        <w:tabs>
+          <w:tab w:val="num" w:pos="6480"/>
+        </w:tabs>
+        <w:ind w:left="6480" w:hanging="360"/>
+      </w:pPr>
+      <w:rPr>
+        <w:rFonts w:ascii="Wingdings" w:hAnsi="Wingdings" w:hint="default"/>
+        <w:sz w:val="20"/>
+      </w:rPr>
+    </w:lvl>
+  </w:abstractNum>
   <w:num w:numId="1">
+    <w:abstractNumId w:val="4"/>
+  </w:num>
+  <w:num w:numId="2">
+    <w:abstractNumId w:val="8"/>
+  </w:num>
+  <w:num w:numId="3">
+    <w:abstractNumId w:val="12"/>
+  </w:num>
+  <w:num w:numId="4">
+    <w:abstractNumId w:val="14"/>
+  </w:num>
+  <w:num w:numId="5">
+    <w:abstractNumId w:val="19"/>
+  </w:num>
+  <w:num w:numId="6">
     <w:abstractNumId w:val="3"/>
   </w:num>
-  <w:num w:numId="2">
-    <w:abstractNumId w:val="6"/>
-  </w:num>
-  <w:num w:numId="3">
-    <w:abstractNumId w:val="8"/>
-  </w:num>
-  <w:num w:numId="4">
-    <w:abstractNumId w:val="9"/>
-  </w:num>
-  <w:num w:numId="5">
-    <w:abstractNumId w:val="12"/>
-  </w:num>
-  <w:num w:numId="6">
-    <w:abstractNumId w:val="2"/>
-  </w:num>
   <w:num w:numId="7">
-    <w:abstractNumId w:val="13"/>
+    <w:abstractNumId w:val="21"/>
   </w:num>
   <w:num w:numId="8">
-    <w:abstractNumId w:val="11"/>
+    <w:abstractNumId w:val="18"/>
   </w:num>
   <w:num w:numId="9">
     <w:abstractNumId w:val="0"/>
   </w:num>
   <w:num w:numId="10">
-    <w:abstractNumId w:val="7"/>
+    <w:abstractNumId w:val="10"/>
   </w:num>
   <w:num w:numId="11">
-    <w:abstractNumId w:val="14"/>
+    <w:abstractNumId w:val="22"/>
   </w:num>
   <w:num w:numId="12">
     <w:abstractNumId w:val="1"/>
   </w:num>
   <w:num w:numId="13">
-    <w:abstractNumId w:val="10"/>
+    <w:abstractNumId w:val="17"/>
   </w:num>
   <w:num w:numId="14">
-    <w:abstractNumId w:val="4"/>
+    <w:abstractNumId w:val="5"/>
   </w:num>
   <w:num w:numId="15">
-    <w:abstractNumId w:val="5"/>
+    <w:abstractNumId w:val="7"/>
   </w:num>
   <w:num w:numId="16">
+    <w:abstractNumId w:val="23"/>
+  </w:num>
+  <w:num w:numId="17">
+    <w:abstractNumId w:val="16"/>
+  </w:num>
+  <w:num w:numId="18">
+    <w:abstractNumId w:val="9"/>
+  </w:num>
+  <w:num w:numId="19">
+    <w:abstractNumId w:val="11"/>
+  </w:num>
+  <w:num w:numId="20">
+    <w:abstractNumId w:val="6"/>
+  </w:num>
+  <w:num w:numId="21">
+    <w:abstractNumId w:val="20"/>
+  </w:num>
+  <w:num w:numId="22">
+    <w:abstractNumId w:val="2"/>
+  </w:num>
+  <w:num w:numId="23">
+    <w:abstractNumId w:val="13"/>
+  </w:num>
+  <w:num w:numId="24">
     <w:abstractNumId w:val="15"/>
   </w:num>
 </w:numbering>

--- a/Window_function_Rank_DENSE_RANK_ROW_NUMBER.docx
+++ b/Window_function_Rank_DENSE_RANK_ROW_NUMBER.docx
@@ -7988,15 +7988,17 @@
           <w:b/>
           <w:bCs/>
           <w:noProof/>
-          <w:lang w:eastAsia="en-IN"/>
-        </w:rPr>
-      </w:pPr>
-      <w:r>
-        <w:rPr>
-          <w:rFonts w:eastAsia="Times New Roman" w:cstheme="minorHAnsi"/>
-          <w:b/>
-          <w:bCs/>
-          <w:noProof/>
+          <w:color w:val="FF0000"/>
+          <w:lang w:eastAsia="en-IN"/>
+        </w:rPr>
+      </w:pPr>
+      <w:r>
+        <w:rPr>
+          <w:rFonts w:eastAsia="Times New Roman" w:cstheme="minorHAnsi"/>
+          <w:b/>
+          <w:bCs/>
+          <w:noProof/>
+          <w:color w:val="FF0000"/>
           <w:lang w:eastAsia="en-IN"/>
         </w:rPr>
         <w:t>Wrong (default behavior)</w:t>
@@ -8357,6 +8359,7 @@
           <w:rFonts w:eastAsia="Times New Roman" w:cstheme="minorHAnsi"/>
           <w:b/>
           <w:bCs/>
+          <w:highlight w:val="cyan"/>
           <w:lang w:eastAsia="en-IN"/>
         </w:rPr>
         <w:t>Correct usage (important!)</w:t>
@@ -14639,7 +14642,25 @@
           <w:bCs/>
           <w:lang w:eastAsia="en-IN"/>
         </w:rPr>
-        <w:t>Find top 10% customers by spend</w:t>
+        <w:t xml:space="preserve">Find top </w:t>
+      </w:r>
+      <w:r>
+        <w:rPr>
+          <w:rFonts w:eastAsia="Times New Roman" w:cstheme="minorHAnsi"/>
+          <w:b/>
+          <w:bCs/>
+          <w:lang w:eastAsia="en-IN"/>
+        </w:rPr>
+        <w:t>5</w:t>
+      </w:r>
+      <w:r>
+        <w:rPr>
+          <w:rFonts w:eastAsia="Times New Roman" w:cstheme="minorHAnsi"/>
+          <w:b/>
+          <w:bCs/>
+          <w:lang w:eastAsia="en-IN"/>
+        </w:rPr>
+        <w:t>% customers by spend</w:t>
       </w:r>
     </w:p>
     <w:p>
@@ -14781,7 +14802,24 @@
           <w:noProof/>
           <w:lang w:eastAsia="en-IN"/>
         </w:rPr>
-        <w:t xml:space="preserve">         NTILE(10) OVER (ORDER BY total_spend DESC) bucket</w:t>
+        <w:t xml:space="preserve">         NTILE(</w:t>
+      </w:r>
+      <w:r>
+        <w:rPr>
+          <w:rFonts w:eastAsia="Times New Roman" w:cstheme="minorHAnsi"/>
+          <w:noProof/>
+          <w:highlight w:val="cyan"/>
+          <w:lang w:eastAsia="en-IN"/>
+        </w:rPr>
+        <w:t>20</w:t>
+      </w:r>
+      <w:r>
+        <w:rPr>
+          <w:rFonts w:eastAsia="Times New Roman" w:cstheme="minorHAnsi"/>
+          <w:noProof/>
+          <w:lang w:eastAsia="en-IN"/>
+        </w:rPr>
+        <w:t>) OVER (ORDER BY total_spend DESC) bucket</w:t>
       </w:r>
     </w:p>
     <w:p>
@@ -14895,47 +14933,6 @@
     </w:p>
     <w:p>
       <w:pPr>
-        <w:spacing w:after="0" w:line="240" w:lineRule="auto"/>
-        <w:rPr>
-          <w:rFonts w:eastAsia="Times New Roman" w:cstheme="minorHAnsi"/>
-          <w:lang w:eastAsia="en-IN"/>
-        </w:rPr>
-      </w:pPr>
-      <w:r>
-        <w:rPr>
-          <w:rFonts w:eastAsia="Times New Roman" w:cstheme="minorHAnsi"/>
-          <w:lang w:eastAsia="en-IN"/>
-        </w:rPr>
-        <w:pict>
-          <v:rect id="_x0000_i1064" style="width:0;height:1.5pt" o:hralign="center" o:hrstd="t" o:hr="t" fillcolor="#a0a0a0" stroked="f"/>
-        </w:pict>
-      </w:r>
-    </w:p>
-    <w:p>
-      <w:pPr>
-        <w:spacing w:before="100" w:beforeAutospacing="1" w:after="100" w:afterAutospacing="1" w:line="240" w:lineRule="auto"/>
-        <w:outlineLvl w:val="0"/>
-        <w:rPr>
-          <w:rFonts w:eastAsia="Times New Roman" w:cstheme="minorHAnsi"/>
-          <w:b/>
-          <w:bCs/>
-          <w:kern w:val="36"/>
-          <w:lang w:eastAsia="en-IN"/>
-        </w:rPr>
-      </w:pPr>
-      <w:r>
-        <w:rPr>
-          <w:rFonts w:eastAsia="Times New Roman" w:cstheme="minorHAnsi"/>
-          <w:b/>
-          <w:bCs/>
-          <w:kern w:val="36"/>
-          <w:lang w:eastAsia="en-IN"/>
-        </w:rPr>
-        <w:t>LEVEL 9 — Cumulative % Contribution (ADVANCED)</w:t>
-      </w:r>
-    </w:p>
-    <w:p>
-      <w:pPr>
         <w:tabs>
           <w:tab w:val="left" w:pos="916"/>
           <w:tab w:val="left" w:pos="1832"/>
@@ -14961,14 +14958,6 @@
           <w:lang w:eastAsia="en-IN"/>
         </w:rPr>
       </w:pPr>
-      <w:r>
-        <w:rPr>
-          <w:rFonts w:eastAsia="Times New Roman" w:cstheme="minorHAnsi"/>
-          <w:noProof/>
-          <w:lang w:eastAsia="en-IN"/>
-        </w:rPr>
-        <w:t>SELECT customer_id,</w:t>
-      </w:r>
     </w:p>
     <w:p>
       <w:pPr>
@@ -14999,11 +14988,71 @@
       </w:pPr>
       <w:r>
         <w:rPr>
-          <w:rFonts w:eastAsia="Times New Roman" w:cstheme="minorHAnsi"/>
-          <w:noProof/>
-          <w:lang w:eastAsia="en-IN"/>
-        </w:rPr>
-        <w:t xml:space="preserve">       SUM(amount) OVER (ORDER BY amount DESC)</w:t>
+          <w:rStyle w:val="HTMLCode"/>
+          <w:rFonts w:eastAsiaTheme="minorHAnsi"/>
+          <w:noProof/>
+        </w:rPr>
+        <w:t>NTILE(n)</w:t>
+      </w:r>
+      <w:r>
+        <w:rPr>
+          <w:noProof/>
+        </w:rPr>
+        <w:t xml:space="preserve"> divides ordered rows into </w:t>
+      </w:r>
+      <w:r>
+        <w:rPr>
+          <w:rStyle w:val="Strong"/>
+          <w:noProof/>
+        </w:rPr>
+        <w:t>n equal groups</w:t>
+      </w:r>
+      <w:r>
+        <w:rPr>
+          <w:noProof/>
+        </w:rPr>
+        <w:t>.</w:t>
+      </w:r>
+    </w:p>
+    <w:p>
+      <w:pPr>
+        <w:spacing w:after="0" w:line="240" w:lineRule="auto"/>
+        <w:rPr>
+          <w:rFonts w:eastAsia="Times New Roman" w:cstheme="minorHAnsi"/>
+          <w:lang w:eastAsia="en-IN"/>
+        </w:rPr>
+      </w:pPr>
+      <w:r>
+        <w:rPr>
+          <w:rFonts w:eastAsia="Times New Roman" w:cstheme="minorHAnsi"/>
+          <w:lang w:eastAsia="en-IN"/>
+        </w:rPr>
+        <w:pict>
+          <v:rect id="_x0000_i1064" style="width:0;height:1.5pt" o:hralign="center" o:hrstd="t" o:hr="t" fillcolor="#a0a0a0" stroked="f"/>
+        </w:pict>
+      </w:r>
+    </w:p>
+    <w:p>
+      <w:pPr>
+        <w:spacing w:before="100" w:beforeAutospacing="1" w:after="100" w:afterAutospacing="1" w:line="240" w:lineRule="auto"/>
+        <w:outlineLvl w:val="0"/>
+        <w:rPr>
+          <w:rFonts w:eastAsia="Times New Roman" w:cstheme="minorHAnsi"/>
+          <w:b/>
+          <w:bCs/>
+          <w:kern w:val="36"/>
+          <w:lang w:eastAsia="en-IN"/>
+        </w:rPr>
+      </w:pPr>
+      <w:r>
+        <w:rPr>
+          <w:rFonts w:eastAsia="Times New Roman" w:cstheme="minorHAnsi"/>
+          <w:b/>
+          <w:bCs/>
+          <w:kern w:val="36"/>
+          <w:lang w:eastAsia="en-IN"/>
+        </w:rPr>
+        <w:t>LEVEL 9 — Cumulative % Contribution (ADVANCED)</w:t>
       </w:r>
     </w:p>
     <w:p>
@@ -15039,7 +15088,7 @@
           <w:noProof/>
           <w:lang w:eastAsia="en-IN"/>
         </w:rPr>
-        <w:t xml:space="preserve">       / SUM(amount) OVER () AS cumulative_pct</w:t>
+        <w:t>SELECT customer_id,</w:t>
       </w:r>
     </w:p>
     <w:p>
@@ -15075,140 +15124,7 @@
           <w:noProof/>
           <w:lang w:eastAsia="en-IN"/>
         </w:rPr>
-        <w:t>FROM orders;</w:t>
-      </w:r>
-    </w:p>
-    <w:p>
-      <w:pPr>
-        <w:spacing w:before="100" w:beforeAutospacing="1" w:after="100" w:afterAutospacing="1" w:line="240" w:lineRule="auto"/>
-        <w:rPr>
-          <w:rFonts w:eastAsia="Times New Roman" w:cstheme="minorHAnsi"/>
-          <w:lang w:eastAsia="en-IN"/>
-        </w:rPr>
-      </w:pPr>
-      <w:r>
-        <w:rPr>
-          <w:rFonts w:eastAsia="Times New Roman" w:cstheme="minorHAnsi"/>
-          <w:lang w:eastAsia="en-IN"/>
-        </w:rPr>
-        <w:t xml:space="preserve">Used in </w:t>
-      </w:r>
-      <w:r>
-        <w:rPr>
-          <w:rFonts w:eastAsia="Times New Roman" w:cstheme="minorHAnsi"/>
-          <w:b/>
-          <w:bCs/>
-          <w:lang w:eastAsia="en-IN"/>
-        </w:rPr>
-        <w:t>Pareto analysis (80/20)</w:t>
-      </w:r>
-    </w:p>
-    <w:p>
-      <w:pPr>
-        <w:spacing w:after="0" w:line="240" w:lineRule="auto"/>
-        <w:rPr>
-          <w:rFonts w:eastAsia="Times New Roman" w:cstheme="minorHAnsi"/>
-          <w:lang w:eastAsia="en-IN"/>
-        </w:rPr>
-      </w:pPr>
-      <w:r>
-        <w:rPr>
-          <w:rFonts w:eastAsia="Times New Roman" w:cstheme="minorHAnsi"/>
-          <w:lang w:eastAsia="en-IN"/>
-        </w:rPr>
-        <w:pict>
-          <v:rect id="_x0000_i1065" style="width:0;height:1.5pt" o:hralign="center" o:hrstd="t" o:hr="t" fillcolor="#a0a0a0" stroked="f"/>
-        </w:pict>
-      </w:r>
-    </w:p>
-    <w:p>
-      <w:pPr>
-        <w:spacing w:before="100" w:beforeAutospacing="1" w:after="100" w:afterAutospacing="1" w:line="240" w:lineRule="auto"/>
-        <w:outlineLvl w:val="0"/>
-        <w:rPr>
-          <w:rFonts w:eastAsia="Times New Roman" w:cstheme="minorHAnsi"/>
-          <w:b/>
-          <w:bCs/>
-          <w:kern w:val="36"/>
-          <w:lang w:eastAsia="en-IN"/>
-        </w:rPr>
-      </w:pPr>
-      <w:r>
-        <w:rPr>
-          <w:rFonts w:eastAsia="Times New Roman" w:cstheme="minorHAnsi"/>
-          <w:b/>
-          <w:bCs/>
-          <w:kern w:val="36"/>
-          <w:lang w:eastAsia="en-IN"/>
-        </w:rPr>
-        <w:t>LEVEL 10 — Interview Killer Question</w:t>
-      </w:r>
-    </w:p>
-    <w:p>
-      <w:pPr>
-        <w:spacing w:before="100" w:beforeAutospacing="1" w:after="100" w:afterAutospacing="1" w:line="240" w:lineRule="auto"/>
-        <w:outlineLvl w:val="2"/>
-        <w:rPr>
-          <w:rFonts w:eastAsia="Times New Roman" w:cstheme="minorHAnsi"/>
-          <w:b/>
-          <w:bCs/>
-          <w:lang w:eastAsia="en-IN"/>
-        </w:rPr>
-      </w:pPr>
-      <w:r>
-        <w:rPr>
-          <w:rFonts w:eastAsia="Times New Roman" w:cstheme="minorHAnsi"/>
-          <w:b/>
-          <w:bCs/>
-          <w:lang w:eastAsia="en-IN"/>
-        </w:rPr>
-        <w:t>Question</w:t>
-      </w:r>
-    </w:p>
-    <w:p>
-      <w:pPr>
-        <w:spacing w:before="100" w:beforeAutospacing="1" w:after="100" w:afterAutospacing="1" w:line="240" w:lineRule="auto"/>
-        <w:rPr>
-          <w:rFonts w:eastAsia="Times New Roman" w:cstheme="minorHAnsi"/>
-          <w:lang w:eastAsia="en-IN"/>
-        </w:rPr>
-      </w:pPr>
-      <w:r>
-        <w:rPr>
-          <w:rFonts w:eastAsia="Times New Roman" w:cstheme="minorHAnsi"/>
-          <w:lang w:eastAsia="en-IN"/>
-        </w:rPr>
-        <w:t xml:space="preserve">Find customers whose order amount is </w:t>
-      </w:r>
-      <w:r>
-        <w:rPr>
-          <w:rFonts w:eastAsia="Times New Roman" w:cstheme="minorHAnsi"/>
-          <w:b/>
-          <w:bCs/>
-          <w:lang w:eastAsia="en-IN"/>
-        </w:rPr>
-        <w:t>greater than their previous order</w:t>
-      </w:r>
-    </w:p>
-    <w:p>
-      <w:pPr>
-        <w:spacing w:before="100" w:beforeAutospacing="1" w:after="100" w:afterAutospacing="1" w:line="240" w:lineRule="auto"/>
-        <w:outlineLvl w:val="2"/>
-        <w:rPr>
-          <w:rFonts w:eastAsia="Times New Roman" w:cstheme="minorHAnsi"/>
-          <w:b/>
-          <w:bCs/>
-          <w:lang w:eastAsia="en-IN"/>
-        </w:rPr>
-      </w:pPr>
-      <w:r>
-        <w:rPr>
-          <w:rFonts w:eastAsia="Times New Roman" w:cstheme="minorHAnsi"/>
-          <w:b/>
-          <w:bCs/>
-          <w:lang w:eastAsia="en-IN"/>
-        </w:rPr>
-        <w:t>Query</w:t>
+        <w:t xml:space="preserve">       SUM(amount) OVER (ORDER BY amount DESC)</w:t>
       </w:r>
     </w:p>
     <w:p>
@@ -15234,15 +15150,17 @@
         <w:spacing w:after="0" w:line="240" w:lineRule="auto"/>
         <w:rPr>
           <w:rFonts w:eastAsia="Times New Roman" w:cstheme="minorHAnsi"/>
-          <w:lang w:eastAsia="en-IN"/>
-        </w:rPr>
-      </w:pPr>
-      <w:r>
-        <w:rPr>
-          <w:rFonts w:eastAsia="Times New Roman" w:cstheme="minorHAnsi"/>
-          <w:lang w:eastAsia="en-IN"/>
-        </w:rPr>
-        <w:t>SELECT *</w:t>
+          <w:noProof/>
+          <w:lang w:eastAsia="en-IN"/>
+        </w:rPr>
+      </w:pPr>
+      <w:r>
+        <w:rPr>
+          <w:rFonts w:eastAsia="Times New Roman" w:cstheme="minorHAnsi"/>
+          <w:noProof/>
+          <w:lang w:eastAsia="en-IN"/>
+        </w:rPr>
+        <w:t xml:space="preserve">       / SUM(amount) OVER () AS cumulative_pct</w:t>
       </w:r>
     </w:p>
     <w:p>
@@ -15268,15 +15186,106 @@
         <w:spacing w:after="0" w:line="240" w:lineRule="auto"/>
         <w:rPr>
           <w:rFonts w:eastAsia="Times New Roman" w:cstheme="minorHAnsi"/>
-          <w:lang w:eastAsia="en-IN"/>
-        </w:rPr>
-      </w:pPr>
-      <w:r>
-        <w:rPr>
-          <w:rFonts w:eastAsia="Times New Roman" w:cstheme="minorHAnsi"/>
-          <w:lang w:eastAsia="en-IN"/>
-        </w:rPr>
-        <w:t>FROM (</w:t>
+          <w:noProof/>
+          <w:lang w:eastAsia="en-IN"/>
+        </w:rPr>
+      </w:pPr>
+      <w:r>
+        <w:rPr>
+          <w:rFonts w:eastAsia="Times New Roman" w:cstheme="minorHAnsi"/>
+          <w:noProof/>
+          <w:lang w:eastAsia="en-IN"/>
+        </w:rPr>
+        <w:t>FROM orders;</w:t>
+      </w:r>
+    </w:p>
+    <w:p>
+      <w:pPr>
+        <w:spacing w:before="100" w:beforeAutospacing="1" w:after="100" w:afterAutospacing="1" w:line="240" w:lineRule="auto"/>
+        <w:rPr>
+          <w:rFonts w:eastAsia="Times New Roman" w:cstheme="minorHAnsi"/>
+          <w:b/>
+          <w:bCs/>
+          <w:lang w:eastAsia="en-IN"/>
+        </w:rPr>
+      </w:pPr>
+      <w:r>
+        <w:rPr>
+          <w:rFonts w:eastAsia="Times New Roman" w:cstheme="minorHAnsi"/>
+          <w:lang w:eastAsia="en-IN"/>
+        </w:rPr>
+        <w:t xml:space="preserve">Used in </w:t>
+      </w:r>
+      <w:r>
+        <w:rPr>
+          <w:rFonts w:eastAsia="Times New Roman" w:cstheme="minorHAnsi"/>
+          <w:b/>
+          <w:bCs/>
+          <w:lang w:eastAsia="en-IN"/>
+        </w:rPr>
+        <w:t>Pareto analysis (80/20)</w:t>
+      </w:r>
+    </w:p>
+    <w:p>
+      <w:pPr>
+        <w:spacing w:before="100" w:beforeAutospacing="1" w:after="100" w:afterAutospacing="1" w:line="240" w:lineRule="auto"/>
+        <w:rPr>
+          <w:rFonts w:eastAsia="Times New Roman" w:cstheme="minorHAnsi"/>
+          <w:b/>
+          <w:bCs/>
+          <w:lang w:eastAsia="en-IN"/>
+        </w:rPr>
+      </w:pPr>
+    </w:p>
+    <w:p>
+      <w:pPr>
+        <w:spacing w:before="100" w:beforeAutospacing="1" w:after="100" w:afterAutospacing="1" w:line="240" w:lineRule="auto"/>
+        <w:outlineLvl w:val="0"/>
+        <w:rPr>
+          <w:rFonts w:ascii="Times New Roman" w:eastAsia="Times New Roman" w:hAnsi="Times New Roman" w:cs="Times New Roman"/>
+          <w:b/>
+          <w:bCs/>
+          <w:kern w:val="36"/>
+          <w:sz w:val="36"/>
+          <w:szCs w:val="48"/>
+          <w:lang w:eastAsia="en-IN"/>
+        </w:rPr>
+      </w:pPr>
+      <w:r>
+        <w:rPr>
+          <w:rFonts w:ascii="Times New Roman" w:eastAsia="Times New Roman" w:hAnsi="Times New Roman" w:cs="Times New Roman"/>
+          <w:b/>
+          <w:bCs/>
+          <w:kern w:val="36"/>
+          <w:sz w:val="36"/>
+          <w:szCs w:val="48"/>
+          <w:lang w:eastAsia="en-IN"/>
+        </w:rPr>
+        <w:t>1</w:t>
+      </w:r>
+      <w:r>
+        <w:rPr>
+          <w:rFonts w:ascii="Times New Roman" w:eastAsia="Times New Roman" w:hAnsi="Times New Roman" w:cs="Times New Roman"/>
+          <w:b/>
+          <w:bCs/>
+          <w:kern w:val="36"/>
+          <w:sz w:val="36"/>
+          <w:szCs w:val="48"/>
+          <w:lang w:eastAsia="en-IN"/>
+        </w:rPr>
+        <w:t>.</w:t>
+      </w:r>
+      <w:r>
+        <w:rPr>
+          <w:rFonts w:ascii="Times New Roman" w:eastAsia="Times New Roman" w:hAnsi="Times New Roman" w:cs="Times New Roman"/>
+          <w:b/>
+          <w:bCs/>
+          <w:kern w:val="36"/>
+          <w:sz w:val="36"/>
+          <w:szCs w:val="48"/>
+          <w:lang w:eastAsia="en-IN"/>
+        </w:rPr>
+        <w:t xml:space="preserve"> Query 1</w:t>
       </w:r>
     </w:p>
     <w:p>
@@ -15301,16 +15310,165 @@
         </w:tabs>
         <w:spacing w:after="0" w:line="240" w:lineRule="auto"/>
         <w:rPr>
-          <w:rFonts w:eastAsia="Times New Roman" w:cstheme="minorHAnsi"/>
-          <w:lang w:eastAsia="en-IN"/>
-        </w:rPr>
-      </w:pPr>
-      <w:r>
-        <w:rPr>
-          <w:rFonts w:eastAsia="Times New Roman" w:cstheme="minorHAnsi"/>
-          <w:lang w:eastAsia="en-IN"/>
-        </w:rPr>
-        <w:t xml:space="preserve">  SELECT *,</w:t>
+          <w:rFonts w:ascii="Courier New" w:eastAsia="Times New Roman" w:hAnsi="Courier New" w:cs="Courier New"/>
+          <w:sz w:val="20"/>
+          <w:szCs w:val="20"/>
+          <w:lang w:eastAsia="en-IN"/>
+        </w:rPr>
+      </w:pPr>
+      <w:r>
+        <w:rPr>
+          <w:rFonts w:ascii="Courier New" w:eastAsia="Times New Roman" w:hAnsi="Courier New" w:cs="Courier New"/>
+          <w:sz w:val="20"/>
+          <w:szCs w:val="20"/>
+          <w:lang w:eastAsia="en-IN"/>
+        </w:rPr>
+        <w:t>SUM(amount) OVER (ORDER BY amount DESC)</w:t>
+      </w:r>
+    </w:p>
+    <w:p>
+      <w:pPr>
+        <w:spacing w:before="100" w:beforeAutospacing="1" w:after="100" w:afterAutospacing="1" w:line="240" w:lineRule="auto"/>
+        <w:outlineLvl w:val="2"/>
+        <w:rPr>
+          <w:rFonts w:ascii="Times New Roman" w:eastAsia="Times New Roman" w:hAnsi="Times New Roman" w:cs="Times New Roman"/>
+          <w:b/>
+          <w:bCs/>
+          <w:sz w:val="27"/>
+          <w:szCs w:val="27"/>
+          <w:lang w:eastAsia="en-IN"/>
+        </w:rPr>
+      </w:pPr>
+      <w:r>
+        <w:rPr>
+          <w:rFonts w:ascii="Times New Roman" w:eastAsia="Times New Roman" w:hAnsi="Times New Roman" w:cs="Times New Roman"/>
+          <w:b/>
+          <w:bCs/>
+          <w:sz w:val="27"/>
+          <w:szCs w:val="27"/>
+          <w:lang w:eastAsia="en-IN"/>
+        </w:rPr>
+        <w:t>What it does:</w:t>
+      </w:r>
+    </w:p>
+    <w:p>
+      <w:pPr>
+        <w:spacing w:before="100" w:beforeAutospacing="1" w:after="100" w:afterAutospacing="1" w:line="240" w:lineRule="auto"/>
+        <w:rPr>
+          <w:rFonts w:ascii="Times New Roman" w:eastAsia="Times New Roman" w:hAnsi="Times New Roman" w:cs="Times New Roman"/>
+          <w:sz w:val="24"/>
+          <w:szCs w:val="24"/>
+          <w:lang w:eastAsia="en-IN"/>
+        </w:rPr>
+      </w:pPr>
+      <w:r>
+        <w:rPr>
+          <w:rFonts w:ascii="Times New Roman" w:eastAsia="Times New Roman" w:hAnsi="Times New Roman" w:cs="Times New Roman"/>
+          <w:sz w:val="24"/>
+          <w:szCs w:val="24"/>
+          <w:lang w:eastAsia="en-IN"/>
+        </w:rPr>
+        <w:t xml:space="preserve">This calculates a </w:t>
+      </w:r>
+      <w:r>
+        <w:rPr>
+          <w:rFonts w:ascii="Times New Roman" w:eastAsia="Times New Roman" w:hAnsi="Times New Roman" w:cs="Times New Roman"/>
+          <w:b/>
+          <w:bCs/>
+          <w:sz w:val="24"/>
+          <w:szCs w:val="24"/>
+          <w:lang w:eastAsia="en-IN"/>
+        </w:rPr>
+        <w:t>running (cumulative) sum</w:t>
+      </w:r>
+      <w:r>
+        <w:rPr>
+          <w:rFonts w:ascii="Times New Roman" w:eastAsia="Times New Roman" w:hAnsi="Times New Roman" w:cs="Times New Roman"/>
+          <w:sz w:val="24"/>
+          <w:szCs w:val="24"/>
+          <w:lang w:eastAsia="en-IN"/>
+        </w:rPr>
+        <w:t xml:space="preserve"> based on descending amount.</w:t>
+      </w:r>
+    </w:p>
+    <w:p>
+      <w:pPr>
+        <w:spacing w:before="100" w:beforeAutospacing="1" w:after="100" w:afterAutospacing="1" w:line="240" w:lineRule="auto"/>
+        <w:rPr>
+          <w:rFonts w:ascii="Times New Roman" w:eastAsia="Times New Roman" w:hAnsi="Times New Roman" w:cs="Times New Roman"/>
+          <w:sz w:val="24"/>
+          <w:szCs w:val="24"/>
+          <w:lang w:eastAsia="en-IN"/>
+        </w:rPr>
+      </w:pPr>
+      <w:r>
+        <w:rPr>
+          <w:rFonts w:ascii="Times New Roman" w:eastAsia="Times New Roman" w:hAnsi="Times New Roman" w:cs="Times New Roman"/>
+          <w:sz w:val="24"/>
+          <w:szCs w:val="24"/>
+          <w:lang w:eastAsia="en-IN"/>
+        </w:rPr>
+        <w:t xml:space="preserve">Because when you use </w:t>
+      </w:r>
+      <w:r>
+        <w:rPr>
+          <w:rFonts w:ascii="Courier New" w:eastAsia="Times New Roman" w:hAnsi="Courier New" w:cs="Courier New"/>
+          <w:sz w:val="20"/>
+          <w:szCs w:val="20"/>
+          <w:highlight w:val="cyan"/>
+          <w:lang w:eastAsia="en-IN"/>
+        </w:rPr>
+        <w:t>ORDER BY</w:t>
+      </w:r>
+      <w:r>
+        <w:rPr>
+          <w:rFonts w:ascii="Times New Roman" w:eastAsia="Times New Roman" w:hAnsi="Times New Roman" w:cs="Times New Roman"/>
+          <w:sz w:val="24"/>
+          <w:szCs w:val="24"/>
+          <w:lang w:eastAsia="en-IN"/>
+        </w:rPr>
+        <w:t xml:space="preserve"> inside </w:t>
+      </w:r>
+      <w:r>
+        <w:rPr>
+          <w:rFonts w:ascii="Courier New" w:eastAsia="Times New Roman" w:hAnsi="Courier New" w:cs="Courier New"/>
+          <w:sz w:val="20"/>
+          <w:szCs w:val="20"/>
+          <w:highlight w:val="green"/>
+          <w:lang w:eastAsia="en-IN"/>
+        </w:rPr>
+        <w:t>OVER()</w:t>
+      </w:r>
+      <w:proofErr w:type="gramStart"/>
+      <w:r>
+        <w:rPr>
+          <w:rFonts w:ascii="Times New Roman" w:eastAsia="Times New Roman" w:hAnsi="Times New Roman" w:cs="Times New Roman"/>
+          <w:sz w:val="24"/>
+          <w:szCs w:val="24"/>
+          <w:highlight w:val="green"/>
+          <w:lang w:eastAsia="en-IN"/>
+        </w:rPr>
+        <w:t>,</w:t>
+      </w:r>
+      <w:proofErr w:type="gramEnd"/>
+      <w:r>
+        <w:rPr>
+          <w:rFonts w:ascii="Times New Roman" w:eastAsia="Times New Roman" w:hAnsi="Times New Roman" w:cs="Times New Roman"/>
+          <w:sz w:val="24"/>
+          <w:szCs w:val="24"/>
+          <w:lang w:eastAsia="en-IN"/>
+        </w:rPr>
+        <w:br/>
+      </w:r>
+      <w:r>
+        <w:rPr>
+          <w:rFonts w:ascii="Times New Roman" w:eastAsia="Times New Roman" w:hAnsi="Times New Roman" w:cs="Times New Roman"/>
+          <w:sz w:val="24"/>
+          <w:szCs w:val="24"/>
+          <w:highlight w:val="magenta"/>
+          <w:lang w:eastAsia="en-IN"/>
+        </w:rPr>
+        <w:t>SQL automatically applies a default window frame:</w:t>
       </w:r>
     </w:p>
     <w:p>
@@ -15335,18 +15493,679 @@
         </w:tabs>
         <w:spacing w:after="0" w:line="240" w:lineRule="auto"/>
         <w:rPr>
-          <w:rFonts w:eastAsia="Times New Roman" w:cstheme="minorHAnsi"/>
-          <w:noProof/>
-          <w:lang w:eastAsia="en-IN"/>
-        </w:rPr>
-      </w:pPr>
-      <w:r>
-        <w:rPr>
-          <w:rFonts w:eastAsia="Times New Roman" w:cstheme="minorHAnsi"/>
-          <w:noProof/>
-          <w:lang w:eastAsia="en-IN"/>
-        </w:rPr>
-        <w:t xml:space="preserve">         LAG(amount) OVER (PARTITION BY customer_id ORDER BY order_date) prev_amt</w:t>
+          <w:rFonts w:ascii="Courier New" w:eastAsia="Times New Roman" w:hAnsi="Courier New" w:cs="Courier New"/>
+          <w:sz w:val="20"/>
+          <w:szCs w:val="20"/>
+          <w:lang w:eastAsia="en-IN"/>
+        </w:rPr>
+      </w:pPr>
+      <w:r>
+        <w:rPr>
+          <w:rFonts w:ascii="Courier New" w:eastAsia="Times New Roman" w:hAnsi="Courier New" w:cs="Courier New"/>
+          <w:sz w:val="20"/>
+          <w:szCs w:val="20"/>
+          <w:highlight w:val="cyan"/>
+          <w:lang w:eastAsia="en-IN"/>
+        </w:rPr>
+        <w:t>RANGE BETWEEN UNBOUNDED PRECEDING AND CURRENT ROW</w:t>
+      </w:r>
+    </w:p>
+    <w:p>
+      <w:pPr>
+        <w:spacing w:before="100" w:beforeAutospacing="1" w:after="100" w:afterAutospacing="1" w:line="240" w:lineRule="auto"/>
+        <w:rPr>
+          <w:rFonts w:ascii="Times New Roman" w:eastAsia="Times New Roman" w:hAnsi="Times New Roman" w:cs="Times New Roman"/>
+          <w:sz w:val="24"/>
+          <w:szCs w:val="24"/>
+          <w:lang w:eastAsia="en-IN"/>
+        </w:rPr>
+      </w:pPr>
+      <w:r>
+        <w:rPr>
+          <w:rFonts w:ascii="Times New Roman" w:eastAsia="Times New Roman" w:hAnsi="Times New Roman" w:cs="Times New Roman"/>
+          <w:sz w:val="24"/>
+          <w:szCs w:val="24"/>
+          <w:lang w:eastAsia="en-IN"/>
+        </w:rPr>
+        <w:t>So it means:</w:t>
+      </w:r>
+    </w:p>
+    <w:p>
+      <w:pPr>
+        <w:spacing w:beforeAutospacing="1" w:after="100" w:afterAutospacing="1" w:line="240" w:lineRule="auto"/>
+        <w:rPr>
+          <w:rFonts w:ascii="Times New Roman" w:eastAsia="Times New Roman" w:hAnsi="Times New Roman" w:cs="Times New Roman"/>
+          <w:sz w:val="24"/>
+          <w:szCs w:val="24"/>
+          <w:lang w:eastAsia="en-IN"/>
+        </w:rPr>
+      </w:pPr>
+      <w:r>
+        <w:rPr>
+          <w:rFonts w:ascii="Times New Roman" w:eastAsia="Times New Roman" w:hAnsi="Times New Roman" w:cs="Times New Roman"/>
+          <w:sz w:val="24"/>
+          <w:szCs w:val="24"/>
+          <w:lang w:eastAsia="en-IN"/>
+        </w:rPr>
+        <w:t>Sum all rows from the start up to the current row (based on order).</w:t>
+      </w:r>
+    </w:p>
+    <w:p>
+      <w:pPr>
+        <w:spacing w:after="0" w:line="240" w:lineRule="auto"/>
+        <w:rPr>
+          <w:rFonts w:ascii="Times New Roman" w:eastAsia="Times New Roman" w:hAnsi="Times New Roman" w:cs="Times New Roman"/>
+          <w:sz w:val="24"/>
+          <w:szCs w:val="24"/>
+          <w:lang w:eastAsia="en-IN"/>
+        </w:rPr>
+      </w:pPr>
+      <w:r>
+        <w:rPr>
+          <w:rFonts w:ascii="Times New Roman" w:eastAsia="Times New Roman" w:hAnsi="Times New Roman" w:cs="Times New Roman"/>
+          <w:sz w:val="24"/>
+          <w:szCs w:val="24"/>
+          <w:lang w:eastAsia="en-IN"/>
+        </w:rPr>
+        <w:pict>
+          <v:rect id="_x0000_i1080" style="width:0;height:1.5pt" o:hralign="center" o:hrstd="t" o:hr="t" fillcolor="#a0a0a0" stroked="f"/>
+        </w:pict>
+      </w:r>
+    </w:p>
+    <w:p>
+      <w:pPr>
+        <w:spacing w:before="100" w:beforeAutospacing="1" w:after="100" w:afterAutospacing="1" w:line="240" w:lineRule="auto"/>
+        <w:outlineLvl w:val="1"/>
+        <w:rPr>
+          <w:rFonts w:ascii="Times New Roman" w:eastAsia="Times New Roman" w:hAnsi="Times New Roman" w:cs="Times New Roman"/>
+          <w:b/>
+          <w:bCs/>
+          <w:sz w:val="36"/>
+          <w:szCs w:val="36"/>
+          <w:lang w:eastAsia="en-IN"/>
+        </w:rPr>
+      </w:pPr>
+      <w:r>
+        <w:rPr>
+          <w:rFonts w:ascii="Times New Roman" w:eastAsia="Times New Roman" w:hAnsi="Times New Roman" w:cs="Times New Roman"/>
+          <w:b/>
+          <w:bCs/>
+          <w:sz w:val="36"/>
+          <w:szCs w:val="36"/>
+          <w:lang w:eastAsia="en-IN"/>
+        </w:rPr>
+        <w:t>Example</w:t>
+      </w:r>
+    </w:p>
+    <w:p>
+      <w:pPr>
+        <w:spacing w:before="100" w:beforeAutospacing="1" w:after="100" w:afterAutospacing="1" w:line="240" w:lineRule="auto"/>
+        <w:rPr>
+          <w:rFonts w:ascii="Times New Roman" w:eastAsia="Times New Roman" w:hAnsi="Times New Roman" w:cs="Times New Roman"/>
+          <w:sz w:val="24"/>
+          <w:szCs w:val="24"/>
+          <w:lang w:eastAsia="en-IN"/>
+        </w:rPr>
+      </w:pPr>
+      <w:r>
+        <w:rPr>
+          <w:rFonts w:ascii="Times New Roman" w:eastAsia="Times New Roman" w:hAnsi="Times New Roman" w:cs="Times New Roman"/>
+          <w:sz w:val="24"/>
+          <w:szCs w:val="24"/>
+          <w:lang w:eastAsia="en-IN"/>
+        </w:rPr>
+        <w:t>Assume table:</w:t>
+      </w:r>
+    </w:p>
+    <w:tbl>
+      <w:tblPr>
+        <w:tblW w:w="0" w:type="auto"/>
+        <w:tblCellSpacing w:w="15" w:type="dxa"/>
+        <w:tblCellMar>
+          <w:top w:w="15" w:type="dxa"/>
+          <w:left w:w="15" w:type="dxa"/>
+          <w:bottom w:w="15" w:type="dxa"/>
+          <w:right w:w="15" w:type="dxa"/>
+        </w:tblCellMar>
+        <w:tblLook w:val="04A0" w:firstRow="1" w:lastRow="0" w:firstColumn="1" w:lastColumn="0" w:noHBand="0" w:noVBand="1"/>
+      </w:tblPr>
+      <w:tblGrid>
+        <w:gridCol w:w="877"/>
+      </w:tblGrid>
+      <w:tr>
+        <w:trPr>
+          <w:tblHeader/>
+          <w:tblCellSpacing w:w="15" w:type="dxa"/>
+        </w:trPr>
+        <w:tc>
+          <w:tcPr>
+            <w:tcW w:w="0" w:type="auto"/>
+            <w:vAlign w:val="center"/>
+            <w:hideMark/>
+          </w:tcPr>
+          <w:p>
+            <w:pPr>
+              <w:spacing w:after="0" w:line="240" w:lineRule="auto"/>
+              <w:jc w:val="center"/>
+              <w:rPr>
+                <w:rFonts w:ascii="Times New Roman" w:eastAsia="Times New Roman" w:hAnsi="Times New Roman" w:cs="Times New Roman"/>
+                <w:b/>
+                <w:bCs/>
+                <w:sz w:val="24"/>
+                <w:szCs w:val="24"/>
+                <w:lang w:eastAsia="en-IN"/>
+              </w:rPr>
+            </w:pPr>
+            <w:r>
+              <w:rPr>
+                <w:rFonts w:ascii="Times New Roman" w:eastAsia="Times New Roman" w:hAnsi="Times New Roman" w:cs="Times New Roman"/>
+                <w:b/>
+                <w:bCs/>
+                <w:sz w:val="24"/>
+                <w:szCs w:val="24"/>
+                <w:lang w:eastAsia="en-IN"/>
+              </w:rPr>
+              <w:t>amount</w:t>
+            </w:r>
+          </w:p>
+        </w:tc>
+      </w:tr>
+      <w:tr>
+        <w:trPr>
+          <w:tblCellSpacing w:w="15" w:type="dxa"/>
+        </w:trPr>
+        <w:tc>
+          <w:tcPr>
+            <w:tcW w:w="0" w:type="auto"/>
+            <w:vAlign w:val="center"/>
+            <w:hideMark/>
+          </w:tcPr>
+          <w:p>
+            <w:pPr>
+              <w:spacing w:after="0" w:line="240" w:lineRule="auto"/>
+              <w:rPr>
+                <w:rFonts w:ascii="Times New Roman" w:eastAsia="Times New Roman" w:hAnsi="Times New Roman" w:cs="Times New Roman"/>
+                <w:sz w:val="24"/>
+                <w:szCs w:val="24"/>
+                <w:lang w:eastAsia="en-IN"/>
+              </w:rPr>
+            </w:pPr>
+            <w:r>
+              <w:rPr>
+                <w:rFonts w:ascii="Times New Roman" w:eastAsia="Times New Roman" w:hAnsi="Times New Roman" w:cs="Times New Roman"/>
+                <w:sz w:val="24"/>
+                <w:szCs w:val="24"/>
+                <w:lang w:eastAsia="en-IN"/>
+              </w:rPr>
+              <w:t>100</w:t>
+            </w:r>
+          </w:p>
+        </w:tc>
+      </w:tr>
+      <w:tr>
+        <w:trPr>
+          <w:tblCellSpacing w:w="15" w:type="dxa"/>
+        </w:trPr>
+        <w:tc>
+          <w:tcPr>
+            <w:tcW w:w="0" w:type="auto"/>
+            <w:vAlign w:val="center"/>
+            <w:hideMark/>
+          </w:tcPr>
+          <w:p>
+            <w:pPr>
+              <w:spacing w:after="0" w:line="240" w:lineRule="auto"/>
+              <w:rPr>
+                <w:rFonts w:ascii="Times New Roman" w:eastAsia="Times New Roman" w:hAnsi="Times New Roman" w:cs="Times New Roman"/>
+                <w:sz w:val="24"/>
+                <w:szCs w:val="24"/>
+                <w:lang w:eastAsia="en-IN"/>
+              </w:rPr>
+            </w:pPr>
+            <w:r>
+              <w:rPr>
+                <w:rFonts w:ascii="Times New Roman" w:eastAsia="Times New Roman" w:hAnsi="Times New Roman" w:cs="Times New Roman"/>
+                <w:sz w:val="24"/>
+                <w:szCs w:val="24"/>
+                <w:lang w:eastAsia="en-IN"/>
+              </w:rPr>
+              <w:t>80</w:t>
+            </w:r>
+          </w:p>
+        </w:tc>
+      </w:tr>
+      <w:tr>
+        <w:trPr>
+          <w:tblCellSpacing w:w="15" w:type="dxa"/>
+        </w:trPr>
+        <w:tc>
+          <w:tcPr>
+            <w:tcW w:w="0" w:type="auto"/>
+            <w:vAlign w:val="center"/>
+            <w:hideMark/>
+          </w:tcPr>
+          <w:p>
+            <w:pPr>
+              <w:spacing w:after="0" w:line="240" w:lineRule="auto"/>
+              <w:rPr>
+                <w:rFonts w:ascii="Times New Roman" w:eastAsia="Times New Roman" w:hAnsi="Times New Roman" w:cs="Times New Roman"/>
+                <w:sz w:val="24"/>
+                <w:szCs w:val="24"/>
+                <w:lang w:eastAsia="en-IN"/>
+              </w:rPr>
+            </w:pPr>
+            <w:r>
+              <w:rPr>
+                <w:rFonts w:ascii="Times New Roman" w:eastAsia="Times New Roman" w:hAnsi="Times New Roman" w:cs="Times New Roman"/>
+                <w:sz w:val="24"/>
+                <w:szCs w:val="24"/>
+                <w:lang w:eastAsia="en-IN"/>
+              </w:rPr>
+              <w:t>60</w:t>
+            </w:r>
+          </w:p>
+        </w:tc>
+      </w:tr>
+      <w:tr>
+        <w:trPr>
+          <w:tblCellSpacing w:w="15" w:type="dxa"/>
+        </w:trPr>
+        <w:tc>
+          <w:tcPr>
+            <w:tcW w:w="0" w:type="auto"/>
+            <w:vAlign w:val="center"/>
+            <w:hideMark/>
+          </w:tcPr>
+          <w:p>
+            <w:pPr>
+              <w:spacing w:after="0" w:line="240" w:lineRule="auto"/>
+              <w:rPr>
+                <w:rFonts w:ascii="Times New Roman" w:eastAsia="Times New Roman" w:hAnsi="Times New Roman" w:cs="Times New Roman"/>
+                <w:sz w:val="24"/>
+                <w:szCs w:val="24"/>
+                <w:lang w:eastAsia="en-IN"/>
+              </w:rPr>
+            </w:pPr>
+            <w:r>
+              <w:rPr>
+                <w:rFonts w:ascii="Times New Roman" w:eastAsia="Times New Roman" w:hAnsi="Times New Roman" w:cs="Times New Roman"/>
+                <w:sz w:val="24"/>
+                <w:szCs w:val="24"/>
+                <w:lang w:eastAsia="en-IN"/>
+              </w:rPr>
+              <w:t>40</w:t>
+            </w:r>
+          </w:p>
+        </w:tc>
+      </w:tr>
+    </w:tbl>
+    <w:p>
+      <w:pPr>
+        <w:spacing w:before="100" w:beforeAutospacing="1" w:after="100" w:afterAutospacing="1" w:line="240" w:lineRule="auto"/>
+        <w:outlineLvl w:val="2"/>
+        <w:rPr>
+          <w:rFonts w:ascii="Times New Roman" w:eastAsia="Times New Roman" w:hAnsi="Times New Roman" w:cs="Times New Roman"/>
+          <w:b/>
+          <w:bCs/>
+          <w:sz w:val="27"/>
+          <w:szCs w:val="27"/>
+          <w:lang w:eastAsia="en-IN"/>
+        </w:rPr>
+      </w:pPr>
+      <w:r>
+        <w:rPr>
+          <w:rFonts w:ascii="Times New Roman" w:eastAsia="Times New Roman" w:hAnsi="Times New Roman" w:cs="Times New Roman"/>
+          <w:b/>
+          <w:bCs/>
+          <w:sz w:val="27"/>
+          <w:szCs w:val="27"/>
+          <w:lang w:eastAsia="en-IN"/>
+        </w:rPr>
+        <w:t>Ordered DESC:</w:t>
+      </w:r>
+    </w:p>
+    <w:tbl>
+      <w:tblPr>
+        <w:tblW w:w="0" w:type="auto"/>
+        <w:tblCellSpacing w:w="15" w:type="dxa"/>
+        <w:tblCellMar>
+          <w:top w:w="15" w:type="dxa"/>
+          <w:left w:w="15" w:type="dxa"/>
+          <w:bottom w:w="15" w:type="dxa"/>
+          <w:right w:w="15" w:type="dxa"/>
+        </w:tblCellMar>
+        <w:tblLook w:val="04A0" w:firstRow="1" w:lastRow="0" w:firstColumn="1" w:lastColumn="0" w:noHBand="0" w:noVBand="1"/>
+      </w:tblPr>
+      <w:tblGrid>
+        <w:gridCol w:w="862"/>
+        <w:gridCol w:w="1496"/>
+      </w:tblGrid>
+      <w:tr>
+        <w:trPr>
+          <w:tblHeader/>
+          <w:tblCellSpacing w:w="15" w:type="dxa"/>
+        </w:trPr>
+        <w:tc>
+          <w:tcPr>
+            <w:tcW w:w="0" w:type="auto"/>
+            <w:vAlign w:val="center"/>
+            <w:hideMark/>
+          </w:tcPr>
+          <w:p>
+            <w:pPr>
+              <w:spacing w:after="0" w:line="240" w:lineRule="auto"/>
+              <w:jc w:val="center"/>
+              <w:rPr>
+                <w:rFonts w:ascii="Times New Roman" w:eastAsia="Times New Roman" w:hAnsi="Times New Roman" w:cs="Times New Roman"/>
+                <w:b/>
+                <w:bCs/>
+                <w:sz w:val="24"/>
+                <w:szCs w:val="24"/>
+                <w:lang w:eastAsia="en-IN"/>
+              </w:rPr>
+            </w:pPr>
+            <w:r>
+              <w:rPr>
+                <w:rFonts w:ascii="Times New Roman" w:eastAsia="Times New Roman" w:hAnsi="Times New Roman" w:cs="Times New Roman"/>
+                <w:b/>
+                <w:bCs/>
+                <w:sz w:val="24"/>
+                <w:szCs w:val="24"/>
+                <w:lang w:eastAsia="en-IN"/>
+              </w:rPr>
+              <w:t>amount</w:t>
+            </w:r>
+          </w:p>
+        </w:tc>
+        <w:tc>
+          <w:tcPr>
+            <w:tcW w:w="0" w:type="auto"/>
+            <w:vAlign w:val="center"/>
+            <w:hideMark/>
+          </w:tcPr>
+          <w:p>
+            <w:pPr>
+              <w:spacing w:after="0" w:line="240" w:lineRule="auto"/>
+              <w:jc w:val="center"/>
+              <w:rPr>
+                <w:rFonts w:ascii="Times New Roman" w:eastAsia="Times New Roman" w:hAnsi="Times New Roman" w:cs="Times New Roman"/>
+                <w:b/>
+                <w:bCs/>
+                <w:sz w:val="24"/>
+                <w:szCs w:val="24"/>
+                <w:lang w:eastAsia="en-IN"/>
+              </w:rPr>
+            </w:pPr>
+            <w:r>
+              <w:rPr>
+                <w:rFonts w:ascii="Times New Roman" w:eastAsia="Times New Roman" w:hAnsi="Times New Roman" w:cs="Times New Roman"/>
+                <w:b/>
+                <w:bCs/>
+                <w:sz w:val="24"/>
+                <w:szCs w:val="24"/>
+                <w:lang w:eastAsia="en-IN"/>
+              </w:rPr>
+              <w:t>Running Sum</w:t>
+            </w:r>
+          </w:p>
+        </w:tc>
+      </w:tr>
+      <w:tr>
+        <w:trPr>
+          <w:tblCellSpacing w:w="15" w:type="dxa"/>
+        </w:trPr>
+        <w:tc>
+          <w:tcPr>
+            <w:tcW w:w="0" w:type="auto"/>
+            <w:vAlign w:val="center"/>
+            <w:hideMark/>
+          </w:tcPr>
+          <w:p>
+            <w:pPr>
+              <w:spacing w:after="0" w:line="240" w:lineRule="auto"/>
+              <w:rPr>
+                <w:rFonts w:ascii="Times New Roman" w:eastAsia="Times New Roman" w:hAnsi="Times New Roman" w:cs="Times New Roman"/>
+                <w:sz w:val="24"/>
+                <w:szCs w:val="24"/>
+                <w:lang w:eastAsia="en-IN"/>
+              </w:rPr>
+            </w:pPr>
+            <w:r>
+              <w:rPr>
+                <w:rFonts w:ascii="Times New Roman" w:eastAsia="Times New Roman" w:hAnsi="Times New Roman" w:cs="Times New Roman"/>
+                <w:sz w:val="24"/>
+                <w:szCs w:val="24"/>
+                <w:lang w:eastAsia="en-IN"/>
+              </w:rPr>
+              <w:lastRenderedPageBreak/>
+              <w:t>100</w:t>
+            </w:r>
+          </w:p>
+        </w:tc>
+        <w:tc>
+          <w:tcPr>
+            <w:tcW w:w="0" w:type="auto"/>
+            <w:vAlign w:val="center"/>
+            <w:hideMark/>
+          </w:tcPr>
+          <w:p>
+            <w:pPr>
+              <w:spacing w:after="0" w:line="240" w:lineRule="auto"/>
+              <w:rPr>
+                <w:rFonts w:ascii="Times New Roman" w:eastAsia="Times New Roman" w:hAnsi="Times New Roman" w:cs="Times New Roman"/>
+                <w:sz w:val="24"/>
+                <w:szCs w:val="24"/>
+                <w:lang w:eastAsia="en-IN"/>
+              </w:rPr>
+            </w:pPr>
+            <w:r>
+              <w:rPr>
+                <w:rFonts w:ascii="Times New Roman" w:eastAsia="Times New Roman" w:hAnsi="Times New Roman" w:cs="Times New Roman"/>
+                <w:sz w:val="24"/>
+                <w:szCs w:val="24"/>
+                <w:lang w:eastAsia="en-IN"/>
+              </w:rPr>
+              <w:t>100</w:t>
+            </w:r>
+          </w:p>
+        </w:tc>
+      </w:tr>
+      <w:tr>
+        <w:trPr>
+          <w:tblCellSpacing w:w="15" w:type="dxa"/>
+        </w:trPr>
+        <w:tc>
+          <w:tcPr>
+            <w:tcW w:w="0" w:type="auto"/>
+            <w:vAlign w:val="center"/>
+            <w:hideMark/>
+          </w:tcPr>
+          <w:p>
+            <w:pPr>
+              <w:spacing w:after="0" w:line="240" w:lineRule="auto"/>
+              <w:rPr>
+                <w:rFonts w:ascii="Times New Roman" w:eastAsia="Times New Roman" w:hAnsi="Times New Roman" w:cs="Times New Roman"/>
+                <w:sz w:val="24"/>
+                <w:szCs w:val="24"/>
+                <w:lang w:eastAsia="en-IN"/>
+              </w:rPr>
+            </w:pPr>
+            <w:r>
+              <w:rPr>
+                <w:rFonts w:ascii="Times New Roman" w:eastAsia="Times New Roman" w:hAnsi="Times New Roman" w:cs="Times New Roman"/>
+                <w:sz w:val="24"/>
+                <w:szCs w:val="24"/>
+                <w:lang w:eastAsia="en-IN"/>
+              </w:rPr>
+              <w:t>80</w:t>
+            </w:r>
+          </w:p>
+        </w:tc>
+        <w:tc>
+          <w:tcPr>
+            <w:tcW w:w="0" w:type="auto"/>
+            <w:vAlign w:val="center"/>
+            <w:hideMark/>
+          </w:tcPr>
+          <w:p>
+            <w:pPr>
+              <w:spacing w:after="0" w:line="240" w:lineRule="auto"/>
+              <w:rPr>
+                <w:rFonts w:ascii="Times New Roman" w:eastAsia="Times New Roman" w:hAnsi="Times New Roman" w:cs="Times New Roman"/>
+                <w:sz w:val="24"/>
+                <w:szCs w:val="24"/>
+                <w:lang w:eastAsia="en-IN"/>
+              </w:rPr>
+            </w:pPr>
+            <w:r>
+              <w:rPr>
+                <w:rFonts w:ascii="Times New Roman" w:eastAsia="Times New Roman" w:hAnsi="Times New Roman" w:cs="Times New Roman"/>
+                <w:sz w:val="24"/>
+                <w:szCs w:val="24"/>
+                <w:lang w:eastAsia="en-IN"/>
+              </w:rPr>
+              <w:t>180</w:t>
+            </w:r>
+          </w:p>
+        </w:tc>
+      </w:tr>
+      <w:tr>
+        <w:trPr>
+          <w:tblCellSpacing w:w="15" w:type="dxa"/>
+        </w:trPr>
+        <w:tc>
+          <w:tcPr>
+            <w:tcW w:w="0" w:type="auto"/>
+            <w:vAlign w:val="center"/>
+            <w:hideMark/>
+          </w:tcPr>
+          <w:p>
+            <w:pPr>
+              <w:spacing w:after="0" w:line="240" w:lineRule="auto"/>
+              <w:rPr>
+                <w:rFonts w:ascii="Times New Roman" w:eastAsia="Times New Roman" w:hAnsi="Times New Roman" w:cs="Times New Roman"/>
+                <w:sz w:val="24"/>
+                <w:szCs w:val="24"/>
+                <w:lang w:eastAsia="en-IN"/>
+              </w:rPr>
+            </w:pPr>
+            <w:r>
+              <w:rPr>
+                <w:rFonts w:ascii="Times New Roman" w:eastAsia="Times New Roman" w:hAnsi="Times New Roman" w:cs="Times New Roman"/>
+                <w:sz w:val="24"/>
+                <w:szCs w:val="24"/>
+                <w:lang w:eastAsia="en-IN"/>
+              </w:rPr>
+              <w:t>60</w:t>
+            </w:r>
+          </w:p>
+        </w:tc>
+        <w:tc>
+          <w:tcPr>
+            <w:tcW w:w="0" w:type="auto"/>
+            <w:vAlign w:val="center"/>
+            <w:hideMark/>
+          </w:tcPr>
+          <w:p>
+            <w:pPr>
+              <w:spacing w:after="0" w:line="240" w:lineRule="auto"/>
+              <w:rPr>
+                <w:rFonts w:ascii="Times New Roman" w:eastAsia="Times New Roman" w:hAnsi="Times New Roman" w:cs="Times New Roman"/>
+                <w:sz w:val="24"/>
+                <w:szCs w:val="24"/>
+                <w:lang w:eastAsia="en-IN"/>
+              </w:rPr>
+            </w:pPr>
+            <w:r>
+              <w:rPr>
+                <w:rFonts w:ascii="Times New Roman" w:eastAsia="Times New Roman" w:hAnsi="Times New Roman" w:cs="Times New Roman"/>
+                <w:sz w:val="24"/>
+                <w:szCs w:val="24"/>
+                <w:lang w:eastAsia="en-IN"/>
+              </w:rPr>
+              <w:t>240</w:t>
+            </w:r>
+          </w:p>
+        </w:tc>
+      </w:tr>
+      <w:tr>
+        <w:trPr>
+          <w:tblCellSpacing w:w="15" w:type="dxa"/>
+        </w:trPr>
+        <w:tc>
+          <w:tcPr>
+            <w:tcW w:w="0" w:type="auto"/>
+            <w:vAlign w:val="center"/>
+            <w:hideMark/>
+          </w:tcPr>
+          <w:p>
+            <w:pPr>
+              <w:spacing w:after="0" w:line="240" w:lineRule="auto"/>
+              <w:rPr>
+                <w:rFonts w:ascii="Times New Roman" w:eastAsia="Times New Roman" w:hAnsi="Times New Roman" w:cs="Times New Roman"/>
+                <w:sz w:val="24"/>
+                <w:szCs w:val="24"/>
+                <w:lang w:eastAsia="en-IN"/>
+              </w:rPr>
+            </w:pPr>
+            <w:r>
+              <w:rPr>
+                <w:rFonts w:ascii="Times New Roman" w:eastAsia="Times New Roman" w:hAnsi="Times New Roman" w:cs="Times New Roman"/>
+                <w:sz w:val="24"/>
+                <w:szCs w:val="24"/>
+                <w:lang w:eastAsia="en-IN"/>
+              </w:rPr>
+              <w:t>40</w:t>
+            </w:r>
+          </w:p>
+        </w:tc>
+        <w:tc>
+          <w:tcPr>
+            <w:tcW w:w="0" w:type="auto"/>
+            <w:vAlign w:val="center"/>
+            <w:hideMark/>
+          </w:tcPr>
+          <w:p>
+            <w:pPr>
+              <w:spacing w:after="0" w:line="240" w:lineRule="auto"/>
+              <w:rPr>
+                <w:rFonts w:ascii="Times New Roman" w:eastAsia="Times New Roman" w:hAnsi="Times New Roman" w:cs="Times New Roman"/>
+                <w:sz w:val="24"/>
+                <w:szCs w:val="24"/>
+                <w:lang w:eastAsia="en-IN"/>
+              </w:rPr>
+            </w:pPr>
+            <w:r>
+              <w:rPr>
+                <w:rFonts w:ascii="Times New Roman" w:eastAsia="Times New Roman" w:hAnsi="Times New Roman" w:cs="Times New Roman"/>
+                <w:sz w:val="24"/>
+                <w:szCs w:val="24"/>
+                <w:lang w:eastAsia="en-IN"/>
+              </w:rPr>
+              <w:t>280</w:t>
+            </w:r>
+          </w:p>
+        </w:tc>
+      </w:tr>
+    </w:tbl>
+    <w:p>
+      <w:pPr>
+        <w:spacing w:before="100" w:beforeAutospacing="1" w:after="100" w:afterAutospacing="1" w:line="240" w:lineRule="auto"/>
+        <w:rPr>
+          <w:rFonts w:ascii="Times New Roman" w:eastAsia="Times New Roman" w:hAnsi="Times New Roman" w:cs="Times New Roman"/>
+          <w:sz w:val="24"/>
+          <w:szCs w:val="24"/>
+          <w:lang w:eastAsia="en-IN"/>
+        </w:rPr>
+      </w:pPr>
+      <w:r>
+        <w:rPr>
+          <w:rFonts w:ascii="Times New Roman" w:eastAsia="Times New Roman" w:hAnsi="Times New Roman" w:cs="Times New Roman"/>
+          <w:sz w:val="24"/>
+          <w:szCs w:val="24"/>
+          <w:lang w:eastAsia="en-IN"/>
+        </w:rPr>
+        <w:t>So output becomes:</w:t>
       </w:r>
     </w:p>
     <w:p>
@@ -15371,18 +16190,184 @@
         </w:tabs>
         <w:spacing w:after="0" w:line="240" w:lineRule="auto"/>
         <w:rPr>
-          <w:rFonts w:eastAsia="Times New Roman" w:cstheme="minorHAnsi"/>
-          <w:noProof/>
-          <w:lang w:eastAsia="en-IN"/>
-        </w:rPr>
-      </w:pPr>
-      <w:r>
-        <w:rPr>
-          <w:rFonts w:eastAsia="Times New Roman" w:cstheme="minorHAnsi"/>
-          <w:noProof/>
-          <w:lang w:eastAsia="en-IN"/>
-        </w:rPr>
-        <w:t xml:space="preserve">  FROM orders</w:t>
+          <w:rFonts w:ascii="Courier New" w:eastAsia="Times New Roman" w:hAnsi="Courier New" w:cs="Courier New"/>
+          <w:noProof/>
+          <w:sz w:val="20"/>
+          <w:szCs w:val="20"/>
+          <w:lang w:eastAsia="en-IN"/>
+        </w:rPr>
+      </w:pPr>
+      <w:r>
+        <w:rPr>
+          <w:rFonts w:ascii="Courier New" w:eastAsia="Times New Roman" w:hAnsi="Courier New" w:cs="Courier New"/>
+          <w:noProof/>
+          <w:sz w:val="20"/>
+          <w:szCs w:val="20"/>
+          <w:lang w:eastAsia="en-IN"/>
+        </w:rPr>
+        <w:t>amount | sum</w:t>
+      </w:r>
+      <w:r>
+        <w:rPr>
+          <w:rFonts w:ascii="Courier New" w:eastAsia="Times New Roman" w:hAnsi="Courier New" w:cs="Courier New"/>
+          <w:noProof/>
+          <w:sz w:val="20"/>
+          <w:szCs w:val="20"/>
+          <w:lang w:eastAsia="en-IN"/>
+        </w:rPr>
+        <w:br/>
+        <w:t>100    | 100</w:t>
+      </w:r>
+      <w:r>
+        <w:rPr>
+          <w:rFonts w:ascii="Courier New" w:eastAsia="Times New Roman" w:hAnsi="Courier New" w:cs="Courier New"/>
+          <w:noProof/>
+          <w:sz w:val="20"/>
+          <w:szCs w:val="20"/>
+          <w:lang w:eastAsia="en-IN"/>
+        </w:rPr>
+        <w:br/>
+        <w:t>80     | 180</w:t>
+      </w:r>
+      <w:r>
+        <w:rPr>
+          <w:rFonts w:ascii="Courier New" w:eastAsia="Times New Roman" w:hAnsi="Courier New" w:cs="Courier New"/>
+          <w:noProof/>
+          <w:sz w:val="20"/>
+          <w:szCs w:val="20"/>
+          <w:lang w:eastAsia="en-IN"/>
+        </w:rPr>
+        <w:br/>
+        <w:t>60     | 240</w:t>
+      </w:r>
+      <w:r>
+        <w:rPr>
+          <w:rFonts w:ascii="Courier New" w:eastAsia="Times New Roman" w:hAnsi="Courier New" w:cs="Courier New"/>
+          <w:noProof/>
+          <w:sz w:val="20"/>
+          <w:szCs w:val="20"/>
+          <w:lang w:eastAsia="en-IN"/>
+        </w:rPr>
+        <w:br/>
+        <w:t>40     | 280</w:t>
+      </w:r>
+    </w:p>
+    <w:p>
+      <w:pPr>
+        <w:spacing w:before="100" w:beforeAutospacing="1" w:after="100" w:afterAutospacing="1" w:line="240" w:lineRule="auto"/>
+        <w:rPr>
+          <w:rFonts w:ascii="Times New Roman" w:eastAsia="Times New Roman" w:hAnsi="Times New Roman" w:cs="Times New Roman"/>
+          <w:noProof/>
+          <w:sz w:val="24"/>
+          <w:szCs w:val="24"/>
+          <w:lang w:eastAsia="en-IN"/>
+        </w:rPr>
+      </w:pPr>
+      <w:r>
+        <w:rPr>
+          <w:rFonts w:ascii="Times New Roman" w:eastAsia="Times New Roman" w:hAnsi="Times New Roman" w:cs="Times New Roman"/>
+          <w:noProof/>
+          <w:sz w:val="24"/>
+          <w:szCs w:val="24"/>
+          <w:lang w:eastAsia="en-IN"/>
+        </w:rPr>
+        <w:t xml:space="preserve">👉 This is a </w:t>
+      </w:r>
+      <w:r>
+        <w:rPr>
+          <w:rFonts w:ascii="Times New Roman" w:eastAsia="Times New Roman" w:hAnsi="Times New Roman" w:cs="Times New Roman"/>
+          <w:b/>
+          <w:bCs/>
+          <w:noProof/>
+          <w:sz w:val="24"/>
+          <w:szCs w:val="24"/>
+          <w:lang w:eastAsia="en-IN"/>
+        </w:rPr>
+        <w:t>cumulative total</w:t>
+      </w:r>
+      <w:r>
+        <w:rPr>
+          <w:rFonts w:ascii="Times New Roman" w:eastAsia="Times New Roman" w:hAnsi="Times New Roman" w:cs="Times New Roman"/>
+          <w:noProof/>
+          <w:sz w:val="24"/>
+          <w:szCs w:val="24"/>
+          <w:lang w:eastAsia="en-IN"/>
+        </w:rPr>
+        <w:t>.</w:t>
+      </w:r>
+    </w:p>
+    <w:p>
+      <w:pPr>
+        <w:spacing w:after="0" w:line="240" w:lineRule="auto"/>
+        <w:rPr>
+          <w:rFonts w:ascii="Times New Roman" w:eastAsia="Times New Roman" w:hAnsi="Times New Roman" w:cs="Times New Roman"/>
+          <w:sz w:val="24"/>
+          <w:szCs w:val="24"/>
+          <w:lang w:eastAsia="en-IN"/>
+        </w:rPr>
+      </w:pPr>
+      <w:r>
+        <w:rPr>
+          <w:rFonts w:ascii="Times New Roman" w:eastAsia="Times New Roman" w:hAnsi="Times New Roman" w:cs="Times New Roman"/>
+          <w:noProof/>
+          <w:sz w:val="24"/>
+          <w:szCs w:val="24"/>
+          <w:lang w:eastAsia="en-IN"/>
+        </w:rPr>
+        <w:pict>
+          <v:rect id="_x0000_i1081" style="width:0;height:1.5pt" o:hralign="center" o:hrstd="t" o:hr="t" fillcolor="#a0a0a0" stroked="f"/>
+        </w:pict>
+      </w:r>
+    </w:p>
+    <w:p>
+      <w:pPr>
+        <w:spacing w:before="100" w:beforeAutospacing="1" w:after="100" w:afterAutospacing="1" w:line="240" w:lineRule="auto"/>
+        <w:outlineLvl w:val="0"/>
+        <w:rPr>
+          <w:rFonts w:ascii="Times New Roman" w:eastAsia="Times New Roman" w:hAnsi="Times New Roman" w:cs="Times New Roman"/>
+          <w:b/>
+          <w:bCs/>
+          <w:kern w:val="36"/>
+          <w:sz w:val="40"/>
+          <w:szCs w:val="48"/>
+          <w:lang w:eastAsia="en-IN"/>
+        </w:rPr>
+      </w:pPr>
+      <w:r>
+        <w:rPr>
+          <w:rFonts w:ascii="Times New Roman" w:eastAsia="Times New Roman" w:hAnsi="Times New Roman" w:cs="Times New Roman"/>
+          <w:b/>
+          <w:bCs/>
+          <w:kern w:val="36"/>
+          <w:sz w:val="40"/>
+          <w:szCs w:val="48"/>
+          <w:lang w:eastAsia="en-IN"/>
+        </w:rPr>
+        <w:t>2</w:t>
+      </w:r>
+      <w:r>
+        <w:rPr>
+          <w:rFonts w:ascii="Times New Roman" w:eastAsia="Times New Roman" w:hAnsi="Times New Roman" w:cs="Times New Roman"/>
+          <w:b/>
+          <w:bCs/>
+          <w:kern w:val="36"/>
+          <w:sz w:val="40"/>
+          <w:szCs w:val="48"/>
+          <w:lang w:eastAsia="en-IN"/>
+        </w:rPr>
+        <w:t>.</w:t>
+      </w:r>
+      <w:r>
+        <w:rPr>
+          <w:rFonts w:ascii="Times New Roman" w:eastAsia="Times New Roman" w:hAnsi="Times New Roman" w:cs="Times New Roman"/>
+          <w:b/>
+          <w:bCs/>
+          <w:kern w:val="36"/>
+          <w:sz w:val="40"/>
+          <w:szCs w:val="48"/>
+          <w:lang w:eastAsia="en-IN"/>
+        </w:rPr>
+        <w:t xml:space="preserve"> Query 2</w:t>
       </w:r>
     </w:p>
     <w:p>
@@ -15407,18 +16392,1084 @@
         </w:tabs>
         <w:spacing w:after="0" w:line="240" w:lineRule="auto"/>
         <w:rPr>
-          <w:rFonts w:eastAsia="Times New Roman" w:cstheme="minorHAnsi"/>
-          <w:noProof/>
-          <w:lang w:eastAsia="en-IN"/>
-        </w:rPr>
-      </w:pPr>
-      <w:r>
-        <w:rPr>
-          <w:rFonts w:eastAsia="Times New Roman" w:cstheme="minorHAnsi"/>
-          <w:noProof/>
-          <w:lang w:eastAsia="en-IN"/>
-        </w:rPr>
-        <w:t>) t</w:t>
+          <w:rFonts w:ascii="Courier New" w:eastAsia="Times New Roman" w:hAnsi="Courier New" w:cs="Courier New"/>
+          <w:sz w:val="20"/>
+          <w:szCs w:val="20"/>
+          <w:lang w:eastAsia="en-IN"/>
+        </w:rPr>
+      </w:pPr>
+      <w:r>
+        <w:rPr>
+          <w:rFonts w:ascii="Courier New" w:eastAsia="Times New Roman" w:hAnsi="Courier New" w:cs="Courier New"/>
+          <w:sz w:val="20"/>
+          <w:szCs w:val="20"/>
+          <w:lang w:eastAsia="en-IN"/>
+        </w:rPr>
+        <w:t>SUM(amount) OVER ()</w:t>
+      </w:r>
+    </w:p>
+    <w:p>
+      <w:pPr>
+        <w:spacing w:before="100" w:beforeAutospacing="1" w:after="100" w:afterAutospacing="1" w:line="240" w:lineRule="auto"/>
+        <w:outlineLvl w:val="2"/>
+        <w:rPr>
+          <w:rFonts w:ascii="Times New Roman" w:eastAsia="Times New Roman" w:hAnsi="Times New Roman" w:cs="Times New Roman"/>
+          <w:b/>
+          <w:bCs/>
+          <w:sz w:val="27"/>
+          <w:szCs w:val="27"/>
+          <w:lang w:eastAsia="en-IN"/>
+        </w:rPr>
+      </w:pPr>
+      <w:r>
+        <w:rPr>
+          <w:rFonts w:ascii="Times New Roman" w:eastAsia="Times New Roman" w:hAnsi="Times New Roman" w:cs="Times New Roman"/>
+          <w:b/>
+          <w:bCs/>
+          <w:sz w:val="27"/>
+          <w:szCs w:val="27"/>
+          <w:lang w:eastAsia="en-IN"/>
+        </w:rPr>
+        <w:t>What it does:</w:t>
+      </w:r>
+    </w:p>
+    <w:p>
+      <w:pPr>
+        <w:spacing w:before="100" w:beforeAutospacing="1" w:after="100" w:afterAutospacing="1" w:line="240" w:lineRule="auto"/>
+        <w:rPr>
+          <w:rFonts w:ascii="Times New Roman" w:eastAsia="Times New Roman" w:hAnsi="Times New Roman" w:cs="Times New Roman"/>
+          <w:sz w:val="24"/>
+          <w:szCs w:val="24"/>
+          <w:lang w:eastAsia="en-IN"/>
+        </w:rPr>
+      </w:pPr>
+      <w:r>
+        <w:rPr>
+          <w:rFonts w:ascii="Times New Roman" w:eastAsia="Times New Roman" w:hAnsi="Times New Roman" w:cs="Times New Roman"/>
+          <w:sz w:val="24"/>
+          <w:szCs w:val="24"/>
+          <w:lang w:eastAsia="en-IN"/>
+        </w:rPr>
+        <w:t>No ORDER BY</w:t>
+      </w:r>
+      <w:r>
+        <w:rPr>
+          <w:rFonts w:ascii="Times New Roman" w:eastAsia="Times New Roman" w:hAnsi="Times New Roman" w:cs="Times New Roman"/>
+          <w:sz w:val="24"/>
+          <w:szCs w:val="24"/>
+          <w:lang w:eastAsia="en-IN"/>
+        </w:rPr>
+        <w:br/>
+        <w:t>No partition</w:t>
+      </w:r>
+      <w:r>
+        <w:rPr>
+          <w:rFonts w:ascii="Times New Roman" w:eastAsia="Times New Roman" w:hAnsi="Times New Roman" w:cs="Times New Roman"/>
+          <w:sz w:val="24"/>
+          <w:szCs w:val="24"/>
+          <w:lang w:eastAsia="en-IN"/>
+        </w:rPr>
+        <w:br/>
+        <w:t>No frame</w:t>
+      </w:r>
+    </w:p>
+    <w:p>
+      <w:pPr>
+        <w:spacing w:before="100" w:beforeAutospacing="1" w:after="100" w:afterAutospacing="1" w:line="240" w:lineRule="auto"/>
+        <w:rPr>
+          <w:rFonts w:ascii="Times New Roman" w:eastAsia="Times New Roman" w:hAnsi="Times New Roman" w:cs="Times New Roman"/>
+          <w:sz w:val="24"/>
+          <w:szCs w:val="24"/>
+          <w:lang w:eastAsia="en-IN"/>
+        </w:rPr>
+      </w:pPr>
+      <w:r>
+        <w:rPr>
+          <w:rFonts w:ascii="Times New Roman" w:eastAsia="Times New Roman" w:hAnsi="Times New Roman" w:cs="Times New Roman"/>
+          <w:sz w:val="24"/>
+          <w:szCs w:val="24"/>
+          <w:highlight w:val="cyan"/>
+          <w:lang w:eastAsia="en-IN"/>
+        </w:rPr>
+        <w:t>So SQL treats entire table as one window.</w:t>
+      </w:r>
+    </w:p>
+    <w:p>
+      <w:pPr>
+        <w:spacing w:before="100" w:beforeAutospacing="1" w:after="100" w:afterAutospacing="1" w:line="240" w:lineRule="auto"/>
+        <w:rPr>
+          <w:rFonts w:ascii="Times New Roman" w:eastAsia="Times New Roman" w:hAnsi="Times New Roman" w:cs="Times New Roman"/>
+          <w:sz w:val="24"/>
+          <w:szCs w:val="24"/>
+          <w:lang w:eastAsia="en-IN"/>
+        </w:rPr>
+      </w:pPr>
+      <w:r>
+        <w:rPr>
+          <w:rFonts w:ascii="Times New Roman" w:eastAsia="Times New Roman" w:hAnsi="Times New Roman" w:cs="Times New Roman"/>
+          <w:sz w:val="24"/>
+          <w:szCs w:val="24"/>
+          <w:lang w:eastAsia="en-IN"/>
+        </w:rPr>
+        <w:t>It calculates:</w:t>
+      </w:r>
+    </w:p>
+    <w:p>
+      <w:pPr>
+        <w:spacing w:beforeAutospacing="1" w:after="100" w:afterAutospacing="1" w:line="240" w:lineRule="auto"/>
+        <w:rPr>
+          <w:rFonts w:ascii="Times New Roman" w:eastAsia="Times New Roman" w:hAnsi="Times New Roman" w:cs="Times New Roman"/>
+          <w:noProof/>
+          <w:sz w:val="24"/>
+          <w:szCs w:val="24"/>
+          <w:lang w:eastAsia="en-IN"/>
+        </w:rPr>
+      </w:pPr>
+      <w:r>
+        <w:rPr>
+          <w:rFonts w:ascii="Times New Roman" w:eastAsia="Times New Roman" w:hAnsi="Times New Roman" w:cs="Times New Roman"/>
+          <w:noProof/>
+          <w:sz w:val="24"/>
+          <w:szCs w:val="24"/>
+          <w:lang w:eastAsia="en-IN"/>
+        </w:rPr>
+        <w:t>Total sum of entire table for every row.</w:t>
+      </w:r>
+    </w:p>
+    <w:p>
+      <w:pPr>
+        <w:spacing w:after="0" w:line="240" w:lineRule="auto"/>
+        <w:rPr>
+          <w:rFonts w:ascii="Times New Roman" w:eastAsia="Times New Roman" w:hAnsi="Times New Roman" w:cs="Times New Roman"/>
+          <w:sz w:val="24"/>
+          <w:szCs w:val="24"/>
+          <w:lang w:eastAsia="en-IN"/>
+        </w:rPr>
+      </w:pPr>
+      <w:r>
+        <w:rPr>
+          <w:rFonts w:ascii="Times New Roman" w:eastAsia="Times New Roman" w:hAnsi="Times New Roman" w:cs="Times New Roman"/>
+          <w:sz w:val="24"/>
+          <w:szCs w:val="24"/>
+          <w:lang w:eastAsia="en-IN"/>
+        </w:rPr>
+        <w:pict>
+          <v:rect id="_x0000_i1082" style="width:0;height:1.5pt" o:hralign="center" o:hrstd="t" o:hr="t" fillcolor="#a0a0a0" stroked="f"/>
+        </w:pict>
+      </w:r>
+    </w:p>
+    <w:p>
+      <w:pPr>
+        <w:spacing w:before="100" w:beforeAutospacing="1" w:after="100" w:afterAutospacing="1" w:line="240" w:lineRule="auto"/>
+        <w:outlineLvl w:val="1"/>
+        <w:rPr>
+          <w:rFonts w:ascii="Times New Roman" w:eastAsia="Times New Roman" w:hAnsi="Times New Roman" w:cs="Times New Roman"/>
+          <w:b/>
+          <w:bCs/>
+          <w:sz w:val="36"/>
+          <w:szCs w:val="36"/>
+          <w:lang w:eastAsia="en-IN"/>
+        </w:rPr>
+      </w:pPr>
+      <w:r>
+        <w:rPr>
+          <w:rFonts w:ascii="Times New Roman" w:eastAsia="Times New Roman" w:hAnsi="Times New Roman" w:cs="Times New Roman"/>
+          <w:b/>
+          <w:bCs/>
+          <w:sz w:val="36"/>
+          <w:szCs w:val="36"/>
+          <w:lang w:eastAsia="en-IN"/>
+        </w:rPr>
+        <w:t>Same Example</w:t>
+      </w:r>
+    </w:p>
+    <w:p>
+      <w:pPr>
+        <w:spacing w:before="100" w:beforeAutospacing="1" w:after="100" w:afterAutospacing="1" w:line="240" w:lineRule="auto"/>
+        <w:rPr>
+          <w:rFonts w:ascii="Times New Roman" w:eastAsia="Times New Roman" w:hAnsi="Times New Roman" w:cs="Times New Roman"/>
+          <w:sz w:val="24"/>
+          <w:szCs w:val="24"/>
+          <w:lang w:eastAsia="en-IN"/>
+        </w:rPr>
+      </w:pPr>
+      <w:r>
+        <w:rPr>
+          <w:rFonts w:ascii="Times New Roman" w:eastAsia="Times New Roman" w:hAnsi="Times New Roman" w:cs="Times New Roman"/>
+          <w:sz w:val="24"/>
+          <w:szCs w:val="24"/>
+          <w:lang w:eastAsia="en-IN"/>
+        </w:rPr>
+        <w:t xml:space="preserve">Total = 100 + 80 + 60 + 40 = </w:t>
+      </w:r>
+      <w:r>
+        <w:rPr>
+          <w:rFonts w:ascii="Times New Roman" w:eastAsia="Times New Roman" w:hAnsi="Times New Roman" w:cs="Times New Roman"/>
+          <w:b/>
+          <w:bCs/>
+          <w:sz w:val="24"/>
+          <w:szCs w:val="24"/>
+          <w:lang w:eastAsia="en-IN"/>
+        </w:rPr>
+        <w:t>280</w:t>
+      </w:r>
+    </w:p>
+    <w:p>
+      <w:pPr>
+        <w:spacing w:before="100" w:beforeAutospacing="1" w:after="100" w:afterAutospacing="1" w:line="240" w:lineRule="auto"/>
+        <w:rPr>
+          <w:rFonts w:ascii="Times New Roman" w:eastAsia="Times New Roman" w:hAnsi="Times New Roman" w:cs="Times New Roman"/>
+          <w:sz w:val="24"/>
+          <w:szCs w:val="24"/>
+          <w:lang w:eastAsia="en-IN"/>
+        </w:rPr>
+      </w:pPr>
+      <w:r>
+        <w:rPr>
+          <w:rFonts w:ascii="Times New Roman" w:eastAsia="Times New Roman" w:hAnsi="Times New Roman" w:cs="Times New Roman"/>
+          <w:sz w:val="24"/>
+          <w:szCs w:val="24"/>
+          <w:lang w:eastAsia="en-IN"/>
+        </w:rPr>
+        <w:t>Output:</w:t>
+      </w:r>
+    </w:p>
+    <w:tbl>
+      <w:tblPr>
+        <w:tblStyle w:val="TableGrid"/>
+        <w:tblW w:w="3061" w:type="dxa"/>
+        <w:tblLook w:val="04A0" w:firstRow="1" w:lastRow="0" w:firstColumn="1" w:lastColumn="0" w:noHBand="0" w:noVBand="1"/>
+      </w:tblPr>
+      <w:tblGrid>
+        <w:gridCol w:w="1375"/>
+        <w:gridCol w:w="1686"/>
+      </w:tblGrid>
+      <w:tr>
+        <w:trPr>
+          <w:trHeight w:val="408"/>
+        </w:trPr>
+        <w:tc>
+          <w:tcPr>
+            <w:tcW w:w="0" w:type="auto"/>
+            <w:hideMark/>
+          </w:tcPr>
+          <w:p>
+            <w:pPr>
+              <w:jc w:val="center"/>
+              <w:rPr>
+                <w:rFonts w:ascii="Times New Roman" w:eastAsia="Times New Roman" w:hAnsi="Times New Roman" w:cs="Times New Roman"/>
+                <w:b/>
+                <w:bCs/>
+                <w:noProof/>
+                <w:sz w:val="24"/>
+                <w:szCs w:val="24"/>
+                <w:lang w:eastAsia="en-IN"/>
+              </w:rPr>
+            </w:pPr>
+            <w:r>
+              <w:rPr>
+                <w:rFonts w:ascii="Times New Roman" w:eastAsia="Times New Roman" w:hAnsi="Times New Roman" w:cs="Times New Roman"/>
+                <w:b/>
+                <w:bCs/>
+                <w:noProof/>
+                <w:sz w:val="24"/>
+                <w:szCs w:val="24"/>
+                <w:lang w:eastAsia="en-IN"/>
+              </w:rPr>
+              <w:t>amount</w:t>
+            </w:r>
+          </w:p>
+        </w:tc>
+        <w:tc>
+          <w:tcPr>
+            <w:tcW w:w="0" w:type="auto"/>
+            <w:hideMark/>
+          </w:tcPr>
+          <w:p>
+            <w:pPr>
+              <w:jc w:val="center"/>
+              <w:rPr>
+                <w:rFonts w:ascii="Times New Roman" w:eastAsia="Times New Roman" w:hAnsi="Times New Roman" w:cs="Times New Roman"/>
+                <w:b/>
+                <w:bCs/>
+                <w:noProof/>
+                <w:sz w:val="24"/>
+                <w:szCs w:val="24"/>
+                <w:lang w:eastAsia="en-IN"/>
+              </w:rPr>
+            </w:pPr>
+            <w:r>
+              <w:rPr>
+                <w:rFonts w:ascii="Times New Roman" w:eastAsia="Times New Roman" w:hAnsi="Times New Roman" w:cs="Times New Roman"/>
+                <w:b/>
+                <w:bCs/>
+                <w:noProof/>
+                <w:sz w:val="24"/>
+                <w:szCs w:val="24"/>
+                <w:lang w:eastAsia="en-IN"/>
+              </w:rPr>
+              <w:t>total_sum</w:t>
+            </w:r>
+          </w:p>
+        </w:tc>
+      </w:tr>
+      <w:tr>
+        <w:trPr>
+          <w:trHeight w:val="408"/>
+        </w:trPr>
+        <w:tc>
+          <w:tcPr>
+            <w:tcW w:w="0" w:type="auto"/>
+            <w:hideMark/>
+          </w:tcPr>
+          <w:p>
+            <w:pPr>
+              <w:rPr>
+                <w:rFonts w:ascii="Times New Roman" w:eastAsia="Times New Roman" w:hAnsi="Times New Roman" w:cs="Times New Roman"/>
+                <w:noProof/>
+                <w:sz w:val="24"/>
+                <w:szCs w:val="24"/>
+                <w:lang w:eastAsia="en-IN"/>
+              </w:rPr>
+            </w:pPr>
+            <w:r>
+              <w:rPr>
+                <w:rFonts w:ascii="Times New Roman" w:eastAsia="Times New Roman" w:hAnsi="Times New Roman" w:cs="Times New Roman"/>
+                <w:noProof/>
+                <w:sz w:val="24"/>
+                <w:szCs w:val="24"/>
+                <w:lang w:eastAsia="en-IN"/>
+              </w:rPr>
+              <w:t>100</w:t>
+            </w:r>
+          </w:p>
+        </w:tc>
+        <w:tc>
+          <w:tcPr>
+            <w:tcW w:w="0" w:type="auto"/>
+            <w:hideMark/>
+          </w:tcPr>
+          <w:p>
+            <w:pPr>
+              <w:rPr>
+                <w:rFonts w:ascii="Times New Roman" w:eastAsia="Times New Roman" w:hAnsi="Times New Roman" w:cs="Times New Roman"/>
+                <w:noProof/>
+                <w:sz w:val="24"/>
+                <w:szCs w:val="24"/>
+                <w:lang w:eastAsia="en-IN"/>
+              </w:rPr>
+            </w:pPr>
+            <w:r>
+              <w:rPr>
+                <w:rFonts w:ascii="Times New Roman" w:eastAsia="Times New Roman" w:hAnsi="Times New Roman" w:cs="Times New Roman"/>
+                <w:noProof/>
+                <w:sz w:val="24"/>
+                <w:szCs w:val="24"/>
+                <w:lang w:eastAsia="en-IN"/>
+              </w:rPr>
+              <w:t>280</w:t>
+            </w:r>
+          </w:p>
+        </w:tc>
+      </w:tr>
+      <w:tr>
+        <w:trPr>
+          <w:trHeight w:val="390"/>
+        </w:trPr>
+        <w:tc>
+          <w:tcPr>
+            <w:tcW w:w="0" w:type="auto"/>
+            <w:hideMark/>
+          </w:tcPr>
+          <w:p>
+            <w:pPr>
+              <w:rPr>
+                <w:rFonts w:ascii="Times New Roman" w:eastAsia="Times New Roman" w:hAnsi="Times New Roman" w:cs="Times New Roman"/>
+                <w:noProof/>
+                <w:sz w:val="24"/>
+                <w:szCs w:val="24"/>
+                <w:lang w:eastAsia="en-IN"/>
+              </w:rPr>
+            </w:pPr>
+            <w:r>
+              <w:rPr>
+                <w:rFonts w:ascii="Times New Roman" w:eastAsia="Times New Roman" w:hAnsi="Times New Roman" w:cs="Times New Roman"/>
+                <w:noProof/>
+                <w:sz w:val="24"/>
+                <w:szCs w:val="24"/>
+                <w:lang w:eastAsia="en-IN"/>
+              </w:rPr>
+              <w:t>80</w:t>
+            </w:r>
+          </w:p>
+        </w:tc>
+        <w:tc>
+          <w:tcPr>
+            <w:tcW w:w="0" w:type="auto"/>
+            <w:hideMark/>
+          </w:tcPr>
+          <w:p>
+            <w:pPr>
+              <w:rPr>
+                <w:rFonts w:ascii="Times New Roman" w:eastAsia="Times New Roman" w:hAnsi="Times New Roman" w:cs="Times New Roman"/>
+                <w:noProof/>
+                <w:sz w:val="24"/>
+                <w:szCs w:val="24"/>
+                <w:lang w:eastAsia="en-IN"/>
+              </w:rPr>
+            </w:pPr>
+            <w:r>
+              <w:rPr>
+                <w:rFonts w:ascii="Times New Roman" w:eastAsia="Times New Roman" w:hAnsi="Times New Roman" w:cs="Times New Roman"/>
+                <w:noProof/>
+                <w:sz w:val="24"/>
+                <w:szCs w:val="24"/>
+                <w:lang w:eastAsia="en-IN"/>
+              </w:rPr>
+              <w:t>280</w:t>
+            </w:r>
+          </w:p>
+        </w:tc>
+      </w:tr>
+      <w:tr>
+        <w:trPr>
+          <w:trHeight w:val="408"/>
+        </w:trPr>
+        <w:tc>
+          <w:tcPr>
+            <w:tcW w:w="0" w:type="auto"/>
+            <w:hideMark/>
+          </w:tcPr>
+          <w:p>
+            <w:pPr>
+              <w:rPr>
+                <w:rFonts w:ascii="Times New Roman" w:eastAsia="Times New Roman" w:hAnsi="Times New Roman" w:cs="Times New Roman"/>
+                <w:noProof/>
+                <w:sz w:val="24"/>
+                <w:szCs w:val="24"/>
+                <w:lang w:eastAsia="en-IN"/>
+              </w:rPr>
+            </w:pPr>
+            <w:r>
+              <w:rPr>
+                <w:rFonts w:ascii="Times New Roman" w:eastAsia="Times New Roman" w:hAnsi="Times New Roman" w:cs="Times New Roman"/>
+                <w:noProof/>
+                <w:sz w:val="24"/>
+                <w:szCs w:val="24"/>
+                <w:lang w:eastAsia="en-IN"/>
+              </w:rPr>
+              <w:t>60</w:t>
+            </w:r>
+          </w:p>
+        </w:tc>
+        <w:tc>
+          <w:tcPr>
+            <w:tcW w:w="0" w:type="auto"/>
+            <w:hideMark/>
+          </w:tcPr>
+          <w:p>
+            <w:pPr>
+              <w:rPr>
+                <w:rFonts w:ascii="Times New Roman" w:eastAsia="Times New Roman" w:hAnsi="Times New Roman" w:cs="Times New Roman"/>
+                <w:noProof/>
+                <w:sz w:val="24"/>
+                <w:szCs w:val="24"/>
+                <w:lang w:eastAsia="en-IN"/>
+              </w:rPr>
+            </w:pPr>
+            <w:r>
+              <w:rPr>
+                <w:rFonts w:ascii="Times New Roman" w:eastAsia="Times New Roman" w:hAnsi="Times New Roman" w:cs="Times New Roman"/>
+                <w:noProof/>
+                <w:sz w:val="24"/>
+                <w:szCs w:val="24"/>
+                <w:lang w:eastAsia="en-IN"/>
+              </w:rPr>
+              <w:t>280</w:t>
+            </w:r>
+          </w:p>
+        </w:tc>
+      </w:tr>
+      <w:tr>
+        <w:trPr>
+          <w:trHeight w:val="427"/>
+        </w:trPr>
+        <w:tc>
+          <w:tcPr>
+            <w:tcW w:w="0" w:type="auto"/>
+            <w:hideMark/>
+          </w:tcPr>
+          <w:p>
+            <w:pPr>
+              <w:rPr>
+                <w:rFonts w:ascii="Times New Roman" w:eastAsia="Times New Roman" w:hAnsi="Times New Roman" w:cs="Times New Roman"/>
+                <w:noProof/>
+                <w:sz w:val="24"/>
+                <w:szCs w:val="24"/>
+                <w:lang w:eastAsia="en-IN"/>
+              </w:rPr>
+            </w:pPr>
+            <w:r>
+              <w:rPr>
+                <w:rFonts w:ascii="Times New Roman" w:eastAsia="Times New Roman" w:hAnsi="Times New Roman" w:cs="Times New Roman"/>
+                <w:noProof/>
+                <w:sz w:val="24"/>
+                <w:szCs w:val="24"/>
+                <w:lang w:eastAsia="en-IN"/>
+              </w:rPr>
+              <w:lastRenderedPageBreak/>
+              <w:t>40</w:t>
+            </w:r>
+          </w:p>
+        </w:tc>
+        <w:tc>
+          <w:tcPr>
+            <w:tcW w:w="0" w:type="auto"/>
+            <w:hideMark/>
+          </w:tcPr>
+          <w:p>
+            <w:pPr>
+              <w:rPr>
+                <w:rFonts w:ascii="Times New Roman" w:eastAsia="Times New Roman" w:hAnsi="Times New Roman" w:cs="Times New Roman"/>
+                <w:noProof/>
+                <w:sz w:val="24"/>
+                <w:szCs w:val="24"/>
+                <w:lang w:eastAsia="en-IN"/>
+              </w:rPr>
+            </w:pPr>
+            <w:r>
+              <w:rPr>
+                <w:rFonts w:ascii="Times New Roman" w:eastAsia="Times New Roman" w:hAnsi="Times New Roman" w:cs="Times New Roman"/>
+                <w:noProof/>
+                <w:sz w:val="24"/>
+                <w:szCs w:val="24"/>
+                <w:lang w:eastAsia="en-IN"/>
+              </w:rPr>
+              <w:t>280</w:t>
+            </w:r>
+          </w:p>
+        </w:tc>
+      </w:tr>
+    </w:tbl>
+    <w:p>
+      <w:pPr>
+        <w:spacing w:before="100" w:beforeAutospacing="1" w:after="100" w:afterAutospacing="1" w:line="240" w:lineRule="auto"/>
+        <w:rPr>
+          <w:rFonts w:ascii="Times New Roman" w:eastAsia="Times New Roman" w:hAnsi="Times New Roman" w:cs="Times New Roman"/>
+          <w:sz w:val="24"/>
+          <w:szCs w:val="24"/>
+          <w:lang w:eastAsia="en-IN"/>
+        </w:rPr>
+      </w:pPr>
+      <w:r>
+        <w:rPr>
+          <w:rFonts w:ascii="Times New Roman" w:eastAsia="Times New Roman" w:hAnsi="Times New Roman" w:cs="Times New Roman"/>
+          <w:sz w:val="24"/>
+          <w:szCs w:val="24"/>
+          <w:lang w:eastAsia="en-IN"/>
+        </w:rPr>
+        <w:t>👉 Same value repeated on every row.</w:t>
+      </w:r>
+    </w:p>
+    <w:p>
+      <w:pPr>
+        <w:spacing w:after="0" w:line="240" w:lineRule="auto"/>
+        <w:rPr>
+          <w:rFonts w:ascii="Times New Roman" w:eastAsia="Times New Roman" w:hAnsi="Times New Roman" w:cs="Times New Roman"/>
+          <w:sz w:val="24"/>
+          <w:szCs w:val="24"/>
+          <w:lang w:eastAsia="en-IN"/>
+        </w:rPr>
+      </w:pPr>
+      <w:r>
+        <w:rPr>
+          <w:rFonts w:ascii="Times New Roman" w:eastAsia="Times New Roman" w:hAnsi="Times New Roman" w:cs="Times New Roman"/>
+          <w:sz w:val="24"/>
+          <w:szCs w:val="24"/>
+          <w:lang w:eastAsia="en-IN"/>
+        </w:rPr>
+        <w:pict>
+          <v:rect id="_x0000_i1083" style="width:0;height:1.5pt" o:hralign="center" o:hrstd="t" o:hr="t" fillcolor="#a0a0a0" stroked="f"/>
+        </w:pict>
+      </w:r>
+    </w:p>
+    <w:p>
+      <w:pPr>
+        <w:spacing w:before="100" w:beforeAutospacing="1" w:after="100" w:afterAutospacing="1" w:line="240" w:lineRule="auto"/>
+        <w:outlineLvl w:val="0"/>
+        <w:rPr>
+          <w:rFonts w:ascii="Times New Roman" w:eastAsia="Times New Roman" w:hAnsi="Times New Roman" w:cs="Times New Roman"/>
+          <w:b/>
+          <w:bCs/>
+          <w:kern w:val="36"/>
+          <w:sz w:val="44"/>
+          <w:szCs w:val="48"/>
+          <w:lang w:eastAsia="en-IN"/>
+        </w:rPr>
+      </w:pPr>
+      <w:r>
+        <w:rPr>
+          <w:rFonts w:ascii="Times New Roman" w:eastAsia="Times New Roman" w:hAnsi="Times New Roman" w:cs="Times New Roman"/>
+          <w:b/>
+          <w:bCs/>
+          <w:kern w:val="36"/>
+          <w:sz w:val="36"/>
+          <w:szCs w:val="48"/>
+          <w:lang w:eastAsia="en-IN"/>
+        </w:rPr>
+        <w:t>Core Difference</w:t>
+      </w:r>
+    </w:p>
+    <w:tbl>
+      <w:tblPr>
+        <w:tblStyle w:val="TableGrid"/>
+        <w:tblW w:w="8905" w:type="dxa"/>
+        <w:tblLook w:val="04A0" w:firstRow="1" w:lastRow="0" w:firstColumn="1" w:lastColumn="0" w:noHBand="0" w:noVBand="1"/>
+      </w:tblPr>
+      <w:tblGrid>
+        <w:gridCol w:w="5625"/>
+        <w:gridCol w:w="3280"/>
+      </w:tblGrid>
+      <w:tr>
+        <w:trPr>
+          <w:trHeight w:val="739"/>
+        </w:trPr>
+        <w:tc>
+          <w:tcPr>
+            <w:tcW w:w="0" w:type="auto"/>
+            <w:hideMark/>
+          </w:tcPr>
+          <w:p>
+            <w:pPr>
+              <w:jc w:val="center"/>
+              <w:rPr>
+                <w:rFonts w:ascii="Times New Roman" w:eastAsia="Times New Roman" w:hAnsi="Times New Roman" w:cs="Times New Roman"/>
+                <w:b/>
+                <w:bCs/>
+                <w:sz w:val="24"/>
+                <w:szCs w:val="24"/>
+                <w:lang w:eastAsia="en-IN"/>
+              </w:rPr>
+            </w:pPr>
+            <w:r>
+              <w:rPr>
+                <w:rFonts w:ascii="Times New Roman" w:eastAsia="Times New Roman" w:hAnsi="Times New Roman" w:cs="Times New Roman"/>
+                <w:b/>
+                <w:bCs/>
+                <w:sz w:val="24"/>
+                <w:szCs w:val="24"/>
+                <w:lang w:eastAsia="en-IN"/>
+              </w:rPr>
+              <w:t>Query</w:t>
+            </w:r>
+          </w:p>
+        </w:tc>
+        <w:tc>
+          <w:tcPr>
+            <w:tcW w:w="0" w:type="auto"/>
+            <w:hideMark/>
+          </w:tcPr>
+          <w:p>
+            <w:pPr>
+              <w:jc w:val="center"/>
+              <w:rPr>
+                <w:rFonts w:ascii="Times New Roman" w:eastAsia="Times New Roman" w:hAnsi="Times New Roman" w:cs="Times New Roman"/>
+                <w:b/>
+                <w:bCs/>
+                <w:sz w:val="24"/>
+                <w:szCs w:val="24"/>
+                <w:lang w:eastAsia="en-IN"/>
+              </w:rPr>
+            </w:pPr>
+            <w:r>
+              <w:rPr>
+                <w:rFonts w:ascii="Times New Roman" w:eastAsia="Times New Roman" w:hAnsi="Times New Roman" w:cs="Times New Roman"/>
+                <w:b/>
+                <w:bCs/>
+                <w:sz w:val="24"/>
+                <w:szCs w:val="24"/>
+                <w:lang w:eastAsia="en-IN"/>
+              </w:rPr>
+              <w:t>Meaning</w:t>
+            </w:r>
+          </w:p>
+        </w:tc>
+      </w:tr>
+      <w:tr>
+        <w:trPr>
+          <w:trHeight w:val="772"/>
+        </w:trPr>
+        <w:tc>
+          <w:tcPr>
+            <w:tcW w:w="0" w:type="auto"/>
+            <w:hideMark/>
+          </w:tcPr>
+          <w:p>
+            <w:pPr>
+              <w:rPr>
+                <w:rFonts w:ascii="Times New Roman" w:eastAsia="Times New Roman" w:hAnsi="Times New Roman" w:cs="Times New Roman"/>
+                <w:sz w:val="24"/>
+                <w:szCs w:val="24"/>
+                <w:lang w:eastAsia="en-IN"/>
+              </w:rPr>
+            </w:pPr>
+            <w:r>
+              <w:rPr>
+                <w:rFonts w:ascii="Courier New" w:eastAsia="Times New Roman" w:hAnsi="Courier New" w:cs="Courier New"/>
+                <w:sz w:val="20"/>
+                <w:szCs w:val="20"/>
+                <w:lang w:eastAsia="en-IN"/>
+              </w:rPr>
+              <w:t>SUM(amount) OVER ()</w:t>
+            </w:r>
+          </w:p>
+        </w:tc>
+        <w:tc>
+          <w:tcPr>
+            <w:tcW w:w="0" w:type="auto"/>
+            <w:hideMark/>
+          </w:tcPr>
+          <w:p>
+            <w:pPr>
+              <w:rPr>
+                <w:rFonts w:ascii="Times New Roman" w:eastAsia="Times New Roman" w:hAnsi="Times New Roman" w:cs="Times New Roman"/>
+                <w:sz w:val="24"/>
+                <w:szCs w:val="24"/>
+                <w:lang w:eastAsia="en-IN"/>
+              </w:rPr>
+            </w:pPr>
+            <w:r>
+              <w:rPr>
+                <w:rFonts w:ascii="Times New Roman" w:eastAsia="Times New Roman" w:hAnsi="Times New Roman" w:cs="Times New Roman"/>
+                <w:sz w:val="24"/>
+                <w:szCs w:val="24"/>
+                <w:lang w:eastAsia="en-IN"/>
+              </w:rPr>
+              <w:t>Total sum for entire dataset</w:t>
+            </w:r>
+          </w:p>
+        </w:tc>
+      </w:tr>
+      <w:tr>
+        <w:trPr>
+          <w:trHeight w:val="809"/>
+        </w:trPr>
+        <w:tc>
+          <w:tcPr>
+            <w:tcW w:w="0" w:type="auto"/>
+            <w:hideMark/>
+          </w:tcPr>
+          <w:p>
+            <w:pPr>
+              <w:rPr>
+                <w:rFonts w:ascii="Times New Roman" w:eastAsia="Times New Roman" w:hAnsi="Times New Roman" w:cs="Times New Roman"/>
+                <w:sz w:val="24"/>
+                <w:szCs w:val="24"/>
+                <w:lang w:eastAsia="en-IN"/>
+              </w:rPr>
+            </w:pPr>
+            <w:r>
+              <w:rPr>
+                <w:rFonts w:ascii="Courier New" w:eastAsia="Times New Roman" w:hAnsi="Courier New" w:cs="Courier New"/>
+                <w:sz w:val="20"/>
+                <w:szCs w:val="20"/>
+                <w:lang w:eastAsia="en-IN"/>
+              </w:rPr>
+              <w:t>SUM(amount) OVER (ORDER BY amount DESC)</w:t>
+            </w:r>
+          </w:p>
+        </w:tc>
+        <w:tc>
+          <w:tcPr>
+            <w:tcW w:w="0" w:type="auto"/>
+            <w:hideMark/>
+          </w:tcPr>
+          <w:p>
+            <w:pPr>
+              <w:rPr>
+                <w:rFonts w:ascii="Times New Roman" w:eastAsia="Times New Roman" w:hAnsi="Times New Roman" w:cs="Times New Roman"/>
+                <w:sz w:val="24"/>
+                <w:szCs w:val="24"/>
+                <w:lang w:eastAsia="en-IN"/>
+              </w:rPr>
+            </w:pPr>
+            <w:r>
+              <w:rPr>
+                <w:rFonts w:ascii="Times New Roman" w:eastAsia="Times New Roman" w:hAnsi="Times New Roman" w:cs="Times New Roman"/>
+                <w:sz w:val="24"/>
+                <w:szCs w:val="24"/>
+                <w:lang w:eastAsia="en-IN"/>
+              </w:rPr>
+              <w:t>Running cumulative sum</w:t>
+            </w:r>
+          </w:p>
+        </w:tc>
+      </w:tr>
+    </w:tbl>
+    <w:p>
+      <w:pPr>
+        <w:spacing w:after="0" w:line="240" w:lineRule="auto"/>
+        <w:rPr>
+          <w:rFonts w:ascii="Times New Roman" w:eastAsia="Times New Roman" w:hAnsi="Times New Roman" w:cs="Times New Roman"/>
+          <w:sz w:val="24"/>
+          <w:szCs w:val="24"/>
+          <w:lang w:eastAsia="en-IN"/>
+        </w:rPr>
+      </w:pPr>
+      <w:r>
+        <w:rPr>
+          <w:rFonts w:ascii="Times New Roman" w:eastAsia="Times New Roman" w:hAnsi="Times New Roman" w:cs="Times New Roman"/>
+          <w:sz w:val="24"/>
+          <w:szCs w:val="24"/>
+          <w:lang w:eastAsia="en-IN"/>
+        </w:rPr>
+        <w:pict>
+          <v:rect id="_x0000_i1084" style="width:0;height:1.5pt" o:hralign="center" o:hrstd="t" o:hr="t" fillcolor="#a0a0a0" stroked="f"/>
+        </w:pict>
+      </w:r>
+    </w:p>
+    <w:p>
+      <w:pPr>
+        <w:spacing w:before="100" w:beforeAutospacing="1" w:after="100" w:afterAutospacing="1" w:line="240" w:lineRule="auto"/>
+        <w:outlineLvl w:val="0"/>
+        <w:rPr>
+          <w:rFonts w:ascii="Times New Roman" w:eastAsia="Times New Roman" w:hAnsi="Times New Roman" w:cs="Times New Roman"/>
+          <w:b/>
+          <w:bCs/>
+          <w:kern w:val="36"/>
+          <w:sz w:val="36"/>
+          <w:szCs w:val="48"/>
+          <w:lang w:eastAsia="en-IN"/>
+        </w:rPr>
+      </w:pPr>
+      <w:r>
+        <w:rPr>
+          <w:rFonts w:ascii="Times New Roman" w:eastAsia="Times New Roman" w:hAnsi="Times New Roman" w:cs="Times New Roman"/>
+          <w:b/>
+          <w:bCs/>
+          <w:kern w:val="36"/>
+          <w:sz w:val="36"/>
+          <w:szCs w:val="48"/>
+          <w:lang w:eastAsia="en-IN"/>
+        </w:rPr>
+        <w:t>Why This Happens</w:t>
+      </w:r>
+    </w:p>
+    <w:p>
+      <w:pPr>
+        <w:spacing w:before="100" w:beforeAutospacing="1" w:after="100" w:afterAutospacing="1" w:line="240" w:lineRule="auto"/>
+        <w:rPr>
+          <w:rFonts w:ascii="Times New Roman" w:eastAsia="Times New Roman" w:hAnsi="Times New Roman" w:cs="Times New Roman"/>
+          <w:sz w:val="24"/>
+          <w:szCs w:val="24"/>
+          <w:lang w:eastAsia="en-IN"/>
+        </w:rPr>
+      </w:pPr>
+      <w:r>
+        <w:rPr>
+          <w:rFonts w:ascii="Times New Roman" w:eastAsia="Times New Roman" w:hAnsi="Times New Roman" w:cs="Times New Roman"/>
+          <w:sz w:val="24"/>
+          <w:szCs w:val="24"/>
+          <w:lang w:eastAsia="en-IN"/>
+        </w:rPr>
+        <w:t>Because:</w:t>
+      </w:r>
+    </w:p>
+    <w:p>
+      <w:pPr>
+        <w:numPr>
+          <w:ilvl w:val="0"/>
+          <w:numId w:val="25"/>
+        </w:numPr>
+        <w:spacing w:before="100" w:beforeAutospacing="1" w:after="100" w:afterAutospacing="1" w:line="240" w:lineRule="auto"/>
+        <w:rPr>
+          <w:rFonts w:ascii="Times New Roman" w:eastAsia="Times New Roman" w:hAnsi="Times New Roman" w:cs="Times New Roman"/>
+          <w:sz w:val="24"/>
+          <w:szCs w:val="24"/>
+          <w:lang w:eastAsia="en-IN"/>
+        </w:rPr>
+      </w:pPr>
+      <w:r>
+        <w:rPr>
+          <w:rFonts w:ascii="Courier New" w:eastAsia="Times New Roman" w:hAnsi="Courier New" w:cs="Courier New"/>
+          <w:sz w:val="20"/>
+          <w:szCs w:val="20"/>
+          <w:lang w:eastAsia="en-IN"/>
+        </w:rPr>
+        <w:t>OVER()</w:t>
+      </w:r>
+      <w:r>
+        <w:rPr>
+          <w:rFonts w:ascii="Times New Roman" w:eastAsia="Times New Roman" w:hAnsi="Times New Roman" w:cs="Times New Roman"/>
+          <w:sz w:val="24"/>
+          <w:szCs w:val="24"/>
+          <w:lang w:eastAsia="en-IN"/>
+        </w:rPr>
+        <w:t xml:space="preserve"> → Whole dataset window</w:t>
+      </w:r>
+    </w:p>
+    <w:p>
+      <w:pPr>
+        <w:numPr>
+          <w:ilvl w:val="0"/>
+          <w:numId w:val="25"/>
+        </w:numPr>
+        <w:spacing w:before="100" w:beforeAutospacing="1" w:after="100" w:afterAutospacing="1" w:line="240" w:lineRule="auto"/>
+        <w:rPr>
+          <w:rFonts w:ascii="Times New Roman" w:eastAsia="Times New Roman" w:hAnsi="Times New Roman" w:cs="Times New Roman"/>
+          <w:sz w:val="24"/>
+          <w:szCs w:val="24"/>
+          <w:lang w:eastAsia="en-IN"/>
+        </w:rPr>
+      </w:pPr>
+      <w:r>
+        <w:rPr>
+          <w:rFonts w:ascii="Courier New" w:eastAsia="Times New Roman" w:hAnsi="Courier New" w:cs="Courier New"/>
+          <w:sz w:val="20"/>
+          <w:szCs w:val="20"/>
+          <w:lang w:eastAsia="en-IN"/>
+        </w:rPr>
+        <w:t>OVER(ORDER BY ...)</w:t>
+      </w:r>
+      <w:r>
+        <w:rPr>
+          <w:rFonts w:ascii="Times New Roman" w:eastAsia="Times New Roman" w:hAnsi="Times New Roman" w:cs="Times New Roman"/>
+          <w:sz w:val="24"/>
+          <w:szCs w:val="24"/>
+          <w:lang w:eastAsia="en-IN"/>
+        </w:rPr>
+        <w:t xml:space="preserve"> → Window becomes ordered → running calculation</w:t>
+      </w:r>
+    </w:p>
+    <w:p>
+      <w:pPr>
+        <w:spacing w:after="0" w:line="240" w:lineRule="auto"/>
+        <w:rPr>
+          <w:rFonts w:ascii="Times New Roman" w:eastAsia="Times New Roman" w:hAnsi="Times New Roman" w:cs="Times New Roman"/>
+          <w:sz w:val="18"/>
+          <w:szCs w:val="24"/>
+          <w:lang w:eastAsia="en-IN"/>
+        </w:rPr>
+      </w:pPr>
+      <w:r>
+        <w:rPr>
+          <w:rFonts w:ascii="Times New Roman" w:eastAsia="Times New Roman" w:hAnsi="Times New Roman" w:cs="Times New Roman"/>
+          <w:sz w:val="24"/>
+          <w:szCs w:val="24"/>
+          <w:lang w:eastAsia="en-IN"/>
+        </w:rPr>
+        <w:pict>
+          <v:rect id="_x0000_i1085" style="width:0;height:1.5pt" o:hralign="center" o:hrstd="t" o:hr="t" fillcolor="#a0a0a0" stroked="f"/>
+        </w:pict>
+      </w:r>
+      <w:r>
+        <w:rPr>
+          <w:rFonts w:ascii="Times New Roman" w:eastAsia="Times New Roman" w:hAnsi="Times New Roman" w:cs="Times New Roman"/>
+          <w:b/>
+          <w:bCs/>
+          <w:kern w:val="36"/>
+          <w:sz w:val="36"/>
+          <w:szCs w:val="48"/>
+          <w:lang w:eastAsia="en-IN"/>
+        </w:rPr>
+        <w:t>Interview Explanation (Perfect Answer)</w:t>
+      </w:r>
+    </w:p>
+    <w:p>
+      <w:pPr>
+        <w:spacing w:beforeAutospacing="1" w:after="100" w:afterAutospacing="1" w:line="240" w:lineRule="auto"/>
+        <w:rPr>
+          <w:rFonts w:ascii="Times New Roman" w:eastAsia="Times New Roman" w:hAnsi="Times New Roman" w:cs="Times New Roman"/>
+          <w:noProof/>
+          <w:sz w:val="24"/>
+          <w:szCs w:val="24"/>
+          <w:lang w:eastAsia="en-IN"/>
+        </w:rPr>
+      </w:pPr>
+      <w:r>
+        <w:rPr>
+          <w:rFonts w:ascii="Times New Roman" w:eastAsia="Times New Roman" w:hAnsi="Times New Roman" w:cs="Times New Roman"/>
+          <w:noProof/>
+          <w:sz w:val="24"/>
+          <w:szCs w:val="24"/>
+          <w:lang w:eastAsia="en-IN"/>
+        </w:rPr>
+        <w:t>"SUM(amount) OVER () returns the total sum across all rows and repeats it for each row. SUM(amount) OVER (ORDER BY amount DESC) calculates a running cumulative sum based on the specified order."</w:t>
+      </w:r>
+    </w:p>
+    <w:p>
+      <w:pPr>
+        <w:spacing w:after="0" w:line="240" w:lineRule="auto"/>
+        <w:rPr>
+          <w:rFonts w:ascii="Times New Roman" w:eastAsia="Times New Roman" w:hAnsi="Times New Roman" w:cs="Times New Roman"/>
+          <w:noProof/>
+          <w:sz w:val="24"/>
+          <w:szCs w:val="24"/>
+          <w:lang w:eastAsia="en-IN"/>
+        </w:rPr>
+      </w:pPr>
+      <w:r>
+        <w:rPr>
+          <w:rFonts w:ascii="Times New Roman" w:eastAsia="Times New Roman" w:hAnsi="Times New Roman" w:cs="Times New Roman"/>
+          <w:noProof/>
+          <w:sz w:val="24"/>
+          <w:szCs w:val="24"/>
+          <w:lang w:eastAsia="en-IN"/>
+        </w:rPr>
+        <w:pict>
+          <v:rect id="_x0000_i1086" style="width:0;height:1.5pt" o:hralign="center" o:hrstd="t" o:hr="t" fillcolor="#a0a0a0" stroked="f"/>
+        </w:pict>
+      </w:r>
+    </w:p>
+    <w:p>
+      <w:pPr>
+        <w:spacing w:before="100" w:beforeAutospacing="1" w:after="100" w:afterAutospacing="1" w:line="240" w:lineRule="auto"/>
+        <w:outlineLvl w:val="0"/>
+        <w:rPr>
+          <w:rFonts w:ascii="Times New Roman" w:eastAsia="Times New Roman" w:hAnsi="Times New Roman" w:cs="Times New Roman"/>
+          <w:b/>
+          <w:bCs/>
+          <w:noProof/>
+          <w:kern w:val="36"/>
+          <w:sz w:val="36"/>
+          <w:szCs w:val="48"/>
+          <w:lang w:eastAsia="en-IN"/>
+        </w:rPr>
+      </w:pPr>
+      <w:r>
+        <w:rPr>
+          <w:rFonts w:ascii="Times New Roman" w:eastAsia="Times New Roman" w:hAnsi="Times New Roman" w:cs="Times New Roman"/>
+          <w:b/>
+          <w:bCs/>
+          <w:noProof/>
+          <w:kern w:val="36"/>
+          <w:sz w:val="36"/>
+          <w:szCs w:val="48"/>
+          <w:lang w:eastAsia="en-IN"/>
+        </w:rPr>
+        <w:t>Advanced Detail (Senior Level)</w:t>
+      </w:r>
+    </w:p>
+    <w:p>
+      <w:pPr>
+        <w:spacing w:before="100" w:beforeAutospacing="1" w:after="100" w:afterAutospacing="1" w:line="240" w:lineRule="auto"/>
+        <w:rPr>
+          <w:rFonts w:ascii="Times New Roman" w:eastAsia="Times New Roman" w:hAnsi="Times New Roman" w:cs="Times New Roman"/>
+          <w:noProof/>
+          <w:sz w:val="24"/>
+          <w:szCs w:val="24"/>
+          <w:lang w:eastAsia="en-IN"/>
+        </w:rPr>
+      </w:pPr>
+      <w:r>
+        <w:rPr>
+          <w:rFonts w:ascii="Times New Roman" w:eastAsia="Times New Roman" w:hAnsi="Times New Roman" w:cs="Times New Roman"/>
+          <w:noProof/>
+          <w:sz w:val="24"/>
+          <w:szCs w:val="24"/>
+          <w:lang w:eastAsia="en-IN"/>
+        </w:rPr>
+        <w:t>If you explicitly write:</w:t>
       </w:r>
     </w:p>
     <w:p>
@@ -15443,6 +17494,451 @@
         </w:tabs>
         <w:spacing w:after="0" w:line="240" w:lineRule="auto"/>
         <w:rPr>
+          <w:rFonts w:ascii="Courier New" w:eastAsia="Times New Roman" w:hAnsi="Courier New" w:cs="Courier New"/>
+          <w:sz w:val="20"/>
+          <w:szCs w:val="20"/>
+          <w:lang w:eastAsia="en-IN"/>
+        </w:rPr>
+      </w:pPr>
+      <w:r>
+        <w:rPr>
+          <w:rFonts w:ascii="Courier New" w:eastAsia="Times New Roman" w:hAnsi="Courier New" w:cs="Courier New"/>
+          <w:noProof/>
+          <w:sz w:val="20"/>
+          <w:szCs w:val="20"/>
+          <w:lang w:eastAsia="en-IN"/>
+        </w:rPr>
+        <w:t>SUM(amount</w:t>
+      </w:r>
+      <w:r>
+        <w:rPr>
+          <w:rFonts w:ascii="Courier New" w:eastAsia="Times New Roman" w:hAnsi="Courier New" w:cs="Courier New"/>
+          <w:sz w:val="20"/>
+          <w:szCs w:val="20"/>
+          <w:lang w:eastAsia="en-IN"/>
+        </w:rPr>
+        <w:t>) OVER (</w:t>
+      </w:r>
+      <w:r>
+        <w:rPr>
+          <w:rFonts w:ascii="Courier New" w:eastAsia="Times New Roman" w:hAnsi="Courier New" w:cs="Courier New"/>
+          <w:sz w:val="20"/>
+          <w:szCs w:val="20"/>
+          <w:lang w:eastAsia="en-IN"/>
+        </w:rPr>
+        <w:br/>
+      </w:r>
+      <w:proofErr w:type="gramStart"/>
+      <w:r>
+        <w:rPr>
+          <w:rFonts w:ascii="Courier New" w:eastAsia="Times New Roman" w:hAnsi="Courier New" w:cs="Courier New"/>
+          <w:sz w:val="20"/>
+          <w:szCs w:val="20"/>
+          <w:lang w:eastAsia="en-IN"/>
+        </w:rPr>
+        <w:t xml:space="preserve"> </w:t>
+      </w:r>
+      <w:proofErr w:type="gramEnd"/>
+      <w:r>
+        <w:rPr>
+          <w:rFonts w:ascii="Courier New" w:eastAsia="Times New Roman" w:hAnsi="Courier New" w:cs="Courier New"/>
+          <w:sz w:val="20"/>
+          <w:szCs w:val="20"/>
+          <w:lang w:eastAsia="en-IN"/>
+        </w:rPr>
+        <w:t xml:space="preserve"> ORDER BY amount DESC</w:t>
+      </w:r>
+      <w:r>
+        <w:rPr>
+          <w:rFonts w:ascii="Courier New" w:eastAsia="Times New Roman" w:hAnsi="Courier New" w:cs="Courier New"/>
+          <w:sz w:val="20"/>
+          <w:szCs w:val="20"/>
+          <w:lang w:eastAsia="en-IN"/>
+        </w:rPr>
+        <w:br/>
+        <w:t xml:space="preserve">  ROWS BETWEEN UNBOUNDED PRECEDING AND CURRENT ROW</w:t>
+      </w:r>
+      <w:r>
+        <w:rPr>
+          <w:rFonts w:ascii="Courier New" w:eastAsia="Times New Roman" w:hAnsi="Courier New" w:cs="Courier New"/>
+          <w:sz w:val="20"/>
+          <w:szCs w:val="20"/>
+          <w:lang w:eastAsia="en-IN"/>
+        </w:rPr>
+        <w:br/>
+        <w:t>)</w:t>
+      </w:r>
+    </w:p>
+    <w:p>
+      <w:pPr>
+        <w:spacing w:before="100" w:beforeAutospacing="1" w:after="100" w:afterAutospacing="1" w:line="240" w:lineRule="auto"/>
+        <w:rPr>
+          <w:rFonts w:ascii="Times New Roman" w:eastAsia="Times New Roman" w:hAnsi="Times New Roman" w:cs="Times New Roman"/>
+          <w:sz w:val="24"/>
+          <w:szCs w:val="24"/>
+          <w:lang w:eastAsia="en-IN"/>
+        </w:rPr>
+      </w:pPr>
+      <w:r>
+        <w:rPr>
+          <w:rFonts w:ascii="Times New Roman" w:eastAsia="Times New Roman" w:hAnsi="Times New Roman" w:cs="Times New Roman"/>
+          <w:sz w:val="24"/>
+          <w:szCs w:val="24"/>
+          <w:lang w:eastAsia="en-IN"/>
+        </w:rPr>
+        <w:t>That is exactly what the first query is doing internally.</w:t>
+      </w:r>
+    </w:p>
+    <w:p>
+      <w:pPr>
+        <w:spacing w:before="100" w:beforeAutospacing="1" w:after="100" w:afterAutospacing="1" w:line="240" w:lineRule="auto"/>
+        <w:rPr>
+          <w:rFonts w:eastAsia="Times New Roman" w:cstheme="minorHAnsi"/>
+          <w:lang w:eastAsia="en-IN"/>
+        </w:rPr>
+      </w:pPr>
+    </w:p>
+    <w:p>
+      <w:pPr>
+        <w:spacing w:after="0" w:line="240" w:lineRule="auto"/>
+        <w:rPr>
+          <w:rFonts w:eastAsia="Times New Roman" w:cstheme="minorHAnsi"/>
+          <w:lang w:eastAsia="en-IN"/>
+        </w:rPr>
+      </w:pPr>
+      <w:r>
+        <w:rPr>
+          <w:rFonts w:eastAsia="Times New Roman" w:cstheme="minorHAnsi"/>
+          <w:lang w:eastAsia="en-IN"/>
+        </w:rPr>
+        <w:pict>
+          <v:rect id="_x0000_i1065" style="width:0;height:1.5pt" o:hralign="center" o:hrstd="t" o:hr="t" fillcolor="#a0a0a0" stroked="f"/>
+        </w:pict>
+      </w:r>
+    </w:p>
+    <w:p>
+      <w:pPr>
+        <w:spacing w:before="100" w:beforeAutospacing="1" w:after="100" w:afterAutospacing="1" w:line="240" w:lineRule="auto"/>
+        <w:outlineLvl w:val="0"/>
+        <w:rPr>
+          <w:rFonts w:eastAsia="Times New Roman" w:cstheme="minorHAnsi"/>
+          <w:b/>
+          <w:bCs/>
+          <w:kern w:val="36"/>
+          <w:lang w:eastAsia="en-IN"/>
+        </w:rPr>
+      </w:pPr>
+      <w:r>
+        <w:rPr>
+          <w:rFonts w:eastAsia="Times New Roman" w:cstheme="minorHAnsi"/>
+          <w:b/>
+          <w:bCs/>
+          <w:kern w:val="36"/>
+          <w:lang w:eastAsia="en-IN"/>
+        </w:rPr>
+        <w:lastRenderedPageBreak/>
+        <w:t>LEVEL 10 — Interview Killer Question</w:t>
+      </w:r>
+    </w:p>
+    <w:p>
+      <w:pPr>
+        <w:spacing w:before="100" w:beforeAutospacing="1" w:after="100" w:afterAutospacing="1" w:line="240" w:lineRule="auto"/>
+        <w:outlineLvl w:val="2"/>
+        <w:rPr>
+          <w:rFonts w:eastAsia="Times New Roman" w:cstheme="minorHAnsi"/>
+          <w:b/>
+          <w:bCs/>
+          <w:lang w:eastAsia="en-IN"/>
+        </w:rPr>
+      </w:pPr>
+      <w:r>
+        <w:rPr>
+          <w:rFonts w:eastAsia="Times New Roman" w:cstheme="minorHAnsi"/>
+          <w:b/>
+          <w:bCs/>
+          <w:lang w:eastAsia="en-IN"/>
+        </w:rPr>
+        <w:t>Question</w:t>
+      </w:r>
+    </w:p>
+    <w:p>
+      <w:pPr>
+        <w:spacing w:before="100" w:beforeAutospacing="1" w:after="100" w:afterAutospacing="1" w:line="240" w:lineRule="auto"/>
+        <w:rPr>
+          <w:rFonts w:eastAsia="Times New Roman" w:cstheme="minorHAnsi"/>
+          <w:lang w:eastAsia="en-IN"/>
+        </w:rPr>
+      </w:pPr>
+      <w:r>
+        <w:rPr>
+          <w:rFonts w:eastAsia="Times New Roman" w:cstheme="minorHAnsi"/>
+          <w:lang w:eastAsia="en-IN"/>
+        </w:rPr>
+        <w:t xml:space="preserve">Find customers whose order amount is </w:t>
+      </w:r>
+      <w:r>
+        <w:rPr>
+          <w:rFonts w:eastAsia="Times New Roman" w:cstheme="minorHAnsi"/>
+          <w:b/>
+          <w:bCs/>
+          <w:lang w:eastAsia="en-IN"/>
+        </w:rPr>
+        <w:t>greater than their previous order</w:t>
+      </w:r>
+    </w:p>
+    <w:p>
+      <w:pPr>
+        <w:spacing w:before="100" w:beforeAutospacing="1" w:after="100" w:afterAutospacing="1" w:line="240" w:lineRule="auto"/>
+        <w:outlineLvl w:val="2"/>
+        <w:rPr>
+          <w:rFonts w:eastAsia="Times New Roman" w:cstheme="minorHAnsi"/>
+          <w:b/>
+          <w:bCs/>
+          <w:lang w:eastAsia="en-IN"/>
+        </w:rPr>
+      </w:pPr>
+      <w:r>
+        <w:rPr>
+          <w:rFonts w:eastAsia="Times New Roman" w:cstheme="minorHAnsi"/>
+          <w:b/>
+          <w:bCs/>
+          <w:lang w:eastAsia="en-IN"/>
+        </w:rPr>
+        <w:t>Query</w:t>
+      </w:r>
+    </w:p>
+    <w:p>
+      <w:pPr>
+        <w:tabs>
+          <w:tab w:val="left" w:pos="916"/>
+          <w:tab w:val="left" w:pos="1832"/>
+          <w:tab w:val="left" w:pos="2748"/>
+          <w:tab w:val="left" w:pos="3664"/>
+          <w:tab w:val="left" w:pos="4580"/>
+          <w:tab w:val="left" w:pos="5496"/>
+          <w:tab w:val="left" w:pos="6412"/>
+          <w:tab w:val="left" w:pos="7328"/>
+          <w:tab w:val="left" w:pos="8244"/>
+          <w:tab w:val="left" w:pos="9160"/>
+          <w:tab w:val="left" w:pos="10076"/>
+          <w:tab w:val="left" w:pos="10992"/>
+          <w:tab w:val="left" w:pos="11908"/>
+          <w:tab w:val="left" w:pos="12824"/>
+          <w:tab w:val="left" w:pos="13740"/>
+          <w:tab w:val="left" w:pos="14656"/>
+        </w:tabs>
+        <w:spacing w:after="0" w:line="240" w:lineRule="auto"/>
+        <w:rPr>
+          <w:rFonts w:eastAsia="Times New Roman" w:cstheme="minorHAnsi"/>
+          <w:lang w:eastAsia="en-IN"/>
+        </w:rPr>
+      </w:pPr>
+      <w:r>
+        <w:rPr>
+          <w:rFonts w:eastAsia="Times New Roman" w:cstheme="minorHAnsi"/>
+          <w:lang w:eastAsia="en-IN"/>
+        </w:rPr>
+        <w:t>SELECT *</w:t>
+      </w:r>
+    </w:p>
+    <w:p>
+      <w:pPr>
+        <w:tabs>
+          <w:tab w:val="left" w:pos="916"/>
+          <w:tab w:val="left" w:pos="1832"/>
+          <w:tab w:val="left" w:pos="2748"/>
+          <w:tab w:val="left" w:pos="3664"/>
+          <w:tab w:val="left" w:pos="4580"/>
+          <w:tab w:val="left" w:pos="5496"/>
+          <w:tab w:val="left" w:pos="6412"/>
+          <w:tab w:val="left" w:pos="7328"/>
+          <w:tab w:val="left" w:pos="8244"/>
+          <w:tab w:val="left" w:pos="9160"/>
+          <w:tab w:val="left" w:pos="10076"/>
+          <w:tab w:val="left" w:pos="10992"/>
+          <w:tab w:val="left" w:pos="11908"/>
+          <w:tab w:val="left" w:pos="12824"/>
+          <w:tab w:val="left" w:pos="13740"/>
+          <w:tab w:val="left" w:pos="14656"/>
+        </w:tabs>
+        <w:spacing w:after="0" w:line="240" w:lineRule="auto"/>
+        <w:rPr>
+          <w:rFonts w:eastAsia="Times New Roman" w:cstheme="minorHAnsi"/>
+          <w:lang w:eastAsia="en-IN"/>
+        </w:rPr>
+      </w:pPr>
+      <w:r>
+        <w:rPr>
+          <w:rFonts w:eastAsia="Times New Roman" w:cstheme="minorHAnsi"/>
+          <w:lang w:eastAsia="en-IN"/>
+        </w:rPr>
+        <w:t>FROM (</w:t>
+      </w:r>
+    </w:p>
+    <w:p>
+      <w:pPr>
+        <w:tabs>
+          <w:tab w:val="left" w:pos="916"/>
+          <w:tab w:val="left" w:pos="1832"/>
+          <w:tab w:val="left" w:pos="2748"/>
+          <w:tab w:val="left" w:pos="3664"/>
+          <w:tab w:val="left" w:pos="4580"/>
+          <w:tab w:val="left" w:pos="5496"/>
+          <w:tab w:val="left" w:pos="6412"/>
+          <w:tab w:val="left" w:pos="7328"/>
+          <w:tab w:val="left" w:pos="8244"/>
+          <w:tab w:val="left" w:pos="9160"/>
+          <w:tab w:val="left" w:pos="10076"/>
+          <w:tab w:val="left" w:pos="10992"/>
+          <w:tab w:val="left" w:pos="11908"/>
+          <w:tab w:val="left" w:pos="12824"/>
+          <w:tab w:val="left" w:pos="13740"/>
+          <w:tab w:val="left" w:pos="14656"/>
+        </w:tabs>
+        <w:spacing w:after="0" w:line="240" w:lineRule="auto"/>
+        <w:rPr>
+          <w:rFonts w:eastAsia="Times New Roman" w:cstheme="minorHAnsi"/>
+          <w:lang w:eastAsia="en-IN"/>
+        </w:rPr>
+      </w:pPr>
+      <w:r>
+        <w:rPr>
+          <w:rFonts w:eastAsia="Times New Roman" w:cstheme="minorHAnsi"/>
+          <w:lang w:eastAsia="en-IN"/>
+        </w:rPr>
+        <w:t xml:space="preserve">  SELECT *,</w:t>
+      </w:r>
+    </w:p>
+    <w:p>
+      <w:pPr>
+        <w:tabs>
+          <w:tab w:val="left" w:pos="916"/>
+          <w:tab w:val="left" w:pos="1832"/>
+          <w:tab w:val="left" w:pos="2748"/>
+          <w:tab w:val="left" w:pos="3664"/>
+          <w:tab w:val="left" w:pos="4580"/>
+          <w:tab w:val="left" w:pos="5496"/>
+          <w:tab w:val="left" w:pos="6412"/>
+          <w:tab w:val="left" w:pos="7328"/>
+          <w:tab w:val="left" w:pos="8244"/>
+          <w:tab w:val="left" w:pos="9160"/>
+          <w:tab w:val="left" w:pos="10076"/>
+          <w:tab w:val="left" w:pos="10992"/>
+          <w:tab w:val="left" w:pos="11908"/>
+          <w:tab w:val="left" w:pos="12824"/>
+          <w:tab w:val="left" w:pos="13740"/>
+          <w:tab w:val="left" w:pos="14656"/>
+        </w:tabs>
+        <w:spacing w:after="0" w:line="240" w:lineRule="auto"/>
+        <w:rPr>
+          <w:rFonts w:eastAsia="Times New Roman" w:cstheme="minorHAnsi"/>
+          <w:noProof/>
+          <w:lang w:eastAsia="en-IN"/>
+        </w:rPr>
+      </w:pPr>
+      <w:r>
+        <w:rPr>
+          <w:rFonts w:eastAsia="Times New Roman" w:cstheme="minorHAnsi"/>
+          <w:noProof/>
+          <w:lang w:eastAsia="en-IN"/>
+        </w:rPr>
+        <w:t xml:space="preserve">         LAG(amount) OVER (PARTITION BY customer_id ORDER BY order_date) prev_amt</w:t>
+      </w:r>
+    </w:p>
+    <w:p>
+      <w:pPr>
+        <w:tabs>
+          <w:tab w:val="left" w:pos="916"/>
+          <w:tab w:val="left" w:pos="1832"/>
+          <w:tab w:val="left" w:pos="2748"/>
+          <w:tab w:val="left" w:pos="3664"/>
+          <w:tab w:val="left" w:pos="4580"/>
+          <w:tab w:val="left" w:pos="5496"/>
+          <w:tab w:val="left" w:pos="6412"/>
+          <w:tab w:val="left" w:pos="7328"/>
+          <w:tab w:val="left" w:pos="8244"/>
+          <w:tab w:val="left" w:pos="9160"/>
+          <w:tab w:val="left" w:pos="10076"/>
+          <w:tab w:val="left" w:pos="10992"/>
+          <w:tab w:val="left" w:pos="11908"/>
+          <w:tab w:val="left" w:pos="12824"/>
+          <w:tab w:val="left" w:pos="13740"/>
+          <w:tab w:val="left" w:pos="14656"/>
+        </w:tabs>
+        <w:spacing w:after="0" w:line="240" w:lineRule="auto"/>
+        <w:rPr>
+          <w:rFonts w:eastAsia="Times New Roman" w:cstheme="minorHAnsi"/>
+          <w:noProof/>
+          <w:lang w:eastAsia="en-IN"/>
+        </w:rPr>
+      </w:pPr>
+      <w:r>
+        <w:rPr>
+          <w:rFonts w:eastAsia="Times New Roman" w:cstheme="minorHAnsi"/>
+          <w:noProof/>
+          <w:lang w:eastAsia="en-IN"/>
+        </w:rPr>
+        <w:t xml:space="preserve">  FROM orders</w:t>
+      </w:r>
+    </w:p>
+    <w:p>
+      <w:pPr>
+        <w:tabs>
+          <w:tab w:val="left" w:pos="916"/>
+          <w:tab w:val="left" w:pos="1832"/>
+          <w:tab w:val="left" w:pos="2748"/>
+          <w:tab w:val="left" w:pos="3664"/>
+          <w:tab w:val="left" w:pos="4580"/>
+          <w:tab w:val="left" w:pos="5496"/>
+          <w:tab w:val="left" w:pos="6412"/>
+          <w:tab w:val="left" w:pos="7328"/>
+          <w:tab w:val="left" w:pos="8244"/>
+          <w:tab w:val="left" w:pos="9160"/>
+          <w:tab w:val="left" w:pos="10076"/>
+          <w:tab w:val="left" w:pos="10992"/>
+          <w:tab w:val="left" w:pos="11908"/>
+          <w:tab w:val="left" w:pos="12824"/>
+          <w:tab w:val="left" w:pos="13740"/>
+          <w:tab w:val="left" w:pos="14656"/>
+        </w:tabs>
+        <w:spacing w:after="0" w:line="240" w:lineRule="auto"/>
+        <w:rPr>
+          <w:rFonts w:eastAsia="Times New Roman" w:cstheme="minorHAnsi"/>
+          <w:noProof/>
+          <w:lang w:eastAsia="en-IN"/>
+        </w:rPr>
+      </w:pPr>
+      <w:r>
+        <w:rPr>
+          <w:rFonts w:eastAsia="Times New Roman" w:cstheme="minorHAnsi"/>
+          <w:noProof/>
+          <w:lang w:eastAsia="en-IN"/>
+        </w:rPr>
+        <w:t>) t</w:t>
+      </w:r>
+    </w:p>
+    <w:p>
+      <w:pPr>
+        <w:tabs>
+          <w:tab w:val="left" w:pos="916"/>
+          <w:tab w:val="left" w:pos="1832"/>
+          <w:tab w:val="left" w:pos="2748"/>
+          <w:tab w:val="left" w:pos="3664"/>
+          <w:tab w:val="left" w:pos="4580"/>
+          <w:tab w:val="left" w:pos="5496"/>
+          <w:tab w:val="left" w:pos="6412"/>
+          <w:tab w:val="left" w:pos="7328"/>
+          <w:tab w:val="left" w:pos="8244"/>
+          <w:tab w:val="left" w:pos="9160"/>
+          <w:tab w:val="left" w:pos="10076"/>
+          <w:tab w:val="left" w:pos="10992"/>
+          <w:tab w:val="left" w:pos="11908"/>
+          <w:tab w:val="left" w:pos="12824"/>
+          <w:tab w:val="left" w:pos="13740"/>
+          <w:tab w:val="left" w:pos="14656"/>
+        </w:tabs>
+        <w:spacing w:after="0" w:line="240" w:lineRule="auto"/>
+        <w:rPr>
           <w:rFonts w:eastAsia="Times New Roman" w:cstheme="minorHAnsi"/>
           <w:noProof/>
           <w:lang w:eastAsia="en-IN"/>
@@ -15456,6 +17952,282 @@
         </w:rPr>
         <w:t>WHERE amount &gt; prev_amt;</w:t>
       </w:r>
+    </w:p>
+    <w:p>
+      <w:pPr>
+        <w:tabs>
+          <w:tab w:val="left" w:pos="916"/>
+          <w:tab w:val="left" w:pos="1832"/>
+          <w:tab w:val="left" w:pos="2748"/>
+          <w:tab w:val="left" w:pos="3664"/>
+          <w:tab w:val="left" w:pos="4580"/>
+          <w:tab w:val="left" w:pos="5496"/>
+          <w:tab w:val="left" w:pos="6412"/>
+          <w:tab w:val="left" w:pos="7328"/>
+          <w:tab w:val="left" w:pos="8244"/>
+          <w:tab w:val="left" w:pos="9160"/>
+          <w:tab w:val="left" w:pos="10076"/>
+          <w:tab w:val="left" w:pos="10992"/>
+          <w:tab w:val="left" w:pos="11908"/>
+          <w:tab w:val="left" w:pos="12824"/>
+          <w:tab w:val="left" w:pos="13740"/>
+          <w:tab w:val="left" w:pos="14656"/>
+        </w:tabs>
+        <w:spacing w:after="0" w:line="240" w:lineRule="auto"/>
+        <w:rPr>
+          <w:rFonts w:eastAsia="Times New Roman" w:cstheme="minorHAnsi"/>
+          <w:noProof/>
+          <w:lang w:eastAsia="en-IN"/>
+        </w:rPr>
+      </w:pPr>
+    </w:p>
+    <w:p>
+      <w:pPr>
+        <w:tabs>
+          <w:tab w:val="left" w:pos="916"/>
+          <w:tab w:val="left" w:pos="1832"/>
+          <w:tab w:val="left" w:pos="2748"/>
+          <w:tab w:val="left" w:pos="3664"/>
+          <w:tab w:val="left" w:pos="4580"/>
+          <w:tab w:val="left" w:pos="5496"/>
+          <w:tab w:val="left" w:pos="6412"/>
+          <w:tab w:val="left" w:pos="7328"/>
+          <w:tab w:val="left" w:pos="8244"/>
+          <w:tab w:val="left" w:pos="9160"/>
+          <w:tab w:val="left" w:pos="10076"/>
+          <w:tab w:val="left" w:pos="10992"/>
+          <w:tab w:val="left" w:pos="11908"/>
+          <w:tab w:val="left" w:pos="12824"/>
+          <w:tab w:val="left" w:pos="13740"/>
+          <w:tab w:val="left" w:pos="14656"/>
+        </w:tabs>
+        <w:spacing w:after="0" w:line="240" w:lineRule="auto"/>
+        <w:rPr>
+          <w:rFonts w:eastAsia="Times New Roman" w:cstheme="minorHAnsi"/>
+          <w:noProof/>
+          <w:lang w:eastAsia="en-IN"/>
+        </w:rPr>
+      </w:pPr>
+    </w:p>
+    <w:p>
+      <w:pPr>
+        <w:tabs>
+          <w:tab w:val="left" w:pos="916"/>
+          <w:tab w:val="left" w:pos="1832"/>
+          <w:tab w:val="left" w:pos="2748"/>
+          <w:tab w:val="left" w:pos="3664"/>
+          <w:tab w:val="left" w:pos="4580"/>
+          <w:tab w:val="left" w:pos="5496"/>
+          <w:tab w:val="left" w:pos="6412"/>
+          <w:tab w:val="left" w:pos="7328"/>
+          <w:tab w:val="left" w:pos="8244"/>
+          <w:tab w:val="left" w:pos="9160"/>
+          <w:tab w:val="left" w:pos="10076"/>
+          <w:tab w:val="left" w:pos="10992"/>
+          <w:tab w:val="left" w:pos="11908"/>
+          <w:tab w:val="left" w:pos="12824"/>
+          <w:tab w:val="left" w:pos="13740"/>
+          <w:tab w:val="left" w:pos="14656"/>
+        </w:tabs>
+        <w:spacing w:after="0" w:line="240" w:lineRule="auto"/>
+        <w:rPr>
+          <w:noProof/>
+          <w:lang w:eastAsia="en-IN"/>
+        </w:rPr>
+      </w:pPr>
+      <w:r>
+        <w:rPr>
+          <w:noProof/>
+          <w:lang w:eastAsia="en-IN"/>
+        </w:rPr>
+        <w:drawing>
+          <wp:inline distT="0" distB="0" distL="0" distR="0" wp14:anchorId="3D9C38E1" wp14:editId="603AB3F4">
+            <wp:extent cx="5731510" cy="2965567"/>
+            <wp:effectExtent l="0" t="0" r="2540" b="6350"/>
+            <wp:docPr id="4" name="Picture 4"/>
+            <wp:cNvGraphicFramePr>
+              <a:graphicFrameLocks xmlns:a="http://schemas.openxmlformats.org/drawingml/2006/main" noChangeAspect="1"/>
+            </wp:cNvGraphicFramePr>
+            <a:graphic xmlns:a="http://schemas.openxmlformats.org/drawingml/2006/main">
+              <a:graphicData uri="http://schemas.openxmlformats.org/drawingml/2006/picture">
+                <pic:pic xmlns:pic="http://schemas.openxmlformats.org/drawingml/2006/picture">
+                  <pic:nvPicPr>
+                    <pic:cNvPr id="0" name=""/>
+                    <pic:cNvPicPr/>
+                  </pic:nvPicPr>
+                  <pic:blipFill>
+                    <a:blip r:embed="rId10"/>
+                    <a:stretch>
+                      <a:fillRect/>
+                    </a:stretch>
+                  </pic:blipFill>
+                  <pic:spPr>
+                    <a:xfrm>
+                      <a:off x="0" y="0"/>
+                      <a:ext cx="5731510" cy="2965567"/>
+                    </a:xfrm>
+                    <a:prstGeom prst="rect">
+                      <a:avLst/>
+                    </a:prstGeom>
+                  </pic:spPr>
+                </pic:pic>
+              </a:graphicData>
+            </a:graphic>
+          </wp:inline>
+        </w:drawing>
+      </w:r>
+      <w:r>
+        <w:rPr>
+          <w:noProof/>
+          <w:lang w:eastAsia="en-IN"/>
+        </w:rPr>
+        <w:t xml:space="preserve"> </w:t>
+      </w:r>
+      <w:r>
+        <w:rPr>
+          <w:noProof/>
+          <w:lang w:eastAsia="en-IN"/>
+        </w:rPr>
+        <w:lastRenderedPageBreak/>
+        <w:drawing>
+          <wp:inline distT="0" distB="0" distL="0" distR="0" wp14:anchorId="5ACB863F" wp14:editId="48D4F3C6">
+            <wp:extent cx="5731510" cy="3272349"/>
+            <wp:effectExtent l="0" t="0" r="2540" b="4445"/>
+            <wp:docPr id="5" name="Picture 5"/>
+            <wp:cNvGraphicFramePr>
+              <a:graphicFrameLocks xmlns:a="http://schemas.openxmlformats.org/drawingml/2006/main" noChangeAspect="1"/>
+            </wp:cNvGraphicFramePr>
+            <a:graphic xmlns:a="http://schemas.openxmlformats.org/drawingml/2006/main">
+              <a:graphicData uri="http://schemas.openxmlformats.org/drawingml/2006/picture">
+                <pic:pic xmlns:pic="http://schemas.openxmlformats.org/drawingml/2006/picture">
+                  <pic:nvPicPr>
+                    <pic:cNvPr id="0" name=""/>
+                    <pic:cNvPicPr/>
+                  </pic:nvPicPr>
+                  <pic:blipFill>
+                    <a:blip r:embed="rId11"/>
+                    <a:stretch>
+                      <a:fillRect/>
+                    </a:stretch>
+                  </pic:blipFill>
+                  <pic:spPr>
+                    <a:xfrm>
+                      <a:off x="0" y="0"/>
+                      <a:ext cx="5731510" cy="3272349"/>
+                    </a:xfrm>
+                    <a:prstGeom prst="rect">
+                      <a:avLst/>
+                    </a:prstGeom>
+                  </pic:spPr>
+                </pic:pic>
+              </a:graphicData>
+            </a:graphic>
+          </wp:inline>
+        </w:drawing>
+      </w:r>
+      <w:r>
+        <w:rPr>
+          <w:noProof/>
+          <w:lang w:eastAsia="en-IN"/>
+        </w:rPr>
+        <w:t xml:space="preserve"> </w:t>
+      </w:r>
+      <w:r>
+        <w:rPr>
+          <w:noProof/>
+          <w:lang w:eastAsia="en-IN"/>
+        </w:rPr>
+        <w:drawing>
+          <wp:inline distT="0" distB="0" distL="0" distR="0" wp14:anchorId="1F5B33BF" wp14:editId="0540740C">
+            <wp:extent cx="5731510" cy="1702307"/>
+            <wp:effectExtent l="0" t="0" r="2540" b="0"/>
+            <wp:docPr id="6" name="Picture 6"/>
+            <wp:cNvGraphicFramePr>
+              <a:graphicFrameLocks xmlns:a="http://schemas.openxmlformats.org/drawingml/2006/main" noChangeAspect="1"/>
+            </wp:cNvGraphicFramePr>
+            <a:graphic xmlns:a="http://schemas.openxmlformats.org/drawingml/2006/main">
+              <a:graphicData uri="http://schemas.openxmlformats.org/drawingml/2006/picture">
+                <pic:pic xmlns:pic="http://schemas.openxmlformats.org/drawingml/2006/picture">
+                  <pic:nvPicPr>
+                    <pic:cNvPr id="0" name=""/>
+                    <pic:cNvPicPr/>
+                  </pic:nvPicPr>
+                  <pic:blipFill>
+                    <a:blip r:embed="rId12"/>
+                    <a:stretch>
+                      <a:fillRect/>
+                    </a:stretch>
+                  </pic:blipFill>
+                  <pic:spPr>
+                    <a:xfrm>
+                      <a:off x="0" y="0"/>
+                      <a:ext cx="5731510" cy="1702307"/>
+                    </a:xfrm>
+                    <a:prstGeom prst="rect">
+                      <a:avLst/>
+                    </a:prstGeom>
+                  </pic:spPr>
+                </pic:pic>
+              </a:graphicData>
+            </a:graphic>
+          </wp:inline>
+        </w:drawing>
+      </w:r>
+    </w:p>
+    <w:p>
+      <w:pPr>
+        <w:tabs>
+          <w:tab w:val="left" w:pos="916"/>
+          <w:tab w:val="left" w:pos="1832"/>
+          <w:tab w:val="left" w:pos="2748"/>
+          <w:tab w:val="left" w:pos="3664"/>
+          <w:tab w:val="left" w:pos="4580"/>
+          <w:tab w:val="left" w:pos="5496"/>
+          <w:tab w:val="left" w:pos="6412"/>
+          <w:tab w:val="left" w:pos="7328"/>
+          <w:tab w:val="left" w:pos="8244"/>
+          <w:tab w:val="left" w:pos="9160"/>
+          <w:tab w:val="left" w:pos="10076"/>
+          <w:tab w:val="left" w:pos="10992"/>
+          <w:tab w:val="left" w:pos="11908"/>
+          <w:tab w:val="left" w:pos="12824"/>
+          <w:tab w:val="left" w:pos="13740"/>
+          <w:tab w:val="left" w:pos="14656"/>
+        </w:tabs>
+        <w:spacing w:after="0" w:line="240" w:lineRule="auto"/>
+        <w:rPr>
+          <w:noProof/>
+          <w:lang w:eastAsia="en-IN"/>
+        </w:rPr>
+      </w:pPr>
+    </w:p>
+    <w:p>
+      <w:pPr>
+        <w:tabs>
+          <w:tab w:val="left" w:pos="916"/>
+          <w:tab w:val="left" w:pos="1832"/>
+          <w:tab w:val="left" w:pos="2748"/>
+          <w:tab w:val="left" w:pos="3664"/>
+          <w:tab w:val="left" w:pos="4580"/>
+          <w:tab w:val="left" w:pos="5496"/>
+          <w:tab w:val="left" w:pos="6412"/>
+          <w:tab w:val="left" w:pos="7328"/>
+          <w:tab w:val="left" w:pos="8244"/>
+          <w:tab w:val="left" w:pos="9160"/>
+          <w:tab w:val="left" w:pos="10076"/>
+          <w:tab w:val="left" w:pos="10992"/>
+          <w:tab w:val="left" w:pos="11908"/>
+          <w:tab w:val="left" w:pos="12824"/>
+          <w:tab w:val="left" w:pos="13740"/>
+          <w:tab w:val="left" w:pos="14656"/>
+        </w:tabs>
+        <w:spacing w:after="0" w:line="240" w:lineRule="auto"/>
+        <w:rPr>
+          <w:rFonts w:eastAsia="Times New Roman" w:cstheme="minorHAnsi"/>
+          <w:noProof/>
+          <w:lang w:eastAsia="en-IN"/>
+        </w:rPr>
+      </w:pPr>
     </w:p>
     <w:p>
       <w:pPr>
@@ -15789,6 +18561,7 @@
                 <w:noProof/>
                 <w:lang w:eastAsia="en-IN"/>
               </w:rPr>
+              <w:lastRenderedPageBreak/>
               <w:t>Trend analysis</w:t>
             </w:r>
           </w:p>
@@ -15891,7 +18664,6 @@
                 <w:noProof/>
                 <w:lang w:eastAsia="en-IN"/>
               </w:rPr>
-              <w:lastRenderedPageBreak/>
               <w:t>Running total</w:t>
             </w:r>
           </w:p>
@@ -16090,7 +18862,7 @@
                     <pic:cNvPicPr/>
                   </pic:nvPicPr>
                   <pic:blipFill>
-                    <a:blip r:embed="rId10"/>
+                    <a:blip r:embed="rId13"/>
                     <a:stretch>
                       <a:fillRect/>
                     </a:stretch>
@@ -16554,6 +19326,7 @@
           <w:szCs w:val="20"/>
           <w:lang w:eastAsia="en-IN"/>
         </w:rPr>
+        <w:lastRenderedPageBreak/>
         <w:t xml:space="preserve">    ) AS prev_order_date</w:t>
       </w:r>
     </w:p>
@@ -16621,7 +19394,6 @@
           <w:szCs w:val="27"/>
           <w:lang w:eastAsia="en-IN"/>
         </w:rPr>
-        <w:lastRenderedPageBreak/>
         <w:t>Why this works</w:t>
       </w:r>
     </w:p>
@@ -17444,16 +20216,6 @@
           <w:lang w:eastAsia="en-IN"/>
         </w:rPr>
         <w:br/>
-      </w:r>
-      <w:bookmarkStart w:id="0" w:name="_GoBack"/>
-      <w:bookmarkEnd w:id="0"/>
-      <w:r>
-        <w:rPr>
-          <w:rFonts w:ascii="Times New Roman" w:eastAsia="Times New Roman" w:hAnsi="Times New Roman" w:cs="Times New Roman"/>
-          <w:sz w:val="24"/>
-          <w:szCs w:val="24"/>
-          <w:lang w:eastAsia="en-IN"/>
-        </w:rPr>
         <w:t>Window functions are:</w:t>
       </w:r>
     </w:p>
@@ -17619,6 +20381,7 @@
           <w:szCs w:val="24"/>
           <w:lang w:eastAsia="en-IN"/>
         </w:rPr>
+        <w:lastRenderedPageBreak/>
         <w:t xml:space="preserve">Use </w:t>
       </w:r>
       <w:r>
@@ -17699,7 +20462,6 @@
         <w:rPr>
           <w:rFonts w:cstheme="minorHAnsi"/>
         </w:rPr>
-        <w:lastRenderedPageBreak/>
         <w:t>++++++++++++++++++++++++++++++++++++++++++++++++++++++++++++++++++++++++++++++</w:t>
       </w:r>
     </w:p>
@@ -17713,45 +20475,58 @@
     </w:p>
     <w:p>
       <w:pPr>
-        <w:spacing w:after="0" w:line="240" w:lineRule="auto"/>
-        <w:rPr>
-          <w:rFonts w:ascii="Times New Roman" w:eastAsia="Times New Roman" w:hAnsi="Times New Roman" w:cs="Times New Roman"/>
-          <w:b/>
-          <w:sz w:val="40"/>
-          <w:szCs w:val="24"/>
-          <w:lang w:eastAsia="en-IN"/>
-        </w:rPr>
-      </w:pPr>
-      <w:r>
-        <w:rPr>
-          <w:rFonts w:ascii="Times New Roman" w:eastAsia="Times New Roman" w:hAnsi="Times New Roman" w:cs="Times New Roman"/>
-          <w:b/>
-          <w:sz w:val="40"/>
-          <w:szCs w:val="24"/>
-          <w:lang w:eastAsia="en-IN"/>
-        </w:rPr>
-        <w:t>I</w:t>
-      </w:r>
-      <w:r>
-        <w:rPr>
-          <w:rFonts w:ascii="Times New Roman" w:eastAsia="Times New Roman" w:hAnsi="Times New Roman" w:cs="Times New Roman"/>
-          <w:b/>
-          <w:sz w:val="40"/>
-          <w:szCs w:val="24"/>
-          <w:lang w:eastAsia="en-IN"/>
-        </w:rPr>
-        <w:t xml:space="preserve">n sql when to use only order by or only partition by or both </w:t>
-      </w:r>
-      <w:r>
-        <w:rPr>
-          <w:rFonts w:ascii="Times New Roman" w:eastAsia="Times New Roman" w:hAnsi="Times New Roman" w:cs="Times New Roman"/>
-          <w:b/>
-          <w:sz w:val="40"/>
-          <w:szCs w:val="24"/>
-          <w:lang w:eastAsia="en-IN"/>
-        </w:rPr>
-        <w:t>?</w:t>
-      </w:r>
+        <w:spacing w:before="100" w:beforeAutospacing="1" w:after="100" w:afterAutospacing="1" w:line="240" w:lineRule="auto"/>
+        <w:rPr>
+          <w:b/>
+          <w:sz w:val="36"/>
+        </w:rPr>
+      </w:pPr>
+      <w:r>
+        <w:rPr>
+          <w:b/>
+          <w:sz w:val="36"/>
+        </w:rPr>
+        <w:t xml:space="preserve">In SQL, when should we use only </w:t>
+      </w:r>
+      <w:r>
+        <w:rPr>
+          <w:rStyle w:val="HTMLCode"/>
+          <w:rFonts w:eastAsiaTheme="minorHAnsi"/>
+          <w:b/>
+          <w:sz w:val="32"/>
+        </w:rPr>
+        <w:t>ORDER BY</w:t>
+      </w:r>
+      <w:r>
+        <w:rPr>
+          <w:b/>
+          <w:sz w:val="36"/>
+        </w:rPr>
+        <w:t xml:space="preserve">, only </w:t>
+      </w:r>
+      <w:r>
+        <w:rPr>
+          <w:rStyle w:val="HTMLCode"/>
+          <w:rFonts w:eastAsiaTheme="minorHAnsi"/>
+          <w:b/>
+          <w:sz w:val="32"/>
+        </w:rPr>
+        <w:t>PARTITION BY</w:t>
+      </w:r>
+      <w:r>
+        <w:rPr>
+          <w:b/>
+          <w:sz w:val="36"/>
+        </w:rPr>
+        <w:t>, or both together?</w:t>
+      </w:r>
+    </w:p>
+    <w:p>
+      <w:pPr>
+        <w:spacing w:before="100" w:beforeAutospacing="1" w:after="100" w:afterAutospacing="1" w:line="240" w:lineRule="auto"/>
+      </w:pPr>
+      <w:bookmarkStart w:id="0" w:name="_GoBack"/>
+      <w:bookmarkEnd w:id="0"/>
     </w:p>
     <w:p>
       <w:pPr>
@@ -18543,6 +21318,7 @@
           <w:szCs w:val="24"/>
           <w:lang w:eastAsia="en-IN"/>
         </w:rPr>
+        <w:lastRenderedPageBreak/>
         <w:t>Total count per group</w:t>
       </w:r>
     </w:p>
@@ -18638,7 +21414,6 @@
           <w:szCs w:val="36"/>
           <w:lang w:eastAsia="en-IN"/>
         </w:rPr>
-        <w:lastRenderedPageBreak/>
         <w:t>2</w:t>
       </w:r>
       <w:r>
@@ -19159,7 +21934,7 @@
           <w:rFonts w:ascii="Times New Roman" w:eastAsia="Times New Roman" w:hAnsi="Times New Roman" w:cs="Times New Roman"/>
           <w:b/>
           <w:bCs/>
-          <w:sz w:val="36"/>
+          <w:sz w:val="32"/>
           <w:szCs w:val="36"/>
           <w:lang w:eastAsia="en-IN"/>
         </w:rPr>
@@ -19169,7 +21944,7 @@
           <w:rFonts w:ascii="Times New Roman" w:eastAsia="Times New Roman" w:hAnsi="Times New Roman" w:cs="Times New Roman"/>
           <w:b/>
           <w:bCs/>
-          <w:sz w:val="36"/>
+          <w:sz w:val="32"/>
           <w:szCs w:val="36"/>
           <w:lang w:eastAsia="en-IN"/>
         </w:rPr>
@@ -19180,7 +21955,7 @@
           <w:rFonts w:ascii="Times New Roman" w:eastAsia="Times New Roman" w:hAnsi="Times New Roman" w:cs="Times New Roman"/>
           <w:b/>
           <w:bCs/>
-          <w:sz w:val="36"/>
+          <w:sz w:val="32"/>
           <w:szCs w:val="36"/>
           <w:lang w:eastAsia="en-IN"/>
         </w:rPr>
@@ -19191,7 +21966,7 @@
           <w:rFonts w:ascii="Times New Roman" w:eastAsia="Times New Roman" w:hAnsi="Times New Roman" w:cs="Times New Roman"/>
           <w:b/>
           <w:bCs/>
-          <w:sz w:val="36"/>
+          <w:sz w:val="32"/>
           <w:szCs w:val="36"/>
           <w:lang w:eastAsia="en-IN"/>
         </w:rPr>
@@ -19708,6 +22483,7 @@
           <w:szCs w:val="24"/>
           <w:lang w:eastAsia="en-IN"/>
         </w:rPr>
+        <w:lastRenderedPageBreak/>
         <w:t>Inside each customer → ordered by date</w:t>
       </w:r>
     </w:p>
@@ -19801,7 +22577,6 @@
           <w:szCs w:val="24"/>
           <w:lang w:eastAsia="en-IN"/>
         </w:rPr>
-        <w:lastRenderedPageBreak/>
         <w:t>LAG / LEAD</w:t>
       </w:r>
     </w:p>
@@ -19907,7 +22682,7 @@
           <w:rFonts w:ascii="Times New Roman" w:eastAsia="Times New Roman" w:hAnsi="Times New Roman" w:cs="Times New Roman"/>
           <w:b/>
           <w:bCs/>
-          <w:sz w:val="36"/>
+          <w:sz w:val="32"/>
           <w:szCs w:val="36"/>
           <w:lang w:eastAsia="en-IN"/>
         </w:rPr>
@@ -19917,7 +22692,7 @@
           <w:rFonts w:ascii="Times New Roman" w:eastAsia="Times New Roman" w:hAnsi="Times New Roman" w:cs="Times New Roman"/>
           <w:b/>
           <w:bCs/>
-          <w:sz w:val="36"/>
+          <w:sz w:val="32"/>
           <w:szCs w:val="36"/>
           <w:lang w:eastAsia="en-IN"/>
         </w:rPr>
@@ -19941,6 +22716,7 @@
           <w:iCs/>
           <w:sz w:val="24"/>
           <w:szCs w:val="24"/>
+          <w:highlight w:val="cyan"/>
           <w:lang w:eastAsia="en-IN"/>
         </w:rPr>
         <w:t>Can LAG work without ORDER BY?</w:t>
@@ -19950,6 +22726,7 @@
           <w:rFonts w:ascii="Times New Roman" w:eastAsia="Times New Roman" w:hAnsi="Times New Roman" w:cs="Times New Roman"/>
           <w:sz w:val="24"/>
           <w:szCs w:val="24"/>
+          <w:highlight w:val="cyan"/>
           <w:lang w:eastAsia="en-IN"/>
         </w:rPr>
         <w:br/>
@@ -19962,6 +22739,7 @@
           <w:bCs/>
           <w:sz w:val="24"/>
           <w:szCs w:val="24"/>
+          <w:highlight w:val="cyan"/>
           <w:lang w:eastAsia="en-IN"/>
         </w:rPr>
         <w:t>no meaning without order</w:t>
@@ -20198,6 +22976,7 @@
             <w:r>
               <w:rPr>
                 <w:rFonts w:ascii="Times New Roman" w:eastAsia="Times New Roman" w:hAnsi="Times New Roman" w:cs="Times New Roman"/>
+                <w:color w:val="92D050"/>
                 <w:sz w:val="24"/>
                 <w:szCs w:val="24"/>
                 <w:lang w:eastAsia="en-IN"/>
@@ -20303,6 +23082,7 @@
             <w:r>
               <w:rPr>
                 <w:rFonts w:ascii="Times New Roman" w:eastAsia="Times New Roman" w:hAnsi="Times New Roman" w:cs="Times New Roman"/>
+                <w:color w:val="92D050"/>
                 <w:sz w:val="24"/>
                 <w:szCs w:val="24"/>
                 <w:lang w:eastAsia="en-IN"/>
@@ -20358,6 +23138,7 @@
             <w:r>
               <w:rPr>
                 <w:rFonts w:ascii="Times New Roman" w:eastAsia="Times New Roman" w:hAnsi="Times New Roman" w:cs="Times New Roman"/>
+                <w:color w:val="92D050"/>
                 <w:sz w:val="24"/>
                 <w:szCs w:val="24"/>
                 <w:lang w:eastAsia="en-IN"/>
@@ -20383,6 +23164,7 @@
             <w:r>
               <w:rPr>
                 <w:rFonts w:ascii="Times New Roman" w:eastAsia="Times New Roman" w:hAnsi="Times New Roman" w:cs="Times New Roman"/>
+                <w:color w:val="92D050"/>
                 <w:sz w:val="24"/>
                 <w:szCs w:val="24"/>
                 <w:lang w:eastAsia="en-IN"/>
@@ -20438,6 +23220,7 @@
             <w:r>
               <w:rPr>
                 <w:rFonts w:ascii="Times New Roman" w:eastAsia="Times New Roman" w:hAnsi="Times New Roman" w:cs="Times New Roman"/>
+                <w:color w:val="92D050"/>
                 <w:sz w:val="24"/>
                 <w:szCs w:val="24"/>
                 <w:lang w:eastAsia="en-IN"/>
@@ -20463,6 +23246,7 @@
             <w:r>
               <w:rPr>
                 <w:rFonts w:ascii="Times New Roman" w:eastAsia="Times New Roman" w:hAnsi="Times New Roman" w:cs="Times New Roman"/>
+                <w:color w:val="92D050"/>
                 <w:sz w:val="24"/>
                 <w:szCs w:val="24"/>
                 <w:lang w:eastAsia="en-IN"/>
@@ -20543,6 +23327,7 @@
             <w:r>
               <w:rPr>
                 <w:rFonts w:ascii="Times New Roman" w:eastAsia="Times New Roman" w:hAnsi="Times New Roman" w:cs="Times New Roman"/>
+                <w:color w:val="92D050"/>
                 <w:sz w:val="24"/>
                 <w:szCs w:val="24"/>
                 <w:lang w:eastAsia="en-IN"/>
@@ -22681,9 +25466,9 @@
     </w:lvl>
   </w:abstractNum>
   <w:abstractNum w:abstractNumId="14">
-    <w:nsid w:val="3EC67C57"/>
+    <w:nsid w:val="3EB736D9"/>
     <w:multiLevelType w:val="multilevel"/>
-    <w:tmpl w:val="AD24D90A"/>
+    <w:tmpl w:val="D3ACF2D0"/>
     <w:lvl w:ilvl="0">
       <w:start w:val="1"/>
       <w:numFmt w:val="bullet"/>
@@ -22830,9 +25615,9 @@
     </w:lvl>
   </w:abstractNum>
   <w:abstractNum w:abstractNumId="15">
-    <w:nsid w:val="4185554C"/>
+    <w:nsid w:val="3EC67C57"/>
     <w:multiLevelType w:val="multilevel"/>
-    <w:tmpl w:val="2D80078C"/>
+    <w:tmpl w:val="AD24D90A"/>
     <w:lvl w:ilvl="0">
       <w:start w:val="1"/>
       <w:numFmt w:val="bullet"/>
@@ -22979,9 +25764,9 @@
     </w:lvl>
   </w:abstractNum>
   <w:abstractNum w:abstractNumId="16">
-    <w:nsid w:val="44C162DB"/>
+    <w:nsid w:val="4185554C"/>
     <w:multiLevelType w:val="multilevel"/>
-    <w:tmpl w:val="9276342C"/>
+    <w:tmpl w:val="2D80078C"/>
     <w:lvl w:ilvl="0">
       <w:start w:val="1"/>
       <w:numFmt w:val="bullet"/>
@@ -23128,9 +25913,9 @@
     </w:lvl>
   </w:abstractNum>
   <w:abstractNum w:abstractNumId="17">
-    <w:nsid w:val="498369EE"/>
+    <w:nsid w:val="44C162DB"/>
     <w:multiLevelType w:val="multilevel"/>
-    <w:tmpl w:val="36189436"/>
+    <w:tmpl w:val="9276342C"/>
     <w:lvl w:ilvl="0">
       <w:start w:val="1"/>
       <w:numFmt w:val="bullet"/>
@@ -23277,9 +26062,9 @@
     </w:lvl>
   </w:abstractNum>
   <w:abstractNum w:abstractNumId="18">
-    <w:nsid w:val="59710789"/>
+    <w:nsid w:val="498369EE"/>
     <w:multiLevelType w:val="multilevel"/>
-    <w:tmpl w:val="9E2EF114"/>
+    <w:tmpl w:val="36189436"/>
     <w:lvl w:ilvl="0">
       <w:start w:val="1"/>
       <w:numFmt w:val="bullet"/>
@@ -23426,9 +26211,9 @@
     </w:lvl>
   </w:abstractNum>
   <w:abstractNum w:abstractNumId="19">
-    <w:nsid w:val="5B952E2D"/>
+    <w:nsid w:val="59710789"/>
     <w:multiLevelType w:val="multilevel"/>
-    <w:tmpl w:val="55086D8E"/>
+    <w:tmpl w:val="9E2EF114"/>
     <w:lvl w:ilvl="0">
       <w:start w:val="1"/>
       <w:numFmt w:val="bullet"/>
@@ -23575,9 +26360,9 @@
     </w:lvl>
   </w:abstractNum>
   <w:abstractNum w:abstractNumId="20">
-    <w:nsid w:val="61CA4BF2"/>
+    <w:nsid w:val="5B952E2D"/>
     <w:multiLevelType w:val="multilevel"/>
-    <w:tmpl w:val="A8F06DA0"/>
+    <w:tmpl w:val="55086D8E"/>
     <w:lvl w:ilvl="0">
       <w:start w:val="1"/>
       <w:numFmt w:val="bullet"/>
@@ -23724,9 +26509,9 @@
     </w:lvl>
   </w:abstractNum>
   <w:abstractNum w:abstractNumId="21">
-    <w:nsid w:val="653B534A"/>
+    <w:nsid w:val="61CA4BF2"/>
     <w:multiLevelType w:val="multilevel"/>
-    <w:tmpl w:val="F0A44418"/>
+    <w:tmpl w:val="A8F06DA0"/>
     <w:lvl w:ilvl="0">
       <w:start w:val="1"/>
       <w:numFmt w:val="bullet"/>
@@ -23873,9 +26658,9 @@
     </w:lvl>
   </w:abstractNum>
   <w:abstractNum w:abstractNumId="22">
-    <w:nsid w:val="66E47A7F"/>
+    <w:nsid w:val="653B534A"/>
     <w:multiLevelType w:val="multilevel"/>
-    <w:tmpl w:val="676C1BEA"/>
+    <w:tmpl w:val="F0A44418"/>
     <w:lvl w:ilvl="0">
       <w:start w:val="1"/>
       <w:numFmt w:val="bullet"/>
@@ -24022,6 +26807,155 @@
     </w:lvl>
   </w:abstractNum>
   <w:abstractNum w:abstractNumId="23">
+    <w:nsid w:val="66E47A7F"/>
+    <w:multiLevelType w:val="multilevel"/>
+    <w:tmpl w:val="676C1BEA"/>
+    <w:lvl w:ilvl="0">
+      <w:start w:val="1"/>
+      <w:numFmt w:val="bullet"/>
+      <w:lvlText w:val=""/>
+      <w:lvlJc w:val="left"/>
+      <w:pPr>
+        <w:tabs>
+          <w:tab w:val="num" w:pos="720"/>
+        </w:tabs>
+        <w:ind w:left="720" w:hanging="360"/>
+      </w:pPr>
+      <w:rPr>
+        <w:rFonts w:ascii="Symbol" w:hAnsi="Symbol" w:hint="default"/>
+        <w:sz w:val="20"/>
+      </w:rPr>
+    </w:lvl>
+    <w:lvl w:ilvl="1" w:tentative="1">
+      <w:start w:val="1"/>
+      <w:numFmt w:val="bullet"/>
+      <w:lvlText w:val="o"/>
+      <w:lvlJc w:val="left"/>
+      <w:pPr>
+        <w:tabs>
+          <w:tab w:val="num" w:pos="1440"/>
+        </w:tabs>
+        <w:ind w:left="1440" w:hanging="360"/>
+      </w:pPr>
+      <w:rPr>
+        <w:rFonts w:ascii="Courier New" w:hAnsi="Courier New" w:hint="default"/>
+        <w:sz w:val="20"/>
+      </w:rPr>
+    </w:lvl>
+    <w:lvl w:ilvl="2" w:tentative="1">
+      <w:start w:val="1"/>
+      <w:numFmt w:val="bullet"/>
+      <w:lvlText w:val=""/>
+      <w:lvlJc w:val="left"/>
+      <w:pPr>
+        <w:tabs>
+          <w:tab w:val="num" w:pos="2160"/>
+        </w:tabs>
+        <w:ind w:left="2160" w:hanging="360"/>
+      </w:pPr>
+      <w:rPr>
+        <w:rFonts w:ascii="Wingdings" w:hAnsi="Wingdings" w:hint="default"/>
+        <w:sz w:val="20"/>
+      </w:rPr>
+    </w:lvl>
+    <w:lvl w:ilvl="3" w:tentative="1">
+      <w:start w:val="1"/>
+      <w:numFmt w:val="bullet"/>
+      <w:lvlText w:val=""/>
+      <w:lvlJc w:val="left"/>
+      <w:pPr>
+        <w:tabs>
+          <w:tab w:val="num" w:pos="2880"/>
+        </w:tabs>
+        <w:ind w:left="2880" w:hanging="360"/>
+      </w:pPr>
+      <w:rPr>
+        <w:rFonts w:ascii="Wingdings" w:hAnsi="Wingdings" w:hint="default"/>
+        <w:sz w:val="20"/>
+      </w:rPr>
+    </w:lvl>
+    <w:lvl w:ilvl="4" w:tentative="1">
+      <w:start w:val="1"/>
+      <w:numFmt w:val="bullet"/>
+      <w:lvlText w:val=""/>
+      <w:lvlJc w:val="left"/>
+      <w:pPr>
+        <w:tabs>
+          <w:tab w:val="num" w:pos="3600"/>
+        </w:tabs>
+        <w:ind w:left="3600" w:hanging="360"/>
+      </w:pPr>
+      <w:rPr>
+        <w:rFonts w:ascii="Wingdings" w:hAnsi="Wingdings" w:hint="default"/>
+        <w:sz w:val="20"/>
+      </w:rPr>
+    </w:lvl>
+    <w:lvl w:ilvl="5" w:tentative="1">
+      <w:start w:val="1"/>
+      <w:numFmt w:val="bullet"/>
+      <w:lvlText w:val=""/>
+      <w:lvlJc w:val="left"/>
+      <w:pPr>
+        <w:tabs>
+          <w:tab w:val="num" w:pos="4320"/>
+        </w:tabs>
+        <w:ind w:left="4320" w:hanging="360"/>
+      </w:pPr>
+      <w:rPr>
+        <w:rFonts w:ascii="Wingdings" w:hAnsi="Wingdings" w:hint="default"/>
+        <w:sz w:val="20"/>
+      </w:rPr>
+    </w:lvl>
+    <w:lvl w:ilvl="6" w:tentative="1">
+      <w:start w:val="1"/>
+      <w:numFmt w:val="bullet"/>
+      <w:lvlText w:val=""/>
+      <w:lvlJc w:val="left"/>
+      <w:pPr>
+        <w:tabs>
+          <w:tab w:val="num" w:pos="5040"/>
+        </w:tabs>
+        <w:ind w:left="5040" w:hanging="360"/>
+      </w:pPr>
+      <w:rPr>
+        <w:rFonts w:ascii="Wingdings" w:hAnsi="Wingdings" w:hint="default"/>
+        <w:sz w:val="20"/>
+      </w:rPr>
+    </w:lvl>
+    <w:lvl w:ilvl="7" w:tentative="1">
+      <w:start w:val="1"/>
+      <w:numFmt w:val="bullet"/>
+      <w:lvlText w:val=""/>
+      <w:lvlJc w:val="left"/>
+      <w:pPr>
+        <w:tabs>
+          <w:tab w:val="num" w:pos="5760"/>
+        </w:tabs>
+        <w:ind w:left="5760" w:hanging="360"/>
+      </w:pPr>
+      <w:rPr>
+        <w:rFonts w:ascii="Wingdings" w:hAnsi="Wingdings" w:hint="default"/>
+        <w:sz w:val="20"/>
+      </w:rPr>
+    </w:lvl>
+    <w:lvl w:ilvl="8" w:tentative="1">
+      <w:start w:val="1"/>
+      <w:numFmt w:val="bullet"/>
+      <w:lvlText w:val=""/>
+      <w:lvlJc w:val="left"/>
+      <w:pPr>
+        <w:tabs>
+          <w:tab w:val="num" w:pos="6480"/>
+        </w:tabs>
+        <w:ind w:left="6480" w:hanging="360"/>
+      </w:pPr>
+      <w:rPr>
+        <w:rFonts w:ascii="Wingdings" w:hAnsi="Wingdings" w:hint="default"/>
+        <w:sz w:val="20"/>
+      </w:rPr>
+    </w:lvl>
+  </w:abstractNum>
+  <w:abstractNum w:abstractNumId="24">
     <w:nsid w:val="68821FBB"/>
     <w:multiLevelType w:val="multilevel"/>
     <w:tmpl w:val="092AE2A4"/>
@@ -24180,19 +27114,19 @@
     <w:abstractNumId w:val="12"/>
   </w:num>
   <w:num w:numId="4">
-    <w:abstractNumId w:val="14"/>
+    <w:abstractNumId w:val="15"/>
   </w:num>
   <w:num w:numId="5">
-    <w:abstractNumId w:val="19"/>
+    <w:abstractNumId w:val="20"/>
   </w:num>
   <w:num w:numId="6">
     <w:abstractNumId w:val="3"/>
   </w:num>
   <w:num w:numId="7">
-    <w:abstractNumId w:val="21"/>
+    <w:abstractNumId w:val="22"/>
   </w:num>
   <w:num w:numId="8">
-    <w:abstractNumId w:val="18"/>
+    <w:abstractNumId w:val="19"/>
   </w:num>
   <w:num w:numId="9">
     <w:abstractNumId w:val="0"/>
@@ -24201,13 +27135,13 @@
     <w:abstractNumId w:val="10"/>
   </w:num>
   <w:num w:numId="11">
-    <w:abstractNumId w:val="22"/>
+    <w:abstractNumId w:val="23"/>
   </w:num>
   <w:num w:numId="12">
     <w:abstractNumId w:val="1"/>
   </w:num>
   <w:num w:numId="13">
-    <w:abstractNumId w:val="17"/>
+    <w:abstractNumId w:val="18"/>
   </w:num>
   <w:num w:numId="14">
     <w:abstractNumId w:val="5"/>
@@ -24216,10 +27150,10 @@
     <w:abstractNumId w:val="7"/>
   </w:num>
   <w:num w:numId="16">
-    <w:abstractNumId w:val="23"/>
+    <w:abstractNumId w:val="24"/>
   </w:num>
   <w:num w:numId="17">
-    <w:abstractNumId w:val="16"/>
+    <w:abstractNumId w:val="17"/>
   </w:num>
   <w:num w:numId="18">
     <w:abstractNumId w:val="9"/>
@@ -24231,7 +27165,7 @@
     <w:abstractNumId w:val="6"/>
   </w:num>
   <w:num w:numId="21">
-    <w:abstractNumId w:val="20"/>
+    <w:abstractNumId w:val="21"/>
   </w:num>
   <w:num w:numId="22">
     <w:abstractNumId w:val="2"/>
@@ -24240,7 +27174,10 @@
     <w:abstractNumId w:val="13"/>
   </w:num>
   <w:num w:numId="24">
-    <w:abstractNumId w:val="15"/>
+    <w:abstractNumId w:val="16"/>
+  </w:num>
+  <w:num w:numId="25">
+    <w:abstractNumId w:val="14"/>
   </w:num>
 </w:numbering>
 </file>
@@ -24727,6 +27664,16 @@
       <w:iCs/>
     </w:rPr>
   </w:style>
+  <w:style w:type="character" w:customStyle="1" w:styleId="8">
+    <w:name w:val="ͼ8"/>
+    <w:basedOn w:val="DefaultParagraphFont"/>
+    <w:rsid w:val="0000281C"/>
+  </w:style>
+  <w:style w:type="character" w:customStyle="1" w:styleId="b">
+    <w:name w:val="ͼb"/>
+    <w:basedOn w:val="DefaultParagraphFont"/>
+    <w:rsid w:val="0000281C"/>
+  </w:style>
 </w:styles>
 </file>
 
@@ -25212,6 +28159,16 @@
       <w:iCs/>
     </w:rPr>
   </w:style>
+  <w:style w:type="character" w:customStyle="1" w:styleId="8">
+    <w:name w:val="ͼ8"/>
+    <w:basedOn w:val="DefaultParagraphFont"/>
+    <w:rsid w:val="0000281C"/>
+  </w:style>
+  <w:style w:type="character" w:customStyle="1" w:styleId="b">
+    <w:name w:val="ͼb"/>
+    <w:basedOn w:val="DefaultParagraphFont"/>
+    <w:rsid w:val="0000281C"/>
+  </w:style>
 </w:styles>
 </file>
 

--- a/Window_function_Rank_DENSE_RANK_ROW_NUMBER.docx
+++ b/Window_function_Rank_DENSE_RANK_ROW_NUMBER.docx
@@ -2,6 +2,145 @@
 <file path=word/document.xml><?xml version="1.0" encoding="utf-8"?>
 <w:document xmlns:wpc="http://schemas.microsoft.com/office/word/2010/wordprocessingCanvas" xmlns:mc="http://schemas.openxmlformats.org/markup-compatibility/2006" xmlns:o="urn:schemas-microsoft-com:office:office" xmlns:r="http://schemas.openxmlformats.org/officeDocument/2006/relationships" xmlns:m="http://schemas.openxmlformats.org/officeDocument/2006/math" xmlns:v="urn:schemas-microsoft-com:vml" xmlns:wp14="http://schemas.microsoft.com/office/word/2010/wordprocessingDrawing" xmlns:wp="http://schemas.openxmlformats.org/drawingml/2006/wordprocessingDrawing" xmlns:w10="urn:schemas-microsoft-com:office:word" xmlns:w="http://schemas.openxmlformats.org/wordprocessingml/2006/main" xmlns:w14="http://schemas.microsoft.com/office/word/2010/wordml" xmlns:wpg="http://schemas.microsoft.com/office/word/2010/wordprocessingGroup" xmlns:wpi="http://schemas.microsoft.com/office/word/2010/wordprocessingInk" xmlns:wne="http://schemas.microsoft.com/office/word/2006/wordml" xmlns:wps="http://schemas.microsoft.com/office/word/2010/wordprocessingShape" mc:Ignorable="w14 wp14">
   <w:body>
+    <w:p>
+      <w:pPr>
+        <w:spacing w:before="100" w:beforeAutospacing="1" w:after="100" w:afterAutospacing="1" w:line="240" w:lineRule="auto"/>
+        <w:rPr>
+          <w:rFonts w:ascii="Times New Roman" w:eastAsia="Times New Roman" w:hAnsi="Times New Roman" w:cs="Times New Roman"/>
+          <w:sz w:val="24"/>
+          <w:szCs w:val="24"/>
+          <w:lang w:eastAsia="en-IN"/>
+        </w:rPr>
+      </w:pPr>
+      <w:r>
+        <w:rPr>
+          <w:rFonts w:ascii="Times New Roman" w:eastAsia="Times New Roman" w:hAnsi="Times New Roman" w:cs="Times New Roman"/>
+          <w:sz w:val="24"/>
+          <w:szCs w:val="24"/>
+          <w:lang w:eastAsia="en-IN"/>
+        </w:rPr>
+        <w:t xml:space="preserve">when you use </w:t>
+      </w:r>
+      <w:r>
+        <w:rPr>
+          <w:rFonts w:ascii="Courier New" w:eastAsia="Times New Roman" w:hAnsi="Courier New" w:cs="Courier New"/>
+          <w:sz w:val="20"/>
+          <w:szCs w:val="20"/>
+          <w:highlight w:val="cyan"/>
+          <w:lang w:eastAsia="en-IN"/>
+        </w:rPr>
+        <w:t>ORDER BY</w:t>
+      </w:r>
+      <w:r>
+        <w:rPr>
+          <w:rFonts w:ascii="Times New Roman" w:eastAsia="Times New Roman" w:hAnsi="Times New Roman" w:cs="Times New Roman"/>
+          <w:sz w:val="24"/>
+          <w:szCs w:val="24"/>
+          <w:lang w:eastAsia="en-IN"/>
+        </w:rPr>
+        <w:t xml:space="preserve"> inside </w:t>
+      </w:r>
+      <w:r>
+        <w:rPr>
+          <w:rFonts w:ascii="Courier New" w:eastAsia="Times New Roman" w:hAnsi="Courier New" w:cs="Courier New"/>
+          <w:sz w:val="20"/>
+          <w:szCs w:val="20"/>
+          <w:highlight w:val="green"/>
+          <w:lang w:eastAsia="en-IN"/>
+        </w:rPr>
+        <w:t>OVER()</w:t>
+      </w:r>
+      <w:r>
+        <w:rPr>
+          <w:rFonts w:ascii="Times New Roman" w:eastAsia="Times New Roman" w:hAnsi="Times New Roman" w:cs="Times New Roman"/>
+          <w:sz w:val="24"/>
+          <w:szCs w:val="24"/>
+          <w:highlight w:val="green"/>
+          <w:lang w:eastAsia="en-IN"/>
+        </w:rPr>
+        <w:t>,</w:t>
+      </w:r>
+      <w:r>
+        <w:rPr>
+          <w:rFonts w:ascii="Times New Roman" w:eastAsia="Times New Roman" w:hAnsi="Times New Roman" w:cs="Times New Roman"/>
+          <w:sz w:val="24"/>
+          <w:szCs w:val="24"/>
+          <w:lang w:eastAsia="en-IN"/>
+        </w:rPr>
+        <w:br/>
+      </w:r>
+      <w:r>
+        <w:rPr>
+          <w:rFonts w:ascii="Times New Roman" w:eastAsia="Times New Roman" w:hAnsi="Times New Roman" w:cs="Times New Roman"/>
+          <w:sz w:val="24"/>
+          <w:szCs w:val="24"/>
+          <w:highlight w:val="magenta"/>
+          <w:lang w:eastAsia="en-IN"/>
+        </w:rPr>
+        <w:t>SQL automatically applies a default window frame:</w:t>
+      </w:r>
+    </w:p>
+    <w:p>
+      <w:pPr>
+        <w:tabs>
+          <w:tab w:val="left" w:pos="916"/>
+          <w:tab w:val="left" w:pos="1832"/>
+          <w:tab w:val="left" w:pos="2748"/>
+          <w:tab w:val="left" w:pos="3664"/>
+          <w:tab w:val="left" w:pos="4580"/>
+          <w:tab w:val="left" w:pos="5496"/>
+          <w:tab w:val="left" w:pos="6412"/>
+          <w:tab w:val="left" w:pos="7328"/>
+          <w:tab w:val="left" w:pos="8244"/>
+          <w:tab w:val="left" w:pos="9160"/>
+          <w:tab w:val="left" w:pos="10076"/>
+          <w:tab w:val="left" w:pos="10992"/>
+          <w:tab w:val="left" w:pos="11908"/>
+          <w:tab w:val="left" w:pos="12824"/>
+          <w:tab w:val="left" w:pos="13740"/>
+          <w:tab w:val="left" w:pos="14656"/>
+        </w:tabs>
+        <w:spacing w:after="0" w:line="240" w:lineRule="auto"/>
+        <w:rPr>
+          <w:rFonts w:ascii="Courier New" w:eastAsia="Times New Roman" w:hAnsi="Courier New" w:cs="Courier New"/>
+          <w:sz w:val="20"/>
+          <w:szCs w:val="20"/>
+          <w:lang w:eastAsia="en-IN"/>
+        </w:rPr>
+      </w:pPr>
+      <w:r>
+        <w:rPr>
+          <w:rFonts w:ascii="Courier New" w:eastAsia="Times New Roman" w:hAnsi="Courier New" w:cs="Courier New"/>
+          <w:sz w:val="20"/>
+          <w:szCs w:val="20"/>
+          <w:highlight w:val="cyan"/>
+          <w:lang w:eastAsia="en-IN"/>
+        </w:rPr>
+        <w:t>RANGE BETWEEN UNBOUNDED PRECEDING AND CURRENT ROW</w:t>
+      </w:r>
+    </w:p>
+    <w:p>
+      <w:pPr>
+        <w:spacing w:after="0" w:line="240" w:lineRule="auto"/>
+        <w:outlineLvl w:val="0"/>
+        <w:rPr>
+          <w:noProof/>
+          <w:lang w:eastAsia="en-IN"/>
+        </w:rPr>
+      </w:pPr>
+    </w:p>
+    <w:p>
+      <w:pPr>
+        <w:spacing w:after="0" w:line="240" w:lineRule="auto"/>
+        <w:outlineLvl w:val="0"/>
+        <w:rPr>
+          <w:noProof/>
+          <w:lang w:eastAsia="en-IN"/>
+        </w:rPr>
+      </w:pPr>
+      <w:bookmarkStart w:id="0" w:name="_GoBack"/>
+      <w:bookmarkEnd w:id="0"/>
+    </w:p>
     <w:p>
       <w:pPr>
         <w:spacing w:after="0" w:line="240" w:lineRule="auto"/>
@@ -73,6 +212,7 @@
           <w:noProof/>
           <w:lang w:eastAsia="en-IN"/>
         </w:rPr>
+        <w:lastRenderedPageBreak/>
         <w:drawing>
           <wp:inline distT="0" distB="0" distL="0" distR="0" wp14:anchorId="2815EE41" wp14:editId="6C61ECC8">
             <wp:extent cx="6438900" cy="4989893"/>
@@ -127,7 +267,6 @@
           <w:noProof/>
           <w:lang w:eastAsia="en-IN"/>
         </w:rPr>
-        <w:lastRenderedPageBreak/>
         <w:drawing>
           <wp:inline distT="0" distB="0" distL="0" distR="0" wp14:anchorId="40C4FB72" wp14:editId="705A9876">
             <wp:extent cx="6488264" cy="3305672"/>
@@ -221,6 +360,7 @@
           <w:noProof/>
           <w:lang w:eastAsia="en-IN"/>
         </w:rPr>
+        <w:lastRenderedPageBreak/>
         <w:drawing>
           <wp:inline distT="0" distB="0" distL="0" distR="0" wp14:anchorId="57ED3141" wp14:editId="6263CB33">
             <wp:extent cx="6419850" cy="3187291"/>
@@ -517,7 +657,6 @@
           <w:noProof/>
           <w:lang w:eastAsia="en-IN"/>
         </w:rPr>
-        <w:lastRenderedPageBreak/>
         <w:t>emp_id | department | salary</w:t>
       </w:r>
     </w:p>
@@ -1289,6 +1428,7 @@
           <w:rFonts w:eastAsia="Times New Roman" w:cstheme="minorHAnsi"/>
           <w:lang w:eastAsia="en-IN"/>
         </w:rPr>
+        <w:lastRenderedPageBreak/>
         <w:pict>
           <v:rect id="_x0000_i1027" style="width:0;height:1.5pt" o:hralign="center" o:hrstd="t" o:hr="t" fillcolor="#a0a0a0" stroked="f"/>
         </w:pict>
@@ -2387,7 +2527,6 @@
           <w:noProof/>
           <w:lang w:eastAsia="en-IN"/>
         </w:rPr>
-        <w:lastRenderedPageBreak/>
         <w:t xml:space="preserve">    PARTITION BY ...</w:t>
       </w:r>
     </w:p>
@@ -2920,6 +3059,7 @@
           <w:rFonts w:eastAsia="Times New Roman" w:cstheme="minorHAnsi"/>
           <w:lang w:eastAsia="en-IN"/>
         </w:rPr>
+        <w:lastRenderedPageBreak/>
         <w:t>Used for:</w:t>
       </w:r>
     </w:p>
@@ -3635,7 +3775,6 @@
           <w:rFonts w:eastAsia="Times New Roman" w:cstheme="minorHAnsi"/>
           <w:lang w:eastAsia="en-IN"/>
         </w:rPr>
-        <w:lastRenderedPageBreak/>
         <w:t>SELECT</w:t>
       </w:r>
     </w:p>
@@ -4337,6 +4476,7 @@
           <w:bCs/>
           <w:lang w:eastAsia="en-IN"/>
         </w:rPr>
+        <w:lastRenderedPageBreak/>
         <w:t>GROUP BY reduces rows</w:t>
       </w:r>
       <w:r>
@@ -4923,7 +5063,6 @@
                 <w:noProof/>
                 <w:lang w:eastAsia="en-IN"/>
               </w:rPr>
-              <w:lastRenderedPageBreak/>
               <w:t>1</w:t>
             </w:r>
           </w:p>
@@ -5870,6 +6009,7 @@
           <w:noProof/>
           <w:lang w:eastAsia="en-IN"/>
         </w:rPr>
+        <w:lastRenderedPageBreak/>
         <w:t>Output (IT department)</w:t>
       </w:r>
     </w:p>
@@ -6412,7 +6552,6 @@
           <w:noProof/>
           <w:lang w:eastAsia="en-IN"/>
         </w:rPr>
-        <w:lastRenderedPageBreak/>
         <w:t xml:space="preserve">Returns a value from a </w:t>
       </w:r>
       <w:r>
@@ -7037,6 +7176,7 @@
           <w:bCs/>
           <w:lang w:eastAsia="en-IN"/>
         </w:rPr>
+        <w:lastRenderedPageBreak/>
         <w:t>Mental model</w:t>
       </w:r>
     </w:p>
@@ -7643,7 +7783,6 @@
                 <w:noProof/>
                 <w:lang w:eastAsia="en-IN"/>
               </w:rPr>
-              <w:lastRenderedPageBreak/>
               <w:t>Ravi</w:t>
             </w:r>
           </w:p>
@@ -8109,6 +8248,7 @@
           <w:noProof/>
           <w:lang w:eastAsia="en-IN"/>
         </w:rPr>
+        <w:lastRenderedPageBreak/>
         <w:t xml:space="preserve">           PARTITION BY dept</w:t>
       </w:r>
     </w:p>
@@ -8677,7 +8817,6 @@
                 <w:noProof/>
                 <w:lang w:eastAsia="en-IN"/>
               </w:rPr>
-              <w:lastRenderedPageBreak/>
               <w:t>name</w:t>
             </w:r>
           </w:p>
@@ -9237,6 +9376,7 @@
                 <w:rFonts w:eastAsia="Times New Roman" w:cstheme="minorHAnsi"/>
                 <w:lang w:eastAsia="en-IN"/>
               </w:rPr>
+              <w:lastRenderedPageBreak/>
               <w:t>LEAD</w:t>
             </w:r>
           </w:p>
@@ -10025,6 +10165,7 @@
           <w:rFonts w:eastAsia="Times New Roman" w:cstheme="minorHAnsi"/>
           <w:lang w:eastAsia="en-IN"/>
         </w:rPr>
+        <w:lastRenderedPageBreak/>
         <w:pict>
           <v:rect id="_x0000_i1051" style="width:0;height:1.5pt" o:hralign="center" o:hrstd="t" o:hr="t" fillcolor="#a0a0a0" stroked="f"/>
         </w:pict>
@@ -10910,7 +11051,6 @@
                 <w:rFonts w:eastAsia="Times New Roman" w:cstheme="minorHAnsi"/>
                 <w:lang w:eastAsia="en-IN"/>
               </w:rPr>
-              <w:lastRenderedPageBreak/>
               <w:t>D</w:t>
             </w:r>
           </w:p>
@@ -11180,6 +11320,7 @@
           <w:szCs w:val="24"/>
           <w:lang w:eastAsia="en-IN"/>
         </w:rPr>
+        <w:lastRenderedPageBreak/>
         <w:t xml:space="preserve">It does </w:t>
       </w:r>
       <w:r>
@@ -11742,7 +11883,6 @@
           <w:noProof/>
           <w:lang w:eastAsia="en-IN"/>
         </w:rPr>
-        <w:lastRenderedPageBreak/>
         <w:t>DENSE_RANK</w:t>
       </w:r>
     </w:p>
@@ -12249,6 +12389,7 @@
           <w:kern w:val="36"/>
           <w:lang w:eastAsia="en-IN"/>
         </w:rPr>
+        <w:lastRenderedPageBreak/>
         <w:t>LEVEL 2 — TOP N PER GROUP (MOST ASKED)</w:t>
       </w:r>
     </w:p>
@@ -12780,7 +12921,6 @@
                 <w:rFonts w:eastAsia="Times New Roman" w:cstheme="minorHAnsi"/>
                 <w:lang w:eastAsia="en-IN"/>
               </w:rPr>
-              <w:lastRenderedPageBreak/>
               <w:t>1 Jan</w:t>
             </w:r>
           </w:p>
@@ -13347,6 +13487,7 @@
           <w:bCs/>
           <w:lang w:eastAsia="en-IN"/>
         </w:rPr>
+        <w:lastRenderedPageBreak/>
         <w:t>How to explain</w:t>
       </w:r>
     </w:p>
@@ -13840,7 +13981,6 @@
           <w:rFonts w:eastAsia="Times New Roman" w:cstheme="minorHAnsi"/>
           <w:lang w:eastAsia="en-IN"/>
         </w:rPr>
-        <w:lastRenderedPageBreak/>
         <w:t>Say this:</w:t>
       </w:r>
     </w:p>
@@ -14262,6 +14402,7 @@
           <w:noProof/>
           <w:lang w:eastAsia="en-IN"/>
         </w:rPr>
+        <w:lastRenderedPageBreak/>
         <w:t>Frame clause is mandatory</w:t>
       </w:r>
     </w:p>
@@ -14927,7 +15068,6 @@
           <w:noProof/>
           <w:lang w:eastAsia="en-IN"/>
         </w:rPr>
-        <w:lastRenderedPageBreak/>
         <w:t>WHERE bucket = 1;</w:t>
       </w:r>
     </w:p>
@@ -15408,6 +15548,7 @@
           <w:szCs w:val="24"/>
           <w:lang w:eastAsia="en-IN"/>
         </w:rPr>
+        <w:lastRenderedPageBreak/>
         <w:t xml:space="preserve">Because when you use </w:t>
       </w:r>
       <w:r>
@@ -15937,7 +16078,6 @@
                 <w:szCs w:val="24"/>
                 <w:lang w:eastAsia="en-IN"/>
               </w:rPr>
-              <w:lastRenderedPageBreak/>
               <w:t>100</w:t>
             </w:r>
           </w:p>
@@ -16450,6 +16590,7 @@
           <w:szCs w:val="24"/>
           <w:lang w:eastAsia="en-IN"/>
         </w:rPr>
+        <w:lastRenderedPageBreak/>
         <w:t>No ORDER BY</w:t>
       </w:r>
       <w:r>
@@ -16917,7 +17058,6 @@
                 <w:szCs w:val="24"/>
                 <w:lang w:eastAsia="en-IN"/>
               </w:rPr>
-              <w:lastRenderedPageBreak/>
               <w:t>40</w:t>
             </w:r>
           </w:p>
@@ -17329,6 +17469,7 @@
           <w:szCs w:val="20"/>
           <w:lang w:eastAsia="en-IN"/>
         </w:rPr>
+        <w:lastRenderedPageBreak/>
         <w:t>OVER(ORDER BY ...)</w:t>
       </w:r>
       <w:r>
@@ -17636,7 +17777,6 @@
           <w:kern w:val="36"/>
           <w:lang w:eastAsia="en-IN"/>
         </w:rPr>
-        <w:lastRenderedPageBreak/>
         <w:t>LEVEL 10 — Interview Killer Question</w:t>
       </w:r>
     </w:p>
@@ -18040,6 +18180,7 @@
           <w:noProof/>
           <w:lang w:eastAsia="en-IN"/>
         </w:rPr>
+        <w:lastRenderedPageBreak/>
         <w:drawing>
           <wp:inline distT="0" distB="0" distL="0" distR="0" wp14:anchorId="3D9C38E1" wp14:editId="603AB3F4">
             <wp:extent cx="5731510" cy="2965567"/>
@@ -18088,7 +18229,6 @@
           <w:noProof/>
           <w:lang w:eastAsia="en-IN"/>
         </w:rPr>
-        <w:lastRenderedPageBreak/>
         <w:drawing>
           <wp:inline distT="0" distB="0" distL="0" distR="0" wp14:anchorId="5ACB863F" wp14:editId="48D4F3C6">
             <wp:extent cx="5731510" cy="3272349"/>
@@ -18267,6 +18407,7 @@
           <w:kern w:val="36"/>
           <w:lang w:eastAsia="en-IN"/>
         </w:rPr>
+        <w:lastRenderedPageBreak/>
         <w:t xml:space="preserve">HOW TO SPEAK IN </w:t>
       </w:r>
       <w:r>
@@ -18561,7 +18702,6 @@
                 <w:noProof/>
                 <w:lang w:eastAsia="en-IN"/>
               </w:rPr>
-              <w:lastRenderedPageBreak/>
               <w:t>Trend analysis</w:t>
             </w:r>
           </w:p>
@@ -18846,6 +18986,7 @@
           <w:noProof/>
           <w:lang w:eastAsia="en-IN"/>
         </w:rPr>
+        <w:lastRenderedPageBreak/>
         <w:drawing>
           <wp:inline distT="0" distB="0" distL="0" distR="0" wp14:anchorId="6A2FE1BF" wp14:editId="6704E0E7">
             <wp:extent cx="6257677" cy="4084204"/>
@@ -19326,7 +19467,6 @@
           <w:szCs w:val="20"/>
           <w:lang w:eastAsia="en-IN"/>
         </w:rPr>
-        <w:lastRenderedPageBreak/>
         <w:t xml:space="preserve">    ) AS prev_order_date</w:t>
       </w:r>
     </w:p>
@@ -19589,6 +19729,7 @@
           <w:szCs w:val="36"/>
           <w:lang w:eastAsia="en-IN"/>
         </w:rPr>
+        <w:lastRenderedPageBreak/>
         <w:t>PySpark / Databricks Solution</w:t>
       </w:r>
     </w:p>
@@ -20381,7 +20522,6 @@
           <w:szCs w:val="24"/>
           <w:lang w:eastAsia="en-IN"/>
         </w:rPr>
-        <w:lastRenderedPageBreak/>
         <w:t xml:space="preserve">Use </w:t>
       </w:r>
       <w:r>
@@ -20525,8 +20665,6 @@
       <w:pPr>
         <w:spacing w:before="100" w:beforeAutospacing="1" w:after="100" w:afterAutospacing="1" w:line="240" w:lineRule="auto"/>
       </w:pPr>
-      <w:bookmarkStart w:id="0" w:name="_GoBack"/>
-      <w:bookmarkEnd w:id="0"/>
     </w:p>
     <w:p>
       <w:pPr>
@@ -20545,6 +20683,7 @@
           <w:szCs w:val="24"/>
           <w:lang w:eastAsia="en-IN"/>
         </w:rPr>
+        <w:lastRenderedPageBreak/>
         <w:t xml:space="preserve">This is a </w:t>
       </w:r>
       <w:r>
@@ -21229,6 +21368,7 @@
       <w:r>
         <w:rPr>
           <w:rFonts w:ascii="MS Gothic" w:eastAsia="MS Gothic" w:hAnsi="MS Gothic" w:cs="MS Gothic" w:hint="eastAsia"/>
+          <w:color w:val="92D050"/>
           <w:sz w:val="24"/>
           <w:szCs w:val="24"/>
           <w:lang w:eastAsia="en-IN"/>
@@ -21256,6 +21396,7 @@
       <w:r>
         <w:rPr>
           <w:rFonts w:ascii="MS Gothic" w:eastAsia="MS Gothic" w:hAnsi="MS Gothic" w:cs="MS Gothic" w:hint="eastAsia"/>
+          <w:color w:val="92D050"/>
           <w:sz w:val="24"/>
           <w:szCs w:val="24"/>
           <w:lang w:eastAsia="en-IN"/>
@@ -21318,7 +21459,6 @@
           <w:szCs w:val="24"/>
           <w:lang w:eastAsia="en-IN"/>
         </w:rPr>
-        <w:lastRenderedPageBreak/>
         <w:t>Total count per group</w:t>
       </w:r>
     </w:p>
@@ -21547,6 +21687,7 @@
           <w:szCs w:val="20"/>
           <w:lang w:eastAsia="en-IN"/>
         </w:rPr>
+        <w:lastRenderedPageBreak/>
         <w:t>SELECT</w:t>
       </w:r>
     </w:p>
@@ -22483,7 +22624,6 @@
           <w:szCs w:val="24"/>
           <w:lang w:eastAsia="en-IN"/>
         </w:rPr>
-        <w:lastRenderedPageBreak/>
         <w:t>Inside each customer → ordered by date</w:t>
       </w:r>
     </w:p>
@@ -22696,6 +22836,7 @@
           <w:szCs w:val="36"/>
           <w:lang w:eastAsia="en-IN"/>
         </w:rPr>
+        <w:lastRenderedPageBreak/>
         <w:t>Very Important Rule (Interview Favorite)</w:t>
       </w:r>
     </w:p>

--- a/Window_function_Rank_DENSE_RANK_ROW_NUMBER.docx
+++ b/Window_function_Rank_DENSE_RANK_ROW_NUMBER.docx
@@ -138,8 +138,6 @@
           <w:lang w:eastAsia="en-IN"/>
         </w:rPr>
       </w:pPr>
-      <w:bookmarkStart w:id="0" w:name="_GoBack"/>
-      <w:bookmarkEnd w:id="0"/>
     </w:p>
     <w:p>
       <w:pPr>
@@ -207,6 +205,7 @@
           <w:lang w:eastAsia="en-IN"/>
         </w:rPr>
       </w:pPr>
+      <w:bookmarkStart w:id="0" w:name="_GoBack"/>
       <w:r>
         <w:rPr>
           <w:noProof/>
@@ -215,8 +214,8 @@
         <w:lastRenderedPageBreak/>
         <w:drawing>
           <wp:inline distT="0" distB="0" distL="0" distR="0" wp14:anchorId="2815EE41" wp14:editId="6C61ECC8">
-            <wp:extent cx="6438900" cy="4989893"/>
-            <wp:effectExtent l="0" t="0" r="0" b="1270"/>
+            <wp:extent cx="5561067" cy="4309607"/>
+            <wp:effectExtent l="0" t="0" r="1905" b="0"/>
             <wp:docPr id="27" name="Picture 27"/>
             <wp:cNvGraphicFramePr>
               <a:graphicFrameLocks xmlns:a="http://schemas.openxmlformats.org/drawingml/2006/main" noChangeAspect="1"/>
@@ -237,7 +236,7 @@
                   <pic:spPr>
                     <a:xfrm>
                       <a:off x="0" y="0"/>
-                      <a:ext cx="6449678" cy="4998245"/>
+                      <a:ext cx="5568942" cy="4315710"/>
                     </a:xfrm>
                     <a:prstGeom prst="rect">
                       <a:avLst/>
@@ -249,6 +248,20 @@
           </wp:inline>
         </w:drawing>
       </w:r>
+      <w:bookmarkEnd w:id="0"/>
+    </w:p>
+    <w:p>
+      <w:pPr>
+        <w:spacing w:after="0" w:line="240" w:lineRule="auto"/>
+        <w:outlineLvl w:val="0"/>
+        <w:rPr>
+          <w:rFonts w:eastAsia="Times New Roman" w:cstheme="minorHAnsi"/>
+          <w:b/>
+          <w:bCs/>
+          <w:kern w:val="36"/>
+          <w:lang w:eastAsia="en-IN"/>
+        </w:rPr>
+      </w:pPr>
     </w:p>
     <w:p>
       <w:pPr>
@@ -269,8 +282,8 @@
         </w:rPr>
         <w:drawing>
           <wp:inline distT="0" distB="0" distL="0" distR="0" wp14:anchorId="40C4FB72" wp14:editId="705A9876">
-            <wp:extent cx="6488264" cy="3305672"/>
-            <wp:effectExtent l="0" t="0" r="8255" b="9525"/>
+            <wp:extent cx="5756744" cy="3199631"/>
+            <wp:effectExtent l="0" t="0" r="0" b="1270"/>
             <wp:docPr id="1" name="Picture 1"/>
             <wp:cNvGraphicFramePr>
               <a:graphicFrameLocks xmlns:a="http://schemas.openxmlformats.org/drawingml/2006/main" noChangeAspect="1"/>
@@ -291,7 +304,7 @@
                   <pic:spPr>
                     <a:xfrm>
                       <a:off x="0" y="0"/>
-                      <a:ext cx="6484416" cy="3303711"/>
+                      <a:ext cx="5753330" cy="3197733"/>
                     </a:xfrm>
                     <a:prstGeom prst="rect">
                       <a:avLst/>

--- a/Window_function_Rank_DENSE_RANK_ROW_NUMBER.docx
+++ b/Window_function_Rank_DENSE_RANK_ROW_NUMBER.docx
@@ -1,6 +1,6 @@
 
 <file path=word/document.xml><?xml version="1.0" encoding="utf-8"?>
-<w:document xmlns:wpc="http://schemas.microsoft.com/office/word/2010/wordprocessingCanvas" xmlns:mc="http://schemas.openxmlformats.org/markup-compatibility/2006" xmlns:o="urn:schemas-microsoft-com:office:office" xmlns:r="http://schemas.openxmlformats.org/officeDocument/2006/relationships" xmlns:m="http://schemas.openxmlformats.org/officeDocument/2006/math" xmlns:v="urn:schemas-microsoft-com:vml" xmlns:wp14="http://schemas.microsoft.com/office/word/2010/wordprocessingDrawing" xmlns:wp="http://schemas.openxmlformats.org/drawingml/2006/wordprocessingDrawing" xmlns:w10="urn:schemas-microsoft-com:office:word" xmlns:w="http://schemas.openxmlformats.org/wordprocessingml/2006/main" xmlns:w14="http://schemas.microsoft.com/office/word/2010/wordml" xmlns:wpg="http://schemas.microsoft.com/office/word/2010/wordprocessingGroup" xmlns:wpi="http://schemas.microsoft.com/office/word/2010/wordprocessingInk" xmlns:wne="http://schemas.microsoft.com/office/word/2006/wordml" xmlns:wps="http://schemas.microsoft.com/office/word/2010/wordprocessingShape" mc:Ignorable="w14 wp14">
+<w:document xmlns:wpc="http://schemas.microsoft.com/office/word/2010/wordprocessingCanvas" xmlns:cx="http://schemas.microsoft.com/office/drawing/2014/chartex" xmlns:cx1="http://schemas.microsoft.com/office/drawing/2015/9/8/chartex" xmlns:cx2="http://schemas.microsoft.com/office/drawing/2015/10/21/chartex" xmlns:cx3="http://schemas.microsoft.com/office/drawing/2016/5/9/chartex" xmlns:cx4="http://schemas.microsoft.com/office/drawing/2016/5/10/chartex" xmlns:cx5="http://schemas.microsoft.com/office/drawing/2016/5/11/chartex" xmlns:cx6="http://schemas.microsoft.com/office/drawing/2016/5/12/chartex" xmlns:cx7="http://schemas.microsoft.com/office/drawing/2016/5/13/chartex" xmlns:cx8="http://schemas.microsoft.com/office/drawing/2016/5/14/chartex" xmlns:mc="http://schemas.openxmlformats.org/markup-compatibility/2006" xmlns:aink="http://schemas.microsoft.com/office/drawing/2016/ink" xmlns:am3d="http://schemas.microsoft.com/office/drawing/2017/model3d" xmlns:o="urn:schemas-microsoft-com:office:office" xmlns:oel="http://schemas.microsoft.com/office/2019/extlst" xmlns:r="http://schemas.openxmlformats.org/officeDocument/2006/relationships" xmlns:m="http://schemas.openxmlformats.org/officeDocument/2006/math" xmlns:v="urn:schemas-microsoft-com:vml" xmlns:wp14="http://schemas.microsoft.com/office/word/2010/wordprocessingDrawing" xmlns:wp="http://schemas.openxmlformats.org/drawingml/2006/wordprocessingDrawing" xmlns:w10="urn:schemas-microsoft-com:office:word" xmlns:w="http://schemas.openxmlformats.org/wordprocessingml/2006/main" xmlns:w14="http://schemas.microsoft.com/office/word/2010/wordml" xmlns:w15="http://schemas.microsoft.com/office/word/2012/wordml" xmlns:w16cex="http://schemas.microsoft.com/office/word/2018/wordml/cex" xmlns:w16cid="http://schemas.microsoft.com/office/word/2016/wordml/cid" xmlns:w16="http://schemas.microsoft.com/office/word/2018/wordml" xmlns:w16sdtdh="http://schemas.microsoft.com/office/word/2020/wordml/sdtdatahash" xmlns:w16se="http://schemas.microsoft.com/office/word/2015/wordml/symex" xmlns:wpg="http://schemas.microsoft.com/office/word/2010/wordprocessingGroup" xmlns:wpi="http://schemas.microsoft.com/office/word/2010/wordprocessingInk" xmlns:wne="http://schemas.microsoft.com/office/word/2006/wordml" xmlns:wps="http://schemas.microsoft.com/office/word/2010/wordprocessingShape" mc:Ignorable="w14 w15 w16se w16cid w16 w16cex w16sdtdh wp14">
   <w:body>
     <w:p>
       <w:pPr>
@@ -157,10 +157,65 @@
           <w:lang w:eastAsia="en-IN"/>
         </w:rPr>
         <w:drawing>
-          <wp:inline distT="0" distB="0" distL="0" distR="0" wp14:anchorId="5118335E" wp14:editId="2877806E">
+          <wp:inline distT="0" distB="0" distL="0" distR="0" wp14:anchorId="05A302A4" wp14:editId="59A8F1C4">
             <wp:extent cx="6434527" cy="3819525"/>
             <wp:effectExtent l="0" t="0" r="4445" b="0"/>
             <wp:docPr id="19" name="Picture 19"/>
+            <wp:cNvGraphicFramePr>
+              <a:graphicFrameLocks xmlns:a="http://schemas.openxmlformats.org/drawingml/2006/main" noChangeAspect="1"/>
+            </wp:cNvGraphicFramePr>
+            <a:graphic xmlns:a="http://schemas.openxmlformats.org/drawingml/2006/main">
+              <a:graphicData uri="http://schemas.openxmlformats.org/drawingml/2006/picture">
+                <pic:pic xmlns:pic="http://schemas.openxmlformats.org/drawingml/2006/picture">
+                  <pic:nvPicPr>
+                    <pic:cNvPr id="0" name=""/>
+                    <pic:cNvPicPr/>
+                  </pic:nvPicPr>
+                  <pic:blipFill>
+                    <a:blip r:embed="rId5"/>
+                    <a:stretch>
+                      <a:fillRect/>
+                    </a:stretch>
+                  </pic:blipFill>
+                  <pic:spPr>
+                    <a:xfrm>
+                      <a:off x="0" y="0"/>
+                      <a:ext cx="6437914" cy="3821536"/>
+                    </a:xfrm>
+                    <a:prstGeom prst="rect">
+                      <a:avLst/>
+                    </a:prstGeom>
+                  </pic:spPr>
+                </pic:pic>
+              </a:graphicData>
+            </a:graphic>
+          </wp:inline>
+        </w:drawing>
+      </w:r>
+    </w:p>
+    <w:p>
+      <w:pPr>
+        <w:spacing w:after="0" w:line="240" w:lineRule="auto"/>
+        <w:outlineLvl w:val="0"/>
+        <w:rPr>
+          <w:rFonts w:eastAsia="Times New Roman" w:cstheme="minorHAnsi"/>
+          <w:b/>
+          <w:bCs/>
+          <w:kern w:val="36"/>
+          <w:lang w:eastAsia="en-IN"/>
+        </w:rPr>
+      </w:pPr>
+      <w:r>
+        <w:rPr>
+          <w:noProof/>
+          <w:lang w:eastAsia="en-IN"/>
+        </w:rPr>
+        <w:lastRenderedPageBreak/>
+        <w:drawing>
+          <wp:inline distT="0" distB="0" distL="0" distR="0" wp14:anchorId="414FE224" wp14:editId="30A3552C">
+            <wp:extent cx="5561067" cy="4309607"/>
+            <wp:effectExtent l="0" t="0" r="1905" b="0"/>
+            <wp:docPr id="27" name="Picture 27"/>
             <wp:cNvGraphicFramePr>
               <a:graphicFrameLocks xmlns:a="http://schemas.openxmlformats.org/drawingml/2006/main" noChangeAspect="1"/>
             </wp:cNvGraphicFramePr>
@@ -180,7 +235,7 @@
                   <pic:spPr>
                     <a:xfrm>
                       <a:off x="0" y="0"/>
-                      <a:ext cx="6437914" cy="3821536"/>
+                      <a:ext cx="5568942" cy="4315710"/>
                     </a:xfrm>
                     <a:prstGeom prst="rect">
                       <a:avLst/>
@@ -205,18 +260,29 @@
           <w:lang w:eastAsia="en-IN"/>
         </w:rPr>
       </w:pPr>
-      <w:bookmarkStart w:id="0" w:name="_GoBack"/>
-      <w:r>
-        <w:rPr>
-          <w:noProof/>
-          <w:lang w:eastAsia="en-IN"/>
-        </w:rPr>
-        <w:lastRenderedPageBreak/>
+    </w:p>
+    <w:p>
+      <w:pPr>
+        <w:spacing w:after="0" w:line="240" w:lineRule="auto"/>
+        <w:outlineLvl w:val="0"/>
+        <w:rPr>
+          <w:rFonts w:eastAsia="Times New Roman" w:cstheme="minorHAnsi"/>
+          <w:b/>
+          <w:bCs/>
+          <w:kern w:val="36"/>
+          <w:lang w:eastAsia="en-IN"/>
+        </w:rPr>
+      </w:pPr>
+      <w:r>
+        <w:rPr>
+          <w:noProof/>
+          <w:lang w:eastAsia="en-IN"/>
+        </w:rPr>
         <w:drawing>
-          <wp:inline distT="0" distB="0" distL="0" distR="0" wp14:anchorId="2815EE41" wp14:editId="6C61ECC8">
-            <wp:extent cx="5561067" cy="4309607"/>
-            <wp:effectExtent l="0" t="0" r="1905" b="0"/>
-            <wp:docPr id="27" name="Picture 27"/>
+          <wp:inline distT="0" distB="0" distL="0" distR="0" wp14:anchorId="05074783" wp14:editId="034F2DDB">
+            <wp:extent cx="5756744" cy="3199631"/>
+            <wp:effectExtent l="0" t="0" r="0" b="1270"/>
+            <wp:docPr id="1" name="Picture 1"/>
             <wp:cNvGraphicFramePr>
               <a:graphicFrameLocks xmlns:a="http://schemas.openxmlformats.org/drawingml/2006/main" noChangeAspect="1"/>
             </wp:cNvGraphicFramePr>
@@ -236,7 +302,7 @@
                   <pic:spPr>
                     <a:xfrm>
                       <a:off x="0" y="0"/>
-                      <a:ext cx="5568942" cy="4315710"/>
+                      <a:ext cx="5753330" cy="3197733"/>
                     </a:xfrm>
                     <a:prstGeom prst="rect">
                       <a:avLst/>
@@ -248,7 +314,6 @@
           </wp:inline>
         </w:drawing>
       </w:r>
-      <w:bookmarkEnd w:id="0"/>
     </w:p>
     <w:p>
       <w:pPr>
@@ -275,16 +340,43 @@
           <w:lang w:eastAsia="en-IN"/>
         </w:rPr>
       </w:pPr>
-      <w:r>
-        <w:rPr>
-          <w:noProof/>
-          <w:lang w:eastAsia="en-IN"/>
-        </w:rPr>
+    </w:p>
+    <w:p>
+      <w:pPr>
+        <w:spacing w:after="0" w:line="240" w:lineRule="auto"/>
+        <w:outlineLvl w:val="0"/>
+        <w:rPr>
+          <w:rFonts w:eastAsia="Times New Roman" w:cstheme="minorHAnsi"/>
+          <w:b/>
+          <w:bCs/>
+          <w:kern w:val="36"/>
+          <w:lang w:eastAsia="en-IN"/>
+        </w:rPr>
+      </w:pPr>
+    </w:p>
+    <w:p>
+      <w:pPr>
+        <w:spacing w:after="0" w:line="240" w:lineRule="auto"/>
+        <w:outlineLvl w:val="0"/>
+        <w:rPr>
+          <w:rFonts w:eastAsia="Times New Roman" w:cstheme="minorHAnsi"/>
+          <w:b/>
+          <w:bCs/>
+          <w:kern w:val="36"/>
+          <w:lang w:eastAsia="en-IN"/>
+        </w:rPr>
+      </w:pPr>
+      <w:r>
+        <w:rPr>
+          <w:noProof/>
+          <w:lang w:eastAsia="en-IN"/>
+        </w:rPr>
+        <w:lastRenderedPageBreak/>
         <w:drawing>
-          <wp:inline distT="0" distB="0" distL="0" distR="0" wp14:anchorId="40C4FB72" wp14:editId="705A9876">
-            <wp:extent cx="5756744" cy="3199631"/>
-            <wp:effectExtent l="0" t="0" r="0" b="1270"/>
-            <wp:docPr id="1" name="Picture 1"/>
+          <wp:inline distT="0" distB="0" distL="0" distR="0" wp14:anchorId="0F9EE60E" wp14:editId="5DEC631B">
+            <wp:extent cx="6419850" cy="3187291"/>
+            <wp:effectExtent l="0" t="0" r="0" b="0"/>
+            <wp:docPr id="2" name="Picture 2"/>
             <wp:cNvGraphicFramePr>
               <a:graphicFrameLocks xmlns:a="http://schemas.openxmlformats.org/drawingml/2006/main" noChangeAspect="1"/>
             </wp:cNvGraphicFramePr>
@@ -304,100 +396,6 @@
                   <pic:spPr>
                     <a:xfrm>
                       <a:off x="0" y="0"/>
-                      <a:ext cx="5753330" cy="3197733"/>
-                    </a:xfrm>
-                    <a:prstGeom prst="rect">
-                      <a:avLst/>
-                    </a:prstGeom>
-                  </pic:spPr>
-                </pic:pic>
-              </a:graphicData>
-            </a:graphic>
-          </wp:inline>
-        </w:drawing>
-      </w:r>
-    </w:p>
-    <w:p>
-      <w:pPr>
-        <w:spacing w:after="0" w:line="240" w:lineRule="auto"/>
-        <w:outlineLvl w:val="0"/>
-        <w:rPr>
-          <w:rFonts w:eastAsia="Times New Roman" w:cstheme="minorHAnsi"/>
-          <w:b/>
-          <w:bCs/>
-          <w:kern w:val="36"/>
-          <w:lang w:eastAsia="en-IN"/>
-        </w:rPr>
-      </w:pPr>
-    </w:p>
-    <w:p>
-      <w:pPr>
-        <w:spacing w:after="0" w:line="240" w:lineRule="auto"/>
-        <w:outlineLvl w:val="0"/>
-        <w:rPr>
-          <w:rFonts w:eastAsia="Times New Roman" w:cstheme="minorHAnsi"/>
-          <w:b/>
-          <w:bCs/>
-          <w:kern w:val="36"/>
-          <w:lang w:eastAsia="en-IN"/>
-        </w:rPr>
-      </w:pPr>
-    </w:p>
-    <w:p>
-      <w:pPr>
-        <w:spacing w:after="0" w:line="240" w:lineRule="auto"/>
-        <w:outlineLvl w:val="0"/>
-        <w:rPr>
-          <w:rFonts w:eastAsia="Times New Roman" w:cstheme="minorHAnsi"/>
-          <w:b/>
-          <w:bCs/>
-          <w:kern w:val="36"/>
-          <w:lang w:eastAsia="en-IN"/>
-        </w:rPr>
-      </w:pPr>
-    </w:p>
-    <w:p>
-      <w:pPr>
-        <w:spacing w:after="0" w:line="240" w:lineRule="auto"/>
-        <w:outlineLvl w:val="0"/>
-        <w:rPr>
-          <w:rFonts w:eastAsia="Times New Roman" w:cstheme="minorHAnsi"/>
-          <w:b/>
-          <w:bCs/>
-          <w:kern w:val="36"/>
-          <w:lang w:eastAsia="en-IN"/>
-        </w:rPr>
-      </w:pPr>
-      <w:r>
-        <w:rPr>
-          <w:noProof/>
-          <w:lang w:eastAsia="en-IN"/>
-        </w:rPr>
-        <w:lastRenderedPageBreak/>
-        <w:drawing>
-          <wp:inline distT="0" distB="0" distL="0" distR="0" wp14:anchorId="57ED3141" wp14:editId="6263CB33">
-            <wp:extent cx="6419850" cy="3187291"/>
-            <wp:effectExtent l="0" t="0" r="0" b="0"/>
-            <wp:docPr id="2" name="Picture 2"/>
-            <wp:cNvGraphicFramePr>
-              <a:graphicFrameLocks xmlns:a="http://schemas.openxmlformats.org/drawingml/2006/main" noChangeAspect="1"/>
-            </wp:cNvGraphicFramePr>
-            <a:graphic xmlns:a="http://schemas.openxmlformats.org/drawingml/2006/main">
-              <a:graphicData uri="http://schemas.openxmlformats.org/drawingml/2006/picture">
-                <pic:pic xmlns:pic="http://schemas.openxmlformats.org/drawingml/2006/picture">
-                  <pic:nvPicPr>
-                    <pic:cNvPr id="0" name=""/>
-                    <pic:cNvPicPr/>
-                  </pic:nvPicPr>
-                  <pic:blipFill>
-                    <a:blip r:embed="rId9"/>
-                    <a:stretch>
-                      <a:fillRect/>
-                    </a:stretch>
-                  </pic:blipFill>
-                  <pic:spPr>
-                    <a:xfrm>
-                      <a:off x="0" y="0"/>
                       <a:ext cx="6417006" cy="3185879"/>
                     </a:xfrm>
                     <a:prstGeom prst="rect">
@@ -539,7 +537,7 @@
           <w:rFonts w:eastAsia="Times New Roman" w:cstheme="minorHAnsi"/>
           <w:lang w:eastAsia="en-IN"/>
         </w:rPr>
-        <w:pict>
+        <w:pict w14:anchorId="50A2E03E">
           <v:rect id="_x0000_i1025" style="width:0;height:1.5pt" o:hralign="center" o:hrstd="t" o:hr="t" fillcolor="#a0a0a0" stroked="f"/>
         </w:pict>
       </w:r>
@@ -1114,7 +1112,7 @@
           <w:rFonts w:eastAsia="Times New Roman" w:cstheme="minorHAnsi"/>
           <w:lang w:eastAsia="en-IN"/>
         </w:rPr>
-        <w:pict>
+        <w:pict w14:anchorId="138197C6">
           <v:rect id="_x0000_i1026" style="width:0;height:1.5pt" o:hralign="center" o:hrstd="t" o:hr="t" fillcolor="#a0a0a0" stroked="f"/>
         </w:pict>
       </w:r>
@@ -1442,7 +1440,7 @@
           <w:lang w:eastAsia="en-IN"/>
         </w:rPr>
         <w:lastRenderedPageBreak/>
-        <w:pict>
+        <w:pict w14:anchorId="6DA833F6">
           <v:rect id="_x0000_i1027" style="width:0;height:1.5pt" o:hralign="center" o:hrstd="t" o:hr="t" fillcolor="#a0a0a0" stroked="f"/>
         </w:pict>
       </w:r>
@@ -2333,7 +2331,7 @@
           <w:rFonts w:eastAsia="Times New Roman" w:cstheme="minorHAnsi"/>
           <w:lang w:eastAsia="en-IN"/>
         </w:rPr>
-        <w:pict>
+        <w:pict w14:anchorId="68DE4493">
           <v:rect id="_x0000_i1028" style="width:0;height:1.5pt" o:hralign="center" o:hrstd="t" o:hr="t" fillcolor="#a0a0a0" stroked="f"/>
         </w:pict>
       </w:r>
@@ -2445,7 +2443,7 @@
           <w:rFonts w:eastAsia="Times New Roman" w:cstheme="minorHAnsi"/>
           <w:lang w:eastAsia="en-IN"/>
         </w:rPr>
-        <w:pict>
+        <w:pict w14:anchorId="31F99DEF">
           <v:rect id="_x0000_i1029" style="width:0;height:1.5pt" o:hralign="center" o:hrstd="t" o:hr="t" fillcolor="#a0a0a0" stroked="f"/>
         </w:pict>
       </w:r>
@@ -2628,7 +2626,7 @@
           <w:rFonts w:eastAsia="Times New Roman" w:cstheme="minorHAnsi"/>
           <w:lang w:eastAsia="en-IN"/>
         </w:rPr>
-        <w:pict>
+        <w:pict w14:anchorId="502CAE31">
           <v:rect id="_x0000_i1030" style="width:0;height:1.5pt" o:hralign="center" o:hrstd="t" o:hr="t" fillcolor="#a0a0a0" stroked="f"/>
         </w:pict>
       </w:r>
@@ -2716,7 +2714,7 @@
           <w:rFonts w:eastAsia="Times New Roman" w:cstheme="minorHAnsi"/>
           <w:lang w:eastAsia="en-IN"/>
         </w:rPr>
-        <w:pict>
+        <w:pict w14:anchorId="5D237BDE">
           <v:rect id="_x0000_i1031" style="width:0;height:1.5pt" o:hralign="center" o:hrstd="t" o:hr="t" fillcolor="#a0a0a0" stroked="f"/>
         </w:pict>
       </w:r>
@@ -2804,7 +2802,7 @@
           <w:rFonts w:eastAsia="Times New Roman" w:cstheme="minorHAnsi"/>
           <w:lang w:eastAsia="en-IN"/>
         </w:rPr>
-        <w:pict>
+        <w:pict w14:anchorId="3553ED55">
           <v:rect id="_x0000_i1032" style="width:0;height:1.5pt" o:hralign="center" o:hrstd="t" o:hr="t" fillcolor="#a0a0a0" stroked="f"/>
         </w:pict>
       </w:r>
@@ -3149,7 +3147,7 @@
           <w:rFonts w:eastAsia="Times New Roman" w:cstheme="minorHAnsi"/>
           <w:lang w:eastAsia="en-IN"/>
         </w:rPr>
-        <w:pict>
+        <w:pict w14:anchorId="6FC4AF1E">
           <v:rect id="_x0000_i1033" style="width:0;height:1.5pt" o:hralign="center" o:hrstd="t" o:hr="t" fillcolor="#a0a0a0" stroked="f"/>
         </w:pict>
       </w:r>
@@ -3438,7 +3436,7 @@
           <w:rFonts w:eastAsia="Times New Roman" w:cstheme="minorHAnsi"/>
           <w:lang w:eastAsia="en-IN"/>
         </w:rPr>
-        <w:pict>
+        <w:pict w14:anchorId="677EF88C">
           <v:rect id="_x0000_i1034" style="width:0;height:1.5pt" o:hralign="center" o:hrstd="t" o:hr="t" fillcolor="#a0a0a0" stroked="f"/>
         </w:pict>
       </w:r>
@@ -3731,7 +3729,7 @@
           <w:rFonts w:eastAsia="Times New Roman" w:cstheme="minorHAnsi"/>
           <w:lang w:eastAsia="en-IN"/>
         </w:rPr>
-        <w:pict>
+        <w:pict w14:anchorId="0D120D5F">
           <v:rect id="_x0000_i1035" style="width:0;height:1.5pt" o:hralign="center" o:hrstd="t" o:hr="t" fillcolor="#a0a0a0" stroked="f"/>
         </w:pict>
       </w:r>
@@ -3946,7 +3944,7 @@
           <w:rFonts w:eastAsia="Times New Roman" w:cstheme="minorHAnsi"/>
           <w:lang w:eastAsia="en-IN"/>
         </w:rPr>
-        <w:pict>
+        <w:pict w14:anchorId="0897A851">
           <v:rect id="_x0000_i1036" style="width:0;height:1.5pt" o:hralign="center" o:hrstd="t" o:hr="t" fillcolor="#a0a0a0" stroked="f"/>
         </w:pict>
       </w:r>
@@ -4369,7 +4367,7 @@
           <w:rFonts w:eastAsia="Times New Roman" w:cstheme="minorHAnsi"/>
           <w:lang w:eastAsia="en-IN"/>
         </w:rPr>
-        <w:pict>
+        <w:pict w14:anchorId="3D20E4BF">
           <v:rect id="_x0000_i1037" style="width:0;height:1.5pt" o:hralign="center" o:hrstd="t" o:hr="t" fillcolor="#a0a0a0" stroked="f"/>
         </w:pict>
       </w:r>
@@ -4448,7 +4446,7 @@
           <w:rFonts w:eastAsia="Times New Roman" w:cstheme="minorHAnsi"/>
           <w:lang w:eastAsia="en-IN"/>
         </w:rPr>
-        <w:pict>
+        <w:pict w14:anchorId="31F44B81">
           <v:rect id="_x0000_i1038" style="width:0;height:1.5pt" o:hralign="center" o:hrstd="t" o:hr="t" fillcolor="#a0a0a0" stroked="f"/>
         </w:pict>
       </w:r>
@@ -4522,7 +4520,7 @@
           <w:rFonts w:eastAsia="Times New Roman" w:cstheme="minorHAnsi"/>
           <w:lang w:eastAsia="en-IN"/>
         </w:rPr>
-        <w:pict>
+        <w:pict w14:anchorId="04015EB8">
           <v:rect id="_x0000_i1039" style="width:0;height:1.5pt" o:hralign="center" o:hrstd="t" o:hr="t" fillcolor="#a0a0a0" stroked="f"/>
         </w:pict>
       </w:r>
@@ -4867,7 +4865,7 @@
           <w:noProof/>
           <w:lang w:eastAsia="en-IN"/>
         </w:rPr>
-        <w:pict>
+        <w:pict w14:anchorId="439B7DEE">
           <v:rect id="_x0000_i1040" style="width:0;height:1.5pt" o:hralign="center" o:hrstd="t" o:hr="t" fillcolor="#a0a0a0" stroked="f"/>
         </w:pict>
       </w:r>
@@ -5667,7 +5665,7 @@
           <w:rFonts w:eastAsia="Times New Roman" w:cstheme="minorHAnsi"/>
           <w:lang w:eastAsia="en-IN"/>
         </w:rPr>
-        <w:pict>
+        <w:pict w14:anchorId="3F3AD912">
           <v:rect id="_x0000_i1041" style="width:0;height:1.5pt" o:hralign="center" o:hrstd="t" o:hr="t" fillcolor="#a0a0a0" stroked="f"/>
         </w:pict>
       </w:r>
@@ -6499,7 +6497,7 @@
           <w:rFonts w:eastAsia="Times New Roman" w:cstheme="minorHAnsi"/>
           <w:lang w:eastAsia="en-IN"/>
         </w:rPr>
-        <w:pict>
+        <w:pict w14:anchorId="4FA65790">
           <v:rect id="_x0000_i1042" style="width:0;height:1.5pt" o:hralign="center" o:hrstd="t" o:hr="t" fillcolor="#a0a0a0" stroked="f"/>
         </w:pict>
       </w:r>
@@ -7241,7 +7239,7 @@
           <w:rFonts w:eastAsia="Times New Roman" w:cstheme="minorHAnsi"/>
           <w:lang w:eastAsia="en-IN"/>
         </w:rPr>
-        <w:pict>
+        <w:pict w14:anchorId="3B7A08DA">
           <v:rect id="_x0000_i1043" style="width:0;height:1.5pt" o:hralign="center" o:hrstd="t" o:hr="t" fillcolor="#a0a0a0" stroked="f"/>
         </w:pict>
       </w:r>
@@ -7988,7 +7986,7 @@
           <w:rFonts w:eastAsia="Times New Roman" w:cstheme="minorHAnsi"/>
           <w:lang w:eastAsia="en-IN"/>
         </w:rPr>
-        <w:pict>
+        <w:pict w14:anchorId="53B26F5B">
           <v:rect id="_x0000_i1044" style="width:0;height:1.5pt" o:hralign="center" o:hrstd="t" o:hr="t" fillcolor="#a0a0a0" stroked="f"/>
         </w:pict>
       </w:r>
@@ -8126,7 +8124,7 @@
           <w:rFonts w:eastAsia="Times New Roman" w:cstheme="minorHAnsi"/>
           <w:lang w:eastAsia="en-IN"/>
         </w:rPr>
-        <w:pict>
+        <w:pict w14:anchorId="7F66DFEE">
           <v:rect id="_x0000_i1045" style="width:0;height:1.5pt" o:hralign="center" o:hrstd="t" o:hr="t" fillcolor="#a0a0a0" stroked="f"/>
         </w:pict>
       </w:r>
@@ -8407,6 +8405,7 @@
       <w:r>
         <w:rPr>
           <w:rFonts w:eastAsia="Times New Roman" w:cstheme="minorHAnsi"/>
+          <w:highlight w:val="magenta"/>
           <w:lang w:eastAsia="en-IN"/>
         </w:rPr>
         <w:t>Default frame is:</w:t>
@@ -8491,7 +8490,7 @@
           <w:rFonts w:eastAsia="Times New Roman" w:cstheme="minorHAnsi"/>
           <w:lang w:eastAsia="en-IN"/>
         </w:rPr>
-        <w:pict>
+        <w:pict w14:anchorId="28A9A08D">
           <v:rect id="_x0000_i1046" style="width:0;height:1.5pt" o:hralign="center" o:hrstd="t" o:hr="t" fillcolor="#a0a0a0" stroked="f"/>
         </w:pict>
       </w:r>
@@ -9180,7 +9179,7 @@
           <w:rFonts w:eastAsia="Times New Roman" w:cstheme="minorHAnsi"/>
           <w:lang w:eastAsia="en-IN"/>
         </w:rPr>
-        <w:pict>
+        <w:pict w14:anchorId="0E811B11">
           <v:rect id="_x0000_i1047" style="width:0;height:1.5pt" o:hralign="center" o:hrstd="t" o:hr="t" fillcolor="#a0a0a0" stroked="f"/>
         </w:pict>
       </w:r>
@@ -9587,7 +9586,7 @@
           <w:rFonts w:eastAsia="Times New Roman" w:cstheme="minorHAnsi"/>
           <w:lang w:eastAsia="en-IN"/>
         </w:rPr>
-        <w:pict>
+        <w:pict w14:anchorId="09F8067D">
           <v:rect id="_x0000_i1048" style="width:0;height:1.5pt" o:hralign="center" o:hrstd="t" o:hr="t" fillcolor="#a0a0a0" stroked="f"/>
         </w:pict>
       </w:r>
@@ -9644,12 +9643,14 @@
         <w:spacing w:before="100" w:beforeAutospacing="1" w:after="100" w:afterAutospacing="1" w:line="240" w:lineRule="auto"/>
         <w:rPr>
           <w:rFonts w:eastAsia="Times New Roman" w:cstheme="minorHAnsi"/>
-          <w:lang w:eastAsia="en-IN"/>
-        </w:rPr>
-      </w:pPr>
-      <w:r>
-        <w:rPr>
-          <w:rFonts w:eastAsia="Times New Roman" w:cstheme="minorHAnsi"/>
+          <w:highlight w:val="magenta"/>
+          <w:lang w:eastAsia="en-IN"/>
+        </w:rPr>
+      </w:pPr>
+      <w:r>
+        <w:rPr>
+          <w:rFonts w:eastAsia="Times New Roman" w:cstheme="minorHAnsi"/>
+          <w:highlight w:val="magenta"/>
           <w:lang w:eastAsia="en-IN"/>
         </w:rPr>
         <w:t>Window functions without ordering are meaningless</w:t>
@@ -9686,12 +9687,14 @@
         <w:spacing w:before="100" w:beforeAutospacing="1" w:after="100" w:afterAutospacing="1" w:line="240" w:lineRule="auto"/>
         <w:rPr>
           <w:rFonts w:eastAsia="Times New Roman" w:cstheme="minorHAnsi"/>
-          <w:lang w:eastAsia="en-IN"/>
-        </w:rPr>
-      </w:pPr>
-      <w:r>
-        <w:rPr>
-          <w:rFonts w:eastAsia="Times New Roman" w:cstheme="minorHAnsi"/>
+          <w:highlight w:val="cyan"/>
+          <w:lang w:eastAsia="en-IN"/>
+        </w:rPr>
+      </w:pPr>
+      <w:r>
+        <w:rPr>
+          <w:rFonts w:eastAsia="Times New Roman" w:cstheme="minorHAnsi"/>
+          <w:highlight w:val="cyan"/>
           <w:lang w:eastAsia="en-IN"/>
         </w:rPr>
         <w:t>Must specify full frame</w:t>
@@ -9752,7 +9755,7 @@
           <w:rFonts w:eastAsia="Times New Roman" w:cstheme="minorHAnsi"/>
           <w:lang w:eastAsia="en-IN"/>
         </w:rPr>
-        <w:pict>
+        <w:pict w14:anchorId="0B1D9C71">
           <v:rect id="_x0000_i1049" style="width:0;height:1.5pt" o:hralign="center" o:hrstd="t" o:hr="t" fillcolor="#a0a0a0" stroked="f"/>
         </w:pict>
       </w:r>
@@ -10083,7 +10086,7 @@
           <w:rFonts w:eastAsia="Times New Roman" w:cstheme="minorHAnsi"/>
           <w:lang w:eastAsia="en-IN"/>
         </w:rPr>
-        <w:pict>
+        <w:pict w14:anchorId="0A0742EB">
           <v:rect id="_x0000_i1050" style="width:0;height:1.5pt" o:hralign="center" o:hrstd="t" o:hr="t" fillcolor="#a0a0a0" stroked="f"/>
         </w:pict>
       </w:r>
@@ -10179,7 +10182,7 @@
           <w:lang w:eastAsia="en-IN"/>
         </w:rPr>
         <w:lastRenderedPageBreak/>
-        <w:pict>
+        <w:pict w14:anchorId="539ED6C2">
           <v:rect id="_x0000_i1051" style="width:0;height:1.5pt" o:hralign="center" o:hrstd="t" o:hr="t" fillcolor="#a0a0a0" stroked="f"/>
         </w:pict>
       </w:r>
@@ -10634,7 +10637,7 @@
           <w:rFonts w:eastAsia="Times New Roman" w:cstheme="minorHAnsi"/>
           <w:lang w:eastAsia="en-IN"/>
         </w:rPr>
-        <w:pict>
+        <w:pict w14:anchorId="0FA1C2D2">
           <v:rect id="_x0000_i1052" style="width:0;height:1.5pt" o:hralign="center" o:hrstd="t" o:hr="t" fillcolor="#a0a0a0" stroked="f"/>
         </w:pict>
       </w:r>
@@ -11401,7 +11404,7 @@
           <w:rFonts w:eastAsia="Times New Roman" w:cstheme="minorHAnsi"/>
           <w:lang w:eastAsia="en-IN"/>
         </w:rPr>
-        <w:pict>
+        <w:pict w14:anchorId="4BBBACCF">
           <v:rect id="_x0000_i1053" style="width:0;height:1.5pt" o:hralign="center" o:hrstd="t" o:hr="t" fillcolor="#a0a0a0" stroked="f"/>
         </w:pict>
       </w:r>
@@ -11871,7 +11874,7 @@
           <w:rFonts w:eastAsia="Times New Roman" w:cstheme="minorHAnsi"/>
           <w:lang w:eastAsia="en-IN"/>
         </w:rPr>
-        <w:pict>
+        <w:pict w14:anchorId="79E155B7">
           <v:rect id="_x0000_i1054" style="width:0;height:1.5pt" o:hralign="center" o:hrstd="t" o:hr="t" fillcolor="#a0a0a0" stroked="f"/>
         </w:pict>
       </w:r>
@@ -12377,7 +12380,7 @@
           <w:rFonts w:eastAsia="Times New Roman" w:cstheme="minorHAnsi"/>
           <w:lang w:eastAsia="en-IN"/>
         </w:rPr>
-        <w:pict>
+        <w:pict w14:anchorId="54A2497C">
           <v:rect id="_x0000_i1055" style="width:0;height:1.5pt" o:hralign="center" o:hrstd="t" o:hr="t" fillcolor="#a0a0a0" stroked="f"/>
         </w:pict>
       </w:r>
@@ -12783,7 +12786,7 @@
           <w:rFonts w:eastAsia="Times New Roman" w:cstheme="minorHAnsi"/>
           <w:lang w:eastAsia="en-IN"/>
         </w:rPr>
-        <w:pict>
+        <w:pict w14:anchorId="70EA0B90">
           <v:rect id="_x0000_i1056" style="width:0;height:1.5pt" o:hralign="center" o:hrstd="t" o:hr="t" fillcolor="#a0a0a0" stroked="f"/>
         </w:pict>
       </w:r>
@@ -13068,7 +13071,7 @@
           <w:rFonts w:eastAsia="Times New Roman" w:cstheme="minorHAnsi"/>
           <w:lang w:eastAsia="en-IN"/>
         </w:rPr>
-        <w:pict>
+        <w:pict w14:anchorId="5DCA7445">
           <v:rect id="_x0000_i1057" style="width:0;height:1.5pt" o:hralign="center" o:hrstd="t" o:hr="t" fillcolor="#a0a0a0" stroked="f"/>
         </w:pict>
       </w:r>
@@ -13515,6 +13518,7 @@
       <w:r>
         <w:rPr>
           <w:rFonts w:eastAsia="Times New Roman" w:cstheme="minorHAnsi"/>
+          <w:highlight w:val="cyan"/>
           <w:lang w:eastAsia="en-IN"/>
         </w:rPr>
         <w:t>“LAG accesses previous row without self-join.”</w:t>
@@ -13533,7 +13537,7 @@
           <w:rFonts w:eastAsia="Times New Roman" w:cstheme="minorHAnsi"/>
           <w:lang w:eastAsia="en-IN"/>
         </w:rPr>
-        <w:pict>
+        <w:pict w14:anchorId="3ADB56B4">
           <v:rect id="_x0000_i1058" style="width:0;height:1.5pt" o:hralign="center" o:hrstd="t" o:hr="t" fillcolor="#a0a0a0" stroked="f"/>
         </w:pict>
       </w:r>
@@ -13696,7 +13700,7 @@
           <w:rFonts w:eastAsia="Times New Roman" w:cstheme="minorHAnsi"/>
           <w:lang w:eastAsia="en-IN"/>
         </w:rPr>
-        <w:pict>
+        <w:pict w14:anchorId="0B9A16DA">
           <v:rect id="_x0000_i1059" style="width:0;height:1.5pt" o:hralign="center" o:hrstd="t" o:hr="t" fillcolor="#a0a0a0" stroked="f"/>
         </w:pict>
       </w:r>
@@ -14026,7 +14030,7 @@
           <w:rFonts w:eastAsia="Times New Roman" w:cstheme="minorHAnsi"/>
           <w:lang w:eastAsia="en-IN"/>
         </w:rPr>
-        <w:pict>
+        <w:pict w14:anchorId="316B6C68">
           <v:rect id="_x0000_i1060" style="width:0;height:1.5pt" o:hralign="center" o:hrstd="t" o:hr="t" fillcolor="#a0a0a0" stroked="f"/>
         </w:pict>
       </w:r>
@@ -14156,7 +14160,7 @@
           <w:noProof/>
           <w:lang w:eastAsia="en-IN"/>
         </w:rPr>
-        <w:pict>
+        <w:pict w14:anchorId="012AA900">
           <v:rect id="_x0000_i1061" style="width:0;height:1.5pt" o:hralign="center" o:hrstd="t" o:hr="t" fillcolor="#a0a0a0" stroked="f"/>
         </w:pict>
       </w:r>
@@ -14434,7 +14438,7 @@
           <w:noProof/>
           <w:lang w:eastAsia="en-IN"/>
         </w:rPr>
-        <w:pict>
+        <w:pict w14:anchorId="5CA228F5">
           <v:rect id="_x0000_i1062" style="width:0;height:1.5pt" o:hralign="center" o:hrstd="t" o:hr="t" fillcolor="#a0a0a0" stroked="f"/>
         </w:pict>
       </w:r>
@@ -14750,7 +14754,7 @@
           <w:rFonts w:eastAsia="Times New Roman" w:cstheme="minorHAnsi"/>
           <w:lang w:eastAsia="en-IN"/>
         </w:rPr>
-        <w:pict>
+        <w:pict w14:anchorId="540A358A">
           <v:rect id="_x0000_i1063" style="width:0;height:1.5pt" o:hralign="center" o:hrstd="t" o:hr="t" fillcolor="#a0a0a0" stroked="f"/>
         </w:pict>
       </w:r>
@@ -15180,7 +15184,7 @@
           <w:rFonts w:eastAsia="Times New Roman" w:cstheme="minorHAnsi"/>
           <w:lang w:eastAsia="en-IN"/>
         </w:rPr>
-        <w:pict>
+        <w:pict w14:anchorId="26B4E213">
           <v:rect id="_x0000_i1064" style="width:0;height:1.5pt" o:hralign="center" o:hrstd="t" o:hr="t" fillcolor="#a0a0a0" stroked="f"/>
         </w:pict>
       </w:r>
@@ -15593,7 +15597,6 @@
         </w:rPr>
         <w:t>OVER()</w:t>
       </w:r>
-      <w:proofErr w:type="gramStart"/>
       <w:r>
         <w:rPr>
           <w:rFonts w:ascii="Times New Roman" w:eastAsia="Times New Roman" w:hAnsi="Times New Roman" w:cs="Times New Roman"/>
@@ -15604,7 +15607,6 @@
         </w:rPr>
         <w:t>,</w:t>
       </w:r>
-      <w:proofErr w:type="gramEnd"/>
       <w:r>
         <w:rPr>
           <w:rFonts w:ascii="Times New Roman" w:eastAsia="Times New Roman" w:hAnsi="Times New Roman" w:cs="Times New Roman"/>
@@ -15721,8 +15723,8 @@
           <w:szCs w:val="24"/>
           <w:lang w:eastAsia="en-IN"/>
         </w:rPr>
-        <w:pict>
-          <v:rect id="_x0000_i1080" style="width:0;height:1.5pt" o:hralign="center" o:hrstd="t" o:hr="t" fillcolor="#a0a0a0" stroked="f"/>
+        <w:pict w14:anchorId="0451BECF">
+          <v:rect id="_x0000_i1065" style="width:0;height:1.5pt" o:hralign="center" o:hrstd="t" o:hr="t" fillcolor="#a0a0a0" stroked="f"/>
         </w:pict>
       </w:r>
     </w:p>
@@ -16467,8 +16469,8 @@
           <w:szCs w:val="24"/>
           <w:lang w:eastAsia="en-IN"/>
         </w:rPr>
-        <w:pict>
-          <v:rect id="_x0000_i1081" style="width:0;height:1.5pt" o:hralign="center" o:hrstd="t" o:hr="t" fillcolor="#a0a0a0" stroked="f"/>
+        <w:pict w14:anchorId="4F11BEC0">
+          <v:rect id="_x0000_i1066" style="width:0;height:1.5pt" o:hralign="center" o:hrstd="t" o:hr="t" fillcolor="#a0a0a0" stroked="f"/>
         </w:pict>
       </w:r>
     </w:p>
@@ -16707,8 +16709,8 @@
           <w:szCs w:val="24"/>
           <w:lang w:eastAsia="en-IN"/>
         </w:rPr>
-        <w:pict>
-          <v:rect id="_x0000_i1082" style="width:0;height:1.5pt" o:hralign="center" o:hrstd="t" o:hr="t" fillcolor="#a0a0a0" stroked="f"/>
+        <w:pict w14:anchorId="76CFA463">
+          <v:rect id="_x0000_i1067" style="width:0;height:1.5pt" o:hralign="center" o:hrstd="t" o:hr="t" fillcolor="#a0a0a0" stroked="f"/>
         </w:pict>
       </w:r>
     </w:p>
@@ -17141,8 +17143,8 @@
           <w:szCs w:val="24"/>
           <w:lang w:eastAsia="en-IN"/>
         </w:rPr>
-        <w:pict>
-          <v:rect id="_x0000_i1083" style="width:0;height:1.5pt" o:hralign="center" o:hrstd="t" o:hr="t" fillcolor="#a0a0a0" stroked="f"/>
+        <w:pict w14:anchorId="16E26599">
+          <v:rect id="_x0000_i1068" style="width:0;height:1.5pt" o:hralign="center" o:hrstd="t" o:hr="t" fillcolor="#a0a0a0" stroked="f"/>
         </w:pict>
       </w:r>
     </w:p>
@@ -17376,8 +17378,8 @@
           <w:szCs w:val="24"/>
           <w:lang w:eastAsia="en-IN"/>
         </w:rPr>
-        <w:pict>
-          <v:rect id="_x0000_i1084" style="width:0;height:1.5pt" o:hralign="center" o:hrstd="t" o:hr="t" fillcolor="#a0a0a0" stroked="f"/>
+        <w:pict w14:anchorId="06606D56">
+          <v:rect id="_x0000_i1069" style="width:0;height:1.5pt" o:hralign="center" o:hrstd="t" o:hr="t" fillcolor="#a0a0a0" stroked="f"/>
         </w:pict>
       </w:r>
     </w:p>
@@ -17512,8 +17514,8 @@
           <w:szCs w:val="24"/>
           <w:lang w:eastAsia="en-IN"/>
         </w:rPr>
-        <w:pict>
-          <v:rect id="_x0000_i1085" style="width:0;height:1.5pt" o:hralign="center" o:hrstd="t" o:hr="t" fillcolor="#a0a0a0" stroked="f"/>
+        <w:pict w14:anchorId="3C4F2C0C">
+          <v:rect id="_x0000_i1070" style="width:0;height:1.5pt" o:hralign="center" o:hrstd="t" o:hr="t" fillcolor="#a0a0a0" stroked="f"/>
         </w:pict>
       </w:r>
       <w:r>
@@ -17570,8 +17572,8 @@
           <w:szCs w:val="24"/>
           <w:lang w:eastAsia="en-IN"/>
         </w:rPr>
-        <w:pict>
-          <v:rect id="_x0000_i1086" style="width:0;height:1.5pt" o:hralign="center" o:hrstd="t" o:hr="t" fillcolor="#a0a0a0" stroked="f"/>
+        <w:pict w14:anchorId="44599DDA">
+          <v:rect id="_x0000_i1071" style="width:0;height:1.5pt" o:hralign="center" o:hrstd="t" o:hr="t" fillcolor="#a0a0a0" stroked="f"/>
         </w:pict>
       </w:r>
     </w:p>
@@ -17681,8 +17683,8 @@
           <w:lang w:eastAsia="en-IN"/>
         </w:rPr>
         <w:br/>
-      </w:r>
-      <w:proofErr w:type="gramStart"/>
+        <w:t xml:space="preserve">  ORDER BY amount DESC</w:t>
+      </w:r>
       <w:r>
         <w:rPr>
           <w:rFonts w:ascii="Courier New" w:eastAsia="Times New Roman" w:hAnsi="Courier New" w:cs="Courier New"/>
@@ -17690,9 +17692,9 @@
           <w:szCs w:val="20"/>
           <w:lang w:eastAsia="en-IN"/>
         </w:rPr>
-        <w:t xml:space="preserve"> </w:t>
-      </w:r>
-      <w:proofErr w:type="gramEnd"/>
+        <w:br/>
+        <w:t xml:space="preserve">  ROWS BETWEEN UNBOUNDED PRECEDING AND CURRENT ROW</w:t>
+      </w:r>
       <w:r>
         <w:rPr>
           <w:rFonts w:ascii="Courier New" w:eastAsia="Times New Roman" w:hAnsi="Courier New" w:cs="Courier New"/>
@@ -17700,25 +17702,6 @@
           <w:szCs w:val="20"/>
           <w:lang w:eastAsia="en-IN"/>
         </w:rPr>
-        <w:t xml:space="preserve"> ORDER BY amount DESC</w:t>
-      </w:r>
-      <w:r>
-        <w:rPr>
-          <w:rFonts w:ascii="Courier New" w:eastAsia="Times New Roman" w:hAnsi="Courier New" w:cs="Courier New"/>
-          <w:sz w:val="20"/>
-          <w:szCs w:val="20"/>
-          <w:lang w:eastAsia="en-IN"/>
-        </w:rPr>
-        <w:br/>
-        <w:t xml:space="preserve">  ROWS BETWEEN UNBOUNDED PRECEDING AND CURRENT ROW</w:t>
-      </w:r>
-      <w:r>
-        <w:rPr>
-          <w:rFonts w:ascii="Courier New" w:eastAsia="Times New Roman" w:hAnsi="Courier New" w:cs="Courier New"/>
-          <w:sz w:val="20"/>
-          <w:szCs w:val="20"/>
-          <w:lang w:eastAsia="en-IN"/>
-        </w:rPr>
         <w:br/>
         <w:t>)</w:t>
       </w:r>
@@ -17765,8 +17748,8 @@
           <w:rFonts w:eastAsia="Times New Roman" w:cstheme="minorHAnsi"/>
           <w:lang w:eastAsia="en-IN"/>
         </w:rPr>
-        <w:pict>
-          <v:rect id="_x0000_i1065" style="width:0;height:1.5pt" o:hralign="center" o:hrstd="t" o:hr="t" fillcolor="#a0a0a0" stroked="f"/>
+        <w:pict w14:anchorId="3D0997B3">
+          <v:rect id="_x0000_i1072" style="width:0;height:1.5pt" o:hralign="center" o:hrstd="t" o:hr="t" fillcolor="#a0a0a0" stroked="f"/>
         </w:pict>
       </w:r>
     </w:p>
@@ -18195,10 +18178,58 @@
         </w:rPr>
         <w:lastRenderedPageBreak/>
         <w:drawing>
-          <wp:inline distT="0" distB="0" distL="0" distR="0" wp14:anchorId="3D9C38E1" wp14:editId="603AB3F4">
+          <wp:inline distT="0" distB="0" distL="0" distR="0" wp14:anchorId="340D9042" wp14:editId="076412D7">
             <wp:extent cx="5731510" cy="2965567"/>
             <wp:effectExtent l="0" t="0" r="2540" b="6350"/>
             <wp:docPr id="4" name="Picture 4"/>
+            <wp:cNvGraphicFramePr>
+              <a:graphicFrameLocks xmlns:a="http://schemas.openxmlformats.org/drawingml/2006/main" noChangeAspect="1"/>
+            </wp:cNvGraphicFramePr>
+            <a:graphic xmlns:a="http://schemas.openxmlformats.org/drawingml/2006/main">
+              <a:graphicData uri="http://schemas.openxmlformats.org/drawingml/2006/picture">
+                <pic:pic xmlns:pic="http://schemas.openxmlformats.org/drawingml/2006/picture">
+                  <pic:nvPicPr>
+                    <pic:cNvPr id="0" name=""/>
+                    <pic:cNvPicPr/>
+                  </pic:nvPicPr>
+                  <pic:blipFill>
+                    <a:blip r:embed="rId9"/>
+                    <a:stretch>
+                      <a:fillRect/>
+                    </a:stretch>
+                  </pic:blipFill>
+                  <pic:spPr>
+                    <a:xfrm>
+                      <a:off x="0" y="0"/>
+                      <a:ext cx="5731510" cy="2965567"/>
+                    </a:xfrm>
+                    <a:prstGeom prst="rect">
+                      <a:avLst/>
+                    </a:prstGeom>
+                  </pic:spPr>
+                </pic:pic>
+              </a:graphicData>
+            </a:graphic>
+          </wp:inline>
+        </w:drawing>
+      </w:r>
+      <w:r>
+        <w:rPr>
+          <w:noProof/>
+          <w:lang w:eastAsia="en-IN"/>
+        </w:rPr>
+        <w:t xml:space="preserve"> </w:t>
+      </w:r>
+      <w:r>
+        <w:rPr>
+          <w:noProof/>
+          <w:lang w:eastAsia="en-IN"/>
+        </w:rPr>
+        <w:drawing>
+          <wp:inline distT="0" distB="0" distL="0" distR="0" wp14:anchorId="253373EF" wp14:editId="41F369A5">
+            <wp:extent cx="5731510" cy="3272349"/>
+            <wp:effectExtent l="0" t="0" r="2540" b="4445"/>
+            <wp:docPr id="5" name="Picture 5"/>
             <wp:cNvGraphicFramePr>
               <a:graphicFrameLocks xmlns:a="http://schemas.openxmlformats.org/drawingml/2006/main" noChangeAspect="1"/>
             </wp:cNvGraphicFramePr>
@@ -18218,7 +18249,7 @@
                   <pic:spPr>
                     <a:xfrm>
                       <a:off x="0" y="0"/>
-                      <a:ext cx="5731510" cy="2965567"/>
+                      <a:ext cx="5731510" cy="3272349"/>
                     </a:xfrm>
                     <a:prstGeom prst="rect">
                       <a:avLst/>
@@ -18243,10 +18274,10 @@
           <w:lang w:eastAsia="en-IN"/>
         </w:rPr>
         <w:drawing>
-          <wp:inline distT="0" distB="0" distL="0" distR="0" wp14:anchorId="5ACB863F" wp14:editId="48D4F3C6">
-            <wp:extent cx="5731510" cy="3272349"/>
-            <wp:effectExtent l="0" t="0" r="2540" b="4445"/>
-            <wp:docPr id="5" name="Picture 5"/>
+          <wp:inline distT="0" distB="0" distL="0" distR="0" wp14:anchorId="3228C645" wp14:editId="614B0B0C">
+            <wp:extent cx="5731510" cy="1702307"/>
+            <wp:effectExtent l="0" t="0" r="2540" b="0"/>
+            <wp:docPr id="6" name="Picture 6"/>
             <wp:cNvGraphicFramePr>
               <a:graphicFrameLocks xmlns:a="http://schemas.openxmlformats.org/drawingml/2006/main" noChangeAspect="1"/>
             </wp:cNvGraphicFramePr>
@@ -18266,54 +18297,6 @@
                   <pic:spPr>
                     <a:xfrm>
                       <a:off x="0" y="0"/>
-                      <a:ext cx="5731510" cy="3272349"/>
-                    </a:xfrm>
-                    <a:prstGeom prst="rect">
-                      <a:avLst/>
-                    </a:prstGeom>
-                  </pic:spPr>
-                </pic:pic>
-              </a:graphicData>
-            </a:graphic>
-          </wp:inline>
-        </w:drawing>
-      </w:r>
-      <w:r>
-        <w:rPr>
-          <w:noProof/>
-          <w:lang w:eastAsia="en-IN"/>
-        </w:rPr>
-        <w:t xml:space="preserve"> </w:t>
-      </w:r>
-      <w:r>
-        <w:rPr>
-          <w:noProof/>
-          <w:lang w:eastAsia="en-IN"/>
-        </w:rPr>
-        <w:drawing>
-          <wp:inline distT="0" distB="0" distL="0" distR="0" wp14:anchorId="1F5B33BF" wp14:editId="0540740C">
-            <wp:extent cx="5731510" cy="1702307"/>
-            <wp:effectExtent l="0" t="0" r="2540" b="0"/>
-            <wp:docPr id="6" name="Picture 6"/>
-            <wp:cNvGraphicFramePr>
-              <a:graphicFrameLocks xmlns:a="http://schemas.openxmlformats.org/drawingml/2006/main" noChangeAspect="1"/>
-            </wp:cNvGraphicFramePr>
-            <a:graphic xmlns:a="http://schemas.openxmlformats.org/drawingml/2006/main">
-              <a:graphicData uri="http://schemas.openxmlformats.org/drawingml/2006/picture">
-                <pic:pic xmlns:pic="http://schemas.openxmlformats.org/drawingml/2006/picture">
-                  <pic:nvPicPr>
-                    <pic:cNvPr id="0" name=""/>
-                    <pic:cNvPicPr/>
-                  </pic:nvPicPr>
-                  <pic:blipFill>
-                    <a:blip r:embed="rId12"/>
-                    <a:stretch>
-                      <a:fillRect/>
-                    </a:stretch>
-                  </pic:blipFill>
-                  <pic:spPr>
-                    <a:xfrm>
-                      <a:off x="0" y="0"/>
                       <a:ext cx="5731510" cy="1702307"/>
                     </a:xfrm>
                     <a:prstGeom prst="rect">
@@ -18395,8 +18378,8 @@
           <w:rFonts w:eastAsia="Times New Roman" w:cstheme="minorHAnsi"/>
           <w:lang w:eastAsia="en-IN"/>
         </w:rPr>
-        <w:pict>
-          <v:rect id="_x0000_i1066" style="width:0;height:1.5pt" o:hralign="center" o:hrstd="t" o:hr="t" fillcolor="#a0a0a0" stroked="f"/>
+        <w:pict w14:anchorId="16F3BE3A">
+          <v:rect id="_x0000_i1073" style="width:0;height:1.5pt" o:hralign="center" o:hrstd="t" o:hr="t" fillcolor="#a0a0a0" stroked="f"/>
         </w:pict>
       </w:r>
     </w:p>
@@ -18496,17 +18479,8 @@
           <w:rFonts w:eastAsia="Times New Roman" w:cstheme="minorHAnsi"/>
           <w:lang w:eastAsia="en-IN"/>
         </w:rPr>
-        <w:t xml:space="preserve"> say</w:t>
-      </w:r>
-      <w:proofErr w:type="gramStart"/>
-      <w:r>
-        <w:rPr>
-          <w:rFonts w:eastAsia="Times New Roman" w:cstheme="minorHAnsi"/>
-          <w:lang w:eastAsia="en-IN"/>
-        </w:rPr>
-        <w:t>:</w:t>
-      </w:r>
-      <w:proofErr w:type="gramEnd"/>
+        <w:t xml:space="preserve"> say:</w:t>
+      </w:r>
       <w:r>
         <w:rPr>
           <w:rFonts w:eastAsia="Times New Roman" w:cstheme="minorHAnsi"/>
@@ -18542,8 +18516,8 @@
           <w:rFonts w:eastAsia="Times New Roman" w:cstheme="minorHAnsi"/>
           <w:lang w:eastAsia="en-IN"/>
         </w:rPr>
-        <w:pict>
-          <v:rect id="_x0000_i1067" style="width:0;height:1.5pt" o:hralign="center" o:hrstd="t" o:hr="t" fillcolor="#a0a0a0" stroked="f"/>
+        <w:pict w14:anchorId="1FD57C02">
+          <v:rect id="_x0000_i1074" style="width:0;height:1.5pt" o:hralign="center" o:hrstd="t" o:hr="t" fillcolor="#a0a0a0" stroked="f"/>
         </w:pict>
       </w:r>
     </w:p>
@@ -19001,7 +18975,7 @@
         </w:rPr>
         <w:lastRenderedPageBreak/>
         <w:drawing>
-          <wp:inline distT="0" distB="0" distL="0" distR="0" wp14:anchorId="6A2FE1BF" wp14:editId="6704E0E7">
+          <wp:inline distT="0" distB="0" distL="0" distR="0" wp14:anchorId="5C031066" wp14:editId="7C98F151">
             <wp:extent cx="6257677" cy="4084204"/>
             <wp:effectExtent l="0" t="0" r="0" b="0"/>
             <wp:docPr id="3" name="Picture 3"/>
@@ -19016,7 +18990,7 @@
                     <pic:cNvPicPr/>
                   </pic:nvPicPr>
                   <pic:blipFill>
-                    <a:blip r:embed="rId13"/>
+                    <a:blip r:embed="rId12"/>
                     <a:stretch>
                       <a:fillRect/>
                     </a:stretch>
@@ -19131,8 +19105,8 @@
           <w:szCs w:val="24"/>
           <w:lang w:eastAsia="en-IN"/>
         </w:rPr>
-        <w:pict>
-          <v:rect id="_x0000_i1068" style="width:0;height:1.5pt" o:hralign="center" o:hrstd="t" o:hr="t" fillcolor="#a0a0a0" stroked="f"/>
+        <w:pict w14:anchorId="126EAF95">
+          <v:rect id="_x0000_i1075" style="width:0;height:1.5pt" o:hralign="center" o:hrstd="t" o:hr="t" fillcolor="#a0a0a0" stroked="f"/>
         </w:pict>
       </w:r>
     </w:p>
@@ -19713,8 +19687,8 @@
           <w:szCs w:val="24"/>
           <w:lang w:eastAsia="en-IN"/>
         </w:rPr>
-        <w:pict>
-          <v:rect id="_x0000_i1069" style="width:0;height:1.5pt" o:hralign="center" o:hrstd="t" o:hr="t" fillcolor="#a0a0a0" stroked="f"/>
+        <w:pict w14:anchorId="3B52A40C">
+          <v:rect id="_x0000_i1076" style="width:0;height:1.5pt" o:hralign="center" o:hrstd="t" o:hr="t" fillcolor="#a0a0a0" stroked="f"/>
         </w:pict>
       </w:r>
     </w:p>
@@ -20105,8 +20079,8 @@
           <w:szCs w:val="24"/>
           <w:lang w:eastAsia="en-IN"/>
         </w:rPr>
-        <w:pict>
-          <v:rect id="_x0000_i1070" style="width:0;height:1.5pt" o:hralign="center" o:hrstd="t" o:hr="t" fillcolor="#a0a0a0" stroked="f"/>
+        <w:pict w14:anchorId="6C6C2DAF">
+          <v:rect id="_x0000_i1077" style="width:0;height:1.5pt" o:hralign="center" o:hrstd="t" o:hr="t" fillcolor="#a0a0a0" stroked="f"/>
         </w:pict>
       </w:r>
     </w:p>
@@ -20308,8 +20282,8 @@
           <w:szCs w:val="24"/>
           <w:lang w:eastAsia="en-IN"/>
         </w:rPr>
-        <w:pict>
-          <v:rect id="_x0000_i1071" style="width:0;height:1.5pt" o:hralign="center" o:hrstd="t" o:hr="t" fillcolor="#a0a0a0" stroked="f"/>
+        <w:pict w14:anchorId="0D217DCD">
+          <v:rect id="_x0000_i1078" style="width:0;height:1.5pt" o:hralign="center" o:hrstd="t" o:hr="t" fillcolor="#a0a0a0" stroked="f"/>
         </w:pict>
       </w:r>
     </w:p>
@@ -20486,8 +20460,8 @@
           <w:szCs w:val="24"/>
           <w:lang w:eastAsia="en-IN"/>
         </w:rPr>
-        <w:pict>
-          <v:rect id="_x0000_i1072" style="width:0;height:1.5pt" o:hralign="center" o:hrstd="t" o:hr="t" fillcolor="#a0a0a0" stroked="f"/>
+        <w:pict w14:anchorId="58E3D240">
+          <v:rect id="_x0000_i1079" style="width:0;height:1.5pt" o:hralign="center" o:hrstd="t" o:hr="t" fillcolor="#a0a0a0" stroked="f"/>
         </w:pict>
       </w:r>
     </w:p>
@@ -20777,8 +20751,8 @@
           <w:szCs w:val="24"/>
           <w:lang w:eastAsia="en-IN"/>
         </w:rPr>
-        <w:pict>
-          <v:rect id="_x0000_i1073" style="width:0;height:1.5pt" o:hralign="center" o:hrstd="t" o:hr="t" fillcolor="#a0a0a0" stroked="f"/>
+        <w:pict w14:anchorId="3705C49B">
+          <v:rect id="_x0000_i1080" style="width:0;height:1.5pt" o:hralign="center" o:hrstd="t" o:hr="t" fillcolor="#a0a0a0" stroked="f"/>
         </w:pict>
       </w:r>
     </w:p>
@@ -20946,8 +20920,8 @@
           <w:szCs w:val="24"/>
           <w:lang w:eastAsia="en-IN"/>
         </w:rPr>
-        <w:pict>
-          <v:rect id="_x0000_i1074" style="width:0;height:1.5pt" o:hralign="center" o:hrstd="t" o:hr="t" fillcolor="#a0a0a0" stroked="f"/>
+        <w:pict w14:anchorId="7354429A">
+          <v:rect id="_x0000_i1081" style="width:0;height:1.5pt" o:hralign="center" o:hrstd="t" o:hr="t" fillcolor="#a0a0a0" stroked="f"/>
         </w:pict>
       </w:r>
     </w:p>
@@ -21540,8 +21514,8 @@
           <w:szCs w:val="24"/>
           <w:lang w:eastAsia="en-IN"/>
         </w:rPr>
-        <w:pict>
-          <v:rect id="_x0000_i1075" style="width:0;height:1.5pt" o:hralign="center" o:hrstd="t" o:hr="t" fillcolor="#a0a0a0" stroked="f"/>
+        <w:pict w14:anchorId="028BF50D">
+          <v:rect id="_x0000_i1082" style="width:0;height:1.5pt" o:hralign="center" o:hrstd="t" o:hr="t" fillcolor="#a0a0a0" stroked="f"/>
         </w:pict>
       </w:r>
     </w:p>
@@ -22075,8 +22049,8 @@
           <w:szCs w:val="24"/>
           <w:lang w:eastAsia="en-IN"/>
         </w:rPr>
-        <w:pict>
-          <v:rect id="_x0000_i1076" style="width:0;height:1.5pt" o:hralign="center" o:hrstd="t" o:hr="t" fillcolor="#a0a0a0" stroked="f"/>
+        <w:pict w14:anchorId="4E44A4CD">
+          <v:rect id="_x0000_i1083" style="width:0;height:1.5pt" o:hralign="center" o:hrstd="t" o:hr="t" fillcolor="#a0a0a0" stroked="f"/>
         </w:pict>
       </w:r>
     </w:p>
@@ -22822,8 +22796,8 @@
           <w:szCs w:val="24"/>
           <w:lang w:eastAsia="en-IN"/>
         </w:rPr>
-        <w:pict>
-          <v:rect id="_x0000_i1077" style="width:0;height:1.5pt" o:hralign="center" o:hrstd="t" o:hr="t" fillcolor="#a0a0a0" stroked="f"/>
+        <w:pict w14:anchorId="3A732557">
+          <v:rect id="_x0000_i1084" style="width:0;height:1.5pt" o:hralign="center" o:hrstd="t" o:hr="t" fillcolor="#a0a0a0" stroked="f"/>
         </w:pict>
       </w:r>
     </w:p>
@@ -22948,8 +22922,8 @@
           <w:szCs w:val="24"/>
           <w:lang w:eastAsia="en-IN"/>
         </w:rPr>
-        <w:pict>
-          <v:rect id="_x0000_i1078" style="width:0;height:1.5pt" o:hralign="center" o:hrstd="t" o:hr="t" fillcolor="#a0a0a0" stroked="f"/>
+        <w:pict w14:anchorId="6E6C556B">
+          <v:rect id="_x0000_i1085" style="width:0;height:1.5pt" o:hralign="center" o:hrstd="t" o:hr="t" fillcolor="#a0a0a0" stroked="f"/>
         </w:pict>
       </w:r>
     </w:p>
@@ -23509,8 +23483,8 @@
           <w:szCs w:val="24"/>
           <w:lang w:eastAsia="en-IN"/>
         </w:rPr>
-        <w:pict>
-          <v:rect id="_x0000_i1079" style="width:0;height:1.5pt" o:hralign="center" o:hrstd="t" o:hr="t" fillcolor="#a0a0a0" stroked="f"/>
+        <w:pict w14:anchorId="4D15C967">
+          <v:rect id="_x0000_i1086" style="width:0;height:1.5pt" o:hralign="center" o:hrstd="t" o:hr="t" fillcolor="#a0a0a0" stroked="f"/>
         </w:pict>
       </w:r>
     </w:p>
@@ -23600,8 +23574,8 @@
 </file>
 
 <file path=word/numbering.xml><?xml version="1.0" encoding="utf-8"?>
-<w:numbering xmlns:wpc="http://schemas.microsoft.com/office/word/2010/wordprocessingCanvas" xmlns:mc="http://schemas.openxmlformats.org/markup-compatibility/2006" xmlns:o="urn:schemas-microsoft-com:office:office" xmlns:r="http://schemas.openxmlformats.org/officeDocument/2006/relationships" xmlns:m="http://schemas.openxmlformats.org/officeDocument/2006/math" xmlns:v="urn:schemas-microsoft-com:vml" xmlns:wp14="http://schemas.microsoft.com/office/word/2010/wordprocessingDrawing" xmlns:wp="http://schemas.openxmlformats.org/drawingml/2006/wordprocessingDrawing" xmlns:w10="urn:schemas-microsoft-com:office:word" xmlns:w="http://schemas.openxmlformats.org/wordprocessingml/2006/main" xmlns:w14="http://schemas.microsoft.com/office/word/2010/wordml" xmlns:wpg="http://schemas.microsoft.com/office/word/2010/wordprocessingGroup" xmlns:wpi="http://schemas.microsoft.com/office/word/2010/wordprocessingInk" xmlns:wne="http://schemas.microsoft.com/office/word/2006/wordml" xmlns:wps="http://schemas.microsoft.com/office/word/2010/wordprocessingShape" mc:Ignorable="w14 wp14">
-  <w:abstractNum w:abstractNumId="0">
+<w:numbering xmlns:wpc="http://schemas.microsoft.com/office/word/2010/wordprocessingCanvas" xmlns:cx="http://schemas.microsoft.com/office/drawing/2014/chartex" xmlns:cx1="http://schemas.microsoft.com/office/drawing/2015/9/8/chartex" xmlns:cx2="http://schemas.microsoft.com/office/drawing/2015/10/21/chartex" xmlns:cx3="http://schemas.microsoft.com/office/drawing/2016/5/9/chartex" xmlns:cx4="http://schemas.microsoft.com/office/drawing/2016/5/10/chartex" xmlns:cx5="http://schemas.microsoft.com/office/drawing/2016/5/11/chartex" xmlns:cx6="http://schemas.microsoft.com/office/drawing/2016/5/12/chartex" xmlns:cx7="http://schemas.microsoft.com/office/drawing/2016/5/13/chartex" xmlns:cx8="http://schemas.microsoft.com/office/drawing/2016/5/14/chartex" xmlns:mc="http://schemas.openxmlformats.org/markup-compatibility/2006" xmlns:aink="http://schemas.microsoft.com/office/drawing/2016/ink" xmlns:am3d="http://schemas.microsoft.com/office/drawing/2017/model3d" xmlns:o="urn:schemas-microsoft-com:office:office" xmlns:oel="http://schemas.microsoft.com/office/2019/extlst" xmlns:r="http://schemas.openxmlformats.org/officeDocument/2006/relationships" xmlns:m="http://schemas.openxmlformats.org/officeDocument/2006/math" xmlns:v="urn:schemas-microsoft-com:vml" xmlns:wp14="http://schemas.microsoft.com/office/word/2010/wordprocessingDrawing" xmlns:wp="http://schemas.openxmlformats.org/drawingml/2006/wordprocessingDrawing" xmlns:w10="urn:schemas-microsoft-com:office:word" xmlns:w="http://schemas.openxmlformats.org/wordprocessingml/2006/main" xmlns:w14="http://schemas.microsoft.com/office/word/2010/wordml" xmlns:w15="http://schemas.microsoft.com/office/word/2012/wordml" xmlns:w16cex="http://schemas.microsoft.com/office/word/2018/wordml/cex" xmlns:w16cid="http://schemas.microsoft.com/office/word/2016/wordml/cid" xmlns:w16="http://schemas.microsoft.com/office/word/2018/wordml" xmlns:w16sdtdh="http://schemas.microsoft.com/office/word/2020/wordml/sdtdatahash" xmlns:w16se="http://schemas.microsoft.com/office/word/2015/wordml/symex" xmlns:wpg="http://schemas.microsoft.com/office/word/2010/wordprocessingGroup" xmlns:wpi="http://schemas.microsoft.com/office/word/2010/wordprocessingInk" xmlns:wne="http://schemas.microsoft.com/office/word/2006/wordml" xmlns:wps="http://schemas.microsoft.com/office/word/2010/wordprocessingShape" mc:Ignorable="w14 w15 w16se w16cid w16 w16cex w16sdtdh wp14">
+  <w:abstractNum w:abstractNumId="0" w15:restartNumberingAfterBreak="0">
     <w:nsid w:val="00C8163B"/>
     <w:multiLevelType w:val="multilevel"/>
     <w:tmpl w:val="FA44896A"/>
@@ -23750,7 +23724,7 @@
       </w:rPr>
     </w:lvl>
   </w:abstractNum>
-  <w:abstractNum w:abstractNumId="1">
+  <w:abstractNum w:abstractNumId="1" w15:restartNumberingAfterBreak="0">
     <w:nsid w:val="0AF04795"/>
     <w:multiLevelType w:val="multilevel"/>
     <w:tmpl w:val="A27E573A"/>
@@ -23863,7 +23837,7 @@
       </w:pPr>
     </w:lvl>
   </w:abstractNum>
-  <w:abstractNum w:abstractNumId="2">
+  <w:abstractNum w:abstractNumId="2" w15:restartNumberingAfterBreak="0">
     <w:nsid w:val="11075CBD"/>
     <w:multiLevelType w:val="multilevel"/>
     <w:tmpl w:val="04546E12"/>
@@ -24012,7 +23986,7 @@
       </w:rPr>
     </w:lvl>
   </w:abstractNum>
-  <w:abstractNum w:abstractNumId="3">
+  <w:abstractNum w:abstractNumId="3" w15:restartNumberingAfterBreak="0">
     <w:nsid w:val="16416B86"/>
     <w:multiLevelType w:val="multilevel"/>
     <w:tmpl w:val="887A4780"/>
@@ -24161,7 +24135,7 @@
       </w:rPr>
     </w:lvl>
   </w:abstractNum>
-  <w:abstractNum w:abstractNumId="4">
+  <w:abstractNum w:abstractNumId="4" w15:restartNumberingAfterBreak="0">
     <w:nsid w:val="1C5824C4"/>
     <w:multiLevelType w:val="multilevel"/>
     <w:tmpl w:val="45D2101E"/>
@@ -24310,7 +24284,7 @@
       </w:rPr>
     </w:lvl>
   </w:abstractNum>
-  <w:abstractNum w:abstractNumId="5">
+  <w:abstractNum w:abstractNumId="5" w15:restartNumberingAfterBreak="0">
     <w:nsid w:val="242F5710"/>
     <w:multiLevelType w:val="multilevel"/>
     <w:tmpl w:val="834A5644"/>
@@ -24427,7 +24401,7 @@
       </w:pPr>
     </w:lvl>
   </w:abstractNum>
-  <w:abstractNum w:abstractNumId="6">
+  <w:abstractNum w:abstractNumId="6" w15:restartNumberingAfterBreak="0">
     <w:nsid w:val="28186C28"/>
     <w:multiLevelType w:val="multilevel"/>
     <w:tmpl w:val="2CFC3BBA"/>
@@ -24576,7 +24550,7 @@
       </w:rPr>
     </w:lvl>
   </w:abstractNum>
-  <w:abstractNum w:abstractNumId="7">
+  <w:abstractNum w:abstractNumId="7" w15:restartNumberingAfterBreak="0">
     <w:nsid w:val="28FB6D73"/>
     <w:multiLevelType w:val="multilevel"/>
     <w:tmpl w:val="64AEC1B8"/>
@@ -24725,7 +24699,7 @@
       </w:rPr>
     </w:lvl>
   </w:abstractNum>
-  <w:abstractNum w:abstractNumId="8">
+  <w:abstractNum w:abstractNumId="8" w15:restartNumberingAfterBreak="0">
     <w:nsid w:val="2BC00F0D"/>
     <w:multiLevelType w:val="multilevel"/>
     <w:tmpl w:val="4EC43EEC"/>
@@ -24874,7 +24848,7 @@
       </w:rPr>
     </w:lvl>
   </w:abstractNum>
-  <w:abstractNum w:abstractNumId="9">
+  <w:abstractNum w:abstractNumId="9" w15:restartNumberingAfterBreak="0">
     <w:nsid w:val="336E3D7C"/>
     <w:multiLevelType w:val="multilevel"/>
     <w:tmpl w:val="F466B53C"/>
@@ -25023,7 +24997,7 @@
       </w:rPr>
     </w:lvl>
   </w:abstractNum>
-  <w:abstractNum w:abstractNumId="10">
+  <w:abstractNum w:abstractNumId="10" w15:restartNumberingAfterBreak="0">
     <w:nsid w:val="337B2475"/>
     <w:multiLevelType w:val="multilevel"/>
     <w:tmpl w:val="C5FA895C"/>
@@ -25172,7 +25146,7 @@
       </w:rPr>
     </w:lvl>
   </w:abstractNum>
-  <w:abstractNum w:abstractNumId="11">
+  <w:abstractNum w:abstractNumId="11" w15:restartNumberingAfterBreak="0">
     <w:nsid w:val="33B15860"/>
     <w:multiLevelType w:val="multilevel"/>
     <w:tmpl w:val="22D81DB2"/>
@@ -25321,7 +25295,7 @@
       </w:rPr>
     </w:lvl>
   </w:abstractNum>
-  <w:abstractNum w:abstractNumId="12">
+  <w:abstractNum w:abstractNumId="12" w15:restartNumberingAfterBreak="0">
     <w:nsid w:val="37D80BAD"/>
     <w:multiLevelType w:val="multilevel"/>
     <w:tmpl w:val="32E290EC"/>
@@ -25470,7 +25444,7 @@
       </w:rPr>
     </w:lvl>
   </w:abstractNum>
-  <w:abstractNum w:abstractNumId="13">
+  <w:abstractNum w:abstractNumId="13" w15:restartNumberingAfterBreak="0">
     <w:nsid w:val="38E72FB2"/>
     <w:multiLevelType w:val="multilevel"/>
     <w:tmpl w:val="016843B2"/>
@@ -25619,7 +25593,7 @@
       </w:rPr>
     </w:lvl>
   </w:abstractNum>
-  <w:abstractNum w:abstractNumId="14">
+  <w:abstractNum w:abstractNumId="14" w15:restartNumberingAfterBreak="0">
     <w:nsid w:val="3EB736D9"/>
     <w:multiLevelType w:val="multilevel"/>
     <w:tmpl w:val="D3ACF2D0"/>
@@ -25768,7 +25742,7 @@
       </w:rPr>
     </w:lvl>
   </w:abstractNum>
-  <w:abstractNum w:abstractNumId="15">
+  <w:abstractNum w:abstractNumId="15" w15:restartNumberingAfterBreak="0">
     <w:nsid w:val="3EC67C57"/>
     <w:multiLevelType w:val="multilevel"/>
     <w:tmpl w:val="AD24D90A"/>
@@ -25917,7 +25891,7 @@
       </w:rPr>
     </w:lvl>
   </w:abstractNum>
-  <w:abstractNum w:abstractNumId="16">
+  <w:abstractNum w:abstractNumId="16" w15:restartNumberingAfterBreak="0">
     <w:nsid w:val="4185554C"/>
     <w:multiLevelType w:val="multilevel"/>
     <w:tmpl w:val="2D80078C"/>
@@ -26066,7 +26040,7 @@
       </w:rPr>
     </w:lvl>
   </w:abstractNum>
-  <w:abstractNum w:abstractNumId="17">
+  <w:abstractNum w:abstractNumId="17" w15:restartNumberingAfterBreak="0">
     <w:nsid w:val="44C162DB"/>
     <w:multiLevelType w:val="multilevel"/>
     <w:tmpl w:val="9276342C"/>
@@ -26215,7 +26189,7 @@
       </w:rPr>
     </w:lvl>
   </w:abstractNum>
-  <w:abstractNum w:abstractNumId="18">
+  <w:abstractNum w:abstractNumId="18" w15:restartNumberingAfterBreak="0">
     <w:nsid w:val="498369EE"/>
     <w:multiLevelType w:val="multilevel"/>
     <w:tmpl w:val="36189436"/>
@@ -26364,7 +26338,7 @@
       </w:rPr>
     </w:lvl>
   </w:abstractNum>
-  <w:abstractNum w:abstractNumId="19">
+  <w:abstractNum w:abstractNumId="19" w15:restartNumberingAfterBreak="0">
     <w:nsid w:val="59710789"/>
     <w:multiLevelType w:val="multilevel"/>
     <w:tmpl w:val="9E2EF114"/>
@@ -26513,7 +26487,7 @@
       </w:rPr>
     </w:lvl>
   </w:abstractNum>
-  <w:abstractNum w:abstractNumId="20">
+  <w:abstractNum w:abstractNumId="20" w15:restartNumberingAfterBreak="0">
     <w:nsid w:val="5B952E2D"/>
     <w:multiLevelType w:val="multilevel"/>
     <w:tmpl w:val="55086D8E"/>
@@ -26662,7 +26636,7 @@
       </w:rPr>
     </w:lvl>
   </w:abstractNum>
-  <w:abstractNum w:abstractNumId="21">
+  <w:abstractNum w:abstractNumId="21" w15:restartNumberingAfterBreak="0">
     <w:nsid w:val="61CA4BF2"/>
     <w:multiLevelType w:val="multilevel"/>
     <w:tmpl w:val="A8F06DA0"/>
@@ -26811,7 +26785,7 @@
       </w:rPr>
     </w:lvl>
   </w:abstractNum>
-  <w:abstractNum w:abstractNumId="22">
+  <w:abstractNum w:abstractNumId="22" w15:restartNumberingAfterBreak="0">
     <w:nsid w:val="653B534A"/>
     <w:multiLevelType w:val="multilevel"/>
     <w:tmpl w:val="F0A44418"/>
@@ -26960,7 +26934,7 @@
       </w:rPr>
     </w:lvl>
   </w:abstractNum>
-  <w:abstractNum w:abstractNumId="23">
+  <w:abstractNum w:abstractNumId="23" w15:restartNumberingAfterBreak="0">
     <w:nsid w:val="66E47A7F"/>
     <w:multiLevelType w:val="multilevel"/>
     <w:tmpl w:val="676C1BEA"/>
@@ -27109,7 +27083,7 @@
       </w:rPr>
     </w:lvl>
   </w:abstractNum>
-  <w:abstractNum w:abstractNumId="24">
+  <w:abstractNum w:abstractNumId="24" w15:restartNumberingAfterBreak="0">
     <w:nsid w:val="68821FBB"/>
     <w:multiLevelType w:val="multilevel"/>
     <w:tmpl w:val="092AE2A4"/>
@@ -27258,86 +27232,86 @@
       </w:rPr>
     </w:lvl>
   </w:abstractNum>
-  <w:num w:numId="1">
+  <w:num w:numId="1" w16cid:durableId="2109424626">
     <w:abstractNumId w:val="4"/>
   </w:num>
-  <w:num w:numId="2">
+  <w:num w:numId="2" w16cid:durableId="90006542">
     <w:abstractNumId w:val="8"/>
   </w:num>
-  <w:num w:numId="3">
+  <w:num w:numId="3" w16cid:durableId="932972848">
     <w:abstractNumId w:val="12"/>
   </w:num>
-  <w:num w:numId="4">
+  <w:num w:numId="4" w16cid:durableId="995958975">
     <w:abstractNumId w:val="15"/>
   </w:num>
-  <w:num w:numId="5">
+  <w:num w:numId="5" w16cid:durableId="339433880">
     <w:abstractNumId w:val="20"/>
   </w:num>
-  <w:num w:numId="6">
+  <w:num w:numId="6" w16cid:durableId="996500091">
     <w:abstractNumId w:val="3"/>
   </w:num>
-  <w:num w:numId="7">
+  <w:num w:numId="7" w16cid:durableId="129060714">
     <w:abstractNumId w:val="22"/>
   </w:num>
-  <w:num w:numId="8">
+  <w:num w:numId="8" w16cid:durableId="1668053232">
     <w:abstractNumId w:val="19"/>
   </w:num>
-  <w:num w:numId="9">
+  <w:num w:numId="9" w16cid:durableId="1928340179">
     <w:abstractNumId w:val="0"/>
   </w:num>
-  <w:num w:numId="10">
+  <w:num w:numId="10" w16cid:durableId="218908910">
     <w:abstractNumId w:val="10"/>
   </w:num>
-  <w:num w:numId="11">
+  <w:num w:numId="11" w16cid:durableId="545531660">
     <w:abstractNumId w:val="23"/>
   </w:num>
-  <w:num w:numId="12">
+  <w:num w:numId="12" w16cid:durableId="262037030">
     <w:abstractNumId w:val="1"/>
   </w:num>
-  <w:num w:numId="13">
+  <w:num w:numId="13" w16cid:durableId="1919515801">
     <w:abstractNumId w:val="18"/>
   </w:num>
-  <w:num w:numId="14">
+  <w:num w:numId="14" w16cid:durableId="318311183">
     <w:abstractNumId w:val="5"/>
   </w:num>
-  <w:num w:numId="15">
+  <w:num w:numId="15" w16cid:durableId="1683626518">
     <w:abstractNumId w:val="7"/>
   </w:num>
-  <w:num w:numId="16">
+  <w:num w:numId="16" w16cid:durableId="1949042080">
     <w:abstractNumId w:val="24"/>
   </w:num>
-  <w:num w:numId="17">
+  <w:num w:numId="17" w16cid:durableId="2130466855">
     <w:abstractNumId w:val="17"/>
   </w:num>
-  <w:num w:numId="18">
+  <w:num w:numId="18" w16cid:durableId="1673755745">
     <w:abstractNumId w:val="9"/>
   </w:num>
-  <w:num w:numId="19">
+  <w:num w:numId="19" w16cid:durableId="845437247">
     <w:abstractNumId w:val="11"/>
   </w:num>
-  <w:num w:numId="20">
+  <w:num w:numId="20" w16cid:durableId="2141457283">
     <w:abstractNumId w:val="6"/>
   </w:num>
-  <w:num w:numId="21">
+  <w:num w:numId="21" w16cid:durableId="1158963847">
     <w:abstractNumId w:val="21"/>
   </w:num>
-  <w:num w:numId="22">
+  <w:num w:numId="22" w16cid:durableId="1424186932">
     <w:abstractNumId w:val="2"/>
   </w:num>
-  <w:num w:numId="23">
+  <w:num w:numId="23" w16cid:durableId="1288778074">
     <w:abstractNumId w:val="13"/>
   </w:num>
-  <w:num w:numId="24">
+  <w:num w:numId="24" w16cid:durableId="137769133">
     <w:abstractNumId w:val="16"/>
   </w:num>
-  <w:num w:numId="25">
+  <w:num w:numId="25" w16cid:durableId="388849420">
     <w:abstractNumId w:val="14"/>
   </w:num>
 </w:numbering>
 </file>
 
 <file path=word/styles.xml><?xml version="1.0" encoding="utf-8"?>
-<w:styles xmlns:mc="http://schemas.openxmlformats.org/markup-compatibility/2006" xmlns:r="http://schemas.openxmlformats.org/officeDocument/2006/relationships" xmlns:w="http://schemas.openxmlformats.org/wordprocessingml/2006/main" xmlns:w14="http://schemas.microsoft.com/office/word/2010/wordml" mc:Ignorable="w14">
+<w:styles xmlns:mc="http://schemas.openxmlformats.org/markup-compatibility/2006" xmlns:r="http://schemas.openxmlformats.org/officeDocument/2006/relationships" xmlns:w="http://schemas.openxmlformats.org/wordprocessingml/2006/main" xmlns:w14="http://schemas.microsoft.com/office/word/2010/wordml" xmlns:w15="http://schemas.microsoft.com/office/word/2012/wordml" xmlns:w16cex="http://schemas.microsoft.com/office/word/2018/wordml/cex" xmlns:w16cid="http://schemas.microsoft.com/office/word/2016/wordml/cid" xmlns:w16="http://schemas.microsoft.com/office/word/2018/wordml" xmlns:w16sdtdh="http://schemas.microsoft.com/office/word/2020/wordml/sdtdatahash" xmlns:w16se="http://schemas.microsoft.com/office/word/2015/wordml/symex" mc:Ignorable="w14 w15 w16se w16cid w16 w16cex w16sdtdh">
   <w:docDefaults>
     <w:rPrDefault>
       <w:rPr>
@@ -27353,144 +27327,383 @@
       </w:pPr>
     </w:pPrDefault>
   </w:docDefaults>
-  <w:latentStyles w:defLockedState="0" w:defUIPriority="99" w:defSemiHidden="1" w:defUnhideWhenUsed="1" w:defQFormat="0" w:count="267">
-    <w:lsdException w:name="Normal" w:semiHidden="0" w:uiPriority="0" w:unhideWhenUsed="0" w:qFormat="1"/>
-    <w:lsdException w:name="heading 1" w:semiHidden="0" w:uiPriority="9" w:unhideWhenUsed="0" w:qFormat="1"/>
-    <w:lsdException w:name="heading 2" w:uiPriority="9" w:qFormat="1"/>
-    <w:lsdException w:name="heading 3" w:uiPriority="9" w:qFormat="1"/>
-    <w:lsdException w:name="heading 4" w:uiPriority="9" w:qFormat="1"/>
-    <w:lsdException w:name="heading 5" w:uiPriority="9" w:qFormat="1"/>
-    <w:lsdException w:name="heading 6" w:uiPriority="9" w:qFormat="1"/>
-    <w:lsdException w:name="heading 7" w:uiPriority="9" w:qFormat="1"/>
-    <w:lsdException w:name="heading 8" w:uiPriority="9" w:qFormat="1"/>
-    <w:lsdException w:name="heading 9" w:uiPriority="9" w:qFormat="1"/>
-    <w:lsdException w:name="toc 1" w:uiPriority="39"/>
-    <w:lsdException w:name="toc 2" w:uiPriority="39"/>
-    <w:lsdException w:name="toc 3" w:uiPriority="39"/>
-    <w:lsdException w:name="toc 4" w:uiPriority="39"/>
-    <w:lsdException w:name="toc 5" w:uiPriority="39"/>
-    <w:lsdException w:name="toc 6" w:uiPriority="39"/>
-    <w:lsdException w:name="toc 7" w:uiPriority="39"/>
-    <w:lsdException w:name="toc 8" w:uiPriority="39"/>
-    <w:lsdException w:name="toc 9" w:uiPriority="39"/>
-    <w:lsdException w:name="caption" w:uiPriority="35" w:qFormat="1"/>
-    <w:lsdException w:name="Title" w:semiHidden="0" w:uiPriority="10" w:unhideWhenUsed="0" w:qFormat="1"/>
-    <w:lsdException w:name="Default Paragraph Font" w:uiPriority="1"/>
-    <w:lsdException w:name="Subtitle" w:semiHidden="0" w:uiPriority="11" w:unhideWhenUsed="0" w:qFormat="1"/>
-    <w:lsdException w:name="Strong" w:semiHidden="0" w:uiPriority="22" w:unhideWhenUsed="0" w:qFormat="1"/>
-    <w:lsdException w:name="Emphasis" w:semiHidden="0" w:uiPriority="20" w:unhideWhenUsed="0" w:qFormat="1"/>
-    <w:lsdException w:name="Table Grid" w:semiHidden="0" w:uiPriority="59" w:unhideWhenUsed="0"/>
-    <w:lsdException w:name="Placeholder Text" w:unhideWhenUsed="0"/>
-    <w:lsdException w:name="No Spacing" w:semiHidden="0" w:uiPriority="1" w:unhideWhenUsed="0" w:qFormat="1"/>
-    <w:lsdException w:name="Light Shading" w:semiHidden="0" w:uiPriority="60" w:unhideWhenUsed="0"/>
-    <w:lsdException w:name="Light List" w:semiHidden="0" w:uiPriority="61" w:unhideWhenUsed="0"/>
-    <w:lsdException w:name="Light Grid" w:semiHidden="0" w:uiPriority="62" w:unhideWhenUsed="0"/>
-    <w:lsdException w:name="Medium Shading 1" w:semiHidden="0" w:uiPriority="63" w:unhideWhenUsed="0"/>
-    <w:lsdException w:name="Medium Shading 2" w:semiHidden="0" w:uiPriority="64" w:unhideWhenUsed="0"/>
-    <w:lsdException w:name="Medium List 1" w:semiHidden="0" w:uiPriority="65" w:unhideWhenUsed="0"/>
-    <w:lsdException w:name="Medium List 2" w:semiHidden="0" w:uiPriority="66" w:unhideWhenUsed="0"/>
-    <w:lsdException w:name="Medium Grid 1" w:semiHidden="0" w:uiPriority="67" w:unhideWhenUsed="0"/>
-    <w:lsdException w:name="Medium Grid 2" w:semiHidden="0" w:uiPriority="68" w:unhideWhenUsed="0"/>
-    <w:lsdException w:name="Medium Grid 3" w:semiHidden="0" w:uiPriority="69" w:unhideWhenUsed="0"/>
-    <w:lsdException w:name="Dark List" w:semiHidden="0" w:uiPriority="70" w:unhideWhenUsed="0"/>
-    <w:lsdException w:name="Colorful Shading" w:semiHidden="0" w:uiPriority="71" w:unhideWhenUsed="0"/>
-    <w:lsdException w:name="Colorful List" w:semiHidden="0" w:uiPriority="72" w:unhideWhenUsed="0"/>
-    <w:lsdException w:name="Colorful Grid" w:semiHidden="0" w:uiPriority="73" w:unhideWhenUsed="0"/>
-    <w:lsdException w:name="Light Shading Accent 1" w:semiHidden="0" w:uiPriority="60" w:unhideWhenUsed="0"/>
-    <w:lsdException w:name="Light List Accent 1" w:semiHidden="0" w:uiPriority="61" w:unhideWhenUsed="0"/>
-    <w:lsdException w:name="Light Grid Accent 1" w:semiHidden="0" w:uiPriority="62" w:unhideWhenUsed="0"/>
-    <w:lsdException w:name="Medium Shading 1 Accent 1" w:semiHidden="0" w:uiPriority="63" w:unhideWhenUsed="0"/>
-    <w:lsdException w:name="Medium Shading 2 Accent 1" w:semiHidden="0" w:uiPriority="64" w:unhideWhenUsed="0"/>
-    <w:lsdException w:name="Medium List 1 Accent 1" w:semiHidden="0" w:uiPriority="65" w:unhideWhenUsed="0"/>
-    <w:lsdException w:name="Revision" w:unhideWhenUsed="0"/>
-    <w:lsdException w:name="List Paragraph" w:semiHidden="0" w:uiPriority="34" w:unhideWhenUsed="0" w:qFormat="1"/>
-    <w:lsdException w:name="Quote" w:semiHidden="0" w:uiPriority="29" w:unhideWhenUsed="0" w:qFormat="1"/>
-    <w:lsdException w:name="Intense Quote" w:semiHidden="0" w:uiPriority="30" w:unhideWhenUsed="0" w:qFormat="1"/>
-    <w:lsdException w:name="Medium List 2 Accent 1" w:semiHidden="0" w:uiPriority="66" w:unhideWhenUsed="0"/>
-    <w:lsdException w:name="Medium Grid 1 Accent 1" w:semiHidden="0" w:uiPriority="67" w:unhideWhenUsed="0"/>
-    <w:lsdException w:name="Medium Grid 2 Accent 1" w:semiHidden="0" w:uiPriority="68" w:unhideWhenUsed="0"/>
-    <w:lsdException w:name="Medium Grid 3 Accent 1" w:semiHidden="0" w:uiPriority="69" w:unhideWhenUsed="0"/>
-    <w:lsdException w:name="Dark List Accent 1" w:semiHidden="0" w:uiPriority="70" w:unhideWhenUsed="0"/>
-    <w:lsdException w:name="Colorful Shading Accent 1" w:semiHidden="0" w:uiPriority="71" w:unhideWhenUsed="0"/>
-    <w:lsdException w:name="Colorful List Accent 1" w:semiHidden="0" w:uiPriority="72" w:unhideWhenUsed="0"/>
-    <w:lsdException w:name="Colorful Grid Accent 1" w:semiHidden="0" w:uiPriority="73" w:unhideWhenUsed="0"/>
-    <w:lsdException w:name="Light Shading Accent 2" w:semiHidden="0" w:uiPriority="60" w:unhideWhenUsed="0"/>
-    <w:lsdException w:name="Light List Accent 2" w:semiHidden="0" w:uiPriority="61" w:unhideWhenUsed="0"/>
-    <w:lsdException w:name="Light Grid Accent 2" w:semiHidden="0" w:uiPriority="62" w:unhideWhenUsed="0"/>
-    <w:lsdException w:name="Medium Shading 1 Accent 2" w:semiHidden="0" w:uiPriority="63" w:unhideWhenUsed="0"/>
-    <w:lsdException w:name="Medium Shading 2 Accent 2" w:semiHidden="0" w:uiPriority="64" w:unhideWhenUsed="0"/>
-    <w:lsdException w:name="Medium List 1 Accent 2" w:semiHidden="0" w:uiPriority="65" w:unhideWhenUsed="0"/>
-    <w:lsdException w:name="Medium List 2 Accent 2" w:semiHidden="0" w:uiPriority="66" w:unhideWhenUsed="0"/>
-    <w:lsdException w:name="Medium Grid 1 Accent 2" w:semiHidden="0" w:uiPriority="67" w:unhideWhenUsed="0"/>
-    <w:lsdException w:name="Medium Grid 2 Accent 2" w:semiHidden="0" w:uiPriority="68" w:unhideWhenUsed="0"/>
-    <w:lsdException w:name="Medium Grid 3 Accent 2" w:semiHidden="0" w:uiPriority="69" w:unhideWhenUsed="0"/>
-    <w:lsdException w:name="Dark List Accent 2" w:semiHidden="0" w:uiPriority="70" w:unhideWhenUsed="0"/>
-    <w:lsdException w:name="Colorful Shading Accent 2" w:semiHidden="0" w:uiPriority="71" w:unhideWhenUsed="0"/>
-    <w:lsdException w:name="Colorful List Accent 2" w:semiHidden="0" w:uiPriority="72" w:unhideWhenUsed="0"/>
-    <w:lsdException w:name="Colorful Grid Accent 2" w:semiHidden="0" w:uiPriority="73" w:unhideWhenUsed="0"/>
-    <w:lsdException w:name="Light Shading Accent 3" w:semiHidden="0" w:uiPriority="60" w:unhideWhenUsed="0"/>
-    <w:lsdException w:name="Light List Accent 3" w:semiHidden="0" w:uiPriority="61" w:unhideWhenUsed="0"/>
-    <w:lsdException w:name="Light Grid Accent 3" w:semiHidden="0" w:uiPriority="62" w:unhideWhenUsed="0"/>
-    <w:lsdException w:name="Medium Shading 1 Accent 3" w:semiHidden="0" w:uiPriority="63" w:unhideWhenUsed="0"/>
-    <w:lsdException w:name="Medium Shading 2 Accent 3" w:semiHidden="0" w:uiPriority="64" w:unhideWhenUsed="0"/>
-    <w:lsdException w:name="Medium List 1 Accent 3" w:semiHidden="0" w:uiPriority="65" w:unhideWhenUsed="0"/>
-    <w:lsdException w:name="Medium List 2 Accent 3" w:semiHidden="0" w:uiPriority="66" w:unhideWhenUsed="0"/>
-    <w:lsdException w:name="Medium Grid 1 Accent 3" w:semiHidden="0" w:uiPriority="67" w:unhideWhenUsed="0"/>
-    <w:lsdException w:name="Medium Grid 2 Accent 3" w:semiHidden="0" w:uiPriority="68" w:unhideWhenUsed="0"/>
-    <w:lsdException w:name="Medium Grid 3 Accent 3" w:semiHidden="0" w:uiPriority="69" w:unhideWhenUsed="0"/>
-    <w:lsdException w:name="Dark List Accent 3" w:semiHidden="0" w:uiPriority="70" w:unhideWhenUsed="0"/>
-    <w:lsdException w:name="Colorful Shading Accent 3" w:semiHidden="0" w:uiPriority="71" w:unhideWhenUsed="0"/>
-    <w:lsdException w:name="Colorful List Accent 3" w:semiHidden="0" w:uiPriority="72" w:unhideWhenUsed="0"/>
-    <w:lsdException w:name="Colorful Grid Accent 3" w:semiHidden="0" w:uiPriority="73" w:unhideWhenUsed="0"/>
-    <w:lsdException w:name="Light Shading Accent 4" w:semiHidden="0" w:uiPriority="60" w:unhideWhenUsed="0"/>
-    <w:lsdException w:name="Light List Accent 4" w:semiHidden="0" w:uiPriority="61" w:unhideWhenUsed="0"/>
-    <w:lsdException w:name="Light Grid Accent 4" w:semiHidden="0" w:uiPriority="62" w:unhideWhenUsed="0"/>
-    <w:lsdException w:name="Medium Shading 1 Accent 4" w:semiHidden="0" w:uiPriority="63" w:unhideWhenUsed="0"/>
-    <w:lsdException w:name="Medium Shading 2 Accent 4" w:semiHidden="0" w:uiPriority="64" w:unhideWhenUsed="0"/>
-    <w:lsdException w:name="Medium List 1 Accent 4" w:semiHidden="0" w:uiPriority="65" w:unhideWhenUsed="0"/>
-    <w:lsdException w:name="Medium List 2 Accent 4" w:semiHidden="0" w:uiPriority="66" w:unhideWhenUsed="0"/>
-    <w:lsdException w:name="Medium Grid 1 Accent 4" w:semiHidden="0" w:uiPriority="67" w:unhideWhenUsed="0"/>
-    <w:lsdException w:name="Medium Grid 2 Accent 4" w:semiHidden="0" w:uiPriority="68" w:unhideWhenUsed="0"/>
-    <w:lsdException w:name="Medium Grid 3 Accent 4" w:semiHidden="0" w:uiPriority="69" w:unhideWhenUsed="0"/>
-    <w:lsdException w:name="Dark List Accent 4" w:semiHidden="0" w:uiPriority="70" w:unhideWhenUsed="0"/>
-    <w:lsdException w:name="Colorful Shading Accent 4" w:semiHidden="0" w:uiPriority="71" w:unhideWhenUsed="0"/>
-    <w:lsdException w:name="Colorful List Accent 4" w:semiHidden="0" w:uiPriority="72" w:unhideWhenUsed="0"/>
-    <w:lsdException w:name="Colorful Grid Accent 4" w:semiHidden="0" w:uiPriority="73" w:unhideWhenUsed="0"/>
-    <w:lsdException w:name="Light Shading Accent 5" w:semiHidden="0" w:uiPriority="60" w:unhideWhenUsed="0"/>
-    <w:lsdException w:name="Light List Accent 5" w:semiHidden="0" w:uiPriority="61" w:unhideWhenUsed="0"/>
-    <w:lsdException w:name="Light Grid Accent 5" w:semiHidden="0" w:uiPriority="62" w:unhideWhenUsed="0"/>
-    <w:lsdException w:name="Medium Shading 1 Accent 5" w:semiHidden="0" w:uiPriority="63" w:unhideWhenUsed="0"/>
-    <w:lsdException w:name="Medium Shading 2 Accent 5" w:semiHidden="0" w:uiPriority="64" w:unhideWhenUsed="0"/>
-    <w:lsdException w:name="Medium List 1 Accent 5" w:semiHidden="0" w:uiPriority="65" w:unhideWhenUsed="0"/>
-    <w:lsdException w:name="Medium List 2 Accent 5" w:semiHidden="0" w:uiPriority="66" w:unhideWhenUsed="0"/>
-    <w:lsdException w:name="Medium Grid 1 Accent 5" w:semiHidden="0" w:uiPriority="67" w:unhideWhenUsed="0"/>
-    <w:lsdException w:name="Medium Grid 2 Accent 5" w:semiHidden="0" w:uiPriority="68" w:unhideWhenUsed="0"/>
-    <w:lsdException w:name="Medium Grid 3 Accent 5" w:semiHidden="0" w:uiPriority="69" w:unhideWhenUsed="0"/>
-    <w:lsdException w:name="Dark List Accent 5" w:semiHidden="0" w:uiPriority="70" w:unhideWhenUsed="0"/>
-    <w:lsdException w:name="Colorful Shading Accent 5" w:semiHidden="0" w:uiPriority="71" w:unhideWhenUsed="0"/>
-    <w:lsdException w:name="Colorful List Accent 5" w:semiHidden="0" w:uiPriority="72" w:unhideWhenUsed="0"/>
-    <w:lsdException w:name="Colorful Grid Accent 5" w:semiHidden="0" w:uiPriority="73" w:unhideWhenUsed="0"/>
-    <w:lsdException w:name="Light Shading Accent 6" w:semiHidden="0" w:uiPriority="60" w:unhideWhenUsed="0"/>
-    <w:lsdException w:name="Light List Accent 6" w:semiHidden="0" w:uiPriority="61" w:unhideWhenUsed="0"/>
-    <w:lsdException w:name="Light Grid Accent 6" w:semiHidden="0" w:uiPriority="62" w:unhideWhenUsed="0"/>
-    <w:lsdException w:name="Medium Shading 1 Accent 6" w:semiHidden="0" w:uiPriority="63" w:unhideWhenUsed="0"/>
-    <w:lsdException w:name="Medium Shading 2 Accent 6" w:semiHidden="0" w:uiPriority="64" w:unhideWhenUsed="0"/>
-    <w:lsdException w:name="Medium List 1 Accent 6" w:semiHidden="0" w:uiPriority="65" w:unhideWhenUsed="0"/>
-    <w:lsdException w:name="Medium List 2 Accent 6" w:semiHidden="0" w:uiPriority="66" w:unhideWhenUsed="0"/>
-    <w:lsdException w:name="Medium Grid 1 Accent 6" w:semiHidden="0" w:uiPriority="67" w:unhideWhenUsed="0"/>
-    <w:lsdException w:name="Medium Grid 2 Accent 6" w:semiHidden="0" w:uiPriority="68" w:unhideWhenUsed="0"/>
-    <w:lsdException w:name="Medium Grid 3 Accent 6" w:semiHidden="0" w:uiPriority="69" w:unhideWhenUsed="0"/>
-    <w:lsdException w:name="Dark List Accent 6" w:semiHidden="0" w:uiPriority="70" w:unhideWhenUsed="0"/>
-    <w:lsdException w:name="Colorful Shading Accent 6" w:semiHidden="0" w:uiPriority="71" w:unhideWhenUsed="0"/>
-    <w:lsdException w:name="Colorful List Accent 6" w:semiHidden="0" w:uiPriority="72" w:unhideWhenUsed="0"/>
-    <w:lsdException w:name="Colorful Grid Accent 6" w:semiHidden="0" w:uiPriority="73" w:unhideWhenUsed="0"/>
-    <w:lsdException w:name="Subtle Emphasis" w:semiHidden="0" w:uiPriority="19" w:unhideWhenUsed="0" w:qFormat="1"/>
-    <w:lsdException w:name="Intense Emphasis" w:semiHidden="0" w:uiPriority="21" w:unhideWhenUsed="0" w:qFormat="1"/>
-    <w:lsdException w:name="Subtle Reference" w:semiHidden="0" w:uiPriority="31" w:unhideWhenUsed="0" w:qFormat="1"/>
-    <w:lsdException w:name="Intense Reference" w:semiHidden="0" w:uiPriority="32" w:unhideWhenUsed="0" w:qFormat="1"/>
-    <w:lsdException w:name="Book Title" w:semiHidden="0" w:uiPriority="33" w:unhideWhenUsed="0" w:qFormat="1"/>
-    <w:lsdException w:name="Bibliography" w:uiPriority="37"/>
-    <w:lsdException w:name="TOC Heading" w:uiPriority="39" w:qFormat="1"/>
+  <w:latentStyles w:defLockedState="0" w:defUIPriority="99" w:defSemiHidden="0" w:defUnhideWhenUsed="0" w:defQFormat="0" w:count="376">
+    <w:lsdException w:name="Normal" w:uiPriority="0" w:qFormat="1"/>
+    <w:lsdException w:name="heading 1" w:uiPriority="9" w:qFormat="1"/>
+    <w:lsdException w:name="heading 2" w:semiHidden="1" w:uiPriority="9" w:unhideWhenUsed="1" w:qFormat="1"/>
+    <w:lsdException w:name="heading 3" w:semiHidden="1" w:uiPriority="9" w:unhideWhenUsed="1" w:qFormat="1"/>
+    <w:lsdException w:name="heading 4" w:semiHidden="1" w:uiPriority="9" w:unhideWhenUsed="1" w:qFormat="1"/>
+    <w:lsdException w:name="heading 5" w:semiHidden="1" w:uiPriority="9" w:unhideWhenUsed="1" w:qFormat="1"/>
+    <w:lsdException w:name="heading 6" w:semiHidden="1" w:uiPriority="9" w:unhideWhenUsed="1" w:qFormat="1"/>
+    <w:lsdException w:name="heading 7" w:semiHidden="1" w:uiPriority="9" w:unhideWhenUsed="1" w:qFormat="1"/>
+    <w:lsdException w:name="heading 8" w:semiHidden="1" w:uiPriority="9" w:unhideWhenUsed="1" w:qFormat="1"/>
+    <w:lsdException w:name="heading 9" w:semiHidden="1" w:uiPriority="9" w:unhideWhenUsed="1" w:qFormat="1"/>
+    <w:lsdException w:name="index 1" w:semiHidden="1" w:unhideWhenUsed="1"/>
+    <w:lsdException w:name="index 2" w:semiHidden="1" w:unhideWhenUsed="1"/>
+    <w:lsdException w:name="index 3" w:semiHidden="1" w:unhideWhenUsed="1"/>
+    <w:lsdException w:name="index 4" w:semiHidden="1" w:unhideWhenUsed="1"/>
+    <w:lsdException w:name="index 5" w:semiHidden="1" w:unhideWhenUsed="1"/>
+    <w:lsdException w:name="index 6" w:semiHidden="1" w:unhideWhenUsed="1"/>
+    <w:lsdException w:name="index 7" w:semiHidden="1" w:unhideWhenUsed="1"/>
+    <w:lsdException w:name="index 8" w:semiHidden="1" w:unhideWhenUsed="1"/>
+    <w:lsdException w:name="index 9" w:semiHidden="1" w:unhideWhenUsed="1"/>
+    <w:lsdException w:name="toc 1" w:semiHidden="1" w:uiPriority="39" w:unhideWhenUsed="1"/>
+    <w:lsdException w:name="toc 2" w:semiHidden="1" w:uiPriority="39" w:unhideWhenUsed="1"/>
+    <w:lsdException w:name="toc 3" w:semiHidden="1" w:uiPriority="39" w:unhideWhenUsed="1"/>
+    <w:lsdException w:name="toc 4" w:semiHidden="1" w:uiPriority="39" w:unhideWhenUsed="1"/>
+    <w:lsdException w:name="toc 5" w:semiHidden="1" w:uiPriority="39" w:unhideWhenUsed="1"/>
+    <w:lsdException w:name="toc 6" w:semiHidden="1" w:uiPriority="39" w:unhideWhenUsed="1"/>
+    <w:lsdException w:name="toc 7" w:semiHidden="1" w:uiPriority="39" w:unhideWhenUsed="1"/>
+    <w:lsdException w:name="toc 8" w:semiHidden="1" w:uiPriority="39" w:unhideWhenUsed="1"/>
+    <w:lsdException w:name="toc 9" w:semiHidden="1" w:uiPriority="39" w:unhideWhenUsed="1"/>
+    <w:lsdException w:name="Normal Indent" w:semiHidden="1" w:unhideWhenUsed="1"/>
+    <w:lsdException w:name="footnote text" w:semiHidden="1" w:unhideWhenUsed="1"/>
+    <w:lsdException w:name="annotation text" w:semiHidden="1" w:unhideWhenUsed="1"/>
+    <w:lsdException w:name="header" w:semiHidden="1" w:unhideWhenUsed="1"/>
+    <w:lsdException w:name="footer" w:semiHidden="1" w:unhideWhenUsed="1"/>
+    <w:lsdException w:name="index heading" w:semiHidden="1" w:unhideWhenUsed="1"/>
+    <w:lsdException w:name="caption" w:semiHidden="1" w:uiPriority="35" w:unhideWhenUsed="1" w:qFormat="1"/>
+    <w:lsdException w:name="table of figures" w:semiHidden="1" w:unhideWhenUsed="1"/>
+    <w:lsdException w:name="envelope address" w:semiHidden="1" w:unhideWhenUsed="1"/>
+    <w:lsdException w:name="envelope return" w:semiHidden="1" w:unhideWhenUsed="1"/>
+    <w:lsdException w:name="footnote reference" w:semiHidden="1" w:unhideWhenUsed="1"/>
+    <w:lsdException w:name="annotation reference" w:semiHidden="1" w:unhideWhenUsed="1"/>
+    <w:lsdException w:name="line number" w:semiHidden="1" w:unhideWhenUsed="1"/>
+    <w:lsdException w:name="page number" w:semiHidden="1" w:unhideWhenUsed="1"/>
+    <w:lsdException w:name="endnote reference" w:semiHidden="1" w:unhideWhenUsed="1"/>
+    <w:lsdException w:name="endnote text" w:semiHidden="1" w:unhideWhenUsed="1"/>
+    <w:lsdException w:name="table of authorities" w:semiHidden="1" w:unhideWhenUsed="1"/>
+    <w:lsdException w:name="macro" w:semiHidden="1" w:unhideWhenUsed="1"/>
+    <w:lsdException w:name="toa heading" w:semiHidden="1" w:unhideWhenUsed="1"/>
+    <w:lsdException w:name="List" w:semiHidden="1" w:unhideWhenUsed="1"/>
+    <w:lsdException w:name="List Bullet" w:semiHidden="1" w:unhideWhenUsed="1"/>
+    <w:lsdException w:name="List Number" w:semiHidden="1" w:unhideWhenUsed="1"/>
+    <w:lsdException w:name="List 2" w:semiHidden="1" w:unhideWhenUsed="1"/>
+    <w:lsdException w:name="List 3" w:semiHidden="1" w:unhideWhenUsed="1"/>
+    <w:lsdException w:name="List 4" w:semiHidden="1" w:unhideWhenUsed="1"/>
+    <w:lsdException w:name="List 5" w:semiHidden="1" w:unhideWhenUsed="1"/>
+    <w:lsdException w:name="List Bullet 2" w:semiHidden="1" w:unhideWhenUsed="1"/>
+    <w:lsdException w:name="List Bullet 3" w:semiHidden="1" w:unhideWhenUsed="1"/>
+    <w:lsdException w:name="List Bullet 4" w:semiHidden="1" w:unhideWhenUsed="1"/>
+    <w:lsdException w:name="List Bullet 5" w:semiHidden="1" w:unhideWhenUsed="1"/>
+    <w:lsdException w:name="List Number 2" w:semiHidden="1" w:unhideWhenUsed="1"/>
+    <w:lsdException w:name="List Number 3" w:semiHidden="1" w:unhideWhenUsed="1"/>
+    <w:lsdException w:name="List Number 4" w:semiHidden="1" w:unhideWhenUsed="1"/>
+    <w:lsdException w:name="List Number 5" w:semiHidden="1" w:unhideWhenUsed="1"/>
+    <w:lsdException w:name="Title" w:uiPriority="10" w:qFormat="1"/>
+    <w:lsdException w:name="Closing" w:semiHidden="1" w:unhideWhenUsed="1"/>
+    <w:lsdException w:name="Signature" w:semiHidden="1" w:unhideWhenUsed="1"/>
+    <w:lsdException w:name="Default Paragraph Font" w:semiHidden="1" w:uiPriority="1" w:unhideWhenUsed="1"/>
+    <w:lsdException w:name="Body Text" w:semiHidden="1" w:unhideWhenUsed="1"/>
+    <w:lsdException w:name="Body Text Indent" w:semiHidden="1" w:unhideWhenUsed="1"/>
+    <w:lsdException w:name="List Continue" w:semiHidden="1" w:unhideWhenUsed="1"/>
+    <w:lsdException w:name="List Continue 2" w:semiHidden="1" w:unhideWhenUsed="1"/>
+    <w:lsdException w:name="List Continue 3" w:semiHidden="1" w:unhideWhenUsed="1"/>
+    <w:lsdException w:name="List Continue 4" w:semiHidden="1" w:unhideWhenUsed="1"/>
+    <w:lsdException w:name="List Continue 5" w:semiHidden="1" w:unhideWhenUsed="1"/>
+    <w:lsdException w:name="Message Header" w:semiHidden="1" w:unhideWhenUsed="1"/>
+    <w:lsdException w:name="Subtitle" w:uiPriority="11" w:qFormat="1"/>
+    <w:lsdException w:name="Salutation" w:semiHidden="1" w:unhideWhenUsed="1"/>
+    <w:lsdException w:name="Date" w:semiHidden="1" w:unhideWhenUsed="1"/>
+    <w:lsdException w:name="Body Text First Indent" w:semiHidden="1" w:unhideWhenUsed="1"/>
+    <w:lsdException w:name="Body Text First Indent 2" w:semiHidden="1" w:unhideWhenUsed="1"/>
+    <w:lsdException w:name="Note Heading" w:semiHidden="1" w:unhideWhenUsed="1"/>
+    <w:lsdException w:name="Body Text 2" w:semiHidden="1" w:unhideWhenUsed="1"/>
+    <w:lsdException w:name="Body Text 3" w:semiHidden="1" w:unhideWhenUsed="1"/>
+    <w:lsdException w:name="Body Text Indent 2" w:semiHidden="1" w:unhideWhenUsed="1"/>
+    <w:lsdException w:name="Body Text Indent 3" w:semiHidden="1" w:unhideWhenUsed="1"/>
+    <w:lsdException w:name="Block Text" w:semiHidden="1" w:unhideWhenUsed="1"/>
+    <w:lsdException w:name="Hyperlink" w:semiHidden="1" w:unhideWhenUsed="1"/>
+    <w:lsdException w:name="FollowedHyperlink" w:semiHidden="1" w:unhideWhenUsed="1"/>
+    <w:lsdException w:name="Strong" w:uiPriority="22" w:qFormat="1"/>
+    <w:lsdException w:name="Emphasis" w:uiPriority="20" w:qFormat="1"/>
+    <w:lsdException w:name="Document Map" w:semiHidden="1" w:unhideWhenUsed="1"/>
+    <w:lsdException w:name="Plain Text" w:semiHidden="1" w:unhideWhenUsed="1"/>
+    <w:lsdException w:name="E-mail Signature" w:semiHidden="1" w:unhideWhenUsed="1"/>
+    <w:lsdException w:name="HTML Top of Form" w:semiHidden="1" w:unhideWhenUsed="1"/>
+    <w:lsdException w:name="HTML Bottom of Form" w:semiHidden="1" w:unhideWhenUsed="1"/>
+    <w:lsdException w:name="Normal (Web)" w:semiHidden="1" w:unhideWhenUsed="1"/>
+    <w:lsdException w:name="HTML Acronym" w:semiHidden="1" w:unhideWhenUsed="1"/>
+    <w:lsdException w:name="HTML Address" w:semiHidden="1" w:unhideWhenUsed="1"/>
+    <w:lsdException w:name="HTML Cite" w:semiHidden="1" w:unhideWhenUsed="1"/>
+    <w:lsdException w:name="HTML Code" w:semiHidden="1" w:unhideWhenUsed="1"/>
+    <w:lsdException w:name="HTML Definition" w:semiHidden="1" w:unhideWhenUsed="1"/>
+    <w:lsdException w:name="HTML Keyboard" w:semiHidden="1" w:unhideWhenUsed="1"/>
+    <w:lsdException w:name="HTML Preformatted" w:semiHidden="1" w:unhideWhenUsed="1"/>
+    <w:lsdException w:name="HTML Sample" w:semiHidden="1" w:unhideWhenUsed="1"/>
+    <w:lsdException w:name="HTML Typewriter" w:semiHidden="1" w:unhideWhenUsed="1"/>
+    <w:lsdException w:name="HTML Variable" w:semiHidden="1" w:unhideWhenUsed="1"/>
+    <w:lsdException w:name="Normal Table" w:semiHidden="1" w:unhideWhenUsed="1"/>
+    <w:lsdException w:name="annotation subject" w:semiHidden="1" w:unhideWhenUsed="1"/>
+    <w:lsdException w:name="No List" w:semiHidden="1" w:unhideWhenUsed="1"/>
+    <w:lsdException w:name="Outline List 1" w:semiHidden="1" w:unhideWhenUsed="1"/>
+    <w:lsdException w:name="Outline List 2" w:semiHidden="1" w:unhideWhenUsed="1"/>
+    <w:lsdException w:name="Outline List 3" w:semiHidden="1" w:unhideWhenUsed="1"/>
+    <w:lsdException w:name="Table Simple 1" w:semiHidden="1" w:unhideWhenUsed="1"/>
+    <w:lsdException w:name="Table Simple 2" w:semiHidden="1" w:unhideWhenUsed="1"/>
+    <w:lsdException w:name="Table Simple 3" w:semiHidden="1" w:unhideWhenUsed="1"/>
+    <w:lsdException w:name="Table Classic 1" w:semiHidden="1" w:unhideWhenUsed="1"/>
+    <w:lsdException w:name="Table Classic 2" w:semiHidden="1" w:unhideWhenUsed="1"/>
+    <w:lsdException w:name="Table Classic 3" w:semiHidden="1" w:unhideWhenUsed="1"/>
+    <w:lsdException w:name="Table Classic 4" w:semiHidden="1" w:unhideWhenUsed="1"/>
+    <w:lsdException w:name="Table Colorful 1" w:semiHidden="1" w:unhideWhenUsed="1"/>
+    <w:lsdException w:name="Table Colorful 2" w:semiHidden="1" w:unhideWhenUsed="1"/>
+    <w:lsdException w:name="Table Colorful 3" w:semiHidden="1" w:unhideWhenUsed="1"/>
+    <w:lsdException w:name="Table Columns 1" w:semiHidden="1" w:unhideWhenUsed="1"/>
+    <w:lsdException w:name="Table Columns 2" w:semiHidden="1" w:unhideWhenUsed="1"/>
+    <w:lsdException w:name="Table Columns 3" w:semiHidden="1" w:unhideWhenUsed="1"/>
+    <w:lsdException w:name="Table Columns 4" w:semiHidden="1" w:unhideWhenUsed="1"/>
+    <w:lsdException w:name="Table Columns 5" w:semiHidden="1" w:unhideWhenUsed="1"/>
+    <w:lsdException w:name="Table Grid 1" w:semiHidden="1" w:unhideWhenUsed="1"/>
+    <w:lsdException w:name="Table Grid 2" w:semiHidden="1" w:unhideWhenUsed="1"/>
+    <w:lsdException w:name="Table Grid 3" w:semiHidden="1" w:unhideWhenUsed="1"/>
+    <w:lsdException w:name="Table Grid 4" w:semiHidden="1" w:unhideWhenUsed="1"/>
+    <w:lsdException w:name="Table Grid 5" w:semiHidden="1" w:unhideWhenUsed="1"/>
+    <w:lsdException w:name="Table Grid 6" w:semiHidden="1" w:unhideWhenUsed="1"/>
+    <w:lsdException w:name="Table Grid 7" w:semiHidden="1" w:unhideWhenUsed="1"/>
+    <w:lsdException w:name="Table Grid 8" w:semiHidden="1" w:unhideWhenUsed="1"/>
+    <w:lsdException w:name="Table List 1" w:semiHidden="1" w:unhideWhenUsed="1"/>
+    <w:lsdException w:name="Table List 2" w:semiHidden="1" w:unhideWhenUsed="1"/>
+    <w:lsdException w:name="Table List 3" w:semiHidden="1" w:unhideWhenUsed="1"/>
+    <w:lsdException w:name="Table List 4" w:semiHidden="1" w:unhideWhenUsed="1"/>
+    <w:lsdException w:name="Table List 5" w:semiHidden="1" w:unhideWhenUsed="1"/>
+    <w:lsdException w:name="Table List 6" w:semiHidden="1" w:unhideWhenUsed="1"/>
+    <w:lsdException w:name="Table List 7" w:semiHidden="1" w:unhideWhenUsed="1"/>
+    <w:lsdException w:name="Table List 8" w:semiHidden="1" w:unhideWhenUsed="1"/>
+    <w:lsdException w:name="Table 3D effects 1" w:semiHidden="1" w:unhideWhenUsed="1"/>
+    <w:lsdException w:name="Table 3D effects 2" w:semiHidden="1" w:unhideWhenUsed="1"/>
+    <w:lsdException w:name="Table 3D effects 3" w:semiHidden="1" w:unhideWhenUsed="1"/>
+    <w:lsdException w:name="Table Contemporary" w:semiHidden="1" w:unhideWhenUsed="1"/>
+    <w:lsdException w:name="Table Elegant" w:semiHidden="1" w:unhideWhenUsed="1"/>
+    <w:lsdException w:name="Table Professional" w:semiHidden="1" w:unhideWhenUsed="1"/>
+    <w:lsdException w:name="Table Subtle 1" w:semiHidden="1" w:unhideWhenUsed="1"/>
+    <w:lsdException w:name="Table Subtle 2" w:semiHidden="1" w:unhideWhenUsed="1"/>
+    <w:lsdException w:name="Table Web 1" w:semiHidden="1" w:unhideWhenUsed="1"/>
+    <w:lsdException w:name="Table Web 2" w:semiHidden="1" w:unhideWhenUsed="1"/>
+    <w:lsdException w:name="Table Web 3" w:semiHidden="1" w:unhideWhenUsed="1"/>
+    <w:lsdException w:name="Balloon Text" w:semiHidden="1" w:unhideWhenUsed="1"/>
+    <w:lsdException w:name="Table Grid" w:uiPriority="59"/>
+    <w:lsdException w:name="Table Theme" w:semiHidden="1" w:unhideWhenUsed="1"/>
+    <w:lsdException w:name="Placeholder Text" w:semiHidden="1"/>
+    <w:lsdException w:name="No Spacing" w:uiPriority="1" w:qFormat="1"/>
+    <w:lsdException w:name="Light Shading" w:uiPriority="60"/>
+    <w:lsdException w:name="Light List" w:uiPriority="61"/>
+    <w:lsdException w:name="Light Grid" w:uiPriority="62"/>
+    <w:lsdException w:name="Medium Shading 1" w:uiPriority="63"/>
+    <w:lsdException w:name="Medium Shading 2" w:uiPriority="64"/>
+    <w:lsdException w:name="Medium List 1" w:uiPriority="65"/>
+    <w:lsdException w:name="Medium List 2" w:uiPriority="66"/>
+    <w:lsdException w:name="Medium Grid 1" w:uiPriority="67"/>
+    <w:lsdException w:name="Medium Grid 2" w:uiPriority="68"/>
+    <w:lsdException w:name="Medium Grid 3" w:uiPriority="69"/>
+    <w:lsdException w:name="Dark List" w:uiPriority="70"/>
+    <w:lsdException w:name="Colorful Shading" w:uiPriority="71"/>
+    <w:lsdException w:name="Colorful List" w:uiPriority="72"/>
+    <w:lsdException w:name="Colorful Grid" w:uiPriority="73"/>
+    <w:lsdException w:name="Light Shading Accent 1" w:uiPriority="60"/>
+    <w:lsdException w:name="Light List Accent 1" w:uiPriority="61"/>
+    <w:lsdException w:name="Light Grid Accent 1" w:uiPriority="62"/>
+    <w:lsdException w:name="Medium Shading 1 Accent 1" w:uiPriority="63"/>
+    <w:lsdException w:name="Medium Shading 2 Accent 1" w:uiPriority="64"/>
+    <w:lsdException w:name="Medium List 1 Accent 1" w:uiPriority="65"/>
+    <w:lsdException w:name="Revision" w:semiHidden="1"/>
+    <w:lsdException w:name="List Paragraph" w:uiPriority="34" w:qFormat="1"/>
+    <w:lsdException w:name="Quote" w:uiPriority="29" w:qFormat="1"/>
+    <w:lsdException w:name="Intense Quote" w:uiPriority="30" w:qFormat="1"/>
+    <w:lsdException w:name="Medium List 2 Accent 1" w:uiPriority="66"/>
+    <w:lsdException w:name="Medium Grid 1 Accent 1" w:uiPriority="67"/>
+    <w:lsdException w:name="Medium Grid 2 Accent 1" w:uiPriority="68"/>
+    <w:lsdException w:name="Medium Grid 3 Accent 1" w:uiPriority="69"/>
+    <w:lsdException w:name="Dark List Accent 1" w:uiPriority="70"/>
+    <w:lsdException w:name="Colorful Shading Accent 1" w:uiPriority="71"/>
+    <w:lsdException w:name="Colorful List Accent 1" w:uiPriority="72"/>
+    <w:lsdException w:name="Colorful Grid Accent 1" w:uiPriority="73"/>
+    <w:lsdException w:name="Light Shading Accent 2" w:uiPriority="60"/>
+    <w:lsdException w:name="Light List Accent 2" w:uiPriority="61"/>
+    <w:lsdException w:name="Light Grid Accent 2" w:uiPriority="62"/>
+    <w:lsdException w:name="Medium Shading 1 Accent 2" w:uiPriority="63"/>
+    <w:lsdException w:name="Medium Shading 2 Accent 2" w:uiPriority="64"/>
+    <w:lsdException w:name="Medium List 1 Accent 2" w:uiPriority="65"/>
+    <w:lsdException w:name="Medium List 2 Accent 2" w:uiPriority="66"/>
+    <w:lsdException w:name="Medium Grid 1 Accent 2" w:uiPriority="67"/>
+    <w:lsdException w:name="Medium Grid 2 Accent 2" w:uiPriority="68"/>
+    <w:lsdException w:name="Medium Grid 3 Accent 2" w:uiPriority="69"/>
+    <w:lsdException w:name="Dark List Accent 2" w:uiPriority="70"/>
+    <w:lsdException w:name="Colorful Shading Accent 2" w:uiPriority="71"/>
+    <w:lsdException w:name="Colorful List Accent 2" w:uiPriority="72"/>
+    <w:lsdException w:name="Colorful Grid Accent 2" w:uiPriority="73"/>
+    <w:lsdException w:name="Light Shading Accent 3" w:uiPriority="60"/>
+    <w:lsdException w:name="Light List Accent 3" w:uiPriority="61"/>
+    <w:lsdException w:name="Light Grid Accent 3" w:uiPriority="62"/>
+    <w:lsdException w:name="Medium Shading 1 Accent 3" w:uiPriority="63"/>
+    <w:lsdException w:name="Medium Shading 2 Accent 3" w:uiPriority="64"/>
+    <w:lsdException w:name="Medium List 1 Accent 3" w:uiPriority="65"/>
+    <w:lsdException w:name="Medium List 2 Accent 3" w:uiPriority="66"/>
+    <w:lsdException w:name="Medium Grid 1 Accent 3" w:uiPriority="67"/>
+    <w:lsdException w:name="Medium Grid 2 Accent 3" w:uiPriority="68"/>
+    <w:lsdException w:name="Medium Grid 3 Accent 3" w:uiPriority="69"/>
+    <w:lsdException w:name="Dark List Accent 3" w:uiPriority="70"/>
+    <w:lsdException w:name="Colorful Shading Accent 3" w:uiPriority="71"/>
+    <w:lsdException w:name="Colorful List Accent 3" w:uiPriority="72"/>
+    <w:lsdException w:name="Colorful Grid Accent 3" w:uiPriority="73"/>
+    <w:lsdException w:name="Light Shading Accent 4" w:uiPriority="60"/>
+    <w:lsdException w:name="Light List Accent 4" w:uiPriority="61"/>
+    <w:lsdException w:name="Light Grid Accent 4" w:uiPriority="62"/>
+    <w:lsdException w:name="Medium Shading 1 Accent 4" w:uiPriority="63"/>
+    <w:lsdException w:name="Medium Shading 2 Accent 4" w:uiPriority="64"/>
+    <w:lsdException w:name="Medium List 1 Accent 4" w:uiPriority="65"/>
+    <w:lsdException w:name="Medium List 2 Accent 4" w:uiPriority="66"/>
+    <w:lsdException w:name="Medium Grid 1 Accent 4" w:uiPriority="67"/>
+    <w:lsdException w:name="Medium Grid 2 Accent 4" w:uiPriority="68"/>
+    <w:lsdException w:name="Medium Grid 3 Accent 4" w:uiPriority="69"/>
+    <w:lsdException w:name="Dark List Accent 4" w:uiPriority="70"/>
+    <w:lsdException w:name="Colorful Shading Accent 4" w:uiPriority="71"/>
+    <w:lsdException w:name="Colorful List Accent 4" w:uiPriority="72"/>
+    <w:lsdException w:name="Colorful Grid Accent 4" w:uiPriority="73"/>
+    <w:lsdException w:name="Light Shading Accent 5" w:uiPriority="60"/>
+    <w:lsdException w:name="Light List Accent 5" w:uiPriority="61"/>
+    <w:lsdException w:name="Light Grid Accent 5" w:uiPriority="62"/>
+    <w:lsdException w:name="Medium Shading 1 Accent 5" w:uiPriority="63"/>
+    <w:lsdException w:name="Medium Shading 2 Accent 5" w:uiPriority="64"/>
+    <w:lsdException w:name="Medium List 1 Accent 5" w:uiPriority="65"/>
+    <w:lsdException w:name="Medium List 2 Accent 5" w:uiPriority="66"/>
+    <w:lsdException w:name="Medium Grid 1 Accent 5" w:uiPriority="67"/>
+    <w:lsdException w:name="Medium Grid 2 Accent 5" w:uiPriority="68"/>
+    <w:lsdException w:name="Medium Grid 3 Accent 5" w:uiPriority="69"/>
+    <w:lsdException w:name="Dark List Accent 5" w:uiPriority="70"/>
+    <w:lsdException w:name="Colorful Shading Accent 5" w:uiPriority="71"/>
+    <w:lsdException w:name="Colorful List Accent 5" w:uiPriority="72"/>
+    <w:lsdException w:name="Colorful Grid Accent 5" w:uiPriority="73"/>
+    <w:lsdException w:name="Light Shading Accent 6" w:uiPriority="60"/>
+    <w:lsdException w:name="Light List Accent 6" w:uiPriority="61"/>
+    <w:lsdException w:name="Light Grid Accent 6" w:uiPriority="62"/>
+    <w:lsdException w:name="Medium Shading 1 Accent 6" w:uiPriority="63"/>
+    <w:lsdException w:name="Medium Shading 2 Accent 6" w:uiPriority="64"/>
+    <w:lsdException w:name="Medium List 1 Accent 6" w:uiPriority="65"/>
+    <w:lsdException w:name="Medium List 2 Accent 6" w:uiPriority="66"/>
+    <w:lsdException w:name="Medium Grid 1 Accent 6" w:uiPriority="67"/>
+    <w:lsdException w:name="Medium Grid 2 Accent 6" w:uiPriority="68"/>
+    <w:lsdException w:name="Medium Grid 3 Accent 6" w:uiPriority="69"/>
+    <w:lsdException w:name="Dark List Accent 6" w:uiPriority="70"/>
+    <w:lsdException w:name="Colorful Shading Accent 6" w:uiPriority="71"/>
+    <w:lsdException w:name="Colorful List Accent 6" w:uiPriority="72"/>
+    <w:lsdException w:name="Colorful Grid Accent 6" w:uiPriority="73"/>
+    <w:lsdException w:name="Subtle Emphasis" w:uiPriority="19" w:qFormat="1"/>
+    <w:lsdException w:name="Intense Emphasis" w:uiPriority="21" w:qFormat="1"/>
+    <w:lsdException w:name="Subtle Reference" w:uiPriority="31" w:qFormat="1"/>
+    <w:lsdException w:name="Intense Reference" w:uiPriority="32" w:qFormat="1"/>
+    <w:lsdException w:name="Book Title" w:uiPriority="33" w:qFormat="1"/>
+    <w:lsdException w:name="Bibliography" w:semiHidden="1" w:uiPriority="37" w:unhideWhenUsed="1"/>
+    <w:lsdException w:name="TOC Heading" w:semiHidden="1" w:uiPriority="39" w:unhideWhenUsed="1" w:qFormat="1"/>
+    <w:lsdException w:name="Plain Table 1" w:uiPriority="41"/>
+    <w:lsdException w:name="Plain Table 2" w:uiPriority="42"/>
+    <w:lsdException w:name="Plain Table 3" w:uiPriority="43"/>
+    <w:lsdException w:name="Plain Table 4" w:uiPriority="44"/>
+    <w:lsdException w:name="Plain Table 5" w:uiPriority="45"/>
+    <w:lsdException w:name="Grid Table Light" w:uiPriority="40"/>
+    <w:lsdException w:name="Grid Table 1 Light" w:uiPriority="46"/>
+    <w:lsdException w:name="Grid Table 2" w:uiPriority="47"/>
+    <w:lsdException w:name="Grid Table 3" w:uiPriority="48"/>
+    <w:lsdException w:name="Grid Table 4" w:uiPriority="49"/>
+    <w:lsdException w:name="Grid Table 5 Dark" w:uiPriority="50"/>
+    <w:lsdException w:name="Grid Table 6 Colorful" w:uiPriority="51"/>
+    <w:lsdException w:name="Grid Table 7 Colorful" w:uiPriority="52"/>
+    <w:lsdException w:name="Grid Table 1 Light Accent 1" w:uiPriority="46"/>
+    <w:lsdException w:name="Grid Table 2 Accent 1" w:uiPriority="47"/>
+    <w:lsdException w:name="Grid Table 3 Accent 1" w:uiPriority="48"/>
+    <w:lsdException w:name="Grid Table 4 Accent 1" w:uiPriority="49"/>
+    <w:lsdException w:name="Grid Table 5 Dark Accent 1" w:uiPriority="50"/>
+    <w:lsdException w:name="Grid Table 6 Colorful Accent 1" w:uiPriority="51"/>
+    <w:lsdException w:name="Grid Table 7 Colorful Accent 1" w:uiPriority="52"/>
+    <w:lsdException w:name="Grid Table 1 Light Accent 2" w:uiPriority="46"/>
+    <w:lsdException w:name="Grid Table 2 Accent 2" w:uiPriority="47"/>
+    <w:lsdException w:name="Grid Table 3 Accent 2" w:uiPriority="48"/>
+    <w:lsdException w:name="Grid Table 4 Accent 2" w:uiPriority="49"/>
+    <w:lsdException w:name="Grid Table 5 Dark Accent 2" w:uiPriority="50"/>
+    <w:lsdException w:name="Grid Table 6 Colorful Accent 2" w:uiPriority="51"/>
+    <w:lsdException w:name="Grid Table 7 Colorful Accent 2" w:uiPriority="52"/>
+    <w:lsdException w:name="Grid Table 1 Light Accent 3" w:uiPriority="46"/>
+    <w:lsdException w:name="Grid Table 2 Accent 3" w:uiPriority="47"/>
+    <w:lsdException w:name="Grid Table 3 Accent 3" w:uiPriority="48"/>
+    <w:lsdException w:name="Grid Table 4 Accent 3" w:uiPriority="49"/>
+    <w:lsdException w:name="Grid Table 5 Dark Accent 3" w:uiPriority="50"/>
+    <w:lsdException w:name="Grid Table 6 Colorful Accent 3" w:uiPriority="51"/>
+    <w:lsdException w:name="Grid Table 7 Colorful Accent 3" w:uiPriority="52"/>
+    <w:lsdException w:name="Grid Table 1 Light Accent 4" w:uiPriority="46"/>
+    <w:lsdException w:name="Grid Table 2 Accent 4" w:uiPriority="47"/>
+    <w:lsdException w:name="Grid Table 3 Accent 4" w:uiPriority="48"/>
+    <w:lsdException w:name="Grid Table 4 Accent 4" w:uiPriority="49"/>
+    <w:lsdException w:name="Grid Table 5 Dark Accent 4" w:uiPriority="50"/>
+    <w:lsdException w:name="Grid Table 6 Colorful Accent 4" w:uiPriority="51"/>
+    <w:lsdException w:name="Grid Table 7 Colorful Accent 4" w:uiPriority="52"/>
+    <w:lsdException w:name="Grid Table 1 Light Accent 5" w:uiPriority="46"/>
+    <w:lsdException w:name="Grid Table 2 Accent 5" w:uiPriority="47"/>
+    <w:lsdException w:name="Grid Table 3 Accent 5" w:uiPriority="48"/>
+    <w:lsdException w:name="Grid Table 4 Accent 5" w:uiPriority="49"/>
+    <w:lsdException w:name="Grid Table 5 Dark Accent 5" w:uiPriority="50"/>
+    <w:lsdException w:name="Grid Table 6 Colorful Accent 5" w:uiPriority="51"/>
+    <w:lsdException w:name="Grid Table 7 Colorful Accent 5" w:uiPriority="52"/>
+    <w:lsdException w:name="Grid Table 1 Light Accent 6" w:uiPriority="46"/>
+    <w:lsdException w:name="Grid Table 2 Accent 6" w:uiPriority="47"/>
+    <w:lsdException w:name="Grid Table 3 Accent 6" w:uiPriority="48"/>
+    <w:lsdException w:name="Grid Table 4 Accent 6" w:uiPriority="49"/>
+    <w:lsdException w:name="Grid Table 5 Dark Accent 6" w:uiPriority="50"/>
+    <w:lsdException w:name="Grid Table 6 Colorful Accent 6" w:uiPriority="51"/>
+    <w:lsdException w:name="Grid Table 7 Colorful Accent 6" w:uiPriority="52"/>
+    <w:lsdException w:name="List Table 1 Light" w:uiPriority="46"/>
+    <w:lsdException w:name="List Table 2" w:uiPriority="47"/>
+    <w:lsdException w:name="List Table 3" w:uiPriority="48"/>
+    <w:lsdException w:name="List Table 4" w:uiPriority="49"/>
+    <w:lsdException w:name="List Table 5 Dark" w:uiPriority="50"/>
+    <w:lsdException w:name="List Table 6 Colorful" w:uiPriority="51"/>
+    <w:lsdException w:name="List Table 7 Colorful" w:uiPriority="52"/>
+    <w:lsdException w:name="List Table 1 Light Accent 1" w:uiPriority="46"/>
+    <w:lsdException w:name="List Table 2 Accent 1" w:uiPriority="47"/>
+    <w:lsdException w:name="List Table 3 Accent 1" w:uiPriority="48"/>
+    <w:lsdException w:name="List Table 4 Accent 1" w:uiPriority="49"/>
+    <w:lsdException w:name="List Table 5 Dark Accent 1" w:uiPriority="50"/>
+    <w:lsdException w:name="List Table 6 Colorful Accent 1" w:uiPriority="51"/>
+    <w:lsdException w:name="List Table 7 Colorful Accent 1" w:uiPriority="52"/>
+    <w:lsdException w:name="List Table 1 Light Accent 2" w:uiPriority="46"/>
+    <w:lsdException w:name="List Table 2 Accent 2" w:uiPriority="47"/>
+    <w:lsdException w:name="List Table 3 Accent 2" w:uiPriority="48"/>
+    <w:lsdException w:name="List Table 4 Accent 2" w:uiPriority="49"/>
+    <w:lsdException w:name="List Table 5 Dark Accent 2" w:uiPriority="50"/>
+    <w:lsdException w:name="List Table 6 Colorful Accent 2" w:uiPriority="51"/>
+    <w:lsdException w:name="List Table 7 Colorful Accent 2" w:uiPriority="52"/>
+    <w:lsdException w:name="List Table 1 Light Accent 3" w:uiPriority="46"/>
+    <w:lsdException w:name="List Table 2 Accent 3" w:uiPriority="47"/>
+    <w:lsdException w:name="List Table 3 Accent 3" w:uiPriority="48"/>
+    <w:lsdException w:name="List Table 4 Accent 3" w:uiPriority="49"/>
+    <w:lsdException w:name="List Table 5 Dark Accent 3" w:uiPriority="50"/>
+    <w:lsdException w:name="List Table 6 Colorful Accent 3" w:uiPriority="51"/>
+    <w:lsdException w:name="List Table 7 Colorful Accent 3" w:uiPriority="52"/>
+    <w:lsdException w:name="List Table 1 Light Accent 4" w:uiPriority="46"/>
+    <w:lsdException w:name="List Table 2 Accent 4" w:uiPriority="47"/>
+    <w:lsdException w:name="List Table 3 Accent 4" w:uiPriority="48"/>
+    <w:lsdException w:name="List Table 4 Accent 4" w:uiPriority="49"/>
+    <w:lsdException w:name="List Table 5 Dark Accent 4" w:uiPriority="50"/>
+    <w:lsdException w:name="List Table 6 Colorful Accent 4" w:uiPriority="51"/>
+    <w:lsdException w:name="List Table 7 Colorful Accent 4" w:uiPriority="52"/>
+    <w:lsdException w:name="List Table 1 Light Accent 5" w:uiPriority="46"/>
+    <w:lsdException w:name="List Table 2 Accent 5" w:uiPriority="47"/>
+    <w:lsdException w:name="List Table 3 Accent 5" w:uiPriority="48"/>
+    <w:lsdException w:name="List Table 4 Accent 5" w:uiPriority="49"/>
+    <w:lsdException w:name="List Table 5 Dark Accent 5" w:uiPriority="50"/>
+    <w:lsdException w:name="List Table 6 Colorful Accent 5" w:uiPriority="51"/>
+    <w:lsdException w:name="List Table 7 Colorful Accent 5" w:uiPriority="52"/>
+    <w:lsdException w:name="List Table 1 Light Accent 6" w:uiPriority="46"/>
+    <w:lsdException w:name="List Table 2 Accent 6" w:uiPriority="47"/>
+    <w:lsdException w:name="List Table 3 Accent 6" w:uiPriority="48"/>
+    <w:lsdException w:name="List Table 4 Accent 6" w:uiPriority="49"/>
+    <w:lsdException w:name="List Table 5 Dark Accent 6" w:uiPriority="50"/>
+    <w:lsdException w:name="List Table 6 Colorful Accent 6" w:uiPriority="51"/>
+    <w:lsdException w:name="List Table 7 Colorful Accent 6" w:uiPriority="52"/>
+    <w:lsdException w:name="Mention" w:semiHidden="1" w:unhideWhenUsed="1"/>
+    <w:lsdException w:name="Smart Hyperlink" w:semiHidden="1" w:unhideWhenUsed="1"/>
+    <w:lsdException w:name="Hashtag" w:semiHidden="1" w:unhideWhenUsed="1"/>
+    <w:lsdException w:name="Unresolved Mention" w:semiHidden="1" w:unhideWhenUsed="1"/>
+    <w:lsdException w:name="Smart Link" w:semiHidden="1" w:unhideWhenUsed="1"/>
   </w:latentStyles>
   <w:style w:type="paragraph" w:default="1" w:styleId="Normal">
     <w:name w:val="Normal"/>
@@ -27593,7 +27806,6 @@
       <w:spacing w:after="0" w:line="240" w:lineRule="auto"/>
     </w:pPr>
     <w:tblPr>
-      <w:tblInd w:w="0" w:type="dxa"/>
       <w:tblBorders>
         <w:top w:val="single" w:sz="4" w:space="0" w:color="auto"/>
         <w:left w:val="single" w:sz="4" w:space="0" w:color="auto"/>
@@ -27602,507 +27814,6 @@
         <w:insideH w:val="single" w:sz="4" w:space="0" w:color="auto"/>
         <w:insideV w:val="single" w:sz="4" w:space="0" w:color="auto"/>
       </w:tblBorders>
-      <w:tblCellMar>
-        <w:top w:w="0" w:type="dxa"/>
-        <w:left w:w="108" w:type="dxa"/>
-        <w:bottom w:w="0" w:type="dxa"/>
-        <w:right w:w="108" w:type="dxa"/>
-      </w:tblCellMar>
-    </w:tblPr>
-  </w:style>
-  <w:style w:type="character" w:customStyle="1" w:styleId="Heading1Char">
-    <w:name w:val="Heading 1 Char"/>
-    <w:basedOn w:val="DefaultParagraphFont"/>
-    <w:link w:val="Heading1"/>
-    <w:uiPriority w:val="9"/>
-    <w:rsid w:val="00B52E9B"/>
-    <w:rPr>
-      <w:rFonts w:ascii="Times New Roman" w:eastAsia="Times New Roman" w:hAnsi="Times New Roman" w:cs="Times New Roman"/>
-      <w:b/>
-      <w:bCs/>
-      <w:kern w:val="36"/>
-      <w:sz w:val="48"/>
-      <w:szCs w:val="48"/>
-      <w:lang w:eastAsia="en-IN"/>
-    </w:rPr>
-  </w:style>
-  <w:style w:type="character" w:customStyle="1" w:styleId="Heading2Char">
-    <w:name w:val="Heading 2 Char"/>
-    <w:basedOn w:val="DefaultParagraphFont"/>
-    <w:link w:val="Heading2"/>
-    <w:uiPriority w:val="9"/>
-    <w:rsid w:val="00B52E9B"/>
-    <w:rPr>
-      <w:rFonts w:ascii="Times New Roman" w:eastAsia="Times New Roman" w:hAnsi="Times New Roman" w:cs="Times New Roman"/>
-      <w:b/>
-      <w:bCs/>
-      <w:sz w:val="36"/>
-      <w:szCs w:val="36"/>
-      <w:lang w:eastAsia="en-IN"/>
-    </w:rPr>
-  </w:style>
-  <w:style w:type="character" w:customStyle="1" w:styleId="Heading3Char">
-    <w:name w:val="Heading 3 Char"/>
-    <w:basedOn w:val="DefaultParagraphFont"/>
-    <w:link w:val="Heading3"/>
-    <w:uiPriority w:val="9"/>
-    <w:rsid w:val="00B52E9B"/>
-    <w:rPr>
-      <w:rFonts w:ascii="Times New Roman" w:eastAsia="Times New Roman" w:hAnsi="Times New Roman" w:cs="Times New Roman"/>
-      <w:b/>
-      <w:bCs/>
-      <w:sz w:val="27"/>
-      <w:szCs w:val="27"/>
-      <w:lang w:eastAsia="en-IN"/>
-    </w:rPr>
-  </w:style>
-  <w:style w:type="paragraph" w:styleId="NormalWeb">
-    <w:name w:val="Normal (Web)"/>
-    <w:basedOn w:val="Normal"/>
-    <w:uiPriority w:val="99"/>
-    <w:semiHidden/>
-    <w:unhideWhenUsed/>
-    <w:rsid w:val="00B52E9B"/>
-    <w:pPr>
-      <w:spacing w:before="100" w:beforeAutospacing="1" w:after="100" w:afterAutospacing="1" w:line="240" w:lineRule="auto"/>
-    </w:pPr>
-    <w:rPr>
-      <w:rFonts w:ascii="Times New Roman" w:eastAsia="Times New Roman" w:hAnsi="Times New Roman" w:cs="Times New Roman"/>
-      <w:sz w:val="24"/>
-      <w:szCs w:val="24"/>
-      <w:lang w:eastAsia="en-IN"/>
-    </w:rPr>
-  </w:style>
-  <w:style w:type="character" w:styleId="Strong">
-    <w:name w:val="Strong"/>
-    <w:basedOn w:val="DefaultParagraphFont"/>
-    <w:uiPriority w:val="22"/>
-    <w:qFormat/>
-    <w:rsid w:val="00B52E9B"/>
-    <w:rPr>
-      <w:b/>
-      <w:bCs/>
-    </w:rPr>
-  </w:style>
-  <w:style w:type="character" w:styleId="HTMLCode">
-    <w:name w:val="HTML Code"/>
-    <w:basedOn w:val="DefaultParagraphFont"/>
-    <w:uiPriority w:val="99"/>
-    <w:semiHidden/>
-    <w:unhideWhenUsed/>
-    <w:rsid w:val="00B52E9B"/>
-    <w:rPr>
-      <w:rFonts w:ascii="Courier New" w:eastAsia="Times New Roman" w:hAnsi="Courier New" w:cs="Courier New"/>
-      <w:sz w:val="20"/>
-      <w:szCs w:val="20"/>
-    </w:rPr>
-  </w:style>
-  <w:style w:type="paragraph" w:styleId="HTMLPreformatted">
-    <w:name w:val="HTML Preformatted"/>
-    <w:basedOn w:val="Normal"/>
-    <w:link w:val="HTMLPreformattedChar"/>
-    <w:uiPriority w:val="99"/>
-    <w:semiHidden/>
-    <w:unhideWhenUsed/>
-    <w:rsid w:val="00B52E9B"/>
-    <w:pPr>
-      <w:tabs>
-        <w:tab w:val="left" w:pos="916"/>
-        <w:tab w:val="left" w:pos="1832"/>
-        <w:tab w:val="left" w:pos="2748"/>
-        <w:tab w:val="left" w:pos="3664"/>
-        <w:tab w:val="left" w:pos="4580"/>
-        <w:tab w:val="left" w:pos="5496"/>
-        <w:tab w:val="left" w:pos="6412"/>
-        <w:tab w:val="left" w:pos="7328"/>
-        <w:tab w:val="left" w:pos="8244"/>
-        <w:tab w:val="left" w:pos="9160"/>
-        <w:tab w:val="left" w:pos="10076"/>
-        <w:tab w:val="left" w:pos="10992"/>
-        <w:tab w:val="left" w:pos="11908"/>
-        <w:tab w:val="left" w:pos="12824"/>
-        <w:tab w:val="left" w:pos="13740"/>
-        <w:tab w:val="left" w:pos="14656"/>
-      </w:tabs>
-      <w:spacing w:after="0" w:line="240" w:lineRule="auto"/>
-    </w:pPr>
-    <w:rPr>
-      <w:rFonts w:ascii="Courier New" w:eastAsia="Times New Roman" w:hAnsi="Courier New" w:cs="Courier New"/>
-      <w:sz w:val="20"/>
-      <w:szCs w:val="20"/>
-      <w:lang w:eastAsia="en-IN"/>
-    </w:rPr>
-  </w:style>
-  <w:style w:type="character" w:customStyle="1" w:styleId="HTMLPreformattedChar">
-    <w:name w:val="HTML Preformatted Char"/>
-    <w:basedOn w:val="DefaultParagraphFont"/>
-    <w:link w:val="HTMLPreformatted"/>
-    <w:uiPriority w:val="99"/>
-    <w:semiHidden/>
-    <w:rsid w:val="00B52E9B"/>
-    <w:rPr>
-      <w:rFonts w:ascii="Courier New" w:eastAsia="Times New Roman" w:hAnsi="Courier New" w:cs="Courier New"/>
-      <w:sz w:val="20"/>
-      <w:szCs w:val="20"/>
-      <w:lang w:eastAsia="en-IN"/>
-    </w:rPr>
-  </w:style>
-  <w:style w:type="character" w:customStyle="1" w:styleId="hljs-keyword">
-    <w:name w:val="hljs-keyword"/>
-    <w:basedOn w:val="DefaultParagraphFont"/>
-    <w:rsid w:val="00B52E9B"/>
-  </w:style>
-  <w:style w:type="character" w:customStyle="1" w:styleId="hljs-builtin">
-    <w:name w:val="hljs-built_in"/>
-    <w:basedOn w:val="DefaultParagraphFont"/>
-    <w:rsid w:val="00B52E9B"/>
-  </w:style>
-  <w:style w:type="character" w:customStyle="1" w:styleId="hljs-operator">
-    <w:name w:val="hljs-operator"/>
-    <w:basedOn w:val="DefaultParagraphFont"/>
-    <w:rsid w:val="00B52E9B"/>
-  </w:style>
-  <w:style w:type="character" w:customStyle="1" w:styleId="hljs-string">
-    <w:name w:val="hljs-string"/>
-    <w:basedOn w:val="DefaultParagraphFont"/>
-    <w:rsid w:val="00B52E9B"/>
-  </w:style>
-  <w:style w:type="character" w:customStyle="1" w:styleId="hljs-number">
-    <w:name w:val="hljs-number"/>
-    <w:basedOn w:val="DefaultParagraphFont"/>
-    <w:rsid w:val="00B52E9B"/>
-  </w:style>
-  <w:style w:type="paragraph" w:styleId="BalloonText">
-    <w:name w:val="Balloon Text"/>
-    <w:basedOn w:val="Normal"/>
-    <w:link w:val="BalloonTextChar"/>
-    <w:uiPriority w:val="99"/>
-    <w:semiHidden/>
-    <w:unhideWhenUsed/>
-    <w:rsid w:val="00163CF1"/>
-    <w:pPr>
-      <w:spacing w:after="0" w:line="240" w:lineRule="auto"/>
-    </w:pPr>
-    <w:rPr>
-      <w:rFonts w:ascii="Tahoma" w:hAnsi="Tahoma" w:cs="Tahoma"/>
-      <w:sz w:val="16"/>
-      <w:szCs w:val="16"/>
-    </w:rPr>
-  </w:style>
-  <w:style w:type="character" w:customStyle="1" w:styleId="BalloonTextChar">
-    <w:name w:val="Balloon Text Char"/>
-    <w:basedOn w:val="DefaultParagraphFont"/>
-    <w:link w:val="BalloonText"/>
-    <w:uiPriority w:val="99"/>
-    <w:semiHidden/>
-    <w:rsid w:val="00163CF1"/>
-    <w:rPr>
-      <w:rFonts w:ascii="Tahoma" w:hAnsi="Tahoma" w:cs="Tahoma"/>
-      <w:sz w:val="16"/>
-      <w:szCs w:val="16"/>
-    </w:rPr>
-  </w:style>
-  <w:style w:type="character" w:customStyle="1" w:styleId="hljs-type">
-    <w:name w:val="hljs-type"/>
-    <w:basedOn w:val="DefaultParagraphFont"/>
-    <w:rsid w:val="00E8074A"/>
-  </w:style>
-  <w:style w:type="character" w:styleId="Emphasis">
-    <w:name w:val="Emphasis"/>
-    <w:basedOn w:val="DefaultParagraphFont"/>
-    <w:uiPriority w:val="20"/>
-    <w:qFormat/>
-    <w:rsid w:val="00FB6A84"/>
-    <w:rPr>
-      <w:i/>
-      <w:iCs/>
-    </w:rPr>
-  </w:style>
-  <w:style w:type="character" w:customStyle="1" w:styleId="8">
-    <w:name w:val="ͼ8"/>
-    <w:basedOn w:val="DefaultParagraphFont"/>
-    <w:rsid w:val="0000281C"/>
-  </w:style>
-  <w:style w:type="character" w:customStyle="1" w:styleId="b">
-    <w:name w:val="ͼb"/>
-    <w:basedOn w:val="DefaultParagraphFont"/>
-    <w:rsid w:val="0000281C"/>
-  </w:style>
-</w:styles>
-</file>
-
-<file path=word/stylesWithEffects.xml><?xml version="1.0" encoding="utf-8"?>
-<w:styles xmlns:wpc="http://schemas.microsoft.com/office/word/2010/wordprocessingCanvas" xmlns:mc="http://schemas.openxmlformats.org/markup-compatibility/2006" xmlns:o="urn:schemas-microsoft-com:office:office" xmlns:r="http://schemas.openxmlformats.org/officeDocument/2006/relationships" xmlns:m="http://schemas.openxmlformats.org/officeDocument/2006/math" xmlns:v="urn:schemas-microsoft-com:vml" xmlns:wp14="http://schemas.microsoft.com/office/word/2010/wordprocessingDrawing" xmlns:wp="http://schemas.openxmlformats.org/drawingml/2006/wordprocessingDrawing" xmlns:w10="urn:schemas-microsoft-com:office:word" xmlns:w="http://schemas.openxmlformats.org/wordprocessingml/2006/main" xmlns:w14="http://schemas.microsoft.com/office/word/2010/wordml" xmlns:wpg="http://schemas.microsoft.com/office/word/2010/wordprocessingGroup" xmlns:wpi="http://schemas.microsoft.com/office/word/2010/wordprocessingInk" xmlns:wne="http://schemas.microsoft.com/office/word/2006/wordml" xmlns:wps="http://schemas.microsoft.com/office/word/2010/wordprocessingShape" mc:Ignorable="w14 wp14">
-  <w:docDefaults>
-    <w:rPrDefault>
-      <w:rPr>
-        <w:rFonts w:asciiTheme="minorHAnsi" w:eastAsiaTheme="minorHAnsi" w:hAnsiTheme="minorHAnsi" w:cstheme="minorBidi"/>
-        <w:sz w:val="22"/>
-        <w:szCs w:val="22"/>
-        <w:lang w:val="en-IN" w:eastAsia="en-US" w:bidi="ar-SA"/>
-      </w:rPr>
-    </w:rPrDefault>
-    <w:pPrDefault>
-      <w:pPr>
-        <w:spacing w:after="200" w:line="276" w:lineRule="auto"/>
-      </w:pPr>
-    </w:pPrDefault>
-  </w:docDefaults>
-  <w:latentStyles w:defLockedState="0" w:defUIPriority="99" w:defSemiHidden="1" w:defUnhideWhenUsed="1" w:defQFormat="0" w:count="267">
-    <w:lsdException w:name="Normal" w:semiHidden="0" w:uiPriority="0" w:unhideWhenUsed="0" w:qFormat="1"/>
-    <w:lsdException w:name="heading 1" w:semiHidden="0" w:uiPriority="9" w:unhideWhenUsed="0" w:qFormat="1"/>
-    <w:lsdException w:name="heading 2" w:uiPriority="9" w:qFormat="1"/>
-    <w:lsdException w:name="heading 3" w:uiPriority="9" w:qFormat="1"/>
-    <w:lsdException w:name="heading 4" w:uiPriority="9" w:qFormat="1"/>
-    <w:lsdException w:name="heading 5" w:uiPriority="9" w:qFormat="1"/>
-    <w:lsdException w:name="heading 6" w:uiPriority="9" w:qFormat="1"/>
-    <w:lsdException w:name="heading 7" w:uiPriority="9" w:qFormat="1"/>
-    <w:lsdException w:name="heading 8" w:uiPriority="9" w:qFormat="1"/>
-    <w:lsdException w:name="heading 9" w:uiPriority="9" w:qFormat="1"/>
-    <w:lsdException w:name="toc 1" w:uiPriority="39"/>
-    <w:lsdException w:name="toc 2" w:uiPriority="39"/>
-    <w:lsdException w:name="toc 3" w:uiPriority="39"/>
-    <w:lsdException w:name="toc 4" w:uiPriority="39"/>
-    <w:lsdException w:name="toc 5" w:uiPriority="39"/>
-    <w:lsdException w:name="toc 6" w:uiPriority="39"/>
-    <w:lsdException w:name="toc 7" w:uiPriority="39"/>
-    <w:lsdException w:name="toc 8" w:uiPriority="39"/>
-    <w:lsdException w:name="toc 9" w:uiPriority="39"/>
-    <w:lsdException w:name="caption" w:uiPriority="35" w:qFormat="1"/>
-    <w:lsdException w:name="Title" w:semiHidden="0" w:uiPriority="10" w:unhideWhenUsed="0" w:qFormat="1"/>
-    <w:lsdException w:name="Default Paragraph Font" w:uiPriority="1"/>
-    <w:lsdException w:name="Subtitle" w:semiHidden="0" w:uiPriority="11" w:unhideWhenUsed="0" w:qFormat="1"/>
-    <w:lsdException w:name="Strong" w:semiHidden="0" w:uiPriority="22" w:unhideWhenUsed="0" w:qFormat="1"/>
-    <w:lsdException w:name="Emphasis" w:semiHidden="0" w:uiPriority="20" w:unhideWhenUsed="0" w:qFormat="1"/>
-    <w:lsdException w:name="Table Grid" w:semiHidden="0" w:uiPriority="59" w:unhideWhenUsed="0"/>
-    <w:lsdException w:name="Placeholder Text" w:unhideWhenUsed="0"/>
-    <w:lsdException w:name="No Spacing" w:semiHidden="0" w:uiPriority="1" w:unhideWhenUsed="0" w:qFormat="1"/>
-    <w:lsdException w:name="Light Shading" w:semiHidden="0" w:uiPriority="60" w:unhideWhenUsed="0"/>
-    <w:lsdException w:name="Light List" w:semiHidden="0" w:uiPriority="61" w:unhideWhenUsed="0"/>
-    <w:lsdException w:name="Light Grid" w:semiHidden="0" w:uiPriority="62" w:unhideWhenUsed="0"/>
-    <w:lsdException w:name="Medium Shading 1" w:semiHidden="0" w:uiPriority="63" w:unhideWhenUsed="0"/>
-    <w:lsdException w:name="Medium Shading 2" w:semiHidden="0" w:uiPriority="64" w:unhideWhenUsed="0"/>
-    <w:lsdException w:name="Medium List 1" w:semiHidden="0" w:uiPriority="65" w:unhideWhenUsed="0"/>
-    <w:lsdException w:name="Medium List 2" w:semiHidden="0" w:uiPriority="66" w:unhideWhenUsed="0"/>
-    <w:lsdException w:name="Medium Grid 1" w:semiHidden="0" w:uiPriority="67" w:unhideWhenUsed="0"/>
-    <w:lsdException w:name="Medium Grid 2" w:semiHidden="0" w:uiPriority="68" w:unhideWhenUsed="0"/>
-    <w:lsdException w:name="Medium Grid 3" w:semiHidden="0" w:uiPriority="69" w:unhideWhenUsed="0"/>
-    <w:lsdException w:name="Dark List" w:semiHidden="0" w:uiPriority="70" w:unhideWhenUsed="0"/>
-    <w:lsdException w:name="Colorful Shading" w:semiHidden="0" w:uiPriority="71" w:unhideWhenUsed="0"/>
-    <w:lsdException w:name="Colorful List" w:semiHidden="0" w:uiPriority="72" w:unhideWhenUsed="0"/>
-    <w:lsdException w:name="Colorful Grid" w:semiHidden="0" w:uiPriority="73" w:unhideWhenUsed="0"/>
-    <w:lsdException w:name="Light Shading Accent 1" w:semiHidden="0" w:uiPriority="60" w:unhideWhenUsed="0"/>
-    <w:lsdException w:name="Light List Accent 1" w:semiHidden="0" w:uiPriority="61" w:unhideWhenUsed="0"/>
-    <w:lsdException w:name="Light Grid Accent 1" w:semiHidden="0" w:uiPriority="62" w:unhideWhenUsed="0"/>
-    <w:lsdException w:name="Medium Shading 1 Accent 1" w:semiHidden="0" w:uiPriority="63" w:unhideWhenUsed="0"/>
-    <w:lsdException w:name="Medium Shading 2 Accent 1" w:semiHidden="0" w:uiPriority="64" w:unhideWhenUsed="0"/>
-    <w:lsdException w:name="Medium List 1 Accent 1" w:semiHidden="0" w:uiPriority="65" w:unhideWhenUsed="0"/>
-    <w:lsdException w:name="Revision" w:unhideWhenUsed="0"/>
-    <w:lsdException w:name="List Paragraph" w:semiHidden="0" w:uiPriority="34" w:unhideWhenUsed="0" w:qFormat="1"/>
-    <w:lsdException w:name="Quote" w:semiHidden="0" w:uiPriority="29" w:unhideWhenUsed="0" w:qFormat="1"/>
-    <w:lsdException w:name="Intense Quote" w:semiHidden="0" w:uiPriority="30" w:unhideWhenUsed="0" w:qFormat="1"/>
-    <w:lsdException w:name="Medium List 2 Accent 1" w:semiHidden="0" w:uiPriority="66" w:unhideWhenUsed="0"/>
-    <w:lsdException w:name="Medium Grid 1 Accent 1" w:semiHidden="0" w:uiPriority="67" w:unhideWhenUsed="0"/>
-    <w:lsdException w:name="Medium Grid 2 Accent 1" w:semiHidden="0" w:uiPriority="68" w:unhideWhenUsed="0"/>
-    <w:lsdException w:name="Medium Grid 3 Accent 1" w:semiHidden="0" w:uiPriority="69" w:unhideWhenUsed="0"/>
-    <w:lsdException w:name="Dark List Accent 1" w:semiHidden="0" w:uiPriority="70" w:unhideWhenUsed="0"/>
-    <w:lsdException w:name="Colorful Shading Accent 1" w:semiHidden="0" w:uiPriority="71" w:unhideWhenUsed="0"/>
-    <w:lsdException w:name="Colorful List Accent 1" w:semiHidden="0" w:uiPriority="72" w:unhideWhenUsed="0"/>
-    <w:lsdException w:name="Colorful Grid Accent 1" w:semiHidden="0" w:uiPriority="73" w:unhideWhenUsed="0"/>
-    <w:lsdException w:name="Light Shading Accent 2" w:semiHidden="0" w:uiPriority="60" w:unhideWhenUsed="0"/>
-    <w:lsdException w:name="Light List Accent 2" w:semiHidden="0" w:uiPriority="61" w:unhideWhenUsed="0"/>
-    <w:lsdException w:name="Light Grid Accent 2" w:semiHidden="0" w:uiPriority="62" w:unhideWhenUsed="0"/>
-    <w:lsdException w:name="Medium Shading 1 Accent 2" w:semiHidden="0" w:uiPriority="63" w:unhideWhenUsed="0"/>
-    <w:lsdException w:name="Medium Shading 2 Accent 2" w:semiHidden="0" w:uiPriority="64" w:unhideWhenUsed="0"/>
-    <w:lsdException w:name="Medium List 1 Accent 2" w:semiHidden="0" w:uiPriority="65" w:unhideWhenUsed="0"/>
-    <w:lsdException w:name="Medium List 2 Accent 2" w:semiHidden="0" w:uiPriority="66" w:unhideWhenUsed="0"/>
-    <w:lsdException w:name="Medium Grid 1 Accent 2" w:semiHidden="0" w:uiPriority="67" w:unhideWhenUsed="0"/>
-    <w:lsdException w:name="Medium Grid 2 Accent 2" w:semiHidden="0" w:uiPriority="68" w:unhideWhenUsed="0"/>
-    <w:lsdException w:name="Medium Grid 3 Accent 2" w:semiHidden="0" w:uiPriority="69" w:unhideWhenUsed="0"/>
-    <w:lsdException w:name="Dark List Accent 2" w:semiHidden="0" w:uiPriority="70" w:unhideWhenUsed="0"/>
-    <w:lsdException w:name="Colorful Shading Accent 2" w:semiHidden="0" w:uiPriority="71" w:unhideWhenUsed="0"/>
-    <w:lsdException w:name="Colorful List Accent 2" w:semiHidden="0" w:uiPriority="72" w:unhideWhenUsed="0"/>
-    <w:lsdException w:name="Colorful Grid Accent 2" w:semiHidden="0" w:uiPriority="73" w:unhideWhenUsed="0"/>
-    <w:lsdException w:name="Light Shading Accent 3" w:semiHidden="0" w:uiPriority="60" w:unhideWhenUsed="0"/>
-    <w:lsdException w:name="Light List Accent 3" w:semiHidden="0" w:uiPriority="61" w:unhideWhenUsed="0"/>
-    <w:lsdException w:name="Light Grid Accent 3" w:semiHidden="0" w:uiPriority="62" w:unhideWhenUsed="0"/>
-    <w:lsdException w:name="Medium Shading 1 Accent 3" w:semiHidden="0" w:uiPriority="63" w:unhideWhenUsed="0"/>
-    <w:lsdException w:name="Medium Shading 2 Accent 3" w:semiHidden="0" w:uiPriority="64" w:unhideWhenUsed="0"/>
-    <w:lsdException w:name="Medium List 1 Accent 3" w:semiHidden="0" w:uiPriority="65" w:unhideWhenUsed="0"/>
-    <w:lsdException w:name="Medium List 2 Accent 3" w:semiHidden="0" w:uiPriority="66" w:unhideWhenUsed="0"/>
-    <w:lsdException w:name="Medium Grid 1 Accent 3" w:semiHidden="0" w:uiPriority="67" w:unhideWhenUsed="0"/>
-    <w:lsdException w:name="Medium Grid 2 Accent 3" w:semiHidden="0" w:uiPriority="68" w:unhideWhenUsed="0"/>
-    <w:lsdException w:name="Medium Grid 3 Accent 3" w:semiHidden="0" w:uiPriority="69" w:unhideWhenUsed="0"/>
-    <w:lsdException w:name="Dark List Accent 3" w:semiHidden="0" w:uiPriority="70" w:unhideWhenUsed="0"/>
-    <w:lsdException w:name="Colorful Shading Accent 3" w:semiHidden="0" w:uiPriority="71" w:unhideWhenUsed="0"/>
-    <w:lsdException w:name="Colorful List Accent 3" w:semiHidden="0" w:uiPriority="72" w:unhideWhenUsed="0"/>
-    <w:lsdException w:name="Colorful Grid Accent 3" w:semiHidden="0" w:uiPriority="73" w:unhideWhenUsed="0"/>
-    <w:lsdException w:name="Light Shading Accent 4" w:semiHidden="0" w:uiPriority="60" w:unhideWhenUsed="0"/>
-    <w:lsdException w:name="Light List Accent 4" w:semiHidden="0" w:uiPriority="61" w:unhideWhenUsed="0"/>
-    <w:lsdException w:name="Light Grid Accent 4" w:semiHidden="0" w:uiPriority="62" w:unhideWhenUsed="0"/>
-    <w:lsdException w:name="Medium Shading 1 Accent 4" w:semiHidden="0" w:uiPriority="63" w:unhideWhenUsed="0"/>
-    <w:lsdException w:name="Medium Shading 2 Accent 4" w:semiHidden="0" w:uiPriority="64" w:unhideWhenUsed="0"/>
-    <w:lsdException w:name="Medium List 1 Accent 4" w:semiHidden="0" w:uiPriority="65" w:unhideWhenUsed="0"/>
-    <w:lsdException w:name="Medium List 2 Accent 4" w:semiHidden="0" w:uiPriority="66" w:unhideWhenUsed="0"/>
-    <w:lsdException w:name="Medium Grid 1 Accent 4" w:semiHidden="0" w:uiPriority="67" w:unhideWhenUsed="0"/>
-    <w:lsdException w:name="Medium Grid 2 Accent 4" w:semiHidden="0" w:uiPriority="68" w:unhideWhenUsed="0"/>
-    <w:lsdException w:name="Medium Grid 3 Accent 4" w:semiHidden="0" w:uiPriority="69" w:unhideWhenUsed="0"/>
-    <w:lsdException w:name="Dark List Accent 4" w:semiHidden="0" w:uiPriority="70" w:unhideWhenUsed="0"/>
-    <w:lsdException w:name="Colorful Shading Accent 4" w:semiHidden="0" w:uiPriority="71" w:unhideWhenUsed="0"/>
-    <w:lsdException w:name="Colorful List Accent 4" w:semiHidden="0" w:uiPriority="72" w:unhideWhenUsed="0"/>
-    <w:lsdException w:name="Colorful Grid Accent 4" w:semiHidden="0" w:uiPriority="73" w:unhideWhenUsed="0"/>
-    <w:lsdException w:name="Light Shading Accent 5" w:semiHidden="0" w:uiPriority="60" w:unhideWhenUsed="0"/>
-    <w:lsdException w:name="Light List Accent 5" w:semiHidden="0" w:uiPriority="61" w:unhideWhenUsed="0"/>
-    <w:lsdException w:name="Light Grid Accent 5" w:semiHidden="0" w:uiPriority="62" w:unhideWhenUsed="0"/>
-    <w:lsdException w:name="Medium Shading 1 Accent 5" w:semiHidden="0" w:uiPriority="63" w:unhideWhenUsed="0"/>
-    <w:lsdException w:name="Medium Shading 2 Accent 5" w:semiHidden="0" w:uiPriority="64" w:unhideWhenUsed="0"/>
-    <w:lsdException w:name="Medium List 1 Accent 5" w:semiHidden="0" w:uiPriority="65" w:unhideWhenUsed="0"/>
-    <w:lsdException w:name="Medium List 2 Accent 5" w:semiHidden="0" w:uiPriority="66" w:unhideWhenUsed="0"/>
-    <w:lsdException w:name="Medium Grid 1 Accent 5" w:semiHidden="0" w:uiPriority="67" w:unhideWhenUsed="0"/>
-    <w:lsdException w:name="Medium Grid 2 Accent 5" w:semiHidden="0" w:uiPriority="68" w:unhideWhenUsed="0"/>
-    <w:lsdException w:name="Medium Grid 3 Accent 5" w:semiHidden="0" w:uiPriority="69" w:unhideWhenUsed="0"/>
-    <w:lsdException w:name="Dark List Accent 5" w:semiHidden="0" w:uiPriority="70" w:unhideWhenUsed="0"/>
-    <w:lsdException w:name="Colorful Shading Accent 5" w:semiHidden="0" w:uiPriority="71" w:unhideWhenUsed="0"/>
-    <w:lsdException w:name="Colorful List Accent 5" w:semiHidden="0" w:uiPriority="72" w:unhideWhenUsed="0"/>
-    <w:lsdException w:name="Colorful Grid Accent 5" w:semiHidden="0" w:uiPriority="73" w:unhideWhenUsed="0"/>
-    <w:lsdException w:name="Light Shading Accent 6" w:semiHidden="0" w:uiPriority="60" w:unhideWhenUsed="0"/>
-    <w:lsdException w:name="Light List Accent 6" w:semiHidden="0" w:uiPriority="61" w:unhideWhenUsed="0"/>
-    <w:lsdException w:name="Light Grid Accent 6" w:semiHidden="0" w:uiPriority="62" w:unhideWhenUsed="0"/>
-    <w:lsdException w:name="Medium Shading 1 Accent 6" w:semiHidden="0" w:uiPriority="63" w:unhideWhenUsed="0"/>
-    <w:lsdException w:name="Medium Shading 2 Accent 6" w:semiHidden="0" w:uiPriority="64" w:unhideWhenUsed="0"/>
-    <w:lsdException w:name="Medium List 1 Accent 6" w:semiHidden="0" w:uiPriority="65" w:unhideWhenUsed="0"/>
-    <w:lsdException w:name="Medium List 2 Accent 6" w:semiHidden="0" w:uiPriority="66" w:unhideWhenUsed="0"/>
-    <w:lsdException w:name="Medium Grid 1 Accent 6" w:semiHidden="0" w:uiPriority="67" w:unhideWhenUsed="0"/>
-    <w:lsdException w:name="Medium Grid 2 Accent 6" w:semiHidden="0" w:uiPriority="68" w:unhideWhenUsed="0"/>
-    <w:lsdException w:name="Medium Grid 3 Accent 6" w:semiHidden="0" w:uiPriority="69" w:unhideWhenUsed="0"/>
-    <w:lsdException w:name="Dark List Accent 6" w:semiHidden="0" w:uiPriority="70" w:unhideWhenUsed="0"/>
-    <w:lsdException w:name="Colorful Shading Accent 6" w:semiHidden="0" w:uiPriority="71" w:unhideWhenUsed="0"/>
-    <w:lsdException w:name="Colorful List Accent 6" w:semiHidden="0" w:uiPriority="72" w:unhideWhenUsed="0"/>
-    <w:lsdException w:name="Colorful Grid Accent 6" w:semiHidden="0" w:uiPriority="73" w:unhideWhenUsed="0"/>
-    <w:lsdException w:name="Subtle Emphasis" w:semiHidden="0" w:uiPriority="19" w:unhideWhenUsed="0" w:qFormat="1"/>
-    <w:lsdException w:name="Intense Emphasis" w:semiHidden="0" w:uiPriority="21" w:unhideWhenUsed="0" w:qFormat="1"/>
-    <w:lsdException w:name="Subtle Reference" w:semiHidden="0" w:uiPriority="31" w:unhideWhenUsed="0" w:qFormat="1"/>
-    <w:lsdException w:name="Intense Reference" w:semiHidden="0" w:uiPriority="32" w:unhideWhenUsed="0" w:qFormat="1"/>
-    <w:lsdException w:name="Book Title" w:semiHidden="0" w:uiPriority="33" w:unhideWhenUsed="0" w:qFormat="1"/>
-    <w:lsdException w:name="Bibliography" w:uiPriority="37"/>
-    <w:lsdException w:name="TOC Heading" w:uiPriority="39" w:qFormat="1"/>
-  </w:latentStyles>
-  <w:style w:type="paragraph" w:default="1" w:styleId="Normal">
-    <w:name w:val="Normal"/>
-    <w:qFormat/>
-  </w:style>
-  <w:style w:type="paragraph" w:styleId="Heading1">
-    <w:name w:val="heading 1"/>
-    <w:basedOn w:val="Normal"/>
-    <w:link w:val="Heading1Char"/>
-    <w:uiPriority w:val="9"/>
-    <w:qFormat/>
-    <w:rsid w:val="00B52E9B"/>
-    <w:pPr>
-      <w:spacing w:before="100" w:beforeAutospacing="1" w:after="100" w:afterAutospacing="1" w:line="240" w:lineRule="auto"/>
-      <w:outlineLvl w:val="0"/>
-    </w:pPr>
-    <w:rPr>
-      <w:rFonts w:ascii="Times New Roman" w:eastAsia="Times New Roman" w:hAnsi="Times New Roman" w:cs="Times New Roman"/>
-      <w:b/>
-      <w:bCs/>
-      <w:kern w:val="36"/>
-      <w:sz w:val="48"/>
-      <w:szCs w:val="48"/>
-      <w:lang w:eastAsia="en-IN"/>
-    </w:rPr>
-  </w:style>
-  <w:style w:type="paragraph" w:styleId="Heading2">
-    <w:name w:val="heading 2"/>
-    <w:basedOn w:val="Normal"/>
-    <w:link w:val="Heading2Char"/>
-    <w:uiPriority w:val="9"/>
-    <w:qFormat/>
-    <w:rsid w:val="00B52E9B"/>
-    <w:pPr>
-      <w:spacing w:before="100" w:beforeAutospacing="1" w:after="100" w:afterAutospacing="1" w:line="240" w:lineRule="auto"/>
-      <w:outlineLvl w:val="1"/>
-    </w:pPr>
-    <w:rPr>
-      <w:rFonts w:ascii="Times New Roman" w:eastAsia="Times New Roman" w:hAnsi="Times New Roman" w:cs="Times New Roman"/>
-      <w:b/>
-      <w:bCs/>
-      <w:sz w:val="36"/>
-      <w:szCs w:val="36"/>
-      <w:lang w:eastAsia="en-IN"/>
-    </w:rPr>
-  </w:style>
-  <w:style w:type="paragraph" w:styleId="Heading3">
-    <w:name w:val="heading 3"/>
-    <w:basedOn w:val="Normal"/>
-    <w:link w:val="Heading3Char"/>
-    <w:uiPriority w:val="9"/>
-    <w:qFormat/>
-    <w:rsid w:val="00B52E9B"/>
-    <w:pPr>
-      <w:spacing w:before="100" w:beforeAutospacing="1" w:after="100" w:afterAutospacing="1" w:line="240" w:lineRule="auto"/>
-      <w:outlineLvl w:val="2"/>
-    </w:pPr>
-    <w:rPr>
-      <w:rFonts w:ascii="Times New Roman" w:eastAsia="Times New Roman" w:hAnsi="Times New Roman" w:cs="Times New Roman"/>
-      <w:b/>
-      <w:bCs/>
-      <w:sz w:val="27"/>
-      <w:szCs w:val="27"/>
-      <w:lang w:eastAsia="en-IN"/>
-    </w:rPr>
-  </w:style>
-  <w:style w:type="character" w:default="1" w:styleId="DefaultParagraphFont">
-    <w:name w:val="Default Paragraph Font"/>
-    <w:uiPriority w:val="1"/>
-    <w:semiHidden/>
-    <w:unhideWhenUsed/>
-  </w:style>
-  <w:style w:type="table" w:default="1" w:styleId="TableNormal">
-    <w:name w:val="Normal Table"/>
-    <w:uiPriority w:val="99"/>
-    <w:semiHidden/>
-    <w:unhideWhenUsed/>
-    <w:tblPr>
-      <w:tblInd w:w="0" w:type="dxa"/>
-      <w:tblCellMar>
-        <w:top w:w="0" w:type="dxa"/>
-        <w:left w:w="108" w:type="dxa"/>
-        <w:bottom w:w="0" w:type="dxa"/>
-        <w:right w:w="108" w:type="dxa"/>
-      </w:tblCellMar>
-    </w:tblPr>
-  </w:style>
-  <w:style w:type="numbering" w:default="1" w:styleId="NoList">
-    <w:name w:val="No List"/>
-    <w:uiPriority w:val="99"/>
-    <w:semiHidden/>
-    <w:unhideWhenUsed/>
-  </w:style>
-  <w:style w:type="table" w:styleId="TableGrid">
-    <w:name w:val="Table Grid"/>
-    <w:basedOn w:val="TableNormal"/>
-    <w:uiPriority w:val="59"/>
-    <w:rsid w:val="00324FEE"/>
-    <w:pPr>
-      <w:spacing w:after="0" w:line="240" w:lineRule="auto"/>
-    </w:pPr>
-    <w:tblPr>
-      <w:tblInd w:w="0" w:type="dxa"/>
-      <w:tblBorders>
-        <w:top w:val="single" w:sz="4" w:space="0" w:color="auto"/>
-        <w:left w:val="single" w:sz="4" w:space="0" w:color="auto"/>
-        <w:bottom w:val="single" w:sz="4" w:space="0" w:color="auto"/>
-        <w:right w:val="single" w:sz="4" w:space="0" w:color="auto"/>
-        <w:insideH w:val="single" w:sz="4" w:space="0" w:color="auto"/>
-        <w:insideV w:val="single" w:sz="4" w:space="0" w:color="auto"/>
-      </w:tblBorders>
-      <w:tblCellMar>
-        <w:top w:w="0" w:type="dxa"/>
-        <w:left w:w="108" w:type="dxa"/>
-        <w:bottom w:w="0" w:type="dxa"/>
-        <w:right w:w="108" w:type="dxa"/>
-      </w:tblCellMar>
     </w:tblPr>
   </w:style>
   <w:style w:type="character" w:customStyle="1" w:styleId="Heading1Char">

--- a/Window_function_Rank_DENSE_RANK_ROW_NUMBER.docx
+++ b/Window_function_Rank_DENSE_RANK_ROW_NUMBER.docx
@@ -7312,6 +7312,7 @@
         <w:rPr>
           <w:rFonts w:eastAsia="Times New Roman" w:cstheme="minorHAnsi"/>
           <w:noProof/>
+          <w:highlight w:val="cyan"/>
           <w:lang w:eastAsia="en-IN"/>
         </w:rPr>
         <w:t xml:space="preserve">Returns the </w:t>
@@ -7322,6 +7323,7 @@
           <w:b/>
           <w:bCs/>
           <w:noProof/>
+          <w:highlight w:val="cyan"/>
           <w:lang w:eastAsia="en-IN"/>
         </w:rPr>
         <w:t>first value</w:t>
@@ -7330,6 +7332,7 @@
         <w:rPr>
           <w:rFonts w:eastAsia="Times New Roman" w:cstheme="minorHAnsi"/>
           <w:noProof/>
+          <w:highlight w:val="cyan"/>
           <w:lang w:eastAsia="en-IN"/>
         </w:rPr>
         <w:t xml:space="preserve"> in the window based on ordering.</w:t>
@@ -15775,33 +15778,21 @@
     </w:p>
     <w:tbl>
       <w:tblPr>
+        <w:tblStyle w:val="TableGrid"/>
         <w:tblW w:w="0" w:type="auto"/>
-        <w:tblCellSpacing w:w="15" w:type="dxa"/>
-        <w:tblCellMar>
-          <w:top w:w="15" w:type="dxa"/>
-          <w:left w:w="15" w:type="dxa"/>
-          <w:bottom w:w="15" w:type="dxa"/>
-          <w:right w:w="15" w:type="dxa"/>
-        </w:tblCellMar>
         <w:tblLook w:val="04A0" w:firstRow="1" w:lastRow="0" w:firstColumn="1" w:lastColumn="0" w:noHBand="0" w:noVBand="1"/>
       </w:tblPr>
       <w:tblGrid>
-        <w:gridCol w:w="877"/>
+        <w:gridCol w:w="1003"/>
       </w:tblGrid>
       <w:tr>
-        <w:trPr>
-          <w:tblHeader/>
-          <w:tblCellSpacing w:w="15" w:type="dxa"/>
-        </w:trPr>
-        <w:tc>
-          <w:tcPr>
-            <w:tcW w:w="0" w:type="auto"/>
-            <w:vAlign w:val="center"/>
-            <w:hideMark/>
-          </w:tcPr>
-          <w:p>
-            <w:pPr>
-              <w:spacing w:after="0" w:line="240" w:lineRule="auto"/>
+        <w:tc>
+          <w:tcPr>
+            <w:tcW w:w="0" w:type="auto"/>
+            <w:hideMark/>
+          </w:tcPr>
+          <w:p>
+            <w:pPr>
               <w:jc w:val="center"/>
               <w:rPr>
                 <w:rFonts w:ascii="Times New Roman" w:eastAsia="Times New Roman" w:hAnsi="Times New Roman" w:cs="Times New Roman"/>
@@ -15827,18 +15818,13 @@
         </w:tc>
       </w:tr>
       <w:tr>
-        <w:trPr>
-          <w:tblCellSpacing w:w="15" w:type="dxa"/>
-        </w:trPr>
-        <w:tc>
-          <w:tcPr>
-            <w:tcW w:w="0" w:type="auto"/>
-            <w:vAlign w:val="center"/>
-            <w:hideMark/>
-          </w:tcPr>
-          <w:p>
-            <w:pPr>
-              <w:spacing w:after="0" w:line="240" w:lineRule="auto"/>
+        <w:tc>
+          <w:tcPr>
+            <w:tcW w:w="0" w:type="auto"/>
+            <w:hideMark/>
+          </w:tcPr>
+          <w:p>
+            <w:pPr>
               <w:rPr>
                 <w:rFonts w:ascii="Times New Roman" w:eastAsia="Times New Roman" w:hAnsi="Times New Roman" w:cs="Times New Roman"/>
                 <w:sz w:val="24"/>
@@ -15859,18 +15845,13 @@
         </w:tc>
       </w:tr>
       <w:tr>
-        <w:trPr>
-          <w:tblCellSpacing w:w="15" w:type="dxa"/>
-        </w:trPr>
-        <w:tc>
-          <w:tcPr>
-            <w:tcW w:w="0" w:type="auto"/>
-            <w:vAlign w:val="center"/>
-            <w:hideMark/>
-          </w:tcPr>
-          <w:p>
-            <w:pPr>
-              <w:spacing w:after="0" w:line="240" w:lineRule="auto"/>
+        <w:tc>
+          <w:tcPr>
+            <w:tcW w:w="0" w:type="auto"/>
+            <w:hideMark/>
+          </w:tcPr>
+          <w:p>
+            <w:pPr>
               <w:rPr>
                 <w:rFonts w:ascii="Times New Roman" w:eastAsia="Times New Roman" w:hAnsi="Times New Roman" w:cs="Times New Roman"/>
                 <w:sz w:val="24"/>
@@ -15891,18 +15872,13 @@
         </w:tc>
       </w:tr>
       <w:tr>
-        <w:trPr>
-          <w:tblCellSpacing w:w="15" w:type="dxa"/>
-        </w:trPr>
-        <w:tc>
-          <w:tcPr>
-            <w:tcW w:w="0" w:type="auto"/>
-            <w:vAlign w:val="center"/>
-            <w:hideMark/>
-          </w:tcPr>
-          <w:p>
-            <w:pPr>
-              <w:spacing w:after="0" w:line="240" w:lineRule="auto"/>
+        <w:tc>
+          <w:tcPr>
+            <w:tcW w:w="0" w:type="auto"/>
+            <w:hideMark/>
+          </w:tcPr>
+          <w:p>
+            <w:pPr>
               <w:rPr>
                 <w:rFonts w:ascii="Times New Roman" w:eastAsia="Times New Roman" w:hAnsi="Times New Roman" w:cs="Times New Roman"/>
                 <w:sz w:val="24"/>
@@ -15923,18 +15899,13 @@
         </w:tc>
       </w:tr>
       <w:tr>
-        <w:trPr>
-          <w:tblCellSpacing w:w="15" w:type="dxa"/>
-        </w:trPr>
-        <w:tc>
-          <w:tcPr>
-            <w:tcW w:w="0" w:type="auto"/>
-            <w:vAlign w:val="center"/>
-            <w:hideMark/>
-          </w:tcPr>
-          <w:p>
-            <w:pPr>
-              <w:spacing w:after="0" w:line="240" w:lineRule="auto"/>
+        <w:tc>
+          <w:tcPr>
+            <w:tcW w:w="0" w:type="auto"/>
+            <w:hideMark/>
+          </w:tcPr>
+          <w:p>
+            <w:pPr>
               <w:rPr>
                 <w:rFonts w:ascii="Times New Roman" w:eastAsia="Times New Roman" w:hAnsi="Times New Roman" w:cs="Times New Roman"/>
                 <w:sz w:val="24"/>
@@ -15982,34 +15953,22 @@
     </w:p>
     <w:tbl>
       <w:tblPr>
+        <w:tblStyle w:val="TableGrid"/>
         <w:tblW w:w="0" w:type="auto"/>
-        <w:tblCellSpacing w:w="15" w:type="dxa"/>
-        <w:tblCellMar>
-          <w:top w:w="15" w:type="dxa"/>
-          <w:left w:w="15" w:type="dxa"/>
-          <w:bottom w:w="15" w:type="dxa"/>
-          <w:right w:w="15" w:type="dxa"/>
-        </w:tblCellMar>
         <w:tblLook w:val="04A0" w:firstRow="1" w:lastRow="0" w:firstColumn="1" w:lastColumn="0" w:noHBand="0" w:noVBand="1"/>
       </w:tblPr>
       <w:tblGrid>
-        <w:gridCol w:w="862"/>
-        <w:gridCol w:w="1496"/>
+        <w:gridCol w:w="1003"/>
+        <w:gridCol w:w="1637"/>
       </w:tblGrid>
       <w:tr>
-        <w:trPr>
-          <w:tblHeader/>
-          <w:tblCellSpacing w:w="15" w:type="dxa"/>
-        </w:trPr>
-        <w:tc>
-          <w:tcPr>
-            <w:tcW w:w="0" w:type="auto"/>
-            <w:vAlign w:val="center"/>
-            <w:hideMark/>
-          </w:tcPr>
-          <w:p>
-            <w:pPr>
-              <w:spacing w:after="0" w:line="240" w:lineRule="auto"/>
+        <w:tc>
+          <w:tcPr>
+            <w:tcW w:w="0" w:type="auto"/>
+            <w:hideMark/>
+          </w:tcPr>
+          <w:p>
+            <w:pPr>
               <w:jc w:val="center"/>
               <w:rPr>
                 <w:rFonts w:ascii="Times New Roman" w:eastAsia="Times New Roman" w:hAnsi="Times New Roman" w:cs="Times New Roman"/>
@@ -16036,12 +15995,10 @@
         <w:tc>
           <w:tcPr>
             <w:tcW w:w="0" w:type="auto"/>
-            <w:vAlign w:val="center"/>
-            <w:hideMark/>
-          </w:tcPr>
-          <w:p>
-            <w:pPr>
-              <w:spacing w:after="0" w:line="240" w:lineRule="auto"/>
+            <w:hideMark/>
+          </w:tcPr>
+          <w:p>
+            <w:pPr>
               <w:jc w:val="center"/>
               <w:rPr>
                 <w:rFonts w:ascii="Times New Roman" w:eastAsia="Times New Roman" w:hAnsi="Times New Roman" w:cs="Times New Roman"/>
@@ -16067,18 +16024,13 @@
         </w:tc>
       </w:tr>
       <w:tr>
-        <w:trPr>
-          <w:tblCellSpacing w:w="15" w:type="dxa"/>
-        </w:trPr>
-        <w:tc>
-          <w:tcPr>
-            <w:tcW w:w="0" w:type="auto"/>
-            <w:vAlign w:val="center"/>
-            <w:hideMark/>
-          </w:tcPr>
-          <w:p>
-            <w:pPr>
-              <w:spacing w:after="0" w:line="240" w:lineRule="auto"/>
+        <w:tc>
+          <w:tcPr>
+            <w:tcW w:w="0" w:type="auto"/>
+            <w:hideMark/>
+          </w:tcPr>
+          <w:p>
+            <w:pPr>
               <w:rPr>
                 <w:rFonts w:ascii="Times New Roman" w:eastAsia="Times New Roman" w:hAnsi="Times New Roman" w:cs="Times New Roman"/>
                 <w:sz w:val="24"/>
@@ -16100,12 +16052,10 @@
         <w:tc>
           <w:tcPr>
             <w:tcW w:w="0" w:type="auto"/>
-            <w:vAlign w:val="center"/>
-            <w:hideMark/>
-          </w:tcPr>
-          <w:p>
-            <w:pPr>
-              <w:spacing w:after="0" w:line="240" w:lineRule="auto"/>
+            <w:hideMark/>
+          </w:tcPr>
+          <w:p>
+            <w:pPr>
               <w:rPr>
                 <w:rFonts w:ascii="Times New Roman" w:eastAsia="Times New Roman" w:hAnsi="Times New Roman" w:cs="Times New Roman"/>
                 <w:sz w:val="24"/>
@@ -16126,18 +16076,13 @@
         </w:tc>
       </w:tr>
       <w:tr>
-        <w:trPr>
-          <w:tblCellSpacing w:w="15" w:type="dxa"/>
-        </w:trPr>
-        <w:tc>
-          <w:tcPr>
-            <w:tcW w:w="0" w:type="auto"/>
-            <w:vAlign w:val="center"/>
-            <w:hideMark/>
-          </w:tcPr>
-          <w:p>
-            <w:pPr>
-              <w:spacing w:after="0" w:line="240" w:lineRule="auto"/>
+        <w:tc>
+          <w:tcPr>
+            <w:tcW w:w="0" w:type="auto"/>
+            <w:hideMark/>
+          </w:tcPr>
+          <w:p>
+            <w:pPr>
               <w:rPr>
                 <w:rFonts w:ascii="Times New Roman" w:eastAsia="Times New Roman" w:hAnsi="Times New Roman" w:cs="Times New Roman"/>
                 <w:sz w:val="24"/>
@@ -16159,12 +16104,10 @@
         <w:tc>
           <w:tcPr>
             <w:tcW w:w="0" w:type="auto"/>
-            <w:vAlign w:val="center"/>
-            <w:hideMark/>
-          </w:tcPr>
-          <w:p>
-            <w:pPr>
-              <w:spacing w:after="0" w:line="240" w:lineRule="auto"/>
+            <w:hideMark/>
+          </w:tcPr>
+          <w:p>
+            <w:pPr>
               <w:rPr>
                 <w:rFonts w:ascii="Times New Roman" w:eastAsia="Times New Roman" w:hAnsi="Times New Roman" w:cs="Times New Roman"/>
                 <w:sz w:val="24"/>
@@ -16185,18 +16128,13 @@
         </w:tc>
       </w:tr>
       <w:tr>
-        <w:trPr>
-          <w:tblCellSpacing w:w="15" w:type="dxa"/>
-        </w:trPr>
-        <w:tc>
-          <w:tcPr>
-            <w:tcW w:w="0" w:type="auto"/>
-            <w:vAlign w:val="center"/>
-            <w:hideMark/>
-          </w:tcPr>
-          <w:p>
-            <w:pPr>
-              <w:spacing w:after="0" w:line="240" w:lineRule="auto"/>
+        <w:tc>
+          <w:tcPr>
+            <w:tcW w:w="0" w:type="auto"/>
+            <w:hideMark/>
+          </w:tcPr>
+          <w:p>
+            <w:pPr>
               <w:rPr>
                 <w:rFonts w:ascii="Times New Roman" w:eastAsia="Times New Roman" w:hAnsi="Times New Roman" w:cs="Times New Roman"/>
                 <w:sz w:val="24"/>
@@ -16218,12 +16156,10 @@
         <w:tc>
           <w:tcPr>
             <w:tcW w:w="0" w:type="auto"/>
-            <w:vAlign w:val="center"/>
-            <w:hideMark/>
-          </w:tcPr>
-          <w:p>
-            <w:pPr>
-              <w:spacing w:after="0" w:line="240" w:lineRule="auto"/>
+            <w:hideMark/>
+          </w:tcPr>
+          <w:p>
+            <w:pPr>
               <w:rPr>
                 <w:rFonts w:ascii="Times New Roman" w:eastAsia="Times New Roman" w:hAnsi="Times New Roman" w:cs="Times New Roman"/>
                 <w:sz w:val="24"/>
@@ -16244,18 +16180,13 @@
         </w:tc>
       </w:tr>
       <w:tr>
-        <w:trPr>
-          <w:tblCellSpacing w:w="15" w:type="dxa"/>
-        </w:trPr>
-        <w:tc>
-          <w:tcPr>
-            <w:tcW w:w="0" w:type="auto"/>
-            <w:vAlign w:val="center"/>
-            <w:hideMark/>
-          </w:tcPr>
-          <w:p>
-            <w:pPr>
-              <w:spacing w:after="0" w:line="240" w:lineRule="auto"/>
+        <w:tc>
+          <w:tcPr>
+            <w:tcW w:w="0" w:type="auto"/>
+            <w:hideMark/>
+          </w:tcPr>
+          <w:p>
+            <w:pPr>
               <w:rPr>
                 <w:rFonts w:ascii="Times New Roman" w:eastAsia="Times New Roman" w:hAnsi="Times New Roman" w:cs="Times New Roman"/>
                 <w:sz w:val="24"/>
@@ -16277,12 +16208,10 @@
         <w:tc>
           <w:tcPr>
             <w:tcW w:w="0" w:type="auto"/>
-            <w:vAlign w:val="center"/>
-            <w:hideMark/>
-          </w:tcPr>
-          <w:p>
-            <w:pPr>
-              <w:spacing w:after="0" w:line="240" w:lineRule="auto"/>
+            <w:hideMark/>
+          </w:tcPr>
+          <w:p>
+            <w:pPr>
               <w:rPr>
                 <w:rFonts w:ascii="Times New Roman" w:eastAsia="Times New Roman" w:hAnsi="Times New Roman" w:cs="Times New Roman"/>
                 <w:sz w:val="24"/>
@@ -21403,6 +21332,1295 @@
     <w:p>
       <w:pPr>
         <w:spacing w:before="100" w:beforeAutospacing="1" w:after="100" w:afterAutospacing="1" w:line="240" w:lineRule="auto"/>
+        <w:rPr>
+          <w:rFonts w:ascii="Times New Roman" w:eastAsia="Times New Roman" w:hAnsi="Times New Roman" w:cs="Times New Roman"/>
+          <w:sz w:val="24"/>
+          <w:szCs w:val="24"/>
+          <w:lang w:eastAsia="en-IN"/>
+        </w:rPr>
+      </w:pPr>
+    </w:p>
+    <w:p>
+      <w:pPr>
+        <w:spacing w:before="100" w:beforeAutospacing="1" w:after="100" w:afterAutospacing="1" w:line="240" w:lineRule="auto"/>
+        <w:rPr>
+          <w:rFonts w:ascii="Times New Roman" w:eastAsia="Times New Roman" w:hAnsi="Times New Roman" w:cs="Times New Roman"/>
+          <w:sz w:val="24"/>
+          <w:szCs w:val="24"/>
+          <w:lang w:eastAsia="en-IN"/>
+        </w:rPr>
+      </w:pPr>
+      <w:r>
+        <w:rPr>
+          <w:rFonts w:ascii="Times New Roman" w:eastAsia="Times New Roman" w:hAnsi="Times New Roman" w:cs="Times New Roman"/>
+          <w:sz w:val="24"/>
+          <w:szCs w:val="24"/>
+          <w:lang w:eastAsia="en-IN"/>
+        </w:rPr>
+        <w:t>Assume an orders table like this:</w:t>
+      </w:r>
+    </w:p>
+    <w:tbl>
+      <w:tblPr>
+        <w:tblStyle w:val="TableGrid"/>
+        <w:tblW w:w="2396" w:type="dxa"/>
+        <w:tblLook w:val="04A0" w:firstRow="1" w:lastRow="0" w:firstColumn="1" w:lastColumn="0" w:noHBand="0" w:noVBand="1"/>
+      </w:tblPr>
+      <w:tblGrid>
+        <w:gridCol w:w="760"/>
+        <w:gridCol w:w="1636"/>
+      </w:tblGrid>
+      <w:tr>
+        <w:trPr>
+          <w:trHeight w:val="297"/>
+        </w:trPr>
+        <w:tc>
+          <w:tcPr>
+            <w:tcW w:w="0" w:type="auto"/>
+            <w:hideMark/>
+          </w:tcPr>
+          <w:p>
+            <w:pPr>
+              <w:spacing w:before="100" w:beforeAutospacing="1" w:after="100" w:afterAutospacing="1"/>
+              <w:rPr>
+                <w:rFonts w:ascii="Times New Roman" w:eastAsia="Times New Roman" w:hAnsi="Times New Roman" w:cs="Times New Roman"/>
+                <w:b/>
+                <w:bCs/>
+                <w:sz w:val="24"/>
+                <w:szCs w:val="24"/>
+                <w:lang w:eastAsia="en-IN"/>
+              </w:rPr>
+            </w:pPr>
+            <w:r>
+              <w:rPr>
+                <w:rFonts w:ascii="Times New Roman" w:eastAsia="Times New Roman" w:hAnsi="Times New Roman" w:cs="Times New Roman"/>
+                <w:b/>
+                <w:bCs/>
+                <w:sz w:val="24"/>
+                <w:szCs w:val="24"/>
+                <w:lang w:eastAsia="en-IN"/>
+              </w:rPr>
+              <w:t>id</w:t>
+            </w:r>
+          </w:p>
+        </w:tc>
+        <w:tc>
+          <w:tcPr>
+            <w:tcW w:w="0" w:type="auto"/>
+            <w:hideMark/>
+          </w:tcPr>
+          <w:p>
+            <w:pPr>
+              <w:spacing w:before="100" w:beforeAutospacing="1" w:after="100" w:afterAutospacing="1"/>
+              <w:rPr>
+                <w:rFonts w:ascii="Times New Roman" w:eastAsia="Times New Roman" w:hAnsi="Times New Roman" w:cs="Times New Roman"/>
+                <w:b/>
+                <w:bCs/>
+                <w:sz w:val="24"/>
+                <w:szCs w:val="24"/>
+                <w:lang w:eastAsia="en-IN"/>
+              </w:rPr>
+            </w:pPr>
+            <w:r>
+              <w:rPr>
+                <w:rFonts w:ascii="Times New Roman" w:eastAsia="Times New Roman" w:hAnsi="Times New Roman" w:cs="Times New Roman"/>
+                <w:b/>
+                <w:bCs/>
+                <w:sz w:val="24"/>
+                <w:szCs w:val="24"/>
+                <w:lang w:eastAsia="en-IN"/>
+              </w:rPr>
+              <w:t>Custid</w:t>
+            </w:r>
+          </w:p>
+        </w:tc>
+      </w:tr>
+      <w:tr>
+        <w:trPr>
+          <w:trHeight w:val="297"/>
+        </w:trPr>
+        <w:tc>
+          <w:tcPr>
+            <w:tcW w:w="0" w:type="auto"/>
+            <w:hideMark/>
+          </w:tcPr>
+          <w:p>
+            <w:pPr>
+              <w:spacing w:before="100" w:beforeAutospacing="1" w:after="100" w:afterAutospacing="1"/>
+              <w:rPr>
+                <w:rFonts w:ascii="Times New Roman" w:eastAsia="Times New Roman" w:hAnsi="Times New Roman" w:cs="Times New Roman"/>
+                <w:sz w:val="24"/>
+                <w:szCs w:val="24"/>
+                <w:lang w:eastAsia="en-IN"/>
+              </w:rPr>
+            </w:pPr>
+            <w:r>
+              <w:rPr>
+                <w:rFonts w:ascii="Times New Roman" w:eastAsia="Times New Roman" w:hAnsi="Times New Roman" w:cs="Times New Roman"/>
+                <w:sz w:val="24"/>
+                <w:szCs w:val="24"/>
+                <w:lang w:eastAsia="en-IN"/>
+              </w:rPr>
+              <w:t>1</w:t>
+            </w:r>
+          </w:p>
+        </w:tc>
+        <w:tc>
+          <w:tcPr>
+            <w:tcW w:w="0" w:type="auto"/>
+            <w:hideMark/>
+          </w:tcPr>
+          <w:p>
+            <w:pPr>
+              <w:spacing w:before="100" w:beforeAutospacing="1" w:after="100" w:afterAutospacing="1"/>
+              <w:rPr>
+                <w:rFonts w:ascii="Times New Roman" w:eastAsia="Times New Roman" w:hAnsi="Times New Roman" w:cs="Times New Roman"/>
+                <w:sz w:val="24"/>
+                <w:szCs w:val="24"/>
+                <w:lang w:eastAsia="en-IN"/>
+              </w:rPr>
+            </w:pPr>
+            <w:r>
+              <w:rPr>
+                <w:rFonts w:ascii="Times New Roman" w:eastAsia="Times New Roman" w:hAnsi="Times New Roman" w:cs="Times New Roman"/>
+                <w:sz w:val="24"/>
+                <w:szCs w:val="24"/>
+                <w:lang w:eastAsia="en-IN"/>
+              </w:rPr>
+              <w:t>A</w:t>
+            </w:r>
+          </w:p>
+        </w:tc>
+      </w:tr>
+      <w:tr>
+        <w:trPr>
+          <w:trHeight w:val="297"/>
+        </w:trPr>
+        <w:tc>
+          <w:tcPr>
+            <w:tcW w:w="0" w:type="auto"/>
+            <w:hideMark/>
+          </w:tcPr>
+          <w:p>
+            <w:pPr>
+              <w:spacing w:before="100" w:beforeAutospacing="1" w:after="100" w:afterAutospacing="1"/>
+              <w:rPr>
+                <w:rFonts w:ascii="Times New Roman" w:eastAsia="Times New Roman" w:hAnsi="Times New Roman" w:cs="Times New Roman"/>
+                <w:sz w:val="24"/>
+                <w:szCs w:val="24"/>
+                <w:lang w:eastAsia="en-IN"/>
+              </w:rPr>
+            </w:pPr>
+            <w:r>
+              <w:rPr>
+                <w:rFonts w:ascii="Times New Roman" w:eastAsia="Times New Roman" w:hAnsi="Times New Roman" w:cs="Times New Roman"/>
+                <w:sz w:val="24"/>
+                <w:szCs w:val="24"/>
+                <w:lang w:eastAsia="en-IN"/>
+              </w:rPr>
+              <w:t>2</w:t>
+            </w:r>
+          </w:p>
+        </w:tc>
+        <w:tc>
+          <w:tcPr>
+            <w:tcW w:w="0" w:type="auto"/>
+            <w:hideMark/>
+          </w:tcPr>
+          <w:p>
+            <w:pPr>
+              <w:spacing w:before="100" w:beforeAutospacing="1" w:after="100" w:afterAutospacing="1"/>
+              <w:rPr>
+                <w:rFonts w:ascii="Times New Roman" w:eastAsia="Times New Roman" w:hAnsi="Times New Roman" w:cs="Times New Roman"/>
+                <w:sz w:val="24"/>
+                <w:szCs w:val="24"/>
+                <w:lang w:eastAsia="en-IN"/>
+              </w:rPr>
+            </w:pPr>
+            <w:r>
+              <w:rPr>
+                <w:rFonts w:ascii="Times New Roman" w:eastAsia="Times New Roman" w:hAnsi="Times New Roman" w:cs="Times New Roman"/>
+                <w:sz w:val="24"/>
+                <w:szCs w:val="24"/>
+                <w:lang w:eastAsia="en-IN"/>
+              </w:rPr>
+              <w:t>A</w:t>
+            </w:r>
+          </w:p>
+        </w:tc>
+      </w:tr>
+      <w:tr>
+        <w:trPr>
+          <w:trHeight w:val="297"/>
+        </w:trPr>
+        <w:tc>
+          <w:tcPr>
+            <w:tcW w:w="0" w:type="auto"/>
+            <w:hideMark/>
+          </w:tcPr>
+          <w:p>
+            <w:pPr>
+              <w:spacing w:before="100" w:beforeAutospacing="1" w:after="100" w:afterAutospacing="1"/>
+              <w:rPr>
+                <w:rFonts w:ascii="Times New Roman" w:eastAsia="Times New Roman" w:hAnsi="Times New Roman" w:cs="Times New Roman"/>
+                <w:sz w:val="24"/>
+                <w:szCs w:val="24"/>
+                <w:lang w:eastAsia="en-IN"/>
+              </w:rPr>
+            </w:pPr>
+            <w:r>
+              <w:rPr>
+                <w:rFonts w:ascii="Times New Roman" w:eastAsia="Times New Roman" w:hAnsi="Times New Roman" w:cs="Times New Roman"/>
+                <w:sz w:val="24"/>
+                <w:szCs w:val="24"/>
+                <w:lang w:eastAsia="en-IN"/>
+              </w:rPr>
+              <w:t>3</w:t>
+            </w:r>
+          </w:p>
+        </w:tc>
+        <w:tc>
+          <w:tcPr>
+            <w:tcW w:w="0" w:type="auto"/>
+            <w:hideMark/>
+          </w:tcPr>
+          <w:p>
+            <w:pPr>
+              <w:spacing w:before="100" w:beforeAutospacing="1" w:after="100" w:afterAutospacing="1"/>
+              <w:rPr>
+                <w:rFonts w:ascii="Times New Roman" w:eastAsia="Times New Roman" w:hAnsi="Times New Roman" w:cs="Times New Roman"/>
+                <w:sz w:val="24"/>
+                <w:szCs w:val="24"/>
+                <w:lang w:eastAsia="en-IN"/>
+              </w:rPr>
+            </w:pPr>
+            <w:r>
+              <w:rPr>
+                <w:rFonts w:ascii="Times New Roman" w:eastAsia="Times New Roman" w:hAnsi="Times New Roman" w:cs="Times New Roman"/>
+                <w:sz w:val="24"/>
+                <w:szCs w:val="24"/>
+                <w:lang w:eastAsia="en-IN"/>
+              </w:rPr>
+              <w:t>B</w:t>
+            </w:r>
+          </w:p>
+        </w:tc>
+      </w:tr>
+      <w:tr>
+        <w:trPr>
+          <w:trHeight w:val="297"/>
+        </w:trPr>
+        <w:tc>
+          <w:tcPr>
+            <w:tcW w:w="0" w:type="auto"/>
+            <w:hideMark/>
+          </w:tcPr>
+          <w:p>
+            <w:pPr>
+              <w:spacing w:before="100" w:beforeAutospacing="1" w:after="100" w:afterAutospacing="1"/>
+              <w:rPr>
+                <w:rFonts w:ascii="Times New Roman" w:eastAsia="Times New Roman" w:hAnsi="Times New Roman" w:cs="Times New Roman"/>
+                <w:sz w:val="24"/>
+                <w:szCs w:val="24"/>
+                <w:lang w:eastAsia="en-IN"/>
+              </w:rPr>
+            </w:pPr>
+            <w:r>
+              <w:rPr>
+                <w:rFonts w:ascii="Times New Roman" w:eastAsia="Times New Roman" w:hAnsi="Times New Roman" w:cs="Times New Roman"/>
+                <w:sz w:val="24"/>
+                <w:szCs w:val="24"/>
+                <w:lang w:eastAsia="en-IN"/>
+              </w:rPr>
+              <w:t>4</w:t>
+            </w:r>
+          </w:p>
+        </w:tc>
+        <w:tc>
+          <w:tcPr>
+            <w:tcW w:w="0" w:type="auto"/>
+            <w:hideMark/>
+          </w:tcPr>
+          <w:p>
+            <w:pPr>
+              <w:spacing w:before="100" w:beforeAutospacing="1" w:after="100" w:afterAutospacing="1"/>
+              <w:rPr>
+                <w:rFonts w:ascii="Times New Roman" w:eastAsia="Times New Roman" w:hAnsi="Times New Roman" w:cs="Times New Roman"/>
+                <w:sz w:val="24"/>
+                <w:szCs w:val="24"/>
+                <w:lang w:eastAsia="en-IN"/>
+              </w:rPr>
+            </w:pPr>
+            <w:r>
+              <w:rPr>
+                <w:rFonts w:ascii="Times New Roman" w:eastAsia="Times New Roman" w:hAnsi="Times New Roman" w:cs="Times New Roman"/>
+                <w:sz w:val="24"/>
+                <w:szCs w:val="24"/>
+                <w:lang w:eastAsia="en-IN"/>
+              </w:rPr>
+              <w:t>A</w:t>
+            </w:r>
+          </w:p>
+        </w:tc>
+      </w:tr>
+      <w:tr>
+        <w:trPr>
+          <w:trHeight w:val="297"/>
+        </w:trPr>
+        <w:tc>
+          <w:tcPr>
+            <w:tcW w:w="0" w:type="auto"/>
+            <w:hideMark/>
+          </w:tcPr>
+          <w:p>
+            <w:pPr>
+              <w:spacing w:before="100" w:beforeAutospacing="1" w:after="100" w:afterAutospacing="1"/>
+              <w:rPr>
+                <w:rFonts w:ascii="Times New Roman" w:eastAsia="Times New Roman" w:hAnsi="Times New Roman" w:cs="Times New Roman"/>
+                <w:sz w:val="24"/>
+                <w:szCs w:val="24"/>
+                <w:lang w:eastAsia="en-IN"/>
+              </w:rPr>
+            </w:pPr>
+            <w:r>
+              <w:rPr>
+                <w:rFonts w:ascii="Times New Roman" w:eastAsia="Times New Roman" w:hAnsi="Times New Roman" w:cs="Times New Roman"/>
+                <w:sz w:val="24"/>
+                <w:szCs w:val="24"/>
+                <w:lang w:eastAsia="en-IN"/>
+              </w:rPr>
+              <w:t>5</w:t>
+            </w:r>
+          </w:p>
+        </w:tc>
+        <w:tc>
+          <w:tcPr>
+            <w:tcW w:w="0" w:type="auto"/>
+            <w:hideMark/>
+          </w:tcPr>
+          <w:p>
+            <w:pPr>
+              <w:spacing w:before="100" w:beforeAutospacing="1" w:after="100" w:afterAutospacing="1"/>
+              <w:rPr>
+                <w:rFonts w:ascii="Times New Roman" w:eastAsia="Times New Roman" w:hAnsi="Times New Roman" w:cs="Times New Roman"/>
+                <w:sz w:val="24"/>
+                <w:szCs w:val="24"/>
+                <w:lang w:eastAsia="en-IN"/>
+              </w:rPr>
+            </w:pPr>
+            <w:r>
+              <w:rPr>
+                <w:rFonts w:ascii="Times New Roman" w:eastAsia="Times New Roman" w:hAnsi="Times New Roman" w:cs="Times New Roman"/>
+                <w:sz w:val="24"/>
+                <w:szCs w:val="24"/>
+                <w:lang w:eastAsia="en-IN"/>
+              </w:rPr>
+              <w:t>B</w:t>
+            </w:r>
+          </w:p>
+        </w:tc>
+      </w:tr>
+      <w:tr>
+        <w:trPr>
+          <w:trHeight w:val="297"/>
+        </w:trPr>
+        <w:tc>
+          <w:tcPr>
+            <w:tcW w:w="0" w:type="auto"/>
+            <w:hideMark/>
+          </w:tcPr>
+          <w:p>
+            <w:pPr>
+              <w:spacing w:before="100" w:beforeAutospacing="1" w:after="100" w:afterAutospacing="1"/>
+              <w:rPr>
+                <w:rFonts w:ascii="Times New Roman" w:eastAsia="Times New Roman" w:hAnsi="Times New Roman" w:cs="Times New Roman"/>
+                <w:sz w:val="24"/>
+                <w:szCs w:val="24"/>
+                <w:lang w:eastAsia="en-IN"/>
+              </w:rPr>
+            </w:pPr>
+            <w:r>
+              <w:rPr>
+                <w:rFonts w:ascii="Times New Roman" w:eastAsia="Times New Roman" w:hAnsi="Times New Roman" w:cs="Times New Roman"/>
+                <w:sz w:val="24"/>
+                <w:szCs w:val="24"/>
+                <w:lang w:eastAsia="en-IN"/>
+              </w:rPr>
+              <w:t>6</w:t>
+            </w:r>
+          </w:p>
+        </w:tc>
+        <w:tc>
+          <w:tcPr>
+            <w:tcW w:w="0" w:type="auto"/>
+            <w:hideMark/>
+          </w:tcPr>
+          <w:p>
+            <w:pPr>
+              <w:spacing w:before="100" w:beforeAutospacing="1" w:after="100" w:afterAutospacing="1"/>
+              <w:rPr>
+                <w:rFonts w:ascii="Times New Roman" w:eastAsia="Times New Roman" w:hAnsi="Times New Roman" w:cs="Times New Roman"/>
+                <w:sz w:val="24"/>
+                <w:szCs w:val="24"/>
+                <w:lang w:eastAsia="en-IN"/>
+              </w:rPr>
+            </w:pPr>
+            <w:r>
+              <w:rPr>
+                <w:rFonts w:ascii="Times New Roman" w:eastAsia="Times New Roman" w:hAnsi="Times New Roman" w:cs="Times New Roman"/>
+                <w:sz w:val="24"/>
+                <w:szCs w:val="24"/>
+                <w:lang w:eastAsia="en-IN"/>
+              </w:rPr>
+              <w:t>C</w:t>
+            </w:r>
+          </w:p>
+        </w:tc>
+      </w:tr>
+    </w:tbl>
+    <w:p>
+      <w:pPr>
+        <w:spacing w:before="100" w:beforeAutospacing="1" w:after="100" w:afterAutospacing="1" w:line="240" w:lineRule="auto"/>
+        <w:rPr>
+          <w:rFonts w:ascii="Times New Roman" w:eastAsia="Times New Roman" w:hAnsi="Times New Roman" w:cs="Times New Roman"/>
+          <w:b/>
+          <w:bCs/>
+          <w:sz w:val="24"/>
+          <w:szCs w:val="24"/>
+          <w:lang w:eastAsia="en-IN"/>
+        </w:rPr>
+      </w:pPr>
+      <w:r>
+        <w:rPr>
+          <w:rFonts w:ascii="Times New Roman" w:eastAsia="Times New Roman" w:hAnsi="Times New Roman" w:cs="Times New Roman"/>
+          <w:b/>
+          <w:bCs/>
+          <w:sz w:val="24"/>
+          <w:szCs w:val="24"/>
+          <w:lang w:eastAsia="en-IN"/>
+        </w:rPr>
+        <w:t>Query</w:t>
+      </w:r>
+    </w:p>
+    <w:p>
+      <w:pPr>
+        <w:spacing w:before="100" w:beforeAutospacing="1" w:after="100" w:afterAutospacing="1" w:line="240" w:lineRule="auto"/>
+        <w:rPr>
+          <w:rFonts w:ascii="Times New Roman" w:eastAsia="Times New Roman" w:hAnsi="Times New Roman" w:cs="Times New Roman"/>
+          <w:sz w:val="24"/>
+          <w:szCs w:val="24"/>
+          <w:lang w:eastAsia="en-IN"/>
+        </w:rPr>
+      </w:pPr>
+      <w:r>
+        <w:rPr>
+          <w:rFonts w:ascii="Times New Roman" w:eastAsia="Times New Roman" w:hAnsi="Times New Roman" w:cs="Times New Roman"/>
+          <w:sz w:val="24"/>
+          <w:szCs w:val="24"/>
+          <w:lang w:eastAsia="en-IN"/>
+        </w:rPr>
+        <w:lastRenderedPageBreak/>
+        <w:t>SELECT</w:t>
+      </w:r>
+      <w:r>
+        <w:rPr>
+          <w:rFonts w:ascii="Times New Roman" w:eastAsia="Times New Roman" w:hAnsi="Times New Roman" w:cs="Times New Roman"/>
+          <w:sz w:val="24"/>
+          <w:szCs w:val="24"/>
+          <w:lang w:eastAsia="en-IN"/>
+        </w:rPr>
+        <w:br/>
+        <w:t xml:space="preserve">  id,</w:t>
+      </w:r>
+      <w:r>
+        <w:rPr>
+          <w:rFonts w:ascii="Times New Roman" w:eastAsia="Times New Roman" w:hAnsi="Times New Roman" w:cs="Times New Roman"/>
+          <w:sz w:val="24"/>
+          <w:szCs w:val="24"/>
+          <w:lang w:eastAsia="en-IN"/>
+        </w:rPr>
+        <w:br/>
+        <w:t xml:space="preserve">  Custid,</w:t>
+      </w:r>
+      <w:r>
+        <w:rPr>
+          <w:rFonts w:ascii="Times New Roman" w:eastAsia="Times New Roman" w:hAnsi="Times New Roman" w:cs="Times New Roman"/>
+          <w:sz w:val="24"/>
+          <w:szCs w:val="24"/>
+          <w:lang w:eastAsia="en-IN"/>
+        </w:rPr>
+        <w:br/>
+        <w:t xml:space="preserve">  COUNT(*) OVER (PARTITION BY Custid) AS total_orders</w:t>
+      </w:r>
+      <w:r>
+        <w:rPr>
+          <w:rFonts w:ascii="Times New Roman" w:eastAsia="Times New Roman" w:hAnsi="Times New Roman" w:cs="Times New Roman"/>
+          <w:sz w:val="24"/>
+          <w:szCs w:val="24"/>
+          <w:lang w:eastAsia="en-IN"/>
+        </w:rPr>
+        <w:br/>
+        <w:t>FROM orders;</w:t>
+      </w:r>
+    </w:p>
+    <w:p>
+      <w:pPr>
+        <w:spacing w:before="100" w:beforeAutospacing="1" w:after="100" w:afterAutospacing="1" w:line="240" w:lineRule="auto"/>
+        <w:rPr>
+          <w:rFonts w:ascii="Times New Roman" w:eastAsia="Times New Roman" w:hAnsi="Times New Roman" w:cs="Times New Roman"/>
+          <w:b/>
+          <w:bCs/>
+          <w:sz w:val="24"/>
+          <w:szCs w:val="24"/>
+          <w:lang w:eastAsia="en-IN"/>
+        </w:rPr>
+      </w:pPr>
+      <w:r>
+        <w:rPr>
+          <w:rFonts w:ascii="Times New Roman" w:eastAsia="Times New Roman" w:hAnsi="Times New Roman" w:cs="Times New Roman"/>
+          <w:b/>
+          <w:bCs/>
+          <w:sz w:val="24"/>
+          <w:szCs w:val="24"/>
+          <w:lang w:eastAsia="en-IN"/>
+        </w:rPr>
+        <w:t>Output</w:t>
+      </w:r>
+    </w:p>
+    <w:tbl>
+      <w:tblPr>
+        <w:tblStyle w:val="TableGrid"/>
+        <w:tblW w:w="0" w:type="auto"/>
+        <w:tblLook w:val="04A0" w:firstRow="1" w:lastRow="0" w:firstColumn="1" w:lastColumn="0" w:noHBand="0" w:noVBand="1"/>
+      </w:tblPr>
+      <w:tblGrid>
+        <w:gridCol w:w="417"/>
+        <w:gridCol w:w="897"/>
+        <w:gridCol w:w="1469"/>
+      </w:tblGrid>
+      <w:tr>
+        <w:tc>
+          <w:tcPr>
+            <w:tcW w:w="0" w:type="auto"/>
+            <w:hideMark/>
+          </w:tcPr>
+          <w:p>
+            <w:pPr>
+              <w:spacing w:before="100" w:beforeAutospacing="1" w:after="100" w:afterAutospacing="1"/>
+              <w:rPr>
+                <w:rFonts w:ascii="Times New Roman" w:eastAsia="Times New Roman" w:hAnsi="Times New Roman" w:cs="Times New Roman"/>
+                <w:b/>
+                <w:bCs/>
+                <w:sz w:val="24"/>
+                <w:szCs w:val="24"/>
+                <w:lang w:eastAsia="en-IN"/>
+              </w:rPr>
+            </w:pPr>
+            <w:r>
+              <w:rPr>
+                <w:rFonts w:ascii="Times New Roman" w:eastAsia="Times New Roman" w:hAnsi="Times New Roman" w:cs="Times New Roman"/>
+                <w:b/>
+                <w:bCs/>
+                <w:sz w:val="24"/>
+                <w:szCs w:val="24"/>
+                <w:lang w:eastAsia="en-IN"/>
+              </w:rPr>
+              <w:t>id</w:t>
+            </w:r>
+          </w:p>
+        </w:tc>
+        <w:tc>
+          <w:tcPr>
+            <w:tcW w:w="0" w:type="auto"/>
+            <w:hideMark/>
+          </w:tcPr>
+          <w:p>
+            <w:pPr>
+              <w:spacing w:before="100" w:beforeAutospacing="1" w:after="100" w:afterAutospacing="1"/>
+              <w:rPr>
+                <w:rFonts w:ascii="Times New Roman" w:eastAsia="Times New Roman" w:hAnsi="Times New Roman" w:cs="Times New Roman"/>
+                <w:b/>
+                <w:bCs/>
+                <w:sz w:val="24"/>
+                <w:szCs w:val="24"/>
+                <w:lang w:eastAsia="en-IN"/>
+              </w:rPr>
+            </w:pPr>
+            <w:r>
+              <w:rPr>
+                <w:rFonts w:ascii="Times New Roman" w:eastAsia="Times New Roman" w:hAnsi="Times New Roman" w:cs="Times New Roman"/>
+                <w:b/>
+                <w:bCs/>
+                <w:sz w:val="24"/>
+                <w:szCs w:val="24"/>
+                <w:lang w:eastAsia="en-IN"/>
+              </w:rPr>
+              <w:t>Custid</w:t>
+            </w:r>
+          </w:p>
+        </w:tc>
+        <w:tc>
+          <w:tcPr>
+            <w:tcW w:w="0" w:type="auto"/>
+            <w:hideMark/>
+          </w:tcPr>
+          <w:p>
+            <w:pPr>
+              <w:spacing w:before="100" w:beforeAutospacing="1" w:after="100" w:afterAutospacing="1"/>
+              <w:rPr>
+                <w:rFonts w:ascii="Times New Roman" w:eastAsia="Times New Roman" w:hAnsi="Times New Roman" w:cs="Times New Roman"/>
+                <w:b/>
+                <w:bCs/>
+                <w:sz w:val="24"/>
+                <w:szCs w:val="24"/>
+                <w:lang w:eastAsia="en-IN"/>
+              </w:rPr>
+            </w:pPr>
+            <w:r>
+              <w:rPr>
+                <w:rFonts w:ascii="Times New Roman" w:eastAsia="Times New Roman" w:hAnsi="Times New Roman" w:cs="Times New Roman"/>
+                <w:b/>
+                <w:bCs/>
+                <w:sz w:val="24"/>
+                <w:szCs w:val="24"/>
+                <w:lang w:eastAsia="en-IN"/>
+              </w:rPr>
+              <w:t>total_orders</w:t>
+            </w:r>
+          </w:p>
+        </w:tc>
+      </w:tr>
+      <w:tr>
+        <w:tc>
+          <w:tcPr>
+            <w:tcW w:w="0" w:type="auto"/>
+            <w:hideMark/>
+          </w:tcPr>
+          <w:p>
+            <w:pPr>
+              <w:spacing w:before="100" w:beforeAutospacing="1" w:after="100" w:afterAutospacing="1"/>
+              <w:rPr>
+                <w:rFonts w:ascii="Times New Roman" w:eastAsia="Times New Roman" w:hAnsi="Times New Roman" w:cs="Times New Roman"/>
+                <w:sz w:val="24"/>
+                <w:szCs w:val="24"/>
+                <w:lang w:eastAsia="en-IN"/>
+              </w:rPr>
+            </w:pPr>
+            <w:r>
+              <w:rPr>
+                <w:rFonts w:ascii="Times New Roman" w:eastAsia="Times New Roman" w:hAnsi="Times New Roman" w:cs="Times New Roman"/>
+                <w:sz w:val="24"/>
+                <w:szCs w:val="24"/>
+                <w:lang w:eastAsia="en-IN"/>
+              </w:rPr>
+              <w:t>1</w:t>
+            </w:r>
+          </w:p>
+        </w:tc>
+        <w:tc>
+          <w:tcPr>
+            <w:tcW w:w="0" w:type="auto"/>
+            <w:hideMark/>
+          </w:tcPr>
+          <w:p>
+            <w:pPr>
+              <w:spacing w:before="100" w:beforeAutospacing="1" w:after="100" w:afterAutospacing="1"/>
+              <w:rPr>
+                <w:rFonts w:ascii="Times New Roman" w:eastAsia="Times New Roman" w:hAnsi="Times New Roman" w:cs="Times New Roman"/>
+                <w:sz w:val="24"/>
+                <w:szCs w:val="24"/>
+                <w:lang w:eastAsia="en-IN"/>
+              </w:rPr>
+            </w:pPr>
+            <w:r>
+              <w:rPr>
+                <w:rFonts w:ascii="Times New Roman" w:eastAsia="Times New Roman" w:hAnsi="Times New Roman" w:cs="Times New Roman"/>
+                <w:sz w:val="24"/>
+                <w:szCs w:val="24"/>
+                <w:lang w:eastAsia="en-IN"/>
+              </w:rPr>
+              <w:t>A</w:t>
+            </w:r>
+          </w:p>
+        </w:tc>
+        <w:tc>
+          <w:tcPr>
+            <w:tcW w:w="0" w:type="auto"/>
+            <w:hideMark/>
+          </w:tcPr>
+          <w:p>
+            <w:pPr>
+              <w:spacing w:before="100" w:beforeAutospacing="1" w:after="100" w:afterAutospacing="1"/>
+              <w:rPr>
+                <w:rFonts w:ascii="Times New Roman" w:eastAsia="Times New Roman" w:hAnsi="Times New Roman" w:cs="Times New Roman"/>
+                <w:sz w:val="24"/>
+                <w:szCs w:val="24"/>
+                <w:lang w:eastAsia="en-IN"/>
+              </w:rPr>
+            </w:pPr>
+            <w:r>
+              <w:rPr>
+                <w:rFonts w:ascii="Times New Roman" w:eastAsia="Times New Roman" w:hAnsi="Times New Roman" w:cs="Times New Roman"/>
+                <w:sz w:val="24"/>
+                <w:szCs w:val="24"/>
+                <w:lang w:eastAsia="en-IN"/>
+              </w:rPr>
+              <w:t>3</w:t>
+            </w:r>
+          </w:p>
+        </w:tc>
+      </w:tr>
+      <w:tr>
+        <w:tc>
+          <w:tcPr>
+            <w:tcW w:w="0" w:type="auto"/>
+            <w:hideMark/>
+          </w:tcPr>
+          <w:p>
+            <w:pPr>
+              <w:spacing w:before="100" w:beforeAutospacing="1" w:after="100" w:afterAutospacing="1"/>
+              <w:rPr>
+                <w:rFonts w:ascii="Times New Roman" w:eastAsia="Times New Roman" w:hAnsi="Times New Roman" w:cs="Times New Roman"/>
+                <w:sz w:val="24"/>
+                <w:szCs w:val="24"/>
+                <w:lang w:eastAsia="en-IN"/>
+              </w:rPr>
+            </w:pPr>
+            <w:r>
+              <w:rPr>
+                <w:rFonts w:ascii="Times New Roman" w:eastAsia="Times New Roman" w:hAnsi="Times New Roman" w:cs="Times New Roman"/>
+                <w:sz w:val="24"/>
+                <w:szCs w:val="24"/>
+                <w:lang w:eastAsia="en-IN"/>
+              </w:rPr>
+              <w:t>2</w:t>
+            </w:r>
+          </w:p>
+        </w:tc>
+        <w:tc>
+          <w:tcPr>
+            <w:tcW w:w="0" w:type="auto"/>
+            <w:hideMark/>
+          </w:tcPr>
+          <w:p>
+            <w:pPr>
+              <w:spacing w:before="100" w:beforeAutospacing="1" w:after="100" w:afterAutospacing="1"/>
+              <w:rPr>
+                <w:rFonts w:ascii="Times New Roman" w:eastAsia="Times New Roman" w:hAnsi="Times New Roman" w:cs="Times New Roman"/>
+                <w:sz w:val="24"/>
+                <w:szCs w:val="24"/>
+                <w:lang w:eastAsia="en-IN"/>
+              </w:rPr>
+            </w:pPr>
+            <w:r>
+              <w:rPr>
+                <w:rFonts w:ascii="Times New Roman" w:eastAsia="Times New Roman" w:hAnsi="Times New Roman" w:cs="Times New Roman"/>
+                <w:sz w:val="24"/>
+                <w:szCs w:val="24"/>
+                <w:lang w:eastAsia="en-IN"/>
+              </w:rPr>
+              <w:t>A</w:t>
+            </w:r>
+          </w:p>
+        </w:tc>
+        <w:tc>
+          <w:tcPr>
+            <w:tcW w:w="0" w:type="auto"/>
+            <w:hideMark/>
+          </w:tcPr>
+          <w:p>
+            <w:pPr>
+              <w:spacing w:before="100" w:beforeAutospacing="1" w:after="100" w:afterAutospacing="1"/>
+              <w:rPr>
+                <w:rFonts w:ascii="Times New Roman" w:eastAsia="Times New Roman" w:hAnsi="Times New Roman" w:cs="Times New Roman"/>
+                <w:sz w:val="24"/>
+                <w:szCs w:val="24"/>
+                <w:lang w:eastAsia="en-IN"/>
+              </w:rPr>
+            </w:pPr>
+            <w:r>
+              <w:rPr>
+                <w:rFonts w:ascii="Times New Roman" w:eastAsia="Times New Roman" w:hAnsi="Times New Roman" w:cs="Times New Roman"/>
+                <w:sz w:val="24"/>
+                <w:szCs w:val="24"/>
+                <w:lang w:eastAsia="en-IN"/>
+              </w:rPr>
+              <w:t>3</w:t>
+            </w:r>
+          </w:p>
+        </w:tc>
+      </w:tr>
+      <w:tr>
+        <w:tc>
+          <w:tcPr>
+            <w:tcW w:w="0" w:type="auto"/>
+            <w:hideMark/>
+          </w:tcPr>
+          <w:p>
+            <w:pPr>
+              <w:spacing w:before="100" w:beforeAutospacing="1" w:after="100" w:afterAutospacing="1"/>
+              <w:rPr>
+                <w:rFonts w:ascii="Times New Roman" w:eastAsia="Times New Roman" w:hAnsi="Times New Roman" w:cs="Times New Roman"/>
+                <w:sz w:val="24"/>
+                <w:szCs w:val="24"/>
+                <w:lang w:eastAsia="en-IN"/>
+              </w:rPr>
+            </w:pPr>
+            <w:r>
+              <w:rPr>
+                <w:rFonts w:ascii="Times New Roman" w:eastAsia="Times New Roman" w:hAnsi="Times New Roman" w:cs="Times New Roman"/>
+                <w:sz w:val="24"/>
+                <w:szCs w:val="24"/>
+                <w:lang w:eastAsia="en-IN"/>
+              </w:rPr>
+              <w:t>4</w:t>
+            </w:r>
+          </w:p>
+        </w:tc>
+        <w:tc>
+          <w:tcPr>
+            <w:tcW w:w="0" w:type="auto"/>
+            <w:hideMark/>
+          </w:tcPr>
+          <w:p>
+            <w:pPr>
+              <w:spacing w:before="100" w:beforeAutospacing="1" w:after="100" w:afterAutospacing="1"/>
+              <w:rPr>
+                <w:rFonts w:ascii="Times New Roman" w:eastAsia="Times New Roman" w:hAnsi="Times New Roman" w:cs="Times New Roman"/>
+                <w:sz w:val="24"/>
+                <w:szCs w:val="24"/>
+                <w:lang w:eastAsia="en-IN"/>
+              </w:rPr>
+            </w:pPr>
+            <w:r>
+              <w:rPr>
+                <w:rFonts w:ascii="Times New Roman" w:eastAsia="Times New Roman" w:hAnsi="Times New Roman" w:cs="Times New Roman"/>
+                <w:sz w:val="24"/>
+                <w:szCs w:val="24"/>
+                <w:lang w:eastAsia="en-IN"/>
+              </w:rPr>
+              <w:t>A</w:t>
+            </w:r>
+          </w:p>
+        </w:tc>
+        <w:tc>
+          <w:tcPr>
+            <w:tcW w:w="0" w:type="auto"/>
+            <w:hideMark/>
+          </w:tcPr>
+          <w:p>
+            <w:pPr>
+              <w:spacing w:before="100" w:beforeAutospacing="1" w:after="100" w:afterAutospacing="1"/>
+              <w:rPr>
+                <w:rFonts w:ascii="Times New Roman" w:eastAsia="Times New Roman" w:hAnsi="Times New Roman" w:cs="Times New Roman"/>
+                <w:sz w:val="24"/>
+                <w:szCs w:val="24"/>
+                <w:lang w:eastAsia="en-IN"/>
+              </w:rPr>
+            </w:pPr>
+            <w:r>
+              <w:rPr>
+                <w:rFonts w:ascii="Times New Roman" w:eastAsia="Times New Roman" w:hAnsi="Times New Roman" w:cs="Times New Roman"/>
+                <w:sz w:val="24"/>
+                <w:szCs w:val="24"/>
+                <w:lang w:eastAsia="en-IN"/>
+              </w:rPr>
+              <w:t>3</w:t>
+            </w:r>
+          </w:p>
+        </w:tc>
+      </w:tr>
+      <w:tr>
+        <w:tc>
+          <w:tcPr>
+            <w:tcW w:w="0" w:type="auto"/>
+            <w:hideMark/>
+          </w:tcPr>
+          <w:p>
+            <w:pPr>
+              <w:spacing w:before="100" w:beforeAutospacing="1" w:after="100" w:afterAutospacing="1"/>
+              <w:rPr>
+                <w:rFonts w:ascii="Times New Roman" w:eastAsia="Times New Roman" w:hAnsi="Times New Roman" w:cs="Times New Roman"/>
+                <w:sz w:val="24"/>
+                <w:szCs w:val="24"/>
+                <w:lang w:eastAsia="en-IN"/>
+              </w:rPr>
+            </w:pPr>
+            <w:r>
+              <w:rPr>
+                <w:rFonts w:ascii="Times New Roman" w:eastAsia="Times New Roman" w:hAnsi="Times New Roman" w:cs="Times New Roman"/>
+                <w:sz w:val="24"/>
+                <w:szCs w:val="24"/>
+                <w:lang w:eastAsia="en-IN"/>
+              </w:rPr>
+              <w:t>3</w:t>
+            </w:r>
+          </w:p>
+        </w:tc>
+        <w:tc>
+          <w:tcPr>
+            <w:tcW w:w="0" w:type="auto"/>
+            <w:hideMark/>
+          </w:tcPr>
+          <w:p>
+            <w:pPr>
+              <w:spacing w:before="100" w:beforeAutospacing="1" w:after="100" w:afterAutospacing="1"/>
+              <w:rPr>
+                <w:rFonts w:ascii="Times New Roman" w:eastAsia="Times New Roman" w:hAnsi="Times New Roman" w:cs="Times New Roman"/>
+                <w:sz w:val="24"/>
+                <w:szCs w:val="24"/>
+                <w:lang w:eastAsia="en-IN"/>
+              </w:rPr>
+            </w:pPr>
+            <w:r>
+              <w:rPr>
+                <w:rFonts w:ascii="Times New Roman" w:eastAsia="Times New Roman" w:hAnsi="Times New Roman" w:cs="Times New Roman"/>
+                <w:sz w:val="24"/>
+                <w:szCs w:val="24"/>
+                <w:lang w:eastAsia="en-IN"/>
+              </w:rPr>
+              <w:t>B</w:t>
+            </w:r>
+          </w:p>
+        </w:tc>
+        <w:tc>
+          <w:tcPr>
+            <w:tcW w:w="0" w:type="auto"/>
+            <w:hideMark/>
+          </w:tcPr>
+          <w:p>
+            <w:pPr>
+              <w:spacing w:before="100" w:beforeAutospacing="1" w:after="100" w:afterAutospacing="1"/>
+              <w:rPr>
+                <w:rFonts w:ascii="Times New Roman" w:eastAsia="Times New Roman" w:hAnsi="Times New Roman" w:cs="Times New Roman"/>
+                <w:sz w:val="24"/>
+                <w:szCs w:val="24"/>
+                <w:lang w:eastAsia="en-IN"/>
+              </w:rPr>
+            </w:pPr>
+            <w:r>
+              <w:rPr>
+                <w:rFonts w:ascii="Times New Roman" w:eastAsia="Times New Roman" w:hAnsi="Times New Roman" w:cs="Times New Roman"/>
+                <w:sz w:val="24"/>
+                <w:szCs w:val="24"/>
+                <w:lang w:eastAsia="en-IN"/>
+              </w:rPr>
+              <w:t>2</w:t>
+            </w:r>
+          </w:p>
+        </w:tc>
+      </w:tr>
+      <w:tr>
+        <w:tc>
+          <w:tcPr>
+            <w:tcW w:w="0" w:type="auto"/>
+            <w:hideMark/>
+          </w:tcPr>
+          <w:p>
+            <w:pPr>
+              <w:spacing w:before="100" w:beforeAutospacing="1" w:after="100" w:afterAutospacing="1"/>
+              <w:rPr>
+                <w:rFonts w:ascii="Times New Roman" w:eastAsia="Times New Roman" w:hAnsi="Times New Roman" w:cs="Times New Roman"/>
+                <w:sz w:val="24"/>
+                <w:szCs w:val="24"/>
+                <w:lang w:eastAsia="en-IN"/>
+              </w:rPr>
+            </w:pPr>
+            <w:r>
+              <w:rPr>
+                <w:rFonts w:ascii="Times New Roman" w:eastAsia="Times New Roman" w:hAnsi="Times New Roman" w:cs="Times New Roman"/>
+                <w:sz w:val="24"/>
+                <w:szCs w:val="24"/>
+                <w:lang w:eastAsia="en-IN"/>
+              </w:rPr>
+              <w:t>5</w:t>
+            </w:r>
+          </w:p>
+        </w:tc>
+        <w:tc>
+          <w:tcPr>
+            <w:tcW w:w="0" w:type="auto"/>
+            <w:hideMark/>
+          </w:tcPr>
+          <w:p>
+            <w:pPr>
+              <w:spacing w:before="100" w:beforeAutospacing="1" w:after="100" w:afterAutospacing="1"/>
+              <w:rPr>
+                <w:rFonts w:ascii="Times New Roman" w:eastAsia="Times New Roman" w:hAnsi="Times New Roman" w:cs="Times New Roman"/>
+                <w:sz w:val="24"/>
+                <w:szCs w:val="24"/>
+                <w:lang w:eastAsia="en-IN"/>
+              </w:rPr>
+            </w:pPr>
+            <w:r>
+              <w:rPr>
+                <w:rFonts w:ascii="Times New Roman" w:eastAsia="Times New Roman" w:hAnsi="Times New Roman" w:cs="Times New Roman"/>
+                <w:sz w:val="24"/>
+                <w:szCs w:val="24"/>
+                <w:lang w:eastAsia="en-IN"/>
+              </w:rPr>
+              <w:t>B</w:t>
+            </w:r>
+          </w:p>
+        </w:tc>
+        <w:tc>
+          <w:tcPr>
+            <w:tcW w:w="0" w:type="auto"/>
+            <w:hideMark/>
+          </w:tcPr>
+          <w:p>
+            <w:pPr>
+              <w:spacing w:before="100" w:beforeAutospacing="1" w:after="100" w:afterAutospacing="1"/>
+              <w:rPr>
+                <w:rFonts w:ascii="Times New Roman" w:eastAsia="Times New Roman" w:hAnsi="Times New Roman" w:cs="Times New Roman"/>
+                <w:sz w:val="24"/>
+                <w:szCs w:val="24"/>
+                <w:lang w:eastAsia="en-IN"/>
+              </w:rPr>
+            </w:pPr>
+            <w:r>
+              <w:rPr>
+                <w:rFonts w:ascii="Times New Roman" w:eastAsia="Times New Roman" w:hAnsi="Times New Roman" w:cs="Times New Roman"/>
+                <w:sz w:val="24"/>
+                <w:szCs w:val="24"/>
+                <w:lang w:eastAsia="en-IN"/>
+              </w:rPr>
+              <w:t>2</w:t>
+            </w:r>
+          </w:p>
+        </w:tc>
+      </w:tr>
+      <w:tr>
+        <w:tc>
+          <w:tcPr>
+            <w:tcW w:w="0" w:type="auto"/>
+            <w:hideMark/>
+          </w:tcPr>
+          <w:p>
+            <w:pPr>
+              <w:spacing w:before="100" w:beforeAutospacing="1" w:after="100" w:afterAutospacing="1"/>
+              <w:rPr>
+                <w:rFonts w:ascii="Times New Roman" w:eastAsia="Times New Roman" w:hAnsi="Times New Roman" w:cs="Times New Roman"/>
+                <w:sz w:val="24"/>
+                <w:szCs w:val="24"/>
+                <w:lang w:eastAsia="en-IN"/>
+              </w:rPr>
+            </w:pPr>
+            <w:r>
+              <w:rPr>
+                <w:rFonts w:ascii="Times New Roman" w:eastAsia="Times New Roman" w:hAnsi="Times New Roman" w:cs="Times New Roman"/>
+                <w:sz w:val="24"/>
+                <w:szCs w:val="24"/>
+                <w:lang w:eastAsia="en-IN"/>
+              </w:rPr>
+              <w:t>6</w:t>
+            </w:r>
+          </w:p>
+        </w:tc>
+        <w:tc>
+          <w:tcPr>
+            <w:tcW w:w="0" w:type="auto"/>
+            <w:hideMark/>
+          </w:tcPr>
+          <w:p>
+            <w:pPr>
+              <w:spacing w:before="100" w:beforeAutospacing="1" w:after="100" w:afterAutospacing="1"/>
+              <w:rPr>
+                <w:rFonts w:ascii="Times New Roman" w:eastAsia="Times New Roman" w:hAnsi="Times New Roman" w:cs="Times New Roman"/>
+                <w:sz w:val="24"/>
+                <w:szCs w:val="24"/>
+                <w:lang w:eastAsia="en-IN"/>
+              </w:rPr>
+            </w:pPr>
+            <w:r>
+              <w:rPr>
+                <w:rFonts w:ascii="Times New Roman" w:eastAsia="Times New Roman" w:hAnsi="Times New Roman" w:cs="Times New Roman"/>
+                <w:sz w:val="24"/>
+                <w:szCs w:val="24"/>
+                <w:lang w:eastAsia="en-IN"/>
+              </w:rPr>
+              <w:t>C</w:t>
+            </w:r>
+          </w:p>
+        </w:tc>
+        <w:tc>
+          <w:tcPr>
+            <w:tcW w:w="0" w:type="auto"/>
+            <w:hideMark/>
+          </w:tcPr>
+          <w:p>
+            <w:pPr>
+              <w:spacing w:before="100" w:beforeAutospacing="1" w:after="100" w:afterAutospacing="1"/>
+              <w:rPr>
+                <w:rFonts w:ascii="Times New Roman" w:eastAsia="Times New Roman" w:hAnsi="Times New Roman" w:cs="Times New Roman"/>
+                <w:sz w:val="24"/>
+                <w:szCs w:val="24"/>
+                <w:lang w:eastAsia="en-IN"/>
+              </w:rPr>
+            </w:pPr>
+            <w:r>
+              <w:rPr>
+                <w:rFonts w:ascii="Times New Roman" w:eastAsia="Times New Roman" w:hAnsi="Times New Roman" w:cs="Times New Roman"/>
+                <w:sz w:val="24"/>
+                <w:szCs w:val="24"/>
+                <w:lang w:eastAsia="en-IN"/>
+              </w:rPr>
+              <w:t>1</w:t>
+            </w:r>
+          </w:p>
+        </w:tc>
+      </w:tr>
+    </w:tbl>
+    <w:p>
+      <w:pPr>
+        <w:spacing w:before="100" w:beforeAutospacing="1" w:after="100" w:afterAutospacing="1" w:line="240" w:lineRule="auto"/>
+        <w:rPr>
+          <w:rFonts w:ascii="Times New Roman" w:eastAsia="Times New Roman" w:hAnsi="Times New Roman" w:cs="Times New Roman"/>
+          <w:b/>
+          <w:bCs/>
+          <w:sz w:val="24"/>
+          <w:szCs w:val="24"/>
+          <w:lang w:eastAsia="en-IN"/>
+        </w:rPr>
+      </w:pPr>
+      <w:r>
+        <w:rPr>
+          <w:rFonts w:ascii="Times New Roman" w:eastAsia="Times New Roman" w:hAnsi="Times New Roman" w:cs="Times New Roman"/>
+          <w:b/>
+          <w:bCs/>
+          <w:sz w:val="24"/>
+          <w:szCs w:val="24"/>
+          <w:lang w:eastAsia="en-IN"/>
+        </w:rPr>
+        <w:t>Explanation</w:t>
+      </w:r>
+    </w:p>
+    <w:p>
+      <w:pPr>
+        <w:numPr>
+          <w:ilvl w:val="0"/>
+          <w:numId w:val="26"/>
+        </w:numPr>
+        <w:spacing w:before="100" w:beforeAutospacing="1" w:after="100" w:afterAutospacing="1" w:line="240" w:lineRule="auto"/>
+        <w:rPr>
+          <w:rFonts w:ascii="Times New Roman" w:eastAsia="Times New Roman" w:hAnsi="Times New Roman" w:cs="Times New Roman"/>
+          <w:sz w:val="24"/>
+          <w:szCs w:val="24"/>
+          <w:lang w:eastAsia="en-IN"/>
+        </w:rPr>
+      </w:pPr>
+      <w:r>
+        <w:rPr>
+          <w:rFonts w:ascii="Times New Roman" w:eastAsia="Times New Roman" w:hAnsi="Times New Roman" w:cs="Times New Roman"/>
+          <w:sz w:val="24"/>
+          <w:szCs w:val="24"/>
+          <w:lang w:eastAsia="en-IN"/>
+        </w:rPr>
+        <w:t xml:space="preserve">PARTITION BY Custid groups rows by each customer. </w:t>
+      </w:r>
+    </w:p>
+    <w:p>
+      <w:pPr>
+        <w:numPr>
+          <w:ilvl w:val="0"/>
+          <w:numId w:val="26"/>
+        </w:numPr>
+        <w:spacing w:before="100" w:beforeAutospacing="1" w:after="100" w:afterAutospacing="1" w:line="240" w:lineRule="auto"/>
+        <w:rPr>
+          <w:rFonts w:ascii="Times New Roman" w:eastAsia="Times New Roman" w:hAnsi="Times New Roman" w:cs="Times New Roman"/>
+          <w:sz w:val="24"/>
+          <w:szCs w:val="24"/>
+          <w:lang w:eastAsia="en-IN"/>
+        </w:rPr>
+      </w:pPr>
+      <w:r>
+        <w:rPr>
+          <w:rFonts w:ascii="Times New Roman" w:eastAsia="Times New Roman" w:hAnsi="Times New Roman" w:cs="Times New Roman"/>
+          <w:sz w:val="24"/>
+          <w:szCs w:val="24"/>
+          <w:lang w:eastAsia="en-IN"/>
+        </w:rPr>
+        <w:t xml:space="preserve">COUNT(*) OVER (...) counts rows </w:t>
+      </w:r>
+      <w:r>
+        <w:rPr>
+          <w:rFonts w:ascii="Times New Roman" w:eastAsia="Times New Roman" w:hAnsi="Times New Roman" w:cs="Times New Roman"/>
+          <w:b/>
+          <w:bCs/>
+          <w:sz w:val="24"/>
+          <w:szCs w:val="24"/>
+          <w:lang w:eastAsia="en-IN"/>
+        </w:rPr>
+        <w:t>within each partition</w:t>
+      </w:r>
+      <w:r>
+        <w:rPr>
+          <w:rFonts w:ascii="Times New Roman" w:eastAsia="Times New Roman" w:hAnsi="Times New Roman" w:cs="Times New Roman"/>
+          <w:sz w:val="24"/>
+          <w:szCs w:val="24"/>
+          <w:lang w:eastAsia="en-IN"/>
+        </w:rPr>
+        <w:t xml:space="preserve">, but </w:t>
+      </w:r>
+      <w:r>
+        <w:rPr>
+          <w:rFonts w:ascii="Times New Roman" w:eastAsia="Times New Roman" w:hAnsi="Times New Roman" w:cs="Times New Roman"/>
+          <w:b/>
+          <w:bCs/>
+          <w:sz w:val="24"/>
+          <w:szCs w:val="24"/>
+          <w:lang w:eastAsia="en-IN"/>
+        </w:rPr>
+        <w:t>does not collapse rows</w:t>
+      </w:r>
+      <w:r>
+        <w:rPr>
+          <w:rFonts w:ascii="Times New Roman" w:eastAsia="Times New Roman" w:hAnsi="Times New Roman" w:cs="Times New Roman"/>
+          <w:sz w:val="24"/>
+          <w:szCs w:val="24"/>
+          <w:lang w:eastAsia="en-IN"/>
+        </w:rPr>
+        <w:t xml:space="preserve"> (unlike GROUP BY). </w:t>
+      </w:r>
+    </w:p>
+    <w:p>
+      <w:pPr>
+        <w:numPr>
+          <w:ilvl w:val="0"/>
+          <w:numId w:val="26"/>
+        </w:numPr>
+        <w:spacing w:before="100" w:beforeAutospacing="1" w:after="100" w:afterAutospacing="1" w:line="240" w:lineRule="auto"/>
+        <w:rPr>
+          <w:rFonts w:ascii="Times New Roman" w:eastAsia="Times New Roman" w:hAnsi="Times New Roman" w:cs="Times New Roman"/>
+          <w:sz w:val="24"/>
+          <w:szCs w:val="24"/>
+          <w:lang w:eastAsia="en-IN"/>
+        </w:rPr>
+      </w:pPr>
+      <w:r>
+        <w:rPr>
+          <w:rFonts w:ascii="Times New Roman" w:eastAsia="Times New Roman" w:hAnsi="Times New Roman" w:cs="Times New Roman"/>
+          <w:sz w:val="24"/>
+          <w:szCs w:val="24"/>
+          <w:lang w:eastAsia="en-IN"/>
+        </w:rPr>
+        <w:t>So each row still appears, with the total count for its customer repeated.</w:t>
+      </w:r>
+    </w:p>
+    <w:p>
+      <w:pPr>
+        <w:spacing w:before="100" w:beforeAutospacing="1" w:after="100" w:afterAutospacing="1" w:line="240" w:lineRule="auto"/>
+        <w:rPr>
+          <w:rFonts w:ascii="Times New Roman" w:eastAsia="Times New Roman" w:hAnsi="Times New Roman" w:cs="Times New Roman"/>
+          <w:sz w:val="24"/>
+          <w:szCs w:val="24"/>
+          <w:lang w:eastAsia="en-IN"/>
+        </w:rPr>
+      </w:pPr>
+    </w:p>
+    <w:p>
+      <w:pPr>
+        <w:spacing w:before="100" w:beforeAutospacing="1" w:after="100" w:afterAutospacing="1" w:line="240" w:lineRule="auto"/>
         <w:outlineLvl w:val="2"/>
         <w:rPr>
           <w:rFonts w:ascii="Times New Roman" w:eastAsia="Times New Roman" w:hAnsi="Times New Roman" w:cs="Times New Roman"/>
@@ -21674,7 +22892,6 @@
           <w:szCs w:val="20"/>
           <w:lang w:eastAsia="en-IN"/>
         </w:rPr>
-        <w:lastRenderedPageBreak/>
         <w:t>SELECT</w:t>
       </w:r>
     </w:p>
@@ -21957,6 +23174,7 @@
           <w:szCs w:val="27"/>
           <w:lang w:eastAsia="en-IN"/>
         </w:rPr>
+        <w:lastRenderedPageBreak/>
         <w:t>Use cases</w:t>
       </w:r>
     </w:p>
@@ -22823,7 +24041,6 @@
           <w:szCs w:val="36"/>
           <w:lang w:eastAsia="en-IN"/>
         </w:rPr>
-        <w:lastRenderedPageBreak/>
         <w:t>Very Important Rule (Interview Favorite)</w:t>
       </w:r>
     </w:p>
@@ -22993,6 +24210,7 @@
                 <w:szCs w:val="24"/>
                 <w:lang w:eastAsia="en-IN"/>
               </w:rPr>
+              <w:lastRenderedPageBreak/>
               <w:t>Requirement</w:t>
             </w:r>
           </w:p>
@@ -24136,9 +25354,9 @@
     </w:lvl>
   </w:abstractNum>
   <w:abstractNum w:abstractNumId="4" w15:restartNumberingAfterBreak="0">
-    <w:nsid w:val="1C5824C4"/>
+    <w:nsid w:val="18023FCC"/>
     <w:multiLevelType w:val="multilevel"/>
-    <w:tmpl w:val="45D2101E"/>
+    <w:tmpl w:val="5CAC9098"/>
     <w:lvl w:ilvl="0">
       <w:start w:val="1"/>
       <w:numFmt w:val="bullet"/>
@@ -24285,6 +25503,155 @@
     </w:lvl>
   </w:abstractNum>
   <w:abstractNum w:abstractNumId="5" w15:restartNumberingAfterBreak="0">
+    <w:nsid w:val="1C5824C4"/>
+    <w:multiLevelType w:val="multilevel"/>
+    <w:tmpl w:val="45D2101E"/>
+    <w:lvl w:ilvl="0">
+      <w:start w:val="1"/>
+      <w:numFmt w:val="bullet"/>
+      <w:lvlText w:val=""/>
+      <w:lvlJc w:val="left"/>
+      <w:pPr>
+        <w:tabs>
+          <w:tab w:val="num" w:pos="720"/>
+        </w:tabs>
+        <w:ind w:left="720" w:hanging="360"/>
+      </w:pPr>
+      <w:rPr>
+        <w:rFonts w:ascii="Symbol" w:hAnsi="Symbol" w:hint="default"/>
+        <w:sz w:val="20"/>
+      </w:rPr>
+    </w:lvl>
+    <w:lvl w:ilvl="1" w:tentative="1">
+      <w:start w:val="1"/>
+      <w:numFmt w:val="bullet"/>
+      <w:lvlText w:val="o"/>
+      <w:lvlJc w:val="left"/>
+      <w:pPr>
+        <w:tabs>
+          <w:tab w:val="num" w:pos="1440"/>
+        </w:tabs>
+        <w:ind w:left="1440" w:hanging="360"/>
+      </w:pPr>
+      <w:rPr>
+        <w:rFonts w:ascii="Courier New" w:hAnsi="Courier New" w:hint="default"/>
+        <w:sz w:val="20"/>
+      </w:rPr>
+    </w:lvl>
+    <w:lvl w:ilvl="2" w:tentative="1">
+      <w:start w:val="1"/>
+      <w:numFmt w:val="bullet"/>
+      <w:lvlText w:val=""/>
+      <w:lvlJc w:val="left"/>
+      <w:pPr>
+        <w:tabs>
+          <w:tab w:val="num" w:pos="2160"/>
+        </w:tabs>
+        <w:ind w:left="2160" w:hanging="360"/>
+      </w:pPr>
+      <w:rPr>
+        <w:rFonts w:ascii="Wingdings" w:hAnsi="Wingdings" w:hint="default"/>
+        <w:sz w:val="20"/>
+      </w:rPr>
+    </w:lvl>
+    <w:lvl w:ilvl="3" w:tentative="1">
+      <w:start w:val="1"/>
+      <w:numFmt w:val="bullet"/>
+      <w:lvlText w:val=""/>
+      <w:lvlJc w:val="left"/>
+      <w:pPr>
+        <w:tabs>
+          <w:tab w:val="num" w:pos="2880"/>
+        </w:tabs>
+        <w:ind w:left="2880" w:hanging="360"/>
+      </w:pPr>
+      <w:rPr>
+        <w:rFonts w:ascii="Wingdings" w:hAnsi="Wingdings" w:hint="default"/>
+        <w:sz w:val="20"/>
+      </w:rPr>
+    </w:lvl>
+    <w:lvl w:ilvl="4" w:tentative="1">
+      <w:start w:val="1"/>
+      <w:numFmt w:val="bullet"/>
+      <w:lvlText w:val=""/>
+      <w:lvlJc w:val="left"/>
+      <w:pPr>
+        <w:tabs>
+          <w:tab w:val="num" w:pos="3600"/>
+        </w:tabs>
+        <w:ind w:left="3600" w:hanging="360"/>
+      </w:pPr>
+      <w:rPr>
+        <w:rFonts w:ascii="Wingdings" w:hAnsi="Wingdings" w:hint="default"/>
+        <w:sz w:val="20"/>
+      </w:rPr>
+    </w:lvl>
+    <w:lvl w:ilvl="5" w:tentative="1">
+      <w:start w:val="1"/>
+      <w:numFmt w:val="bullet"/>
+      <w:lvlText w:val=""/>
+      <w:lvlJc w:val="left"/>
+      <w:pPr>
+        <w:tabs>
+          <w:tab w:val="num" w:pos="4320"/>
+        </w:tabs>
+        <w:ind w:left="4320" w:hanging="360"/>
+      </w:pPr>
+      <w:rPr>
+        <w:rFonts w:ascii="Wingdings" w:hAnsi="Wingdings" w:hint="default"/>
+        <w:sz w:val="20"/>
+      </w:rPr>
+    </w:lvl>
+    <w:lvl w:ilvl="6" w:tentative="1">
+      <w:start w:val="1"/>
+      <w:numFmt w:val="bullet"/>
+      <w:lvlText w:val=""/>
+      <w:lvlJc w:val="left"/>
+      <w:pPr>
+        <w:tabs>
+          <w:tab w:val="num" w:pos="5040"/>
+        </w:tabs>
+        <w:ind w:left="5040" w:hanging="360"/>
+      </w:pPr>
+      <w:rPr>
+        <w:rFonts w:ascii="Wingdings" w:hAnsi="Wingdings" w:hint="default"/>
+        <w:sz w:val="20"/>
+      </w:rPr>
+    </w:lvl>
+    <w:lvl w:ilvl="7" w:tentative="1">
+      <w:start w:val="1"/>
+      <w:numFmt w:val="bullet"/>
+      <w:lvlText w:val=""/>
+      <w:lvlJc w:val="left"/>
+      <w:pPr>
+        <w:tabs>
+          <w:tab w:val="num" w:pos="5760"/>
+        </w:tabs>
+        <w:ind w:left="5760" w:hanging="360"/>
+      </w:pPr>
+      <w:rPr>
+        <w:rFonts w:ascii="Wingdings" w:hAnsi="Wingdings" w:hint="default"/>
+        <w:sz w:val="20"/>
+      </w:rPr>
+    </w:lvl>
+    <w:lvl w:ilvl="8" w:tentative="1">
+      <w:start w:val="1"/>
+      <w:numFmt w:val="bullet"/>
+      <w:lvlText w:val=""/>
+      <w:lvlJc w:val="left"/>
+      <w:pPr>
+        <w:tabs>
+          <w:tab w:val="num" w:pos="6480"/>
+        </w:tabs>
+        <w:ind w:left="6480" w:hanging="360"/>
+      </w:pPr>
+      <w:rPr>
+        <w:rFonts w:ascii="Wingdings" w:hAnsi="Wingdings" w:hint="default"/>
+        <w:sz w:val="20"/>
+      </w:rPr>
+    </w:lvl>
+  </w:abstractNum>
+  <w:abstractNum w:abstractNumId="6" w15:restartNumberingAfterBreak="0">
     <w:nsid w:val="242F5710"/>
     <w:multiLevelType w:val="multilevel"/>
     <w:tmpl w:val="834A5644"/>
@@ -24401,7 +25768,7 @@
       </w:pPr>
     </w:lvl>
   </w:abstractNum>
-  <w:abstractNum w:abstractNumId="6" w15:restartNumberingAfterBreak="0">
+  <w:abstractNum w:abstractNumId="7" w15:restartNumberingAfterBreak="0">
     <w:nsid w:val="28186C28"/>
     <w:multiLevelType w:val="multilevel"/>
     <w:tmpl w:val="2CFC3BBA"/>
@@ -24550,7 +25917,7 @@
       </w:rPr>
     </w:lvl>
   </w:abstractNum>
-  <w:abstractNum w:abstractNumId="7" w15:restartNumberingAfterBreak="0">
+  <w:abstractNum w:abstractNumId="8" w15:restartNumberingAfterBreak="0">
     <w:nsid w:val="28FB6D73"/>
     <w:multiLevelType w:val="multilevel"/>
     <w:tmpl w:val="64AEC1B8"/>
@@ -24699,7 +26066,7 @@
       </w:rPr>
     </w:lvl>
   </w:abstractNum>
-  <w:abstractNum w:abstractNumId="8" w15:restartNumberingAfterBreak="0">
+  <w:abstractNum w:abstractNumId="9" w15:restartNumberingAfterBreak="0">
     <w:nsid w:val="2BC00F0D"/>
     <w:multiLevelType w:val="multilevel"/>
     <w:tmpl w:val="4EC43EEC"/>
@@ -24848,7 +26215,7 @@
       </w:rPr>
     </w:lvl>
   </w:abstractNum>
-  <w:abstractNum w:abstractNumId="9" w15:restartNumberingAfterBreak="0">
+  <w:abstractNum w:abstractNumId="10" w15:restartNumberingAfterBreak="0">
     <w:nsid w:val="336E3D7C"/>
     <w:multiLevelType w:val="multilevel"/>
     <w:tmpl w:val="F466B53C"/>
@@ -24997,7 +26364,7 @@
       </w:rPr>
     </w:lvl>
   </w:abstractNum>
-  <w:abstractNum w:abstractNumId="10" w15:restartNumberingAfterBreak="0">
+  <w:abstractNum w:abstractNumId="11" w15:restartNumberingAfterBreak="0">
     <w:nsid w:val="337B2475"/>
     <w:multiLevelType w:val="multilevel"/>
     <w:tmpl w:val="C5FA895C"/>
@@ -25146,7 +26513,7 @@
       </w:rPr>
     </w:lvl>
   </w:abstractNum>
-  <w:abstractNum w:abstractNumId="11" w15:restartNumberingAfterBreak="0">
+  <w:abstractNum w:abstractNumId="12" w15:restartNumberingAfterBreak="0">
     <w:nsid w:val="33B15860"/>
     <w:multiLevelType w:val="multilevel"/>
     <w:tmpl w:val="22D81DB2"/>
@@ -25295,7 +26662,7 @@
       </w:rPr>
     </w:lvl>
   </w:abstractNum>
-  <w:abstractNum w:abstractNumId="12" w15:restartNumberingAfterBreak="0">
+  <w:abstractNum w:abstractNumId="13" w15:restartNumberingAfterBreak="0">
     <w:nsid w:val="37D80BAD"/>
     <w:multiLevelType w:val="multilevel"/>
     <w:tmpl w:val="32E290EC"/>
@@ -25444,7 +26811,7 @@
       </w:rPr>
     </w:lvl>
   </w:abstractNum>
-  <w:abstractNum w:abstractNumId="13" w15:restartNumberingAfterBreak="0">
+  <w:abstractNum w:abstractNumId="14" w15:restartNumberingAfterBreak="0">
     <w:nsid w:val="38E72FB2"/>
     <w:multiLevelType w:val="multilevel"/>
     <w:tmpl w:val="016843B2"/>
@@ -25593,7 +26960,7 @@
       </w:rPr>
     </w:lvl>
   </w:abstractNum>
-  <w:abstractNum w:abstractNumId="14" w15:restartNumberingAfterBreak="0">
+  <w:abstractNum w:abstractNumId="15" w15:restartNumberingAfterBreak="0">
     <w:nsid w:val="3EB736D9"/>
     <w:multiLevelType w:val="multilevel"/>
     <w:tmpl w:val="D3ACF2D0"/>
@@ -25742,7 +27109,7 @@
       </w:rPr>
     </w:lvl>
   </w:abstractNum>
-  <w:abstractNum w:abstractNumId="15" w15:restartNumberingAfterBreak="0">
+  <w:abstractNum w:abstractNumId="16" w15:restartNumberingAfterBreak="0">
     <w:nsid w:val="3EC67C57"/>
     <w:multiLevelType w:val="multilevel"/>
     <w:tmpl w:val="AD24D90A"/>
@@ -25891,7 +27258,7 @@
       </w:rPr>
     </w:lvl>
   </w:abstractNum>
-  <w:abstractNum w:abstractNumId="16" w15:restartNumberingAfterBreak="0">
+  <w:abstractNum w:abstractNumId="17" w15:restartNumberingAfterBreak="0">
     <w:nsid w:val="4185554C"/>
     <w:multiLevelType w:val="multilevel"/>
     <w:tmpl w:val="2D80078C"/>
@@ -26040,7 +27407,7 @@
       </w:rPr>
     </w:lvl>
   </w:abstractNum>
-  <w:abstractNum w:abstractNumId="17" w15:restartNumberingAfterBreak="0">
+  <w:abstractNum w:abstractNumId="18" w15:restartNumberingAfterBreak="0">
     <w:nsid w:val="44C162DB"/>
     <w:multiLevelType w:val="multilevel"/>
     <w:tmpl w:val="9276342C"/>
@@ -26189,7 +27556,7 @@
       </w:rPr>
     </w:lvl>
   </w:abstractNum>
-  <w:abstractNum w:abstractNumId="18" w15:restartNumberingAfterBreak="0">
+  <w:abstractNum w:abstractNumId="19" w15:restartNumberingAfterBreak="0">
     <w:nsid w:val="498369EE"/>
     <w:multiLevelType w:val="multilevel"/>
     <w:tmpl w:val="36189436"/>
@@ -26338,7 +27705,7 @@
       </w:rPr>
     </w:lvl>
   </w:abstractNum>
-  <w:abstractNum w:abstractNumId="19" w15:restartNumberingAfterBreak="0">
+  <w:abstractNum w:abstractNumId="20" w15:restartNumberingAfterBreak="0">
     <w:nsid w:val="59710789"/>
     <w:multiLevelType w:val="multilevel"/>
     <w:tmpl w:val="9E2EF114"/>
@@ -26487,7 +27854,7 @@
       </w:rPr>
     </w:lvl>
   </w:abstractNum>
-  <w:abstractNum w:abstractNumId="20" w15:restartNumberingAfterBreak="0">
+  <w:abstractNum w:abstractNumId="21" w15:restartNumberingAfterBreak="0">
     <w:nsid w:val="5B952E2D"/>
     <w:multiLevelType w:val="multilevel"/>
     <w:tmpl w:val="55086D8E"/>
@@ -26636,7 +28003,7 @@
       </w:rPr>
     </w:lvl>
   </w:abstractNum>
-  <w:abstractNum w:abstractNumId="21" w15:restartNumberingAfterBreak="0">
+  <w:abstractNum w:abstractNumId="22" w15:restartNumberingAfterBreak="0">
     <w:nsid w:val="61CA4BF2"/>
     <w:multiLevelType w:val="multilevel"/>
     <w:tmpl w:val="A8F06DA0"/>
@@ -26785,7 +28152,7 @@
       </w:rPr>
     </w:lvl>
   </w:abstractNum>
-  <w:abstractNum w:abstractNumId="22" w15:restartNumberingAfterBreak="0">
+  <w:abstractNum w:abstractNumId="23" w15:restartNumberingAfterBreak="0">
     <w:nsid w:val="653B534A"/>
     <w:multiLevelType w:val="multilevel"/>
     <w:tmpl w:val="F0A44418"/>
@@ -26934,7 +28301,7 @@
       </w:rPr>
     </w:lvl>
   </w:abstractNum>
-  <w:abstractNum w:abstractNumId="23" w15:restartNumberingAfterBreak="0">
+  <w:abstractNum w:abstractNumId="24" w15:restartNumberingAfterBreak="0">
     <w:nsid w:val="66E47A7F"/>
     <w:multiLevelType w:val="multilevel"/>
     <w:tmpl w:val="676C1BEA"/>
@@ -27083,7 +28450,7 @@
       </w:rPr>
     </w:lvl>
   </w:abstractNum>
-  <w:abstractNum w:abstractNumId="24" w15:restartNumberingAfterBreak="0">
+  <w:abstractNum w:abstractNumId="25" w15:restartNumberingAfterBreak="0">
     <w:nsid w:val="68821FBB"/>
     <w:multiLevelType w:val="multilevel"/>
     <w:tmpl w:val="092AE2A4"/>
@@ -27233,79 +28600,82 @@
     </w:lvl>
   </w:abstractNum>
   <w:num w:numId="1" w16cid:durableId="2109424626">
-    <w:abstractNumId w:val="4"/>
+    <w:abstractNumId w:val="5"/>
   </w:num>
   <w:num w:numId="2" w16cid:durableId="90006542">
-    <w:abstractNumId w:val="8"/>
+    <w:abstractNumId w:val="9"/>
   </w:num>
   <w:num w:numId="3" w16cid:durableId="932972848">
-    <w:abstractNumId w:val="12"/>
+    <w:abstractNumId w:val="13"/>
   </w:num>
   <w:num w:numId="4" w16cid:durableId="995958975">
-    <w:abstractNumId w:val="15"/>
+    <w:abstractNumId w:val="16"/>
   </w:num>
   <w:num w:numId="5" w16cid:durableId="339433880">
-    <w:abstractNumId w:val="20"/>
+    <w:abstractNumId w:val="21"/>
   </w:num>
   <w:num w:numId="6" w16cid:durableId="996500091">
     <w:abstractNumId w:val="3"/>
   </w:num>
   <w:num w:numId="7" w16cid:durableId="129060714">
-    <w:abstractNumId w:val="22"/>
+    <w:abstractNumId w:val="23"/>
   </w:num>
   <w:num w:numId="8" w16cid:durableId="1668053232">
-    <w:abstractNumId w:val="19"/>
+    <w:abstractNumId w:val="20"/>
   </w:num>
   <w:num w:numId="9" w16cid:durableId="1928340179">
     <w:abstractNumId w:val="0"/>
   </w:num>
   <w:num w:numId="10" w16cid:durableId="218908910">
-    <w:abstractNumId w:val="10"/>
+    <w:abstractNumId w:val="11"/>
   </w:num>
   <w:num w:numId="11" w16cid:durableId="545531660">
-    <w:abstractNumId w:val="23"/>
+    <w:abstractNumId w:val="24"/>
   </w:num>
   <w:num w:numId="12" w16cid:durableId="262037030">
     <w:abstractNumId w:val="1"/>
   </w:num>
   <w:num w:numId="13" w16cid:durableId="1919515801">
+    <w:abstractNumId w:val="19"/>
+  </w:num>
+  <w:num w:numId="14" w16cid:durableId="318311183">
+    <w:abstractNumId w:val="6"/>
+  </w:num>
+  <w:num w:numId="15" w16cid:durableId="1683626518">
+    <w:abstractNumId w:val="8"/>
+  </w:num>
+  <w:num w:numId="16" w16cid:durableId="1949042080">
+    <w:abstractNumId w:val="25"/>
+  </w:num>
+  <w:num w:numId="17" w16cid:durableId="2130466855">
     <w:abstractNumId w:val="18"/>
   </w:num>
-  <w:num w:numId="14" w16cid:durableId="318311183">
-    <w:abstractNumId w:val="5"/>
+  <w:num w:numId="18" w16cid:durableId="1673755745">
+    <w:abstractNumId w:val="10"/>
   </w:num>
-  <w:num w:numId="15" w16cid:durableId="1683626518">
+  <w:num w:numId="19" w16cid:durableId="845437247">
+    <w:abstractNumId w:val="12"/>
+  </w:num>
+  <w:num w:numId="20" w16cid:durableId="2141457283">
     <w:abstractNumId w:val="7"/>
   </w:num>
-  <w:num w:numId="16" w16cid:durableId="1949042080">
-    <w:abstractNumId w:val="24"/>
-  </w:num>
-  <w:num w:numId="17" w16cid:durableId="2130466855">
-    <w:abstractNumId w:val="17"/>
-  </w:num>
-  <w:num w:numId="18" w16cid:durableId="1673755745">
-    <w:abstractNumId w:val="9"/>
-  </w:num>
-  <w:num w:numId="19" w16cid:durableId="845437247">
-    <w:abstractNumId w:val="11"/>
-  </w:num>
-  <w:num w:numId="20" w16cid:durableId="2141457283">
-    <w:abstractNumId w:val="6"/>
-  </w:num>
   <w:num w:numId="21" w16cid:durableId="1158963847">
-    <w:abstractNumId w:val="21"/>
+    <w:abstractNumId w:val="22"/>
   </w:num>
   <w:num w:numId="22" w16cid:durableId="1424186932">
     <w:abstractNumId w:val="2"/>
   </w:num>
   <w:num w:numId="23" w16cid:durableId="1288778074">
-    <w:abstractNumId w:val="13"/>
+    <w:abstractNumId w:val="14"/>
   </w:num>
   <w:num w:numId="24" w16cid:durableId="137769133">
-    <w:abstractNumId w:val="16"/>
+    <w:abstractNumId w:val="17"/>
   </w:num>
   <w:num w:numId="25" w16cid:durableId="388849420">
-    <w:abstractNumId w:val="14"/>
+    <w:abstractNumId w:val="15"/>
+  </w:num>
+  <w:num w:numId="26" w16cid:durableId="1468401615">
+    <w:abstractNumId w:val="4"/>
   </w:num>
 </w:numbering>
 </file>
@@ -27773,7 +29143,6 @@
   <w:style w:type="character" w:default="1" w:styleId="DefaultParagraphFont">
     <w:name w:val="Default Paragraph Font"/>
     <w:uiPriority w:val="1"/>
-    <w:semiHidden/>
     <w:unhideWhenUsed/>
   </w:style>
   <w:style w:type="table" w:default="1" w:styleId="TableNormal">

--- a/Window_function_Rank_DENSE_RANK_ROW_NUMBER.docx
+++ b/Window_function_Rank_DENSE_RANK_ROW_NUMBER.docx
@@ -1,6 +1,6 @@
 
 <file path=word/document.xml><?xml version="1.0" encoding="utf-8"?>
-<w:document xmlns:wpc="http://schemas.microsoft.com/office/word/2010/wordprocessingCanvas" xmlns:cx="http://schemas.microsoft.com/office/drawing/2014/chartex" xmlns:cx1="http://schemas.microsoft.com/office/drawing/2015/9/8/chartex" xmlns:cx2="http://schemas.microsoft.com/office/drawing/2015/10/21/chartex" xmlns:cx3="http://schemas.microsoft.com/office/drawing/2016/5/9/chartex" xmlns:cx4="http://schemas.microsoft.com/office/drawing/2016/5/10/chartex" xmlns:cx5="http://schemas.microsoft.com/office/drawing/2016/5/11/chartex" xmlns:cx6="http://schemas.microsoft.com/office/drawing/2016/5/12/chartex" xmlns:cx7="http://schemas.microsoft.com/office/drawing/2016/5/13/chartex" xmlns:cx8="http://schemas.microsoft.com/office/drawing/2016/5/14/chartex" xmlns:mc="http://schemas.openxmlformats.org/markup-compatibility/2006" xmlns:aink="http://schemas.microsoft.com/office/drawing/2016/ink" xmlns:am3d="http://schemas.microsoft.com/office/drawing/2017/model3d" xmlns:o="urn:schemas-microsoft-com:office:office" xmlns:oel="http://schemas.microsoft.com/office/2019/extlst" xmlns:r="http://schemas.openxmlformats.org/officeDocument/2006/relationships" xmlns:m="http://schemas.openxmlformats.org/officeDocument/2006/math" xmlns:v="urn:schemas-microsoft-com:vml" xmlns:wp14="http://schemas.microsoft.com/office/word/2010/wordprocessingDrawing" xmlns:wp="http://schemas.openxmlformats.org/drawingml/2006/wordprocessingDrawing" xmlns:w10="urn:schemas-microsoft-com:office:word" xmlns:w="http://schemas.openxmlformats.org/wordprocessingml/2006/main" xmlns:w14="http://schemas.microsoft.com/office/word/2010/wordml" xmlns:w15="http://schemas.microsoft.com/office/word/2012/wordml" xmlns:w16cex="http://schemas.microsoft.com/office/word/2018/wordml/cex" xmlns:w16cid="http://schemas.microsoft.com/office/word/2016/wordml/cid" xmlns:w16="http://schemas.microsoft.com/office/word/2018/wordml" xmlns:w16sdtdh="http://schemas.microsoft.com/office/word/2020/wordml/sdtdatahash" xmlns:w16se="http://schemas.microsoft.com/office/word/2015/wordml/symex" xmlns:wpg="http://schemas.microsoft.com/office/word/2010/wordprocessingGroup" xmlns:wpi="http://schemas.microsoft.com/office/word/2010/wordprocessingInk" xmlns:wne="http://schemas.microsoft.com/office/word/2006/wordml" xmlns:wps="http://schemas.microsoft.com/office/word/2010/wordprocessingShape" mc:Ignorable="w14 w15 w16se w16cid w16 w16cex w16sdtdh wp14">
+<w:document xmlns:wpc="http://schemas.microsoft.com/office/word/2010/wordprocessingCanvas" xmlns:cx="http://schemas.microsoft.com/office/drawing/2014/chartex" xmlns:cx1="http://schemas.microsoft.com/office/drawing/2015/9/8/chartex" xmlns:cx2="http://schemas.microsoft.com/office/drawing/2015/10/21/chartex" xmlns:cx3="http://schemas.microsoft.com/office/drawing/2016/5/9/chartex" xmlns:cx4="http://schemas.microsoft.com/office/drawing/2016/5/10/chartex" xmlns:cx5="http://schemas.microsoft.com/office/drawing/2016/5/11/chartex" xmlns:cx6="http://schemas.microsoft.com/office/drawing/2016/5/12/chartex" xmlns:cx7="http://schemas.microsoft.com/office/drawing/2016/5/13/chartex" xmlns:cx8="http://schemas.microsoft.com/office/drawing/2016/5/14/chartex" xmlns:mc="http://schemas.openxmlformats.org/markup-compatibility/2006" xmlns:aink="http://schemas.microsoft.com/office/drawing/2016/ink" xmlns:am3d="http://schemas.microsoft.com/office/drawing/2017/model3d" xmlns:o="urn:schemas-microsoft-com:office:office" xmlns:oel="http://schemas.microsoft.com/office/2019/extlst" xmlns:r="http://schemas.openxmlformats.org/officeDocument/2006/relationships" xmlns:m="http://schemas.openxmlformats.org/officeDocument/2006/math" xmlns:v="urn:schemas-microsoft-com:vml" xmlns:wp14="http://schemas.microsoft.com/office/word/2010/wordprocessingDrawing" xmlns:wp="http://schemas.openxmlformats.org/drawingml/2006/wordprocessingDrawing" xmlns:w10="urn:schemas-microsoft-com:office:word" xmlns:w="http://schemas.openxmlformats.org/wordprocessingml/2006/main" xmlns:w14="http://schemas.microsoft.com/office/word/2010/wordml" xmlns:w15="http://schemas.microsoft.com/office/word/2012/wordml" xmlns:w16cex="http://schemas.microsoft.com/office/word/2018/wordml/cex" xmlns:w16cid="http://schemas.microsoft.com/office/word/2016/wordml/cid" xmlns:w16="http://schemas.microsoft.com/office/word/2018/wordml" xmlns:w16du="http://schemas.microsoft.com/office/word/2023/wordml/word16du" xmlns:w16sdtdh="http://schemas.microsoft.com/office/word/2020/wordml/sdtdatahash" xmlns:w16sdtfl="http://schemas.microsoft.com/office/word/2024/wordml/sdtformatlock" xmlns:w16se="http://schemas.microsoft.com/office/word/2015/wordml/symex" xmlns:wpg="http://schemas.microsoft.com/office/word/2010/wordprocessingGroup" xmlns:wpi="http://schemas.microsoft.com/office/word/2010/wordprocessingInk" xmlns:wne="http://schemas.microsoft.com/office/word/2006/wordml" xmlns:wps="http://schemas.microsoft.com/office/word/2010/wordprocessingShape" mc:Ignorable="w14 w15 w16se w16cid w16 w16cex w16sdtdh w16sdtfl w16du wp14">
   <w:body>
     <w:p>
       <w:pPr>
@@ -40,6 +40,7 @@
         </w:rPr>
         <w:t xml:space="preserve"> inside </w:t>
       </w:r>
+      <w:proofErr w:type="gramStart"/>
       <w:r>
         <w:rPr>
           <w:rFonts w:ascii="Courier New" w:eastAsia="Times New Roman" w:hAnsi="Courier New" w:cs="Courier New"/>
@@ -48,7 +49,18 @@
           <w:highlight w:val="green"/>
           <w:lang w:eastAsia="en-IN"/>
         </w:rPr>
-        <w:t>OVER()</w:t>
+        <w:t>OVER(</w:t>
+      </w:r>
+      <w:proofErr w:type="gramEnd"/>
+      <w:r>
+        <w:rPr>
+          <w:rFonts w:ascii="Courier New" w:eastAsia="Times New Roman" w:hAnsi="Courier New" w:cs="Courier New"/>
+          <w:sz w:val="20"/>
+          <w:szCs w:val="20"/>
+          <w:highlight w:val="green"/>
+          <w:lang w:eastAsia="en-IN"/>
+        </w:rPr>
+        <w:t>)</w:t>
       </w:r>
       <w:r>
         <w:rPr>
@@ -2421,13 +2433,23 @@
         </w:rPr>
         <w:t xml:space="preserve">Window is defined using </w:t>
       </w:r>
+      <w:proofErr w:type="gramStart"/>
       <w:r>
         <w:rPr>
           <w:rFonts w:eastAsia="Times New Roman" w:cstheme="minorHAnsi"/>
           <w:highlight w:val="magenta"/>
           <w:lang w:eastAsia="en-IN"/>
         </w:rPr>
-        <w:t>OVER()</w:t>
+        <w:t>OVER(</w:t>
+      </w:r>
+      <w:proofErr w:type="gramEnd"/>
+      <w:r>
+        <w:rPr>
+          <w:rFonts w:eastAsia="Times New Roman" w:cstheme="minorHAnsi"/>
+          <w:highlight w:val="magenta"/>
+          <w:lang w:eastAsia="en-IN"/>
+        </w:rPr>
+        <w:t>)</w:t>
       </w:r>
     </w:p>
     <w:p>
@@ -3086,12 +3108,21 @@
           <w:lang w:eastAsia="en-IN"/>
         </w:rPr>
       </w:pPr>
-      <w:r>
-        <w:rPr>
-          <w:rFonts w:eastAsia="Times New Roman" w:cstheme="minorHAnsi"/>
-          <w:lang w:eastAsia="en-IN"/>
-        </w:rPr>
-        <w:t>Top-N queries</w:t>
+      <w:proofErr w:type="gramStart"/>
+      <w:r>
+        <w:rPr>
+          <w:rFonts w:eastAsia="Times New Roman" w:cstheme="minorHAnsi"/>
+          <w:lang w:eastAsia="en-IN"/>
+        </w:rPr>
+        <w:t>Top-N</w:t>
+      </w:r>
+      <w:proofErr w:type="gramEnd"/>
+      <w:r>
+        <w:rPr>
+          <w:rFonts w:eastAsia="Times New Roman" w:cstheme="minorHAnsi"/>
+          <w:lang w:eastAsia="en-IN"/>
+        </w:rPr>
+        <w:t xml:space="preserve"> queries</w:t>
       </w:r>
     </w:p>
     <w:p>
@@ -3928,8 +3959,17 @@
           <w:rFonts w:eastAsia="Times New Roman" w:cstheme="minorHAnsi"/>
           <w:lang w:eastAsia="en-IN"/>
         </w:rPr>
-        <w:t>FROM sales;</w:t>
-      </w:r>
+        <w:t xml:space="preserve">FROM </w:t>
+      </w:r>
+      <w:proofErr w:type="gramStart"/>
+      <w:r>
+        <w:rPr>
+          <w:rFonts w:eastAsia="Times New Roman" w:cstheme="minorHAnsi"/>
+          <w:lang w:eastAsia="en-IN"/>
+        </w:rPr>
+        <w:t>sales;</w:t>
+      </w:r>
+      <w:proofErr w:type="gramEnd"/>
     </w:p>
     <w:p>
       <w:pPr>
@@ -4161,7 +4201,23 @@
                 <w:rFonts w:eastAsia="Times New Roman" w:cstheme="minorHAnsi"/>
                 <w:lang w:eastAsia="en-IN"/>
               </w:rPr>
-              <w:t>Uses OVER()</w:t>
+              <w:t xml:space="preserve">Uses </w:t>
+            </w:r>
+            <w:proofErr w:type="gramStart"/>
+            <w:r>
+              <w:rPr>
+                <w:rFonts w:eastAsia="Times New Roman" w:cstheme="minorHAnsi"/>
+                <w:lang w:eastAsia="en-IN"/>
+              </w:rPr>
+              <w:t>OVER(</w:t>
+            </w:r>
+            <w:proofErr w:type="gramEnd"/>
+            <w:r>
+              <w:rPr>
+                <w:rFonts w:eastAsia="Times New Roman" w:cstheme="minorHAnsi"/>
+                <w:lang w:eastAsia="en-IN"/>
+              </w:rPr>
+              <w:t>)</w:t>
             </w:r>
           </w:p>
         </w:tc>
@@ -8456,12 +8512,21 @@
           <w:lang w:eastAsia="en-IN"/>
         </w:rPr>
       </w:pPr>
-      <w:r>
-        <w:rPr>
-          <w:rFonts w:eastAsia="Times New Roman" w:cstheme="minorHAnsi"/>
-          <w:lang w:eastAsia="en-IN"/>
-        </w:rPr>
-        <w:t xml:space="preserve">So result becomes </w:t>
+      <w:proofErr w:type="gramStart"/>
+      <w:r>
+        <w:rPr>
+          <w:rFonts w:eastAsia="Times New Roman" w:cstheme="minorHAnsi"/>
+          <w:lang w:eastAsia="en-IN"/>
+        </w:rPr>
+        <w:t>So</w:t>
+      </w:r>
+      <w:proofErr w:type="gramEnd"/>
+      <w:r>
+        <w:rPr>
+          <w:rFonts w:eastAsia="Times New Roman" w:cstheme="minorHAnsi"/>
+          <w:lang w:eastAsia="en-IN"/>
+        </w:rPr>
+        <w:t xml:space="preserve"> result becomes </w:t>
       </w:r>
       <w:r>
         <w:rPr>
@@ -15476,6 +15541,7 @@
           <w:lang w:eastAsia="en-IN"/>
         </w:rPr>
       </w:pPr>
+      <w:proofErr w:type="gramStart"/>
       <w:r>
         <w:rPr>
           <w:rFonts w:ascii="Courier New" w:eastAsia="Times New Roman" w:hAnsi="Courier New" w:cs="Courier New"/>
@@ -15483,7 +15549,17 @@
           <w:szCs w:val="20"/>
           <w:lang w:eastAsia="en-IN"/>
         </w:rPr>
-        <w:t>SUM(amount) OVER (ORDER BY amount DESC)</w:t>
+        <w:t>SUM(</w:t>
+      </w:r>
+      <w:proofErr w:type="gramEnd"/>
+      <w:r>
+        <w:rPr>
+          <w:rFonts w:ascii="Courier New" w:eastAsia="Times New Roman" w:hAnsi="Courier New" w:cs="Courier New"/>
+          <w:sz w:val="20"/>
+          <w:szCs w:val="20"/>
+          <w:lang w:eastAsia="en-IN"/>
+        </w:rPr>
+        <w:t>amount) OVER (ORDER BY amount DESC)</w:t>
       </w:r>
     </w:p>
     <w:p>
@@ -15590,6 +15666,7 @@
         </w:rPr>
         <w:t xml:space="preserve"> inside </w:t>
       </w:r>
+      <w:proofErr w:type="gramStart"/>
       <w:r>
         <w:rPr>
           <w:rFonts w:ascii="Courier New" w:eastAsia="Times New Roman" w:hAnsi="Courier New" w:cs="Courier New"/>
@@ -15598,7 +15675,18 @@
           <w:highlight w:val="green"/>
           <w:lang w:eastAsia="en-IN"/>
         </w:rPr>
-        <w:t>OVER()</w:t>
+        <w:t>OVER(</w:t>
+      </w:r>
+      <w:proofErr w:type="gramEnd"/>
+      <w:r>
+        <w:rPr>
+          <w:rFonts w:ascii="Courier New" w:eastAsia="Times New Roman" w:hAnsi="Courier New" w:cs="Courier New"/>
+          <w:sz w:val="20"/>
+          <w:szCs w:val="20"/>
+          <w:highlight w:val="green"/>
+          <w:lang w:eastAsia="en-IN"/>
+        </w:rPr>
+        <w:t>)</w:t>
       </w:r>
       <w:r>
         <w:rPr>
@@ -15679,6 +15767,7 @@
           <w:lang w:eastAsia="en-IN"/>
         </w:rPr>
       </w:pPr>
+      <w:proofErr w:type="gramStart"/>
       <w:r>
         <w:rPr>
           <w:rFonts w:ascii="Times New Roman" w:eastAsia="Times New Roman" w:hAnsi="Times New Roman" w:cs="Times New Roman"/>
@@ -15686,7 +15775,17 @@
           <w:szCs w:val="24"/>
           <w:lang w:eastAsia="en-IN"/>
         </w:rPr>
-        <w:t>So it means:</w:t>
+        <w:t>So</w:t>
+      </w:r>
+      <w:proofErr w:type="gramEnd"/>
+      <w:r>
+        <w:rPr>
+          <w:rFonts w:ascii="Times New Roman" w:eastAsia="Times New Roman" w:hAnsi="Times New Roman" w:cs="Times New Roman"/>
+          <w:sz w:val="24"/>
+          <w:szCs w:val="24"/>
+          <w:lang w:eastAsia="en-IN"/>
+        </w:rPr>
+        <w:t xml:space="preserve"> it means:</w:t>
       </w:r>
     </w:p>
     <w:p>
@@ -16242,6 +16341,7 @@
           <w:lang w:eastAsia="en-IN"/>
         </w:rPr>
       </w:pPr>
+      <w:proofErr w:type="gramStart"/>
       <w:r>
         <w:rPr>
           <w:rFonts w:ascii="Times New Roman" w:eastAsia="Times New Roman" w:hAnsi="Times New Roman" w:cs="Times New Roman"/>
@@ -16249,7 +16349,17 @@
           <w:szCs w:val="24"/>
           <w:lang w:eastAsia="en-IN"/>
         </w:rPr>
-        <w:t>So output becomes:</w:t>
+        <w:t>So</w:t>
+      </w:r>
+      <w:proofErr w:type="gramEnd"/>
+      <w:r>
+        <w:rPr>
+          <w:rFonts w:ascii="Times New Roman" w:eastAsia="Times New Roman" w:hAnsi="Times New Roman" w:cs="Times New Roman"/>
+          <w:sz w:val="24"/>
+          <w:szCs w:val="24"/>
+          <w:lang w:eastAsia="en-IN"/>
+        </w:rPr>
+        <w:t xml:space="preserve"> output becomes:</w:t>
       </w:r>
     </w:p>
     <w:p>
@@ -16482,6 +16592,7 @@
           <w:lang w:eastAsia="en-IN"/>
         </w:rPr>
       </w:pPr>
+      <w:proofErr w:type="gramStart"/>
       <w:r>
         <w:rPr>
           <w:rFonts w:ascii="Courier New" w:eastAsia="Times New Roman" w:hAnsi="Courier New" w:cs="Courier New"/>
@@ -16489,7 +16600,17 @@
           <w:szCs w:val="20"/>
           <w:lang w:eastAsia="en-IN"/>
         </w:rPr>
-        <w:t>SUM(amount) OVER ()</w:t>
+        <w:t>SUM(</w:t>
+      </w:r>
+      <w:proofErr w:type="gramEnd"/>
+      <w:r>
+        <w:rPr>
+          <w:rFonts w:ascii="Courier New" w:eastAsia="Times New Roman" w:hAnsi="Courier New" w:cs="Courier New"/>
+          <w:sz w:val="20"/>
+          <w:szCs w:val="20"/>
+          <w:lang w:eastAsia="en-IN"/>
+        </w:rPr>
+        <w:t>amount) OVER ()</w:t>
       </w:r>
     </w:p>
     <w:p>
@@ -16568,6 +16689,7 @@
           <w:lang w:eastAsia="en-IN"/>
         </w:rPr>
       </w:pPr>
+      <w:proofErr w:type="gramStart"/>
       <w:r>
         <w:rPr>
           <w:rFonts w:ascii="Times New Roman" w:eastAsia="Times New Roman" w:hAnsi="Times New Roman" w:cs="Times New Roman"/>
@@ -16576,7 +16698,18 @@
           <w:highlight w:val="cyan"/>
           <w:lang w:eastAsia="en-IN"/>
         </w:rPr>
-        <w:t>So SQL treats entire table as one window.</w:t>
+        <w:t>So</w:t>
+      </w:r>
+      <w:proofErr w:type="gramEnd"/>
+      <w:r>
+        <w:rPr>
+          <w:rFonts w:ascii="Times New Roman" w:eastAsia="Times New Roman" w:hAnsi="Times New Roman" w:cs="Times New Roman"/>
+          <w:sz w:val="24"/>
+          <w:szCs w:val="24"/>
+          <w:highlight w:val="cyan"/>
+          <w:lang w:eastAsia="en-IN"/>
+        </w:rPr>
+        <w:t xml:space="preserve"> SQL treats entire table as one window.</w:t>
       </w:r>
     </w:p>
     <w:p>
@@ -17197,6 +17330,7 @@
                 <w:lang w:eastAsia="en-IN"/>
               </w:rPr>
             </w:pPr>
+            <w:proofErr w:type="gramStart"/>
             <w:r>
               <w:rPr>
                 <w:rFonts w:ascii="Courier New" w:eastAsia="Times New Roman" w:hAnsi="Courier New" w:cs="Courier New"/>
@@ -17204,7 +17338,17 @@
                 <w:szCs w:val="20"/>
                 <w:lang w:eastAsia="en-IN"/>
               </w:rPr>
-              <w:t>SUM(amount) OVER ()</w:t>
+              <w:t>SUM(</w:t>
+            </w:r>
+            <w:proofErr w:type="gramEnd"/>
+            <w:r>
+              <w:rPr>
+                <w:rFonts w:ascii="Courier New" w:eastAsia="Times New Roman" w:hAnsi="Courier New" w:cs="Courier New"/>
+                <w:sz w:val="20"/>
+                <w:szCs w:val="20"/>
+                <w:lang w:eastAsia="en-IN"/>
+              </w:rPr>
+              <w:t>amount) OVER ()</w:t>
             </w:r>
           </w:p>
         </w:tc>
@@ -17252,6 +17396,7 @@
                 <w:lang w:eastAsia="en-IN"/>
               </w:rPr>
             </w:pPr>
+            <w:proofErr w:type="gramStart"/>
             <w:r>
               <w:rPr>
                 <w:rFonts w:ascii="Courier New" w:eastAsia="Times New Roman" w:hAnsi="Courier New" w:cs="Courier New"/>
@@ -17259,7 +17404,17 @@
                 <w:szCs w:val="20"/>
                 <w:lang w:eastAsia="en-IN"/>
               </w:rPr>
-              <w:t>SUM(amount) OVER (ORDER BY amount DESC)</w:t>
+              <w:t>SUM(</w:t>
+            </w:r>
+            <w:proofErr w:type="gramEnd"/>
+            <w:r>
+              <w:rPr>
+                <w:rFonts w:ascii="Courier New" w:eastAsia="Times New Roman" w:hAnsi="Courier New" w:cs="Courier New"/>
+                <w:sz w:val="20"/>
+                <w:szCs w:val="20"/>
+                <w:lang w:eastAsia="en-IN"/>
+              </w:rPr>
+              <w:t>amount) OVER (ORDER BY amount DESC)</w:t>
             </w:r>
           </w:p>
         </w:tc>
@@ -17373,6 +17528,7 @@
           <w:lang w:eastAsia="en-IN"/>
         </w:rPr>
       </w:pPr>
+      <w:proofErr w:type="gramStart"/>
       <w:r>
         <w:rPr>
           <w:rFonts w:ascii="Courier New" w:eastAsia="Times New Roman" w:hAnsi="Courier New" w:cs="Courier New"/>
@@ -17380,7 +17536,17 @@
           <w:szCs w:val="20"/>
           <w:lang w:eastAsia="en-IN"/>
         </w:rPr>
-        <w:t>OVER()</w:t>
+        <w:t>OVER(</w:t>
+      </w:r>
+      <w:proofErr w:type="gramEnd"/>
+      <w:r>
+        <w:rPr>
+          <w:rFonts w:ascii="Courier New" w:eastAsia="Times New Roman" w:hAnsi="Courier New" w:cs="Courier New"/>
+          <w:sz w:val="20"/>
+          <w:szCs w:val="20"/>
+          <w:lang w:eastAsia="en-IN"/>
+        </w:rPr>
+        <w:t>)</w:t>
       </w:r>
       <w:r>
         <w:rPr>
@@ -17406,6 +17572,7 @@
           <w:lang w:eastAsia="en-IN"/>
         </w:rPr>
       </w:pPr>
+      <w:proofErr w:type="gramStart"/>
       <w:r>
         <w:rPr>
           <w:rFonts w:ascii="Courier New" w:eastAsia="Times New Roman" w:hAnsi="Courier New" w:cs="Courier New"/>
@@ -17414,7 +17581,17 @@
           <w:lang w:eastAsia="en-IN"/>
         </w:rPr>
         <w:lastRenderedPageBreak/>
-        <w:t>OVER(ORDER BY ...)</w:t>
+        <w:t>OVER(</w:t>
+      </w:r>
+      <w:proofErr w:type="gramEnd"/>
+      <w:r>
+        <w:rPr>
+          <w:rFonts w:ascii="Courier New" w:eastAsia="Times New Roman" w:hAnsi="Courier New" w:cs="Courier New"/>
+          <w:sz w:val="20"/>
+          <w:szCs w:val="20"/>
+          <w:lang w:eastAsia="en-IN"/>
+        </w:rPr>
+        <w:t>ORDER BY ...)</w:t>
       </w:r>
       <w:r>
         <w:rPr>
@@ -20660,7 +20837,27 @@
           <w:szCs w:val="24"/>
           <w:lang w:eastAsia="en-IN"/>
         </w:rPr>
-        <w:t>, not textbook-style.</w:t>
+        <w:t xml:space="preserve">, not </w:t>
+      </w:r>
+      <w:proofErr w:type="gramStart"/>
+      <w:r>
+        <w:rPr>
+          <w:rFonts w:ascii="Times New Roman" w:eastAsia="Times New Roman" w:hAnsi="Times New Roman" w:cs="Times New Roman"/>
+          <w:sz w:val="24"/>
+          <w:szCs w:val="24"/>
+          <w:lang w:eastAsia="en-IN"/>
+        </w:rPr>
+        <w:t>textbook-style</w:t>
+      </w:r>
+      <w:proofErr w:type="gramEnd"/>
+      <w:r>
+        <w:rPr>
+          <w:rFonts w:ascii="Times New Roman" w:eastAsia="Times New Roman" w:hAnsi="Times New Roman" w:cs="Times New Roman"/>
+          <w:sz w:val="24"/>
+          <w:szCs w:val="24"/>
+          <w:lang w:eastAsia="en-IN"/>
+        </w:rPr>
+        <w:t>.</w:t>
       </w:r>
     </w:p>
     <w:p>
@@ -21232,6 +21429,7 @@
         </w:rPr>
         <w:t xml:space="preserve">Every row of the same </w:t>
       </w:r>
+      <w:proofErr w:type="spellStart"/>
       <w:r>
         <w:rPr>
           <w:rFonts w:ascii="Courier New" w:eastAsia="Times New Roman" w:hAnsi="Courier New" w:cs="Courier New"/>
@@ -21241,6 +21439,7 @@
         </w:rPr>
         <w:t>Custid</w:t>
       </w:r>
+      <w:proofErr w:type="spellEnd"/>
       <w:r>
         <w:rPr>
           <w:rFonts w:ascii="Times New Roman" w:eastAsia="Times New Roman" w:hAnsi="Times New Roman" w:cs="Times New Roman"/>
@@ -21421,6 +21620,7 @@
                 <w:lang w:eastAsia="en-IN"/>
               </w:rPr>
             </w:pPr>
+            <w:proofErr w:type="spellStart"/>
             <w:r>
               <w:rPr>
                 <w:rFonts w:ascii="Times New Roman" w:eastAsia="Times New Roman" w:hAnsi="Times New Roman" w:cs="Times New Roman"/>
@@ -21432,6 +21632,7 @@
               </w:rPr>
               <w:t>Custid</w:t>
             </w:r>
+            <w:proofErr w:type="spellEnd"/>
           </w:p>
         </w:tc>
       </w:tr>
@@ -21840,8 +22041,9 @@
           <w:lang w:eastAsia="en-IN"/>
         </w:rPr>
         <w:br/>
-        <w:t xml:space="preserve">  Custid,</w:t>
-      </w:r>
+        <w:t xml:space="preserve">  </w:t>
+      </w:r>
+      <w:proofErr w:type="spellStart"/>
       <w:r>
         <w:rPr>
           <w:rFonts w:ascii="Times New Roman" w:eastAsia="Times New Roman" w:hAnsi="Times New Roman" w:cs="Times New Roman"/>
@@ -21849,9 +22051,29 @@
           <w:szCs w:val="24"/>
           <w:lang w:eastAsia="en-IN"/>
         </w:rPr>
+        <w:t>Custid</w:t>
+      </w:r>
+      <w:proofErr w:type="spellEnd"/>
+      <w:r>
+        <w:rPr>
+          <w:rFonts w:ascii="Times New Roman" w:eastAsia="Times New Roman" w:hAnsi="Times New Roman" w:cs="Times New Roman"/>
+          <w:sz w:val="24"/>
+          <w:szCs w:val="24"/>
+          <w:lang w:eastAsia="en-IN"/>
+        </w:rPr>
+        <w:t>,</w:t>
+      </w:r>
+      <w:r>
+        <w:rPr>
+          <w:rFonts w:ascii="Times New Roman" w:eastAsia="Times New Roman" w:hAnsi="Times New Roman" w:cs="Times New Roman"/>
+          <w:sz w:val="24"/>
+          <w:szCs w:val="24"/>
+          <w:lang w:eastAsia="en-IN"/>
+        </w:rPr>
         <w:br/>
-        <w:t xml:space="preserve">  COUNT(*) OVER (PARTITION BY Custid) AS total_orders</w:t>
-      </w:r>
+        <w:t xml:space="preserve">  COUNT(*) OVER (PARTITION BY </w:t>
+      </w:r>
+      <w:proofErr w:type="spellStart"/>
       <w:r>
         <w:rPr>
           <w:rFonts w:ascii="Times New Roman" w:eastAsia="Times New Roman" w:hAnsi="Times New Roman" w:cs="Times New Roman"/>
@@ -21859,9 +22081,50 @@
           <w:szCs w:val="24"/>
           <w:lang w:eastAsia="en-IN"/>
         </w:rPr>
+        <w:t>Custid</w:t>
+      </w:r>
+      <w:proofErr w:type="spellEnd"/>
+      <w:r>
+        <w:rPr>
+          <w:rFonts w:ascii="Times New Roman" w:eastAsia="Times New Roman" w:hAnsi="Times New Roman" w:cs="Times New Roman"/>
+          <w:sz w:val="24"/>
+          <w:szCs w:val="24"/>
+          <w:lang w:eastAsia="en-IN"/>
+        </w:rPr>
+        <w:t xml:space="preserve">) AS </w:t>
+      </w:r>
+      <w:proofErr w:type="spellStart"/>
+      <w:r>
+        <w:rPr>
+          <w:rFonts w:ascii="Times New Roman" w:eastAsia="Times New Roman" w:hAnsi="Times New Roman" w:cs="Times New Roman"/>
+          <w:sz w:val="24"/>
+          <w:szCs w:val="24"/>
+          <w:lang w:eastAsia="en-IN"/>
+        </w:rPr>
+        <w:t>total_orders</w:t>
+      </w:r>
+      <w:proofErr w:type="spellEnd"/>
+      <w:r>
+        <w:rPr>
+          <w:rFonts w:ascii="Times New Roman" w:eastAsia="Times New Roman" w:hAnsi="Times New Roman" w:cs="Times New Roman"/>
+          <w:sz w:val="24"/>
+          <w:szCs w:val="24"/>
+          <w:lang w:eastAsia="en-IN"/>
+        </w:rPr>
         <w:br/>
-        <w:t>FROM orders;</w:t>
-      </w:r>
+        <w:t xml:space="preserve">FROM </w:t>
+      </w:r>
+      <w:proofErr w:type="gramStart"/>
+      <w:r>
+        <w:rPr>
+          <w:rFonts w:ascii="Times New Roman" w:eastAsia="Times New Roman" w:hAnsi="Times New Roman" w:cs="Times New Roman"/>
+          <w:sz w:val="24"/>
+          <w:szCs w:val="24"/>
+          <w:lang w:eastAsia="en-IN"/>
+        </w:rPr>
+        <w:t>orders;</w:t>
+      </w:r>
+      <w:proofErr w:type="gramEnd"/>
     </w:p>
     <w:p>
       <w:pPr>
@@ -21946,6 +22209,7 @@
                 <w:lang w:eastAsia="en-IN"/>
               </w:rPr>
             </w:pPr>
+            <w:proofErr w:type="spellStart"/>
             <w:r>
               <w:rPr>
                 <w:rFonts w:ascii="Times New Roman" w:eastAsia="Times New Roman" w:hAnsi="Times New Roman" w:cs="Times New Roman"/>
@@ -21957,6 +22221,7 @@
               </w:rPr>
               <w:t>Custid</w:t>
             </w:r>
+            <w:proofErr w:type="spellEnd"/>
           </w:p>
         </w:tc>
         <w:tc>
@@ -21976,6 +22241,7 @@
                 <w:lang w:eastAsia="en-IN"/>
               </w:rPr>
             </w:pPr>
+            <w:proofErr w:type="spellStart"/>
             <w:r>
               <w:rPr>
                 <w:rFonts w:ascii="Times New Roman" w:eastAsia="Times New Roman" w:hAnsi="Times New Roman" w:cs="Times New Roman"/>
@@ -21987,6 +22253,7 @@
               </w:rPr>
               <w:t>total_orders</w:t>
             </w:r>
+            <w:proofErr w:type="spellEnd"/>
           </w:p>
         </w:tc>
       </w:tr>
@@ -22516,7 +22783,27 @@
           <w:szCs w:val="24"/>
           <w:lang w:eastAsia="en-IN"/>
         </w:rPr>
-        <w:t xml:space="preserve">PARTITION BY Custid groups rows by each customer. </w:t>
+        <w:t xml:space="preserve">PARTITION BY </w:t>
+      </w:r>
+      <w:proofErr w:type="spellStart"/>
+      <w:r>
+        <w:rPr>
+          <w:rFonts w:ascii="Times New Roman" w:eastAsia="Times New Roman" w:hAnsi="Times New Roman" w:cs="Times New Roman"/>
+          <w:sz w:val="24"/>
+          <w:szCs w:val="24"/>
+          <w:lang w:eastAsia="en-IN"/>
+        </w:rPr>
+        <w:t>Custid</w:t>
+      </w:r>
+      <w:proofErr w:type="spellEnd"/>
+      <w:r>
+        <w:rPr>
+          <w:rFonts w:ascii="Times New Roman" w:eastAsia="Times New Roman" w:hAnsi="Times New Roman" w:cs="Times New Roman"/>
+          <w:sz w:val="24"/>
+          <w:szCs w:val="24"/>
+          <w:lang w:eastAsia="en-IN"/>
+        </w:rPr>
+        <w:t xml:space="preserve"> groups rows by each customer. </w:t>
       </w:r>
     </w:p>
     <w:p>
@@ -22533,6 +22820,7 @@
           <w:lang w:eastAsia="en-IN"/>
         </w:rPr>
       </w:pPr>
+      <w:proofErr w:type="gramStart"/>
       <w:r>
         <w:rPr>
           <w:rFonts w:ascii="Times New Roman" w:eastAsia="Times New Roman" w:hAnsi="Times New Roman" w:cs="Times New Roman"/>
@@ -22540,27 +22828,59 @@
           <w:szCs w:val="24"/>
           <w:lang w:eastAsia="en-IN"/>
         </w:rPr>
-        <w:t xml:space="preserve">COUNT(*) OVER (...) counts rows </w:t>
-      </w:r>
-      <w:r>
-        <w:rPr>
-          <w:rFonts w:ascii="Times New Roman" w:eastAsia="Times New Roman" w:hAnsi="Times New Roman" w:cs="Times New Roman"/>
-          <w:b/>
-          <w:bCs/>
+        <w:t>COUNT(</w:t>
+      </w:r>
+      <w:proofErr w:type="gramEnd"/>
+      <w:r>
+        <w:rPr>
+          <w:rFonts w:ascii="Times New Roman" w:eastAsia="Times New Roman" w:hAnsi="Times New Roman" w:cs="Times New Roman"/>
           <w:sz w:val="24"/>
           <w:szCs w:val="24"/>
           <w:lang w:eastAsia="en-IN"/>
         </w:rPr>
-        <w:t>within each partition</w:t>
-      </w:r>
-      <w:r>
-        <w:rPr>
-          <w:rFonts w:ascii="Times New Roman" w:eastAsia="Times New Roman" w:hAnsi="Times New Roman" w:cs="Times New Roman"/>
+        <w:t xml:space="preserve">*) OVER (...) counts rows </w:t>
+      </w:r>
+      <w:r>
+        <w:rPr>
+          <w:rFonts w:ascii="Times New Roman" w:eastAsia="Times New Roman" w:hAnsi="Times New Roman" w:cs="Times New Roman"/>
+          <w:b/>
+          <w:bCs/>
           <w:sz w:val="24"/>
           <w:szCs w:val="24"/>
           <w:lang w:eastAsia="en-IN"/>
         </w:rPr>
-        <w:t xml:space="preserve">, but </w:t>
+        <w:t xml:space="preserve">within each </w:t>
+      </w:r>
+      <w:proofErr w:type="gramStart"/>
+      <w:r>
+        <w:rPr>
+          <w:rFonts w:ascii="Times New Roman" w:eastAsia="Times New Roman" w:hAnsi="Times New Roman" w:cs="Times New Roman"/>
+          <w:b/>
+          <w:bCs/>
+          <w:sz w:val="24"/>
+          <w:szCs w:val="24"/>
+          <w:lang w:eastAsia="en-IN"/>
+        </w:rPr>
+        <w:t>partition</w:t>
+      </w:r>
+      <w:r>
+        <w:rPr>
+          <w:rFonts w:ascii="Times New Roman" w:eastAsia="Times New Roman" w:hAnsi="Times New Roman" w:cs="Times New Roman"/>
+          <w:sz w:val="24"/>
+          <w:szCs w:val="24"/>
+          <w:lang w:eastAsia="en-IN"/>
+        </w:rPr>
+        <w:t>, but</w:t>
+      </w:r>
+      <w:proofErr w:type="gramEnd"/>
+      <w:r>
+        <w:rPr>
+          <w:rFonts w:ascii="Times New Roman" w:eastAsia="Times New Roman" w:hAnsi="Times New Roman" w:cs="Times New Roman"/>
+          <w:sz w:val="24"/>
+          <w:szCs w:val="24"/>
+          <w:lang w:eastAsia="en-IN"/>
+        </w:rPr>
+        <w:t xml:space="preserve"> </w:t>
       </w:r>
       <w:r>
         <w:rPr>
@@ -22597,6 +22917,7 @@
           <w:lang w:eastAsia="en-IN"/>
         </w:rPr>
       </w:pPr>
+      <w:proofErr w:type="gramStart"/>
       <w:r>
         <w:rPr>
           <w:rFonts w:ascii="Times New Roman" w:eastAsia="Times New Roman" w:hAnsi="Times New Roman" w:cs="Times New Roman"/>
@@ -22604,7 +22925,17 @@
           <w:szCs w:val="24"/>
           <w:lang w:eastAsia="en-IN"/>
         </w:rPr>
-        <w:t>So each row still appears, with the total count for its customer repeated.</w:t>
+        <w:t>So</w:t>
+      </w:r>
+      <w:proofErr w:type="gramEnd"/>
+      <w:r>
+        <w:rPr>
+          <w:rFonts w:ascii="Times New Roman" w:eastAsia="Times New Roman" w:hAnsi="Times New Roman" w:cs="Times New Roman"/>
+          <w:sz w:val="24"/>
+          <w:szCs w:val="24"/>
+          <w:lang w:eastAsia="en-IN"/>
+        </w:rPr>
+        <w:t xml:space="preserve"> each row still appears, with the total count for its customer repeated.</w:t>
       </w:r>
     </w:p>
     <w:p>
@@ -23798,6 +24129,7 @@
         </w:rPr>
         <w:t xml:space="preserve">Data is split by </w:t>
       </w:r>
+      <w:proofErr w:type="spellStart"/>
       <w:r>
         <w:rPr>
           <w:rFonts w:ascii="Courier New" w:eastAsia="Times New Roman" w:hAnsi="Courier New" w:cs="Courier New"/>
@@ -23807,6 +24139,7 @@
         </w:rPr>
         <w:t>Custid</w:t>
       </w:r>
+      <w:proofErr w:type="spellEnd"/>
     </w:p>
     <w:p>
       <w:pPr>
@@ -23846,6 +24179,7 @@
           <w:lang w:eastAsia="en-IN"/>
         </w:rPr>
       </w:pPr>
+      <w:proofErr w:type="gramStart"/>
       <w:r>
         <w:rPr>
           <w:rFonts w:ascii="Courier New" w:eastAsia="Times New Roman" w:hAnsi="Courier New" w:cs="Courier New"/>
@@ -23853,7 +24187,17 @@
           <w:szCs w:val="20"/>
           <w:lang w:eastAsia="en-IN"/>
         </w:rPr>
-        <w:t>LAG()</w:t>
+        <w:t>LAG(</w:t>
+      </w:r>
+      <w:proofErr w:type="gramEnd"/>
+      <w:r>
+        <w:rPr>
+          <w:rFonts w:ascii="Courier New" w:eastAsia="Times New Roman" w:hAnsi="Courier New" w:cs="Courier New"/>
+          <w:sz w:val="20"/>
+          <w:szCs w:val="20"/>
+          <w:lang w:eastAsia="en-IN"/>
+        </w:rPr>
+        <w:t>)</w:t>
       </w:r>
       <w:r>
         <w:rPr>
@@ -24041,7 +24385,31 @@
           <w:szCs w:val="36"/>
           <w:lang w:eastAsia="en-IN"/>
         </w:rPr>
-        <w:t>Very Important Rule (Interview Favorite)</w:t>
+        <w:t xml:space="preserve">Very Important Rule (Interview </w:t>
+      </w:r>
+      <w:proofErr w:type="spellStart"/>
+      <w:r>
+        <w:rPr>
+          <w:rFonts w:ascii="Times New Roman" w:eastAsia="Times New Roman" w:hAnsi="Times New Roman" w:cs="Times New Roman"/>
+          <w:b/>
+          <w:bCs/>
+          <w:sz w:val="32"/>
+          <w:szCs w:val="36"/>
+          <w:lang w:eastAsia="en-IN"/>
+        </w:rPr>
+        <w:t>Favorite</w:t>
+      </w:r>
+      <w:proofErr w:type="spellEnd"/>
+      <w:r>
+        <w:rPr>
+          <w:rFonts w:ascii="Times New Roman" w:eastAsia="Times New Roman" w:hAnsi="Times New Roman" w:cs="Times New Roman"/>
+          <w:b/>
+          <w:bCs/>
+          <w:sz w:val="32"/>
+          <w:szCs w:val="36"/>
+          <w:lang w:eastAsia="en-IN"/>
+        </w:rPr>
+        <w:t>)</w:t>
       </w:r>
     </w:p>
     <w:p>
@@ -24792,7 +25160,7 @@
 </file>
 
 <file path=word/numbering.xml><?xml version="1.0" encoding="utf-8"?>
-<w:numbering xmlns:wpc="http://schemas.microsoft.com/office/word/2010/wordprocessingCanvas" xmlns:cx="http://schemas.microsoft.com/office/drawing/2014/chartex" xmlns:cx1="http://schemas.microsoft.com/office/drawing/2015/9/8/chartex" xmlns:cx2="http://schemas.microsoft.com/office/drawing/2015/10/21/chartex" xmlns:cx3="http://schemas.microsoft.com/office/drawing/2016/5/9/chartex" xmlns:cx4="http://schemas.microsoft.com/office/drawing/2016/5/10/chartex" xmlns:cx5="http://schemas.microsoft.com/office/drawing/2016/5/11/chartex" xmlns:cx6="http://schemas.microsoft.com/office/drawing/2016/5/12/chartex" xmlns:cx7="http://schemas.microsoft.com/office/drawing/2016/5/13/chartex" xmlns:cx8="http://schemas.microsoft.com/office/drawing/2016/5/14/chartex" xmlns:mc="http://schemas.openxmlformats.org/markup-compatibility/2006" xmlns:aink="http://schemas.microsoft.com/office/drawing/2016/ink" xmlns:am3d="http://schemas.microsoft.com/office/drawing/2017/model3d" xmlns:o="urn:schemas-microsoft-com:office:office" xmlns:oel="http://schemas.microsoft.com/office/2019/extlst" xmlns:r="http://schemas.openxmlformats.org/officeDocument/2006/relationships" xmlns:m="http://schemas.openxmlformats.org/officeDocument/2006/math" xmlns:v="urn:schemas-microsoft-com:vml" xmlns:wp14="http://schemas.microsoft.com/office/word/2010/wordprocessingDrawing" xmlns:wp="http://schemas.openxmlformats.org/drawingml/2006/wordprocessingDrawing" xmlns:w10="urn:schemas-microsoft-com:office:word" xmlns:w="http://schemas.openxmlformats.org/wordprocessingml/2006/main" xmlns:w14="http://schemas.microsoft.com/office/word/2010/wordml" xmlns:w15="http://schemas.microsoft.com/office/word/2012/wordml" xmlns:w16cex="http://schemas.microsoft.com/office/word/2018/wordml/cex" xmlns:w16cid="http://schemas.microsoft.com/office/word/2016/wordml/cid" xmlns:w16="http://schemas.microsoft.com/office/word/2018/wordml" xmlns:w16sdtdh="http://schemas.microsoft.com/office/word/2020/wordml/sdtdatahash" xmlns:w16se="http://schemas.microsoft.com/office/word/2015/wordml/symex" xmlns:wpg="http://schemas.microsoft.com/office/word/2010/wordprocessingGroup" xmlns:wpi="http://schemas.microsoft.com/office/word/2010/wordprocessingInk" xmlns:wne="http://schemas.microsoft.com/office/word/2006/wordml" xmlns:wps="http://schemas.microsoft.com/office/word/2010/wordprocessingShape" mc:Ignorable="w14 w15 w16se w16cid w16 w16cex w16sdtdh wp14">
+<w:numbering xmlns:wpc="http://schemas.microsoft.com/office/word/2010/wordprocessingCanvas" xmlns:cx="http://schemas.microsoft.com/office/drawing/2014/chartex" xmlns:cx1="http://schemas.microsoft.com/office/drawing/2015/9/8/chartex" xmlns:cx2="http://schemas.microsoft.com/office/drawing/2015/10/21/chartex" xmlns:cx3="http://schemas.microsoft.com/office/drawing/2016/5/9/chartex" xmlns:cx4="http://schemas.microsoft.com/office/drawing/2016/5/10/chartex" xmlns:cx5="http://schemas.microsoft.com/office/drawing/2016/5/11/chartex" xmlns:cx6="http://schemas.microsoft.com/office/drawing/2016/5/12/chartex" xmlns:cx7="http://schemas.microsoft.com/office/drawing/2016/5/13/chartex" xmlns:cx8="http://schemas.microsoft.com/office/drawing/2016/5/14/chartex" xmlns:mc="http://schemas.openxmlformats.org/markup-compatibility/2006" xmlns:aink="http://schemas.microsoft.com/office/drawing/2016/ink" xmlns:am3d="http://schemas.microsoft.com/office/drawing/2017/model3d" xmlns:o="urn:schemas-microsoft-com:office:office" xmlns:oel="http://schemas.microsoft.com/office/2019/extlst" xmlns:r="http://schemas.openxmlformats.org/officeDocument/2006/relationships" xmlns:m="http://schemas.openxmlformats.org/officeDocument/2006/math" xmlns:v="urn:schemas-microsoft-com:vml" xmlns:wp14="http://schemas.microsoft.com/office/word/2010/wordprocessingDrawing" xmlns:wp="http://schemas.openxmlformats.org/drawingml/2006/wordprocessingDrawing" xmlns:w10="urn:schemas-microsoft-com:office:word" xmlns:w="http://schemas.openxmlformats.org/wordprocessingml/2006/main" xmlns:w14="http://schemas.microsoft.com/office/word/2010/wordml" xmlns:w15="http://schemas.microsoft.com/office/word/2012/wordml" xmlns:w16cex="http://schemas.microsoft.com/office/word/2018/wordml/cex" xmlns:w16cid="http://schemas.microsoft.com/office/word/2016/wordml/cid" xmlns:w16="http://schemas.microsoft.com/office/word/2018/wordml" xmlns:w16du="http://schemas.microsoft.com/office/word/2023/wordml/word16du" xmlns:w16sdtdh="http://schemas.microsoft.com/office/word/2020/wordml/sdtdatahash" xmlns:w16sdtfl="http://schemas.microsoft.com/office/word/2024/wordml/sdtformatlock" xmlns:w16se="http://schemas.microsoft.com/office/word/2015/wordml/symex" xmlns:wpg="http://schemas.microsoft.com/office/word/2010/wordprocessingGroup" xmlns:wpi="http://schemas.microsoft.com/office/word/2010/wordprocessingInk" xmlns:wne="http://schemas.microsoft.com/office/word/2006/wordml" xmlns:wps="http://schemas.microsoft.com/office/word/2010/wordprocessingShape" mc:Ignorable="w14 w15 w16se w16cid w16 w16cex w16sdtdh w16sdtfl w16du wp14">
   <w:abstractNum w:abstractNumId="0" w15:restartNumberingAfterBreak="0">
     <w:nsid w:val="00C8163B"/>
     <w:multiLevelType w:val="multilevel"/>
@@ -28681,7 +29049,7 @@
 </file>
 
 <file path=word/styles.xml><?xml version="1.0" encoding="utf-8"?>
-<w:styles xmlns:mc="http://schemas.openxmlformats.org/markup-compatibility/2006" xmlns:r="http://schemas.openxmlformats.org/officeDocument/2006/relationships" xmlns:w="http://schemas.openxmlformats.org/wordprocessingml/2006/main" xmlns:w14="http://schemas.microsoft.com/office/word/2010/wordml" xmlns:w15="http://schemas.microsoft.com/office/word/2012/wordml" xmlns:w16cex="http://schemas.microsoft.com/office/word/2018/wordml/cex" xmlns:w16cid="http://schemas.microsoft.com/office/word/2016/wordml/cid" xmlns:w16="http://schemas.microsoft.com/office/word/2018/wordml" xmlns:w16sdtdh="http://schemas.microsoft.com/office/word/2020/wordml/sdtdatahash" xmlns:w16se="http://schemas.microsoft.com/office/word/2015/wordml/symex" mc:Ignorable="w14 w15 w16se w16cid w16 w16cex w16sdtdh">
+<w:styles xmlns:mc="http://schemas.openxmlformats.org/markup-compatibility/2006" xmlns:r="http://schemas.openxmlformats.org/officeDocument/2006/relationships" xmlns:w="http://schemas.openxmlformats.org/wordprocessingml/2006/main" xmlns:w14="http://schemas.microsoft.com/office/word/2010/wordml" xmlns:w15="http://schemas.microsoft.com/office/word/2012/wordml" xmlns:w16cex="http://schemas.microsoft.com/office/word/2018/wordml/cex" xmlns:w16cid="http://schemas.microsoft.com/office/word/2016/wordml/cid" xmlns:w16="http://schemas.microsoft.com/office/word/2018/wordml" xmlns:w16du="http://schemas.microsoft.com/office/word/2023/wordml/word16du" xmlns:w16sdtdh="http://schemas.microsoft.com/office/word/2020/wordml/sdtdatahash" xmlns:w16sdtfl="http://schemas.microsoft.com/office/word/2024/wordml/sdtformatlock" xmlns:w16se="http://schemas.microsoft.com/office/word/2015/wordml/symex" mc:Ignorable="w14 w15 w16se w16cid w16 w16cex w16sdtdh w16sdtfl w16du">
   <w:docDefaults>
     <w:rPrDefault>
       <w:rPr>
@@ -29143,6 +29511,7 @@
   <w:style w:type="character" w:default="1" w:styleId="DefaultParagraphFont">
     <w:name w:val="Default Paragraph Font"/>
     <w:uiPriority w:val="1"/>
+    <w:semiHidden/>
     <w:unhideWhenUsed/>
   </w:style>
   <w:style w:type="table" w:default="1" w:styleId="TableNormal">
@@ -29689,4 +30058,10 @@
   <a:objectDefaults/>
   <a:extraClrSchemeLst/>
 </a:theme>
+</file>
+
+<file path=docMetadata/LabelInfo.xml><?xml version="1.0" encoding="utf-8"?>
+<clbl:labelList xmlns:clbl="http://schemas.microsoft.com/office/2020/mipLabelMetadata">
+  <clbl:label id="{e760c494-6550-44b4-8258-77c175d778b7}" enabled="1" method="Privileged" siteId="{76a2ae5a-9f00-4f6b-95ed-5d33d77c4d61}" contentBits="0" removed="0"/>
+</clbl:labelList>
 </file>
--- a/Window_function_Rank_DENSE_RANK_ROW_NUMBER.docx
+++ b/Window_function_Rank_DENSE_RANK_ROW_NUMBER.docx
@@ -1,6 +1,6 @@
 
 <file path=word/document.xml><?xml version="1.0" encoding="utf-8"?>
-<w:document xmlns:wpc="http://schemas.microsoft.com/office/word/2010/wordprocessingCanvas" xmlns:cx="http://schemas.microsoft.com/office/drawing/2014/chartex" xmlns:cx1="http://schemas.microsoft.com/office/drawing/2015/9/8/chartex" xmlns:cx2="http://schemas.microsoft.com/office/drawing/2015/10/21/chartex" xmlns:cx3="http://schemas.microsoft.com/office/drawing/2016/5/9/chartex" xmlns:cx4="http://schemas.microsoft.com/office/drawing/2016/5/10/chartex" xmlns:cx5="http://schemas.microsoft.com/office/drawing/2016/5/11/chartex" xmlns:cx6="http://schemas.microsoft.com/office/drawing/2016/5/12/chartex" xmlns:cx7="http://schemas.microsoft.com/office/drawing/2016/5/13/chartex" xmlns:cx8="http://schemas.microsoft.com/office/drawing/2016/5/14/chartex" xmlns:mc="http://schemas.openxmlformats.org/markup-compatibility/2006" xmlns:aink="http://schemas.microsoft.com/office/drawing/2016/ink" xmlns:am3d="http://schemas.microsoft.com/office/drawing/2017/model3d" xmlns:o="urn:schemas-microsoft-com:office:office" xmlns:oel="http://schemas.microsoft.com/office/2019/extlst" xmlns:r="http://schemas.openxmlformats.org/officeDocument/2006/relationships" xmlns:m="http://schemas.openxmlformats.org/officeDocument/2006/math" xmlns:v="urn:schemas-microsoft-com:vml" xmlns:wp14="http://schemas.microsoft.com/office/word/2010/wordprocessingDrawing" xmlns:wp="http://schemas.openxmlformats.org/drawingml/2006/wordprocessingDrawing" xmlns:w10="urn:schemas-microsoft-com:office:word" xmlns:w="http://schemas.openxmlformats.org/wordprocessingml/2006/main" xmlns:w14="http://schemas.microsoft.com/office/word/2010/wordml" xmlns:w15="http://schemas.microsoft.com/office/word/2012/wordml" xmlns:w16cex="http://schemas.microsoft.com/office/word/2018/wordml/cex" xmlns:w16cid="http://schemas.microsoft.com/office/word/2016/wordml/cid" xmlns:w16="http://schemas.microsoft.com/office/word/2018/wordml" xmlns:w16du="http://schemas.microsoft.com/office/word/2023/wordml/word16du" xmlns:w16sdtdh="http://schemas.microsoft.com/office/word/2020/wordml/sdtdatahash" xmlns:w16sdtfl="http://schemas.microsoft.com/office/word/2024/wordml/sdtformatlock" xmlns:w16se="http://schemas.microsoft.com/office/word/2015/wordml/symex" xmlns:wpg="http://schemas.microsoft.com/office/word/2010/wordprocessingGroup" xmlns:wpi="http://schemas.microsoft.com/office/word/2010/wordprocessingInk" xmlns:wne="http://schemas.microsoft.com/office/word/2006/wordml" xmlns:wps="http://schemas.microsoft.com/office/word/2010/wordprocessingShape" mc:Ignorable="w14 w15 w16se w16cid w16 w16cex w16sdtdh w16sdtfl w16du wp14">
+<w:document xmlns:wpc="http://schemas.microsoft.com/office/word/2010/wordprocessingCanvas" xmlns:cx="http://schemas.microsoft.com/office/drawing/2014/chartex" xmlns:cx1="http://schemas.microsoft.com/office/drawing/2015/9/8/chartex" xmlns:cx2="http://schemas.microsoft.com/office/drawing/2015/10/21/chartex" xmlns:cx3="http://schemas.microsoft.com/office/drawing/2016/5/9/chartex" xmlns:cx4="http://schemas.microsoft.com/office/drawing/2016/5/10/chartex" xmlns:cx5="http://schemas.microsoft.com/office/drawing/2016/5/11/chartex" xmlns:cx6="http://schemas.microsoft.com/office/drawing/2016/5/12/chartex" xmlns:cx7="http://schemas.microsoft.com/office/drawing/2016/5/13/chartex" xmlns:cx8="http://schemas.microsoft.com/office/drawing/2016/5/14/chartex" xmlns:mc="http://schemas.openxmlformats.org/markup-compatibility/2006" xmlns:aink="http://schemas.microsoft.com/office/drawing/2016/ink" xmlns:am3d="http://schemas.microsoft.com/office/drawing/2017/model3d" xmlns:o="urn:schemas-microsoft-com:office:office" xmlns:oel="http://schemas.microsoft.com/office/2019/extlst" xmlns:r="http://schemas.openxmlformats.org/officeDocument/2006/relationships" xmlns:m="http://schemas.openxmlformats.org/officeDocument/2006/math" xmlns:v="urn:schemas-microsoft-com:vml" xmlns:wp14="http://schemas.microsoft.com/office/word/2010/wordprocessingDrawing" xmlns:wp="http://schemas.openxmlformats.org/drawingml/2006/wordprocessingDrawing" xmlns:w10="urn:schemas-microsoft-com:office:word" xmlns:w="http://schemas.openxmlformats.org/wordprocessingml/2006/main" xmlns:w14="http://schemas.microsoft.com/office/word/2010/wordml" xmlns:w15="http://schemas.microsoft.com/office/word/2012/wordml" xmlns:w16cex="http://schemas.microsoft.com/office/word/2018/wordml/cex" xmlns:w16cid="http://schemas.microsoft.com/office/word/2016/wordml/cid" xmlns:w16="http://schemas.microsoft.com/office/word/2018/wordml" xmlns:w16sdtdh="http://schemas.microsoft.com/office/word/2020/wordml/sdtdatahash" xmlns:w16se="http://schemas.microsoft.com/office/word/2015/wordml/symex" xmlns:wpg="http://schemas.microsoft.com/office/word/2010/wordprocessingGroup" xmlns:wpi="http://schemas.microsoft.com/office/word/2010/wordprocessingInk" xmlns:wne="http://schemas.microsoft.com/office/word/2006/wordml" xmlns:wps="http://schemas.microsoft.com/office/word/2010/wordprocessingShape" mc:Ignorable="w14 w15 w16se w16cid w16 w16cex w16sdtdh wp14">
   <w:body>
     <w:p>
       <w:pPr>
@@ -9,6 +9,7 @@
           <w:rFonts w:ascii="Times New Roman" w:eastAsia="Times New Roman" w:hAnsi="Times New Roman" w:cs="Times New Roman"/>
           <w:sz w:val="24"/>
           <w:szCs w:val="24"/>
+          <w:highlight w:val="magenta"/>
           <w:lang w:eastAsia="en-IN"/>
         </w:rPr>
       </w:pPr>
@@ -40,7 +41,6 @@
         </w:rPr>
         <w:t xml:space="preserve"> inside </w:t>
       </w:r>
-      <w:proofErr w:type="gramStart"/>
       <w:r>
         <w:rPr>
           <w:rFonts w:ascii="Courier New" w:eastAsia="Times New Roman" w:hAnsi="Courier New" w:cs="Courier New"/>
@@ -49,18 +49,7 @@
           <w:highlight w:val="green"/>
           <w:lang w:eastAsia="en-IN"/>
         </w:rPr>
-        <w:t>OVER(</w:t>
-      </w:r>
-      <w:proofErr w:type="gramEnd"/>
-      <w:r>
-        <w:rPr>
-          <w:rFonts w:ascii="Courier New" w:eastAsia="Times New Roman" w:hAnsi="Courier New" w:cs="Courier New"/>
-          <w:sz w:val="20"/>
-          <w:szCs w:val="20"/>
-          <w:highlight w:val="green"/>
-          <w:lang w:eastAsia="en-IN"/>
-        </w:rPr>
-        <w:t>)</w:t>
+        <w:t>OVER()</w:t>
       </w:r>
       <w:r>
         <w:rPr>
@@ -81,6 +70,17 @@
         </w:rPr>
         <w:br/>
       </w:r>
+    </w:p>
+    <w:p>
+      <w:pPr>
+        <w:spacing w:before="100" w:beforeAutospacing="1" w:after="100" w:afterAutospacing="1" w:line="240" w:lineRule="auto"/>
+        <w:rPr>
+          <w:rFonts w:ascii="Times New Roman" w:eastAsia="Times New Roman" w:hAnsi="Times New Roman" w:cs="Times New Roman"/>
+          <w:sz w:val="24"/>
+          <w:szCs w:val="24"/>
+          <w:lang w:eastAsia="en-IN"/>
+        </w:rPr>
+      </w:pPr>
       <w:r>
         <w:rPr>
           <w:rFonts w:ascii="Times New Roman" w:eastAsia="Times New Roman" w:hAnsi="Times New Roman" w:cs="Times New Roman"/>
@@ -2433,23 +2433,13 @@
         </w:rPr>
         <w:t xml:space="preserve">Window is defined using </w:t>
       </w:r>
-      <w:proofErr w:type="gramStart"/>
       <w:r>
         <w:rPr>
           <w:rFonts w:eastAsia="Times New Roman" w:cstheme="minorHAnsi"/>
           <w:highlight w:val="magenta"/>
           <w:lang w:eastAsia="en-IN"/>
         </w:rPr>
-        <w:t>OVER(</w:t>
-      </w:r>
-      <w:proofErr w:type="gramEnd"/>
-      <w:r>
-        <w:rPr>
-          <w:rFonts w:eastAsia="Times New Roman" w:cstheme="minorHAnsi"/>
-          <w:highlight w:val="magenta"/>
-          <w:lang w:eastAsia="en-IN"/>
-        </w:rPr>
-        <w:t>)</w:t>
+        <w:t>OVER()</w:t>
       </w:r>
     </w:p>
     <w:p>
@@ -3108,21 +3098,12 @@
           <w:lang w:eastAsia="en-IN"/>
         </w:rPr>
       </w:pPr>
-      <w:proofErr w:type="gramStart"/>
-      <w:r>
-        <w:rPr>
-          <w:rFonts w:eastAsia="Times New Roman" w:cstheme="minorHAnsi"/>
-          <w:lang w:eastAsia="en-IN"/>
-        </w:rPr>
-        <w:t>Top-N</w:t>
-      </w:r>
-      <w:proofErr w:type="gramEnd"/>
-      <w:r>
-        <w:rPr>
-          <w:rFonts w:eastAsia="Times New Roman" w:cstheme="minorHAnsi"/>
-          <w:lang w:eastAsia="en-IN"/>
-        </w:rPr>
-        <w:t xml:space="preserve"> queries</w:t>
+      <w:r>
+        <w:rPr>
+          <w:rFonts w:eastAsia="Times New Roman" w:cstheme="minorHAnsi"/>
+          <w:lang w:eastAsia="en-IN"/>
+        </w:rPr>
+        <w:t>Top-N queries</w:t>
       </w:r>
     </w:p>
     <w:p>
@@ -3959,17 +3940,8 @@
           <w:rFonts w:eastAsia="Times New Roman" w:cstheme="minorHAnsi"/>
           <w:lang w:eastAsia="en-IN"/>
         </w:rPr>
-        <w:t xml:space="preserve">FROM </w:t>
-      </w:r>
-      <w:proofErr w:type="gramStart"/>
-      <w:r>
-        <w:rPr>
-          <w:rFonts w:eastAsia="Times New Roman" w:cstheme="minorHAnsi"/>
-          <w:lang w:eastAsia="en-IN"/>
-        </w:rPr>
-        <w:t>sales;</w:t>
-      </w:r>
-      <w:proofErr w:type="gramEnd"/>
+        <w:t>FROM sales;</w:t>
+      </w:r>
     </w:p>
     <w:p>
       <w:pPr>
@@ -4201,23 +4173,7 @@
                 <w:rFonts w:eastAsia="Times New Roman" w:cstheme="minorHAnsi"/>
                 <w:lang w:eastAsia="en-IN"/>
               </w:rPr>
-              <w:t xml:space="preserve">Uses </w:t>
-            </w:r>
-            <w:proofErr w:type="gramStart"/>
-            <w:r>
-              <w:rPr>
-                <w:rFonts w:eastAsia="Times New Roman" w:cstheme="minorHAnsi"/>
-                <w:lang w:eastAsia="en-IN"/>
-              </w:rPr>
-              <w:t>OVER(</w:t>
-            </w:r>
-            <w:proofErr w:type="gramEnd"/>
-            <w:r>
-              <w:rPr>
-                <w:rFonts w:eastAsia="Times New Roman" w:cstheme="minorHAnsi"/>
-                <w:lang w:eastAsia="en-IN"/>
-              </w:rPr>
-              <w:t>)</w:t>
+              <w:t>Uses OVER()</w:t>
             </w:r>
           </w:p>
         </w:tc>
@@ -8512,21 +8468,12 @@
           <w:lang w:eastAsia="en-IN"/>
         </w:rPr>
       </w:pPr>
-      <w:proofErr w:type="gramStart"/>
-      <w:r>
-        <w:rPr>
-          <w:rFonts w:eastAsia="Times New Roman" w:cstheme="minorHAnsi"/>
-          <w:lang w:eastAsia="en-IN"/>
-        </w:rPr>
-        <w:t>So</w:t>
-      </w:r>
-      <w:proofErr w:type="gramEnd"/>
-      <w:r>
-        <w:rPr>
-          <w:rFonts w:eastAsia="Times New Roman" w:cstheme="minorHAnsi"/>
-          <w:lang w:eastAsia="en-IN"/>
-        </w:rPr>
-        <w:t xml:space="preserve"> result becomes </w:t>
+      <w:r>
+        <w:rPr>
+          <w:rFonts w:eastAsia="Times New Roman" w:cstheme="minorHAnsi"/>
+          <w:lang w:eastAsia="en-IN"/>
+        </w:rPr>
+        <w:t xml:space="preserve">So result becomes </w:t>
       </w:r>
       <w:r>
         <w:rPr>
@@ -15541,7 +15488,6 @@
           <w:lang w:eastAsia="en-IN"/>
         </w:rPr>
       </w:pPr>
-      <w:proofErr w:type="gramStart"/>
       <w:r>
         <w:rPr>
           <w:rFonts w:ascii="Courier New" w:eastAsia="Times New Roman" w:hAnsi="Courier New" w:cs="Courier New"/>
@@ -15549,17 +15495,7 @@
           <w:szCs w:val="20"/>
           <w:lang w:eastAsia="en-IN"/>
         </w:rPr>
-        <w:t>SUM(</w:t>
-      </w:r>
-      <w:proofErr w:type="gramEnd"/>
-      <w:r>
-        <w:rPr>
-          <w:rFonts w:ascii="Courier New" w:eastAsia="Times New Roman" w:hAnsi="Courier New" w:cs="Courier New"/>
-          <w:sz w:val="20"/>
-          <w:szCs w:val="20"/>
-          <w:lang w:eastAsia="en-IN"/>
-        </w:rPr>
-        <w:t>amount) OVER (ORDER BY amount DESC)</w:t>
+        <w:t>SUM(amount) OVER (ORDER BY amount DESC)</w:t>
       </w:r>
     </w:p>
     <w:p>
@@ -15666,7 +15602,6 @@
         </w:rPr>
         <w:t xml:space="preserve"> inside </w:t>
       </w:r>
-      <w:proofErr w:type="gramStart"/>
       <w:r>
         <w:rPr>
           <w:rFonts w:ascii="Courier New" w:eastAsia="Times New Roman" w:hAnsi="Courier New" w:cs="Courier New"/>
@@ -15675,18 +15610,7 @@
           <w:highlight w:val="green"/>
           <w:lang w:eastAsia="en-IN"/>
         </w:rPr>
-        <w:t>OVER(</w:t>
-      </w:r>
-      <w:proofErr w:type="gramEnd"/>
-      <w:r>
-        <w:rPr>
-          <w:rFonts w:ascii="Courier New" w:eastAsia="Times New Roman" w:hAnsi="Courier New" w:cs="Courier New"/>
-          <w:sz w:val="20"/>
-          <w:szCs w:val="20"/>
-          <w:highlight w:val="green"/>
-          <w:lang w:eastAsia="en-IN"/>
-        </w:rPr>
-        <w:t>)</w:t>
+        <w:t>OVER()</w:t>
       </w:r>
       <w:r>
         <w:rPr>
@@ -15767,7 +15691,6 @@
           <w:lang w:eastAsia="en-IN"/>
         </w:rPr>
       </w:pPr>
-      <w:proofErr w:type="gramStart"/>
       <w:r>
         <w:rPr>
           <w:rFonts w:ascii="Times New Roman" w:eastAsia="Times New Roman" w:hAnsi="Times New Roman" w:cs="Times New Roman"/>
@@ -15775,17 +15698,7 @@
           <w:szCs w:val="24"/>
           <w:lang w:eastAsia="en-IN"/>
         </w:rPr>
-        <w:t>So</w:t>
-      </w:r>
-      <w:proofErr w:type="gramEnd"/>
-      <w:r>
-        <w:rPr>
-          <w:rFonts w:ascii="Times New Roman" w:eastAsia="Times New Roman" w:hAnsi="Times New Roman" w:cs="Times New Roman"/>
-          <w:sz w:val="24"/>
-          <w:szCs w:val="24"/>
-          <w:lang w:eastAsia="en-IN"/>
-        </w:rPr>
-        <w:t xml:space="preserve"> it means:</w:t>
+        <w:t>So it means:</w:t>
       </w:r>
     </w:p>
     <w:p>
@@ -16341,7 +16254,6 @@
           <w:lang w:eastAsia="en-IN"/>
         </w:rPr>
       </w:pPr>
-      <w:proofErr w:type="gramStart"/>
       <w:r>
         <w:rPr>
           <w:rFonts w:ascii="Times New Roman" w:eastAsia="Times New Roman" w:hAnsi="Times New Roman" w:cs="Times New Roman"/>
@@ -16349,17 +16261,7 @@
           <w:szCs w:val="24"/>
           <w:lang w:eastAsia="en-IN"/>
         </w:rPr>
-        <w:t>So</w:t>
-      </w:r>
-      <w:proofErr w:type="gramEnd"/>
-      <w:r>
-        <w:rPr>
-          <w:rFonts w:ascii="Times New Roman" w:eastAsia="Times New Roman" w:hAnsi="Times New Roman" w:cs="Times New Roman"/>
-          <w:sz w:val="24"/>
-          <w:szCs w:val="24"/>
-          <w:lang w:eastAsia="en-IN"/>
-        </w:rPr>
-        <w:t xml:space="preserve"> output becomes:</w:t>
+        <w:t>So output becomes:</w:t>
       </w:r>
     </w:p>
     <w:p>
@@ -16592,7 +16494,6 @@
           <w:lang w:eastAsia="en-IN"/>
         </w:rPr>
       </w:pPr>
-      <w:proofErr w:type="gramStart"/>
       <w:r>
         <w:rPr>
           <w:rFonts w:ascii="Courier New" w:eastAsia="Times New Roman" w:hAnsi="Courier New" w:cs="Courier New"/>
@@ -16600,17 +16501,7 @@
           <w:szCs w:val="20"/>
           <w:lang w:eastAsia="en-IN"/>
         </w:rPr>
-        <w:t>SUM(</w:t>
-      </w:r>
-      <w:proofErr w:type="gramEnd"/>
-      <w:r>
-        <w:rPr>
-          <w:rFonts w:ascii="Courier New" w:eastAsia="Times New Roman" w:hAnsi="Courier New" w:cs="Courier New"/>
-          <w:sz w:val="20"/>
-          <w:szCs w:val="20"/>
-          <w:lang w:eastAsia="en-IN"/>
-        </w:rPr>
-        <w:t>amount) OVER ()</w:t>
+        <w:t>SUM(amount) OVER ()</w:t>
       </w:r>
     </w:p>
     <w:p>
@@ -16689,7 +16580,6 @@
           <w:lang w:eastAsia="en-IN"/>
         </w:rPr>
       </w:pPr>
-      <w:proofErr w:type="gramStart"/>
       <w:r>
         <w:rPr>
           <w:rFonts w:ascii="Times New Roman" w:eastAsia="Times New Roman" w:hAnsi="Times New Roman" w:cs="Times New Roman"/>
@@ -16698,18 +16588,7 @@
           <w:highlight w:val="cyan"/>
           <w:lang w:eastAsia="en-IN"/>
         </w:rPr>
-        <w:t>So</w:t>
-      </w:r>
-      <w:proofErr w:type="gramEnd"/>
-      <w:r>
-        <w:rPr>
-          <w:rFonts w:ascii="Times New Roman" w:eastAsia="Times New Roman" w:hAnsi="Times New Roman" w:cs="Times New Roman"/>
-          <w:sz w:val="24"/>
-          <w:szCs w:val="24"/>
-          <w:highlight w:val="cyan"/>
-          <w:lang w:eastAsia="en-IN"/>
-        </w:rPr>
-        <w:t xml:space="preserve"> SQL treats entire table as one window.</w:t>
+        <w:t>So SQL treats entire table as one window.</w:t>
       </w:r>
     </w:p>
     <w:p>
@@ -17330,7 +17209,6 @@
                 <w:lang w:eastAsia="en-IN"/>
               </w:rPr>
             </w:pPr>
-            <w:proofErr w:type="gramStart"/>
             <w:r>
               <w:rPr>
                 <w:rFonts w:ascii="Courier New" w:eastAsia="Times New Roman" w:hAnsi="Courier New" w:cs="Courier New"/>
@@ -17338,17 +17216,7 @@
                 <w:szCs w:val="20"/>
                 <w:lang w:eastAsia="en-IN"/>
               </w:rPr>
-              <w:t>SUM(</w:t>
-            </w:r>
-            <w:proofErr w:type="gramEnd"/>
-            <w:r>
-              <w:rPr>
-                <w:rFonts w:ascii="Courier New" w:eastAsia="Times New Roman" w:hAnsi="Courier New" w:cs="Courier New"/>
-                <w:sz w:val="20"/>
-                <w:szCs w:val="20"/>
-                <w:lang w:eastAsia="en-IN"/>
-              </w:rPr>
-              <w:t>amount) OVER ()</w:t>
+              <w:t>SUM(amount) OVER ()</w:t>
             </w:r>
           </w:p>
         </w:tc>
@@ -17396,7 +17264,6 @@
                 <w:lang w:eastAsia="en-IN"/>
               </w:rPr>
             </w:pPr>
-            <w:proofErr w:type="gramStart"/>
             <w:r>
               <w:rPr>
                 <w:rFonts w:ascii="Courier New" w:eastAsia="Times New Roman" w:hAnsi="Courier New" w:cs="Courier New"/>
@@ -17404,17 +17271,7 @@
                 <w:szCs w:val="20"/>
                 <w:lang w:eastAsia="en-IN"/>
               </w:rPr>
-              <w:t>SUM(</w:t>
-            </w:r>
-            <w:proofErr w:type="gramEnd"/>
-            <w:r>
-              <w:rPr>
-                <w:rFonts w:ascii="Courier New" w:eastAsia="Times New Roman" w:hAnsi="Courier New" w:cs="Courier New"/>
-                <w:sz w:val="20"/>
-                <w:szCs w:val="20"/>
-                <w:lang w:eastAsia="en-IN"/>
-              </w:rPr>
-              <w:t>amount) OVER (ORDER BY amount DESC)</w:t>
+              <w:t>SUM(amount) OVER (ORDER BY amount DESC)</w:t>
             </w:r>
           </w:p>
         </w:tc>
@@ -17528,7 +17385,6 @@
           <w:lang w:eastAsia="en-IN"/>
         </w:rPr>
       </w:pPr>
-      <w:proofErr w:type="gramStart"/>
       <w:r>
         <w:rPr>
           <w:rFonts w:ascii="Courier New" w:eastAsia="Times New Roman" w:hAnsi="Courier New" w:cs="Courier New"/>
@@ -17536,17 +17392,7 @@
           <w:szCs w:val="20"/>
           <w:lang w:eastAsia="en-IN"/>
         </w:rPr>
-        <w:t>OVER(</w:t>
-      </w:r>
-      <w:proofErr w:type="gramEnd"/>
-      <w:r>
-        <w:rPr>
-          <w:rFonts w:ascii="Courier New" w:eastAsia="Times New Roman" w:hAnsi="Courier New" w:cs="Courier New"/>
-          <w:sz w:val="20"/>
-          <w:szCs w:val="20"/>
-          <w:lang w:eastAsia="en-IN"/>
-        </w:rPr>
-        <w:t>)</w:t>
+        <w:t>OVER()</w:t>
       </w:r>
       <w:r>
         <w:rPr>
@@ -17572,7 +17418,6 @@
           <w:lang w:eastAsia="en-IN"/>
         </w:rPr>
       </w:pPr>
-      <w:proofErr w:type="gramStart"/>
       <w:r>
         <w:rPr>
           <w:rFonts w:ascii="Courier New" w:eastAsia="Times New Roman" w:hAnsi="Courier New" w:cs="Courier New"/>
@@ -17581,17 +17426,7 @@
           <w:lang w:eastAsia="en-IN"/>
         </w:rPr>
         <w:lastRenderedPageBreak/>
-        <w:t>OVER(</w:t>
-      </w:r>
-      <w:proofErr w:type="gramEnd"/>
-      <w:r>
-        <w:rPr>
-          <w:rFonts w:ascii="Courier New" w:eastAsia="Times New Roman" w:hAnsi="Courier New" w:cs="Courier New"/>
-          <w:sz w:val="20"/>
-          <w:szCs w:val="20"/>
-          <w:lang w:eastAsia="en-IN"/>
-        </w:rPr>
-        <w:t>ORDER BY ...)</w:t>
+        <w:t>OVER(ORDER BY ...)</w:t>
       </w:r>
       <w:r>
         <w:rPr>
@@ -20837,27 +20672,7 @@
           <w:szCs w:val="24"/>
           <w:lang w:eastAsia="en-IN"/>
         </w:rPr>
-        <w:t xml:space="preserve">, not </w:t>
-      </w:r>
-      <w:proofErr w:type="gramStart"/>
-      <w:r>
-        <w:rPr>
-          <w:rFonts w:ascii="Times New Roman" w:eastAsia="Times New Roman" w:hAnsi="Times New Roman" w:cs="Times New Roman"/>
-          <w:sz w:val="24"/>
-          <w:szCs w:val="24"/>
-          <w:lang w:eastAsia="en-IN"/>
-        </w:rPr>
-        <w:t>textbook-style</w:t>
-      </w:r>
-      <w:proofErr w:type="gramEnd"/>
-      <w:r>
-        <w:rPr>
-          <w:rFonts w:ascii="Times New Roman" w:eastAsia="Times New Roman" w:hAnsi="Times New Roman" w:cs="Times New Roman"/>
-          <w:sz w:val="24"/>
-          <w:szCs w:val="24"/>
-          <w:lang w:eastAsia="en-IN"/>
-        </w:rPr>
-        <w:t>.</w:t>
+        <w:t>, not textbook-style.</w:t>
       </w:r>
     </w:p>
     <w:p>
@@ -21429,7 +21244,6 @@
         </w:rPr>
         <w:t xml:space="preserve">Every row of the same </w:t>
       </w:r>
-      <w:proofErr w:type="spellStart"/>
       <w:r>
         <w:rPr>
           <w:rFonts w:ascii="Courier New" w:eastAsia="Times New Roman" w:hAnsi="Courier New" w:cs="Courier New"/>
@@ -21439,7 +21253,6 @@
         </w:rPr>
         <w:t>Custid</w:t>
       </w:r>
-      <w:proofErr w:type="spellEnd"/>
       <w:r>
         <w:rPr>
           <w:rFonts w:ascii="Times New Roman" w:eastAsia="Times New Roman" w:hAnsi="Times New Roman" w:cs="Times New Roman"/>
@@ -21620,7 +21433,6 @@
                 <w:lang w:eastAsia="en-IN"/>
               </w:rPr>
             </w:pPr>
-            <w:proofErr w:type="spellStart"/>
             <w:r>
               <w:rPr>
                 <w:rFonts w:ascii="Times New Roman" w:eastAsia="Times New Roman" w:hAnsi="Times New Roman" w:cs="Times New Roman"/>
@@ -21632,7 +21444,6 @@
               </w:rPr>
               <w:t>Custid</w:t>
             </w:r>
-            <w:proofErr w:type="spellEnd"/>
           </w:p>
         </w:tc>
       </w:tr>
@@ -22041,9 +21852,8 @@
           <w:lang w:eastAsia="en-IN"/>
         </w:rPr>
         <w:br/>
-        <w:t xml:space="preserve">  </w:t>
-      </w:r>
-      <w:proofErr w:type="spellStart"/>
+        <w:t xml:space="preserve">  Custid,</w:t>
+      </w:r>
       <w:r>
         <w:rPr>
           <w:rFonts w:ascii="Times New Roman" w:eastAsia="Times New Roman" w:hAnsi="Times New Roman" w:cs="Times New Roman"/>
@@ -22051,9 +21861,9 @@
           <w:szCs w:val="24"/>
           <w:lang w:eastAsia="en-IN"/>
         </w:rPr>
-        <w:t>Custid</w:t>
-      </w:r>
-      <w:proofErr w:type="spellEnd"/>
+        <w:br/>
+        <w:t xml:space="preserve">  COUNT(*) OVER (PARTITION BY Custid) AS total_orders</w:t>
+      </w:r>
       <w:r>
         <w:rPr>
           <w:rFonts w:ascii="Times New Roman" w:eastAsia="Times New Roman" w:hAnsi="Times New Roman" w:cs="Times New Roman"/>
@@ -22061,70 +21871,9 @@
           <w:szCs w:val="24"/>
           <w:lang w:eastAsia="en-IN"/>
         </w:rPr>
-        <w:t>,</w:t>
-      </w:r>
-      <w:r>
-        <w:rPr>
-          <w:rFonts w:ascii="Times New Roman" w:eastAsia="Times New Roman" w:hAnsi="Times New Roman" w:cs="Times New Roman"/>
-          <w:sz w:val="24"/>
-          <w:szCs w:val="24"/>
-          <w:lang w:eastAsia="en-IN"/>
-        </w:rPr>
         <w:br/>
-        <w:t xml:space="preserve">  COUNT(*) OVER (PARTITION BY </w:t>
-      </w:r>
-      <w:proofErr w:type="spellStart"/>
-      <w:r>
-        <w:rPr>
-          <w:rFonts w:ascii="Times New Roman" w:eastAsia="Times New Roman" w:hAnsi="Times New Roman" w:cs="Times New Roman"/>
-          <w:sz w:val="24"/>
-          <w:szCs w:val="24"/>
-          <w:lang w:eastAsia="en-IN"/>
-        </w:rPr>
-        <w:t>Custid</w:t>
-      </w:r>
-      <w:proofErr w:type="spellEnd"/>
-      <w:r>
-        <w:rPr>
-          <w:rFonts w:ascii="Times New Roman" w:eastAsia="Times New Roman" w:hAnsi="Times New Roman" w:cs="Times New Roman"/>
-          <w:sz w:val="24"/>
-          <w:szCs w:val="24"/>
-          <w:lang w:eastAsia="en-IN"/>
-        </w:rPr>
-        <w:t xml:space="preserve">) AS </w:t>
-      </w:r>
-      <w:proofErr w:type="spellStart"/>
-      <w:r>
-        <w:rPr>
-          <w:rFonts w:ascii="Times New Roman" w:eastAsia="Times New Roman" w:hAnsi="Times New Roman" w:cs="Times New Roman"/>
-          <w:sz w:val="24"/>
-          <w:szCs w:val="24"/>
-          <w:lang w:eastAsia="en-IN"/>
-        </w:rPr>
-        <w:t>total_orders</w:t>
-      </w:r>
-      <w:proofErr w:type="spellEnd"/>
-      <w:r>
-        <w:rPr>
-          <w:rFonts w:ascii="Times New Roman" w:eastAsia="Times New Roman" w:hAnsi="Times New Roman" w:cs="Times New Roman"/>
-          <w:sz w:val="24"/>
-          <w:szCs w:val="24"/>
-          <w:lang w:eastAsia="en-IN"/>
-        </w:rPr>
-        <w:br/>
-        <w:t xml:space="preserve">FROM </w:t>
-      </w:r>
-      <w:proofErr w:type="gramStart"/>
-      <w:r>
-        <w:rPr>
-          <w:rFonts w:ascii="Times New Roman" w:eastAsia="Times New Roman" w:hAnsi="Times New Roman" w:cs="Times New Roman"/>
-          <w:sz w:val="24"/>
-          <w:szCs w:val="24"/>
-          <w:lang w:eastAsia="en-IN"/>
-        </w:rPr>
-        <w:t>orders;</w:t>
-      </w:r>
-      <w:proofErr w:type="gramEnd"/>
+        <w:t>FROM orders;</w:t>
+      </w:r>
     </w:p>
     <w:p>
       <w:pPr>
@@ -22209,7 +21958,6 @@
                 <w:lang w:eastAsia="en-IN"/>
               </w:rPr>
             </w:pPr>
-            <w:proofErr w:type="spellStart"/>
             <w:r>
               <w:rPr>
                 <w:rFonts w:ascii="Times New Roman" w:eastAsia="Times New Roman" w:hAnsi="Times New Roman" w:cs="Times New Roman"/>
@@ -22221,7 +21969,6 @@
               </w:rPr>
               <w:t>Custid</w:t>
             </w:r>
-            <w:proofErr w:type="spellEnd"/>
           </w:p>
         </w:tc>
         <w:tc>
@@ -22241,7 +21988,6 @@
                 <w:lang w:eastAsia="en-IN"/>
               </w:rPr>
             </w:pPr>
-            <w:proofErr w:type="spellStart"/>
             <w:r>
               <w:rPr>
                 <w:rFonts w:ascii="Times New Roman" w:eastAsia="Times New Roman" w:hAnsi="Times New Roman" w:cs="Times New Roman"/>
@@ -22253,7 +21999,6 @@
               </w:rPr>
               <w:t>total_orders</w:t>
             </w:r>
-            <w:proofErr w:type="spellEnd"/>
           </w:p>
         </w:tc>
       </w:tr>
@@ -22783,27 +22528,7 @@
           <w:szCs w:val="24"/>
           <w:lang w:eastAsia="en-IN"/>
         </w:rPr>
-        <w:t xml:space="preserve">PARTITION BY </w:t>
-      </w:r>
-      <w:proofErr w:type="spellStart"/>
-      <w:r>
-        <w:rPr>
-          <w:rFonts w:ascii="Times New Roman" w:eastAsia="Times New Roman" w:hAnsi="Times New Roman" w:cs="Times New Roman"/>
-          <w:sz w:val="24"/>
-          <w:szCs w:val="24"/>
-          <w:lang w:eastAsia="en-IN"/>
-        </w:rPr>
-        <w:t>Custid</w:t>
-      </w:r>
-      <w:proofErr w:type="spellEnd"/>
-      <w:r>
-        <w:rPr>
-          <w:rFonts w:ascii="Times New Roman" w:eastAsia="Times New Roman" w:hAnsi="Times New Roman" w:cs="Times New Roman"/>
-          <w:sz w:val="24"/>
-          <w:szCs w:val="24"/>
-          <w:lang w:eastAsia="en-IN"/>
-        </w:rPr>
-        <w:t xml:space="preserve"> groups rows by each customer. </w:t>
+        <w:t xml:space="preserve">PARTITION BY Custid groups rows by each customer. </w:t>
       </w:r>
     </w:p>
     <w:p>
@@ -22820,7 +22545,6 @@
           <w:lang w:eastAsia="en-IN"/>
         </w:rPr>
       </w:pPr>
-      <w:proofErr w:type="gramStart"/>
       <w:r>
         <w:rPr>
           <w:rFonts w:ascii="Times New Roman" w:eastAsia="Times New Roman" w:hAnsi="Times New Roman" w:cs="Times New Roman"/>
@@ -22828,59 +22552,27 @@
           <w:szCs w:val="24"/>
           <w:lang w:eastAsia="en-IN"/>
         </w:rPr>
-        <w:t>COUNT(</w:t>
-      </w:r>
-      <w:proofErr w:type="gramEnd"/>
-      <w:r>
-        <w:rPr>
-          <w:rFonts w:ascii="Times New Roman" w:eastAsia="Times New Roman" w:hAnsi="Times New Roman" w:cs="Times New Roman"/>
+        <w:t xml:space="preserve">COUNT(*) OVER (...) counts rows </w:t>
+      </w:r>
+      <w:r>
+        <w:rPr>
+          <w:rFonts w:ascii="Times New Roman" w:eastAsia="Times New Roman" w:hAnsi="Times New Roman" w:cs="Times New Roman"/>
+          <w:b/>
+          <w:bCs/>
           <w:sz w:val="24"/>
           <w:szCs w:val="24"/>
           <w:lang w:eastAsia="en-IN"/>
         </w:rPr>
-        <w:t xml:space="preserve">*) OVER (...) counts rows </w:t>
-      </w:r>
-      <w:r>
-        <w:rPr>
-          <w:rFonts w:ascii="Times New Roman" w:eastAsia="Times New Roman" w:hAnsi="Times New Roman" w:cs="Times New Roman"/>
-          <w:b/>
-          <w:bCs/>
+        <w:t>within each partition</w:t>
+      </w:r>
+      <w:r>
+        <w:rPr>
+          <w:rFonts w:ascii="Times New Roman" w:eastAsia="Times New Roman" w:hAnsi="Times New Roman" w:cs="Times New Roman"/>
           <w:sz w:val="24"/>
           <w:szCs w:val="24"/>
           <w:lang w:eastAsia="en-IN"/>
         </w:rPr>
-        <w:t xml:space="preserve">within each </w:t>
-      </w:r>
-      <w:proofErr w:type="gramStart"/>
-      <w:r>
-        <w:rPr>
-          <w:rFonts w:ascii="Times New Roman" w:eastAsia="Times New Roman" w:hAnsi="Times New Roman" w:cs="Times New Roman"/>
-          <w:b/>
-          <w:bCs/>
-          <w:sz w:val="24"/>
-          <w:szCs w:val="24"/>
-          <w:lang w:eastAsia="en-IN"/>
-        </w:rPr>
-        <w:t>partition</w:t>
-      </w:r>
-      <w:r>
-        <w:rPr>
-          <w:rFonts w:ascii="Times New Roman" w:eastAsia="Times New Roman" w:hAnsi="Times New Roman" w:cs="Times New Roman"/>
-          <w:sz w:val="24"/>
-          <w:szCs w:val="24"/>
-          <w:lang w:eastAsia="en-IN"/>
-        </w:rPr>
-        <w:t>, but</w:t>
-      </w:r>
-      <w:proofErr w:type="gramEnd"/>
-      <w:r>
-        <w:rPr>
-          <w:rFonts w:ascii="Times New Roman" w:eastAsia="Times New Roman" w:hAnsi="Times New Roman" w:cs="Times New Roman"/>
-          <w:sz w:val="24"/>
-          <w:szCs w:val="24"/>
-          <w:lang w:eastAsia="en-IN"/>
-        </w:rPr>
-        <w:t xml:space="preserve"> </w:t>
+        <w:t xml:space="preserve">, but </w:t>
       </w:r>
       <w:r>
         <w:rPr>
@@ -22917,7 +22609,6 @@
           <w:lang w:eastAsia="en-IN"/>
         </w:rPr>
       </w:pPr>
-      <w:proofErr w:type="gramStart"/>
       <w:r>
         <w:rPr>
           <w:rFonts w:ascii="Times New Roman" w:eastAsia="Times New Roman" w:hAnsi="Times New Roman" w:cs="Times New Roman"/>
@@ -22925,17 +22616,7 @@
           <w:szCs w:val="24"/>
           <w:lang w:eastAsia="en-IN"/>
         </w:rPr>
-        <w:t>So</w:t>
-      </w:r>
-      <w:proofErr w:type="gramEnd"/>
-      <w:r>
-        <w:rPr>
-          <w:rFonts w:ascii="Times New Roman" w:eastAsia="Times New Roman" w:hAnsi="Times New Roman" w:cs="Times New Roman"/>
-          <w:sz w:val="24"/>
-          <w:szCs w:val="24"/>
-          <w:lang w:eastAsia="en-IN"/>
-        </w:rPr>
-        <w:t xml:space="preserve"> each row still appears, with the total count for its customer repeated.</w:t>
+        <w:t>So each row still appears, with the total count for its customer repeated.</w:t>
       </w:r>
     </w:p>
     <w:p>
@@ -24129,7 +23810,6 @@
         </w:rPr>
         <w:t xml:space="preserve">Data is split by </w:t>
       </w:r>
-      <w:proofErr w:type="spellStart"/>
       <w:r>
         <w:rPr>
           <w:rFonts w:ascii="Courier New" w:eastAsia="Times New Roman" w:hAnsi="Courier New" w:cs="Courier New"/>
@@ -24139,7 +23819,6 @@
         </w:rPr>
         <w:t>Custid</w:t>
       </w:r>
-      <w:proofErr w:type="spellEnd"/>
     </w:p>
     <w:p>
       <w:pPr>
@@ -24179,7 +23858,6 @@
           <w:lang w:eastAsia="en-IN"/>
         </w:rPr>
       </w:pPr>
-      <w:proofErr w:type="gramStart"/>
       <w:r>
         <w:rPr>
           <w:rFonts w:ascii="Courier New" w:eastAsia="Times New Roman" w:hAnsi="Courier New" w:cs="Courier New"/>
@@ -24187,17 +23865,7 @@
           <w:szCs w:val="20"/>
           <w:lang w:eastAsia="en-IN"/>
         </w:rPr>
-        <w:t>LAG(</w:t>
-      </w:r>
-      <w:proofErr w:type="gramEnd"/>
-      <w:r>
-        <w:rPr>
-          <w:rFonts w:ascii="Courier New" w:eastAsia="Times New Roman" w:hAnsi="Courier New" w:cs="Courier New"/>
-          <w:sz w:val="20"/>
-          <w:szCs w:val="20"/>
-          <w:lang w:eastAsia="en-IN"/>
-        </w:rPr>
-        <w:t>)</w:t>
+        <w:t>LAG()</w:t>
       </w:r>
       <w:r>
         <w:rPr>
@@ -24385,31 +24053,7 @@
           <w:szCs w:val="36"/>
           <w:lang w:eastAsia="en-IN"/>
         </w:rPr>
-        <w:t xml:space="preserve">Very Important Rule (Interview </w:t>
-      </w:r>
-      <w:proofErr w:type="spellStart"/>
-      <w:r>
-        <w:rPr>
-          <w:rFonts w:ascii="Times New Roman" w:eastAsia="Times New Roman" w:hAnsi="Times New Roman" w:cs="Times New Roman"/>
-          <w:b/>
-          <w:bCs/>
-          <w:sz w:val="32"/>
-          <w:szCs w:val="36"/>
-          <w:lang w:eastAsia="en-IN"/>
-        </w:rPr>
-        <w:t>Favorite</w:t>
-      </w:r>
-      <w:proofErr w:type="spellEnd"/>
-      <w:r>
-        <w:rPr>
-          <w:rFonts w:ascii="Times New Roman" w:eastAsia="Times New Roman" w:hAnsi="Times New Roman" w:cs="Times New Roman"/>
-          <w:b/>
-          <w:bCs/>
-          <w:sz w:val="32"/>
-          <w:szCs w:val="36"/>
-          <w:lang w:eastAsia="en-IN"/>
-        </w:rPr>
-        <w:t>)</w:t>
+        <w:t>Very Important Rule (Interview Favorite)</w:t>
       </w:r>
     </w:p>
     <w:p>
@@ -25160,7 +24804,7 @@
 </file>
 
 <file path=word/numbering.xml><?xml version="1.0" encoding="utf-8"?>
-<w:numbering xmlns:wpc="http://schemas.microsoft.com/office/word/2010/wordprocessingCanvas" xmlns:cx="http://schemas.microsoft.com/office/drawing/2014/chartex" xmlns:cx1="http://schemas.microsoft.com/office/drawing/2015/9/8/chartex" xmlns:cx2="http://schemas.microsoft.com/office/drawing/2015/10/21/chartex" xmlns:cx3="http://schemas.microsoft.com/office/drawing/2016/5/9/chartex" xmlns:cx4="http://schemas.microsoft.com/office/drawing/2016/5/10/chartex" xmlns:cx5="http://schemas.microsoft.com/office/drawing/2016/5/11/chartex" xmlns:cx6="http://schemas.microsoft.com/office/drawing/2016/5/12/chartex" xmlns:cx7="http://schemas.microsoft.com/office/drawing/2016/5/13/chartex" xmlns:cx8="http://schemas.microsoft.com/office/drawing/2016/5/14/chartex" xmlns:mc="http://schemas.openxmlformats.org/markup-compatibility/2006" xmlns:aink="http://schemas.microsoft.com/office/drawing/2016/ink" xmlns:am3d="http://schemas.microsoft.com/office/drawing/2017/model3d" xmlns:o="urn:schemas-microsoft-com:office:office" xmlns:oel="http://schemas.microsoft.com/office/2019/extlst" xmlns:r="http://schemas.openxmlformats.org/officeDocument/2006/relationships" xmlns:m="http://schemas.openxmlformats.org/officeDocument/2006/math" xmlns:v="urn:schemas-microsoft-com:vml" xmlns:wp14="http://schemas.microsoft.com/office/word/2010/wordprocessingDrawing" xmlns:wp="http://schemas.openxmlformats.org/drawingml/2006/wordprocessingDrawing" xmlns:w10="urn:schemas-microsoft-com:office:word" xmlns:w="http://schemas.openxmlformats.org/wordprocessingml/2006/main" xmlns:w14="http://schemas.microsoft.com/office/word/2010/wordml" xmlns:w15="http://schemas.microsoft.com/office/word/2012/wordml" xmlns:w16cex="http://schemas.microsoft.com/office/word/2018/wordml/cex" xmlns:w16cid="http://schemas.microsoft.com/office/word/2016/wordml/cid" xmlns:w16="http://schemas.microsoft.com/office/word/2018/wordml" xmlns:w16du="http://schemas.microsoft.com/office/word/2023/wordml/word16du" xmlns:w16sdtdh="http://schemas.microsoft.com/office/word/2020/wordml/sdtdatahash" xmlns:w16sdtfl="http://schemas.microsoft.com/office/word/2024/wordml/sdtformatlock" xmlns:w16se="http://schemas.microsoft.com/office/word/2015/wordml/symex" xmlns:wpg="http://schemas.microsoft.com/office/word/2010/wordprocessingGroup" xmlns:wpi="http://schemas.microsoft.com/office/word/2010/wordprocessingInk" xmlns:wne="http://schemas.microsoft.com/office/word/2006/wordml" xmlns:wps="http://schemas.microsoft.com/office/word/2010/wordprocessingShape" mc:Ignorable="w14 w15 w16se w16cid w16 w16cex w16sdtdh w16sdtfl w16du wp14">
+<w:numbering xmlns:wpc="http://schemas.microsoft.com/office/word/2010/wordprocessingCanvas" xmlns:cx="http://schemas.microsoft.com/office/drawing/2014/chartex" xmlns:cx1="http://schemas.microsoft.com/office/drawing/2015/9/8/chartex" xmlns:cx2="http://schemas.microsoft.com/office/drawing/2015/10/21/chartex" xmlns:cx3="http://schemas.microsoft.com/office/drawing/2016/5/9/chartex" xmlns:cx4="http://schemas.microsoft.com/office/drawing/2016/5/10/chartex" xmlns:cx5="http://schemas.microsoft.com/office/drawing/2016/5/11/chartex" xmlns:cx6="http://schemas.microsoft.com/office/drawing/2016/5/12/chartex" xmlns:cx7="http://schemas.microsoft.com/office/drawing/2016/5/13/chartex" xmlns:cx8="http://schemas.microsoft.com/office/drawing/2016/5/14/chartex" xmlns:mc="http://schemas.openxmlformats.org/markup-compatibility/2006" xmlns:aink="http://schemas.microsoft.com/office/drawing/2016/ink" xmlns:am3d="http://schemas.microsoft.com/office/drawing/2017/model3d" xmlns:o="urn:schemas-microsoft-com:office:office" xmlns:oel="http://schemas.microsoft.com/office/2019/extlst" xmlns:r="http://schemas.openxmlformats.org/officeDocument/2006/relationships" xmlns:m="http://schemas.openxmlformats.org/officeDocument/2006/math" xmlns:v="urn:schemas-microsoft-com:vml" xmlns:wp14="http://schemas.microsoft.com/office/word/2010/wordprocessingDrawing" xmlns:wp="http://schemas.openxmlformats.org/drawingml/2006/wordprocessingDrawing" xmlns:w10="urn:schemas-microsoft-com:office:word" xmlns:w="http://schemas.openxmlformats.org/wordprocessingml/2006/main" xmlns:w14="http://schemas.microsoft.com/office/word/2010/wordml" xmlns:w15="http://schemas.microsoft.com/office/word/2012/wordml" xmlns:w16cex="http://schemas.microsoft.com/office/word/2018/wordml/cex" xmlns:w16cid="http://schemas.microsoft.com/office/word/2016/wordml/cid" xmlns:w16="http://schemas.microsoft.com/office/word/2018/wordml" xmlns:w16sdtdh="http://schemas.microsoft.com/office/word/2020/wordml/sdtdatahash" xmlns:w16se="http://schemas.microsoft.com/office/word/2015/wordml/symex" xmlns:wpg="http://schemas.microsoft.com/office/word/2010/wordprocessingGroup" xmlns:wpi="http://schemas.microsoft.com/office/word/2010/wordprocessingInk" xmlns:wne="http://schemas.microsoft.com/office/word/2006/wordml" xmlns:wps="http://schemas.microsoft.com/office/word/2010/wordprocessingShape" mc:Ignorable="w14 w15 w16se w16cid w16 w16cex w16sdtdh wp14">
   <w:abstractNum w:abstractNumId="0" w15:restartNumberingAfterBreak="0">
     <w:nsid w:val="00C8163B"/>
     <w:multiLevelType w:val="multilevel"/>
@@ -29049,7 +28693,7 @@
 </file>
 
 <file path=word/styles.xml><?xml version="1.0" encoding="utf-8"?>
-<w:styles xmlns:mc="http://schemas.openxmlformats.org/markup-compatibility/2006" xmlns:r="http://schemas.openxmlformats.org/officeDocument/2006/relationships" xmlns:w="http://schemas.openxmlformats.org/wordprocessingml/2006/main" xmlns:w14="http://schemas.microsoft.com/office/word/2010/wordml" xmlns:w15="http://schemas.microsoft.com/office/word/2012/wordml" xmlns:w16cex="http://schemas.microsoft.com/office/word/2018/wordml/cex" xmlns:w16cid="http://schemas.microsoft.com/office/word/2016/wordml/cid" xmlns:w16="http://schemas.microsoft.com/office/word/2018/wordml" xmlns:w16du="http://schemas.microsoft.com/office/word/2023/wordml/word16du" xmlns:w16sdtdh="http://schemas.microsoft.com/office/word/2020/wordml/sdtdatahash" xmlns:w16sdtfl="http://schemas.microsoft.com/office/word/2024/wordml/sdtformatlock" xmlns:w16se="http://schemas.microsoft.com/office/word/2015/wordml/symex" mc:Ignorable="w14 w15 w16se w16cid w16 w16cex w16sdtdh w16sdtfl w16du">
+<w:styles xmlns:mc="http://schemas.openxmlformats.org/markup-compatibility/2006" xmlns:r="http://schemas.openxmlformats.org/officeDocument/2006/relationships" xmlns:w="http://schemas.openxmlformats.org/wordprocessingml/2006/main" xmlns:w14="http://schemas.microsoft.com/office/word/2010/wordml" xmlns:w15="http://schemas.microsoft.com/office/word/2012/wordml" xmlns:w16cex="http://schemas.microsoft.com/office/word/2018/wordml/cex" xmlns:w16cid="http://schemas.microsoft.com/office/word/2016/wordml/cid" xmlns:w16="http://schemas.microsoft.com/office/word/2018/wordml" xmlns:w16sdtdh="http://schemas.microsoft.com/office/word/2020/wordml/sdtdatahash" xmlns:w16se="http://schemas.microsoft.com/office/word/2015/wordml/symex" mc:Ignorable="w14 w15 w16se w16cid w16 w16cex w16sdtdh">
   <w:docDefaults>
     <w:rPrDefault>
       <w:rPr>
